--- a/넷겜플기획서.docx
+++ b/넷겜플기획서.docx
@@ -17,6 +17,16 @@
           <w:szCs w:val="52"/>
         </w:rPr>
       </w:pPr>
+      <w:r>
+        <w:rPr>
+          <w:rFonts w:asciiTheme="majorHAnsi" w:eastAsiaTheme="majorHAnsi" w:hAnsiTheme="majorHAnsi" w:hint="eastAsia"/>
+          <w:b/>
+          <w:bCs/>
+          <w:sz w:val="52"/>
+          <w:szCs w:val="52"/>
+        </w:rPr>
+        <w:t>네트워크 게임프로그래밍</w:t>
+      </w:r>
     </w:p>
     <w:p>
       <w:pPr>
@@ -33,6 +43,40 @@
           <w:szCs w:val="52"/>
         </w:rPr>
       </w:pPr>
+      <w:r>
+        <w:rPr>
+          <w:rFonts w:asciiTheme="majorHAnsi" w:eastAsiaTheme="majorHAnsi" w:hAnsiTheme="majorHAnsi" w:hint="eastAsia"/>
+          <w:b/>
+          <w:bCs/>
+          <w:sz w:val="52"/>
+          <w:szCs w:val="52"/>
+        </w:rPr>
+        <w:t>Term Project 추진계획서</w:t>
+      </w:r>
+    </w:p>
+    <w:p>
+      <w:pPr>
+        <w:widowControl/>
+        <w:wordWrap/>
+        <w:autoSpaceDE/>
+        <w:autoSpaceDN/>
+        <w:rPr>
+          <w:b/>
+          <w:bCs/>
+        </w:rPr>
+      </w:pPr>
+    </w:p>
+    <w:p>
+      <w:pPr>
+        <w:widowControl/>
+        <w:wordWrap/>
+        <w:autoSpaceDE/>
+        <w:autoSpaceDN/>
+        <w:rPr>
+          <w:b/>
+          <w:bCs/>
+        </w:rPr>
+      </w:pPr>
     </w:p>
     <w:p>
       <w:pPr>
@@ -42,13 +86,63 @@
         <w:autoSpaceDN/>
         <w:jc w:val="center"/>
         <w:rPr>
-          <w:rFonts w:asciiTheme="majorHAnsi" w:eastAsiaTheme="majorHAnsi" w:hAnsiTheme="majorHAnsi"/>
           <w:b/>
           <w:bCs/>
-          <w:sz w:val="52"/>
-          <w:szCs w:val="52"/>
-        </w:rPr>
-      </w:pPr>
+        </w:rPr>
+      </w:pPr>
+      <w:r>
+        <w:rPr>
+          <w:noProof/>
+        </w:rPr>
+        <w:drawing>
+          <wp:inline distT="0" distB="0" distL="0" distR="0" wp14:anchorId="0FB90FA1" wp14:editId="2D8454A1">
+            <wp:extent cx="3438525" cy="3438525"/>
+            <wp:effectExtent l="0" t="0" r="9525" b="9525"/>
+            <wp:docPr id="679827792" name="그림 10" descr="원, 상징, 로고, 폰트이(가) 표시된 사진&#10;&#10;AI 생성 콘텐츠는 정확하지 않을 수 있습니다."/>
+            <wp:cNvGraphicFramePr>
+              <a:graphicFrameLocks xmlns:a="http://schemas.openxmlformats.org/drawingml/2006/main" noChangeAspect="1"/>
+            </wp:cNvGraphicFramePr>
+            <a:graphic xmlns:a="http://schemas.openxmlformats.org/drawingml/2006/main">
+              <a:graphicData uri="http://schemas.openxmlformats.org/drawingml/2006/picture">
+                <pic:pic xmlns:pic="http://schemas.openxmlformats.org/drawingml/2006/picture">
+                  <pic:nvPicPr>
+                    <pic:cNvPr id="679827792" name="그림 10" descr="원, 상징, 로고, 폰트이(가) 표시된 사진&#10;&#10;AI 생성 콘텐츠는 정확하지 않을 수 있습니다."/>
+                    <pic:cNvPicPr>
+                      <a:picLocks noChangeAspect="1" noChangeArrowheads="1"/>
+                    </pic:cNvPicPr>
+                  </pic:nvPicPr>
+                  <pic:blipFill>
+                    <a:blip r:embed="rId8" cstate="print">
+                      <a:extLst>
+                        <a:ext uri="{28A0092B-C50C-407E-A947-70E740481C1C}">
+                          <a14:useLocalDpi xmlns:a14="http://schemas.microsoft.com/office/drawing/2010/main" val="0"/>
+                        </a:ext>
+                      </a:extLst>
+                    </a:blip>
+                    <a:srcRect/>
+                    <a:stretch>
+                      <a:fillRect/>
+                    </a:stretch>
+                  </pic:blipFill>
+                  <pic:spPr bwMode="auto">
+                    <a:xfrm>
+                      <a:off x="0" y="0"/>
+                      <a:ext cx="3438525" cy="3438525"/>
+                    </a:xfrm>
+                    <a:prstGeom prst="rect">
+                      <a:avLst/>
+                    </a:prstGeom>
+                    <a:noFill/>
+                    <a:ln>
+                      <a:noFill/>
+                    </a:ln>
+                  </pic:spPr>
+                </pic:pic>
+              </a:graphicData>
+            </a:graphic>
+          </wp:inline>
+        </w:drawing>
+      </w:r>
     </w:p>
     <w:p>
       <w:pPr>
@@ -56,13 +150,9 @@
         <w:wordWrap/>
         <w:autoSpaceDE/>
         <w:autoSpaceDN/>
-        <w:jc w:val="center"/>
-        <w:rPr>
-          <w:rFonts w:asciiTheme="majorHAnsi" w:eastAsiaTheme="majorHAnsi" w:hAnsiTheme="majorHAnsi"/>
+        <w:rPr>
           <w:b/>
           <w:bCs/>
-          <w:sz w:val="52"/>
-          <w:szCs w:val="52"/>
         </w:rPr>
       </w:pPr>
     </w:p>
@@ -72,13 +162,9 @@
         <w:wordWrap/>
         <w:autoSpaceDE/>
         <w:autoSpaceDN/>
-        <w:jc w:val="center"/>
-        <w:rPr>
-          <w:rFonts w:asciiTheme="majorHAnsi" w:eastAsiaTheme="majorHAnsi" w:hAnsiTheme="majorHAnsi" w:hint="eastAsia"/>
+        <w:rPr>
           <w:b/>
           <w:bCs/>
-          <w:sz w:val="52"/>
-          <w:szCs w:val="52"/>
         </w:rPr>
       </w:pPr>
     </w:p>
@@ -88,202 +174,435 @@
         <w:wordWrap/>
         <w:autoSpaceDE/>
         <w:autoSpaceDN/>
-        <w:jc w:val="center"/>
-        <w:rPr>
-          <w:rFonts w:asciiTheme="majorHAnsi" w:eastAsiaTheme="majorHAnsi" w:hAnsiTheme="majorHAnsi"/>
+        <w:rPr>
           <w:b/>
           <w:bCs/>
-          <w:sz w:val="52"/>
-          <w:szCs w:val="52"/>
-        </w:rPr>
-      </w:pPr>
-      <w:r>
-        <w:rPr>
-          <w:rFonts w:asciiTheme="majorHAnsi" w:eastAsiaTheme="majorHAnsi" w:hAnsiTheme="majorHAnsi" w:hint="eastAsia"/>
-          <w:b/>
-          <w:bCs/>
-          <w:sz w:val="52"/>
-          <w:szCs w:val="52"/>
-        </w:rPr>
-        <w:t>네트워크 게임프로그래밍</w:t>
-      </w:r>
-    </w:p>
+        </w:rPr>
+      </w:pPr>
+    </w:p>
+    <w:tbl>
+      <w:tblPr>
+        <w:tblStyle w:val="2-5"/>
+        <w:tblW w:w="0" w:type="auto"/>
+        <w:tblLook w:val="04A0" w:firstRow="1" w:lastRow="0" w:firstColumn="1" w:lastColumn="0" w:noHBand="0" w:noVBand="1"/>
+      </w:tblPr>
+      <w:tblGrid>
+        <w:gridCol w:w="3005"/>
+        <w:gridCol w:w="3005"/>
+        <w:gridCol w:w="3006"/>
+      </w:tblGrid>
+      <w:tr>
+        <w:trPr>
+          <w:cnfStyle w:val="100000000000" w:firstRow="1" w:lastRow="0" w:firstColumn="0" w:lastColumn="0" w:oddVBand="0" w:evenVBand="0" w:oddHBand="0" w:evenHBand="0" w:firstRowFirstColumn="0" w:firstRowLastColumn="0" w:lastRowFirstColumn="0" w:lastRowLastColumn="0"/>
+        </w:trPr>
+        <w:tc>
+          <w:tcPr>
+            <w:cnfStyle w:val="001000000000" w:firstRow="0" w:lastRow="0" w:firstColumn="1" w:lastColumn="0" w:oddVBand="0" w:evenVBand="0" w:oddHBand="0" w:evenHBand="0" w:firstRowFirstColumn="0" w:firstRowLastColumn="0" w:lastRowFirstColumn="0" w:lastRowLastColumn="0"/>
+            <w:tcW w:w="3005" w:type="dxa"/>
+            <w:tcBorders>
+              <w:left w:val="nil"/>
+            </w:tcBorders>
+            <w:hideMark/>
+          </w:tcPr>
+          <w:p>
+            <w:pPr>
+              <w:widowControl/>
+              <w:wordWrap/>
+              <w:autoSpaceDE/>
+              <w:autoSpaceDN/>
+              <w:spacing w:after="160"/>
+            </w:pPr>
+            <w:r>
+              <w:rPr>
+                <w:rFonts w:hint="eastAsia"/>
+              </w:rPr>
+              <w:t>이름</w:t>
+            </w:r>
+          </w:p>
+        </w:tc>
+        <w:tc>
+          <w:tcPr>
+            <w:tcW w:w="3005" w:type="dxa"/>
+            <w:hideMark/>
+          </w:tcPr>
+          <w:p>
+            <w:pPr>
+              <w:widowControl/>
+              <w:wordWrap/>
+              <w:autoSpaceDE/>
+              <w:autoSpaceDN/>
+              <w:spacing w:after="160"/>
+              <w:cnfStyle w:val="100000000000" w:firstRow="1" w:lastRow="0" w:firstColumn="0" w:lastColumn="0" w:oddVBand="0" w:evenVBand="0" w:oddHBand="0" w:evenHBand="0" w:firstRowFirstColumn="0" w:firstRowLastColumn="0" w:lastRowFirstColumn="0" w:lastRowLastColumn="0"/>
+            </w:pPr>
+            <w:r>
+              <w:rPr>
+                <w:rFonts w:hint="eastAsia"/>
+              </w:rPr>
+              <w:t>학번</w:t>
+            </w:r>
+          </w:p>
+        </w:tc>
+        <w:tc>
+          <w:tcPr>
+            <w:tcW w:w="3006" w:type="dxa"/>
+            <w:tcBorders>
+              <w:right w:val="nil"/>
+            </w:tcBorders>
+            <w:hideMark/>
+          </w:tcPr>
+          <w:p>
+            <w:pPr>
+              <w:widowControl/>
+              <w:wordWrap/>
+              <w:autoSpaceDE/>
+              <w:autoSpaceDN/>
+              <w:spacing w:after="160"/>
+              <w:cnfStyle w:val="100000000000" w:firstRow="1" w:lastRow="0" w:firstColumn="0" w:lastColumn="0" w:oddVBand="0" w:evenVBand="0" w:oddHBand="0" w:evenHBand="0" w:firstRowFirstColumn="0" w:firstRowLastColumn="0" w:lastRowFirstColumn="0" w:lastRowLastColumn="0"/>
+            </w:pPr>
+            <w:r>
+              <w:rPr>
+                <w:rFonts w:hint="eastAsia"/>
+              </w:rPr>
+              <w:t>학과</w:t>
+            </w:r>
+          </w:p>
+        </w:tc>
+      </w:tr>
+      <w:tr>
+        <w:trPr>
+          <w:cnfStyle w:val="000000100000" w:firstRow="0" w:lastRow="0" w:firstColumn="0" w:lastColumn="0" w:oddVBand="0" w:evenVBand="0" w:oddHBand="1" w:evenHBand="0" w:firstRowFirstColumn="0" w:firstRowLastColumn="0" w:lastRowFirstColumn="0" w:lastRowLastColumn="0"/>
+        </w:trPr>
+        <w:tc>
+          <w:tcPr>
+            <w:cnfStyle w:val="001000000000" w:firstRow="0" w:lastRow="0" w:firstColumn="1" w:lastColumn="0" w:oddVBand="0" w:evenVBand="0" w:oddHBand="0" w:evenHBand="0" w:firstRowFirstColumn="0" w:firstRowLastColumn="0" w:lastRowFirstColumn="0" w:lastRowLastColumn="0"/>
+            <w:tcW w:w="3005" w:type="dxa"/>
+            <w:tcBorders>
+              <w:top w:val="single" w:sz="2" w:space="0" w:color="9CC2E5" w:themeColor="accent5" w:themeTint="99"/>
+              <w:left w:val="nil"/>
+              <w:bottom w:val="single" w:sz="2" w:space="0" w:color="9CC2E5" w:themeColor="accent5" w:themeTint="99"/>
+              <w:right w:val="single" w:sz="2" w:space="0" w:color="9CC2E5" w:themeColor="accent5" w:themeTint="99"/>
+            </w:tcBorders>
+            <w:hideMark/>
+          </w:tcPr>
+          <w:p>
+            <w:pPr>
+              <w:widowControl/>
+              <w:wordWrap/>
+              <w:autoSpaceDE/>
+              <w:autoSpaceDN/>
+              <w:spacing w:after="160"/>
+              <w:rPr>
+                <w:szCs w:val="22"/>
+              </w:rPr>
+            </w:pPr>
+            <w:r>
+              <w:rPr>
+                <w:rFonts w:asciiTheme="minorEastAsia" w:hAnsiTheme="minorEastAsia" w:hint="eastAsia"/>
+                <w:szCs w:val="22"/>
+              </w:rPr>
+              <w:t>이소민</w:t>
+            </w:r>
+            <w:r>
+              <w:rPr>
+                <w:rFonts w:asciiTheme="minorEastAsia" w:hAnsiTheme="minorEastAsia" w:hint="eastAsia"/>
+                <w:szCs w:val="22"/>
+              </w:rPr>
+              <w:t xml:space="preserve"> (팀장)</w:t>
+            </w:r>
+          </w:p>
+        </w:tc>
+        <w:tc>
+          <w:tcPr>
+            <w:tcW w:w="3005" w:type="dxa"/>
+            <w:tcBorders>
+              <w:top w:val="single" w:sz="2" w:space="0" w:color="9CC2E5" w:themeColor="accent5" w:themeTint="99"/>
+              <w:left w:val="single" w:sz="2" w:space="0" w:color="9CC2E5" w:themeColor="accent5" w:themeTint="99"/>
+              <w:bottom w:val="single" w:sz="2" w:space="0" w:color="9CC2E5" w:themeColor="accent5" w:themeTint="99"/>
+              <w:right w:val="single" w:sz="2" w:space="0" w:color="9CC2E5" w:themeColor="accent5" w:themeTint="99"/>
+            </w:tcBorders>
+            <w:hideMark/>
+          </w:tcPr>
+          <w:p>
+            <w:pPr>
+              <w:widowControl/>
+              <w:wordWrap/>
+              <w:autoSpaceDE/>
+              <w:autoSpaceDN/>
+              <w:spacing w:after="160"/>
+              <w:cnfStyle w:val="000000100000" w:firstRow="0" w:lastRow="0" w:firstColumn="0" w:lastColumn="0" w:oddVBand="0" w:evenVBand="0" w:oddHBand="1" w:evenHBand="0" w:firstRowFirstColumn="0" w:firstRowLastColumn="0" w:lastRowFirstColumn="0" w:lastRowLastColumn="0"/>
+              <w:rPr>
+                <w:b/>
+                <w:bCs/>
+                <w:szCs w:val="22"/>
+              </w:rPr>
+            </w:pPr>
+            <w:r>
+              <w:rPr>
+                <w:rFonts w:asciiTheme="minorEastAsia" w:hAnsiTheme="minorEastAsia" w:hint="eastAsia"/>
+                <w:b/>
+                <w:bCs/>
+                <w:szCs w:val="22"/>
+              </w:rPr>
+              <w:t>2022180030</w:t>
+            </w:r>
+          </w:p>
+        </w:tc>
+        <w:tc>
+          <w:tcPr>
+            <w:tcW w:w="3006" w:type="dxa"/>
+            <w:tcBorders>
+              <w:top w:val="single" w:sz="2" w:space="0" w:color="9CC2E5" w:themeColor="accent5" w:themeTint="99"/>
+              <w:left w:val="single" w:sz="2" w:space="0" w:color="9CC2E5" w:themeColor="accent5" w:themeTint="99"/>
+              <w:bottom w:val="single" w:sz="2" w:space="0" w:color="9CC2E5" w:themeColor="accent5" w:themeTint="99"/>
+              <w:right w:val="nil"/>
+            </w:tcBorders>
+            <w:hideMark/>
+          </w:tcPr>
+          <w:p>
+            <w:pPr>
+              <w:widowControl/>
+              <w:wordWrap/>
+              <w:autoSpaceDE/>
+              <w:autoSpaceDN/>
+              <w:spacing w:after="160"/>
+              <w:cnfStyle w:val="000000100000" w:firstRow="0" w:lastRow="0" w:firstColumn="0" w:lastColumn="0" w:oddVBand="0" w:evenVBand="0" w:oddHBand="1" w:evenHBand="0" w:firstRowFirstColumn="0" w:firstRowLastColumn="0" w:lastRowFirstColumn="0" w:lastRowLastColumn="0"/>
+              <w:rPr>
+                <w:b/>
+                <w:bCs/>
+                <w:szCs w:val="22"/>
+              </w:rPr>
+            </w:pPr>
+            <w:r>
+              <w:rPr>
+                <w:rFonts w:hint="eastAsia"/>
+                <w:b/>
+                <w:bCs/>
+                <w:szCs w:val="22"/>
+              </w:rPr>
+              <w:t>게임공학과</w:t>
+            </w:r>
+          </w:p>
+        </w:tc>
+      </w:tr>
+      <w:tr>
+        <w:tc>
+          <w:tcPr>
+            <w:cnfStyle w:val="001000000000" w:firstRow="0" w:lastRow="0" w:firstColumn="1" w:lastColumn="0" w:oddVBand="0" w:evenVBand="0" w:oddHBand="0" w:evenHBand="0" w:firstRowFirstColumn="0" w:firstRowLastColumn="0" w:lastRowFirstColumn="0" w:lastRowLastColumn="0"/>
+            <w:tcW w:w="3005" w:type="dxa"/>
+            <w:tcBorders>
+              <w:top w:val="single" w:sz="2" w:space="0" w:color="9CC2E5" w:themeColor="accent5" w:themeTint="99"/>
+              <w:left w:val="nil"/>
+              <w:bottom w:val="single" w:sz="2" w:space="0" w:color="9CC2E5" w:themeColor="accent5" w:themeTint="99"/>
+              <w:right w:val="single" w:sz="2" w:space="0" w:color="9CC2E5" w:themeColor="accent5" w:themeTint="99"/>
+            </w:tcBorders>
+            <w:hideMark/>
+          </w:tcPr>
+          <w:p>
+            <w:pPr>
+              <w:widowControl/>
+              <w:wordWrap/>
+              <w:autoSpaceDE/>
+              <w:autoSpaceDN/>
+              <w:spacing w:after="160"/>
+              <w:rPr>
+                <w:szCs w:val="22"/>
+              </w:rPr>
+            </w:pPr>
+            <w:r>
+              <w:rPr>
+                <w:rFonts w:asciiTheme="minorEastAsia" w:hAnsiTheme="minorEastAsia" w:hint="eastAsia"/>
+                <w:szCs w:val="22"/>
+              </w:rPr>
+              <w:t>유영빈</w:t>
+            </w:r>
+          </w:p>
+        </w:tc>
+        <w:tc>
+          <w:tcPr>
+            <w:tcW w:w="3005" w:type="dxa"/>
+            <w:tcBorders>
+              <w:top w:val="single" w:sz="2" w:space="0" w:color="9CC2E5" w:themeColor="accent5" w:themeTint="99"/>
+              <w:left w:val="single" w:sz="2" w:space="0" w:color="9CC2E5" w:themeColor="accent5" w:themeTint="99"/>
+              <w:bottom w:val="single" w:sz="2" w:space="0" w:color="9CC2E5" w:themeColor="accent5" w:themeTint="99"/>
+              <w:right w:val="single" w:sz="2" w:space="0" w:color="9CC2E5" w:themeColor="accent5" w:themeTint="99"/>
+            </w:tcBorders>
+            <w:hideMark/>
+          </w:tcPr>
+          <w:p>
+            <w:pPr>
+              <w:widowControl/>
+              <w:wordWrap/>
+              <w:autoSpaceDE/>
+              <w:autoSpaceDN/>
+              <w:spacing w:after="160"/>
+              <w:cnfStyle w:val="000000000000" w:firstRow="0" w:lastRow="0" w:firstColumn="0" w:lastColumn="0" w:oddVBand="0" w:evenVBand="0" w:oddHBand="0" w:evenHBand="0" w:firstRowFirstColumn="0" w:firstRowLastColumn="0" w:lastRowFirstColumn="0" w:lastRowLastColumn="0"/>
+              <w:rPr>
+                <w:b/>
+                <w:bCs/>
+                <w:szCs w:val="22"/>
+              </w:rPr>
+            </w:pPr>
+            <w:r>
+              <w:rPr>
+                <w:rFonts w:asciiTheme="minorEastAsia" w:hAnsiTheme="minorEastAsia" w:hint="eastAsia"/>
+                <w:b/>
+                <w:bCs/>
+                <w:szCs w:val="22"/>
+              </w:rPr>
+              <w:t>2022180024</w:t>
+            </w:r>
+          </w:p>
+        </w:tc>
+        <w:tc>
+          <w:tcPr>
+            <w:tcW w:w="3006" w:type="dxa"/>
+            <w:tcBorders>
+              <w:top w:val="single" w:sz="2" w:space="0" w:color="9CC2E5" w:themeColor="accent5" w:themeTint="99"/>
+              <w:left w:val="single" w:sz="2" w:space="0" w:color="9CC2E5" w:themeColor="accent5" w:themeTint="99"/>
+              <w:bottom w:val="single" w:sz="2" w:space="0" w:color="9CC2E5" w:themeColor="accent5" w:themeTint="99"/>
+              <w:right w:val="nil"/>
+            </w:tcBorders>
+            <w:hideMark/>
+          </w:tcPr>
+          <w:p>
+            <w:pPr>
+              <w:widowControl/>
+              <w:wordWrap/>
+              <w:autoSpaceDE/>
+              <w:autoSpaceDN/>
+              <w:spacing w:after="160"/>
+              <w:cnfStyle w:val="000000000000" w:firstRow="0" w:lastRow="0" w:firstColumn="0" w:lastColumn="0" w:oddVBand="0" w:evenVBand="0" w:oddHBand="0" w:evenHBand="0" w:firstRowFirstColumn="0" w:firstRowLastColumn="0" w:lastRowFirstColumn="0" w:lastRowLastColumn="0"/>
+              <w:rPr>
+                <w:b/>
+                <w:bCs/>
+              </w:rPr>
+            </w:pPr>
+            <w:r>
+              <w:rPr>
+                <w:rFonts w:hint="eastAsia"/>
+                <w:b/>
+                <w:bCs/>
+              </w:rPr>
+              <w:t>게임공학과</w:t>
+            </w:r>
+          </w:p>
+        </w:tc>
+      </w:tr>
+      <w:tr>
+        <w:trPr>
+          <w:cnfStyle w:val="000000100000" w:firstRow="0" w:lastRow="0" w:firstColumn="0" w:lastColumn="0" w:oddVBand="0" w:evenVBand="0" w:oddHBand="1" w:evenHBand="0" w:firstRowFirstColumn="0" w:firstRowLastColumn="0" w:lastRowFirstColumn="0" w:lastRowLastColumn="0"/>
+        </w:trPr>
+        <w:tc>
+          <w:tcPr>
+            <w:cnfStyle w:val="001000000000" w:firstRow="0" w:lastRow="0" w:firstColumn="1" w:lastColumn="0" w:oddVBand="0" w:evenVBand="0" w:oddHBand="0" w:evenHBand="0" w:firstRowFirstColumn="0" w:firstRowLastColumn="0" w:lastRowFirstColumn="0" w:lastRowLastColumn="0"/>
+            <w:tcW w:w="3005" w:type="dxa"/>
+            <w:tcBorders>
+              <w:top w:val="single" w:sz="2" w:space="0" w:color="9CC2E5" w:themeColor="accent5" w:themeTint="99"/>
+              <w:left w:val="nil"/>
+              <w:bottom w:val="single" w:sz="2" w:space="0" w:color="9CC2E5" w:themeColor="accent5" w:themeTint="99"/>
+              <w:right w:val="single" w:sz="2" w:space="0" w:color="9CC2E5" w:themeColor="accent5" w:themeTint="99"/>
+            </w:tcBorders>
+            <w:hideMark/>
+          </w:tcPr>
+          <w:p>
+            <w:pPr>
+              <w:widowControl/>
+              <w:wordWrap/>
+              <w:autoSpaceDE/>
+              <w:autoSpaceDN/>
+              <w:spacing w:after="160"/>
+              <w:rPr>
+                <w:szCs w:val="22"/>
+              </w:rPr>
+            </w:pPr>
+            <w:r>
+              <w:rPr>
+                <w:rFonts w:asciiTheme="minorEastAsia" w:hAnsiTheme="minorEastAsia" w:hint="eastAsia"/>
+                <w:szCs w:val="22"/>
+              </w:rPr>
+              <w:t>양현서</w:t>
+            </w:r>
+          </w:p>
+        </w:tc>
+        <w:tc>
+          <w:tcPr>
+            <w:tcW w:w="3005" w:type="dxa"/>
+            <w:tcBorders>
+              <w:top w:val="single" w:sz="2" w:space="0" w:color="9CC2E5" w:themeColor="accent5" w:themeTint="99"/>
+              <w:left w:val="single" w:sz="2" w:space="0" w:color="9CC2E5" w:themeColor="accent5" w:themeTint="99"/>
+              <w:bottom w:val="single" w:sz="2" w:space="0" w:color="9CC2E5" w:themeColor="accent5" w:themeTint="99"/>
+              <w:right w:val="single" w:sz="2" w:space="0" w:color="9CC2E5" w:themeColor="accent5" w:themeTint="99"/>
+            </w:tcBorders>
+            <w:hideMark/>
+          </w:tcPr>
+          <w:p>
+            <w:pPr>
+              <w:widowControl/>
+              <w:wordWrap/>
+              <w:autoSpaceDE/>
+              <w:autoSpaceDN/>
+              <w:spacing w:after="160"/>
+              <w:cnfStyle w:val="000000100000" w:firstRow="0" w:lastRow="0" w:firstColumn="0" w:lastColumn="0" w:oddVBand="0" w:evenVBand="0" w:oddHBand="1" w:evenHBand="0" w:firstRowFirstColumn="0" w:firstRowLastColumn="0" w:lastRowFirstColumn="0" w:lastRowLastColumn="0"/>
+              <w:rPr>
+                <w:b/>
+                <w:bCs/>
+                <w:szCs w:val="22"/>
+              </w:rPr>
+            </w:pPr>
+            <w:r>
+              <w:rPr>
+                <w:rFonts w:asciiTheme="minorEastAsia" w:hAnsiTheme="minorEastAsia" w:hint="eastAsia"/>
+                <w:b/>
+                <w:bCs/>
+                <w:szCs w:val="22"/>
+              </w:rPr>
+              <w:t>2023182023</w:t>
+            </w:r>
+          </w:p>
+        </w:tc>
+        <w:tc>
+          <w:tcPr>
+            <w:tcW w:w="3006" w:type="dxa"/>
+            <w:tcBorders>
+              <w:top w:val="single" w:sz="2" w:space="0" w:color="9CC2E5" w:themeColor="accent5" w:themeTint="99"/>
+              <w:left w:val="single" w:sz="2" w:space="0" w:color="9CC2E5" w:themeColor="accent5" w:themeTint="99"/>
+              <w:bottom w:val="single" w:sz="2" w:space="0" w:color="9CC2E5" w:themeColor="accent5" w:themeTint="99"/>
+              <w:right w:val="nil"/>
+            </w:tcBorders>
+            <w:hideMark/>
+          </w:tcPr>
+          <w:p>
+            <w:pPr>
+              <w:widowControl/>
+              <w:wordWrap/>
+              <w:autoSpaceDE/>
+              <w:autoSpaceDN/>
+              <w:spacing w:after="160"/>
+              <w:cnfStyle w:val="000000100000" w:firstRow="0" w:lastRow="0" w:firstColumn="0" w:lastColumn="0" w:oddVBand="0" w:evenVBand="0" w:oddHBand="1" w:evenHBand="0" w:firstRowFirstColumn="0" w:firstRowLastColumn="0" w:lastRowFirstColumn="0" w:lastRowLastColumn="0"/>
+              <w:rPr>
+                <w:b/>
+                <w:bCs/>
+              </w:rPr>
+            </w:pPr>
+            <w:r>
+              <w:rPr>
+                <w:rFonts w:hint="eastAsia"/>
+                <w:b/>
+                <w:bCs/>
+              </w:rPr>
+              <w:t>게임공학과</w:t>
+            </w:r>
+          </w:p>
+        </w:tc>
+      </w:tr>
+    </w:tbl>
     <w:p>
       <w:pPr>
         <w:widowControl/>
         <w:wordWrap/>
         <w:autoSpaceDE/>
         <w:autoSpaceDN/>
-        <w:jc w:val="center"/>
-        <w:rPr>
-          <w:rFonts w:asciiTheme="majorHAnsi" w:eastAsiaTheme="majorHAnsi" w:hAnsiTheme="majorHAnsi"/>
-          <w:b/>
-          <w:bCs/>
-          <w:sz w:val="52"/>
-          <w:szCs w:val="52"/>
-        </w:rPr>
-      </w:pPr>
-      <w:r>
-        <w:rPr>
-          <w:rFonts w:asciiTheme="majorHAnsi" w:eastAsiaTheme="majorHAnsi" w:hAnsiTheme="majorHAnsi" w:hint="eastAsia"/>
-          <w:b/>
-          <w:bCs/>
-          <w:sz w:val="52"/>
-          <w:szCs w:val="52"/>
-        </w:rPr>
-        <w:t>Term Project 추진계획서</w:t>
-      </w:r>
-    </w:p>
-    <w:p>
-      <w:pPr>
-        <w:widowControl/>
-        <w:wordWrap/>
-        <w:autoSpaceDE/>
-        <w:autoSpaceDN/>
-        <w:jc w:val="center"/>
-        <w:rPr>
-          <w:rFonts w:asciiTheme="minorEastAsia" w:hAnsiTheme="minorEastAsia"/>
-          <w:b/>
-          <w:bCs/>
-          <w:sz w:val="52"/>
-          <w:szCs w:val="52"/>
-        </w:rPr>
-      </w:pPr>
-    </w:p>
-    <w:p>
-      <w:pPr>
-        <w:widowControl/>
-        <w:wordWrap/>
-        <w:autoSpaceDE/>
-        <w:autoSpaceDN/>
-        <w:jc w:val="center"/>
-        <w:rPr>
-          <w:rFonts w:asciiTheme="minorEastAsia" w:hAnsiTheme="minorEastAsia" w:hint="eastAsia"/>
-          <w:b/>
-          <w:bCs/>
-          <w:sz w:val="52"/>
-          <w:szCs w:val="52"/>
-        </w:rPr>
-      </w:pPr>
-    </w:p>
-    <w:p>
-      <w:pPr>
-        <w:widowControl/>
-        <w:wordWrap/>
-        <w:autoSpaceDE/>
-        <w:autoSpaceDN/>
-        <w:jc w:val="center"/>
-        <w:rPr>
-          <w:rFonts w:asciiTheme="minorEastAsia" w:hAnsiTheme="minorEastAsia" w:hint="eastAsia"/>
-          <w:b/>
-          <w:bCs/>
-          <w:sz w:val="52"/>
-          <w:szCs w:val="52"/>
-        </w:rPr>
-      </w:pPr>
-    </w:p>
-    <w:p>
-      <w:pPr>
-        <w:widowControl/>
-        <w:wordWrap/>
-        <w:autoSpaceDE/>
-        <w:autoSpaceDN/>
-        <w:jc w:val="right"/>
-        <w:rPr>
-          <w:rFonts w:asciiTheme="minorEastAsia" w:hAnsiTheme="minorEastAsia"/>
-          <w:b/>
-          <w:bCs/>
-          <w:sz w:val="28"/>
-          <w:szCs w:val="28"/>
-        </w:rPr>
-      </w:pPr>
-      <w:r>
-        <w:rPr>
-          <w:rFonts w:asciiTheme="minorEastAsia" w:hAnsiTheme="minorEastAsia" w:hint="eastAsia"/>
-          <w:b/>
-          <w:bCs/>
-          <w:sz w:val="28"/>
-          <w:szCs w:val="28"/>
-        </w:rPr>
-        <w:t xml:space="preserve">2022180024 </w:t>
-      </w:r>
-      <w:proofErr w:type="spellStart"/>
-      <w:r>
-        <w:rPr>
-          <w:rFonts w:asciiTheme="minorEastAsia" w:hAnsiTheme="minorEastAsia" w:hint="eastAsia"/>
-          <w:b/>
-          <w:bCs/>
-          <w:sz w:val="28"/>
-          <w:szCs w:val="28"/>
-        </w:rPr>
-        <w:t>유영빈</w:t>
-      </w:r>
-      <w:proofErr w:type="spellEnd"/>
-    </w:p>
-    <w:p>
-      <w:pPr>
-        <w:widowControl/>
-        <w:wordWrap/>
-        <w:autoSpaceDE/>
-        <w:autoSpaceDN/>
-        <w:jc w:val="right"/>
-        <w:rPr>
-          <w:rFonts w:asciiTheme="minorEastAsia" w:hAnsiTheme="minorEastAsia"/>
-          <w:b/>
-          <w:bCs/>
-          <w:sz w:val="28"/>
-          <w:szCs w:val="28"/>
-        </w:rPr>
-      </w:pPr>
-      <w:r>
-        <w:rPr>
-          <w:rFonts w:asciiTheme="minorEastAsia" w:hAnsiTheme="minorEastAsia" w:hint="eastAsia"/>
-          <w:b/>
-          <w:bCs/>
-          <w:sz w:val="28"/>
-          <w:szCs w:val="28"/>
-        </w:rPr>
-        <w:t>2022180030 이소민</w:t>
-      </w:r>
-    </w:p>
-    <w:p>
-      <w:pPr>
-        <w:widowControl/>
-        <w:wordWrap/>
-        <w:autoSpaceDE/>
-        <w:autoSpaceDN/>
-        <w:jc w:val="right"/>
-        <w:rPr>
-          <w:rFonts w:asciiTheme="minorEastAsia" w:hAnsiTheme="minorEastAsia" w:hint="eastAsia"/>
-          <w:b/>
-          <w:bCs/>
-          <w:sz w:val="28"/>
-          <w:szCs w:val="28"/>
-        </w:rPr>
-      </w:pPr>
-      <w:r>
-        <w:rPr>
-          <w:rFonts w:asciiTheme="minorEastAsia" w:hAnsiTheme="minorEastAsia" w:hint="eastAsia"/>
-          <w:b/>
-          <w:bCs/>
-          <w:sz w:val="28"/>
-          <w:szCs w:val="28"/>
-        </w:rPr>
-        <w:t>2023182023 양현서</w:t>
-      </w:r>
-    </w:p>
-    <w:p>
-      <w:pPr>
-        <w:widowControl/>
-        <w:wordWrap/>
-        <w:autoSpaceDE/>
-        <w:autoSpaceDN/>
-        <w:ind w:right="880"/>
-        <w:jc w:val="right"/>
-      </w:pPr>
-      <w:r>
-        <w:br w:type="page"/>
-      </w:r>
+      </w:pPr>
     </w:p>
     <w:p>
       <w:pPr>
@@ -352,13 +671,103 @@
       <w:pPr>
         <w:jc w:val="center"/>
         <w:rPr>
-          <w:rFonts w:asciiTheme="majorEastAsia" w:eastAsiaTheme="majorEastAsia" w:hAnsiTheme="majorEastAsia" w:hint="eastAsia"/>
+          <w:rFonts w:asciiTheme="majorEastAsia" w:eastAsiaTheme="majorEastAsia" w:hAnsiTheme="majorEastAsia"/>
           <w:b/>
           <w:bCs/>
           <w:sz w:val="16"/>
           <w:szCs w:val="16"/>
         </w:rPr>
       </w:pPr>
+      <w:r>
+        <w:rPr>
+          <w:b/>
+          <w:bCs/>
+          <w:noProof/>
+          <w:sz w:val="52"/>
+          <w:szCs w:val="52"/>
+        </w:rPr>
+        <mc:AlternateContent>
+          <mc:Choice Requires="wps">
+            <w:drawing>
+              <wp:anchor distT="0" distB="0" distL="114300" distR="114300" simplePos="0" relativeHeight="251659264" behindDoc="0" locked="0" layoutInCell="1" hidden="0" allowOverlap="1" wp14:anchorId="231AD7E0" wp14:editId="57D88131">
+                <wp:simplePos x="0" y="0"/>
+                <wp:positionH relativeFrom="margin">
+                  <wp:posOffset>0</wp:posOffset>
+                </wp:positionH>
+                <wp:positionV relativeFrom="paragraph">
+                  <wp:posOffset>6350</wp:posOffset>
+                </wp:positionV>
+                <wp:extent cx="5604164" cy="55418"/>
+                <wp:effectExtent l="6350" t="6350" r="6350" b="6350"/>
+                <wp:wrapNone/>
+                <wp:docPr id="1028" name="shape1028"/>
+                <wp:cNvGraphicFramePr>
+                  <a:graphicFrameLocks xmlns:a="http://schemas.openxmlformats.org/drawingml/2006/main"/>
+                </wp:cNvGraphicFramePr>
+                <a:graphic xmlns:a="http://schemas.openxmlformats.org/drawingml/2006/main">
+                  <a:graphicData uri="http://schemas.microsoft.com/office/word/2010/wordprocessingShape">
+                    <wps:wsp>
+                      <wps:cNvSpPr>
+                        <a:spLocks/>
+                      </wps:cNvSpPr>
+                      <wps:spPr>
+                        <a:xfrm>
+                          <a:off x="0" y="0"/>
+                          <a:ext cx="5604164" cy="55418"/>
+                        </a:xfrm>
+                        <a:prstGeom prst="rect">
+                          <a:avLst/>
+                        </a:prstGeom>
+                        <a:solidFill>
+                          <a:schemeClr val="accent1">
+                            <a:lumMod val="40000"/>
+                            <a:lumOff val="60000"/>
+                          </a:schemeClr>
+                        </a:solidFill>
+                        <a:ln>
+                          <a:solidFill>
+                            <a:schemeClr val="accent1">
+                              <a:lumMod val="40000"/>
+                              <a:lumOff val="60000"/>
+                            </a:schemeClr>
+                          </a:solidFill>
+                        </a:ln>
+                      </wps:spPr>
+                      <wps:style>
+                        <a:lnRef idx="2">
+                          <a:schemeClr val="accent1">
+                            <a:shade val="15000"/>
+                          </a:schemeClr>
+                        </a:lnRef>
+                        <a:fillRef idx="1">
+                          <a:schemeClr val="accent1"/>
+                        </a:fillRef>
+                        <a:effectRef idx="0">
+                          <a:schemeClr val="accent1"/>
+                        </a:effectRef>
+                        <a:fontRef idx="minor">
+                          <a:schemeClr val="lt1"/>
+                        </a:fontRef>
+                      </wps:style>
+                      <wps:bodyPr rot="0" vert="horz" wrap="square" lIns="91440" tIns="45720" rIns="91440" bIns="45720" anchor="ctr">
+                        <a:noAutofit/>
+                      </wps:bodyPr>
+                    </wps:wsp>
+                  </a:graphicData>
+                </a:graphic>
+              </wp:anchor>
+            </w:drawing>
+          </mc:Choice>
+          <mc:Fallback>
+            <w:pict>
+              <v:rect w14:anchorId="243A5AAA" id="shape1028" o:spid="_x0000_s1026" style="position:absolute;margin-left:0;margin-top:.5pt;width:441.25pt;height:4.35pt;z-index:251659264;visibility:visible;mso-wrap-style:square;mso-wrap-distance-left:9pt;mso-wrap-distance-top:0;mso-wrap-distance-right:9pt;mso-wrap-distance-bottom:0;mso-position-horizontal:absolute;mso-position-horizontal-relative:margin;mso-position-vertical:absolute;mso-position-vertical-relative:text;v-text-anchor:middle" o:gfxdata="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" fillcolor="#b4c6e7 [1300]" strokecolor="#b4c6e7 [1300]" strokeweight="1pt">
+                <v:path arrowok="t"/>
+                <w10:wrap anchorx="margin"/>
+              </v:rect>
+            </w:pict>
+          </mc:Fallback>
+        </mc:AlternateContent>
+      </w:r>
     </w:p>
     <w:p>
       <w:pPr>
@@ -919,7 +1328,7 @@
       <w:pPr>
         <w:pStyle w:val="aa"/>
         <w:rPr>
-          <w:rFonts w:asciiTheme="majorEastAsia" w:eastAsiaTheme="majorEastAsia" w:hAnsiTheme="majorEastAsia" w:hint="eastAsia"/>
+          <w:rFonts w:asciiTheme="majorEastAsia" w:eastAsiaTheme="majorEastAsia" w:hAnsiTheme="majorEastAsia"/>
           <w:b/>
           <w:bCs/>
           <w:sz w:val="16"/>
@@ -932,7 +1341,7 @@
         <w:pStyle w:val="aa"/>
         <w:ind w:firstLineChars="100" w:firstLine="220"/>
         <w:rPr>
-          <w:rFonts w:asciiTheme="majorEastAsia" w:eastAsiaTheme="majorEastAsia" w:hAnsiTheme="majorEastAsia" w:hint="eastAsia"/>
+          <w:rFonts w:asciiTheme="majorEastAsia" w:eastAsiaTheme="majorEastAsia" w:hAnsiTheme="majorEastAsia"/>
           <w:b/>
           <w:bCs/>
           <w:sz w:val="28"/>
@@ -1102,9 +1511,6 @@
           <w:ilvl w:val="0"/>
           <w:numId w:val="18"/>
         </w:numPr>
-        <w:rPr>
-          <w:rFonts w:hint="eastAsia"/>
-        </w:rPr>
       </w:pPr>
       <w:r>
         <w:rPr>
@@ -1443,9 +1849,6 @@
           <w:ilvl w:val="2"/>
           <w:numId w:val="20"/>
         </w:numPr>
-        <w:rPr>
-          <w:rFonts w:hint="eastAsia"/>
-        </w:rPr>
       </w:pPr>
       <w:r>
         <w:rPr>
@@ -1505,9 +1908,6 @@
           <w:ilvl w:val="1"/>
           <w:numId w:val="32"/>
         </w:numPr>
-        <w:rPr>
-          <w:rFonts w:hint="eastAsia"/>
-        </w:rPr>
       </w:pPr>
       <w:r>
         <w:rPr>
@@ -1541,9 +1941,6 @@
         <w:wordWrap/>
         <w:autoSpaceDE/>
         <w:autoSpaceDN/>
-        <w:rPr>
-          <w:rFonts w:hint="eastAsia"/>
-        </w:rPr>
       </w:pPr>
       <w:r>
         <w:rPr>
@@ -1621,29 +2018,12 @@
         <w:autoSpaceDE/>
         <w:autoSpaceDN/>
         <w:ind w:left="880"/>
-        <w:rPr>
-          <w:rFonts w:hint="eastAsia"/>
-        </w:rPr>
-      </w:pPr>
-      <w:r>
-        <w:rPr>
-          <w:rFonts w:hint="eastAsia"/>
-        </w:rPr>
-        <w:t xml:space="preserve">팀원 </w:t>
-      </w:r>
-      <w:proofErr w:type="spellStart"/>
-      <w:r>
-        <w:rPr>
-          <w:rFonts w:hint="eastAsia"/>
-        </w:rPr>
-        <w:t>유영빈</w:t>
-      </w:r>
-      <w:proofErr w:type="spellEnd"/>
-      <w:r>
-        <w:rPr>
-          <w:rFonts w:hint="eastAsia"/>
-        </w:rPr>
-        <w:t>, 이소민의 컴퓨터 그래픽스 OpenGL 기반 프로젝트 사용.</w:t>
+      </w:pPr>
+      <w:r>
+        <w:rPr>
+          <w:rFonts w:hint="eastAsia"/>
+        </w:rPr>
+        <w:t>팀원 유영빈, 이소민의 컴퓨터 그래픽스 OpenGL 기반 프로젝트 사용.</w:t>
       </w:r>
     </w:p>
     <w:p>
@@ -1708,9 +2088,6 @@
         <w:autoSpaceDE/>
         <w:autoSpaceDN/>
         <w:ind w:left="880"/>
-        <w:rPr>
-          <w:rFonts w:hint="eastAsia"/>
-        </w:rPr>
       </w:pPr>
       <w:r>
         <w:t>Visual Studio 2022를 사용하여 개발한다.</w:t>
@@ -1800,7 +2177,7 @@
                     </pic:cNvPicPr>
                   </pic:nvPicPr>
                   <pic:blipFill>
-                    <a:blip r:embed="rId8">
+                    <a:blip r:embed="rId9">
                       <a:extLst>
                         <a:ext uri="{28A0092B-C50C-407E-A947-70E740481C1C}">
                           <a14:useLocalDpi xmlns:a14="http://schemas.microsoft.com/office/drawing/2010/main" val="0"/>
@@ -1882,7 +2259,7 @@
                     </pic:cNvPicPr>
                   </pic:nvPicPr>
                   <pic:blipFill>
-                    <a:blip r:embed="rId9">
+                    <a:blip r:embed="rId10">
                       <a:extLst>
                         <a:ext uri="{28A0092B-C50C-407E-A947-70E740481C1C}">
                           <a14:useLocalDpi xmlns:a14="http://schemas.microsoft.com/office/drawing/2010/main" val="0"/>
@@ -1943,6 +2320,580 @@
         <w:t xml:space="preserve"> 흐름도</w:t>
       </w:r>
     </w:p>
+    <w:tbl>
+      <w:tblPr>
+        <w:tblStyle w:val="ab"/>
+        <w:tblW w:w="9156" w:type="dxa"/>
+        <w:tblLook w:val="04A0" w:firstRow="1" w:lastRow="0" w:firstColumn="1" w:lastColumn="0" w:noHBand="0" w:noVBand="1"/>
+      </w:tblPr>
+      <w:tblGrid>
+        <w:gridCol w:w="2010"/>
+        <w:gridCol w:w="7146"/>
+      </w:tblGrid>
+      <w:tr>
+        <w:trPr>
+          <w:trHeight w:val="516"/>
+        </w:trPr>
+        <w:tc>
+          <w:tcPr>
+            <w:tcW w:w="2010" w:type="dxa"/>
+          </w:tcPr>
+          <w:p>
+            <w:pPr>
+              <w:widowControl/>
+              <w:wordWrap/>
+              <w:autoSpaceDE/>
+              <w:autoSpaceDN/>
+              <w:rPr>
+                <w:rFonts w:hint="eastAsia"/>
+              </w:rPr>
+            </w:pPr>
+            <w:r>
+              <w:rPr>
+                <w:rFonts w:hint="eastAsia"/>
+              </w:rPr>
+              <w:t>화면</w:t>
+            </w:r>
+          </w:p>
+        </w:tc>
+        <w:tc>
+          <w:tcPr>
+            <w:tcW w:w="7146" w:type="dxa"/>
+          </w:tcPr>
+          <w:p>
+            <w:pPr>
+              <w:widowControl/>
+              <w:wordWrap/>
+              <w:autoSpaceDE/>
+              <w:autoSpaceDN/>
+              <w:rPr>
+                <w:rFonts w:hint="eastAsia"/>
+              </w:rPr>
+            </w:pPr>
+            <w:r>
+              <w:rPr>
+                <w:rFonts w:hint="eastAsia"/>
+              </w:rPr>
+              <w:t>설명</w:t>
+            </w:r>
+          </w:p>
+        </w:tc>
+      </w:tr>
+      <w:tr>
+        <w:trPr>
+          <w:trHeight w:val="3803"/>
+        </w:trPr>
+        <w:tc>
+          <w:tcPr>
+            <w:tcW w:w="2010" w:type="dxa"/>
+          </w:tcPr>
+          <w:p>
+            <w:pPr>
+              <w:widowControl/>
+              <w:wordWrap/>
+              <w:autoSpaceDE/>
+              <w:autoSpaceDN/>
+              <w:jc w:val="center"/>
+            </w:pPr>
+          </w:p>
+          <w:p>
+            <w:pPr>
+              <w:widowControl/>
+              <w:wordWrap/>
+              <w:autoSpaceDE/>
+              <w:autoSpaceDN/>
+              <w:jc w:val="center"/>
+            </w:pPr>
+          </w:p>
+          <w:p>
+            <w:pPr>
+              <w:widowControl/>
+              <w:wordWrap/>
+              <w:autoSpaceDE/>
+              <w:autoSpaceDN/>
+              <w:jc w:val="center"/>
+            </w:pPr>
+          </w:p>
+          <w:p>
+            <w:pPr>
+              <w:widowControl/>
+              <w:wordWrap/>
+              <w:autoSpaceDE/>
+              <w:autoSpaceDN/>
+              <w:jc w:val="center"/>
+            </w:pPr>
+          </w:p>
+          <w:p>
+            <w:pPr>
+              <w:widowControl/>
+              <w:wordWrap/>
+              <w:autoSpaceDE/>
+              <w:autoSpaceDN/>
+              <w:jc w:val="center"/>
+              <w:rPr>
+                <w:rFonts w:hint="eastAsia"/>
+              </w:rPr>
+            </w:pPr>
+            <w:r>
+              <w:rPr>
+                <w:rFonts w:hint="eastAsia"/>
+              </w:rPr>
+              <w:t>예상 로비 화면</w:t>
+            </w:r>
+          </w:p>
+        </w:tc>
+        <w:tc>
+          <w:tcPr>
+            <w:tcW w:w="7146" w:type="dxa"/>
+          </w:tcPr>
+          <w:p>
+            <w:pPr>
+              <w:widowControl/>
+              <w:wordWrap/>
+              <w:autoSpaceDE/>
+              <w:autoSpaceDN/>
+            </w:pPr>
+            <w:r>
+              <w:rPr>
+                <w:rFonts w:hint="eastAsia"/>
+              </w:rPr>
+              <w:t xml:space="preserve">접속하고자 하는 방 번호? </w:t>
+            </w:r>
+            <w:proofErr w:type="spellStart"/>
+            <w:r>
+              <w:rPr>
+                <w:rFonts w:hint="eastAsia"/>
+              </w:rPr>
+              <w:t>ip</w:t>
+            </w:r>
+            <w:proofErr w:type="spellEnd"/>
+            <w:r>
+              <w:rPr>
+                <w:rFonts w:hint="eastAsia"/>
+              </w:rPr>
+              <w:t>주소를 입력한다.</w:t>
+            </w:r>
+          </w:p>
+          <w:p>
+            <w:pPr>
+              <w:widowControl/>
+              <w:wordWrap/>
+              <w:autoSpaceDE/>
+              <w:autoSpaceDN/>
+            </w:pPr>
+            <w:r>
+              <w:rPr>
+                <w:rFonts w:hint="eastAsia"/>
+              </w:rPr>
+              <w:t xml:space="preserve">서버에 접속한 플레이어들의 프로필? </w:t>
+            </w:r>
+            <w:proofErr w:type="gramStart"/>
+            <w:r>
+              <w:rPr>
+                <w:rFonts w:hint="eastAsia"/>
+              </w:rPr>
+              <w:t>아이콘?과</w:t>
+            </w:r>
+            <w:proofErr w:type="gramEnd"/>
+            <w:r>
+              <w:rPr>
+                <w:rFonts w:hint="eastAsia"/>
+              </w:rPr>
+              <w:t xml:space="preserve"> </w:t>
+            </w:r>
+            <w:proofErr w:type="spellStart"/>
+            <w:r>
+              <w:rPr>
+                <w:rFonts w:hint="eastAsia"/>
+              </w:rPr>
+              <w:t>ip</w:t>
+            </w:r>
+            <w:proofErr w:type="spellEnd"/>
+            <w:r>
+              <w:rPr>
+                <w:rFonts w:hint="eastAsia"/>
+              </w:rPr>
+              <w:t>와 닉네임이 나타난다.</w:t>
+            </w:r>
+          </w:p>
+          <w:p>
+            <w:pPr>
+              <w:widowControl/>
+              <w:wordWrap/>
+              <w:autoSpaceDE/>
+              <w:autoSpaceDN/>
+              <w:rPr>
+                <w:rFonts w:hint="eastAsia"/>
+              </w:rPr>
+            </w:pPr>
+            <w:r>
+              <w:rPr>
+                <w:rFonts w:hint="eastAsia"/>
+              </w:rPr>
+              <w:t xml:space="preserve">접속한 모든 플레이어가 준비 완료 </w:t>
+            </w:r>
+            <w:proofErr w:type="spellStart"/>
+            <w:r>
+              <w:rPr>
+                <w:rFonts w:hint="eastAsia"/>
+              </w:rPr>
+              <w:t>상태여야지만</w:t>
+            </w:r>
+            <w:proofErr w:type="spellEnd"/>
+            <w:r>
+              <w:rPr>
+                <w:rFonts w:hint="eastAsia"/>
+              </w:rPr>
+              <w:t xml:space="preserve"> 방장은 </w:t>
+            </w:r>
+            <w:proofErr w:type="spellStart"/>
+            <w:r>
+              <w:rPr>
+                <w:rFonts w:hint="eastAsia"/>
+              </w:rPr>
+              <w:t>맵을</w:t>
+            </w:r>
+            <w:proofErr w:type="spellEnd"/>
+            <w:r>
+              <w:rPr>
+                <w:rFonts w:hint="eastAsia"/>
+              </w:rPr>
+              <w:t xml:space="preserve"> 선택할 수 있다.</w:t>
+            </w:r>
+          </w:p>
+        </w:tc>
+      </w:tr>
+      <w:tr>
+        <w:trPr>
+          <w:trHeight w:val="3803"/>
+        </w:trPr>
+        <w:tc>
+          <w:tcPr>
+            <w:tcW w:w="2010" w:type="dxa"/>
+          </w:tcPr>
+          <w:p>
+            <w:pPr>
+              <w:widowControl/>
+              <w:wordWrap/>
+              <w:autoSpaceDE/>
+              <w:autoSpaceDN/>
+              <w:jc w:val="center"/>
+            </w:pPr>
+          </w:p>
+          <w:p>
+            <w:pPr>
+              <w:widowControl/>
+              <w:wordWrap/>
+              <w:autoSpaceDE/>
+              <w:autoSpaceDN/>
+              <w:jc w:val="center"/>
+            </w:pPr>
+          </w:p>
+          <w:p>
+            <w:pPr>
+              <w:widowControl/>
+              <w:wordWrap/>
+              <w:autoSpaceDE/>
+              <w:autoSpaceDN/>
+              <w:jc w:val="center"/>
+            </w:pPr>
+          </w:p>
+          <w:p>
+            <w:pPr>
+              <w:widowControl/>
+              <w:wordWrap/>
+              <w:autoSpaceDE/>
+              <w:autoSpaceDN/>
+              <w:jc w:val="center"/>
+            </w:pPr>
+          </w:p>
+          <w:p>
+            <w:pPr>
+              <w:widowControl/>
+              <w:wordWrap/>
+              <w:autoSpaceDE/>
+              <w:autoSpaceDN/>
+              <w:jc w:val="center"/>
+              <w:rPr>
+                <w:rFonts w:hint="eastAsia"/>
+              </w:rPr>
+            </w:pPr>
+            <w:r>
+              <w:rPr>
+                <w:rFonts w:hint="eastAsia"/>
+              </w:rPr>
+              <w:t>맵 선택 화면</w:t>
+            </w:r>
+          </w:p>
+        </w:tc>
+        <w:tc>
+          <w:tcPr>
+            <w:tcW w:w="7146" w:type="dxa"/>
+          </w:tcPr>
+          <w:p>
+            <w:pPr>
+              <w:widowControl/>
+              <w:wordWrap/>
+              <w:autoSpaceDE/>
+              <w:autoSpaceDN/>
+            </w:pPr>
+            <w:r>
+              <w:drawing>
+                <wp:inline distT="0" distB="0" distL="0" distR="0" wp14:anchorId="2BD929FD" wp14:editId="08885EA6">
+                  <wp:extent cx="2305050" cy="1877801"/>
+                  <wp:effectExtent l="0" t="0" r="0" b="8255"/>
+                  <wp:docPr id="514639218" name="그림 1"/>
+                  <wp:cNvGraphicFramePr>
+                    <a:graphicFrameLocks xmlns:a="http://schemas.openxmlformats.org/drawingml/2006/main" noChangeAspect="1"/>
+                  </wp:cNvGraphicFramePr>
+                  <a:graphic xmlns:a="http://schemas.openxmlformats.org/drawingml/2006/main">
+                    <a:graphicData uri="http://schemas.openxmlformats.org/drawingml/2006/picture">
+                      <pic:pic xmlns:pic="http://schemas.openxmlformats.org/drawingml/2006/picture">
+                        <pic:nvPicPr>
+                          <pic:cNvPr id="514639218" name=""/>
+                          <pic:cNvPicPr/>
+                        </pic:nvPicPr>
+                        <pic:blipFill>
+                          <a:blip r:embed="rId11"/>
+                          <a:stretch>
+                            <a:fillRect/>
+                          </a:stretch>
+                        </pic:blipFill>
+                        <pic:spPr>
+                          <a:xfrm>
+                            <a:off x="0" y="0"/>
+                            <a:ext cx="2309237" cy="1881212"/>
+                          </a:xfrm>
+                          <a:prstGeom prst="rect">
+                            <a:avLst/>
+                          </a:prstGeom>
+                        </pic:spPr>
+                      </pic:pic>
+                    </a:graphicData>
+                  </a:graphic>
+                </wp:inline>
+              </w:drawing>
+            </w:r>
+            <w:r>
+              <w:rPr>
+                <w:rFonts w:hint="eastAsia"/>
+              </w:rPr>
+              <w:t xml:space="preserve"> 방장인 유저가 </w:t>
+            </w:r>
+            <w:proofErr w:type="spellStart"/>
+            <w:r>
+              <w:rPr>
+                <w:rFonts w:hint="eastAsia"/>
+              </w:rPr>
+              <w:t>맵을</w:t>
+            </w:r>
+            <w:proofErr w:type="spellEnd"/>
+            <w:r>
+              <w:rPr>
+                <w:rFonts w:hint="eastAsia"/>
+              </w:rPr>
+              <w:t xml:space="preserve"> 선택한다.</w:t>
+            </w:r>
+          </w:p>
+          <w:p>
+            <w:pPr>
+              <w:widowControl/>
+              <w:wordWrap/>
+              <w:autoSpaceDE/>
+              <w:autoSpaceDN/>
+              <w:rPr>
+                <w:rFonts w:hint="eastAsia"/>
+              </w:rPr>
+            </w:pPr>
+          </w:p>
+        </w:tc>
+      </w:tr>
+      <w:tr>
+        <w:trPr>
+          <w:trHeight w:val="3874"/>
+        </w:trPr>
+        <w:tc>
+          <w:tcPr>
+            <w:tcW w:w="2010" w:type="dxa"/>
+          </w:tcPr>
+          <w:p>
+            <w:pPr>
+              <w:widowControl/>
+              <w:wordWrap/>
+              <w:autoSpaceDE/>
+              <w:autoSpaceDN/>
+              <w:jc w:val="center"/>
+            </w:pPr>
+          </w:p>
+          <w:p>
+            <w:pPr>
+              <w:widowControl/>
+              <w:wordWrap/>
+              <w:autoSpaceDE/>
+              <w:autoSpaceDN/>
+              <w:jc w:val="center"/>
+            </w:pPr>
+          </w:p>
+          <w:p>
+            <w:pPr>
+              <w:widowControl/>
+              <w:wordWrap/>
+              <w:autoSpaceDE/>
+              <w:autoSpaceDN/>
+              <w:jc w:val="center"/>
+            </w:pPr>
+          </w:p>
+          <w:p>
+            <w:pPr>
+              <w:widowControl/>
+              <w:wordWrap/>
+              <w:autoSpaceDE/>
+              <w:autoSpaceDN/>
+              <w:jc w:val="center"/>
+            </w:pPr>
+          </w:p>
+          <w:p>
+            <w:pPr>
+              <w:widowControl/>
+              <w:wordWrap/>
+              <w:autoSpaceDE/>
+              <w:autoSpaceDN/>
+              <w:jc w:val="center"/>
+            </w:pPr>
+          </w:p>
+          <w:p>
+            <w:pPr>
+              <w:widowControl/>
+              <w:wordWrap/>
+              <w:autoSpaceDE/>
+              <w:autoSpaceDN/>
+              <w:jc w:val="center"/>
+              <w:rPr>
+                <w:rFonts w:hint="eastAsia"/>
+              </w:rPr>
+            </w:pPr>
+            <w:r>
+              <w:rPr>
+                <w:rFonts w:hint="eastAsia"/>
+              </w:rPr>
+              <w:t>게임 플레이 화면</w:t>
+            </w:r>
+          </w:p>
+        </w:tc>
+        <w:tc>
+          <w:tcPr>
+            <w:tcW w:w="7146" w:type="dxa"/>
+          </w:tcPr>
+          <w:p>
+            <w:pPr>
+              <w:widowControl/>
+              <w:wordWrap/>
+              <w:autoSpaceDE/>
+              <w:autoSpaceDN/>
+            </w:pPr>
+            <w:r>
+              <w:drawing>
+                <wp:inline distT="0" distB="0" distL="0" distR="0" wp14:anchorId="22AC039C" wp14:editId="2EDB9A45">
+                  <wp:extent cx="2528888" cy="2060150"/>
+                  <wp:effectExtent l="0" t="0" r="5080" b="0"/>
+                  <wp:docPr id="435523074" name="그림 1"/>
+                  <wp:cNvGraphicFramePr>
+                    <a:graphicFrameLocks xmlns:a="http://schemas.openxmlformats.org/drawingml/2006/main" noChangeAspect="1"/>
+                  </wp:cNvGraphicFramePr>
+                  <a:graphic xmlns:a="http://schemas.openxmlformats.org/drawingml/2006/main">
+                    <a:graphicData uri="http://schemas.openxmlformats.org/drawingml/2006/picture">
+                      <pic:pic xmlns:pic="http://schemas.openxmlformats.org/drawingml/2006/picture">
+                        <pic:nvPicPr>
+                          <pic:cNvPr id="435523074" name=""/>
+                          <pic:cNvPicPr/>
+                        </pic:nvPicPr>
+                        <pic:blipFill>
+                          <a:blip r:embed="rId12"/>
+                          <a:stretch>
+                            <a:fillRect/>
+                          </a:stretch>
+                        </pic:blipFill>
+                        <pic:spPr>
+                          <a:xfrm>
+                            <a:off x="0" y="0"/>
+                            <a:ext cx="2530970" cy="2061846"/>
+                          </a:xfrm>
+                          <a:prstGeom prst="rect">
+                            <a:avLst/>
+                          </a:prstGeom>
+                        </pic:spPr>
+                      </pic:pic>
+                    </a:graphicData>
+                  </a:graphic>
+                </wp:inline>
+              </w:drawing>
+            </w:r>
+            <w:r>
+              <w:rPr>
+                <w:rFonts w:hint="eastAsia"/>
+              </w:rPr>
+              <w:t xml:space="preserve"> (사진 교체 필요)</w:t>
+            </w:r>
+          </w:p>
+          <w:p>
+            <w:pPr>
+              <w:widowControl/>
+              <w:wordWrap/>
+              <w:autoSpaceDE/>
+              <w:autoSpaceDN/>
+              <w:rPr>
+                <w:rFonts w:hint="eastAsia"/>
+              </w:rPr>
+            </w:pPr>
+            <w:r>
+              <w:rPr>
+                <w:rFonts w:hint="eastAsia"/>
+              </w:rPr>
+              <w:t xml:space="preserve">선택한 </w:t>
+            </w:r>
+            <w:proofErr w:type="spellStart"/>
+            <w:r>
+              <w:rPr>
+                <w:rFonts w:hint="eastAsia"/>
+              </w:rPr>
+              <w:t>맵에</w:t>
+            </w:r>
+            <w:proofErr w:type="spellEnd"/>
+            <w:r>
+              <w:rPr>
+                <w:rFonts w:hint="eastAsia"/>
+              </w:rPr>
+              <w:t xml:space="preserve"> </w:t>
+            </w:r>
+            <w:proofErr w:type="spellStart"/>
+            <w:r>
+              <w:rPr>
+                <w:rFonts w:hint="eastAsia"/>
+              </w:rPr>
+              <w:t>여러명</w:t>
+            </w:r>
+            <w:proofErr w:type="spellEnd"/>
+            <w:r>
+              <w:rPr>
+                <w:rFonts w:hint="eastAsia"/>
+              </w:rPr>
+              <w:t xml:space="preserve"> 플레이어가 게임을 시작함</w:t>
+            </w:r>
+          </w:p>
+        </w:tc>
+      </w:tr>
+    </w:tbl>
+    <w:p>
+      <w:pPr>
+        <w:widowControl/>
+        <w:wordWrap/>
+        <w:autoSpaceDE/>
+        <w:autoSpaceDN/>
+        <w:rPr>
+          <w:rFonts w:hint="eastAsia"/>
+        </w:rPr>
+      </w:pPr>
+    </w:p>
     <w:p>
       <w:pPr>
         <w:widowControl/>
@@ -3181,9 +4132,6 @@
         <w:wordWrap/>
         <w:autoSpaceDE/>
         <w:autoSpaceDN/>
-        <w:rPr>
-          <w:rFonts w:hint="eastAsia"/>
-        </w:rPr>
       </w:pPr>
       <w:r>
         <w:br w:type="page"/>
@@ -5083,7 +6031,6 @@
         <w:autoSpaceDE/>
         <w:autoSpaceDN/>
       </w:pPr>
-      <w:proofErr w:type="spellStart"/>
       <w:r>
         <w:rPr>
           <w:rFonts w:hint="eastAsia"/>
@@ -5091,7 +6038,6 @@
         <w:lastRenderedPageBreak/>
         <w:t>유영빈</w:t>
       </w:r>
-      <w:proofErr w:type="spellEnd"/>
     </w:p>
     <w:tbl>
       <w:tblPr>
@@ -7554,7 +8500,7 @@
       </w:pPr>
     </w:p>
     <w:sectPr>
-      <w:footerReference w:type="default" r:id="rId10"/>
+      <w:footerReference w:type="default" r:id="rId13"/>
       <w:pgSz w:w="11906" w:h="16838"/>
       <w:pgMar w:top="1701" w:right="1440" w:bottom="1440" w:left="1440" w:header="397" w:footer="964" w:gutter="0"/>
       <w:cols w:space="425"/>
@@ -12012,7 +12958,7 @@
     <w:rPr>
       <w:i/>
       <w:iCs/>
-      <w:color w:val="0F4761" w:themeColor="accent1" w:themeShade="BF"/>
+      <w:color w:val="2F5496" w:themeColor="accent1" w:themeShade="BF"/>
     </w:rPr>
   </w:style>
   <w:style w:type="paragraph" w:styleId="a8">
@@ -12025,8 +12971,8 @@
     <w:rsid w:val="000263B9"/>
     <w:pPr>
       <w:pBdr>
-        <w:top w:val="single" w:sz="4" w:space="10" w:color="0F4761" w:themeColor="accent1" w:themeShade="BF"/>
-        <w:bottom w:val="single" w:sz="4" w:space="10" w:color="0F4761" w:themeColor="accent1" w:themeShade="BF"/>
+        <w:top w:val="single" w:sz="4" w:space="10" w:color="2F5496" w:themeColor="accent1" w:themeShade="BF"/>
+        <w:bottom w:val="single" w:sz="4" w:space="10" w:color="2F5496" w:themeColor="accent1" w:themeShade="BF"/>
       </w:pBdr>
       <w:spacing w:before="360" w:after="360"/>
       <w:ind w:left="864" w:right="864"/>
@@ -12035,7 +12981,7 @@
     <w:rPr>
       <w:i/>
       <w:iCs/>
-      <w:color w:val="0F4761" w:themeColor="accent1" w:themeShade="BF"/>
+      <w:color w:val="2F5496" w:themeColor="accent1" w:themeShade="BF"/>
     </w:rPr>
   </w:style>
   <w:style w:type="character" w:customStyle="1" w:styleId="Char2">
@@ -12047,7 +12993,7 @@
     <w:rPr>
       <w:i/>
       <w:iCs/>
-      <w:color w:val="0F4761" w:themeColor="accent1" w:themeShade="BF"/>
+      <w:color w:val="2F5496" w:themeColor="accent1" w:themeShade="BF"/>
     </w:rPr>
   </w:style>
   <w:style w:type="character" w:styleId="a9">
@@ -12060,7 +13006,7 @@
       <w:b/>
       <w:bCs/>
       <w:smallCaps/>
-      <w:color w:val="0F4761" w:themeColor="accent1" w:themeShade="BF"/>
+      <w:color w:val="2F5496" w:themeColor="accent1" w:themeShade="BF"/>
       <w:spacing w:val="5"/>
     </w:rPr>
   </w:style>
@@ -12157,10 +13103,85 @@
       <w:outlineLvl w:val="9"/>
     </w:pPr>
     <w:rPr>
-      <w:color w:val="0F4761" w:themeColor="accent1" w:themeShade="BF"/>
+      <w:color w:val="2F5496" w:themeColor="accent1" w:themeShade="BF"/>
       <w:kern w:val="0"/>
       <w14:ligatures w14:val="none"/>
     </w:rPr>
+  </w:style>
+  <w:style w:type="table" w:styleId="2-5">
+    <w:name w:val="Grid Table 2 Accent 5"/>
+    <w:basedOn w:val="a1"/>
+    <w:uiPriority w:val="47"/>
+    <w:rsid w:val="00582606"/>
+    <w:pPr>
+      <w:spacing w:after="0"/>
+    </w:pPr>
+    <w:tblPr>
+      <w:tblStyleRowBandSize w:val="1"/>
+      <w:tblStyleColBandSize w:val="1"/>
+      <w:tblBorders>
+        <w:top w:val="single" w:sz="2" w:space="0" w:color="9CC2E5" w:themeColor="accent5" w:themeTint="99"/>
+        <w:bottom w:val="single" w:sz="2" w:space="0" w:color="9CC2E5" w:themeColor="accent5" w:themeTint="99"/>
+        <w:insideH w:val="single" w:sz="2" w:space="0" w:color="9CC2E5" w:themeColor="accent5" w:themeTint="99"/>
+        <w:insideV w:val="single" w:sz="2" w:space="0" w:color="9CC2E5" w:themeColor="accent5" w:themeTint="99"/>
+      </w:tblBorders>
+    </w:tblPr>
+    <w:tblStylePr w:type="firstRow">
+      <w:rPr>
+        <w:b/>
+        <w:bCs/>
+      </w:rPr>
+      <w:tblPr/>
+      <w:tcPr>
+        <w:tcBorders>
+          <w:top w:val="nil"/>
+          <w:bottom w:val="single" w:sz="12" w:space="0" w:color="9CC2E5" w:themeColor="accent5" w:themeTint="99"/>
+          <w:insideH w:val="nil"/>
+          <w:insideV w:val="nil"/>
+        </w:tcBorders>
+        <w:shd w:val="clear" w:color="auto" w:fill="FFFFFF" w:themeFill="background1"/>
+      </w:tcPr>
+    </w:tblStylePr>
+    <w:tblStylePr w:type="lastRow">
+      <w:rPr>
+        <w:b/>
+        <w:bCs/>
+      </w:rPr>
+      <w:tblPr/>
+      <w:tcPr>
+        <w:tcBorders>
+          <w:top w:val="double" w:sz="2" w:space="0" w:color="9CC2E5" w:themeColor="accent5" w:themeTint="99"/>
+          <w:bottom w:val="nil"/>
+          <w:insideH w:val="nil"/>
+          <w:insideV w:val="nil"/>
+        </w:tcBorders>
+        <w:shd w:val="clear" w:color="auto" w:fill="FFFFFF" w:themeFill="background1"/>
+      </w:tcPr>
+    </w:tblStylePr>
+    <w:tblStylePr w:type="firstCol">
+      <w:rPr>
+        <w:b/>
+        <w:bCs/>
+      </w:rPr>
+    </w:tblStylePr>
+    <w:tblStylePr w:type="lastCol">
+      <w:rPr>
+        <w:b/>
+        <w:bCs/>
+      </w:rPr>
+    </w:tblStylePr>
+    <w:tblStylePr w:type="band1Vert">
+      <w:tblPr/>
+      <w:tcPr>
+        <w:shd w:val="clear" w:color="auto" w:fill="DEEAF6" w:themeFill="accent5" w:themeFillTint="33"/>
+      </w:tcPr>
+    </w:tblStylePr>
+    <w:tblStylePr w:type="band1Horz">
+      <w:tblPr/>
+      <w:tcPr>
+        <w:shd w:val="clear" w:color="auto" w:fill="DEEAF6" w:themeFill="accent5" w:themeFillTint="33"/>
+      </w:tcPr>
+    </w:tblStylePr>
   </w:style>
 </w:styles>
 </file>
@@ -12168,7 +13189,7 @@
 <file path=word/theme/theme1.xml><?xml version="1.0" encoding="utf-8"?>
 <a:theme xmlns:a="http://schemas.openxmlformats.org/drawingml/2006/main" name="Office 테마">
   <a:themeElements>
-    <a:clrScheme name="Office">
+    <a:clrScheme name="Office 2013 - 2022">
       <a:dk1>
         <a:sysClr val="windowText" lastClr="000000"/>
       </a:dk1>
@@ -12176,34 +13197,34 @@
         <a:sysClr val="window" lastClr="FFFFFF"/>
       </a:lt1>
       <a:dk2>
-        <a:srgbClr val="0E2841"/>
+        <a:srgbClr val="44546A"/>
       </a:dk2>
       <a:lt2>
-        <a:srgbClr val="E8E8E8"/>
+        <a:srgbClr val="E7E6E6"/>
       </a:lt2>
       <a:accent1>
-        <a:srgbClr val="156082"/>
+        <a:srgbClr val="4472C4"/>
       </a:accent1>
       <a:accent2>
-        <a:srgbClr val="E97132"/>
+        <a:srgbClr val="ED7D31"/>
       </a:accent2>
       <a:accent3>
-        <a:srgbClr val="196B24"/>
+        <a:srgbClr val="A5A5A5"/>
       </a:accent3>
       <a:accent4>
-        <a:srgbClr val="0F9ED5"/>
+        <a:srgbClr val="FFC000"/>
       </a:accent4>
       <a:accent5>
-        <a:srgbClr val="A02B93"/>
+        <a:srgbClr val="5B9BD5"/>
       </a:accent5>
       <a:accent6>
-        <a:srgbClr val="4EA72E"/>
+        <a:srgbClr val="70AD47"/>
       </a:accent6>
       <a:hlink>
-        <a:srgbClr val="467886"/>
+        <a:srgbClr val="0563C1"/>
       </a:hlink>
       <a:folHlink>
-        <a:srgbClr val="96607D"/>
+        <a:srgbClr val="954F72"/>
       </a:folHlink>
     </a:clrScheme>
     <a:fontScheme name="Office">

--- a/넷겜플기획서.docx
+++ b/넷겜플기획서.docx
@@ -1,6 +1,6 @@
 
 <file path=word/document.xml><?xml version="1.0" encoding="utf-8"?>
-<w:document xmlns:wpc="http://schemas.microsoft.com/office/word/2010/wordprocessingCanvas" xmlns:cx="http://schemas.microsoft.com/office/drawing/2014/chartex" xmlns:cx1="http://schemas.microsoft.com/office/drawing/2015/9/8/chartex" xmlns:cx2="http://schemas.microsoft.com/office/drawing/2015/10/21/chartex" xmlns:cx3="http://schemas.microsoft.com/office/drawing/2016/5/9/chartex" xmlns:cx4="http://schemas.microsoft.com/office/drawing/2016/5/10/chartex" xmlns:cx5="http://schemas.microsoft.com/office/drawing/2016/5/11/chartex" xmlns:cx6="http://schemas.microsoft.com/office/drawing/2016/5/12/chartex" xmlns:cx7="http://schemas.microsoft.com/office/drawing/2016/5/13/chartex" xmlns:cx8="http://schemas.microsoft.com/office/drawing/2016/5/14/chartex" xmlns:mc="http://schemas.openxmlformats.org/markup-compatibility/2006" xmlns:aink="http://schemas.microsoft.com/office/drawing/2016/ink" xmlns:am3d="http://schemas.microsoft.com/office/drawing/2017/model3d" xmlns:o="urn:schemas-microsoft-com:office:office" xmlns:oel="http://schemas.microsoft.com/office/2019/extlst" xmlns:r="http://schemas.openxmlformats.org/officeDocument/2006/relationships" xmlns:m="http://schemas.openxmlformats.org/officeDocument/2006/math" xmlns:v="urn:schemas-microsoft-com:vml" xmlns:wp14="http://schemas.microsoft.com/office/word/2010/wordprocessingDrawing" xmlns:wp="http://schemas.openxmlformats.org/drawingml/2006/wordprocessingDrawing" xmlns:w10="urn:schemas-microsoft-com:office:word" xmlns:w="http://schemas.openxmlformats.org/wordprocessingml/2006/main" xmlns:w14="http://schemas.microsoft.com/office/word/2010/wordml" xmlns:w15="http://schemas.microsoft.com/office/word/2012/wordml" xmlns:w16cex="http://schemas.microsoft.com/office/word/2018/wordml/cex" xmlns:w16cid="http://schemas.microsoft.com/office/word/2016/wordml/cid" xmlns:w16="http://schemas.microsoft.com/office/word/2018/wordml" xmlns:w16du="http://schemas.microsoft.com/office/word/2023/wordml/word16du" xmlns:w16sdtdh="http://schemas.microsoft.com/office/word/2020/wordml/sdtdatahash" xmlns:w16sdtfl="http://schemas.microsoft.com/office/word/2024/wordml/sdtformatlock" xmlns:w16se="http://schemas.microsoft.com/office/word/2015/wordml/symex" xmlns:wpg="http://schemas.microsoft.com/office/word/2010/wordprocessingGroup" xmlns:wpi="http://schemas.microsoft.com/office/word/2010/wordprocessingInk" xmlns:wne="http://schemas.microsoft.com/office/word/2006/wordml" xmlns:wps="http://schemas.microsoft.com/office/word/2010/wordprocessingShape" mc:Ignorable="w14 w15 w16se w16cid w16 w16cex w16sdtdh w16sdtfl w16du wp14">
+<w:document xmlns:wpc="http://schemas.microsoft.com/office/word/2010/wordprocessingCanvas" xmlns:cx="http://schemas.microsoft.com/office/drawing/2014/chartex" xmlns:cx1="http://schemas.microsoft.com/office/drawing/2015/9/8/chartex" xmlns:cx2="http://schemas.microsoft.com/office/drawing/2015/10/21/chartex" xmlns:cx3="http://schemas.microsoft.com/office/drawing/2016/5/9/chartex" xmlns:cx4="http://schemas.microsoft.com/office/drawing/2016/5/10/chartex" xmlns:cx5="http://schemas.microsoft.com/office/drawing/2016/5/11/chartex" xmlns:cx6="http://schemas.microsoft.com/office/drawing/2016/5/12/chartex" xmlns:cx7="http://schemas.microsoft.com/office/drawing/2016/5/13/chartex" xmlns:cx8="http://schemas.microsoft.com/office/drawing/2016/5/14/chartex" xmlns:mc="http://schemas.openxmlformats.org/markup-compatibility/2006" xmlns:aink="http://schemas.microsoft.com/office/drawing/2016/ink" xmlns:am3d="http://schemas.microsoft.com/office/drawing/2017/model3d" xmlns:o="urn:schemas-microsoft-com:office:office" xmlns:oel="http://schemas.microsoft.com/office/2019/extlst" xmlns:r="http://schemas.openxmlformats.org/officeDocument/2006/relationships" xmlns:m="http://schemas.openxmlformats.org/officeDocument/2006/math" xmlns:v="urn:schemas-microsoft-com:vml" xmlns:wp14="http://schemas.microsoft.com/office/word/2010/wordprocessingDrawing" xmlns:wp="http://schemas.openxmlformats.org/drawingml/2006/wordprocessingDrawing" xmlns:w10="urn:schemas-microsoft-com:office:word" xmlns:w="http://schemas.openxmlformats.org/wordprocessingml/2006/main" xmlns:w14="http://schemas.microsoft.com/office/word/2010/wordml" xmlns:w15="http://schemas.microsoft.com/office/word/2012/wordml" xmlns:w16cex="http://schemas.microsoft.com/office/word/2018/wordml/cex" xmlns:w16cid="http://schemas.microsoft.com/office/word/2016/wordml/cid" xmlns:w16="http://schemas.microsoft.com/office/word/2018/wordml" xmlns:w16sdtdh="http://schemas.microsoft.com/office/word/2020/wordml/sdtdatahash" xmlns:w16se="http://schemas.microsoft.com/office/word/2015/wordml/symex" xmlns:wpg="http://schemas.microsoft.com/office/word/2010/wordprocessingGroup" xmlns:wpi="http://schemas.microsoft.com/office/word/2010/wordprocessingInk" xmlns:wne="http://schemas.microsoft.com/office/word/2006/wordml" xmlns:wps="http://schemas.microsoft.com/office/word/2010/wordprocessingShape" mc:Ignorable="w14 w15 w16se w16cid w16 w16cex w16sdtdh wp14">
   <w:body>
     <w:p>
       <w:pPr>
@@ -95,7 +95,7 @@
           <w:noProof/>
         </w:rPr>
         <w:drawing>
-          <wp:inline distT="0" distB="0" distL="0" distR="0" wp14:anchorId="0FB90FA1" wp14:editId="2D8454A1">
+          <wp:inline distT="0" distB="0" distL="0" distR="0" wp14:anchorId="0FB90FA1" wp14:editId="5E7EB462">
             <wp:extent cx="3438525" cy="3438525"/>
             <wp:effectExtent l="0" t="0" r="9525" b="9525"/>
             <wp:docPr id="679827792" name="그림 10" descr="원, 상징, 로고, 폰트이(가) 표시된 사진&#10;&#10;AI 생성 콘텐츠는 정확하지 않을 수 있습니다."/>
@@ -180,422 +180,87 @@
         </w:rPr>
       </w:pPr>
     </w:p>
-    <w:tbl>
-      <w:tblPr>
-        <w:tblStyle w:val="2-5"/>
-        <w:tblW w:w="0" w:type="auto"/>
-        <w:tblLook w:val="04A0" w:firstRow="1" w:lastRow="0" w:firstColumn="1" w:lastColumn="0" w:noHBand="0" w:noVBand="1"/>
-      </w:tblPr>
-      <w:tblGrid>
-        <w:gridCol w:w="3005"/>
-        <w:gridCol w:w="3005"/>
-        <w:gridCol w:w="3006"/>
-      </w:tblGrid>
-      <w:tr>
-        <w:trPr>
-          <w:cnfStyle w:val="100000000000" w:firstRow="1" w:lastRow="0" w:firstColumn="0" w:lastColumn="0" w:oddVBand="0" w:evenVBand="0" w:oddHBand="0" w:evenHBand="0" w:firstRowFirstColumn="0" w:firstRowLastColumn="0" w:lastRowFirstColumn="0" w:lastRowLastColumn="0"/>
-        </w:trPr>
-        <w:tc>
-          <w:tcPr>
-            <w:cnfStyle w:val="001000000000" w:firstRow="0" w:lastRow="0" w:firstColumn="1" w:lastColumn="0" w:oddVBand="0" w:evenVBand="0" w:oddHBand="0" w:evenHBand="0" w:firstRowFirstColumn="0" w:firstRowLastColumn="0" w:lastRowFirstColumn="0" w:lastRowLastColumn="0"/>
-            <w:tcW w:w="3005" w:type="dxa"/>
-            <w:tcBorders>
-              <w:left w:val="nil"/>
-            </w:tcBorders>
-            <w:hideMark/>
-          </w:tcPr>
-          <w:p>
-            <w:pPr>
-              <w:widowControl/>
-              <w:wordWrap/>
-              <w:autoSpaceDE/>
-              <w:autoSpaceDN/>
-              <w:spacing w:after="160"/>
-            </w:pPr>
-            <w:r>
-              <w:rPr>
-                <w:rFonts w:hint="eastAsia"/>
-              </w:rPr>
-              <w:t>이름</w:t>
-            </w:r>
-          </w:p>
-        </w:tc>
-        <w:tc>
-          <w:tcPr>
-            <w:tcW w:w="3005" w:type="dxa"/>
-            <w:hideMark/>
-          </w:tcPr>
-          <w:p>
-            <w:pPr>
-              <w:widowControl/>
-              <w:wordWrap/>
-              <w:autoSpaceDE/>
-              <w:autoSpaceDN/>
-              <w:spacing w:after="160"/>
-              <w:cnfStyle w:val="100000000000" w:firstRow="1" w:lastRow="0" w:firstColumn="0" w:lastColumn="0" w:oddVBand="0" w:evenVBand="0" w:oddHBand="0" w:evenHBand="0" w:firstRowFirstColumn="0" w:firstRowLastColumn="0" w:lastRowFirstColumn="0" w:lastRowLastColumn="0"/>
-            </w:pPr>
-            <w:r>
-              <w:rPr>
-                <w:rFonts w:hint="eastAsia"/>
-              </w:rPr>
-              <w:t>학번</w:t>
-            </w:r>
-          </w:p>
-        </w:tc>
-        <w:tc>
-          <w:tcPr>
-            <w:tcW w:w="3006" w:type="dxa"/>
-            <w:tcBorders>
-              <w:right w:val="nil"/>
-            </w:tcBorders>
-            <w:hideMark/>
-          </w:tcPr>
-          <w:p>
-            <w:pPr>
-              <w:widowControl/>
-              <w:wordWrap/>
-              <w:autoSpaceDE/>
-              <w:autoSpaceDN/>
-              <w:spacing w:after="160"/>
-              <w:cnfStyle w:val="100000000000" w:firstRow="1" w:lastRow="0" w:firstColumn="0" w:lastColumn="0" w:oddVBand="0" w:evenVBand="0" w:oddHBand="0" w:evenHBand="0" w:firstRowFirstColumn="0" w:firstRowLastColumn="0" w:lastRowFirstColumn="0" w:lastRowLastColumn="0"/>
-            </w:pPr>
-            <w:r>
-              <w:rPr>
-                <w:rFonts w:hint="eastAsia"/>
-              </w:rPr>
-              <w:t>학과</w:t>
-            </w:r>
-          </w:p>
-        </w:tc>
-      </w:tr>
-      <w:tr>
-        <w:trPr>
-          <w:cnfStyle w:val="000000100000" w:firstRow="0" w:lastRow="0" w:firstColumn="0" w:lastColumn="0" w:oddVBand="0" w:evenVBand="0" w:oddHBand="1" w:evenHBand="0" w:firstRowFirstColumn="0" w:firstRowLastColumn="0" w:lastRowFirstColumn="0" w:lastRowLastColumn="0"/>
-        </w:trPr>
-        <w:tc>
-          <w:tcPr>
-            <w:cnfStyle w:val="001000000000" w:firstRow="0" w:lastRow="0" w:firstColumn="1" w:lastColumn="0" w:oddVBand="0" w:evenVBand="0" w:oddHBand="0" w:evenHBand="0" w:firstRowFirstColumn="0" w:firstRowLastColumn="0" w:lastRowFirstColumn="0" w:lastRowLastColumn="0"/>
-            <w:tcW w:w="3005" w:type="dxa"/>
-            <w:tcBorders>
-              <w:top w:val="single" w:sz="2" w:space="0" w:color="9CC2E5" w:themeColor="accent5" w:themeTint="99"/>
-              <w:left w:val="nil"/>
-              <w:bottom w:val="single" w:sz="2" w:space="0" w:color="9CC2E5" w:themeColor="accent5" w:themeTint="99"/>
-              <w:right w:val="single" w:sz="2" w:space="0" w:color="9CC2E5" w:themeColor="accent5" w:themeTint="99"/>
-            </w:tcBorders>
-            <w:hideMark/>
-          </w:tcPr>
-          <w:p>
-            <w:pPr>
-              <w:widowControl/>
-              <w:wordWrap/>
-              <w:autoSpaceDE/>
-              <w:autoSpaceDN/>
-              <w:spacing w:after="160"/>
-              <w:rPr>
-                <w:szCs w:val="22"/>
-              </w:rPr>
-            </w:pPr>
-            <w:r>
-              <w:rPr>
-                <w:rFonts w:asciiTheme="minorEastAsia" w:hAnsiTheme="minorEastAsia" w:hint="eastAsia"/>
-                <w:szCs w:val="22"/>
-              </w:rPr>
-              <w:t>이소민</w:t>
-            </w:r>
-            <w:r>
-              <w:rPr>
-                <w:rFonts w:asciiTheme="minorEastAsia" w:hAnsiTheme="minorEastAsia" w:hint="eastAsia"/>
-                <w:szCs w:val="22"/>
-              </w:rPr>
-              <w:t xml:space="preserve"> (팀장)</w:t>
-            </w:r>
-          </w:p>
-        </w:tc>
-        <w:tc>
-          <w:tcPr>
-            <w:tcW w:w="3005" w:type="dxa"/>
-            <w:tcBorders>
-              <w:top w:val="single" w:sz="2" w:space="0" w:color="9CC2E5" w:themeColor="accent5" w:themeTint="99"/>
-              <w:left w:val="single" w:sz="2" w:space="0" w:color="9CC2E5" w:themeColor="accent5" w:themeTint="99"/>
-              <w:bottom w:val="single" w:sz="2" w:space="0" w:color="9CC2E5" w:themeColor="accent5" w:themeTint="99"/>
-              <w:right w:val="single" w:sz="2" w:space="0" w:color="9CC2E5" w:themeColor="accent5" w:themeTint="99"/>
-            </w:tcBorders>
-            <w:hideMark/>
-          </w:tcPr>
-          <w:p>
-            <w:pPr>
-              <w:widowControl/>
-              <w:wordWrap/>
-              <w:autoSpaceDE/>
-              <w:autoSpaceDN/>
-              <w:spacing w:after="160"/>
-              <w:cnfStyle w:val="000000100000" w:firstRow="0" w:lastRow="0" w:firstColumn="0" w:lastColumn="0" w:oddVBand="0" w:evenVBand="0" w:oddHBand="1" w:evenHBand="0" w:firstRowFirstColumn="0" w:firstRowLastColumn="0" w:lastRowFirstColumn="0" w:lastRowLastColumn="0"/>
-              <w:rPr>
-                <w:b/>
-                <w:bCs/>
-                <w:szCs w:val="22"/>
-              </w:rPr>
-            </w:pPr>
-            <w:r>
-              <w:rPr>
-                <w:rFonts w:asciiTheme="minorEastAsia" w:hAnsiTheme="minorEastAsia" w:hint="eastAsia"/>
-                <w:b/>
-                <w:bCs/>
-                <w:szCs w:val="22"/>
-              </w:rPr>
-              <w:t>2022180030</w:t>
-            </w:r>
-          </w:p>
-        </w:tc>
-        <w:tc>
-          <w:tcPr>
-            <w:tcW w:w="3006" w:type="dxa"/>
-            <w:tcBorders>
-              <w:top w:val="single" w:sz="2" w:space="0" w:color="9CC2E5" w:themeColor="accent5" w:themeTint="99"/>
-              <w:left w:val="single" w:sz="2" w:space="0" w:color="9CC2E5" w:themeColor="accent5" w:themeTint="99"/>
-              <w:bottom w:val="single" w:sz="2" w:space="0" w:color="9CC2E5" w:themeColor="accent5" w:themeTint="99"/>
-              <w:right w:val="nil"/>
-            </w:tcBorders>
-            <w:hideMark/>
-          </w:tcPr>
-          <w:p>
-            <w:pPr>
-              <w:widowControl/>
-              <w:wordWrap/>
-              <w:autoSpaceDE/>
-              <w:autoSpaceDN/>
-              <w:spacing w:after="160"/>
-              <w:cnfStyle w:val="000000100000" w:firstRow="0" w:lastRow="0" w:firstColumn="0" w:lastColumn="0" w:oddVBand="0" w:evenVBand="0" w:oddHBand="1" w:evenHBand="0" w:firstRowFirstColumn="0" w:firstRowLastColumn="0" w:lastRowFirstColumn="0" w:lastRowLastColumn="0"/>
-              <w:rPr>
-                <w:b/>
-                <w:bCs/>
-                <w:szCs w:val="22"/>
-              </w:rPr>
-            </w:pPr>
-            <w:r>
-              <w:rPr>
-                <w:rFonts w:hint="eastAsia"/>
-                <w:b/>
-                <w:bCs/>
-                <w:szCs w:val="22"/>
-              </w:rPr>
-              <w:t>게임공학과</w:t>
-            </w:r>
-          </w:p>
-        </w:tc>
-      </w:tr>
-      <w:tr>
-        <w:tc>
-          <w:tcPr>
-            <w:cnfStyle w:val="001000000000" w:firstRow="0" w:lastRow="0" w:firstColumn="1" w:lastColumn="0" w:oddVBand="0" w:evenVBand="0" w:oddHBand="0" w:evenHBand="0" w:firstRowFirstColumn="0" w:firstRowLastColumn="0" w:lastRowFirstColumn="0" w:lastRowLastColumn="0"/>
-            <w:tcW w:w="3005" w:type="dxa"/>
-            <w:tcBorders>
-              <w:top w:val="single" w:sz="2" w:space="0" w:color="9CC2E5" w:themeColor="accent5" w:themeTint="99"/>
-              <w:left w:val="nil"/>
-              <w:bottom w:val="single" w:sz="2" w:space="0" w:color="9CC2E5" w:themeColor="accent5" w:themeTint="99"/>
-              <w:right w:val="single" w:sz="2" w:space="0" w:color="9CC2E5" w:themeColor="accent5" w:themeTint="99"/>
-            </w:tcBorders>
-            <w:hideMark/>
-          </w:tcPr>
-          <w:p>
-            <w:pPr>
-              <w:widowControl/>
-              <w:wordWrap/>
-              <w:autoSpaceDE/>
-              <w:autoSpaceDN/>
-              <w:spacing w:after="160"/>
-              <w:rPr>
-                <w:szCs w:val="22"/>
-              </w:rPr>
-            </w:pPr>
-            <w:r>
-              <w:rPr>
-                <w:rFonts w:asciiTheme="minorEastAsia" w:hAnsiTheme="minorEastAsia" w:hint="eastAsia"/>
-                <w:szCs w:val="22"/>
-              </w:rPr>
-              <w:t>유영빈</w:t>
-            </w:r>
-          </w:p>
-        </w:tc>
-        <w:tc>
-          <w:tcPr>
-            <w:tcW w:w="3005" w:type="dxa"/>
-            <w:tcBorders>
-              <w:top w:val="single" w:sz="2" w:space="0" w:color="9CC2E5" w:themeColor="accent5" w:themeTint="99"/>
-              <w:left w:val="single" w:sz="2" w:space="0" w:color="9CC2E5" w:themeColor="accent5" w:themeTint="99"/>
-              <w:bottom w:val="single" w:sz="2" w:space="0" w:color="9CC2E5" w:themeColor="accent5" w:themeTint="99"/>
-              <w:right w:val="single" w:sz="2" w:space="0" w:color="9CC2E5" w:themeColor="accent5" w:themeTint="99"/>
-            </w:tcBorders>
-            <w:hideMark/>
-          </w:tcPr>
-          <w:p>
-            <w:pPr>
-              <w:widowControl/>
-              <w:wordWrap/>
-              <w:autoSpaceDE/>
-              <w:autoSpaceDN/>
-              <w:spacing w:after="160"/>
-              <w:cnfStyle w:val="000000000000" w:firstRow="0" w:lastRow="0" w:firstColumn="0" w:lastColumn="0" w:oddVBand="0" w:evenVBand="0" w:oddHBand="0" w:evenHBand="0" w:firstRowFirstColumn="0" w:firstRowLastColumn="0" w:lastRowFirstColumn="0" w:lastRowLastColumn="0"/>
-              <w:rPr>
-                <w:b/>
-                <w:bCs/>
-                <w:szCs w:val="22"/>
-              </w:rPr>
-            </w:pPr>
-            <w:r>
-              <w:rPr>
-                <w:rFonts w:asciiTheme="minorEastAsia" w:hAnsiTheme="minorEastAsia" w:hint="eastAsia"/>
-                <w:b/>
-                <w:bCs/>
-                <w:szCs w:val="22"/>
-              </w:rPr>
-              <w:t>2022180024</w:t>
-            </w:r>
-          </w:p>
-        </w:tc>
-        <w:tc>
-          <w:tcPr>
-            <w:tcW w:w="3006" w:type="dxa"/>
-            <w:tcBorders>
-              <w:top w:val="single" w:sz="2" w:space="0" w:color="9CC2E5" w:themeColor="accent5" w:themeTint="99"/>
-              <w:left w:val="single" w:sz="2" w:space="0" w:color="9CC2E5" w:themeColor="accent5" w:themeTint="99"/>
-              <w:bottom w:val="single" w:sz="2" w:space="0" w:color="9CC2E5" w:themeColor="accent5" w:themeTint="99"/>
-              <w:right w:val="nil"/>
-            </w:tcBorders>
-            <w:hideMark/>
-          </w:tcPr>
-          <w:p>
-            <w:pPr>
-              <w:widowControl/>
-              <w:wordWrap/>
-              <w:autoSpaceDE/>
-              <w:autoSpaceDN/>
-              <w:spacing w:after="160"/>
-              <w:cnfStyle w:val="000000000000" w:firstRow="0" w:lastRow="0" w:firstColumn="0" w:lastColumn="0" w:oddVBand="0" w:evenVBand="0" w:oddHBand="0" w:evenHBand="0" w:firstRowFirstColumn="0" w:firstRowLastColumn="0" w:lastRowFirstColumn="0" w:lastRowLastColumn="0"/>
-              <w:rPr>
-                <w:b/>
-                <w:bCs/>
-              </w:rPr>
-            </w:pPr>
-            <w:r>
-              <w:rPr>
-                <w:rFonts w:hint="eastAsia"/>
-                <w:b/>
-                <w:bCs/>
-              </w:rPr>
-              <w:t>게임공학과</w:t>
-            </w:r>
-          </w:p>
-        </w:tc>
-      </w:tr>
-      <w:tr>
-        <w:trPr>
-          <w:cnfStyle w:val="000000100000" w:firstRow="0" w:lastRow="0" w:firstColumn="0" w:lastColumn="0" w:oddVBand="0" w:evenVBand="0" w:oddHBand="1" w:evenHBand="0" w:firstRowFirstColumn="0" w:firstRowLastColumn="0" w:lastRowFirstColumn="0" w:lastRowLastColumn="0"/>
-        </w:trPr>
-        <w:tc>
-          <w:tcPr>
-            <w:cnfStyle w:val="001000000000" w:firstRow="0" w:lastRow="0" w:firstColumn="1" w:lastColumn="0" w:oddVBand="0" w:evenVBand="0" w:oddHBand="0" w:evenHBand="0" w:firstRowFirstColumn="0" w:firstRowLastColumn="0" w:lastRowFirstColumn="0" w:lastRowLastColumn="0"/>
-            <w:tcW w:w="3005" w:type="dxa"/>
-            <w:tcBorders>
-              <w:top w:val="single" w:sz="2" w:space="0" w:color="9CC2E5" w:themeColor="accent5" w:themeTint="99"/>
-              <w:left w:val="nil"/>
-              <w:bottom w:val="single" w:sz="2" w:space="0" w:color="9CC2E5" w:themeColor="accent5" w:themeTint="99"/>
-              <w:right w:val="single" w:sz="2" w:space="0" w:color="9CC2E5" w:themeColor="accent5" w:themeTint="99"/>
-            </w:tcBorders>
-            <w:hideMark/>
-          </w:tcPr>
-          <w:p>
-            <w:pPr>
-              <w:widowControl/>
-              <w:wordWrap/>
-              <w:autoSpaceDE/>
-              <w:autoSpaceDN/>
-              <w:spacing w:after="160"/>
-              <w:rPr>
-                <w:szCs w:val="22"/>
-              </w:rPr>
-            </w:pPr>
-            <w:r>
-              <w:rPr>
-                <w:rFonts w:asciiTheme="minorEastAsia" w:hAnsiTheme="minorEastAsia" w:hint="eastAsia"/>
-                <w:szCs w:val="22"/>
-              </w:rPr>
-              <w:t>양현서</w:t>
-            </w:r>
-          </w:p>
-        </w:tc>
-        <w:tc>
-          <w:tcPr>
-            <w:tcW w:w="3005" w:type="dxa"/>
-            <w:tcBorders>
-              <w:top w:val="single" w:sz="2" w:space="0" w:color="9CC2E5" w:themeColor="accent5" w:themeTint="99"/>
-              <w:left w:val="single" w:sz="2" w:space="0" w:color="9CC2E5" w:themeColor="accent5" w:themeTint="99"/>
-              <w:bottom w:val="single" w:sz="2" w:space="0" w:color="9CC2E5" w:themeColor="accent5" w:themeTint="99"/>
-              <w:right w:val="single" w:sz="2" w:space="0" w:color="9CC2E5" w:themeColor="accent5" w:themeTint="99"/>
-            </w:tcBorders>
-            <w:hideMark/>
-          </w:tcPr>
-          <w:p>
-            <w:pPr>
-              <w:widowControl/>
-              <w:wordWrap/>
-              <w:autoSpaceDE/>
-              <w:autoSpaceDN/>
-              <w:spacing w:after="160"/>
-              <w:cnfStyle w:val="000000100000" w:firstRow="0" w:lastRow="0" w:firstColumn="0" w:lastColumn="0" w:oddVBand="0" w:evenVBand="0" w:oddHBand="1" w:evenHBand="0" w:firstRowFirstColumn="0" w:firstRowLastColumn="0" w:lastRowFirstColumn="0" w:lastRowLastColumn="0"/>
-              <w:rPr>
-                <w:b/>
-                <w:bCs/>
-                <w:szCs w:val="22"/>
-              </w:rPr>
-            </w:pPr>
-            <w:r>
-              <w:rPr>
-                <w:rFonts w:asciiTheme="minorEastAsia" w:hAnsiTheme="minorEastAsia" w:hint="eastAsia"/>
-                <w:b/>
-                <w:bCs/>
-                <w:szCs w:val="22"/>
-              </w:rPr>
-              <w:t>2023182023</w:t>
-            </w:r>
-          </w:p>
-        </w:tc>
-        <w:tc>
-          <w:tcPr>
-            <w:tcW w:w="3006" w:type="dxa"/>
-            <w:tcBorders>
-              <w:top w:val="single" w:sz="2" w:space="0" w:color="9CC2E5" w:themeColor="accent5" w:themeTint="99"/>
-              <w:left w:val="single" w:sz="2" w:space="0" w:color="9CC2E5" w:themeColor="accent5" w:themeTint="99"/>
-              <w:bottom w:val="single" w:sz="2" w:space="0" w:color="9CC2E5" w:themeColor="accent5" w:themeTint="99"/>
-              <w:right w:val="nil"/>
-            </w:tcBorders>
-            <w:hideMark/>
-          </w:tcPr>
-          <w:p>
-            <w:pPr>
-              <w:widowControl/>
-              <w:wordWrap/>
-              <w:autoSpaceDE/>
-              <w:autoSpaceDN/>
-              <w:spacing w:after="160"/>
-              <w:cnfStyle w:val="000000100000" w:firstRow="0" w:lastRow="0" w:firstColumn="0" w:lastColumn="0" w:oddVBand="0" w:evenVBand="0" w:oddHBand="1" w:evenHBand="0" w:firstRowFirstColumn="0" w:firstRowLastColumn="0" w:lastRowFirstColumn="0" w:lastRowLastColumn="0"/>
-              <w:rPr>
-                <w:b/>
-                <w:bCs/>
-              </w:rPr>
-            </w:pPr>
-            <w:r>
-              <w:rPr>
-                <w:rFonts w:hint="eastAsia"/>
-                <w:b/>
-                <w:bCs/>
-              </w:rPr>
-              <w:t>게임공학과</w:t>
-            </w:r>
-          </w:p>
-        </w:tc>
-      </w:tr>
-    </w:tbl>
+    <w:p>
+      <w:pPr>
+        <w:widowControl/>
+        <w:wordWrap/>
+        <w:autoSpaceDE/>
+        <w:autoSpaceDN/>
+        <w:rPr>
+          <w:b/>
+          <w:bCs/>
+        </w:rPr>
+      </w:pPr>
+      <w:r>
+        <w:rPr>
+          <w:rFonts w:hint="eastAsia"/>
+          <w:b/>
+          <w:bCs/>
+        </w:rPr>
+        <w:t>2022180030 이소민</w:t>
+      </w:r>
+    </w:p>
+    <w:p>
+      <w:pPr>
+        <w:widowControl/>
+        <w:wordWrap/>
+        <w:autoSpaceDE/>
+        <w:autoSpaceDN/>
+        <w:rPr>
+          <w:b/>
+          <w:bCs/>
+        </w:rPr>
+      </w:pPr>
+      <w:r>
+        <w:rPr>
+          <w:rFonts w:hint="eastAsia"/>
+          <w:b/>
+          <w:bCs/>
+        </w:rPr>
+        <w:t xml:space="preserve">2022180024 </w:t>
+      </w:r>
+      <w:proofErr w:type="spellStart"/>
+      <w:r>
+        <w:rPr>
+          <w:rFonts w:hint="eastAsia"/>
+          <w:b/>
+          <w:bCs/>
+        </w:rPr>
+        <w:t>유영빈</w:t>
+      </w:r>
+      <w:proofErr w:type="spellEnd"/>
+    </w:p>
+    <w:p>
+      <w:pPr>
+        <w:widowControl/>
+        <w:wordWrap/>
+        <w:autoSpaceDE/>
+        <w:autoSpaceDN/>
+        <w:rPr>
+          <w:b/>
+          <w:bCs/>
+        </w:rPr>
+      </w:pPr>
+      <w:r>
+        <w:rPr>
+          <w:rFonts w:hint="eastAsia"/>
+          <w:b/>
+          <w:bCs/>
+        </w:rPr>
+        <w:t>2023182023 양현서</w:t>
+      </w:r>
+    </w:p>
+    <w:p>
+      <w:pPr>
+        <w:widowControl/>
+        <w:wordWrap/>
+        <w:autoSpaceDE/>
+        <w:autoSpaceDN/>
+      </w:pPr>
+      <w:r>
+        <w:br w:type="page"/>
+      </w:r>
+    </w:p>
     <w:p>
       <w:pPr>
         <w:widowControl/>
@@ -623,7 +288,6 @@
           <w:sz w:val="48"/>
           <w:szCs w:val="48"/>
         </w:rPr>
-        <w:lastRenderedPageBreak/>
         <w:t>목</w:t>
       </w:r>
       <w:r>
@@ -758,7 +422,7 @@
               </wp:anchor>
             </w:drawing>
           </mc:Choice>
-          <mc:Fallback>
+          <mc:Fallback xmlns:w16du="http://schemas.microsoft.com/office/word/2023/wordml/word16du" xmlns:w16sdtfl="http://schemas.microsoft.com/office/word/2024/wordml/sdtformatlock">
             <w:pict>
               <v:rect w14:anchorId="243A5AAA" id="shape1028" o:spid="_x0000_s1026" style="position:absolute;margin-left:0;margin-top:.5pt;width:441.25pt;height:4.35pt;z-index:251659264;visibility:visible;mso-wrap-style:square;mso-wrap-distance-left:9pt;mso-wrap-distance-top:0;mso-wrap-distance-right:9pt;mso-wrap-distance-bottom:0;mso-position-horizontal:absolute;mso-position-horizontal-relative:margin;mso-position-vertical:absolute;mso-position-vertical-relative:text;v-text-anchor:middle" o:gfxdata="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" fillcolor="#b4c6e7 [1300]" strokecolor="#b4c6e7 [1300]" strokeweight="1pt">
                 <v:path arrowok="t"/>
@@ -2023,7 +1687,53 @@
         <w:rPr>
           <w:rFonts w:hint="eastAsia"/>
         </w:rPr>
-        <w:t>팀원 유영빈, 이소민의 컴퓨터 그래픽스 OpenGL 기반 프로젝트 사용.</w:t>
+        <w:t xml:space="preserve">팀원 </w:t>
+      </w:r>
+      <w:proofErr w:type="spellStart"/>
+      <w:r>
+        <w:rPr>
+          <w:rFonts w:hint="eastAsia"/>
+        </w:rPr>
+        <w:t>유영빈</w:t>
+      </w:r>
+      <w:proofErr w:type="spellEnd"/>
+      <w:r>
+        <w:rPr>
+          <w:rFonts w:hint="eastAsia"/>
+        </w:rPr>
+        <w:t xml:space="preserve">, 이소민의 컴퓨터 그래픽스 프로젝트 </w:t>
+      </w:r>
+      <w:r>
+        <w:t>“</w:t>
+      </w:r>
+      <w:r>
+        <w:rPr>
+          <w:rFonts w:hint="eastAsia"/>
+        </w:rPr>
+        <w:t>Kart-</w:t>
+      </w:r>
+      <w:proofErr w:type="spellStart"/>
+      <w:r>
+        <w:rPr>
+          <w:rFonts w:hint="eastAsia"/>
+        </w:rPr>
+        <w:t>KartRider</w:t>
+      </w:r>
+      <w:proofErr w:type="spellEnd"/>
+      <w:r>
+        <w:t>”</w:t>
+      </w:r>
+      <w:r>
+        <w:rPr>
+          <w:rFonts w:hint="eastAsia"/>
+        </w:rPr>
+        <w:t xml:space="preserve"> </w:t>
+      </w:r>
+      <w:r>
+        <w:rPr>
+          <w:rFonts w:hint="eastAsia"/>
+        </w:rPr>
+        <w:t>사용</w:t>
       </w:r>
     </w:p>
     <w:p>
@@ -2058,7 +1768,7 @@
         <w:rPr>
           <w:rFonts w:hint="eastAsia"/>
         </w:rPr>
-        <w:t>C++을 기반으로 개발한다.</w:t>
+        <w:t>C++을 기반으로 개발.</w:t>
       </w:r>
     </w:p>
     <w:p>
@@ -2090,7 +1800,7 @@
         <w:ind w:left="880"/>
       </w:pPr>
       <w:r>
-        <w:t>Visual Studio 2022를 사용하여 개발한다.</w:t>
+        <w:t>Visual Studio 2022를 사용하여 개발</w:t>
       </w:r>
     </w:p>
     <w:p>
@@ -2344,9 +2054,6 @@
               <w:wordWrap/>
               <w:autoSpaceDE/>
               <w:autoSpaceDN/>
-              <w:rPr>
-                <w:rFonts w:hint="eastAsia"/>
-              </w:rPr>
             </w:pPr>
             <w:r>
               <w:rPr>
@@ -2366,9 +2073,6 @@
               <w:wordWrap/>
               <w:autoSpaceDE/>
               <w:autoSpaceDN/>
-              <w:rPr>
-                <w:rFonts w:hint="eastAsia"/>
-              </w:rPr>
             </w:pPr>
             <w:r>
               <w:rPr>
@@ -2430,9 +2134,6 @@
               <w:autoSpaceDE/>
               <w:autoSpaceDN/>
               <w:jc w:val="center"/>
-              <w:rPr>
-                <w:rFonts w:hint="eastAsia"/>
-              </w:rPr>
             </w:pPr>
             <w:r>
               <w:rPr>
@@ -2522,9 +2223,6 @@
               <w:wordWrap/>
               <w:autoSpaceDE/>
               <w:autoSpaceDN/>
-              <w:rPr>
-                <w:rFonts w:hint="eastAsia"/>
-              </w:rPr>
             </w:pPr>
             <w:r>
               <w:rPr>
@@ -2614,9 +2312,6 @@
               <w:autoSpaceDE/>
               <w:autoSpaceDN/>
               <w:jc w:val="center"/>
-              <w:rPr>
-                <w:rFonts w:hint="eastAsia"/>
-              </w:rPr>
             </w:pPr>
             <w:r>
               <w:rPr>
@@ -2638,6 +2333,9 @@
               <w:autoSpaceDN/>
             </w:pPr>
             <w:r>
+              <w:rPr>
+                <w:noProof/>
+              </w:rPr>
               <w:drawing>
                 <wp:inline distT="0" distB="0" distL="0" distR="0" wp14:anchorId="2BD929FD" wp14:editId="08885EA6">
                   <wp:extent cx="2305050" cy="1877801"/>
@@ -2701,9 +2399,6 @@
               <w:wordWrap/>
               <w:autoSpaceDE/>
               <w:autoSpaceDN/>
-              <w:rPr>
-                <w:rFonts w:hint="eastAsia"/>
-              </w:rPr>
             </w:pPr>
           </w:p>
         </w:tc>
@@ -2768,9 +2463,6 @@
               <w:autoSpaceDE/>
               <w:autoSpaceDN/>
               <w:jc w:val="center"/>
-              <w:rPr>
-                <w:rFonts w:hint="eastAsia"/>
-              </w:rPr>
             </w:pPr>
             <w:r>
               <w:rPr>
@@ -2792,6 +2484,9 @@
               <w:autoSpaceDN/>
             </w:pPr>
             <w:r>
+              <w:rPr>
+                <w:noProof/>
+              </w:rPr>
               <w:drawing>
                 <wp:inline distT="0" distB="0" distL="0" distR="0" wp14:anchorId="22AC039C" wp14:editId="2EDB9A45">
                   <wp:extent cx="2528888" cy="2060150"/>
@@ -2841,9 +2536,6 @@
               <w:wordWrap/>
               <w:autoSpaceDE/>
               <w:autoSpaceDN/>
-              <w:rPr>
-                <w:rFonts w:hint="eastAsia"/>
-              </w:rPr>
             </w:pPr>
             <w:r>
               <w:rPr>
@@ -2889,9 +2581,6 @@
         <w:wordWrap/>
         <w:autoSpaceDE/>
         <w:autoSpaceDN/>
-        <w:rPr>
-          <w:rFonts w:hint="eastAsia"/>
-        </w:rPr>
       </w:pPr>
     </w:p>
     <w:p>
@@ -3101,9 +2790,35 @@
         <w:rPr>
           <w:rFonts w:hint="eastAsia"/>
         </w:rPr>
-        <w:t>send_packet</w:t>
+        <w:t>send_</w:t>
+      </w:r>
+      <w:proofErr w:type="gramStart"/>
+      <w:r>
+        <w:rPr>
+          <w:rFonts w:hint="eastAsia"/>
+        </w:rPr>
+        <w:t>packe</w:t>
+      </w:r>
+      <w:r>
+        <w:rPr>
+          <w:rFonts w:hint="eastAsia"/>
+        </w:rPr>
+        <w:t>k</w:t>
       </w:r>
       <w:proofErr w:type="spellEnd"/>
+      <w:r>
+        <w:rPr>
+          <w:rFonts w:hint="eastAsia"/>
+        </w:rPr>
+        <w:t xml:space="preserve"> :</w:t>
+      </w:r>
+      <w:proofErr w:type="gramEnd"/>
+      <w:r>
+        <w:rPr>
+          <w:rFonts w:hint="eastAsia"/>
+        </w:rPr>
+        <w:t xml:space="preserve"> 어떤 패킷이든 전송해주는 함수</w:t>
+      </w:r>
     </w:p>
     <w:p>
       <w:pPr>
@@ -3112,15 +2827,53 @@
         <w:autoSpaceDE/>
         <w:autoSpaceDN/>
         <w:ind w:left="440"/>
+        <w:rPr>
+          <w:rFonts w:hint="eastAsia"/>
+        </w:rPr>
+      </w:pPr>
+      <w:r>
+        <w:rPr>
+          <w:rFonts w:hint="eastAsia"/>
+        </w:rPr>
+        <w:t>broadcast</w:t>
+      </w:r>
+    </w:p>
+    <w:p>
+      <w:pPr>
+        <w:widowControl/>
+        <w:wordWrap/>
+        <w:autoSpaceDE/>
+        <w:autoSpaceDN/>
+        <w:ind w:left="440"/>
       </w:pPr>
       <w:proofErr w:type="spellStart"/>
       <w:r>
         <w:rPr>
           <w:rFonts w:hint="eastAsia"/>
         </w:rPr>
-        <w:t>recv_packet</w:t>
+        <w:t>recv_</w:t>
+      </w:r>
+      <w:proofErr w:type="gramStart"/>
+      <w:r>
+        <w:rPr>
+          <w:rFonts w:hint="eastAsia"/>
+        </w:rPr>
+        <w:t>packet</w:t>
       </w:r>
       <w:proofErr w:type="spellEnd"/>
+      <w:r>
+        <w:rPr>
+          <w:rFonts w:hint="eastAsia"/>
+        </w:rPr>
+        <w:t xml:space="preserve"> :</w:t>
+      </w:r>
+      <w:proofErr w:type="gramEnd"/>
+      <w:r>
+        <w:rPr>
+          <w:rFonts w:hint="eastAsia"/>
+        </w:rPr>
+        <w:t xml:space="preserve"> </w:t>
+      </w:r>
     </w:p>
     <w:p>
       <w:pPr>
@@ -3167,6 +2920,15 @@
         <w:autoSpaceDN/>
         <w:ind w:left="440"/>
       </w:pPr>
+      <w:r>
+        <w:t>L</w:t>
+      </w:r>
+      <w:r>
+        <w:rPr>
+          <w:rFonts w:hint="eastAsia"/>
+        </w:rPr>
+        <w:t>ogin:</w:t>
+      </w:r>
     </w:p>
     <w:p>
       <w:pPr>
@@ -3177,14 +2939,16 @@
         <w:ind w:left="440"/>
       </w:pPr>
       <w:r>
-        <w:t>L</w:t>
-      </w:r>
-      <w:r>
-        <w:rPr>
-          <w:rFonts w:hint="eastAsia"/>
-        </w:rPr>
-        <w:t>ogin:</w:t>
-      </w:r>
+        <w:tab/>
+      </w:r>
+      <w:proofErr w:type="spellStart"/>
+      <w:r>
+        <w:rPr>
+          <w:rFonts w:hint="eastAsia"/>
+        </w:rPr>
+        <w:t>send_player_info_packet</w:t>
+      </w:r>
+      <w:proofErr w:type="spellEnd"/>
     </w:p>
     <w:p>
       <w:pPr>
@@ -3195,6 +2959,53 @@
         <w:ind w:left="440"/>
       </w:pPr>
       <w:r>
+        <w:rPr>
+          <w:rFonts w:hint="eastAsia"/>
+        </w:rPr>
+        <w:t>Lobby:</w:t>
+      </w:r>
+    </w:p>
+    <w:p>
+      <w:pPr>
+        <w:widowControl/>
+        <w:wordWrap/>
+        <w:autoSpaceDE/>
+        <w:autoSpaceDN/>
+        <w:ind w:left="440" w:firstLine="360"/>
+      </w:pPr>
+      <w:proofErr w:type="spellStart"/>
+      <w:r>
+        <w:rPr>
+          <w:rFonts w:hint="eastAsia"/>
+        </w:rPr>
+        <w:t>send_enter_room_packet</w:t>
+      </w:r>
+      <w:proofErr w:type="spellEnd"/>
+    </w:p>
+    <w:p>
+      <w:pPr>
+        <w:widowControl/>
+        <w:wordWrap/>
+        <w:autoSpaceDE/>
+        <w:autoSpaceDN/>
+        <w:ind w:left="440"/>
+      </w:pPr>
+      <w:r>
+        <w:rPr>
+          <w:rFonts w:hint="eastAsia"/>
+        </w:rPr>
+        <w:t>Room:</w:t>
+      </w:r>
+    </w:p>
+    <w:p>
+      <w:pPr>
+        <w:widowControl/>
+        <w:wordWrap/>
+        <w:autoSpaceDE/>
+        <w:autoSpaceDN/>
+        <w:ind w:left="440"/>
+      </w:pPr>
+      <w:r>
         <w:tab/>
       </w:r>
       <w:proofErr w:type="spellStart"/>
@@ -3202,7 +3013,7 @@
         <w:rPr>
           <w:rFonts w:hint="eastAsia"/>
         </w:rPr>
-        <w:t>send_player_info_packet</w:t>
+        <w:t>send_ready_packet</w:t>
       </w:r>
       <w:proofErr w:type="spellEnd"/>
     </w:p>
@@ -3214,12 +3025,40 @@
         <w:autoSpaceDN/>
         <w:ind w:left="440"/>
       </w:pPr>
-      <w:r>
-        <w:rPr>
-          <w:rFonts w:hint="eastAsia"/>
-        </w:rPr>
-        <w:t>Lobby:</w:t>
-      </w:r>
+      <w:proofErr w:type="spellStart"/>
+      <w:r>
+        <w:rPr>
+          <w:rFonts w:hint="eastAsia"/>
+        </w:rPr>
+        <w:t>InGame</w:t>
+      </w:r>
+      <w:proofErr w:type="spellEnd"/>
+      <w:r>
+        <w:rPr>
+          <w:rFonts w:hint="eastAsia"/>
+        </w:rPr>
+        <w:t>:</w:t>
+      </w:r>
+    </w:p>
+    <w:p>
+      <w:pPr>
+        <w:widowControl/>
+        <w:wordWrap/>
+        <w:autoSpaceDE/>
+        <w:autoSpaceDN/>
+        <w:ind w:left="440"/>
+      </w:pPr>
+      <w:r>
+        <w:tab/>
+      </w:r>
+      <w:proofErr w:type="spellStart"/>
+      <w:r>
+        <w:rPr>
+          <w:rFonts w:hint="eastAsia"/>
+        </w:rPr>
+        <w:t>send_game_start_packet</w:t>
+      </w:r>
+      <w:proofErr w:type="spellEnd"/>
     </w:p>
     <w:p>
       <w:pPr>
@@ -3234,7 +3073,7 @@
         <w:rPr>
           <w:rFonts w:hint="eastAsia"/>
         </w:rPr>
-        <w:t>send_enter_room_packet</w:t>
+        <w:t>send_move_packet</w:t>
       </w:r>
       <w:proofErr w:type="spellEnd"/>
     </w:p>
@@ -3247,11 +3086,33 @@
         <w:ind w:left="440"/>
       </w:pPr>
       <w:r>
-        <w:rPr>
-          <w:rFonts w:hint="eastAsia"/>
-        </w:rPr>
-        <w:t>Room:</w:t>
-      </w:r>
+        <w:tab/>
+      </w:r>
+      <w:proofErr w:type="spellStart"/>
+      <w:r>
+        <w:rPr>
+          <w:rFonts w:hint="eastAsia"/>
+        </w:rPr>
+        <w:t>send_update_state_packet</w:t>
+      </w:r>
+      <w:proofErr w:type="spellEnd"/>
+    </w:p>
+    <w:p>
+      <w:pPr>
+        <w:widowControl/>
+        <w:wordWrap/>
+        <w:autoSpaceDE/>
+        <w:autoSpaceDN/>
+        <w:ind w:left="440" w:firstLine="360"/>
+      </w:pPr>
+      <w:proofErr w:type="spellStart"/>
+      <w:r>
+        <w:rPr>
+          <w:rFonts w:hint="eastAsia"/>
+        </w:rPr>
+        <w:t>send_rank_packet</w:t>
+      </w:r>
+      <w:proofErr w:type="spellEnd"/>
     </w:p>
     <w:p>
       <w:pPr>
@@ -3269,7 +3130,7 @@
         <w:rPr>
           <w:rFonts w:hint="eastAsia"/>
         </w:rPr>
-        <w:t>send_ready_packet</w:t>
+        <w:t>send_logout_packet</w:t>
       </w:r>
       <w:proofErr w:type="spellEnd"/>
     </w:p>
@@ -3279,128 +3140,7 @@
         <w:wordWrap/>
         <w:autoSpaceDE/>
         <w:autoSpaceDN/>
-        <w:ind w:left="440"/>
-      </w:pPr>
-      <w:proofErr w:type="spellStart"/>
-      <w:r>
-        <w:rPr>
-          <w:rFonts w:hint="eastAsia"/>
-        </w:rPr>
-        <w:t>InGame</w:t>
-      </w:r>
-      <w:proofErr w:type="spellEnd"/>
-      <w:r>
-        <w:rPr>
-          <w:rFonts w:hint="eastAsia"/>
-        </w:rPr>
-        <w:t>:</w:t>
-      </w:r>
-    </w:p>
-    <w:p>
-      <w:pPr>
-        <w:widowControl/>
-        <w:wordWrap/>
-        <w:autoSpaceDE/>
-        <w:autoSpaceDN/>
-        <w:ind w:left="440"/>
-      </w:pPr>
-      <w:r>
-        <w:tab/>
-      </w:r>
-      <w:proofErr w:type="spellStart"/>
-      <w:r>
-        <w:rPr>
-          <w:rFonts w:hint="eastAsia"/>
-        </w:rPr>
-        <w:t>send_game_start_packet</w:t>
-      </w:r>
-      <w:proofErr w:type="spellEnd"/>
-    </w:p>
-    <w:p>
-      <w:pPr>
-        <w:widowControl/>
-        <w:wordWrap/>
-        <w:autoSpaceDE/>
-        <w:autoSpaceDN/>
-        <w:ind w:left="440" w:firstLine="360"/>
-      </w:pPr>
-      <w:proofErr w:type="spellStart"/>
-      <w:r>
-        <w:rPr>
-          <w:rFonts w:hint="eastAsia"/>
-        </w:rPr>
-        <w:t>send_move_packet</w:t>
-      </w:r>
-      <w:proofErr w:type="spellEnd"/>
-    </w:p>
-    <w:p>
-      <w:pPr>
-        <w:widowControl/>
-        <w:wordWrap/>
-        <w:autoSpaceDE/>
-        <w:autoSpaceDN/>
-        <w:ind w:left="440"/>
-      </w:pPr>
-      <w:r>
-        <w:tab/>
-      </w:r>
-      <w:proofErr w:type="spellStart"/>
-      <w:r>
-        <w:rPr>
-          <w:rFonts w:hint="eastAsia"/>
-        </w:rPr>
-        <w:t>send_update_state_packet</w:t>
-      </w:r>
-      <w:proofErr w:type="spellEnd"/>
-    </w:p>
-    <w:p>
-      <w:pPr>
-        <w:widowControl/>
-        <w:wordWrap/>
-        <w:autoSpaceDE/>
-        <w:autoSpaceDN/>
-        <w:ind w:left="440" w:firstLine="360"/>
-      </w:pPr>
-      <w:proofErr w:type="spellStart"/>
-      <w:r>
-        <w:rPr>
-          <w:rFonts w:hint="eastAsia"/>
-        </w:rPr>
-        <w:t>send_rank_packet</w:t>
-      </w:r>
-      <w:proofErr w:type="spellEnd"/>
-    </w:p>
-    <w:p>
-      <w:pPr>
-        <w:widowControl/>
-        <w:wordWrap/>
-        <w:autoSpaceDE/>
-        <w:autoSpaceDN/>
-        <w:ind w:left="440"/>
-      </w:pPr>
-      <w:r>
-        <w:tab/>
-      </w:r>
-      <w:proofErr w:type="spellStart"/>
-      <w:r>
-        <w:rPr>
-          <w:rFonts w:hint="eastAsia"/>
-        </w:rPr>
-        <w:t>send_logout_packet</w:t>
-      </w:r>
-      <w:proofErr w:type="spellEnd"/>
-    </w:p>
-    <w:p>
-      <w:pPr>
-        <w:widowControl/>
-        <w:wordWrap/>
-        <w:autoSpaceDE/>
-        <w:autoSpaceDN/>
-      </w:pPr>
-      <w:r>
-        <w:lastRenderedPageBreak/>
-        <w:br w:type="page"/>
-      </w:r>
+      </w:pPr>
     </w:p>
     <w:p>
       <w:pPr>
@@ -3418,7 +3158,6 @@
         <w:rPr>
           <w:rFonts w:hint="eastAsia"/>
         </w:rPr>
-        <w:lastRenderedPageBreak/>
         <w:t>함수 (Client)</w:t>
       </w:r>
     </w:p>
@@ -3767,21 +3506,29 @@
         <w:rPr>
           <w:rFonts w:hint="eastAsia"/>
         </w:rPr>
-        <w:t>client thread 1/2/3: accept 성공 시 쓰레드 할당 후 데이터 받음</w:t>
-      </w:r>
-    </w:p>
-    <w:p>
-      <w:pPr>
-        <w:widowControl/>
-        <w:wordWrap/>
-        <w:autoSpaceDE/>
-        <w:autoSpaceDN/>
-      </w:pPr>
-      <w:r>
-        <w:rPr>
-          <w:rFonts w:hint="eastAsia"/>
-        </w:rPr>
-        <w:t>worker thread: 클라이언트에게 받은 패킷 처리</w:t>
+        <w:t>client thread: accept 성공 시 쓰레드 할당 후 데이터 받음</w:t>
+      </w:r>
+    </w:p>
+    <w:p>
+      <w:pPr>
+        <w:widowControl/>
+        <w:wordWrap/>
+        <w:autoSpaceDE/>
+        <w:autoSpaceDN/>
+      </w:pPr>
+      <w:proofErr w:type="spellStart"/>
+      <w:r>
+        <w:rPr>
+          <w:rFonts w:hint="eastAsia"/>
+        </w:rPr>
+        <w:t>recv</w:t>
+      </w:r>
+      <w:proofErr w:type="spellEnd"/>
+      <w:r>
+        <w:rPr>
+          <w:rFonts w:hint="eastAsia"/>
+        </w:rPr>
+        <w:t xml:space="preserve"> thread: 클라이언트에게 받은 패킷 처리</w:t>
       </w:r>
     </w:p>
     <w:p>
@@ -3822,6 +3569,7 @@
         <w:rPr>
           <w:rFonts w:hint="eastAsia"/>
         </w:rPr>
+        <w:lastRenderedPageBreak/>
         <w:t>쓰레드 (Client)</w:t>
       </w:r>
     </w:p>
@@ -3833,7 +3581,6 @@
         <w:autoSpaceDN/>
       </w:pPr>
       <w:r>
-        <w:lastRenderedPageBreak/>
         <w:t>M</w:t>
       </w:r>
       <w:r>
@@ -3849,6 +3596,9 @@
         <w:wordWrap/>
         <w:autoSpaceDE/>
         <w:autoSpaceDN/>
+        <w:rPr>
+          <w:rFonts w:hint="eastAsia"/>
+        </w:rPr>
       </w:pPr>
       <w:proofErr w:type="spellStart"/>
       <w:r>
@@ -3898,7 +3648,53 @@
         <w:rPr>
           <w:rFonts w:hint="eastAsia"/>
         </w:rPr>
-        <w:t>NAME_SIZE, BUF_SIZE, SEVER_PORT,</w:t>
+        <w:t>NAME_SIZE</w:t>
+      </w:r>
+      <w:r>
+        <w:rPr>
+          <w:rFonts w:hint="eastAsia"/>
+        </w:rPr>
+        <w:t xml:space="preserve"> = 256</w:t>
+      </w:r>
+    </w:p>
+    <w:p>
+      <w:pPr>
+        <w:widowControl/>
+        <w:wordWrap/>
+        <w:autoSpaceDE/>
+        <w:autoSpaceDN/>
+      </w:pPr>
+      <w:r>
+        <w:rPr>
+          <w:rFonts w:hint="eastAsia"/>
+        </w:rPr>
+        <w:t>BUF_SIZE</w:t>
+      </w:r>
+      <w:r>
+        <w:rPr>
+          <w:rFonts w:hint="eastAsia"/>
+        </w:rPr>
+        <w:t xml:space="preserve"> = 4096</w:t>
+      </w:r>
+    </w:p>
+    <w:p>
+      <w:pPr>
+        <w:widowControl/>
+        <w:wordWrap/>
+        <w:autoSpaceDE/>
+        <w:autoSpaceDN/>
+      </w:pPr>
+      <w:r>
+        <w:rPr>
+          <w:rFonts w:hint="eastAsia"/>
+        </w:rPr>
+        <w:t>SEVER_PORT</w:t>
+      </w:r>
+      <w:r>
+        <w:rPr>
+          <w:rFonts w:hint="eastAsia"/>
+        </w:rPr>
+        <w:t xml:space="preserve"> = 9000</w:t>
       </w:r>
     </w:p>
     <w:p>
@@ -3914,6 +3710,12 @@
         </w:rPr>
         <w:t>WINDOW_WIDTH</w:t>
       </w:r>
+      <w:r>
+        <w:rPr>
+          <w:rFonts w:hint="eastAsia"/>
+        </w:rPr>
+        <w:t xml:space="preserve"> = 980</w:t>
+      </w:r>
     </w:p>
     <w:p>
       <w:pPr>
@@ -3928,6 +3730,12 @@
         </w:rPr>
         <w:t>WINDOW_HEIGHT</w:t>
       </w:r>
+      <w:r>
+        <w:rPr>
+          <w:rFonts w:hint="eastAsia"/>
+        </w:rPr>
+        <w:t xml:space="preserve"> = 780</w:t>
+      </w:r>
     </w:p>
     <w:p>
       <w:pPr>
@@ -3942,6 +3750,50 @@
         </w:rPr>
         <w:t>MAX_USER = 3</w:t>
       </w:r>
+    </w:p>
+    <w:p>
+      <w:pPr>
+        <w:widowControl/>
+        <w:wordWrap/>
+        <w:autoSpaceDE/>
+        <w:autoSpaceDN/>
+      </w:pPr>
+      <w:r>
+        <w:rPr>
+          <w:rFonts w:hint="eastAsia"/>
+        </w:rPr>
+        <w:t>STRAIGHT_MAP = 0;</w:t>
+      </w:r>
+    </w:p>
+    <w:p>
+      <w:pPr>
+        <w:widowControl/>
+        <w:wordWrap/>
+        <w:autoSpaceDE/>
+        <w:autoSpaceDN/>
+      </w:pPr>
+      <w:r>
+        <w:rPr>
+          <w:rFonts w:hint="eastAsia"/>
+        </w:rPr>
+        <w:t>RECTANGLE_MAP = 1;</w:t>
+      </w:r>
+    </w:p>
+    <w:p>
+      <w:pPr>
+        <w:widowControl/>
+        <w:wordWrap/>
+        <w:autoSpaceDE/>
+        <w:autoSpaceDN/>
+      </w:pPr>
+    </w:p>
+    <w:p>
+      <w:pPr>
+        <w:widowControl/>
+        <w:wordWrap/>
+        <w:autoSpaceDE/>
+        <w:autoSpaceDN/>
+      </w:pPr>
     </w:p>
     <w:p>
       <w:pPr>
@@ -3987,144 +3839,1781 @@
         <w:rPr>
           <w:rFonts w:hint="eastAsia"/>
         </w:rPr>
-        <w:t xml:space="preserve"> Login, </w:t>
+        <w:t xml:space="preserve"> </w:t>
+      </w:r>
+    </w:p>
+    <w:p>
+      <w:pPr>
+        <w:widowControl/>
+        <w:wordWrap/>
+        <w:autoSpaceDE/>
+        <w:autoSpaceDN/>
+      </w:pPr>
+      <w:r>
+        <w:rPr>
+          <w:rFonts w:hint="eastAsia"/>
+        </w:rPr>
+        <w:t>C2S_</w:t>
+      </w:r>
+      <w:r>
+        <w:rPr>
+          <w:rFonts w:hint="eastAsia"/>
+        </w:rPr>
+        <w:t>Login</w:t>
+      </w:r>
+      <w:r>
+        <w:rPr>
+          <w:rFonts w:hint="eastAsia"/>
+        </w:rPr>
+        <w:t>_Packet</w:t>
+      </w:r>
+    </w:p>
+    <w:p>
+      <w:pPr>
+        <w:widowControl/>
+        <w:wordWrap/>
+        <w:autoSpaceDE/>
+        <w:autoSpaceDN/>
+      </w:pPr>
+      <w:r>
+        <w:rPr>
+          <w:rFonts w:hint="eastAsia"/>
+        </w:rPr>
+        <w:t>{</w:t>
+      </w:r>
+    </w:p>
+    <w:p>
+      <w:pPr>
+        <w:widowControl/>
+        <w:wordWrap/>
+        <w:autoSpaceDE/>
+        <w:autoSpaceDN/>
+      </w:pPr>
+      <w:r>
+        <w:tab/>
+        <w:t xml:space="preserve">unsigned </w:t>
+      </w:r>
+      <w:proofErr w:type="gramStart"/>
+      <w:r>
+        <w:t>char  size</w:t>
+      </w:r>
+      <w:proofErr w:type="gramEnd"/>
+      <w:r>
+        <w:t>;</w:t>
+      </w:r>
+    </w:p>
+    <w:p>
+      <w:pPr>
+        <w:widowControl/>
+        <w:wordWrap/>
+        <w:autoSpaceDE/>
+        <w:autoSpaceDN/>
+      </w:pPr>
+      <w:r>
+        <w:tab/>
+      </w:r>
+      <w:proofErr w:type="gramStart"/>
+      <w:r>
+        <w:t>char  type</w:t>
+      </w:r>
+      <w:proofErr w:type="gramEnd"/>
+      <w:r>
+        <w:t>;</w:t>
+      </w:r>
+    </w:p>
+    <w:p>
+      <w:pPr>
+        <w:widowControl/>
+        <w:wordWrap/>
+        <w:autoSpaceDE/>
+        <w:autoSpaceDN/>
+      </w:pPr>
+      <w:r>
+        <w:tab/>
+      </w:r>
+      <w:proofErr w:type="gramStart"/>
+      <w:r>
+        <w:rPr>
+          <w:rFonts w:hint="eastAsia"/>
+        </w:rPr>
+        <w:t>char</w:t>
+      </w:r>
+      <w:r>
+        <w:t xml:space="preserve">  </w:t>
+      </w:r>
+      <w:r>
+        <w:rPr>
+          <w:rFonts w:hint="eastAsia"/>
+        </w:rPr>
+        <w:t>name</w:t>
+      </w:r>
+      <w:proofErr w:type="gramEnd"/>
+      <w:r>
+        <w:rPr>
+          <w:rFonts w:hint="eastAsia"/>
+        </w:rPr>
+        <w:t>[NAME_SIZE]</w:t>
+      </w:r>
+      <w:r>
+        <w:t>;</w:t>
+      </w:r>
+    </w:p>
+    <w:p>
+      <w:pPr>
+        <w:widowControl/>
+        <w:wordWrap/>
+        <w:autoSpaceDE/>
+        <w:autoSpaceDN/>
+      </w:pPr>
+      <w:r>
+        <w:rPr>
+          <w:rFonts w:hint="eastAsia"/>
+        </w:rPr>
+        <w:t>}</w:t>
+      </w:r>
+      <w:r>
+        <w:rPr>
+          <w:rFonts w:hint="eastAsia"/>
+        </w:rPr>
+        <w:t xml:space="preserve">, </w:t>
+      </w:r>
+    </w:p>
+    <w:p>
+      <w:pPr>
+        <w:widowControl/>
+        <w:wordWrap/>
+        <w:autoSpaceDE/>
+        <w:autoSpaceDN/>
+      </w:pPr>
+      <w:r>
+        <w:rPr>
+          <w:rFonts w:hint="eastAsia"/>
+        </w:rPr>
+        <w:t>C2S_</w:t>
+      </w:r>
+      <w:r>
+        <w:rPr>
+          <w:rFonts w:hint="eastAsia"/>
+        </w:rPr>
+        <w:t>EnterRoom</w:t>
+      </w:r>
+      <w:r>
+        <w:rPr>
+          <w:rFonts w:hint="eastAsia"/>
+        </w:rPr>
+        <w:t>_Packet</w:t>
+      </w:r>
+    </w:p>
+    <w:p>
+      <w:pPr>
+        <w:widowControl/>
+        <w:wordWrap/>
+        <w:autoSpaceDE/>
+        <w:autoSpaceDN/>
+      </w:pPr>
+      <w:r>
+        <w:rPr>
+          <w:rFonts w:hint="eastAsia"/>
+        </w:rPr>
+        <w:t>{</w:t>
+      </w:r>
+    </w:p>
+    <w:p>
+      <w:pPr>
+        <w:widowControl/>
+        <w:wordWrap/>
+        <w:autoSpaceDE/>
+        <w:autoSpaceDN/>
+      </w:pPr>
+      <w:r>
+        <w:lastRenderedPageBreak/>
+        <w:tab/>
+      </w:r>
+      <w:r>
+        <w:t xml:space="preserve">unsigned </w:t>
+      </w:r>
+      <w:proofErr w:type="gramStart"/>
+      <w:r>
+        <w:t>char  size</w:t>
+      </w:r>
+      <w:proofErr w:type="gramEnd"/>
+      <w:r>
+        <w:t>;</w:t>
+      </w:r>
+    </w:p>
+    <w:p>
+      <w:pPr>
+        <w:widowControl/>
+        <w:wordWrap/>
+        <w:autoSpaceDE/>
+        <w:autoSpaceDN/>
+      </w:pPr>
+      <w:r>
+        <w:tab/>
+      </w:r>
+      <w:proofErr w:type="gramStart"/>
+      <w:r>
+        <w:t>char  type</w:t>
+      </w:r>
+      <w:proofErr w:type="gramEnd"/>
+      <w:r>
+        <w:t>;</w:t>
+      </w:r>
+    </w:p>
+    <w:p>
+      <w:pPr>
+        <w:widowControl/>
+        <w:wordWrap/>
+        <w:autoSpaceDE/>
+        <w:autoSpaceDN/>
+      </w:pPr>
+      <w:r>
+        <w:tab/>
+      </w:r>
+      <w:r>
+        <w:rPr>
+          <w:rFonts w:hint="eastAsia"/>
+        </w:rPr>
+        <w:t xml:space="preserve">char </w:t>
       </w:r>
       <w:proofErr w:type="spellStart"/>
       <w:r>
         <w:rPr>
           <w:rFonts w:hint="eastAsia"/>
         </w:rPr>
+        <w:t>map_num</w:t>
+      </w:r>
+      <w:proofErr w:type="spellEnd"/>
+      <w:r>
+        <w:rPr>
+          <w:rFonts w:hint="eastAsia"/>
+        </w:rPr>
+        <w:t>;</w:t>
+      </w:r>
+    </w:p>
+    <w:p>
+      <w:pPr>
+        <w:widowControl/>
+        <w:wordWrap/>
+        <w:autoSpaceDE/>
+        <w:autoSpaceDN/>
+      </w:pPr>
+      <w:r>
+        <w:rPr>
+          <w:rFonts w:hint="eastAsia"/>
+        </w:rPr>
+        <w:t>}</w:t>
+      </w:r>
+      <w:r>
+        <w:rPr>
+          <w:rFonts w:hint="eastAsia"/>
+        </w:rPr>
+        <w:t>,</w:t>
+      </w:r>
+    </w:p>
+    <w:p>
+      <w:pPr>
+        <w:widowControl/>
+        <w:wordWrap/>
+        <w:autoSpaceDE/>
+        <w:autoSpaceDN/>
+      </w:pPr>
+      <w:r>
+        <w:rPr>
+          <w:rFonts w:hint="eastAsia"/>
+        </w:rPr>
+        <w:t>C2S_</w:t>
+      </w:r>
+      <w:r>
+        <w:rPr>
+          <w:rFonts w:hint="eastAsia"/>
+        </w:rPr>
+        <w:t>Change_</w:t>
+      </w:r>
+      <w:r>
+        <w:rPr>
+          <w:rFonts w:hint="eastAsia"/>
+        </w:rPr>
+        <w:t>Ready</w:t>
+      </w:r>
+      <w:r>
+        <w:rPr>
+          <w:rFonts w:hint="eastAsia"/>
+        </w:rPr>
+        <w:t>_Packet</w:t>
+      </w:r>
+      <w:r>
+        <w:rPr>
+          <w:rFonts w:hint="eastAsia"/>
+        </w:rPr>
+        <w:t xml:space="preserve">, </w:t>
+      </w:r>
+    </w:p>
+    <w:p>
+      <w:pPr>
+        <w:widowControl/>
+        <w:wordWrap/>
+        <w:autoSpaceDE/>
+        <w:autoSpaceDN/>
+      </w:pPr>
+      <w:r>
+        <w:rPr>
+          <w:rFonts w:hint="eastAsia"/>
+        </w:rPr>
+        <w:t>{</w:t>
+      </w:r>
+    </w:p>
+    <w:p>
+      <w:pPr>
+        <w:widowControl/>
+        <w:wordWrap/>
+        <w:autoSpaceDE/>
+        <w:autoSpaceDN/>
+      </w:pPr>
+      <w:r>
+        <w:tab/>
+      </w:r>
+      <w:r>
+        <w:t xml:space="preserve">unsigned </w:t>
+      </w:r>
+      <w:proofErr w:type="gramStart"/>
+      <w:r>
+        <w:t>char  size</w:t>
+      </w:r>
+      <w:proofErr w:type="gramEnd"/>
+      <w:r>
+        <w:t>;</w:t>
+      </w:r>
+    </w:p>
+    <w:p>
+      <w:pPr>
+        <w:widowControl/>
+        <w:wordWrap/>
+        <w:autoSpaceDE/>
+        <w:autoSpaceDN/>
+      </w:pPr>
+      <w:r>
+        <w:tab/>
+      </w:r>
+      <w:proofErr w:type="gramStart"/>
+      <w:r>
+        <w:t>char  type</w:t>
+      </w:r>
+      <w:proofErr w:type="gramEnd"/>
+      <w:r>
+        <w:t>;</w:t>
+      </w:r>
+    </w:p>
+    <w:p>
+      <w:pPr>
+        <w:widowControl/>
+        <w:wordWrap/>
+        <w:autoSpaceDE/>
+        <w:autoSpaceDN/>
+      </w:pPr>
+      <w:r>
+        <w:tab/>
+      </w:r>
+      <w:r>
+        <w:rPr>
+          <w:rFonts w:hint="eastAsia"/>
+        </w:rPr>
+        <w:t xml:space="preserve">bool </w:t>
+      </w:r>
+      <w:proofErr w:type="spellStart"/>
+      <w:r>
+        <w:rPr>
+          <w:rFonts w:hint="eastAsia"/>
+        </w:rPr>
+        <w:t>Is_ready</w:t>
+      </w:r>
+      <w:proofErr w:type="spellEnd"/>
+      <w:r>
+        <w:rPr>
+          <w:rFonts w:hint="eastAsia"/>
+        </w:rPr>
+        <w:t>;</w:t>
+      </w:r>
+    </w:p>
+    <w:p>
+      <w:pPr>
+        <w:widowControl/>
+        <w:wordWrap/>
+        <w:autoSpaceDE/>
+        <w:autoSpaceDN/>
+      </w:pPr>
+      <w:r>
+        <w:rPr>
+          <w:rFonts w:hint="eastAsia"/>
+        </w:rPr>
+        <w:t>}</w:t>
+      </w:r>
+    </w:p>
+    <w:p>
+      <w:pPr>
+        <w:widowControl/>
+        <w:wordWrap/>
+        <w:autoSpaceDE/>
+        <w:autoSpaceDN/>
+      </w:pPr>
+      <w:r>
+        <w:rPr>
+          <w:rFonts w:hint="eastAsia"/>
+        </w:rPr>
+        <w:t>C2S_</w:t>
+      </w:r>
+      <w:r>
+        <w:rPr>
+          <w:rFonts w:hint="eastAsia"/>
+        </w:rPr>
+        <w:t>Move</w:t>
+      </w:r>
+      <w:r>
+        <w:rPr>
+          <w:rFonts w:hint="eastAsia"/>
+        </w:rPr>
+        <w:t>_Packet</w:t>
+      </w:r>
+      <w:r>
+        <w:rPr>
+          <w:rFonts w:hint="eastAsia"/>
+        </w:rPr>
+        <w:t xml:space="preserve">, </w:t>
+      </w:r>
+    </w:p>
+    <w:p>
+      <w:pPr>
+        <w:widowControl/>
+        <w:wordWrap/>
+        <w:autoSpaceDE/>
+        <w:autoSpaceDN/>
+      </w:pPr>
+      <w:r>
+        <w:rPr>
+          <w:rFonts w:hint="eastAsia"/>
+        </w:rPr>
+        <w:t>{</w:t>
+      </w:r>
+    </w:p>
+    <w:p>
+      <w:pPr>
+        <w:widowControl/>
+        <w:wordWrap/>
+        <w:autoSpaceDE/>
+        <w:autoSpaceDN/>
+      </w:pPr>
+      <w:r>
+        <w:tab/>
+      </w:r>
+      <w:r>
+        <w:t xml:space="preserve">unsigned </w:t>
+      </w:r>
+      <w:proofErr w:type="gramStart"/>
+      <w:r>
+        <w:t>char  size</w:t>
+      </w:r>
+      <w:proofErr w:type="gramEnd"/>
+      <w:r>
+        <w:t>;</w:t>
+      </w:r>
+    </w:p>
+    <w:p>
+      <w:pPr>
+        <w:widowControl/>
+        <w:wordWrap/>
+        <w:autoSpaceDE/>
+        <w:autoSpaceDN/>
+      </w:pPr>
+      <w:r>
+        <w:tab/>
+      </w:r>
+      <w:proofErr w:type="gramStart"/>
+      <w:r>
+        <w:t>char  type</w:t>
+      </w:r>
+      <w:proofErr w:type="gramEnd"/>
+      <w:r>
+        <w:t>;</w:t>
+      </w:r>
+    </w:p>
+    <w:p>
+      <w:pPr>
+        <w:widowControl/>
+        <w:wordWrap/>
+        <w:autoSpaceDE/>
+        <w:autoSpaceDN/>
+      </w:pPr>
+      <w:r>
+        <w:tab/>
+      </w:r>
+      <w:r>
+        <w:rPr>
+          <w:rFonts w:hint="eastAsia"/>
+        </w:rPr>
+        <w:t>float x;</w:t>
+      </w:r>
+    </w:p>
+    <w:p>
+      <w:pPr>
+        <w:widowControl/>
+        <w:wordWrap/>
+        <w:autoSpaceDE/>
+        <w:autoSpaceDN/>
+        <w:ind w:firstLine="800"/>
+      </w:pPr>
+      <w:r>
+        <w:rPr>
+          <w:rFonts w:hint="eastAsia"/>
+        </w:rPr>
+        <w:t>float y;</w:t>
+      </w:r>
+    </w:p>
+    <w:p>
+      <w:pPr>
+        <w:widowControl/>
+        <w:wordWrap/>
+        <w:autoSpaceDE/>
+        <w:autoSpaceDN/>
+        <w:ind w:firstLine="800"/>
+      </w:pPr>
+      <w:r>
+        <w:rPr>
+          <w:rFonts w:hint="eastAsia"/>
+        </w:rPr>
+        <w:t>float z;</w:t>
+      </w:r>
+    </w:p>
+    <w:p>
+      <w:pPr>
+        <w:widowControl/>
+        <w:wordWrap/>
+        <w:autoSpaceDE/>
+        <w:autoSpaceDN/>
+        <w:ind w:left="720"/>
+        <w:rPr>
+          <w:rFonts w:hint="eastAsia"/>
+        </w:rPr>
+      </w:pPr>
+      <w:proofErr w:type="spellStart"/>
+      <w:r>
+        <w:rPr>
+          <w:rFonts w:hint="eastAsia"/>
+        </w:rPr>
+        <w:t>btRigidBody</w:t>
+      </w:r>
+      <w:proofErr w:type="spellEnd"/>
+      <w:r>
+        <w:rPr>
+          <w:rFonts w:hint="eastAsia"/>
+        </w:rPr>
+        <w:t xml:space="preserve"> </w:t>
+      </w:r>
+      <w:proofErr w:type="spellStart"/>
+      <w:r>
+        <w:t>rigidBody</w:t>
+      </w:r>
+      <w:proofErr w:type="spellEnd"/>
+      <w:proofErr w:type="gramStart"/>
+      <w:r>
+        <w:rPr>
+          <w:rFonts w:hint="eastAsia"/>
+        </w:rPr>
+        <w:t>; /</w:t>
+      </w:r>
+      <w:proofErr w:type="gramEnd"/>
+      <w:r>
+        <w:rPr>
+          <w:rFonts w:hint="eastAsia"/>
+        </w:rPr>
+        <w:t xml:space="preserve">/ </w:t>
+      </w:r>
+      <w:proofErr w:type="spellStart"/>
+      <w:r>
+        <w:rPr>
+          <w:rFonts w:hint="eastAsia"/>
+        </w:rPr>
+        <w:t>콜리전박스</w:t>
+      </w:r>
+      <w:proofErr w:type="spellEnd"/>
+    </w:p>
+    <w:p>
+      <w:pPr>
+        <w:widowControl/>
+        <w:wordWrap/>
+        <w:autoSpaceDE/>
+        <w:autoSpaceDN/>
+      </w:pPr>
+      <w:r>
+        <w:rPr>
+          <w:rFonts w:hint="eastAsia"/>
+        </w:rPr>
+        <w:t>}</w:t>
+      </w:r>
+    </w:p>
+    <w:p>
+      <w:pPr>
+        <w:widowControl/>
+        <w:wordWrap/>
+        <w:autoSpaceDE/>
+        <w:autoSpaceDN/>
+      </w:pPr>
+      <w:r>
+        <w:rPr>
+          <w:rFonts w:hint="eastAsia"/>
+        </w:rPr>
+        <w:t>C2S_</w:t>
+      </w:r>
+      <w:r>
+        <w:rPr>
+          <w:rFonts w:hint="eastAsia"/>
+        </w:rPr>
+        <w:t>Booster</w:t>
+      </w:r>
+      <w:r>
+        <w:rPr>
+          <w:rFonts w:hint="eastAsia"/>
+        </w:rPr>
+        <w:t>_Packet</w:t>
+      </w:r>
+    </w:p>
+    <w:p>
+      <w:pPr>
+        <w:widowControl/>
+        <w:wordWrap/>
+        <w:autoSpaceDE/>
+        <w:autoSpaceDN/>
+      </w:pPr>
+      <w:r>
+        <w:rPr>
+          <w:rFonts w:hint="eastAsia"/>
+        </w:rPr>
+        <w:t>{</w:t>
+      </w:r>
+    </w:p>
+    <w:p>
+      <w:pPr>
+        <w:widowControl/>
+        <w:wordWrap/>
+        <w:autoSpaceDE/>
+        <w:autoSpaceDN/>
+      </w:pPr>
+      <w:r>
+        <w:tab/>
+      </w:r>
+      <w:r>
+        <w:t xml:space="preserve">unsigned </w:t>
+      </w:r>
+      <w:proofErr w:type="gramStart"/>
+      <w:r>
+        <w:t>char  size</w:t>
+      </w:r>
+      <w:proofErr w:type="gramEnd"/>
+      <w:r>
+        <w:t>;</w:t>
+      </w:r>
+    </w:p>
+    <w:p>
+      <w:pPr>
+        <w:widowControl/>
+        <w:wordWrap/>
+        <w:autoSpaceDE/>
+        <w:autoSpaceDN/>
+      </w:pPr>
+      <w:r>
+        <w:tab/>
+      </w:r>
+      <w:proofErr w:type="gramStart"/>
+      <w:r>
+        <w:t>char  type</w:t>
+      </w:r>
+      <w:proofErr w:type="gramEnd"/>
+      <w:r>
+        <w:t>;</w:t>
+      </w:r>
+    </w:p>
+    <w:p>
+      <w:pPr>
+        <w:widowControl/>
+        <w:wordWrap/>
+        <w:autoSpaceDE/>
+        <w:autoSpaceDN/>
+      </w:pPr>
+      <w:r>
+        <w:rPr>
+          <w:rFonts w:hint="eastAsia"/>
+        </w:rPr>
+        <w:t>},</w:t>
+      </w:r>
+    </w:p>
+    <w:p>
+      <w:pPr>
+        <w:widowControl/>
+        <w:wordWrap/>
+        <w:autoSpaceDE/>
+        <w:autoSpaceDN/>
+      </w:pPr>
+      <w:r>
+        <w:rPr>
+          <w:rFonts w:hint="eastAsia"/>
+        </w:rPr>
+        <w:lastRenderedPageBreak/>
+        <w:t>S2</w:t>
+      </w:r>
+      <w:proofErr w:type="gramStart"/>
+      <w:r>
+        <w:rPr>
+          <w:rFonts w:hint="eastAsia"/>
+        </w:rPr>
+        <w:t>C :</w:t>
+      </w:r>
+      <w:proofErr w:type="gramEnd"/>
+    </w:p>
+    <w:p>
+      <w:pPr>
+        <w:widowControl/>
+        <w:wordWrap/>
+        <w:autoSpaceDE/>
+        <w:autoSpaceDN/>
+      </w:pPr>
+      <w:bookmarkStart w:id="0" w:name="_Hlk212060264"/>
+      <w:r>
+        <w:rPr>
+          <w:rFonts w:hint="eastAsia"/>
+        </w:rPr>
+        <w:t>S2C_</w:t>
+      </w:r>
+      <w:bookmarkEnd w:id="0"/>
+      <w:r>
+        <w:rPr>
+          <w:rFonts w:hint="eastAsia"/>
+        </w:rPr>
+        <w:t>PlayerInfo</w:t>
+      </w:r>
+      <w:r>
+        <w:rPr>
+          <w:rFonts w:hint="eastAsia"/>
+        </w:rPr>
+        <w:t>_Packet</w:t>
+      </w:r>
+    </w:p>
+    <w:p>
+      <w:pPr>
+        <w:widowControl/>
+        <w:wordWrap/>
+        <w:autoSpaceDE/>
+        <w:autoSpaceDN/>
+      </w:pPr>
+      <w:r>
+        <w:rPr>
+          <w:rFonts w:hint="eastAsia"/>
+        </w:rPr>
+        <w:t>{</w:t>
+      </w:r>
+    </w:p>
+    <w:p>
+      <w:pPr>
+        <w:widowControl/>
+        <w:wordWrap/>
+        <w:autoSpaceDE/>
+        <w:autoSpaceDN/>
+        <w:ind w:firstLine="800"/>
+      </w:pPr>
+      <w:r>
+        <w:t xml:space="preserve">unsigned </w:t>
+      </w:r>
+      <w:proofErr w:type="gramStart"/>
+      <w:r>
+        <w:t>char  size</w:t>
+      </w:r>
+      <w:proofErr w:type="gramEnd"/>
+      <w:r>
+        <w:t>;</w:t>
+      </w:r>
+    </w:p>
+    <w:p>
+      <w:pPr>
+        <w:widowControl/>
+        <w:wordWrap/>
+        <w:autoSpaceDE/>
+        <w:autoSpaceDN/>
+      </w:pPr>
+      <w:r>
+        <w:tab/>
+      </w:r>
+      <w:proofErr w:type="gramStart"/>
+      <w:r>
+        <w:t>char  type</w:t>
+      </w:r>
+      <w:proofErr w:type="gramEnd"/>
+      <w:r>
+        <w:t>;</w:t>
+      </w:r>
+    </w:p>
+    <w:p>
+      <w:pPr>
+        <w:widowControl/>
+        <w:wordWrap/>
+        <w:autoSpaceDE/>
+        <w:autoSpaceDN/>
+      </w:pPr>
+      <w:r>
+        <w:rPr>
+          <w:rFonts w:hint="eastAsia"/>
+        </w:rPr>
+        <w:t>}</w:t>
+      </w:r>
+    </w:p>
+    <w:p>
+      <w:pPr>
+        <w:widowControl/>
+        <w:wordWrap/>
+        <w:autoSpaceDE/>
+        <w:autoSpaceDN/>
+      </w:pPr>
+      <w:r>
+        <w:rPr>
+          <w:rFonts w:hint="eastAsia"/>
+        </w:rPr>
+        <w:t>S2C_</w:t>
+      </w:r>
+      <w:r>
+        <w:rPr>
+          <w:rFonts w:hint="eastAsia"/>
+        </w:rPr>
         <w:t>EnterRoom</w:t>
       </w:r>
+      <w:r>
+        <w:rPr>
+          <w:rFonts w:hint="eastAsia"/>
+        </w:rPr>
+        <w:t>_Packet</w:t>
+      </w:r>
+    </w:p>
+    <w:p>
+      <w:pPr>
+        <w:widowControl/>
+        <w:wordWrap/>
+        <w:autoSpaceDE/>
+        <w:autoSpaceDN/>
+      </w:pPr>
+      <w:r>
+        <w:rPr>
+          <w:rFonts w:hint="eastAsia"/>
+        </w:rPr>
+        <w:t>{</w:t>
+      </w:r>
+    </w:p>
+    <w:p>
+      <w:pPr>
+        <w:widowControl/>
+        <w:wordWrap/>
+        <w:autoSpaceDE/>
+        <w:autoSpaceDN/>
+        <w:ind w:firstLine="800"/>
+      </w:pPr>
+      <w:r>
+        <w:t xml:space="preserve">unsigned </w:t>
+      </w:r>
+      <w:proofErr w:type="gramStart"/>
+      <w:r>
+        <w:t>char  size</w:t>
+      </w:r>
+      <w:proofErr w:type="gramEnd"/>
+      <w:r>
+        <w:t>;</w:t>
+      </w:r>
+    </w:p>
+    <w:p>
+      <w:pPr>
+        <w:widowControl/>
+        <w:wordWrap/>
+        <w:autoSpaceDE/>
+        <w:autoSpaceDN/>
+      </w:pPr>
+      <w:r>
+        <w:tab/>
+      </w:r>
+      <w:proofErr w:type="gramStart"/>
+      <w:r>
+        <w:t>char  type</w:t>
+      </w:r>
+      <w:proofErr w:type="gramEnd"/>
+      <w:r>
+        <w:t>;</w:t>
+      </w:r>
+    </w:p>
+    <w:p>
+      <w:pPr>
+        <w:widowControl/>
+        <w:wordWrap/>
+        <w:autoSpaceDE/>
+        <w:autoSpaceDN/>
+      </w:pPr>
+      <w:r>
+        <w:tab/>
+      </w:r>
+      <w:r>
+        <w:rPr>
+          <w:rFonts w:hint="eastAsia"/>
+        </w:rPr>
+        <w:t xml:space="preserve">char </w:t>
+      </w:r>
+      <w:proofErr w:type="gramStart"/>
+      <w:r>
+        <w:rPr>
+          <w:rFonts w:hint="eastAsia"/>
+        </w:rPr>
+        <w:t>name[</w:t>
+      </w:r>
+      <w:proofErr w:type="gramEnd"/>
+      <w:r>
+        <w:rPr>
+          <w:rFonts w:hint="eastAsia"/>
+        </w:rPr>
+        <w:t>NAME_SIZE]</w:t>
+      </w:r>
+    </w:p>
+    <w:p>
+      <w:pPr>
+        <w:widowControl/>
+        <w:wordWrap/>
+        <w:autoSpaceDE/>
+        <w:autoSpaceDN/>
+      </w:pPr>
+      <w:r>
+        <w:rPr>
+          <w:rFonts w:hint="eastAsia"/>
+        </w:rPr>
+        <w:t>}</w:t>
+      </w:r>
+    </w:p>
+    <w:p>
+      <w:pPr>
+        <w:widowControl/>
+        <w:wordWrap/>
+        <w:autoSpaceDE/>
+        <w:autoSpaceDN/>
+      </w:pPr>
+      <w:r>
+        <w:rPr>
+          <w:rFonts w:hint="eastAsia"/>
+        </w:rPr>
+        <w:t>S2C_</w:t>
+      </w:r>
+      <w:r>
+        <w:rPr>
+          <w:rFonts w:hint="eastAsia"/>
+        </w:rPr>
+        <w:t>Ready</w:t>
+      </w:r>
+      <w:r>
+        <w:rPr>
+          <w:rFonts w:hint="eastAsia"/>
+        </w:rPr>
+        <w:t>_Packet</w:t>
+      </w:r>
+    </w:p>
+    <w:p>
+      <w:pPr>
+        <w:widowControl/>
+        <w:wordWrap/>
+        <w:autoSpaceDE/>
+        <w:autoSpaceDN/>
+      </w:pPr>
+      <w:r>
+        <w:rPr>
+          <w:rFonts w:hint="eastAsia"/>
+        </w:rPr>
+        <w:t>{</w:t>
+      </w:r>
+    </w:p>
+    <w:p>
+      <w:pPr>
+        <w:widowControl/>
+        <w:wordWrap/>
+        <w:autoSpaceDE/>
+        <w:autoSpaceDN/>
+        <w:ind w:firstLine="800"/>
+      </w:pPr>
+      <w:r>
+        <w:t xml:space="preserve">unsigned </w:t>
+      </w:r>
+      <w:proofErr w:type="gramStart"/>
+      <w:r>
+        <w:t>char  size</w:t>
+      </w:r>
+      <w:proofErr w:type="gramEnd"/>
+      <w:r>
+        <w:t>;</w:t>
+      </w:r>
+    </w:p>
+    <w:p>
+      <w:pPr>
+        <w:widowControl/>
+        <w:wordWrap/>
+        <w:autoSpaceDE/>
+        <w:autoSpaceDN/>
+      </w:pPr>
+      <w:r>
+        <w:tab/>
+      </w:r>
+      <w:proofErr w:type="gramStart"/>
+      <w:r>
+        <w:t>char  type</w:t>
+      </w:r>
+      <w:proofErr w:type="gramEnd"/>
+      <w:r>
+        <w:t>;</w:t>
+      </w:r>
+    </w:p>
+    <w:p>
+      <w:pPr>
+        <w:widowControl/>
+        <w:wordWrap/>
+        <w:autoSpaceDE/>
+        <w:autoSpaceDN/>
+      </w:pPr>
+      <w:r>
+        <w:tab/>
+      </w:r>
+      <w:r>
+        <w:rPr>
+          <w:rFonts w:hint="eastAsia"/>
+        </w:rPr>
+        <w:t xml:space="preserve">char </w:t>
+      </w:r>
+      <w:proofErr w:type="gramStart"/>
+      <w:r>
+        <w:rPr>
+          <w:rFonts w:hint="eastAsia"/>
+        </w:rPr>
+        <w:t>name[</w:t>
+      </w:r>
+      <w:proofErr w:type="gramEnd"/>
+      <w:r>
+        <w:rPr>
+          <w:rFonts w:hint="eastAsia"/>
+        </w:rPr>
+        <w:t>NAME_SIZE]</w:t>
+      </w:r>
+    </w:p>
+    <w:p>
+      <w:pPr>
+        <w:widowControl/>
+        <w:wordWrap/>
+        <w:autoSpaceDE/>
+        <w:autoSpaceDN/>
+      </w:pPr>
+      <w:r>
+        <w:tab/>
+      </w:r>
+      <w:r>
+        <w:rPr>
+          <w:rFonts w:hint="eastAsia"/>
+        </w:rPr>
+        <w:t xml:space="preserve">bool </w:t>
+      </w:r>
+      <w:proofErr w:type="spellStart"/>
+      <w:r>
+        <w:rPr>
+          <w:rFonts w:hint="eastAsia"/>
+        </w:rPr>
+        <w:t>is_ready</w:t>
+      </w:r>
       <w:proofErr w:type="spellEnd"/>
       <w:r>
         <w:rPr>
           <w:rFonts w:hint="eastAsia"/>
         </w:rPr>
-        <w:t xml:space="preserve">, Ready, Move, </w:t>
-      </w:r>
+        <w:t>;</w:t>
+      </w:r>
+    </w:p>
+    <w:p>
+      <w:pPr>
+        <w:widowControl/>
+        <w:wordWrap/>
+        <w:autoSpaceDE/>
+        <w:autoSpaceDN/>
+      </w:pPr>
+      <w:r>
+        <w:rPr>
+          <w:rFonts w:hint="eastAsia"/>
+        </w:rPr>
+        <w:t>}</w:t>
+      </w:r>
+    </w:p>
+    <w:p>
+      <w:pPr>
+        <w:widowControl/>
+        <w:wordWrap/>
+        <w:autoSpaceDE/>
+        <w:autoSpaceDN/>
+      </w:pPr>
+      <w:r>
+        <w:rPr>
+          <w:rFonts w:hint="eastAsia"/>
+        </w:rPr>
+        <w:t>S2C_</w:t>
+      </w:r>
+      <w:r>
+        <w:rPr>
+          <w:rFonts w:hint="eastAsia"/>
+        </w:rPr>
+        <w:t>GameStart</w:t>
+      </w:r>
+      <w:r>
+        <w:rPr>
+          <w:rFonts w:hint="eastAsia"/>
+        </w:rPr>
+        <w:t>_Packet</w:t>
+      </w:r>
+    </w:p>
+    <w:p>
+      <w:pPr>
+        <w:widowControl/>
+        <w:wordWrap/>
+        <w:autoSpaceDE/>
+        <w:autoSpaceDN/>
+      </w:pPr>
+      <w:r>
+        <w:rPr>
+          <w:rFonts w:hint="eastAsia"/>
+        </w:rPr>
+        <w:t>{</w:t>
+      </w:r>
+    </w:p>
+    <w:p>
+      <w:pPr>
+        <w:widowControl/>
+        <w:wordWrap/>
+        <w:autoSpaceDE/>
+        <w:autoSpaceDN/>
+        <w:ind w:firstLine="800"/>
+      </w:pPr>
+      <w:r>
+        <w:t xml:space="preserve">unsigned </w:t>
+      </w:r>
+      <w:proofErr w:type="gramStart"/>
+      <w:r>
+        <w:t>char  size</w:t>
+      </w:r>
+      <w:proofErr w:type="gramEnd"/>
+      <w:r>
+        <w:t>;</w:t>
+      </w:r>
+    </w:p>
+    <w:p>
+      <w:pPr>
+        <w:widowControl/>
+        <w:wordWrap/>
+        <w:autoSpaceDE/>
+        <w:autoSpaceDN/>
+      </w:pPr>
+      <w:r>
+        <w:tab/>
+      </w:r>
+      <w:proofErr w:type="gramStart"/>
+      <w:r>
+        <w:t>char  type</w:t>
+      </w:r>
+      <w:proofErr w:type="gramEnd"/>
+      <w:r>
+        <w:t>;</w:t>
+      </w:r>
+    </w:p>
+    <w:p>
+      <w:pPr>
+        <w:widowControl/>
+        <w:wordWrap/>
+        <w:autoSpaceDE/>
+        <w:autoSpaceDN/>
+        <w:rPr>
+          <w:b/>
+          <w:bCs/>
+        </w:rPr>
+      </w:pPr>
+      <w:r>
+        <w:rPr>
+          <w:rFonts w:hint="eastAsia"/>
+          <w:b/>
+          <w:bCs/>
+        </w:rPr>
+        <w:t>}</w:t>
+      </w:r>
+    </w:p>
+    <w:p>
+      <w:pPr>
+        <w:widowControl/>
+        <w:wordWrap/>
+        <w:autoSpaceDE/>
+        <w:autoSpaceDN/>
+      </w:pPr>
+      <w:r>
+        <w:rPr>
+          <w:rFonts w:hint="eastAsia"/>
+        </w:rPr>
+        <w:lastRenderedPageBreak/>
+        <w:t>S2C_</w:t>
+      </w:r>
+      <w:r>
+        <w:rPr>
+          <w:rFonts w:hint="eastAsia"/>
+        </w:rPr>
+        <w:t>Move</w:t>
+      </w:r>
+      <w:r>
+        <w:rPr>
+          <w:rFonts w:hint="eastAsia"/>
+        </w:rPr>
+        <w:t>_Packet</w:t>
+      </w:r>
+    </w:p>
+    <w:p>
+      <w:pPr>
+        <w:widowControl/>
+        <w:wordWrap/>
+        <w:autoSpaceDE/>
+        <w:autoSpaceDN/>
+      </w:pPr>
+      <w:r>
+        <w:rPr>
+          <w:rFonts w:hint="eastAsia"/>
+        </w:rPr>
+        <w:t>{</w:t>
+      </w:r>
+    </w:p>
+    <w:p>
+      <w:pPr>
+        <w:widowControl/>
+        <w:wordWrap/>
+        <w:autoSpaceDE/>
+        <w:autoSpaceDN/>
+        <w:ind w:firstLine="800"/>
+      </w:pPr>
+      <w:r>
+        <w:t xml:space="preserve">unsigned </w:t>
+      </w:r>
+      <w:proofErr w:type="gramStart"/>
+      <w:r>
+        <w:t>char  size</w:t>
+      </w:r>
+      <w:proofErr w:type="gramEnd"/>
+      <w:r>
+        <w:t>;</w:t>
+      </w:r>
+    </w:p>
+    <w:p>
+      <w:pPr>
+        <w:widowControl/>
+        <w:wordWrap/>
+        <w:autoSpaceDE/>
+        <w:autoSpaceDN/>
+      </w:pPr>
+      <w:r>
+        <w:tab/>
+      </w:r>
+      <w:proofErr w:type="gramStart"/>
+      <w:r>
+        <w:t>char  type</w:t>
+      </w:r>
+      <w:proofErr w:type="gramEnd"/>
+      <w:r>
+        <w:t>;</w:t>
+      </w:r>
+    </w:p>
+    <w:p>
+      <w:pPr>
+        <w:widowControl/>
+        <w:wordWrap/>
+        <w:autoSpaceDE/>
+        <w:autoSpaceDN/>
+      </w:pPr>
+      <w:r>
+        <w:tab/>
+      </w:r>
+      <w:r>
+        <w:rPr>
+          <w:rFonts w:hint="eastAsia"/>
+        </w:rPr>
+        <w:t xml:space="preserve">char </w:t>
+      </w:r>
+      <w:proofErr w:type="gramStart"/>
+      <w:r>
+        <w:rPr>
+          <w:rFonts w:hint="eastAsia"/>
+        </w:rPr>
+        <w:t>name[</w:t>
+      </w:r>
+      <w:proofErr w:type="gramEnd"/>
+      <w:r>
+        <w:rPr>
+          <w:rFonts w:hint="eastAsia"/>
+        </w:rPr>
+        <w:t>NAME_SIZE]</w:t>
+      </w:r>
+    </w:p>
+    <w:p>
+      <w:pPr>
+        <w:widowControl/>
+        <w:wordWrap/>
+        <w:autoSpaceDE/>
+        <w:autoSpaceDN/>
+      </w:pPr>
+      <w:r>
+        <w:tab/>
+      </w:r>
+      <w:r>
+        <w:rPr>
+          <w:rFonts w:hint="eastAsia"/>
+        </w:rPr>
+        <w:t>float x;</w:t>
+      </w:r>
+    </w:p>
+    <w:p>
+      <w:pPr>
+        <w:widowControl/>
+        <w:wordWrap/>
+        <w:autoSpaceDE/>
+        <w:autoSpaceDN/>
+        <w:ind w:firstLine="800"/>
+      </w:pPr>
+      <w:r>
+        <w:rPr>
+          <w:rFonts w:hint="eastAsia"/>
+        </w:rPr>
+        <w:t>float y;</w:t>
+      </w:r>
+    </w:p>
+    <w:p>
+      <w:pPr>
+        <w:widowControl/>
+        <w:wordWrap/>
+        <w:autoSpaceDE/>
+        <w:autoSpaceDN/>
+        <w:ind w:firstLine="800"/>
+      </w:pPr>
+      <w:r>
+        <w:rPr>
+          <w:rFonts w:hint="eastAsia"/>
+        </w:rPr>
+        <w:t>float z;</w:t>
+      </w:r>
+    </w:p>
+    <w:p>
+      <w:pPr>
+        <w:widowControl/>
+        <w:wordWrap/>
+        <w:autoSpaceDE/>
+        <w:autoSpaceDN/>
+        <w:ind w:firstLine="800"/>
+      </w:pPr>
       <w:proofErr w:type="spellStart"/>
       <w:r>
         <w:rPr>
           <w:rFonts w:hint="eastAsia"/>
         </w:rPr>
-        <w:t>UpdateState</w:t>
+        <w:t>btRigidBody</w:t>
       </w:r>
       <w:proofErr w:type="spellEnd"/>
       <w:r>
         <w:rPr>
           <w:rFonts w:hint="eastAsia"/>
         </w:rPr>
-        <w:t xml:space="preserve">, </w:t>
+        <w:t xml:space="preserve"> </w:t>
       </w:r>
       <w:proofErr w:type="spellStart"/>
       <w:r>
-        <w:rPr>
-          <w:rFonts w:hint="eastAsia"/>
-        </w:rPr>
-        <w:t>LogOut</w:t>
+        <w:t>rigidBody</w:t>
       </w:r>
       <w:proofErr w:type="spellEnd"/>
-    </w:p>
-    <w:p>
-      <w:pPr>
-        <w:widowControl/>
-        <w:wordWrap/>
-        <w:autoSpaceDE/>
-        <w:autoSpaceDN/>
-      </w:pPr>
-      <w:r>
-        <w:rPr>
-          <w:rFonts w:hint="eastAsia"/>
-        </w:rPr>
-        <w:t>S2</w:t>
+      <w:r>
+        <w:rPr>
+          <w:rFonts w:hint="eastAsia"/>
+        </w:rPr>
+        <w:t>;</w:t>
+      </w:r>
+    </w:p>
+    <w:p>
+      <w:pPr>
+        <w:widowControl/>
+        <w:wordWrap/>
+        <w:autoSpaceDE/>
+        <w:autoSpaceDN/>
+      </w:pPr>
+      <w:r>
+        <w:rPr>
+          <w:rFonts w:hint="eastAsia"/>
+        </w:rPr>
+        <w:t>}</w:t>
+      </w:r>
+    </w:p>
+    <w:p>
+      <w:pPr>
+        <w:widowControl/>
+        <w:wordWrap/>
+        <w:autoSpaceDE/>
+        <w:autoSpaceDN/>
+      </w:pPr>
+      <w:r>
+        <w:rPr>
+          <w:rFonts w:hint="eastAsia"/>
+        </w:rPr>
+        <w:t>S2C_</w:t>
+      </w:r>
+      <w:r>
+        <w:rPr>
+          <w:rFonts w:hint="eastAsia"/>
+        </w:rPr>
+        <w:t>Booster</w:t>
+      </w:r>
+      <w:r>
+        <w:rPr>
+          <w:rFonts w:hint="eastAsia"/>
+        </w:rPr>
+        <w:t>_Packet</w:t>
+      </w:r>
+    </w:p>
+    <w:p>
+      <w:pPr>
+        <w:widowControl/>
+        <w:wordWrap/>
+        <w:autoSpaceDE/>
+        <w:autoSpaceDN/>
+      </w:pPr>
+      <w:r>
+        <w:rPr>
+          <w:rFonts w:hint="eastAsia"/>
+        </w:rPr>
+        <w:t>{</w:t>
+      </w:r>
+    </w:p>
+    <w:p>
+      <w:pPr>
+        <w:widowControl/>
+        <w:wordWrap/>
+        <w:autoSpaceDE/>
+        <w:autoSpaceDN/>
+        <w:ind w:firstLine="800"/>
+      </w:pPr>
+      <w:r>
+        <w:t xml:space="preserve">unsigned </w:t>
       </w:r>
       <w:proofErr w:type="gramStart"/>
       <w:r>
-        <w:rPr>
-          <w:rFonts w:hint="eastAsia"/>
-        </w:rPr>
-        <w:t>C :</w:t>
+        <w:t>char  size</w:t>
       </w:r>
       <w:proofErr w:type="gramEnd"/>
       <w:r>
-        <w:rPr>
-          <w:rFonts w:hint="eastAsia"/>
-        </w:rPr>
-        <w:t xml:space="preserve"> </w:t>
-      </w:r>
-      <w:proofErr w:type="spellStart"/>
-      <w:r>
-        <w:rPr>
-          <w:rFonts w:hint="eastAsia"/>
-        </w:rPr>
-        <w:t>PlayerInfo</w:t>
-      </w:r>
-      <w:proofErr w:type="spellEnd"/>
-      <w:r>
-        <w:rPr>
-          <w:rFonts w:hint="eastAsia"/>
-        </w:rPr>
-        <w:t xml:space="preserve">, </w:t>
-      </w:r>
-      <w:proofErr w:type="spellStart"/>
-      <w:r>
-        <w:rPr>
-          <w:rFonts w:hint="eastAsia"/>
-        </w:rPr>
-        <w:t>EnterRoom</w:t>
-      </w:r>
-      <w:proofErr w:type="spellEnd"/>
-      <w:r>
-        <w:rPr>
-          <w:rFonts w:hint="eastAsia"/>
-        </w:rPr>
-        <w:t xml:space="preserve">, Ready, </w:t>
-      </w:r>
-      <w:proofErr w:type="spellStart"/>
-      <w:r>
-        <w:rPr>
-          <w:rFonts w:hint="eastAsia"/>
-        </w:rPr>
-        <w:t>GameStart</w:t>
-      </w:r>
-      <w:proofErr w:type="spellEnd"/>
-      <w:r>
-        <w:rPr>
-          <w:rFonts w:hint="eastAsia"/>
-        </w:rPr>
-        <w:t xml:space="preserve">, Move, </w:t>
-      </w:r>
-      <w:proofErr w:type="spellStart"/>
-      <w:r>
-        <w:rPr>
-          <w:rFonts w:hint="eastAsia"/>
-        </w:rPr>
-        <w:t>UpdateState</w:t>
-      </w:r>
-      <w:proofErr w:type="spellEnd"/>
-      <w:r>
-        <w:rPr>
-          <w:rFonts w:hint="eastAsia"/>
-        </w:rPr>
-        <w:t xml:space="preserve">, Rank, </w:t>
-      </w:r>
-      <w:proofErr w:type="spellStart"/>
-      <w:r>
-        <w:rPr>
-          <w:rFonts w:hint="eastAsia"/>
-        </w:rPr>
-        <w:t>LogOut</w:t>
-      </w:r>
-      <w:proofErr w:type="spellEnd"/>
-    </w:p>
-    <w:p>
-      <w:pPr>
-        <w:widowControl/>
-        <w:wordWrap/>
-        <w:autoSpaceDE/>
-        <w:autoSpaceDN/>
-      </w:pPr>
+        <w:t>;</w:t>
+      </w:r>
+    </w:p>
+    <w:p>
+      <w:pPr>
+        <w:widowControl/>
+        <w:wordWrap/>
+        <w:autoSpaceDE/>
+        <w:autoSpaceDN/>
+      </w:pPr>
+      <w:r>
+        <w:tab/>
+      </w:r>
+      <w:proofErr w:type="gramStart"/>
+      <w:r>
+        <w:t>char  type</w:t>
+      </w:r>
+      <w:proofErr w:type="gramEnd"/>
+      <w:r>
+        <w:t>;</w:t>
+      </w:r>
+    </w:p>
+    <w:p>
+      <w:pPr>
+        <w:widowControl/>
+        <w:wordWrap/>
+        <w:autoSpaceDE/>
+        <w:autoSpaceDN/>
+        <w:ind w:firstLine="800"/>
+        <w:rPr>
+          <w:rFonts w:hint="eastAsia"/>
+        </w:rPr>
+      </w:pPr>
+      <w:r>
+        <w:rPr>
+          <w:rFonts w:hint="eastAsia"/>
+        </w:rPr>
+        <w:t xml:space="preserve">char </w:t>
+      </w:r>
+      <w:proofErr w:type="gramStart"/>
+      <w:r>
+        <w:rPr>
+          <w:rFonts w:hint="eastAsia"/>
+        </w:rPr>
+        <w:t>name[</w:t>
+      </w:r>
+      <w:proofErr w:type="gramEnd"/>
+      <w:r>
+        <w:rPr>
+          <w:rFonts w:hint="eastAsia"/>
+        </w:rPr>
+        <w:t>NAME_SIZE]</w:t>
+      </w:r>
+    </w:p>
+    <w:p>
+      <w:pPr>
+        <w:widowControl/>
+        <w:wordWrap/>
+        <w:autoSpaceDE/>
+        <w:autoSpaceDN/>
+      </w:pPr>
+      <w:r>
+        <w:rPr>
+          <w:rFonts w:hint="eastAsia"/>
+        </w:rPr>
+        <w:t>}</w:t>
+      </w:r>
+    </w:p>
+    <w:p>
+      <w:pPr>
+        <w:widowControl/>
+        <w:wordWrap/>
+        <w:autoSpaceDE/>
+        <w:autoSpaceDN/>
+      </w:pPr>
+      <w:r>
+        <w:rPr>
+          <w:rFonts w:hint="eastAsia"/>
+        </w:rPr>
+        <w:t>S2C_</w:t>
+      </w:r>
+      <w:r>
+        <w:rPr>
+          <w:rFonts w:hint="eastAsia"/>
+        </w:rPr>
+        <w:t>Rank</w:t>
+      </w:r>
+      <w:r>
+        <w:rPr>
+          <w:rFonts w:hint="eastAsia"/>
+        </w:rPr>
+        <w:t>_</w:t>
+      </w:r>
+      <w:proofErr w:type="gramStart"/>
+      <w:r>
+        <w:rPr>
+          <w:rFonts w:hint="eastAsia"/>
+        </w:rPr>
+        <w:t>Packet</w:t>
+      </w:r>
+      <w:r>
+        <w:rPr>
+          <w:rFonts w:hint="eastAsia"/>
+        </w:rPr>
+        <w:t xml:space="preserve"> /</w:t>
+      </w:r>
+      <w:proofErr w:type="gramEnd"/>
+      <w:r>
+        <w:rPr>
+          <w:rFonts w:hint="eastAsia"/>
+        </w:rPr>
+        <w:t>/ 자기 자신에 대한 등수만 알기</w:t>
+      </w:r>
+    </w:p>
+    <w:p>
+      <w:pPr>
+        <w:widowControl/>
+        <w:wordWrap/>
+        <w:autoSpaceDE/>
+        <w:autoSpaceDN/>
+      </w:pPr>
+      <w:r>
+        <w:rPr>
+          <w:rFonts w:hint="eastAsia"/>
+        </w:rPr>
+        <w:t>{</w:t>
+      </w:r>
+    </w:p>
+    <w:p>
+      <w:pPr>
+        <w:widowControl/>
+        <w:wordWrap/>
+        <w:autoSpaceDE/>
+        <w:autoSpaceDN/>
+        <w:ind w:firstLine="800"/>
+      </w:pPr>
+      <w:r>
+        <w:t xml:space="preserve">unsigned </w:t>
+      </w:r>
+      <w:proofErr w:type="gramStart"/>
+      <w:r>
+        <w:t>char  size</w:t>
+      </w:r>
+      <w:proofErr w:type="gramEnd"/>
+      <w:r>
+        <w:t>;</w:t>
+      </w:r>
+    </w:p>
+    <w:p>
+      <w:pPr>
+        <w:widowControl/>
+        <w:wordWrap/>
+        <w:autoSpaceDE/>
+        <w:autoSpaceDN/>
+      </w:pPr>
+      <w:r>
+        <w:tab/>
+      </w:r>
+      <w:proofErr w:type="gramStart"/>
+      <w:r>
+        <w:t>char  type</w:t>
+      </w:r>
+      <w:proofErr w:type="gramEnd"/>
+      <w:r>
+        <w:t>;</w:t>
+      </w:r>
+    </w:p>
+    <w:p>
+      <w:pPr>
+        <w:widowControl/>
+        <w:wordWrap/>
+        <w:autoSpaceDE/>
+        <w:autoSpaceDN/>
+      </w:pPr>
+      <w:r>
+        <w:tab/>
+      </w:r>
+      <w:r>
+        <w:rPr>
+          <w:rFonts w:hint="eastAsia"/>
+        </w:rPr>
+        <w:t>char rank;</w:t>
+      </w:r>
+    </w:p>
+    <w:p>
+      <w:pPr>
+        <w:widowControl/>
+        <w:wordWrap/>
+        <w:autoSpaceDE/>
+        <w:autoSpaceDN/>
+      </w:pPr>
+      <w:r>
+        <w:rPr>
+          <w:rFonts w:hint="eastAsia"/>
+        </w:rPr>
+        <w:t>}</w:t>
+      </w:r>
+    </w:p>
+    <w:p>
+      <w:pPr>
+        <w:widowControl/>
+        <w:wordWrap/>
+        <w:autoSpaceDE/>
+        <w:autoSpaceDN/>
+      </w:pPr>
+      <w:r>
+        <w:rPr>
+          <w:rFonts w:hint="eastAsia"/>
+        </w:rPr>
+        <w:t>S2C_Finish_Packet</w:t>
+      </w:r>
+    </w:p>
+    <w:p>
+      <w:pPr>
+        <w:widowControl/>
+        <w:wordWrap/>
+        <w:autoSpaceDE/>
+        <w:autoSpaceDN/>
+      </w:pPr>
+      <w:r>
+        <w:rPr>
+          <w:rFonts w:hint="eastAsia"/>
+        </w:rPr>
+        <w:t>{</w:t>
+      </w:r>
+    </w:p>
+    <w:p>
+      <w:pPr>
+        <w:widowControl/>
+        <w:wordWrap/>
+        <w:autoSpaceDE/>
+        <w:autoSpaceDN/>
+        <w:ind w:firstLine="800"/>
+      </w:pPr>
+      <w:r>
+        <w:lastRenderedPageBreak/>
+        <w:t xml:space="preserve">unsigned </w:t>
+      </w:r>
+      <w:proofErr w:type="gramStart"/>
+      <w:r>
+        <w:t>char  size</w:t>
+      </w:r>
+      <w:proofErr w:type="gramEnd"/>
+      <w:r>
+        <w:t>;</w:t>
+      </w:r>
+    </w:p>
+    <w:p>
+      <w:pPr>
+        <w:widowControl/>
+        <w:wordWrap/>
+        <w:autoSpaceDE/>
+        <w:autoSpaceDN/>
+      </w:pPr>
+      <w:r>
+        <w:tab/>
+      </w:r>
+      <w:proofErr w:type="gramStart"/>
+      <w:r>
+        <w:t>char  type</w:t>
+      </w:r>
+      <w:proofErr w:type="gramEnd"/>
+      <w:r>
+        <w:t>;</w:t>
+      </w:r>
+    </w:p>
+    <w:p>
+      <w:pPr>
+        <w:widowControl/>
+        <w:wordWrap/>
+        <w:autoSpaceDE/>
+        <w:autoSpaceDN/>
+      </w:pPr>
+      <w:r>
+        <w:tab/>
+      </w:r>
+      <w:r>
+        <w:rPr>
+          <w:rFonts w:hint="eastAsia"/>
+        </w:rPr>
+        <w:t>char[3] rank</w:t>
+      </w:r>
+      <w:proofErr w:type="gramStart"/>
+      <w:r>
+        <w:rPr>
+          <w:rFonts w:hint="eastAsia"/>
+        </w:rPr>
+        <w:t>; /</w:t>
+      </w:r>
+      <w:proofErr w:type="gramEnd"/>
+      <w:r>
+        <w:rPr>
+          <w:rFonts w:hint="eastAsia"/>
+        </w:rPr>
+        <w:t>/ 배열에 저장된 순서대로 1,2,3 등</w:t>
+      </w:r>
+    </w:p>
+    <w:p>
+      <w:pPr>
+        <w:widowControl/>
+        <w:wordWrap/>
+        <w:autoSpaceDE/>
+        <w:autoSpaceDN/>
+      </w:pPr>
+      <w:r>
+        <w:rPr>
+          <w:rFonts w:hint="eastAsia"/>
+        </w:rPr>
+        <w:t>}</w:t>
+      </w:r>
     </w:p>
     <w:p>
       <w:pPr>
@@ -4745,7 +6234,30 @@
         <w:wordWrap/>
         <w:autoSpaceDE/>
         <w:autoSpaceDN/>
-      </w:pPr>
+        <w:rPr>
+          <w:rFonts w:hint="eastAsia"/>
+        </w:rPr>
+      </w:pPr>
+      <w:r>
+        <w:rPr>
+          <w:rFonts w:hint="eastAsia"/>
+        </w:rPr>
+        <w:t xml:space="preserve">로그인 화면, 룸 화면 만들기 + broadcast(pkt){for all client </w:t>
+      </w:r>
+      <w:proofErr w:type="spellStart"/>
+      <w:r>
+        <w:rPr>
+          <w:rFonts w:hint="eastAsia"/>
+        </w:rPr>
+        <w:t>sendPacket</w:t>
+      </w:r>
+      <w:proofErr w:type="spellEnd"/>
+      <w:r>
+        <w:rPr>
+          <w:rFonts w:hint="eastAsia"/>
+        </w:rPr>
+        <w:t>(pkt)}</w:t>
+      </w:r>
     </w:p>
     <w:p>
       <w:pPr>
@@ -8511,7 +10023,7 @@
 </file>
 
 <file path=word/endnotes.xml><?xml version="1.0" encoding="utf-8"?>
-<w:endnotes xmlns:wpc="http://schemas.microsoft.com/office/word/2010/wordprocessingCanvas" xmlns:cx="http://schemas.microsoft.com/office/drawing/2014/chartex" xmlns:cx1="http://schemas.microsoft.com/office/drawing/2015/9/8/chartex" xmlns:cx2="http://schemas.microsoft.com/office/drawing/2015/10/21/chartex" xmlns:cx3="http://schemas.microsoft.com/office/drawing/2016/5/9/chartex" xmlns:cx4="http://schemas.microsoft.com/office/drawing/2016/5/10/chartex" xmlns:cx5="http://schemas.microsoft.com/office/drawing/2016/5/11/chartex" xmlns:cx6="http://schemas.microsoft.com/office/drawing/2016/5/12/chartex" xmlns:cx7="http://schemas.microsoft.com/office/drawing/2016/5/13/chartex" xmlns:cx8="http://schemas.microsoft.com/office/drawing/2016/5/14/chartex" xmlns:mc="http://schemas.openxmlformats.org/markup-compatibility/2006" xmlns:aink="http://schemas.microsoft.com/office/drawing/2016/ink" xmlns:am3d="http://schemas.microsoft.com/office/drawing/2017/model3d" xmlns:o="urn:schemas-microsoft-com:office:office" xmlns:oel="http://schemas.microsoft.com/office/2019/extlst" xmlns:r="http://schemas.openxmlformats.org/officeDocument/2006/relationships" xmlns:m="http://schemas.openxmlformats.org/officeDocument/2006/math" xmlns:v="urn:schemas-microsoft-com:vml" xmlns:wp14="http://schemas.microsoft.com/office/word/2010/wordprocessingDrawing" xmlns:wp="http://schemas.openxmlformats.org/drawingml/2006/wordprocessingDrawing" xmlns:w10="urn:schemas-microsoft-com:office:word" xmlns:w="http://schemas.openxmlformats.org/wordprocessingml/2006/main" xmlns:w14="http://schemas.microsoft.com/office/word/2010/wordml" xmlns:w15="http://schemas.microsoft.com/office/word/2012/wordml" xmlns:w16cex="http://schemas.microsoft.com/office/word/2018/wordml/cex" xmlns:w16cid="http://schemas.microsoft.com/office/word/2016/wordml/cid" xmlns:w16="http://schemas.microsoft.com/office/word/2018/wordml" xmlns:w16du="http://schemas.microsoft.com/office/word/2023/wordml/word16du" xmlns:w16sdtdh="http://schemas.microsoft.com/office/word/2020/wordml/sdtdatahash" xmlns:w16sdtfl="http://schemas.microsoft.com/office/word/2024/wordml/sdtformatlock" xmlns:w16se="http://schemas.microsoft.com/office/word/2015/wordml/symex" xmlns:wpg="http://schemas.microsoft.com/office/word/2010/wordprocessingGroup" xmlns:wpi="http://schemas.microsoft.com/office/word/2010/wordprocessingInk" xmlns:wne="http://schemas.microsoft.com/office/word/2006/wordml" xmlns:wps="http://schemas.microsoft.com/office/word/2010/wordprocessingShape" mc:Ignorable="w14 w15 w16se w16cid w16 w16cex w16sdtdh w16sdtfl w16du wp14">
+<w:endnotes xmlns:wpc="http://schemas.microsoft.com/office/word/2010/wordprocessingCanvas" xmlns:cx="http://schemas.microsoft.com/office/drawing/2014/chartex" xmlns:cx1="http://schemas.microsoft.com/office/drawing/2015/9/8/chartex" xmlns:cx2="http://schemas.microsoft.com/office/drawing/2015/10/21/chartex" xmlns:cx3="http://schemas.microsoft.com/office/drawing/2016/5/9/chartex" xmlns:cx4="http://schemas.microsoft.com/office/drawing/2016/5/10/chartex" xmlns:cx5="http://schemas.microsoft.com/office/drawing/2016/5/11/chartex" xmlns:cx6="http://schemas.microsoft.com/office/drawing/2016/5/12/chartex" xmlns:cx7="http://schemas.microsoft.com/office/drawing/2016/5/13/chartex" xmlns:cx8="http://schemas.microsoft.com/office/drawing/2016/5/14/chartex" xmlns:mc="http://schemas.openxmlformats.org/markup-compatibility/2006" xmlns:aink="http://schemas.microsoft.com/office/drawing/2016/ink" xmlns:am3d="http://schemas.microsoft.com/office/drawing/2017/model3d" xmlns:o="urn:schemas-microsoft-com:office:office" xmlns:oel="http://schemas.microsoft.com/office/2019/extlst" xmlns:r="http://schemas.openxmlformats.org/officeDocument/2006/relationships" xmlns:m="http://schemas.openxmlformats.org/officeDocument/2006/math" xmlns:v="urn:schemas-microsoft-com:vml" xmlns:wp14="http://schemas.microsoft.com/office/word/2010/wordprocessingDrawing" xmlns:wp="http://schemas.openxmlformats.org/drawingml/2006/wordprocessingDrawing" xmlns:w10="urn:schemas-microsoft-com:office:word" xmlns:w="http://schemas.openxmlformats.org/wordprocessingml/2006/main" xmlns:w14="http://schemas.microsoft.com/office/word/2010/wordml" xmlns:w15="http://schemas.microsoft.com/office/word/2012/wordml" xmlns:w16cex="http://schemas.microsoft.com/office/word/2018/wordml/cex" xmlns:w16cid="http://schemas.microsoft.com/office/word/2016/wordml/cid" xmlns:w16="http://schemas.microsoft.com/office/word/2018/wordml" xmlns:w16sdtdh="http://schemas.microsoft.com/office/word/2020/wordml/sdtdatahash" xmlns:w16se="http://schemas.microsoft.com/office/word/2015/wordml/symex" xmlns:wpg="http://schemas.microsoft.com/office/word/2010/wordprocessingGroup" xmlns:wpi="http://schemas.microsoft.com/office/word/2010/wordprocessingInk" xmlns:wne="http://schemas.microsoft.com/office/word/2006/wordml" xmlns:wps="http://schemas.microsoft.com/office/word/2010/wordprocessingShape" mc:Ignorable="w14 w15 w16se w16cid w16 w16cex w16sdtdh wp14">
   <w:endnote w:type="separator" w:id="-1">
     <w:p>
       <w:pPr>
@@ -8536,7 +10048,7 @@
 </file>
 
 <file path=word/footer1.xml><?xml version="1.0" encoding="utf-8"?>
-<w:ftr xmlns:wpc="http://schemas.microsoft.com/office/word/2010/wordprocessingCanvas" xmlns:cx="http://schemas.microsoft.com/office/drawing/2014/chartex" xmlns:cx1="http://schemas.microsoft.com/office/drawing/2015/9/8/chartex" xmlns:cx2="http://schemas.microsoft.com/office/drawing/2015/10/21/chartex" xmlns:cx3="http://schemas.microsoft.com/office/drawing/2016/5/9/chartex" xmlns:cx4="http://schemas.microsoft.com/office/drawing/2016/5/10/chartex" xmlns:cx5="http://schemas.microsoft.com/office/drawing/2016/5/11/chartex" xmlns:cx6="http://schemas.microsoft.com/office/drawing/2016/5/12/chartex" xmlns:cx7="http://schemas.microsoft.com/office/drawing/2016/5/13/chartex" xmlns:cx8="http://schemas.microsoft.com/office/drawing/2016/5/14/chartex" xmlns:mc="http://schemas.openxmlformats.org/markup-compatibility/2006" xmlns:aink="http://schemas.microsoft.com/office/drawing/2016/ink" xmlns:am3d="http://schemas.microsoft.com/office/drawing/2017/model3d" xmlns:o="urn:schemas-microsoft-com:office:office" xmlns:oel="http://schemas.microsoft.com/office/2019/extlst" xmlns:r="http://schemas.openxmlformats.org/officeDocument/2006/relationships" xmlns:m="http://schemas.openxmlformats.org/officeDocument/2006/math" xmlns:v="urn:schemas-microsoft-com:vml" xmlns:wp14="http://schemas.microsoft.com/office/word/2010/wordprocessingDrawing" xmlns:wp="http://schemas.openxmlformats.org/drawingml/2006/wordprocessingDrawing" xmlns:w10="urn:schemas-microsoft-com:office:word" xmlns:w="http://schemas.openxmlformats.org/wordprocessingml/2006/main" xmlns:w14="http://schemas.microsoft.com/office/word/2010/wordml" xmlns:w15="http://schemas.microsoft.com/office/word/2012/wordml" xmlns:w16cex="http://schemas.microsoft.com/office/word/2018/wordml/cex" xmlns:w16cid="http://schemas.microsoft.com/office/word/2016/wordml/cid" xmlns:w16="http://schemas.microsoft.com/office/word/2018/wordml" xmlns:w16du="http://schemas.microsoft.com/office/word/2023/wordml/word16du" xmlns:w16sdtdh="http://schemas.microsoft.com/office/word/2020/wordml/sdtdatahash" xmlns:w16sdtfl="http://schemas.microsoft.com/office/word/2024/wordml/sdtformatlock" xmlns:w16se="http://schemas.microsoft.com/office/word/2015/wordml/symex" xmlns:wpg="http://schemas.microsoft.com/office/word/2010/wordprocessingGroup" xmlns:wpi="http://schemas.microsoft.com/office/word/2010/wordprocessingInk" xmlns:wne="http://schemas.microsoft.com/office/word/2006/wordml" xmlns:wps="http://schemas.microsoft.com/office/word/2010/wordprocessingShape" mc:Ignorable="w14 w15 w16se w16cid w16 w16cex w16sdtdh w16sdtfl w16du wp14">
+<w:ftr xmlns:wpc="http://schemas.microsoft.com/office/word/2010/wordprocessingCanvas" xmlns:cx="http://schemas.microsoft.com/office/drawing/2014/chartex" xmlns:cx1="http://schemas.microsoft.com/office/drawing/2015/9/8/chartex" xmlns:cx2="http://schemas.microsoft.com/office/drawing/2015/10/21/chartex" xmlns:cx3="http://schemas.microsoft.com/office/drawing/2016/5/9/chartex" xmlns:cx4="http://schemas.microsoft.com/office/drawing/2016/5/10/chartex" xmlns:cx5="http://schemas.microsoft.com/office/drawing/2016/5/11/chartex" xmlns:cx6="http://schemas.microsoft.com/office/drawing/2016/5/12/chartex" xmlns:cx7="http://schemas.microsoft.com/office/drawing/2016/5/13/chartex" xmlns:cx8="http://schemas.microsoft.com/office/drawing/2016/5/14/chartex" xmlns:mc="http://schemas.openxmlformats.org/markup-compatibility/2006" xmlns:aink="http://schemas.microsoft.com/office/drawing/2016/ink" xmlns:am3d="http://schemas.microsoft.com/office/drawing/2017/model3d" xmlns:o="urn:schemas-microsoft-com:office:office" xmlns:oel="http://schemas.microsoft.com/office/2019/extlst" xmlns:r="http://schemas.openxmlformats.org/officeDocument/2006/relationships" xmlns:m="http://schemas.openxmlformats.org/officeDocument/2006/math" xmlns:v="urn:schemas-microsoft-com:vml" xmlns:wp14="http://schemas.microsoft.com/office/word/2010/wordprocessingDrawing" xmlns:wp="http://schemas.openxmlformats.org/drawingml/2006/wordprocessingDrawing" xmlns:w10="urn:schemas-microsoft-com:office:word" xmlns:w="http://schemas.openxmlformats.org/wordprocessingml/2006/main" xmlns:w14="http://schemas.microsoft.com/office/word/2010/wordml" xmlns:w15="http://schemas.microsoft.com/office/word/2012/wordml" xmlns:w16cex="http://schemas.microsoft.com/office/word/2018/wordml/cex" xmlns:w16cid="http://schemas.microsoft.com/office/word/2016/wordml/cid" xmlns:w16="http://schemas.microsoft.com/office/word/2018/wordml" xmlns:w16sdtdh="http://schemas.microsoft.com/office/word/2020/wordml/sdtdatahash" xmlns:w16se="http://schemas.microsoft.com/office/word/2015/wordml/symex" xmlns:wpg="http://schemas.microsoft.com/office/word/2010/wordprocessingGroup" xmlns:wpi="http://schemas.microsoft.com/office/word/2010/wordprocessingInk" xmlns:wne="http://schemas.microsoft.com/office/word/2006/wordml" xmlns:wps="http://schemas.microsoft.com/office/word/2010/wordprocessingShape" mc:Ignorable="w14 w15 w16se w16cid w16 w16cex w16sdtdh wp14">
   <w:sdt>
     <w:sdtPr>
       <w:id w:val="-2137015131"/>
@@ -8581,7 +10093,7 @@
 </file>
 
 <file path=word/footnotes.xml><?xml version="1.0" encoding="utf-8"?>
-<w:footnotes xmlns:wpc="http://schemas.microsoft.com/office/word/2010/wordprocessingCanvas" xmlns:cx="http://schemas.microsoft.com/office/drawing/2014/chartex" xmlns:cx1="http://schemas.microsoft.com/office/drawing/2015/9/8/chartex" xmlns:cx2="http://schemas.microsoft.com/office/drawing/2015/10/21/chartex" xmlns:cx3="http://schemas.microsoft.com/office/drawing/2016/5/9/chartex" xmlns:cx4="http://schemas.microsoft.com/office/drawing/2016/5/10/chartex" xmlns:cx5="http://schemas.microsoft.com/office/drawing/2016/5/11/chartex" xmlns:cx6="http://schemas.microsoft.com/office/drawing/2016/5/12/chartex" xmlns:cx7="http://schemas.microsoft.com/office/drawing/2016/5/13/chartex" xmlns:cx8="http://schemas.microsoft.com/office/drawing/2016/5/14/chartex" xmlns:mc="http://schemas.openxmlformats.org/markup-compatibility/2006" xmlns:aink="http://schemas.microsoft.com/office/drawing/2016/ink" xmlns:am3d="http://schemas.microsoft.com/office/drawing/2017/model3d" xmlns:o="urn:schemas-microsoft-com:office:office" xmlns:oel="http://schemas.microsoft.com/office/2019/extlst" xmlns:r="http://schemas.openxmlformats.org/officeDocument/2006/relationships" xmlns:m="http://schemas.openxmlformats.org/officeDocument/2006/math" xmlns:v="urn:schemas-microsoft-com:vml" xmlns:wp14="http://schemas.microsoft.com/office/word/2010/wordprocessingDrawing" xmlns:wp="http://schemas.openxmlformats.org/drawingml/2006/wordprocessingDrawing" xmlns:w10="urn:schemas-microsoft-com:office:word" xmlns:w="http://schemas.openxmlformats.org/wordprocessingml/2006/main" xmlns:w14="http://schemas.microsoft.com/office/word/2010/wordml" xmlns:w15="http://schemas.microsoft.com/office/word/2012/wordml" xmlns:w16cex="http://schemas.microsoft.com/office/word/2018/wordml/cex" xmlns:w16cid="http://schemas.microsoft.com/office/word/2016/wordml/cid" xmlns:w16="http://schemas.microsoft.com/office/word/2018/wordml" xmlns:w16du="http://schemas.microsoft.com/office/word/2023/wordml/word16du" xmlns:w16sdtdh="http://schemas.microsoft.com/office/word/2020/wordml/sdtdatahash" xmlns:w16sdtfl="http://schemas.microsoft.com/office/word/2024/wordml/sdtformatlock" xmlns:w16se="http://schemas.microsoft.com/office/word/2015/wordml/symex" xmlns:wpg="http://schemas.microsoft.com/office/word/2010/wordprocessingGroup" xmlns:wpi="http://schemas.microsoft.com/office/word/2010/wordprocessingInk" xmlns:wne="http://schemas.microsoft.com/office/word/2006/wordml" xmlns:wps="http://schemas.microsoft.com/office/word/2010/wordprocessingShape" mc:Ignorable="w14 w15 w16se w16cid w16 w16cex w16sdtdh w16sdtfl w16du wp14">
+<w:footnotes xmlns:wpc="http://schemas.microsoft.com/office/word/2010/wordprocessingCanvas" xmlns:cx="http://schemas.microsoft.com/office/drawing/2014/chartex" xmlns:cx1="http://schemas.microsoft.com/office/drawing/2015/9/8/chartex" xmlns:cx2="http://schemas.microsoft.com/office/drawing/2015/10/21/chartex" xmlns:cx3="http://schemas.microsoft.com/office/drawing/2016/5/9/chartex" xmlns:cx4="http://schemas.microsoft.com/office/drawing/2016/5/10/chartex" xmlns:cx5="http://schemas.microsoft.com/office/drawing/2016/5/11/chartex" xmlns:cx6="http://schemas.microsoft.com/office/drawing/2016/5/12/chartex" xmlns:cx7="http://schemas.microsoft.com/office/drawing/2016/5/13/chartex" xmlns:cx8="http://schemas.microsoft.com/office/drawing/2016/5/14/chartex" xmlns:mc="http://schemas.openxmlformats.org/markup-compatibility/2006" xmlns:aink="http://schemas.microsoft.com/office/drawing/2016/ink" xmlns:am3d="http://schemas.microsoft.com/office/drawing/2017/model3d" xmlns:o="urn:schemas-microsoft-com:office:office" xmlns:oel="http://schemas.microsoft.com/office/2019/extlst" xmlns:r="http://schemas.openxmlformats.org/officeDocument/2006/relationships" xmlns:m="http://schemas.openxmlformats.org/officeDocument/2006/math" xmlns:v="urn:schemas-microsoft-com:vml" xmlns:wp14="http://schemas.microsoft.com/office/word/2010/wordprocessingDrawing" xmlns:wp="http://schemas.openxmlformats.org/drawingml/2006/wordprocessingDrawing" xmlns:w10="urn:schemas-microsoft-com:office:word" xmlns:w="http://schemas.openxmlformats.org/wordprocessingml/2006/main" xmlns:w14="http://schemas.microsoft.com/office/word/2010/wordml" xmlns:w15="http://schemas.microsoft.com/office/word/2012/wordml" xmlns:w16cex="http://schemas.microsoft.com/office/word/2018/wordml/cex" xmlns:w16cid="http://schemas.microsoft.com/office/word/2016/wordml/cid" xmlns:w16="http://schemas.microsoft.com/office/word/2018/wordml" xmlns:w16sdtdh="http://schemas.microsoft.com/office/word/2020/wordml/sdtdatahash" xmlns:w16se="http://schemas.microsoft.com/office/word/2015/wordml/symex" xmlns:wpg="http://schemas.microsoft.com/office/word/2010/wordprocessingGroup" xmlns:wpi="http://schemas.microsoft.com/office/word/2010/wordprocessingInk" xmlns:wne="http://schemas.microsoft.com/office/word/2006/wordml" xmlns:wps="http://schemas.microsoft.com/office/word/2010/wordprocessingShape" mc:Ignorable="w14 w15 w16se w16cid w16 w16cex w16sdtdh wp14">
   <w:footnote w:type="separator" w:id="-1">
     <w:p>
       <w:pPr>
@@ -8606,7 +10118,7 @@
 </file>
 
 <file path=word/numbering.xml><?xml version="1.0" encoding="utf-8"?>
-<w:numbering xmlns:wpc="http://schemas.microsoft.com/office/word/2010/wordprocessingCanvas" xmlns:cx="http://schemas.microsoft.com/office/drawing/2014/chartex" xmlns:cx1="http://schemas.microsoft.com/office/drawing/2015/9/8/chartex" xmlns:cx2="http://schemas.microsoft.com/office/drawing/2015/10/21/chartex" xmlns:cx3="http://schemas.microsoft.com/office/drawing/2016/5/9/chartex" xmlns:cx4="http://schemas.microsoft.com/office/drawing/2016/5/10/chartex" xmlns:cx5="http://schemas.microsoft.com/office/drawing/2016/5/11/chartex" xmlns:cx6="http://schemas.microsoft.com/office/drawing/2016/5/12/chartex" xmlns:cx7="http://schemas.microsoft.com/office/drawing/2016/5/13/chartex" xmlns:cx8="http://schemas.microsoft.com/office/drawing/2016/5/14/chartex" xmlns:mc="http://schemas.openxmlformats.org/markup-compatibility/2006" xmlns:aink="http://schemas.microsoft.com/office/drawing/2016/ink" xmlns:am3d="http://schemas.microsoft.com/office/drawing/2017/model3d" xmlns:o="urn:schemas-microsoft-com:office:office" xmlns:oel="http://schemas.microsoft.com/office/2019/extlst" xmlns:r="http://schemas.openxmlformats.org/officeDocument/2006/relationships" xmlns:m="http://schemas.openxmlformats.org/officeDocument/2006/math" xmlns:v="urn:schemas-microsoft-com:vml" xmlns:wp14="http://schemas.microsoft.com/office/word/2010/wordprocessingDrawing" xmlns:wp="http://schemas.openxmlformats.org/drawingml/2006/wordprocessingDrawing" xmlns:w10="urn:schemas-microsoft-com:office:word" xmlns:w="http://schemas.openxmlformats.org/wordprocessingml/2006/main" xmlns:w14="http://schemas.microsoft.com/office/word/2010/wordml" xmlns:w15="http://schemas.microsoft.com/office/word/2012/wordml" xmlns:w16cex="http://schemas.microsoft.com/office/word/2018/wordml/cex" xmlns:w16cid="http://schemas.microsoft.com/office/word/2016/wordml/cid" xmlns:w16="http://schemas.microsoft.com/office/word/2018/wordml" xmlns:w16du="http://schemas.microsoft.com/office/word/2023/wordml/word16du" xmlns:w16sdtdh="http://schemas.microsoft.com/office/word/2020/wordml/sdtdatahash" xmlns:w16sdtfl="http://schemas.microsoft.com/office/word/2024/wordml/sdtformatlock" xmlns:w16se="http://schemas.microsoft.com/office/word/2015/wordml/symex" xmlns:wpg="http://schemas.microsoft.com/office/word/2010/wordprocessingGroup" xmlns:wpi="http://schemas.microsoft.com/office/word/2010/wordprocessingInk" xmlns:wne="http://schemas.microsoft.com/office/word/2006/wordml" xmlns:wps="http://schemas.microsoft.com/office/word/2010/wordprocessingShape" mc:Ignorable="w14 w15 w16se w16cid w16 w16cex w16sdtdh w16sdtfl w16du wp14">
+<w:numbering xmlns:wpc="http://schemas.microsoft.com/office/word/2010/wordprocessingCanvas" xmlns:cx="http://schemas.microsoft.com/office/drawing/2014/chartex" xmlns:cx1="http://schemas.microsoft.com/office/drawing/2015/9/8/chartex" xmlns:cx2="http://schemas.microsoft.com/office/drawing/2015/10/21/chartex" xmlns:cx3="http://schemas.microsoft.com/office/drawing/2016/5/9/chartex" xmlns:cx4="http://schemas.microsoft.com/office/drawing/2016/5/10/chartex" xmlns:cx5="http://schemas.microsoft.com/office/drawing/2016/5/11/chartex" xmlns:cx6="http://schemas.microsoft.com/office/drawing/2016/5/12/chartex" xmlns:cx7="http://schemas.microsoft.com/office/drawing/2016/5/13/chartex" xmlns:cx8="http://schemas.microsoft.com/office/drawing/2016/5/14/chartex" xmlns:mc="http://schemas.openxmlformats.org/markup-compatibility/2006" xmlns:aink="http://schemas.microsoft.com/office/drawing/2016/ink" xmlns:am3d="http://schemas.microsoft.com/office/drawing/2017/model3d" xmlns:o="urn:schemas-microsoft-com:office:office" xmlns:oel="http://schemas.microsoft.com/office/2019/extlst" xmlns:r="http://schemas.openxmlformats.org/officeDocument/2006/relationships" xmlns:m="http://schemas.openxmlformats.org/officeDocument/2006/math" xmlns:v="urn:schemas-microsoft-com:vml" xmlns:wp14="http://schemas.microsoft.com/office/word/2010/wordprocessingDrawing" xmlns:wp="http://schemas.openxmlformats.org/drawingml/2006/wordprocessingDrawing" xmlns:w10="urn:schemas-microsoft-com:office:word" xmlns:w="http://schemas.openxmlformats.org/wordprocessingml/2006/main" xmlns:w14="http://schemas.microsoft.com/office/word/2010/wordml" xmlns:w15="http://schemas.microsoft.com/office/word/2012/wordml" xmlns:w16cex="http://schemas.microsoft.com/office/word/2018/wordml/cex" xmlns:w16cid="http://schemas.microsoft.com/office/word/2016/wordml/cid" xmlns:w16="http://schemas.microsoft.com/office/word/2018/wordml" xmlns:w16sdtdh="http://schemas.microsoft.com/office/word/2020/wordml/sdtdatahash" xmlns:w16se="http://schemas.microsoft.com/office/word/2015/wordml/symex" xmlns:wpg="http://schemas.microsoft.com/office/word/2010/wordprocessingGroup" xmlns:wpi="http://schemas.microsoft.com/office/word/2010/wordprocessingInk" xmlns:wne="http://schemas.microsoft.com/office/word/2006/wordml" xmlns:wps="http://schemas.microsoft.com/office/word/2010/wordprocessingShape" mc:Ignorable="w14 w15 w16se w16cid w16 w16cex w16sdtdh wp14">
   <w:abstractNum w:abstractNumId="0" w15:restartNumberingAfterBreak="0">
     <w:nsid w:val="09455025"/>
     <w:multiLevelType w:val="hybridMultilevel"/>
@@ -9033,6 +10545,119 @@
     </w:lvl>
   </w:abstractNum>
   <w:abstractNum w:abstractNumId="4" w15:restartNumberingAfterBreak="0">
+    <w:nsid w:val="0D150649"/>
+    <w:multiLevelType w:val="multilevel"/>
+    <w:tmpl w:val="7FF0BCB0"/>
+    <w:lvl w:ilvl="0">
+      <w:start w:val="1"/>
+      <w:numFmt w:val="decimal"/>
+      <w:lvlText w:val="%1."/>
+      <w:lvlJc w:val="left"/>
+      <w:pPr>
+        <w:tabs>
+          <w:tab w:val="num" w:pos="720"/>
+        </w:tabs>
+        <w:ind w:left="720" w:hanging="360"/>
+      </w:pPr>
+    </w:lvl>
+    <w:lvl w:ilvl="1" w:tentative="1">
+      <w:start w:val="1"/>
+      <w:numFmt w:val="decimal"/>
+      <w:lvlText w:val="%2."/>
+      <w:lvlJc w:val="left"/>
+      <w:pPr>
+        <w:tabs>
+          <w:tab w:val="num" w:pos="1440"/>
+        </w:tabs>
+        <w:ind w:left="1440" w:hanging="360"/>
+      </w:pPr>
+    </w:lvl>
+    <w:lvl w:ilvl="2" w:tentative="1">
+      <w:start w:val="1"/>
+      <w:numFmt w:val="decimal"/>
+      <w:lvlText w:val="%3."/>
+      <w:lvlJc w:val="left"/>
+      <w:pPr>
+        <w:tabs>
+          <w:tab w:val="num" w:pos="2160"/>
+        </w:tabs>
+        <w:ind w:left="2160" w:hanging="360"/>
+      </w:pPr>
+    </w:lvl>
+    <w:lvl w:ilvl="3" w:tentative="1">
+      <w:start w:val="1"/>
+      <w:numFmt w:val="decimal"/>
+      <w:lvlText w:val="%4."/>
+      <w:lvlJc w:val="left"/>
+      <w:pPr>
+        <w:tabs>
+          <w:tab w:val="num" w:pos="2880"/>
+        </w:tabs>
+        <w:ind w:left="2880" w:hanging="360"/>
+      </w:pPr>
+    </w:lvl>
+    <w:lvl w:ilvl="4" w:tentative="1">
+      <w:start w:val="1"/>
+      <w:numFmt w:val="decimal"/>
+      <w:lvlText w:val="%5."/>
+      <w:lvlJc w:val="left"/>
+      <w:pPr>
+        <w:tabs>
+          <w:tab w:val="num" w:pos="3600"/>
+        </w:tabs>
+        <w:ind w:left="3600" w:hanging="360"/>
+      </w:pPr>
+    </w:lvl>
+    <w:lvl w:ilvl="5" w:tentative="1">
+      <w:start w:val="1"/>
+      <w:numFmt w:val="decimal"/>
+      <w:lvlText w:val="%6."/>
+      <w:lvlJc w:val="left"/>
+      <w:pPr>
+        <w:tabs>
+          <w:tab w:val="num" w:pos="4320"/>
+        </w:tabs>
+        <w:ind w:left="4320" w:hanging="360"/>
+      </w:pPr>
+    </w:lvl>
+    <w:lvl w:ilvl="6" w:tentative="1">
+      <w:start w:val="1"/>
+      <w:numFmt w:val="decimal"/>
+      <w:lvlText w:val="%7."/>
+      <w:lvlJc w:val="left"/>
+      <w:pPr>
+        <w:tabs>
+          <w:tab w:val="num" w:pos="5040"/>
+        </w:tabs>
+        <w:ind w:left="5040" w:hanging="360"/>
+      </w:pPr>
+    </w:lvl>
+    <w:lvl w:ilvl="7" w:tentative="1">
+      <w:start w:val="1"/>
+      <w:numFmt w:val="decimal"/>
+      <w:lvlText w:val="%8."/>
+      <w:lvlJc w:val="left"/>
+      <w:pPr>
+        <w:tabs>
+          <w:tab w:val="num" w:pos="5760"/>
+        </w:tabs>
+        <w:ind w:left="5760" w:hanging="360"/>
+      </w:pPr>
+    </w:lvl>
+    <w:lvl w:ilvl="8" w:tentative="1">
+      <w:start w:val="1"/>
+      <w:numFmt w:val="decimal"/>
+      <w:lvlText w:val="%9."/>
+      <w:lvlJc w:val="left"/>
+      <w:pPr>
+        <w:tabs>
+          <w:tab w:val="num" w:pos="6480"/>
+        </w:tabs>
+        <w:ind w:left="6480" w:hanging="360"/>
+      </w:pPr>
+    </w:lvl>
+  </w:abstractNum>
+  <w:abstractNum w:abstractNumId="5" w15:restartNumberingAfterBreak="0">
     <w:nsid w:val="0E411079"/>
     <w:multiLevelType w:val="hybridMultilevel"/>
     <w:tmpl w:val="DEE0C2CC"/>
@@ -9121,7 +10746,7 @@
       </w:pPr>
     </w:lvl>
   </w:abstractNum>
-  <w:abstractNum w:abstractNumId="5" w15:restartNumberingAfterBreak="0">
+  <w:abstractNum w:abstractNumId="6" w15:restartNumberingAfterBreak="0">
     <w:nsid w:val="0EE47D00"/>
     <w:multiLevelType w:val="hybridMultilevel"/>
     <w:tmpl w:val="939EBA94"/>
@@ -9232,7 +10857,7 @@
       </w:rPr>
     </w:lvl>
   </w:abstractNum>
-  <w:abstractNum w:abstractNumId="6" w15:restartNumberingAfterBreak="0">
+  <w:abstractNum w:abstractNumId="7" w15:restartNumberingAfterBreak="0">
     <w:nsid w:val="0FC52817"/>
     <w:multiLevelType w:val="hybridMultilevel"/>
     <w:tmpl w:val="6680C558"/>
@@ -9345,7 +10970,7 @@
       </w:rPr>
     </w:lvl>
   </w:abstractNum>
-  <w:abstractNum w:abstractNumId="7" w15:restartNumberingAfterBreak="0">
+  <w:abstractNum w:abstractNumId="8" w15:restartNumberingAfterBreak="0">
     <w:nsid w:val="118C653F"/>
     <w:multiLevelType w:val="hybridMultilevel"/>
     <w:tmpl w:val="441EC088"/>
@@ -9458,7 +11083,7 @@
       </w:rPr>
     </w:lvl>
   </w:abstractNum>
-  <w:abstractNum w:abstractNumId="8" w15:restartNumberingAfterBreak="0">
+  <w:abstractNum w:abstractNumId="9" w15:restartNumberingAfterBreak="0">
     <w:nsid w:val="1997611D"/>
     <w:multiLevelType w:val="hybridMultilevel"/>
     <w:tmpl w:val="E80E0E04"/>
@@ -9570,7 +11195,7 @@
       </w:rPr>
     </w:lvl>
   </w:abstractNum>
-  <w:abstractNum w:abstractNumId="9" w15:restartNumberingAfterBreak="0">
+  <w:abstractNum w:abstractNumId="10" w15:restartNumberingAfterBreak="0">
     <w:nsid w:val="1FF07550"/>
     <w:multiLevelType w:val="hybridMultilevel"/>
     <w:tmpl w:val="C03C6A08"/>
@@ -9659,7 +11284,7 @@
       </w:pPr>
     </w:lvl>
   </w:abstractNum>
-  <w:abstractNum w:abstractNumId="10" w15:restartNumberingAfterBreak="0">
+  <w:abstractNum w:abstractNumId="11" w15:restartNumberingAfterBreak="0">
     <w:nsid w:val="20DD72DA"/>
     <w:multiLevelType w:val="hybridMultilevel"/>
     <w:tmpl w:val="356CD860"/>
@@ -9748,7 +11373,7 @@
       </w:pPr>
     </w:lvl>
   </w:abstractNum>
-  <w:abstractNum w:abstractNumId="11" w15:restartNumberingAfterBreak="0">
+  <w:abstractNum w:abstractNumId="12" w15:restartNumberingAfterBreak="0">
     <w:nsid w:val="22B068EB"/>
     <w:multiLevelType w:val="hybridMultilevel"/>
     <w:tmpl w:val="21C62ECC"/>
@@ -9861,7 +11486,7 @@
       </w:rPr>
     </w:lvl>
   </w:abstractNum>
-  <w:abstractNum w:abstractNumId="12" w15:restartNumberingAfterBreak="0">
+  <w:abstractNum w:abstractNumId="13" w15:restartNumberingAfterBreak="0">
     <w:nsid w:val="29D350D9"/>
     <w:multiLevelType w:val="hybridMultilevel"/>
     <w:tmpl w:val="534622CE"/>
@@ -9950,7 +11575,7 @@
       </w:pPr>
     </w:lvl>
   </w:abstractNum>
-  <w:abstractNum w:abstractNumId="13" w15:restartNumberingAfterBreak="0">
+  <w:abstractNum w:abstractNumId="14" w15:restartNumberingAfterBreak="0">
     <w:nsid w:val="2C544377"/>
     <w:multiLevelType w:val="hybridMultilevel"/>
     <w:tmpl w:val="985C8B98"/>
@@ -10062,7 +11687,7 @@
       </w:rPr>
     </w:lvl>
   </w:abstractNum>
-  <w:abstractNum w:abstractNumId="14" w15:restartNumberingAfterBreak="0">
+  <w:abstractNum w:abstractNumId="15" w15:restartNumberingAfterBreak="0">
     <w:nsid w:val="2C642AAE"/>
     <w:multiLevelType w:val="hybridMultilevel"/>
     <w:tmpl w:val="BDBEC0CC"/>
@@ -10174,7 +11799,7 @@
       </w:rPr>
     </w:lvl>
   </w:abstractNum>
-  <w:abstractNum w:abstractNumId="15" w15:restartNumberingAfterBreak="0">
+  <w:abstractNum w:abstractNumId="16" w15:restartNumberingAfterBreak="0">
     <w:nsid w:val="389B526B"/>
     <w:multiLevelType w:val="hybridMultilevel"/>
     <w:tmpl w:val="038A3AC6"/>
@@ -10263,7 +11888,7 @@
       </w:pPr>
     </w:lvl>
   </w:abstractNum>
-  <w:abstractNum w:abstractNumId="16" w15:restartNumberingAfterBreak="0">
+  <w:abstractNum w:abstractNumId="17" w15:restartNumberingAfterBreak="0">
     <w:nsid w:val="3EE170EB"/>
     <w:multiLevelType w:val="hybridMultilevel"/>
     <w:tmpl w:val="BCC8D3AE"/>
@@ -10375,7 +12000,7 @@
       </w:rPr>
     </w:lvl>
   </w:abstractNum>
-  <w:abstractNum w:abstractNumId="17" w15:restartNumberingAfterBreak="0">
+  <w:abstractNum w:abstractNumId="18" w15:restartNumberingAfterBreak="0">
     <w:nsid w:val="41E77577"/>
     <w:multiLevelType w:val="hybridMultilevel"/>
     <w:tmpl w:val="3FDE9294"/>
@@ -10487,7 +12112,7 @@
       </w:rPr>
     </w:lvl>
   </w:abstractNum>
-  <w:abstractNum w:abstractNumId="18" w15:restartNumberingAfterBreak="0">
+  <w:abstractNum w:abstractNumId="19" w15:restartNumberingAfterBreak="0">
     <w:nsid w:val="44B6339E"/>
     <w:multiLevelType w:val="hybridMultilevel"/>
     <w:tmpl w:val="F980482A"/>
@@ -10600,7 +12225,7 @@
       </w:rPr>
     </w:lvl>
   </w:abstractNum>
-  <w:abstractNum w:abstractNumId="19" w15:restartNumberingAfterBreak="0">
+  <w:abstractNum w:abstractNumId="20" w15:restartNumberingAfterBreak="0">
     <w:nsid w:val="49377FBD"/>
     <w:multiLevelType w:val="hybridMultilevel"/>
     <w:tmpl w:val="013CD264"/>
@@ -10712,7 +12337,7 @@
       </w:rPr>
     </w:lvl>
   </w:abstractNum>
-  <w:abstractNum w:abstractNumId="20" w15:restartNumberingAfterBreak="0">
+  <w:abstractNum w:abstractNumId="21" w15:restartNumberingAfterBreak="0">
     <w:nsid w:val="4F180F6F"/>
     <w:multiLevelType w:val="hybridMultilevel"/>
     <w:tmpl w:val="93F82A5C"/>
@@ -10801,7 +12426,7 @@
       </w:pPr>
     </w:lvl>
   </w:abstractNum>
-  <w:abstractNum w:abstractNumId="21" w15:restartNumberingAfterBreak="0">
+  <w:abstractNum w:abstractNumId="22" w15:restartNumberingAfterBreak="0">
     <w:nsid w:val="52F0014A"/>
     <w:multiLevelType w:val="hybridMultilevel"/>
     <w:tmpl w:val="2F2AB3AA"/>
@@ -10914,7 +12539,7 @@
       </w:rPr>
     </w:lvl>
   </w:abstractNum>
-  <w:abstractNum w:abstractNumId="22" w15:restartNumberingAfterBreak="0">
+  <w:abstractNum w:abstractNumId="23" w15:restartNumberingAfterBreak="0">
     <w:nsid w:val="53F36118"/>
     <w:multiLevelType w:val="hybridMultilevel"/>
     <w:tmpl w:val="37E832C6"/>
@@ -11027,7 +12652,7 @@
       </w:rPr>
     </w:lvl>
   </w:abstractNum>
-  <w:abstractNum w:abstractNumId="23" w15:restartNumberingAfterBreak="0">
+  <w:abstractNum w:abstractNumId="24" w15:restartNumberingAfterBreak="0">
     <w:nsid w:val="54C72DF9"/>
     <w:multiLevelType w:val="hybridMultilevel"/>
     <w:tmpl w:val="BF42BDD8"/>
@@ -11140,7 +12765,7 @@
       </w:rPr>
     </w:lvl>
   </w:abstractNum>
-  <w:abstractNum w:abstractNumId="24" w15:restartNumberingAfterBreak="0">
+  <w:abstractNum w:abstractNumId="25" w15:restartNumberingAfterBreak="0">
     <w:nsid w:val="5D746711"/>
     <w:multiLevelType w:val="hybridMultilevel"/>
     <w:tmpl w:val="9CC0F8CA"/>
@@ -11252,7 +12877,7 @@
       </w:rPr>
     </w:lvl>
   </w:abstractNum>
-  <w:abstractNum w:abstractNumId="25" w15:restartNumberingAfterBreak="0">
+  <w:abstractNum w:abstractNumId="26" w15:restartNumberingAfterBreak="0">
     <w:nsid w:val="5F213CCD"/>
     <w:multiLevelType w:val="hybridMultilevel"/>
     <w:tmpl w:val="87C2C0A6"/>
@@ -11365,7 +12990,7 @@
       </w:rPr>
     </w:lvl>
   </w:abstractNum>
-  <w:abstractNum w:abstractNumId="26" w15:restartNumberingAfterBreak="0">
+  <w:abstractNum w:abstractNumId="27" w15:restartNumberingAfterBreak="0">
     <w:nsid w:val="5F8C4CB9"/>
     <w:multiLevelType w:val="hybridMultilevel"/>
     <w:tmpl w:val="B6F0BFFE"/>
@@ -11454,7 +13079,7 @@
       </w:pPr>
     </w:lvl>
   </w:abstractNum>
-  <w:abstractNum w:abstractNumId="27" w15:restartNumberingAfterBreak="0">
+  <w:abstractNum w:abstractNumId="28" w15:restartNumberingAfterBreak="0">
     <w:nsid w:val="6A5479B1"/>
     <w:multiLevelType w:val="hybridMultilevel"/>
     <w:tmpl w:val="7AD257A6"/>
@@ -11567,7 +13192,7 @@
       </w:rPr>
     </w:lvl>
   </w:abstractNum>
-  <w:abstractNum w:abstractNumId="28" w15:restartNumberingAfterBreak="0">
+  <w:abstractNum w:abstractNumId="29" w15:restartNumberingAfterBreak="0">
     <w:nsid w:val="70CE66E9"/>
     <w:multiLevelType w:val="hybridMultilevel"/>
     <w:tmpl w:val="AA4838BE"/>
@@ -11680,7 +13305,7 @@
       </w:rPr>
     </w:lvl>
   </w:abstractNum>
-  <w:abstractNum w:abstractNumId="29" w15:restartNumberingAfterBreak="0">
+  <w:abstractNum w:abstractNumId="30" w15:restartNumberingAfterBreak="0">
     <w:nsid w:val="72423199"/>
     <w:multiLevelType w:val="hybridMultilevel"/>
     <w:tmpl w:val="7C4ABCFE"/>
@@ -11793,7 +13418,7 @@
       </w:rPr>
     </w:lvl>
   </w:abstractNum>
-  <w:abstractNum w:abstractNumId="30" w15:restartNumberingAfterBreak="0">
+  <w:abstractNum w:abstractNumId="31" w15:restartNumberingAfterBreak="0">
     <w:nsid w:val="74DD0364"/>
     <w:multiLevelType w:val="hybridMultilevel"/>
     <w:tmpl w:val="E662CAA0"/>
@@ -11906,7 +13531,7 @@
       </w:rPr>
     </w:lvl>
   </w:abstractNum>
-  <w:abstractNum w:abstractNumId="31" w15:restartNumberingAfterBreak="0">
+  <w:abstractNum w:abstractNumId="32" w15:restartNumberingAfterBreak="0">
     <w:nsid w:val="7F361EC1"/>
     <w:multiLevelType w:val="hybridMultilevel"/>
     <w:tmpl w:val="FB9E6AA2"/>
@@ -11996,106 +13621,109 @@
     </w:lvl>
   </w:abstractNum>
   <w:num w:numId="1" w16cid:durableId="405882579">
-    <w:abstractNumId w:val="19"/>
+    <w:abstractNumId w:val="20"/>
   </w:num>
   <w:num w:numId="2" w16cid:durableId="1247494628">
-    <w:abstractNumId w:val="7"/>
+    <w:abstractNumId w:val="8"/>
   </w:num>
   <w:num w:numId="3" w16cid:durableId="933171544">
-    <w:abstractNumId w:val="30"/>
+    <w:abstractNumId w:val="31"/>
   </w:num>
   <w:num w:numId="4" w16cid:durableId="1987857871">
     <w:abstractNumId w:val="1"/>
   </w:num>
   <w:num w:numId="5" w16cid:durableId="1437823454">
-    <w:abstractNumId w:val="26"/>
+    <w:abstractNumId w:val="27"/>
   </w:num>
   <w:num w:numId="6" w16cid:durableId="400836253">
-    <w:abstractNumId w:val="31"/>
+    <w:abstractNumId w:val="32"/>
   </w:num>
   <w:num w:numId="7" w16cid:durableId="749734018">
-    <w:abstractNumId w:val="12"/>
+    <w:abstractNumId w:val="13"/>
   </w:num>
   <w:num w:numId="8" w16cid:durableId="2004813195">
-    <w:abstractNumId w:val="9"/>
+    <w:abstractNumId w:val="10"/>
   </w:num>
   <w:num w:numId="9" w16cid:durableId="156919640">
-    <w:abstractNumId w:val="4"/>
+    <w:abstractNumId w:val="5"/>
   </w:num>
   <w:num w:numId="10" w16cid:durableId="294532521">
-    <w:abstractNumId w:val="20"/>
+    <w:abstractNumId w:val="21"/>
   </w:num>
   <w:num w:numId="11" w16cid:durableId="2131506476">
-    <w:abstractNumId w:val="10"/>
+    <w:abstractNumId w:val="11"/>
   </w:num>
   <w:num w:numId="12" w16cid:durableId="1722366546">
     <w:abstractNumId w:val="0"/>
   </w:num>
   <w:num w:numId="13" w16cid:durableId="1805004876">
-    <w:abstractNumId w:val="15"/>
+    <w:abstractNumId w:val="16"/>
   </w:num>
   <w:num w:numId="14" w16cid:durableId="1845825582">
-    <w:abstractNumId w:val="23"/>
+    <w:abstractNumId w:val="24"/>
   </w:num>
   <w:num w:numId="15" w16cid:durableId="50815299">
-    <w:abstractNumId w:val="14"/>
+    <w:abstractNumId w:val="15"/>
   </w:num>
   <w:num w:numId="16" w16cid:durableId="2141068806">
     <w:abstractNumId w:val="2"/>
   </w:num>
   <w:num w:numId="17" w16cid:durableId="1487744089">
-    <w:abstractNumId w:val="11"/>
+    <w:abstractNumId w:val="12"/>
   </w:num>
   <w:num w:numId="18" w16cid:durableId="1657538606">
-    <w:abstractNumId w:val="13"/>
+    <w:abstractNumId w:val="14"/>
   </w:num>
   <w:num w:numId="19" w16cid:durableId="1128161050">
-    <w:abstractNumId w:val="27"/>
+    <w:abstractNumId w:val="28"/>
   </w:num>
   <w:num w:numId="20" w16cid:durableId="957878167">
-    <w:abstractNumId w:val="5"/>
+    <w:abstractNumId w:val="6"/>
   </w:num>
   <w:num w:numId="21" w16cid:durableId="1820338365">
     <w:abstractNumId w:val="3"/>
   </w:num>
   <w:num w:numId="22" w16cid:durableId="1332560538">
+    <w:abstractNumId w:val="19"/>
+  </w:num>
+  <w:num w:numId="23" w16cid:durableId="592125069">
+    <w:abstractNumId w:val="7"/>
+  </w:num>
+  <w:num w:numId="24" w16cid:durableId="1827939949">
+    <w:abstractNumId w:val="26"/>
+  </w:num>
+  <w:num w:numId="25" w16cid:durableId="664282069">
+    <w:abstractNumId w:val="23"/>
+  </w:num>
+  <w:num w:numId="26" w16cid:durableId="1031222928">
+    <w:abstractNumId w:val="30"/>
+  </w:num>
+  <w:num w:numId="27" w16cid:durableId="931205607">
+    <w:abstractNumId w:val="29"/>
+  </w:num>
+  <w:num w:numId="28" w16cid:durableId="1565214633">
+    <w:abstractNumId w:val="22"/>
+  </w:num>
+  <w:num w:numId="29" w16cid:durableId="1958563982">
+    <w:abstractNumId w:val="9"/>
+  </w:num>
+  <w:num w:numId="30" w16cid:durableId="1151679313">
     <w:abstractNumId w:val="18"/>
   </w:num>
-  <w:num w:numId="23" w16cid:durableId="592125069">
-    <w:abstractNumId w:val="6"/>
-  </w:num>
-  <w:num w:numId="24" w16cid:durableId="1827939949">
+  <w:num w:numId="31" w16cid:durableId="2064599330">
     <w:abstractNumId w:val="25"/>
   </w:num>
-  <w:num w:numId="25" w16cid:durableId="664282069">
-    <w:abstractNumId w:val="22"/>
-  </w:num>
-  <w:num w:numId="26" w16cid:durableId="1031222928">
-    <w:abstractNumId w:val="29"/>
-  </w:num>
-  <w:num w:numId="27" w16cid:durableId="931205607">
-    <w:abstractNumId w:val="28"/>
-  </w:num>
-  <w:num w:numId="28" w16cid:durableId="1565214633">
-    <w:abstractNumId w:val="21"/>
-  </w:num>
-  <w:num w:numId="29" w16cid:durableId="1958563982">
-    <w:abstractNumId w:val="8"/>
-  </w:num>
-  <w:num w:numId="30" w16cid:durableId="1151679313">
+  <w:num w:numId="32" w16cid:durableId="866941131">
     <w:abstractNumId w:val="17"/>
   </w:num>
-  <w:num w:numId="31" w16cid:durableId="2064599330">
-    <w:abstractNumId w:val="24"/>
-  </w:num>
-  <w:num w:numId="32" w16cid:durableId="866941131">
-    <w:abstractNumId w:val="16"/>
+  <w:num w:numId="33" w16cid:durableId="388379851">
+    <w:abstractNumId w:val="4"/>
   </w:num>
 </w:numbering>
 </file>
 
 <file path=word/styles.xml><?xml version="1.0" encoding="utf-8"?>
-<w:styles xmlns:mc="http://schemas.openxmlformats.org/markup-compatibility/2006" xmlns:r="http://schemas.openxmlformats.org/officeDocument/2006/relationships" xmlns:w="http://schemas.openxmlformats.org/wordprocessingml/2006/main" xmlns:w14="http://schemas.microsoft.com/office/word/2010/wordml" xmlns:w15="http://schemas.microsoft.com/office/word/2012/wordml" xmlns:w16cex="http://schemas.microsoft.com/office/word/2018/wordml/cex" xmlns:w16cid="http://schemas.microsoft.com/office/word/2016/wordml/cid" xmlns:w16="http://schemas.microsoft.com/office/word/2018/wordml" xmlns:w16du="http://schemas.microsoft.com/office/word/2023/wordml/word16du" xmlns:w16sdtdh="http://schemas.microsoft.com/office/word/2020/wordml/sdtdatahash" xmlns:w16sdtfl="http://schemas.microsoft.com/office/word/2024/wordml/sdtformatlock" xmlns:w16se="http://schemas.microsoft.com/office/word/2015/wordml/symex" mc:Ignorable="w14 w15 w16se w16cid w16 w16cex w16sdtdh w16sdtfl w16du">
+<w:styles xmlns:mc="http://schemas.openxmlformats.org/markup-compatibility/2006" xmlns:r="http://schemas.openxmlformats.org/officeDocument/2006/relationships" xmlns:w="http://schemas.openxmlformats.org/wordprocessingml/2006/main" xmlns:w14="http://schemas.microsoft.com/office/word/2010/wordml" xmlns:w15="http://schemas.microsoft.com/office/word/2012/wordml" xmlns:w16cex="http://schemas.microsoft.com/office/word/2018/wordml/cex" xmlns:w16cid="http://schemas.microsoft.com/office/word/2016/wordml/cid" xmlns:w16="http://schemas.microsoft.com/office/word/2018/wordml" xmlns:w16sdtdh="http://schemas.microsoft.com/office/word/2020/wordml/sdtdatahash" xmlns:w16se="http://schemas.microsoft.com/office/word/2015/wordml/symex" mc:Ignorable="w14 w15 w16se w16cid w16 w16cex w16sdtdh">
   <w:docDefaults>
     <w:rPrDefault>
       <w:rPr>
@@ -12701,7 +14329,6 @@
   <w:style w:type="character" w:default="1" w:styleId="a0">
     <w:name w:val="Default Paragraph Font"/>
     <w:uiPriority w:val="1"/>
-    <w:semiHidden/>
     <w:unhideWhenUsed/>
   </w:style>
   <w:style w:type="table" w:default="1" w:styleId="a1">

--- a/넷겜플기획서.docx
+++ b/넷겜플기획서.docx
@@ -1,6 +1,6 @@
 
 <file path=word/document.xml><?xml version="1.0" encoding="utf-8"?>
-<w:document xmlns:wpc="http://schemas.microsoft.com/office/word/2010/wordprocessingCanvas" xmlns:cx="http://schemas.microsoft.com/office/drawing/2014/chartex" xmlns:cx1="http://schemas.microsoft.com/office/drawing/2015/9/8/chartex" xmlns:cx2="http://schemas.microsoft.com/office/drawing/2015/10/21/chartex" xmlns:cx3="http://schemas.microsoft.com/office/drawing/2016/5/9/chartex" xmlns:cx4="http://schemas.microsoft.com/office/drawing/2016/5/10/chartex" xmlns:cx5="http://schemas.microsoft.com/office/drawing/2016/5/11/chartex" xmlns:cx6="http://schemas.microsoft.com/office/drawing/2016/5/12/chartex" xmlns:cx7="http://schemas.microsoft.com/office/drawing/2016/5/13/chartex" xmlns:cx8="http://schemas.microsoft.com/office/drawing/2016/5/14/chartex" xmlns:mc="http://schemas.openxmlformats.org/markup-compatibility/2006" xmlns:aink="http://schemas.microsoft.com/office/drawing/2016/ink" xmlns:am3d="http://schemas.microsoft.com/office/drawing/2017/model3d" xmlns:o="urn:schemas-microsoft-com:office:office" xmlns:oel="http://schemas.microsoft.com/office/2019/extlst" xmlns:r="http://schemas.openxmlformats.org/officeDocument/2006/relationships" xmlns:m="http://schemas.openxmlformats.org/officeDocument/2006/math" xmlns:v="urn:schemas-microsoft-com:vml" xmlns:wp14="http://schemas.microsoft.com/office/word/2010/wordprocessingDrawing" xmlns:wp="http://schemas.openxmlformats.org/drawingml/2006/wordprocessingDrawing" xmlns:w10="urn:schemas-microsoft-com:office:word" xmlns:w="http://schemas.openxmlformats.org/wordprocessingml/2006/main" xmlns:w14="http://schemas.microsoft.com/office/word/2010/wordml" xmlns:w15="http://schemas.microsoft.com/office/word/2012/wordml" xmlns:w16cex="http://schemas.microsoft.com/office/word/2018/wordml/cex" xmlns:w16cid="http://schemas.microsoft.com/office/word/2016/wordml/cid" xmlns:w16="http://schemas.microsoft.com/office/word/2018/wordml" xmlns:w16sdtdh="http://schemas.microsoft.com/office/word/2020/wordml/sdtdatahash" xmlns:w16se="http://schemas.microsoft.com/office/word/2015/wordml/symex" xmlns:wpg="http://schemas.microsoft.com/office/word/2010/wordprocessingGroup" xmlns:wpi="http://schemas.microsoft.com/office/word/2010/wordprocessingInk" xmlns:wne="http://schemas.microsoft.com/office/word/2006/wordml" xmlns:wps="http://schemas.microsoft.com/office/word/2010/wordprocessingShape" mc:Ignorable="w14 w15 w16se w16cid w16 w16cex w16sdtdh wp14">
+<w:document xmlns:wpc="http://schemas.microsoft.com/office/word/2010/wordprocessingCanvas" xmlns:cx="http://schemas.microsoft.com/office/drawing/2014/chartex" xmlns:cx1="http://schemas.microsoft.com/office/drawing/2015/9/8/chartex" xmlns:cx2="http://schemas.microsoft.com/office/drawing/2015/10/21/chartex" xmlns:cx3="http://schemas.microsoft.com/office/drawing/2016/5/9/chartex" xmlns:cx4="http://schemas.microsoft.com/office/drawing/2016/5/10/chartex" xmlns:cx5="http://schemas.microsoft.com/office/drawing/2016/5/11/chartex" xmlns:cx6="http://schemas.microsoft.com/office/drawing/2016/5/12/chartex" xmlns:cx7="http://schemas.microsoft.com/office/drawing/2016/5/13/chartex" xmlns:cx8="http://schemas.microsoft.com/office/drawing/2016/5/14/chartex" xmlns:mc="http://schemas.openxmlformats.org/markup-compatibility/2006" xmlns:aink="http://schemas.microsoft.com/office/drawing/2016/ink" xmlns:am3d="http://schemas.microsoft.com/office/drawing/2017/model3d" xmlns:o="urn:schemas-microsoft-com:office:office" xmlns:oel="http://schemas.microsoft.com/office/2019/extlst" xmlns:r="http://schemas.openxmlformats.org/officeDocument/2006/relationships" xmlns:m="http://schemas.openxmlformats.org/officeDocument/2006/math" xmlns:v="urn:schemas-microsoft-com:vml" xmlns:wp14="http://schemas.microsoft.com/office/word/2010/wordprocessingDrawing" xmlns:wp="http://schemas.openxmlformats.org/drawingml/2006/wordprocessingDrawing" xmlns:w10="urn:schemas-microsoft-com:office:word" xmlns:w="http://schemas.openxmlformats.org/wordprocessingml/2006/main" xmlns:w14="http://schemas.microsoft.com/office/word/2010/wordml" xmlns:w15="http://schemas.microsoft.com/office/word/2012/wordml" xmlns:w16cex="http://schemas.microsoft.com/office/word/2018/wordml/cex" xmlns:w16cid="http://schemas.microsoft.com/office/word/2016/wordml/cid" xmlns:w16="http://schemas.microsoft.com/office/word/2018/wordml" xmlns:w16du="http://schemas.microsoft.com/office/word/2023/wordml/word16du" xmlns:w16sdtdh="http://schemas.microsoft.com/office/word/2020/wordml/sdtdatahash" xmlns:w16sdtfl="http://schemas.microsoft.com/office/word/2024/wordml/sdtformatlock" xmlns:w16se="http://schemas.microsoft.com/office/word/2015/wordml/symex" xmlns:wpg="http://schemas.microsoft.com/office/word/2010/wordprocessingGroup" xmlns:wpi="http://schemas.microsoft.com/office/word/2010/wordprocessingInk" xmlns:wne="http://schemas.microsoft.com/office/word/2006/wordml" xmlns:wps="http://schemas.microsoft.com/office/word/2010/wordprocessingShape" mc:Ignorable="w14 w15 w16se w16cid w16 w16cex w16sdtdh w16sdtfl w16du wp14">
   <w:body>
     <w:p>
       <w:pPr>
@@ -95,7 +95,7 @@
           <w:noProof/>
         </w:rPr>
         <w:drawing>
-          <wp:inline distT="0" distB="0" distL="0" distR="0" wp14:anchorId="0FB90FA1" wp14:editId="5E7EB462">
+          <wp:inline distT="0" distB="0" distL="0" distR="0" wp14:anchorId="0FB90FA1" wp14:editId="25579A8C">
             <wp:extent cx="3438525" cy="3438525"/>
             <wp:effectExtent l="0" t="0" r="9525" b="9525"/>
             <wp:docPr id="679827792" name="그림 10" descr="원, 상징, 로고, 폰트이(가) 표시된 사진&#10;&#10;AI 생성 콘텐츠는 정확하지 않을 수 있습니다."/>
@@ -422,7 +422,7 @@
               </wp:anchor>
             </w:drawing>
           </mc:Choice>
-          <mc:Fallback xmlns:w16du="http://schemas.microsoft.com/office/word/2023/wordml/word16du" xmlns:w16sdtfl="http://schemas.microsoft.com/office/word/2024/wordml/sdtformatlock">
+          <mc:Fallback>
             <w:pict>
               <v:rect w14:anchorId="243A5AAA" id="shape1028" o:spid="_x0000_s1026" style="position:absolute;margin-left:0;margin-top:.5pt;width:441.25pt;height:4.35pt;z-index:251659264;visibility:visible;mso-wrap-style:square;mso-wrap-distance-left:9pt;mso-wrap-distance-top:0;mso-wrap-distance-right:9pt;mso-wrap-distance-bottom:0;mso-position-horizontal:absolute;mso-position-horizontal-relative:margin;mso-position-vertical:absolute;mso-position-vertical-relative:text;v-text-anchor:middle" o:gfxdata="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" fillcolor="#b4c6e7 [1300]" strokecolor="#b4c6e7 [1300]" strokeweight="1pt">
                 <v:path arrowok="t"/>
@@ -2636,23 +2636,464 @@
         <w:autoSpaceDN/>
         <w:rPr>
           <w:rFonts w:asciiTheme="majorEastAsia" w:eastAsiaTheme="majorEastAsia" w:hAnsiTheme="majorEastAsia"/>
-          <w:szCs w:val="22"/>
+          <w:b/>
+          <w:bCs/>
+          <w:sz w:val="24"/>
         </w:rPr>
       </w:pPr>
       <w:r>
         <w:rPr>
           <w:rFonts w:asciiTheme="majorEastAsia" w:eastAsiaTheme="majorEastAsia" w:hAnsiTheme="majorEastAsia" w:hint="eastAsia"/>
-          <w:szCs w:val="22"/>
+          <w:b/>
+          <w:bCs/>
+          <w:sz w:val="24"/>
         </w:rPr>
         <w:t xml:space="preserve">1) </w:t>
       </w:r>
       <w:r>
+        <w:rPr>
+          <w:rFonts w:asciiTheme="majorEastAsia" w:eastAsiaTheme="majorEastAsia" w:hAnsiTheme="majorEastAsia"/>
+          <w:b/>
+          <w:bCs/>
+          <w:sz w:val="24"/>
+        </w:rPr>
+        <w:t>전역 상수</w:t>
+      </w:r>
+    </w:p>
+    <w:p>
+      <w:pPr>
+        <w:widowControl/>
+        <w:wordWrap/>
+        <w:autoSpaceDE/>
+        <w:autoSpaceDN/>
         <w:rPr>
           <w:rFonts w:asciiTheme="majorEastAsia" w:eastAsiaTheme="majorEastAsia" w:hAnsiTheme="majorEastAsia"/>
           <w:szCs w:val="22"/>
         </w:rPr>
-        <w:t>전역 상수</w:t>
-      </w:r>
+      </w:pPr>
+      <w:r>
+        <w:rPr>
+          <w:rFonts w:asciiTheme="majorEastAsia" w:eastAsiaTheme="majorEastAsia" w:hAnsiTheme="majorEastAsia" w:hint="eastAsia"/>
+          <w:noProof/>
+          <w:szCs w:val="22"/>
+        </w:rPr>
+        <w:drawing>
+          <wp:inline distT="0" distB="0" distL="0" distR="0" wp14:anchorId="45327AD4" wp14:editId="51BB1DF8">
+            <wp:extent cx="5727700" cy="2700020"/>
+            <wp:effectExtent l="0" t="0" r="6350" b="5080"/>
+            <wp:docPr id="271517099" name="그림 5"/>
+            <wp:cNvGraphicFramePr>
+              <a:graphicFrameLocks xmlns:a="http://schemas.openxmlformats.org/drawingml/2006/main" noChangeAspect="1"/>
+            </wp:cNvGraphicFramePr>
+            <a:graphic xmlns:a="http://schemas.openxmlformats.org/drawingml/2006/main">
+              <a:graphicData uri="http://schemas.openxmlformats.org/drawingml/2006/picture">
+                <pic:pic xmlns:pic="http://schemas.openxmlformats.org/drawingml/2006/picture">
+                  <pic:nvPicPr>
+                    <pic:cNvPr id="0" name="Picture 4"/>
+                    <pic:cNvPicPr>
+                      <a:picLocks noChangeAspect="1" noChangeArrowheads="1"/>
+                    </pic:cNvPicPr>
+                  </pic:nvPicPr>
+                  <pic:blipFill>
+                    <a:blip r:embed="rId13">
+                      <a:extLst>
+                        <a:ext uri="{28A0092B-C50C-407E-A947-70E740481C1C}">
+                          <a14:useLocalDpi xmlns:a14="http://schemas.microsoft.com/office/drawing/2010/main" val="0"/>
+                        </a:ext>
+                      </a:extLst>
+                    </a:blip>
+                    <a:srcRect/>
+                    <a:stretch>
+                      <a:fillRect/>
+                    </a:stretch>
+                  </pic:blipFill>
+                  <pic:spPr bwMode="auto">
+                    <a:xfrm>
+                      <a:off x="0" y="0"/>
+                      <a:ext cx="5727700" cy="2700020"/>
+                    </a:xfrm>
+                    <a:prstGeom prst="rect">
+                      <a:avLst/>
+                    </a:prstGeom>
+                    <a:noFill/>
+                    <a:ln>
+                      <a:noFill/>
+                    </a:ln>
+                  </pic:spPr>
+                </pic:pic>
+              </a:graphicData>
+            </a:graphic>
+          </wp:inline>
+        </w:drawing>
+      </w:r>
+    </w:p>
+    <w:p>
+      <w:pPr>
+        <w:widowControl/>
+        <w:wordWrap/>
+        <w:autoSpaceDE/>
+        <w:autoSpaceDN/>
+        <w:rPr>
+          <w:rFonts w:asciiTheme="majorEastAsia" w:eastAsiaTheme="majorEastAsia" w:hAnsiTheme="majorEastAsia"/>
+          <w:b/>
+          <w:bCs/>
+          <w:sz w:val="24"/>
+        </w:rPr>
+      </w:pPr>
+      <w:r>
+        <w:rPr>
+          <w:rFonts w:asciiTheme="majorEastAsia" w:eastAsiaTheme="majorEastAsia" w:hAnsiTheme="majorEastAsia" w:hint="eastAsia"/>
+          <w:b/>
+          <w:bCs/>
+          <w:sz w:val="24"/>
+        </w:rPr>
+        <w:t xml:space="preserve">2) </w:t>
+      </w:r>
+      <w:r>
+        <w:rPr>
+          <w:rFonts w:asciiTheme="majorEastAsia" w:eastAsiaTheme="majorEastAsia" w:hAnsiTheme="majorEastAsia"/>
+          <w:b/>
+          <w:bCs/>
+          <w:sz w:val="24"/>
+        </w:rPr>
+        <w:t>Client UML</w:t>
+      </w:r>
+    </w:p>
+    <w:p>
+      <w:pPr>
+        <w:widowControl/>
+        <w:wordWrap/>
+        <w:autoSpaceDE/>
+        <w:autoSpaceDN/>
+        <w:ind w:left="440"/>
+        <w:rPr>
+          <w:rFonts w:hint="eastAsia"/>
+        </w:rPr>
+      </w:pPr>
+      <w:r>
+        <w:rPr>
+          <w:rFonts w:hint="eastAsia"/>
+        </w:rPr>
+        <w:t xml:space="preserve">void </w:t>
+      </w:r>
+      <w:proofErr w:type="spellStart"/>
+      <w:r>
+        <w:rPr>
+          <w:rFonts w:hint="eastAsia"/>
+        </w:rPr>
+        <w:t>send_packet</w:t>
+      </w:r>
+      <w:proofErr w:type="spellEnd"/>
+      <w:r>
+        <w:rPr>
+          <w:rFonts w:hint="eastAsia"/>
+        </w:rPr>
+        <w:t>(</w:t>
+      </w:r>
+      <w:proofErr w:type="gramStart"/>
+      <w:r>
+        <w:rPr>
+          <w:rFonts w:hint="eastAsia"/>
+        </w:rPr>
+        <w:t>) :</w:t>
+      </w:r>
+      <w:proofErr w:type="gramEnd"/>
+      <w:r>
+        <w:rPr>
+          <w:rFonts w:hint="eastAsia"/>
+        </w:rPr>
+        <w:t xml:space="preserve"> 서버로 패킷을 전송한다.</w:t>
+      </w:r>
+    </w:p>
+    <w:p>
+      <w:pPr>
+        <w:widowControl/>
+        <w:wordWrap/>
+        <w:autoSpaceDE/>
+        <w:autoSpaceDN/>
+        <w:ind w:left="440"/>
+        <w:rPr>
+          <w:rFonts w:hint="eastAsia"/>
+        </w:rPr>
+      </w:pPr>
+      <w:r>
+        <w:rPr>
+          <w:rFonts w:hint="eastAsia"/>
+        </w:rPr>
+        <w:t xml:space="preserve">void </w:t>
+      </w:r>
+      <w:proofErr w:type="spellStart"/>
+      <w:r>
+        <w:rPr>
+          <w:rFonts w:hint="eastAsia"/>
+        </w:rPr>
+        <w:t>recv_packet</w:t>
+      </w:r>
+      <w:proofErr w:type="spellEnd"/>
+      <w:r>
+        <w:rPr>
+          <w:rFonts w:hint="eastAsia"/>
+        </w:rPr>
+        <w:t>(</w:t>
+      </w:r>
+      <w:proofErr w:type="gramStart"/>
+      <w:r>
+        <w:rPr>
+          <w:rFonts w:hint="eastAsia"/>
+        </w:rPr>
+        <w:t>) :</w:t>
+      </w:r>
+      <w:proofErr w:type="gramEnd"/>
+      <w:r>
+        <w:rPr>
+          <w:rFonts w:hint="eastAsia"/>
+        </w:rPr>
+        <w:t xml:space="preserve"> 클라이언트 </w:t>
+      </w:r>
+    </w:p>
+    <w:p>
+      <w:pPr>
+        <w:widowControl/>
+        <w:wordWrap/>
+        <w:autoSpaceDE/>
+        <w:autoSpaceDN/>
+        <w:ind w:left="440"/>
+      </w:pPr>
+      <w:proofErr w:type="spellStart"/>
+      <w:r>
+        <w:rPr>
+          <w:rFonts w:hint="eastAsia"/>
+        </w:rPr>
+        <w:t>process_packet</w:t>
+      </w:r>
+      <w:proofErr w:type="spellEnd"/>
+    </w:p>
+    <w:p>
+      <w:pPr>
+        <w:widowControl/>
+        <w:wordWrap/>
+        <w:autoSpaceDE/>
+        <w:autoSpaceDN/>
+        <w:ind w:left="440"/>
+      </w:pPr>
+      <w:proofErr w:type="spellStart"/>
+      <w:r>
+        <w:t>collision</w:t>
+      </w:r>
+      <w:r>
+        <w:rPr>
+          <w:rFonts w:hint="eastAsia"/>
+        </w:rPr>
+        <w:t>_check</w:t>
+      </w:r>
+      <w:proofErr w:type="spellEnd"/>
+    </w:p>
+    <w:p>
+      <w:pPr>
+        <w:widowControl/>
+        <w:wordWrap/>
+        <w:autoSpaceDE/>
+        <w:autoSpaceDN/>
+        <w:ind w:left="440"/>
+      </w:pPr>
+    </w:p>
+    <w:p>
+      <w:pPr>
+        <w:widowControl/>
+        <w:wordWrap/>
+        <w:autoSpaceDE/>
+        <w:autoSpaceDN/>
+        <w:ind w:left="440"/>
+      </w:pPr>
+    </w:p>
+    <w:p>
+      <w:pPr>
+        <w:widowControl/>
+        <w:wordWrap/>
+        <w:autoSpaceDE/>
+        <w:autoSpaceDN/>
+        <w:ind w:left="440"/>
+      </w:pPr>
+      <w:r>
+        <w:t>L</w:t>
+      </w:r>
+      <w:r>
+        <w:rPr>
+          <w:rFonts w:hint="eastAsia"/>
+        </w:rPr>
+        <w:t>ogin:</w:t>
+      </w:r>
+    </w:p>
+    <w:p>
+      <w:pPr>
+        <w:widowControl/>
+        <w:wordWrap/>
+        <w:autoSpaceDE/>
+        <w:autoSpaceDN/>
+        <w:ind w:left="440"/>
+      </w:pPr>
+      <w:r>
+        <w:tab/>
+      </w:r>
+      <w:proofErr w:type="spellStart"/>
+      <w:r>
+        <w:rPr>
+          <w:rFonts w:hint="eastAsia"/>
+        </w:rPr>
+        <w:t>send_login_packet</w:t>
+      </w:r>
+      <w:proofErr w:type="spellEnd"/>
+    </w:p>
+    <w:p>
+      <w:pPr>
+        <w:widowControl/>
+        <w:wordWrap/>
+        <w:autoSpaceDE/>
+        <w:autoSpaceDN/>
+        <w:ind w:left="440"/>
+      </w:pPr>
+      <w:r>
+        <w:rPr>
+          <w:rFonts w:hint="eastAsia"/>
+        </w:rPr>
+        <w:t>Lobby:</w:t>
+      </w:r>
+    </w:p>
+    <w:p>
+      <w:pPr>
+        <w:widowControl/>
+        <w:wordWrap/>
+        <w:autoSpaceDE/>
+        <w:autoSpaceDN/>
+        <w:ind w:left="440" w:firstLine="360"/>
+      </w:pPr>
+      <w:proofErr w:type="spellStart"/>
+      <w:r>
+        <w:rPr>
+          <w:rFonts w:hint="eastAsia"/>
+        </w:rPr>
+        <w:t>send_enter_room_packet</w:t>
+      </w:r>
+      <w:proofErr w:type="spellEnd"/>
+    </w:p>
+    <w:p>
+      <w:pPr>
+        <w:widowControl/>
+        <w:wordWrap/>
+        <w:autoSpaceDE/>
+        <w:autoSpaceDN/>
+        <w:ind w:firstLine="440"/>
+      </w:pPr>
+      <w:r>
+        <w:rPr>
+          <w:rFonts w:hint="eastAsia"/>
+        </w:rPr>
+        <w:t>Room:</w:t>
+      </w:r>
+    </w:p>
+    <w:p>
+      <w:pPr>
+        <w:widowControl/>
+        <w:wordWrap/>
+        <w:autoSpaceDE/>
+        <w:autoSpaceDN/>
+        <w:ind w:left="440"/>
+      </w:pPr>
+      <w:r>
+        <w:tab/>
+      </w:r>
+      <w:proofErr w:type="spellStart"/>
+      <w:r>
+        <w:rPr>
+          <w:rFonts w:hint="eastAsia"/>
+        </w:rPr>
+        <w:t>send_ready_packet</w:t>
+      </w:r>
+      <w:proofErr w:type="spellEnd"/>
+    </w:p>
+    <w:p>
+      <w:pPr>
+        <w:widowControl/>
+        <w:wordWrap/>
+        <w:autoSpaceDE/>
+        <w:autoSpaceDN/>
+        <w:ind w:left="440"/>
+      </w:pPr>
+      <w:proofErr w:type="spellStart"/>
+      <w:r>
+        <w:rPr>
+          <w:rFonts w:hint="eastAsia"/>
+        </w:rPr>
+        <w:t>InGame</w:t>
+      </w:r>
+      <w:proofErr w:type="spellEnd"/>
+      <w:r>
+        <w:rPr>
+          <w:rFonts w:hint="eastAsia"/>
+        </w:rPr>
+        <w:t>:</w:t>
+      </w:r>
+    </w:p>
+    <w:p>
+      <w:pPr>
+        <w:widowControl/>
+        <w:wordWrap/>
+        <w:autoSpaceDE/>
+        <w:autoSpaceDN/>
+        <w:ind w:left="440"/>
+      </w:pPr>
+      <w:r>
+        <w:lastRenderedPageBreak/>
+        <w:tab/>
+      </w:r>
+      <w:proofErr w:type="spellStart"/>
+      <w:r>
+        <w:rPr>
+          <w:rFonts w:hint="eastAsia"/>
+        </w:rPr>
+        <w:t>send_move_packet</w:t>
+      </w:r>
+      <w:proofErr w:type="spellEnd"/>
+    </w:p>
+    <w:p>
+      <w:pPr>
+        <w:widowControl/>
+        <w:wordWrap/>
+        <w:autoSpaceDE/>
+        <w:autoSpaceDN/>
+        <w:ind w:left="440"/>
+      </w:pPr>
+      <w:r>
+        <w:tab/>
+      </w:r>
+      <w:proofErr w:type="spellStart"/>
+      <w:r>
+        <w:rPr>
+          <w:rFonts w:hint="eastAsia"/>
+        </w:rPr>
+        <w:t>send_update_state_packet</w:t>
+      </w:r>
+      <w:proofErr w:type="spellEnd"/>
+    </w:p>
+    <w:p>
+      <w:pPr>
+        <w:widowControl/>
+        <w:wordWrap/>
+        <w:autoSpaceDE/>
+        <w:autoSpaceDN/>
+        <w:ind w:left="440"/>
+      </w:pPr>
+      <w:r>
+        <w:tab/>
+      </w:r>
+      <w:proofErr w:type="spellStart"/>
+      <w:r>
+        <w:rPr>
+          <w:rFonts w:hint="eastAsia"/>
+        </w:rPr>
+        <w:t>send_logout_packet</w:t>
+      </w:r>
+      <w:proofErr w:type="spellEnd"/>
     </w:p>
     <w:p>
       <w:pPr>
@@ -2665,20 +3106,334 @@
           <w:szCs w:val="22"/>
         </w:rPr>
       </w:pPr>
+    </w:p>
+    <w:p>
+      <w:pPr>
+        <w:widowControl/>
+        <w:wordWrap/>
+        <w:autoSpaceDE/>
+        <w:autoSpaceDN/>
+        <w:rPr>
+          <w:rFonts w:asciiTheme="majorEastAsia" w:eastAsiaTheme="majorEastAsia" w:hAnsiTheme="majorEastAsia"/>
+          <w:b/>
+          <w:bCs/>
+          <w:sz w:val="24"/>
+        </w:rPr>
+      </w:pPr>
       <w:r>
         <w:rPr>
           <w:rFonts w:asciiTheme="majorEastAsia" w:eastAsiaTheme="majorEastAsia" w:hAnsiTheme="majorEastAsia" w:hint="eastAsia"/>
-          <w:szCs w:val="22"/>
-        </w:rPr>
-        <w:t xml:space="preserve">2) </w:t>
-      </w:r>
-      <w:r>
+          <w:b/>
+          <w:bCs/>
+          <w:sz w:val="24"/>
+        </w:rPr>
+        <w:t xml:space="preserve">3) </w:t>
+      </w:r>
+      <w:r>
+        <w:rPr>
+          <w:rFonts w:asciiTheme="majorEastAsia" w:eastAsiaTheme="majorEastAsia" w:hAnsiTheme="majorEastAsia"/>
+          <w:b/>
+          <w:bCs/>
+          <w:sz w:val="24"/>
+        </w:rPr>
+        <w:t>Server UML</w:t>
+      </w:r>
+    </w:p>
+    <w:p>
+      <w:pPr>
+        <w:widowControl/>
+        <w:wordWrap/>
+        <w:autoSpaceDE/>
+        <w:autoSpaceDN/>
+        <w:rPr>
+          <w:rFonts w:asciiTheme="majorEastAsia" w:eastAsiaTheme="majorEastAsia" w:hAnsiTheme="majorEastAsia" w:hint="eastAsia"/>
+          <w:b/>
+          <w:bCs/>
+          <w:sz w:val="24"/>
+        </w:rPr>
+      </w:pPr>
+      <w:r>
+        <w:rPr>
+          <w:rFonts w:asciiTheme="majorEastAsia" w:eastAsiaTheme="majorEastAsia" w:hAnsiTheme="majorEastAsia"/>
+          <w:b/>
+          <w:bCs/>
+          <w:noProof/>
+          <w:sz w:val="24"/>
+        </w:rPr>
+        <w:drawing>
+          <wp:inline distT="0" distB="0" distL="0" distR="0" wp14:anchorId="68C621EF" wp14:editId="29F65E26">
+            <wp:extent cx="5727700" cy="6263005"/>
+            <wp:effectExtent l="0" t="0" r="6350" b="4445"/>
+            <wp:docPr id="1873192097" name="그림 6"/>
+            <wp:cNvGraphicFramePr>
+              <a:graphicFrameLocks xmlns:a="http://schemas.openxmlformats.org/drawingml/2006/main" noChangeAspect="1"/>
+            </wp:cNvGraphicFramePr>
+            <a:graphic xmlns:a="http://schemas.openxmlformats.org/drawingml/2006/main">
+              <a:graphicData uri="http://schemas.openxmlformats.org/drawingml/2006/picture">
+                <pic:pic xmlns:pic="http://schemas.openxmlformats.org/drawingml/2006/picture">
+                  <pic:nvPicPr>
+                    <pic:cNvPr id="0" name="Picture 5"/>
+                    <pic:cNvPicPr>
+                      <a:picLocks noChangeAspect="1" noChangeArrowheads="1"/>
+                    </pic:cNvPicPr>
+                  </pic:nvPicPr>
+                  <pic:blipFill>
+                    <a:blip r:embed="rId14">
+                      <a:extLst>
+                        <a:ext uri="{28A0092B-C50C-407E-A947-70E740481C1C}">
+                          <a14:useLocalDpi xmlns:a14="http://schemas.microsoft.com/office/drawing/2010/main" val="0"/>
+                        </a:ext>
+                      </a:extLst>
+                    </a:blip>
+                    <a:srcRect/>
+                    <a:stretch>
+                      <a:fillRect/>
+                    </a:stretch>
+                  </pic:blipFill>
+                  <pic:spPr bwMode="auto">
+                    <a:xfrm>
+                      <a:off x="0" y="0"/>
+                      <a:ext cx="5727700" cy="6263005"/>
+                    </a:xfrm>
+                    <a:prstGeom prst="rect">
+                      <a:avLst/>
+                    </a:prstGeom>
+                    <a:noFill/>
+                    <a:ln>
+                      <a:noFill/>
+                    </a:ln>
+                  </pic:spPr>
+                </pic:pic>
+              </a:graphicData>
+            </a:graphic>
+          </wp:inline>
+        </w:drawing>
+      </w:r>
+    </w:p>
+    <w:p>
+      <w:pPr>
+        <w:widowControl/>
+        <w:wordWrap/>
+        <w:autoSpaceDE/>
+        <w:autoSpaceDN/>
+        <w:rPr>
+          <w:rFonts w:asciiTheme="majorEastAsia" w:eastAsiaTheme="majorEastAsia" w:hAnsiTheme="majorEastAsia"/>
+          <w:b/>
+          <w:bCs/>
+          <w:sz w:val="24"/>
+        </w:rPr>
+      </w:pPr>
+      <w:r>
+        <w:rPr>
+          <w:rFonts w:asciiTheme="majorEastAsia" w:eastAsiaTheme="majorEastAsia" w:hAnsiTheme="majorEastAsia" w:hint="eastAsia"/>
+          <w:b/>
+          <w:bCs/>
+          <w:sz w:val="24"/>
+        </w:rPr>
+        <w:lastRenderedPageBreak/>
+        <w:t xml:space="preserve">4) </w:t>
+      </w:r>
+      <w:r>
+        <w:rPr>
+          <w:rFonts w:asciiTheme="majorEastAsia" w:eastAsiaTheme="majorEastAsia" w:hAnsiTheme="majorEastAsia"/>
+          <w:b/>
+          <w:bCs/>
+          <w:sz w:val="24"/>
+        </w:rPr>
+        <w:t>Server/Client Thread</w:t>
+      </w:r>
+    </w:p>
+    <w:p>
+      <w:pPr>
+        <w:widowControl/>
+        <w:wordWrap/>
+        <w:autoSpaceDE/>
+        <w:autoSpaceDN/>
+      </w:pPr>
+      <w:r>
+        <w:rPr>
+          <w:noProof/>
+        </w:rPr>
+        <w:drawing>
+          <wp:inline distT="0" distB="0" distL="0" distR="0" wp14:anchorId="0D957950" wp14:editId="71841EC7">
+            <wp:extent cx="4011295" cy="4580890"/>
+            <wp:effectExtent l="0" t="0" r="8255" b="0"/>
+            <wp:docPr id="772222479" name="그림 3"/>
+            <wp:cNvGraphicFramePr>
+              <a:graphicFrameLocks xmlns:a="http://schemas.openxmlformats.org/drawingml/2006/main" noChangeAspect="1"/>
+            </wp:cNvGraphicFramePr>
+            <a:graphic xmlns:a="http://schemas.openxmlformats.org/drawingml/2006/main">
+              <a:graphicData uri="http://schemas.openxmlformats.org/drawingml/2006/picture">
+                <pic:pic xmlns:pic="http://schemas.openxmlformats.org/drawingml/2006/picture">
+                  <pic:nvPicPr>
+                    <pic:cNvPr id="0" name="Picture 2"/>
+                    <pic:cNvPicPr>
+                      <a:picLocks noChangeAspect="1" noChangeArrowheads="1"/>
+                    </pic:cNvPicPr>
+                  </pic:nvPicPr>
+                  <pic:blipFill>
+                    <a:blip r:embed="rId15">
+                      <a:extLst>
+                        <a:ext uri="{28A0092B-C50C-407E-A947-70E740481C1C}">
+                          <a14:useLocalDpi xmlns:a14="http://schemas.microsoft.com/office/drawing/2010/main" val="0"/>
+                        </a:ext>
+                      </a:extLst>
+                    </a:blip>
+                    <a:srcRect/>
+                    <a:stretch>
+                      <a:fillRect/>
+                    </a:stretch>
+                  </pic:blipFill>
+                  <pic:spPr bwMode="auto">
+                    <a:xfrm>
+                      <a:off x="0" y="0"/>
+                      <a:ext cx="4011295" cy="4580890"/>
+                    </a:xfrm>
+                    <a:prstGeom prst="rect">
+                      <a:avLst/>
+                    </a:prstGeom>
+                    <a:noFill/>
+                    <a:ln>
+                      <a:noFill/>
+                    </a:ln>
+                  </pic:spPr>
+                </pic:pic>
+              </a:graphicData>
+            </a:graphic>
+          </wp:inline>
+        </w:drawing>
+      </w:r>
+      <w:r>
+        <w:br w:type="textWrapping" w:clear="all"/>
+      </w:r>
+    </w:p>
+    <w:p>
+      <w:pPr>
+        <w:pStyle w:val="a6"/>
+        <w:widowControl/>
+        <w:numPr>
+          <w:ilvl w:val="0"/>
+          <w:numId w:val="35"/>
+        </w:numPr>
+        <w:wordWrap/>
+        <w:autoSpaceDE/>
+        <w:autoSpaceDN/>
+      </w:pPr>
+      <w:r>
+        <w:rPr>
+          <w:rFonts w:hint="eastAsia"/>
+        </w:rPr>
+        <w:t>Main</w:t>
+      </w:r>
+    </w:p>
+    <w:p>
+      <w:pPr>
+        <w:pStyle w:val="a6"/>
+        <w:widowControl/>
+        <w:wordWrap/>
+        <w:autoSpaceDE/>
+        <w:autoSpaceDN/>
+        <w:ind w:left="800"/>
+      </w:pPr>
+      <w:r>
+        <w:rPr>
+          <w:rFonts w:hint="eastAsia"/>
+        </w:rPr>
+        <w:t>소켓 생성 및 초기화. listen 상태로 클라이언트 접속 대기.</w:t>
+      </w:r>
+    </w:p>
+    <w:p>
+      <w:pPr>
+        <w:pStyle w:val="a6"/>
+        <w:widowControl/>
+        <w:numPr>
+          <w:ilvl w:val="0"/>
+          <w:numId w:val="35"/>
+        </w:numPr>
+        <w:wordWrap/>
+        <w:autoSpaceDE/>
+        <w:autoSpaceDN/>
+      </w:pPr>
+      <w:r>
+        <w:rPr>
+          <w:rFonts w:hint="eastAsia"/>
+        </w:rPr>
+        <w:t>Client Thread</w:t>
+      </w:r>
+    </w:p>
+    <w:p>
+      <w:pPr>
+        <w:pStyle w:val="a6"/>
+        <w:widowControl/>
+        <w:wordWrap/>
+        <w:autoSpaceDE/>
+        <w:autoSpaceDN/>
+        <w:ind w:left="800"/>
+      </w:pPr>
+      <w:r>
+        <w:rPr>
+          <w:rFonts w:hint="eastAsia"/>
+        </w:rPr>
+        <w:t>accept() 성공 시 스레드 할당 후 클라이언트로부터 데이터를 받는다.</w:t>
+      </w:r>
+    </w:p>
+    <w:p>
+      <w:pPr>
+        <w:pStyle w:val="a6"/>
+        <w:widowControl/>
+        <w:numPr>
+          <w:ilvl w:val="0"/>
+          <w:numId w:val="35"/>
+        </w:numPr>
+        <w:wordWrap/>
+        <w:autoSpaceDE/>
+        <w:autoSpaceDN/>
+      </w:pPr>
+      <w:r>
+        <w:t>B</w:t>
+      </w:r>
+      <w:r>
+        <w:rPr>
+          <w:rFonts w:hint="eastAsia"/>
+        </w:rPr>
+        <w:t>roadcast</w:t>
+      </w:r>
+    </w:p>
+    <w:p>
+      <w:pPr>
+        <w:widowControl/>
+        <w:wordWrap/>
+        <w:autoSpaceDE/>
+        <w:autoSpaceDN/>
+        <w:ind w:left="800"/>
+        <w:rPr>
+          <w:rFonts w:hint="eastAsia"/>
+        </w:rPr>
+      </w:pPr>
+      <w:r>
+        <w:rPr>
+          <w:rFonts w:hint="eastAsia"/>
+        </w:rPr>
+        <w:t xml:space="preserve">클라이언트 스레드로부터 </w:t>
+      </w:r>
+      <w:r>
+        <w:rPr>
+          <w:rFonts w:hint="eastAsia"/>
+        </w:rPr>
+        <w:t>해석한 데이터를 클라이언트로 전송하는 스레드</w:t>
+      </w:r>
+    </w:p>
+    <w:p>
+      <w:pPr>
+        <w:widowControl/>
+        <w:wordWrap/>
+        <w:autoSpaceDE/>
+        <w:autoSpaceDN/>
         <w:rPr>
           <w:rFonts w:asciiTheme="majorEastAsia" w:eastAsiaTheme="majorEastAsia" w:hAnsiTheme="majorEastAsia"/>
           <w:szCs w:val="22"/>
         </w:rPr>
-        <w:t>Client UML</w:t>
-      </w:r>
+      </w:pPr>
     </w:p>
     <w:p>
       <w:pPr>
@@ -2688,75 +3443,45 @@
         <w:autoSpaceDN/>
         <w:rPr>
           <w:rFonts w:asciiTheme="majorEastAsia" w:eastAsiaTheme="majorEastAsia" w:hAnsiTheme="majorEastAsia"/>
+          <w:b/>
+          <w:bCs/>
           <w:szCs w:val="22"/>
         </w:rPr>
       </w:pPr>
       <w:r>
         <w:rPr>
           <w:rFonts w:asciiTheme="majorEastAsia" w:eastAsiaTheme="majorEastAsia" w:hAnsiTheme="majorEastAsia" w:hint="eastAsia"/>
+          <w:b/>
+          <w:bCs/>
           <w:szCs w:val="22"/>
         </w:rPr>
-        <w:t xml:space="preserve">3) </w:t>
+        <w:t xml:space="preserve">5) </w:t>
       </w:r>
       <w:r>
         <w:rPr>
           <w:rFonts w:asciiTheme="majorEastAsia" w:eastAsiaTheme="majorEastAsia" w:hAnsiTheme="majorEastAsia"/>
+          <w:b/>
+          <w:bCs/>
           <w:szCs w:val="22"/>
         </w:rPr>
-        <w:t>Server UML</w:t>
-      </w:r>
-    </w:p>
-    <w:p>
-      <w:pPr>
-        <w:widowControl/>
-        <w:wordWrap/>
-        <w:autoSpaceDE/>
-        <w:autoSpaceDN/>
-        <w:rPr>
-          <w:rFonts w:asciiTheme="majorEastAsia" w:eastAsiaTheme="majorEastAsia" w:hAnsiTheme="majorEastAsia"/>
-          <w:szCs w:val="22"/>
-        </w:rPr>
-      </w:pPr>
-      <w:r>
-        <w:rPr>
-          <w:rFonts w:asciiTheme="majorEastAsia" w:eastAsiaTheme="majorEastAsia" w:hAnsiTheme="majorEastAsia" w:hint="eastAsia"/>
-          <w:szCs w:val="22"/>
-        </w:rPr>
-        <w:t xml:space="preserve">4) </w:t>
-      </w:r>
-      <w:r>
-        <w:rPr>
-          <w:rFonts w:asciiTheme="majorEastAsia" w:eastAsiaTheme="majorEastAsia" w:hAnsiTheme="majorEastAsia"/>
-          <w:szCs w:val="22"/>
-        </w:rPr>
-        <w:t>Server/Client Thread</w:t>
-      </w:r>
-    </w:p>
-    <w:p>
-      <w:pPr>
-        <w:widowControl/>
-        <w:wordWrap/>
-        <w:autoSpaceDE/>
-        <w:autoSpaceDN/>
-        <w:rPr>
-          <w:rFonts w:asciiTheme="majorEastAsia" w:eastAsiaTheme="majorEastAsia" w:hAnsiTheme="majorEastAsia"/>
-          <w:szCs w:val="22"/>
-        </w:rPr>
-      </w:pPr>
-      <w:r>
-        <w:rPr>
-          <w:rFonts w:asciiTheme="majorEastAsia" w:eastAsiaTheme="majorEastAsia" w:hAnsiTheme="majorEastAsia" w:hint="eastAsia"/>
-          <w:szCs w:val="22"/>
-        </w:rPr>
-        <w:t xml:space="preserve">5) </w:t>
-      </w:r>
-      <w:r>
-        <w:rPr>
-          <w:rFonts w:asciiTheme="majorEastAsia" w:eastAsiaTheme="majorEastAsia" w:hAnsiTheme="majorEastAsia"/>
-          <w:szCs w:val="22"/>
-        </w:rPr>
         <w:t>패킷</w:t>
       </w:r>
+    </w:p>
+    <w:p>
+      <w:pPr>
+        <w:widowControl/>
+        <w:wordWrap/>
+        <w:autoSpaceDE/>
+        <w:autoSpaceDN/>
+      </w:pPr>
+    </w:p>
+    <w:p>
+      <w:pPr>
+        <w:widowControl/>
+        <w:wordWrap/>
+        <w:autoSpaceDE/>
+        <w:autoSpaceDN/>
+      </w:pPr>
     </w:p>
     <w:p>
       <w:pPr>
@@ -2774,1248 +3499,470 @@
         <w:rPr>
           <w:rFonts w:hint="eastAsia"/>
         </w:rPr>
-        <w:t>함수 (Server)</w:t>
-      </w:r>
-    </w:p>
-    <w:p>
-      <w:pPr>
-        <w:widowControl/>
-        <w:wordWrap/>
-        <w:autoSpaceDE/>
-        <w:autoSpaceDN/>
-        <w:ind w:left="440"/>
-      </w:pPr>
+        <w:lastRenderedPageBreak/>
+        <w:t>프로토콜</w:t>
+      </w:r>
+    </w:p>
+    <w:p>
+      <w:pPr>
+        <w:widowControl/>
+        <w:wordWrap/>
+        <w:autoSpaceDE/>
+        <w:autoSpaceDN/>
+      </w:pPr>
+      <w:r>
+        <w:rPr>
+          <w:rFonts w:hint="eastAsia"/>
+        </w:rPr>
+        <w:t>C2</w:t>
+      </w:r>
+      <w:proofErr w:type="gramStart"/>
+      <w:r>
+        <w:rPr>
+          <w:rFonts w:hint="eastAsia"/>
+        </w:rPr>
+        <w:t>S :</w:t>
+      </w:r>
+      <w:proofErr w:type="gramEnd"/>
+      <w:r>
+        <w:rPr>
+          <w:rFonts w:hint="eastAsia"/>
+        </w:rPr>
+        <w:t xml:space="preserve"> </w:t>
+      </w:r>
+    </w:p>
+    <w:p>
+      <w:pPr>
+        <w:widowControl/>
+        <w:wordWrap/>
+        <w:autoSpaceDE/>
+        <w:autoSpaceDN/>
+      </w:pPr>
+      <w:r>
+        <w:rPr>
+          <w:rFonts w:hint="eastAsia"/>
+        </w:rPr>
+        <w:t>C2S_Login_Packet</w:t>
+      </w:r>
+    </w:p>
+    <w:p>
+      <w:pPr>
+        <w:widowControl/>
+        <w:wordWrap/>
+        <w:autoSpaceDE/>
+        <w:autoSpaceDN/>
+      </w:pPr>
+      <w:r>
+        <w:rPr>
+          <w:rFonts w:hint="eastAsia"/>
+        </w:rPr>
+        <w:t>{</w:t>
+      </w:r>
+    </w:p>
+    <w:p>
+      <w:pPr>
+        <w:widowControl/>
+        <w:wordWrap/>
+        <w:autoSpaceDE/>
+        <w:autoSpaceDN/>
+      </w:pPr>
+      <w:r>
+        <w:tab/>
+        <w:t xml:space="preserve">unsigned char </w:t>
+      </w:r>
+      <w:proofErr w:type="gramStart"/>
+      <w:r>
+        <w:t>size;</w:t>
+      </w:r>
+      <w:proofErr w:type="gramEnd"/>
+    </w:p>
+    <w:p>
+      <w:pPr>
+        <w:widowControl/>
+        <w:wordWrap/>
+        <w:autoSpaceDE/>
+        <w:autoSpaceDN/>
+      </w:pPr>
+      <w:r>
+        <w:tab/>
+        <w:t xml:space="preserve">char </w:t>
+      </w:r>
+      <w:proofErr w:type="gramStart"/>
+      <w:r>
+        <w:t>type;</w:t>
+      </w:r>
+      <w:proofErr w:type="gramEnd"/>
+    </w:p>
+    <w:p>
+      <w:pPr>
+        <w:widowControl/>
+        <w:wordWrap/>
+        <w:autoSpaceDE/>
+        <w:autoSpaceDN/>
+      </w:pPr>
+      <w:r>
+        <w:tab/>
+      </w:r>
+      <w:r>
+        <w:rPr>
+          <w:rFonts w:hint="eastAsia"/>
+        </w:rPr>
+        <w:t>char</w:t>
+      </w:r>
+      <w:r>
+        <w:t xml:space="preserve"> </w:t>
+      </w:r>
+      <w:proofErr w:type="gramStart"/>
+      <w:r>
+        <w:rPr>
+          <w:rFonts w:hint="eastAsia"/>
+        </w:rPr>
+        <w:t>name[</w:t>
+      </w:r>
+      <w:proofErr w:type="gramEnd"/>
+      <w:r>
+        <w:rPr>
+          <w:rFonts w:hint="eastAsia"/>
+        </w:rPr>
+        <w:t>NAME_SIZE</w:t>
+      </w:r>
+      <w:proofErr w:type="gramStart"/>
+      <w:r>
+        <w:rPr>
+          <w:rFonts w:hint="eastAsia"/>
+        </w:rPr>
+        <w:t>]</w:t>
+      </w:r>
+      <w:r>
+        <w:t>;</w:t>
+      </w:r>
+      <w:proofErr w:type="gramEnd"/>
+    </w:p>
+    <w:p>
+      <w:pPr>
+        <w:widowControl/>
+        <w:wordWrap/>
+        <w:autoSpaceDE/>
+        <w:autoSpaceDN/>
+      </w:pPr>
+      <w:r>
+        <w:rPr>
+          <w:rFonts w:hint="eastAsia"/>
+        </w:rPr>
+        <w:t xml:space="preserve">}, </w:t>
+      </w:r>
+    </w:p>
+    <w:p>
+      <w:pPr>
+        <w:widowControl/>
+        <w:wordWrap/>
+        <w:autoSpaceDE/>
+        <w:autoSpaceDN/>
+      </w:pPr>
+      <w:r>
+        <w:rPr>
+          <w:rFonts w:hint="eastAsia"/>
+        </w:rPr>
+        <w:t>C2S_EnterRoom_Packet</w:t>
+      </w:r>
+    </w:p>
+    <w:p>
+      <w:pPr>
+        <w:widowControl/>
+        <w:wordWrap/>
+        <w:autoSpaceDE/>
+        <w:autoSpaceDN/>
+      </w:pPr>
+      <w:r>
+        <w:rPr>
+          <w:rFonts w:hint="eastAsia"/>
+        </w:rPr>
+        <w:t>{</w:t>
+      </w:r>
+    </w:p>
+    <w:p>
+      <w:pPr>
+        <w:widowControl/>
+        <w:wordWrap/>
+        <w:autoSpaceDE/>
+        <w:autoSpaceDN/>
+      </w:pPr>
+      <w:r>
+        <w:tab/>
+      </w:r>
+      <w:r>
+        <w:t xml:space="preserve">unsigned </w:t>
+      </w:r>
+      <w:proofErr w:type="gramStart"/>
+      <w:r>
+        <w:t>char  size</w:t>
+      </w:r>
+      <w:proofErr w:type="gramEnd"/>
+      <w:r>
+        <w:t>;</w:t>
+      </w:r>
+    </w:p>
+    <w:p>
+      <w:pPr>
+        <w:widowControl/>
+        <w:wordWrap/>
+        <w:autoSpaceDE/>
+        <w:autoSpaceDN/>
+      </w:pPr>
+      <w:r>
+        <w:tab/>
+      </w:r>
+      <w:proofErr w:type="gramStart"/>
+      <w:r>
+        <w:t>char  type</w:t>
+      </w:r>
+      <w:proofErr w:type="gramEnd"/>
+      <w:r>
+        <w:t>;</w:t>
+      </w:r>
+    </w:p>
+    <w:p>
+      <w:pPr>
+        <w:widowControl/>
+        <w:wordWrap/>
+        <w:autoSpaceDE/>
+        <w:autoSpaceDN/>
+      </w:pPr>
+      <w:r>
+        <w:tab/>
+      </w:r>
+      <w:r>
+        <w:rPr>
+          <w:rFonts w:hint="eastAsia"/>
+        </w:rPr>
+        <w:t xml:space="preserve">char </w:t>
+      </w:r>
       <w:proofErr w:type="spellStart"/>
       <w:r>
         <w:rPr>
           <w:rFonts w:hint="eastAsia"/>
         </w:rPr>
-        <w:t>send_</w:t>
+        <w:t>map_</w:t>
       </w:r>
       <w:proofErr w:type="gramStart"/>
       <w:r>
         <w:rPr>
           <w:rFonts w:hint="eastAsia"/>
         </w:rPr>
-        <w:t>packe</w:t>
-      </w:r>
-      <w:r>
-        <w:rPr>
-          <w:rFonts w:hint="eastAsia"/>
-        </w:rPr>
-        <w:t>k</w:t>
+        <w:t>num</w:t>
       </w:r>
       <w:proofErr w:type="spellEnd"/>
       <w:r>
         <w:rPr>
           <w:rFonts w:hint="eastAsia"/>
         </w:rPr>
-        <w:t xml:space="preserve"> :</w:t>
+        <w:t>;</w:t>
       </w:r>
       <w:proofErr w:type="gramEnd"/>
-      <w:r>
-        <w:rPr>
-          <w:rFonts w:hint="eastAsia"/>
-        </w:rPr>
-        <w:t xml:space="preserve"> 어떤 패킷이든 전송해주는 함수</w:t>
-      </w:r>
-    </w:p>
-    <w:p>
-      <w:pPr>
-        <w:widowControl/>
-        <w:wordWrap/>
-        <w:autoSpaceDE/>
-        <w:autoSpaceDN/>
-        <w:ind w:left="440"/>
-        <w:rPr>
-          <w:rFonts w:hint="eastAsia"/>
-        </w:rPr>
-      </w:pPr>
-      <w:r>
-        <w:rPr>
-          <w:rFonts w:hint="eastAsia"/>
-        </w:rPr>
-        <w:t>broadcast</w:t>
-      </w:r>
-    </w:p>
-    <w:p>
-      <w:pPr>
-        <w:widowControl/>
-        <w:wordWrap/>
-        <w:autoSpaceDE/>
-        <w:autoSpaceDN/>
-        <w:ind w:left="440"/>
-      </w:pPr>
+    </w:p>
+    <w:p>
+      <w:pPr>
+        <w:widowControl/>
+        <w:wordWrap/>
+        <w:autoSpaceDE/>
+        <w:autoSpaceDN/>
+      </w:pPr>
+      <w:r>
+        <w:rPr>
+          <w:rFonts w:hint="eastAsia"/>
+        </w:rPr>
+        <w:t>},</w:t>
+      </w:r>
+    </w:p>
+    <w:p>
+      <w:pPr>
+        <w:widowControl/>
+        <w:wordWrap/>
+        <w:autoSpaceDE/>
+        <w:autoSpaceDN/>
+      </w:pPr>
+      <w:r>
+        <w:rPr>
+          <w:rFonts w:hint="eastAsia"/>
+        </w:rPr>
+        <w:t xml:space="preserve">C2S_Change_Ready_Packet, </w:t>
+      </w:r>
+    </w:p>
+    <w:p>
+      <w:pPr>
+        <w:widowControl/>
+        <w:wordWrap/>
+        <w:autoSpaceDE/>
+        <w:autoSpaceDN/>
+      </w:pPr>
+      <w:r>
+        <w:rPr>
+          <w:rFonts w:hint="eastAsia"/>
+        </w:rPr>
+        <w:t>{</w:t>
+      </w:r>
+    </w:p>
+    <w:p>
+      <w:pPr>
+        <w:widowControl/>
+        <w:wordWrap/>
+        <w:autoSpaceDE/>
+        <w:autoSpaceDN/>
+      </w:pPr>
+      <w:r>
+        <w:tab/>
+      </w:r>
+      <w:r>
+        <w:t xml:space="preserve">unsigned </w:t>
+      </w:r>
+      <w:proofErr w:type="gramStart"/>
+      <w:r>
+        <w:t>char  size</w:t>
+      </w:r>
+      <w:proofErr w:type="gramEnd"/>
+      <w:r>
+        <w:t>;</w:t>
+      </w:r>
+    </w:p>
+    <w:p>
+      <w:pPr>
+        <w:widowControl/>
+        <w:wordWrap/>
+        <w:autoSpaceDE/>
+        <w:autoSpaceDN/>
+      </w:pPr>
+      <w:r>
+        <w:tab/>
+      </w:r>
+      <w:proofErr w:type="gramStart"/>
+      <w:r>
+        <w:t>char  type</w:t>
+      </w:r>
+      <w:proofErr w:type="gramEnd"/>
+      <w:r>
+        <w:t>;</w:t>
+      </w:r>
+    </w:p>
+    <w:p>
+      <w:pPr>
+        <w:widowControl/>
+        <w:wordWrap/>
+        <w:autoSpaceDE/>
+        <w:autoSpaceDN/>
+      </w:pPr>
+      <w:r>
+        <w:tab/>
+      </w:r>
+      <w:r>
+        <w:rPr>
+          <w:rFonts w:hint="eastAsia"/>
+        </w:rPr>
+        <w:t xml:space="preserve">bool </w:t>
+      </w:r>
       <w:proofErr w:type="spellStart"/>
       <w:r>
         <w:rPr>
           <w:rFonts w:hint="eastAsia"/>
         </w:rPr>
-        <w:t>recv_</w:t>
+        <w:t>Is_</w:t>
       </w:r>
       <w:proofErr w:type="gramStart"/>
       <w:r>
         <w:rPr>
           <w:rFonts w:hint="eastAsia"/>
         </w:rPr>
-        <w:t>packet</w:t>
+        <w:t>ready</w:t>
       </w:r>
       <w:proofErr w:type="spellEnd"/>
       <w:r>
         <w:rPr>
           <w:rFonts w:hint="eastAsia"/>
         </w:rPr>
-        <w:t xml:space="preserve"> :</w:t>
+        <w:t>;</w:t>
       </w:r>
       <w:proofErr w:type="gramEnd"/>
-      <w:r>
-        <w:rPr>
-          <w:rFonts w:hint="eastAsia"/>
-        </w:rPr>
-        <w:t xml:space="preserve"> </w:t>
-      </w:r>
-    </w:p>
-    <w:p>
-      <w:pPr>
-        <w:widowControl/>
-        <w:wordWrap/>
-        <w:autoSpaceDE/>
-        <w:autoSpaceDN/>
-        <w:ind w:left="440"/>
-      </w:pPr>
-      <w:proofErr w:type="spellStart"/>
-      <w:r>
-        <w:rPr>
-          <w:rFonts w:hint="eastAsia"/>
-        </w:rPr>
-        <w:t>process_packet</w:t>
-      </w:r>
-      <w:proofErr w:type="spellEnd"/>
-    </w:p>
-    <w:p>
-      <w:pPr>
-        <w:widowControl/>
-        <w:wordWrap/>
-        <w:autoSpaceDE/>
-        <w:autoSpaceDN/>
-        <w:ind w:left="440"/>
-      </w:pPr>
-      <w:proofErr w:type="spellStart"/>
-      <w:r>
-        <w:t>collision</w:t>
-      </w:r>
-      <w:r>
-        <w:rPr>
-          <w:rFonts w:hint="eastAsia"/>
-        </w:rPr>
-        <w:t>_check</w:t>
-      </w:r>
-      <w:proofErr w:type="spellEnd"/>
-    </w:p>
-    <w:p>
-      <w:pPr>
-        <w:widowControl/>
-        <w:wordWrap/>
-        <w:autoSpaceDE/>
-        <w:autoSpaceDN/>
-        <w:ind w:left="440"/>
-      </w:pPr>
-      <w:r>
-        <w:t>L</w:t>
-      </w:r>
-      <w:r>
-        <w:rPr>
-          <w:rFonts w:hint="eastAsia"/>
-        </w:rPr>
-        <w:t>ogin:</w:t>
-      </w:r>
-    </w:p>
-    <w:p>
-      <w:pPr>
-        <w:widowControl/>
-        <w:wordWrap/>
-        <w:autoSpaceDE/>
-        <w:autoSpaceDN/>
-        <w:ind w:left="440"/>
+    </w:p>
+    <w:p>
+      <w:pPr>
+        <w:widowControl/>
+        <w:wordWrap/>
+        <w:autoSpaceDE/>
+        <w:autoSpaceDN/>
+      </w:pPr>
+      <w:r>
+        <w:rPr>
+          <w:rFonts w:hint="eastAsia"/>
+        </w:rPr>
+        <w:t>}</w:t>
+      </w:r>
+    </w:p>
+    <w:p>
+      <w:pPr>
+        <w:widowControl/>
+        <w:wordWrap/>
+        <w:autoSpaceDE/>
+        <w:autoSpaceDN/>
+      </w:pPr>
+      <w:r>
+        <w:rPr>
+          <w:rFonts w:hint="eastAsia"/>
+        </w:rPr>
+        <w:t xml:space="preserve">C2S_Move_Packet, </w:t>
+      </w:r>
+    </w:p>
+    <w:p>
+      <w:pPr>
+        <w:widowControl/>
+        <w:wordWrap/>
+        <w:autoSpaceDE/>
+        <w:autoSpaceDN/>
+      </w:pPr>
+      <w:r>
+        <w:rPr>
+          <w:rFonts w:hint="eastAsia"/>
+        </w:rPr>
+        <w:t>{</w:t>
+      </w:r>
+    </w:p>
+    <w:p>
+      <w:pPr>
+        <w:widowControl/>
+        <w:wordWrap/>
+        <w:autoSpaceDE/>
+        <w:autoSpaceDN/>
       </w:pPr>
       <w:r>
         <w:tab/>
       </w:r>
-      <w:proofErr w:type="spellStart"/>
-      <w:r>
-        <w:rPr>
-          <w:rFonts w:hint="eastAsia"/>
-        </w:rPr>
-        <w:t>send_player_info_packet</w:t>
-      </w:r>
-      <w:proofErr w:type="spellEnd"/>
-    </w:p>
-    <w:p>
-      <w:pPr>
-        <w:widowControl/>
-        <w:wordWrap/>
-        <w:autoSpaceDE/>
-        <w:autoSpaceDN/>
-        <w:ind w:left="440"/>
-      </w:pPr>
-      <w:r>
-        <w:rPr>
-          <w:rFonts w:hint="eastAsia"/>
-        </w:rPr>
-        <w:t>Lobby:</w:t>
-      </w:r>
-    </w:p>
-    <w:p>
-      <w:pPr>
-        <w:widowControl/>
-        <w:wordWrap/>
-        <w:autoSpaceDE/>
-        <w:autoSpaceDN/>
-        <w:ind w:left="440" w:firstLine="360"/>
-      </w:pPr>
-      <w:proofErr w:type="spellStart"/>
-      <w:r>
-        <w:rPr>
-          <w:rFonts w:hint="eastAsia"/>
-        </w:rPr>
-        <w:t>send_enter_room_packet</w:t>
-      </w:r>
-      <w:proofErr w:type="spellEnd"/>
-    </w:p>
-    <w:p>
-      <w:pPr>
-        <w:widowControl/>
-        <w:wordWrap/>
-        <w:autoSpaceDE/>
-        <w:autoSpaceDN/>
-        <w:ind w:left="440"/>
-      </w:pPr>
-      <w:r>
-        <w:rPr>
-          <w:rFonts w:hint="eastAsia"/>
-        </w:rPr>
-        <w:t>Room:</w:t>
-      </w:r>
-    </w:p>
-    <w:p>
-      <w:pPr>
-        <w:widowControl/>
-        <w:wordWrap/>
-        <w:autoSpaceDE/>
-        <w:autoSpaceDN/>
-        <w:ind w:left="440"/>
+      <w:r>
+        <w:t xml:space="preserve">unsigned </w:t>
+      </w:r>
+      <w:proofErr w:type="gramStart"/>
+      <w:r>
+        <w:t>char  size</w:t>
+      </w:r>
+      <w:proofErr w:type="gramEnd"/>
+      <w:r>
+        <w:t>;</w:t>
+      </w:r>
+    </w:p>
+    <w:p>
+      <w:pPr>
+        <w:widowControl/>
+        <w:wordWrap/>
+        <w:autoSpaceDE/>
+        <w:autoSpaceDN/>
       </w:pPr>
       <w:r>
         <w:tab/>
       </w:r>
-      <w:proofErr w:type="spellStart"/>
-      <w:r>
-        <w:rPr>
-          <w:rFonts w:hint="eastAsia"/>
-        </w:rPr>
-        <w:t>send_ready_packet</w:t>
-      </w:r>
-      <w:proofErr w:type="spellEnd"/>
-    </w:p>
-    <w:p>
-      <w:pPr>
-        <w:widowControl/>
-        <w:wordWrap/>
-        <w:autoSpaceDE/>
-        <w:autoSpaceDN/>
-        <w:ind w:left="440"/>
-      </w:pPr>
-      <w:proofErr w:type="spellStart"/>
-      <w:r>
-        <w:rPr>
-          <w:rFonts w:hint="eastAsia"/>
-        </w:rPr>
-        <w:t>InGame</w:t>
-      </w:r>
-      <w:proofErr w:type="spellEnd"/>
-      <w:r>
-        <w:rPr>
-          <w:rFonts w:hint="eastAsia"/>
-        </w:rPr>
-        <w:t>:</w:t>
-      </w:r>
-    </w:p>
-    <w:p>
-      <w:pPr>
-        <w:widowControl/>
-        <w:wordWrap/>
-        <w:autoSpaceDE/>
-        <w:autoSpaceDN/>
-        <w:ind w:left="440"/>
-      </w:pPr>
-      <w:r>
-        <w:tab/>
-      </w:r>
-      <w:proofErr w:type="spellStart"/>
-      <w:r>
-        <w:rPr>
-          <w:rFonts w:hint="eastAsia"/>
-        </w:rPr>
-        <w:t>send_game_start_packet</w:t>
-      </w:r>
-      <w:proofErr w:type="spellEnd"/>
-    </w:p>
-    <w:p>
-      <w:pPr>
-        <w:widowControl/>
-        <w:wordWrap/>
-        <w:autoSpaceDE/>
-        <w:autoSpaceDN/>
-        <w:ind w:left="440" w:firstLine="360"/>
-      </w:pPr>
-      <w:proofErr w:type="spellStart"/>
-      <w:r>
-        <w:rPr>
-          <w:rFonts w:hint="eastAsia"/>
-        </w:rPr>
-        <w:t>send_move_packet</w:t>
-      </w:r>
-      <w:proofErr w:type="spellEnd"/>
-    </w:p>
-    <w:p>
-      <w:pPr>
-        <w:widowControl/>
-        <w:wordWrap/>
-        <w:autoSpaceDE/>
-        <w:autoSpaceDN/>
-        <w:ind w:left="440"/>
-      </w:pPr>
-      <w:r>
-        <w:tab/>
-      </w:r>
-      <w:proofErr w:type="spellStart"/>
-      <w:r>
-        <w:rPr>
-          <w:rFonts w:hint="eastAsia"/>
-        </w:rPr>
-        <w:t>send_update_state_packet</w:t>
-      </w:r>
-      <w:proofErr w:type="spellEnd"/>
-    </w:p>
-    <w:p>
-      <w:pPr>
-        <w:widowControl/>
-        <w:wordWrap/>
-        <w:autoSpaceDE/>
-        <w:autoSpaceDN/>
-        <w:ind w:left="440" w:firstLine="360"/>
-      </w:pPr>
-      <w:proofErr w:type="spellStart"/>
-      <w:r>
-        <w:rPr>
-          <w:rFonts w:hint="eastAsia"/>
-        </w:rPr>
-        <w:t>send_rank_packet</w:t>
-      </w:r>
-      <w:proofErr w:type="spellEnd"/>
-    </w:p>
-    <w:p>
-      <w:pPr>
-        <w:widowControl/>
-        <w:wordWrap/>
-        <w:autoSpaceDE/>
-        <w:autoSpaceDN/>
-        <w:ind w:left="440"/>
-      </w:pPr>
-      <w:r>
-        <w:tab/>
-      </w:r>
-      <w:proofErr w:type="spellStart"/>
-      <w:r>
-        <w:rPr>
-          <w:rFonts w:hint="eastAsia"/>
-        </w:rPr>
-        <w:t>send_logout_packet</w:t>
-      </w:r>
-      <w:proofErr w:type="spellEnd"/>
-    </w:p>
-    <w:p>
-      <w:pPr>
-        <w:widowControl/>
-        <w:wordWrap/>
-        <w:autoSpaceDE/>
-        <w:autoSpaceDN/>
-      </w:pPr>
-    </w:p>
-    <w:p>
-      <w:pPr>
-        <w:pStyle w:val="a6"/>
-        <w:widowControl/>
-        <w:numPr>
-          <w:ilvl w:val="0"/>
-          <w:numId w:val="4"/>
-        </w:numPr>
-        <w:wordWrap/>
-        <w:autoSpaceDE/>
-        <w:autoSpaceDN/>
-      </w:pPr>
-      <w:r>
-        <w:rPr>
-          <w:rFonts w:hint="eastAsia"/>
-        </w:rPr>
-        <w:t>함수 (Client)</w:t>
-      </w:r>
-    </w:p>
-    <w:p>
-      <w:pPr>
-        <w:pStyle w:val="a6"/>
-        <w:widowControl/>
-        <w:numPr>
-          <w:ilvl w:val="0"/>
-          <w:numId w:val="4"/>
-        </w:numPr>
-        <w:wordWrap/>
-        <w:autoSpaceDE/>
-        <w:autoSpaceDN/>
-      </w:pPr>
-      <w:proofErr w:type="spellStart"/>
-      <w:r>
-        <w:rPr>
-          <w:rFonts w:hint="eastAsia"/>
-        </w:rPr>
-        <w:t>send_packet</w:t>
-      </w:r>
-      <w:proofErr w:type="spellEnd"/>
-    </w:p>
-    <w:p>
-      <w:pPr>
-        <w:pStyle w:val="a6"/>
-        <w:widowControl/>
-        <w:numPr>
-          <w:ilvl w:val="0"/>
-          <w:numId w:val="4"/>
-        </w:numPr>
-        <w:wordWrap/>
-        <w:autoSpaceDE/>
-        <w:autoSpaceDN/>
-      </w:pPr>
-      <w:proofErr w:type="spellStart"/>
-      <w:r>
-        <w:rPr>
-          <w:rFonts w:hint="eastAsia"/>
-        </w:rPr>
-        <w:t>recv_packet</w:t>
-      </w:r>
-      <w:proofErr w:type="spellEnd"/>
-    </w:p>
-    <w:p>
-      <w:pPr>
-        <w:pStyle w:val="a6"/>
-        <w:widowControl/>
-        <w:numPr>
-          <w:ilvl w:val="0"/>
-          <w:numId w:val="4"/>
-        </w:numPr>
-        <w:wordWrap/>
-        <w:autoSpaceDE/>
-        <w:autoSpaceDN/>
-      </w:pPr>
-      <w:proofErr w:type="spellStart"/>
-      <w:r>
-        <w:rPr>
-          <w:rFonts w:hint="eastAsia"/>
-        </w:rPr>
-        <w:t>process_packet</w:t>
-      </w:r>
-      <w:proofErr w:type="spellEnd"/>
-    </w:p>
-    <w:p>
-      <w:pPr>
-        <w:pStyle w:val="a6"/>
-        <w:widowControl/>
-        <w:numPr>
-          <w:ilvl w:val="0"/>
-          <w:numId w:val="4"/>
-        </w:numPr>
-        <w:wordWrap/>
-        <w:autoSpaceDE/>
-        <w:autoSpaceDN/>
-      </w:pPr>
-      <w:proofErr w:type="spellStart"/>
-      <w:r>
-        <w:t>collision</w:t>
-      </w:r>
-      <w:r>
-        <w:rPr>
-          <w:rFonts w:hint="eastAsia"/>
-        </w:rPr>
-        <w:t>_check</w:t>
-      </w:r>
-      <w:proofErr w:type="spellEnd"/>
-    </w:p>
-    <w:p>
-      <w:pPr>
-        <w:widowControl/>
-        <w:wordWrap/>
-        <w:autoSpaceDE/>
-        <w:autoSpaceDN/>
-        <w:ind w:left="440"/>
-      </w:pPr>
-    </w:p>
-    <w:p>
-      <w:pPr>
-        <w:widowControl/>
-        <w:wordWrap/>
-        <w:autoSpaceDE/>
-        <w:autoSpaceDN/>
-        <w:ind w:left="440"/>
-      </w:pPr>
-    </w:p>
-    <w:p>
-      <w:pPr>
-        <w:widowControl/>
-        <w:wordWrap/>
-        <w:autoSpaceDE/>
-        <w:autoSpaceDN/>
-        <w:ind w:left="440"/>
-      </w:pPr>
-      <w:r>
-        <w:t>L</w:t>
-      </w:r>
-      <w:r>
-        <w:rPr>
-          <w:rFonts w:hint="eastAsia"/>
-        </w:rPr>
-        <w:t>ogin:</w:t>
-      </w:r>
-    </w:p>
-    <w:p>
-      <w:pPr>
-        <w:widowControl/>
-        <w:wordWrap/>
-        <w:autoSpaceDE/>
-        <w:autoSpaceDN/>
-        <w:ind w:left="440"/>
-      </w:pPr>
-      <w:r>
-        <w:tab/>
-      </w:r>
-      <w:proofErr w:type="spellStart"/>
-      <w:r>
-        <w:rPr>
-          <w:rFonts w:hint="eastAsia"/>
-        </w:rPr>
-        <w:t>send_login_packet</w:t>
-      </w:r>
-      <w:proofErr w:type="spellEnd"/>
-    </w:p>
-    <w:p>
-      <w:pPr>
-        <w:widowControl/>
-        <w:wordWrap/>
-        <w:autoSpaceDE/>
-        <w:autoSpaceDN/>
-        <w:ind w:left="440"/>
-      </w:pPr>
-      <w:r>
-        <w:rPr>
-          <w:rFonts w:hint="eastAsia"/>
-        </w:rPr>
-        <w:t>Lobby:</w:t>
-      </w:r>
-    </w:p>
-    <w:p>
-      <w:pPr>
-        <w:widowControl/>
-        <w:wordWrap/>
-        <w:autoSpaceDE/>
-        <w:autoSpaceDN/>
-        <w:ind w:left="440" w:firstLine="360"/>
-      </w:pPr>
-      <w:proofErr w:type="spellStart"/>
-      <w:r>
-        <w:rPr>
-          <w:rFonts w:hint="eastAsia"/>
-        </w:rPr>
-        <w:t>send_enter_room_packet</w:t>
-      </w:r>
-      <w:proofErr w:type="spellEnd"/>
-    </w:p>
-    <w:p>
-      <w:pPr>
-        <w:widowControl/>
-        <w:wordWrap/>
-        <w:autoSpaceDE/>
-        <w:autoSpaceDN/>
-        <w:ind w:firstLine="440"/>
-      </w:pPr>
-      <w:r>
-        <w:rPr>
-          <w:rFonts w:hint="eastAsia"/>
-        </w:rPr>
-        <w:t>Room:</w:t>
-      </w:r>
-    </w:p>
-    <w:p>
-      <w:pPr>
-        <w:widowControl/>
-        <w:wordWrap/>
-        <w:autoSpaceDE/>
-        <w:autoSpaceDN/>
-        <w:ind w:left="440"/>
-      </w:pPr>
-      <w:r>
-        <w:tab/>
-      </w:r>
-      <w:proofErr w:type="spellStart"/>
-      <w:r>
-        <w:rPr>
-          <w:rFonts w:hint="eastAsia"/>
-        </w:rPr>
-        <w:t>send_ready_packet</w:t>
-      </w:r>
-      <w:proofErr w:type="spellEnd"/>
-    </w:p>
-    <w:p>
-      <w:pPr>
-        <w:widowControl/>
-        <w:wordWrap/>
-        <w:autoSpaceDE/>
-        <w:autoSpaceDN/>
-        <w:ind w:left="440"/>
-      </w:pPr>
-      <w:proofErr w:type="spellStart"/>
-      <w:r>
-        <w:rPr>
-          <w:rFonts w:hint="eastAsia"/>
-        </w:rPr>
-        <w:t>InGame</w:t>
-      </w:r>
-      <w:proofErr w:type="spellEnd"/>
-      <w:r>
-        <w:rPr>
-          <w:rFonts w:hint="eastAsia"/>
-        </w:rPr>
-        <w:t>:</w:t>
-      </w:r>
-    </w:p>
-    <w:p>
-      <w:pPr>
-        <w:widowControl/>
-        <w:wordWrap/>
-        <w:autoSpaceDE/>
-        <w:autoSpaceDN/>
-        <w:ind w:left="440"/>
-      </w:pPr>
-      <w:r>
-        <w:tab/>
-      </w:r>
-      <w:proofErr w:type="spellStart"/>
-      <w:r>
-        <w:rPr>
-          <w:rFonts w:hint="eastAsia"/>
-        </w:rPr>
-        <w:t>send_move_packet</w:t>
-      </w:r>
-      <w:proofErr w:type="spellEnd"/>
-    </w:p>
-    <w:p>
-      <w:pPr>
-        <w:widowControl/>
-        <w:wordWrap/>
-        <w:autoSpaceDE/>
-        <w:autoSpaceDN/>
-        <w:ind w:left="440"/>
-      </w:pPr>
-      <w:r>
-        <w:tab/>
-      </w:r>
-      <w:proofErr w:type="spellStart"/>
-      <w:r>
-        <w:rPr>
-          <w:rFonts w:hint="eastAsia"/>
-        </w:rPr>
-        <w:t>send_update_state_packet</w:t>
-      </w:r>
-      <w:proofErr w:type="spellEnd"/>
-    </w:p>
-    <w:p>
-      <w:pPr>
-        <w:widowControl/>
-        <w:wordWrap/>
-        <w:autoSpaceDE/>
-        <w:autoSpaceDN/>
-        <w:ind w:left="440"/>
-      </w:pPr>
-      <w:r>
-        <w:tab/>
-      </w:r>
-      <w:proofErr w:type="spellStart"/>
-      <w:r>
-        <w:rPr>
-          <w:rFonts w:hint="eastAsia"/>
-        </w:rPr>
-        <w:t>send_logout_packet</w:t>
-      </w:r>
-      <w:proofErr w:type="spellEnd"/>
-    </w:p>
-    <w:p>
-      <w:pPr>
-        <w:widowControl/>
-        <w:wordWrap/>
-        <w:autoSpaceDE/>
-        <w:autoSpaceDN/>
-      </w:pPr>
-    </w:p>
-    <w:p>
-      <w:pPr>
-        <w:pStyle w:val="a6"/>
-        <w:widowControl/>
-        <w:numPr>
-          <w:ilvl w:val="0"/>
-          <w:numId w:val="4"/>
-        </w:numPr>
-        <w:wordWrap/>
-        <w:autoSpaceDE/>
-        <w:autoSpaceDN/>
-      </w:pPr>
-      <w:r>
-        <w:rPr>
-          <w:rFonts w:hint="eastAsia"/>
-        </w:rPr>
-        <w:t>쓰레드 (Server)</w:t>
-      </w:r>
-    </w:p>
-    <w:p>
-      <w:pPr>
-        <w:widowControl/>
-        <w:wordWrap/>
-        <w:autoSpaceDE/>
-        <w:autoSpaceDN/>
-      </w:pPr>
-      <w:r>
-        <w:rPr>
-          <w:rFonts w:hint="eastAsia"/>
-        </w:rPr>
-        <w:t>main thread: 소켓 생성, 소켓 초기화, 클라이언트 접속 대기</w:t>
-      </w:r>
-    </w:p>
-    <w:p>
-      <w:pPr>
-        <w:widowControl/>
-        <w:wordWrap/>
-        <w:autoSpaceDE/>
-        <w:autoSpaceDN/>
-      </w:pPr>
-      <w:r>
-        <w:rPr>
-          <w:rFonts w:hint="eastAsia"/>
-        </w:rPr>
-        <w:t>client thread: accept 성공 시 쓰레드 할당 후 데이터 받음</w:t>
-      </w:r>
-    </w:p>
-    <w:p>
-      <w:pPr>
-        <w:widowControl/>
-        <w:wordWrap/>
-        <w:autoSpaceDE/>
-        <w:autoSpaceDN/>
-      </w:pPr>
-      <w:proofErr w:type="spellStart"/>
-      <w:r>
-        <w:rPr>
-          <w:rFonts w:hint="eastAsia"/>
-        </w:rPr>
-        <w:t>recv</w:t>
-      </w:r>
-      <w:proofErr w:type="spellEnd"/>
-      <w:r>
-        <w:rPr>
-          <w:rFonts w:hint="eastAsia"/>
-        </w:rPr>
-        <w:t xml:space="preserve"> thread: 클라이언트에게 받은 패킷 처리</w:t>
-      </w:r>
-    </w:p>
-    <w:p>
-      <w:pPr>
-        <w:widowControl/>
-        <w:wordWrap/>
-        <w:autoSpaceDE/>
-        <w:autoSpaceDN/>
-      </w:pPr>
-      <w:r>
-        <w:rPr>
-          <w:rFonts w:hint="eastAsia"/>
-        </w:rPr>
-        <w:t>send thread: 클라이언트에게 데이터 전송</w:t>
-      </w:r>
-    </w:p>
-    <w:p>
-      <w:pPr>
-        <w:widowControl/>
-        <w:wordWrap/>
-        <w:autoSpaceDE/>
-        <w:autoSpaceDN/>
-      </w:pPr>
-    </w:p>
-    <w:p>
-      <w:pPr>
-        <w:pStyle w:val="a6"/>
-        <w:widowControl/>
-        <w:numPr>
-          <w:ilvl w:val="0"/>
-          <w:numId w:val="4"/>
-        </w:numPr>
-        <w:wordWrap/>
-        <w:autoSpaceDE/>
-        <w:autoSpaceDN/>
-      </w:pPr>
-      <w:r>
-        <w:rPr>
-          <w:rFonts w:hint="eastAsia"/>
-        </w:rPr>
-        <w:lastRenderedPageBreak/>
-        <w:t>쓰레드 (Client)</w:t>
-      </w:r>
-    </w:p>
-    <w:p>
-      <w:pPr>
-        <w:widowControl/>
-        <w:wordWrap/>
-        <w:autoSpaceDE/>
-        <w:autoSpaceDN/>
-      </w:pPr>
-      <w:r>
-        <w:t>M</w:t>
-      </w:r>
-      <w:r>
-        <w:rPr>
-          <w:rFonts w:hint="eastAsia"/>
-        </w:rPr>
-        <w:t>ain thread: 서버에서 패킷을 보낸다</w:t>
-      </w:r>
-    </w:p>
-    <w:p>
-      <w:pPr>
-        <w:widowControl/>
-        <w:wordWrap/>
-        <w:autoSpaceDE/>
-        <w:autoSpaceDN/>
-        <w:rPr>
-          <w:rFonts w:hint="eastAsia"/>
-        </w:rPr>
-      </w:pPr>
-      <w:proofErr w:type="spellStart"/>
-      <w:r>
-        <w:t>R</w:t>
-      </w:r>
-      <w:r>
-        <w:rPr>
-          <w:rFonts w:hint="eastAsia"/>
-        </w:rPr>
-        <w:t>ecv</w:t>
-      </w:r>
-      <w:proofErr w:type="spellEnd"/>
-      <w:r>
-        <w:rPr>
-          <w:rFonts w:hint="eastAsia"/>
-        </w:rPr>
-        <w:t xml:space="preserve"> thread: 서버에게 데이터를 받는다</w:t>
-      </w:r>
-    </w:p>
-    <w:p>
-      <w:pPr>
-        <w:pStyle w:val="a6"/>
-        <w:widowControl/>
-        <w:numPr>
-          <w:ilvl w:val="0"/>
-          <w:numId w:val="4"/>
-        </w:numPr>
-        <w:wordWrap/>
-        <w:autoSpaceDE/>
-        <w:autoSpaceDN/>
-      </w:pPr>
-      <w:r>
-        <w:rPr>
-          <w:rFonts w:hint="eastAsia"/>
-        </w:rPr>
-        <w:t>전역 상수</w:t>
-      </w:r>
-    </w:p>
-    <w:p>
-      <w:pPr>
-        <w:widowControl/>
-        <w:wordWrap/>
-        <w:autoSpaceDE/>
-        <w:autoSpaceDN/>
-      </w:pPr>
-      <w:r>
-        <w:rPr>
-          <w:rFonts w:hint="eastAsia"/>
-        </w:rPr>
-        <w:t>NAME_SIZE</w:t>
-      </w:r>
-      <w:r>
-        <w:rPr>
-          <w:rFonts w:hint="eastAsia"/>
-        </w:rPr>
-        <w:t xml:space="preserve"> = 256</w:t>
-      </w:r>
-    </w:p>
-    <w:p>
-      <w:pPr>
-        <w:widowControl/>
-        <w:wordWrap/>
-        <w:autoSpaceDE/>
-        <w:autoSpaceDN/>
-      </w:pPr>
-      <w:r>
-        <w:rPr>
-          <w:rFonts w:hint="eastAsia"/>
-        </w:rPr>
-        <w:t>BUF_SIZE</w:t>
-      </w:r>
-      <w:r>
-        <w:rPr>
-          <w:rFonts w:hint="eastAsia"/>
-        </w:rPr>
-        <w:t xml:space="preserve"> = 4096</w:t>
-      </w:r>
-    </w:p>
-    <w:p>
-      <w:pPr>
-        <w:widowControl/>
-        <w:wordWrap/>
-        <w:autoSpaceDE/>
-        <w:autoSpaceDN/>
-      </w:pPr>
-      <w:r>
-        <w:rPr>
-          <w:rFonts w:hint="eastAsia"/>
-        </w:rPr>
-        <w:t>SEVER_PORT</w:t>
-      </w:r>
-      <w:r>
-        <w:rPr>
-          <w:rFonts w:hint="eastAsia"/>
-        </w:rPr>
-        <w:t xml:space="preserve"> = 9000</w:t>
-      </w:r>
-    </w:p>
-    <w:p>
-      <w:pPr>
-        <w:widowControl/>
-        <w:wordWrap/>
-        <w:autoSpaceDE/>
-        <w:autoSpaceDN/>
-      </w:pPr>
-      <w:r>
-        <w:rPr>
-          <w:rFonts w:hint="eastAsia"/>
-        </w:rPr>
-        <w:t>WINDOW_WIDTH</w:t>
-      </w:r>
-      <w:r>
-        <w:rPr>
-          <w:rFonts w:hint="eastAsia"/>
-        </w:rPr>
-        <w:t xml:space="preserve"> = 980</w:t>
-      </w:r>
-    </w:p>
-    <w:p>
-      <w:pPr>
-        <w:widowControl/>
-        <w:wordWrap/>
-        <w:autoSpaceDE/>
-        <w:autoSpaceDN/>
-      </w:pPr>
-      <w:r>
-        <w:rPr>
-          <w:rFonts w:hint="eastAsia"/>
-        </w:rPr>
-        <w:t>WINDOW_HEIGHT</w:t>
-      </w:r>
-      <w:r>
-        <w:rPr>
-          <w:rFonts w:hint="eastAsia"/>
-        </w:rPr>
-        <w:t xml:space="preserve"> = 780</w:t>
-      </w:r>
-    </w:p>
-    <w:p>
-      <w:pPr>
-        <w:widowControl/>
-        <w:wordWrap/>
-        <w:autoSpaceDE/>
-        <w:autoSpaceDN/>
-      </w:pPr>
-      <w:r>
-        <w:rPr>
-          <w:rFonts w:hint="eastAsia"/>
-        </w:rPr>
-        <w:t>MAX_USER = 3</w:t>
-      </w:r>
-    </w:p>
-    <w:p>
-      <w:pPr>
-        <w:widowControl/>
-        <w:wordWrap/>
-        <w:autoSpaceDE/>
-        <w:autoSpaceDN/>
-      </w:pPr>
-      <w:r>
-        <w:rPr>
-          <w:rFonts w:hint="eastAsia"/>
-        </w:rPr>
-        <w:t>STRAIGHT_MAP = 0;</w:t>
-      </w:r>
-    </w:p>
-    <w:p>
-      <w:pPr>
-        <w:widowControl/>
-        <w:wordWrap/>
-        <w:autoSpaceDE/>
-        <w:autoSpaceDN/>
-      </w:pPr>
-      <w:r>
-        <w:rPr>
-          <w:rFonts w:hint="eastAsia"/>
-        </w:rPr>
-        <w:t>RECTANGLE_MAP = 1;</w:t>
-      </w:r>
-    </w:p>
-    <w:p>
-      <w:pPr>
-        <w:widowControl/>
-        <w:wordWrap/>
-        <w:autoSpaceDE/>
-        <w:autoSpaceDN/>
-      </w:pPr>
-    </w:p>
-    <w:p>
-      <w:pPr>
-        <w:widowControl/>
-        <w:wordWrap/>
-        <w:autoSpaceDE/>
-        <w:autoSpaceDN/>
-      </w:pPr>
-    </w:p>
-    <w:p>
-      <w:pPr>
-        <w:pStyle w:val="a6"/>
-        <w:widowControl/>
-        <w:numPr>
-          <w:ilvl w:val="0"/>
-          <w:numId w:val="4"/>
-        </w:numPr>
-        <w:wordWrap/>
-        <w:autoSpaceDE/>
-        <w:autoSpaceDN/>
-      </w:pPr>
-      <w:r>
-        <w:rPr>
-          <w:rFonts w:hint="eastAsia"/>
-        </w:rPr>
-        <w:t>프로토콜</w:t>
-      </w:r>
-    </w:p>
-    <w:p>
-      <w:pPr>
-        <w:widowControl/>
-        <w:wordWrap/>
-        <w:autoSpaceDE/>
-        <w:autoSpaceDN/>
-      </w:pPr>
-      <w:r>
-        <w:rPr>
-          <w:rFonts w:hint="eastAsia"/>
-        </w:rPr>
-        <w:t>C2</w:t>
-      </w:r>
       <w:proofErr w:type="gramStart"/>
       <w:r>
-        <w:rPr>
-          <w:rFonts w:hint="eastAsia"/>
-        </w:rPr>
-        <w:t>S :</w:t>
+        <w:t>char  type</w:t>
       </w:r>
       <w:proofErr w:type="gramEnd"/>
       <w:r>
-        <w:rPr>
-          <w:rFonts w:hint="eastAsia"/>
-        </w:rPr>
-        <w:t xml:space="preserve"> </w:t>
-      </w:r>
-    </w:p>
-    <w:p>
-      <w:pPr>
-        <w:widowControl/>
-        <w:wordWrap/>
-        <w:autoSpaceDE/>
-        <w:autoSpaceDN/>
-      </w:pPr>
-      <w:r>
-        <w:rPr>
-          <w:rFonts w:hint="eastAsia"/>
-        </w:rPr>
-        <w:t>C2S_</w:t>
-      </w:r>
-      <w:r>
-        <w:rPr>
-          <w:rFonts w:hint="eastAsia"/>
-        </w:rPr>
-        <w:t>Login</w:t>
-      </w:r>
-      <w:r>
-        <w:rPr>
-          <w:rFonts w:hint="eastAsia"/>
-        </w:rPr>
-        <w:t>_Packet</w:t>
-      </w:r>
-    </w:p>
-    <w:p>
-      <w:pPr>
-        <w:widowControl/>
-        <w:wordWrap/>
-        <w:autoSpaceDE/>
-        <w:autoSpaceDN/>
-      </w:pPr>
-      <w:r>
-        <w:rPr>
-          <w:rFonts w:hint="eastAsia"/>
-        </w:rPr>
-        <w:t>{</w:t>
-      </w:r>
-    </w:p>
-    <w:p>
-      <w:pPr>
-        <w:widowControl/>
-        <w:wordWrap/>
-        <w:autoSpaceDE/>
-        <w:autoSpaceDN/>
-      </w:pPr>
-      <w:r>
-        <w:tab/>
-        <w:t xml:space="preserve">unsigned </w:t>
-      </w:r>
-      <w:proofErr w:type="gramStart"/>
-      <w:r>
-        <w:t>char  size</w:t>
-      </w:r>
-      <w:proofErr w:type="gramEnd"/>
-      <w:r>
         <w:t>;</w:t>
-      </w:r>
-    </w:p>
-    <w:p>
-      <w:pPr>
-        <w:widowControl/>
-        <w:wordWrap/>
-        <w:autoSpaceDE/>
-        <w:autoSpaceDN/>
-      </w:pPr>
-      <w:r>
-        <w:tab/>
-      </w:r>
-      <w:proofErr w:type="gramStart"/>
-      <w:r>
-        <w:t>char  type</w:t>
-      </w:r>
-      <w:proofErr w:type="gramEnd"/>
-      <w:r>
-        <w:t>;</w:t>
-      </w:r>
-    </w:p>
-    <w:p>
-      <w:pPr>
-        <w:widowControl/>
-        <w:wordWrap/>
-        <w:autoSpaceDE/>
-        <w:autoSpaceDN/>
-      </w:pPr>
-      <w:r>
-        <w:tab/>
-      </w:r>
-      <w:proofErr w:type="gramStart"/>
-      <w:r>
-        <w:rPr>
-          <w:rFonts w:hint="eastAsia"/>
-        </w:rPr>
-        <w:t>char</w:t>
-      </w:r>
-      <w:r>
-        <w:t xml:space="preserve">  </w:t>
-      </w:r>
-      <w:r>
-        <w:rPr>
-          <w:rFonts w:hint="eastAsia"/>
-        </w:rPr>
-        <w:t>name</w:t>
-      </w:r>
-      <w:proofErr w:type="gramEnd"/>
-      <w:r>
-        <w:rPr>
-          <w:rFonts w:hint="eastAsia"/>
-        </w:rPr>
-        <w:t>[NAME_SIZE]</w:t>
-      </w:r>
-      <w:r>
-        <w:t>;</w:t>
-      </w:r>
-    </w:p>
-    <w:p>
-      <w:pPr>
-        <w:widowControl/>
-        <w:wordWrap/>
-        <w:autoSpaceDE/>
-        <w:autoSpaceDN/>
-      </w:pPr>
-      <w:r>
-        <w:rPr>
-          <w:rFonts w:hint="eastAsia"/>
-        </w:rPr>
-        <w:t>}</w:t>
-      </w:r>
-      <w:r>
-        <w:rPr>
-          <w:rFonts w:hint="eastAsia"/>
-        </w:rPr>
-        <w:t xml:space="preserve">, </w:t>
-      </w:r>
-    </w:p>
-    <w:p>
-      <w:pPr>
-        <w:widowControl/>
-        <w:wordWrap/>
-        <w:autoSpaceDE/>
-        <w:autoSpaceDN/>
-      </w:pPr>
-      <w:r>
-        <w:rPr>
-          <w:rFonts w:hint="eastAsia"/>
-        </w:rPr>
-        <w:t>C2S_</w:t>
-      </w:r>
-      <w:r>
-        <w:rPr>
-          <w:rFonts w:hint="eastAsia"/>
-        </w:rPr>
-        <w:t>EnterRoom</w:t>
-      </w:r>
-      <w:r>
-        <w:rPr>
-          <w:rFonts w:hint="eastAsia"/>
-        </w:rPr>
-        <w:t>_Packet</w:t>
-      </w:r>
-    </w:p>
-    <w:p>
-      <w:pPr>
-        <w:widowControl/>
-        <w:wordWrap/>
-        <w:autoSpaceDE/>
-        <w:autoSpaceDN/>
-      </w:pPr>
-      <w:r>
-        <w:rPr>
-          <w:rFonts w:hint="eastAsia"/>
-        </w:rPr>
-        <w:t>{</w:t>
       </w:r>
     </w:p>
     <w:p>
@@ -4030,358 +3977,65 @@
         <w:tab/>
       </w:r>
       <w:r>
-        <w:t xml:space="preserve">unsigned </w:t>
+        <w:rPr>
+          <w:rFonts w:hint="eastAsia"/>
+        </w:rPr>
+        <w:t xml:space="preserve">float </w:t>
       </w:r>
       <w:proofErr w:type="gramStart"/>
       <w:r>
-        <w:t>char  size</w:t>
+        <w:rPr>
+          <w:rFonts w:hint="eastAsia"/>
+        </w:rPr>
+        <w:t>x;</w:t>
       </w:r>
       <w:proofErr w:type="gramEnd"/>
-      <w:r>
-        <w:t>;</w:t>
-      </w:r>
-    </w:p>
-    <w:p>
-      <w:pPr>
-        <w:widowControl/>
-        <w:wordWrap/>
-        <w:autoSpaceDE/>
-        <w:autoSpaceDN/>
-      </w:pPr>
-      <w:r>
-        <w:tab/>
+    </w:p>
+    <w:p>
+      <w:pPr>
+        <w:widowControl/>
+        <w:wordWrap/>
+        <w:autoSpaceDE/>
+        <w:autoSpaceDN/>
+        <w:ind w:firstLine="800"/>
+      </w:pPr>
+      <w:r>
+        <w:rPr>
+          <w:rFonts w:hint="eastAsia"/>
+        </w:rPr>
+        <w:t xml:space="preserve">float </w:t>
       </w:r>
       <w:proofErr w:type="gramStart"/>
       <w:r>
-        <w:t>char  type</w:t>
+        <w:rPr>
+          <w:rFonts w:hint="eastAsia"/>
+        </w:rPr>
+        <w:t>y;</w:t>
       </w:r>
       <w:proofErr w:type="gramEnd"/>
-      <w:r>
-        <w:t>;</w:t>
-      </w:r>
-    </w:p>
-    <w:p>
-      <w:pPr>
-        <w:widowControl/>
-        <w:wordWrap/>
-        <w:autoSpaceDE/>
-        <w:autoSpaceDN/>
-      </w:pPr>
-      <w:r>
-        <w:tab/>
-      </w:r>
-      <w:r>
-        <w:rPr>
-          <w:rFonts w:hint="eastAsia"/>
-        </w:rPr>
-        <w:t xml:space="preserve">char </w:t>
-      </w:r>
-      <w:proofErr w:type="spellStart"/>
-      <w:r>
-        <w:rPr>
-          <w:rFonts w:hint="eastAsia"/>
-        </w:rPr>
-        <w:t>map_num</w:t>
-      </w:r>
-      <w:proofErr w:type="spellEnd"/>
-      <w:r>
-        <w:rPr>
-          <w:rFonts w:hint="eastAsia"/>
-        </w:rPr>
-        <w:t>;</w:t>
-      </w:r>
-    </w:p>
-    <w:p>
-      <w:pPr>
-        <w:widowControl/>
-        <w:wordWrap/>
-        <w:autoSpaceDE/>
-        <w:autoSpaceDN/>
-      </w:pPr>
-      <w:r>
-        <w:rPr>
-          <w:rFonts w:hint="eastAsia"/>
-        </w:rPr>
-        <w:t>}</w:t>
-      </w:r>
-      <w:r>
-        <w:rPr>
-          <w:rFonts w:hint="eastAsia"/>
-        </w:rPr>
-        <w:t>,</w:t>
-      </w:r>
-    </w:p>
-    <w:p>
-      <w:pPr>
-        <w:widowControl/>
-        <w:wordWrap/>
-        <w:autoSpaceDE/>
-        <w:autoSpaceDN/>
-      </w:pPr>
-      <w:r>
-        <w:rPr>
-          <w:rFonts w:hint="eastAsia"/>
-        </w:rPr>
-        <w:t>C2S_</w:t>
-      </w:r>
-      <w:r>
-        <w:rPr>
-          <w:rFonts w:hint="eastAsia"/>
-        </w:rPr>
-        <w:t>Change_</w:t>
-      </w:r>
-      <w:r>
-        <w:rPr>
-          <w:rFonts w:hint="eastAsia"/>
-        </w:rPr>
-        <w:t>Ready</w:t>
-      </w:r>
-      <w:r>
-        <w:rPr>
-          <w:rFonts w:hint="eastAsia"/>
-        </w:rPr>
-        <w:t>_Packet</w:t>
-      </w:r>
-      <w:r>
-        <w:rPr>
-          <w:rFonts w:hint="eastAsia"/>
-        </w:rPr>
-        <w:t xml:space="preserve">, </w:t>
-      </w:r>
-    </w:p>
-    <w:p>
-      <w:pPr>
-        <w:widowControl/>
-        <w:wordWrap/>
-        <w:autoSpaceDE/>
-        <w:autoSpaceDN/>
-      </w:pPr>
-      <w:r>
-        <w:rPr>
-          <w:rFonts w:hint="eastAsia"/>
-        </w:rPr>
-        <w:t>{</w:t>
-      </w:r>
-    </w:p>
-    <w:p>
-      <w:pPr>
-        <w:widowControl/>
-        <w:wordWrap/>
-        <w:autoSpaceDE/>
-        <w:autoSpaceDN/>
-      </w:pPr>
-      <w:r>
-        <w:tab/>
-      </w:r>
-      <w:r>
-        <w:t xml:space="preserve">unsigned </w:t>
+    </w:p>
+    <w:p>
+      <w:pPr>
+        <w:widowControl/>
+        <w:wordWrap/>
+        <w:autoSpaceDE/>
+        <w:autoSpaceDN/>
+        <w:ind w:firstLine="800"/>
+      </w:pPr>
+      <w:r>
+        <w:rPr>
+          <w:rFonts w:hint="eastAsia"/>
+        </w:rPr>
+        <w:t xml:space="preserve">float </w:t>
       </w:r>
       <w:proofErr w:type="gramStart"/>
       <w:r>
-        <w:t>char  size</w:t>
+        <w:rPr>
+          <w:rFonts w:hint="eastAsia"/>
+        </w:rPr>
+        <w:t>z;</w:t>
       </w:r>
       <w:proofErr w:type="gramEnd"/>
-      <w:r>
-        <w:t>;</w:t>
-      </w:r>
-    </w:p>
-    <w:p>
-      <w:pPr>
-        <w:widowControl/>
-        <w:wordWrap/>
-        <w:autoSpaceDE/>
-        <w:autoSpaceDN/>
-      </w:pPr>
-      <w:r>
-        <w:tab/>
-      </w:r>
-      <w:proofErr w:type="gramStart"/>
-      <w:r>
-        <w:t>char  type</w:t>
-      </w:r>
-      <w:proofErr w:type="gramEnd"/>
-      <w:r>
-        <w:t>;</w:t>
-      </w:r>
-    </w:p>
-    <w:p>
-      <w:pPr>
-        <w:widowControl/>
-        <w:wordWrap/>
-        <w:autoSpaceDE/>
-        <w:autoSpaceDN/>
-      </w:pPr>
-      <w:r>
-        <w:tab/>
-      </w:r>
-      <w:r>
-        <w:rPr>
-          <w:rFonts w:hint="eastAsia"/>
-        </w:rPr>
-        <w:t xml:space="preserve">bool </w:t>
-      </w:r>
-      <w:proofErr w:type="spellStart"/>
-      <w:r>
-        <w:rPr>
-          <w:rFonts w:hint="eastAsia"/>
-        </w:rPr>
-        <w:t>Is_ready</w:t>
-      </w:r>
-      <w:proofErr w:type="spellEnd"/>
-      <w:r>
-        <w:rPr>
-          <w:rFonts w:hint="eastAsia"/>
-        </w:rPr>
-        <w:t>;</w:t>
-      </w:r>
-    </w:p>
-    <w:p>
-      <w:pPr>
-        <w:widowControl/>
-        <w:wordWrap/>
-        <w:autoSpaceDE/>
-        <w:autoSpaceDN/>
-      </w:pPr>
-      <w:r>
-        <w:rPr>
-          <w:rFonts w:hint="eastAsia"/>
-        </w:rPr>
-        <w:t>}</w:t>
-      </w:r>
-    </w:p>
-    <w:p>
-      <w:pPr>
-        <w:widowControl/>
-        <w:wordWrap/>
-        <w:autoSpaceDE/>
-        <w:autoSpaceDN/>
-      </w:pPr>
-      <w:r>
-        <w:rPr>
-          <w:rFonts w:hint="eastAsia"/>
-        </w:rPr>
-        <w:t>C2S_</w:t>
-      </w:r>
-      <w:r>
-        <w:rPr>
-          <w:rFonts w:hint="eastAsia"/>
-        </w:rPr>
-        <w:t>Move</w:t>
-      </w:r>
-      <w:r>
-        <w:rPr>
-          <w:rFonts w:hint="eastAsia"/>
-        </w:rPr>
-        <w:t>_Packet</w:t>
-      </w:r>
-      <w:r>
-        <w:rPr>
-          <w:rFonts w:hint="eastAsia"/>
-        </w:rPr>
-        <w:t xml:space="preserve">, </w:t>
-      </w:r>
-    </w:p>
-    <w:p>
-      <w:pPr>
-        <w:widowControl/>
-        <w:wordWrap/>
-        <w:autoSpaceDE/>
-        <w:autoSpaceDN/>
-      </w:pPr>
-      <w:r>
-        <w:rPr>
-          <w:rFonts w:hint="eastAsia"/>
-        </w:rPr>
-        <w:t>{</w:t>
-      </w:r>
-    </w:p>
-    <w:p>
-      <w:pPr>
-        <w:widowControl/>
-        <w:wordWrap/>
-        <w:autoSpaceDE/>
-        <w:autoSpaceDN/>
-      </w:pPr>
-      <w:r>
-        <w:tab/>
-      </w:r>
-      <w:r>
-        <w:t xml:space="preserve">unsigned </w:t>
-      </w:r>
-      <w:proofErr w:type="gramStart"/>
-      <w:r>
-        <w:t>char  size</w:t>
-      </w:r>
-      <w:proofErr w:type="gramEnd"/>
-      <w:r>
-        <w:t>;</w:t>
-      </w:r>
-    </w:p>
-    <w:p>
-      <w:pPr>
-        <w:widowControl/>
-        <w:wordWrap/>
-        <w:autoSpaceDE/>
-        <w:autoSpaceDN/>
-      </w:pPr>
-      <w:r>
-        <w:tab/>
-      </w:r>
-      <w:proofErr w:type="gramStart"/>
-      <w:r>
-        <w:t>char  type</w:t>
-      </w:r>
-      <w:proofErr w:type="gramEnd"/>
-      <w:r>
-        <w:t>;</w:t>
-      </w:r>
-    </w:p>
-    <w:p>
-      <w:pPr>
-        <w:widowControl/>
-        <w:wordWrap/>
-        <w:autoSpaceDE/>
-        <w:autoSpaceDN/>
-      </w:pPr>
-      <w:r>
-        <w:tab/>
-      </w:r>
-      <w:r>
-        <w:rPr>
-          <w:rFonts w:hint="eastAsia"/>
-        </w:rPr>
-        <w:t>float x;</w:t>
-      </w:r>
-    </w:p>
-    <w:p>
-      <w:pPr>
-        <w:widowControl/>
-        <w:wordWrap/>
-        <w:autoSpaceDE/>
-        <w:autoSpaceDN/>
-        <w:ind w:firstLine="800"/>
-      </w:pPr>
-      <w:r>
-        <w:rPr>
-          <w:rFonts w:hint="eastAsia"/>
-        </w:rPr>
-        <w:t>float y;</w:t>
-      </w:r>
-    </w:p>
-    <w:p>
-      <w:pPr>
-        <w:widowControl/>
-        <w:wordWrap/>
-        <w:autoSpaceDE/>
-        <w:autoSpaceDN/>
-        <w:ind w:firstLine="800"/>
-      </w:pPr>
-      <w:r>
-        <w:rPr>
-          <w:rFonts w:hint="eastAsia"/>
-        </w:rPr>
-        <w:t>float z;</w:t>
-      </w:r>
     </w:p>
     <w:p>
       <w:pPr>
@@ -4390,9 +4044,6 @@
         <w:autoSpaceDE/>
         <w:autoSpaceDN/>
         <w:ind w:left="720"/>
-        <w:rPr>
-          <w:rFonts w:hint="eastAsia"/>
-        </w:rPr>
       </w:pPr>
       <w:proofErr w:type="spellStart"/>
       <w:r>
@@ -4461,19 +4112,7 @@
         <w:rPr>
           <w:rFonts w:hint="eastAsia"/>
         </w:rPr>
-        <w:t>C2S_</w:t>
-      </w:r>
-      <w:r>
-        <w:rPr>
-          <w:rFonts w:hint="eastAsia"/>
-        </w:rPr>
-        <w:t>Booster</w:t>
-      </w:r>
-      <w:r>
-        <w:rPr>
-          <w:rFonts w:hint="eastAsia"/>
-        </w:rPr>
-        <w:t>_Packet</w:t>
+        <w:t>C2S_Booster_Packet</w:t>
       </w:r>
     </w:p>
     <w:p>
@@ -4556,74 +4195,280 @@
         <w:rPr>
           <w:rFonts w:hint="eastAsia"/>
         </w:rPr>
+        <w:t>S2</w:t>
+      </w:r>
+      <w:proofErr w:type="gramStart"/>
+      <w:r>
+        <w:rPr>
+          <w:rFonts w:hint="eastAsia"/>
+        </w:rPr>
+        <w:t>C :</w:t>
+      </w:r>
+      <w:proofErr w:type="gramEnd"/>
+    </w:p>
+    <w:p>
+      <w:pPr>
+        <w:widowControl/>
+        <w:wordWrap/>
+        <w:autoSpaceDE/>
+        <w:autoSpaceDN/>
+      </w:pPr>
+      <w:bookmarkStart w:id="0" w:name="_Hlk212060264"/>
+      <w:r>
+        <w:rPr>
+          <w:rFonts w:hint="eastAsia"/>
+        </w:rPr>
+        <w:t>S2C_</w:t>
+      </w:r>
+      <w:bookmarkEnd w:id="0"/>
+      <w:r>
+        <w:rPr>
+          <w:rFonts w:hint="eastAsia"/>
+        </w:rPr>
+        <w:t>PlayerInfo_Packet</w:t>
+      </w:r>
+    </w:p>
+    <w:p>
+      <w:pPr>
+        <w:widowControl/>
+        <w:wordWrap/>
+        <w:autoSpaceDE/>
+        <w:autoSpaceDN/>
+      </w:pPr>
+      <w:r>
+        <w:rPr>
+          <w:rFonts w:hint="eastAsia"/>
+        </w:rPr>
+        <w:t>{</w:t>
+      </w:r>
+    </w:p>
+    <w:p>
+      <w:pPr>
+        <w:widowControl/>
+        <w:wordWrap/>
+        <w:autoSpaceDE/>
+        <w:autoSpaceDN/>
+        <w:ind w:firstLine="800"/>
+      </w:pPr>
+      <w:r>
+        <w:t xml:space="preserve">unsigned </w:t>
+      </w:r>
+      <w:proofErr w:type="gramStart"/>
+      <w:r>
+        <w:t>char  size</w:t>
+      </w:r>
+      <w:proofErr w:type="gramEnd"/>
+      <w:r>
+        <w:t>;</w:t>
+      </w:r>
+    </w:p>
+    <w:p>
+      <w:pPr>
+        <w:widowControl/>
+        <w:wordWrap/>
+        <w:autoSpaceDE/>
+        <w:autoSpaceDN/>
+      </w:pPr>
+      <w:r>
+        <w:tab/>
+      </w:r>
+      <w:proofErr w:type="gramStart"/>
+      <w:r>
+        <w:t>char  type</w:t>
+      </w:r>
+      <w:proofErr w:type="gramEnd"/>
+      <w:r>
+        <w:t>;</w:t>
+      </w:r>
+    </w:p>
+    <w:p>
+      <w:pPr>
+        <w:widowControl/>
+        <w:wordWrap/>
+        <w:autoSpaceDE/>
+        <w:autoSpaceDN/>
+      </w:pPr>
+      <w:r>
+        <w:rPr>
+          <w:rFonts w:hint="eastAsia"/>
+        </w:rPr>
+        <w:t>}</w:t>
+      </w:r>
+    </w:p>
+    <w:p>
+      <w:pPr>
+        <w:widowControl/>
+        <w:wordWrap/>
+        <w:autoSpaceDE/>
+        <w:autoSpaceDN/>
+      </w:pPr>
+      <w:r>
+        <w:rPr>
+          <w:rFonts w:hint="eastAsia"/>
+        </w:rPr>
+        <w:t>S2C_EnterRoom_Packet</w:t>
+      </w:r>
+    </w:p>
+    <w:p>
+      <w:pPr>
+        <w:widowControl/>
+        <w:wordWrap/>
+        <w:autoSpaceDE/>
+        <w:autoSpaceDN/>
+      </w:pPr>
+      <w:r>
+        <w:rPr>
+          <w:rFonts w:hint="eastAsia"/>
+        </w:rPr>
+        <w:t>{</w:t>
+      </w:r>
+    </w:p>
+    <w:p>
+      <w:pPr>
+        <w:widowControl/>
+        <w:wordWrap/>
+        <w:autoSpaceDE/>
+        <w:autoSpaceDN/>
+        <w:ind w:firstLine="800"/>
+      </w:pPr>
+      <w:r>
+        <w:t xml:space="preserve">unsigned </w:t>
+      </w:r>
+      <w:proofErr w:type="gramStart"/>
+      <w:r>
+        <w:t>char  size</w:t>
+      </w:r>
+      <w:proofErr w:type="gramEnd"/>
+      <w:r>
+        <w:t>;</w:t>
+      </w:r>
+    </w:p>
+    <w:p>
+      <w:pPr>
+        <w:widowControl/>
+        <w:wordWrap/>
+        <w:autoSpaceDE/>
+        <w:autoSpaceDN/>
+      </w:pPr>
+      <w:r>
+        <w:tab/>
+      </w:r>
+      <w:proofErr w:type="gramStart"/>
+      <w:r>
+        <w:t>char  type</w:t>
+      </w:r>
+      <w:proofErr w:type="gramEnd"/>
+      <w:r>
+        <w:t>;</w:t>
+      </w:r>
+    </w:p>
+    <w:p>
+      <w:pPr>
+        <w:widowControl/>
+        <w:wordWrap/>
+        <w:autoSpaceDE/>
+        <w:autoSpaceDN/>
+      </w:pPr>
+      <w:r>
+        <w:tab/>
+      </w:r>
+      <w:r>
+        <w:rPr>
+          <w:rFonts w:hint="eastAsia"/>
+        </w:rPr>
+        <w:t xml:space="preserve">char </w:t>
+      </w:r>
+      <w:proofErr w:type="gramStart"/>
+      <w:r>
+        <w:rPr>
+          <w:rFonts w:hint="eastAsia"/>
+        </w:rPr>
+        <w:t>name[</w:t>
+      </w:r>
+      <w:proofErr w:type="gramEnd"/>
+      <w:r>
+        <w:rPr>
+          <w:rFonts w:hint="eastAsia"/>
+        </w:rPr>
+        <w:t>NAME_SIZE]</w:t>
+      </w:r>
+    </w:p>
+    <w:p>
+      <w:pPr>
+        <w:widowControl/>
+        <w:wordWrap/>
+        <w:autoSpaceDE/>
+        <w:autoSpaceDN/>
+      </w:pPr>
+      <w:r>
+        <w:rPr>
+          <w:rFonts w:hint="eastAsia"/>
+        </w:rPr>
+        <w:t>}</w:t>
+      </w:r>
+    </w:p>
+    <w:p>
+      <w:pPr>
+        <w:widowControl/>
+        <w:wordWrap/>
+        <w:autoSpaceDE/>
+        <w:autoSpaceDN/>
+      </w:pPr>
+      <w:r>
+        <w:rPr>
+          <w:rFonts w:hint="eastAsia"/>
+        </w:rPr>
+        <w:t>S2C_Ready_Packet</w:t>
+      </w:r>
+    </w:p>
+    <w:p>
+      <w:pPr>
+        <w:widowControl/>
+        <w:wordWrap/>
+        <w:autoSpaceDE/>
+        <w:autoSpaceDN/>
+      </w:pPr>
+      <w:r>
+        <w:rPr>
+          <w:rFonts w:hint="eastAsia"/>
+        </w:rPr>
+        <w:t>{</w:t>
+      </w:r>
+    </w:p>
+    <w:p>
+      <w:pPr>
+        <w:widowControl/>
+        <w:wordWrap/>
+        <w:autoSpaceDE/>
+        <w:autoSpaceDN/>
+        <w:ind w:firstLine="800"/>
+      </w:pPr>
+      <w:r>
         <w:lastRenderedPageBreak/>
-        <w:t>S2</w:t>
+        <w:t xml:space="preserve">unsigned </w:t>
       </w:r>
       <w:proofErr w:type="gramStart"/>
       <w:r>
-        <w:rPr>
-          <w:rFonts w:hint="eastAsia"/>
-        </w:rPr>
-        <w:t>C :</w:t>
+        <w:t>char  size</w:t>
       </w:r>
       <w:proofErr w:type="gramEnd"/>
-    </w:p>
-    <w:p>
-      <w:pPr>
-        <w:widowControl/>
-        <w:wordWrap/>
-        <w:autoSpaceDE/>
-        <w:autoSpaceDN/>
-      </w:pPr>
-      <w:bookmarkStart w:id="0" w:name="_Hlk212060264"/>
-      <w:r>
-        <w:rPr>
-          <w:rFonts w:hint="eastAsia"/>
-        </w:rPr>
-        <w:t>S2C_</w:t>
-      </w:r>
-      <w:bookmarkEnd w:id="0"/>
-      <w:r>
-        <w:rPr>
-          <w:rFonts w:hint="eastAsia"/>
-        </w:rPr>
-        <w:t>PlayerInfo</w:t>
-      </w:r>
-      <w:r>
-        <w:rPr>
-          <w:rFonts w:hint="eastAsia"/>
-        </w:rPr>
-        <w:t>_Packet</w:t>
-      </w:r>
-    </w:p>
-    <w:p>
-      <w:pPr>
-        <w:widowControl/>
-        <w:wordWrap/>
-        <w:autoSpaceDE/>
-        <w:autoSpaceDN/>
-      </w:pPr>
-      <w:r>
-        <w:rPr>
-          <w:rFonts w:hint="eastAsia"/>
-        </w:rPr>
-        <w:t>{</w:t>
-      </w:r>
-    </w:p>
-    <w:p>
-      <w:pPr>
-        <w:widowControl/>
-        <w:wordWrap/>
-        <w:autoSpaceDE/>
-        <w:autoSpaceDN/>
-        <w:ind w:firstLine="800"/>
-      </w:pPr>
-      <w:r>
-        <w:t xml:space="preserve">unsigned </w:t>
+      <w:r>
+        <w:t>;</w:t>
+      </w:r>
+    </w:p>
+    <w:p>
+      <w:pPr>
+        <w:widowControl/>
+        <w:wordWrap/>
+        <w:autoSpaceDE/>
+        <w:autoSpaceDN/>
+      </w:pPr>
+      <w:r>
+        <w:tab/>
       </w:r>
       <w:proofErr w:type="gramStart"/>
       <w:r>
-        <w:t>char  size</w:t>
+        <w:t>char  type</w:t>
       </w:r>
       <w:proofErr w:type="gramEnd"/>
       <w:r>
@@ -4640,14 +4485,73 @@
       <w:r>
         <w:tab/>
       </w:r>
+      <w:r>
+        <w:rPr>
+          <w:rFonts w:hint="eastAsia"/>
+        </w:rPr>
+        <w:t xml:space="preserve">char </w:t>
+      </w:r>
       <w:proofErr w:type="gramStart"/>
       <w:r>
-        <w:t>char  type</w:t>
+        <w:rPr>
+          <w:rFonts w:hint="eastAsia"/>
+        </w:rPr>
+        <w:t>name[</w:t>
       </w:r>
       <w:proofErr w:type="gramEnd"/>
       <w:r>
+        <w:rPr>
+          <w:rFonts w:hint="eastAsia"/>
+        </w:rPr>
+        <w:t>NAME_SIZE]</w:t>
+      </w:r>
+    </w:p>
+    <w:p>
+      <w:pPr>
+        <w:widowControl/>
+        <w:wordWrap/>
+        <w:autoSpaceDE/>
+        <w:autoSpaceDN/>
+      </w:pPr>
+      <w:r>
+        <w:tab/>
+      </w:r>
+      <w:proofErr w:type="gramStart"/>
+      <w:r>
+        <w:rPr>
+          <w:rFonts w:hint="eastAsia"/>
+        </w:rPr>
+        <w:t>bool</w:t>
+      </w:r>
+      <w:proofErr w:type="gramEnd"/>
+      <w:r>
+        <w:rPr>
+          <w:rFonts w:hint="eastAsia"/>
+        </w:rPr>
+        <w:t xml:space="preserve"> </w:t>
+      </w:r>
+      <w:proofErr w:type="spellStart"/>
+      <w:r>
+        <w:rPr>
+          <w:rFonts w:hint="eastAsia"/>
+        </w:rPr>
+        <w:t>is_</w:t>
+      </w:r>
+      <w:proofErr w:type="gramStart"/>
+      <w:r>
+        <w:rPr>
+          <w:rFonts w:hint="eastAsia"/>
+        </w:rPr>
+        <w:t>ready</w:t>
+      </w:r>
+      <w:proofErr w:type="spellEnd"/>
+      <w:r>
+        <w:rPr>
+          <w:rFonts w:hint="eastAsia"/>
+        </w:rPr>
         <w:t>;</w:t>
       </w:r>
+      <w:proofErr w:type="gramEnd"/>
     </w:p>
     <w:p>
       <w:pPr>
@@ -4674,298 +4578,7 @@
         <w:rPr>
           <w:rFonts w:hint="eastAsia"/>
         </w:rPr>
-        <w:t>S2C_</w:t>
-      </w:r>
-      <w:r>
-        <w:rPr>
-          <w:rFonts w:hint="eastAsia"/>
-        </w:rPr>
-        <w:t>EnterRoom</w:t>
-      </w:r>
-      <w:r>
-        <w:rPr>
-          <w:rFonts w:hint="eastAsia"/>
-        </w:rPr>
-        <w:t>_Packet</w:t>
-      </w:r>
-    </w:p>
-    <w:p>
-      <w:pPr>
-        <w:widowControl/>
-        <w:wordWrap/>
-        <w:autoSpaceDE/>
-        <w:autoSpaceDN/>
-      </w:pPr>
-      <w:r>
-        <w:rPr>
-          <w:rFonts w:hint="eastAsia"/>
-        </w:rPr>
-        <w:t>{</w:t>
-      </w:r>
-    </w:p>
-    <w:p>
-      <w:pPr>
-        <w:widowControl/>
-        <w:wordWrap/>
-        <w:autoSpaceDE/>
-        <w:autoSpaceDN/>
-        <w:ind w:firstLine="800"/>
-      </w:pPr>
-      <w:r>
-        <w:t xml:space="preserve">unsigned </w:t>
-      </w:r>
-      <w:proofErr w:type="gramStart"/>
-      <w:r>
-        <w:t>char  size</w:t>
-      </w:r>
-      <w:proofErr w:type="gramEnd"/>
-      <w:r>
-        <w:t>;</w:t>
-      </w:r>
-    </w:p>
-    <w:p>
-      <w:pPr>
-        <w:widowControl/>
-        <w:wordWrap/>
-        <w:autoSpaceDE/>
-        <w:autoSpaceDN/>
-      </w:pPr>
-      <w:r>
-        <w:tab/>
-      </w:r>
-      <w:proofErr w:type="gramStart"/>
-      <w:r>
-        <w:t>char  type</w:t>
-      </w:r>
-      <w:proofErr w:type="gramEnd"/>
-      <w:r>
-        <w:t>;</w:t>
-      </w:r>
-    </w:p>
-    <w:p>
-      <w:pPr>
-        <w:widowControl/>
-        <w:wordWrap/>
-        <w:autoSpaceDE/>
-        <w:autoSpaceDN/>
-      </w:pPr>
-      <w:r>
-        <w:tab/>
-      </w:r>
-      <w:r>
-        <w:rPr>
-          <w:rFonts w:hint="eastAsia"/>
-        </w:rPr>
-        <w:t xml:space="preserve">char </w:t>
-      </w:r>
-      <w:proofErr w:type="gramStart"/>
-      <w:r>
-        <w:rPr>
-          <w:rFonts w:hint="eastAsia"/>
-        </w:rPr>
-        <w:t>name[</w:t>
-      </w:r>
-      <w:proofErr w:type="gramEnd"/>
-      <w:r>
-        <w:rPr>
-          <w:rFonts w:hint="eastAsia"/>
-        </w:rPr>
-        <w:t>NAME_SIZE]</w:t>
-      </w:r>
-    </w:p>
-    <w:p>
-      <w:pPr>
-        <w:widowControl/>
-        <w:wordWrap/>
-        <w:autoSpaceDE/>
-        <w:autoSpaceDN/>
-      </w:pPr>
-      <w:r>
-        <w:rPr>
-          <w:rFonts w:hint="eastAsia"/>
-        </w:rPr>
-        <w:t>}</w:t>
-      </w:r>
-    </w:p>
-    <w:p>
-      <w:pPr>
-        <w:widowControl/>
-        <w:wordWrap/>
-        <w:autoSpaceDE/>
-        <w:autoSpaceDN/>
-      </w:pPr>
-      <w:r>
-        <w:rPr>
-          <w:rFonts w:hint="eastAsia"/>
-        </w:rPr>
-        <w:t>S2C_</w:t>
-      </w:r>
-      <w:r>
-        <w:rPr>
-          <w:rFonts w:hint="eastAsia"/>
-        </w:rPr>
-        <w:t>Ready</w:t>
-      </w:r>
-      <w:r>
-        <w:rPr>
-          <w:rFonts w:hint="eastAsia"/>
-        </w:rPr>
-        <w:t>_Packet</w:t>
-      </w:r>
-    </w:p>
-    <w:p>
-      <w:pPr>
-        <w:widowControl/>
-        <w:wordWrap/>
-        <w:autoSpaceDE/>
-        <w:autoSpaceDN/>
-      </w:pPr>
-      <w:r>
-        <w:rPr>
-          <w:rFonts w:hint="eastAsia"/>
-        </w:rPr>
-        <w:t>{</w:t>
-      </w:r>
-    </w:p>
-    <w:p>
-      <w:pPr>
-        <w:widowControl/>
-        <w:wordWrap/>
-        <w:autoSpaceDE/>
-        <w:autoSpaceDN/>
-        <w:ind w:firstLine="800"/>
-      </w:pPr>
-      <w:r>
-        <w:t xml:space="preserve">unsigned </w:t>
-      </w:r>
-      <w:proofErr w:type="gramStart"/>
-      <w:r>
-        <w:t>char  size</w:t>
-      </w:r>
-      <w:proofErr w:type="gramEnd"/>
-      <w:r>
-        <w:t>;</w:t>
-      </w:r>
-    </w:p>
-    <w:p>
-      <w:pPr>
-        <w:widowControl/>
-        <w:wordWrap/>
-        <w:autoSpaceDE/>
-        <w:autoSpaceDN/>
-      </w:pPr>
-      <w:r>
-        <w:tab/>
-      </w:r>
-      <w:proofErr w:type="gramStart"/>
-      <w:r>
-        <w:t>char  type</w:t>
-      </w:r>
-      <w:proofErr w:type="gramEnd"/>
-      <w:r>
-        <w:t>;</w:t>
-      </w:r>
-    </w:p>
-    <w:p>
-      <w:pPr>
-        <w:widowControl/>
-        <w:wordWrap/>
-        <w:autoSpaceDE/>
-        <w:autoSpaceDN/>
-      </w:pPr>
-      <w:r>
-        <w:tab/>
-      </w:r>
-      <w:r>
-        <w:rPr>
-          <w:rFonts w:hint="eastAsia"/>
-        </w:rPr>
-        <w:t xml:space="preserve">char </w:t>
-      </w:r>
-      <w:proofErr w:type="gramStart"/>
-      <w:r>
-        <w:rPr>
-          <w:rFonts w:hint="eastAsia"/>
-        </w:rPr>
-        <w:t>name[</w:t>
-      </w:r>
-      <w:proofErr w:type="gramEnd"/>
-      <w:r>
-        <w:rPr>
-          <w:rFonts w:hint="eastAsia"/>
-        </w:rPr>
-        <w:t>NAME_SIZE]</w:t>
-      </w:r>
-    </w:p>
-    <w:p>
-      <w:pPr>
-        <w:widowControl/>
-        <w:wordWrap/>
-        <w:autoSpaceDE/>
-        <w:autoSpaceDN/>
-      </w:pPr>
-      <w:r>
-        <w:tab/>
-      </w:r>
-      <w:r>
-        <w:rPr>
-          <w:rFonts w:hint="eastAsia"/>
-        </w:rPr>
-        <w:t xml:space="preserve">bool </w:t>
-      </w:r>
-      <w:proofErr w:type="spellStart"/>
-      <w:r>
-        <w:rPr>
-          <w:rFonts w:hint="eastAsia"/>
-        </w:rPr>
-        <w:t>is_ready</w:t>
-      </w:r>
-      <w:proofErr w:type="spellEnd"/>
-      <w:r>
-        <w:rPr>
-          <w:rFonts w:hint="eastAsia"/>
-        </w:rPr>
-        <w:t>;</w:t>
-      </w:r>
-    </w:p>
-    <w:p>
-      <w:pPr>
-        <w:widowControl/>
-        <w:wordWrap/>
-        <w:autoSpaceDE/>
-        <w:autoSpaceDN/>
-      </w:pPr>
-      <w:r>
-        <w:rPr>
-          <w:rFonts w:hint="eastAsia"/>
-        </w:rPr>
-        <w:t>}</w:t>
-      </w:r>
-    </w:p>
-    <w:p>
-      <w:pPr>
-        <w:widowControl/>
-        <w:wordWrap/>
-        <w:autoSpaceDE/>
-        <w:autoSpaceDN/>
-      </w:pPr>
-      <w:r>
-        <w:rPr>
-          <w:rFonts w:hint="eastAsia"/>
-        </w:rPr>
-        <w:t>S2C_</w:t>
-      </w:r>
-      <w:r>
-        <w:rPr>
-          <w:rFonts w:hint="eastAsia"/>
-        </w:rPr>
-        <w:t>GameStart</w:t>
-      </w:r>
-      <w:r>
-        <w:rPr>
-          <w:rFonts w:hint="eastAsia"/>
-        </w:rPr>
-        <w:t>_Packet</w:t>
+        <w:t>S2C_GameStart_Packet</w:t>
       </w:r>
     </w:p>
     <w:p>
@@ -5052,20 +4665,351 @@
         <w:rPr>
           <w:rFonts w:hint="eastAsia"/>
         </w:rPr>
+        <w:t>S2C_Move_Packet</w:t>
+      </w:r>
+    </w:p>
+    <w:p>
+      <w:pPr>
+        <w:widowControl/>
+        <w:wordWrap/>
+        <w:autoSpaceDE/>
+        <w:autoSpaceDN/>
+      </w:pPr>
+      <w:r>
+        <w:rPr>
+          <w:rFonts w:hint="eastAsia"/>
+        </w:rPr>
+        <w:t>{</w:t>
+      </w:r>
+    </w:p>
+    <w:p>
+      <w:pPr>
+        <w:widowControl/>
+        <w:wordWrap/>
+        <w:autoSpaceDE/>
+        <w:autoSpaceDN/>
+        <w:ind w:firstLine="800"/>
+      </w:pPr>
+      <w:r>
+        <w:t xml:space="preserve">unsigned </w:t>
+      </w:r>
+      <w:proofErr w:type="gramStart"/>
+      <w:r>
+        <w:t>char  size</w:t>
+      </w:r>
+      <w:proofErr w:type="gramEnd"/>
+      <w:r>
+        <w:t>;</w:t>
+      </w:r>
+    </w:p>
+    <w:p>
+      <w:pPr>
+        <w:widowControl/>
+        <w:wordWrap/>
+        <w:autoSpaceDE/>
+        <w:autoSpaceDN/>
+      </w:pPr>
+      <w:r>
+        <w:tab/>
+      </w:r>
+      <w:proofErr w:type="gramStart"/>
+      <w:r>
+        <w:t>char  type</w:t>
+      </w:r>
+      <w:proofErr w:type="gramEnd"/>
+      <w:r>
+        <w:t>;</w:t>
+      </w:r>
+    </w:p>
+    <w:p>
+      <w:pPr>
+        <w:widowControl/>
+        <w:wordWrap/>
+        <w:autoSpaceDE/>
+        <w:autoSpaceDN/>
+      </w:pPr>
+      <w:r>
+        <w:tab/>
+      </w:r>
+      <w:r>
+        <w:rPr>
+          <w:rFonts w:hint="eastAsia"/>
+        </w:rPr>
+        <w:t xml:space="preserve">char </w:t>
+      </w:r>
+      <w:proofErr w:type="gramStart"/>
+      <w:r>
+        <w:rPr>
+          <w:rFonts w:hint="eastAsia"/>
+        </w:rPr>
+        <w:t>name[</w:t>
+      </w:r>
+      <w:proofErr w:type="gramEnd"/>
+      <w:r>
+        <w:rPr>
+          <w:rFonts w:hint="eastAsia"/>
+        </w:rPr>
+        <w:t>NAME_SIZE]</w:t>
+      </w:r>
+    </w:p>
+    <w:p>
+      <w:pPr>
+        <w:widowControl/>
+        <w:wordWrap/>
+        <w:autoSpaceDE/>
+        <w:autoSpaceDN/>
+      </w:pPr>
+      <w:r>
+        <w:tab/>
+      </w:r>
+      <w:r>
+        <w:rPr>
+          <w:rFonts w:hint="eastAsia"/>
+        </w:rPr>
+        <w:t xml:space="preserve">float </w:t>
+      </w:r>
+      <w:proofErr w:type="gramStart"/>
+      <w:r>
+        <w:rPr>
+          <w:rFonts w:hint="eastAsia"/>
+        </w:rPr>
+        <w:t>x;</w:t>
+      </w:r>
+      <w:proofErr w:type="gramEnd"/>
+    </w:p>
+    <w:p>
+      <w:pPr>
+        <w:widowControl/>
+        <w:wordWrap/>
+        <w:autoSpaceDE/>
+        <w:autoSpaceDN/>
+        <w:ind w:firstLine="800"/>
+      </w:pPr>
+      <w:r>
+        <w:rPr>
+          <w:rFonts w:hint="eastAsia"/>
+        </w:rPr>
+        <w:t xml:space="preserve">float </w:t>
+      </w:r>
+      <w:proofErr w:type="gramStart"/>
+      <w:r>
+        <w:rPr>
+          <w:rFonts w:hint="eastAsia"/>
+        </w:rPr>
+        <w:t>y;</w:t>
+      </w:r>
+      <w:proofErr w:type="gramEnd"/>
+    </w:p>
+    <w:p>
+      <w:pPr>
+        <w:widowControl/>
+        <w:wordWrap/>
+        <w:autoSpaceDE/>
+        <w:autoSpaceDN/>
+        <w:ind w:firstLine="800"/>
+      </w:pPr>
+      <w:r>
+        <w:rPr>
+          <w:rFonts w:hint="eastAsia"/>
+        </w:rPr>
+        <w:t xml:space="preserve">float </w:t>
+      </w:r>
+      <w:proofErr w:type="gramStart"/>
+      <w:r>
+        <w:rPr>
+          <w:rFonts w:hint="eastAsia"/>
+        </w:rPr>
+        <w:t>z;</w:t>
+      </w:r>
+      <w:proofErr w:type="gramEnd"/>
+    </w:p>
+    <w:p>
+      <w:pPr>
+        <w:widowControl/>
+        <w:wordWrap/>
+        <w:autoSpaceDE/>
+        <w:autoSpaceDN/>
+        <w:ind w:firstLine="800"/>
+      </w:pPr>
+      <w:proofErr w:type="spellStart"/>
+      <w:r>
+        <w:rPr>
+          <w:rFonts w:hint="eastAsia"/>
+        </w:rPr>
+        <w:t>btRigidBody</w:t>
+      </w:r>
+      <w:proofErr w:type="spellEnd"/>
+      <w:r>
+        <w:rPr>
+          <w:rFonts w:hint="eastAsia"/>
+        </w:rPr>
+        <w:t xml:space="preserve"> </w:t>
+      </w:r>
+      <w:proofErr w:type="spellStart"/>
+      <w:proofErr w:type="gramStart"/>
+      <w:r>
+        <w:t>rigidBody</w:t>
+      </w:r>
+      <w:proofErr w:type="spellEnd"/>
+      <w:r>
+        <w:rPr>
+          <w:rFonts w:hint="eastAsia"/>
+        </w:rPr>
+        <w:t>;</w:t>
+      </w:r>
+      <w:proofErr w:type="gramEnd"/>
+    </w:p>
+    <w:p>
+      <w:pPr>
+        <w:widowControl/>
+        <w:wordWrap/>
+        <w:autoSpaceDE/>
+        <w:autoSpaceDN/>
+      </w:pPr>
+      <w:r>
+        <w:rPr>
+          <w:rFonts w:hint="eastAsia"/>
+        </w:rPr>
+        <w:t>}</w:t>
+      </w:r>
+    </w:p>
+    <w:p>
+      <w:pPr>
+        <w:widowControl/>
+        <w:wordWrap/>
+        <w:autoSpaceDE/>
+        <w:autoSpaceDN/>
+      </w:pPr>
+      <w:r>
+        <w:rPr>
+          <w:rFonts w:hint="eastAsia"/>
+        </w:rPr>
+        <w:t>S2C_Booster_Packet</w:t>
+      </w:r>
+    </w:p>
+    <w:p>
+      <w:pPr>
+        <w:widowControl/>
+        <w:wordWrap/>
+        <w:autoSpaceDE/>
+        <w:autoSpaceDN/>
+      </w:pPr>
+      <w:r>
+        <w:rPr>
+          <w:rFonts w:hint="eastAsia"/>
+        </w:rPr>
+        <w:t>{</w:t>
+      </w:r>
+    </w:p>
+    <w:p>
+      <w:pPr>
+        <w:widowControl/>
+        <w:wordWrap/>
+        <w:autoSpaceDE/>
+        <w:autoSpaceDN/>
+        <w:ind w:firstLine="800"/>
+      </w:pPr>
+      <w:r>
+        <w:t xml:space="preserve">unsigned </w:t>
+      </w:r>
+      <w:proofErr w:type="gramStart"/>
+      <w:r>
+        <w:t>char  size</w:t>
+      </w:r>
+      <w:proofErr w:type="gramEnd"/>
+      <w:r>
+        <w:t>;</w:t>
+      </w:r>
+    </w:p>
+    <w:p>
+      <w:pPr>
+        <w:widowControl/>
+        <w:wordWrap/>
+        <w:autoSpaceDE/>
+        <w:autoSpaceDN/>
+      </w:pPr>
+      <w:r>
+        <w:tab/>
+      </w:r>
+      <w:proofErr w:type="gramStart"/>
+      <w:r>
+        <w:t>char  type</w:t>
+      </w:r>
+      <w:proofErr w:type="gramEnd"/>
+      <w:r>
+        <w:t>;</w:t>
+      </w:r>
+    </w:p>
+    <w:p>
+      <w:pPr>
+        <w:widowControl/>
+        <w:wordWrap/>
+        <w:autoSpaceDE/>
+        <w:autoSpaceDN/>
+        <w:ind w:firstLine="800"/>
+      </w:pPr>
+      <w:r>
+        <w:rPr>
+          <w:rFonts w:hint="eastAsia"/>
+        </w:rPr>
         <w:lastRenderedPageBreak/>
-        <w:t>S2C_</w:t>
-      </w:r>
-      <w:r>
-        <w:rPr>
-          <w:rFonts w:hint="eastAsia"/>
-        </w:rPr>
-        <w:t>Move</w:t>
-      </w:r>
-      <w:r>
-        <w:rPr>
-          <w:rFonts w:hint="eastAsia"/>
-        </w:rPr>
-        <w:t>_Packet</w:t>
+        <w:t xml:space="preserve">char </w:t>
+      </w:r>
+      <w:proofErr w:type="gramStart"/>
+      <w:r>
+        <w:rPr>
+          <w:rFonts w:hint="eastAsia"/>
+        </w:rPr>
+        <w:t>name[</w:t>
+      </w:r>
+      <w:proofErr w:type="gramEnd"/>
+      <w:r>
+        <w:rPr>
+          <w:rFonts w:hint="eastAsia"/>
+        </w:rPr>
+        <w:t>NAME_SIZE]</w:t>
+      </w:r>
+    </w:p>
+    <w:p>
+      <w:pPr>
+        <w:widowControl/>
+        <w:wordWrap/>
+        <w:autoSpaceDE/>
+        <w:autoSpaceDN/>
+      </w:pPr>
+      <w:r>
+        <w:rPr>
+          <w:rFonts w:hint="eastAsia"/>
+        </w:rPr>
+        <w:t>}</w:t>
+      </w:r>
+    </w:p>
+    <w:p>
+      <w:pPr>
+        <w:widowControl/>
+        <w:wordWrap/>
+        <w:autoSpaceDE/>
+        <w:autoSpaceDN/>
+      </w:pPr>
+      <w:r>
+        <w:rPr>
+          <w:rFonts w:hint="eastAsia"/>
+        </w:rPr>
+        <w:t>S2C_Rank_</w:t>
+      </w:r>
+      <w:proofErr w:type="gramStart"/>
+      <w:r>
+        <w:rPr>
+          <w:rFonts w:hint="eastAsia"/>
+        </w:rPr>
+        <w:t>Packet /</w:t>
+      </w:r>
+      <w:proofErr w:type="gramEnd"/>
+      <w:r>
+        <w:rPr>
+          <w:rFonts w:hint="eastAsia"/>
+        </w:rPr>
+        <w:t>/ 자기 자신에 대한 등수만 알기</w:t>
       </w:r>
     </w:p>
     <w:p>
@@ -5142,14 +5086,70 @@
         <w:rPr>
           <w:rFonts w:hint="eastAsia"/>
         </w:rPr>
-        <w:t>name[</w:t>
+        <w:t>rank;</w:t>
       </w:r>
       <w:proofErr w:type="gramEnd"/>
-      <w:r>
-        <w:rPr>
-          <w:rFonts w:hint="eastAsia"/>
-        </w:rPr>
-        <w:t>NAME_SIZE]</w:t>
+    </w:p>
+    <w:p>
+      <w:pPr>
+        <w:widowControl/>
+        <w:wordWrap/>
+        <w:autoSpaceDE/>
+        <w:autoSpaceDN/>
+      </w:pPr>
+      <w:r>
+        <w:rPr>
+          <w:rFonts w:hint="eastAsia"/>
+        </w:rPr>
+        <w:t>}</w:t>
+      </w:r>
+    </w:p>
+    <w:p>
+      <w:pPr>
+        <w:widowControl/>
+        <w:wordWrap/>
+        <w:autoSpaceDE/>
+        <w:autoSpaceDN/>
+      </w:pPr>
+      <w:r>
+        <w:rPr>
+          <w:rFonts w:hint="eastAsia"/>
+        </w:rPr>
+        <w:t>S2C_Finish_Packet</w:t>
+      </w:r>
+    </w:p>
+    <w:p>
+      <w:pPr>
+        <w:widowControl/>
+        <w:wordWrap/>
+        <w:autoSpaceDE/>
+        <w:autoSpaceDN/>
+      </w:pPr>
+      <w:r>
+        <w:rPr>
+          <w:rFonts w:hint="eastAsia"/>
+        </w:rPr>
+        <w:t>{</w:t>
+      </w:r>
+    </w:p>
+    <w:p>
+      <w:pPr>
+        <w:widowControl/>
+        <w:wordWrap/>
+        <w:autoSpaceDE/>
+        <w:autoSpaceDN/>
+        <w:ind w:firstLine="800"/>
+      </w:pPr>
+      <w:r>
+        <w:t xml:space="preserve">unsigned </w:t>
+      </w:r>
+      <w:proofErr w:type="gramStart"/>
+      <w:r>
+        <w:t>char  size</w:t>
+      </w:r>
+      <w:proofErr w:type="gramEnd"/>
+      <w:r>
+        <w:t>;</w:t>
       </w:r>
     </w:p>
     <w:p>
@@ -5162,74 +5162,12 @@
       <w:r>
         <w:tab/>
       </w:r>
-      <w:r>
-        <w:rPr>
-          <w:rFonts w:hint="eastAsia"/>
-        </w:rPr>
-        <w:t>float x;</w:t>
-      </w:r>
-    </w:p>
-    <w:p>
-      <w:pPr>
-        <w:widowControl/>
-        <w:wordWrap/>
-        <w:autoSpaceDE/>
-        <w:autoSpaceDN/>
-        <w:ind w:firstLine="800"/>
-      </w:pPr>
-      <w:r>
-        <w:rPr>
-          <w:rFonts w:hint="eastAsia"/>
-        </w:rPr>
-        <w:t>float y;</w:t>
-      </w:r>
-    </w:p>
-    <w:p>
-      <w:pPr>
-        <w:widowControl/>
-        <w:wordWrap/>
-        <w:autoSpaceDE/>
-        <w:autoSpaceDN/>
-        <w:ind w:firstLine="800"/>
-      </w:pPr>
-      <w:r>
-        <w:rPr>
-          <w:rFonts w:hint="eastAsia"/>
-        </w:rPr>
-        <w:t>float z;</w:t>
-      </w:r>
-    </w:p>
-    <w:p>
-      <w:pPr>
-        <w:widowControl/>
-        <w:wordWrap/>
-        <w:autoSpaceDE/>
-        <w:autoSpaceDN/>
-        <w:ind w:firstLine="800"/>
-      </w:pPr>
-      <w:proofErr w:type="spellStart"/>
-      <w:r>
-        <w:rPr>
-          <w:rFonts w:hint="eastAsia"/>
-        </w:rPr>
-        <w:t>btRigidBody</w:t>
-      </w:r>
-      <w:proofErr w:type="spellEnd"/>
-      <w:r>
-        <w:rPr>
-          <w:rFonts w:hint="eastAsia"/>
-        </w:rPr>
-        <w:t xml:space="preserve"> </w:t>
-      </w:r>
-      <w:proofErr w:type="spellStart"/>
-      <w:r>
-        <w:t>rigidBody</w:t>
-      </w:r>
-      <w:proofErr w:type="spellEnd"/>
-      <w:r>
-        <w:rPr>
-          <w:rFonts w:hint="eastAsia"/>
-        </w:rPr>
+      <w:proofErr w:type="gramStart"/>
+      <w:r>
+        <w:t>char  type</w:t>
+      </w:r>
+      <w:proofErr w:type="gramEnd"/>
+      <w:r>
         <w:t>;</w:t>
       </w:r>
     </w:p>
@@ -5241,6 +5179,37 @@
         <w:autoSpaceDN/>
       </w:pPr>
       <w:r>
+        <w:tab/>
+      </w:r>
+      <w:r>
+        <w:rPr>
+          <w:rFonts w:hint="eastAsia"/>
+        </w:rPr>
+        <w:t>char[3] rank</w:t>
+      </w:r>
+      <w:proofErr w:type="gramStart"/>
+      <w:r>
+        <w:rPr>
+          <w:rFonts w:hint="eastAsia"/>
+        </w:rPr>
+        <w:t>; /</w:t>
+      </w:r>
+      <w:proofErr w:type="gramEnd"/>
+      <w:r>
+        <w:rPr>
+          <w:rFonts w:hint="eastAsia"/>
+        </w:rPr>
+        <w:t>/ 배열에 저장된 순서대로 1,2,3 등</w:t>
+      </w:r>
+    </w:p>
+    <w:p>
+      <w:pPr>
+        <w:widowControl/>
+        <w:wordWrap/>
+        <w:autoSpaceDE/>
+        <w:autoSpaceDN/>
+      </w:pPr>
+      <w:r>
         <w:rPr>
           <w:rFonts w:hint="eastAsia"/>
         </w:rPr>
@@ -5254,366 +5223,6 @@
         <w:autoSpaceDE/>
         <w:autoSpaceDN/>
       </w:pPr>
-      <w:r>
-        <w:rPr>
-          <w:rFonts w:hint="eastAsia"/>
-        </w:rPr>
-        <w:t>S2C_</w:t>
-      </w:r>
-      <w:r>
-        <w:rPr>
-          <w:rFonts w:hint="eastAsia"/>
-        </w:rPr>
-        <w:t>Booster</w:t>
-      </w:r>
-      <w:r>
-        <w:rPr>
-          <w:rFonts w:hint="eastAsia"/>
-        </w:rPr>
-        <w:t>_Packet</w:t>
-      </w:r>
-    </w:p>
-    <w:p>
-      <w:pPr>
-        <w:widowControl/>
-        <w:wordWrap/>
-        <w:autoSpaceDE/>
-        <w:autoSpaceDN/>
-      </w:pPr>
-      <w:r>
-        <w:rPr>
-          <w:rFonts w:hint="eastAsia"/>
-        </w:rPr>
-        <w:t>{</w:t>
-      </w:r>
-    </w:p>
-    <w:p>
-      <w:pPr>
-        <w:widowControl/>
-        <w:wordWrap/>
-        <w:autoSpaceDE/>
-        <w:autoSpaceDN/>
-        <w:ind w:firstLine="800"/>
-      </w:pPr>
-      <w:r>
-        <w:t xml:space="preserve">unsigned </w:t>
-      </w:r>
-      <w:proofErr w:type="gramStart"/>
-      <w:r>
-        <w:t>char  size</w:t>
-      </w:r>
-      <w:proofErr w:type="gramEnd"/>
-      <w:r>
-        <w:t>;</w:t>
-      </w:r>
-    </w:p>
-    <w:p>
-      <w:pPr>
-        <w:widowControl/>
-        <w:wordWrap/>
-        <w:autoSpaceDE/>
-        <w:autoSpaceDN/>
-      </w:pPr>
-      <w:r>
-        <w:tab/>
-      </w:r>
-      <w:proofErr w:type="gramStart"/>
-      <w:r>
-        <w:t>char  type</w:t>
-      </w:r>
-      <w:proofErr w:type="gramEnd"/>
-      <w:r>
-        <w:t>;</w:t>
-      </w:r>
-    </w:p>
-    <w:p>
-      <w:pPr>
-        <w:widowControl/>
-        <w:wordWrap/>
-        <w:autoSpaceDE/>
-        <w:autoSpaceDN/>
-        <w:ind w:firstLine="800"/>
-        <w:rPr>
-          <w:rFonts w:hint="eastAsia"/>
-        </w:rPr>
-      </w:pPr>
-      <w:r>
-        <w:rPr>
-          <w:rFonts w:hint="eastAsia"/>
-        </w:rPr>
-        <w:t xml:space="preserve">char </w:t>
-      </w:r>
-      <w:proofErr w:type="gramStart"/>
-      <w:r>
-        <w:rPr>
-          <w:rFonts w:hint="eastAsia"/>
-        </w:rPr>
-        <w:t>name[</w:t>
-      </w:r>
-      <w:proofErr w:type="gramEnd"/>
-      <w:r>
-        <w:rPr>
-          <w:rFonts w:hint="eastAsia"/>
-        </w:rPr>
-        <w:t>NAME_SIZE]</w:t>
-      </w:r>
-    </w:p>
-    <w:p>
-      <w:pPr>
-        <w:widowControl/>
-        <w:wordWrap/>
-        <w:autoSpaceDE/>
-        <w:autoSpaceDN/>
-      </w:pPr>
-      <w:r>
-        <w:rPr>
-          <w:rFonts w:hint="eastAsia"/>
-        </w:rPr>
-        <w:t>}</w:t>
-      </w:r>
-    </w:p>
-    <w:p>
-      <w:pPr>
-        <w:widowControl/>
-        <w:wordWrap/>
-        <w:autoSpaceDE/>
-        <w:autoSpaceDN/>
-      </w:pPr>
-      <w:r>
-        <w:rPr>
-          <w:rFonts w:hint="eastAsia"/>
-        </w:rPr>
-        <w:t>S2C_</w:t>
-      </w:r>
-      <w:r>
-        <w:rPr>
-          <w:rFonts w:hint="eastAsia"/>
-        </w:rPr>
-        <w:t>Rank</w:t>
-      </w:r>
-      <w:r>
-        <w:rPr>
-          <w:rFonts w:hint="eastAsia"/>
-        </w:rPr>
-        <w:t>_</w:t>
-      </w:r>
-      <w:proofErr w:type="gramStart"/>
-      <w:r>
-        <w:rPr>
-          <w:rFonts w:hint="eastAsia"/>
-        </w:rPr>
-        <w:t>Packet</w:t>
-      </w:r>
-      <w:r>
-        <w:rPr>
-          <w:rFonts w:hint="eastAsia"/>
-        </w:rPr>
-        <w:t xml:space="preserve"> /</w:t>
-      </w:r>
-      <w:proofErr w:type="gramEnd"/>
-      <w:r>
-        <w:rPr>
-          <w:rFonts w:hint="eastAsia"/>
-        </w:rPr>
-        <w:t>/ 자기 자신에 대한 등수만 알기</w:t>
-      </w:r>
-    </w:p>
-    <w:p>
-      <w:pPr>
-        <w:widowControl/>
-        <w:wordWrap/>
-        <w:autoSpaceDE/>
-        <w:autoSpaceDN/>
-      </w:pPr>
-      <w:r>
-        <w:rPr>
-          <w:rFonts w:hint="eastAsia"/>
-        </w:rPr>
-        <w:t>{</w:t>
-      </w:r>
-    </w:p>
-    <w:p>
-      <w:pPr>
-        <w:widowControl/>
-        <w:wordWrap/>
-        <w:autoSpaceDE/>
-        <w:autoSpaceDN/>
-        <w:ind w:firstLine="800"/>
-      </w:pPr>
-      <w:r>
-        <w:t xml:space="preserve">unsigned </w:t>
-      </w:r>
-      <w:proofErr w:type="gramStart"/>
-      <w:r>
-        <w:t>char  size</w:t>
-      </w:r>
-      <w:proofErr w:type="gramEnd"/>
-      <w:r>
-        <w:t>;</w:t>
-      </w:r>
-    </w:p>
-    <w:p>
-      <w:pPr>
-        <w:widowControl/>
-        <w:wordWrap/>
-        <w:autoSpaceDE/>
-        <w:autoSpaceDN/>
-      </w:pPr>
-      <w:r>
-        <w:tab/>
-      </w:r>
-      <w:proofErr w:type="gramStart"/>
-      <w:r>
-        <w:t>char  type</w:t>
-      </w:r>
-      <w:proofErr w:type="gramEnd"/>
-      <w:r>
-        <w:t>;</w:t>
-      </w:r>
-    </w:p>
-    <w:p>
-      <w:pPr>
-        <w:widowControl/>
-        <w:wordWrap/>
-        <w:autoSpaceDE/>
-        <w:autoSpaceDN/>
-      </w:pPr>
-      <w:r>
-        <w:tab/>
-      </w:r>
-      <w:r>
-        <w:rPr>
-          <w:rFonts w:hint="eastAsia"/>
-        </w:rPr>
-        <w:t>char rank;</w:t>
-      </w:r>
-    </w:p>
-    <w:p>
-      <w:pPr>
-        <w:widowControl/>
-        <w:wordWrap/>
-        <w:autoSpaceDE/>
-        <w:autoSpaceDN/>
-      </w:pPr>
-      <w:r>
-        <w:rPr>
-          <w:rFonts w:hint="eastAsia"/>
-        </w:rPr>
-        <w:t>}</w:t>
-      </w:r>
-    </w:p>
-    <w:p>
-      <w:pPr>
-        <w:widowControl/>
-        <w:wordWrap/>
-        <w:autoSpaceDE/>
-        <w:autoSpaceDN/>
-      </w:pPr>
-      <w:r>
-        <w:rPr>
-          <w:rFonts w:hint="eastAsia"/>
-        </w:rPr>
-        <w:t>S2C_Finish_Packet</w:t>
-      </w:r>
-    </w:p>
-    <w:p>
-      <w:pPr>
-        <w:widowControl/>
-        <w:wordWrap/>
-        <w:autoSpaceDE/>
-        <w:autoSpaceDN/>
-      </w:pPr>
-      <w:r>
-        <w:rPr>
-          <w:rFonts w:hint="eastAsia"/>
-        </w:rPr>
-        <w:t>{</w:t>
-      </w:r>
-    </w:p>
-    <w:p>
-      <w:pPr>
-        <w:widowControl/>
-        <w:wordWrap/>
-        <w:autoSpaceDE/>
-        <w:autoSpaceDN/>
-        <w:ind w:firstLine="800"/>
-      </w:pPr>
-      <w:r>
-        <w:lastRenderedPageBreak/>
-        <w:t xml:space="preserve">unsigned </w:t>
-      </w:r>
-      <w:proofErr w:type="gramStart"/>
-      <w:r>
-        <w:t>char  size</w:t>
-      </w:r>
-      <w:proofErr w:type="gramEnd"/>
-      <w:r>
-        <w:t>;</w:t>
-      </w:r>
-    </w:p>
-    <w:p>
-      <w:pPr>
-        <w:widowControl/>
-        <w:wordWrap/>
-        <w:autoSpaceDE/>
-        <w:autoSpaceDN/>
-      </w:pPr>
-      <w:r>
-        <w:tab/>
-      </w:r>
-      <w:proofErr w:type="gramStart"/>
-      <w:r>
-        <w:t>char  type</w:t>
-      </w:r>
-      <w:proofErr w:type="gramEnd"/>
-      <w:r>
-        <w:t>;</w:t>
-      </w:r>
-    </w:p>
-    <w:p>
-      <w:pPr>
-        <w:widowControl/>
-        <w:wordWrap/>
-        <w:autoSpaceDE/>
-        <w:autoSpaceDN/>
-      </w:pPr>
-      <w:r>
-        <w:tab/>
-      </w:r>
-      <w:r>
-        <w:rPr>
-          <w:rFonts w:hint="eastAsia"/>
-        </w:rPr>
-        <w:t>char[3] rank</w:t>
-      </w:r>
-      <w:proofErr w:type="gramStart"/>
-      <w:r>
-        <w:rPr>
-          <w:rFonts w:hint="eastAsia"/>
-        </w:rPr>
-        <w:t>; /</w:t>
-      </w:r>
-      <w:proofErr w:type="gramEnd"/>
-      <w:r>
-        <w:rPr>
-          <w:rFonts w:hint="eastAsia"/>
-        </w:rPr>
-        <w:t>/ 배열에 저장된 순서대로 1,2,3 등</w:t>
-      </w:r>
-    </w:p>
-    <w:p>
-      <w:pPr>
-        <w:widowControl/>
-        <w:wordWrap/>
-        <w:autoSpaceDE/>
-        <w:autoSpaceDN/>
-      </w:pPr>
-      <w:r>
-        <w:rPr>
-          <w:rFonts w:hint="eastAsia"/>
-        </w:rPr>
-        <w:t>}</w:t>
-      </w:r>
     </w:p>
     <w:p>
       <w:pPr>
@@ -6234,9 +5843,6 @@
         <w:wordWrap/>
         <w:autoSpaceDE/>
         <w:autoSpaceDN/>
-        <w:rPr>
-          <w:rFonts w:hint="eastAsia"/>
-        </w:rPr>
       </w:pPr>
       <w:r>
         <w:rPr>
@@ -10012,7 +9618,7 @@
       </w:pPr>
     </w:p>
     <w:sectPr>
-      <w:footerReference w:type="default" r:id="rId13"/>
+      <w:footerReference w:type="default" r:id="rId16"/>
       <w:pgSz w:w="11906" w:h="16838"/>
       <w:pgMar w:top="1701" w:right="1440" w:bottom="1440" w:left="1440" w:header="397" w:footer="964" w:gutter="0"/>
       <w:cols w:space="425"/>
@@ -10023,7 +9629,7 @@
 </file>
 
 <file path=word/endnotes.xml><?xml version="1.0" encoding="utf-8"?>
-<w:endnotes xmlns:wpc="http://schemas.microsoft.com/office/word/2010/wordprocessingCanvas" xmlns:cx="http://schemas.microsoft.com/office/drawing/2014/chartex" xmlns:cx1="http://schemas.microsoft.com/office/drawing/2015/9/8/chartex" xmlns:cx2="http://schemas.microsoft.com/office/drawing/2015/10/21/chartex" xmlns:cx3="http://schemas.microsoft.com/office/drawing/2016/5/9/chartex" xmlns:cx4="http://schemas.microsoft.com/office/drawing/2016/5/10/chartex" xmlns:cx5="http://schemas.microsoft.com/office/drawing/2016/5/11/chartex" xmlns:cx6="http://schemas.microsoft.com/office/drawing/2016/5/12/chartex" xmlns:cx7="http://schemas.microsoft.com/office/drawing/2016/5/13/chartex" xmlns:cx8="http://schemas.microsoft.com/office/drawing/2016/5/14/chartex" xmlns:mc="http://schemas.openxmlformats.org/markup-compatibility/2006" xmlns:aink="http://schemas.microsoft.com/office/drawing/2016/ink" xmlns:am3d="http://schemas.microsoft.com/office/drawing/2017/model3d" xmlns:o="urn:schemas-microsoft-com:office:office" xmlns:oel="http://schemas.microsoft.com/office/2019/extlst" xmlns:r="http://schemas.openxmlformats.org/officeDocument/2006/relationships" xmlns:m="http://schemas.openxmlformats.org/officeDocument/2006/math" xmlns:v="urn:schemas-microsoft-com:vml" xmlns:wp14="http://schemas.microsoft.com/office/word/2010/wordprocessingDrawing" xmlns:wp="http://schemas.openxmlformats.org/drawingml/2006/wordprocessingDrawing" xmlns:w10="urn:schemas-microsoft-com:office:word" xmlns:w="http://schemas.openxmlformats.org/wordprocessingml/2006/main" xmlns:w14="http://schemas.microsoft.com/office/word/2010/wordml" xmlns:w15="http://schemas.microsoft.com/office/word/2012/wordml" xmlns:w16cex="http://schemas.microsoft.com/office/word/2018/wordml/cex" xmlns:w16cid="http://schemas.microsoft.com/office/word/2016/wordml/cid" xmlns:w16="http://schemas.microsoft.com/office/word/2018/wordml" xmlns:w16sdtdh="http://schemas.microsoft.com/office/word/2020/wordml/sdtdatahash" xmlns:w16se="http://schemas.microsoft.com/office/word/2015/wordml/symex" xmlns:wpg="http://schemas.microsoft.com/office/word/2010/wordprocessingGroup" xmlns:wpi="http://schemas.microsoft.com/office/word/2010/wordprocessingInk" xmlns:wne="http://schemas.microsoft.com/office/word/2006/wordml" xmlns:wps="http://schemas.microsoft.com/office/word/2010/wordprocessingShape" mc:Ignorable="w14 w15 w16se w16cid w16 w16cex w16sdtdh wp14">
+<w:endnotes xmlns:wpc="http://schemas.microsoft.com/office/word/2010/wordprocessingCanvas" xmlns:cx="http://schemas.microsoft.com/office/drawing/2014/chartex" xmlns:cx1="http://schemas.microsoft.com/office/drawing/2015/9/8/chartex" xmlns:cx2="http://schemas.microsoft.com/office/drawing/2015/10/21/chartex" xmlns:cx3="http://schemas.microsoft.com/office/drawing/2016/5/9/chartex" xmlns:cx4="http://schemas.microsoft.com/office/drawing/2016/5/10/chartex" xmlns:cx5="http://schemas.microsoft.com/office/drawing/2016/5/11/chartex" xmlns:cx6="http://schemas.microsoft.com/office/drawing/2016/5/12/chartex" xmlns:cx7="http://schemas.microsoft.com/office/drawing/2016/5/13/chartex" xmlns:cx8="http://schemas.microsoft.com/office/drawing/2016/5/14/chartex" xmlns:mc="http://schemas.openxmlformats.org/markup-compatibility/2006" xmlns:aink="http://schemas.microsoft.com/office/drawing/2016/ink" xmlns:am3d="http://schemas.microsoft.com/office/drawing/2017/model3d" xmlns:o="urn:schemas-microsoft-com:office:office" xmlns:oel="http://schemas.microsoft.com/office/2019/extlst" xmlns:r="http://schemas.openxmlformats.org/officeDocument/2006/relationships" xmlns:m="http://schemas.openxmlformats.org/officeDocument/2006/math" xmlns:v="urn:schemas-microsoft-com:vml" xmlns:wp14="http://schemas.microsoft.com/office/word/2010/wordprocessingDrawing" xmlns:wp="http://schemas.openxmlformats.org/drawingml/2006/wordprocessingDrawing" xmlns:w10="urn:schemas-microsoft-com:office:word" xmlns:w="http://schemas.openxmlformats.org/wordprocessingml/2006/main" xmlns:w14="http://schemas.microsoft.com/office/word/2010/wordml" xmlns:w15="http://schemas.microsoft.com/office/word/2012/wordml" xmlns:w16cex="http://schemas.microsoft.com/office/word/2018/wordml/cex" xmlns:w16cid="http://schemas.microsoft.com/office/word/2016/wordml/cid" xmlns:w16="http://schemas.microsoft.com/office/word/2018/wordml" xmlns:w16du="http://schemas.microsoft.com/office/word/2023/wordml/word16du" xmlns:w16sdtdh="http://schemas.microsoft.com/office/word/2020/wordml/sdtdatahash" xmlns:w16sdtfl="http://schemas.microsoft.com/office/word/2024/wordml/sdtformatlock" xmlns:w16se="http://schemas.microsoft.com/office/word/2015/wordml/symex" xmlns:wpg="http://schemas.microsoft.com/office/word/2010/wordprocessingGroup" xmlns:wpi="http://schemas.microsoft.com/office/word/2010/wordprocessingInk" xmlns:wne="http://schemas.microsoft.com/office/word/2006/wordml" xmlns:wps="http://schemas.microsoft.com/office/word/2010/wordprocessingShape" mc:Ignorable="w14 w15 w16se w16cid w16 w16cex w16sdtdh w16sdtfl w16du wp14">
   <w:endnote w:type="separator" w:id="-1">
     <w:p>
       <w:pPr>
@@ -10048,7 +9654,7 @@
 </file>
 
 <file path=word/footer1.xml><?xml version="1.0" encoding="utf-8"?>
-<w:ftr xmlns:wpc="http://schemas.microsoft.com/office/word/2010/wordprocessingCanvas" xmlns:cx="http://schemas.microsoft.com/office/drawing/2014/chartex" xmlns:cx1="http://schemas.microsoft.com/office/drawing/2015/9/8/chartex" xmlns:cx2="http://schemas.microsoft.com/office/drawing/2015/10/21/chartex" xmlns:cx3="http://schemas.microsoft.com/office/drawing/2016/5/9/chartex" xmlns:cx4="http://schemas.microsoft.com/office/drawing/2016/5/10/chartex" xmlns:cx5="http://schemas.microsoft.com/office/drawing/2016/5/11/chartex" xmlns:cx6="http://schemas.microsoft.com/office/drawing/2016/5/12/chartex" xmlns:cx7="http://schemas.microsoft.com/office/drawing/2016/5/13/chartex" xmlns:cx8="http://schemas.microsoft.com/office/drawing/2016/5/14/chartex" xmlns:mc="http://schemas.openxmlformats.org/markup-compatibility/2006" xmlns:aink="http://schemas.microsoft.com/office/drawing/2016/ink" xmlns:am3d="http://schemas.microsoft.com/office/drawing/2017/model3d" xmlns:o="urn:schemas-microsoft-com:office:office" xmlns:oel="http://schemas.microsoft.com/office/2019/extlst" xmlns:r="http://schemas.openxmlformats.org/officeDocument/2006/relationships" xmlns:m="http://schemas.openxmlformats.org/officeDocument/2006/math" xmlns:v="urn:schemas-microsoft-com:vml" xmlns:wp14="http://schemas.microsoft.com/office/word/2010/wordprocessingDrawing" xmlns:wp="http://schemas.openxmlformats.org/drawingml/2006/wordprocessingDrawing" xmlns:w10="urn:schemas-microsoft-com:office:word" xmlns:w="http://schemas.openxmlformats.org/wordprocessingml/2006/main" xmlns:w14="http://schemas.microsoft.com/office/word/2010/wordml" xmlns:w15="http://schemas.microsoft.com/office/word/2012/wordml" xmlns:w16cex="http://schemas.microsoft.com/office/word/2018/wordml/cex" xmlns:w16cid="http://schemas.microsoft.com/office/word/2016/wordml/cid" xmlns:w16="http://schemas.microsoft.com/office/word/2018/wordml" xmlns:w16sdtdh="http://schemas.microsoft.com/office/word/2020/wordml/sdtdatahash" xmlns:w16se="http://schemas.microsoft.com/office/word/2015/wordml/symex" xmlns:wpg="http://schemas.microsoft.com/office/word/2010/wordprocessingGroup" xmlns:wpi="http://schemas.microsoft.com/office/word/2010/wordprocessingInk" xmlns:wne="http://schemas.microsoft.com/office/word/2006/wordml" xmlns:wps="http://schemas.microsoft.com/office/word/2010/wordprocessingShape" mc:Ignorable="w14 w15 w16se w16cid w16 w16cex w16sdtdh wp14">
+<w:ftr xmlns:wpc="http://schemas.microsoft.com/office/word/2010/wordprocessingCanvas" xmlns:cx="http://schemas.microsoft.com/office/drawing/2014/chartex" xmlns:cx1="http://schemas.microsoft.com/office/drawing/2015/9/8/chartex" xmlns:cx2="http://schemas.microsoft.com/office/drawing/2015/10/21/chartex" xmlns:cx3="http://schemas.microsoft.com/office/drawing/2016/5/9/chartex" xmlns:cx4="http://schemas.microsoft.com/office/drawing/2016/5/10/chartex" xmlns:cx5="http://schemas.microsoft.com/office/drawing/2016/5/11/chartex" xmlns:cx6="http://schemas.microsoft.com/office/drawing/2016/5/12/chartex" xmlns:cx7="http://schemas.microsoft.com/office/drawing/2016/5/13/chartex" xmlns:cx8="http://schemas.microsoft.com/office/drawing/2016/5/14/chartex" xmlns:mc="http://schemas.openxmlformats.org/markup-compatibility/2006" xmlns:aink="http://schemas.microsoft.com/office/drawing/2016/ink" xmlns:am3d="http://schemas.microsoft.com/office/drawing/2017/model3d" xmlns:o="urn:schemas-microsoft-com:office:office" xmlns:oel="http://schemas.microsoft.com/office/2019/extlst" xmlns:r="http://schemas.openxmlformats.org/officeDocument/2006/relationships" xmlns:m="http://schemas.openxmlformats.org/officeDocument/2006/math" xmlns:v="urn:schemas-microsoft-com:vml" xmlns:wp14="http://schemas.microsoft.com/office/word/2010/wordprocessingDrawing" xmlns:wp="http://schemas.openxmlformats.org/drawingml/2006/wordprocessingDrawing" xmlns:w10="urn:schemas-microsoft-com:office:word" xmlns:w="http://schemas.openxmlformats.org/wordprocessingml/2006/main" xmlns:w14="http://schemas.microsoft.com/office/word/2010/wordml" xmlns:w15="http://schemas.microsoft.com/office/word/2012/wordml" xmlns:w16cex="http://schemas.microsoft.com/office/word/2018/wordml/cex" xmlns:w16cid="http://schemas.microsoft.com/office/word/2016/wordml/cid" xmlns:w16="http://schemas.microsoft.com/office/word/2018/wordml" xmlns:w16du="http://schemas.microsoft.com/office/word/2023/wordml/word16du" xmlns:w16sdtdh="http://schemas.microsoft.com/office/word/2020/wordml/sdtdatahash" xmlns:w16sdtfl="http://schemas.microsoft.com/office/word/2024/wordml/sdtformatlock" xmlns:w16se="http://schemas.microsoft.com/office/word/2015/wordml/symex" xmlns:wpg="http://schemas.microsoft.com/office/word/2010/wordprocessingGroup" xmlns:wpi="http://schemas.microsoft.com/office/word/2010/wordprocessingInk" xmlns:wne="http://schemas.microsoft.com/office/word/2006/wordml" xmlns:wps="http://schemas.microsoft.com/office/word/2010/wordprocessingShape" mc:Ignorable="w14 w15 w16se w16cid w16 w16cex w16sdtdh w16sdtfl w16du wp14">
   <w:sdt>
     <w:sdtPr>
       <w:id w:val="-2137015131"/>
@@ -10093,7 +9699,7 @@
 </file>
 
 <file path=word/footnotes.xml><?xml version="1.0" encoding="utf-8"?>
-<w:footnotes xmlns:wpc="http://schemas.microsoft.com/office/word/2010/wordprocessingCanvas" xmlns:cx="http://schemas.microsoft.com/office/drawing/2014/chartex" xmlns:cx1="http://schemas.microsoft.com/office/drawing/2015/9/8/chartex" xmlns:cx2="http://schemas.microsoft.com/office/drawing/2015/10/21/chartex" xmlns:cx3="http://schemas.microsoft.com/office/drawing/2016/5/9/chartex" xmlns:cx4="http://schemas.microsoft.com/office/drawing/2016/5/10/chartex" xmlns:cx5="http://schemas.microsoft.com/office/drawing/2016/5/11/chartex" xmlns:cx6="http://schemas.microsoft.com/office/drawing/2016/5/12/chartex" xmlns:cx7="http://schemas.microsoft.com/office/drawing/2016/5/13/chartex" xmlns:cx8="http://schemas.microsoft.com/office/drawing/2016/5/14/chartex" xmlns:mc="http://schemas.openxmlformats.org/markup-compatibility/2006" xmlns:aink="http://schemas.microsoft.com/office/drawing/2016/ink" xmlns:am3d="http://schemas.microsoft.com/office/drawing/2017/model3d" xmlns:o="urn:schemas-microsoft-com:office:office" xmlns:oel="http://schemas.microsoft.com/office/2019/extlst" xmlns:r="http://schemas.openxmlformats.org/officeDocument/2006/relationships" xmlns:m="http://schemas.openxmlformats.org/officeDocument/2006/math" xmlns:v="urn:schemas-microsoft-com:vml" xmlns:wp14="http://schemas.microsoft.com/office/word/2010/wordprocessingDrawing" xmlns:wp="http://schemas.openxmlformats.org/drawingml/2006/wordprocessingDrawing" xmlns:w10="urn:schemas-microsoft-com:office:word" xmlns:w="http://schemas.openxmlformats.org/wordprocessingml/2006/main" xmlns:w14="http://schemas.microsoft.com/office/word/2010/wordml" xmlns:w15="http://schemas.microsoft.com/office/word/2012/wordml" xmlns:w16cex="http://schemas.microsoft.com/office/word/2018/wordml/cex" xmlns:w16cid="http://schemas.microsoft.com/office/word/2016/wordml/cid" xmlns:w16="http://schemas.microsoft.com/office/word/2018/wordml" xmlns:w16sdtdh="http://schemas.microsoft.com/office/word/2020/wordml/sdtdatahash" xmlns:w16se="http://schemas.microsoft.com/office/word/2015/wordml/symex" xmlns:wpg="http://schemas.microsoft.com/office/word/2010/wordprocessingGroup" xmlns:wpi="http://schemas.microsoft.com/office/word/2010/wordprocessingInk" xmlns:wne="http://schemas.microsoft.com/office/word/2006/wordml" xmlns:wps="http://schemas.microsoft.com/office/word/2010/wordprocessingShape" mc:Ignorable="w14 w15 w16se w16cid w16 w16cex w16sdtdh wp14">
+<w:footnotes xmlns:wpc="http://schemas.microsoft.com/office/word/2010/wordprocessingCanvas" xmlns:cx="http://schemas.microsoft.com/office/drawing/2014/chartex" xmlns:cx1="http://schemas.microsoft.com/office/drawing/2015/9/8/chartex" xmlns:cx2="http://schemas.microsoft.com/office/drawing/2015/10/21/chartex" xmlns:cx3="http://schemas.microsoft.com/office/drawing/2016/5/9/chartex" xmlns:cx4="http://schemas.microsoft.com/office/drawing/2016/5/10/chartex" xmlns:cx5="http://schemas.microsoft.com/office/drawing/2016/5/11/chartex" xmlns:cx6="http://schemas.microsoft.com/office/drawing/2016/5/12/chartex" xmlns:cx7="http://schemas.microsoft.com/office/drawing/2016/5/13/chartex" xmlns:cx8="http://schemas.microsoft.com/office/drawing/2016/5/14/chartex" xmlns:mc="http://schemas.openxmlformats.org/markup-compatibility/2006" xmlns:aink="http://schemas.microsoft.com/office/drawing/2016/ink" xmlns:am3d="http://schemas.microsoft.com/office/drawing/2017/model3d" xmlns:o="urn:schemas-microsoft-com:office:office" xmlns:oel="http://schemas.microsoft.com/office/2019/extlst" xmlns:r="http://schemas.openxmlformats.org/officeDocument/2006/relationships" xmlns:m="http://schemas.openxmlformats.org/officeDocument/2006/math" xmlns:v="urn:schemas-microsoft-com:vml" xmlns:wp14="http://schemas.microsoft.com/office/word/2010/wordprocessingDrawing" xmlns:wp="http://schemas.openxmlformats.org/drawingml/2006/wordprocessingDrawing" xmlns:w10="urn:schemas-microsoft-com:office:word" xmlns:w="http://schemas.openxmlformats.org/wordprocessingml/2006/main" xmlns:w14="http://schemas.microsoft.com/office/word/2010/wordml" xmlns:w15="http://schemas.microsoft.com/office/word/2012/wordml" xmlns:w16cex="http://schemas.microsoft.com/office/word/2018/wordml/cex" xmlns:w16cid="http://schemas.microsoft.com/office/word/2016/wordml/cid" xmlns:w16="http://schemas.microsoft.com/office/word/2018/wordml" xmlns:w16du="http://schemas.microsoft.com/office/word/2023/wordml/word16du" xmlns:w16sdtdh="http://schemas.microsoft.com/office/word/2020/wordml/sdtdatahash" xmlns:w16sdtfl="http://schemas.microsoft.com/office/word/2024/wordml/sdtformatlock" xmlns:w16se="http://schemas.microsoft.com/office/word/2015/wordml/symex" xmlns:wpg="http://schemas.microsoft.com/office/word/2010/wordprocessingGroup" xmlns:wpi="http://schemas.microsoft.com/office/word/2010/wordprocessingInk" xmlns:wne="http://schemas.microsoft.com/office/word/2006/wordml" xmlns:wps="http://schemas.microsoft.com/office/word/2010/wordprocessingShape" mc:Ignorable="w14 w15 w16se w16cid w16 w16cex w16sdtdh w16sdtfl w16du wp14">
   <w:footnote w:type="separator" w:id="-1">
     <w:p>
       <w:pPr>
@@ -10118,8 +9724,97 @@
 </file>
 
 <file path=word/numbering.xml><?xml version="1.0" encoding="utf-8"?>
-<w:numbering xmlns:wpc="http://schemas.microsoft.com/office/word/2010/wordprocessingCanvas" xmlns:cx="http://schemas.microsoft.com/office/drawing/2014/chartex" xmlns:cx1="http://schemas.microsoft.com/office/drawing/2015/9/8/chartex" xmlns:cx2="http://schemas.microsoft.com/office/drawing/2015/10/21/chartex" xmlns:cx3="http://schemas.microsoft.com/office/drawing/2016/5/9/chartex" xmlns:cx4="http://schemas.microsoft.com/office/drawing/2016/5/10/chartex" xmlns:cx5="http://schemas.microsoft.com/office/drawing/2016/5/11/chartex" xmlns:cx6="http://schemas.microsoft.com/office/drawing/2016/5/12/chartex" xmlns:cx7="http://schemas.microsoft.com/office/drawing/2016/5/13/chartex" xmlns:cx8="http://schemas.microsoft.com/office/drawing/2016/5/14/chartex" xmlns:mc="http://schemas.openxmlformats.org/markup-compatibility/2006" xmlns:aink="http://schemas.microsoft.com/office/drawing/2016/ink" xmlns:am3d="http://schemas.microsoft.com/office/drawing/2017/model3d" xmlns:o="urn:schemas-microsoft-com:office:office" xmlns:oel="http://schemas.microsoft.com/office/2019/extlst" xmlns:r="http://schemas.openxmlformats.org/officeDocument/2006/relationships" xmlns:m="http://schemas.openxmlformats.org/officeDocument/2006/math" xmlns:v="urn:schemas-microsoft-com:vml" xmlns:wp14="http://schemas.microsoft.com/office/word/2010/wordprocessingDrawing" xmlns:wp="http://schemas.openxmlformats.org/drawingml/2006/wordprocessingDrawing" xmlns:w10="urn:schemas-microsoft-com:office:word" xmlns:w="http://schemas.openxmlformats.org/wordprocessingml/2006/main" xmlns:w14="http://schemas.microsoft.com/office/word/2010/wordml" xmlns:w15="http://schemas.microsoft.com/office/word/2012/wordml" xmlns:w16cex="http://schemas.microsoft.com/office/word/2018/wordml/cex" xmlns:w16cid="http://schemas.microsoft.com/office/word/2016/wordml/cid" xmlns:w16="http://schemas.microsoft.com/office/word/2018/wordml" xmlns:w16sdtdh="http://schemas.microsoft.com/office/word/2020/wordml/sdtdatahash" xmlns:w16se="http://schemas.microsoft.com/office/word/2015/wordml/symex" xmlns:wpg="http://schemas.microsoft.com/office/word/2010/wordprocessingGroup" xmlns:wpi="http://schemas.microsoft.com/office/word/2010/wordprocessingInk" xmlns:wne="http://schemas.microsoft.com/office/word/2006/wordml" xmlns:wps="http://schemas.microsoft.com/office/word/2010/wordprocessingShape" mc:Ignorable="w14 w15 w16se w16cid w16 w16cex w16sdtdh wp14">
+<w:numbering xmlns:wpc="http://schemas.microsoft.com/office/word/2010/wordprocessingCanvas" xmlns:cx="http://schemas.microsoft.com/office/drawing/2014/chartex" xmlns:cx1="http://schemas.microsoft.com/office/drawing/2015/9/8/chartex" xmlns:cx2="http://schemas.microsoft.com/office/drawing/2015/10/21/chartex" xmlns:cx3="http://schemas.microsoft.com/office/drawing/2016/5/9/chartex" xmlns:cx4="http://schemas.microsoft.com/office/drawing/2016/5/10/chartex" xmlns:cx5="http://schemas.microsoft.com/office/drawing/2016/5/11/chartex" xmlns:cx6="http://schemas.microsoft.com/office/drawing/2016/5/12/chartex" xmlns:cx7="http://schemas.microsoft.com/office/drawing/2016/5/13/chartex" xmlns:cx8="http://schemas.microsoft.com/office/drawing/2016/5/14/chartex" xmlns:mc="http://schemas.openxmlformats.org/markup-compatibility/2006" xmlns:aink="http://schemas.microsoft.com/office/drawing/2016/ink" xmlns:am3d="http://schemas.microsoft.com/office/drawing/2017/model3d" xmlns:o="urn:schemas-microsoft-com:office:office" xmlns:oel="http://schemas.microsoft.com/office/2019/extlst" xmlns:r="http://schemas.openxmlformats.org/officeDocument/2006/relationships" xmlns:m="http://schemas.openxmlformats.org/officeDocument/2006/math" xmlns:v="urn:schemas-microsoft-com:vml" xmlns:wp14="http://schemas.microsoft.com/office/word/2010/wordprocessingDrawing" xmlns:wp="http://schemas.openxmlformats.org/drawingml/2006/wordprocessingDrawing" xmlns:w10="urn:schemas-microsoft-com:office:word" xmlns:w="http://schemas.openxmlformats.org/wordprocessingml/2006/main" xmlns:w14="http://schemas.microsoft.com/office/word/2010/wordml" xmlns:w15="http://schemas.microsoft.com/office/word/2012/wordml" xmlns:w16cex="http://schemas.microsoft.com/office/word/2018/wordml/cex" xmlns:w16cid="http://schemas.microsoft.com/office/word/2016/wordml/cid" xmlns:w16="http://schemas.microsoft.com/office/word/2018/wordml" xmlns:w16du="http://schemas.microsoft.com/office/word/2023/wordml/word16du" xmlns:w16sdtdh="http://schemas.microsoft.com/office/word/2020/wordml/sdtdatahash" xmlns:w16sdtfl="http://schemas.microsoft.com/office/word/2024/wordml/sdtformatlock" xmlns:w16se="http://schemas.microsoft.com/office/word/2015/wordml/symex" xmlns:wpg="http://schemas.microsoft.com/office/word/2010/wordprocessingGroup" xmlns:wpi="http://schemas.microsoft.com/office/word/2010/wordprocessingInk" xmlns:wne="http://schemas.microsoft.com/office/word/2006/wordml" xmlns:wps="http://schemas.microsoft.com/office/word/2010/wordprocessingShape" mc:Ignorable="w14 w15 w16se w16cid w16 w16cex w16sdtdh w16sdtfl w16du wp14">
   <w:abstractNum w:abstractNumId="0" w15:restartNumberingAfterBreak="0">
+    <w:nsid w:val="03811FEC"/>
+    <w:multiLevelType w:val="hybridMultilevel"/>
+    <w:tmpl w:val="ABDA68EE"/>
+    <w:lvl w:ilvl="0" w:tplc="E0DE6672">
+      <w:start w:val="1"/>
+      <w:numFmt w:val="decimal"/>
+      <w:lvlText w:val="%1."/>
+      <w:lvlJc w:val="left"/>
+      <w:pPr>
+        <w:ind w:left="800" w:hanging="360"/>
+      </w:pPr>
+      <w:rPr>
+        <w:rFonts w:hint="default"/>
+      </w:rPr>
+    </w:lvl>
+    <w:lvl w:ilvl="1" w:tplc="04090019" w:tentative="1">
+      <w:start w:val="1"/>
+      <w:numFmt w:val="upperLetter"/>
+      <w:lvlText w:val="%2."/>
+      <w:lvlJc w:val="left"/>
+      <w:pPr>
+        <w:ind w:left="1320" w:hanging="440"/>
+      </w:pPr>
+    </w:lvl>
+    <w:lvl w:ilvl="2" w:tplc="0409001B" w:tentative="1">
+      <w:start w:val="1"/>
+      <w:numFmt w:val="lowerRoman"/>
+      <w:lvlText w:val="%3."/>
+      <w:lvlJc w:val="right"/>
+      <w:pPr>
+        <w:ind w:left="1760" w:hanging="440"/>
+      </w:pPr>
+    </w:lvl>
+    <w:lvl w:ilvl="3" w:tplc="0409000F" w:tentative="1">
+      <w:start w:val="1"/>
+      <w:numFmt w:val="decimal"/>
+      <w:lvlText w:val="%4."/>
+      <w:lvlJc w:val="left"/>
+      <w:pPr>
+        <w:ind w:left="2200" w:hanging="440"/>
+      </w:pPr>
+    </w:lvl>
+    <w:lvl w:ilvl="4" w:tplc="04090019" w:tentative="1">
+      <w:start w:val="1"/>
+      <w:numFmt w:val="upperLetter"/>
+      <w:lvlText w:val="%5."/>
+      <w:lvlJc w:val="left"/>
+      <w:pPr>
+        <w:ind w:left="2640" w:hanging="440"/>
+      </w:pPr>
+    </w:lvl>
+    <w:lvl w:ilvl="5" w:tplc="0409001B" w:tentative="1">
+      <w:start w:val="1"/>
+      <w:numFmt w:val="lowerRoman"/>
+      <w:lvlText w:val="%6."/>
+      <w:lvlJc w:val="right"/>
+      <w:pPr>
+        <w:ind w:left="3080" w:hanging="440"/>
+      </w:pPr>
+    </w:lvl>
+    <w:lvl w:ilvl="6" w:tplc="0409000F" w:tentative="1">
+      <w:start w:val="1"/>
+      <w:numFmt w:val="decimal"/>
+      <w:lvlText w:val="%7."/>
+      <w:lvlJc w:val="left"/>
+      <w:pPr>
+        <w:ind w:left="3520" w:hanging="440"/>
+      </w:pPr>
+    </w:lvl>
+    <w:lvl w:ilvl="7" w:tplc="04090019" w:tentative="1">
+      <w:start w:val="1"/>
+      <w:numFmt w:val="upperLetter"/>
+      <w:lvlText w:val="%8."/>
+      <w:lvlJc w:val="left"/>
+      <w:pPr>
+        <w:ind w:left="3960" w:hanging="440"/>
+      </w:pPr>
+    </w:lvl>
+    <w:lvl w:ilvl="8" w:tplc="0409001B" w:tentative="1">
+      <w:start w:val="1"/>
+      <w:numFmt w:val="lowerRoman"/>
+      <w:lvlText w:val="%9."/>
+      <w:lvlJc w:val="right"/>
+      <w:pPr>
+        <w:ind w:left="4400" w:hanging="440"/>
+      </w:pPr>
+    </w:lvl>
+  </w:abstractNum>
+  <w:abstractNum w:abstractNumId="1" w15:restartNumberingAfterBreak="0">
     <w:nsid w:val="09455025"/>
     <w:multiLevelType w:val="hybridMultilevel"/>
     <w:tmpl w:val="48400D1A"/>
@@ -10208,7 +9903,7 @@
       </w:pPr>
     </w:lvl>
   </w:abstractNum>
-  <w:abstractNum w:abstractNumId="1" w15:restartNumberingAfterBreak="0">
+  <w:abstractNum w:abstractNumId="2" w15:restartNumberingAfterBreak="0">
     <w:nsid w:val="0A157D83"/>
     <w:multiLevelType w:val="hybridMultilevel"/>
     <w:tmpl w:val="A75ACE3A"/>
@@ -10320,7 +10015,7 @@
       </w:rPr>
     </w:lvl>
   </w:abstractNum>
-  <w:abstractNum w:abstractNumId="2" w15:restartNumberingAfterBreak="0">
+  <w:abstractNum w:abstractNumId="3" w15:restartNumberingAfterBreak="0">
     <w:nsid w:val="0BC40CBD"/>
     <w:multiLevelType w:val="hybridMultilevel"/>
     <w:tmpl w:val="E048E60E"/>
@@ -10432,7 +10127,7 @@
       </w:rPr>
     </w:lvl>
   </w:abstractNum>
-  <w:abstractNum w:abstractNumId="3" w15:restartNumberingAfterBreak="0">
+  <w:abstractNum w:abstractNumId="4" w15:restartNumberingAfterBreak="0">
     <w:nsid w:val="0CD04668"/>
     <w:multiLevelType w:val="hybridMultilevel"/>
     <w:tmpl w:val="AE22F0D2"/>
@@ -10544,7 +10239,7 @@
       </w:rPr>
     </w:lvl>
   </w:abstractNum>
-  <w:abstractNum w:abstractNumId="4" w15:restartNumberingAfterBreak="0">
+  <w:abstractNum w:abstractNumId="5" w15:restartNumberingAfterBreak="0">
     <w:nsid w:val="0D150649"/>
     <w:multiLevelType w:val="multilevel"/>
     <w:tmpl w:val="7FF0BCB0"/>
@@ -10657,7 +10352,7 @@
       </w:pPr>
     </w:lvl>
   </w:abstractNum>
-  <w:abstractNum w:abstractNumId="5" w15:restartNumberingAfterBreak="0">
+  <w:abstractNum w:abstractNumId="6" w15:restartNumberingAfterBreak="0">
     <w:nsid w:val="0E411079"/>
     <w:multiLevelType w:val="hybridMultilevel"/>
     <w:tmpl w:val="DEE0C2CC"/>
@@ -10746,7 +10441,7 @@
       </w:pPr>
     </w:lvl>
   </w:abstractNum>
-  <w:abstractNum w:abstractNumId="6" w15:restartNumberingAfterBreak="0">
+  <w:abstractNum w:abstractNumId="7" w15:restartNumberingAfterBreak="0">
     <w:nsid w:val="0EE47D00"/>
     <w:multiLevelType w:val="hybridMultilevel"/>
     <w:tmpl w:val="939EBA94"/>
@@ -10857,7 +10552,7 @@
       </w:rPr>
     </w:lvl>
   </w:abstractNum>
-  <w:abstractNum w:abstractNumId="7" w15:restartNumberingAfterBreak="0">
+  <w:abstractNum w:abstractNumId="8" w15:restartNumberingAfterBreak="0">
     <w:nsid w:val="0FC52817"/>
     <w:multiLevelType w:val="hybridMultilevel"/>
     <w:tmpl w:val="6680C558"/>
@@ -10970,7 +10665,7 @@
       </w:rPr>
     </w:lvl>
   </w:abstractNum>
-  <w:abstractNum w:abstractNumId="8" w15:restartNumberingAfterBreak="0">
+  <w:abstractNum w:abstractNumId="9" w15:restartNumberingAfterBreak="0">
     <w:nsid w:val="118C653F"/>
     <w:multiLevelType w:val="hybridMultilevel"/>
     <w:tmpl w:val="441EC088"/>
@@ -11083,7 +10778,7 @@
       </w:rPr>
     </w:lvl>
   </w:abstractNum>
-  <w:abstractNum w:abstractNumId="9" w15:restartNumberingAfterBreak="0">
+  <w:abstractNum w:abstractNumId="10" w15:restartNumberingAfterBreak="0">
     <w:nsid w:val="1997611D"/>
     <w:multiLevelType w:val="hybridMultilevel"/>
     <w:tmpl w:val="E80E0E04"/>
@@ -11195,7 +10890,7 @@
       </w:rPr>
     </w:lvl>
   </w:abstractNum>
-  <w:abstractNum w:abstractNumId="10" w15:restartNumberingAfterBreak="0">
+  <w:abstractNum w:abstractNumId="11" w15:restartNumberingAfterBreak="0">
     <w:nsid w:val="1FF07550"/>
     <w:multiLevelType w:val="hybridMultilevel"/>
     <w:tmpl w:val="C03C6A08"/>
@@ -11284,7 +10979,7 @@
       </w:pPr>
     </w:lvl>
   </w:abstractNum>
-  <w:abstractNum w:abstractNumId="11" w15:restartNumberingAfterBreak="0">
+  <w:abstractNum w:abstractNumId="12" w15:restartNumberingAfterBreak="0">
     <w:nsid w:val="20DD72DA"/>
     <w:multiLevelType w:val="hybridMultilevel"/>
     <w:tmpl w:val="356CD860"/>
@@ -11373,7 +11068,7 @@
       </w:pPr>
     </w:lvl>
   </w:abstractNum>
-  <w:abstractNum w:abstractNumId="12" w15:restartNumberingAfterBreak="0">
+  <w:abstractNum w:abstractNumId="13" w15:restartNumberingAfterBreak="0">
     <w:nsid w:val="22B068EB"/>
     <w:multiLevelType w:val="hybridMultilevel"/>
     <w:tmpl w:val="21C62ECC"/>
@@ -11486,7 +11181,7 @@
       </w:rPr>
     </w:lvl>
   </w:abstractNum>
-  <w:abstractNum w:abstractNumId="13" w15:restartNumberingAfterBreak="0">
+  <w:abstractNum w:abstractNumId="14" w15:restartNumberingAfterBreak="0">
     <w:nsid w:val="29D350D9"/>
     <w:multiLevelType w:val="hybridMultilevel"/>
     <w:tmpl w:val="534622CE"/>
@@ -11575,7 +11270,7 @@
       </w:pPr>
     </w:lvl>
   </w:abstractNum>
-  <w:abstractNum w:abstractNumId="14" w15:restartNumberingAfterBreak="0">
+  <w:abstractNum w:abstractNumId="15" w15:restartNumberingAfterBreak="0">
     <w:nsid w:val="2C544377"/>
     <w:multiLevelType w:val="hybridMultilevel"/>
     <w:tmpl w:val="985C8B98"/>
@@ -11687,7 +11382,7 @@
       </w:rPr>
     </w:lvl>
   </w:abstractNum>
-  <w:abstractNum w:abstractNumId="15" w15:restartNumberingAfterBreak="0">
+  <w:abstractNum w:abstractNumId="16" w15:restartNumberingAfterBreak="0">
     <w:nsid w:val="2C642AAE"/>
     <w:multiLevelType w:val="hybridMultilevel"/>
     <w:tmpl w:val="BDBEC0CC"/>
@@ -11799,7 +11494,7 @@
       </w:rPr>
     </w:lvl>
   </w:abstractNum>
-  <w:abstractNum w:abstractNumId="16" w15:restartNumberingAfterBreak="0">
+  <w:abstractNum w:abstractNumId="17" w15:restartNumberingAfterBreak="0">
     <w:nsid w:val="389B526B"/>
     <w:multiLevelType w:val="hybridMultilevel"/>
     <w:tmpl w:val="038A3AC6"/>
@@ -11888,7 +11583,96 @@
       </w:pPr>
     </w:lvl>
   </w:abstractNum>
-  <w:abstractNum w:abstractNumId="17" w15:restartNumberingAfterBreak="0">
+  <w:abstractNum w:abstractNumId="18" w15:restartNumberingAfterBreak="0">
+    <w:nsid w:val="395520E8"/>
+    <w:multiLevelType w:val="hybridMultilevel"/>
+    <w:tmpl w:val="D79AD7C8"/>
+    <w:lvl w:ilvl="0" w:tplc="374CEA44">
+      <w:start w:val="1"/>
+      <w:numFmt w:val="decimal"/>
+      <w:lvlText w:val="%1."/>
+      <w:lvlJc w:val="left"/>
+      <w:pPr>
+        <w:ind w:left="800" w:hanging="360"/>
+      </w:pPr>
+      <w:rPr>
+        <w:rFonts w:hint="default"/>
+      </w:rPr>
+    </w:lvl>
+    <w:lvl w:ilvl="1" w:tplc="04090019" w:tentative="1">
+      <w:start w:val="1"/>
+      <w:numFmt w:val="upperLetter"/>
+      <w:lvlText w:val="%2."/>
+      <w:lvlJc w:val="left"/>
+      <w:pPr>
+        <w:ind w:left="1320" w:hanging="440"/>
+      </w:pPr>
+    </w:lvl>
+    <w:lvl w:ilvl="2" w:tplc="0409001B" w:tentative="1">
+      <w:start w:val="1"/>
+      <w:numFmt w:val="lowerRoman"/>
+      <w:lvlText w:val="%3."/>
+      <w:lvlJc w:val="right"/>
+      <w:pPr>
+        <w:ind w:left="1760" w:hanging="440"/>
+      </w:pPr>
+    </w:lvl>
+    <w:lvl w:ilvl="3" w:tplc="0409000F" w:tentative="1">
+      <w:start w:val="1"/>
+      <w:numFmt w:val="decimal"/>
+      <w:lvlText w:val="%4."/>
+      <w:lvlJc w:val="left"/>
+      <w:pPr>
+        <w:ind w:left="2200" w:hanging="440"/>
+      </w:pPr>
+    </w:lvl>
+    <w:lvl w:ilvl="4" w:tplc="04090019" w:tentative="1">
+      <w:start w:val="1"/>
+      <w:numFmt w:val="upperLetter"/>
+      <w:lvlText w:val="%5."/>
+      <w:lvlJc w:val="left"/>
+      <w:pPr>
+        <w:ind w:left="2640" w:hanging="440"/>
+      </w:pPr>
+    </w:lvl>
+    <w:lvl w:ilvl="5" w:tplc="0409001B" w:tentative="1">
+      <w:start w:val="1"/>
+      <w:numFmt w:val="lowerRoman"/>
+      <w:lvlText w:val="%6."/>
+      <w:lvlJc w:val="right"/>
+      <w:pPr>
+        <w:ind w:left="3080" w:hanging="440"/>
+      </w:pPr>
+    </w:lvl>
+    <w:lvl w:ilvl="6" w:tplc="0409000F" w:tentative="1">
+      <w:start w:val="1"/>
+      <w:numFmt w:val="decimal"/>
+      <w:lvlText w:val="%7."/>
+      <w:lvlJc w:val="left"/>
+      <w:pPr>
+        <w:ind w:left="3520" w:hanging="440"/>
+      </w:pPr>
+    </w:lvl>
+    <w:lvl w:ilvl="7" w:tplc="04090019" w:tentative="1">
+      <w:start w:val="1"/>
+      <w:numFmt w:val="upperLetter"/>
+      <w:lvlText w:val="%8."/>
+      <w:lvlJc w:val="left"/>
+      <w:pPr>
+        <w:ind w:left="3960" w:hanging="440"/>
+      </w:pPr>
+    </w:lvl>
+    <w:lvl w:ilvl="8" w:tplc="0409001B" w:tentative="1">
+      <w:start w:val="1"/>
+      <w:numFmt w:val="lowerRoman"/>
+      <w:lvlText w:val="%9."/>
+      <w:lvlJc w:val="right"/>
+      <w:pPr>
+        <w:ind w:left="4400" w:hanging="440"/>
+      </w:pPr>
+    </w:lvl>
+  </w:abstractNum>
+  <w:abstractNum w:abstractNumId="19" w15:restartNumberingAfterBreak="0">
     <w:nsid w:val="3EE170EB"/>
     <w:multiLevelType w:val="hybridMultilevel"/>
     <w:tmpl w:val="BCC8D3AE"/>
@@ -12000,7 +11784,7 @@
       </w:rPr>
     </w:lvl>
   </w:abstractNum>
-  <w:abstractNum w:abstractNumId="18" w15:restartNumberingAfterBreak="0">
+  <w:abstractNum w:abstractNumId="20" w15:restartNumberingAfterBreak="0">
     <w:nsid w:val="41E77577"/>
     <w:multiLevelType w:val="hybridMultilevel"/>
     <w:tmpl w:val="3FDE9294"/>
@@ -12112,7 +11896,7 @@
       </w:rPr>
     </w:lvl>
   </w:abstractNum>
-  <w:abstractNum w:abstractNumId="19" w15:restartNumberingAfterBreak="0">
+  <w:abstractNum w:abstractNumId="21" w15:restartNumberingAfterBreak="0">
     <w:nsid w:val="44B6339E"/>
     <w:multiLevelType w:val="hybridMultilevel"/>
     <w:tmpl w:val="F980482A"/>
@@ -12225,7 +12009,7 @@
       </w:rPr>
     </w:lvl>
   </w:abstractNum>
-  <w:abstractNum w:abstractNumId="20" w15:restartNumberingAfterBreak="0">
+  <w:abstractNum w:abstractNumId="22" w15:restartNumberingAfterBreak="0">
     <w:nsid w:val="49377FBD"/>
     <w:multiLevelType w:val="hybridMultilevel"/>
     <w:tmpl w:val="013CD264"/>
@@ -12337,7 +12121,7 @@
       </w:rPr>
     </w:lvl>
   </w:abstractNum>
-  <w:abstractNum w:abstractNumId="21" w15:restartNumberingAfterBreak="0">
+  <w:abstractNum w:abstractNumId="23" w15:restartNumberingAfterBreak="0">
     <w:nsid w:val="4F180F6F"/>
     <w:multiLevelType w:val="hybridMultilevel"/>
     <w:tmpl w:val="93F82A5C"/>
@@ -12426,7 +12210,7 @@
       </w:pPr>
     </w:lvl>
   </w:abstractNum>
-  <w:abstractNum w:abstractNumId="22" w15:restartNumberingAfterBreak="0">
+  <w:abstractNum w:abstractNumId="24" w15:restartNumberingAfterBreak="0">
     <w:nsid w:val="52F0014A"/>
     <w:multiLevelType w:val="hybridMultilevel"/>
     <w:tmpl w:val="2F2AB3AA"/>
@@ -12539,7 +12323,7 @@
       </w:rPr>
     </w:lvl>
   </w:abstractNum>
-  <w:abstractNum w:abstractNumId="23" w15:restartNumberingAfterBreak="0">
+  <w:abstractNum w:abstractNumId="25" w15:restartNumberingAfterBreak="0">
     <w:nsid w:val="53F36118"/>
     <w:multiLevelType w:val="hybridMultilevel"/>
     <w:tmpl w:val="37E832C6"/>
@@ -12652,7 +12436,7 @@
       </w:rPr>
     </w:lvl>
   </w:abstractNum>
-  <w:abstractNum w:abstractNumId="24" w15:restartNumberingAfterBreak="0">
+  <w:abstractNum w:abstractNumId="26" w15:restartNumberingAfterBreak="0">
     <w:nsid w:val="54C72DF9"/>
     <w:multiLevelType w:val="hybridMultilevel"/>
     <w:tmpl w:val="BF42BDD8"/>
@@ -12765,7 +12549,96 @@
       </w:rPr>
     </w:lvl>
   </w:abstractNum>
-  <w:abstractNum w:abstractNumId="25" w15:restartNumberingAfterBreak="0">
+  <w:abstractNum w:abstractNumId="27" w15:restartNumberingAfterBreak="0">
+    <w:nsid w:val="54F456F9"/>
+    <w:multiLevelType w:val="hybridMultilevel"/>
+    <w:tmpl w:val="65EA1D54"/>
+    <w:lvl w:ilvl="0" w:tplc="AB3229BC">
+      <w:start w:val="1"/>
+      <w:numFmt w:val="decimal"/>
+      <w:lvlText w:val="%1."/>
+      <w:lvlJc w:val="left"/>
+      <w:pPr>
+        <w:ind w:left="800" w:hanging="360"/>
+      </w:pPr>
+      <w:rPr>
+        <w:rFonts w:hint="default"/>
+      </w:rPr>
+    </w:lvl>
+    <w:lvl w:ilvl="1" w:tplc="04090019">
+      <w:start w:val="1"/>
+      <w:numFmt w:val="upperLetter"/>
+      <w:lvlText w:val="%2."/>
+      <w:lvlJc w:val="left"/>
+      <w:pPr>
+        <w:ind w:left="1320" w:hanging="440"/>
+      </w:pPr>
+    </w:lvl>
+    <w:lvl w:ilvl="2" w:tplc="0409001B" w:tentative="1">
+      <w:start w:val="1"/>
+      <w:numFmt w:val="lowerRoman"/>
+      <w:lvlText w:val="%3."/>
+      <w:lvlJc w:val="right"/>
+      <w:pPr>
+        <w:ind w:left="1760" w:hanging="440"/>
+      </w:pPr>
+    </w:lvl>
+    <w:lvl w:ilvl="3" w:tplc="0409000F" w:tentative="1">
+      <w:start w:val="1"/>
+      <w:numFmt w:val="decimal"/>
+      <w:lvlText w:val="%4."/>
+      <w:lvlJc w:val="left"/>
+      <w:pPr>
+        <w:ind w:left="2200" w:hanging="440"/>
+      </w:pPr>
+    </w:lvl>
+    <w:lvl w:ilvl="4" w:tplc="04090019" w:tentative="1">
+      <w:start w:val="1"/>
+      <w:numFmt w:val="upperLetter"/>
+      <w:lvlText w:val="%5."/>
+      <w:lvlJc w:val="left"/>
+      <w:pPr>
+        <w:ind w:left="2640" w:hanging="440"/>
+      </w:pPr>
+    </w:lvl>
+    <w:lvl w:ilvl="5" w:tplc="0409001B" w:tentative="1">
+      <w:start w:val="1"/>
+      <w:numFmt w:val="lowerRoman"/>
+      <w:lvlText w:val="%6."/>
+      <w:lvlJc w:val="right"/>
+      <w:pPr>
+        <w:ind w:left="3080" w:hanging="440"/>
+      </w:pPr>
+    </w:lvl>
+    <w:lvl w:ilvl="6" w:tplc="0409000F" w:tentative="1">
+      <w:start w:val="1"/>
+      <w:numFmt w:val="decimal"/>
+      <w:lvlText w:val="%7."/>
+      <w:lvlJc w:val="left"/>
+      <w:pPr>
+        <w:ind w:left="3520" w:hanging="440"/>
+      </w:pPr>
+    </w:lvl>
+    <w:lvl w:ilvl="7" w:tplc="04090019" w:tentative="1">
+      <w:start w:val="1"/>
+      <w:numFmt w:val="upperLetter"/>
+      <w:lvlText w:val="%8."/>
+      <w:lvlJc w:val="left"/>
+      <w:pPr>
+        <w:ind w:left="3960" w:hanging="440"/>
+      </w:pPr>
+    </w:lvl>
+    <w:lvl w:ilvl="8" w:tplc="0409001B" w:tentative="1">
+      <w:start w:val="1"/>
+      <w:numFmt w:val="lowerRoman"/>
+      <w:lvlText w:val="%9."/>
+      <w:lvlJc w:val="right"/>
+      <w:pPr>
+        <w:ind w:left="4400" w:hanging="440"/>
+      </w:pPr>
+    </w:lvl>
+  </w:abstractNum>
+  <w:abstractNum w:abstractNumId="28" w15:restartNumberingAfterBreak="0">
     <w:nsid w:val="5D746711"/>
     <w:multiLevelType w:val="hybridMultilevel"/>
     <w:tmpl w:val="9CC0F8CA"/>
@@ -12877,7 +12750,7 @@
       </w:rPr>
     </w:lvl>
   </w:abstractNum>
-  <w:abstractNum w:abstractNumId="26" w15:restartNumberingAfterBreak="0">
+  <w:abstractNum w:abstractNumId="29" w15:restartNumberingAfterBreak="0">
     <w:nsid w:val="5F213CCD"/>
     <w:multiLevelType w:val="hybridMultilevel"/>
     <w:tmpl w:val="87C2C0A6"/>
@@ -12990,7 +12863,7 @@
       </w:rPr>
     </w:lvl>
   </w:abstractNum>
-  <w:abstractNum w:abstractNumId="27" w15:restartNumberingAfterBreak="0">
+  <w:abstractNum w:abstractNumId="30" w15:restartNumberingAfterBreak="0">
     <w:nsid w:val="5F8C4CB9"/>
     <w:multiLevelType w:val="hybridMultilevel"/>
     <w:tmpl w:val="B6F0BFFE"/>
@@ -13079,7 +12952,7 @@
       </w:pPr>
     </w:lvl>
   </w:abstractNum>
-  <w:abstractNum w:abstractNumId="28" w15:restartNumberingAfterBreak="0">
+  <w:abstractNum w:abstractNumId="31" w15:restartNumberingAfterBreak="0">
     <w:nsid w:val="6A5479B1"/>
     <w:multiLevelType w:val="hybridMultilevel"/>
     <w:tmpl w:val="7AD257A6"/>
@@ -13192,7 +13065,7 @@
       </w:rPr>
     </w:lvl>
   </w:abstractNum>
-  <w:abstractNum w:abstractNumId="29" w15:restartNumberingAfterBreak="0">
+  <w:abstractNum w:abstractNumId="32" w15:restartNumberingAfterBreak="0">
     <w:nsid w:val="70CE66E9"/>
     <w:multiLevelType w:val="hybridMultilevel"/>
     <w:tmpl w:val="AA4838BE"/>
@@ -13305,7 +13178,7 @@
       </w:rPr>
     </w:lvl>
   </w:abstractNum>
-  <w:abstractNum w:abstractNumId="30" w15:restartNumberingAfterBreak="0">
+  <w:abstractNum w:abstractNumId="33" w15:restartNumberingAfterBreak="0">
     <w:nsid w:val="72423199"/>
     <w:multiLevelType w:val="hybridMultilevel"/>
     <w:tmpl w:val="7C4ABCFE"/>
@@ -13418,7 +13291,7 @@
       </w:rPr>
     </w:lvl>
   </w:abstractNum>
-  <w:abstractNum w:abstractNumId="31" w15:restartNumberingAfterBreak="0">
+  <w:abstractNum w:abstractNumId="34" w15:restartNumberingAfterBreak="0">
     <w:nsid w:val="74DD0364"/>
     <w:multiLevelType w:val="hybridMultilevel"/>
     <w:tmpl w:val="E662CAA0"/>
@@ -13531,7 +13404,7 @@
       </w:rPr>
     </w:lvl>
   </w:abstractNum>
-  <w:abstractNum w:abstractNumId="32" w15:restartNumberingAfterBreak="0">
+  <w:abstractNum w:abstractNumId="35" w15:restartNumberingAfterBreak="0">
     <w:nsid w:val="7F361EC1"/>
     <w:multiLevelType w:val="hybridMultilevel"/>
     <w:tmpl w:val="FB9E6AA2"/>
@@ -13621,109 +13494,118 @@
     </w:lvl>
   </w:abstractNum>
   <w:num w:numId="1" w16cid:durableId="405882579">
+    <w:abstractNumId w:val="22"/>
+  </w:num>
+  <w:num w:numId="2" w16cid:durableId="1247494628">
+    <w:abstractNumId w:val="9"/>
+  </w:num>
+  <w:num w:numId="3" w16cid:durableId="933171544">
+    <w:abstractNumId w:val="34"/>
+  </w:num>
+  <w:num w:numId="4" w16cid:durableId="1987857871">
+    <w:abstractNumId w:val="2"/>
+  </w:num>
+  <w:num w:numId="5" w16cid:durableId="1437823454">
+    <w:abstractNumId w:val="30"/>
+  </w:num>
+  <w:num w:numId="6" w16cid:durableId="400836253">
+    <w:abstractNumId w:val="35"/>
+  </w:num>
+  <w:num w:numId="7" w16cid:durableId="749734018">
+    <w:abstractNumId w:val="14"/>
+  </w:num>
+  <w:num w:numId="8" w16cid:durableId="2004813195">
+    <w:abstractNumId w:val="11"/>
+  </w:num>
+  <w:num w:numId="9" w16cid:durableId="156919640">
+    <w:abstractNumId w:val="6"/>
+  </w:num>
+  <w:num w:numId="10" w16cid:durableId="294532521">
+    <w:abstractNumId w:val="23"/>
+  </w:num>
+  <w:num w:numId="11" w16cid:durableId="2131506476">
+    <w:abstractNumId w:val="12"/>
+  </w:num>
+  <w:num w:numId="12" w16cid:durableId="1722366546">
+    <w:abstractNumId w:val="1"/>
+  </w:num>
+  <w:num w:numId="13" w16cid:durableId="1805004876">
+    <w:abstractNumId w:val="17"/>
+  </w:num>
+  <w:num w:numId="14" w16cid:durableId="1845825582">
+    <w:abstractNumId w:val="26"/>
+  </w:num>
+  <w:num w:numId="15" w16cid:durableId="50815299">
+    <w:abstractNumId w:val="16"/>
+  </w:num>
+  <w:num w:numId="16" w16cid:durableId="2141068806">
+    <w:abstractNumId w:val="3"/>
+  </w:num>
+  <w:num w:numId="17" w16cid:durableId="1487744089">
+    <w:abstractNumId w:val="13"/>
+  </w:num>
+  <w:num w:numId="18" w16cid:durableId="1657538606">
+    <w:abstractNumId w:val="15"/>
+  </w:num>
+  <w:num w:numId="19" w16cid:durableId="1128161050">
+    <w:abstractNumId w:val="31"/>
+  </w:num>
+  <w:num w:numId="20" w16cid:durableId="957878167">
+    <w:abstractNumId w:val="7"/>
+  </w:num>
+  <w:num w:numId="21" w16cid:durableId="1820338365">
+    <w:abstractNumId w:val="4"/>
+  </w:num>
+  <w:num w:numId="22" w16cid:durableId="1332560538">
+    <w:abstractNumId w:val="21"/>
+  </w:num>
+  <w:num w:numId="23" w16cid:durableId="592125069">
+    <w:abstractNumId w:val="8"/>
+  </w:num>
+  <w:num w:numId="24" w16cid:durableId="1827939949">
+    <w:abstractNumId w:val="29"/>
+  </w:num>
+  <w:num w:numId="25" w16cid:durableId="664282069">
+    <w:abstractNumId w:val="25"/>
+  </w:num>
+  <w:num w:numId="26" w16cid:durableId="1031222928">
+    <w:abstractNumId w:val="33"/>
+  </w:num>
+  <w:num w:numId="27" w16cid:durableId="931205607">
+    <w:abstractNumId w:val="32"/>
+  </w:num>
+  <w:num w:numId="28" w16cid:durableId="1565214633">
+    <w:abstractNumId w:val="24"/>
+  </w:num>
+  <w:num w:numId="29" w16cid:durableId="1958563982">
+    <w:abstractNumId w:val="10"/>
+  </w:num>
+  <w:num w:numId="30" w16cid:durableId="1151679313">
     <w:abstractNumId w:val="20"/>
   </w:num>
-  <w:num w:numId="2" w16cid:durableId="1247494628">
-    <w:abstractNumId w:val="8"/>
+  <w:num w:numId="31" w16cid:durableId="2064599330">
+    <w:abstractNumId w:val="28"/>
   </w:num>
-  <w:num w:numId="3" w16cid:durableId="933171544">
-    <w:abstractNumId w:val="31"/>
+  <w:num w:numId="32" w16cid:durableId="866941131">
+    <w:abstractNumId w:val="19"/>
   </w:num>
-  <w:num w:numId="4" w16cid:durableId="1987857871">
-    <w:abstractNumId w:val="1"/>
+  <w:num w:numId="33" w16cid:durableId="388379851">
+    <w:abstractNumId w:val="5"/>
   </w:num>
-  <w:num w:numId="5" w16cid:durableId="1437823454">
+  <w:num w:numId="34" w16cid:durableId="1819808818">
+    <w:abstractNumId w:val="0"/>
+  </w:num>
+  <w:num w:numId="35" w16cid:durableId="444153581">
     <w:abstractNumId w:val="27"/>
   </w:num>
-  <w:num w:numId="6" w16cid:durableId="400836253">
-    <w:abstractNumId w:val="32"/>
-  </w:num>
-  <w:num w:numId="7" w16cid:durableId="749734018">
-    <w:abstractNumId w:val="13"/>
-  </w:num>
-  <w:num w:numId="8" w16cid:durableId="2004813195">
-    <w:abstractNumId w:val="10"/>
-  </w:num>
-  <w:num w:numId="9" w16cid:durableId="156919640">
-    <w:abstractNumId w:val="5"/>
-  </w:num>
-  <w:num w:numId="10" w16cid:durableId="294532521">
-    <w:abstractNumId w:val="21"/>
-  </w:num>
-  <w:num w:numId="11" w16cid:durableId="2131506476">
-    <w:abstractNumId w:val="11"/>
-  </w:num>
-  <w:num w:numId="12" w16cid:durableId="1722366546">
-    <w:abstractNumId w:val="0"/>
-  </w:num>
-  <w:num w:numId="13" w16cid:durableId="1805004876">
-    <w:abstractNumId w:val="16"/>
-  </w:num>
-  <w:num w:numId="14" w16cid:durableId="1845825582">
-    <w:abstractNumId w:val="24"/>
-  </w:num>
-  <w:num w:numId="15" w16cid:durableId="50815299">
-    <w:abstractNumId w:val="15"/>
-  </w:num>
-  <w:num w:numId="16" w16cid:durableId="2141068806">
-    <w:abstractNumId w:val="2"/>
-  </w:num>
-  <w:num w:numId="17" w16cid:durableId="1487744089">
-    <w:abstractNumId w:val="12"/>
-  </w:num>
-  <w:num w:numId="18" w16cid:durableId="1657538606">
-    <w:abstractNumId w:val="14"/>
-  </w:num>
-  <w:num w:numId="19" w16cid:durableId="1128161050">
-    <w:abstractNumId w:val="28"/>
-  </w:num>
-  <w:num w:numId="20" w16cid:durableId="957878167">
-    <w:abstractNumId w:val="6"/>
-  </w:num>
-  <w:num w:numId="21" w16cid:durableId="1820338365">
-    <w:abstractNumId w:val="3"/>
-  </w:num>
-  <w:num w:numId="22" w16cid:durableId="1332560538">
-    <w:abstractNumId w:val="19"/>
-  </w:num>
-  <w:num w:numId="23" w16cid:durableId="592125069">
-    <w:abstractNumId w:val="7"/>
-  </w:num>
-  <w:num w:numId="24" w16cid:durableId="1827939949">
-    <w:abstractNumId w:val="26"/>
-  </w:num>
-  <w:num w:numId="25" w16cid:durableId="664282069">
-    <w:abstractNumId w:val="23"/>
-  </w:num>
-  <w:num w:numId="26" w16cid:durableId="1031222928">
-    <w:abstractNumId w:val="30"/>
-  </w:num>
-  <w:num w:numId="27" w16cid:durableId="931205607">
-    <w:abstractNumId w:val="29"/>
-  </w:num>
-  <w:num w:numId="28" w16cid:durableId="1565214633">
-    <w:abstractNumId w:val="22"/>
-  </w:num>
-  <w:num w:numId="29" w16cid:durableId="1958563982">
-    <w:abstractNumId w:val="9"/>
-  </w:num>
-  <w:num w:numId="30" w16cid:durableId="1151679313">
+  <w:num w:numId="36" w16cid:durableId="1044644941">
     <w:abstractNumId w:val="18"/>
-  </w:num>
-  <w:num w:numId="31" w16cid:durableId="2064599330">
-    <w:abstractNumId w:val="25"/>
-  </w:num>
-  <w:num w:numId="32" w16cid:durableId="866941131">
-    <w:abstractNumId w:val="17"/>
-  </w:num>
-  <w:num w:numId="33" w16cid:durableId="388379851">
-    <w:abstractNumId w:val="4"/>
   </w:num>
 </w:numbering>
 </file>
 
 <file path=word/styles.xml><?xml version="1.0" encoding="utf-8"?>
-<w:styles xmlns:mc="http://schemas.openxmlformats.org/markup-compatibility/2006" xmlns:r="http://schemas.openxmlformats.org/officeDocument/2006/relationships" xmlns:w="http://schemas.openxmlformats.org/wordprocessingml/2006/main" xmlns:w14="http://schemas.microsoft.com/office/word/2010/wordml" xmlns:w15="http://schemas.microsoft.com/office/word/2012/wordml" xmlns:w16cex="http://schemas.microsoft.com/office/word/2018/wordml/cex" xmlns:w16cid="http://schemas.microsoft.com/office/word/2016/wordml/cid" xmlns:w16="http://schemas.microsoft.com/office/word/2018/wordml" xmlns:w16sdtdh="http://schemas.microsoft.com/office/word/2020/wordml/sdtdatahash" xmlns:w16se="http://schemas.microsoft.com/office/word/2015/wordml/symex" mc:Ignorable="w14 w15 w16se w16cid w16 w16cex w16sdtdh">
+<w:styles xmlns:mc="http://schemas.openxmlformats.org/markup-compatibility/2006" xmlns:r="http://schemas.openxmlformats.org/officeDocument/2006/relationships" xmlns:w="http://schemas.openxmlformats.org/wordprocessingml/2006/main" xmlns:w14="http://schemas.microsoft.com/office/word/2010/wordml" xmlns:w15="http://schemas.microsoft.com/office/word/2012/wordml" xmlns:w16cex="http://schemas.microsoft.com/office/word/2018/wordml/cex" xmlns:w16cid="http://schemas.microsoft.com/office/word/2016/wordml/cid" xmlns:w16="http://schemas.microsoft.com/office/word/2018/wordml" xmlns:w16du="http://schemas.microsoft.com/office/word/2023/wordml/word16du" xmlns:w16sdtdh="http://schemas.microsoft.com/office/word/2020/wordml/sdtdatahash" xmlns:w16sdtfl="http://schemas.microsoft.com/office/word/2024/wordml/sdtformatlock" xmlns:w16se="http://schemas.microsoft.com/office/word/2015/wordml/symex" mc:Ignorable="w14 w15 w16se w16cid w16 w16cex w16sdtdh w16sdtfl w16du">
   <w:docDefaults>
     <w:rPrDefault>
       <w:rPr>
@@ -14329,6 +14211,7 @@
   <w:style w:type="character" w:default="1" w:styleId="a0">
     <w:name w:val="Default Paragraph Font"/>
     <w:uiPriority w:val="1"/>
+    <w:semiHidden/>
     <w:unhideWhenUsed/>
   </w:style>
   <w:style w:type="table" w:default="1" w:styleId="a1">

--- a/넷겜플기획서.docx
+++ b/넷겜플기획서.docx
@@ -1,6 +1,6 @@
 
 <file path=word/document.xml><?xml version="1.0" encoding="utf-8"?>
-<w:document xmlns:wpc="http://schemas.microsoft.com/office/word/2010/wordprocessingCanvas" xmlns:cx="http://schemas.microsoft.com/office/drawing/2014/chartex" xmlns:cx1="http://schemas.microsoft.com/office/drawing/2015/9/8/chartex" xmlns:cx2="http://schemas.microsoft.com/office/drawing/2015/10/21/chartex" xmlns:cx3="http://schemas.microsoft.com/office/drawing/2016/5/9/chartex" xmlns:cx4="http://schemas.microsoft.com/office/drawing/2016/5/10/chartex" xmlns:cx5="http://schemas.microsoft.com/office/drawing/2016/5/11/chartex" xmlns:cx6="http://schemas.microsoft.com/office/drawing/2016/5/12/chartex" xmlns:cx7="http://schemas.microsoft.com/office/drawing/2016/5/13/chartex" xmlns:cx8="http://schemas.microsoft.com/office/drawing/2016/5/14/chartex" xmlns:mc="http://schemas.openxmlformats.org/markup-compatibility/2006" xmlns:aink="http://schemas.microsoft.com/office/drawing/2016/ink" xmlns:am3d="http://schemas.microsoft.com/office/drawing/2017/model3d" xmlns:o="urn:schemas-microsoft-com:office:office" xmlns:oel="http://schemas.microsoft.com/office/2019/extlst" xmlns:r="http://schemas.openxmlformats.org/officeDocument/2006/relationships" xmlns:m="http://schemas.openxmlformats.org/officeDocument/2006/math" xmlns:v="urn:schemas-microsoft-com:vml" xmlns:wp14="http://schemas.microsoft.com/office/word/2010/wordprocessingDrawing" xmlns:wp="http://schemas.openxmlformats.org/drawingml/2006/wordprocessingDrawing" xmlns:w10="urn:schemas-microsoft-com:office:word" xmlns:w="http://schemas.openxmlformats.org/wordprocessingml/2006/main" xmlns:w14="http://schemas.microsoft.com/office/word/2010/wordml" xmlns:w15="http://schemas.microsoft.com/office/word/2012/wordml" xmlns:w16cex="http://schemas.microsoft.com/office/word/2018/wordml/cex" xmlns:w16cid="http://schemas.microsoft.com/office/word/2016/wordml/cid" xmlns:w16="http://schemas.microsoft.com/office/word/2018/wordml" xmlns:w16du="http://schemas.microsoft.com/office/word/2023/wordml/word16du" xmlns:w16sdtdh="http://schemas.microsoft.com/office/word/2020/wordml/sdtdatahash" xmlns:w16sdtfl="http://schemas.microsoft.com/office/word/2024/wordml/sdtformatlock" xmlns:w16se="http://schemas.microsoft.com/office/word/2015/wordml/symex" xmlns:wpg="http://schemas.microsoft.com/office/word/2010/wordprocessingGroup" xmlns:wpi="http://schemas.microsoft.com/office/word/2010/wordprocessingInk" xmlns:wne="http://schemas.microsoft.com/office/word/2006/wordml" xmlns:wps="http://schemas.microsoft.com/office/word/2010/wordprocessingShape" mc:Ignorable="w14 w15 w16se w16cid w16 w16cex w16sdtdh w16sdtfl w16du wp14">
+<w:document xmlns:wpc="http://schemas.microsoft.com/office/word/2010/wordprocessingCanvas" xmlns:cx="http://schemas.microsoft.com/office/drawing/2014/chartex" xmlns:cx1="http://schemas.microsoft.com/office/drawing/2015/9/8/chartex" xmlns:cx2="http://schemas.microsoft.com/office/drawing/2015/10/21/chartex" xmlns:cx3="http://schemas.microsoft.com/office/drawing/2016/5/9/chartex" xmlns:cx4="http://schemas.microsoft.com/office/drawing/2016/5/10/chartex" xmlns:cx5="http://schemas.microsoft.com/office/drawing/2016/5/11/chartex" xmlns:cx6="http://schemas.microsoft.com/office/drawing/2016/5/12/chartex" xmlns:cx7="http://schemas.microsoft.com/office/drawing/2016/5/13/chartex" xmlns:cx8="http://schemas.microsoft.com/office/drawing/2016/5/14/chartex" xmlns:mc="http://schemas.openxmlformats.org/markup-compatibility/2006" xmlns:aink="http://schemas.microsoft.com/office/drawing/2016/ink" xmlns:am3d="http://schemas.microsoft.com/office/drawing/2017/model3d" xmlns:o="urn:schemas-microsoft-com:office:office" xmlns:oel="http://schemas.microsoft.com/office/2019/extlst" xmlns:r="http://schemas.openxmlformats.org/officeDocument/2006/relationships" xmlns:m="http://schemas.openxmlformats.org/officeDocument/2006/math" xmlns:v="urn:schemas-microsoft-com:vml" xmlns:wp14="http://schemas.microsoft.com/office/word/2010/wordprocessingDrawing" xmlns:wp="http://schemas.openxmlformats.org/drawingml/2006/wordprocessingDrawing" xmlns:w10="urn:schemas-microsoft-com:office:word" xmlns:w="http://schemas.openxmlformats.org/wordprocessingml/2006/main" xmlns:w14="http://schemas.microsoft.com/office/word/2010/wordml" xmlns:w15="http://schemas.microsoft.com/office/word/2012/wordml" xmlns:w16cex="http://schemas.microsoft.com/office/word/2018/wordml/cex" xmlns:w16cid="http://schemas.microsoft.com/office/word/2016/wordml/cid" xmlns:w16="http://schemas.microsoft.com/office/word/2018/wordml" xmlns:w16sdtdh="http://schemas.microsoft.com/office/word/2020/wordml/sdtdatahash" xmlns:w16se="http://schemas.microsoft.com/office/word/2015/wordml/symex" xmlns:wpg="http://schemas.microsoft.com/office/word/2010/wordprocessingGroup" xmlns:wpi="http://schemas.microsoft.com/office/word/2010/wordprocessingInk" xmlns:wne="http://schemas.microsoft.com/office/word/2006/wordml" xmlns:wps="http://schemas.microsoft.com/office/word/2010/wordprocessingShape" mc:Ignorable="w14 w15 w16se w16cid w16 w16cex w16sdtdh wp14">
   <w:body>
     <w:p>
       <w:pPr>
@@ -95,7 +95,7 @@
           <w:noProof/>
         </w:rPr>
         <w:drawing>
-          <wp:inline distT="0" distB="0" distL="0" distR="0" wp14:anchorId="0FB90FA1" wp14:editId="25579A8C">
+          <wp:inline distT="0" distB="0" distL="0" distR="0" wp14:anchorId="0FB90FA1" wp14:editId="3D8AEB2D">
             <wp:extent cx="3438525" cy="3438525"/>
             <wp:effectExtent l="0" t="0" r="9525" b="9525"/>
             <wp:docPr id="679827792" name="그림 10" descr="원, 상징, 로고, 폰트이(가) 표시된 사진&#10;&#10;AI 생성 콘텐츠는 정확하지 않을 수 있습니다."/>
@@ -217,18 +217,8 @@
           <w:b/>
           <w:bCs/>
         </w:rPr>
-        <w:t xml:space="preserve">2022180024 </w:t>
-      </w:r>
-      <w:proofErr w:type="spellStart"/>
-      <w:r>
-        <w:rPr>
-          <w:rFonts w:hint="eastAsia"/>
-          <w:b/>
-          <w:bCs/>
-        </w:rPr>
-        <w:t>유영빈</w:t>
-      </w:r>
-      <w:proofErr w:type="spellEnd"/>
+        <w:t>2022180024 유영빈</w:t>
+      </w:r>
     </w:p>
     <w:p>
       <w:pPr>
@@ -422,7 +412,7 @@
               </wp:anchor>
             </w:drawing>
           </mc:Choice>
-          <mc:Fallback>
+          <mc:Fallback xmlns:w16sdtfl="http://schemas.microsoft.com/office/word/2024/wordml/sdtformatlock" xmlns:w16du="http://schemas.microsoft.com/office/word/2023/wordml/word16du">
             <w:pict>
               <v:rect w14:anchorId="243A5AAA" id="shape1028" o:spid="_x0000_s1026" style="position:absolute;margin-left:0;margin-top:.5pt;width:441.25pt;height:4.35pt;z-index:251659264;visibility:visible;mso-wrap-style:square;mso-wrap-distance-left:9pt;mso-wrap-distance-top:0;mso-wrap-distance-right:9pt;mso-wrap-distance-bottom:0;mso-position-horizontal:absolute;mso-position-horizontal-relative:margin;mso-position-vertical:absolute;mso-position-vertical-relative:text;v-text-anchor:middle" o:gfxdata="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" fillcolor="#b4c6e7 [1300]" strokecolor="#b4c6e7 [1300]" strokeweight="1pt">
                 <v:path arrowok="t"/>
@@ -1180,21 +1170,7 @@
         <w:rPr>
           <w:rFonts w:hint="eastAsia"/>
         </w:rPr>
-        <w:t xml:space="preserve">기본 </w:t>
-      </w:r>
-      <w:proofErr w:type="gramStart"/>
-      <w:r>
-        <w:rPr>
-          <w:rFonts w:hint="eastAsia"/>
-        </w:rPr>
-        <w:t>흐름 :</w:t>
-      </w:r>
-      <w:proofErr w:type="gramEnd"/>
-      <w:r>
-        <w:rPr>
-          <w:rFonts w:hint="eastAsia"/>
-        </w:rPr>
-        <w:t xml:space="preserve"> </w:t>
+        <w:t xml:space="preserve">기본 흐름 : </w:t>
       </w:r>
       <w:r>
         <w:rPr>
@@ -1231,6 +1207,95 @@
           <w:rFonts w:hint="eastAsia"/>
         </w:rPr>
         <w:t>게임 시작</w:t>
+      </w:r>
+    </w:p>
+    <w:p>
+      <w:pPr>
+        <w:pStyle w:val="aa"/>
+        <w:ind w:left="800"/>
+        <w:rPr>
+          <w:rFonts w:hint="eastAsia"/>
+        </w:rPr>
+      </w:pPr>
+      <w:r>
+        <w:rPr>
+          <w:noProof/>
+        </w:rPr>
+        <w:drawing>
+          <wp:inline distT="0" distB="0" distL="0" distR="0" wp14:anchorId="43C602AE" wp14:editId="1E61B451">
+            <wp:extent cx="2305050" cy="1877801"/>
+            <wp:effectExtent l="0" t="0" r="0" b="8255"/>
+            <wp:docPr id="2" name="그림 1"/>
+            <wp:cNvGraphicFramePr>
+              <a:graphicFrameLocks xmlns:a="http://schemas.openxmlformats.org/drawingml/2006/main" noChangeAspect="1"/>
+            </wp:cNvGraphicFramePr>
+            <a:graphic xmlns:a="http://schemas.openxmlformats.org/drawingml/2006/main">
+              <a:graphicData uri="http://schemas.openxmlformats.org/drawingml/2006/picture">
+                <pic:pic xmlns:pic="http://schemas.openxmlformats.org/drawingml/2006/picture">
+                  <pic:nvPicPr>
+                    <pic:cNvPr id="514639218" name=""/>
+                    <pic:cNvPicPr/>
+                  </pic:nvPicPr>
+                  <pic:blipFill>
+                    <a:blip r:embed="rId9"/>
+                    <a:stretch>
+                      <a:fillRect/>
+                    </a:stretch>
+                  </pic:blipFill>
+                  <pic:spPr>
+                    <a:xfrm>
+                      <a:off x="0" y="0"/>
+                      <a:ext cx="2309237" cy="1881212"/>
+                    </a:xfrm>
+                    <a:prstGeom prst="rect">
+                      <a:avLst/>
+                    </a:prstGeom>
+                  </pic:spPr>
+                </pic:pic>
+              </a:graphicData>
+            </a:graphic>
+          </wp:inline>
+        </w:drawing>
+      </w:r>
+      <w:r>
+        <w:rPr>
+          <w:noProof/>
+        </w:rPr>
+        <w:drawing>
+          <wp:inline distT="0" distB="0" distL="0" distR="0" wp14:anchorId="122D68B0" wp14:editId="7DC56C10">
+            <wp:extent cx="2289975" cy="1865520"/>
+            <wp:effectExtent l="0" t="0" r="0" b="1905"/>
+            <wp:docPr id="3" name="그림 1"/>
+            <wp:cNvGraphicFramePr>
+              <a:graphicFrameLocks xmlns:a="http://schemas.openxmlformats.org/drawingml/2006/main" noChangeAspect="1"/>
+            </wp:cNvGraphicFramePr>
+            <a:graphic xmlns:a="http://schemas.openxmlformats.org/drawingml/2006/main">
+              <a:graphicData uri="http://schemas.openxmlformats.org/drawingml/2006/picture">
+                <pic:pic xmlns:pic="http://schemas.openxmlformats.org/drawingml/2006/picture">
+                  <pic:nvPicPr>
+                    <pic:cNvPr id="435523074" name=""/>
+                    <pic:cNvPicPr/>
+                  </pic:nvPicPr>
+                  <pic:blipFill>
+                    <a:blip r:embed="rId10"/>
+                    <a:stretch>
+                      <a:fillRect/>
+                    </a:stretch>
+                  </pic:blipFill>
+                  <pic:spPr>
+                    <a:xfrm>
+                      <a:off x="0" y="0"/>
+                      <a:ext cx="2298356" cy="1872348"/>
+                    </a:xfrm>
+                    <a:prstGeom prst="rect">
+                      <a:avLst/>
+                    </a:prstGeom>
+                  </pic:spPr>
+                </pic:pic>
+              </a:graphicData>
+            </a:graphic>
+          </wp:inline>
+        </w:drawing>
       </w:r>
     </w:p>
     <w:p>
@@ -1240,6 +1305,9 @@
           <w:ilvl w:val="0"/>
           <w:numId w:val="18"/>
         </w:numPr>
+        <w:rPr>
+          <w:rFonts w:hint="eastAsia"/>
+        </w:rPr>
       </w:pPr>
       <w:r>
         <w:rPr>
@@ -1255,6 +1323,9 @@
           <w:ilvl w:val="1"/>
           <w:numId w:val="19"/>
         </w:numPr>
+        <w:rPr>
+          <w:rFonts w:hint="eastAsia"/>
+        </w:rPr>
       </w:pPr>
       <w:r>
         <w:rPr>
@@ -1283,19 +1354,11 @@
         </w:rPr>
         <w:t xml:space="preserve">좌우 </w:t>
       </w:r>
-      <w:proofErr w:type="gramStart"/>
-      <w:r>
-        <w:rPr>
-          <w:rFonts w:hint="eastAsia"/>
-        </w:rPr>
-        <w:t>방향키 :</w:t>
-      </w:r>
-      <w:proofErr w:type="gramEnd"/>
-      <w:r>
-        <w:rPr>
-          <w:rFonts w:hint="eastAsia"/>
-        </w:rPr>
-        <w:t xml:space="preserve"> 맵 선택</w:t>
+      <w:r>
+        <w:rPr>
+          <w:rFonts w:hint="eastAsia"/>
+        </w:rPr>
+        <w:t>방향키 : 맵 선택</w:t>
       </w:r>
     </w:p>
     <w:p>
@@ -1306,19 +1369,11 @@
           <w:numId w:val="20"/>
         </w:numPr>
       </w:pPr>
-      <w:proofErr w:type="gramStart"/>
-      <w:r>
-        <w:rPr>
-          <w:rFonts w:hint="eastAsia"/>
-        </w:rPr>
-        <w:t>Enter :</w:t>
-      </w:r>
-      <w:proofErr w:type="gramEnd"/>
-      <w:r>
-        <w:rPr>
-          <w:rFonts w:hint="eastAsia"/>
-        </w:rPr>
-        <w:t xml:space="preserve"> 맵 선택 확정</w:t>
+      <w:r>
+        <w:rPr>
+          <w:rFonts w:hint="eastAsia"/>
+        </w:rPr>
+        <w:t>Enter : 맵 선택 확정</w:t>
       </w:r>
     </w:p>
     <w:p>
@@ -1348,21 +1403,7 @@
         <w:rPr>
           <w:rFonts w:hint="eastAsia"/>
         </w:rPr>
-        <w:t>방향키(상하</w:t>
-      </w:r>
-      <w:proofErr w:type="gramStart"/>
-      <w:r>
-        <w:rPr>
-          <w:rFonts w:hint="eastAsia"/>
-        </w:rPr>
-        <w:t>) :</w:t>
-      </w:r>
-      <w:proofErr w:type="gramEnd"/>
-      <w:r>
-        <w:rPr>
-          <w:rFonts w:hint="eastAsia"/>
-        </w:rPr>
-        <w:t xml:space="preserve"> 카트 전진 및 후진</w:t>
+        <w:t>방향키(상하) : 카트 전진 및 후진</w:t>
       </w:r>
     </w:p>
     <w:p>
@@ -1377,21 +1418,7 @@
         <w:rPr>
           <w:rFonts w:hint="eastAsia"/>
         </w:rPr>
-        <w:t>방향키(좌우</w:t>
-      </w:r>
-      <w:proofErr w:type="gramStart"/>
-      <w:r>
-        <w:rPr>
-          <w:rFonts w:hint="eastAsia"/>
-        </w:rPr>
-        <w:t>) :</w:t>
-      </w:r>
-      <w:proofErr w:type="gramEnd"/>
-      <w:r>
-        <w:rPr>
-          <w:rFonts w:hint="eastAsia"/>
-        </w:rPr>
-        <w:t xml:space="preserve"> 카트 회전</w:t>
+        <w:t>방향키(좌우) : 카트 회전</w:t>
       </w:r>
     </w:p>
     <w:p>
@@ -1402,33 +1429,11 @@
           <w:numId w:val="20"/>
         </w:numPr>
       </w:pPr>
-      <w:proofErr w:type="gramStart"/>
-      <w:r>
-        <w:rPr>
-          <w:rFonts w:hint="eastAsia"/>
-        </w:rPr>
-        <w:t>Ctrl :</w:t>
-      </w:r>
-      <w:proofErr w:type="gramEnd"/>
-      <w:r>
-        <w:rPr>
-          <w:rFonts w:hint="eastAsia"/>
-        </w:rPr>
-        <w:t xml:space="preserve"> </w:t>
-      </w:r>
-      <w:proofErr w:type="spellStart"/>
-      <w:r>
-        <w:rPr>
-          <w:rFonts w:hint="eastAsia"/>
-        </w:rPr>
-        <w:t>부스트</w:t>
-      </w:r>
-      <w:proofErr w:type="spellEnd"/>
-      <w:r>
-        <w:rPr>
-          <w:rFonts w:hint="eastAsia"/>
-        </w:rPr>
-        <w:t xml:space="preserve"> </w:t>
+      <w:r>
+        <w:rPr>
+          <w:rFonts w:hint="eastAsia"/>
+        </w:rPr>
+        <w:t xml:space="preserve">Ctrl : 부스트 </w:t>
       </w:r>
     </w:p>
     <w:p>
@@ -1439,19 +1444,11 @@
           <w:numId w:val="20"/>
         </w:numPr>
       </w:pPr>
-      <w:proofErr w:type="gramStart"/>
-      <w:r>
-        <w:rPr>
-          <w:rFonts w:hint="eastAsia"/>
-        </w:rPr>
-        <w:t>Esc :</w:t>
-      </w:r>
-      <w:proofErr w:type="gramEnd"/>
-      <w:r>
-        <w:rPr>
-          <w:rFonts w:hint="eastAsia"/>
-        </w:rPr>
-        <w:t xml:space="preserve"> 일시정지(다시 시작, 맵 선택 화면(마우스로 클릭))</w:t>
+      <w:r>
+        <w:rPr>
+          <w:rFonts w:hint="eastAsia"/>
+        </w:rPr>
+        <w:t>Esc : 일시정지(다시 시작, 맵 선택 화면(마우스로 클릭))</w:t>
       </w:r>
     </w:p>
     <w:p>
@@ -1462,19 +1459,11 @@
           <w:numId w:val="20"/>
         </w:numPr>
       </w:pPr>
-      <w:proofErr w:type="gramStart"/>
-      <w:r>
-        <w:rPr>
-          <w:rFonts w:hint="eastAsia"/>
-        </w:rPr>
-        <w:t>p :</w:t>
-      </w:r>
-      <w:proofErr w:type="gramEnd"/>
-      <w:r>
-        <w:rPr>
-          <w:rFonts w:hint="eastAsia"/>
-        </w:rPr>
-        <w:t xml:space="preserve"> 맵 선택 모드로 이동</w:t>
+      <w:r>
+        <w:rPr>
+          <w:rFonts w:hint="eastAsia"/>
+        </w:rPr>
+        <w:t>p : 맵 선택 모드로 이동</w:t>
       </w:r>
     </w:p>
     <w:p>
@@ -1489,21 +1478,7 @@
         <w:rPr>
           <w:rFonts w:hint="eastAsia"/>
         </w:rPr>
-        <w:t xml:space="preserve">b: </w:t>
-      </w:r>
-      <w:proofErr w:type="spellStart"/>
-      <w:r>
-        <w:rPr>
-          <w:rFonts w:hint="eastAsia"/>
-        </w:rPr>
-        <w:t>바운딩박스</w:t>
-      </w:r>
-      <w:proofErr w:type="spellEnd"/>
-      <w:r>
-        <w:rPr>
-          <w:rFonts w:hint="eastAsia"/>
-        </w:rPr>
-        <w:t xml:space="preserve"> 켜기/끄기</w:t>
+        <w:t>b: 바운딩박스 켜기/끄기</w:t>
       </w:r>
     </w:p>
     <w:p>
@@ -1548,21 +1523,7 @@
         <w:rPr>
           <w:rFonts w:hint="eastAsia"/>
         </w:rPr>
-        <w:t xml:space="preserve">필드 </w:t>
-      </w:r>
-      <w:proofErr w:type="gramStart"/>
-      <w:r>
-        <w:rPr>
-          <w:rFonts w:hint="eastAsia"/>
-        </w:rPr>
-        <w:t>맵 :</w:t>
-      </w:r>
-      <w:proofErr w:type="gramEnd"/>
-      <w:r>
-        <w:rPr>
-          <w:rFonts w:hint="eastAsia"/>
-        </w:rPr>
-        <w:t xml:space="preserve"> 일자형 직선 주행 코스</w:t>
+        <w:t>필드 맵 : 일자형 직선 주행 코스</w:t>
       </w:r>
     </w:p>
     <w:p>
@@ -1577,21 +1538,7 @@
         <w:rPr>
           <w:rFonts w:hint="eastAsia"/>
         </w:rPr>
-        <w:t xml:space="preserve">사각형 </w:t>
-      </w:r>
-      <w:proofErr w:type="gramStart"/>
-      <w:r>
-        <w:rPr>
-          <w:rFonts w:hint="eastAsia"/>
-        </w:rPr>
-        <w:t>맵 :</w:t>
-      </w:r>
-      <w:proofErr w:type="gramEnd"/>
-      <w:r>
-        <w:rPr>
-          <w:rFonts w:hint="eastAsia"/>
-        </w:rPr>
-        <w:t xml:space="preserve"> 네 모서리를 도는 사각형 구조의 주행 코스</w:t>
+        <w:t>사각형 맵 : 네 모서리를 도는 사각형 구조의 주행 코스</w:t>
       </w:r>
     </w:p>
     <w:p>
@@ -1648,6 +1595,7 @@
           <w:b/>
           <w:bCs/>
         </w:rPr>
+        <w:lastRenderedPageBreak/>
         <w:t>3) 개발 환경</w:t>
       </w:r>
     </w:p>
@@ -1687,21 +1635,7 @@
         <w:rPr>
           <w:rFonts w:hint="eastAsia"/>
         </w:rPr>
-        <w:t xml:space="preserve">팀원 </w:t>
-      </w:r>
-      <w:proofErr w:type="spellStart"/>
-      <w:r>
-        <w:rPr>
-          <w:rFonts w:hint="eastAsia"/>
-        </w:rPr>
-        <w:t>유영빈</w:t>
-      </w:r>
-      <w:proofErr w:type="spellEnd"/>
-      <w:r>
-        <w:rPr>
-          <w:rFonts w:hint="eastAsia"/>
-        </w:rPr>
-        <w:t xml:space="preserve">, 이소민의 컴퓨터 그래픽스 프로젝트 </w:t>
+        <w:t xml:space="preserve">팀원 유영빈, 이소민의 컴퓨터 그래픽스 프로젝트 </w:t>
       </w:r>
       <w:r>
         <w:t>“</w:t>
@@ -1710,16 +1644,8 @@
         <w:rPr>
           <w:rFonts w:hint="eastAsia"/>
         </w:rPr>
-        <w:t>Kart-</w:t>
-      </w:r>
-      <w:proofErr w:type="spellStart"/>
-      <w:r>
-        <w:rPr>
-          <w:rFonts w:hint="eastAsia"/>
-        </w:rPr>
-        <w:t>KartRider</w:t>
-      </w:r>
-      <w:proofErr w:type="spellEnd"/>
+        <w:t>Kart-KartRider</w:t>
+      </w:r>
       <w:r>
         <w:t>”</w:t>
       </w:r>
@@ -1825,7 +1751,6 @@
           <w:sz w:val="28"/>
           <w:szCs w:val="28"/>
         </w:rPr>
-        <w:lastRenderedPageBreak/>
         <w:t xml:space="preserve">2. </w:t>
       </w:r>
       <w:r>
@@ -1857,6 +1782,7 @@
         <w:rPr>
           <w:rFonts w:asciiTheme="majorHAnsi" w:eastAsiaTheme="majorHAnsi" w:hAnsiTheme="majorHAnsi" w:hint="eastAsia"/>
         </w:rPr>
+        <w:lastRenderedPageBreak/>
         <w:t xml:space="preserve">1) </w:t>
       </w:r>
       <w:r>
@@ -1887,7 +1813,7 @@
                     </pic:cNvPicPr>
                   </pic:nvPicPr>
                   <pic:blipFill>
-                    <a:blip r:embed="rId9">
+                    <a:blip r:embed="rId11">
                       <a:extLst>
                         <a:ext uri="{28A0092B-C50C-407E-A947-70E740481C1C}">
                           <a14:useLocalDpi xmlns:a14="http://schemas.microsoft.com/office/drawing/2010/main" val="0"/>
@@ -1930,27 +1856,27 @@
         <w:rPr>
           <w:rFonts w:hint="eastAsia"/>
         </w:rPr>
+        <w:t xml:space="preserve">2) </w:t>
+      </w:r>
+      <w:r>
+        <w:rPr>
+          <w:rFonts w:hint="eastAsia"/>
+        </w:rPr>
+        <w:t>로그인 흐름도</w:t>
+      </w:r>
+    </w:p>
+    <w:p>
+      <w:pPr>
+        <w:widowControl/>
+        <w:wordWrap/>
+        <w:autoSpaceDE/>
+        <w:autoSpaceDN/>
+      </w:pPr>
+      <w:r>
+        <w:rPr>
+          <w:noProof/>
+        </w:rPr>
         <w:lastRenderedPageBreak/>
-        <w:t xml:space="preserve">2) </w:t>
-      </w:r>
-      <w:r>
-        <w:rPr>
-          <w:rFonts w:hint="eastAsia"/>
-        </w:rPr>
-        <w:t>로그인 흐름도</w:t>
-      </w:r>
-    </w:p>
-    <w:p>
-      <w:pPr>
-        <w:widowControl/>
-        <w:wordWrap/>
-        <w:autoSpaceDE/>
-        <w:autoSpaceDN/>
-      </w:pPr>
-      <w:r>
-        <w:rPr>
-          <w:noProof/>
-        </w:rPr>
         <w:drawing>
           <wp:inline distT="0" distB="0" distL="0" distR="0" wp14:anchorId="1E8D5D6D" wp14:editId="006A39E7">
             <wp:extent cx="5734050" cy="7639050"/>
@@ -1969,7 +1895,7 @@
                     </pic:cNvPicPr>
                   </pic:nvPicPr>
                   <pic:blipFill>
-                    <a:blip r:embed="rId10">
+                    <a:blip r:embed="rId12">
                       <a:extLst>
                         <a:ext uri="{28A0092B-C50C-407E-A947-70E740481C1C}">
                           <a14:useLocalDpi xmlns:a14="http://schemas.microsoft.com/office/drawing/2010/main" val="0"/>
@@ -2008,6 +1934,14 @@
         <w:autoSpaceDE/>
         <w:autoSpaceDN/>
       </w:pPr>
+    </w:p>
+    <w:p>
+      <w:pPr>
+        <w:widowControl/>
+        <w:wordWrap/>
+        <w:autoSpaceDE/>
+        <w:autoSpaceDN/>
+      </w:pPr>
       <w:r>
         <w:rPr>
           <w:rFonts w:hint="eastAsia"/>
@@ -2015,19 +1949,76 @@
         <w:lastRenderedPageBreak/>
         <w:t xml:space="preserve">3) </w:t>
       </w:r>
-      <w:proofErr w:type="spellStart"/>
-      <w:r>
-        <w:rPr>
-          <w:rFonts w:hint="eastAsia"/>
-        </w:rPr>
-        <w:t>인게임</w:t>
-      </w:r>
-      <w:proofErr w:type="spellEnd"/>
-      <w:r>
-        <w:rPr>
-          <w:rFonts w:hint="eastAsia"/>
-        </w:rPr>
-        <w:t xml:space="preserve"> 흐름도</w:t>
+      <w:r>
+        <w:rPr>
+          <w:rFonts w:hint="eastAsia"/>
+        </w:rPr>
+        <w:t>인게임 흐름도</w:t>
+      </w:r>
+    </w:p>
+    <w:p>
+      <w:pPr>
+        <w:widowControl/>
+        <w:wordWrap/>
+        <w:autoSpaceDE/>
+        <w:autoSpaceDN/>
+        <w:rPr>
+          <w:rFonts w:hint="eastAsia"/>
+        </w:rPr>
+      </w:pPr>
+      <w:r>
+        <w:rPr>
+          <w:rFonts w:hint="eastAsia"/>
+          <w:noProof/>
+        </w:rPr>
+        <w:drawing>
+          <wp:inline distT="0" distB="0" distL="0" distR="0" wp14:anchorId="66A572BB" wp14:editId="35A95E14">
+            <wp:extent cx="5716905" cy="4134485"/>
+            <wp:effectExtent l="0" t="0" r="0" b="0"/>
+            <wp:docPr id="4" name="그림 4"/>
+            <wp:cNvGraphicFramePr>
+              <a:graphicFrameLocks xmlns:a="http://schemas.openxmlformats.org/drawingml/2006/main" noChangeAspect="1"/>
+            </wp:cNvGraphicFramePr>
+            <a:graphic xmlns:a="http://schemas.openxmlformats.org/drawingml/2006/main">
+              <a:graphicData uri="http://schemas.openxmlformats.org/drawingml/2006/picture">
+                <pic:pic xmlns:pic="http://schemas.openxmlformats.org/drawingml/2006/picture">
+                  <pic:nvPicPr>
+                    <pic:cNvPr id="0" name="Picture 2"/>
+                    <pic:cNvPicPr>
+                      <a:picLocks noChangeAspect="1" noChangeArrowheads="1"/>
+                    </pic:cNvPicPr>
+                  </pic:nvPicPr>
+                  <pic:blipFill>
+                    <a:blip r:embed="rId13" cstate="print">
+                      <a:extLst>
+                        <a:ext uri="{28A0092B-C50C-407E-A947-70E740481C1C}">
+                          <a14:useLocalDpi xmlns:a14="http://schemas.microsoft.com/office/drawing/2010/main" val="0"/>
+                        </a:ext>
+                      </a:extLst>
+                    </a:blip>
+                    <a:srcRect/>
+                    <a:stretch>
+                      <a:fillRect/>
+                    </a:stretch>
+                  </pic:blipFill>
+                  <pic:spPr bwMode="auto">
+                    <a:xfrm>
+                      <a:off x="0" y="0"/>
+                      <a:ext cx="5716905" cy="4134485"/>
+                    </a:xfrm>
+                    <a:prstGeom prst="rect">
+                      <a:avLst/>
+                    </a:prstGeom>
+                    <a:noFill/>
+                    <a:ln>
+                      <a:noFill/>
+                    </a:ln>
+                  </pic:spPr>
+                </pic:pic>
+              </a:graphicData>
+            </a:graphic>
+          </wp:inline>
+        </w:drawing>
       </w:r>
     </w:p>
     <w:tbl>
@@ -2158,105 +2149,35 @@
               <w:rPr>
                 <w:rFonts w:hint="eastAsia"/>
               </w:rPr>
-              <w:t xml:space="preserve">접속하고자 하는 방 번호? </w:t>
-            </w:r>
-            <w:proofErr w:type="spellStart"/>
-            <w:r>
-              <w:rPr>
-                <w:rFonts w:hint="eastAsia"/>
-              </w:rPr>
-              <w:t>ip</w:t>
-            </w:r>
-            <w:proofErr w:type="spellEnd"/>
-            <w:r>
-              <w:rPr>
-                <w:rFonts w:hint="eastAsia"/>
-              </w:rPr>
-              <w:t>주소를 입력한다.</w:t>
-            </w:r>
-          </w:p>
-          <w:p>
-            <w:pPr>
-              <w:widowControl/>
-              <w:wordWrap/>
-              <w:autoSpaceDE/>
-              <w:autoSpaceDN/>
-            </w:pPr>
-            <w:r>
-              <w:rPr>
-                <w:rFonts w:hint="eastAsia"/>
-              </w:rPr>
-              <w:t xml:space="preserve">서버에 접속한 플레이어들의 프로필? </w:t>
-            </w:r>
-            <w:proofErr w:type="gramStart"/>
-            <w:r>
-              <w:rPr>
-                <w:rFonts w:hint="eastAsia"/>
-              </w:rPr>
-              <w:t>아이콘?과</w:t>
-            </w:r>
-            <w:proofErr w:type="gramEnd"/>
-            <w:r>
-              <w:rPr>
-                <w:rFonts w:hint="eastAsia"/>
-              </w:rPr>
-              <w:t xml:space="preserve"> </w:t>
-            </w:r>
-            <w:proofErr w:type="spellStart"/>
-            <w:r>
-              <w:rPr>
-                <w:rFonts w:hint="eastAsia"/>
-              </w:rPr>
-              <w:t>ip</w:t>
-            </w:r>
-            <w:proofErr w:type="spellEnd"/>
-            <w:r>
-              <w:rPr>
-                <w:rFonts w:hint="eastAsia"/>
-              </w:rPr>
-              <w:t>와 닉네임이 나타난다.</w:t>
-            </w:r>
-          </w:p>
-          <w:p>
-            <w:pPr>
-              <w:widowControl/>
-              <w:wordWrap/>
-              <w:autoSpaceDE/>
-              <w:autoSpaceDN/>
-            </w:pPr>
-            <w:r>
-              <w:rPr>
-                <w:rFonts w:hint="eastAsia"/>
-              </w:rPr>
-              <w:t xml:space="preserve">접속한 모든 플레이어가 준비 완료 </w:t>
-            </w:r>
-            <w:proofErr w:type="spellStart"/>
-            <w:r>
-              <w:rPr>
-                <w:rFonts w:hint="eastAsia"/>
-              </w:rPr>
-              <w:t>상태여야지만</w:t>
-            </w:r>
-            <w:proofErr w:type="spellEnd"/>
-            <w:r>
-              <w:rPr>
-                <w:rFonts w:hint="eastAsia"/>
-              </w:rPr>
-              <w:t xml:space="preserve"> 방장은 </w:t>
-            </w:r>
-            <w:proofErr w:type="spellStart"/>
-            <w:r>
-              <w:rPr>
-                <w:rFonts w:hint="eastAsia"/>
-              </w:rPr>
-              <w:t>맵을</w:t>
-            </w:r>
-            <w:proofErr w:type="spellEnd"/>
-            <w:r>
-              <w:rPr>
-                <w:rFonts w:hint="eastAsia"/>
-              </w:rPr>
-              <w:t xml:space="preserve"> 선택할 수 있다.</w:t>
+              <w:t>접속하고자 하는 방 번호? ip주소를 입력한다.</w:t>
+            </w:r>
+          </w:p>
+          <w:p>
+            <w:pPr>
+              <w:widowControl/>
+              <w:wordWrap/>
+              <w:autoSpaceDE/>
+              <w:autoSpaceDN/>
+            </w:pPr>
+            <w:r>
+              <w:rPr>
+                <w:rFonts w:hint="eastAsia"/>
+              </w:rPr>
+              <w:t>서버에 접속한 플레이어들의 프로필? 아이콘?과 ip와 닉네임이 나타난다.</w:t>
+            </w:r>
+          </w:p>
+          <w:p>
+            <w:pPr>
+              <w:widowControl/>
+              <w:wordWrap/>
+              <w:autoSpaceDE/>
+              <w:autoSpaceDN/>
+            </w:pPr>
+            <w:r>
+              <w:rPr>
+                <w:rFonts w:hint="eastAsia"/>
+              </w:rPr>
+              <w:t>접속한 모든 플레이어가 준비 완료 상태여야지만 방장은 맵을 선택할 수 있다.</w:t>
             </w:r>
           </w:p>
         </w:tc>
@@ -2352,7 +2273,7 @@
                           <pic:cNvPicPr/>
                         </pic:nvPicPr>
                         <pic:blipFill>
-                          <a:blip r:embed="rId11"/>
+                          <a:blip r:embed="rId9"/>
                           <a:stretch>
                             <a:fillRect/>
                           </a:stretch>
@@ -2376,21 +2297,7 @@
               <w:rPr>
                 <w:rFonts w:hint="eastAsia"/>
               </w:rPr>
-              <w:t xml:space="preserve"> 방장인 유저가 </w:t>
-            </w:r>
-            <w:proofErr w:type="spellStart"/>
-            <w:r>
-              <w:rPr>
-                <w:rFonts w:hint="eastAsia"/>
-              </w:rPr>
-              <w:t>맵을</w:t>
-            </w:r>
-            <w:proofErr w:type="spellEnd"/>
-            <w:r>
-              <w:rPr>
-                <w:rFonts w:hint="eastAsia"/>
-              </w:rPr>
-              <w:t xml:space="preserve"> 선택한다.</w:t>
+              <w:t xml:space="preserve"> 방장인 유저가 맵을 선택한다.</w:t>
             </w:r>
           </w:p>
           <w:p>
@@ -2503,7 +2410,7 @@
                           <pic:cNvPicPr/>
                         </pic:nvPicPr>
                         <pic:blipFill>
-                          <a:blip r:embed="rId12"/>
+                          <a:blip r:embed="rId10"/>
                           <a:stretch>
                             <a:fillRect/>
                           </a:stretch>
@@ -2541,35 +2448,7 @@
               <w:rPr>
                 <w:rFonts w:hint="eastAsia"/>
               </w:rPr>
-              <w:t xml:space="preserve">선택한 </w:t>
-            </w:r>
-            <w:proofErr w:type="spellStart"/>
-            <w:r>
-              <w:rPr>
-                <w:rFonts w:hint="eastAsia"/>
-              </w:rPr>
-              <w:t>맵에</w:t>
-            </w:r>
-            <w:proofErr w:type="spellEnd"/>
-            <w:r>
-              <w:rPr>
-                <w:rFonts w:hint="eastAsia"/>
-              </w:rPr>
-              <w:t xml:space="preserve"> </w:t>
-            </w:r>
-            <w:proofErr w:type="spellStart"/>
-            <w:r>
-              <w:rPr>
-                <w:rFonts w:hint="eastAsia"/>
-              </w:rPr>
-              <w:t>여러명</w:t>
-            </w:r>
-            <w:proofErr w:type="spellEnd"/>
-            <w:r>
-              <w:rPr>
-                <w:rFonts w:hint="eastAsia"/>
-              </w:rPr>
-              <w:t xml:space="preserve"> 플레이어가 게임을 시작함</w:t>
+              <w:t>선택한 맵에 여러명 플레이어가 게임을 시작함</w:t>
             </w:r>
           </w:p>
         </w:tc>
@@ -2695,7 +2574,7 @@
                     </pic:cNvPicPr>
                   </pic:nvPicPr>
                   <pic:blipFill>
-                    <a:blip r:embed="rId13">
+                    <a:blip r:embed="rId14">
                       <a:extLst>
                         <a:ext uri="{28A0092B-C50C-407E-A947-70E740481C1C}">
                           <a14:useLocalDpi xmlns:a14="http://schemas.microsoft.com/office/drawing/2010/main" val="0"/>
@@ -2766,43 +2645,12 @@
         <w:autoSpaceDE/>
         <w:autoSpaceDN/>
         <w:ind w:left="440"/>
-        <w:rPr>
-          <w:rFonts w:hint="eastAsia"/>
-        </w:rPr>
-      </w:pPr>
-      <w:r>
-        <w:rPr>
-          <w:rFonts w:hint="eastAsia"/>
-        </w:rPr>
-        <w:t xml:space="preserve">void </w:t>
-      </w:r>
-      <w:proofErr w:type="spellStart"/>
-      <w:r>
-        <w:rPr>
-          <w:rFonts w:hint="eastAsia"/>
-        </w:rPr>
-        <w:t>send_packet</w:t>
-      </w:r>
-      <w:proofErr w:type="spellEnd"/>
-      <w:r>
-        <w:rPr>
-          <w:rFonts w:hint="eastAsia"/>
-        </w:rPr>
-        <w:t>(</w:t>
-      </w:r>
-      <w:proofErr w:type="gramStart"/>
-      <w:r>
-        <w:rPr>
-          <w:rFonts w:hint="eastAsia"/>
-        </w:rPr>
-        <w:t>) :</w:t>
-      </w:r>
-      <w:proofErr w:type="gramEnd"/>
-      <w:r>
-        <w:rPr>
-          <w:rFonts w:hint="eastAsia"/>
-        </w:rPr>
-        <w:t xml:space="preserve"> 서버로 패킷을 전송한다.</w:t>
+      </w:pPr>
+      <w:r>
+        <w:rPr>
+          <w:rFonts w:hint="eastAsia"/>
+        </w:rPr>
+        <w:t>void send_packet() : 서버로 패킷을 전송한다.</w:t>
       </w:r>
     </w:p>
     <w:p>
@@ -2812,43 +2660,12 @@
         <w:autoSpaceDE/>
         <w:autoSpaceDN/>
         <w:ind w:left="440"/>
-        <w:rPr>
-          <w:rFonts w:hint="eastAsia"/>
-        </w:rPr>
-      </w:pPr>
-      <w:r>
-        <w:rPr>
-          <w:rFonts w:hint="eastAsia"/>
-        </w:rPr>
-        <w:t xml:space="preserve">void </w:t>
-      </w:r>
-      <w:proofErr w:type="spellStart"/>
-      <w:r>
-        <w:rPr>
-          <w:rFonts w:hint="eastAsia"/>
-        </w:rPr>
-        <w:t>recv_packet</w:t>
-      </w:r>
-      <w:proofErr w:type="spellEnd"/>
-      <w:r>
-        <w:rPr>
-          <w:rFonts w:hint="eastAsia"/>
-        </w:rPr>
-        <w:t>(</w:t>
-      </w:r>
-      <w:proofErr w:type="gramStart"/>
-      <w:r>
-        <w:rPr>
-          <w:rFonts w:hint="eastAsia"/>
-        </w:rPr>
-        <w:t>) :</w:t>
-      </w:r>
-      <w:proofErr w:type="gramEnd"/>
-      <w:r>
-        <w:rPr>
-          <w:rFonts w:hint="eastAsia"/>
-        </w:rPr>
-        <w:t xml:space="preserve"> 클라이언트 </w:t>
+      </w:pPr>
+      <w:r>
+        <w:rPr>
+          <w:rFonts w:hint="eastAsia"/>
+        </w:rPr>
+        <w:t xml:space="preserve">void recv_packet() : 클라이언트 </w:t>
       </w:r>
     </w:p>
     <w:p>
@@ -2859,14 +2676,12 @@
         <w:autoSpaceDN/>
         <w:ind w:left="440"/>
       </w:pPr>
-      <w:proofErr w:type="spellStart"/>
       <w:r>
         <w:rPr>
           <w:rFonts w:hint="eastAsia"/>
         </w:rPr>
         <w:t>process_packet</w:t>
       </w:r>
-      <w:proofErr w:type="spellEnd"/>
     </w:p>
     <w:p>
       <w:pPr>
@@ -2876,7 +2691,6 @@
         <w:autoSpaceDN/>
         <w:ind w:left="440"/>
       </w:pPr>
-      <w:proofErr w:type="spellStart"/>
       <w:r>
         <w:t>collision</w:t>
       </w:r>
@@ -2886,7 +2700,6 @@
         </w:rPr>
         <w:t>_check</w:t>
       </w:r>
-      <w:proofErr w:type="spellEnd"/>
     </w:p>
     <w:p>
       <w:pPr>
@@ -2935,14 +2748,12 @@
       <w:r>
         <w:tab/>
       </w:r>
-      <w:proofErr w:type="spellStart"/>
       <w:r>
         <w:rPr>
           <w:rFonts w:hint="eastAsia"/>
         </w:rPr>
         <w:t>send_login_packet</w:t>
       </w:r>
-      <w:proofErr w:type="spellEnd"/>
     </w:p>
     <w:p>
       <w:pPr>
@@ -2967,14 +2778,12 @@
         <w:autoSpaceDN/>
         <w:ind w:left="440" w:firstLine="360"/>
       </w:pPr>
-      <w:proofErr w:type="spellStart"/>
       <w:r>
         <w:rPr>
           <w:rFonts w:hint="eastAsia"/>
         </w:rPr>
         <w:t>send_enter_room_packet</w:t>
       </w:r>
-      <w:proofErr w:type="spellEnd"/>
     </w:p>
     <w:p>
       <w:pPr>
@@ -3002,14 +2811,12 @@
       <w:r>
         <w:tab/>
       </w:r>
-      <w:proofErr w:type="spellStart"/>
       <w:r>
         <w:rPr>
           <w:rFonts w:hint="eastAsia"/>
         </w:rPr>
         <w:t>send_ready_packet</w:t>
       </w:r>
-      <w:proofErr w:type="spellEnd"/>
     </w:p>
     <w:p>
       <w:pPr>
@@ -3019,19 +2826,11 @@
         <w:autoSpaceDN/>
         <w:ind w:left="440"/>
       </w:pPr>
-      <w:proofErr w:type="spellStart"/>
-      <w:r>
-        <w:rPr>
-          <w:rFonts w:hint="eastAsia"/>
-        </w:rPr>
-        <w:t>InGame</w:t>
-      </w:r>
-      <w:proofErr w:type="spellEnd"/>
-      <w:r>
-        <w:rPr>
-          <w:rFonts w:hint="eastAsia"/>
-        </w:rPr>
-        <w:t>:</w:t>
+      <w:r>
+        <w:rPr>
+          <w:rFonts w:hint="eastAsia"/>
+        </w:rPr>
+        <w:t>InGame:</w:t>
       </w:r>
     </w:p>
     <w:p>
@@ -3046,14 +2845,12 @@
         <w:lastRenderedPageBreak/>
         <w:tab/>
       </w:r>
-      <w:proofErr w:type="spellStart"/>
       <w:r>
         <w:rPr>
           <w:rFonts w:hint="eastAsia"/>
         </w:rPr>
         <w:t>send_move_packet</w:t>
       </w:r>
-      <w:proofErr w:type="spellEnd"/>
     </w:p>
     <w:p>
       <w:pPr>
@@ -3066,14 +2863,12 @@
       <w:r>
         <w:tab/>
       </w:r>
-      <w:proofErr w:type="spellStart"/>
       <w:r>
         <w:rPr>
           <w:rFonts w:hint="eastAsia"/>
         </w:rPr>
         <w:t>send_update_state_packet</w:t>
       </w:r>
-      <w:proofErr w:type="spellEnd"/>
     </w:p>
     <w:p>
       <w:pPr>
@@ -3086,14 +2881,12 @@
       <w:r>
         <w:tab/>
       </w:r>
-      <w:proofErr w:type="spellStart"/>
       <w:r>
         <w:rPr>
           <w:rFonts w:hint="eastAsia"/>
         </w:rPr>
         <w:t>send_logout_packet</w:t>
       </w:r>
-      <w:proofErr w:type="spellEnd"/>
     </w:p>
     <w:p>
       <w:pPr>
@@ -3146,7 +2939,7 @@
         <w:autoSpaceDE/>
         <w:autoSpaceDN/>
         <w:rPr>
-          <w:rFonts w:asciiTheme="majorEastAsia" w:eastAsiaTheme="majorEastAsia" w:hAnsiTheme="majorEastAsia" w:hint="eastAsia"/>
+          <w:rFonts w:asciiTheme="majorEastAsia" w:eastAsiaTheme="majorEastAsia" w:hAnsiTheme="majorEastAsia"/>
           <w:b/>
           <w:bCs/>
           <w:sz w:val="24"/>
@@ -3178,7 +2971,7 @@
                     </pic:cNvPicPr>
                   </pic:nvPicPr>
                   <pic:blipFill>
-                    <a:blip r:embed="rId14">
+                    <a:blip r:embed="rId15">
                       <a:extLst>
                         <a:ext uri="{28A0092B-C50C-407E-A947-70E740481C1C}">
                           <a14:useLocalDpi xmlns:a14="http://schemas.microsoft.com/office/drawing/2010/main" val="0"/>
@@ -3272,7 +3065,7 @@
                     </pic:cNvPicPr>
                   </pic:nvPicPr>
                   <pic:blipFill>
-                    <a:blip r:embed="rId15">
+                    <a:blip r:embed="rId16">
                       <a:extLst>
                         <a:ext uri="{28A0092B-C50C-407E-A947-70E740481C1C}">
                           <a14:useLocalDpi xmlns:a14="http://schemas.microsoft.com/office/drawing/2010/main" val="0"/>
@@ -3406,9 +3199,6 @@
         <w:autoSpaceDE/>
         <w:autoSpaceDN/>
         <w:ind w:left="800"/>
-        <w:rPr>
-          <w:rFonts w:hint="eastAsia"/>
-        </w:rPr>
       </w:pPr>
       <w:r>
         <w:rPr>
@@ -3514,35 +3304,116 @@
         <w:rPr>
           <w:rFonts w:hint="eastAsia"/>
         </w:rPr>
-        <w:t>C2</w:t>
-      </w:r>
-      <w:proofErr w:type="gramStart"/>
-      <w:r>
-        <w:rPr>
-          <w:rFonts w:hint="eastAsia"/>
-        </w:rPr>
-        <w:t>S :</w:t>
-      </w:r>
-      <w:proofErr w:type="gramEnd"/>
-      <w:r>
-        <w:rPr>
-          <w:rFonts w:hint="eastAsia"/>
-        </w:rPr>
+        <w:t xml:space="preserve">C2S : </w:t>
+      </w:r>
+    </w:p>
+    <w:p>
+      <w:pPr>
+        <w:widowControl/>
+        <w:wordWrap/>
+        <w:autoSpaceDE/>
+        <w:autoSpaceDN/>
+      </w:pPr>
+      <w:r>
+        <w:rPr>
+          <w:rFonts w:hint="eastAsia"/>
+        </w:rPr>
+        <w:t>C2S_Login_Packet</w:t>
+      </w:r>
+    </w:p>
+    <w:p>
+      <w:pPr>
+        <w:widowControl/>
+        <w:wordWrap/>
+        <w:autoSpaceDE/>
+        <w:autoSpaceDN/>
+      </w:pPr>
+      <w:r>
+        <w:rPr>
+          <w:rFonts w:hint="eastAsia"/>
+        </w:rPr>
+        <w:t>{</w:t>
+      </w:r>
+    </w:p>
+    <w:p>
+      <w:pPr>
+        <w:widowControl/>
+        <w:wordWrap/>
+        <w:autoSpaceDE/>
+        <w:autoSpaceDN/>
+      </w:pPr>
+      <w:r>
+        <w:tab/>
+        <w:t>unsigned char size;</w:t>
+      </w:r>
+    </w:p>
+    <w:p>
+      <w:pPr>
+        <w:widowControl/>
+        <w:wordWrap/>
+        <w:autoSpaceDE/>
+        <w:autoSpaceDN/>
+      </w:pPr>
+      <w:r>
+        <w:tab/>
+        <w:t>char type;</w:t>
+      </w:r>
+    </w:p>
+    <w:p>
+      <w:pPr>
+        <w:widowControl/>
+        <w:wordWrap/>
+        <w:autoSpaceDE/>
+        <w:autoSpaceDN/>
+      </w:pPr>
+      <w:r>
+        <w:tab/>
+      </w:r>
+      <w:r>
+        <w:rPr>
+          <w:rFonts w:hint="eastAsia"/>
+        </w:rPr>
+        <w:t>char</w:t>
+      </w:r>
+      <w:r>
         <w:t xml:space="preserve"> </w:t>
       </w:r>
-    </w:p>
-    <w:p>
-      <w:pPr>
-        <w:widowControl/>
-        <w:wordWrap/>
-        <w:autoSpaceDE/>
-        <w:autoSpaceDN/>
-      </w:pPr>
-      <w:r>
-        <w:rPr>
-          <w:rFonts w:hint="eastAsia"/>
-        </w:rPr>
-        <w:t>C2S_Login_Packet</w:t>
+      <w:r>
+        <w:rPr>
+          <w:rFonts w:hint="eastAsia"/>
+        </w:rPr>
+        <w:t>name[NAME_SIZE]</w:t>
+      </w:r>
+      <w:r>
+        <w:t>;</w:t>
+      </w:r>
+    </w:p>
+    <w:p>
+      <w:pPr>
+        <w:widowControl/>
+        <w:wordWrap/>
+        <w:autoSpaceDE/>
+        <w:autoSpaceDN/>
+      </w:pPr>
+      <w:r>
+        <w:rPr>
+          <w:rFonts w:hint="eastAsia"/>
+        </w:rPr>
+        <w:t xml:space="preserve">}, </w:t>
+      </w:r>
+    </w:p>
+    <w:p>
+      <w:pPr>
+        <w:widowControl/>
+        <w:wordWrap/>
+        <w:autoSpaceDE/>
+        <w:autoSpaceDN/>
+      </w:pPr>
+      <w:r>
+        <w:rPr>
+          <w:rFonts w:hint="eastAsia"/>
+        </w:rPr>
+        <w:t>C2S_EnterRoom_Packet</w:t>
       </w:r>
     </w:p>
     <w:p>
@@ -3568,13 +3439,10 @@
       </w:pPr>
       <w:r>
         <w:tab/>
-        <w:t xml:space="preserve">unsigned char </w:t>
-      </w:r>
-      <w:proofErr w:type="gramStart"/>
-      <w:r>
-        <w:t>size;</w:t>
-      </w:r>
-      <w:proofErr w:type="gramEnd"/>
+      </w:r>
+      <w:r>
+        <w:t>unsigned char  size;</w:t>
+      </w:r>
     </w:p>
     <w:p>
       <w:pPr>
@@ -3585,13 +3453,8 @@
       </w:pPr>
       <w:r>
         <w:tab/>
-        <w:t xml:space="preserve">char </w:t>
-      </w:r>
-      <w:proofErr w:type="gramStart"/>
-      <w:r>
-        <w:t>type;</w:t>
-      </w:r>
-      <w:proofErr w:type="gramEnd"/>
+        <w:t>char  type;</w:t>
+      </w:r>
     </w:p>
     <w:p>
       <w:pPr>
@@ -3607,63 +3470,35 @@
         <w:rPr>
           <w:rFonts w:hint="eastAsia"/>
         </w:rPr>
-        <w:t>char</w:t>
-      </w:r>
-      <w:r>
-        <w:t xml:space="preserve"> </w:t>
-      </w:r>
-      <w:proofErr w:type="gramStart"/>
-      <w:r>
-        <w:rPr>
-          <w:rFonts w:hint="eastAsia"/>
-        </w:rPr>
-        <w:t>name[</w:t>
-      </w:r>
-      <w:proofErr w:type="gramEnd"/>
-      <w:r>
-        <w:rPr>
-          <w:rFonts w:hint="eastAsia"/>
-        </w:rPr>
-        <w:t>NAME_SIZE</w:t>
-      </w:r>
-      <w:proofErr w:type="gramStart"/>
-      <w:r>
-        <w:rPr>
-          <w:rFonts w:hint="eastAsia"/>
-        </w:rPr>
-        <w:t>]</w:t>
-      </w:r>
-      <w:r>
-        <w:t>;</w:t>
-      </w:r>
-      <w:proofErr w:type="gramEnd"/>
-    </w:p>
-    <w:p>
-      <w:pPr>
-        <w:widowControl/>
-        <w:wordWrap/>
-        <w:autoSpaceDE/>
-        <w:autoSpaceDN/>
-      </w:pPr>
-      <w:r>
-        <w:rPr>
-          <w:rFonts w:hint="eastAsia"/>
-        </w:rPr>
-        <w:t xml:space="preserve">}, </w:t>
-      </w:r>
-    </w:p>
-    <w:p>
-      <w:pPr>
-        <w:widowControl/>
-        <w:wordWrap/>
-        <w:autoSpaceDE/>
-        <w:autoSpaceDN/>
-      </w:pPr>
-      <w:r>
-        <w:rPr>
-          <w:rFonts w:hint="eastAsia"/>
-        </w:rPr>
-        <w:t>C2S_EnterRoom_Packet</w:t>
+        <w:t>char map_num;</w:t>
+      </w:r>
+    </w:p>
+    <w:p>
+      <w:pPr>
+        <w:widowControl/>
+        <w:wordWrap/>
+        <w:autoSpaceDE/>
+        <w:autoSpaceDN/>
+      </w:pPr>
+      <w:r>
+        <w:rPr>
+          <w:rFonts w:hint="eastAsia"/>
+        </w:rPr>
+        <w:t>},</w:t>
+      </w:r>
+    </w:p>
+    <w:p>
+      <w:pPr>
+        <w:widowControl/>
+        <w:wordWrap/>
+        <w:autoSpaceDE/>
+        <w:autoSpaceDN/>
+      </w:pPr>
+      <w:r>
+        <w:rPr>
+          <w:rFonts w:hint="eastAsia"/>
+        </w:rPr>
+        <w:t xml:space="preserve">C2S_Change_Ready_Packet, </w:t>
       </w:r>
     </w:p>
     <w:p>
@@ -3691,15 +3526,7 @@
         <w:tab/>
       </w:r>
       <w:r>
-        <w:t xml:space="preserve">unsigned </w:t>
-      </w:r>
-      <w:proofErr w:type="gramStart"/>
-      <w:r>
-        <w:t>char  size</w:t>
-      </w:r>
-      <w:proofErr w:type="gramEnd"/>
-      <w:r>
-        <w:t>;</w:t>
+        <w:t>unsigned char  size;</w:t>
       </w:r>
     </w:p>
     <w:p>
@@ -3711,14 +3538,7 @@
       </w:pPr>
       <w:r>
         <w:tab/>
-      </w:r>
-      <w:proofErr w:type="gramStart"/>
-      <w:r>
-        <w:t>char  type</w:t>
-      </w:r>
-      <w:proofErr w:type="gramEnd"/>
-      <w:r>
-        <w:t>;</w:t>
+        <w:t>char  type;</w:t>
       </w:r>
     </w:p>
     <w:p>
@@ -3735,57 +3555,35 @@
         <w:rPr>
           <w:rFonts w:hint="eastAsia"/>
         </w:rPr>
-        <w:t xml:space="preserve">char </w:t>
-      </w:r>
-      <w:proofErr w:type="spellStart"/>
-      <w:r>
-        <w:rPr>
-          <w:rFonts w:hint="eastAsia"/>
-        </w:rPr>
-        <w:t>map_</w:t>
-      </w:r>
-      <w:proofErr w:type="gramStart"/>
-      <w:r>
-        <w:rPr>
-          <w:rFonts w:hint="eastAsia"/>
-        </w:rPr>
-        <w:t>num</w:t>
-      </w:r>
-      <w:proofErr w:type="spellEnd"/>
-      <w:r>
-        <w:rPr>
-          <w:rFonts w:hint="eastAsia"/>
-        </w:rPr>
-        <w:t>;</w:t>
-      </w:r>
-      <w:proofErr w:type="gramEnd"/>
-    </w:p>
-    <w:p>
-      <w:pPr>
-        <w:widowControl/>
-        <w:wordWrap/>
-        <w:autoSpaceDE/>
-        <w:autoSpaceDN/>
-      </w:pPr>
-      <w:r>
-        <w:rPr>
-          <w:rFonts w:hint="eastAsia"/>
-        </w:rPr>
-        <w:t>},</w:t>
-      </w:r>
-    </w:p>
-    <w:p>
-      <w:pPr>
-        <w:widowControl/>
-        <w:wordWrap/>
-        <w:autoSpaceDE/>
-        <w:autoSpaceDN/>
-      </w:pPr>
-      <w:r>
-        <w:rPr>
-          <w:rFonts w:hint="eastAsia"/>
-        </w:rPr>
-        <w:t xml:space="preserve">C2S_Change_Ready_Packet, </w:t>
+        <w:t>bool Is_ready;</w:t>
+      </w:r>
+    </w:p>
+    <w:p>
+      <w:pPr>
+        <w:widowControl/>
+        <w:wordWrap/>
+        <w:autoSpaceDE/>
+        <w:autoSpaceDN/>
+      </w:pPr>
+      <w:r>
+        <w:rPr>
+          <w:rFonts w:hint="eastAsia"/>
+        </w:rPr>
+        <w:t>}</w:t>
+      </w:r>
+    </w:p>
+    <w:p>
+      <w:pPr>
+        <w:widowControl/>
+        <w:wordWrap/>
+        <w:autoSpaceDE/>
+        <w:autoSpaceDN/>
+      </w:pPr>
+      <w:r>
+        <w:rPr>
+          <w:rFonts w:hint="eastAsia"/>
+        </w:rPr>
+        <w:t xml:space="preserve">C2S_Move_Packet, </w:t>
       </w:r>
     </w:p>
     <w:p>
@@ -3813,15 +3611,7 @@
         <w:tab/>
       </w:r>
       <w:r>
-        <w:t xml:space="preserve">unsigned </w:t>
-      </w:r>
-      <w:proofErr w:type="gramStart"/>
-      <w:r>
-        <w:t>char  size</w:t>
-      </w:r>
-      <w:proofErr w:type="gramEnd"/>
-      <w:r>
-        <w:t>;</w:t>
+        <w:t>unsigned char  size;</w:t>
       </w:r>
     </w:p>
     <w:p>
@@ -3833,136 +3623,7 @@
       </w:pPr>
       <w:r>
         <w:tab/>
-      </w:r>
-      <w:proofErr w:type="gramStart"/>
-      <w:r>
-        <w:t>char  type</w:t>
-      </w:r>
-      <w:proofErr w:type="gramEnd"/>
-      <w:r>
-        <w:t>;</w:t>
-      </w:r>
-    </w:p>
-    <w:p>
-      <w:pPr>
-        <w:widowControl/>
-        <w:wordWrap/>
-        <w:autoSpaceDE/>
-        <w:autoSpaceDN/>
-      </w:pPr>
-      <w:r>
-        <w:tab/>
-      </w:r>
-      <w:r>
-        <w:rPr>
-          <w:rFonts w:hint="eastAsia"/>
-        </w:rPr>
-        <w:t xml:space="preserve">bool </w:t>
-      </w:r>
-      <w:proofErr w:type="spellStart"/>
-      <w:r>
-        <w:rPr>
-          <w:rFonts w:hint="eastAsia"/>
-        </w:rPr>
-        <w:t>Is_</w:t>
-      </w:r>
-      <w:proofErr w:type="gramStart"/>
-      <w:r>
-        <w:rPr>
-          <w:rFonts w:hint="eastAsia"/>
-        </w:rPr>
-        <w:t>ready</w:t>
-      </w:r>
-      <w:proofErr w:type="spellEnd"/>
-      <w:r>
-        <w:rPr>
-          <w:rFonts w:hint="eastAsia"/>
-        </w:rPr>
-        <w:t>;</w:t>
-      </w:r>
-      <w:proofErr w:type="gramEnd"/>
-    </w:p>
-    <w:p>
-      <w:pPr>
-        <w:widowControl/>
-        <w:wordWrap/>
-        <w:autoSpaceDE/>
-        <w:autoSpaceDN/>
-      </w:pPr>
-      <w:r>
-        <w:rPr>
-          <w:rFonts w:hint="eastAsia"/>
-        </w:rPr>
-        <w:t>}</w:t>
-      </w:r>
-    </w:p>
-    <w:p>
-      <w:pPr>
-        <w:widowControl/>
-        <w:wordWrap/>
-        <w:autoSpaceDE/>
-        <w:autoSpaceDN/>
-      </w:pPr>
-      <w:r>
-        <w:rPr>
-          <w:rFonts w:hint="eastAsia"/>
-        </w:rPr>
-        <w:t xml:space="preserve">C2S_Move_Packet, </w:t>
-      </w:r>
-    </w:p>
-    <w:p>
-      <w:pPr>
-        <w:widowControl/>
-        <w:wordWrap/>
-        <w:autoSpaceDE/>
-        <w:autoSpaceDN/>
-      </w:pPr>
-      <w:r>
-        <w:rPr>
-          <w:rFonts w:hint="eastAsia"/>
-        </w:rPr>
-        <w:t>{</w:t>
-      </w:r>
-    </w:p>
-    <w:p>
-      <w:pPr>
-        <w:widowControl/>
-        <w:wordWrap/>
-        <w:autoSpaceDE/>
-        <w:autoSpaceDN/>
-      </w:pPr>
-      <w:r>
-        <w:tab/>
-      </w:r>
-      <w:r>
-        <w:t xml:space="preserve">unsigned </w:t>
-      </w:r>
-      <w:proofErr w:type="gramStart"/>
-      <w:r>
-        <w:t>char  size</w:t>
-      </w:r>
-      <w:proofErr w:type="gramEnd"/>
-      <w:r>
-        <w:t>;</w:t>
-      </w:r>
-    </w:p>
-    <w:p>
-      <w:pPr>
-        <w:widowControl/>
-        <w:wordWrap/>
-        <w:autoSpaceDE/>
-        <w:autoSpaceDN/>
-      </w:pPr>
-      <w:r>
-        <w:tab/>
-      </w:r>
-      <w:proofErr w:type="gramStart"/>
-      <w:r>
-        <w:t>char  type</w:t>
-      </w:r>
-      <w:proofErr w:type="gramEnd"/>
-      <w:r>
-        <w:t>;</w:t>
+        <w:t>char  type;</w:t>
       </w:r>
     </w:p>
     <w:p>
@@ -3980,16 +3641,8 @@
         <w:rPr>
           <w:rFonts w:hint="eastAsia"/>
         </w:rPr>
-        <w:t xml:space="preserve">float </w:t>
-      </w:r>
-      <w:proofErr w:type="gramStart"/>
-      <w:r>
-        <w:rPr>
-          <w:rFonts w:hint="eastAsia"/>
-        </w:rPr>
-        <w:t>x;</w:t>
-      </w:r>
-      <w:proofErr w:type="gramEnd"/>
+        <w:t>float x;</w:t>
+      </w:r>
     </w:p>
     <w:p>
       <w:pPr>
@@ -4003,16 +3656,8 @@
         <w:rPr>
           <w:rFonts w:hint="eastAsia"/>
         </w:rPr>
-        <w:t xml:space="preserve">float </w:t>
-      </w:r>
-      <w:proofErr w:type="gramStart"/>
-      <w:r>
-        <w:rPr>
-          <w:rFonts w:hint="eastAsia"/>
-        </w:rPr>
-        <w:t>y;</w:t>
-      </w:r>
-      <w:proofErr w:type="gramEnd"/>
+        <w:t>float y;</w:t>
+      </w:r>
     </w:p>
     <w:p>
       <w:pPr>
@@ -4026,16 +3671,8 @@
         <w:rPr>
           <w:rFonts w:hint="eastAsia"/>
         </w:rPr>
-        <w:t xml:space="preserve">float </w:t>
-      </w:r>
-      <w:proofErr w:type="gramStart"/>
-      <w:r>
-        <w:rPr>
-          <w:rFonts w:hint="eastAsia"/>
-        </w:rPr>
-        <w:t>z;</w:t>
-      </w:r>
-      <w:proofErr w:type="gramEnd"/>
+        <w:t>float z;</w:t>
+      </w:r>
     </w:p>
     <w:p>
       <w:pPr>
@@ -4045,47 +3682,27 @@
         <w:autoSpaceDN/>
         <w:ind w:left="720"/>
       </w:pPr>
-      <w:proofErr w:type="spellStart"/>
       <w:r>
         <w:rPr>
           <w:rFonts w:hint="eastAsia"/>
         </w:rPr>
         <w:t>btRigidBody</w:t>
       </w:r>
-      <w:proofErr w:type="spellEnd"/>
       <w:r>
         <w:rPr>
           <w:rFonts w:hint="eastAsia"/>
         </w:rPr>
         <w:t xml:space="preserve"> </w:t>
       </w:r>
-      <w:proofErr w:type="spellStart"/>
       <w:r>
         <w:t>rigidBody</w:t>
       </w:r>
-      <w:proofErr w:type="spellEnd"/>
-      <w:proofErr w:type="gramStart"/>
-      <w:r>
-        <w:rPr>
-          <w:rFonts w:hint="eastAsia"/>
-        </w:rPr>
-        <w:t>; /</w:t>
-      </w:r>
-      <w:proofErr w:type="gramEnd"/>
-      <w:r>
-        <w:rPr>
-          <w:rFonts w:hint="eastAsia"/>
-        </w:rPr>
-        <w:t xml:space="preserve">/ </w:t>
-      </w:r>
-      <w:proofErr w:type="spellStart"/>
-      <w:r>
-        <w:rPr>
-          <w:rFonts w:hint="eastAsia"/>
-        </w:rPr>
-        <w:t>콜리전박스</w:t>
-      </w:r>
-      <w:proofErr w:type="spellEnd"/>
+      <w:r>
+        <w:rPr>
+          <w:rFonts w:hint="eastAsia"/>
+        </w:rPr>
+        <w:t>; // 콜리전박스</w:t>
+      </w:r>
     </w:p>
     <w:p>
       <w:pPr>
@@ -4140,15 +3757,7 @@
         <w:tab/>
       </w:r>
       <w:r>
-        <w:t xml:space="preserve">unsigned </w:t>
-      </w:r>
-      <w:proofErr w:type="gramStart"/>
-      <w:r>
-        <w:t>char  size</w:t>
-      </w:r>
-      <w:proofErr w:type="gramEnd"/>
-      <w:r>
-        <w:t>;</w:t>
+        <w:t>unsigned char  size;</w:t>
       </w:r>
     </w:p>
     <w:p>
@@ -4160,14 +3769,7 @@
       </w:pPr>
       <w:r>
         <w:tab/>
-      </w:r>
-      <w:proofErr w:type="gramStart"/>
-      <w:r>
-        <w:t>char  type</w:t>
-      </w:r>
-      <w:proofErr w:type="gramEnd"/>
-      <w:r>
-        <w:t>;</w:t>
+        <w:t>char  type;</w:t>
       </w:r>
     </w:p>
     <w:p>
@@ -4195,16 +3797,8 @@
         <w:rPr>
           <w:rFonts w:hint="eastAsia"/>
         </w:rPr>
-        <w:t>S2</w:t>
-      </w:r>
-      <w:proofErr w:type="gramStart"/>
-      <w:r>
-        <w:rPr>
-          <w:rFonts w:hint="eastAsia"/>
-        </w:rPr>
-        <w:t>C :</w:t>
-      </w:r>
-      <w:proofErr w:type="gramEnd"/>
+        <w:t>S2C :</w:t>
+      </w:r>
     </w:p>
     <w:p>
       <w:pPr>
@@ -4251,15 +3845,7 @@
         <w:ind w:firstLine="800"/>
       </w:pPr>
       <w:r>
-        <w:t xml:space="preserve">unsigned </w:t>
-      </w:r>
-      <w:proofErr w:type="gramStart"/>
-      <w:r>
-        <w:t>char  size</w:t>
-      </w:r>
-      <w:proofErr w:type="gramEnd"/>
-      <w:r>
-        <w:t>;</w:t>
+        <w:t>unsigned char  size;</w:t>
       </w:r>
     </w:p>
     <w:p>
@@ -4271,14 +3857,7 @@
       </w:pPr>
       <w:r>
         <w:tab/>
-      </w:r>
-      <w:proofErr w:type="gramStart"/>
-      <w:r>
-        <w:t>char  type</w:t>
-      </w:r>
-      <w:proofErr w:type="gramEnd"/>
-      <w:r>
-        <w:t>;</w:t>
+        <w:t>char  type;</w:t>
       </w:r>
     </w:p>
     <w:p>
@@ -4332,15 +3911,7 @@
         <w:ind w:firstLine="800"/>
       </w:pPr>
       <w:r>
-        <w:t xml:space="preserve">unsigned </w:t>
-      </w:r>
-      <w:proofErr w:type="gramStart"/>
-      <w:r>
-        <w:t>char  size</w:t>
-      </w:r>
-      <w:proofErr w:type="gramEnd"/>
-      <w:r>
-        <w:t>;</w:t>
+        <w:t>unsigned char  size;</w:t>
       </w:r>
     </w:p>
     <w:p>
@@ -4352,14 +3923,7 @@
       </w:pPr>
       <w:r>
         <w:tab/>
-      </w:r>
-      <w:proofErr w:type="gramStart"/>
-      <w:r>
-        <w:t>char  type</w:t>
-      </w:r>
-      <w:proofErr w:type="gramEnd"/>
-      <w:r>
-        <w:t>;</w:t>
+        <w:t>char  type;</w:t>
       </w:r>
     </w:p>
     <w:p>
@@ -4376,21 +3940,7 @@
         <w:rPr>
           <w:rFonts w:hint="eastAsia"/>
         </w:rPr>
-        <w:t xml:space="preserve">char </w:t>
-      </w:r>
-      <w:proofErr w:type="gramStart"/>
-      <w:r>
-        <w:rPr>
-          <w:rFonts w:hint="eastAsia"/>
-        </w:rPr>
-        <w:t>name[</w:t>
-      </w:r>
-      <w:proofErr w:type="gramEnd"/>
-      <w:r>
-        <w:rPr>
-          <w:rFonts w:hint="eastAsia"/>
-        </w:rPr>
-        <w:t>NAME_SIZE]</w:t>
+        <w:t>char name[NAME_SIZE]</w:t>
       </w:r>
     </w:p>
     <w:p>
@@ -4445,15 +3995,7 @@
       </w:pPr>
       <w:r>
         <w:lastRenderedPageBreak/>
-        <w:t xml:space="preserve">unsigned </w:t>
-      </w:r>
-      <w:proofErr w:type="gramStart"/>
-      <w:r>
-        <w:t>char  size</w:t>
-      </w:r>
-      <w:proofErr w:type="gramEnd"/>
-      <w:r>
-        <w:t>;</w:t>
+        <w:t>unsigned char  size;</w:t>
       </w:r>
     </w:p>
     <w:p>
@@ -4465,14 +4007,7 @@
       </w:pPr>
       <w:r>
         <w:tab/>
-      </w:r>
-      <w:proofErr w:type="gramStart"/>
-      <w:r>
-        <w:t>char  type</w:t>
-      </w:r>
-      <w:proofErr w:type="gramEnd"/>
-      <w:r>
-        <w:t>;</w:t>
+        <w:t>char  type;</w:t>
       </w:r>
     </w:p>
     <w:p>
@@ -4489,21 +4024,7 @@
         <w:rPr>
           <w:rFonts w:hint="eastAsia"/>
         </w:rPr>
-        <w:t xml:space="preserve">char </w:t>
-      </w:r>
-      <w:proofErr w:type="gramStart"/>
-      <w:r>
-        <w:rPr>
-          <w:rFonts w:hint="eastAsia"/>
-        </w:rPr>
-        <w:t>name[</w:t>
-      </w:r>
-      <w:proofErr w:type="gramEnd"/>
-      <w:r>
-        <w:rPr>
-          <w:rFonts w:hint="eastAsia"/>
-        </w:rPr>
-        <w:t>NAME_SIZE]</w:t>
+        <w:t>char name[NAME_SIZE]</w:t>
       </w:r>
     </w:p>
     <w:p>
@@ -4516,42 +4037,12 @@
       <w:r>
         <w:tab/>
       </w:r>
-      <w:proofErr w:type="gramStart"/>
-      <w:r>
-        <w:rPr>
-          <w:rFonts w:hint="eastAsia"/>
-        </w:rPr>
-        <w:t>bool</w:t>
-      </w:r>
-      <w:proofErr w:type="gramEnd"/>
-      <w:r>
-        <w:rPr>
-          <w:rFonts w:hint="eastAsia"/>
-        </w:rPr>
-        <w:t xml:space="preserve"> </w:t>
-      </w:r>
-      <w:proofErr w:type="spellStart"/>
-      <w:r>
-        <w:rPr>
-          <w:rFonts w:hint="eastAsia"/>
-        </w:rPr>
-        <w:t>is_</w:t>
-      </w:r>
-      <w:proofErr w:type="gramStart"/>
-      <w:r>
-        <w:rPr>
-          <w:rFonts w:hint="eastAsia"/>
-        </w:rPr>
-        <w:t>ready</w:t>
-      </w:r>
-      <w:proofErr w:type="spellEnd"/>
-      <w:r>
-        <w:rPr>
-          <w:rFonts w:hint="eastAsia"/>
-        </w:rPr>
-        <w:t>;</w:t>
-      </w:r>
-      <w:proofErr w:type="gramEnd"/>
+      <w:r>
+        <w:rPr>
+          <w:rFonts w:hint="eastAsia"/>
+        </w:rPr>
+        <w:t>bool is_ready;</w:t>
+      </w:r>
     </w:p>
     <w:p>
       <w:pPr>
@@ -4604,15 +4095,7 @@
         <w:ind w:firstLine="800"/>
       </w:pPr>
       <w:r>
-        <w:t xml:space="preserve">unsigned </w:t>
-      </w:r>
-      <w:proofErr w:type="gramStart"/>
-      <w:r>
-        <w:t>char  size</w:t>
-      </w:r>
-      <w:proofErr w:type="gramEnd"/>
-      <w:r>
-        <w:t>;</w:t>
+        <w:t>unsigned char  size;</w:t>
       </w:r>
     </w:p>
     <w:p>
@@ -4624,14 +4107,7 @@
       </w:pPr>
       <w:r>
         <w:tab/>
-      </w:r>
-      <w:proofErr w:type="gramStart"/>
-      <w:r>
-        <w:t>char  type</w:t>
-      </w:r>
-      <w:proofErr w:type="gramEnd"/>
-      <w:r>
-        <w:t>;</w:t>
+        <w:t>char  type;</w:t>
       </w:r>
     </w:p>
     <w:p>
@@ -4691,14 +4167,112 @@
         <w:ind w:firstLine="800"/>
       </w:pPr>
       <w:r>
-        <w:t xml:space="preserve">unsigned </w:t>
-      </w:r>
-      <w:proofErr w:type="gramStart"/>
-      <w:r>
-        <w:t>char  size</w:t>
-      </w:r>
-      <w:proofErr w:type="gramEnd"/>
-      <w:r>
+        <w:t>unsigned char  size;</w:t>
+      </w:r>
+    </w:p>
+    <w:p>
+      <w:pPr>
+        <w:widowControl/>
+        <w:wordWrap/>
+        <w:autoSpaceDE/>
+        <w:autoSpaceDN/>
+      </w:pPr>
+      <w:r>
+        <w:tab/>
+        <w:t>char  type;</w:t>
+      </w:r>
+    </w:p>
+    <w:p>
+      <w:pPr>
+        <w:widowControl/>
+        <w:wordWrap/>
+        <w:autoSpaceDE/>
+        <w:autoSpaceDN/>
+      </w:pPr>
+      <w:r>
+        <w:tab/>
+      </w:r>
+      <w:r>
+        <w:rPr>
+          <w:rFonts w:hint="eastAsia"/>
+        </w:rPr>
+        <w:t>char name[NAME_SIZE]</w:t>
+      </w:r>
+    </w:p>
+    <w:p>
+      <w:pPr>
+        <w:widowControl/>
+        <w:wordWrap/>
+        <w:autoSpaceDE/>
+        <w:autoSpaceDN/>
+      </w:pPr>
+      <w:r>
+        <w:tab/>
+      </w:r>
+      <w:r>
+        <w:rPr>
+          <w:rFonts w:hint="eastAsia"/>
+        </w:rPr>
+        <w:t>float x;</w:t>
+      </w:r>
+    </w:p>
+    <w:p>
+      <w:pPr>
+        <w:widowControl/>
+        <w:wordWrap/>
+        <w:autoSpaceDE/>
+        <w:autoSpaceDN/>
+        <w:ind w:firstLine="800"/>
+      </w:pPr>
+      <w:r>
+        <w:rPr>
+          <w:rFonts w:hint="eastAsia"/>
+        </w:rPr>
+        <w:t>float y;</w:t>
+      </w:r>
+    </w:p>
+    <w:p>
+      <w:pPr>
+        <w:widowControl/>
+        <w:wordWrap/>
+        <w:autoSpaceDE/>
+        <w:autoSpaceDN/>
+        <w:ind w:firstLine="800"/>
+      </w:pPr>
+      <w:r>
+        <w:rPr>
+          <w:rFonts w:hint="eastAsia"/>
+        </w:rPr>
+        <w:t>float z;</w:t>
+      </w:r>
+    </w:p>
+    <w:p>
+      <w:pPr>
+        <w:widowControl/>
+        <w:wordWrap/>
+        <w:autoSpaceDE/>
+        <w:autoSpaceDN/>
+        <w:ind w:firstLine="800"/>
+      </w:pPr>
+      <w:r>
+        <w:rPr>
+          <w:rFonts w:hint="eastAsia"/>
+        </w:rPr>
+        <w:t>btRigidBody</w:t>
+      </w:r>
+      <w:r>
+        <w:rPr>
+          <w:rFonts w:hint="eastAsia"/>
+        </w:rPr>
+        <w:t xml:space="preserve"> </w:t>
+      </w:r>
+      <w:r>
+        <w:t>rigidBody</w:t>
+      </w:r>
+      <w:r>
+        <w:rPr>
+          <w:rFonts w:hint="eastAsia"/>
+        </w:rPr>
         <w:t>;</w:t>
       </w:r>
     </w:p>
@@ -4710,15 +4284,132 @@
         <w:autoSpaceDN/>
       </w:pPr>
       <w:r>
+        <w:rPr>
+          <w:rFonts w:hint="eastAsia"/>
+        </w:rPr>
+        <w:t>}</w:t>
+      </w:r>
+    </w:p>
+    <w:p>
+      <w:pPr>
+        <w:widowControl/>
+        <w:wordWrap/>
+        <w:autoSpaceDE/>
+        <w:autoSpaceDN/>
+      </w:pPr>
+      <w:r>
+        <w:rPr>
+          <w:rFonts w:hint="eastAsia"/>
+        </w:rPr>
+        <w:t>S2C_Booster_Packet</w:t>
+      </w:r>
+    </w:p>
+    <w:p>
+      <w:pPr>
+        <w:widowControl/>
+        <w:wordWrap/>
+        <w:autoSpaceDE/>
+        <w:autoSpaceDN/>
+      </w:pPr>
+      <w:r>
+        <w:rPr>
+          <w:rFonts w:hint="eastAsia"/>
+        </w:rPr>
+        <w:t>{</w:t>
+      </w:r>
+    </w:p>
+    <w:p>
+      <w:pPr>
+        <w:widowControl/>
+        <w:wordWrap/>
+        <w:autoSpaceDE/>
+        <w:autoSpaceDN/>
+        <w:ind w:firstLine="800"/>
+      </w:pPr>
+      <w:r>
+        <w:t>unsigned char  size;</w:t>
+      </w:r>
+    </w:p>
+    <w:p>
+      <w:pPr>
+        <w:widowControl/>
+        <w:wordWrap/>
+        <w:autoSpaceDE/>
+        <w:autoSpaceDN/>
+      </w:pPr>
+      <w:r>
         <w:tab/>
-      </w:r>
-      <w:proofErr w:type="gramStart"/>
-      <w:r>
-        <w:t>char  type</w:t>
-      </w:r>
-      <w:proofErr w:type="gramEnd"/>
-      <w:r>
-        <w:t>;</w:t>
+        <w:t>char  type;</w:t>
+      </w:r>
+    </w:p>
+    <w:p>
+      <w:pPr>
+        <w:widowControl/>
+        <w:wordWrap/>
+        <w:autoSpaceDE/>
+        <w:autoSpaceDN/>
+        <w:ind w:firstLine="800"/>
+      </w:pPr>
+      <w:r>
+        <w:rPr>
+          <w:rFonts w:hint="eastAsia"/>
+        </w:rPr>
+        <w:lastRenderedPageBreak/>
+        <w:t>char name[NAME_SIZE]</w:t>
+      </w:r>
+    </w:p>
+    <w:p>
+      <w:pPr>
+        <w:widowControl/>
+        <w:wordWrap/>
+        <w:autoSpaceDE/>
+        <w:autoSpaceDN/>
+      </w:pPr>
+      <w:r>
+        <w:rPr>
+          <w:rFonts w:hint="eastAsia"/>
+        </w:rPr>
+        <w:t>}</w:t>
+      </w:r>
+    </w:p>
+    <w:p>
+      <w:pPr>
+        <w:widowControl/>
+        <w:wordWrap/>
+        <w:autoSpaceDE/>
+        <w:autoSpaceDN/>
+      </w:pPr>
+      <w:r>
+        <w:rPr>
+          <w:rFonts w:hint="eastAsia"/>
+        </w:rPr>
+        <w:t>S2C_Rank_Packet // 자기 자신에 대한 등수만 알기</w:t>
+      </w:r>
+    </w:p>
+    <w:p>
+      <w:pPr>
+        <w:widowControl/>
+        <w:wordWrap/>
+        <w:autoSpaceDE/>
+        <w:autoSpaceDN/>
+      </w:pPr>
+      <w:r>
+        <w:rPr>
+          <w:rFonts w:hint="eastAsia"/>
+        </w:rPr>
+        <w:t>{</w:t>
+      </w:r>
+    </w:p>
+    <w:p>
+      <w:pPr>
+        <w:widowControl/>
+        <w:wordWrap/>
+        <w:autoSpaceDE/>
+        <w:autoSpaceDN/>
+        <w:ind w:firstLine="800"/>
+      </w:pPr>
+      <w:r>
+        <w:t>unsigned char  size;</w:t>
       </w:r>
     </w:p>
     <w:p>
@@ -4730,26 +4421,7 @@
       </w:pPr>
       <w:r>
         <w:tab/>
-      </w:r>
-      <w:r>
-        <w:rPr>
-          <w:rFonts w:hint="eastAsia"/>
-        </w:rPr>
-        <w:t xml:space="preserve">char </w:t>
-      </w:r>
-      <w:proofErr w:type="gramStart"/>
-      <w:r>
-        <w:rPr>
-          <w:rFonts w:hint="eastAsia"/>
-        </w:rPr>
-        <w:t>name[</w:t>
-      </w:r>
-      <w:proofErr w:type="gramEnd"/>
-      <w:r>
-        <w:rPr>
-          <w:rFonts w:hint="eastAsia"/>
-        </w:rPr>
-        <w:t>NAME_SIZE]</w:t>
+        <w:t>char  type;</w:t>
       </w:r>
     </w:p>
     <w:p>
@@ -4766,16 +4438,50 @@
         <w:rPr>
           <w:rFonts w:hint="eastAsia"/>
         </w:rPr>
-        <w:t xml:space="preserve">float </w:t>
-      </w:r>
-      <w:proofErr w:type="gramStart"/>
-      <w:r>
-        <w:rPr>
-          <w:rFonts w:hint="eastAsia"/>
-        </w:rPr>
-        <w:t>x;</w:t>
-      </w:r>
-      <w:proofErr w:type="gramEnd"/>
+        <w:t>char rank;</w:t>
+      </w:r>
+    </w:p>
+    <w:p>
+      <w:pPr>
+        <w:widowControl/>
+        <w:wordWrap/>
+        <w:autoSpaceDE/>
+        <w:autoSpaceDN/>
+      </w:pPr>
+      <w:r>
+        <w:rPr>
+          <w:rFonts w:hint="eastAsia"/>
+        </w:rPr>
+        <w:t>}</w:t>
+      </w:r>
+    </w:p>
+    <w:p>
+      <w:pPr>
+        <w:widowControl/>
+        <w:wordWrap/>
+        <w:autoSpaceDE/>
+        <w:autoSpaceDN/>
+      </w:pPr>
+      <w:r>
+        <w:rPr>
+          <w:rFonts w:hint="eastAsia"/>
+        </w:rPr>
+        <w:t>S2C_Finish_Packet</w:t>
+      </w:r>
+    </w:p>
+    <w:p>
+      <w:pPr>
+        <w:widowControl/>
+        <w:wordWrap/>
+        <w:autoSpaceDE/>
+        <w:autoSpaceDN/>
+      </w:pPr>
+      <w:r>
+        <w:rPr>
+          <w:rFonts w:hint="eastAsia"/>
+        </w:rPr>
+        <w:t>{</w:t>
+      </w:r>
     </w:p>
     <w:p>
       <w:pPr>
@@ -4786,139 +4492,7 @@
         <w:ind w:firstLine="800"/>
       </w:pPr>
       <w:r>
-        <w:rPr>
-          <w:rFonts w:hint="eastAsia"/>
-        </w:rPr>
-        <w:t xml:space="preserve">float </w:t>
-      </w:r>
-      <w:proofErr w:type="gramStart"/>
-      <w:r>
-        <w:rPr>
-          <w:rFonts w:hint="eastAsia"/>
-        </w:rPr>
-        <w:t>y;</w:t>
-      </w:r>
-      <w:proofErr w:type="gramEnd"/>
-    </w:p>
-    <w:p>
-      <w:pPr>
-        <w:widowControl/>
-        <w:wordWrap/>
-        <w:autoSpaceDE/>
-        <w:autoSpaceDN/>
-        <w:ind w:firstLine="800"/>
-      </w:pPr>
-      <w:r>
-        <w:rPr>
-          <w:rFonts w:hint="eastAsia"/>
-        </w:rPr>
-        <w:t xml:space="preserve">float </w:t>
-      </w:r>
-      <w:proofErr w:type="gramStart"/>
-      <w:r>
-        <w:rPr>
-          <w:rFonts w:hint="eastAsia"/>
-        </w:rPr>
-        <w:t>z;</w:t>
-      </w:r>
-      <w:proofErr w:type="gramEnd"/>
-    </w:p>
-    <w:p>
-      <w:pPr>
-        <w:widowControl/>
-        <w:wordWrap/>
-        <w:autoSpaceDE/>
-        <w:autoSpaceDN/>
-        <w:ind w:firstLine="800"/>
-      </w:pPr>
-      <w:proofErr w:type="spellStart"/>
-      <w:r>
-        <w:rPr>
-          <w:rFonts w:hint="eastAsia"/>
-        </w:rPr>
-        <w:t>btRigidBody</w:t>
-      </w:r>
-      <w:proofErr w:type="spellEnd"/>
-      <w:r>
-        <w:rPr>
-          <w:rFonts w:hint="eastAsia"/>
-        </w:rPr>
-        <w:t xml:space="preserve"> </w:t>
-      </w:r>
-      <w:proofErr w:type="spellStart"/>
-      <w:proofErr w:type="gramStart"/>
-      <w:r>
-        <w:t>rigidBody</w:t>
-      </w:r>
-      <w:proofErr w:type="spellEnd"/>
-      <w:r>
-        <w:rPr>
-          <w:rFonts w:hint="eastAsia"/>
-        </w:rPr>
-        <w:t>;</w:t>
-      </w:r>
-      <w:proofErr w:type="gramEnd"/>
-    </w:p>
-    <w:p>
-      <w:pPr>
-        <w:widowControl/>
-        <w:wordWrap/>
-        <w:autoSpaceDE/>
-        <w:autoSpaceDN/>
-      </w:pPr>
-      <w:r>
-        <w:rPr>
-          <w:rFonts w:hint="eastAsia"/>
-        </w:rPr>
-        <w:t>}</w:t>
-      </w:r>
-    </w:p>
-    <w:p>
-      <w:pPr>
-        <w:widowControl/>
-        <w:wordWrap/>
-        <w:autoSpaceDE/>
-        <w:autoSpaceDN/>
-      </w:pPr>
-      <w:r>
-        <w:rPr>
-          <w:rFonts w:hint="eastAsia"/>
-        </w:rPr>
-        <w:t>S2C_Booster_Packet</w:t>
-      </w:r>
-    </w:p>
-    <w:p>
-      <w:pPr>
-        <w:widowControl/>
-        <w:wordWrap/>
-        <w:autoSpaceDE/>
-        <w:autoSpaceDN/>
-      </w:pPr>
-      <w:r>
-        <w:rPr>
-          <w:rFonts w:hint="eastAsia"/>
-        </w:rPr>
-        <w:t>{</w:t>
-      </w:r>
-    </w:p>
-    <w:p>
-      <w:pPr>
-        <w:widowControl/>
-        <w:wordWrap/>
-        <w:autoSpaceDE/>
-        <w:autoSpaceDN/>
-        <w:ind w:firstLine="800"/>
-      </w:pPr>
-      <w:r>
-        <w:t xml:space="preserve">unsigned </w:t>
-      </w:r>
-      <w:proofErr w:type="gramStart"/>
-      <w:r>
-        <w:t>char  size</w:t>
-      </w:r>
-      <w:proofErr w:type="gramEnd"/>
-      <w:r>
-        <w:t>;</w:t>
+        <w:t>unsigned char  size;</w:t>
       </w:r>
     </w:p>
     <w:p>
@@ -4930,120 +4504,7 @@
       </w:pPr>
       <w:r>
         <w:tab/>
-      </w:r>
-      <w:proofErr w:type="gramStart"/>
-      <w:r>
-        <w:t>char  type</w:t>
-      </w:r>
-      <w:proofErr w:type="gramEnd"/>
-      <w:r>
-        <w:t>;</w:t>
-      </w:r>
-    </w:p>
-    <w:p>
-      <w:pPr>
-        <w:widowControl/>
-        <w:wordWrap/>
-        <w:autoSpaceDE/>
-        <w:autoSpaceDN/>
-        <w:ind w:firstLine="800"/>
-      </w:pPr>
-      <w:r>
-        <w:rPr>
-          <w:rFonts w:hint="eastAsia"/>
-        </w:rPr>
-        <w:lastRenderedPageBreak/>
-        <w:t xml:space="preserve">char </w:t>
-      </w:r>
-      <w:proofErr w:type="gramStart"/>
-      <w:r>
-        <w:rPr>
-          <w:rFonts w:hint="eastAsia"/>
-        </w:rPr>
-        <w:t>name[</w:t>
-      </w:r>
-      <w:proofErr w:type="gramEnd"/>
-      <w:r>
-        <w:rPr>
-          <w:rFonts w:hint="eastAsia"/>
-        </w:rPr>
-        <w:t>NAME_SIZE]</w:t>
-      </w:r>
-    </w:p>
-    <w:p>
-      <w:pPr>
-        <w:widowControl/>
-        <w:wordWrap/>
-        <w:autoSpaceDE/>
-        <w:autoSpaceDN/>
-      </w:pPr>
-      <w:r>
-        <w:rPr>
-          <w:rFonts w:hint="eastAsia"/>
-        </w:rPr>
-        <w:t>}</w:t>
-      </w:r>
-    </w:p>
-    <w:p>
-      <w:pPr>
-        <w:widowControl/>
-        <w:wordWrap/>
-        <w:autoSpaceDE/>
-        <w:autoSpaceDN/>
-      </w:pPr>
-      <w:r>
-        <w:rPr>
-          <w:rFonts w:hint="eastAsia"/>
-        </w:rPr>
-        <w:t>S2C_Rank_</w:t>
-      </w:r>
-      <w:proofErr w:type="gramStart"/>
-      <w:r>
-        <w:rPr>
-          <w:rFonts w:hint="eastAsia"/>
-        </w:rPr>
-        <w:t>Packet /</w:t>
-      </w:r>
-      <w:proofErr w:type="gramEnd"/>
-      <w:r>
-        <w:rPr>
-          <w:rFonts w:hint="eastAsia"/>
-        </w:rPr>
-        <w:t>/ 자기 자신에 대한 등수만 알기</w:t>
-      </w:r>
-    </w:p>
-    <w:p>
-      <w:pPr>
-        <w:widowControl/>
-        <w:wordWrap/>
-        <w:autoSpaceDE/>
-        <w:autoSpaceDN/>
-      </w:pPr>
-      <w:r>
-        <w:rPr>
-          <w:rFonts w:hint="eastAsia"/>
-        </w:rPr>
-        <w:t>{</w:t>
-      </w:r>
-    </w:p>
-    <w:p>
-      <w:pPr>
-        <w:widowControl/>
-        <w:wordWrap/>
-        <w:autoSpaceDE/>
-        <w:autoSpaceDN/>
-        <w:ind w:firstLine="800"/>
-      </w:pPr>
-      <w:r>
-        <w:t xml:space="preserve">unsigned </w:t>
-      </w:r>
-      <w:proofErr w:type="gramStart"/>
-      <w:r>
-        <w:t>char  size</w:t>
-      </w:r>
-      <w:proofErr w:type="gramEnd"/>
-      <w:r>
-        <w:t>;</w:t>
+        <w:t>char  type;</w:t>
       </w:r>
     </w:p>
     <w:p>
@@ -5056,150 +4517,11 @@
       <w:r>
         <w:tab/>
       </w:r>
-      <w:proofErr w:type="gramStart"/>
-      <w:r>
-        <w:t>char  type</w:t>
-      </w:r>
-      <w:proofErr w:type="gramEnd"/>
-      <w:r>
-        <w:t>;</w:t>
-      </w:r>
-    </w:p>
-    <w:p>
-      <w:pPr>
-        <w:widowControl/>
-        <w:wordWrap/>
-        <w:autoSpaceDE/>
-        <w:autoSpaceDN/>
-      </w:pPr>
-      <w:r>
-        <w:tab/>
-      </w:r>
-      <w:r>
-        <w:rPr>
-          <w:rFonts w:hint="eastAsia"/>
-        </w:rPr>
-        <w:t xml:space="preserve">char </w:t>
-      </w:r>
-      <w:proofErr w:type="gramStart"/>
-      <w:r>
-        <w:rPr>
-          <w:rFonts w:hint="eastAsia"/>
-        </w:rPr>
-        <w:t>rank;</w:t>
-      </w:r>
-      <w:proofErr w:type="gramEnd"/>
-    </w:p>
-    <w:p>
-      <w:pPr>
-        <w:widowControl/>
-        <w:wordWrap/>
-        <w:autoSpaceDE/>
-        <w:autoSpaceDN/>
-      </w:pPr>
-      <w:r>
-        <w:rPr>
-          <w:rFonts w:hint="eastAsia"/>
-        </w:rPr>
-        <w:t>}</w:t>
-      </w:r>
-    </w:p>
-    <w:p>
-      <w:pPr>
-        <w:widowControl/>
-        <w:wordWrap/>
-        <w:autoSpaceDE/>
-        <w:autoSpaceDN/>
-      </w:pPr>
-      <w:r>
-        <w:rPr>
-          <w:rFonts w:hint="eastAsia"/>
-        </w:rPr>
-        <w:t>S2C_Finish_Packet</w:t>
-      </w:r>
-    </w:p>
-    <w:p>
-      <w:pPr>
-        <w:widowControl/>
-        <w:wordWrap/>
-        <w:autoSpaceDE/>
-        <w:autoSpaceDN/>
-      </w:pPr>
-      <w:r>
-        <w:rPr>
-          <w:rFonts w:hint="eastAsia"/>
-        </w:rPr>
-        <w:t>{</w:t>
-      </w:r>
-    </w:p>
-    <w:p>
-      <w:pPr>
-        <w:widowControl/>
-        <w:wordWrap/>
-        <w:autoSpaceDE/>
-        <w:autoSpaceDN/>
-        <w:ind w:firstLine="800"/>
-      </w:pPr>
-      <w:r>
-        <w:t xml:space="preserve">unsigned </w:t>
-      </w:r>
-      <w:proofErr w:type="gramStart"/>
-      <w:r>
-        <w:t>char  size</w:t>
-      </w:r>
-      <w:proofErr w:type="gramEnd"/>
-      <w:r>
-        <w:t>;</w:t>
-      </w:r>
-    </w:p>
-    <w:p>
-      <w:pPr>
-        <w:widowControl/>
-        <w:wordWrap/>
-        <w:autoSpaceDE/>
-        <w:autoSpaceDN/>
-      </w:pPr>
-      <w:r>
-        <w:tab/>
-      </w:r>
-      <w:proofErr w:type="gramStart"/>
-      <w:r>
-        <w:t>char  type</w:t>
-      </w:r>
-      <w:proofErr w:type="gramEnd"/>
-      <w:r>
-        <w:t>;</w:t>
-      </w:r>
-    </w:p>
-    <w:p>
-      <w:pPr>
-        <w:widowControl/>
-        <w:wordWrap/>
-        <w:autoSpaceDE/>
-        <w:autoSpaceDN/>
-      </w:pPr>
-      <w:r>
-        <w:tab/>
-      </w:r>
-      <w:r>
-        <w:rPr>
-          <w:rFonts w:hint="eastAsia"/>
-        </w:rPr>
-        <w:t>char[3] rank</w:t>
-      </w:r>
-      <w:proofErr w:type="gramStart"/>
-      <w:r>
-        <w:rPr>
-          <w:rFonts w:hint="eastAsia"/>
-        </w:rPr>
-        <w:t>; /</w:t>
-      </w:r>
-      <w:proofErr w:type="gramEnd"/>
-      <w:r>
-        <w:rPr>
-          <w:rFonts w:hint="eastAsia"/>
-        </w:rPr>
-        <w:t>/ 배열에 저장된 순서대로 1,2,3 등</w:t>
+      <w:r>
+        <w:rPr>
+          <w:rFonts w:hint="eastAsia"/>
+        </w:rPr>
+        <w:t>char[3] rank; // 배열에 저장된 순서대로 1,2,3 등</w:t>
       </w:r>
     </w:p>
     <w:p>
@@ -5318,16 +4640,8 @@
               <w:rPr>
                 <w:rFonts w:hint="eastAsia"/>
               </w:rPr>
-              <w:t xml:space="preserve">Server </w:t>
-            </w:r>
-            <w:proofErr w:type="spellStart"/>
-            <w:r>
-              <w:rPr>
-                <w:rFonts w:hint="eastAsia"/>
-              </w:rPr>
-              <w:t>Frameork</w:t>
-            </w:r>
-            <w:proofErr w:type="spellEnd"/>
+              <w:t>Server Frameork</w:t>
+            </w:r>
           </w:p>
         </w:tc>
         <w:tc>
@@ -5514,14 +4828,12 @@
               <w:autoSpaceDE/>
               <w:autoSpaceDN/>
             </w:pPr>
-            <w:proofErr w:type="spellStart"/>
             <w:r>
               <w:rPr>
                 <w:rFonts w:hint="eastAsia"/>
               </w:rPr>
               <w:t>InGame</w:t>
             </w:r>
-            <w:proofErr w:type="spellEnd"/>
           </w:p>
         </w:tc>
         <w:tc>
@@ -5618,14 +4930,12 @@
               <w:autoSpaceDE/>
               <w:autoSpaceDN/>
             </w:pPr>
-            <w:proofErr w:type="spellStart"/>
             <w:r>
               <w:rPr>
                 <w:rFonts w:hint="eastAsia"/>
               </w:rPr>
               <w:t>ClientFrameWork</w:t>
             </w:r>
-            <w:proofErr w:type="spellEnd"/>
           </w:p>
         </w:tc>
         <w:tc>
@@ -5812,14 +5122,12 @@
               <w:autoSpaceDE/>
               <w:autoSpaceDN/>
             </w:pPr>
-            <w:proofErr w:type="spellStart"/>
             <w:r>
               <w:rPr>
                 <w:rFonts w:hint="eastAsia"/>
               </w:rPr>
               <w:t>InGame</w:t>
             </w:r>
-            <w:proofErr w:type="spellEnd"/>
           </w:p>
         </w:tc>
         <w:tc>
@@ -5848,21 +5156,7 @@
         <w:rPr>
           <w:rFonts w:hint="eastAsia"/>
         </w:rPr>
-        <w:t xml:space="preserve">로그인 화면, 룸 화면 만들기 + broadcast(pkt){for all client </w:t>
-      </w:r>
-      <w:proofErr w:type="spellStart"/>
-      <w:r>
-        <w:rPr>
-          <w:rFonts w:hint="eastAsia"/>
-        </w:rPr>
-        <w:t>sendPacket</w:t>
-      </w:r>
-      <w:proofErr w:type="spellEnd"/>
-      <w:r>
-        <w:rPr>
-          <w:rFonts w:hint="eastAsia"/>
-        </w:rPr>
-        <w:t>(pkt)}</w:t>
+        <w:t>로그인 화면, 룸 화면 만들기 + broadcast(pkt){for all client sendPacket(pkt)}</w:t>
       </w:r>
     </w:p>
     <w:p>
@@ -9618,7 +8912,7 @@
       </w:pPr>
     </w:p>
     <w:sectPr>
-      <w:footerReference w:type="default" r:id="rId16"/>
+      <w:footerReference w:type="default" r:id="rId17"/>
       <w:pgSz w:w="11906" w:h="16838"/>
       <w:pgMar w:top="1701" w:right="1440" w:bottom="1440" w:left="1440" w:header="397" w:footer="964" w:gutter="0"/>
       <w:cols w:space="425"/>
@@ -9629,7 +8923,7 @@
 </file>
 
 <file path=word/endnotes.xml><?xml version="1.0" encoding="utf-8"?>
-<w:endnotes xmlns:wpc="http://schemas.microsoft.com/office/word/2010/wordprocessingCanvas" xmlns:cx="http://schemas.microsoft.com/office/drawing/2014/chartex" xmlns:cx1="http://schemas.microsoft.com/office/drawing/2015/9/8/chartex" xmlns:cx2="http://schemas.microsoft.com/office/drawing/2015/10/21/chartex" xmlns:cx3="http://schemas.microsoft.com/office/drawing/2016/5/9/chartex" xmlns:cx4="http://schemas.microsoft.com/office/drawing/2016/5/10/chartex" xmlns:cx5="http://schemas.microsoft.com/office/drawing/2016/5/11/chartex" xmlns:cx6="http://schemas.microsoft.com/office/drawing/2016/5/12/chartex" xmlns:cx7="http://schemas.microsoft.com/office/drawing/2016/5/13/chartex" xmlns:cx8="http://schemas.microsoft.com/office/drawing/2016/5/14/chartex" xmlns:mc="http://schemas.openxmlformats.org/markup-compatibility/2006" xmlns:aink="http://schemas.microsoft.com/office/drawing/2016/ink" xmlns:am3d="http://schemas.microsoft.com/office/drawing/2017/model3d" xmlns:o="urn:schemas-microsoft-com:office:office" xmlns:oel="http://schemas.microsoft.com/office/2019/extlst" xmlns:r="http://schemas.openxmlformats.org/officeDocument/2006/relationships" xmlns:m="http://schemas.openxmlformats.org/officeDocument/2006/math" xmlns:v="urn:schemas-microsoft-com:vml" xmlns:wp14="http://schemas.microsoft.com/office/word/2010/wordprocessingDrawing" xmlns:wp="http://schemas.openxmlformats.org/drawingml/2006/wordprocessingDrawing" xmlns:w10="urn:schemas-microsoft-com:office:word" xmlns:w="http://schemas.openxmlformats.org/wordprocessingml/2006/main" xmlns:w14="http://schemas.microsoft.com/office/word/2010/wordml" xmlns:w15="http://schemas.microsoft.com/office/word/2012/wordml" xmlns:w16cex="http://schemas.microsoft.com/office/word/2018/wordml/cex" xmlns:w16cid="http://schemas.microsoft.com/office/word/2016/wordml/cid" xmlns:w16="http://schemas.microsoft.com/office/word/2018/wordml" xmlns:w16du="http://schemas.microsoft.com/office/word/2023/wordml/word16du" xmlns:w16sdtdh="http://schemas.microsoft.com/office/word/2020/wordml/sdtdatahash" xmlns:w16sdtfl="http://schemas.microsoft.com/office/word/2024/wordml/sdtformatlock" xmlns:w16se="http://schemas.microsoft.com/office/word/2015/wordml/symex" xmlns:wpg="http://schemas.microsoft.com/office/word/2010/wordprocessingGroup" xmlns:wpi="http://schemas.microsoft.com/office/word/2010/wordprocessingInk" xmlns:wne="http://schemas.microsoft.com/office/word/2006/wordml" xmlns:wps="http://schemas.microsoft.com/office/word/2010/wordprocessingShape" mc:Ignorable="w14 w15 w16se w16cid w16 w16cex w16sdtdh w16sdtfl w16du wp14">
+<w:endnotes xmlns:wpc="http://schemas.microsoft.com/office/word/2010/wordprocessingCanvas" xmlns:cx="http://schemas.microsoft.com/office/drawing/2014/chartex" xmlns:cx1="http://schemas.microsoft.com/office/drawing/2015/9/8/chartex" xmlns:cx2="http://schemas.microsoft.com/office/drawing/2015/10/21/chartex" xmlns:cx3="http://schemas.microsoft.com/office/drawing/2016/5/9/chartex" xmlns:cx4="http://schemas.microsoft.com/office/drawing/2016/5/10/chartex" xmlns:cx5="http://schemas.microsoft.com/office/drawing/2016/5/11/chartex" xmlns:cx6="http://schemas.microsoft.com/office/drawing/2016/5/12/chartex" xmlns:cx7="http://schemas.microsoft.com/office/drawing/2016/5/13/chartex" xmlns:cx8="http://schemas.microsoft.com/office/drawing/2016/5/14/chartex" xmlns:mc="http://schemas.openxmlformats.org/markup-compatibility/2006" xmlns:aink="http://schemas.microsoft.com/office/drawing/2016/ink" xmlns:am3d="http://schemas.microsoft.com/office/drawing/2017/model3d" xmlns:o="urn:schemas-microsoft-com:office:office" xmlns:oel="http://schemas.microsoft.com/office/2019/extlst" xmlns:r="http://schemas.openxmlformats.org/officeDocument/2006/relationships" xmlns:m="http://schemas.openxmlformats.org/officeDocument/2006/math" xmlns:v="urn:schemas-microsoft-com:vml" xmlns:wp14="http://schemas.microsoft.com/office/word/2010/wordprocessingDrawing" xmlns:wp="http://schemas.openxmlformats.org/drawingml/2006/wordprocessingDrawing" xmlns:w10="urn:schemas-microsoft-com:office:word" xmlns:w="http://schemas.openxmlformats.org/wordprocessingml/2006/main" xmlns:w14="http://schemas.microsoft.com/office/word/2010/wordml" xmlns:w15="http://schemas.microsoft.com/office/word/2012/wordml" xmlns:w16cex="http://schemas.microsoft.com/office/word/2018/wordml/cex" xmlns:w16cid="http://schemas.microsoft.com/office/word/2016/wordml/cid" xmlns:w16="http://schemas.microsoft.com/office/word/2018/wordml" xmlns:w16sdtdh="http://schemas.microsoft.com/office/word/2020/wordml/sdtdatahash" xmlns:w16se="http://schemas.microsoft.com/office/word/2015/wordml/symex" xmlns:wpg="http://schemas.microsoft.com/office/word/2010/wordprocessingGroup" xmlns:wpi="http://schemas.microsoft.com/office/word/2010/wordprocessingInk" xmlns:wne="http://schemas.microsoft.com/office/word/2006/wordml" xmlns:wps="http://schemas.microsoft.com/office/word/2010/wordprocessingShape" mc:Ignorable="w14 w15 w16se w16cid w16 w16cex w16sdtdh wp14">
   <w:endnote w:type="separator" w:id="-1">
     <w:p>
       <w:pPr>
@@ -9654,7 +8948,7 @@
 </file>
 
 <file path=word/footer1.xml><?xml version="1.0" encoding="utf-8"?>
-<w:ftr xmlns:wpc="http://schemas.microsoft.com/office/word/2010/wordprocessingCanvas" xmlns:cx="http://schemas.microsoft.com/office/drawing/2014/chartex" xmlns:cx1="http://schemas.microsoft.com/office/drawing/2015/9/8/chartex" xmlns:cx2="http://schemas.microsoft.com/office/drawing/2015/10/21/chartex" xmlns:cx3="http://schemas.microsoft.com/office/drawing/2016/5/9/chartex" xmlns:cx4="http://schemas.microsoft.com/office/drawing/2016/5/10/chartex" xmlns:cx5="http://schemas.microsoft.com/office/drawing/2016/5/11/chartex" xmlns:cx6="http://schemas.microsoft.com/office/drawing/2016/5/12/chartex" xmlns:cx7="http://schemas.microsoft.com/office/drawing/2016/5/13/chartex" xmlns:cx8="http://schemas.microsoft.com/office/drawing/2016/5/14/chartex" xmlns:mc="http://schemas.openxmlformats.org/markup-compatibility/2006" xmlns:aink="http://schemas.microsoft.com/office/drawing/2016/ink" xmlns:am3d="http://schemas.microsoft.com/office/drawing/2017/model3d" xmlns:o="urn:schemas-microsoft-com:office:office" xmlns:oel="http://schemas.microsoft.com/office/2019/extlst" xmlns:r="http://schemas.openxmlformats.org/officeDocument/2006/relationships" xmlns:m="http://schemas.openxmlformats.org/officeDocument/2006/math" xmlns:v="urn:schemas-microsoft-com:vml" xmlns:wp14="http://schemas.microsoft.com/office/word/2010/wordprocessingDrawing" xmlns:wp="http://schemas.openxmlformats.org/drawingml/2006/wordprocessingDrawing" xmlns:w10="urn:schemas-microsoft-com:office:word" xmlns:w="http://schemas.openxmlformats.org/wordprocessingml/2006/main" xmlns:w14="http://schemas.microsoft.com/office/word/2010/wordml" xmlns:w15="http://schemas.microsoft.com/office/word/2012/wordml" xmlns:w16cex="http://schemas.microsoft.com/office/word/2018/wordml/cex" xmlns:w16cid="http://schemas.microsoft.com/office/word/2016/wordml/cid" xmlns:w16="http://schemas.microsoft.com/office/word/2018/wordml" xmlns:w16du="http://schemas.microsoft.com/office/word/2023/wordml/word16du" xmlns:w16sdtdh="http://schemas.microsoft.com/office/word/2020/wordml/sdtdatahash" xmlns:w16sdtfl="http://schemas.microsoft.com/office/word/2024/wordml/sdtformatlock" xmlns:w16se="http://schemas.microsoft.com/office/word/2015/wordml/symex" xmlns:wpg="http://schemas.microsoft.com/office/word/2010/wordprocessingGroup" xmlns:wpi="http://schemas.microsoft.com/office/word/2010/wordprocessingInk" xmlns:wne="http://schemas.microsoft.com/office/word/2006/wordml" xmlns:wps="http://schemas.microsoft.com/office/word/2010/wordprocessingShape" mc:Ignorable="w14 w15 w16se w16cid w16 w16cex w16sdtdh w16sdtfl w16du wp14">
+<w:ftr xmlns:wpc="http://schemas.microsoft.com/office/word/2010/wordprocessingCanvas" xmlns:cx="http://schemas.microsoft.com/office/drawing/2014/chartex" xmlns:cx1="http://schemas.microsoft.com/office/drawing/2015/9/8/chartex" xmlns:cx2="http://schemas.microsoft.com/office/drawing/2015/10/21/chartex" xmlns:cx3="http://schemas.microsoft.com/office/drawing/2016/5/9/chartex" xmlns:cx4="http://schemas.microsoft.com/office/drawing/2016/5/10/chartex" xmlns:cx5="http://schemas.microsoft.com/office/drawing/2016/5/11/chartex" xmlns:cx6="http://schemas.microsoft.com/office/drawing/2016/5/12/chartex" xmlns:cx7="http://schemas.microsoft.com/office/drawing/2016/5/13/chartex" xmlns:cx8="http://schemas.microsoft.com/office/drawing/2016/5/14/chartex" xmlns:mc="http://schemas.openxmlformats.org/markup-compatibility/2006" xmlns:aink="http://schemas.microsoft.com/office/drawing/2016/ink" xmlns:am3d="http://schemas.microsoft.com/office/drawing/2017/model3d" xmlns:o="urn:schemas-microsoft-com:office:office" xmlns:oel="http://schemas.microsoft.com/office/2019/extlst" xmlns:r="http://schemas.openxmlformats.org/officeDocument/2006/relationships" xmlns:m="http://schemas.openxmlformats.org/officeDocument/2006/math" xmlns:v="urn:schemas-microsoft-com:vml" xmlns:wp14="http://schemas.microsoft.com/office/word/2010/wordprocessingDrawing" xmlns:wp="http://schemas.openxmlformats.org/drawingml/2006/wordprocessingDrawing" xmlns:w10="urn:schemas-microsoft-com:office:word" xmlns:w="http://schemas.openxmlformats.org/wordprocessingml/2006/main" xmlns:w14="http://schemas.microsoft.com/office/word/2010/wordml" xmlns:w15="http://schemas.microsoft.com/office/word/2012/wordml" xmlns:w16cex="http://schemas.microsoft.com/office/word/2018/wordml/cex" xmlns:w16cid="http://schemas.microsoft.com/office/word/2016/wordml/cid" xmlns:w16="http://schemas.microsoft.com/office/word/2018/wordml" xmlns:w16sdtdh="http://schemas.microsoft.com/office/word/2020/wordml/sdtdatahash" xmlns:w16se="http://schemas.microsoft.com/office/word/2015/wordml/symex" xmlns:wpg="http://schemas.microsoft.com/office/word/2010/wordprocessingGroup" xmlns:wpi="http://schemas.microsoft.com/office/word/2010/wordprocessingInk" xmlns:wne="http://schemas.microsoft.com/office/word/2006/wordml" xmlns:wps="http://schemas.microsoft.com/office/word/2010/wordprocessingShape" mc:Ignorable="w14 w15 w16se w16cid w16 w16cex w16sdtdh wp14">
   <w:sdt>
     <w:sdtPr>
       <w:id w:val="-2137015131"/>
@@ -9699,7 +8993,7 @@
 </file>
 
 <file path=word/footnotes.xml><?xml version="1.0" encoding="utf-8"?>
-<w:footnotes xmlns:wpc="http://schemas.microsoft.com/office/word/2010/wordprocessingCanvas" xmlns:cx="http://schemas.microsoft.com/office/drawing/2014/chartex" xmlns:cx1="http://schemas.microsoft.com/office/drawing/2015/9/8/chartex" xmlns:cx2="http://schemas.microsoft.com/office/drawing/2015/10/21/chartex" xmlns:cx3="http://schemas.microsoft.com/office/drawing/2016/5/9/chartex" xmlns:cx4="http://schemas.microsoft.com/office/drawing/2016/5/10/chartex" xmlns:cx5="http://schemas.microsoft.com/office/drawing/2016/5/11/chartex" xmlns:cx6="http://schemas.microsoft.com/office/drawing/2016/5/12/chartex" xmlns:cx7="http://schemas.microsoft.com/office/drawing/2016/5/13/chartex" xmlns:cx8="http://schemas.microsoft.com/office/drawing/2016/5/14/chartex" xmlns:mc="http://schemas.openxmlformats.org/markup-compatibility/2006" xmlns:aink="http://schemas.microsoft.com/office/drawing/2016/ink" xmlns:am3d="http://schemas.microsoft.com/office/drawing/2017/model3d" xmlns:o="urn:schemas-microsoft-com:office:office" xmlns:oel="http://schemas.microsoft.com/office/2019/extlst" xmlns:r="http://schemas.openxmlformats.org/officeDocument/2006/relationships" xmlns:m="http://schemas.openxmlformats.org/officeDocument/2006/math" xmlns:v="urn:schemas-microsoft-com:vml" xmlns:wp14="http://schemas.microsoft.com/office/word/2010/wordprocessingDrawing" xmlns:wp="http://schemas.openxmlformats.org/drawingml/2006/wordprocessingDrawing" xmlns:w10="urn:schemas-microsoft-com:office:word" xmlns:w="http://schemas.openxmlformats.org/wordprocessingml/2006/main" xmlns:w14="http://schemas.microsoft.com/office/word/2010/wordml" xmlns:w15="http://schemas.microsoft.com/office/word/2012/wordml" xmlns:w16cex="http://schemas.microsoft.com/office/word/2018/wordml/cex" xmlns:w16cid="http://schemas.microsoft.com/office/word/2016/wordml/cid" xmlns:w16="http://schemas.microsoft.com/office/word/2018/wordml" xmlns:w16du="http://schemas.microsoft.com/office/word/2023/wordml/word16du" xmlns:w16sdtdh="http://schemas.microsoft.com/office/word/2020/wordml/sdtdatahash" xmlns:w16sdtfl="http://schemas.microsoft.com/office/word/2024/wordml/sdtformatlock" xmlns:w16se="http://schemas.microsoft.com/office/word/2015/wordml/symex" xmlns:wpg="http://schemas.microsoft.com/office/word/2010/wordprocessingGroup" xmlns:wpi="http://schemas.microsoft.com/office/word/2010/wordprocessingInk" xmlns:wne="http://schemas.microsoft.com/office/word/2006/wordml" xmlns:wps="http://schemas.microsoft.com/office/word/2010/wordprocessingShape" mc:Ignorable="w14 w15 w16se w16cid w16 w16cex w16sdtdh w16sdtfl w16du wp14">
+<w:footnotes xmlns:wpc="http://schemas.microsoft.com/office/word/2010/wordprocessingCanvas" xmlns:cx="http://schemas.microsoft.com/office/drawing/2014/chartex" xmlns:cx1="http://schemas.microsoft.com/office/drawing/2015/9/8/chartex" xmlns:cx2="http://schemas.microsoft.com/office/drawing/2015/10/21/chartex" xmlns:cx3="http://schemas.microsoft.com/office/drawing/2016/5/9/chartex" xmlns:cx4="http://schemas.microsoft.com/office/drawing/2016/5/10/chartex" xmlns:cx5="http://schemas.microsoft.com/office/drawing/2016/5/11/chartex" xmlns:cx6="http://schemas.microsoft.com/office/drawing/2016/5/12/chartex" xmlns:cx7="http://schemas.microsoft.com/office/drawing/2016/5/13/chartex" xmlns:cx8="http://schemas.microsoft.com/office/drawing/2016/5/14/chartex" xmlns:mc="http://schemas.openxmlformats.org/markup-compatibility/2006" xmlns:aink="http://schemas.microsoft.com/office/drawing/2016/ink" xmlns:am3d="http://schemas.microsoft.com/office/drawing/2017/model3d" xmlns:o="urn:schemas-microsoft-com:office:office" xmlns:oel="http://schemas.microsoft.com/office/2019/extlst" xmlns:r="http://schemas.openxmlformats.org/officeDocument/2006/relationships" xmlns:m="http://schemas.openxmlformats.org/officeDocument/2006/math" xmlns:v="urn:schemas-microsoft-com:vml" xmlns:wp14="http://schemas.microsoft.com/office/word/2010/wordprocessingDrawing" xmlns:wp="http://schemas.openxmlformats.org/drawingml/2006/wordprocessingDrawing" xmlns:w10="urn:schemas-microsoft-com:office:word" xmlns:w="http://schemas.openxmlformats.org/wordprocessingml/2006/main" xmlns:w14="http://schemas.microsoft.com/office/word/2010/wordml" xmlns:w15="http://schemas.microsoft.com/office/word/2012/wordml" xmlns:w16cex="http://schemas.microsoft.com/office/word/2018/wordml/cex" xmlns:w16cid="http://schemas.microsoft.com/office/word/2016/wordml/cid" xmlns:w16="http://schemas.microsoft.com/office/word/2018/wordml" xmlns:w16sdtdh="http://schemas.microsoft.com/office/word/2020/wordml/sdtdatahash" xmlns:w16se="http://schemas.microsoft.com/office/word/2015/wordml/symex" xmlns:wpg="http://schemas.microsoft.com/office/word/2010/wordprocessingGroup" xmlns:wpi="http://schemas.microsoft.com/office/word/2010/wordprocessingInk" xmlns:wne="http://schemas.microsoft.com/office/word/2006/wordml" xmlns:wps="http://schemas.microsoft.com/office/word/2010/wordprocessingShape" mc:Ignorable="w14 w15 w16se w16cid w16 w16cex w16sdtdh wp14">
   <w:footnote w:type="separator" w:id="-1">
     <w:p>
       <w:pPr>
@@ -9724,7 +9018,7 @@
 </file>
 
 <file path=word/numbering.xml><?xml version="1.0" encoding="utf-8"?>
-<w:numbering xmlns:wpc="http://schemas.microsoft.com/office/word/2010/wordprocessingCanvas" xmlns:cx="http://schemas.microsoft.com/office/drawing/2014/chartex" xmlns:cx1="http://schemas.microsoft.com/office/drawing/2015/9/8/chartex" xmlns:cx2="http://schemas.microsoft.com/office/drawing/2015/10/21/chartex" xmlns:cx3="http://schemas.microsoft.com/office/drawing/2016/5/9/chartex" xmlns:cx4="http://schemas.microsoft.com/office/drawing/2016/5/10/chartex" xmlns:cx5="http://schemas.microsoft.com/office/drawing/2016/5/11/chartex" xmlns:cx6="http://schemas.microsoft.com/office/drawing/2016/5/12/chartex" xmlns:cx7="http://schemas.microsoft.com/office/drawing/2016/5/13/chartex" xmlns:cx8="http://schemas.microsoft.com/office/drawing/2016/5/14/chartex" xmlns:mc="http://schemas.openxmlformats.org/markup-compatibility/2006" xmlns:aink="http://schemas.microsoft.com/office/drawing/2016/ink" xmlns:am3d="http://schemas.microsoft.com/office/drawing/2017/model3d" xmlns:o="urn:schemas-microsoft-com:office:office" xmlns:oel="http://schemas.microsoft.com/office/2019/extlst" xmlns:r="http://schemas.openxmlformats.org/officeDocument/2006/relationships" xmlns:m="http://schemas.openxmlformats.org/officeDocument/2006/math" xmlns:v="urn:schemas-microsoft-com:vml" xmlns:wp14="http://schemas.microsoft.com/office/word/2010/wordprocessingDrawing" xmlns:wp="http://schemas.openxmlformats.org/drawingml/2006/wordprocessingDrawing" xmlns:w10="urn:schemas-microsoft-com:office:word" xmlns:w="http://schemas.openxmlformats.org/wordprocessingml/2006/main" xmlns:w14="http://schemas.microsoft.com/office/word/2010/wordml" xmlns:w15="http://schemas.microsoft.com/office/word/2012/wordml" xmlns:w16cex="http://schemas.microsoft.com/office/word/2018/wordml/cex" xmlns:w16cid="http://schemas.microsoft.com/office/word/2016/wordml/cid" xmlns:w16="http://schemas.microsoft.com/office/word/2018/wordml" xmlns:w16du="http://schemas.microsoft.com/office/word/2023/wordml/word16du" xmlns:w16sdtdh="http://schemas.microsoft.com/office/word/2020/wordml/sdtdatahash" xmlns:w16sdtfl="http://schemas.microsoft.com/office/word/2024/wordml/sdtformatlock" xmlns:w16se="http://schemas.microsoft.com/office/word/2015/wordml/symex" xmlns:wpg="http://schemas.microsoft.com/office/word/2010/wordprocessingGroup" xmlns:wpi="http://schemas.microsoft.com/office/word/2010/wordprocessingInk" xmlns:wne="http://schemas.microsoft.com/office/word/2006/wordml" xmlns:wps="http://schemas.microsoft.com/office/word/2010/wordprocessingShape" mc:Ignorable="w14 w15 w16se w16cid w16 w16cex w16sdtdh w16sdtfl w16du wp14">
+<w:numbering xmlns:wpc="http://schemas.microsoft.com/office/word/2010/wordprocessingCanvas" xmlns:cx="http://schemas.microsoft.com/office/drawing/2014/chartex" xmlns:cx1="http://schemas.microsoft.com/office/drawing/2015/9/8/chartex" xmlns:cx2="http://schemas.microsoft.com/office/drawing/2015/10/21/chartex" xmlns:cx3="http://schemas.microsoft.com/office/drawing/2016/5/9/chartex" xmlns:cx4="http://schemas.microsoft.com/office/drawing/2016/5/10/chartex" xmlns:cx5="http://schemas.microsoft.com/office/drawing/2016/5/11/chartex" xmlns:cx6="http://schemas.microsoft.com/office/drawing/2016/5/12/chartex" xmlns:cx7="http://schemas.microsoft.com/office/drawing/2016/5/13/chartex" xmlns:cx8="http://schemas.microsoft.com/office/drawing/2016/5/14/chartex" xmlns:mc="http://schemas.openxmlformats.org/markup-compatibility/2006" xmlns:aink="http://schemas.microsoft.com/office/drawing/2016/ink" xmlns:am3d="http://schemas.microsoft.com/office/drawing/2017/model3d" xmlns:o="urn:schemas-microsoft-com:office:office" xmlns:oel="http://schemas.microsoft.com/office/2019/extlst" xmlns:r="http://schemas.openxmlformats.org/officeDocument/2006/relationships" xmlns:m="http://schemas.openxmlformats.org/officeDocument/2006/math" xmlns:v="urn:schemas-microsoft-com:vml" xmlns:wp14="http://schemas.microsoft.com/office/word/2010/wordprocessingDrawing" xmlns:wp="http://schemas.openxmlformats.org/drawingml/2006/wordprocessingDrawing" xmlns:w10="urn:schemas-microsoft-com:office:word" xmlns:w="http://schemas.openxmlformats.org/wordprocessingml/2006/main" xmlns:w14="http://schemas.microsoft.com/office/word/2010/wordml" xmlns:w15="http://schemas.microsoft.com/office/word/2012/wordml" xmlns:w16cex="http://schemas.microsoft.com/office/word/2018/wordml/cex" xmlns:w16cid="http://schemas.microsoft.com/office/word/2016/wordml/cid" xmlns:w16="http://schemas.microsoft.com/office/word/2018/wordml" xmlns:w16sdtdh="http://schemas.microsoft.com/office/word/2020/wordml/sdtdatahash" xmlns:w16se="http://schemas.microsoft.com/office/word/2015/wordml/symex" xmlns:wpg="http://schemas.microsoft.com/office/word/2010/wordprocessingGroup" xmlns:wpi="http://schemas.microsoft.com/office/word/2010/wordprocessingInk" xmlns:wne="http://schemas.microsoft.com/office/word/2006/wordml" xmlns:wps="http://schemas.microsoft.com/office/word/2010/wordprocessingShape" mc:Ignorable="w14 w15 w16se w16cid w16 w16cex w16sdtdh wp14">
   <w:abstractNum w:abstractNumId="0" w15:restartNumberingAfterBreak="0">
     <w:nsid w:val="03811FEC"/>
     <w:multiLevelType w:val="hybridMultilevel"/>
@@ -13605,7 +12899,7 @@
 </file>
 
 <file path=word/styles.xml><?xml version="1.0" encoding="utf-8"?>
-<w:styles xmlns:mc="http://schemas.openxmlformats.org/markup-compatibility/2006" xmlns:r="http://schemas.openxmlformats.org/officeDocument/2006/relationships" xmlns:w="http://schemas.openxmlformats.org/wordprocessingml/2006/main" xmlns:w14="http://schemas.microsoft.com/office/word/2010/wordml" xmlns:w15="http://schemas.microsoft.com/office/word/2012/wordml" xmlns:w16cex="http://schemas.microsoft.com/office/word/2018/wordml/cex" xmlns:w16cid="http://schemas.microsoft.com/office/word/2016/wordml/cid" xmlns:w16="http://schemas.microsoft.com/office/word/2018/wordml" xmlns:w16du="http://schemas.microsoft.com/office/word/2023/wordml/word16du" xmlns:w16sdtdh="http://schemas.microsoft.com/office/word/2020/wordml/sdtdatahash" xmlns:w16sdtfl="http://schemas.microsoft.com/office/word/2024/wordml/sdtformatlock" xmlns:w16se="http://schemas.microsoft.com/office/word/2015/wordml/symex" mc:Ignorable="w14 w15 w16se w16cid w16 w16cex w16sdtdh w16sdtfl w16du">
+<w:styles xmlns:mc="http://schemas.openxmlformats.org/markup-compatibility/2006" xmlns:r="http://schemas.openxmlformats.org/officeDocument/2006/relationships" xmlns:w="http://schemas.openxmlformats.org/wordprocessingml/2006/main" xmlns:w14="http://schemas.microsoft.com/office/word/2010/wordml" xmlns:w15="http://schemas.microsoft.com/office/word/2012/wordml" xmlns:w16cex="http://schemas.microsoft.com/office/word/2018/wordml/cex" xmlns:w16cid="http://schemas.microsoft.com/office/word/2016/wordml/cid" xmlns:w16="http://schemas.microsoft.com/office/word/2018/wordml" xmlns:w16sdtdh="http://schemas.microsoft.com/office/word/2020/wordml/sdtdatahash" xmlns:w16se="http://schemas.microsoft.com/office/word/2015/wordml/symex" mc:Ignorable="w14 w15 w16se w16cid w16 w16cex w16sdtdh">
   <w:docDefaults>
     <w:rPrDefault>
       <w:rPr>

--- a/넷겜플기획서.docx
+++ b/넷겜플기획서.docx
@@ -1,6 +1,6 @@
 
 <file path=word/document.xml><?xml version="1.0" encoding="utf-8"?>
-<w:document xmlns:wpc="http://schemas.microsoft.com/office/word/2010/wordprocessingCanvas" xmlns:cx="http://schemas.microsoft.com/office/drawing/2014/chartex" xmlns:cx1="http://schemas.microsoft.com/office/drawing/2015/9/8/chartex" xmlns:cx2="http://schemas.microsoft.com/office/drawing/2015/10/21/chartex" xmlns:cx3="http://schemas.microsoft.com/office/drawing/2016/5/9/chartex" xmlns:cx4="http://schemas.microsoft.com/office/drawing/2016/5/10/chartex" xmlns:cx5="http://schemas.microsoft.com/office/drawing/2016/5/11/chartex" xmlns:cx6="http://schemas.microsoft.com/office/drawing/2016/5/12/chartex" xmlns:cx7="http://schemas.microsoft.com/office/drawing/2016/5/13/chartex" xmlns:cx8="http://schemas.microsoft.com/office/drawing/2016/5/14/chartex" xmlns:mc="http://schemas.openxmlformats.org/markup-compatibility/2006" xmlns:aink="http://schemas.microsoft.com/office/drawing/2016/ink" xmlns:am3d="http://schemas.microsoft.com/office/drawing/2017/model3d" xmlns:o="urn:schemas-microsoft-com:office:office" xmlns:oel="http://schemas.microsoft.com/office/2019/extlst" xmlns:r="http://schemas.openxmlformats.org/officeDocument/2006/relationships" xmlns:m="http://schemas.openxmlformats.org/officeDocument/2006/math" xmlns:v="urn:schemas-microsoft-com:vml" xmlns:wp14="http://schemas.microsoft.com/office/word/2010/wordprocessingDrawing" xmlns:wp="http://schemas.openxmlformats.org/drawingml/2006/wordprocessingDrawing" xmlns:w10="urn:schemas-microsoft-com:office:word" xmlns:w="http://schemas.openxmlformats.org/wordprocessingml/2006/main" xmlns:w14="http://schemas.microsoft.com/office/word/2010/wordml" xmlns:w15="http://schemas.microsoft.com/office/word/2012/wordml" xmlns:w16cex="http://schemas.microsoft.com/office/word/2018/wordml/cex" xmlns:w16cid="http://schemas.microsoft.com/office/word/2016/wordml/cid" xmlns:w16="http://schemas.microsoft.com/office/word/2018/wordml" xmlns:w16sdtdh="http://schemas.microsoft.com/office/word/2020/wordml/sdtdatahash" xmlns:w16se="http://schemas.microsoft.com/office/word/2015/wordml/symex" xmlns:wpg="http://schemas.microsoft.com/office/word/2010/wordprocessingGroup" xmlns:wpi="http://schemas.microsoft.com/office/word/2010/wordprocessingInk" xmlns:wne="http://schemas.microsoft.com/office/word/2006/wordml" xmlns:wps="http://schemas.microsoft.com/office/word/2010/wordprocessingShape" mc:Ignorable="w14 w15 w16se w16cid w16 w16cex w16sdtdh wp14">
+<w:document xmlns:wpc="http://schemas.microsoft.com/office/word/2010/wordprocessingCanvas" xmlns:cx="http://schemas.microsoft.com/office/drawing/2014/chartex" xmlns:cx1="http://schemas.microsoft.com/office/drawing/2015/9/8/chartex" xmlns:cx2="http://schemas.microsoft.com/office/drawing/2015/10/21/chartex" xmlns:cx3="http://schemas.microsoft.com/office/drawing/2016/5/9/chartex" xmlns:cx4="http://schemas.microsoft.com/office/drawing/2016/5/10/chartex" xmlns:cx5="http://schemas.microsoft.com/office/drawing/2016/5/11/chartex" xmlns:cx6="http://schemas.microsoft.com/office/drawing/2016/5/12/chartex" xmlns:cx7="http://schemas.microsoft.com/office/drawing/2016/5/13/chartex" xmlns:cx8="http://schemas.microsoft.com/office/drawing/2016/5/14/chartex" xmlns:mc="http://schemas.openxmlformats.org/markup-compatibility/2006" xmlns:aink="http://schemas.microsoft.com/office/drawing/2016/ink" xmlns:am3d="http://schemas.microsoft.com/office/drawing/2017/model3d" xmlns:o="urn:schemas-microsoft-com:office:office" xmlns:oel="http://schemas.microsoft.com/office/2019/extlst" xmlns:r="http://schemas.openxmlformats.org/officeDocument/2006/relationships" xmlns:m="http://schemas.openxmlformats.org/officeDocument/2006/math" xmlns:v="urn:schemas-microsoft-com:vml" xmlns:wp14="http://schemas.microsoft.com/office/word/2010/wordprocessingDrawing" xmlns:wp="http://schemas.openxmlformats.org/drawingml/2006/wordprocessingDrawing" xmlns:w10="urn:schemas-microsoft-com:office:word" xmlns:w="http://schemas.openxmlformats.org/wordprocessingml/2006/main" xmlns:w14="http://schemas.microsoft.com/office/word/2010/wordml" xmlns:w15="http://schemas.microsoft.com/office/word/2012/wordml" xmlns:w16cex="http://schemas.microsoft.com/office/word/2018/wordml/cex" xmlns:w16cid="http://schemas.microsoft.com/office/word/2016/wordml/cid" xmlns:w16="http://schemas.microsoft.com/office/word/2018/wordml" xmlns:w16du="http://schemas.microsoft.com/office/word/2023/wordml/word16du" xmlns:w16sdtdh="http://schemas.microsoft.com/office/word/2020/wordml/sdtdatahash" xmlns:w16sdtfl="http://schemas.microsoft.com/office/word/2024/wordml/sdtformatlock" xmlns:w16se="http://schemas.microsoft.com/office/word/2015/wordml/symex" xmlns:wpg="http://schemas.microsoft.com/office/word/2010/wordprocessingGroup" xmlns:wpi="http://schemas.microsoft.com/office/word/2010/wordprocessingInk" xmlns:wne="http://schemas.microsoft.com/office/word/2006/wordml" xmlns:wps="http://schemas.microsoft.com/office/word/2010/wordprocessingShape" mc:Ignorable="w14 w15 w16se w16cid w16 w16cex w16sdtdh w16sdtfl w16du wp14">
   <w:body>
     <w:p>
       <w:pPr>
@@ -95,7 +95,7 @@
           <w:noProof/>
         </w:rPr>
         <w:drawing>
-          <wp:inline distT="0" distB="0" distL="0" distR="0" wp14:anchorId="0FB90FA1" wp14:editId="3D8AEB2D">
+          <wp:inline distT="0" distB="0" distL="0" distR="0" wp14:anchorId="0FB90FA1" wp14:editId="0C1BFCFB">
             <wp:extent cx="3438525" cy="3438525"/>
             <wp:effectExtent l="0" t="0" r="9525" b="9525"/>
             <wp:docPr id="679827792" name="그림 10" descr="원, 상징, 로고, 폰트이(가) 표시된 사진&#10;&#10;AI 생성 콘텐츠는 정확하지 않을 수 있습니다."/>
@@ -217,8 +217,18 @@
           <w:b/>
           <w:bCs/>
         </w:rPr>
-        <w:t>2022180024 유영빈</w:t>
-      </w:r>
+        <w:t xml:space="preserve">2022180024 </w:t>
+      </w:r>
+      <w:proofErr w:type="spellStart"/>
+      <w:r>
+        <w:rPr>
+          <w:rFonts w:hint="eastAsia"/>
+          <w:b/>
+          <w:bCs/>
+        </w:rPr>
+        <w:t>유영빈</w:t>
+      </w:r>
+      <w:proofErr w:type="spellEnd"/>
     </w:p>
     <w:p>
       <w:pPr>
@@ -412,7 +422,7 @@
               </wp:anchor>
             </w:drawing>
           </mc:Choice>
-          <mc:Fallback xmlns:w16sdtfl="http://schemas.microsoft.com/office/word/2024/wordml/sdtformatlock" xmlns:w16du="http://schemas.microsoft.com/office/word/2023/wordml/word16du">
+          <mc:Fallback>
             <w:pict>
               <v:rect w14:anchorId="243A5AAA" id="shape1028" o:spid="_x0000_s1026" style="position:absolute;margin-left:0;margin-top:.5pt;width:441.25pt;height:4.35pt;z-index:251659264;visibility:visible;mso-wrap-style:square;mso-wrap-distance-left:9pt;mso-wrap-distance-top:0;mso-wrap-distance-right:9pt;mso-wrap-distance-bottom:0;mso-position-horizontal:absolute;mso-position-horizontal-relative:margin;mso-position-vertical:absolute;mso-position-vertical-relative:text;v-text-anchor:middle" o:gfxdata="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" fillcolor="#b4c6e7 [1300]" strokecolor="#b4c6e7 [1300]" strokeweight="1pt">
                 <v:path arrowok="t"/>
@@ -1170,7 +1180,21 @@
         <w:rPr>
           <w:rFonts w:hint="eastAsia"/>
         </w:rPr>
-        <w:t xml:space="preserve">기본 흐름 : </w:t>
+        <w:t xml:space="preserve">기본 </w:t>
+      </w:r>
+      <w:proofErr w:type="gramStart"/>
+      <w:r>
+        <w:rPr>
+          <w:rFonts w:hint="eastAsia"/>
+        </w:rPr>
+        <w:t>흐름 :</w:t>
+      </w:r>
+      <w:proofErr w:type="gramEnd"/>
+      <w:r>
+        <w:rPr>
+          <w:rFonts w:hint="eastAsia"/>
+        </w:rPr>
+        <w:t xml:space="preserve"> </w:t>
       </w:r>
       <w:r>
         <w:rPr>
@@ -1213,9 +1237,6 @@
       <w:pPr>
         <w:pStyle w:val="aa"/>
         <w:ind w:left="800"/>
-        <w:rPr>
-          <w:rFonts w:hint="eastAsia"/>
-        </w:rPr>
       </w:pPr>
       <w:r>
         <w:rPr>
@@ -1305,9 +1326,6 @@
           <w:ilvl w:val="0"/>
           <w:numId w:val="18"/>
         </w:numPr>
-        <w:rPr>
-          <w:rFonts w:hint="eastAsia"/>
-        </w:rPr>
       </w:pPr>
       <w:r>
         <w:rPr>
@@ -1323,9 +1341,6 @@
           <w:ilvl w:val="1"/>
           <w:numId w:val="19"/>
         </w:numPr>
-        <w:rPr>
-          <w:rFonts w:hint="eastAsia"/>
-        </w:rPr>
       </w:pPr>
       <w:r>
         <w:rPr>
@@ -1354,11 +1369,19 @@
         </w:rPr>
         <w:t xml:space="preserve">좌우 </w:t>
       </w:r>
-      <w:r>
-        <w:rPr>
-          <w:rFonts w:hint="eastAsia"/>
-        </w:rPr>
-        <w:t>방향키 : 맵 선택</w:t>
+      <w:proofErr w:type="gramStart"/>
+      <w:r>
+        <w:rPr>
+          <w:rFonts w:hint="eastAsia"/>
+        </w:rPr>
+        <w:t>방향키 :</w:t>
+      </w:r>
+      <w:proofErr w:type="gramEnd"/>
+      <w:r>
+        <w:rPr>
+          <w:rFonts w:hint="eastAsia"/>
+        </w:rPr>
+        <w:t xml:space="preserve"> 맵 선택</w:t>
       </w:r>
     </w:p>
     <w:p>
@@ -1369,11 +1392,19 @@
           <w:numId w:val="20"/>
         </w:numPr>
       </w:pPr>
-      <w:r>
-        <w:rPr>
-          <w:rFonts w:hint="eastAsia"/>
-        </w:rPr>
-        <w:t>Enter : 맵 선택 확정</w:t>
+      <w:proofErr w:type="gramStart"/>
+      <w:r>
+        <w:rPr>
+          <w:rFonts w:hint="eastAsia"/>
+        </w:rPr>
+        <w:t>Enter :</w:t>
+      </w:r>
+      <w:proofErr w:type="gramEnd"/>
+      <w:r>
+        <w:rPr>
+          <w:rFonts w:hint="eastAsia"/>
+        </w:rPr>
+        <w:t xml:space="preserve"> 맵 선택 확정</w:t>
       </w:r>
     </w:p>
     <w:p>
@@ -1403,7 +1434,21 @@
         <w:rPr>
           <w:rFonts w:hint="eastAsia"/>
         </w:rPr>
-        <w:t>방향키(상하) : 카트 전진 및 후진</w:t>
+        <w:t>방향키(상하</w:t>
+      </w:r>
+      <w:proofErr w:type="gramStart"/>
+      <w:r>
+        <w:rPr>
+          <w:rFonts w:hint="eastAsia"/>
+        </w:rPr>
+        <w:t>) :</w:t>
+      </w:r>
+      <w:proofErr w:type="gramEnd"/>
+      <w:r>
+        <w:rPr>
+          <w:rFonts w:hint="eastAsia"/>
+        </w:rPr>
+        <w:t xml:space="preserve"> 카트 전진 및 후진</w:t>
       </w:r>
     </w:p>
     <w:p>
@@ -1418,7 +1463,21 @@
         <w:rPr>
           <w:rFonts w:hint="eastAsia"/>
         </w:rPr>
-        <w:t>방향키(좌우) : 카트 회전</w:t>
+        <w:t>방향키(좌우</w:t>
+      </w:r>
+      <w:proofErr w:type="gramStart"/>
+      <w:r>
+        <w:rPr>
+          <w:rFonts w:hint="eastAsia"/>
+        </w:rPr>
+        <w:t>) :</w:t>
+      </w:r>
+      <w:proofErr w:type="gramEnd"/>
+      <w:r>
+        <w:rPr>
+          <w:rFonts w:hint="eastAsia"/>
+        </w:rPr>
+        <w:t xml:space="preserve"> 카트 회전</w:t>
       </w:r>
     </w:p>
     <w:p>
@@ -1429,11 +1488,33 @@
           <w:numId w:val="20"/>
         </w:numPr>
       </w:pPr>
-      <w:r>
-        <w:rPr>
-          <w:rFonts w:hint="eastAsia"/>
-        </w:rPr>
-        <w:t xml:space="preserve">Ctrl : 부스트 </w:t>
+      <w:proofErr w:type="gramStart"/>
+      <w:r>
+        <w:rPr>
+          <w:rFonts w:hint="eastAsia"/>
+        </w:rPr>
+        <w:t>Ctrl :</w:t>
+      </w:r>
+      <w:proofErr w:type="gramEnd"/>
+      <w:r>
+        <w:rPr>
+          <w:rFonts w:hint="eastAsia"/>
+        </w:rPr>
+        <w:t xml:space="preserve"> </w:t>
+      </w:r>
+      <w:proofErr w:type="spellStart"/>
+      <w:r>
+        <w:rPr>
+          <w:rFonts w:hint="eastAsia"/>
+        </w:rPr>
+        <w:t>부스트</w:t>
+      </w:r>
+      <w:proofErr w:type="spellEnd"/>
+      <w:r>
+        <w:rPr>
+          <w:rFonts w:hint="eastAsia"/>
+        </w:rPr>
+        <w:t xml:space="preserve"> </w:t>
       </w:r>
     </w:p>
     <w:p>
@@ -1444,11 +1525,19 @@
           <w:numId w:val="20"/>
         </w:numPr>
       </w:pPr>
-      <w:r>
-        <w:rPr>
-          <w:rFonts w:hint="eastAsia"/>
-        </w:rPr>
-        <w:t>Esc : 일시정지(다시 시작, 맵 선택 화면(마우스로 클릭))</w:t>
+      <w:proofErr w:type="gramStart"/>
+      <w:r>
+        <w:rPr>
+          <w:rFonts w:hint="eastAsia"/>
+        </w:rPr>
+        <w:t>Esc :</w:t>
+      </w:r>
+      <w:proofErr w:type="gramEnd"/>
+      <w:r>
+        <w:rPr>
+          <w:rFonts w:hint="eastAsia"/>
+        </w:rPr>
+        <w:t xml:space="preserve"> 일시정지(다시 시작, 맵 선택 화면(마우스로 클릭))</w:t>
       </w:r>
     </w:p>
     <w:p>
@@ -1459,11 +1548,19 @@
           <w:numId w:val="20"/>
         </w:numPr>
       </w:pPr>
-      <w:r>
-        <w:rPr>
-          <w:rFonts w:hint="eastAsia"/>
-        </w:rPr>
-        <w:t>p : 맵 선택 모드로 이동</w:t>
+      <w:proofErr w:type="gramStart"/>
+      <w:r>
+        <w:rPr>
+          <w:rFonts w:hint="eastAsia"/>
+        </w:rPr>
+        <w:t>p :</w:t>
+      </w:r>
+      <w:proofErr w:type="gramEnd"/>
+      <w:r>
+        <w:rPr>
+          <w:rFonts w:hint="eastAsia"/>
+        </w:rPr>
+        <w:t xml:space="preserve"> 맵 선택 모드로 이동</w:t>
       </w:r>
     </w:p>
     <w:p>
@@ -1478,7 +1575,21 @@
         <w:rPr>
           <w:rFonts w:hint="eastAsia"/>
         </w:rPr>
-        <w:t>b: 바운딩박스 켜기/끄기</w:t>
+        <w:t xml:space="preserve">b: </w:t>
+      </w:r>
+      <w:proofErr w:type="spellStart"/>
+      <w:r>
+        <w:rPr>
+          <w:rFonts w:hint="eastAsia"/>
+        </w:rPr>
+        <w:t>바운딩박스</w:t>
+      </w:r>
+      <w:proofErr w:type="spellEnd"/>
+      <w:r>
+        <w:rPr>
+          <w:rFonts w:hint="eastAsia"/>
+        </w:rPr>
+        <w:t xml:space="preserve"> 켜기/끄기</w:t>
       </w:r>
     </w:p>
     <w:p>
@@ -1523,7 +1634,21 @@
         <w:rPr>
           <w:rFonts w:hint="eastAsia"/>
         </w:rPr>
-        <w:t>필드 맵 : 일자형 직선 주행 코스</w:t>
+        <w:t xml:space="preserve">필드 </w:t>
+      </w:r>
+      <w:proofErr w:type="gramStart"/>
+      <w:r>
+        <w:rPr>
+          <w:rFonts w:hint="eastAsia"/>
+        </w:rPr>
+        <w:t>맵 :</w:t>
+      </w:r>
+      <w:proofErr w:type="gramEnd"/>
+      <w:r>
+        <w:rPr>
+          <w:rFonts w:hint="eastAsia"/>
+        </w:rPr>
+        <w:t xml:space="preserve"> 일자형 직선 주행 코스</w:t>
       </w:r>
     </w:p>
     <w:p>
@@ -1538,7 +1663,21 @@
         <w:rPr>
           <w:rFonts w:hint="eastAsia"/>
         </w:rPr>
-        <w:t>사각형 맵 : 네 모서리를 도는 사각형 구조의 주행 코스</w:t>
+        <w:t xml:space="preserve">사각형 </w:t>
+      </w:r>
+      <w:proofErr w:type="gramStart"/>
+      <w:r>
+        <w:rPr>
+          <w:rFonts w:hint="eastAsia"/>
+        </w:rPr>
+        <w:t>맵 :</w:t>
+      </w:r>
+      <w:proofErr w:type="gramEnd"/>
+      <w:r>
+        <w:rPr>
+          <w:rFonts w:hint="eastAsia"/>
+        </w:rPr>
+        <w:t xml:space="preserve"> 네 모서리를 도는 사각형 구조의 주행 코스</w:t>
       </w:r>
     </w:p>
     <w:p>
@@ -1635,7 +1774,21 @@
         <w:rPr>
           <w:rFonts w:hint="eastAsia"/>
         </w:rPr>
-        <w:t xml:space="preserve">팀원 유영빈, 이소민의 컴퓨터 그래픽스 프로젝트 </w:t>
+        <w:t xml:space="preserve">팀원 </w:t>
+      </w:r>
+      <w:proofErr w:type="spellStart"/>
+      <w:r>
+        <w:rPr>
+          <w:rFonts w:hint="eastAsia"/>
+        </w:rPr>
+        <w:t>유영빈</w:t>
+      </w:r>
+      <w:proofErr w:type="spellEnd"/>
+      <w:r>
+        <w:rPr>
+          <w:rFonts w:hint="eastAsia"/>
+        </w:rPr>
+        <w:t xml:space="preserve">, 이소민의 컴퓨터 그래픽스 프로젝트 </w:t>
       </w:r>
       <w:r>
         <w:t>“</w:t>
@@ -1644,8 +1797,16 @@
         <w:rPr>
           <w:rFonts w:hint="eastAsia"/>
         </w:rPr>
-        <w:t>Kart-KartRider</w:t>
-      </w:r>
+        <w:t>Kart-</w:t>
+      </w:r>
+      <w:proofErr w:type="spellStart"/>
+      <w:r>
+        <w:rPr>
+          <w:rFonts w:hint="eastAsia"/>
+        </w:rPr>
+        <w:t>KartRider</w:t>
+      </w:r>
+      <w:proofErr w:type="spellEnd"/>
       <w:r>
         <w:t>”</w:t>
       </w:r>
@@ -1949,33 +2110,37 @@
         <w:lastRenderedPageBreak/>
         <w:t xml:space="preserve">3) </w:t>
       </w:r>
-      <w:r>
-        <w:rPr>
-          <w:rFonts w:hint="eastAsia"/>
-        </w:rPr>
-        <w:t>인게임 흐름도</w:t>
-      </w:r>
-    </w:p>
-    <w:p>
-      <w:pPr>
-        <w:widowControl/>
-        <w:wordWrap/>
-        <w:autoSpaceDE/>
-        <w:autoSpaceDN/>
-        <w:rPr>
-          <w:rFonts w:hint="eastAsia"/>
-        </w:rPr>
-      </w:pPr>
-      <w:r>
-        <w:rPr>
-          <w:rFonts w:hint="eastAsia"/>
+      <w:proofErr w:type="spellStart"/>
+      <w:r>
+        <w:rPr>
+          <w:rFonts w:hint="eastAsia"/>
+        </w:rPr>
+        <w:t>인게임</w:t>
+      </w:r>
+      <w:proofErr w:type="spellEnd"/>
+      <w:r>
+        <w:rPr>
+          <w:rFonts w:hint="eastAsia"/>
+        </w:rPr>
+        <w:t xml:space="preserve"> 흐름도</w:t>
+      </w:r>
+    </w:p>
+    <w:p>
+      <w:pPr>
+        <w:widowControl/>
+        <w:wordWrap/>
+        <w:autoSpaceDE/>
+        <w:autoSpaceDN/>
+      </w:pPr>
+      <w:r>
+        <w:rPr>
           <w:noProof/>
         </w:rPr>
         <w:drawing>
-          <wp:inline distT="0" distB="0" distL="0" distR="0" wp14:anchorId="66A572BB" wp14:editId="35A95E14">
-            <wp:extent cx="5716905" cy="4134485"/>
-            <wp:effectExtent l="0" t="0" r="0" b="0"/>
-            <wp:docPr id="4" name="그림 4"/>
+          <wp:inline distT="0" distB="0" distL="0" distR="0" wp14:anchorId="38B32605" wp14:editId="373403C2">
+            <wp:extent cx="5731510" cy="3166745"/>
+            <wp:effectExtent l="0" t="0" r="2540" b="0"/>
+            <wp:docPr id="239841549" name="그림 1" descr="텍스트, 도표, 라인, 번호이(가) 표시된 사진&#10;&#10;AI 생성 콘텐츠는 정확하지 않을 수 있습니다."/>
             <wp:cNvGraphicFramePr>
               <a:graphicFrameLocks xmlns:a="http://schemas.openxmlformats.org/drawingml/2006/main" noChangeAspect="1"/>
             </wp:cNvGraphicFramePr>
@@ -1983,36 +2148,23 @@
               <a:graphicData uri="http://schemas.openxmlformats.org/drawingml/2006/picture">
                 <pic:pic xmlns:pic="http://schemas.openxmlformats.org/drawingml/2006/picture">
                   <pic:nvPicPr>
-                    <pic:cNvPr id="0" name="Picture 2"/>
-                    <pic:cNvPicPr>
-                      <a:picLocks noChangeAspect="1" noChangeArrowheads="1"/>
-                    </pic:cNvPicPr>
+                    <pic:cNvPr id="239841549" name="그림 1" descr="텍스트, 도표, 라인, 번호이(가) 표시된 사진&#10;&#10;AI 생성 콘텐츠는 정확하지 않을 수 있습니다."/>
+                    <pic:cNvPicPr/>
                   </pic:nvPicPr>
                   <pic:blipFill>
-                    <a:blip r:embed="rId13" cstate="print">
-                      <a:extLst>
-                        <a:ext uri="{28A0092B-C50C-407E-A947-70E740481C1C}">
-                          <a14:useLocalDpi xmlns:a14="http://schemas.microsoft.com/office/drawing/2010/main" val="0"/>
-                        </a:ext>
-                      </a:extLst>
-                    </a:blip>
-                    <a:srcRect/>
+                    <a:blip r:embed="rId13"/>
                     <a:stretch>
                       <a:fillRect/>
                     </a:stretch>
                   </pic:blipFill>
-                  <pic:spPr bwMode="auto">
+                  <pic:spPr>
                     <a:xfrm>
                       <a:off x="0" y="0"/>
-                      <a:ext cx="5716905" cy="4134485"/>
+                      <a:ext cx="5731510" cy="3166745"/>
                     </a:xfrm>
                     <a:prstGeom prst="rect">
                       <a:avLst/>
                     </a:prstGeom>
-                    <a:noFill/>
-                    <a:ln>
-                      <a:noFill/>
-                    </a:ln>
                   </pic:spPr>
                 </pic:pic>
               </a:graphicData>
@@ -2149,35 +2301,205 @@
               <w:rPr>
                 <w:rFonts w:hint="eastAsia"/>
               </w:rPr>
-              <w:t>접속하고자 하는 방 번호? ip주소를 입력한다.</w:t>
-            </w:r>
-          </w:p>
-          <w:p>
-            <w:pPr>
-              <w:widowControl/>
-              <w:wordWrap/>
-              <w:autoSpaceDE/>
-              <w:autoSpaceDN/>
-            </w:pPr>
-            <w:r>
-              <w:rPr>
-                <w:rFonts w:hint="eastAsia"/>
-              </w:rPr>
-              <w:t>서버에 접속한 플레이어들의 프로필? 아이콘?과 ip와 닉네임이 나타난다.</w:t>
-            </w:r>
-          </w:p>
-          <w:p>
-            <w:pPr>
-              <w:widowControl/>
-              <w:wordWrap/>
-              <w:autoSpaceDE/>
-              <w:autoSpaceDN/>
-            </w:pPr>
-            <w:r>
-              <w:rPr>
-                <w:rFonts w:hint="eastAsia"/>
-              </w:rPr>
-              <w:t>접속한 모든 플레이어가 준비 완료 상태여야지만 방장은 맵을 선택할 수 있다.</w:t>
+              <w:t xml:space="preserve">접속하고자 하는 방 번호? </w:t>
+            </w:r>
+            <w:proofErr w:type="spellStart"/>
+            <w:r>
+              <w:rPr>
+                <w:rFonts w:hint="eastAsia"/>
+              </w:rPr>
+              <w:t>ip</w:t>
+            </w:r>
+            <w:proofErr w:type="spellEnd"/>
+            <w:r>
+              <w:rPr>
+                <w:rFonts w:hint="eastAsia"/>
+              </w:rPr>
+              <w:t>주소를 입력한다.</w:t>
+            </w:r>
+          </w:p>
+          <w:p>
+            <w:pPr>
+              <w:widowControl/>
+              <w:wordWrap/>
+              <w:autoSpaceDE/>
+              <w:autoSpaceDN/>
+            </w:pPr>
+            <w:r>
+              <w:rPr>
+                <w:rFonts w:hint="eastAsia"/>
+              </w:rPr>
+              <w:t xml:space="preserve">서버에 접속한 플레이어들의 프로필? </w:t>
+            </w:r>
+            <w:proofErr w:type="gramStart"/>
+            <w:r>
+              <w:rPr>
+                <w:rFonts w:hint="eastAsia"/>
+              </w:rPr>
+              <w:t>아이콘?과</w:t>
+            </w:r>
+            <w:proofErr w:type="gramEnd"/>
+            <w:r>
+              <w:rPr>
+                <w:rFonts w:hint="eastAsia"/>
+              </w:rPr>
+              <w:t xml:space="preserve"> </w:t>
+            </w:r>
+            <w:proofErr w:type="spellStart"/>
+            <w:r>
+              <w:rPr>
+                <w:rFonts w:hint="eastAsia"/>
+              </w:rPr>
+              <w:t>ip</w:t>
+            </w:r>
+            <w:proofErr w:type="spellEnd"/>
+            <w:r>
+              <w:rPr>
+                <w:rFonts w:hint="eastAsia"/>
+              </w:rPr>
+              <w:t>와 닉네임이 나타난다.</w:t>
+            </w:r>
+          </w:p>
+          <w:p>
+            <w:pPr>
+              <w:widowControl/>
+              <w:wordWrap/>
+              <w:autoSpaceDE/>
+              <w:autoSpaceDN/>
+            </w:pPr>
+            <w:r>
+              <w:rPr>
+                <w:rFonts w:hint="eastAsia"/>
+              </w:rPr>
+              <w:t xml:space="preserve">접속한 모든 플레이어가 준비 완료 </w:t>
+            </w:r>
+            <w:proofErr w:type="spellStart"/>
+            <w:r>
+              <w:rPr>
+                <w:rFonts w:hint="eastAsia"/>
+              </w:rPr>
+              <w:t>상태여야지만</w:t>
+            </w:r>
+            <w:proofErr w:type="spellEnd"/>
+            <w:r>
+              <w:rPr>
+                <w:rFonts w:hint="eastAsia"/>
+              </w:rPr>
+              <w:t xml:space="preserve"> 방장은 </w:t>
+            </w:r>
+            <w:proofErr w:type="spellStart"/>
+            <w:r>
+              <w:rPr>
+                <w:rFonts w:hint="eastAsia"/>
+              </w:rPr>
+              <w:t>맵을</w:t>
+            </w:r>
+            <w:proofErr w:type="spellEnd"/>
+            <w:r>
+              <w:rPr>
+                <w:rFonts w:hint="eastAsia"/>
+              </w:rPr>
+              <w:t xml:space="preserve"> 선택할 수 있다.</w:t>
+            </w:r>
+          </w:p>
+          <w:p>
+            <w:pPr>
+              <w:widowControl/>
+              <w:wordWrap/>
+              <w:autoSpaceDE/>
+              <w:autoSpaceDN/>
+            </w:pPr>
+            <w:r>
+              <w:rPr>
+                <w:noProof/>
+              </w:rPr>
+              <w:drawing>
+                <wp:inline distT="0" distB="0" distL="0" distR="0" wp14:anchorId="5E24B0C1" wp14:editId="015E272E">
+                  <wp:extent cx="3031141" cy="1704975"/>
+                  <wp:effectExtent l="0" t="0" r="0" b="0"/>
+                  <wp:docPr id="418802911" name="그림 1"/>
+                  <wp:cNvGraphicFramePr>
+                    <a:graphicFrameLocks xmlns:a="http://schemas.openxmlformats.org/drawingml/2006/main" noChangeAspect="1"/>
+                  </wp:cNvGraphicFramePr>
+                  <a:graphic xmlns:a="http://schemas.openxmlformats.org/drawingml/2006/main">
+                    <a:graphicData uri="http://schemas.openxmlformats.org/drawingml/2006/picture">
+                      <pic:pic xmlns:pic="http://schemas.openxmlformats.org/drawingml/2006/picture">
+                        <pic:nvPicPr>
+                          <pic:cNvPr id="418802911" name=""/>
+                          <pic:cNvPicPr/>
+                        </pic:nvPicPr>
+                        <pic:blipFill>
+                          <a:blip r:embed="rId14"/>
+                          <a:stretch>
+                            <a:fillRect/>
+                          </a:stretch>
+                        </pic:blipFill>
+                        <pic:spPr>
+                          <a:xfrm>
+                            <a:off x="0" y="0"/>
+                            <a:ext cx="3037913" cy="1708784"/>
+                          </a:xfrm>
+                          <a:prstGeom prst="rect">
+                            <a:avLst/>
+                          </a:prstGeom>
+                        </pic:spPr>
+                      </pic:pic>
+                    </a:graphicData>
+                  </a:graphic>
+                </wp:inline>
+              </w:drawing>
+            </w:r>
+          </w:p>
+          <w:p>
+            <w:pPr>
+              <w:widowControl/>
+              <w:wordWrap/>
+              <w:autoSpaceDE/>
+              <w:autoSpaceDN/>
+              <w:rPr>
+                <w:rFonts w:hint="eastAsia"/>
+              </w:rPr>
+            </w:pPr>
+            <w:r>
+              <w:rPr>
+                <w:noProof/>
+              </w:rPr>
+              <w:lastRenderedPageBreak/>
+              <w:drawing>
+                <wp:inline distT="0" distB="0" distL="0" distR="0" wp14:anchorId="3E58A8EA" wp14:editId="33E6A4BF">
+                  <wp:extent cx="3115810" cy="1752600"/>
+                  <wp:effectExtent l="0" t="0" r="8890" b="0"/>
+                  <wp:docPr id="785147999" name="그림 1"/>
+                  <wp:cNvGraphicFramePr>
+                    <a:graphicFrameLocks xmlns:a="http://schemas.openxmlformats.org/drawingml/2006/main" noChangeAspect="1"/>
+                  </wp:cNvGraphicFramePr>
+                  <a:graphic xmlns:a="http://schemas.openxmlformats.org/drawingml/2006/main">
+                    <a:graphicData uri="http://schemas.openxmlformats.org/drawingml/2006/picture">
+                      <pic:pic xmlns:pic="http://schemas.openxmlformats.org/drawingml/2006/picture">
+                        <pic:nvPicPr>
+                          <pic:cNvPr id="785147999" name=""/>
+                          <pic:cNvPicPr/>
+                        </pic:nvPicPr>
+                        <pic:blipFill>
+                          <a:blip r:embed="rId15"/>
+                          <a:stretch>
+                            <a:fillRect/>
+                          </a:stretch>
+                        </pic:blipFill>
+                        <pic:spPr>
+                          <a:xfrm>
+                            <a:off x="0" y="0"/>
+                            <a:ext cx="3118317" cy="1754010"/>
+                          </a:xfrm>
+                          <a:prstGeom prst="rect">
+                            <a:avLst/>
+                          </a:prstGeom>
+                        </pic:spPr>
+                      </pic:pic>
+                    </a:graphicData>
+                  </a:graphic>
+                </wp:inline>
+              </w:drawing>
             </w:r>
           </w:p>
         </w:tc>
@@ -2297,7 +2619,21 @@
               <w:rPr>
                 <w:rFonts w:hint="eastAsia"/>
               </w:rPr>
-              <w:t xml:space="preserve"> 방장인 유저가 맵을 선택한다.</w:t>
+              <w:t xml:space="preserve"> 방장인 유저가 </w:t>
+            </w:r>
+            <w:proofErr w:type="spellStart"/>
+            <w:r>
+              <w:rPr>
+                <w:rFonts w:hint="eastAsia"/>
+              </w:rPr>
+              <w:t>맵을</w:t>
+            </w:r>
+            <w:proofErr w:type="spellEnd"/>
+            <w:r>
+              <w:rPr>
+                <w:rFonts w:hint="eastAsia"/>
+              </w:rPr>
+              <w:t xml:space="preserve"> 선택한다.</w:t>
             </w:r>
           </w:p>
           <w:p>
@@ -2448,7 +2784,35 @@
               <w:rPr>
                 <w:rFonts w:hint="eastAsia"/>
               </w:rPr>
-              <w:t>선택한 맵에 여러명 플레이어가 게임을 시작함</w:t>
+              <w:t xml:space="preserve">선택한 </w:t>
+            </w:r>
+            <w:proofErr w:type="spellStart"/>
+            <w:r>
+              <w:rPr>
+                <w:rFonts w:hint="eastAsia"/>
+              </w:rPr>
+              <w:t>맵에</w:t>
+            </w:r>
+            <w:proofErr w:type="spellEnd"/>
+            <w:r>
+              <w:rPr>
+                <w:rFonts w:hint="eastAsia"/>
+              </w:rPr>
+              <w:t xml:space="preserve"> </w:t>
+            </w:r>
+            <w:proofErr w:type="spellStart"/>
+            <w:r>
+              <w:rPr>
+                <w:rFonts w:hint="eastAsia"/>
+              </w:rPr>
+              <w:t>여러명</w:t>
+            </w:r>
+            <w:proofErr w:type="spellEnd"/>
+            <w:r>
+              <w:rPr>
+                <w:rFonts w:hint="eastAsia"/>
+              </w:rPr>
+              <w:t xml:space="preserve"> 플레이어가 게임을 시작함</w:t>
             </w:r>
           </w:p>
         </w:tc>
@@ -2574,7 +2938,7 @@
                     </pic:cNvPicPr>
                   </pic:nvPicPr>
                   <pic:blipFill>
-                    <a:blip r:embed="rId14">
+                    <a:blip r:embed="rId16">
                       <a:extLst>
                         <a:ext uri="{28A0092B-C50C-407E-A947-70E740481C1C}">
                           <a14:useLocalDpi xmlns:a14="http://schemas.microsoft.com/office/drawing/2010/main" val="0"/>
@@ -2614,6 +2978,543 @@
         <w:autoSpaceDN/>
         <w:rPr>
           <w:rFonts w:asciiTheme="majorEastAsia" w:eastAsiaTheme="majorEastAsia" w:hAnsiTheme="majorEastAsia"/>
+          <w:szCs w:val="22"/>
+        </w:rPr>
+      </w:pPr>
+      <w:r>
+        <w:rPr>
+          <w:rFonts w:asciiTheme="majorEastAsia" w:eastAsiaTheme="majorEastAsia" w:hAnsiTheme="majorEastAsia" w:hint="eastAsia"/>
+          <w:szCs w:val="22"/>
+        </w:rPr>
+        <w:t>1. Global</w:t>
+      </w:r>
+    </w:p>
+    <w:p>
+      <w:pPr>
+        <w:pStyle w:val="a6"/>
+        <w:widowControl/>
+        <w:numPr>
+          <w:ilvl w:val="0"/>
+          <w:numId w:val="38"/>
+        </w:numPr>
+        <w:wordWrap/>
+        <w:autoSpaceDE/>
+        <w:autoSpaceDN/>
+        <w:rPr>
+          <w:rFonts w:asciiTheme="majorEastAsia" w:eastAsiaTheme="majorEastAsia" w:hAnsiTheme="majorEastAsia"/>
+          <w:szCs w:val="22"/>
+        </w:rPr>
+      </w:pPr>
+      <w:r>
+        <w:rPr>
+          <w:rFonts w:asciiTheme="majorEastAsia" w:eastAsiaTheme="majorEastAsia" w:hAnsiTheme="majorEastAsia" w:hint="eastAsia"/>
+          <w:szCs w:val="22"/>
+        </w:rPr>
+        <w:t>NAME_</w:t>
+      </w:r>
+      <w:proofErr w:type="gramStart"/>
+      <w:r>
+        <w:rPr>
+          <w:rFonts w:asciiTheme="majorEastAsia" w:eastAsiaTheme="majorEastAsia" w:hAnsiTheme="majorEastAsia" w:hint="eastAsia"/>
+          <w:szCs w:val="22"/>
+        </w:rPr>
+        <w:t>SIZE :</w:t>
+      </w:r>
+      <w:proofErr w:type="gramEnd"/>
+      <w:r>
+        <w:rPr>
+          <w:rFonts w:asciiTheme="majorEastAsia" w:eastAsiaTheme="majorEastAsia" w:hAnsiTheme="majorEastAsia" w:hint="eastAsia"/>
+          <w:szCs w:val="22"/>
+        </w:rPr>
+        <w:t xml:space="preserve"> 로그인 시 이름 길이</w:t>
+      </w:r>
+    </w:p>
+    <w:p>
+      <w:pPr>
+        <w:pStyle w:val="a6"/>
+        <w:widowControl/>
+        <w:numPr>
+          <w:ilvl w:val="0"/>
+          <w:numId w:val="38"/>
+        </w:numPr>
+        <w:wordWrap/>
+        <w:autoSpaceDE/>
+        <w:autoSpaceDN/>
+        <w:rPr>
+          <w:rFonts w:asciiTheme="majorEastAsia" w:eastAsiaTheme="majorEastAsia" w:hAnsiTheme="majorEastAsia"/>
+          <w:szCs w:val="22"/>
+        </w:rPr>
+      </w:pPr>
+      <w:r>
+        <w:rPr>
+          <w:rFonts w:asciiTheme="majorEastAsia" w:eastAsiaTheme="majorEastAsia" w:hAnsiTheme="majorEastAsia" w:hint="eastAsia"/>
+          <w:szCs w:val="22"/>
+        </w:rPr>
+        <w:t>BUF_</w:t>
+      </w:r>
+      <w:proofErr w:type="gramStart"/>
+      <w:r>
+        <w:rPr>
+          <w:rFonts w:asciiTheme="majorEastAsia" w:eastAsiaTheme="majorEastAsia" w:hAnsiTheme="majorEastAsia" w:hint="eastAsia"/>
+          <w:szCs w:val="22"/>
+        </w:rPr>
+        <w:t>SIZE :</w:t>
+      </w:r>
+      <w:proofErr w:type="gramEnd"/>
+      <w:r>
+        <w:rPr>
+          <w:rFonts w:asciiTheme="majorEastAsia" w:eastAsiaTheme="majorEastAsia" w:hAnsiTheme="majorEastAsia" w:hint="eastAsia"/>
+          <w:szCs w:val="22"/>
+        </w:rPr>
+        <w:t xml:space="preserve"> 패킷을 받을 배열의 길이</w:t>
+      </w:r>
+    </w:p>
+    <w:p>
+      <w:pPr>
+        <w:pStyle w:val="a6"/>
+        <w:widowControl/>
+        <w:numPr>
+          <w:ilvl w:val="0"/>
+          <w:numId w:val="38"/>
+        </w:numPr>
+        <w:wordWrap/>
+        <w:autoSpaceDE/>
+        <w:autoSpaceDN/>
+        <w:rPr>
+          <w:rFonts w:asciiTheme="majorEastAsia" w:eastAsiaTheme="majorEastAsia" w:hAnsiTheme="majorEastAsia"/>
+          <w:szCs w:val="22"/>
+        </w:rPr>
+      </w:pPr>
+      <w:r>
+        <w:rPr>
+          <w:rFonts w:asciiTheme="majorEastAsia" w:eastAsiaTheme="majorEastAsia" w:hAnsiTheme="majorEastAsia" w:hint="eastAsia"/>
+          <w:szCs w:val="22"/>
+        </w:rPr>
+        <w:t>SERVER_</w:t>
+      </w:r>
+      <w:proofErr w:type="gramStart"/>
+      <w:r>
+        <w:rPr>
+          <w:rFonts w:asciiTheme="majorEastAsia" w:eastAsiaTheme="majorEastAsia" w:hAnsiTheme="majorEastAsia" w:hint="eastAsia"/>
+          <w:szCs w:val="22"/>
+        </w:rPr>
+        <w:t>PORT :</w:t>
+      </w:r>
+      <w:proofErr w:type="gramEnd"/>
+      <w:r>
+        <w:rPr>
+          <w:rFonts w:asciiTheme="majorEastAsia" w:eastAsiaTheme="majorEastAsia" w:hAnsiTheme="majorEastAsia" w:hint="eastAsia"/>
+          <w:szCs w:val="22"/>
+        </w:rPr>
+        <w:t xml:space="preserve"> 서버의 포트 번호</w:t>
+      </w:r>
+    </w:p>
+    <w:p>
+      <w:pPr>
+        <w:pStyle w:val="a6"/>
+        <w:widowControl/>
+        <w:numPr>
+          <w:ilvl w:val="0"/>
+          <w:numId w:val="38"/>
+        </w:numPr>
+        <w:wordWrap/>
+        <w:autoSpaceDE/>
+        <w:autoSpaceDN/>
+        <w:rPr>
+          <w:rFonts w:asciiTheme="majorEastAsia" w:eastAsiaTheme="majorEastAsia" w:hAnsiTheme="majorEastAsia"/>
+          <w:szCs w:val="22"/>
+        </w:rPr>
+      </w:pPr>
+      <w:r>
+        <w:rPr>
+          <w:rFonts w:asciiTheme="majorEastAsia" w:eastAsiaTheme="majorEastAsia" w:hAnsiTheme="majorEastAsia" w:hint="eastAsia"/>
+          <w:szCs w:val="22"/>
+        </w:rPr>
+        <w:t>WINDOW_</w:t>
+      </w:r>
+      <w:proofErr w:type="gramStart"/>
+      <w:r>
+        <w:rPr>
+          <w:rFonts w:asciiTheme="majorEastAsia" w:eastAsiaTheme="majorEastAsia" w:hAnsiTheme="majorEastAsia" w:hint="eastAsia"/>
+          <w:szCs w:val="22"/>
+        </w:rPr>
+        <w:t>WIDTH :</w:t>
+      </w:r>
+      <w:proofErr w:type="gramEnd"/>
+      <w:r>
+        <w:rPr>
+          <w:rFonts w:asciiTheme="majorEastAsia" w:eastAsiaTheme="majorEastAsia" w:hAnsiTheme="majorEastAsia" w:hint="eastAsia"/>
+          <w:szCs w:val="22"/>
+        </w:rPr>
+        <w:t xml:space="preserve"> 윈도우 창의 가로 길이</w:t>
+      </w:r>
+    </w:p>
+    <w:p>
+      <w:pPr>
+        <w:pStyle w:val="a6"/>
+        <w:numPr>
+          <w:ilvl w:val="0"/>
+          <w:numId w:val="38"/>
+        </w:numPr>
+        <w:rPr>
+          <w:rFonts w:asciiTheme="majorEastAsia" w:eastAsiaTheme="majorEastAsia" w:hAnsiTheme="majorEastAsia"/>
+          <w:szCs w:val="22"/>
+        </w:rPr>
+      </w:pPr>
+      <w:r>
+        <w:rPr>
+          <w:rFonts w:asciiTheme="majorEastAsia" w:eastAsiaTheme="majorEastAsia" w:hAnsiTheme="majorEastAsia"/>
+          <w:szCs w:val="22"/>
+        </w:rPr>
+        <w:t>WINDOW_</w:t>
+      </w:r>
+      <w:proofErr w:type="gramStart"/>
+      <w:r>
+        <w:rPr>
+          <w:rFonts w:asciiTheme="majorEastAsia" w:eastAsiaTheme="majorEastAsia" w:hAnsiTheme="majorEastAsia"/>
+          <w:szCs w:val="22"/>
+        </w:rPr>
+        <w:t>WIDTH :</w:t>
+      </w:r>
+      <w:proofErr w:type="gramEnd"/>
+      <w:r>
+        <w:rPr>
+          <w:rFonts w:asciiTheme="majorEastAsia" w:eastAsiaTheme="majorEastAsia" w:hAnsiTheme="majorEastAsia"/>
+          <w:szCs w:val="22"/>
+        </w:rPr>
+        <w:t xml:space="preserve"> 윈도우 창의 가로 길이</w:t>
+      </w:r>
+    </w:p>
+    <w:p>
+      <w:pPr>
+        <w:pStyle w:val="a6"/>
+        <w:widowControl/>
+        <w:numPr>
+          <w:ilvl w:val="0"/>
+          <w:numId w:val="38"/>
+        </w:numPr>
+        <w:wordWrap/>
+        <w:autoSpaceDE/>
+        <w:autoSpaceDN/>
+        <w:rPr>
+          <w:rFonts w:asciiTheme="majorEastAsia" w:eastAsiaTheme="majorEastAsia" w:hAnsiTheme="majorEastAsia"/>
+          <w:szCs w:val="22"/>
+        </w:rPr>
+      </w:pPr>
+      <w:r>
+        <w:rPr>
+          <w:rFonts w:asciiTheme="majorEastAsia" w:eastAsiaTheme="majorEastAsia" w:hAnsiTheme="majorEastAsia" w:hint="eastAsia"/>
+          <w:szCs w:val="22"/>
+        </w:rPr>
+        <w:t>MAX_</w:t>
+      </w:r>
+      <w:proofErr w:type="gramStart"/>
+      <w:r>
+        <w:rPr>
+          <w:rFonts w:asciiTheme="majorEastAsia" w:eastAsiaTheme="majorEastAsia" w:hAnsiTheme="majorEastAsia" w:hint="eastAsia"/>
+          <w:szCs w:val="22"/>
+        </w:rPr>
+        <w:t>USER :</w:t>
+      </w:r>
+      <w:proofErr w:type="gramEnd"/>
+      <w:r>
+        <w:rPr>
+          <w:rFonts w:asciiTheme="majorEastAsia" w:eastAsiaTheme="majorEastAsia" w:hAnsiTheme="majorEastAsia" w:hint="eastAsia"/>
+          <w:szCs w:val="22"/>
+        </w:rPr>
+        <w:t xml:space="preserve"> 최대 플레이어 수</w:t>
+      </w:r>
+    </w:p>
+    <w:p>
+      <w:pPr>
+        <w:widowControl/>
+        <w:wordWrap/>
+        <w:autoSpaceDE/>
+        <w:autoSpaceDN/>
+        <w:rPr>
+          <w:rFonts w:asciiTheme="majorEastAsia" w:eastAsiaTheme="majorEastAsia" w:hAnsiTheme="majorEastAsia"/>
+          <w:szCs w:val="22"/>
+        </w:rPr>
+      </w:pPr>
+      <w:r>
+        <w:rPr>
+          <w:rFonts w:asciiTheme="majorEastAsia" w:eastAsiaTheme="majorEastAsia" w:hAnsiTheme="majorEastAsia" w:hint="eastAsia"/>
+          <w:szCs w:val="22"/>
+        </w:rPr>
+        <w:t xml:space="preserve">2. </w:t>
+      </w:r>
+      <w:proofErr w:type="spellStart"/>
+      <w:r>
+        <w:rPr>
+          <w:rFonts w:asciiTheme="majorEastAsia" w:eastAsiaTheme="majorEastAsia" w:hAnsiTheme="majorEastAsia" w:hint="eastAsia"/>
+          <w:szCs w:val="22"/>
+        </w:rPr>
+        <w:t>constexpr</w:t>
+      </w:r>
+      <w:proofErr w:type="spellEnd"/>
+      <w:r>
+        <w:rPr>
+          <w:rFonts w:asciiTheme="majorEastAsia" w:eastAsiaTheme="majorEastAsia" w:hAnsiTheme="majorEastAsia" w:hint="eastAsia"/>
+          <w:szCs w:val="22"/>
+        </w:rPr>
+        <w:t xml:space="preserve"> char</w:t>
+      </w:r>
+    </w:p>
+    <w:p>
+      <w:pPr>
+        <w:pStyle w:val="a6"/>
+        <w:widowControl/>
+        <w:numPr>
+          <w:ilvl w:val="0"/>
+          <w:numId w:val="39"/>
+        </w:numPr>
+        <w:wordWrap/>
+        <w:autoSpaceDE/>
+        <w:autoSpaceDN/>
+        <w:rPr>
+          <w:rFonts w:asciiTheme="majorEastAsia" w:eastAsiaTheme="majorEastAsia" w:hAnsiTheme="majorEastAsia"/>
+          <w:szCs w:val="22"/>
+        </w:rPr>
+      </w:pPr>
+      <w:proofErr w:type="gramStart"/>
+      <w:r>
+        <w:rPr>
+          <w:rFonts w:asciiTheme="majorEastAsia" w:eastAsiaTheme="majorEastAsia" w:hAnsiTheme="majorEastAsia" w:hint="eastAsia"/>
+          <w:szCs w:val="22"/>
+        </w:rPr>
+        <w:t>CS :</w:t>
+      </w:r>
+      <w:proofErr w:type="gramEnd"/>
+      <w:r>
+        <w:rPr>
+          <w:rFonts w:asciiTheme="majorEastAsia" w:eastAsiaTheme="majorEastAsia" w:hAnsiTheme="majorEastAsia" w:hint="eastAsia"/>
+          <w:szCs w:val="22"/>
+        </w:rPr>
+        <w:t xml:space="preserve"> Client To Server 패킷</w:t>
+      </w:r>
+    </w:p>
+    <w:p>
+      <w:pPr>
+        <w:pStyle w:val="a6"/>
+        <w:widowControl/>
+        <w:numPr>
+          <w:ilvl w:val="0"/>
+          <w:numId w:val="39"/>
+        </w:numPr>
+        <w:wordWrap/>
+        <w:autoSpaceDE/>
+        <w:autoSpaceDN/>
+        <w:rPr>
+          <w:rFonts w:asciiTheme="majorEastAsia" w:eastAsiaTheme="majorEastAsia" w:hAnsiTheme="majorEastAsia"/>
+          <w:szCs w:val="22"/>
+        </w:rPr>
+      </w:pPr>
+      <w:proofErr w:type="gramStart"/>
+      <w:r>
+        <w:rPr>
+          <w:rFonts w:asciiTheme="majorEastAsia" w:eastAsiaTheme="majorEastAsia" w:hAnsiTheme="majorEastAsia" w:hint="eastAsia"/>
+          <w:szCs w:val="22"/>
+        </w:rPr>
+        <w:t>SC :</w:t>
+      </w:r>
+      <w:proofErr w:type="gramEnd"/>
+      <w:r>
+        <w:rPr>
+          <w:rFonts w:asciiTheme="majorEastAsia" w:eastAsiaTheme="majorEastAsia" w:hAnsiTheme="majorEastAsia" w:hint="eastAsia"/>
+          <w:szCs w:val="22"/>
+        </w:rPr>
+        <w:t xml:space="preserve"> Server To Client 패킷</w:t>
+      </w:r>
+    </w:p>
+    <w:p>
+      <w:pPr>
+        <w:widowControl/>
+        <w:wordWrap/>
+        <w:autoSpaceDE/>
+        <w:autoSpaceDN/>
+        <w:rPr>
+          <w:rFonts w:asciiTheme="majorEastAsia" w:eastAsiaTheme="majorEastAsia" w:hAnsiTheme="majorEastAsia"/>
+          <w:szCs w:val="22"/>
+        </w:rPr>
+      </w:pPr>
+      <w:r>
+        <w:rPr>
+          <w:rFonts w:asciiTheme="majorEastAsia" w:eastAsiaTheme="majorEastAsia" w:hAnsiTheme="majorEastAsia" w:hint="eastAsia"/>
+          <w:szCs w:val="22"/>
+        </w:rPr>
+        <w:t xml:space="preserve">3. </w:t>
+      </w:r>
+      <w:proofErr w:type="spellStart"/>
+      <w:r>
+        <w:rPr>
+          <w:rFonts w:asciiTheme="majorEastAsia" w:eastAsiaTheme="majorEastAsia" w:hAnsiTheme="majorEastAsia" w:hint="eastAsia"/>
+          <w:szCs w:val="22"/>
+        </w:rPr>
+        <w:t>enum</w:t>
+      </w:r>
+      <w:proofErr w:type="spellEnd"/>
+    </w:p>
+    <w:p>
+      <w:pPr>
+        <w:pStyle w:val="a6"/>
+        <w:widowControl/>
+        <w:numPr>
+          <w:ilvl w:val="0"/>
+          <w:numId w:val="40"/>
+        </w:numPr>
+        <w:wordWrap/>
+        <w:autoSpaceDE/>
+        <w:autoSpaceDN/>
+        <w:rPr>
+          <w:rFonts w:asciiTheme="majorEastAsia" w:eastAsiaTheme="majorEastAsia" w:hAnsiTheme="majorEastAsia"/>
+          <w:szCs w:val="22"/>
+        </w:rPr>
+      </w:pPr>
+      <w:r>
+        <w:rPr>
+          <w:rFonts w:asciiTheme="majorEastAsia" w:eastAsiaTheme="majorEastAsia" w:hAnsiTheme="majorEastAsia" w:hint="eastAsia"/>
+          <w:szCs w:val="22"/>
+        </w:rPr>
+        <w:t>MAP_</w:t>
+      </w:r>
+      <w:proofErr w:type="gramStart"/>
+      <w:r>
+        <w:rPr>
+          <w:rFonts w:asciiTheme="majorEastAsia" w:eastAsiaTheme="majorEastAsia" w:hAnsiTheme="majorEastAsia" w:hint="eastAsia"/>
+          <w:szCs w:val="22"/>
+        </w:rPr>
+        <w:t>TYPE :</w:t>
+      </w:r>
+      <w:proofErr w:type="gramEnd"/>
+      <w:r>
+        <w:rPr>
+          <w:rFonts w:asciiTheme="majorEastAsia" w:eastAsiaTheme="majorEastAsia" w:hAnsiTheme="majorEastAsia" w:hint="eastAsia"/>
+          <w:szCs w:val="22"/>
+        </w:rPr>
+        <w:t xml:space="preserve"> </w:t>
+      </w:r>
+      <w:proofErr w:type="spellStart"/>
+      <w:r>
+        <w:rPr>
+          <w:rFonts w:asciiTheme="majorEastAsia" w:eastAsiaTheme="majorEastAsia" w:hAnsiTheme="majorEastAsia" w:hint="eastAsia"/>
+          <w:szCs w:val="22"/>
+        </w:rPr>
+        <w:t>맵의</w:t>
+      </w:r>
+      <w:proofErr w:type="spellEnd"/>
+      <w:r>
+        <w:rPr>
+          <w:rFonts w:asciiTheme="majorEastAsia" w:eastAsiaTheme="majorEastAsia" w:hAnsiTheme="majorEastAsia" w:hint="eastAsia"/>
+          <w:szCs w:val="22"/>
+        </w:rPr>
+        <w:t xml:space="preserve"> 종류</w:t>
+      </w:r>
+    </w:p>
+    <w:p>
+      <w:pPr>
+        <w:pStyle w:val="a6"/>
+        <w:widowControl/>
+        <w:numPr>
+          <w:ilvl w:val="0"/>
+          <w:numId w:val="40"/>
+        </w:numPr>
+        <w:wordWrap/>
+        <w:autoSpaceDE/>
+        <w:autoSpaceDN/>
+        <w:rPr>
+          <w:rFonts w:asciiTheme="majorEastAsia" w:eastAsiaTheme="majorEastAsia" w:hAnsiTheme="majorEastAsia"/>
+          <w:szCs w:val="22"/>
+        </w:rPr>
+      </w:pPr>
+      <w:r>
+        <w:rPr>
+          <w:rFonts w:asciiTheme="majorEastAsia" w:eastAsiaTheme="majorEastAsia" w:hAnsiTheme="majorEastAsia" w:hint="eastAsia"/>
+          <w:szCs w:val="22"/>
+        </w:rPr>
+        <w:t>DATA_</w:t>
+      </w:r>
+      <w:proofErr w:type="gramStart"/>
+      <w:r>
+        <w:rPr>
+          <w:rFonts w:asciiTheme="majorEastAsia" w:eastAsiaTheme="majorEastAsia" w:hAnsiTheme="majorEastAsia" w:hint="eastAsia"/>
+          <w:szCs w:val="22"/>
+        </w:rPr>
+        <w:t>TYPE :</w:t>
+      </w:r>
+      <w:proofErr w:type="gramEnd"/>
+      <w:r>
+        <w:rPr>
+          <w:rFonts w:asciiTheme="majorEastAsia" w:eastAsiaTheme="majorEastAsia" w:hAnsiTheme="majorEastAsia" w:hint="eastAsia"/>
+          <w:szCs w:val="22"/>
+        </w:rPr>
+        <w:t xml:space="preserve"> 스레드에서 처리할 데이터를 구분하기 위함.</w:t>
+      </w:r>
+    </w:p>
+    <w:p>
+      <w:pPr>
+        <w:pStyle w:val="a6"/>
+        <w:widowControl/>
+        <w:numPr>
+          <w:ilvl w:val="0"/>
+          <w:numId w:val="40"/>
+        </w:numPr>
+        <w:wordWrap/>
+        <w:autoSpaceDE/>
+        <w:autoSpaceDN/>
+        <w:rPr>
+          <w:rFonts w:asciiTheme="majorEastAsia" w:eastAsiaTheme="majorEastAsia" w:hAnsiTheme="majorEastAsia"/>
+          <w:szCs w:val="22"/>
+        </w:rPr>
+      </w:pPr>
+      <w:proofErr w:type="gramStart"/>
+      <w:r>
+        <w:rPr>
+          <w:rFonts w:asciiTheme="majorEastAsia" w:eastAsiaTheme="majorEastAsia" w:hAnsiTheme="majorEastAsia" w:hint="eastAsia"/>
+          <w:szCs w:val="22"/>
+        </w:rPr>
+        <w:t>DIRECTION :</w:t>
+      </w:r>
+      <w:proofErr w:type="gramEnd"/>
+      <w:r>
+        <w:rPr>
+          <w:rFonts w:asciiTheme="majorEastAsia" w:eastAsiaTheme="majorEastAsia" w:hAnsiTheme="majorEastAsia" w:hint="eastAsia"/>
+          <w:szCs w:val="22"/>
+        </w:rPr>
+        <w:t xml:space="preserve"> 플레이어의 이동 방향</w:t>
+      </w:r>
+    </w:p>
+    <w:p>
+      <w:pPr>
+        <w:widowControl/>
+        <w:wordWrap/>
+        <w:autoSpaceDE/>
+        <w:autoSpaceDN/>
+        <w:rPr>
+          <w:rFonts w:asciiTheme="majorEastAsia" w:eastAsiaTheme="majorEastAsia" w:hAnsiTheme="majorEastAsia"/>
+          <w:szCs w:val="22"/>
+        </w:rPr>
+      </w:pPr>
+    </w:p>
+    <w:p>
+      <w:pPr>
+        <w:widowControl/>
+        <w:wordWrap/>
+        <w:autoSpaceDE/>
+        <w:autoSpaceDN/>
+        <w:rPr>
+          <w:rFonts w:asciiTheme="majorEastAsia" w:eastAsiaTheme="majorEastAsia" w:hAnsiTheme="majorEastAsia" w:hint="eastAsia"/>
+          <w:szCs w:val="22"/>
+        </w:rPr>
+      </w:pPr>
+    </w:p>
+    <w:p>
+      <w:pPr>
+        <w:widowControl/>
+        <w:wordWrap/>
+        <w:autoSpaceDE/>
+        <w:autoSpaceDN/>
+        <w:rPr>
+          <w:rFonts w:asciiTheme="majorEastAsia" w:eastAsiaTheme="majorEastAsia" w:hAnsiTheme="majorEastAsia"/>
           <w:b/>
           <w:bCs/>
           <w:sz w:val="24"/>
@@ -2626,6 +3527,7 @@
           <w:bCs/>
           <w:sz w:val="24"/>
         </w:rPr>
+        <w:lastRenderedPageBreak/>
         <w:t xml:space="preserve">2) </w:t>
       </w:r>
       <w:r>
@@ -2650,7 +3552,35 @@
         <w:rPr>
           <w:rFonts w:hint="eastAsia"/>
         </w:rPr>
-        <w:t>void send_packet() : 서버로 패킷을 전송한다.</w:t>
+        <w:t xml:space="preserve">void </w:t>
+      </w:r>
+      <w:proofErr w:type="spellStart"/>
+      <w:r>
+        <w:rPr>
+          <w:rFonts w:hint="eastAsia"/>
+        </w:rPr>
+        <w:t>send_packet</w:t>
+      </w:r>
+      <w:proofErr w:type="spellEnd"/>
+      <w:r>
+        <w:rPr>
+          <w:rFonts w:hint="eastAsia"/>
+        </w:rPr>
+        <w:t>(</w:t>
+      </w:r>
+      <w:proofErr w:type="gramStart"/>
+      <w:r>
+        <w:rPr>
+          <w:rFonts w:hint="eastAsia"/>
+        </w:rPr>
+        <w:t>) :</w:t>
+      </w:r>
+      <w:proofErr w:type="gramEnd"/>
+      <w:r>
+        <w:rPr>
+          <w:rFonts w:hint="eastAsia"/>
+        </w:rPr>
+        <w:t xml:space="preserve"> 서버로 패킷을 전송한다.</w:t>
       </w:r>
     </w:p>
     <w:p>
@@ -2665,7 +3595,35 @@
         <w:rPr>
           <w:rFonts w:hint="eastAsia"/>
         </w:rPr>
-        <w:t xml:space="preserve">void recv_packet() : 클라이언트 </w:t>
+        <w:t xml:space="preserve">void </w:t>
+      </w:r>
+      <w:proofErr w:type="spellStart"/>
+      <w:r>
+        <w:rPr>
+          <w:rFonts w:hint="eastAsia"/>
+        </w:rPr>
+        <w:t>recv_packet</w:t>
+      </w:r>
+      <w:proofErr w:type="spellEnd"/>
+      <w:r>
+        <w:rPr>
+          <w:rFonts w:hint="eastAsia"/>
+        </w:rPr>
+        <w:t>(</w:t>
+      </w:r>
+      <w:proofErr w:type="gramStart"/>
+      <w:r>
+        <w:rPr>
+          <w:rFonts w:hint="eastAsia"/>
+        </w:rPr>
+        <w:t>) :</w:t>
+      </w:r>
+      <w:proofErr w:type="gramEnd"/>
+      <w:r>
+        <w:rPr>
+          <w:rFonts w:hint="eastAsia"/>
+        </w:rPr>
+        <w:t xml:space="preserve"> 클라이언트 </w:t>
       </w:r>
     </w:p>
     <w:p>
@@ -2676,12 +3634,14 @@
         <w:autoSpaceDN/>
         <w:ind w:left="440"/>
       </w:pPr>
+      <w:proofErr w:type="spellStart"/>
       <w:r>
         <w:rPr>
           <w:rFonts w:hint="eastAsia"/>
         </w:rPr>
         <w:t>process_packet</w:t>
       </w:r>
+      <w:proofErr w:type="spellEnd"/>
     </w:p>
     <w:p>
       <w:pPr>
@@ -2691,6 +3651,7 @@
         <w:autoSpaceDN/>
         <w:ind w:left="440"/>
       </w:pPr>
+      <w:proofErr w:type="spellStart"/>
       <w:r>
         <w:t>collision</w:t>
       </w:r>
@@ -2700,6 +3661,7 @@
         </w:rPr>
         <w:t>_check</w:t>
       </w:r>
+      <w:proofErr w:type="spellEnd"/>
     </w:p>
     <w:p>
       <w:pPr>
@@ -2748,12 +3710,14 @@
       <w:r>
         <w:tab/>
       </w:r>
+      <w:proofErr w:type="spellStart"/>
       <w:r>
         <w:rPr>
           <w:rFonts w:hint="eastAsia"/>
         </w:rPr>
         <w:t>send_login_packet</w:t>
       </w:r>
+      <w:proofErr w:type="spellEnd"/>
     </w:p>
     <w:p>
       <w:pPr>
@@ -2778,12 +3742,14 @@
         <w:autoSpaceDN/>
         <w:ind w:left="440" w:firstLine="360"/>
       </w:pPr>
+      <w:proofErr w:type="spellStart"/>
       <w:r>
         <w:rPr>
           <w:rFonts w:hint="eastAsia"/>
         </w:rPr>
         <w:t>send_enter_room_packet</w:t>
       </w:r>
+      <w:proofErr w:type="spellEnd"/>
     </w:p>
     <w:p>
       <w:pPr>
@@ -2811,12 +3777,14 @@
       <w:r>
         <w:tab/>
       </w:r>
+      <w:proofErr w:type="spellStart"/>
       <w:r>
         <w:rPr>
           <w:rFonts w:hint="eastAsia"/>
         </w:rPr>
         <w:t>send_ready_packet</w:t>
       </w:r>
+      <w:proofErr w:type="spellEnd"/>
     </w:p>
     <w:p>
       <w:pPr>
@@ -2826,11 +3794,19 @@
         <w:autoSpaceDN/>
         <w:ind w:left="440"/>
       </w:pPr>
-      <w:r>
-        <w:rPr>
-          <w:rFonts w:hint="eastAsia"/>
-        </w:rPr>
-        <w:t>InGame:</w:t>
+      <w:proofErr w:type="spellStart"/>
+      <w:r>
+        <w:rPr>
+          <w:rFonts w:hint="eastAsia"/>
+        </w:rPr>
+        <w:t>InGame</w:t>
+      </w:r>
+      <w:proofErr w:type="spellEnd"/>
+      <w:r>
+        <w:rPr>
+          <w:rFonts w:hint="eastAsia"/>
+        </w:rPr>
+        <w:t>:</w:t>
       </w:r>
     </w:p>
     <w:p>
@@ -2842,15 +3818,16 @@
         <w:ind w:left="440"/>
       </w:pPr>
       <w:r>
-        <w:lastRenderedPageBreak/>
         <w:tab/>
       </w:r>
+      <w:proofErr w:type="spellStart"/>
       <w:r>
         <w:rPr>
           <w:rFonts w:hint="eastAsia"/>
         </w:rPr>
         <w:t>send_move_packet</w:t>
       </w:r>
+      <w:proofErr w:type="spellEnd"/>
     </w:p>
     <w:p>
       <w:pPr>
@@ -2863,12 +3840,14 @@
       <w:r>
         <w:tab/>
       </w:r>
+      <w:proofErr w:type="spellStart"/>
       <w:r>
         <w:rPr>
           <w:rFonts w:hint="eastAsia"/>
         </w:rPr>
         <w:t>send_update_state_packet</w:t>
       </w:r>
+      <w:proofErr w:type="spellEnd"/>
     </w:p>
     <w:p>
       <w:pPr>
@@ -2881,12 +3860,14 @@
       <w:r>
         <w:tab/>
       </w:r>
+      <w:proofErr w:type="spellStart"/>
       <w:r>
         <w:rPr>
           <w:rFonts w:hint="eastAsia"/>
         </w:rPr>
         <w:t>send_logout_packet</w:t>
       </w:r>
+      <w:proofErr w:type="spellEnd"/>
     </w:p>
     <w:p>
       <w:pPr>
@@ -2953,6 +3934,7 @@
           <w:noProof/>
           <w:sz w:val="24"/>
         </w:rPr>
+        <w:lastRenderedPageBreak/>
         <w:drawing>
           <wp:inline distT="0" distB="0" distL="0" distR="0" wp14:anchorId="68C621EF" wp14:editId="29F65E26">
             <wp:extent cx="5727700" cy="6263005"/>
@@ -2971,7 +3953,7 @@
                     </pic:cNvPicPr>
                   </pic:nvPicPr>
                   <pic:blipFill>
-                    <a:blip r:embed="rId15">
+                    <a:blip r:embed="rId17">
                       <a:extLst>
                         <a:ext uri="{28A0092B-C50C-407E-A947-70E740481C1C}">
                           <a14:useLocalDpi xmlns:a14="http://schemas.microsoft.com/office/drawing/2010/main" val="0"/>
@@ -3023,7 +4005,6 @@
           <w:bCs/>
           <w:sz w:val="24"/>
         </w:rPr>
-        <w:lastRenderedPageBreak/>
         <w:t xml:space="preserve">4) </w:t>
       </w:r>
       <w:r>
@@ -3047,6 +4028,7 @@
         <w:rPr>
           <w:noProof/>
         </w:rPr>
+        <w:lastRenderedPageBreak/>
         <w:drawing>
           <wp:inline distT="0" distB="0" distL="0" distR="0" wp14:anchorId="0D957950" wp14:editId="71841EC7">
             <wp:extent cx="4011295" cy="4580890"/>
@@ -3065,7 +4047,7 @@
                     </pic:cNvPicPr>
                   </pic:nvPicPr>
                   <pic:blipFill>
-                    <a:blip r:embed="rId16">
+                    <a:blip r:embed="rId18">
                       <a:extLst>
                         <a:ext uri="{28A0092B-C50C-407E-A947-70E740481C1C}">
                           <a14:useLocalDpi xmlns:a14="http://schemas.microsoft.com/office/drawing/2010/main" val="0"/>
@@ -3210,7 +4192,19 @@
         <w:rPr>
           <w:rFonts w:hint="eastAsia"/>
         </w:rPr>
-        <w:t>해석한 데이터를 클라이언트로 전송하는 스레드</w:t>
+        <w:t xml:space="preserve">해석한 데이터를 </w:t>
+      </w:r>
+      <w:r>
+        <w:rPr>
+          <w:rFonts w:hint="eastAsia"/>
+        </w:rPr>
+        <w:t xml:space="preserve">정해진 시간마다 </w:t>
+      </w:r>
+      <w:r>
+        <w:rPr>
+          <w:rFonts w:hint="eastAsia"/>
+        </w:rPr>
+        <w:t>클라이언트로 전송하는 스레드</w:t>
       </w:r>
     </w:p>
     <w:p>
@@ -3304,7 +4298,21 @@
         <w:rPr>
           <w:rFonts w:hint="eastAsia"/>
         </w:rPr>
-        <w:t xml:space="preserve">C2S : </w:t>
+        <w:t>C2</w:t>
+      </w:r>
+      <w:proofErr w:type="gramStart"/>
+      <w:r>
+        <w:rPr>
+          <w:rFonts w:hint="eastAsia"/>
+        </w:rPr>
+        <w:t>S :</w:t>
+      </w:r>
+      <w:proofErr w:type="gramEnd"/>
+      <w:r>
+        <w:rPr>
+          <w:rFonts w:hint="eastAsia"/>
+        </w:rPr>
+        <w:t xml:space="preserve"> </w:t>
       </w:r>
     </w:p>
     <w:p>
@@ -3344,8 +4352,13 @@
       </w:pPr>
       <w:r>
         <w:tab/>
-        <w:t>unsigned char size;</w:t>
-      </w:r>
+        <w:t xml:space="preserve">unsigned char </w:t>
+      </w:r>
+      <w:proofErr w:type="gramStart"/>
+      <w:r>
+        <w:t>size;</w:t>
+      </w:r>
+      <w:proofErr w:type="gramEnd"/>
     </w:p>
     <w:p>
       <w:pPr>
@@ -3356,8 +4369,13 @@
       </w:pPr>
       <w:r>
         <w:tab/>
-        <w:t>char type;</w:t>
-      </w:r>
+        <w:t xml:space="preserve">char </w:t>
+      </w:r>
+      <w:proofErr w:type="gramStart"/>
+      <w:r>
+        <w:t>type;</w:t>
+      </w:r>
+      <w:proofErr w:type="gramEnd"/>
     </w:p>
     <w:p>
       <w:pPr>
@@ -3378,15 +4396,31 @@
       <w:r>
         <w:t xml:space="preserve"> </w:t>
       </w:r>
-      <w:r>
-        <w:rPr>
-          <w:rFonts w:hint="eastAsia"/>
-        </w:rPr>
-        <w:t>name[NAME_SIZE]</w:t>
+      <w:proofErr w:type="gramStart"/>
+      <w:r>
+        <w:rPr>
+          <w:rFonts w:hint="eastAsia"/>
+        </w:rPr>
+        <w:t>name[</w:t>
+      </w:r>
+      <w:proofErr w:type="gramEnd"/>
+      <w:r>
+        <w:rPr>
+          <w:rFonts w:hint="eastAsia"/>
+        </w:rPr>
+        <w:t>NAME_SIZE</w:t>
+      </w:r>
+      <w:proofErr w:type="gramStart"/>
+      <w:r>
+        <w:rPr>
+          <w:rFonts w:hint="eastAsia"/>
+        </w:rPr>
+        <w:t>]</w:t>
       </w:r>
       <w:r>
         <w:t>;</w:t>
       </w:r>
+      <w:proofErr w:type="gramEnd"/>
     </w:p>
     <w:p>
       <w:pPr>
@@ -3441,7 +4475,15 @@
         <w:tab/>
       </w:r>
       <w:r>
-        <w:t>unsigned char  size;</w:t>
+        <w:t xml:space="preserve">unsigned </w:t>
+      </w:r>
+      <w:proofErr w:type="gramStart"/>
+      <w:r>
+        <w:t>char  size</w:t>
+      </w:r>
+      <w:proofErr w:type="gramEnd"/>
+      <w:r>
+        <w:t>;</w:t>
       </w:r>
     </w:p>
     <w:p>
@@ -3453,7 +4495,14 @@
       </w:pPr>
       <w:r>
         <w:tab/>
-        <w:t>char  type;</w:t>
+      </w:r>
+      <w:proofErr w:type="gramStart"/>
+      <w:r>
+        <w:t>char  type</w:t>
+      </w:r>
+      <w:proofErr w:type="gramEnd"/>
+      <w:r>
+        <w:t>;</w:t>
       </w:r>
     </w:p>
     <w:p>
@@ -3470,8 +4519,30 @@
         <w:rPr>
           <w:rFonts w:hint="eastAsia"/>
         </w:rPr>
-        <w:t>char map_num;</w:t>
-      </w:r>
+        <w:t xml:space="preserve">char </w:t>
+      </w:r>
+      <w:proofErr w:type="spellStart"/>
+      <w:r>
+        <w:rPr>
+          <w:rFonts w:hint="eastAsia"/>
+        </w:rPr>
+        <w:t>map_</w:t>
+      </w:r>
+      <w:proofErr w:type="gramStart"/>
+      <w:r>
+        <w:rPr>
+          <w:rFonts w:hint="eastAsia"/>
+        </w:rPr>
+        <w:t>num</w:t>
+      </w:r>
+      <w:proofErr w:type="spellEnd"/>
+      <w:r>
+        <w:rPr>
+          <w:rFonts w:hint="eastAsia"/>
+        </w:rPr>
+        <w:t>;</w:t>
+      </w:r>
+      <w:proofErr w:type="gramEnd"/>
     </w:p>
     <w:p>
       <w:pPr>
@@ -3526,7 +4597,15 @@
         <w:tab/>
       </w:r>
       <w:r>
-        <w:t>unsigned char  size;</w:t>
+        <w:t xml:space="preserve">unsigned </w:t>
+      </w:r>
+      <w:proofErr w:type="gramStart"/>
+      <w:r>
+        <w:t>char  size</w:t>
+      </w:r>
+      <w:proofErr w:type="gramEnd"/>
+      <w:r>
+        <w:t>;</w:t>
       </w:r>
     </w:p>
     <w:p>
@@ -3538,7 +4617,14 @@
       </w:pPr>
       <w:r>
         <w:tab/>
-        <w:t>char  type;</w:t>
+      </w:r>
+      <w:proofErr w:type="gramStart"/>
+      <w:r>
+        <w:t>char  type</w:t>
+      </w:r>
+      <w:proofErr w:type="gramEnd"/>
+      <w:r>
+        <w:t>;</w:t>
       </w:r>
     </w:p>
     <w:p>
@@ -3555,8 +4641,30 @@
         <w:rPr>
           <w:rFonts w:hint="eastAsia"/>
         </w:rPr>
-        <w:t>bool Is_ready;</w:t>
-      </w:r>
+        <w:t xml:space="preserve">bool </w:t>
+      </w:r>
+      <w:proofErr w:type="spellStart"/>
+      <w:r>
+        <w:rPr>
+          <w:rFonts w:hint="eastAsia"/>
+        </w:rPr>
+        <w:t>Is_</w:t>
+      </w:r>
+      <w:proofErr w:type="gramStart"/>
+      <w:r>
+        <w:rPr>
+          <w:rFonts w:hint="eastAsia"/>
+        </w:rPr>
+        <w:t>ready</w:t>
+      </w:r>
+      <w:proofErr w:type="spellEnd"/>
+      <w:r>
+        <w:rPr>
+          <w:rFonts w:hint="eastAsia"/>
+        </w:rPr>
+        <w:t>;</w:t>
+      </w:r>
+      <w:proofErr w:type="gramEnd"/>
     </w:p>
     <w:p>
       <w:pPr>
@@ -3611,7 +4719,15 @@
         <w:tab/>
       </w:r>
       <w:r>
-        <w:t>unsigned char  size;</w:t>
+        <w:t xml:space="preserve">unsigned </w:t>
+      </w:r>
+      <w:proofErr w:type="gramStart"/>
+      <w:r>
+        <w:t>char  size</w:t>
+      </w:r>
+      <w:proofErr w:type="gramEnd"/>
+      <w:r>
+        <w:t>;</w:t>
       </w:r>
     </w:p>
     <w:p>
@@ -3623,7 +4739,14 @@
       </w:pPr>
       <w:r>
         <w:tab/>
-        <w:t>char  type;</w:t>
+      </w:r>
+      <w:proofErr w:type="gramStart"/>
+      <w:r>
+        <w:t>char  type</w:t>
+      </w:r>
+      <w:proofErr w:type="gramEnd"/>
+      <w:r>
+        <w:t>;</w:t>
       </w:r>
     </w:p>
     <w:p>
@@ -3641,8 +4764,16 @@
         <w:rPr>
           <w:rFonts w:hint="eastAsia"/>
         </w:rPr>
-        <w:t>float x;</w:t>
-      </w:r>
+        <w:t xml:space="preserve">float </w:t>
+      </w:r>
+      <w:proofErr w:type="gramStart"/>
+      <w:r>
+        <w:rPr>
+          <w:rFonts w:hint="eastAsia"/>
+        </w:rPr>
+        <w:t>x;</w:t>
+      </w:r>
+      <w:proofErr w:type="gramEnd"/>
     </w:p>
     <w:p>
       <w:pPr>
@@ -3656,8 +4787,16 @@
         <w:rPr>
           <w:rFonts w:hint="eastAsia"/>
         </w:rPr>
-        <w:t>float y;</w:t>
-      </w:r>
+        <w:t xml:space="preserve">float </w:t>
+      </w:r>
+      <w:proofErr w:type="gramStart"/>
+      <w:r>
+        <w:rPr>
+          <w:rFonts w:hint="eastAsia"/>
+        </w:rPr>
+        <w:t>y;</w:t>
+      </w:r>
+      <w:proofErr w:type="gramEnd"/>
     </w:p>
     <w:p>
       <w:pPr>
@@ -3671,8 +4810,16 @@
         <w:rPr>
           <w:rFonts w:hint="eastAsia"/>
         </w:rPr>
-        <w:t>float z;</w:t>
-      </w:r>
+        <w:t xml:space="preserve">float </w:t>
+      </w:r>
+      <w:proofErr w:type="gramStart"/>
+      <w:r>
+        <w:rPr>
+          <w:rFonts w:hint="eastAsia"/>
+        </w:rPr>
+        <w:t>z;</w:t>
+      </w:r>
+      <w:proofErr w:type="gramEnd"/>
     </w:p>
     <w:p>
       <w:pPr>
@@ -3682,27 +4829,47 @@
         <w:autoSpaceDN/>
         <w:ind w:left="720"/>
       </w:pPr>
+      <w:proofErr w:type="spellStart"/>
       <w:r>
         <w:rPr>
           <w:rFonts w:hint="eastAsia"/>
         </w:rPr>
         <w:t>btRigidBody</w:t>
       </w:r>
+      <w:proofErr w:type="spellEnd"/>
       <w:r>
         <w:rPr>
           <w:rFonts w:hint="eastAsia"/>
         </w:rPr>
         <w:t xml:space="preserve"> </w:t>
       </w:r>
+      <w:proofErr w:type="spellStart"/>
       <w:r>
         <w:t>rigidBody</w:t>
       </w:r>
-      <w:r>
-        <w:rPr>
-          <w:rFonts w:hint="eastAsia"/>
-        </w:rPr>
-        <w:t>; // 콜리전박스</w:t>
-      </w:r>
+      <w:proofErr w:type="spellEnd"/>
+      <w:proofErr w:type="gramStart"/>
+      <w:r>
+        <w:rPr>
+          <w:rFonts w:hint="eastAsia"/>
+        </w:rPr>
+        <w:t>; /</w:t>
+      </w:r>
+      <w:proofErr w:type="gramEnd"/>
+      <w:r>
+        <w:rPr>
+          <w:rFonts w:hint="eastAsia"/>
+        </w:rPr>
+        <w:t xml:space="preserve">/ </w:t>
+      </w:r>
+      <w:proofErr w:type="spellStart"/>
+      <w:r>
+        <w:rPr>
+          <w:rFonts w:hint="eastAsia"/>
+        </w:rPr>
+        <w:t>콜리전박스</w:t>
+      </w:r>
+      <w:proofErr w:type="spellEnd"/>
     </w:p>
     <w:p>
       <w:pPr>
@@ -3757,7 +4924,15 @@
         <w:tab/>
       </w:r>
       <w:r>
-        <w:t>unsigned char  size;</w:t>
+        <w:t xml:space="preserve">unsigned </w:t>
+      </w:r>
+      <w:proofErr w:type="gramStart"/>
+      <w:r>
+        <w:t>char  size</w:t>
+      </w:r>
+      <w:proofErr w:type="gramEnd"/>
+      <w:r>
+        <w:t>;</w:t>
       </w:r>
     </w:p>
     <w:p>
@@ -3769,7 +4944,14 @@
       </w:pPr>
       <w:r>
         <w:tab/>
-        <w:t>char  type;</w:t>
+      </w:r>
+      <w:proofErr w:type="gramStart"/>
+      <w:r>
+        <w:t>char  type</w:t>
+      </w:r>
+      <w:proofErr w:type="gramEnd"/>
+      <w:r>
+        <w:t>;</w:t>
       </w:r>
     </w:p>
     <w:p>
@@ -3797,8 +4979,16 @@
         <w:rPr>
           <w:rFonts w:hint="eastAsia"/>
         </w:rPr>
-        <w:t>S2C :</w:t>
-      </w:r>
+        <w:t>S2</w:t>
+      </w:r>
+      <w:proofErr w:type="gramStart"/>
+      <w:r>
+        <w:rPr>
+          <w:rFonts w:hint="eastAsia"/>
+        </w:rPr>
+        <w:t>C :</w:t>
+      </w:r>
+      <w:proofErr w:type="gramEnd"/>
     </w:p>
     <w:p>
       <w:pPr>
@@ -3845,7 +5035,15 @@
         <w:ind w:firstLine="800"/>
       </w:pPr>
       <w:r>
-        <w:t>unsigned char  size;</w:t>
+        <w:t xml:space="preserve">unsigned </w:t>
+      </w:r>
+      <w:proofErr w:type="gramStart"/>
+      <w:r>
+        <w:t>char  size</w:t>
+      </w:r>
+      <w:proofErr w:type="gramEnd"/>
+      <w:r>
+        <w:t>;</w:t>
       </w:r>
     </w:p>
     <w:p>
@@ -3857,7 +5055,14 @@
       </w:pPr>
       <w:r>
         <w:tab/>
-        <w:t>char  type;</w:t>
+      </w:r>
+      <w:proofErr w:type="gramStart"/>
+      <w:r>
+        <w:t>char  type</w:t>
+      </w:r>
+      <w:proofErr w:type="gramEnd"/>
+      <w:r>
+        <w:t>;</w:t>
       </w:r>
     </w:p>
     <w:p>
@@ -3911,7 +5116,15 @@
         <w:ind w:firstLine="800"/>
       </w:pPr>
       <w:r>
-        <w:t>unsigned char  size;</w:t>
+        <w:t xml:space="preserve">unsigned </w:t>
+      </w:r>
+      <w:proofErr w:type="gramStart"/>
+      <w:r>
+        <w:t>char  size</w:t>
+      </w:r>
+      <w:proofErr w:type="gramEnd"/>
+      <w:r>
+        <w:t>;</w:t>
       </w:r>
     </w:p>
     <w:p>
@@ -3923,7 +5136,14 @@
       </w:pPr>
       <w:r>
         <w:tab/>
-        <w:t>char  type;</w:t>
+      </w:r>
+      <w:proofErr w:type="gramStart"/>
+      <w:r>
+        <w:t>char  type</w:t>
+      </w:r>
+      <w:proofErr w:type="gramEnd"/>
+      <w:r>
+        <w:t>;</w:t>
       </w:r>
     </w:p>
     <w:p>
@@ -3940,7 +5160,21 @@
         <w:rPr>
           <w:rFonts w:hint="eastAsia"/>
         </w:rPr>
-        <w:t>char name[NAME_SIZE]</w:t>
+        <w:t xml:space="preserve">char </w:t>
+      </w:r>
+      <w:proofErr w:type="gramStart"/>
+      <w:r>
+        <w:rPr>
+          <w:rFonts w:hint="eastAsia"/>
+        </w:rPr>
+        <w:t>name[</w:t>
+      </w:r>
+      <w:proofErr w:type="gramEnd"/>
+      <w:r>
+        <w:rPr>
+          <w:rFonts w:hint="eastAsia"/>
+        </w:rPr>
+        <w:t>NAME_SIZE]</w:t>
       </w:r>
     </w:p>
     <w:p>
@@ -3995,7 +5229,15 @@
       </w:pPr>
       <w:r>
         <w:lastRenderedPageBreak/>
-        <w:t>unsigned char  size;</w:t>
+        <w:t xml:space="preserve">unsigned </w:t>
+      </w:r>
+      <w:proofErr w:type="gramStart"/>
+      <w:r>
+        <w:t>char  size</w:t>
+      </w:r>
+      <w:proofErr w:type="gramEnd"/>
+      <w:r>
+        <w:t>;</w:t>
       </w:r>
     </w:p>
     <w:p>
@@ -4007,7 +5249,14 @@
       </w:pPr>
       <w:r>
         <w:tab/>
-        <w:t>char  type;</w:t>
+      </w:r>
+      <w:proofErr w:type="gramStart"/>
+      <w:r>
+        <w:t>char  type</w:t>
+      </w:r>
+      <w:proofErr w:type="gramEnd"/>
+      <w:r>
+        <w:t>;</w:t>
       </w:r>
     </w:p>
     <w:p>
@@ -4024,7 +5273,21 @@
         <w:rPr>
           <w:rFonts w:hint="eastAsia"/>
         </w:rPr>
-        <w:t>char name[NAME_SIZE]</w:t>
+        <w:t xml:space="preserve">char </w:t>
+      </w:r>
+      <w:proofErr w:type="gramStart"/>
+      <w:r>
+        <w:rPr>
+          <w:rFonts w:hint="eastAsia"/>
+        </w:rPr>
+        <w:t>name[</w:t>
+      </w:r>
+      <w:proofErr w:type="gramEnd"/>
+      <w:r>
+        <w:rPr>
+          <w:rFonts w:hint="eastAsia"/>
+        </w:rPr>
+        <w:t>NAME_SIZE]</w:t>
       </w:r>
     </w:p>
     <w:p>
@@ -4037,12 +5300,42 @@
       <w:r>
         <w:tab/>
       </w:r>
-      <w:r>
-        <w:rPr>
-          <w:rFonts w:hint="eastAsia"/>
-        </w:rPr>
-        <w:t>bool is_ready;</w:t>
-      </w:r>
+      <w:proofErr w:type="gramStart"/>
+      <w:r>
+        <w:rPr>
+          <w:rFonts w:hint="eastAsia"/>
+        </w:rPr>
+        <w:t>bool</w:t>
+      </w:r>
+      <w:proofErr w:type="gramEnd"/>
+      <w:r>
+        <w:rPr>
+          <w:rFonts w:hint="eastAsia"/>
+        </w:rPr>
+        <w:t xml:space="preserve"> </w:t>
+      </w:r>
+      <w:proofErr w:type="spellStart"/>
+      <w:r>
+        <w:rPr>
+          <w:rFonts w:hint="eastAsia"/>
+        </w:rPr>
+        <w:t>is_</w:t>
+      </w:r>
+      <w:proofErr w:type="gramStart"/>
+      <w:r>
+        <w:rPr>
+          <w:rFonts w:hint="eastAsia"/>
+        </w:rPr>
+        <w:t>ready</w:t>
+      </w:r>
+      <w:proofErr w:type="spellEnd"/>
+      <w:r>
+        <w:rPr>
+          <w:rFonts w:hint="eastAsia"/>
+        </w:rPr>
+        <w:t>;</w:t>
+      </w:r>
+      <w:proofErr w:type="gramEnd"/>
     </w:p>
     <w:p>
       <w:pPr>
@@ -4095,7 +5388,15 @@
         <w:ind w:firstLine="800"/>
       </w:pPr>
       <w:r>
-        <w:t>unsigned char  size;</w:t>
+        <w:t xml:space="preserve">unsigned </w:t>
+      </w:r>
+      <w:proofErr w:type="gramStart"/>
+      <w:r>
+        <w:t>char  size</w:t>
+      </w:r>
+      <w:proofErr w:type="gramEnd"/>
+      <w:r>
+        <w:t>;</w:t>
       </w:r>
     </w:p>
     <w:p>
@@ -4107,7 +5408,14 @@
       </w:pPr>
       <w:r>
         <w:tab/>
-        <w:t>char  type;</w:t>
+      </w:r>
+      <w:proofErr w:type="gramStart"/>
+      <w:r>
+        <w:t>char  type</w:t>
+      </w:r>
+      <w:proofErr w:type="gramEnd"/>
+      <w:r>
+        <w:t>;</w:t>
       </w:r>
     </w:p>
     <w:p>
@@ -4167,7 +5475,15 @@
         <w:ind w:firstLine="800"/>
       </w:pPr>
       <w:r>
-        <w:t>unsigned char  size;</w:t>
+        <w:t xml:space="preserve">unsigned </w:t>
+      </w:r>
+      <w:proofErr w:type="gramStart"/>
+      <w:r>
+        <w:t>char  size</w:t>
+      </w:r>
+      <w:proofErr w:type="gramEnd"/>
+      <w:r>
+        <w:t>;</w:t>
       </w:r>
     </w:p>
     <w:p>
@@ -4179,7 +5495,14 @@
       </w:pPr>
       <w:r>
         <w:tab/>
-        <w:t>char  type;</w:t>
+      </w:r>
+      <w:proofErr w:type="gramStart"/>
+      <w:r>
+        <w:t>char  type</w:t>
+      </w:r>
+      <w:proofErr w:type="gramEnd"/>
+      <w:r>
+        <w:t>;</w:t>
       </w:r>
     </w:p>
     <w:p>
@@ -4196,7 +5519,21 @@
         <w:rPr>
           <w:rFonts w:hint="eastAsia"/>
         </w:rPr>
-        <w:t>char name[NAME_SIZE]</w:t>
+        <w:t xml:space="preserve">char </w:t>
+      </w:r>
+      <w:proofErr w:type="gramStart"/>
+      <w:r>
+        <w:rPr>
+          <w:rFonts w:hint="eastAsia"/>
+        </w:rPr>
+        <w:t>name[</w:t>
+      </w:r>
+      <w:proofErr w:type="gramEnd"/>
+      <w:r>
+        <w:rPr>
+          <w:rFonts w:hint="eastAsia"/>
+        </w:rPr>
+        <w:t>NAME_SIZE]</w:t>
       </w:r>
     </w:p>
     <w:p>
@@ -4213,8 +5550,16 @@
         <w:rPr>
           <w:rFonts w:hint="eastAsia"/>
         </w:rPr>
-        <w:t>float x;</w:t>
-      </w:r>
+        <w:t xml:space="preserve">float </w:t>
+      </w:r>
+      <w:proofErr w:type="gramStart"/>
+      <w:r>
+        <w:rPr>
+          <w:rFonts w:hint="eastAsia"/>
+        </w:rPr>
+        <w:t>x;</w:t>
+      </w:r>
+      <w:proofErr w:type="gramEnd"/>
     </w:p>
     <w:p>
       <w:pPr>
@@ -4228,8 +5573,16 @@
         <w:rPr>
           <w:rFonts w:hint="eastAsia"/>
         </w:rPr>
-        <w:t>float y;</w:t>
-      </w:r>
+        <w:t xml:space="preserve">float </w:t>
+      </w:r>
+      <w:proofErr w:type="gramStart"/>
+      <w:r>
+        <w:rPr>
+          <w:rFonts w:hint="eastAsia"/>
+        </w:rPr>
+        <w:t>y;</w:t>
+      </w:r>
+      <w:proofErr w:type="gramEnd"/>
     </w:p>
     <w:p>
       <w:pPr>
@@ -4243,8 +5596,16 @@
         <w:rPr>
           <w:rFonts w:hint="eastAsia"/>
         </w:rPr>
-        <w:t>float z;</w:t>
-      </w:r>
+        <w:t xml:space="preserve">float </w:t>
+      </w:r>
+      <w:proofErr w:type="gramStart"/>
+      <w:r>
+        <w:rPr>
+          <w:rFonts w:hint="eastAsia"/>
+        </w:rPr>
+        <w:t>z;</w:t>
+      </w:r>
+      <w:proofErr w:type="gramEnd"/>
     </w:p>
     <w:p>
       <w:pPr>
@@ -4254,27 +5615,33 @@
         <w:autoSpaceDN/>
         <w:ind w:firstLine="800"/>
       </w:pPr>
+      <w:proofErr w:type="spellStart"/>
       <w:r>
         <w:rPr>
           <w:rFonts w:hint="eastAsia"/>
         </w:rPr>
         <w:t>btRigidBody</w:t>
       </w:r>
+      <w:proofErr w:type="spellEnd"/>
       <w:r>
         <w:rPr>
           <w:rFonts w:hint="eastAsia"/>
         </w:rPr>
         <w:t xml:space="preserve"> </w:t>
       </w:r>
+      <w:proofErr w:type="spellStart"/>
+      <w:proofErr w:type="gramStart"/>
       <w:r>
         <w:t>rigidBody</w:t>
       </w:r>
+      <w:proofErr w:type="spellEnd"/>
       <w:r>
         <w:rPr>
           <w:rFonts w:hint="eastAsia"/>
         </w:rPr>
         <w:t>;</w:t>
       </w:r>
+      <w:proofErr w:type="gramEnd"/>
     </w:p>
     <w:p>
       <w:pPr>
@@ -4327,7 +5694,15 @@
         <w:ind w:firstLine="800"/>
       </w:pPr>
       <w:r>
-        <w:t>unsigned char  size;</w:t>
+        <w:t xml:space="preserve">unsigned </w:t>
+      </w:r>
+      <w:proofErr w:type="gramStart"/>
+      <w:r>
+        <w:t>char  size</w:t>
+      </w:r>
+      <w:proofErr w:type="gramEnd"/>
+      <w:r>
+        <w:t>;</w:t>
       </w:r>
     </w:p>
     <w:p>
@@ -4339,7 +5714,14 @@
       </w:pPr>
       <w:r>
         <w:tab/>
-        <w:t>char  type;</w:t>
+      </w:r>
+      <w:proofErr w:type="gramStart"/>
+      <w:r>
+        <w:t>char  type</w:t>
+      </w:r>
+      <w:proofErr w:type="gramEnd"/>
+      <w:r>
+        <w:t>;</w:t>
       </w:r>
     </w:p>
     <w:p>
@@ -4355,7 +5737,21 @@
           <w:rFonts w:hint="eastAsia"/>
         </w:rPr>
         <w:lastRenderedPageBreak/>
-        <w:t>char name[NAME_SIZE]</w:t>
+        <w:t xml:space="preserve">char </w:t>
+      </w:r>
+      <w:proofErr w:type="gramStart"/>
+      <w:r>
+        <w:rPr>
+          <w:rFonts w:hint="eastAsia"/>
+        </w:rPr>
+        <w:t>name[</w:t>
+      </w:r>
+      <w:proofErr w:type="gramEnd"/>
+      <w:r>
+        <w:rPr>
+          <w:rFonts w:hint="eastAsia"/>
+        </w:rPr>
+        <w:t>NAME_SIZE]</w:t>
       </w:r>
     </w:p>
     <w:p>
@@ -4383,7 +5779,21 @@
         <w:rPr>
           <w:rFonts w:hint="eastAsia"/>
         </w:rPr>
-        <w:t>S2C_Rank_Packet // 자기 자신에 대한 등수만 알기</w:t>
+        <w:t>S2C_Rank_</w:t>
+      </w:r>
+      <w:proofErr w:type="gramStart"/>
+      <w:r>
+        <w:rPr>
+          <w:rFonts w:hint="eastAsia"/>
+        </w:rPr>
+        <w:t>Packet /</w:t>
+      </w:r>
+      <w:proofErr w:type="gramEnd"/>
+      <w:r>
+        <w:rPr>
+          <w:rFonts w:hint="eastAsia"/>
+        </w:rPr>
+        <w:t>/ 자기 자신에 대한 등수만 알기</w:t>
       </w:r>
     </w:p>
     <w:p>
@@ -4409,7 +5819,15 @@
         <w:ind w:firstLine="800"/>
       </w:pPr>
       <w:r>
-        <w:t>unsigned char  size;</w:t>
+        <w:t xml:space="preserve">unsigned </w:t>
+      </w:r>
+      <w:proofErr w:type="gramStart"/>
+      <w:r>
+        <w:t>char  size</w:t>
+      </w:r>
+      <w:proofErr w:type="gramEnd"/>
+      <w:r>
+        <w:t>;</w:t>
       </w:r>
     </w:p>
     <w:p>
@@ -4421,7 +5839,14 @@
       </w:pPr>
       <w:r>
         <w:tab/>
-        <w:t>char  type;</w:t>
+      </w:r>
+      <w:proofErr w:type="gramStart"/>
+      <w:r>
+        <w:t>char  type</w:t>
+      </w:r>
+      <w:proofErr w:type="gramEnd"/>
+      <w:r>
+        <w:t>;</w:t>
       </w:r>
     </w:p>
     <w:p>
@@ -4438,8 +5863,16 @@
         <w:rPr>
           <w:rFonts w:hint="eastAsia"/>
         </w:rPr>
-        <w:t>char rank;</w:t>
-      </w:r>
+        <w:t xml:space="preserve">char </w:t>
+      </w:r>
+      <w:proofErr w:type="gramStart"/>
+      <w:r>
+        <w:rPr>
+          <w:rFonts w:hint="eastAsia"/>
+        </w:rPr>
+        <w:t>rank;</w:t>
+      </w:r>
+      <w:proofErr w:type="gramEnd"/>
     </w:p>
     <w:p>
       <w:pPr>
@@ -4492,7 +5925,15 @@
         <w:ind w:firstLine="800"/>
       </w:pPr>
       <w:r>
-        <w:t>unsigned char  size;</w:t>
+        <w:t xml:space="preserve">unsigned </w:t>
+      </w:r>
+      <w:proofErr w:type="gramStart"/>
+      <w:r>
+        <w:t>char  size</w:t>
+      </w:r>
+      <w:proofErr w:type="gramEnd"/>
+      <w:r>
+        <w:t>;</w:t>
       </w:r>
     </w:p>
     <w:p>
@@ -4504,7 +5945,14 @@
       </w:pPr>
       <w:r>
         <w:tab/>
-        <w:t>char  type;</w:t>
+      </w:r>
+      <w:proofErr w:type="gramStart"/>
+      <w:r>
+        <w:t>char  type</w:t>
+      </w:r>
+      <w:proofErr w:type="gramEnd"/>
+      <w:r>
+        <w:t>;</w:t>
       </w:r>
     </w:p>
     <w:p>
@@ -4521,7 +5969,21 @@
         <w:rPr>
           <w:rFonts w:hint="eastAsia"/>
         </w:rPr>
-        <w:t>char[3] rank; // 배열에 저장된 순서대로 1,2,3 등</w:t>
+        <w:t>char[3] rank</w:t>
+      </w:r>
+      <w:proofErr w:type="gramStart"/>
+      <w:r>
+        <w:rPr>
+          <w:rFonts w:hint="eastAsia"/>
+        </w:rPr>
+        <w:t>; /</w:t>
+      </w:r>
+      <w:proofErr w:type="gramEnd"/>
+      <w:r>
+        <w:rPr>
+          <w:rFonts w:hint="eastAsia"/>
+        </w:rPr>
+        <w:t>/ 배열에 저장된 순서대로 1,2,3 등</w:t>
       </w:r>
     </w:p>
     <w:p>
@@ -4640,8 +6102,16 @@
               <w:rPr>
                 <w:rFonts w:hint="eastAsia"/>
               </w:rPr>
-              <w:t>Server Frameork</w:t>
-            </w:r>
+              <w:t xml:space="preserve">Server </w:t>
+            </w:r>
+            <w:proofErr w:type="spellStart"/>
+            <w:r>
+              <w:rPr>
+                <w:rFonts w:hint="eastAsia"/>
+              </w:rPr>
+              <w:t>Frameork</w:t>
+            </w:r>
+            <w:proofErr w:type="spellEnd"/>
           </w:p>
         </w:tc>
         <w:tc>
@@ -4828,12 +6298,14 @@
               <w:autoSpaceDE/>
               <w:autoSpaceDN/>
             </w:pPr>
+            <w:proofErr w:type="spellStart"/>
             <w:r>
               <w:rPr>
                 <w:rFonts w:hint="eastAsia"/>
               </w:rPr>
               <w:t>InGame</w:t>
             </w:r>
+            <w:proofErr w:type="spellEnd"/>
           </w:p>
         </w:tc>
         <w:tc>
@@ -4930,12 +6402,14 @@
               <w:autoSpaceDE/>
               <w:autoSpaceDN/>
             </w:pPr>
+            <w:proofErr w:type="spellStart"/>
             <w:r>
               <w:rPr>
                 <w:rFonts w:hint="eastAsia"/>
               </w:rPr>
               <w:t>ClientFrameWork</w:t>
             </w:r>
+            <w:proofErr w:type="spellEnd"/>
           </w:p>
         </w:tc>
         <w:tc>
@@ -5122,12 +6596,14 @@
               <w:autoSpaceDE/>
               <w:autoSpaceDN/>
             </w:pPr>
+            <w:proofErr w:type="spellStart"/>
             <w:r>
               <w:rPr>
                 <w:rFonts w:hint="eastAsia"/>
               </w:rPr>
               <w:t>InGame</w:t>
             </w:r>
+            <w:proofErr w:type="spellEnd"/>
           </w:p>
         </w:tc>
         <w:tc>
@@ -5156,7 +6632,21 @@
         <w:rPr>
           <w:rFonts w:hint="eastAsia"/>
         </w:rPr>
-        <w:t>로그인 화면, 룸 화면 만들기 + broadcast(pkt){for all client sendPacket(pkt)}</w:t>
+        <w:t xml:space="preserve">로그인 화면, 룸 화면 만들기 + broadcast(pkt){for all client </w:t>
+      </w:r>
+      <w:proofErr w:type="spellStart"/>
+      <w:r>
+        <w:rPr>
+          <w:rFonts w:hint="eastAsia"/>
+        </w:rPr>
+        <w:t>sendPacket</w:t>
+      </w:r>
+      <w:proofErr w:type="spellEnd"/>
+      <w:r>
+        <w:rPr>
+          <w:rFonts w:hint="eastAsia"/>
+        </w:rPr>
+        <w:t>(pkt)}</w:t>
       </w:r>
     </w:p>
     <w:p>
@@ -6443,6 +7933,7 @@
         <w:autoSpaceDE/>
         <w:autoSpaceDN/>
       </w:pPr>
+      <w:proofErr w:type="spellStart"/>
       <w:r>
         <w:rPr>
           <w:rFonts w:hint="eastAsia"/>
@@ -6450,6 +7941,7 @@
         <w:lastRenderedPageBreak/>
         <w:t>유영빈</w:t>
       </w:r>
+      <w:proofErr w:type="spellEnd"/>
     </w:p>
     <w:tbl>
       <w:tblPr>
@@ -8912,7 +10404,7 @@
       </w:pPr>
     </w:p>
     <w:sectPr>
-      <w:footerReference w:type="default" r:id="rId17"/>
+      <w:footerReference w:type="default" r:id="rId19"/>
       <w:pgSz w:w="11906" w:h="16838"/>
       <w:pgMar w:top="1701" w:right="1440" w:bottom="1440" w:left="1440" w:header="397" w:footer="964" w:gutter="0"/>
       <w:cols w:space="425"/>
@@ -8923,7 +10415,7 @@
 </file>
 
 <file path=word/endnotes.xml><?xml version="1.0" encoding="utf-8"?>
-<w:endnotes xmlns:wpc="http://schemas.microsoft.com/office/word/2010/wordprocessingCanvas" xmlns:cx="http://schemas.microsoft.com/office/drawing/2014/chartex" xmlns:cx1="http://schemas.microsoft.com/office/drawing/2015/9/8/chartex" xmlns:cx2="http://schemas.microsoft.com/office/drawing/2015/10/21/chartex" xmlns:cx3="http://schemas.microsoft.com/office/drawing/2016/5/9/chartex" xmlns:cx4="http://schemas.microsoft.com/office/drawing/2016/5/10/chartex" xmlns:cx5="http://schemas.microsoft.com/office/drawing/2016/5/11/chartex" xmlns:cx6="http://schemas.microsoft.com/office/drawing/2016/5/12/chartex" xmlns:cx7="http://schemas.microsoft.com/office/drawing/2016/5/13/chartex" xmlns:cx8="http://schemas.microsoft.com/office/drawing/2016/5/14/chartex" xmlns:mc="http://schemas.openxmlformats.org/markup-compatibility/2006" xmlns:aink="http://schemas.microsoft.com/office/drawing/2016/ink" xmlns:am3d="http://schemas.microsoft.com/office/drawing/2017/model3d" xmlns:o="urn:schemas-microsoft-com:office:office" xmlns:oel="http://schemas.microsoft.com/office/2019/extlst" xmlns:r="http://schemas.openxmlformats.org/officeDocument/2006/relationships" xmlns:m="http://schemas.openxmlformats.org/officeDocument/2006/math" xmlns:v="urn:schemas-microsoft-com:vml" xmlns:wp14="http://schemas.microsoft.com/office/word/2010/wordprocessingDrawing" xmlns:wp="http://schemas.openxmlformats.org/drawingml/2006/wordprocessingDrawing" xmlns:w10="urn:schemas-microsoft-com:office:word" xmlns:w="http://schemas.openxmlformats.org/wordprocessingml/2006/main" xmlns:w14="http://schemas.microsoft.com/office/word/2010/wordml" xmlns:w15="http://schemas.microsoft.com/office/word/2012/wordml" xmlns:w16cex="http://schemas.microsoft.com/office/word/2018/wordml/cex" xmlns:w16cid="http://schemas.microsoft.com/office/word/2016/wordml/cid" xmlns:w16="http://schemas.microsoft.com/office/word/2018/wordml" xmlns:w16sdtdh="http://schemas.microsoft.com/office/word/2020/wordml/sdtdatahash" xmlns:w16se="http://schemas.microsoft.com/office/word/2015/wordml/symex" xmlns:wpg="http://schemas.microsoft.com/office/word/2010/wordprocessingGroup" xmlns:wpi="http://schemas.microsoft.com/office/word/2010/wordprocessingInk" xmlns:wne="http://schemas.microsoft.com/office/word/2006/wordml" xmlns:wps="http://schemas.microsoft.com/office/word/2010/wordprocessingShape" mc:Ignorable="w14 w15 w16se w16cid w16 w16cex w16sdtdh wp14">
+<w:endnotes xmlns:wpc="http://schemas.microsoft.com/office/word/2010/wordprocessingCanvas" xmlns:cx="http://schemas.microsoft.com/office/drawing/2014/chartex" xmlns:cx1="http://schemas.microsoft.com/office/drawing/2015/9/8/chartex" xmlns:cx2="http://schemas.microsoft.com/office/drawing/2015/10/21/chartex" xmlns:cx3="http://schemas.microsoft.com/office/drawing/2016/5/9/chartex" xmlns:cx4="http://schemas.microsoft.com/office/drawing/2016/5/10/chartex" xmlns:cx5="http://schemas.microsoft.com/office/drawing/2016/5/11/chartex" xmlns:cx6="http://schemas.microsoft.com/office/drawing/2016/5/12/chartex" xmlns:cx7="http://schemas.microsoft.com/office/drawing/2016/5/13/chartex" xmlns:cx8="http://schemas.microsoft.com/office/drawing/2016/5/14/chartex" xmlns:mc="http://schemas.openxmlformats.org/markup-compatibility/2006" xmlns:aink="http://schemas.microsoft.com/office/drawing/2016/ink" xmlns:am3d="http://schemas.microsoft.com/office/drawing/2017/model3d" xmlns:o="urn:schemas-microsoft-com:office:office" xmlns:oel="http://schemas.microsoft.com/office/2019/extlst" xmlns:r="http://schemas.openxmlformats.org/officeDocument/2006/relationships" xmlns:m="http://schemas.openxmlformats.org/officeDocument/2006/math" xmlns:v="urn:schemas-microsoft-com:vml" xmlns:wp14="http://schemas.microsoft.com/office/word/2010/wordprocessingDrawing" xmlns:wp="http://schemas.openxmlformats.org/drawingml/2006/wordprocessingDrawing" xmlns:w10="urn:schemas-microsoft-com:office:word" xmlns:w="http://schemas.openxmlformats.org/wordprocessingml/2006/main" xmlns:w14="http://schemas.microsoft.com/office/word/2010/wordml" xmlns:w15="http://schemas.microsoft.com/office/word/2012/wordml" xmlns:w16cex="http://schemas.microsoft.com/office/word/2018/wordml/cex" xmlns:w16cid="http://schemas.microsoft.com/office/word/2016/wordml/cid" xmlns:w16="http://schemas.microsoft.com/office/word/2018/wordml" xmlns:w16du="http://schemas.microsoft.com/office/word/2023/wordml/word16du" xmlns:w16sdtdh="http://schemas.microsoft.com/office/word/2020/wordml/sdtdatahash" xmlns:w16sdtfl="http://schemas.microsoft.com/office/word/2024/wordml/sdtformatlock" xmlns:w16se="http://schemas.microsoft.com/office/word/2015/wordml/symex" xmlns:wpg="http://schemas.microsoft.com/office/word/2010/wordprocessingGroup" xmlns:wpi="http://schemas.microsoft.com/office/word/2010/wordprocessingInk" xmlns:wne="http://schemas.microsoft.com/office/word/2006/wordml" xmlns:wps="http://schemas.microsoft.com/office/word/2010/wordprocessingShape" mc:Ignorable="w14 w15 w16se w16cid w16 w16cex w16sdtdh w16sdtfl w16du wp14">
   <w:endnote w:type="separator" w:id="-1">
     <w:p>
       <w:pPr>
@@ -8948,7 +10440,7 @@
 </file>
 
 <file path=word/footer1.xml><?xml version="1.0" encoding="utf-8"?>
-<w:ftr xmlns:wpc="http://schemas.microsoft.com/office/word/2010/wordprocessingCanvas" xmlns:cx="http://schemas.microsoft.com/office/drawing/2014/chartex" xmlns:cx1="http://schemas.microsoft.com/office/drawing/2015/9/8/chartex" xmlns:cx2="http://schemas.microsoft.com/office/drawing/2015/10/21/chartex" xmlns:cx3="http://schemas.microsoft.com/office/drawing/2016/5/9/chartex" xmlns:cx4="http://schemas.microsoft.com/office/drawing/2016/5/10/chartex" xmlns:cx5="http://schemas.microsoft.com/office/drawing/2016/5/11/chartex" xmlns:cx6="http://schemas.microsoft.com/office/drawing/2016/5/12/chartex" xmlns:cx7="http://schemas.microsoft.com/office/drawing/2016/5/13/chartex" xmlns:cx8="http://schemas.microsoft.com/office/drawing/2016/5/14/chartex" xmlns:mc="http://schemas.openxmlformats.org/markup-compatibility/2006" xmlns:aink="http://schemas.microsoft.com/office/drawing/2016/ink" xmlns:am3d="http://schemas.microsoft.com/office/drawing/2017/model3d" xmlns:o="urn:schemas-microsoft-com:office:office" xmlns:oel="http://schemas.microsoft.com/office/2019/extlst" xmlns:r="http://schemas.openxmlformats.org/officeDocument/2006/relationships" xmlns:m="http://schemas.openxmlformats.org/officeDocument/2006/math" xmlns:v="urn:schemas-microsoft-com:vml" xmlns:wp14="http://schemas.microsoft.com/office/word/2010/wordprocessingDrawing" xmlns:wp="http://schemas.openxmlformats.org/drawingml/2006/wordprocessingDrawing" xmlns:w10="urn:schemas-microsoft-com:office:word" xmlns:w="http://schemas.openxmlformats.org/wordprocessingml/2006/main" xmlns:w14="http://schemas.microsoft.com/office/word/2010/wordml" xmlns:w15="http://schemas.microsoft.com/office/word/2012/wordml" xmlns:w16cex="http://schemas.microsoft.com/office/word/2018/wordml/cex" xmlns:w16cid="http://schemas.microsoft.com/office/word/2016/wordml/cid" xmlns:w16="http://schemas.microsoft.com/office/word/2018/wordml" xmlns:w16sdtdh="http://schemas.microsoft.com/office/word/2020/wordml/sdtdatahash" xmlns:w16se="http://schemas.microsoft.com/office/word/2015/wordml/symex" xmlns:wpg="http://schemas.microsoft.com/office/word/2010/wordprocessingGroup" xmlns:wpi="http://schemas.microsoft.com/office/word/2010/wordprocessingInk" xmlns:wne="http://schemas.microsoft.com/office/word/2006/wordml" xmlns:wps="http://schemas.microsoft.com/office/word/2010/wordprocessingShape" mc:Ignorable="w14 w15 w16se w16cid w16 w16cex w16sdtdh wp14">
+<w:ftr xmlns:wpc="http://schemas.microsoft.com/office/word/2010/wordprocessingCanvas" xmlns:cx="http://schemas.microsoft.com/office/drawing/2014/chartex" xmlns:cx1="http://schemas.microsoft.com/office/drawing/2015/9/8/chartex" xmlns:cx2="http://schemas.microsoft.com/office/drawing/2015/10/21/chartex" xmlns:cx3="http://schemas.microsoft.com/office/drawing/2016/5/9/chartex" xmlns:cx4="http://schemas.microsoft.com/office/drawing/2016/5/10/chartex" xmlns:cx5="http://schemas.microsoft.com/office/drawing/2016/5/11/chartex" xmlns:cx6="http://schemas.microsoft.com/office/drawing/2016/5/12/chartex" xmlns:cx7="http://schemas.microsoft.com/office/drawing/2016/5/13/chartex" xmlns:cx8="http://schemas.microsoft.com/office/drawing/2016/5/14/chartex" xmlns:mc="http://schemas.openxmlformats.org/markup-compatibility/2006" xmlns:aink="http://schemas.microsoft.com/office/drawing/2016/ink" xmlns:am3d="http://schemas.microsoft.com/office/drawing/2017/model3d" xmlns:o="urn:schemas-microsoft-com:office:office" xmlns:oel="http://schemas.microsoft.com/office/2019/extlst" xmlns:r="http://schemas.openxmlformats.org/officeDocument/2006/relationships" xmlns:m="http://schemas.openxmlformats.org/officeDocument/2006/math" xmlns:v="urn:schemas-microsoft-com:vml" xmlns:wp14="http://schemas.microsoft.com/office/word/2010/wordprocessingDrawing" xmlns:wp="http://schemas.openxmlformats.org/drawingml/2006/wordprocessingDrawing" xmlns:w10="urn:schemas-microsoft-com:office:word" xmlns:w="http://schemas.openxmlformats.org/wordprocessingml/2006/main" xmlns:w14="http://schemas.microsoft.com/office/word/2010/wordml" xmlns:w15="http://schemas.microsoft.com/office/word/2012/wordml" xmlns:w16cex="http://schemas.microsoft.com/office/word/2018/wordml/cex" xmlns:w16cid="http://schemas.microsoft.com/office/word/2016/wordml/cid" xmlns:w16="http://schemas.microsoft.com/office/word/2018/wordml" xmlns:w16du="http://schemas.microsoft.com/office/word/2023/wordml/word16du" xmlns:w16sdtdh="http://schemas.microsoft.com/office/word/2020/wordml/sdtdatahash" xmlns:w16sdtfl="http://schemas.microsoft.com/office/word/2024/wordml/sdtformatlock" xmlns:w16se="http://schemas.microsoft.com/office/word/2015/wordml/symex" xmlns:wpg="http://schemas.microsoft.com/office/word/2010/wordprocessingGroup" xmlns:wpi="http://schemas.microsoft.com/office/word/2010/wordprocessingInk" xmlns:wne="http://schemas.microsoft.com/office/word/2006/wordml" xmlns:wps="http://schemas.microsoft.com/office/word/2010/wordprocessingShape" mc:Ignorable="w14 w15 w16se w16cid w16 w16cex w16sdtdh w16sdtfl w16du wp14">
   <w:sdt>
     <w:sdtPr>
       <w:id w:val="-2137015131"/>
@@ -8993,7 +10485,7 @@
 </file>
 
 <file path=word/footnotes.xml><?xml version="1.0" encoding="utf-8"?>
-<w:footnotes xmlns:wpc="http://schemas.microsoft.com/office/word/2010/wordprocessingCanvas" xmlns:cx="http://schemas.microsoft.com/office/drawing/2014/chartex" xmlns:cx1="http://schemas.microsoft.com/office/drawing/2015/9/8/chartex" xmlns:cx2="http://schemas.microsoft.com/office/drawing/2015/10/21/chartex" xmlns:cx3="http://schemas.microsoft.com/office/drawing/2016/5/9/chartex" xmlns:cx4="http://schemas.microsoft.com/office/drawing/2016/5/10/chartex" xmlns:cx5="http://schemas.microsoft.com/office/drawing/2016/5/11/chartex" xmlns:cx6="http://schemas.microsoft.com/office/drawing/2016/5/12/chartex" xmlns:cx7="http://schemas.microsoft.com/office/drawing/2016/5/13/chartex" xmlns:cx8="http://schemas.microsoft.com/office/drawing/2016/5/14/chartex" xmlns:mc="http://schemas.openxmlformats.org/markup-compatibility/2006" xmlns:aink="http://schemas.microsoft.com/office/drawing/2016/ink" xmlns:am3d="http://schemas.microsoft.com/office/drawing/2017/model3d" xmlns:o="urn:schemas-microsoft-com:office:office" xmlns:oel="http://schemas.microsoft.com/office/2019/extlst" xmlns:r="http://schemas.openxmlformats.org/officeDocument/2006/relationships" xmlns:m="http://schemas.openxmlformats.org/officeDocument/2006/math" xmlns:v="urn:schemas-microsoft-com:vml" xmlns:wp14="http://schemas.microsoft.com/office/word/2010/wordprocessingDrawing" xmlns:wp="http://schemas.openxmlformats.org/drawingml/2006/wordprocessingDrawing" xmlns:w10="urn:schemas-microsoft-com:office:word" xmlns:w="http://schemas.openxmlformats.org/wordprocessingml/2006/main" xmlns:w14="http://schemas.microsoft.com/office/word/2010/wordml" xmlns:w15="http://schemas.microsoft.com/office/word/2012/wordml" xmlns:w16cex="http://schemas.microsoft.com/office/word/2018/wordml/cex" xmlns:w16cid="http://schemas.microsoft.com/office/word/2016/wordml/cid" xmlns:w16="http://schemas.microsoft.com/office/word/2018/wordml" xmlns:w16sdtdh="http://schemas.microsoft.com/office/word/2020/wordml/sdtdatahash" xmlns:w16se="http://schemas.microsoft.com/office/word/2015/wordml/symex" xmlns:wpg="http://schemas.microsoft.com/office/word/2010/wordprocessingGroup" xmlns:wpi="http://schemas.microsoft.com/office/word/2010/wordprocessingInk" xmlns:wne="http://schemas.microsoft.com/office/word/2006/wordml" xmlns:wps="http://schemas.microsoft.com/office/word/2010/wordprocessingShape" mc:Ignorable="w14 w15 w16se w16cid w16 w16cex w16sdtdh wp14">
+<w:footnotes xmlns:wpc="http://schemas.microsoft.com/office/word/2010/wordprocessingCanvas" xmlns:cx="http://schemas.microsoft.com/office/drawing/2014/chartex" xmlns:cx1="http://schemas.microsoft.com/office/drawing/2015/9/8/chartex" xmlns:cx2="http://schemas.microsoft.com/office/drawing/2015/10/21/chartex" xmlns:cx3="http://schemas.microsoft.com/office/drawing/2016/5/9/chartex" xmlns:cx4="http://schemas.microsoft.com/office/drawing/2016/5/10/chartex" xmlns:cx5="http://schemas.microsoft.com/office/drawing/2016/5/11/chartex" xmlns:cx6="http://schemas.microsoft.com/office/drawing/2016/5/12/chartex" xmlns:cx7="http://schemas.microsoft.com/office/drawing/2016/5/13/chartex" xmlns:cx8="http://schemas.microsoft.com/office/drawing/2016/5/14/chartex" xmlns:mc="http://schemas.openxmlformats.org/markup-compatibility/2006" xmlns:aink="http://schemas.microsoft.com/office/drawing/2016/ink" xmlns:am3d="http://schemas.microsoft.com/office/drawing/2017/model3d" xmlns:o="urn:schemas-microsoft-com:office:office" xmlns:oel="http://schemas.microsoft.com/office/2019/extlst" xmlns:r="http://schemas.openxmlformats.org/officeDocument/2006/relationships" xmlns:m="http://schemas.openxmlformats.org/officeDocument/2006/math" xmlns:v="urn:schemas-microsoft-com:vml" xmlns:wp14="http://schemas.microsoft.com/office/word/2010/wordprocessingDrawing" xmlns:wp="http://schemas.openxmlformats.org/drawingml/2006/wordprocessingDrawing" xmlns:w10="urn:schemas-microsoft-com:office:word" xmlns:w="http://schemas.openxmlformats.org/wordprocessingml/2006/main" xmlns:w14="http://schemas.microsoft.com/office/word/2010/wordml" xmlns:w15="http://schemas.microsoft.com/office/word/2012/wordml" xmlns:w16cex="http://schemas.microsoft.com/office/word/2018/wordml/cex" xmlns:w16cid="http://schemas.microsoft.com/office/word/2016/wordml/cid" xmlns:w16="http://schemas.microsoft.com/office/word/2018/wordml" xmlns:w16du="http://schemas.microsoft.com/office/word/2023/wordml/word16du" xmlns:w16sdtdh="http://schemas.microsoft.com/office/word/2020/wordml/sdtdatahash" xmlns:w16sdtfl="http://schemas.microsoft.com/office/word/2024/wordml/sdtformatlock" xmlns:w16se="http://schemas.microsoft.com/office/word/2015/wordml/symex" xmlns:wpg="http://schemas.microsoft.com/office/word/2010/wordprocessingGroup" xmlns:wpi="http://schemas.microsoft.com/office/word/2010/wordprocessingInk" xmlns:wne="http://schemas.microsoft.com/office/word/2006/wordml" xmlns:wps="http://schemas.microsoft.com/office/word/2010/wordprocessingShape" mc:Ignorable="w14 w15 w16se w16cid w16 w16cex w16sdtdh w16sdtfl w16du wp14">
   <w:footnote w:type="separator" w:id="-1">
     <w:p>
       <w:pPr>
@@ -9018,7 +10510,7 @@
 </file>
 
 <file path=word/numbering.xml><?xml version="1.0" encoding="utf-8"?>
-<w:numbering xmlns:wpc="http://schemas.microsoft.com/office/word/2010/wordprocessingCanvas" xmlns:cx="http://schemas.microsoft.com/office/drawing/2014/chartex" xmlns:cx1="http://schemas.microsoft.com/office/drawing/2015/9/8/chartex" xmlns:cx2="http://schemas.microsoft.com/office/drawing/2015/10/21/chartex" xmlns:cx3="http://schemas.microsoft.com/office/drawing/2016/5/9/chartex" xmlns:cx4="http://schemas.microsoft.com/office/drawing/2016/5/10/chartex" xmlns:cx5="http://schemas.microsoft.com/office/drawing/2016/5/11/chartex" xmlns:cx6="http://schemas.microsoft.com/office/drawing/2016/5/12/chartex" xmlns:cx7="http://schemas.microsoft.com/office/drawing/2016/5/13/chartex" xmlns:cx8="http://schemas.microsoft.com/office/drawing/2016/5/14/chartex" xmlns:mc="http://schemas.openxmlformats.org/markup-compatibility/2006" xmlns:aink="http://schemas.microsoft.com/office/drawing/2016/ink" xmlns:am3d="http://schemas.microsoft.com/office/drawing/2017/model3d" xmlns:o="urn:schemas-microsoft-com:office:office" xmlns:oel="http://schemas.microsoft.com/office/2019/extlst" xmlns:r="http://schemas.openxmlformats.org/officeDocument/2006/relationships" xmlns:m="http://schemas.openxmlformats.org/officeDocument/2006/math" xmlns:v="urn:schemas-microsoft-com:vml" xmlns:wp14="http://schemas.microsoft.com/office/word/2010/wordprocessingDrawing" xmlns:wp="http://schemas.openxmlformats.org/drawingml/2006/wordprocessingDrawing" xmlns:w10="urn:schemas-microsoft-com:office:word" xmlns:w="http://schemas.openxmlformats.org/wordprocessingml/2006/main" xmlns:w14="http://schemas.microsoft.com/office/word/2010/wordml" xmlns:w15="http://schemas.microsoft.com/office/word/2012/wordml" xmlns:w16cex="http://schemas.microsoft.com/office/word/2018/wordml/cex" xmlns:w16cid="http://schemas.microsoft.com/office/word/2016/wordml/cid" xmlns:w16="http://schemas.microsoft.com/office/word/2018/wordml" xmlns:w16sdtdh="http://schemas.microsoft.com/office/word/2020/wordml/sdtdatahash" xmlns:w16se="http://schemas.microsoft.com/office/word/2015/wordml/symex" xmlns:wpg="http://schemas.microsoft.com/office/word/2010/wordprocessingGroup" xmlns:wpi="http://schemas.microsoft.com/office/word/2010/wordprocessingInk" xmlns:wne="http://schemas.microsoft.com/office/word/2006/wordml" xmlns:wps="http://schemas.microsoft.com/office/word/2010/wordprocessingShape" mc:Ignorable="w14 w15 w16se w16cid w16 w16cex w16sdtdh wp14">
+<w:numbering xmlns:wpc="http://schemas.microsoft.com/office/word/2010/wordprocessingCanvas" xmlns:cx="http://schemas.microsoft.com/office/drawing/2014/chartex" xmlns:cx1="http://schemas.microsoft.com/office/drawing/2015/9/8/chartex" xmlns:cx2="http://schemas.microsoft.com/office/drawing/2015/10/21/chartex" xmlns:cx3="http://schemas.microsoft.com/office/drawing/2016/5/9/chartex" xmlns:cx4="http://schemas.microsoft.com/office/drawing/2016/5/10/chartex" xmlns:cx5="http://schemas.microsoft.com/office/drawing/2016/5/11/chartex" xmlns:cx6="http://schemas.microsoft.com/office/drawing/2016/5/12/chartex" xmlns:cx7="http://schemas.microsoft.com/office/drawing/2016/5/13/chartex" xmlns:cx8="http://schemas.microsoft.com/office/drawing/2016/5/14/chartex" xmlns:mc="http://schemas.openxmlformats.org/markup-compatibility/2006" xmlns:aink="http://schemas.microsoft.com/office/drawing/2016/ink" xmlns:am3d="http://schemas.microsoft.com/office/drawing/2017/model3d" xmlns:o="urn:schemas-microsoft-com:office:office" xmlns:oel="http://schemas.microsoft.com/office/2019/extlst" xmlns:r="http://schemas.openxmlformats.org/officeDocument/2006/relationships" xmlns:m="http://schemas.openxmlformats.org/officeDocument/2006/math" xmlns:v="urn:schemas-microsoft-com:vml" xmlns:wp14="http://schemas.microsoft.com/office/word/2010/wordprocessingDrawing" xmlns:wp="http://schemas.openxmlformats.org/drawingml/2006/wordprocessingDrawing" xmlns:w10="urn:schemas-microsoft-com:office:word" xmlns:w="http://schemas.openxmlformats.org/wordprocessingml/2006/main" xmlns:w14="http://schemas.microsoft.com/office/word/2010/wordml" xmlns:w15="http://schemas.microsoft.com/office/word/2012/wordml" xmlns:w16cex="http://schemas.microsoft.com/office/word/2018/wordml/cex" xmlns:w16cid="http://schemas.microsoft.com/office/word/2016/wordml/cid" xmlns:w16="http://schemas.microsoft.com/office/word/2018/wordml" xmlns:w16du="http://schemas.microsoft.com/office/word/2023/wordml/word16du" xmlns:w16sdtdh="http://schemas.microsoft.com/office/word/2020/wordml/sdtdatahash" xmlns:w16sdtfl="http://schemas.microsoft.com/office/word/2024/wordml/sdtformatlock" xmlns:w16se="http://schemas.microsoft.com/office/word/2015/wordml/symex" xmlns:wpg="http://schemas.microsoft.com/office/word/2010/wordprocessingGroup" xmlns:wpi="http://schemas.microsoft.com/office/word/2010/wordprocessingInk" xmlns:wne="http://schemas.microsoft.com/office/word/2006/wordml" xmlns:wps="http://schemas.microsoft.com/office/word/2010/wordprocessingShape" mc:Ignorable="w14 w15 w16se w16cid w16 w16cex w16sdtdh w16sdtfl w16du wp14">
   <w:abstractNum w:abstractNumId="0" w15:restartNumberingAfterBreak="0">
     <w:nsid w:val="03811FEC"/>
     <w:multiLevelType w:val="hybridMultilevel"/>
@@ -9109,6 +10601,119 @@
     </w:lvl>
   </w:abstractNum>
   <w:abstractNum w:abstractNumId="1" w15:restartNumberingAfterBreak="0">
+    <w:nsid w:val="07382245"/>
+    <w:multiLevelType w:val="hybridMultilevel"/>
+    <w:tmpl w:val="153C0CB4"/>
+    <w:lvl w:ilvl="0" w:tplc="582C190E">
+      <w:start w:val="2"/>
+      <w:numFmt w:val="bullet"/>
+      <w:lvlText w:val="-"/>
+      <w:lvlJc w:val="left"/>
+      <w:pPr>
+        <w:ind w:left="880" w:hanging="440"/>
+      </w:pPr>
+      <w:rPr>
+        <w:rFonts w:ascii="맑은 고딕" w:eastAsia="맑은 고딕" w:hAnsi="맑은 고딕" w:cstheme="minorBidi" w:hint="eastAsia"/>
+      </w:rPr>
+    </w:lvl>
+    <w:lvl w:ilvl="1" w:tplc="B95ED0E8">
+      <w:start w:val="1"/>
+      <w:numFmt w:val="bullet"/>
+      <w:lvlText w:val=""/>
+      <w:lvlJc w:val="left"/>
+      <w:pPr>
+        <w:ind w:left="880" w:hanging="440"/>
+      </w:pPr>
+      <w:rPr>
+        <w:rFonts w:ascii="Wingdings" w:hAnsi="Wingdings" w:hint="default"/>
+      </w:rPr>
+    </w:lvl>
+    <w:lvl w:ilvl="2" w:tplc="B95ED0E8">
+      <w:start w:val="1"/>
+      <w:numFmt w:val="bullet"/>
+      <w:lvlText w:val=""/>
+      <w:lvlJc w:val="left"/>
+      <w:pPr>
+        <w:ind w:left="880" w:hanging="440"/>
+      </w:pPr>
+      <w:rPr>
+        <w:rFonts w:ascii="Wingdings" w:hAnsi="Wingdings" w:hint="default"/>
+      </w:rPr>
+    </w:lvl>
+    <w:lvl w:ilvl="3" w:tplc="04090001">
+      <w:start w:val="1"/>
+      <w:numFmt w:val="bullet"/>
+      <w:lvlText w:val=""/>
+      <w:lvlJc w:val="left"/>
+      <w:pPr>
+        <w:ind w:left="2200" w:hanging="440"/>
+      </w:pPr>
+      <w:rPr>
+        <w:rFonts w:ascii="Wingdings" w:hAnsi="Wingdings" w:hint="default"/>
+      </w:rPr>
+    </w:lvl>
+    <w:lvl w:ilvl="4" w:tplc="04090003" w:tentative="1">
+      <w:start w:val="1"/>
+      <w:numFmt w:val="bullet"/>
+      <w:lvlText w:val=""/>
+      <w:lvlJc w:val="left"/>
+      <w:pPr>
+        <w:ind w:left="2640" w:hanging="440"/>
+      </w:pPr>
+      <w:rPr>
+        <w:rFonts w:ascii="Wingdings" w:hAnsi="Wingdings" w:hint="default"/>
+      </w:rPr>
+    </w:lvl>
+    <w:lvl w:ilvl="5" w:tplc="04090005" w:tentative="1">
+      <w:start w:val="1"/>
+      <w:numFmt w:val="bullet"/>
+      <w:lvlText w:val=""/>
+      <w:lvlJc w:val="left"/>
+      <w:pPr>
+        <w:ind w:left="3080" w:hanging="440"/>
+      </w:pPr>
+      <w:rPr>
+        <w:rFonts w:ascii="Wingdings" w:hAnsi="Wingdings" w:hint="default"/>
+      </w:rPr>
+    </w:lvl>
+    <w:lvl w:ilvl="6" w:tplc="04090001" w:tentative="1">
+      <w:start w:val="1"/>
+      <w:numFmt w:val="bullet"/>
+      <w:lvlText w:val=""/>
+      <w:lvlJc w:val="left"/>
+      <w:pPr>
+        <w:ind w:left="3520" w:hanging="440"/>
+      </w:pPr>
+      <w:rPr>
+        <w:rFonts w:ascii="Wingdings" w:hAnsi="Wingdings" w:hint="default"/>
+      </w:rPr>
+    </w:lvl>
+    <w:lvl w:ilvl="7" w:tplc="04090003" w:tentative="1">
+      <w:start w:val="1"/>
+      <w:numFmt w:val="bullet"/>
+      <w:lvlText w:val=""/>
+      <w:lvlJc w:val="left"/>
+      <w:pPr>
+        <w:ind w:left="3960" w:hanging="440"/>
+      </w:pPr>
+      <w:rPr>
+        <w:rFonts w:ascii="Wingdings" w:hAnsi="Wingdings" w:hint="default"/>
+      </w:rPr>
+    </w:lvl>
+    <w:lvl w:ilvl="8" w:tplc="04090005" w:tentative="1">
+      <w:start w:val="1"/>
+      <w:numFmt w:val="bullet"/>
+      <w:lvlText w:val=""/>
+      <w:lvlJc w:val="left"/>
+      <w:pPr>
+        <w:ind w:left="4400" w:hanging="440"/>
+      </w:pPr>
+      <w:rPr>
+        <w:rFonts w:ascii="Wingdings" w:hAnsi="Wingdings" w:hint="default"/>
+      </w:rPr>
+    </w:lvl>
+  </w:abstractNum>
+  <w:abstractNum w:abstractNumId="2" w15:restartNumberingAfterBreak="0">
     <w:nsid w:val="09455025"/>
     <w:multiLevelType w:val="hybridMultilevel"/>
     <w:tmpl w:val="48400D1A"/>
@@ -9197,7 +10802,7 @@
       </w:pPr>
     </w:lvl>
   </w:abstractNum>
-  <w:abstractNum w:abstractNumId="2" w15:restartNumberingAfterBreak="0">
+  <w:abstractNum w:abstractNumId="3" w15:restartNumberingAfterBreak="0">
     <w:nsid w:val="0A157D83"/>
     <w:multiLevelType w:val="hybridMultilevel"/>
     <w:tmpl w:val="A75ACE3A"/>
@@ -9309,7 +10914,7 @@
       </w:rPr>
     </w:lvl>
   </w:abstractNum>
-  <w:abstractNum w:abstractNumId="3" w15:restartNumberingAfterBreak="0">
+  <w:abstractNum w:abstractNumId="4" w15:restartNumberingAfterBreak="0">
     <w:nsid w:val="0BC40CBD"/>
     <w:multiLevelType w:val="hybridMultilevel"/>
     <w:tmpl w:val="E048E60E"/>
@@ -9421,7 +11026,7 @@
       </w:rPr>
     </w:lvl>
   </w:abstractNum>
-  <w:abstractNum w:abstractNumId="4" w15:restartNumberingAfterBreak="0">
+  <w:abstractNum w:abstractNumId="5" w15:restartNumberingAfterBreak="0">
     <w:nsid w:val="0CD04668"/>
     <w:multiLevelType w:val="hybridMultilevel"/>
     <w:tmpl w:val="AE22F0D2"/>
@@ -9533,7 +11138,7 @@
       </w:rPr>
     </w:lvl>
   </w:abstractNum>
-  <w:abstractNum w:abstractNumId="5" w15:restartNumberingAfterBreak="0">
+  <w:abstractNum w:abstractNumId="6" w15:restartNumberingAfterBreak="0">
     <w:nsid w:val="0D150649"/>
     <w:multiLevelType w:val="multilevel"/>
     <w:tmpl w:val="7FF0BCB0"/>
@@ -9646,7 +11251,7 @@
       </w:pPr>
     </w:lvl>
   </w:abstractNum>
-  <w:abstractNum w:abstractNumId="6" w15:restartNumberingAfterBreak="0">
+  <w:abstractNum w:abstractNumId="7" w15:restartNumberingAfterBreak="0">
     <w:nsid w:val="0E411079"/>
     <w:multiLevelType w:val="hybridMultilevel"/>
     <w:tmpl w:val="DEE0C2CC"/>
@@ -9735,7 +11340,7 @@
       </w:pPr>
     </w:lvl>
   </w:abstractNum>
-  <w:abstractNum w:abstractNumId="7" w15:restartNumberingAfterBreak="0">
+  <w:abstractNum w:abstractNumId="8" w15:restartNumberingAfterBreak="0">
     <w:nsid w:val="0EE47D00"/>
     <w:multiLevelType w:val="hybridMultilevel"/>
     <w:tmpl w:val="939EBA94"/>
@@ -9846,7 +11451,7 @@
       </w:rPr>
     </w:lvl>
   </w:abstractNum>
-  <w:abstractNum w:abstractNumId="8" w15:restartNumberingAfterBreak="0">
+  <w:abstractNum w:abstractNumId="9" w15:restartNumberingAfterBreak="0">
     <w:nsid w:val="0FC52817"/>
     <w:multiLevelType w:val="hybridMultilevel"/>
     <w:tmpl w:val="6680C558"/>
@@ -9959,7 +11564,7 @@
       </w:rPr>
     </w:lvl>
   </w:abstractNum>
-  <w:abstractNum w:abstractNumId="9" w15:restartNumberingAfterBreak="0">
+  <w:abstractNum w:abstractNumId="10" w15:restartNumberingAfterBreak="0">
     <w:nsid w:val="118C653F"/>
     <w:multiLevelType w:val="hybridMultilevel"/>
     <w:tmpl w:val="441EC088"/>
@@ -10072,7 +11677,7 @@
       </w:rPr>
     </w:lvl>
   </w:abstractNum>
-  <w:abstractNum w:abstractNumId="10" w15:restartNumberingAfterBreak="0">
+  <w:abstractNum w:abstractNumId="11" w15:restartNumberingAfterBreak="0">
     <w:nsid w:val="1997611D"/>
     <w:multiLevelType w:val="hybridMultilevel"/>
     <w:tmpl w:val="E80E0E04"/>
@@ -10184,7 +11789,233 @@
       </w:rPr>
     </w:lvl>
   </w:abstractNum>
-  <w:abstractNum w:abstractNumId="11" w15:restartNumberingAfterBreak="0">
+  <w:abstractNum w:abstractNumId="12" w15:restartNumberingAfterBreak="0">
+    <w:nsid w:val="1DB86318"/>
+    <w:multiLevelType w:val="hybridMultilevel"/>
+    <w:tmpl w:val="DA8E34AC"/>
+    <w:lvl w:ilvl="0" w:tplc="582C190E">
+      <w:start w:val="2"/>
+      <w:numFmt w:val="bullet"/>
+      <w:lvlText w:val="-"/>
+      <w:lvlJc w:val="left"/>
+      <w:pPr>
+        <w:ind w:left="880" w:hanging="440"/>
+      </w:pPr>
+      <w:rPr>
+        <w:rFonts w:ascii="맑은 고딕" w:eastAsia="맑은 고딕" w:hAnsi="맑은 고딕" w:cstheme="minorBidi" w:hint="eastAsia"/>
+      </w:rPr>
+    </w:lvl>
+    <w:lvl w:ilvl="1" w:tplc="04090003" w:tentative="1">
+      <w:start w:val="1"/>
+      <w:numFmt w:val="bullet"/>
+      <w:lvlText w:val=""/>
+      <w:lvlJc w:val="left"/>
+      <w:pPr>
+        <w:ind w:left="1320" w:hanging="440"/>
+      </w:pPr>
+      <w:rPr>
+        <w:rFonts w:ascii="Wingdings" w:hAnsi="Wingdings" w:hint="default"/>
+      </w:rPr>
+    </w:lvl>
+    <w:lvl w:ilvl="2" w:tplc="04090005" w:tentative="1">
+      <w:start w:val="1"/>
+      <w:numFmt w:val="bullet"/>
+      <w:lvlText w:val=""/>
+      <w:lvlJc w:val="left"/>
+      <w:pPr>
+        <w:ind w:left="1760" w:hanging="440"/>
+      </w:pPr>
+      <w:rPr>
+        <w:rFonts w:ascii="Wingdings" w:hAnsi="Wingdings" w:hint="default"/>
+      </w:rPr>
+    </w:lvl>
+    <w:lvl w:ilvl="3" w:tplc="04090001" w:tentative="1">
+      <w:start w:val="1"/>
+      <w:numFmt w:val="bullet"/>
+      <w:lvlText w:val=""/>
+      <w:lvlJc w:val="left"/>
+      <w:pPr>
+        <w:ind w:left="2200" w:hanging="440"/>
+      </w:pPr>
+      <w:rPr>
+        <w:rFonts w:ascii="Wingdings" w:hAnsi="Wingdings" w:hint="default"/>
+      </w:rPr>
+    </w:lvl>
+    <w:lvl w:ilvl="4" w:tplc="04090003" w:tentative="1">
+      <w:start w:val="1"/>
+      <w:numFmt w:val="bullet"/>
+      <w:lvlText w:val=""/>
+      <w:lvlJc w:val="left"/>
+      <w:pPr>
+        <w:ind w:left="2640" w:hanging="440"/>
+      </w:pPr>
+      <w:rPr>
+        <w:rFonts w:ascii="Wingdings" w:hAnsi="Wingdings" w:hint="default"/>
+      </w:rPr>
+    </w:lvl>
+    <w:lvl w:ilvl="5" w:tplc="04090005" w:tentative="1">
+      <w:start w:val="1"/>
+      <w:numFmt w:val="bullet"/>
+      <w:lvlText w:val=""/>
+      <w:lvlJc w:val="left"/>
+      <w:pPr>
+        <w:ind w:left="3080" w:hanging="440"/>
+      </w:pPr>
+      <w:rPr>
+        <w:rFonts w:ascii="Wingdings" w:hAnsi="Wingdings" w:hint="default"/>
+      </w:rPr>
+    </w:lvl>
+    <w:lvl w:ilvl="6" w:tplc="04090001" w:tentative="1">
+      <w:start w:val="1"/>
+      <w:numFmt w:val="bullet"/>
+      <w:lvlText w:val=""/>
+      <w:lvlJc w:val="left"/>
+      <w:pPr>
+        <w:ind w:left="3520" w:hanging="440"/>
+      </w:pPr>
+      <w:rPr>
+        <w:rFonts w:ascii="Wingdings" w:hAnsi="Wingdings" w:hint="default"/>
+      </w:rPr>
+    </w:lvl>
+    <w:lvl w:ilvl="7" w:tplc="04090003" w:tentative="1">
+      <w:start w:val="1"/>
+      <w:numFmt w:val="bullet"/>
+      <w:lvlText w:val=""/>
+      <w:lvlJc w:val="left"/>
+      <w:pPr>
+        <w:ind w:left="3960" w:hanging="440"/>
+      </w:pPr>
+      <w:rPr>
+        <w:rFonts w:ascii="Wingdings" w:hAnsi="Wingdings" w:hint="default"/>
+      </w:rPr>
+    </w:lvl>
+    <w:lvl w:ilvl="8" w:tplc="04090005" w:tentative="1">
+      <w:start w:val="1"/>
+      <w:numFmt w:val="bullet"/>
+      <w:lvlText w:val=""/>
+      <w:lvlJc w:val="left"/>
+      <w:pPr>
+        <w:ind w:left="4400" w:hanging="440"/>
+      </w:pPr>
+      <w:rPr>
+        <w:rFonts w:ascii="Wingdings" w:hAnsi="Wingdings" w:hint="default"/>
+      </w:rPr>
+    </w:lvl>
+  </w:abstractNum>
+  <w:abstractNum w:abstractNumId="13" w15:restartNumberingAfterBreak="0">
+    <w:nsid w:val="1F8030F7"/>
+    <w:multiLevelType w:val="hybridMultilevel"/>
+    <w:tmpl w:val="6BF03BF6"/>
+    <w:lvl w:ilvl="0" w:tplc="582C190E">
+      <w:start w:val="2"/>
+      <w:numFmt w:val="bullet"/>
+      <w:lvlText w:val="-"/>
+      <w:lvlJc w:val="left"/>
+      <w:pPr>
+        <w:ind w:left="880" w:hanging="440"/>
+      </w:pPr>
+      <w:rPr>
+        <w:rFonts w:ascii="맑은 고딕" w:eastAsia="맑은 고딕" w:hAnsi="맑은 고딕" w:cstheme="minorBidi" w:hint="eastAsia"/>
+      </w:rPr>
+    </w:lvl>
+    <w:lvl w:ilvl="1" w:tplc="04090003" w:tentative="1">
+      <w:start w:val="1"/>
+      <w:numFmt w:val="bullet"/>
+      <w:lvlText w:val=""/>
+      <w:lvlJc w:val="left"/>
+      <w:pPr>
+        <w:ind w:left="1320" w:hanging="440"/>
+      </w:pPr>
+      <w:rPr>
+        <w:rFonts w:ascii="Wingdings" w:hAnsi="Wingdings" w:hint="default"/>
+      </w:rPr>
+    </w:lvl>
+    <w:lvl w:ilvl="2" w:tplc="04090005" w:tentative="1">
+      <w:start w:val="1"/>
+      <w:numFmt w:val="bullet"/>
+      <w:lvlText w:val=""/>
+      <w:lvlJc w:val="left"/>
+      <w:pPr>
+        <w:ind w:left="1760" w:hanging="440"/>
+      </w:pPr>
+      <w:rPr>
+        <w:rFonts w:ascii="Wingdings" w:hAnsi="Wingdings" w:hint="default"/>
+      </w:rPr>
+    </w:lvl>
+    <w:lvl w:ilvl="3" w:tplc="04090001" w:tentative="1">
+      <w:start w:val="1"/>
+      <w:numFmt w:val="bullet"/>
+      <w:lvlText w:val=""/>
+      <w:lvlJc w:val="left"/>
+      <w:pPr>
+        <w:ind w:left="2200" w:hanging="440"/>
+      </w:pPr>
+      <w:rPr>
+        <w:rFonts w:ascii="Wingdings" w:hAnsi="Wingdings" w:hint="default"/>
+      </w:rPr>
+    </w:lvl>
+    <w:lvl w:ilvl="4" w:tplc="04090003" w:tentative="1">
+      <w:start w:val="1"/>
+      <w:numFmt w:val="bullet"/>
+      <w:lvlText w:val=""/>
+      <w:lvlJc w:val="left"/>
+      <w:pPr>
+        <w:ind w:left="2640" w:hanging="440"/>
+      </w:pPr>
+      <w:rPr>
+        <w:rFonts w:ascii="Wingdings" w:hAnsi="Wingdings" w:hint="default"/>
+      </w:rPr>
+    </w:lvl>
+    <w:lvl w:ilvl="5" w:tplc="04090005" w:tentative="1">
+      <w:start w:val="1"/>
+      <w:numFmt w:val="bullet"/>
+      <w:lvlText w:val=""/>
+      <w:lvlJc w:val="left"/>
+      <w:pPr>
+        <w:ind w:left="3080" w:hanging="440"/>
+      </w:pPr>
+      <w:rPr>
+        <w:rFonts w:ascii="Wingdings" w:hAnsi="Wingdings" w:hint="default"/>
+      </w:rPr>
+    </w:lvl>
+    <w:lvl w:ilvl="6" w:tplc="04090001" w:tentative="1">
+      <w:start w:val="1"/>
+      <w:numFmt w:val="bullet"/>
+      <w:lvlText w:val=""/>
+      <w:lvlJc w:val="left"/>
+      <w:pPr>
+        <w:ind w:left="3520" w:hanging="440"/>
+      </w:pPr>
+      <w:rPr>
+        <w:rFonts w:ascii="Wingdings" w:hAnsi="Wingdings" w:hint="default"/>
+      </w:rPr>
+    </w:lvl>
+    <w:lvl w:ilvl="7" w:tplc="04090003" w:tentative="1">
+      <w:start w:val="1"/>
+      <w:numFmt w:val="bullet"/>
+      <w:lvlText w:val=""/>
+      <w:lvlJc w:val="left"/>
+      <w:pPr>
+        <w:ind w:left="3960" w:hanging="440"/>
+      </w:pPr>
+      <w:rPr>
+        <w:rFonts w:ascii="Wingdings" w:hAnsi="Wingdings" w:hint="default"/>
+      </w:rPr>
+    </w:lvl>
+    <w:lvl w:ilvl="8" w:tplc="04090005" w:tentative="1">
+      <w:start w:val="1"/>
+      <w:numFmt w:val="bullet"/>
+      <w:lvlText w:val=""/>
+      <w:lvlJc w:val="left"/>
+      <w:pPr>
+        <w:ind w:left="4400" w:hanging="440"/>
+      </w:pPr>
+      <w:rPr>
+        <w:rFonts w:ascii="Wingdings" w:hAnsi="Wingdings" w:hint="default"/>
+      </w:rPr>
+    </w:lvl>
+  </w:abstractNum>
+  <w:abstractNum w:abstractNumId="14" w15:restartNumberingAfterBreak="0">
     <w:nsid w:val="1FF07550"/>
     <w:multiLevelType w:val="hybridMultilevel"/>
     <w:tmpl w:val="C03C6A08"/>
@@ -10273,7 +12104,7 @@
       </w:pPr>
     </w:lvl>
   </w:abstractNum>
-  <w:abstractNum w:abstractNumId="12" w15:restartNumberingAfterBreak="0">
+  <w:abstractNum w:abstractNumId="15" w15:restartNumberingAfterBreak="0">
     <w:nsid w:val="20DD72DA"/>
     <w:multiLevelType w:val="hybridMultilevel"/>
     <w:tmpl w:val="356CD860"/>
@@ -10362,7 +12193,7 @@
       </w:pPr>
     </w:lvl>
   </w:abstractNum>
-  <w:abstractNum w:abstractNumId="13" w15:restartNumberingAfterBreak="0">
+  <w:abstractNum w:abstractNumId="16" w15:restartNumberingAfterBreak="0">
     <w:nsid w:val="22B068EB"/>
     <w:multiLevelType w:val="hybridMultilevel"/>
     <w:tmpl w:val="21C62ECC"/>
@@ -10475,7 +12306,7 @@
       </w:rPr>
     </w:lvl>
   </w:abstractNum>
-  <w:abstractNum w:abstractNumId="14" w15:restartNumberingAfterBreak="0">
+  <w:abstractNum w:abstractNumId="17" w15:restartNumberingAfterBreak="0">
     <w:nsid w:val="29D350D9"/>
     <w:multiLevelType w:val="hybridMultilevel"/>
     <w:tmpl w:val="534622CE"/>
@@ -10564,7 +12395,7 @@
       </w:pPr>
     </w:lvl>
   </w:abstractNum>
-  <w:abstractNum w:abstractNumId="15" w15:restartNumberingAfterBreak="0">
+  <w:abstractNum w:abstractNumId="18" w15:restartNumberingAfterBreak="0">
     <w:nsid w:val="2C544377"/>
     <w:multiLevelType w:val="hybridMultilevel"/>
     <w:tmpl w:val="985C8B98"/>
@@ -10676,7 +12507,7 @@
       </w:rPr>
     </w:lvl>
   </w:abstractNum>
-  <w:abstractNum w:abstractNumId="16" w15:restartNumberingAfterBreak="0">
+  <w:abstractNum w:abstractNumId="19" w15:restartNumberingAfterBreak="0">
     <w:nsid w:val="2C642AAE"/>
     <w:multiLevelType w:val="hybridMultilevel"/>
     <w:tmpl w:val="BDBEC0CC"/>
@@ -10788,7 +12619,7 @@
       </w:rPr>
     </w:lvl>
   </w:abstractNum>
-  <w:abstractNum w:abstractNumId="17" w15:restartNumberingAfterBreak="0">
+  <w:abstractNum w:abstractNumId="20" w15:restartNumberingAfterBreak="0">
     <w:nsid w:val="389B526B"/>
     <w:multiLevelType w:val="hybridMultilevel"/>
     <w:tmpl w:val="038A3AC6"/>
@@ -10877,7 +12708,7 @@
       </w:pPr>
     </w:lvl>
   </w:abstractNum>
-  <w:abstractNum w:abstractNumId="18" w15:restartNumberingAfterBreak="0">
+  <w:abstractNum w:abstractNumId="21" w15:restartNumberingAfterBreak="0">
     <w:nsid w:val="395520E8"/>
     <w:multiLevelType w:val="hybridMultilevel"/>
     <w:tmpl w:val="D79AD7C8"/>
@@ -10966,7 +12797,7 @@
       </w:pPr>
     </w:lvl>
   </w:abstractNum>
-  <w:abstractNum w:abstractNumId="19" w15:restartNumberingAfterBreak="0">
+  <w:abstractNum w:abstractNumId="22" w15:restartNumberingAfterBreak="0">
     <w:nsid w:val="3EE170EB"/>
     <w:multiLevelType w:val="hybridMultilevel"/>
     <w:tmpl w:val="BCC8D3AE"/>
@@ -11078,7 +12909,7 @@
       </w:rPr>
     </w:lvl>
   </w:abstractNum>
-  <w:abstractNum w:abstractNumId="20" w15:restartNumberingAfterBreak="0">
+  <w:abstractNum w:abstractNumId="23" w15:restartNumberingAfterBreak="0">
     <w:nsid w:val="41E77577"/>
     <w:multiLevelType w:val="hybridMultilevel"/>
     <w:tmpl w:val="3FDE9294"/>
@@ -11190,7 +13021,7 @@
       </w:rPr>
     </w:lvl>
   </w:abstractNum>
-  <w:abstractNum w:abstractNumId="21" w15:restartNumberingAfterBreak="0">
+  <w:abstractNum w:abstractNumId="24" w15:restartNumberingAfterBreak="0">
     <w:nsid w:val="44B6339E"/>
     <w:multiLevelType w:val="hybridMultilevel"/>
     <w:tmpl w:val="F980482A"/>
@@ -11303,7 +13134,7 @@
       </w:rPr>
     </w:lvl>
   </w:abstractNum>
-  <w:abstractNum w:abstractNumId="22" w15:restartNumberingAfterBreak="0">
+  <w:abstractNum w:abstractNumId="25" w15:restartNumberingAfterBreak="0">
     <w:nsid w:val="49377FBD"/>
     <w:multiLevelType w:val="hybridMultilevel"/>
     <w:tmpl w:val="013CD264"/>
@@ -11415,7 +13246,7 @@
       </w:rPr>
     </w:lvl>
   </w:abstractNum>
-  <w:abstractNum w:abstractNumId="23" w15:restartNumberingAfterBreak="0">
+  <w:abstractNum w:abstractNumId="26" w15:restartNumberingAfterBreak="0">
     <w:nsid w:val="4F180F6F"/>
     <w:multiLevelType w:val="hybridMultilevel"/>
     <w:tmpl w:val="93F82A5C"/>
@@ -11504,7 +13335,7 @@
       </w:pPr>
     </w:lvl>
   </w:abstractNum>
-  <w:abstractNum w:abstractNumId="24" w15:restartNumberingAfterBreak="0">
+  <w:abstractNum w:abstractNumId="27" w15:restartNumberingAfterBreak="0">
     <w:nsid w:val="52F0014A"/>
     <w:multiLevelType w:val="hybridMultilevel"/>
     <w:tmpl w:val="2F2AB3AA"/>
@@ -11617,7 +13448,7 @@
       </w:rPr>
     </w:lvl>
   </w:abstractNum>
-  <w:abstractNum w:abstractNumId="25" w15:restartNumberingAfterBreak="0">
+  <w:abstractNum w:abstractNumId="28" w15:restartNumberingAfterBreak="0">
     <w:nsid w:val="53F36118"/>
     <w:multiLevelType w:val="hybridMultilevel"/>
     <w:tmpl w:val="37E832C6"/>
@@ -11730,7 +13561,7 @@
       </w:rPr>
     </w:lvl>
   </w:abstractNum>
-  <w:abstractNum w:abstractNumId="26" w15:restartNumberingAfterBreak="0">
+  <w:abstractNum w:abstractNumId="29" w15:restartNumberingAfterBreak="0">
     <w:nsid w:val="54C72DF9"/>
     <w:multiLevelType w:val="hybridMultilevel"/>
     <w:tmpl w:val="BF42BDD8"/>
@@ -11843,7 +13674,7 @@
       </w:rPr>
     </w:lvl>
   </w:abstractNum>
-  <w:abstractNum w:abstractNumId="27" w15:restartNumberingAfterBreak="0">
+  <w:abstractNum w:abstractNumId="30" w15:restartNumberingAfterBreak="0">
     <w:nsid w:val="54F456F9"/>
     <w:multiLevelType w:val="hybridMultilevel"/>
     <w:tmpl w:val="65EA1D54"/>
@@ -11932,7 +13763,7 @@
       </w:pPr>
     </w:lvl>
   </w:abstractNum>
-  <w:abstractNum w:abstractNumId="28" w15:restartNumberingAfterBreak="0">
+  <w:abstractNum w:abstractNumId="31" w15:restartNumberingAfterBreak="0">
     <w:nsid w:val="5D746711"/>
     <w:multiLevelType w:val="hybridMultilevel"/>
     <w:tmpl w:val="9CC0F8CA"/>
@@ -12044,7 +13875,7 @@
       </w:rPr>
     </w:lvl>
   </w:abstractNum>
-  <w:abstractNum w:abstractNumId="29" w15:restartNumberingAfterBreak="0">
+  <w:abstractNum w:abstractNumId="32" w15:restartNumberingAfterBreak="0">
     <w:nsid w:val="5F213CCD"/>
     <w:multiLevelType w:val="hybridMultilevel"/>
     <w:tmpl w:val="87C2C0A6"/>
@@ -12157,7 +13988,7 @@
       </w:rPr>
     </w:lvl>
   </w:abstractNum>
-  <w:abstractNum w:abstractNumId="30" w15:restartNumberingAfterBreak="0">
+  <w:abstractNum w:abstractNumId="33" w15:restartNumberingAfterBreak="0">
     <w:nsid w:val="5F8C4CB9"/>
     <w:multiLevelType w:val="hybridMultilevel"/>
     <w:tmpl w:val="B6F0BFFE"/>
@@ -12246,7 +14077,7 @@
       </w:pPr>
     </w:lvl>
   </w:abstractNum>
-  <w:abstractNum w:abstractNumId="31" w15:restartNumberingAfterBreak="0">
+  <w:abstractNum w:abstractNumId="34" w15:restartNumberingAfterBreak="0">
     <w:nsid w:val="6A5479B1"/>
     <w:multiLevelType w:val="hybridMultilevel"/>
     <w:tmpl w:val="7AD257A6"/>
@@ -12359,7 +14190,7 @@
       </w:rPr>
     </w:lvl>
   </w:abstractNum>
-  <w:abstractNum w:abstractNumId="32" w15:restartNumberingAfterBreak="0">
+  <w:abstractNum w:abstractNumId="35" w15:restartNumberingAfterBreak="0">
     <w:nsid w:val="70CE66E9"/>
     <w:multiLevelType w:val="hybridMultilevel"/>
     <w:tmpl w:val="AA4838BE"/>
@@ -12472,10 +14303,10 @@
       </w:rPr>
     </w:lvl>
   </w:abstractNum>
-  <w:abstractNum w:abstractNumId="33" w15:restartNumberingAfterBreak="0">
+  <w:abstractNum w:abstractNumId="36" w15:restartNumberingAfterBreak="0">
     <w:nsid w:val="72423199"/>
     <w:multiLevelType w:val="hybridMultilevel"/>
-    <w:tmpl w:val="7C4ABCFE"/>
+    <w:tmpl w:val="015A4FE4"/>
     <w:lvl w:ilvl="0" w:tplc="B95ED0E8">
       <w:start w:val="1"/>
       <w:numFmt w:val="bullet"/>
@@ -12488,7 +14319,7 @@
         <w:rFonts w:ascii="Wingdings" w:hAnsi="Wingdings" w:hint="default"/>
       </w:rPr>
     </w:lvl>
-    <w:lvl w:ilvl="1" w:tplc="04090003" w:tentative="1">
+    <w:lvl w:ilvl="1" w:tplc="04090003">
       <w:start w:val="1"/>
       <w:numFmt w:val="bullet"/>
       <w:lvlText w:val=""/>
@@ -12500,7 +14331,7 @@
         <w:rFonts w:ascii="Wingdings" w:hAnsi="Wingdings" w:hint="default"/>
       </w:rPr>
     </w:lvl>
-    <w:lvl w:ilvl="2" w:tplc="04090005" w:tentative="1">
+    <w:lvl w:ilvl="2" w:tplc="04090005">
       <w:start w:val="1"/>
       <w:numFmt w:val="bullet"/>
       <w:lvlText w:val=""/>
@@ -12512,7 +14343,7 @@
         <w:rFonts w:ascii="Wingdings" w:hAnsi="Wingdings" w:hint="default"/>
       </w:rPr>
     </w:lvl>
-    <w:lvl w:ilvl="3" w:tplc="04090001" w:tentative="1">
+    <w:lvl w:ilvl="3" w:tplc="04090001">
       <w:start w:val="1"/>
       <w:numFmt w:val="bullet"/>
       <w:lvlText w:val=""/>
@@ -12524,7 +14355,7 @@
         <w:rFonts w:ascii="Wingdings" w:hAnsi="Wingdings" w:hint="default"/>
       </w:rPr>
     </w:lvl>
-    <w:lvl w:ilvl="4" w:tplc="04090003" w:tentative="1">
+    <w:lvl w:ilvl="4" w:tplc="04090003">
       <w:start w:val="1"/>
       <w:numFmt w:val="bullet"/>
       <w:lvlText w:val=""/>
@@ -12536,7 +14367,7 @@
         <w:rFonts w:ascii="Wingdings" w:hAnsi="Wingdings" w:hint="default"/>
       </w:rPr>
     </w:lvl>
-    <w:lvl w:ilvl="5" w:tplc="04090005" w:tentative="1">
+    <w:lvl w:ilvl="5" w:tplc="04090005">
       <w:start w:val="1"/>
       <w:numFmt w:val="bullet"/>
       <w:lvlText w:val=""/>
@@ -12548,7 +14379,7 @@
         <w:rFonts w:ascii="Wingdings" w:hAnsi="Wingdings" w:hint="default"/>
       </w:rPr>
     </w:lvl>
-    <w:lvl w:ilvl="6" w:tplc="04090001" w:tentative="1">
+    <w:lvl w:ilvl="6" w:tplc="04090001">
       <w:start w:val="1"/>
       <w:numFmt w:val="bullet"/>
       <w:lvlText w:val=""/>
@@ -12560,7 +14391,7 @@
         <w:rFonts w:ascii="Wingdings" w:hAnsi="Wingdings" w:hint="default"/>
       </w:rPr>
     </w:lvl>
-    <w:lvl w:ilvl="7" w:tplc="04090003" w:tentative="1">
+    <w:lvl w:ilvl="7" w:tplc="04090003">
       <w:start w:val="1"/>
       <w:numFmt w:val="bullet"/>
       <w:lvlText w:val=""/>
@@ -12572,7 +14403,7 @@
         <w:rFonts w:ascii="Wingdings" w:hAnsi="Wingdings" w:hint="default"/>
       </w:rPr>
     </w:lvl>
-    <w:lvl w:ilvl="8" w:tplc="04090005" w:tentative="1">
+    <w:lvl w:ilvl="8" w:tplc="04090005">
       <w:start w:val="1"/>
       <w:numFmt w:val="bullet"/>
       <w:lvlText w:val=""/>
@@ -12585,7 +14416,7 @@
       </w:rPr>
     </w:lvl>
   </w:abstractNum>
-  <w:abstractNum w:abstractNumId="34" w15:restartNumberingAfterBreak="0">
+  <w:abstractNum w:abstractNumId="37" w15:restartNumberingAfterBreak="0">
     <w:nsid w:val="74DD0364"/>
     <w:multiLevelType w:val="hybridMultilevel"/>
     <w:tmpl w:val="E662CAA0"/>
@@ -12698,7 +14529,120 @@
       </w:rPr>
     </w:lvl>
   </w:abstractNum>
-  <w:abstractNum w:abstractNumId="35" w15:restartNumberingAfterBreak="0">
+  <w:abstractNum w:abstractNumId="38" w15:restartNumberingAfterBreak="0">
+    <w:nsid w:val="74FA7D0F"/>
+    <w:multiLevelType w:val="hybridMultilevel"/>
+    <w:tmpl w:val="D8DE5152"/>
+    <w:lvl w:ilvl="0" w:tplc="582C190E">
+      <w:start w:val="2"/>
+      <w:numFmt w:val="bullet"/>
+      <w:lvlText w:val="-"/>
+      <w:lvlJc w:val="left"/>
+      <w:pPr>
+        <w:ind w:left="880" w:hanging="440"/>
+      </w:pPr>
+      <w:rPr>
+        <w:rFonts w:ascii="맑은 고딕" w:eastAsia="맑은 고딕" w:hAnsi="맑은 고딕" w:cstheme="minorBidi" w:hint="eastAsia"/>
+      </w:rPr>
+    </w:lvl>
+    <w:lvl w:ilvl="1" w:tplc="04090003">
+      <w:start w:val="1"/>
+      <w:numFmt w:val="bullet"/>
+      <w:lvlText w:val=""/>
+      <w:lvlJc w:val="left"/>
+      <w:pPr>
+        <w:ind w:left="1320" w:hanging="440"/>
+      </w:pPr>
+      <w:rPr>
+        <w:rFonts w:ascii="Wingdings" w:hAnsi="Wingdings" w:hint="default"/>
+      </w:rPr>
+    </w:lvl>
+    <w:lvl w:ilvl="2" w:tplc="04090005" w:tentative="1">
+      <w:start w:val="1"/>
+      <w:numFmt w:val="bullet"/>
+      <w:lvlText w:val=""/>
+      <w:lvlJc w:val="left"/>
+      <w:pPr>
+        <w:ind w:left="1760" w:hanging="440"/>
+      </w:pPr>
+      <w:rPr>
+        <w:rFonts w:ascii="Wingdings" w:hAnsi="Wingdings" w:hint="default"/>
+      </w:rPr>
+    </w:lvl>
+    <w:lvl w:ilvl="3" w:tplc="04090001" w:tentative="1">
+      <w:start w:val="1"/>
+      <w:numFmt w:val="bullet"/>
+      <w:lvlText w:val=""/>
+      <w:lvlJc w:val="left"/>
+      <w:pPr>
+        <w:ind w:left="2200" w:hanging="440"/>
+      </w:pPr>
+      <w:rPr>
+        <w:rFonts w:ascii="Wingdings" w:hAnsi="Wingdings" w:hint="default"/>
+      </w:rPr>
+    </w:lvl>
+    <w:lvl w:ilvl="4" w:tplc="04090003" w:tentative="1">
+      <w:start w:val="1"/>
+      <w:numFmt w:val="bullet"/>
+      <w:lvlText w:val=""/>
+      <w:lvlJc w:val="left"/>
+      <w:pPr>
+        <w:ind w:left="2640" w:hanging="440"/>
+      </w:pPr>
+      <w:rPr>
+        <w:rFonts w:ascii="Wingdings" w:hAnsi="Wingdings" w:hint="default"/>
+      </w:rPr>
+    </w:lvl>
+    <w:lvl w:ilvl="5" w:tplc="04090005" w:tentative="1">
+      <w:start w:val="1"/>
+      <w:numFmt w:val="bullet"/>
+      <w:lvlText w:val=""/>
+      <w:lvlJc w:val="left"/>
+      <w:pPr>
+        <w:ind w:left="3080" w:hanging="440"/>
+      </w:pPr>
+      <w:rPr>
+        <w:rFonts w:ascii="Wingdings" w:hAnsi="Wingdings" w:hint="default"/>
+      </w:rPr>
+    </w:lvl>
+    <w:lvl w:ilvl="6" w:tplc="04090001" w:tentative="1">
+      <w:start w:val="1"/>
+      <w:numFmt w:val="bullet"/>
+      <w:lvlText w:val=""/>
+      <w:lvlJc w:val="left"/>
+      <w:pPr>
+        <w:ind w:left="3520" w:hanging="440"/>
+      </w:pPr>
+      <w:rPr>
+        <w:rFonts w:ascii="Wingdings" w:hAnsi="Wingdings" w:hint="default"/>
+      </w:rPr>
+    </w:lvl>
+    <w:lvl w:ilvl="7" w:tplc="04090003" w:tentative="1">
+      <w:start w:val="1"/>
+      <w:numFmt w:val="bullet"/>
+      <w:lvlText w:val=""/>
+      <w:lvlJc w:val="left"/>
+      <w:pPr>
+        <w:ind w:left="3960" w:hanging="440"/>
+      </w:pPr>
+      <w:rPr>
+        <w:rFonts w:ascii="Wingdings" w:hAnsi="Wingdings" w:hint="default"/>
+      </w:rPr>
+    </w:lvl>
+    <w:lvl w:ilvl="8" w:tplc="04090005" w:tentative="1">
+      <w:start w:val="1"/>
+      <w:numFmt w:val="bullet"/>
+      <w:lvlText w:val=""/>
+      <w:lvlJc w:val="left"/>
+      <w:pPr>
+        <w:ind w:left="4400" w:hanging="440"/>
+      </w:pPr>
+      <w:rPr>
+        <w:rFonts w:ascii="Wingdings" w:hAnsi="Wingdings" w:hint="default"/>
+      </w:rPr>
+    </w:lvl>
+  </w:abstractNum>
+  <w:abstractNum w:abstractNumId="39" w15:restartNumberingAfterBreak="0">
     <w:nsid w:val="7F361EC1"/>
     <w:multiLevelType w:val="hybridMultilevel"/>
     <w:tmpl w:val="FB9E6AA2"/>
@@ -12788,118 +14732,130 @@
     </w:lvl>
   </w:abstractNum>
   <w:num w:numId="1" w16cid:durableId="405882579">
+    <w:abstractNumId w:val="25"/>
+  </w:num>
+  <w:num w:numId="2" w16cid:durableId="1247494628">
+    <w:abstractNumId w:val="10"/>
+  </w:num>
+  <w:num w:numId="3" w16cid:durableId="933171544">
+    <w:abstractNumId w:val="37"/>
+  </w:num>
+  <w:num w:numId="4" w16cid:durableId="1987857871">
+    <w:abstractNumId w:val="3"/>
+  </w:num>
+  <w:num w:numId="5" w16cid:durableId="1437823454">
+    <w:abstractNumId w:val="33"/>
+  </w:num>
+  <w:num w:numId="6" w16cid:durableId="400836253">
+    <w:abstractNumId w:val="39"/>
+  </w:num>
+  <w:num w:numId="7" w16cid:durableId="749734018">
+    <w:abstractNumId w:val="17"/>
+  </w:num>
+  <w:num w:numId="8" w16cid:durableId="2004813195">
+    <w:abstractNumId w:val="14"/>
+  </w:num>
+  <w:num w:numId="9" w16cid:durableId="156919640">
+    <w:abstractNumId w:val="7"/>
+  </w:num>
+  <w:num w:numId="10" w16cid:durableId="294532521">
+    <w:abstractNumId w:val="26"/>
+  </w:num>
+  <w:num w:numId="11" w16cid:durableId="2131506476">
+    <w:abstractNumId w:val="15"/>
+  </w:num>
+  <w:num w:numId="12" w16cid:durableId="1722366546">
+    <w:abstractNumId w:val="2"/>
+  </w:num>
+  <w:num w:numId="13" w16cid:durableId="1805004876">
+    <w:abstractNumId w:val="20"/>
+  </w:num>
+  <w:num w:numId="14" w16cid:durableId="1845825582">
+    <w:abstractNumId w:val="29"/>
+  </w:num>
+  <w:num w:numId="15" w16cid:durableId="50815299">
+    <w:abstractNumId w:val="19"/>
+  </w:num>
+  <w:num w:numId="16" w16cid:durableId="2141068806">
+    <w:abstractNumId w:val="4"/>
+  </w:num>
+  <w:num w:numId="17" w16cid:durableId="1487744089">
+    <w:abstractNumId w:val="16"/>
+  </w:num>
+  <w:num w:numId="18" w16cid:durableId="1657538606">
+    <w:abstractNumId w:val="18"/>
+  </w:num>
+  <w:num w:numId="19" w16cid:durableId="1128161050">
+    <w:abstractNumId w:val="34"/>
+  </w:num>
+  <w:num w:numId="20" w16cid:durableId="957878167">
+    <w:abstractNumId w:val="8"/>
+  </w:num>
+  <w:num w:numId="21" w16cid:durableId="1820338365">
+    <w:abstractNumId w:val="5"/>
+  </w:num>
+  <w:num w:numId="22" w16cid:durableId="1332560538">
+    <w:abstractNumId w:val="24"/>
+  </w:num>
+  <w:num w:numId="23" w16cid:durableId="592125069">
+    <w:abstractNumId w:val="9"/>
+  </w:num>
+  <w:num w:numId="24" w16cid:durableId="1827939949">
+    <w:abstractNumId w:val="32"/>
+  </w:num>
+  <w:num w:numId="25" w16cid:durableId="664282069">
+    <w:abstractNumId w:val="28"/>
+  </w:num>
+  <w:num w:numId="26" w16cid:durableId="1031222928">
+    <w:abstractNumId w:val="36"/>
+  </w:num>
+  <w:num w:numId="27" w16cid:durableId="931205607">
+    <w:abstractNumId w:val="35"/>
+  </w:num>
+  <w:num w:numId="28" w16cid:durableId="1565214633">
+    <w:abstractNumId w:val="27"/>
+  </w:num>
+  <w:num w:numId="29" w16cid:durableId="1958563982">
+    <w:abstractNumId w:val="11"/>
+  </w:num>
+  <w:num w:numId="30" w16cid:durableId="1151679313">
+    <w:abstractNumId w:val="23"/>
+  </w:num>
+  <w:num w:numId="31" w16cid:durableId="2064599330">
+    <w:abstractNumId w:val="31"/>
+  </w:num>
+  <w:num w:numId="32" w16cid:durableId="866941131">
     <w:abstractNumId w:val="22"/>
   </w:num>
-  <w:num w:numId="2" w16cid:durableId="1247494628">
-    <w:abstractNumId w:val="9"/>
-  </w:num>
-  <w:num w:numId="3" w16cid:durableId="933171544">
-    <w:abstractNumId w:val="34"/>
-  </w:num>
-  <w:num w:numId="4" w16cid:durableId="1987857871">
-    <w:abstractNumId w:val="2"/>
-  </w:num>
-  <w:num w:numId="5" w16cid:durableId="1437823454">
-    <w:abstractNumId w:val="30"/>
-  </w:num>
-  <w:num w:numId="6" w16cid:durableId="400836253">
-    <w:abstractNumId w:val="35"/>
-  </w:num>
-  <w:num w:numId="7" w16cid:durableId="749734018">
-    <w:abstractNumId w:val="14"/>
-  </w:num>
-  <w:num w:numId="8" w16cid:durableId="2004813195">
-    <w:abstractNumId w:val="11"/>
-  </w:num>
-  <w:num w:numId="9" w16cid:durableId="156919640">
+  <w:num w:numId="33" w16cid:durableId="388379851">
     <w:abstractNumId w:val="6"/>
-  </w:num>
-  <w:num w:numId="10" w16cid:durableId="294532521">
-    <w:abstractNumId w:val="23"/>
-  </w:num>
-  <w:num w:numId="11" w16cid:durableId="2131506476">
-    <w:abstractNumId w:val="12"/>
-  </w:num>
-  <w:num w:numId="12" w16cid:durableId="1722366546">
-    <w:abstractNumId w:val="1"/>
-  </w:num>
-  <w:num w:numId="13" w16cid:durableId="1805004876">
-    <w:abstractNumId w:val="17"/>
-  </w:num>
-  <w:num w:numId="14" w16cid:durableId="1845825582">
-    <w:abstractNumId w:val="26"/>
-  </w:num>
-  <w:num w:numId="15" w16cid:durableId="50815299">
-    <w:abstractNumId w:val="16"/>
-  </w:num>
-  <w:num w:numId="16" w16cid:durableId="2141068806">
-    <w:abstractNumId w:val="3"/>
-  </w:num>
-  <w:num w:numId="17" w16cid:durableId="1487744089">
-    <w:abstractNumId w:val="13"/>
-  </w:num>
-  <w:num w:numId="18" w16cid:durableId="1657538606">
-    <w:abstractNumId w:val="15"/>
-  </w:num>
-  <w:num w:numId="19" w16cid:durableId="1128161050">
-    <w:abstractNumId w:val="31"/>
-  </w:num>
-  <w:num w:numId="20" w16cid:durableId="957878167">
-    <w:abstractNumId w:val="7"/>
-  </w:num>
-  <w:num w:numId="21" w16cid:durableId="1820338365">
-    <w:abstractNumId w:val="4"/>
-  </w:num>
-  <w:num w:numId="22" w16cid:durableId="1332560538">
-    <w:abstractNumId w:val="21"/>
-  </w:num>
-  <w:num w:numId="23" w16cid:durableId="592125069">
-    <w:abstractNumId w:val="8"/>
-  </w:num>
-  <w:num w:numId="24" w16cid:durableId="1827939949">
-    <w:abstractNumId w:val="29"/>
-  </w:num>
-  <w:num w:numId="25" w16cid:durableId="664282069">
-    <w:abstractNumId w:val="25"/>
-  </w:num>
-  <w:num w:numId="26" w16cid:durableId="1031222928">
-    <w:abstractNumId w:val="33"/>
-  </w:num>
-  <w:num w:numId="27" w16cid:durableId="931205607">
-    <w:abstractNumId w:val="32"/>
-  </w:num>
-  <w:num w:numId="28" w16cid:durableId="1565214633">
-    <w:abstractNumId w:val="24"/>
-  </w:num>
-  <w:num w:numId="29" w16cid:durableId="1958563982">
-    <w:abstractNumId w:val="10"/>
-  </w:num>
-  <w:num w:numId="30" w16cid:durableId="1151679313">
-    <w:abstractNumId w:val="20"/>
-  </w:num>
-  <w:num w:numId="31" w16cid:durableId="2064599330">
-    <w:abstractNumId w:val="28"/>
-  </w:num>
-  <w:num w:numId="32" w16cid:durableId="866941131">
-    <w:abstractNumId w:val="19"/>
-  </w:num>
-  <w:num w:numId="33" w16cid:durableId="388379851">
-    <w:abstractNumId w:val="5"/>
   </w:num>
   <w:num w:numId="34" w16cid:durableId="1819808818">
     <w:abstractNumId w:val="0"/>
   </w:num>
   <w:num w:numId="35" w16cid:durableId="444153581">
-    <w:abstractNumId w:val="27"/>
+    <w:abstractNumId w:val="30"/>
   </w:num>
   <w:num w:numId="36" w16cid:durableId="1044644941">
-    <w:abstractNumId w:val="18"/>
+    <w:abstractNumId w:val="21"/>
+  </w:num>
+  <w:num w:numId="37" w16cid:durableId="10641960">
+    <w:abstractNumId w:val="38"/>
+  </w:num>
+  <w:num w:numId="38" w16cid:durableId="562066857">
+    <w:abstractNumId w:val="12"/>
+  </w:num>
+  <w:num w:numId="39" w16cid:durableId="1855877778">
+    <w:abstractNumId w:val="13"/>
+  </w:num>
+  <w:num w:numId="40" w16cid:durableId="1733770824">
+    <w:abstractNumId w:val="1"/>
   </w:num>
 </w:numbering>
 </file>
 
 <file path=word/styles.xml><?xml version="1.0" encoding="utf-8"?>
-<w:styles xmlns:mc="http://schemas.openxmlformats.org/markup-compatibility/2006" xmlns:r="http://schemas.openxmlformats.org/officeDocument/2006/relationships" xmlns:w="http://schemas.openxmlformats.org/wordprocessingml/2006/main" xmlns:w14="http://schemas.microsoft.com/office/word/2010/wordml" xmlns:w15="http://schemas.microsoft.com/office/word/2012/wordml" xmlns:w16cex="http://schemas.microsoft.com/office/word/2018/wordml/cex" xmlns:w16cid="http://schemas.microsoft.com/office/word/2016/wordml/cid" xmlns:w16="http://schemas.microsoft.com/office/word/2018/wordml" xmlns:w16sdtdh="http://schemas.microsoft.com/office/word/2020/wordml/sdtdatahash" xmlns:w16se="http://schemas.microsoft.com/office/word/2015/wordml/symex" mc:Ignorable="w14 w15 w16se w16cid w16 w16cex w16sdtdh">
+<w:styles xmlns:mc="http://schemas.openxmlformats.org/markup-compatibility/2006" xmlns:r="http://schemas.openxmlformats.org/officeDocument/2006/relationships" xmlns:w="http://schemas.openxmlformats.org/wordprocessingml/2006/main" xmlns:w14="http://schemas.microsoft.com/office/word/2010/wordml" xmlns:w15="http://schemas.microsoft.com/office/word/2012/wordml" xmlns:w16cex="http://schemas.microsoft.com/office/word/2018/wordml/cex" xmlns:w16cid="http://schemas.microsoft.com/office/word/2016/wordml/cid" xmlns:w16="http://schemas.microsoft.com/office/word/2018/wordml" xmlns:w16du="http://schemas.microsoft.com/office/word/2023/wordml/word16du" xmlns:w16sdtdh="http://schemas.microsoft.com/office/word/2020/wordml/sdtdatahash" xmlns:w16sdtfl="http://schemas.microsoft.com/office/word/2024/wordml/sdtformatlock" xmlns:w16se="http://schemas.microsoft.com/office/word/2015/wordml/symex" mc:Ignorable="w14 w15 w16se w16cid w16 w16cex w16sdtdh w16sdtfl w16du">
   <w:docDefaults>
     <w:rPrDefault>
       <w:rPr>

--- a/넷겜플기획서.docx
+++ b/넷겜플기획서.docx
@@ -95,7 +95,7 @@
           <w:noProof/>
         </w:rPr>
         <w:drawing>
-          <wp:inline distT="0" distB="0" distL="0" distR="0" wp14:anchorId="0FB90FA1" wp14:editId="0C1BFCFB">
+          <wp:inline distT="0" distB="0" distL="0" distR="0" wp14:anchorId="0FB90FA1" wp14:editId="09AF9872">
             <wp:extent cx="3438525" cy="3438525"/>
             <wp:effectExtent l="0" t="0" r="9525" b="9525"/>
             <wp:docPr id="679827792" name="그림 10" descr="원, 상징, 로고, 폰트이(가) 표시된 사진&#10;&#10;AI 생성 콘텐츠는 정확하지 않을 수 있습니다."/>
@@ -2456,9 +2456,6 @@
               <w:wordWrap/>
               <w:autoSpaceDE/>
               <w:autoSpaceDN/>
-              <w:rPr>
-                <w:rFonts w:hint="eastAsia"/>
-              </w:rPr>
             </w:pPr>
             <w:r>
               <w:rPr>
@@ -2921,10 +2918,10 @@
           <w:szCs w:val="22"/>
         </w:rPr>
         <w:drawing>
-          <wp:inline distT="0" distB="0" distL="0" distR="0" wp14:anchorId="45327AD4" wp14:editId="51BB1DF8">
-            <wp:extent cx="5727700" cy="2700020"/>
-            <wp:effectExtent l="0" t="0" r="6350" b="5080"/>
-            <wp:docPr id="271517099" name="그림 5"/>
+          <wp:inline distT="0" distB="0" distL="0" distR="0" wp14:anchorId="6DA1471E" wp14:editId="696ED6D6">
+            <wp:extent cx="5724525" cy="2181225"/>
+            <wp:effectExtent l="0" t="0" r="9525" b="9525"/>
+            <wp:docPr id="30145943" name="그림 2"/>
             <wp:cNvGraphicFramePr>
               <a:graphicFrameLocks xmlns:a="http://schemas.openxmlformats.org/drawingml/2006/main" noChangeAspect="1"/>
             </wp:cNvGraphicFramePr>
@@ -2932,7 +2929,7 @@
               <a:graphicData uri="http://schemas.openxmlformats.org/drawingml/2006/picture">
                 <pic:pic xmlns:pic="http://schemas.openxmlformats.org/drawingml/2006/picture">
                   <pic:nvPicPr>
-                    <pic:cNvPr id="0" name="Picture 4"/>
+                    <pic:cNvPr id="0" name="Picture 1"/>
                     <pic:cNvPicPr>
                       <a:picLocks noChangeAspect="1" noChangeArrowheads="1"/>
                     </pic:cNvPicPr>
@@ -2953,7 +2950,7 @@
                   <pic:spPr bwMode="auto">
                     <a:xfrm>
                       <a:off x="0" y="0"/>
-                      <a:ext cx="5727700" cy="2700020"/>
+                      <a:ext cx="5724525" cy="2181225"/>
                     </a:xfrm>
                     <a:prstGeom prst="rect">
                       <a:avLst/>
@@ -3130,6 +3127,102 @@
           <w:rFonts w:asciiTheme="majorEastAsia" w:eastAsiaTheme="majorEastAsia" w:hAnsiTheme="majorEastAsia" w:hint="eastAsia"/>
           <w:szCs w:val="22"/>
         </w:rPr>
+        <w:t>TIME_PER_ACTION</w:t>
+      </w:r>
+    </w:p>
+    <w:p>
+      <w:pPr>
+        <w:pStyle w:val="a6"/>
+        <w:widowControl/>
+        <w:numPr>
+          <w:ilvl w:val="0"/>
+          <w:numId w:val="38"/>
+        </w:numPr>
+        <w:wordWrap/>
+        <w:autoSpaceDE/>
+        <w:autoSpaceDN/>
+        <w:rPr>
+          <w:rFonts w:asciiTheme="majorEastAsia" w:eastAsiaTheme="majorEastAsia" w:hAnsiTheme="majorEastAsia"/>
+          <w:szCs w:val="22"/>
+        </w:rPr>
+      </w:pPr>
+      <w:r>
+        <w:rPr>
+          <w:rFonts w:asciiTheme="majorEastAsia" w:eastAsiaTheme="majorEastAsia" w:hAnsiTheme="majorEastAsia" w:hint="eastAsia"/>
+          <w:szCs w:val="22"/>
+        </w:rPr>
+        <w:t>ACTION_PER_TIME</w:t>
+      </w:r>
+    </w:p>
+    <w:p>
+      <w:pPr>
+        <w:pStyle w:val="a6"/>
+        <w:widowControl/>
+        <w:numPr>
+          <w:ilvl w:val="0"/>
+          <w:numId w:val="38"/>
+        </w:numPr>
+        <w:wordWrap/>
+        <w:autoSpaceDE/>
+        <w:autoSpaceDN/>
+        <w:rPr>
+          <w:rFonts w:asciiTheme="majorEastAsia" w:eastAsiaTheme="majorEastAsia" w:hAnsiTheme="majorEastAsia"/>
+          <w:szCs w:val="22"/>
+        </w:rPr>
+      </w:pPr>
+      <w:r>
+        <w:rPr>
+          <w:rFonts w:asciiTheme="majorEastAsia" w:eastAsiaTheme="majorEastAsia" w:hAnsiTheme="majorEastAsia" w:hint="eastAsia"/>
+          <w:szCs w:val="22"/>
+        </w:rPr>
+        <w:t>PLAYER_SPEED</w:t>
+      </w:r>
+    </w:p>
+    <w:p>
+      <w:pPr>
+        <w:pStyle w:val="a6"/>
+        <w:widowControl/>
+        <w:numPr>
+          <w:ilvl w:val="0"/>
+          <w:numId w:val="38"/>
+        </w:numPr>
+        <w:wordWrap/>
+        <w:autoSpaceDE/>
+        <w:autoSpaceDN/>
+        <w:rPr>
+          <w:rFonts w:asciiTheme="majorEastAsia" w:eastAsiaTheme="majorEastAsia" w:hAnsiTheme="majorEastAsia"/>
+          <w:szCs w:val="22"/>
+        </w:rPr>
+      </w:pPr>
+      <w:r>
+        <w:rPr>
+          <w:rFonts w:asciiTheme="majorEastAsia" w:eastAsiaTheme="majorEastAsia" w:hAnsiTheme="majorEastAsia" w:hint="eastAsia"/>
+          <w:szCs w:val="22"/>
+        </w:rPr>
+        <w:t>BOOSTER_SPEED</w:t>
+      </w:r>
+    </w:p>
+    <w:p>
+      <w:pPr>
+        <w:pStyle w:val="a6"/>
+        <w:widowControl/>
+        <w:numPr>
+          <w:ilvl w:val="0"/>
+          <w:numId w:val="38"/>
+        </w:numPr>
+        <w:wordWrap/>
+        <w:autoSpaceDE/>
+        <w:autoSpaceDN/>
+        <w:rPr>
+          <w:rFonts w:asciiTheme="majorEastAsia" w:eastAsiaTheme="majorEastAsia" w:hAnsiTheme="majorEastAsia"/>
+          <w:szCs w:val="22"/>
+        </w:rPr>
+      </w:pPr>
+      <w:r>
+        <w:rPr>
+          <w:rFonts w:asciiTheme="majorEastAsia" w:eastAsiaTheme="majorEastAsia" w:hAnsiTheme="majorEastAsia" w:hint="eastAsia"/>
+          <w:szCs w:val="22"/>
+        </w:rPr>
         <w:t>WINDOW_</w:t>
       </w:r>
       <w:proofErr w:type="gramStart"/>
@@ -3422,15 +3515,15 @@
         <w:autoSpaceDE/>
         <w:autoSpaceDN/>
         <w:rPr>
-          <w:rFonts w:asciiTheme="majorEastAsia" w:eastAsiaTheme="majorEastAsia" w:hAnsiTheme="majorEastAsia"/>
-          <w:szCs w:val="22"/>
-        </w:rPr>
-      </w:pPr>
-      <w:r>
-        <w:rPr>
           <w:rFonts w:asciiTheme="majorEastAsia" w:eastAsiaTheme="majorEastAsia" w:hAnsiTheme="majorEastAsia" w:hint="eastAsia"/>
           <w:szCs w:val="22"/>
         </w:rPr>
+      </w:pPr>
+      <w:r>
+        <w:rPr>
+          <w:rFonts w:asciiTheme="majorEastAsia" w:eastAsiaTheme="majorEastAsia" w:hAnsiTheme="majorEastAsia" w:hint="eastAsia"/>
+          <w:szCs w:val="22"/>
+        </w:rPr>
         <w:t>DATA_</w:t>
       </w:r>
       <w:proofErr w:type="gramStart"/>
@@ -3449,51 +3542,6 @@
         </w:rPr>
         <w:t xml:space="preserve"> 스레드에서 처리할 데이터를 구분하기 위함.</w:t>
       </w:r>
-    </w:p>
-    <w:p>
-      <w:pPr>
-        <w:pStyle w:val="a6"/>
-        <w:widowControl/>
-        <w:numPr>
-          <w:ilvl w:val="0"/>
-          <w:numId w:val="40"/>
-        </w:numPr>
-        <w:wordWrap/>
-        <w:autoSpaceDE/>
-        <w:autoSpaceDN/>
-        <w:rPr>
-          <w:rFonts w:asciiTheme="majorEastAsia" w:eastAsiaTheme="majorEastAsia" w:hAnsiTheme="majorEastAsia"/>
-          <w:szCs w:val="22"/>
-        </w:rPr>
-      </w:pPr>
-      <w:proofErr w:type="gramStart"/>
-      <w:r>
-        <w:rPr>
-          <w:rFonts w:asciiTheme="majorEastAsia" w:eastAsiaTheme="majorEastAsia" w:hAnsiTheme="majorEastAsia" w:hint="eastAsia"/>
-          <w:szCs w:val="22"/>
-        </w:rPr>
-        <w:t>DIRECTION :</w:t>
-      </w:r>
-      <w:proofErr w:type="gramEnd"/>
-      <w:r>
-        <w:rPr>
-          <w:rFonts w:asciiTheme="majorEastAsia" w:eastAsiaTheme="majorEastAsia" w:hAnsiTheme="majorEastAsia" w:hint="eastAsia"/>
-          <w:szCs w:val="22"/>
-        </w:rPr>
-        <w:t xml:space="preserve"> 플레이어의 이동 방향</w:t>
-      </w:r>
-    </w:p>
-    <w:p>
-      <w:pPr>
-        <w:widowControl/>
-        <w:wordWrap/>
-        <w:autoSpaceDE/>
-        <w:autoSpaceDN/>
-        <w:rPr>
-          <w:rFonts w:asciiTheme="majorEastAsia" w:eastAsiaTheme="majorEastAsia" w:hAnsiTheme="majorEastAsia"/>
-          <w:szCs w:val="22"/>
-        </w:rPr>
-      </w:pPr>
     </w:p>
     <w:p>
       <w:pPr>
@@ -3538,379 +3586,6 @@
           <w:sz w:val="24"/>
         </w:rPr>
         <w:t>Client UML</w:t>
-      </w:r>
-    </w:p>
-    <w:p>
-      <w:pPr>
-        <w:widowControl/>
-        <w:wordWrap/>
-        <w:autoSpaceDE/>
-        <w:autoSpaceDN/>
-        <w:ind w:left="440"/>
-      </w:pPr>
-      <w:r>
-        <w:rPr>
-          <w:rFonts w:hint="eastAsia"/>
-        </w:rPr>
-        <w:t xml:space="preserve">void </w:t>
-      </w:r>
-      <w:proofErr w:type="spellStart"/>
-      <w:r>
-        <w:rPr>
-          <w:rFonts w:hint="eastAsia"/>
-        </w:rPr>
-        <w:t>send_packet</w:t>
-      </w:r>
-      <w:proofErr w:type="spellEnd"/>
-      <w:r>
-        <w:rPr>
-          <w:rFonts w:hint="eastAsia"/>
-        </w:rPr>
-        <w:t>(</w:t>
-      </w:r>
-      <w:proofErr w:type="gramStart"/>
-      <w:r>
-        <w:rPr>
-          <w:rFonts w:hint="eastAsia"/>
-        </w:rPr>
-        <w:t>) :</w:t>
-      </w:r>
-      <w:proofErr w:type="gramEnd"/>
-      <w:r>
-        <w:rPr>
-          <w:rFonts w:hint="eastAsia"/>
-        </w:rPr>
-        <w:t xml:space="preserve"> 서버로 패킷을 전송한다.</w:t>
-      </w:r>
-    </w:p>
-    <w:p>
-      <w:pPr>
-        <w:widowControl/>
-        <w:wordWrap/>
-        <w:autoSpaceDE/>
-        <w:autoSpaceDN/>
-        <w:ind w:left="440"/>
-      </w:pPr>
-      <w:r>
-        <w:rPr>
-          <w:rFonts w:hint="eastAsia"/>
-        </w:rPr>
-        <w:t xml:space="preserve">void </w:t>
-      </w:r>
-      <w:proofErr w:type="spellStart"/>
-      <w:r>
-        <w:rPr>
-          <w:rFonts w:hint="eastAsia"/>
-        </w:rPr>
-        <w:t>recv_packet</w:t>
-      </w:r>
-      <w:proofErr w:type="spellEnd"/>
-      <w:r>
-        <w:rPr>
-          <w:rFonts w:hint="eastAsia"/>
-        </w:rPr>
-        <w:t>(</w:t>
-      </w:r>
-      <w:proofErr w:type="gramStart"/>
-      <w:r>
-        <w:rPr>
-          <w:rFonts w:hint="eastAsia"/>
-        </w:rPr>
-        <w:t>) :</w:t>
-      </w:r>
-      <w:proofErr w:type="gramEnd"/>
-      <w:r>
-        <w:rPr>
-          <w:rFonts w:hint="eastAsia"/>
-        </w:rPr>
-        <w:t xml:space="preserve"> 클라이언트 </w:t>
-      </w:r>
-    </w:p>
-    <w:p>
-      <w:pPr>
-        <w:widowControl/>
-        <w:wordWrap/>
-        <w:autoSpaceDE/>
-        <w:autoSpaceDN/>
-        <w:ind w:left="440"/>
-      </w:pPr>
-      <w:proofErr w:type="spellStart"/>
-      <w:r>
-        <w:rPr>
-          <w:rFonts w:hint="eastAsia"/>
-        </w:rPr>
-        <w:t>process_packet</w:t>
-      </w:r>
-      <w:proofErr w:type="spellEnd"/>
-    </w:p>
-    <w:p>
-      <w:pPr>
-        <w:widowControl/>
-        <w:wordWrap/>
-        <w:autoSpaceDE/>
-        <w:autoSpaceDN/>
-        <w:ind w:left="440"/>
-      </w:pPr>
-      <w:proofErr w:type="spellStart"/>
-      <w:r>
-        <w:t>collision</w:t>
-      </w:r>
-      <w:r>
-        <w:rPr>
-          <w:rFonts w:hint="eastAsia"/>
-        </w:rPr>
-        <w:t>_check</w:t>
-      </w:r>
-      <w:proofErr w:type="spellEnd"/>
-    </w:p>
-    <w:p>
-      <w:pPr>
-        <w:widowControl/>
-        <w:wordWrap/>
-        <w:autoSpaceDE/>
-        <w:autoSpaceDN/>
-        <w:ind w:left="440"/>
-      </w:pPr>
-    </w:p>
-    <w:p>
-      <w:pPr>
-        <w:widowControl/>
-        <w:wordWrap/>
-        <w:autoSpaceDE/>
-        <w:autoSpaceDN/>
-        <w:ind w:left="440"/>
-      </w:pPr>
-    </w:p>
-    <w:p>
-      <w:pPr>
-        <w:widowControl/>
-        <w:wordWrap/>
-        <w:autoSpaceDE/>
-        <w:autoSpaceDN/>
-        <w:ind w:left="440"/>
-      </w:pPr>
-      <w:r>
-        <w:t>L</w:t>
-      </w:r>
-      <w:r>
-        <w:rPr>
-          <w:rFonts w:hint="eastAsia"/>
-        </w:rPr>
-        <w:t>ogin:</w:t>
-      </w:r>
-    </w:p>
-    <w:p>
-      <w:pPr>
-        <w:widowControl/>
-        <w:wordWrap/>
-        <w:autoSpaceDE/>
-        <w:autoSpaceDN/>
-        <w:ind w:left="440"/>
-      </w:pPr>
-      <w:r>
-        <w:tab/>
-      </w:r>
-      <w:proofErr w:type="spellStart"/>
-      <w:r>
-        <w:rPr>
-          <w:rFonts w:hint="eastAsia"/>
-        </w:rPr>
-        <w:t>send_login_packet</w:t>
-      </w:r>
-      <w:proofErr w:type="spellEnd"/>
-    </w:p>
-    <w:p>
-      <w:pPr>
-        <w:widowControl/>
-        <w:wordWrap/>
-        <w:autoSpaceDE/>
-        <w:autoSpaceDN/>
-        <w:ind w:left="440"/>
-      </w:pPr>
-      <w:r>
-        <w:rPr>
-          <w:rFonts w:hint="eastAsia"/>
-        </w:rPr>
-        <w:t>Lobby:</w:t>
-      </w:r>
-    </w:p>
-    <w:p>
-      <w:pPr>
-        <w:widowControl/>
-        <w:wordWrap/>
-        <w:autoSpaceDE/>
-        <w:autoSpaceDN/>
-        <w:ind w:left="440" w:firstLine="360"/>
-      </w:pPr>
-      <w:proofErr w:type="spellStart"/>
-      <w:r>
-        <w:rPr>
-          <w:rFonts w:hint="eastAsia"/>
-        </w:rPr>
-        <w:t>send_enter_room_packet</w:t>
-      </w:r>
-      <w:proofErr w:type="spellEnd"/>
-    </w:p>
-    <w:p>
-      <w:pPr>
-        <w:widowControl/>
-        <w:wordWrap/>
-        <w:autoSpaceDE/>
-        <w:autoSpaceDN/>
-        <w:ind w:firstLine="440"/>
-      </w:pPr>
-      <w:r>
-        <w:rPr>
-          <w:rFonts w:hint="eastAsia"/>
-        </w:rPr>
-        <w:t>Room:</w:t>
-      </w:r>
-    </w:p>
-    <w:p>
-      <w:pPr>
-        <w:widowControl/>
-        <w:wordWrap/>
-        <w:autoSpaceDE/>
-        <w:autoSpaceDN/>
-        <w:ind w:left="440"/>
-      </w:pPr>
-      <w:r>
-        <w:tab/>
-      </w:r>
-      <w:proofErr w:type="spellStart"/>
-      <w:r>
-        <w:rPr>
-          <w:rFonts w:hint="eastAsia"/>
-        </w:rPr>
-        <w:t>send_ready_packet</w:t>
-      </w:r>
-      <w:proofErr w:type="spellEnd"/>
-    </w:p>
-    <w:p>
-      <w:pPr>
-        <w:widowControl/>
-        <w:wordWrap/>
-        <w:autoSpaceDE/>
-        <w:autoSpaceDN/>
-        <w:ind w:left="440"/>
-      </w:pPr>
-      <w:proofErr w:type="spellStart"/>
-      <w:r>
-        <w:rPr>
-          <w:rFonts w:hint="eastAsia"/>
-        </w:rPr>
-        <w:t>InGame</w:t>
-      </w:r>
-      <w:proofErr w:type="spellEnd"/>
-      <w:r>
-        <w:rPr>
-          <w:rFonts w:hint="eastAsia"/>
-        </w:rPr>
-        <w:t>:</w:t>
-      </w:r>
-    </w:p>
-    <w:p>
-      <w:pPr>
-        <w:widowControl/>
-        <w:wordWrap/>
-        <w:autoSpaceDE/>
-        <w:autoSpaceDN/>
-        <w:ind w:left="440"/>
-      </w:pPr>
-      <w:r>
-        <w:tab/>
-      </w:r>
-      <w:proofErr w:type="spellStart"/>
-      <w:r>
-        <w:rPr>
-          <w:rFonts w:hint="eastAsia"/>
-        </w:rPr>
-        <w:t>send_move_packet</w:t>
-      </w:r>
-      <w:proofErr w:type="spellEnd"/>
-    </w:p>
-    <w:p>
-      <w:pPr>
-        <w:widowControl/>
-        <w:wordWrap/>
-        <w:autoSpaceDE/>
-        <w:autoSpaceDN/>
-        <w:ind w:left="440"/>
-      </w:pPr>
-      <w:r>
-        <w:tab/>
-      </w:r>
-      <w:proofErr w:type="spellStart"/>
-      <w:r>
-        <w:rPr>
-          <w:rFonts w:hint="eastAsia"/>
-        </w:rPr>
-        <w:t>send_update_state_packet</w:t>
-      </w:r>
-      <w:proofErr w:type="spellEnd"/>
-    </w:p>
-    <w:p>
-      <w:pPr>
-        <w:widowControl/>
-        <w:wordWrap/>
-        <w:autoSpaceDE/>
-        <w:autoSpaceDN/>
-        <w:ind w:left="440"/>
-      </w:pPr>
-      <w:r>
-        <w:tab/>
-      </w:r>
-      <w:proofErr w:type="spellStart"/>
-      <w:r>
-        <w:rPr>
-          <w:rFonts w:hint="eastAsia"/>
-        </w:rPr>
-        <w:t>send_logout_packet</w:t>
-      </w:r>
-      <w:proofErr w:type="spellEnd"/>
-    </w:p>
-    <w:p>
-      <w:pPr>
-        <w:widowControl/>
-        <w:wordWrap/>
-        <w:autoSpaceDE/>
-        <w:autoSpaceDN/>
-        <w:rPr>
-          <w:rFonts w:asciiTheme="majorEastAsia" w:eastAsiaTheme="majorEastAsia" w:hAnsiTheme="majorEastAsia"/>
-          <w:szCs w:val="22"/>
-        </w:rPr>
-      </w:pPr>
-    </w:p>
-    <w:p>
-      <w:pPr>
-        <w:widowControl/>
-        <w:wordWrap/>
-        <w:autoSpaceDE/>
-        <w:autoSpaceDN/>
-        <w:rPr>
-          <w:rFonts w:asciiTheme="majorEastAsia" w:eastAsiaTheme="majorEastAsia" w:hAnsiTheme="majorEastAsia"/>
-          <w:b/>
-          <w:bCs/>
-          <w:sz w:val="24"/>
-        </w:rPr>
-      </w:pPr>
-      <w:r>
-        <w:rPr>
-          <w:rFonts w:asciiTheme="majorEastAsia" w:eastAsiaTheme="majorEastAsia" w:hAnsiTheme="majorEastAsia" w:hint="eastAsia"/>
-          <w:b/>
-          <w:bCs/>
-          <w:sz w:val="24"/>
-        </w:rPr>
-        <w:t xml:space="preserve">3) </w:t>
-      </w:r>
-      <w:r>
-        <w:rPr>
-          <w:rFonts w:asciiTheme="majorEastAsia" w:eastAsiaTheme="majorEastAsia" w:hAnsiTheme="majorEastAsia"/>
-          <w:b/>
-          <w:bCs/>
-          <w:sz w:val="24"/>
-        </w:rPr>
-        <w:t>Server UML</w:t>
       </w:r>
     </w:p>
     <w:p>
@@ -3934,12 +3609,11 @@
           <w:noProof/>
           <w:sz w:val="24"/>
         </w:rPr>
-        <w:lastRenderedPageBreak/>
         <w:drawing>
-          <wp:inline distT="0" distB="0" distL="0" distR="0" wp14:anchorId="68C621EF" wp14:editId="29F65E26">
-            <wp:extent cx="5727700" cy="6263005"/>
-            <wp:effectExtent l="0" t="0" r="6350" b="4445"/>
-            <wp:docPr id="1873192097" name="그림 6"/>
+          <wp:inline distT="0" distB="0" distL="0" distR="0" wp14:anchorId="21FD2C7E" wp14:editId="32D3C664">
+            <wp:extent cx="5743575" cy="3941865"/>
+            <wp:effectExtent l="0" t="0" r="0" b="1905"/>
+            <wp:docPr id="1930663271" name="그림 9"/>
             <wp:cNvGraphicFramePr>
               <a:graphicFrameLocks xmlns:a="http://schemas.openxmlformats.org/drawingml/2006/main" noChangeAspect="1"/>
             </wp:cNvGraphicFramePr>
@@ -3947,7 +3621,7 @@
               <a:graphicData uri="http://schemas.openxmlformats.org/drawingml/2006/picture">
                 <pic:pic xmlns:pic="http://schemas.openxmlformats.org/drawingml/2006/picture">
                   <pic:nvPicPr>
-                    <pic:cNvPr id="0" name="Picture 5"/>
+                    <pic:cNvPr id="0" name="Picture 8"/>
                     <pic:cNvPicPr>
                       <a:picLocks noChangeAspect="1" noChangeArrowheads="1"/>
                     </pic:cNvPicPr>
@@ -3968,7 +3642,7 @@
                   <pic:spPr bwMode="auto">
                     <a:xfrm>
                       <a:off x="0" y="0"/>
-                      <a:ext cx="5727700" cy="6263005"/>
+                      <a:ext cx="5749487" cy="3945922"/>
                     </a:xfrm>
                     <a:prstGeom prst="rect">
                       <a:avLst/>
@@ -3993,6 +3667,1221 @@
         <w:autoSpaceDN/>
         <w:rPr>
           <w:rFonts w:asciiTheme="majorEastAsia" w:eastAsiaTheme="majorEastAsia" w:hAnsiTheme="majorEastAsia"/>
+          <w:szCs w:val="22"/>
+        </w:rPr>
+      </w:pPr>
+      <w:r>
+        <w:rPr>
+          <w:rFonts w:asciiTheme="majorEastAsia" w:eastAsiaTheme="majorEastAsia" w:hAnsiTheme="majorEastAsia" w:hint="eastAsia"/>
+          <w:szCs w:val="22"/>
+        </w:rPr>
+        <w:t xml:space="preserve">1. </w:t>
+      </w:r>
+      <w:proofErr w:type="spellStart"/>
+      <w:r>
+        <w:rPr>
+          <w:rFonts w:asciiTheme="majorEastAsia" w:eastAsiaTheme="majorEastAsia" w:hAnsiTheme="majorEastAsia" w:hint="eastAsia"/>
+          <w:szCs w:val="22"/>
+        </w:rPr>
+        <w:t>PlayerKart</w:t>
+      </w:r>
+      <w:proofErr w:type="spellEnd"/>
+      <w:r>
+        <w:rPr>
+          <w:rFonts w:asciiTheme="majorEastAsia" w:eastAsiaTheme="majorEastAsia" w:hAnsiTheme="majorEastAsia" w:hint="eastAsia"/>
+          <w:szCs w:val="22"/>
+        </w:rPr>
+        <w:t xml:space="preserve"> 구조체</w:t>
+      </w:r>
+    </w:p>
+    <w:p>
+      <w:pPr>
+        <w:pStyle w:val="a6"/>
+        <w:widowControl/>
+        <w:numPr>
+          <w:ilvl w:val="0"/>
+          <w:numId w:val="44"/>
+        </w:numPr>
+        <w:wordWrap/>
+        <w:autoSpaceDE/>
+        <w:autoSpaceDN/>
+        <w:rPr>
+          <w:rFonts w:asciiTheme="majorEastAsia" w:eastAsiaTheme="majorEastAsia" w:hAnsiTheme="majorEastAsia"/>
+          <w:szCs w:val="22"/>
+        </w:rPr>
+      </w:pPr>
+      <w:proofErr w:type="gramStart"/>
+      <w:r>
+        <w:rPr>
+          <w:rFonts w:asciiTheme="majorEastAsia" w:eastAsiaTheme="majorEastAsia" w:hAnsiTheme="majorEastAsia" w:hint="eastAsia"/>
+          <w:szCs w:val="22"/>
+        </w:rPr>
+        <w:t>역할 :</w:t>
+      </w:r>
+      <w:proofErr w:type="gramEnd"/>
+      <w:r>
+        <w:rPr>
+          <w:rFonts w:asciiTheme="majorEastAsia" w:eastAsiaTheme="majorEastAsia" w:hAnsiTheme="majorEastAsia" w:hint="eastAsia"/>
+          <w:szCs w:val="22"/>
+        </w:rPr>
+        <w:t xml:space="preserve"> 각 플레이어의 게임 내 상태 저장. </w:t>
+      </w:r>
+    </w:p>
+    <w:p>
+      <w:pPr>
+        <w:pStyle w:val="a6"/>
+        <w:widowControl/>
+        <w:numPr>
+          <w:ilvl w:val="0"/>
+          <w:numId w:val="44"/>
+        </w:numPr>
+        <w:wordWrap/>
+        <w:autoSpaceDE/>
+        <w:autoSpaceDN/>
+        <w:rPr>
+          <w:rFonts w:asciiTheme="majorEastAsia" w:eastAsiaTheme="majorEastAsia" w:hAnsiTheme="majorEastAsia"/>
+          <w:szCs w:val="22"/>
+        </w:rPr>
+      </w:pPr>
+      <w:proofErr w:type="gramStart"/>
+      <w:r>
+        <w:rPr>
+          <w:rFonts w:asciiTheme="majorEastAsia" w:eastAsiaTheme="majorEastAsia" w:hAnsiTheme="majorEastAsia" w:hint="eastAsia"/>
+          <w:szCs w:val="22"/>
+        </w:rPr>
+        <w:t>id :</w:t>
+      </w:r>
+      <w:proofErr w:type="gramEnd"/>
+      <w:r>
+        <w:rPr>
+          <w:rFonts w:asciiTheme="majorEastAsia" w:eastAsiaTheme="majorEastAsia" w:hAnsiTheme="majorEastAsia" w:hint="eastAsia"/>
+          <w:szCs w:val="22"/>
+        </w:rPr>
+        <w:t xml:space="preserve"> 서버로부터 </w:t>
+      </w:r>
+      <w:proofErr w:type="spellStart"/>
+      <w:r>
+        <w:rPr>
+          <w:rFonts w:asciiTheme="majorEastAsia" w:eastAsiaTheme="majorEastAsia" w:hAnsiTheme="majorEastAsia" w:hint="eastAsia"/>
+          <w:szCs w:val="22"/>
+        </w:rPr>
+        <w:t>부여받은</w:t>
+      </w:r>
+      <w:proofErr w:type="spellEnd"/>
+      <w:r>
+        <w:rPr>
+          <w:rFonts w:asciiTheme="majorEastAsia" w:eastAsiaTheme="majorEastAsia" w:hAnsiTheme="majorEastAsia" w:hint="eastAsia"/>
+          <w:szCs w:val="22"/>
+        </w:rPr>
+        <w:t xml:space="preserve"> 고유 식별자</w:t>
+      </w:r>
+    </w:p>
+    <w:p>
+      <w:pPr>
+        <w:pStyle w:val="a6"/>
+        <w:widowControl/>
+        <w:numPr>
+          <w:ilvl w:val="0"/>
+          <w:numId w:val="44"/>
+        </w:numPr>
+        <w:wordWrap/>
+        <w:autoSpaceDE/>
+        <w:autoSpaceDN/>
+        <w:rPr>
+          <w:rFonts w:asciiTheme="majorEastAsia" w:eastAsiaTheme="majorEastAsia" w:hAnsiTheme="majorEastAsia"/>
+          <w:szCs w:val="22"/>
+        </w:rPr>
+      </w:pPr>
+      <w:r>
+        <w:rPr>
+          <w:rFonts w:asciiTheme="majorEastAsia" w:eastAsiaTheme="majorEastAsia" w:hAnsiTheme="majorEastAsia" w:hint="eastAsia"/>
+          <w:szCs w:val="22"/>
+        </w:rPr>
+        <w:t xml:space="preserve">x, y, </w:t>
+      </w:r>
+      <w:proofErr w:type="gramStart"/>
+      <w:r>
+        <w:rPr>
+          <w:rFonts w:asciiTheme="majorEastAsia" w:eastAsiaTheme="majorEastAsia" w:hAnsiTheme="majorEastAsia" w:hint="eastAsia"/>
+          <w:szCs w:val="22"/>
+        </w:rPr>
+        <w:t>z :</w:t>
+      </w:r>
+      <w:proofErr w:type="gramEnd"/>
+      <w:r>
+        <w:rPr>
+          <w:rFonts w:asciiTheme="majorEastAsia" w:eastAsiaTheme="majorEastAsia" w:hAnsiTheme="majorEastAsia" w:hint="eastAsia"/>
+          <w:szCs w:val="22"/>
+        </w:rPr>
+        <w:t xml:space="preserve"> 플레이어의 현재 위치 좌표</w:t>
+      </w:r>
+    </w:p>
+    <w:p>
+      <w:pPr>
+        <w:pStyle w:val="a6"/>
+        <w:widowControl/>
+        <w:numPr>
+          <w:ilvl w:val="0"/>
+          <w:numId w:val="44"/>
+        </w:numPr>
+        <w:wordWrap/>
+        <w:autoSpaceDE/>
+        <w:autoSpaceDN/>
+        <w:rPr>
+          <w:rFonts w:asciiTheme="majorEastAsia" w:eastAsiaTheme="majorEastAsia" w:hAnsiTheme="majorEastAsia"/>
+          <w:szCs w:val="22"/>
+        </w:rPr>
+      </w:pPr>
+      <w:proofErr w:type="spellStart"/>
+      <w:r>
+        <w:rPr>
+          <w:rFonts w:asciiTheme="majorEastAsia" w:eastAsiaTheme="majorEastAsia" w:hAnsiTheme="majorEastAsia" w:hint="eastAsia"/>
+          <w:szCs w:val="22"/>
+        </w:rPr>
+        <w:t>booster_</w:t>
+      </w:r>
+      <w:proofErr w:type="gramStart"/>
+      <w:r>
+        <w:rPr>
+          <w:rFonts w:asciiTheme="majorEastAsia" w:eastAsiaTheme="majorEastAsia" w:hAnsiTheme="majorEastAsia" w:hint="eastAsia"/>
+          <w:szCs w:val="22"/>
+        </w:rPr>
+        <w:t>cnt</w:t>
+      </w:r>
+      <w:proofErr w:type="spellEnd"/>
+      <w:r>
+        <w:rPr>
+          <w:rFonts w:asciiTheme="majorEastAsia" w:eastAsiaTheme="majorEastAsia" w:hAnsiTheme="majorEastAsia" w:hint="eastAsia"/>
+          <w:szCs w:val="22"/>
+        </w:rPr>
+        <w:t xml:space="preserve"> :</w:t>
+      </w:r>
+      <w:proofErr w:type="gramEnd"/>
+      <w:r>
+        <w:rPr>
+          <w:rFonts w:asciiTheme="majorEastAsia" w:eastAsiaTheme="majorEastAsia" w:hAnsiTheme="majorEastAsia" w:hint="eastAsia"/>
+          <w:szCs w:val="22"/>
+        </w:rPr>
+        <w:t xml:space="preserve"> 부스터 아이템 개수</w:t>
+      </w:r>
+    </w:p>
+    <w:p>
+      <w:pPr>
+        <w:pStyle w:val="a6"/>
+        <w:widowControl/>
+        <w:numPr>
+          <w:ilvl w:val="0"/>
+          <w:numId w:val="44"/>
+        </w:numPr>
+        <w:wordWrap/>
+        <w:autoSpaceDE/>
+        <w:autoSpaceDN/>
+        <w:rPr>
+          <w:rFonts w:asciiTheme="majorEastAsia" w:eastAsiaTheme="majorEastAsia" w:hAnsiTheme="majorEastAsia"/>
+          <w:szCs w:val="22"/>
+        </w:rPr>
+      </w:pPr>
+      <w:proofErr w:type="gramStart"/>
+      <w:r>
+        <w:rPr>
+          <w:rFonts w:asciiTheme="majorEastAsia" w:eastAsiaTheme="majorEastAsia" w:hAnsiTheme="majorEastAsia" w:hint="eastAsia"/>
+          <w:szCs w:val="22"/>
+        </w:rPr>
+        <w:t>speed :</w:t>
+      </w:r>
+      <w:proofErr w:type="gramEnd"/>
+      <w:r>
+        <w:rPr>
+          <w:rFonts w:asciiTheme="majorEastAsia" w:eastAsiaTheme="majorEastAsia" w:hAnsiTheme="majorEastAsia" w:hint="eastAsia"/>
+          <w:szCs w:val="22"/>
+        </w:rPr>
+        <w:t xml:space="preserve"> 이동 속도</w:t>
+      </w:r>
+    </w:p>
+    <w:p>
+      <w:pPr>
+        <w:pStyle w:val="a6"/>
+        <w:widowControl/>
+        <w:numPr>
+          <w:ilvl w:val="0"/>
+          <w:numId w:val="44"/>
+        </w:numPr>
+        <w:wordWrap/>
+        <w:autoSpaceDE/>
+        <w:autoSpaceDN/>
+        <w:rPr>
+          <w:rFonts w:asciiTheme="majorEastAsia" w:eastAsiaTheme="majorEastAsia" w:hAnsiTheme="majorEastAsia"/>
+          <w:szCs w:val="22"/>
+        </w:rPr>
+      </w:pPr>
+      <w:proofErr w:type="spellStart"/>
+      <w:r>
+        <w:rPr>
+          <w:rFonts w:asciiTheme="majorEastAsia" w:eastAsiaTheme="majorEastAsia" w:hAnsiTheme="majorEastAsia" w:hint="eastAsia"/>
+          <w:szCs w:val="22"/>
+        </w:rPr>
+        <w:t>inGame</w:t>
+      </w:r>
+      <w:proofErr w:type="spellEnd"/>
+      <w:r>
+        <w:rPr>
+          <w:rFonts w:asciiTheme="majorEastAsia" w:eastAsiaTheme="majorEastAsia" w:hAnsiTheme="majorEastAsia" w:hint="eastAsia"/>
+          <w:szCs w:val="22"/>
+        </w:rPr>
+        <w:t xml:space="preserve">, </w:t>
+      </w:r>
+      <w:proofErr w:type="spellStart"/>
+      <w:proofErr w:type="gramStart"/>
+      <w:r>
+        <w:rPr>
+          <w:rFonts w:asciiTheme="majorEastAsia" w:eastAsiaTheme="majorEastAsia" w:hAnsiTheme="majorEastAsia" w:hint="eastAsia"/>
+          <w:szCs w:val="22"/>
+        </w:rPr>
+        <w:t>endGame</w:t>
+      </w:r>
+      <w:proofErr w:type="spellEnd"/>
+      <w:r>
+        <w:rPr>
+          <w:rFonts w:asciiTheme="majorEastAsia" w:eastAsiaTheme="majorEastAsia" w:hAnsiTheme="majorEastAsia" w:hint="eastAsia"/>
+          <w:szCs w:val="22"/>
+        </w:rPr>
+        <w:t xml:space="preserve"> :</w:t>
+      </w:r>
+      <w:proofErr w:type="gramEnd"/>
+      <w:r>
+        <w:rPr>
+          <w:rFonts w:asciiTheme="majorEastAsia" w:eastAsiaTheme="majorEastAsia" w:hAnsiTheme="majorEastAsia" w:hint="eastAsia"/>
+          <w:szCs w:val="22"/>
+        </w:rPr>
+        <w:t xml:space="preserve"> 게임 참여 및 종료 상태 표시</w:t>
+      </w:r>
+    </w:p>
+    <w:p>
+      <w:pPr>
+        <w:widowControl/>
+        <w:wordWrap/>
+        <w:autoSpaceDE/>
+        <w:autoSpaceDN/>
+        <w:rPr>
+          <w:rFonts w:asciiTheme="majorEastAsia" w:eastAsiaTheme="majorEastAsia" w:hAnsiTheme="majorEastAsia" w:hint="eastAsia"/>
+          <w:szCs w:val="22"/>
+        </w:rPr>
+      </w:pPr>
+    </w:p>
+    <w:p>
+      <w:pPr>
+        <w:widowControl/>
+        <w:wordWrap/>
+        <w:autoSpaceDE/>
+        <w:autoSpaceDN/>
+        <w:rPr>
+          <w:rFonts w:asciiTheme="majorEastAsia" w:eastAsiaTheme="majorEastAsia" w:hAnsiTheme="majorEastAsia"/>
+          <w:szCs w:val="22"/>
+        </w:rPr>
+      </w:pPr>
+      <w:r>
+        <w:rPr>
+          <w:rFonts w:asciiTheme="majorEastAsia" w:eastAsiaTheme="majorEastAsia" w:hAnsiTheme="majorEastAsia" w:hint="eastAsia"/>
+          <w:szCs w:val="22"/>
+        </w:rPr>
+        <w:t xml:space="preserve">2. </w:t>
+      </w:r>
+      <w:proofErr w:type="spellStart"/>
+      <w:r>
+        <w:rPr>
+          <w:rFonts w:asciiTheme="majorEastAsia" w:eastAsiaTheme="majorEastAsia" w:hAnsiTheme="majorEastAsia" w:hint="eastAsia"/>
+          <w:szCs w:val="22"/>
+        </w:rPr>
+        <w:t>NetworkMgr</w:t>
+      </w:r>
+      <w:proofErr w:type="spellEnd"/>
+      <w:r>
+        <w:rPr>
+          <w:rFonts w:asciiTheme="majorEastAsia" w:eastAsiaTheme="majorEastAsia" w:hAnsiTheme="majorEastAsia" w:hint="eastAsia"/>
+          <w:szCs w:val="22"/>
+        </w:rPr>
+        <w:t xml:space="preserve"> 클래스</w:t>
+      </w:r>
+    </w:p>
+    <w:p>
+      <w:pPr>
+        <w:pStyle w:val="a6"/>
+        <w:widowControl/>
+        <w:numPr>
+          <w:ilvl w:val="0"/>
+          <w:numId w:val="45"/>
+        </w:numPr>
+        <w:wordWrap/>
+        <w:autoSpaceDE/>
+        <w:autoSpaceDN/>
+        <w:rPr>
+          <w:rFonts w:asciiTheme="majorEastAsia" w:eastAsiaTheme="majorEastAsia" w:hAnsiTheme="majorEastAsia"/>
+          <w:szCs w:val="22"/>
+        </w:rPr>
+      </w:pPr>
+      <w:proofErr w:type="gramStart"/>
+      <w:r>
+        <w:rPr>
+          <w:rFonts w:asciiTheme="majorEastAsia" w:eastAsiaTheme="majorEastAsia" w:hAnsiTheme="majorEastAsia" w:hint="eastAsia"/>
+          <w:szCs w:val="22"/>
+        </w:rPr>
+        <w:t>역할 :</w:t>
+      </w:r>
+      <w:proofErr w:type="gramEnd"/>
+      <w:r>
+        <w:rPr>
+          <w:rFonts w:asciiTheme="majorEastAsia" w:eastAsiaTheme="majorEastAsia" w:hAnsiTheme="majorEastAsia" w:hint="eastAsia"/>
+          <w:szCs w:val="22"/>
+        </w:rPr>
+        <w:t xml:space="preserve"> </w:t>
+      </w:r>
+      <w:proofErr w:type="spellStart"/>
+      <w:r>
+        <w:rPr>
+          <w:rFonts w:asciiTheme="majorEastAsia" w:eastAsiaTheme="majorEastAsia" w:hAnsiTheme="majorEastAsia" w:hint="eastAsia"/>
+          <w:szCs w:val="22"/>
+        </w:rPr>
+        <w:t>네크워크</w:t>
+      </w:r>
+      <w:proofErr w:type="spellEnd"/>
+      <w:r>
+        <w:rPr>
+          <w:rFonts w:asciiTheme="majorEastAsia" w:eastAsiaTheme="majorEastAsia" w:hAnsiTheme="majorEastAsia" w:hint="eastAsia"/>
+          <w:szCs w:val="22"/>
+        </w:rPr>
+        <w:t xml:space="preserve"> 연결을 관리하는 클래스.</w:t>
+      </w:r>
+    </w:p>
+    <w:p>
+      <w:pPr>
+        <w:pStyle w:val="a6"/>
+        <w:widowControl/>
+        <w:numPr>
+          <w:ilvl w:val="0"/>
+          <w:numId w:val="45"/>
+        </w:numPr>
+        <w:wordWrap/>
+        <w:autoSpaceDE/>
+        <w:autoSpaceDN/>
+        <w:rPr>
+          <w:rFonts w:asciiTheme="majorEastAsia" w:eastAsiaTheme="majorEastAsia" w:hAnsiTheme="majorEastAsia"/>
+          <w:szCs w:val="22"/>
+        </w:rPr>
+      </w:pPr>
+      <w:r>
+        <w:rPr>
+          <w:rFonts w:asciiTheme="majorEastAsia" w:eastAsiaTheme="majorEastAsia" w:hAnsiTheme="majorEastAsia" w:hint="eastAsia"/>
+          <w:szCs w:val="22"/>
+        </w:rPr>
+        <w:t>Initialize(</w:t>
+      </w:r>
+      <w:proofErr w:type="gramStart"/>
+      <w:r>
+        <w:rPr>
+          <w:rFonts w:asciiTheme="majorEastAsia" w:eastAsiaTheme="majorEastAsia" w:hAnsiTheme="majorEastAsia" w:hint="eastAsia"/>
+          <w:szCs w:val="22"/>
+        </w:rPr>
+        <w:t>) :</w:t>
+      </w:r>
+      <w:proofErr w:type="gramEnd"/>
+      <w:r>
+        <w:rPr>
+          <w:rFonts w:asciiTheme="majorEastAsia" w:eastAsiaTheme="majorEastAsia" w:hAnsiTheme="majorEastAsia" w:hint="eastAsia"/>
+          <w:szCs w:val="22"/>
+        </w:rPr>
+        <w:t xml:space="preserve"> 서버 접속 및 소켓 설정 초기화</w:t>
+      </w:r>
+    </w:p>
+    <w:p>
+      <w:pPr>
+        <w:pStyle w:val="a6"/>
+        <w:widowControl/>
+        <w:numPr>
+          <w:ilvl w:val="0"/>
+          <w:numId w:val="45"/>
+        </w:numPr>
+        <w:wordWrap/>
+        <w:autoSpaceDE/>
+        <w:autoSpaceDN/>
+        <w:rPr>
+          <w:rFonts w:asciiTheme="majorEastAsia" w:eastAsiaTheme="majorEastAsia" w:hAnsiTheme="majorEastAsia"/>
+          <w:szCs w:val="22"/>
+        </w:rPr>
+      </w:pPr>
+      <w:proofErr w:type="spellStart"/>
+      <w:r>
+        <w:rPr>
+          <w:rFonts w:asciiTheme="majorEastAsia" w:eastAsiaTheme="majorEastAsia" w:hAnsiTheme="majorEastAsia" w:hint="eastAsia"/>
+          <w:szCs w:val="22"/>
+        </w:rPr>
+        <w:t>SendPacket</w:t>
+      </w:r>
+      <w:proofErr w:type="spellEnd"/>
+      <w:r>
+        <w:rPr>
+          <w:rFonts w:asciiTheme="majorEastAsia" w:eastAsiaTheme="majorEastAsia" w:hAnsiTheme="majorEastAsia" w:hint="eastAsia"/>
+          <w:szCs w:val="22"/>
+        </w:rPr>
+        <w:t>(</w:t>
+      </w:r>
+      <w:proofErr w:type="gramStart"/>
+      <w:r>
+        <w:rPr>
+          <w:rFonts w:asciiTheme="majorEastAsia" w:eastAsiaTheme="majorEastAsia" w:hAnsiTheme="majorEastAsia" w:hint="eastAsia"/>
+          <w:szCs w:val="22"/>
+        </w:rPr>
+        <w:t>) :</w:t>
+      </w:r>
+      <w:proofErr w:type="gramEnd"/>
+      <w:r>
+        <w:rPr>
+          <w:rFonts w:asciiTheme="majorEastAsia" w:eastAsiaTheme="majorEastAsia" w:hAnsiTheme="majorEastAsia" w:hint="eastAsia"/>
+          <w:szCs w:val="22"/>
+        </w:rPr>
+        <w:t xml:space="preserve"> 서버로 패킷 전송</w:t>
+      </w:r>
+    </w:p>
+    <w:p>
+      <w:pPr>
+        <w:pStyle w:val="a6"/>
+        <w:widowControl/>
+        <w:numPr>
+          <w:ilvl w:val="0"/>
+          <w:numId w:val="45"/>
+        </w:numPr>
+        <w:wordWrap/>
+        <w:autoSpaceDE/>
+        <w:autoSpaceDN/>
+        <w:rPr>
+          <w:rFonts w:asciiTheme="majorEastAsia" w:eastAsiaTheme="majorEastAsia" w:hAnsiTheme="majorEastAsia"/>
+          <w:szCs w:val="22"/>
+        </w:rPr>
+      </w:pPr>
+      <w:proofErr w:type="spellStart"/>
+      <w:r>
+        <w:rPr>
+          <w:rFonts w:asciiTheme="majorEastAsia" w:eastAsiaTheme="majorEastAsia" w:hAnsiTheme="majorEastAsia" w:hint="eastAsia"/>
+          <w:szCs w:val="22"/>
+        </w:rPr>
+        <w:t>GetSocket</w:t>
+      </w:r>
+      <w:proofErr w:type="spellEnd"/>
+      <w:r>
+        <w:rPr>
+          <w:rFonts w:asciiTheme="majorEastAsia" w:eastAsiaTheme="majorEastAsia" w:hAnsiTheme="majorEastAsia" w:hint="eastAsia"/>
+          <w:szCs w:val="22"/>
+        </w:rPr>
+        <w:t>(</w:t>
+      </w:r>
+      <w:proofErr w:type="gramStart"/>
+      <w:r>
+        <w:rPr>
+          <w:rFonts w:asciiTheme="majorEastAsia" w:eastAsiaTheme="majorEastAsia" w:hAnsiTheme="majorEastAsia" w:hint="eastAsia"/>
+          <w:szCs w:val="22"/>
+        </w:rPr>
+        <w:t>) :</w:t>
+      </w:r>
+      <w:proofErr w:type="gramEnd"/>
+      <w:r>
+        <w:rPr>
+          <w:rFonts w:asciiTheme="majorEastAsia" w:eastAsiaTheme="majorEastAsia" w:hAnsiTheme="majorEastAsia" w:hint="eastAsia"/>
+          <w:szCs w:val="22"/>
+        </w:rPr>
+        <w:t xml:space="preserve"> 현재 연결된 소켓 핸들 반환</w:t>
+      </w:r>
+    </w:p>
+    <w:p>
+      <w:pPr>
+        <w:pStyle w:val="a6"/>
+        <w:widowControl/>
+        <w:numPr>
+          <w:ilvl w:val="0"/>
+          <w:numId w:val="45"/>
+        </w:numPr>
+        <w:wordWrap/>
+        <w:autoSpaceDE/>
+        <w:autoSpaceDN/>
+        <w:rPr>
+          <w:rFonts w:asciiTheme="majorEastAsia" w:eastAsiaTheme="majorEastAsia" w:hAnsiTheme="majorEastAsia" w:hint="eastAsia"/>
+          <w:szCs w:val="22"/>
+        </w:rPr>
+      </w:pPr>
+      <w:r>
+        <w:rPr>
+          <w:rFonts w:asciiTheme="majorEastAsia" w:eastAsiaTheme="majorEastAsia" w:hAnsiTheme="majorEastAsia" w:hint="eastAsia"/>
+          <w:szCs w:val="22"/>
+        </w:rPr>
+        <w:t xml:space="preserve">Socket </w:t>
+      </w:r>
+      <w:proofErr w:type="gramStart"/>
+      <w:r>
+        <w:rPr>
+          <w:rFonts w:asciiTheme="majorEastAsia" w:eastAsiaTheme="majorEastAsia" w:hAnsiTheme="majorEastAsia" w:hint="eastAsia"/>
+          <w:szCs w:val="22"/>
+        </w:rPr>
+        <w:t>sock :</w:t>
+      </w:r>
+      <w:proofErr w:type="gramEnd"/>
+      <w:r>
+        <w:rPr>
+          <w:rFonts w:asciiTheme="majorEastAsia" w:eastAsiaTheme="majorEastAsia" w:hAnsiTheme="majorEastAsia" w:hint="eastAsia"/>
+          <w:szCs w:val="22"/>
+        </w:rPr>
+        <w:t xml:space="preserve"> 서버와 연결된 소켓 핸들</w:t>
+      </w:r>
+    </w:p>
+    <w:p>
+      <w:pPr>
+        <w:widowControl/>
+        <w:wordWrap/>
+        <w:autoSpaceDE/>
+        <w:autoSpaceDN/>
+        <w:rPr>
+          <w:rFonts w:asciiTheme="majorEastAsia" w:eastAsiaTheme="majorEastAsia" w:hAnsiTheme="majorEastAsia"/>
+          <w:szCs w:val="22"/>
+        </w:rPr>
+      </w:pPr>
+      <w:r>
+        <w:rPr>
+          <w:rFonts w:asciiTheme="majorEastAsia" w:eastAsiaTheme="majorEastAsia" w:hAnsiTheme="majorEastAsia" w:hint="eastAsia"/>
+          <w:szCs w:val="22"/>
+        </w:rPr>
+        <w:lastRenderedPageBreak/>
+        <w:t xml:space="preserve">3. </w:t>
+      </w:r>
+      <w:proofErr w:type="spellStart"/>
+      <w:r>
+        <w:rPr>
+          <w:rFonts w:asciiTheme="majorEastAsia" w:eastAsiaTheme="majorEastAsia" w:hAnsiTheme="majorEastAsia" w:hint="eastAsia"/>
+          <w:szCs w:val="22"/>
+        </w:rPr>
+        <w:t>ClientMain</w:t>
+      </w:r>
+      <w:proofErr w:type="spellEnd"/>
+    </w:p>
+    <w:p>
+      <w:pPr>
+        <w:pStyle w:val="a6"/>
+        <w:widowControl/>
+        <w:numPr>
+          <w:ilvl w:val="0"/>
+          <w:numId w:val="46"/>
+        </w:numPr>
+        <w:wordWrap/>
+        <w:autoSpaceDE/>
+        <w:autoSpaceDN/>
+        <w:rPr>
+          <w:rFonts w:asciiTheme="majorEastAsia" w:eastAsiaTheme="majorEastAsia" w:hAnsiTheme="majorEastAsia"/>
+          <w:szCs w:val="22"/>
+        </w:rPr>
+      </w:pPr>
+      <w:proofErr w:type="gramStart"/>
+      <w:r>
+        <w:rPr>
+          <w:rFonts w:asciiTheme="majorEastAsia" w:eastAsiaTheme="majorEastAsia" w:hAnsiTheme="majorEastAsia" w:hint="eastAsia"/>
+          <w:szCs w:val="22"/>
+        </w:rPr>
+        <w:t>역할 :</w:t>
+      </w:r>
+      <w:proofErr w:type="gramEnd"/>
+      <w:r>
+        <w:rPr>
+          <w:rFonts w:asciiTheme="majorEastAsia" w:eastAsiaTheme="majorEastAsia" w:hAnsiTheme="majorEastAsia" w:hint="eastAsia"/>
+          <w:szCs w:val="22"/>
+        </w:rPr>
+        <w:t xml:space="preserve"> 클라이언트 프로그램의 메인 스레드. </w:t>
+      </w:r>
+      <w:r>
+        <w:rPr>
+          <w:rFonts w:asciiTheme="majorEastAsia" w:eastAsiaTheme="majorEastAsia" w:hAnsiTheme="majorEastAsia"/>
+          <w:szCs w:val="22"/>
+        </w:rPr>
+        <w:t>그래픽 초기화, 네트워크 객체 생성,</w:t>
+      </w:r>
+      <w:r>
+        <w:rPr>
+          <w:rFonts w:asciiTheme="majorEastAsia" w:eastAsiaTheme="majorEastAsia" w:hAnsiTheme="majorEastAsia"/>
+          <w:szCs w:val="22"/>
+        </w:rPr>
+        <w:br/>
+        <w:t>스레드 실행, 렌더링 및 입력 처리를 담당</w:t>
+      </w:r>
+    </w:p>
+    <w:p>
+      <w:pPr>
+        <w:pStyle w:val="a6"/>
+        <w:widowControl/>
+        <w:numPr>
+          <w:ilvl w:val="0"/>
+          <w:numId w:val="46"/>
+        </w:numPr>
+        <w:wordWrap/>
+        <w:autoSpaceDE/>
+        <w:autoSpaceDN/>
+        <w:rPr>
+          <w:rFonts w:asciiTheme="majorEastAsia" w:eastAsiaTheme="majorEastAsia" w:hAnsiTheme="majorEastAsia"/>
+          <w:szCs w:val="22"/>
+        </w:rPr>
+      </w:pPr>
+      <w:proofErr w:type="spellStart"/>
+      <w:r>
+        <w:rPr>
+          <w:rFonts w:asciiTheme="majorEastAsia" w:eastAsiaTheme="majorEastAsia" w:hAnsiTheme="majorEastAsia"/>
+          <w:szCs w:val="22"/>
+        </w:rPr>
+        <w:t>NetworkMgr</w:t>
+      </w:r>
+      <w:proofErr w:type="spellEnd"/>
+      <w:r>
+        <w:rPr>
+          <w:rFonts w:asciiTheme="majorEastAsia" w:eastAsiaTheme="majorEastAsia" w:hAnsiTheme="majorEastAsia"/>
+          <w:szCs w:val="22"/>
+        </w:rPr>
+        <w:t xml:space="preserve"> </w:t>
+      </w:r>
+      <w:proofErr w:type="spellStart"/>
+      <w:proofErr w:type="gramStart"/>
+      <w:r>
+        <w:rPr>
+          <w:rFonts w:asciiTheme="majorEastAsia" w:eastAsiaTheme="majorEastAsia" w:hAnsiTheme="majorEastAsia"/>
+          <w:szCs w:val="22"/>
+        </w:rPr>
+        <w:t>networkmgr</w:t>
+      </w:r>
+      <w:proofErr w:type="spellEnd"/>
+      <w:r>
+        <w:rPr>
+          <w:rFonts w:asciiTheme="majorEastAsia" w:eastAsiaTheme="majorEastAsia" w:hAnsiTheme="majorEastAsia"/>
+          <w:szCs w:val="22"/>
+        </w:rPr>
+        <w:t xml:space="preserve"> :</w:t>
+      </w:r>
+      <w:proofErr w:type="gramEnd"/>
+      <w:r>
+        <w:rPr>
+          <w:rFonts w:asciiTheme="majorEastAsia" w:eastAsiaTheme="majorEastAsia" w:hAnsiTheme="majorEastAsia"/>
+          <w:szCs w:val="22"/>
+        </w:rPr>
+        <w:t xml:space="preserve"> 네트워크 매니저 인스턴스</w:t>
+      </w:r>
+    </w:p>
+    <w:p>
+      <w:pPr>
+        <w:pStyle w:val="a6"/>
+        <w:widowControl/>
+        <w:numPr>
+          <w:ilvl w:val="0"/>
+          <w:numId w:val="46"/>
+        </w:numPr>
+        <w:wordWrap/>
+        <w:autoSpaceDE/>
+        <w:autoSpaceDN/>
+        <w:rPr>
+          <w:rFonts w:asciiTheme="majorEastAsia" w:eastAsiaTheme="majorEastAsia" w:hAnsiTheme="majorEastAsia"/>
+          <w:szCs w:val="22"/>
+        </w:rPr>
+      </w:pPr>
+      <w:proofErr w:type="gramStart"/>
+      <w:r>
+        <w:rPr>
+          <w:rFonts w:asciiTheme="majorEastAsia" w:eastAsiaTheme="majorEastAsia" w:hAnsiTheme="majorEastAsia"/>
+          <w:szCs w:val="22"/>
+        </w:rPr>
+        <w:t>std::</w:t>
+      </w:r>
+      <w:proofErr w:type="gramEnd"/>
+      <w:r>
+        <w:rPr>
+          <w:rFonts w:asciiTheme="majorEastAsia" w:eastAsiaTheme="majorEastAsia" w:hAnsiTheme="majorEastAsia"/>
+          <w:szCs w:val="22"/>
+        </w:rPr>
+        <w:t>array&lt;</w:t>
+      </w:r>
+      <w:proofErr w:type="spellStart"/>
+      <w:r>
+        <w:rPr>
+          <w:rFonts w:asciiTheme="majorEastAsia" w:eastAsiaTheme="majorEastAsia" w:hAnsiTheme="majorEastAsia"/>
+          <w:szCs w:val="22"/>
+        </w:rPr>
+        <w:t>PlayerKart</w:t>
+      </w:r>
+      <w:proofErr w:type="spellEnd"/>
+      <w:r>
+        <w:rPr>
+          <w:rFonts w:asciiTheme="majorEastAsia" w:eastAsiaTheme="majorEastAsia" w:hAnsiTheme="majorEastAsia"/>
+          <w:szCs w:val="22"/>
+        </w:rPr>
+        <w:t xml:space="preserve">, MAX_USER&gt; </w:t>
+      </w:r>
+      <w:proofErr w:type="spellStart"/>
+      <w:r>
+        <w:rPr>
+          <w:rFonts w:asciiTheme="majorEastAsia" w:eastAsiaTheme="majorEastAsia" w:hAnsiTheme="majorEastAsia"/>
+          <w:szCs w:val="22"/>
+        </w:rPr>
+        <w:t>g_</w:t>
+      </w:r>
+      <w:proofErr w:type="gramStart"/>
+      <w:r>
+        <w:rPr>
+          <w:rFonts w:asciiTheme="majorEastAsia" w:eastAsiaTheme="majorEastAsia" w:hAnsiTheme="majorEastAsia"/>
+          <w:szCs w:val="22"/>
+        </w:rPr>
+        <w:t>players</w:t>
+      </w:r>
+      <w:proofErr w:type="spellEnd"/>
+      <w:r>
+        <w:rPr>
+          <w:rFonts w:asciiTheme="majorEastAsia" w:eastAsiaTheme="majorEastAsia" w:hAnsiTheme="majorEastAsia"/>
+          <w:szCs w:val="22"/>
+        </w:rPr>
+        <w:t xml:space="preserve"> :</w:t>
+      </w:r>
+      <w:proofErr w:type="gramEnd"/>
+      <w:r>
+        <w:rPr>
+          <w:rFonts w:asciiTheme="majorEastAsia" w:eastAsiaTheme="majorEastAsia" w:hAnsiTheme="majorEastAsia"/>
+          <w:szCs w:val="22"/>
+        </w:rPr>
+        <w:t xml:space="preserve"> 플레이어 데이터 배열</w:t>
+      </w:r>
+    </w:p>
+    <w:p>
+      <w:pPr>
+        <w:pStyle w:val="a6"/>
+        <w:widowControl/>
+        <w:numPr>
+          <w:ilvl w:val="0"/>
+          <w:numId w:val="46"/>
+        </w:numPr>
+        <w:wordWrap/>
+        <w:autoSpaceDE/>
+        <w:autoSpaceDN/>
+        <w:rPr>
+          <w:rFonts w:asciiTheme="majorEastAsia" w:eastAsiaTheme="majorEastAsia" w:hAnsiTheme="majorEastAsia"/>
+          <w:szCs w:val="22"/>
+        </w:rPr>
+      </w:pPr>
+      <w:proofErr w:type="spellStart"/>
+      <w:r>
+        <w:rPr>
+          <w:rFonts w:asciiTheme="majorEastAsia" w:eastAsiaTheme="majorEastAsia" w:hAnsiTheme="majorEastAsia"/>
+          <w:szCs w:val="22"/>
+        </w:rPr>
+        <w:t>RecvThread</w:t>
+      </w:r>
+      <w:proofErr w:type="spellEnd"/>
+      <w:r>
+        <w:rPr>
+          <w:rFonts w:asciiTheme="majorEastAsia" w:eastAsiaTheme="majorEastAsia" w:hAnsiTheme="majorEastAsia"/>
+          <w:szCs w:val="22"/>
+        </w:rPr>
+        <w:t>(</w:t>
+      </w:r>
+      <w:proofErr w:type="gramStart"/>
+      <w:r>
+        <w:rPr>
+          <w:rFonts w:asciiTheme="majorEastAsia" w:eastAsiaTheme="majorEastAsia" w:hAnsiTheme="majorEastAsia"/>
+          <w:szCs w:val="22"/>
+        </w:rPr>
+        <w:t>) :</w:t>
+      </w:r>
+      <w:proofErr w:type="gramEnd"/>
+      <w:r>
+        <w:rPr>
+          <w:rFonts w:asciiTheme="majorEastAsia" w:eastAsiaTheme="majorEastAsia" w:hAnsiTheme="majorEastAsia"/>
+          <w:szCs w:val="22"/>
+        </w:rPr>
+        <w:t xml:space="preserve"> 서버 수신 전용 스레드</w:t>
+      </w:r>
+    </w:p>
+    <w:p>
+      <w:pPr>
+        <w:pStyle w:val="a6"/>
+        <w:widowControl/>
+        <w:numPr>
+          <w:ilvl w:val="0"/>
+          <w:numId w:val="46"/>
+        </w:numPr>
+        <w:wordWrap/>
+        <w:autoSpaceDE/>
+        <w:autoSpaceDN/>
+        <w:rPr>
+          <w:rFonts w:asciiTheme="majorEastAsia" w:eastAsiaTheme="majorEastAsia" w:hAnsiTheme="majorEastAsia"/>
+          <w:szCs w:val="22"/>
+        </w:rPr>
+      </w:pPr>
+      <w:proofErr w:type="spellStart"/>
+      <w:r>
+        <w:rPr>
+          <w:rFonts w:asciiTheme="majorEastAsia" w:eastAsiaTheme="majorEastAsia" w:hAnsiTheme="majorEastAsia"/>
+          <w:szCs w:val="22"/>
+        </w:rPr>
+        <w:t>InitBuffer</w:t>
+      </w:r>
+      <w:proofErr w:type="spellEnd"/>
+      <w:r>
+        <w:rPr>
+          <w:rFonts w:asciiTheme="majorEastAsia" w:eastAsiaTheme="majorEastAsia" w:hAnsiTheme="majorEastAsia"/>
+          <w:szCs w:val="22"/>
+        </w:rPr>
+        <w:t>(</w:t>
+      </w:r>
+      <w:proofErr w:type="gramStart"/>
+      <w:r>
+        <w:rPr>
+          <w:rFonts w:asciiTheme="majorEastAsia" w:eastAsiaTheme="majorEastAsia" w:hAnsiTheme="majorEastAsia"/>
+          <w:szCs w:val="22"/>
+        </w:rPr>
+        <w:t>) :</w:t>
+      </w:r>
+      <w:proofErr w:type="gramEnd"/>
+      <w:r>
+        <w:rPr>
+          <w:rFonts w:asciiTheme="majorEastAsia" w:eastAsiaTheme="majorEastAsia" w:hAnsiTheme="majorEastAsia"/>
+          <w:szCs w:val="22"/>
+        </w:rPr>
+        <w:t xml:space="preserve"> OpenGL 버퍼 초기화</w:t>
+      </w:r>
+    </w:p>
+    <w:p>
+      <w:pPr>
+        <w:pStyle w:val="a6"/>
+        <w:widowControl/>
+        <w:numPr>
+          <w:ilvl w:val="0"/>
+          <w:numId w:val="46"/>
+        </w:numPr>
+        <w:wordWrap/>
+        <w:autoSpaceDE/>
+        <w:autoSpaceDN/>
+        <w:rPr>
+          <w:rFonts w:asciiTheme="majorEastAsia" w:eastAsiaTheme="majorEastAsia" w:hAnsiTheme="majorEastAsia"/>
+          <w:szCs w:val="22"/>
+        </w:rPr>
+      </w:pPr>
+      <w:proofErr w:type="spellStart"/>
+      <w:r>
+        <w:rPr>
+          <w:rFonts w:asciiTheme="majorEastAsia" w:eastAsiaTheme="majorEastAsia" w:hAnsiTheme="majorEastAsia"/>
+          <w:szCs w:val="22"/>
+        </w:rPr>
+        <w:t>InitPhysics</w:t>
+      </w:r>
+      <w:proofErr w:type="spellEnd"/>
+      <w:r>
+        <w:rPr>
+          <w:rFonts w:asciiTheme="majorEastAsia" w:eastAsiaTheme="majorEastAsia" w:hAnsiTheme="majorEastAsia"/>
+          <w:szCs w:val="22"/>
+        </w:rPr>
+        <w:t>(</w:t>
+      </w:r>
+      <w:proofErr w:type="gramStart"/>
+      <w:r>
+        <w:rPr>
+          <w:rFonts w:asciiTheme="majorEastAsia" w:eastAsiaTheme="majorEastAsia" w:hAnsiTheme="majorEastAsia"/>
+          <w:szCs w:val="22"/>
+        </w:rPr>
+        <w:t>) :</w:t>
+      </w:r>
+      <w:proofErr w:type="gramEnd"/>
+      <w:r>
+        <w:rPr>
+          <w:rFonts w:asciiTheme="majorEastAsia" w:eastAsiaTheme="majorEastAsia" w:hAnsiTheme="majorEastAsia"/>
+          <w:szCs w:val="22"/>
+        </w:rPr>
+        <w:t xml:space="preserve"> 물리 관련 초기 설정</w:t>
+      </w:r>
+    </w:p>
+    <w:p>
+      <w:pPr>
+        <w:pStyle w:val="a6"/>
+        <w:widowControl/>
+        <w:numPr>
+          <w:ilvl w:val="0"/>
+          <w:numId w:val="46"/>
+        </w:numPr>
+        <w:wordWrap/>
+        <w:autoSpaceDE/>
+        <w:autoSpaceDN/>
+        <w:rPr>
+          <w:rFonts w:asciiTheme="majorEastAsia" w:eastAsiaTheme="majorEastAsia" w:hAnsiTheme="majorEastAsia"/>
+          <w:szCs w:val="22"/>
+        </w:rPr>
+      </w:pPr>
+      <w:proofErr w:type="spellStart"/>
+      <w:r>
+        <w:rPr>
+          <w:rFonts w:asciiTheme="majorEastAsia" w:eastAsiaTheme="majorEastAsia" w:hAnsiTheme="majorEastAsia"/>
+          <w:szCs w:val="22"/>
+        </w:rPr>
+        <w:t>drawScene</w:t>
+      </w:r>
+      <w:proofErr w:type="spellEnd"/>
+      <w:r>
+        <w:rPr>
+          <w:rFonts w:asciiTheme="majorEastAsia" w:eastAsiaTheme="majorEastAsia" w:hAnsiTheme="majorEastAsia"/>
+          <w:szCs w:val="22"/>
+        </w:rPr>
+        <w:t>(</w:t>
+      </w:r>
+      <w:proofErr w:type="gramStart"/>
+      <w:r>
+        <w:rPr>
+          <w:rFonts w:asciiTheme="majorEastAsia" w:eastAsiaTheme="majorEastAsia" w:hAnsiTheme="majorEastAsia"/>
+          <w:szCs w:val="22"/>
+        </w:rPr>
+        <w:t>) :</w:t>
+      </w:r>
+      <w:proofErr w:type="gramEnd"/>
+      <w:r>
+        <w:rPr>
+          <w:rFonts w:asciiTheme="majorEastAsia" w:eastAsiaTheme="majorEastAsia" w:hAnsiTheme="majorEastAsia"/>
+          <w:szCs w:val="22"/>
+        </w:rPr>
+        <w:t xml:space="preserve"> 화면 렌더링</w:t>
+      </w:r>
+    </w:p>
+    <w:p>
+      <w:pPr>
+        <w:pStyle w:val="a6"/>
+        <w:widowControl/>
+        <w:numPr>
+          <w:ilvl w:val="0"/>
+          <w:numId w:val="46"/>
+        </w:numPr>
+        <w:wordWrap/>
+        <w:autoSpaceDE/>
+        <w:autoSpaceDN/>
+        <w:rPr>
+          <w:rFonts w:asciiTheme="majorEastAsia" w:eastAsiaTheme="majorEastAsia" w:hAnsiTheme="majorEastAsia"/>
+          <w:szCs w:val="22"/>
+        </w:rPr>
+      </w:pPr>
+      <w:r>
+        <w:rPr>
+          <w:rFonts w:asciiTheme="majorEastAsia" w:eastAsiaTheme="majorEastAsia" w:hAnsiTheme="majorEastAsia"/>
+          <w:szCs w:val="22"/>
+        </w:rPr>
+        <w:t>Reshape(</w:t>
+      </w:r>
+      <w:proofErr w:type="gramStart"/>
+      <w:r>
+        <w:rPr>
+          <w:rFonts w:asciiTheme="majorEastAsia" w:eastAsiaTheme="majorEastAsia" w:hAnsiTheme="majorEastAsia"/>
+          <w:szCs w:val="22"/>
+        </w:rPr>
+        <w:t>) :</w:t>
+      </w:r>
+      <w:proofErr w:type="gramEnd"/>
+      <w:r>
+        <w:rPr>
+          <w:rFonts w:asciiTheme="majorEastAsia" w:eastAsiaTheme="majorEastAsia" w:hAnsiTheme="majorEastAsia"/>
+          <w:szCs w:val="22"/>
+        </w:rPr>
+        <w:t xml:space="preserve"> 윈도우 크기 조정 대응</w:t>
+      </w:r>
+    </w:p>
+    <w:p>
+      <w:pPr>
+        <w:widowControl/>
+        <w:wordWrap/>
+        <w:autoSpaceDE/>
+        <w:autoSpaceDN/>
+        <w:rPr>
+          <w:rFonts w:asciiTheme="majorEastAsia" w:eastAsiaTheme="majorEastAsia" w:hAnsiTheme="majorEastAsia"/>
+          <w:szCs w:val="22"/>
+        </w:rPr>
+      </w:pPr>
+    </w:p>
+    <w:p>
+      <w:pPr>
+        <w:widowControl/>
+        <w:wordWrap/>
+        <w:autoSpaceDE/>
+        <w:autoSpaceDN/>
+        <w:rPr>
+          <w:rFonts w:asciiTheme="majorEastAsia" w:eastAsiaTheme="majorEastAsia" w:hAnsiTheme="majorEastAsia"/>
+          <w:szCs w:val="22"/>
+        </w:rPr>
+      </w:pPr>
+    </w:p>
+    <w:p>
+      <w:pPr>
+        <w:widowControl/>
+        <w:wordWrap/>
+        <w:autoSpaceDE/>
+        <w:autoSpaceDN/>
+        <w:rPr>
+          <w:rFonts w:asciiTheme="majorEastAsia" w:eastAsiaTheme="majorEastAsia" w:hAnsiTheme="majorEastAsia"/>
+          <w:szCs w:val="22"/>
+        </w:rPr>
+      </w:pPr>
+    </w:p>
+    <w:p>
+      <w:pPr>
+        <w:widowControl/>
+        <w:wordWrap/>
+        <w:autoSpaceDE/>
+        <w:autoSpaceDN/>
+        <w:rPr>
+          <w:rFonts w:asciiTheme="majorEastAsia" w:eastAsiaTheme="majorEastAsia" w:hAnsiTheme="majorEastAsia"/>
+          <w:szCs w:val="22"/>
+        </w:rPr>
+      </w:pPr>
+    </w:p>
+    <w:p>
+      <w:pPr>
+        <w:widowControl/>
+        <w:wordWrap/>
+        <w:autoSpaceDE/>
+        <w:autoSpaceDN/>
+        <w:rPr>
+          <w:rFonts w:asciiTheme="majorEastAsia" w:eastAsiaTheme="majorEastAsia" w:hAnsiTheme="majorEastAsia"/>
+          <w:szCs w:val="22"/>
+        </w:rPr>
+      </w:pPr>
+    </w:p>
+    <w:p>
+      <w:pPr>
+        <w:widowControl/>
+        <w:wordWrap/>
+        <w:autoSpaceDE/>
+        <w:autoSpaceDN/>
+        <w:rPr>
+          <w:rFonts w:asciiTheme="majorEastAsia" w:eastAsiaTheme="majorEastAsia" w:hAnsiTheme="majorEastAsia"/>
+          <w:szCs w:val="22"/>
+        </w:rPr>
+      </w:pPr>
+    </w:p>
+    <w:p>
+      <w:pPr>
+        <w:widowControl/>
+        <w:wordWrap/>
+        <w:autoSpaceDE/>
+        <w:autoSpaceDN/>
+        <w:rPr>
+          <w:rFonts w:asciiTheme="majorEastAsia" w:eastAsiaTheme="majorEastAsia" w:hAnsiTheme="majorEastAsia"/>
+          <w:szCs w:val="22"/>
+        </w:rPr>
+      </w:pPr>
+    </w:p>
+    <w:p>
+      <w:pPr>
+        <w:widowControl/>
+        <w:wordWrap/>
+        <w:autoSpaceDE/>
+        <w:autoSpaceDN/>
+        <w:rPr>
+          <w:rFonts w:asciiTheme="majorEastAsia" w:eastAsiaTheme="majorEastAsia" w:hAnsiTheme="majorEastAsia"/>
+          <w:szCs w:val="22"/>
+        </w:rPr>
+      </w:pPr>
+    </w:p>
+    <w:p>
+      <w:pPr>
+        <w:widowControl/>
+        <w:wordWrap/>
+        <w:autoSpaceDE/>
+        <w:autoSpaceDN/>
+        <w:rPr>
+          <w:rFonts w:asciiTheme="majorEastAsia" w:eastAsiaTheme="majorEastAsia" w:hAnsiTheme="majorEastAsia"/>
+          <w:szCs w:val="22"/>
+        </w:rPr>
+      </w:pPr>
+    </w:p>
+    <w:p>
+      <w:pPr>
+        <w:widowControl/>
+        <w:wordWrap/>
+        <w:autoSpaceDE/>
+        <w:autoSpaceDN/>
+        <w:rPr>
+          <w:rFonts w:asciiTheme="majorEastAsia" w:eastAsiaTheme="majorEastAsia" w:hAnsiTheme="majorEastAsia"/>
+          <w:szCs w:val="22"/>
+        </w:rPr>
+      </w:pPr>
+    </w:p>
+    <w:p>
+      <w:pPr>
+        <w:widowControl/>
+        <w:wordWrap/>
+        <w:autoSpaceDE/>
+        <w:autoSpaceDN/>
+        <w:rPr>
+          <w:rFonts w:asciiTheme="majorEastAsia" w:eastAsiaTheme="majorEastAsia" w:hAnsiTheme="majorEastAsia"/>
+          <w:szCs w:val="22"/>
+        </w:rPr>
+      </w:pPr>
+    </w:p>
+    <w:p>
+      <w:pPr>
+        <w:widowControl/>
+        <w:wordWrap/>
+        <w:autoSpaceDE/>
+        <w:autoSpaceDN/>
+        <w:rPr>
+          <w:rFonts w:asciiTheme="majorEastAsia" w:eastAsiaTheme="majorEastAsia" w:hAnsiTheme="majorEastAsia"/>
+          <w:szCs w:val="22"/>
+        </w:rPr>
+      </w:pPr>
+    </w:p>
+    <w:p>
+      <w:pPr>
+        <w:widowControl/>
+        <w:wordWrap/>
+        <w:autoSpaceDE/>
+        <w:autoSpaceDN/>
+        <w:rPr>
+          <w:rFonts w:asciiTheme="majorEastAsia" w:eastAsiaTheme="majorEastAsia" w:hAnsiTheme="majorEastAsia"/>
+          <w:szCs w:val="22"/>
+        </w:rPr>
+      </w:pPr>
+    </w:p>
+    <w:p>
+      <w:pPr>
+        <w:widowControl/>
+        <w:wordWrap/>
+        <w:autoSpaceDE/>
+        <w:autoSpaceDN/>
+        <w:rPr>
+          <w:rFonts w:asciiTheme="majorEastAsia" w:eastAsiaTheme="majorEastAsia" w:hAnsiTheme="majorEastAsia"/>
+          <w:szCs w:val="22"/>
+        </w:rPr>
+      </w:pPr>
+    </w:p>
+    <w:p>
+      <w:pPr>
+        <w:widowControl/>
+        <w:wordWrap/>
+        <w:autoSpaceDE/>
+        <w:autoSpaceDN/>
+        <w:rPr>
+          <w:rFonts w:asciiTheme="majorEastAsia" w:eastAsiaTheme="majorEastAsia" w:hAnsiTheme="majorEastAsia"/>
+          <w:szCs w:val="22"/>
+        </w:rPr>
+      </w:pPr>
+    </w:p>
+    <w:p>
+      <w:pPr>
+        <w:widowControl/>
+        <w:wordWrap/>
+        <w:autoSpaceDE/>
+        <w:autoSpaceDN/>
+        <w:rPr>
+          <w:rFonts w:asciiTheme="majorEastAsia" w:eastAsiaTheme="majorEastAsia" w:hAnsiTheme="majorEastAsia" w:hint="eastAsia"/>
+          <w:szCs w:val="22"/>
+        </w:rPr>
+      </w:pPr>
+    </w:p>
+    <w:p>
+      <w:pPr>
+        <w:widowControl/>
+        <w:wordWrap/>
+        <w:autoSpaceDE/>
+        <w:autoSpaceDN/>
+        <w:rPr>
+          <w:rFonts w:asciiTheme="majorEastAsia" w:eastAsiaTheme="majorEastAsia" w:hAnsiTheme="majorEastAsia"/>
           <w:b/>
           <w:bCs/>
           <w:sz w:val="24"/>
@@ -4005,7 +4894,8 @@
           <w:bCs/>
           <w:sz w:val="24"/>
         </w:rPr>
-        <w:t xml:space="preserve">4) </w:t>
+        <w:lastRenderedPageBreak/>
+        <w:t xml:space="preserve">3) </w:t>
       </w:r>
       <w:r>
         <w:rPr>
@@ -4014,26 +4904,35 @@
           <w:bCs/>
           <w:sz w:val="24"/>
         </w:rPr>
-        <w:t>Server/Client Thread</w:t>
-      </w:r>
-    </w:p>
-    <w:p>
-      <w:pPr>
-        <w:widowControl/>
-        <w:wordWrap/>
-        <w:autoSpaceDE/>
-        <w:autoSpaceDN/>
-      </w:pPr>
-      <w:r>
-        <w:rPr>
+        <w:t>Server UML</w:t>
+      </w:r>
+    </w:p>
+    <w:p>
+      <w:pPr>
+        <w:widowControl/>
+        <w:wordWrap/>
+        <w:autoSpaceDE/>
+        <w:autoSpaceDN/>
+        <w:rPr>
+          <w:rFonts w:asciiTheme="majorEastAsia" w:eastAsiaTheme="majorEastAsia" w:hAnsiTheme="majorEastAsia"/>
+          <w:b/>
+          <w:bCs/>
+          <w:sz w:val="24"/>
+        </w:rPr>
+      </w:pPr>
+      <w:r>
+        <w:rPr>
+          <w:rFonts w:asciiTheme="majorEastAsia" w:eastAsiaTheme="majorEastAsia" w:hAnsiTheme="majorEastAsia"/>
+          <w:b/>
+          <w:bCs/>
           <w:noProof/>
-        </w:rPr>
-        <w:lastRenderedPageBreak/>
+          <w:sz w:val="24"/>
+        </w:rPr>
         <w:drawing>
-          <wp:inline distT="0" distB="0" distL="0" distR="0" wp14:anchorId="0D957950" wp14:editId="71841EC7">
-            <wp:extent cx="4011295" cy="4580890"/>
-            <wp:effectExtent l="0" t="0" r="8255" b="0"/>
-            <wp:docPr id="772222479" name="그림 3"/>
+          <wp:inline distT="0" distB="0" distL="0" distR="0" wp14:anchorId="443542FB" wp14:editId="7CDD9E6C">
+            <wp:extent cx="6244149" cy="6867525"/>
+            <wp:effectExtent l="0" t="0" r="4445" b="0"/>
+            <wp:docPr id="109036298" name="그림 5"/>
             <wp:cNvGraphicFramePr>
               <a:graphicFrameLocks xmlns:a="http://schemas.openxmlformats.org/drawingml/2006/main" noChangeAspect="1"/>
             </wp:cNvGraphicFramePr>
@@ -4041,7 +4940,7 @@
               <a:graphicData uri="http://schemas.openxmlformats.org/drawingml/2006/picture">
                 <pic:pic xmlns:pic="http://schemas.openxmlformats.org/drawingml/2006/picture">
                   <pic:nvPicPr>
-                    <pic:cNvPr id="0" name="Picture 2"/>
+                    <pic:cNvPr id="0" name="Picture 4"/>
                     <pic:cNvPicPr>
                       <a:picLocks noChangeAspect="1" noChangeArrowheads="1"/>
                     </pic:cNvPicPr>
@@ -4062,7 +4961,7 @@
                   <pic:spPr bwMode="auto">
                     <a:xfrm>
                       <a:off x="0" y="0"/>
-                      <a:ext cx="4011295" cy="4580890"/>
+                      <a:ext cx="6250754" cy="6874790"/>
                     </a:xfrm>
                     <a:prstGeom prst="rect">
                       <a:avLst/>
@@ -4078,8 +4977,40 @@
           </wp:inline>
         </w:drawing>
       </w:r>
-      <w:r>
-        <w:br w:type="textWrapping" w:clear="all"/>
+    </w:p>
+    <w:p>
+      <w:pPr>
+        <w:widowControl/>
+        <w:wordWrap/>
+        <w:autoSpaceDE/>
+        <w:autoSpaceDN/>
+        <w:rPr>
+          <w:rFonts w:asciiTheme="majorEastAsia" w:eastAsiaTheme="majorEastAsia" w:hAnsiTheme="majorEastAsia"/>
+          <w:szCs w:val="22"/>
+        </w:rPr>
+      </w:pPr>
+      <w:r>
+        <w:rPr>
+          <w:rFonts w:asciiTheme="majorEastAsia" w:eastAsiaTheme="majorEastAsia" w:hAnsiTheme="majorEastAsia" w:hint="eastAsia"/>
+          <w:szCs w:val="22"/>
+        </w:rPr>
+        <w:t xml:space="preserve">1. </w:t>
+      </w:r>
+      <w:proofErr w:type="spellStart"/>
+      <w:r>
+        <w:rPr>
+          <w:rFonts w:asciiTheme="majorEastAsia" w:eastAsiaTheme="majorEastAsia" w:hAnsiTheme="majorEastAsia" w:hint="eastAsia"/>
+          <w:szCs w:val="22"/>
+        </w:rPr>
+        <w:t>SocketInfo</w:t>
+      </w:r>
+      <w:proofErr w:type="spellEnd"/>
+      <w:r>
+        <w:rPr>
+          <w:rFonts w:asciiTheme="majorEastAsia" w:eastAsiaTheme="majorEastAsia" w:hAnsiTheme="majorEastAsia" w:hint="eastAsia"/>
+          <w:szCs w:val="22"/>
+        </w:rPr>
+        <w:t xml:space="preserve"> 구조체</w:t>
       </w:r>
     </w:p>
     <w:p>
@@ -4088,33 +5019,54 @@
         <w:widowControl/>
         <w:numPr>
           <w:ilvl w:val="0"/>
-          <w:numId w:val="35"/>
+          <w:numId w:val="48"/>
         </w:numPr>
         <w:wordWrap/>
         <w:autoSpaceDE/>
         <w:autoSpaceDN/>
-      </w:pPr>
-      <w:r>
-        <w:rPr>
-          <w:rFonts w:hint="eastAsia"/>
-        </w:rPr>
-        <w:t>Main</w:t>
-      </w:r>
-    </w:p>
-    <w:p>
-      <w:pPr>
-        <w:pStyle w:val="a6"/>
-        <w:widowControl/>
-        <w:wordWrap/>
-        <w:autoSpaceDE/>
-        <w:autoSpaceDN/>
-        <w:ind w:left="800"/>
-      </w:pPr>
-      <w:r>
-        <w:rPr>
-          <w:rFonts w:hint="eastAsia"/>
-        </w:rPr>
-        <w:t>소켓 생성 및 초기화. listen 상태로 클라이언트 접속 대기.</w:t>
+        <w:rPr>
+          <w:rFonts w:asciiTheme="majorEastAsia" w:eastAsiaTheme="majorEastAsia" w:hAnsiTheme="majorEastAsia"/>
+          <w:szCs w:val="22"/>
+        </w:rPr>
+      </w:pPr>
+      <w:r>
+        <w:rPr>
+          <w:rFonts w:asciiTheme="majorEastAsia" w:eastAsiaTheme="majorEastAsia" w:hAnsiTheme="majorEastAsia"/>
+          <w:szCs w:val="22"/>
+        </w:rPr>
+        <w:t xml:space="preserve">SOCKET </w:t>
+      </w:r>
+      <w:proofErr w:type="spellStart"/>
+      <w:r>
+        <w:rPr>
+          <w:rFonts w:asciiTheme="majorEastAsia" w:eastAsiaTheme="majorEastAsia" w:hAnsiTheme="majorEastAsia"/>
+          <w:szCs w:val="22"/>
+        </w:rPr>
+        <w:t>client_</w:t>
+      </w:r>
+      <w:proofErr w:type="gramStart"/>
+      <w:r>
+        <w:rPr>
+          <w:rFonts w:asciiTheme="majorEastAsia" w:eastAsiaTheme="majorEastAsia" w:hAnsiTheme="majorEastAsia"/>
+          <w:szCs w:val="22"/>
+        </w:rPr>
+        <w:t>socket</w:t>
+      </w:r>
+      <w:proofErr w:type="spellEnd"/>
+      <w:r>
+        <w:rPr>
+          <w:rFonts w:asciiTheme="majorEastAsia" w:eastAsiaTheme="majorEastAsia" w:hAnsiTheme="majorEastAsia"/>
+          <w:szCs w:val="22"/>
+        </w:rPr>
+        <w:t xml:space="preserve"> :</w:t>
+      </w:r>
+      <w:proofErr w:type="gramEnd"/>
+      <w:r>
+        <w:rPr>
+          <w:rFonts w:asciiTheme="majorEastAsia" w:eastAsiaTheme="majorEastAsia" w:hAnsiTheme="majorEastAsia"/>
+          <w:szCs w:val="22"/>
+        </w:rPr>
+        <w:t xml:space="preserve"> 클라이언트와의 통신에 사용되는 소켓 핸들</w:t>
       </w:r>
     </w:p>
     <w:p>
@@ -4123,33 +5075,58 @@
         <w:widowControl/>
         <w:numPr>
           <w:ilvl w:val="0"/>
-          <w:numId w:val="35"/>
+          <w:numId w:val="48"/>
         </w:numPr>
         <w:wordWrap/>
         <w:autoSpaceDE/>
         <w:autoSpaceDN/>
-      </w:pPr>
-      <w:r>
-        <w:rPr>
-          <w:rFonts w:hint="eastAsia"/>
-        </w:rPr>
-        <w:t>Client Thread</w:t>
-      </w:r>
-    </w:p>
-    <w:p>
-      <w:pPr>
-        <w:pStyle w:val="a6"/>
-        <w:widowControl/>
-        <w:wordWrap/>
-        <w:autoSpaceDE/>
-        <w:autoSpaceDN/>
-        <w:ind w:left="800"/>
-      </w:pPr>
-      <w:r>
-        <w:rPr>
-          <w:rFonts w:hint="eastAsia"/>
-        </w:rPr>
-        <w:t>accept() 성공 시 스레드 할당 후 클라이언트로부터 데이터를 받는다.</w:t>
+        <w:rPr>
+          <w:rFonts w:asciiTheme="majorEastAsia" w:eastAsiaTheme="majorEastAsia" w:hAnsiTheme="majorEastAsia"/>
+          <w:szCs w:val="22"/>
+        </w:rPr>
+      </w:pPr>
+      <w:r>
+        <w:rPr>
+          <w:rFonts w:asciiTheme="majorEastAsia" w:eastAsiaTheme="majorEastAsia" w:hAnsiTheme="majorEastAsia"/>
+          <w:szCs w:val="22"/>
+        </w:rPr>
+        <w:t xml:space="preserve">short </w:t>
+      </w:r>
+      <w:proofErr w:type="gramStart"/>
+      <w:r>
+        <w:rPr>
+          <w:rFonts w:asciiTheme="majorEastAsia" w:eastAsiaTheme="majorEastAsia" w:hAnsiTheme="majorEastAsia"/>
+          <w:szCs w:val="22"/>
+        </w:rPr>
+        <w:t>id :</w:t>
+      </w:r>
+      <w:proofErr w:type="gramEnd"/>
+      <w:r>
+        <w:rPr>
+          <w:rFonts w:asciiTheme="majorEastAsia" w:eastAsiaTheme="majorEastAsia" w:hAnsiTheme="majorEastAsia"/>
+          <w:szCs w:val="22"/>
+        </w:rPr>
+        <w:t xml:space="preserve"> 서버 내부에서 부여된 플레이어 고유 식별자</w:t>
+      </w:r>
+    </w:p>
+    <w:p>
+      <w:pPr>
+        <w:widowControl/>
+        <w:wordWrap/>
+        <w:autoSpaceDE/>
+        <w:autoSpaceDN/>
+        <w:rPr>
+          <w:rFonts w:eastAsiaTheme="minorHAnsi" w:hint="eastAsia"/>
+          <w:szCs w:val="22"/>
+        </w:rPr>
+      </w:pPr>
+      <w:r>
+        <w:rPr>
+          <w:rFonts w:eastAsiaTheme="minorHAnsi" w:hint="eastAsia"/>
+          <w:szCs w:val="22"/>
+        </w:rPr>
+        <w:lastRenderedPageBreak/>
+        <w:t>2. Player 클래스</w:t>
       </w:r>
     </w:p>
     <w:p>
@@ -4158,66 +5135,2202 @@
         <w:widowControl/>
         <w:numPr>
           <w:ilvl w:val="0"/>
-          <w:numId w:val="35"/>
+          <w:numId w:val="49"/>
         </w:numPr>
         <w:wordWrap/>
         <w:autoSpaceDE/>
         <w:autoSpaceDN/>
-      </w:pPr>
-      <w:r>
-        <w:t>B</w:t>
-      </w:r>
-      <w:r>
+        <w:rPr>
+          <w:rFonts w:eastAsiaTheme="minorHAnsi"/>
+          <w:b/>
+          <w:bCs/>
+          <w:szCs w:val="22"/>
+        </w:rPr>
+      </w:pPr>
+      <w:proofErr w:type="spellStart"/>
+      <w:r>
+        <w:rPr>
+          <w:rFonts w:eastAsiaTheme="minorHAnsi"/>
+          <w:szCs w:val="22"/>
+        </w:rPr>
+        <w:t>SocketInfo</w:t>
+      </w:r>
+      <w:proofErr w:type="spellEnd"/>
+      <w:r>
+        <w:rPr>
+          <w:rFonts w:eastAsiaTheme="minorHAnsi"/>
+          <w:szCs w:val="22"/>
+        </w:rPr>
+        <w:t xml:space="preserve">* </w:t>
+      </w:r>
+      <w:proofErr w:type="spellStart"/>
+      <w:r>
+        <w:rPr>
+          <w:rFonts w:eastAsiaTheme="minorHAnsi"/>
+          <w:szCs w:val="22"/>
+        </w:rPr>
+        <w:t>m_</w:t>
+      </w:r>
+      <w:proofErr w:type="gramStart"/>
+      <w:r>
+        <w:rPr>
+          <w:rFonts w:eastAsiaTheme="minorHAnsi"/>
+          <w:szCs w:val="22"/>
+        </w:rPr>
+        <w:t>socketinfo</w:t>
+      </w:r>
+      <w:proofErr w:type="spellEnd"/>
+      <w:r>
+        <w:rPr>
+          <w:rFonts w:eastAsiaTheme="minorHAnsi" w:hint="eastAsia"/>
+          <w:szCs w:val="22"/>
+        </w:rPr>
+        <w:t xml:space="preserve"> :</w:t>
+      </w:r>
+      <w:proofErr w:type="gramEnd"/>
+      <w:r>
+        <w:rPr>
+          <w:rFonts w:eastAsiaTheme="minorHAnsi" w:hint="eastAsia"/>
+          <w:szCs w:val="22"/>
+        </w:rPr>
+        <w:t xml:space="preserve"> </w:t>
+      </w:r>
+      <w:r>
+        <w:rPr>
+          <w:rFonts w:eastAsiaTheme="minorHAnsi"/>
+          <w:szCs w:val="22"/>
+        </w:rPr>
+        <w:t>플레이어의 소켓 정보 포인터</w:t>
+      </w:r>
+    </w:p>
+    <w:p>
+      <w:pPr>
+        <w:pStyle w:val="a6"/>
+        <w:widowControl/>
+        <w:numPr>
+          <w:ilvl w:val="0"/>
+          <w:numId w:val="49"/>
+        </w:numPr>
+        <w:wordWrap/>
+        <w:autoSpaceDE/>
+        <w:autoSpaceDN/>
+        <w:rPr>
+          <w:rFonts w:eastAsiaTheme="minorHAnsi"/>
+          <w:b/>
+          <w:bCs/>
+          <w:szCs w:val="22"/>
+        </w:rPr>
+      </w:pPr>
+      <w:r>
+        <w:rPr>
+          <w:rFonts w:eastAsiaTheme="minorHAnsi"/>
+          <w:szCs w:val="22"/>
+        </w:rPr>
+        <w:t xml:space="preserve">char* </w:t>
+      </w:r>
+      <w:proofErr w:type="spellStart"/>
+      <w:r>
+        <w:rPr>
+          <w:rFonts w:eastAsiaTheme="minorHAnsi"/>
+          <w:szCs w:val="22"/>
+        </w:rPr>
+        <w:t>m_</w:t>
+      </w:r>
+      <w:proofErr w:type="gramStart"/>
+      <w:r>
+        <w:rPr>
+          <w:rFonts w:eastAsiaTheme="minorHAnsi"/>
+          <w:szCs w:val="22"/>
+        </w:rPr>
+        <w:t>name</w:t>
+      </w:r>
+      <w:proofErr w:type="spellEnd"/>
+      <w:r>
+        <w:rPr>
+          <w:rFonts w:eastAsiaTheme="minorHAnsi" w:hint="eastAsia"/>
+          <w:szCs w:val="22"/>
+        </w:rPr>
+        <w:t xml:space="preserve"> :</w:t>
+      </w:r>
+      <w:proofErr w:type="gramEnd"/>
+      <w:r>
+        <w:rPr>
+          <w:rFonts w:eastAsiaTheme="minorHAnsi" w:hint="eastAsia"/>
+          <w:szCs w:val="22"/>
+        </w:rPr>
+        <w:t xml:space="preserve"> </w:t>
+      </w:r>
+      <w:r>
+        <w:rPr>
+          <w:rFonts w:eastAsiaTheme="minorHAnsi"/>
+          <w:szCs w:val="22"/>
+        </w:rPr>
+        <w:t>플레이어 이름</w:t>
+      </w:r>
+    </w:p>
+    <w:p>
+      <w:pPr>
+        <w:pStyle w:val="a6"/>
+        <w:widowControl/>
+        <w:numPr>
+          <w:ilvl w:val="0"/>
+          <w:numId w:val="49"/>
+        </w:numPr>
+        <w:wordWrap/>
+        <w:autoSpaceDE/>
+        <w:autoSpaceDN/>
+        <w:rPr>
+          <w:rFonts w:eastAsiaTheme="minorHAnsi"/>
+          <w:b/>
+          <w:bCs/>
+          <w:szCs w:val="22"/>
+        </w:rPr>
+      </w:pPr>
+      <w:r>
+        <w:rPr>
+          <w:rFonts w:eastAsiaTheme="minorHAnsi"/>
+          <w:szCs w:val="22"/>
+        </w:rPr>
+        <w:t xml:space="preserve">float </w:t>
+      </w:r>
+      <w:proofErr w:type="spellStart"/>
+      <w:r>
+        <w:rPr>
+          <w:rFonts w:eastAsiaTheme="minorHAnsi"/>
+          <w:szCs w:val="22"/>
+        </w:rPr>
+        <w:t>m_x</w:t>
+      </w:r>
+      <w:proofErr w:type="spellEnd"/>
+      <w:r>
+        <w:rPr>
+          <w:rFonts w:eastAsiaTheme="minorHAnsi"/>
+          <w:szCs w:val="22"/>
+        </w:rPr>
+        <w:t xml:space="preserve">, </w:t>
+      </w:r>
+      <w:proofErr w:type="spellStart"/>
+      <w:r>
+        <w:rPr>
+          <w:rFonts w:eastAsiaTheme="minorHAnsi"/>
+          <w:szCs w:val="22"/>
+        </w:rPr>
+        <w:t>m_y</w:t>
+      </w:r>
+      <w:proofErr w:type="spellEnd"/>
+      <w:r>
+        <w:rPr>
+          <w:rFonts w:eastAsiaTheme="minorHAnsi"/>
+          <w:szCs w:val="22"/>
+        </w:rPr>
+        <w:t xml:space="preserve">, </w:t>
+      </w:r>
+      <w:proofErr w:type="spellStart"/>
+      <w:r>
+        <w:rPr>
+          <w:rFonts w:eastAsiaTheme="minorHAnsi"/>
+          <w:szCs w:val="22"/>
+        </w:rPr>
+        <w:t>m_</w:t>
+      </w:r>
+      <w:proofErr w:type="gramStart"/>
+      <w:r>
+        <w:rPr>
+          <w:rFonts w:eastAsiaTheme="minorHAnsi"/>
+          <w:szCs w:val="22"/>
+        </w:rPr>
+        <w:t>z</w:t>
+      </w:r>
+      <w:proofErr w:type="spellEnd"/>
+      <w:r>
+        <w:rPr>
+          <w:rFonts w:eastAsiaTheme="minorHAnsi" w:hint="eastAsia"/>
+          <w:szCs w:val="22"/>
+        </w:rPr>
+        <w:t xml:space="preserve"> :</w:t>
+      </w:r>
+      <w:proofErr w:type="gramEnd"/>
+      <w:r>
+        <w:rPr>
+          <w:rFonts w:eastAsiaTheme="minorHAnsi" w:hint="eastAsia"/>
+          <w:szCs w:val="22"/>
+        </w:rPr>
+        <w:t xml:space="preserve"> </w:t>
+      </w:r>
+      <w:r>
+        <w:rPr>
+          <w:rFonts w:eastAsiaTheme="minorHAnsi"/>
+          <w:szCs w:val="22"/>
+        </w:rPr>
+        <w:t>현재 위치 좌표</w:t>
+      </w:r>
+    </w:p>
+    <w:p>
+      <w:pPr>
+        <w:pStyle w:val="a6"/>
+        <w:widowControl/>
+        <w:numPr>
+          <w:ilvl w:val="0"/>
+          <w:numId w:val="49"/>
+        </w:numPr>
+        <w:wordWrap/>
+        <w:autoSpaceDE/>
+        <w:autoSpaceDN/>
+        <w:rPr>
+          <w:rFonts w:eastAsiaTheme="minorHAnsi"/>
+          <w:b/>
+          <w:bCs/>
+          <w:szCs w:val="22"/>
+        </w:rPr>
+      </w:pPr>
+      <w:r>
+        <w:rPr>
+          <w:rFonts w:eastAsiaTheme="minorHAnsi"/>
+          <w:szCs w:val="22"/>
+        </w:rPr>
+        <w:t xml:space="preserve">float </w:t>
+      </w:r>
+      <w:proofErr w:type="spellStart"/>
+      <w:r>
+        <w:rPr>
+          <w:rFonts w:eastAsiaTheme="minorHAnsi"/>
+          <w:szCs w:val="22"/>
+        </w:rPr>
+        <w:t>m_</w:t>
+      </w:r>
+      <w:proofErr w:type="gramStart"/>
+      <w:r>
+        <w:rPr>
+          <w:rFonts w:eastAsiaTheme="minorHAnsi"/>
+          <w:szCs w:val="22"/>
+        </w:rPr>
+        <w:t>speed</w:t>
+      </w:r>
+      <w:proofErr w:type="spellEnd"/>
+      <w:r>
+        <w:rPr>
+          <w:rFonts w:eastAsiaTheme="minorHAnsi" w:hint="eastAsia"/>
+          <w:szCs w:val="22"/>
+        </w:rPr>
+        <w:t xml:space="preserve"> :</w:t>
+      </w:r>
+      <w:proofErr w:type="gramEnd"/>
+      <w:r>
+        <w:rPr>
+          <w:rFonts w:eastAsiaTheme="minorHAnsi" w:hint="eastAsia"/>
+          <w:szCs w:val="22"/>
+        </w:rPr>
+        <w:t xml:space="preserve"> 이동 속도</w:t>
+      </w:r>
+    </w:p>
+    <w:p>
+      <w:pPr>
+        <w:pStyle w:val="a6"/>
+        <w:widowControl/>
+        <w:numPr>
+          <w:ilvl w:val="0"/>
+          <w:numId w:val="49"/>
+        </w:numPr>
+        <w:wordWrap/>
+        <w:autoSpaceDE/>
+        <w:autoSpaceDN/>
+        <w:rPr>
+          <w:rFonts w:eastAsiaTheme="minorHAnsi"/>
+          <w:b/>
+          <w:bCs/>
+          <w:szCs w:val="22"/>
+        </w:rPr>
+      </w:pPr>
+      <w:r>
+        <w:rPr>
+          <w:rFonts w:eastAsiaTheme="minorHAnsi"/>
+          <w:szCs w:val="22"/>
+        </w:rPr>
+        <w:t xml:space="preserve">int </w:t>
+      </w:r>
+      <w:proofErr w:type="spellStart"/>
+      <w:r>
+        <w:rPr>
+          <w:rFonts w:eastAsiaTheme="minorHAnsi"/>
+          <w:szCs w:val="22"/>
+        </w:rPr>
+        <w:t>m_booster_</w:t>
+      </w:r>
+      <w:proofErr w:type="gramStart"/>
+      <w:r>
+        <w:rPr>
+          <w:rFonts w:eastAsiaTheme="minorHAnsi"/>
+          <w:szCs w:val="22"/>
+        </w:rPr>
+        <w:t>cnt</w:t>
+      </w:r>
+      <w:proofErr w:type="spellEnd"/>
+      <w:r>
+        <w:rPr>
+          <w:rFonts w:eastAsiaTheme="minorHAnsi" w:hint="eastAsia"/>
+          <w:szCs w:val="22"/>
+        </w:rPr>
+        <w:t xml:space="preserve"> :</w:t>
+      </w:r>
+      <w:proofErr w:type="gramEnd"/>
+      <w:r>
+        <w:rPr>
+          <w:rFonts w:eastAsiaTheme="minorHAnsi" w:hint="eastAsia"/>
+          <w:szCs w:val="22"/>
+        </w:rPr>
+        <w:t xml:space="preserve"> 부스터 아이템 개수</w:t>
+      </w:r>
+    </w:p>
+    <w:p>
+      <w:pPr>
+        <w:pStyle w:val="a6"/>
+        <w:widowControl/>
+        <w:numPr>
+          <w:ilvl w:val="0"/>
+          <w:numId w:val="49"/>
+        </w:numPr>
+        <w:wordWrap/>
+        <w:autoSpaceDE/>
+        <w:autoSpaceDN/>
+        <w:rPr>
+          <w:rFonts w:eastAsiaTheme="minorHAnsi"/>
+          <w:b/>
+          <w:bCs/>
+          <w:szCs w:val="22"/>
+        </w:rPr>
+      </w:pPr>
+      <w:r>
+        <w:rPr>
+          <w:rFonts w:eastAsiaTheme="minorHAnsi" w:hint="eastAsia"/>
+          <w:szCs w:val="22"/>
+        </w:rPr>
+        <w:t xml:space="preserve">bool </w:t>
+      </w:r>
+      <w:proofErr w:type="spellStart"/>
+      <w:r>
+        <w:rPr>
+          <w:rFonts w:eastAsiaTheme="minorHAnsi" w:hint="eastAsia"/>
+          <w:szCs w:val="22"/>
+        </w:rPr>
+        <w:t>m_</w:t>
+      </w:r>
+      <w:proofErr w:type="gramStart"/>
+      <w:r>
+        <w:rPr>
+          <w:rFonts w:eastAsiaTheme="minorHAnsi" w:hint="eastAsia"/>
+          <w:szCs w:val="22"/>
+        </w:rPr>
+        <w:t>online</w:t>
+      </w:r>
+      <w:proofErr w:type="spellEnd"/>
+      <w:r>
+        <w:rPr>
+          <w:rFonts w:eastAsiaTheme="minorHAnsi" w:hint="eastAsia"/>
+          <w:szCs w:val="22"/>
+        </w:rPr>
+        <w:t xml:space="preserve"> :</w:t>
+      </w:r>
+      <w:proofErr w:type="gramEnd"/>
+      <w:r>
+        <w:rPr>
+          <w:rFonts w:eastAsiaTheme="minorHAnsi" w:hint="eastAsia"/>
+          <w:szCs w:val="22"/>
+        </w:rPr>
+        <w:t xml:space="preserve"> 접속 여부</w:t>
+      </w:r>
+    </w:p>
+    <w:p>
+      <w:pPr>
+        <w:pStyle w:val="a6"/>
+        <w:widowControl/>
+        <w:numPr>
+          <w:ilvl w:val="0"/>
+          <w:numId w:val="49"/>
+        </w:numPr>
+        <w:wordWrap/>
+        <w:autoSpaceDE/>
+        <w:autoSpaceDN/>
+        <w:rPr>
+          <w:rFonts w:eastAsiaTheme="minorHAnsi"/>
+          <w:b/>
+          <w:bCs/>
+          <w:szCs w:val="22"/>
+        </w:rPr>
+      </w:pPr>
+      <w:r>
+        <w:rPr>
+          <w:rFonts w:eastAsiaTheme="minorHAnsi"/>
+          <w:szCs w:val="22"/>
+        </w:rPr>
+        <w:t xml:space="preserve">bool </w:t>
+      </w:r>
+      <w:proofErr w:type="spellStart"/>
+      <w:r>
+        <w:rPr>
+          <w:rFonts w:eastAsiaTheme="minorHAnsi"/>
+          <w:szCs w:val="22"/>
+        </w:rPr>
+        <w:t>m_accept_</w:t>
+      </w:r>
+      <w:proofErr w:type="gramStart"/>
+      <w:r>
+        <w:rPr>
+          <w:rFonts w:eastAsiaTheme="minorHAnsi"/>
+          <w:szCs w:val="22"/>
+        </w:rPr>
+        <w:t>player</w:t>
+      </w:r>
+      <w:proofErr w:type="spellEnd"/>
+      <w:r>
+        <w:rPr>
+          <w:rFonts w:eastAsiaTheme="minorHAnsi" w:hint="eastAsia"/>
+          <w:szCs w:val="22"/>
+        </w:rPr>
+        <w:t xml:space="preserve"> :</w:t>
+      </w:r>
+      <w:proofErr w:type="gramEnd"/>
+      <w:r>
+        <w:rPr>
+          <w:rFonts w:eastAsiaTheme="minorHAnsi" w:hint="eastAsia"/>
+          <w:szCs w:val="22"/>
+        </w:rPr>
+        <w:t xml:space="preserve"> 접속 승인 여부</w:t>
+      </w:r>
+    </w:p>
+    <w:p>
+      <w:pPr>
+        <w:pStyle w:val="a6"/>
+        <w:widowControl/>
+        <w:numPr>
+          <w:ilvl w:val="0"/>
+          <w:numId w:val="49"/>
+        </w:numPr>
+        <w:wordWrap/>
+        <w:autoSpaceDE/>
+        <w:autoSpaceDN/>
+        <w:rPr>
+          <w:rFonts w:eastAsiaTheme="minorHAnsi"/>
+          <w:b/>
+          <w:bCs/>
+          <w:szCs w:val="22"/>
+        </w:rPr>
+      </w:pPr>
+      <w:r>
+        <w:rPr>
+          <w:rFonts w:eastAsiaTheme="minorHAnsi" w:hint="eastAsia"/>
+          <w:szCs w:val="22"/>
+        </w:rPr>
+        <w:t xml:space="preserve">bool </w:t>
+      </w:r>
+      <w:proofErr w:type="spellStart"/>
+      <w:r>
+        <w:rPr>
+          <w:rFonts w:eastAsiaTheme="minorHAnsi" w:hint="eastAsia"/>
+          <w:szCs w:val="22"/>
+        </w:rPr>
+        <w:t>m_ready_</w:t>
+      </w:r>
+      <w:proofErr w:type="gramStart"/>
+      <w:r>
+        <w:rPr>
+          <w:rFonts w:eastAsiaTheme="minorHAnsi" w:hint="eastAsia"/>
+          <w:szCs w:val="22"/>
+        </w:rPr>
+        <w:t>player</w:t>
+      </w:r>
+      <w:proofErr w:type="spellEnd"/>
+      <w:r>
+        <w:rPr>
+          <w:rFonts w:eastAsiaTheme="minorHAnsi" w:hint="eastAsia"/>
+          <w:szCs w:val="22"/>
+        </w:rPr>
+        <w:t xml:space="preserve"> :</w:t>
+      </w:r>
+      <w:proofErr w:type="gramEnd"/>
+      <w:r>
+        <w:rPr>
+          <w:rFonts w:eastAsiaTheme="minorHAnsi" w:hint="eastAsia"/>
+          <w:szCs w:val="22"/>
+        </w:rPr>
+        <w:t xml:space="preserve"> 준비 상태 여부</w:t>
+      </w:r>
+    </w:p>
+    <w:p>
+      <w:pPr>
+        <w:pStyle w:val="a6"/>
+        <w:widowControl/>
+        <w:numPr>
+          <w:ilvl w:val="0"/>
+          <w:numId w:val="49"/>
+        </w:numPr>
+        <w:wordWrap/>
+        <w:autoSpaceDE/>
+        <w:autoSpaceDN/>
+        <w:rPr>
+          <w:rFonts w:eastAsiaTheme="minorHAnsi"/>
+          <w:b/>
+          <w:bCs/>
+          <w:szCs w:val="22"/>
+        </w:rPr>
+      </w:pPr>
+      <w:r>
+        <w:rPr>
+          <w:rFonts w:eastAsiaTheme="minorHAnsi" w:hint="eastAsia"/>
+          <w:szCs w:val="22"/>
+        </w:rPr>
+        <w:t xml:space="preserve">bool </w:t>
+      </w:r>
+      <w:proofErr w:type="spellStart"/>
+      <w:r>
+        <w:rPr>
+          <w:rFonts w:eastAsiaTheme="minorHAnsi" w:hint="eastAsia"/>
+          <w:szCs w:val="22"/>
+        </w:rPr>
+        <w:t>m_</w:t>
+      </w:r>
+      <w:proofErr w:type="gramStart"/>
+      <w:r>
+        <w:rPr>
+          <w:rFonts w:eastAsiaTheme="minorHAnsi" w:hint="eastAsia"/>
+          <w:szCs w:val="22"/>
+        </w:rPr>
+        <w:t>collision</w:t>
+      </w:r>
+      <w:proofErr w:type="spellEnd"/>
+      <w:r>
+        <w:rPr>
+          <w:rFonts w:eastAsiaTheme="minorHAnsi" w:hint="eastAsia"/>
+          <w:szCs w:val="22"/>
+        </w:rPr>
+        <w:t xml:space="preserve"> :</w:t>
+      </w:r>
+      <w:proofErr w:type="gramEnd"/>
+      <w:r>
+        <w:rPr>
+          <w:rFonts w:eastAsiaTheme="minorHAnsi" w:hint="eastAsia"/>
+          <w:szCs w:val="22"/>
+        </w:rPr>
+        <w:t xml:space="preserve"> 다른 객체와의 충돌 여부</w:t>
+      </w:r>
+    </w:p>
+    <w:p>
+      <w:pPr>
+        <w:pStyle w:val="a6"/>
+        <w:widowControl/>
+        <w:numPr>
+          <w:ilvl w:val="0"/>
+          <w:numId w:val="49"/>
+        </w:numPr>
+        <w:wordWrap/>
+        <w:autoSpaceDE/>
+        <w:autoSpaceDN/>
+        <w:rPr>
+          <w:rFonts w:eastAsiaTheme="minorHAnsi"/>
+          <w:b/>
+          <w:bCs/>
+          <w:szCs w:val="22"/>
+        </w:rPr>
+      </w:pPr>
+      <w:r>
+        <w:rPr>
+          <w:rFonts w:eastAsiaTheme="minorHAnsi" w:hint="eastAsia"/>
+          <w:szCs w:val="22"/>
+        </w:rPr>
+        <w:t xml:space="preserve">bool </w:t>
+      </w:r>
+      <w:proofErr w:type="spellStart"/>
+      <w:r>
+        <w:rPr>
+          <w:rFonts w:eastAsiaTheme="minorHAnsi" w:hint="eastAsia"/>
+          <w:szCs w:val="22"/>
+        </w:rPr>
+        <w:t>m_</w:t>
+      </w:r>
+      <w:proofErr w:type="gramStart"/>
+      <w:r>
+        <w:rPr>
+          <w:rFonts w:eastAsiaTheme="minorHAnsi" w:hint="eastAsia"/>
+          <w:szCs w:val="22"/>
+        </w:rPr>
+        <w:t>wallcollision</w:t>
+      </w:r>
+      <w:proofErr w:type="spellEnd"/>
+      <w:r>
+        <w:rPr>
+          <w:rFonts w:eastAsiaTheme="minorHAnsi" w:hint="eastAsia"/>
+          <w:szCs w:val="22"/>
+        </w:rPr>
+        <w:t xml:space="preserve"> :</w:t>
+      </w:r>
+      <w:proofErr w:type="gramEnd"/>
+      <w:r>
+        <w:rPr>
+          <w:rFonts w:eastAsiaTheme="minorHAnsi" w:hint="eastAsia"/>
+          <w:szCs w:val="22"/>
+        </w:rPr>
+        <w:t xml:space="preserve"> 벽 충돌 여부</w:t>
+      </w:r>
+    </w:p>
+    <w:p>
+      <w:pPr>
+        <w:pStyle w:val="a6"/>
+        <w:widowControl/>
+        <w:numPr>
+          <w:ilvl w:val="0"/>
+          <w:numId w:val="49"/>
+        </w:numPr>
+        <w:wordWrap/>
+        <w:autoSpaceDE/>
+        <w:autoSpaceDN/>
+        <w:rPr>
+          <w:rFonts w:eastAsiaTheme="minorHAnsi"/>
+          <w:b/>
+          <w:bCs/>
+          <w:szCs w:val="22"/>
+        </w:rPr>
+      </w:pPr>
+      <w:proofErr w:type="spellStart"/>
+      <w:r>
+        <w:rPr>
+          <w:rFonts w:eastAsiaTheme="minorHAnsi" w:hint="eastAsia"/>
+          <w:szCs w:val="22"/>
+        </w:rPr>
+        <w:t>SetSocket</w:t>
+      </w:r>
+      <w:proofErr w:type="spellEnd"/>
+      <w:r>
+        <w:rPr>
+          <w:rFonts w:eastAsiaTheme="minorHAnsi" w:hint="eastAsia"/>
+          <w:szCs w:val="22"/>
+        </w:rPr>
+        <w:t xml:space="preserve">(), </w:t>
+      </w:r>
+      <w:proofErr w:type="spellStart"/>
+      <w:r>
+        <w:rPr>
+          <w:rFonts w:eastAsiaTheme="minorHAnsi" w:hint="eastAsia"/>
+          <w:szCs w:val="22"/>
+        </w:rPr>
+        <w:t>SetId</w:t>
+      </w:r>
+      <w:proofErr w:type="spellEnd"/>
+      <w:r>
+        <w:rPr>
+          <w:rFonts w:eastAsiaTheme="minorHAnsi" w:hint="eastAsia"/>
+          <w:szCs w:val="22"/>
+        </w:rPr>
+        <w:t xml:space="preserve">(), </w:t>
+      </w:r>
+      <w:proofErr w:type="spellStart"/>
+      <w:r>
+        <w:rPr>
+          <w:rFonts w:eastAsiaTheme="minorHAnsi" w:hint="eastAsia"/>
+          <w:szCs w:val="22"/>
+        </w:rPr>
+        <w:t>SetName</w:t>
+      </w:r>
+      <w:proofErr w:type="spellEnd"/>
+      <w:r>
+        <w:rPr>
+          <w:rFonts w:eastAsiaTheme="minorHAnsi" w:hint="eastAsia"/>
+          <w:szCs w:val="22"/>
+        </w:rPr>
+        <w:t>(</w:t>
+      </w:r>
+      <w:proofErr w:type="gramStart"/>
+      <w:r>
+        <w:rPr>
+          <w:rFonts w:eastAsiaTheme="minorHAnsi" w:hint="eastAsia"/>
+          <w:szCs w:val="22"/>
+        </w:rPr>
+        <w:t>) :</w:t>
+      </w:r>
+      <w:proofErr w:type="gramEnd"/>
+      <w:r>
+        <w:rPr>
+          <w:rFonts w:eastAsiaTheme="minorHAnsi" w:hint="eastAsia"/>
+          <w:szCs w:val="22"/>
+        </w:rPr>
+        <w:t xml:space="preserve"> 초기 설정용 Setter</w:t>
+      </w:r>
+    </w:p>
+    <w:p>
+      <w:pPr>
+        <w:pStyle w:val="a6"/>
+        <w:widowControl/>
+        <w:numPr>
+          <w:ilvl w:val="0"/>
+          <w:numId w:val="49"/>
+        </w:numPr>
+        <w:wordWrap/>
+        <w:autoSpaceDE/>
+        <w:autoSpaceDN/>
+        <w:rPr>
+          <w:rFonts w:eastAsiaTheme="minorHAnsi"/>
+          <w:b/>
+          <w:bCs/>
+          <w:szCs w:val="22"/>
+        </w:rPr>
+      </w:pPr>
+      <w:proofErr w:type="spellStart"/>
+      <w:r>
+        <w:rPr>
+          <w:rFonts w:eastAsiaTheme="minorHAnsi" w:hint="eastAsia"/>
+          <w:szCs w:val="22"/>
+        </w:rPr>
+        <w:t>SetX</w:t>
+      </w:r>
+      <w:proofErr w:type="spellEnd"/>
+      <w:r>
+        <w:rPr>
+          <w:rFonts w:eastAsiaTheme="minorHAnsi" w:hint="eastAsia"/>
+          <w:szCs w:val="22"/>
+        </w:rPr>
+        <w:t xml:space="preserve">(), </w:t>
+      </w:r>
+      <w:proofErr w:type="spellStart"/>
+      <w:r>
+        <w:rPr>
+          <w:rFonts w:eastAsiaTheme="minorHAnsi" w:hint="eastAsia"/>
+          <w:szCs w:val="22"/>
+        </w:rPr>
+        <w:t>SetY</w:t>
+      </w:r>
+      <w:proofErr w:type="spellEnd"/>
+      <w:r>
+        <w:rPr>
+          <w:rFonts w:eastAsiaTheme="minorHAnsi" w:hint="eastAsia"/>
+          <w:szCs w:val="22"/>
+        </w:rPr>
+        <w:t>(), SetZ(</w:t>
+      </w:r>
+      <w:proofErr w:type="gramStart"/>
+      <w:r>
+        <w:rPr>
+          <w:rFonts w:eastAsiaTheme="minorHAnsi" w:hint="eastAsia"/>
+          <w:szCs w:val="22"/>
+        </w:rPr>
+        <w:t>) :</w:t>
+      </w:r>
+      <w:proofErr w:type="gramEnd"/>
+      <w:r>
+        <w:rPr>
+          <w:rFonts w:eastAsiaTheme="minorHAnsi" w:hint="eastAsia"/>
+          <w:szCs w:val="22"/>
+        </w:rPr>
+        <w:t xml:space="preserve"> 위치 갱신</w:t>
+      </w:r>
+    </w:p>
+    <w:p>
+      <w:pPr>
+        <w:pStyle w:val="a6"/>
+        <w:widowControl/>
+        <w:numPr>
+          <w:ilvl w:val="0"/>
+          <w:numId w:val="49"/>
+        </w:numPr>
+        <w:wordWrap/>
+        <w:autoSpaceDE/>
+        <w:autoSpaceDN/>
+        <w:rPr>
+          <w:rStyle w:val="HTML"/>
+          <w:rFonts w:asciiTheme="minorHAnsi" w:eastAsiaTheme="minorHAnsi" w:hAnsiTheme="minorHAnsi" w:cstheme="minorBidi"/>
+          <w:b/>
+          <w:bCs/>
+          <w:sz w:val="22"/>
+          <w:szCs w:val="22"/>
+        </w:rPr>
+      </w:pPr>
+      <w:proofErr w:type="spellStart"/>
+      <w:r>
+        <w:rPr>
+          <w:rStyle w:val="HTML"/>
+          <w:rFonts w:asciiTheme="minorHAnsi" w:eastAsiaTheme="minorHAnsi" w:hAnsiTheme="minorHAnsi"/>
+          <w:sz w:val="22"/>
+          <w:szCs w:val="22"/>
+        </w:rPr>
+        <w:t>SetCollision</w:t>
+      </w:r>
+      <w:proofErr w:type="spellEnd"/>
+      <w:r>
+        <w:rPr>
+          <w:rStyle w:val="HTML"/>
+          <w:rFonts w:asciiTheme="minorHAnsi" w:eastAsiaTheme="minorHAnsi" w:hAnsiTheme="minorHAnsi"/>
+          <w:sz w:val="22"/>
+          <w:szCs w:val="22"/>
+        </w:rPr>
+        <w:t>()</w:t>
+      </w:r>
+      <w:r>
+        <w:rPr>
+          <w:rFonts w:eastAsiaTheme="minorHAnsi"/>
+          <w:szCs w:val="22"/>
+        </w:rPr>
+        <w:t xml:space="preserve">, </w:t>
+      </w:r>
+      <w:proofErr w:type="spellStart"/>
+      <w:r>
+        <w:rPr>
+          <w:rStyle w:val="HTML"/>
+          <w:rFonts w:asciiTheme="minorHAnsi" w:eastAsiaTheme="minorHAnsi" w:hAnsiTheme="minorHAnsi"/>
+          <w:sz w:val="22"/>
+          <w:szCs w:val="22"/>
+        </w:rPr>
+        <w:t>SetWallCollision</w:t>
+      </w:r>
+      <w:proofErr w:type="spellEnd"/>
+      <w:r>
+        <w:rPr>
+          <w:rStyle w:val="HTML"/>
+          <w:rFonts w:asciiTheme="minorHAnsi" w:eastAsiaTheme="minorHAnsi" w:hAnsiTheme="minorHAnsi"/>
+          <w:sz w:val="22"/>
+          <w:szCs w:val="22"/>
+        </w:rPr>
+        <w:t>(</w:t>
+      </w:r>
+      <w:proofErr w:type="gramStart"/>
+      <w:r>
+        <w:rPr>
+          <w:rStyle w:val="HTML"/>
+          <w:rFonts w:asciiTheme="minorHAnsi" w:eastAsiaTheme="minorHAnsi" w:hAnsiTheme="minorHAnsi"/>
+          <w:sz w:val="22"/>
+          <w:szCs w:val="22"/>
+        </w:rPr>
+        <w:t>)</w:t>
+      </w:r>
+      <w:r>
+        <w:rPr>
+          <w:rStyle w:val="HTML"/>
+          <w:rFonts w:asciiTheme="minorHAnsi" w:eastAsiaTheme="minorHAnsi" w:hAnsiTheme="minorHAnsi" w:hint="eastAsia"/>
+          <w:sz w:val="22"/>
+          <w:szCs w:val="22"/>
+        </w:rPr>
+        <w:t xml:space="preserve"> :</w:t>
+      </w:r>
+      <w:proofErr w:type="gramEnd"/>
+      <w:r>
+        <w:rPr>
+          <w:rStyle w:val="HTML"/>
+          <w:rFonts w:asciiTheme="minorHAnsi" w:eastAsiaTheme="minorHAnsi" w:hAnsiTheme="minorHAnsi" w:hint="eastAsia"/>
+          <w:sz w:val="22"/>
+          <w:szCs w:val="22"/>
+        </w:rPr>
+        <w:t xml:space="preserve"> 충돌 상태 반영</w:t>
+      </w:r>
+    </w:p>
+    <w:p>
+      <w:pPr>
+        <w:pStyle w:val="a6"/>
+        <w:widowControl/>
+        <w:numPr>
+          <w:ilvl w:val="0"/>
+          <w:numId w:val="49"/>
+        </w:numPr>
+        <w:wordWrap/>
+        <w:autoSpaceDE/>
+        <w:autoSpaceDN/>
+        <w:rPr>
+          <w:rFonts w:eastAsiaTheme="minorHAnsi" w:hint="eastAsia"/>
+          <w:szCs w:val="22"/>
+        </w:rPr>
+      </w:pPr>
+      <w:proofErr w:type="spellStart"/>
+      <w:r>
+        <w:rPr>
+          <w:rFonts w:eastAsiaTheme="minorHAnsi"/>
+          <w:szCs w:val="22"/>
+        </w:rPr>
+        <w:t>GetSocketInfo</w:t>
+      </w:r>
+      <w:proofErr w:type="spellEnd"/>
+      <w:r>
+        <w:rPr>
+          <w:rFonts w:eastAsiaTheme="minorHAnsi"/>
+          <w:szCs w:val="22"/>
+        </w:rPr>
+        <w:t xml:space="preserve">(), </w:t>
+      </w:r>
+      <w:proofErr w:type="spellStart"/>
+      <w:r>
+        <w:rPr>
+          <w:rFonts w:eastAsiaTheme="minorHAnsi"/>
+          <w:szCs w:val="22"/>
+        </w:rPr>
+        <w:t>GetId</w:t>
+      </w:r>
+      <w:proofErr w:type="spellEnd"/>
+      <w:r>
+        <w:rPr>
+          <w:rFonts w:eastAsiaTheme="minorHAnsi"/>
+          <w:szCs w:val="22"/>
+        </w:rPr>
+        <w:t xml:space="preserve">(), </w:t>
+      </w:r>
+      <w:proofErr w:type="spellStart"/>
+      <w:r>
+        <w:rPr>
+          <w:rFonts w:eastAsiaTheme="minorHAnsi"/>
+          <w:szCs w:val="22"/>
+        </w:rPr>
+        <w:t>GetX</w:t>
+      </w:r>
+      <w:proofErr w:type="spellEnd"/>
+      <w:r>
+        <w:rPr>
+          <w:rFonts w:eastAsiaTheme="minorHAnsi"/>
+          <w:szCs w:val="22"/>
+        </w:rPr>
+        <w:t xml:space="preserve">(), </w:t>
+      </w:r>
+      <w:proofErr w:type="spellStart"/>
+      <w:r>
+        <w:rPr>
+          <w:rFonts w:eastAsiaTheme="minorHAnsi"/>
+          <w:szCs w:val="22"/>
+        </w:rPr>
+        <w:t>GetSpeed</w:t>
+      </w:r>
+      <w:proofErr w:type="spellEnd"/>
+      <w:r>
+        <w:rPr>
+          <w:rFonts w:eastAsiaTheme="minorHAnsi"/>
+          <w:szCs w:val="22"/>
+        </w:rPr>
+        <w:t>() 등: Getter 함수</w:t>
+      </w:r>
+    </w:p>
+    <w:p>
+      <w:pPr>
+        <w:pStyle w:val="a6"/>
+        <w:widowControl/>
+        <w:numPr>
+          <w:ilvl w:val="0"/>
+          <w:numId w:val="49"/>
+        </w:numPr>
+        <w:wordWrap/>
+        <w:autoSpaceDE/>
+        <w:autoSpaceDN/>
+        <w:rPr>
+          <w:rFonts w:eastAsiaTheme="minorHAnsi" w:hint="eastAsia"/>
+          <w:szCs w:val="22"/>
+        </w:rPr>
+      </w:pPr>
+      <w:proofErr w:type="spellStart"/>
+      <w:r>
+        <w:rPr>
+          <w:rFonts w:eastAsiaTheme="minorHAnsi"/>
+          <w:szCs w:val="22"/>
+        </w:rPr>
+        <w:t>SetOnline</w:t>
+      </w:r>
+      <w:proofErr w:type="spellEnd"/>
+      <w:r>
+        <w:rPr>
+          <w:rFonts w:eastAsiaTheme="minorHAnsi"/>
+          <w:szCs w:val="22"/>
+        </w:rPr>
+        <w:t xml:space="preserve">(), </w:t>
+      </w:r>
+      <w:proofErr w:type="spellStart"/>
+      <w:r>
+        <w:rPr>
+          <w:rFonts w:eastAsiaTheme="minorHAnsi"/>
+          <w:szCs w:val="22"/>
+        </w:rPr>
+        <w:t>SetReadyPlayer</w:t>
+      </w:r>
+      <w:proofErr w:type="spellEnd"/>
+      <w:r>
+        <w:rPr>
+          <w:rFonts w:eastAsiaTheme="minorHAnsi"/>
+          <w:szCs w:val="22"/>
+        </w:rPr>
+        <w:t>() 등: 플레이어의 접속 및 게임 준비 상태 제어</w:t>
+      </w:r>
+    </w:p>
+    <w:p>
+      <w:pPr>
+        <w:widowControl/>
+        <w:wordWrap/>
+        <w:autoSpaceDE/>
+        <w:autoSpaceDN/>
+        <w:rPr>
+          <w:rFonts w:eastAsiaTheme="minorHAnsi"/>
+          <w:szCs w:val="22"/>
+        </w:rPr>
+      </w:pPr>
+      <w:r>
+        <w:rPr>
+          <w:rFonts w:eastAsiaTheme="minorHAnsi" w:hint="eastAsia"/>
+          <w:szCs w:val="22"/>
+        </w:rPr>
+        <w:t xml:space="preserve">3. </w:t>
+      </w:r>
+      <w:proofErr w:type="spellStart"/>
+      <w:r>
+        <w:rPr>
+          <w:rFonts w:eastAsiaTheme="minorHAnsi" w:hint="eastAsia"/>
+          <w:szCs w:val="22"/>
+        </w:rPr>
+        <w:t>ServerMain</w:t>
+      </w:r>
+      <w:proofErr w:type="spellEnd"/>
+    </w:p>
+    <w:p>
+      <w:pPr>
+        <w:pStyle w:val="a6"/>
+        <w:widowControl/>
+        <w:numPr>
+          <w:ilvl w:val="0"/>
+          <w:numId w:val="50"/>
+        </w:numPr>
+        <w:wordWrap/>
+        <w:autoSpaceDE/>
+        <w:autoSpaceDN/>
+        <w:rPr>
+          <w:rFonts w:eastAsiaTheme="minorHAnsi"/>
+          <w:szCs w:val="22"/>
+        </w:rPr>
+      </w:pPr>
+      <w:proofErr w:type="gramStart"/>
+      <w:r>
+        <w:rPr>
+          <w:rFonts w:eastAsiaTheme="minorHAnsi"/>
+          <w:szCs w:val="22"/>
+        </w:rPr>
+        <w:t>std::</w:t>
+      </w:r>
+      <w:proofErr w:type="gramEnd"/>
+      <w:r>
+        <w:rPr>
+          <w:rFonts w:eastAsiaTheme="minorHAnsi"/>
+          <w:szCs w:val="22"/>
+        </w:rPr>
+        <w:t xml:space="preserve">array&lt;Player, MAX_USER&gt; </w:t>
+      </w:r>
+      <w:proofErr w:type="spellStart"/>
+      <w:r>
+        <w:rPr>
+          <w:rFonts w:eastAsiaTheme="minorHAnsi"/>
+          <w:szCs w:val="22"/>
+        </w:rPr>
+        <w:t>g_</w:t>
+      </w:r>
+      <w:proofErr w:type="gramStart"/>
+      <w:r>
+        <w:rPr>
+          <w:rFonts w:eastAsiaTheme="minorHAnsi"/>
+          <w:szCs w:val="22"/>
+        </w:rPr>
+        <w:t>players</w:t>
+      </w:r>
+      <w:proofErr w:type="spellEnd"/>
+      <w:r>
+        <w:rPr>
+          <w:rFonts w:eastAsiaTheme="minorHAnsi" w:hint="eastAsia"/>
+          <w:szCs w:val="22"/>
+        </w:rPr>
+        <w:t xml:space="preserve"> :</w:t>
+      </w:r>
+      <w:proofErr w:type="gramEnd"/>
+      <w:r>
+        <w:rPr>
+          <w:rFonts w:eastAsiaTheme="minorHAnsi" w:hint="eastAsia"/>
+          <w:szCs w:val="22"/>
+        </w:rPr>
+        <w:t xml:space="preserve"> </w:t>
+      </w:r>
+      <w:r>
+        <w:rPr>
+          <w:rFonts w:eastAsiaTheme="minorHAnsi"/>
+          <w:szCs w:val="22"/>
+        </w:rPr>
+        <w:t>전체 플레이어 객체 배열</w:t>
+      </w:r>
+    </w:p>
+    <w:p>
+      <w:pPr>
+        <w:pStyle w:val="a6"/>
+        <w:widowControl/>
+        <w:numPr>
+          <w:ilvl w:val="0"/>
+          <w:numId w:val="50"/>
+        </w:numPr>
+        <w:wordWrap/>
+        <w:autoSpaceDE/>
+        <w:autoSpaceDN/>
+        <w:rPr>
+          <w:rFonts w:eastAsiaTheme="minorHAnsi"/>
+          <w:szCs w:val="22"/>
+        </w:rPr>
+      </w:pPr>
+      <w:r>
+        <w:rPr>
+          <w:rFonts w:eastAsiaTheme="minorHAnsi"/>
+          <w:szCs w:val="22"/>
+        </w:rPr>
+        <w:t xml:space="preserve">bool </w:t>
+      </w:r>
+      <w:proofErr w:type="spellStart"/>
+      <w:r>
+        <w:rPr>
+          <w:rFonts w:eastAsiaTheme="minorHAnsi"/>
+          <w:szCs w:val="22"/>
+        </w:rPr>
+        <w:t>g_AllPlayerReady</w:t>
+      </w:r>
+      <w:proofErr w:type="spellEnd"/>
+      <w:r>
+        <w:rPr>
+          <w:rFonts w:eastAsiaTheme="minorHAnsi"/>
+          <w:szCs w:val="22"/>
+        </w:rPr>
+        <w:tab/>
+      </w:r>
+      <w:r>
+        <w:rPr>
+          <w:rFonts w:eastAsiaTheme="minorHAnsi" w:hint="eastAsia"/>
+          <w:szCs w:val="22"/>
+        </w:rPr>
+        <w:t xml:space="preserve">: </w:t>
+      </w:r>
+      <w:r>
+        <w:rPr>
+          <w:rFonts w:eastAsiaTheme="minorHAnsi"/>
+          <w:szCs w:val="22"/>
+        </w:rPr>
+        <w:t>모든 플레이어가 준비 완료인지 여부</w:t>
+      </w:r>
+    </w:p>
+    <w:p>
+      <w:pPr>
+        <w:pStyle w:val="a6"/>
+        <w:widowControl/>
+        <w:numPr>
+          <w:ilvl w:val="0"/>
+          <w:numId w:val="50"/>
+        </w:numPr>
+        <w:wordWrap/>
+        <w:autoSpaceDE/>
+        <w:autoSpaceDN/>
+        <w:rPr>
+          <w:rFonts w:eastAsiaTheme="minorHAnsi"/>
+          <w:szCs w:val="22"/>
+        </w:rPr>
+      </w:pPr>
+      <w:r>
+        <w:rPr>
+          <w:rFonts w:eastAsiaTheme="minorHAnsi"/>
+          <w:szCs w:val="22"/>
+        </w:rPr>
+        <w:t xml:space="preserve">bool </w:t>
+      </w:r>
+      <w:proofErr w:type="spellStart"/>
+      <w:r>
+        <w:rPr>
+          <w:rFonts w:eastAsiaTheme="minorHAnsi"/>
+          <w:szCs w:val="22"/>
+        </w:rPr>
+        <w:t>g_</w:t>
+      </w:r>
+      <w:proofErr w:type="gramStart"/>
+      <w:r>
+        <w:rPr>
+          <w:rFonts w:eastAsiaTheme="minorHAnsi"/>
+          <w:szCs w:val="22"/>
+        </w:rPr>
+        <w:t>GameStart</w:t>
+      </w:r>
+      <w:proofErr w:type="spellEnd"/>
+      <w:r>
+        <w:rPr>
+          <w:rFonts w:eastAsiaTheme="minorHAnsi" w:hint="eastAsia"/>
+          <w:szCs w:val="22"/>
+        </w:rPr>
+        <w:t xml:space="preserve"> :</w:t>
+      </w:r>
+      <w:proofErr w:type="gramEnd"/>
+      <w:r>
+        <w:rPr>
+          <w:rFonts w:eastAsiaTheme="minorHAnsi" w:hint="eastAsia"/>
+          <w:szCs w:val="22"/>
+        </w:rPr>
+        <w:t xml:space="preserve"> </w:t>
+      </w:r>
+      <w:r>
+        <w:rPr>
+          <w:rFonts w:eastAsiaTheme="minorHAnsi"/>
+          <w:szCs w:val="22"/>
+        </w:rPr>
+        <w:t>게임 시작 여부</w:t>
+      </w:r>
+    </w:p>
+    <w:p>
+      <w:pPr>
+        <w:pStyle w:val="a6"/>
+        <w:widowControl/>
+        <w:numPr>
+          <w:ilvl w:val="0"/>
+          <w:numId w:val="50"/>
+        </w:numPr>
+        <w:wordWrap/>
+        <w:autoSpaceDE/>
+        <w:autoSpaceDN/>
+        <w:rPr>
+          <w:rFonts w:eastAsiaTheme="minorHAnsi"/>
+          <w:szCs w:val="22"/>
+        </w:rPr>
+      </w:pPr>
+      <w:r>
+        <w:rPr>
+          <w:rFonts w:eastAsiaTheme="minorHAnsi"/>
+          <w:szCs w:val="22"/>
+        </w:rPr>
+        <w:t xml:space="preserve">bool </w:t>
+      </w:r>
+      <w:proofErr w:type="spellStart"/>
+      <w:r>
+        <w:rPr>
+          <w:rFonts w:eastAsiaTheme="minorHAnsi"/>
+          <w:szCs w:val="22"/>
+        </w:rPr>
+        <w:t>g_</w:t>
+      </w:r>
+      <w:proofErr w:type="gramStart"/>
+      <w:r>
+        <w:rPr>
+          <w:rFonts w:eastAsiaTheme="minorHAnsi"/>
+          <w:szCs w:val="22"/>
+        </w:rPr>
+        <w:t>GameEnd</w:t>
+      </w:r>
+      <w:proofErr w:type="spellEnd"/>
+      <w:r>
+        <w:rPr>
+          <w:rFonts w:eastAsiaTheme="minorHAnsi" w:hint="eastAsia"/>
+          <w:szCs w:val="22"/>
+        </w:rPr>
+        <w:t xml:space="preserve"> :</w:t>
+      </w:r>
+      <w:proofErr w:type="gramEnd"/>
+      <w:r>
+        <w:rPr>
+          <w:rFonts w:eastAsiaTheme="minorHAnsi" w:hint="eastAsia"/>
+          <w:szCs w:val="22"/>
+        </w:rPr>
+        <w:t xml:space="preserve"> </w:t>
+      </w:r>
+      <w:r>
+        <w:rPr>
+          <w:rFonts w:eastAsiaTheme="minorHAnsi"/>
+          <w:szCs w:val="22"/>
+        </w:rPr>
+        <w:t>게임 종료 여부</w:t>
+      </w:r>
+    </w:p>
+    <w:p>
+      <w:pPr>
+        <w:pStyle w:val="a6"/>
+        <w:widowControl/>
+        <w:numPr>
+          <w:ilvl w:val="0"/>
+          <w:numId w:val="50"/>
+        </w:numPr>
+        <w:wordWrap/>
+        <w:autoSpaceDE/>
+        <w:autoSpaceDN/>
+        <w:rPr>
+          <w:rFonts w:eastAsiaTheme="minorHAnsi"/>
+          <w:szCs w:val="22"/>
+        </w:rPr>
+      </w:pPr>
+      <w:r>
+        <w:rPr>
+          <w:rFonts w:eastAsiaTheme="minorHAnsi"/>
+          <w:szCs w:val="22"/>
+        </w:rPr>
+        <w:t xml:space="preserve">CRITICAL_SECTION </w:t>
+      </w:r>
+      <w:proofErr w:type="spellStart"/>
+      <w:r>
+        <w:rPr>
+          <w:rFonts w:eastAsiaTheme="minorHAnsi"/>
+          <w:szCs w:val="22"/>
+        </w:rPr>
+        <w:t>g_</w:t>
+      </w:r>
+      <w:proofErr w:type="gramStart"/>
+      <w:r>
+        <w:rPr>
+          <w:rFonts w:eastAsiaTheme="minorHAnsi"/>
+          <w:szCs w:val="22"/>
+        </w:rPr>
+        <w:t>CS</w:t>
+      </w:r>
+      <w:proofErr w:type="spellEnd"/>
+      <w:r>
+        <w:rPr>
+          <w:rFonts w:eastAsiaTheme="minorHAnsi" w:hint="eastAsia"/>
+          <w:szCs w:val="22"/>
+        </w:rPr>
+        <w:t xml:space="preserve"> :</w:t>
+      </w:r>
+      <w:proofErr w:type="gramEnd"/>
+      <w:r>
+        <w:rPr>
+          <w:rFonts w:eastAsiaTheme="minorHAnsi" w:hint="eastAsia"/>
+          <w:szCs w:val="22"/>
+        </w:rPr>
+        <w:t xml:space="preserve"> </w:t>
+      </w:r>
+      <w:r>
+        <w:rPr>
+          <w:rFonts w:eastAsiaTheme="minorHAnsi"/>
+          <w:szCs w:val="22"/>
+        </w:rPr>
+        <w:t>임계영역 (동시 접근 방지용)</w:t>
+      </w:r>
+    </w:p>
+    <w:p>
+      <w:pPr>
+        <w:pStyle w:val="a6"/>
+        <w:widowControl/>
+        <w:numPr>
+          <w:ilvl w:val="0"/>
+          <w:numId w:val="50"/>
+        </w:numPr>
+        <w:wordWrap/>
+        <w:autoSpaceDE/>
+        <w:autoSpaceDN/>
+        <w:rPr>
+          <w:rFonts w:eastAsiaTheme="minorHAnsi"/>
+          <w:szCs w:val="22"/>
+        </w:rPr>
+      </w:pPr>
+      <w:r>
+        <w:rPr>
+          <w:rFonts w:eastAsiaTheme="minorHAnsi"/>
+          <w:szCs w:val="22"/>
+        </w:rPr>
+        <w:t xml:space="preserve">float </w:t>
+      </w:r>
+      <w:proofErr w:type="spellStart"/>
+      <w:r>
+        <w:rPr>
+          <w:rFonts w:eastAsiaTheme="minorHAnsi"/>
+          <w:szCs w:val="22"/>
+        </w:rPr>
+        <w:t>g_</w:t>
+      </w:r>
+      <w:proofErr w:type="gramStart"/>
+      <w:r>
+        <w:rPr>
+          <w:rFonts w:eastAsiaTheme="minorHAnsi"/>
+          <w:szCs w:val="22"/>
+        </w:rPr>
+        <w:t>ElapsedTime</w:t>
+      </w:r>
+      <w:proofErr w:type="spellEnd"/>
+      <w:r>
+        <w:rPr>
+          <w:rFonts w:eastAsiaTheme="minorHAnsi" w:hint="eastAsia"/>
+          <w:szCs w:val="22"/>
+        </w:rPr>
+        <w:t xml:space="preserve"> :</w:t>
+      </w:r>
+      <w:proofErr w:type="gramEnd"/>
+      <w:r>
+        <w:rPr>
+          <w:rFonts w:eastAsiaTheme="minorHAnsi" w:hint="eastAsia"/>
+          <w:szCs w:val="22"/>
+        </w:rPr>
+        <w:t xml:space="preserve"> </w:t>
+      </w:r>
+      <w:r>
+        <w:rPr>
+          <w:rFonts w:eastAsiaTheme="minorHAnsi"/>
+          <w:szCs w:val="22"/>
+        </w:rPr>
+        <w:t>게임 진행 시간 기록</w:t>
+      </w:r>
+    </w:p>
+    <w:p>
+      <w:pPr>
+        <w:pStyle w:val="a6"/>
+        <w:widowControl/>
+        <w:numPr>
+          <w:ilvl w:val="0"/>
+          <w:numId w:val="50"/>
+        </w:numPr>
+        <w:wordWrap/>
+        <w:autoSpaceDE/>
+        <w:autoSpaceDN/>
+        <w:rPr>
+          <w:rFonts w:eastAsiaTheme="minorHAnsi" w:hint="eastAsia"/>
+          <w:szCs w:val="22"/>
+        </w:rPr>
+      </w:pPr>
+      <w:proofErr w:type="spellStart"/>
+      <w:r>
+        <w:rPr>
+          <w:rFonts w:eastAsiaTheme="minorHAnsi"/>
+          <w:szCs w:val="22"/>
+        </w:rPr>
+        <w:t>CollisionCheck</w:t>
+      </w:r>
+      <w:proofErr w:type="spellEnd"/>
+      <w:r>
+        <w:rPr>
+          <w:rFonts w:eastAsiaTheme="minorHAnsi"/>
+          <w:szCs w:val="22"/>
+        </w:rPr>
+        <w:t>(</w:t>
+      </w:r>
+      <w:proofErr w:type="gramStart"/>
+      <w:r>
+        <w:rPr>
+          <w:rFonts w:eastAsiaTheme="minorHAnsi"/>
+          <w:szCs w:val="22"/>
+        </w:rPr>
+        <w:t>) :</w:t>
+      </w:r>
+      <w:proofErr w:type="gramEnd"/>
+      <w:r>
+        <w:rPr>
+          <w:rFonts w:eastAsiaTheme="minorHAnsi"/>
+          <w:szCs w:val="22"/>
+        </w:rPr>
+        <w:t xml:space="preserve"> 전반적인 충돌 감지 수행</w:t>
+      </w:r>
+    </w:p>
+    <w:p>
+      <w:pPr>
+        <w:pStyle w:val="a6"/>
+        <w:widowControl/>
+        <w:numPr>
+          <w:ilvl w:val="0"/>
+          <w:numId w:val="50"/>
+        </w:numPr>
+        <w:wordWrap/>
+        <w:autoSpaceDE/>
+        <w:autoSpaceDN/>
+        <w:rPr>
+          <w:rFonts w:eastAsiaTheme="minorHAnsi" w:hint="eastAsia"/>
+          <w:szCs w:val="22"/>
+        </w:rPr>
+      </w:pPr>
+      <w:proofErr w:type="spellStart"/>
+      <w:r>
+        <w:rPr>
+          <w:rFonts w:eastAsiaTheme="minorHAnsi"/>
+          <w:szCs w:val="22"/>
+        </w:rPr>
+        <w:t>PlayerCollisionCheck</w:t>
+      </w:r>
+      <w:proofErr w:type="spellEnd"/>
+      <w:r>
+        <w:rPr>
+          <w:rFonts w:eastAsiaTheme="minorHAnsi"/>
+          <w:szCs w:val="22"/>
+        </w:rPr>
+        <w:t>(</w:t>
+      </w:r>
+      <w:proofErr w:type="gramStart"/>
+      <w:r>
+        <w:rPr>
+          <w:rFonts w:eastAsiaTheme="minorHAnsi"/>
+          <w:szCs w:val="22"/>
+        </w:rPr>
+        <w:t>) :</w:t>
+      </w:r>
+      <w:proofErr w:type="gramEnd"/>
+      <w:r>
+        <w:rPr>
+          <w:rFonts w:eastAsiaTheme="minorHAnsi"/>
+          <w:szCs w:val="22"/>
+        </w:rPr>
+        <w:t xml:space="preserve"> 플레이어 간 충돌 여부 확인</w:t>
+      </w:r>
+    </w:p>
+    <w:p>
+      <w:pPr>
+        <w:pStyle w:val="a6"/>
+        <w:widowControl/>
+        <w:numPr>
+          <w:ilvl w:val="0"/>
+          <w:numId w:val="50"/>
+        </w:numPr>
+        <w:wordWrap/>
+        <w:autoSpaceDE/>
+        <w:autoSpaceDN/>
+        <w:rPr>
+          <w:rFonts w:eastAsiaTheme="minorHAnsi" w:hint="eastAsia"/>
+          <w:szCs w:val="22"/>
+        </w:rPr>
+      </w:pPr>
+      <w:proofErr w:type="spellStart"/>
+      <w:r>
+        <w:rPr>
+          <w:rFonts w:eastAsiaTheme="minorHAnsi"/>
+          <w:szCs w:val="22"/>
+        </w:rPr>
+        <w:t>WallCollisionCheck</w:t>
+      </w:r>
+      <w:proofErr w:type="spellEnd"/>
+      <w:r>
+        <w:rPr>
+          <w:rFonts w:eastAsiaTheme="minorHAnsi"/>
+          <w:szCs w:val="22"/>
+        </w:rPr>
+        <w:t>(</w:t>
+      </w:r>
+      <w:proofErr w:type="gramStart"/>
+      <w:r>
+        <w:rPr>
+          <w:rFonts w:eastAsiaTheme="minorHAnsi"/>
+          <w:szCs w:val="22"/>
+        </w:rPr>
+        <w:t>) :</w:t>
+      </w:r>
+      <w:proofErr w:type="gramEnd"/>
+      <w:r>
+        <w:rPr>
+          <w:rFonts w:eastAsiaTheme="minorHAnsi"/>
+          <w:szCs w:val="22"/>
+        </w:rPr>
+        <w:t xml:space="preserve"> 벽이나 맵 경계와의 충돌 처리</w:t>
+      </w:r>
+    </w:p>
+    <w:p>
+      <w:pPr>
+        <w:pStyle w:val="a6"/>
+        <w:widowControl/>
+        <w:numPr>
+          <w:ilvl w:val="0"/>
+          <w:numId w:val="50"/>
+        </w:numPr>
+        <w:wordWrap/>
+        <w:autoSpaceDE/>
+        <w:autoSpaceDN/>
+        <w:rPr>
+          <w:rFonts w:eastAsiaTheme="minorHAnsi"/>
+          <w:szCs w:val="22"/>
+        </w:rPr>
+      </w:pPr>
+      <w:proofErr w:type="spellStart"/>
+      <w:r>
+        <w:rPr>
+          <w:rFonts w:eastAsiaTheme="minorHAnsi"/>
+          <w:szCs w:val="22"/>
+        </w:rPr>
+        <w:t>ClientThread</w:t>
+      </w:r>
+      <w:proofErr w:type="spellEnd"/>
+      <w:r>
+        <w:rPr>
+          <w:rFonts w:eastAsiaTheme="minorHAnsi"/>
+          <w:szCs w:val="22"/>
+        </w:rPr>
+        <w:t>(LPVOID socket</w:t>
+      </w:r>
+      <w:proofErr w:type="gramStart"/>
+      <w:r>
+        <w:rPr>
+          <w:rFonts w:eastAsiaTheme="minorHAnsi"/>
+          <w:szCs w:val="22"/>
+        </w:rPr>
+        <w:t>) :</w:t>
+      </w:r>
+      <w:proofErr w:type="gramEnd"/>
+      <w:r>
+        <w:rPr>
+          <w:rFonts w:eastAsiaTheme="minorHAnsi"/>
+          <w:szCs w:val="22"/>
+        </w:rPr>
+        <w:t xml:space="preserve"> 각 클라이언트별로 실행되는 스레드.</w:t>
+      </w:r>
+    </w:p>
+    <w:p>
+      <w:pPr>
+        <w:pStyle w:val="a6"/>
+        <w:widowControl/>
+        <w:numPr>
+          <w:ilvl w:val="0"/>
+          <w:numId w:val="50"/>
+        </w:numPr>
+        <w:wordWrap/>
+        <w:autoSpaceDE/>
+        <w:autoSpaceDN/>
+        <w:rPr>
+          <w:rFonts w:eastAsiaTheme="minorHAnsi"/>
+          <w:szCs w:val="22"/>
+        </w:rPr>
+      </w:pPr>
+      <w:r>
+        <w:rPr>
+          <w:rFonts w:eastAsiaTheme="minorHAnsi" w:hint="eastAsia"/>
+          <w:szCs w:val="22"/>
+        </w:rPr>
+        <w:t>클라이언트의</w:t>
+      </w:r>
+      <w:r>
+        <w:rPr>
+          <w:rFonts w:eastAsiaTheme="minorHAnsi"/>
+          <w:szCs w:val="22"/>
+        </w:rPr>
+        <w:t xml:space="preserve"> 입력 패킷 수신, 위치/상태 업데이트 담당.</w:t>
+      </w:r>
+    </w:p>
+    <w:p>
+      <w:pPr>
+        <w:pStyle w:val="a6"/>
+        <w:widowControl/>
+        <w:numPr>
+          <w:ilvl w:val="0"/>
+          <w:numId w:val="50"/>
+        </w:numPr>
+        <w:wordWrap/>
+        <w:autoSpaceDE/>
+        <w:autoSpaceDN/>
+        <w:rPr>
+          <w:rFonts w:eastAsiaTheme="minorHAnsi"/>
+          <w:szCs w:val="22"/>
+        </w:rPr>
+      </w:pPr>
+      <w:proofErr w:type="spellStart"/>
+      <w:r>
+        <w:rPr>
+          <w:rFonts w:eastAsiaTheme="minorHAnsi"/>
+          <w:szCs w:val="22"/>
+        </w:rPr>
+        <w:t>UpdatePosition</w:t>
+      </w:r>
+      <w:proofErr w:type="spellEnd"/>
+      <w:r>
+        <w:rPr>
+          <w:rFonts w:eastAsiaTheme="minorHAnsi"/>
+          <w:szCs w:val="22"/>
+        </w:rPr>
+        <w:t xml:space="preserve">(LPVOID </w:t>
+      </w:r>
+      <w:proofErr w:type="spellStart"/>
+      <w:r>
+        <w:rPr>
+          <w:rFonts w:eastAsiaTheme="minorHAnsi"/>
+          <w:szCs w:val="22"/>
+        </w:rPr>
+        <w:t>lpParam</w:t>
+      </w:r>
+      <w:proofErr w:type="spellEnd"/>
+      <w:proofErr w:type="gramStart"/>
+      <w:r>
+        <w:rPr>
+          <w:rFonts w:eastAsiaTheme="minorHAnsi"/>
+          <w:szCs w:val="22"/>
+        </w:rPr>
+        <w:t>) :</w:t>
+      </w:r>
+      <w:proofErr w:type="gramEnd"/>
+      <w:r>
+        <w:rPr>
+          <w:rFonts w:eastAsiaTheme="minorHAnsi"/>
+          <w:szCs w:val="22"/>
+        </w:rPr>
+        <w:t xml:space="preserve"> 전체 플레이어의 위치 갱신 및 물리 계산 수행.</w:t>
+      </w:r>
+    </w:p>
+    <w:p>
+      <w:pPr>
+        <w:pStyle w:val="a6"/>
+        <w:widowControl/>
+        <w:wordWrap/>
+        <w:autoSpaceDE/>
+        <w:autoSpaceDN/>
+        <w:ind w:left="880"/>
+        <w:rPr>
+          <w:rFonts w:asciiTheme="majorEastAsia" w:eastAsiaTheme="majorEastAsia" w:hAnsiTheme="majorEastAsia" w:hint="eastAsia"/>
+          <w:szCs w:val="22"/>
+        </w:rPr>
+      </w:pPr>
+    </w:p>
+    <w:p>
+      <w:pPr>
+        <w:widowControl/>
+        <w:wordWrap/>
+        <w:autoSpaceDE/>
+        <w:autoSpaceDN/>
+        <w:rPr>
+          <w:rFonts w:asciiTheme="majorEastAsia" w:eastAsiaTheme="majorEastAsia" w:hAnsiTheme="majorEastAsia" w:hint="eastAsia"/>
+          <w:b/>
+          <w:bCs/>
+          <w:sz w:val="24"/>
+        </w:rPr>
+      </w:pPr>
+    </w:p>
+    <w:p>
+      <w:pPr>
+        <w:widowControl/>
+        <w:wordWrap/>
+        <w:autoSpaceDE/>
+        <w:autoSpaceDN/>
+        <w:rPr>
+          <w:rFonts w:asciiTheme="majorEastAsia" w:eastAsiaTheme="majorEastAsia" w:hAnsiTheme="majorEastAsia"/>
+          <w:b/>
+          <w:bCs/>
+          <w:sz w:val="24"/>
+        </w:rPr>
+      </w:pPr>
+      <w:r>
+        <w:rPr>
+          <w:rFonts w:asciiTheme="majorEastAsia" w:eastAsiaTheme="majorEastAsia" w:hAnsiTheme="majorEastAsia" w:hint="eastAsia"/>
+          <w:b/>
+          <w:bCs/>
+          <w:sz w:val="24"/>
+        </w:rPr>
+        <w:lastRenderedPageBreak/>
+        <w:t xml:space="preserve">4) </w:t>
+      </w:r>
+      <w:r>
+        <w:rPr>
+          <w:rFonts w:asciiTheme="majorEastAsia" w:eastAsiaTheme="majorEastAsia" w:hAnsiTheme="majorEastAsia"/>
+          <w:b/>
+          <w:bCs/>
+          <w:sz w:val="24"/>
+        </w:rPr>
+        <w:t>Server/Client Thread</w:t>
+      </w:r>
+    </w:p>
+    <w:p>
+      <w:pPr>
+        <w:widowControl/>
+        <w:wordWrap/>
+        <w:autoSpaceDE/>
+        <w:autoSpaceDN/>
         <w:rPr>
           <w:rFonts w:hint="eastAsia"/>
         </w:rPr>
-        <w:t>roadcast</w:t>
-      </w:r>
-    </w:p>
-    <w:p>
-      <w:pPr>
+      </w:pPr>
+      <w:r>
+        <w:rPr>
+          <w:noProof/>
+        </w:rPr>
+        <w:drawing>
+          <wp:inline distT="0" distB="0" distL="0" distR="0" wp14:anchorId="255E5712" wp14:editId="15BE4124">
+            <wp:extent cx="4371975" cy="4486275"/>
+            <wp:effectExtent l="0" t="0" r="9525" b="9525"/>
+            <wp:docPr id="210447373" name="그림 6"/>
+            <wp:cNvGraphicFramePr>
+              <a:graphicFrameLocks xmlns:a="http://schemas.openxmlformats.org/drawingml/2006/main" noChangeAspect="1"/>
+            </wp:cNvGraphicFramePr>
+            <a:graphic xmlns:a="http://schemas.openxmlformats.org/drawingml/2006/main">
+              <a:graphicData uri="http://schemas.openxmlformats.org/drawingml/2006/picture">
+                <pic:pic xmlns:pic="http://schemas.openxmlformats.org/drawingml/2006/picture">
+                  <pic:nvPicPr>
+                    <pic:cNvPr id="0" name="Picture 5"/>
+                    <pic:cNvPicPr>
+                      <a:picLocks noChangeAspect="1" noChangeArrowheads="1"/>
+                    </pic:cNvPicPr>
+                  </pic:nvPicPr>
+                  <pic:blipFill>
+                    <a:blip r:embed="rId19">
+                      <a:extLst>
+                        <a:ext uri="{28A0092B-C50C-407E-A947-70E740481C1C}">
+                          <a14:useLocalDpi xmlns:a14="http://schemas.microsoft.com/office/drawing/2010/main" val="0"/>
+                        </a:ext>
+                      </a:extLst>
+                    </a:blip>
+                    <a:srcRect/>
+                    <a:stretch>
+                      <a:fillRect/>
+                    </a:stretch>
+                  </pic:blipFill>
+                  <pic:spPr bwMode="auto">
+                    <a:xfrm>
+                      <a:off x="0" y="0"/>
+                      <a:ext cx="4371975" cy="4486275"/>
+                    </a:xfrm>
+                    <a:prstGeom prst="rect">
+                      <a:avLst/>
+                    </a:prstGeom>
+                    <a:noFill/>
+                    <a:ln>
+                      <a:noFill/>
+                    </a:ln>
+                  </pic:spPr>
+                </pic:pic>
+              </a:graphicData>
+            </a:graphic>
+          </wp:inline>
+        </w:drawing>
+      </w:r>
+    </w:p>
+    <w:p>
+      <w:pPr>
+        <w:pStyle w:val="a6"/>
+        <w:widowControl/>
+        <w:numPr>
+          <w:ilvl w:val="0"/>
+          <w:numId w:val="42"/>
+        </w:numPr>
+        <w:wordWrap/>
+        <w:autoSpaceDE/>
+        <w:autoSpaceDN/>
+      </w:pPr>
+      <w:r>
+        <w:rPr>
+          <w:rFonts w:hint="eastAsia"/>
+        </w:rPr>
+        <w:t>Main</w:t>
+      </w:r>
+    </w:p>
+    <w:p>
+      <w:pPr>
+        <w:widowControl/>
+        <w:wordWrap/>
+        <w:autoSpaceDE/>
+        <w:autoSpaceDN/>
+        <w:ind w:left="80" w:firstLine="800"/>
+      </w:pPr>
+      <w:r>
+        <w:rPr>
+          <w:rFonts w:hint="eastAsia"/>
+        </w:rPr>
+        <w:t>소켓 생성 및 초기화. listen 상태로 클라이언트 접속 대기.</w:t>
+      </w:r>
+    </w:p>
+    <w:p>
+      <w:pPr>
+        <w:pStyle w:val="a6"/>
+        <w:widowControl/>
+        <w:numPr>
+          <w:ilvl w:val="0"/>
+          <w:numId w:val="42"/>
+        </w:numPr>
+        <w:wordWrap/>
+        <w:autoSpaceDE/>
+        <w:autoSpaceDN/>
+      </w:pPr>
+      <w:r>
+        <w:rPr>
+          <w:rFonts w:hint="eastAsia"/>
+        </w:rPr>
+        <w:t>Client Thread</w:t>
+      </w:r>
+    </w:p>
+    <w:p>
+      <w:pPr>
+        <w:widowControl/>
+        <w:wordWrap/>
+        <w:autoSpaceDE/>
+        <w:autoSpaceDN/>
+        <w:ind w:left="520" w:firstLine="360"/>
+      </w:pPr>
+      <w:r>
+        <w:rPr>
+          <w:rFonts w:hint="eastAsia"/>
+        </w:rPr>
+        <w:t>accept() 성공 시 스레드 할당 후 클라이언트로부터 데이터를 받는다.</w:t>
+      </w:r>
+    </w:p>
+    <w:p>
+      <w:pPr>
+        <w:pStyle w:val="a6"/>
+        <w:widowControl/>
+        <w:numPr>
+          <w:ilvl w:val="0"/>
+          <w:numId w:val="42"/>
+        </w:numPr>
+        <w:wordWrap/>
+        <w:autoSpaceDE/>
+        <w:autoSpaceDN/>
+      </w:pPr>
+      <w:proofErr w:type="spellStart"/>
+      <w:r>
+        <w:rPr>
+          <w:rFonts w:hint="eastAsia"/>
+        </w:rPr>
+        <w:t>UpdatePosition</w:t>
+      </w:r>
+      <w:proofErr w:type="spellEnd"/>
+    </w:p>
+    <w:p>
+      <w:pPr>
+        <w:widowControl/>
+        <w:wordWrap/>
+        <w:autoSpaceDE/>
+        <w:autoSpaceDN/>
+        <w:ind w:left="880"/>
+        <w:rPr>
+          <w:rFonts w:hint="eastAsia"/>
+        </w:rPr>
+      </w:pPr>
+      <w:r>
+        <w:t>일정 주기마다 모든 Player 위치와 상태를 계산.</w:t>
+      </w:r>
+      <w:r>
+        <w:rPr>
+          <w:rFonts w:hint="eastAsia"/>
+        </w:rPr>
+        <w:t xml:space="preserve"> </w:t>
+      </w:r>
+      <w:r>
+        <w:t>월드 동기화 후</w:t>
+      </w:r>
+      <w:r>
+        <w:rPr>
+          <w:rFonts w:hint="eastAsia"/>
+        </w:rPr>
+        <w:t xml:space="preserve"> </w:t>
+      </w:r>
+      <w:r>
+        <w:t>클라이언트로 SC</w:t>
+      </w:r>
+      <w:r>
+        <w:rPr>
+          <w:rFonts w:hint="eastAsia"/>
+        </w:rPr>
+        <w:t xml:space="preserve"> 패킷을</w:t>
+      </w:r>
+      <w:r>
+        <w:t xml:space="preserve"> 전송</w:t>
+      </w:r>
+      <w:r>
+        <w:rPr>
+          <w:rFonts w:hint="eastAsia"/>
+        </w:rPr>
+        <w:t>한다</w:t>
+      </w:r>
+      <w:r>
+        <w:t>.</w:t>
+      </w:r>
+    </w:p>
+    <w:p>
+      <w:pPr>
+        <w:widowControl/>
+        <w:wordWrap/>
+        <w:autoSpaceDE/>
+        <w:autoSpaceDN/>
+        <w:rPr>
+          <w:rFonts w:asciiTheme="majorEastAsia" w:eastAsiaTheme="majorEastAsia" w:hAnsiTheme="majorEastAsia"/>
+          <w:szCs w:val="22"/>
+        </w:rPr>
+      </w:pPr>
+      <w:r>
+        <w:rPr>
+          <w:noProof/>
+        </w:rPr>
+        <w:lastRenderedPageBreak/>
+        <w:drawing>
+          <wp:inline distT="0" distB="0" distL="0" distR="0" wp14:anchorId="2D7B3E81" wp14:editId="3800FFC3">
+            <wp:extent cx="3438525" cy="2247900"/>
+            <wp:effectExtent l="0" t="0" r="9525" b="0"/>
+            <wp:docPr id="1626712608" name="그림 7"/>
+            <wp:cNvGraphicFramePr>
+              <a:graphicFrameLocks xmlns:a="http://schemas.openxmlformats.org/drawingml/2006/main" noChangeAspect="1"/>
+            </wp:cNvGraphicFramePr>
+            <a:graphic xmlns:a="http://schemas.openxmlformats.org/drawingml/2006/main">
+              <a:graphicData uri="http://schemas.openxmlformats.org/drawingml/2006/picture">
+                <pic:pic xmlns:pic="http://schemas.openxmlformats.org/drawingml/2006/picture">
+                  <pic:nvPicPr>
+                    <pic:cNvPr id="0" name="Picture 6"/>
+                    <pic:cNvPicPr>
+                      <a:picLocks noChangeAspect="1" noChangeArrowheads="1"/>
+                    </pic:cNvPicPr>
+                  </pic:nvPicPr>
+                  <pic:blipFill>
+                    <a:blip r:embed="rId20">
+                      <a:extLst>
+                        <a:ext uri="{28A0092B-C50C-407E-A947-70E740481C1C}">
+                          <a14:useLocalDpi xmlns:a14="http://schemas.microsoft.com/office/drawing/2010/main" val="0"/>
+                        </a:ext>
+                      </a:extLst>
+                    </a:blip>
+                    <a:srcRect/>
+                    <a:stretch>
+                      <a:fillRect/>
+                    </a:stretch>
+                  </pic:blipFill>
+                  <pic:spPr bwMode="auto">
+                    <a:xfrm>
+                      <a:off x="0" y="0"/>
+                      <a:ext cx="3438525" cy="2247900"/>
+                    </a:xfrm>
+                    <a:prstGeom prst="rect">
+                      <a:avLst/>
+                    </a:prstGeom>
+                    <a:noFill/>
+                    <a:ln>
+                      <a:noFill/>
+                    </a:ln>
+                  </pic:spPr>
+                </pic:pic>
+              </a:graphicData>
+            </a:graphic>
+          </wp:inline>
+        </w:drawing>
+      </w:r>
+    </w:p>
+    <w:p>
+      <w:pPr>
+        <w:pStyle w:val="a6"/>
+        <w:widowControl/>
+        <w:numPr>
+          <w:ilvl w:val="0"/>
+          <w:numId w:val="51"/>
+        </w:numPr>
+        <w:wordWrap/>
+        <w:autoSpaceDE/>
+        <w:autoSpaceDN/>
+        <w:rPr>
+          <w:rFonts w:eastAsiaTheme="minorHAnsi"/>
+          <w:szCs w:val="22"/>
+        </w:rPr>
+      </w:pPr>
+      <w:r>
+        <w:rPr>
+          <w:rFonts w:eastAsiaTheme="minorHAnsi"/>
+          <w:szCs w:val="22"/>
+        </w:rPr>
+        <w:t>M</w:t>
+      </w:r>
+      <w:r>
+        <w:rPr>
+          <w:rFonts w:eastAsiaTheme="minorHAnsi" w:hint="eastAsia"/>
+          <w:szCs w:val="22"/>
+        </w:rPr>
+        <w:t>ain</w:t>
+      </w:r>
+    </w:p>
+    <w:p>
+      <w:pPr>
+        <w:pStyle w:val="a6"/>
         <w:widowControl/>
         <w:wordWrap/>
         <w:autoSpaceDE/>
         <w:autoSpaceDN/>
         <w:ind w:left="800"/>
-      </w:pPr>
-      <w:r>
-        <w:rPr>
-          <w:rFonts w:hint="eastAsia"/>
-        </w:rPr>
-        <w:t xml:space="preserve">클라이언트 스레드로부터 </w:t>
-      </w:r>
-      <w:r>
-        <w:rPr>
-          <w:rFonts w:hint="eastAsia"/>
-        </w:rPr>
-        <w:t xml:space="preserve">해석한 데이터를 </w:t>
-      </w:r>
-      <w:r>
-        <w:rPr>
-          <w:rFonts w:hint="eastAsia"/>
-        </w:rPr>
-        <w:t xml:space="preserve">정해진 시간마다 </w:t>
-      </w:r>
-      <w:r>
-        <w:rPr>
-          <w:rFonts w:hint="eastAsia"/>
-        </w:rPr>
-        <w:t>클라이언트로 전송하는 스레드</w:t>
-      </w:r>
-    </w:p>
-    <w:p>
-      <w:pPr>
-        <w:widowControl/>
-        <w:wordWrap/>
-        <w:autoSpaceDE/>
-        <w:autoSpaceDN/>
-        <w:rPr>
-          <w:rFonts w:asciiTheme="majorEastAsia" w:eastAsiaTheme="majorEastAsia" w:hAnsiTheme="majorEastAsia"/>
-          <w:szCs w:val="22"/>
-        </w:rPr>
-      </w:pPr>
+        <w:rPr>
+          <w:rFonts w:eastAsiaTheme="minorHAnsi" w:hint="eastAsia"/>
+          <w:szCs w:val="22"/>
+        </w:rPr>
+      </w:pPr>
+      <w:r>
+        <w:rPr>
+          <w:rFonts w:eastAsiaTheme="minorHAnsi" w:hint="eastAsia"/>
+          <w:szCs w:val="22"/>
+        </w:rPr>
+        <w:t>렌더링과</w:t>
+      </w:r>
+      <w:r>
+        <w:rPr>
+          <w:rFonts w:eastAsiaTheme="minorHAnsi"/>
+          <w:szCs w:val="22"/>
+        </w:rPr>
+        <w:t xml:space="preserve"> 입력 처리를 담당하며, 유저 입력을 서버로 전송하고 수신 스레드가 갱신한 데이터를 기반으로 화면을 실시간으로 그린다.</w:t>
+      </w:r>
+    </w:p>
+    <w:p>
+      <w:pPr>
+        <w:pStyle w:val="a6"/>
+        <w:widowControl/>
+        <w:numPr>
+          <w:ilvl w:val="0"/>
+          <w:numId w:val="51"/>
+        </w:numPr>
+        <w:wordWrap/>
+        <w:autoSpaceDE/>
+        <w:autoSpaceDN/>
+        <w:rPr>
+          <w:rFonts w:eastAsiaTheme="minorHAnsi"/>
+          <w:szCs w:val="22"/>
+        </w:rPr>
+      </w:pPr>
+      <w:proofErr w:type="spellStart"/>
+      <w:r>
+        <w:rPr>
+          <w:rFonts w:eastAsiaTheme="minorHAnsi" w:hint="eastAsia"/>
+          <w:szCs w:val="22"/>
+        </w:rPr>
+        <w:t>RecvThread</w:t>
+      </w:r>
+      <w:proofErr w:type="spellEnd"/>
+    </w:p>
+    <w:p>
+      <w:pPr>
+        <w:pStyle w:val="a6"/>
+        <w:widowControl/>
+        <w:wordWrap/>
+        <w:autoSpaceDE/>
+        <w:autoSpaceDN/>
+        <w:ind w:left="800"/>
+        <w:rPr>
+          <w:rFonts w:eastAsiaTheme="minorHAnsi" w:hint="eastAsia"/>
+          <w:szCs w:val="22"/>
+        </w:rPr>
+      </w:pPr>
+      <w:r>
+        <w:rPr>
+          <w:rFonts w:eastAsiaTheme="minorHAnsi" w:hint="eastAsia"/>
+          <w:szCs w:val="22"/>
+        </w:rPr>
+        <w:t>서</w:t>
+      </w:r>
+      <w:r>
+        <w:rPr>
+          <w:rFonts w:eastAsiaTheme="minorHAnsi"/>
+          <w:szCs w:val="22"/>
+        </w:rPr>
+        <w:t>버로부터 수신되는 모든 패킷을 처리하는 수신 전용 스레드</w:t>
+      </w:r>
+      <w:r>
+        <w:rPr>
+          <w:rFonts w:eastAsiaTheme="minorHAnsi"/>
+          <w:szCs w:val="22"/>
+        </w:rPr>
+        <w:br/>
+        <w:t xml:space="preserve">게임 진행 중에도 실시간으로 </w:t>
+      </w:r>
+      <w:r>
+        <w:rPr>
+          <w:rStyle w:val="HTML"/>
+          <w:rFonts w:asciiTheme="minorHAnsi" w:eastAsiaTheme="minorHAnsi" w:hAnsiTheme="minorHAnsi"/>
+          <w:sz w:val="22"/>
+          <w:szCs w:val="22"/>
+        </w:rPr>
+        <w:t>SC</w:t>
+      </w:r>
+      <w:r>
+        <w:rPr>
+          <w:rFonts w:eastAsiaTheme="minorHAnsi"/>
+          <w:szCs w:val="22"/>
+        </w:rPr>
+        <w:t xml:space="preserve"> 패킷을 받아 </w:t>
+      </w:r>
+      <w:proofErr w:type="spellStart"/>
+      <w:r>
+        <w:rPr>
+          <w:rStyle w:val="HTML"/>
+          <w:rFonts w:asciiTheme="minorHAnsi" w:eastAsiaTheme="minorHAnsi" w:hAnsiTheme="minorHAnsi"/>
+          <w:sz w:val="22"/>
+          <w:szCs w:val="22"/>
+        </w:rPr>
+        <w:t>g_players</w:t>
+      </w:r>
+      <w:proofErr w:type="spellEnd"/>
+      <w:r>
+        <w:rPr>
+          <w:rFonts w:eastAsiaTheme="minorHAnsi"/>
+          <w:szCs w:val="22"/>
+        </w:rPr>
+        <w:t xml:space="preserve"> 배열에 반영</w:t>
+      </w:r>
+      <w:r>
+        <w:rPr>
+          <w:rFonts w:eastAsiaTheme="minorHAnsi" w:hint="eastAsia"/>
+          <w:szCs w:val="22"/>
+        </w:rPr>
+        <w:t>한다.</w:t>
+      </w:r>
     </w:p>
     <w:p>
       <w:pPr>
@@ -4283,7 +7396,6 @@
         <w:rPr>
           <w:rFonts w:hint="eastAsia"/>
         </w:rPr>
-        <w:lastRenderedPageBreak/>
         <w:t>프로토콜</w:t>
       </w:r>
     </w:p>
@@ -4472,295 +7584,295 @@
         <w:autoSpaceDN/>
       </w:pPr>
       <w:r>
-        <w:tab/>
-      </w:r>
-      <w:r>
-        <w:t xml:space="preserve">unsigned </w:t>
-      </w:r>
-      <w:proofErr w:type="gramStart"/>
-      <w:r>
-        <w:t>char  size</w:t>
-      </w:r>
-      <w:proofErr w:type="gramEnd"/>
-      <w:r>
-        <w:t>;</w:t>
-      </w:r>
-    </w:p>
-    <w:p>
-      <w:pPr>
-        <w:widowControl/>
-        <w:wordWrap/>
-        <w:autoSpaceDE/>
-        <w:autoSpaceDN/>
-      </w:pPr>
-      <w:r>
-        <w:tab/>
-      </w:r>
-      <w:proofErr w:type="gramStart"/>
-      <w:r>
-        <w:t>char  type</w:t>
-      </w:r>
-      <w:proofErr w:type="gramEnd"/>
-      <w:r>
-        <w:t>;</w:t>
-      </w:r>
-    </w:p>
-    <w:p>
-      <w:pPr>
-        <w:widowControl/>
-        <w:wordWrap/>
-        <w:autoSpaceDE/>
-        <w:autoSpaceDN/>
-      </w:pPr>
-      <w:r>
-        <w:tab/>
-      </w:r>
-      <w:r>
-        <w:rPr>
-          <w:rFonts w:hint="eastAsia"/>
-        </w:rPr>
-        <w:t xml:space="preserve">char </w:t>
-      </w:r>
-      <w:proofErr w:type="spellStart"/>
-      <w:r>
-        <w:rPr>
-          <w:rFonts w:hint="eastAsia"/>
-        </w:rPr>
-        <w:t>map_</w:t>
-      </w:r>
-      <w:proofErr w:type="gramStart"/>
-      <w:r>
-        <w:rPr>
-          <w:rFonts w:hint="eastAsia"/>
-        </w:rPr>
-        <w:t>num</w:t>
-      </w:r>
-      <w:proofErr w:type="spellEnd"/>
-      <w:r>
-        <w:rPr>
-          <w:rFonts w:hint="eastAsia"/>
-        </w:rPr>
-        <w:t>;</w:t>
-      </w:r>
-      <w:proofErr w:type="gramEnd"/>
-    </w:p>
-    <w:p>
-      <w:pPr>
-        <w:widowControl/>
-        <w:wordWrap/>
-        <w:autoSpaceDE/>
-        <w:autoSpaceDN/>
-      </w:pPr>
-      <w:r>
-        <w:rPr>
-          <w:rFonts w:hint="eastAsia"/>
-        </w:rPr>
-        <w:t>},</w:t>
-      </w:r>
-    </w:p>
-    <w:p>
-      <w:pPr>
-        <w:widowControl/>
-        <w:wordWrap/>
-        <w:autoSpaceDE/>
-        <w:autoSpaceDN/>
-      </w:pPr>
-      <w:r>
-        <w:rPr>
-          <w:rFonts w:hint="eastAsia"/>
-        </w:rPr>
-        <w:t xml:space="preserve">C2S_Change_Ready_Packet, </w:t>
-      </w:r>
-    </w:p>
-    <w:p>
-      <w:pPr>
-        <w:widowControl/>
-        <w:wordWrap/>
-        <w:autoSpaceDE/>
-        <w:autoSpaceDN/>
-      </w:pPr>
-      <w:r>
-        <w:rPr>
-          <w:rFonts w:hint="eastAsia"/>
-        </w:rPr>
-        <w:t>{</w:t>
-      </w:r>
-    </w:p>
-    <w:p>
-      <w:pPr>
-        <w:widowControl/>
-        <w:wordWrap/>
-        <w:autoSpaceDE/>
-        <w:autoSpaceDN/>
-      </w:pPr>
-      <w:r>
-        <w:tab/>
-      </w:r>
-      <w:r>
-        <w:t xml:space="preserve">unsigned </w:t>
-      </w:r>
-      <w:proofErr w:type="gramStart"/>
-      <w:r>
-        <w:t>char  size</w:t>
-      </w:r>
-      <w:proofErr w:type="gramEnd"/>
-      <w:r>
-        <w:t>;</w:t>
-      </w:r>
-    </w:p>
-    <w:p>
-      <w:pPr>
-        <w:widowControl/>
-        <w:wordWrap/>
-        <w:autoSpaceDE/>
-        <w:autoSpaceDN/>
-      </w:pPr>
-      <w:r>
-        <w:tab/>
-      </w:r>
-      <w:proofErr w:type="gramStart"/>
-      <w:r>
-        <w:t>char  type</w:t>
-      </w:r>
-      <w:proofErr w:type="gramEnd"/>
-      <w:r>
-        <w:t>;</w:t>
-      </w:r>
-    </w:p>
-    <w:p>
-      <w:pPr>
-        <w:widowControl/>
-        <w:wordWrap/>
-        <w:autoSpaceDE/>
-        <w:autoSpaceDN/>
-      </w:pPr>
-      <w:r>
-        <w:tab/>
-      </w:r>
-      <w:r>
-        <w:rPr>
-          <w:rFonts w:hint="eastAsia"/>
-        </w:rPr>
-        <w:t xml:space="preserve">bool </w:t>
-      </w:r>
-      <w:proofErr w:type="spellStart"/>
-      <w:r>
-        <w:rPr>
-          <w:rFonts w:hint="eastAsia"/>
-        </w:rPr>
-        <w:t>Is_</w:t>
-      </w:r>
-      <w:proofErr w:type="gramStart"/>
-      <w:r>
-        <w:rPr>
-          <w:rFonts w:hint="eastAsia"/>
-        </w:rPr>
-        <w:t>ready</w:t>
-      </w:r>
-      <w:proofErr w:type="spellEnd"/>
-      <w:r>
-        <w:rPr>
-          <w:rFonts w:hint="eastAsia"/>
-        </w:rPr>
-        <w:t>;</w:t>
-      </w:r>
-      <w:proofErr w:type="gramEnd"/>
-    </w:p>
-    <w:p>
-      <w:pPr>
-        <w:widowControl/>
-        <w:wordWrap/>
-        <w:autoSpaceDE/>
-        <w:autoSpaceDN/>
-      </w:pPr>
-      <w:r>
-        <w:rPr>
-          <w:rFonts w:hint="eastAsia"/>
-        </w:rPr>
-        <w:t>}</w:t>
-      </w:r>
-    </w:p>
-    <w:p>
-      <w:pPr>
-        <w:widowControl/>
-        <w:wordWrap/>
-        <w:autoSpaceDE/>
-        <w:autoSpaceDN/>
-      </w:pPr>
-      <w:r>
-        <w:rPr>
-          <w:rFonts w:hint="eastAsia"/>
-        </w:rPr>
-        <w:t xml:space="preserve">C2S_Move_Packet, </w:t>
-      </w:r>
-    </w:p>
-    <w:p>
-      <w:pPr>
-        <w:widowControl/>
-        <w:wordWrap/>
-        <w:autoSpaceDE/>
-        <w:autoSpaceDN/>
-      </w:pPr>
-      <w:r>
-        <w:rPr>
-          <w:rFonts w:hint="eastAsia"/>
-        </w:rPr>
-        <w:t>{</w:t>
-      </w:r>
-    </w:p>
-    <w:p>
-      <w:pPr>
-        <w:widowControl/>
-        <w:wordWrap/>
-        <w:autoSpaceDE/>
-        <w:autoSpaceDN/>
-      </w:pPr>
-      <w:r>
-        <w:tab/>
-      </w:r>
-      <w:r>
-        <w:t xml:space="preserve">unsigned </w:t>
-      </w:r>
-      <w:proofErr w:type="gramStart"/>
-      <w:r>
-        <w:t>char  size</w:t>
-      </w:r>
-      <w:proofErr w:type="gramEnd"/>
-      <w:r>
-        <w:t>;</w:t>
-      </w:r>
-    </w:p>
-    <w:p>
-      <w:pPr>
-        <w:widowControl/>
-        <w:wordWrap/>
-        <w:autoSpaceDE/>
-        <w:autoSpaceDN/>
-      </w:pPr>
-      <w:r>
-        <w:tab/>
-      </w:r>
-      <w:proofErr w:type="gramStart"/>
-      <w:r>
-        <w:t>char  type</w:t>
-      </w:r>
-      <w:proofErr w:type="gramEnd"/>
-      <w:r>
-        <w:t>;</w:t>
-      </w:r>
-    </w:p>
-    <w:p>
-      <w:pPr>
-        <w:widowControl/>
-        <w:wordWrap/>
-        <w:autoSpaceDE/>
-        <w:autoSpaceDN/>
-      </w:pPr>
-      <w:r>
         <w:lastRenderedPageBreak/>
         <w:tab/>
       </w:r>
       <w:r>
+        <w:t xml:space="preserve">unsigned </w:t>
+      </w:r>
+      <w:proofErr w:type="gramStart"/>
+      <w:r>
+        <w:t>char  size</w:t>
+      </w:r>
+      <w:proofErr w:type="gramEnd"/>
+      <w:r>
+        <w:t>;</w:t>
+      </w:r>
+    </w:p>
+    <w:p>
+      <w:pPr>
+        <w:widowControl/>
+        <w:wordWrap/>
+        <w:autoSpaceDE/>
+        <w:autoSpaceDN/>
+      </w:pPr>
+      <w:r>
+        <w:tab/>
+      </w:r>
+      <w:proofErr w:type="gramStart"/>
+      <w:r>
+        <w:t>char  type</w:t>
+      </w:r>
+      <w:proofErr w:type="gramEnd"/>
+      <w:r>
+        <w:t>;</w:t>
+      </w:r>
+    </w:p>
+    <w:p>
+      <w:pPr>
+        <w:widowControl/>
+        <w:wordWrap/>
+        <w:autoSpaceDE/>
+        <w:autoSpaceDN/>
+      </w:pPr>
+      <w:r>
+        <w:tab/>
+      </w:r>
+      <w:r>
+        <w:rPr>
+          <w:rFonts w:hint="eastAsia"/>
+        </w:rPr>
+        <w:t xml:space="preserve">char </w:t>
+      </w:r>
+      <w:proofErr w:type="spellStart"/>
+      <w:r>
+        <w:rPr>
+          <w:rFonts w:hint="eastAsia"/>
+        </w:rPr>
+        <w:t>map_</w:t>
+      </w:r>
+      <w:proofErr w:type="gramStart"/>
+      <w:r>
+        <w:rPr>
+          <w:rFonts w:hint="eastAsia"/>
+        </w:rPr>
+        <w:t>num</w:t>
+      </w:r>
+      <w:proofErr w:type="spellEnd"/>
+      <w:r>
+        <w:rPr>
+          <w:rFonts w:hint="eastAsia"/>
+        </w:rPr>
+        <w:t>;</w:t>
+      </w:r>
+      <w:proofErr w:type="gramEnd"/>
+    </w:p>
+    <w:p>
+      <w:pPr>
+        <w:widowControl/>
+        <w:wordWrap/>
+        <w:autoSpaceDE/>
+        <w:autoSpaceDN/>
+      </w:pPr>
+      <w:r>
+        <w:rPr>
+          <w:rFonts w:hint="eastAsia"/>
+        </w:rPr>
+        <w:t>},</w:t>
+      </w:r>
+    </w:p>
+    <w:p>
+      <w:pPr>
+        <w:widowControl/>
+        <w:wordWrap/>
+        <w:autoSpaceDE/>
+        <w:autoSpaceDN/>
+      </w:pPr>
+      <w:r>
+        <w:rPr>
+          <w:rFonts w:hint="eastAsia"/>
+        </w:rPr>
+        <w:t xml:space="preserve">C2S_Change_Ready_Packet, </w:t>
+      </w:r>
+    </w:p>
+    <w:p>
+      <w:pPr>
+        <w:widowControl/>
+        <w:wordWrap/>
+        <w:autoSpaceDE/>
+        <w:autoSpaceDN/>
+      </w:pPr>
+      <w:r>
+        <w:rPr>
+          <w:rFonts w:hint="eastAsia"/>
+        </w:rPr>
+        <w:t>{</w:t>
+      </w:r>
+    </w:p>
+    <w:p>
+      <w:pPr>
+        <w:widowControl/>
+        <w:wordWrap/>
+        <w:autoSpaceDE/>
+        <w:autoSpaceDN/>
+      </w:pPr>
+      <w:r>
+        <w:tab/>
+      </w:r>
+      <w:r>
+        <w:t xml:space="preserve">unsigned </w:t>
+      </w:r>
+      <w:proofErr w:type="gramStart"/>
+      <w:r>
+        <w:t>char  size</w:t>
+      </w:r>
+      <w:proofErr w:type="gramEnd"/>
+      <w:r>
+        <w:t>;</w:t>
+      </w:r>
+    </w:p>
+    <w:p>
+      <w:pPr>
+        <w:widowControl/>
+        <w:wordWrap/>
+        <w:autoSpaceDE/>
+        <w:autoSpaceDN/>
+      </w:pPr>
+      <w:r>
+        <w:tab/>
+      </w:r>
+      <w:proofErr w:type="gramStart"/>
+      <w:r>
+        <w:t>char  type</w:t>
+      </w:r>
+      <w:proofErr w:type="gramEnd"/>
+      <w:r>
+        <w:t>;</w:t>
+      </w:r>
+    </w:p>
+    <w:p>
+      <w:pPr>
+        <w:widowControl/>
+        <w:wordWrap/>
+        <w:autoSpaceDE/>
+        <w:autoSpaceDN/>
+      </w:pPr>
+      <w:r>
+        <w:tab/>
+      </w:r>
+      <w:r>
+        <w:rPr>
+          <w:rFonts w:hint="eastAsia"/>
+        </w:rPr>
+        <w:t xml:space="preserve">bool </w:t>
+      </w:r>
+      <w:proofErr w:type="spellStart"/>
+      <w:r>
+        <w:rPr>
+          <w:rFonts w:hint="eastAsia"/>
+        </w:rPr>
+        <w:t>Is_</w:t>
+      </w:r>
+      <w:proofErr w:type="gramStart"/>
+      <w:r>
+        <w:rPr>
+          <w:rFonts w:hint="eastAsia"/>
+        </w:rPr>
+        <w:t>ready</w:t>
+      </w:r>
+      <w:proofErr w:type="spellEnd"/>
+      <w:r>
+        <w:rPr>
+          <w:rFonts w:hint="eastAsia"/>
+        </w:rPr>
+        <w:t>;</w:t>
+      </w:r>
+      <w:proofErr w:type="gramEnd"/>
+    </w:p>
+    <w:p>
+      <w:pPr>
+        <w:widowControl/>
+        <w:wordWrap/>
+        <w:autoSpaceDE/>
+        <w:autoSpaceDN/>
+      </w:pPr>
+      <w:r>
+        <w:rPr>
+          <w:rFonts w:hint="eastAsia"/>
+        </w:rPr>
+        <w:t>}</w:t>
+      </w:r>
+    </w:p>
+    <w:p>
+      <w:pPr>
+        <w:widowControl/>
+        <w:wordWrap/>
+        <w:autoSpaceDE/>
+        <w:autoSpaceDN/>
+      </w:pPr>
+      <w:r>
+        <w:rPr>
+          <w:rFonts w:hint="eastAsia"/>
+        </w:rPr>
+        <w:t xml:space="preserve">C2S_Move_Packet, </w:t>
+      </w:r>
+    </w:p>
+    <w:p>
+      <w:pPr>
+        <w:widowControl/>
+        <w:wordWrap/>
+        <w:autoSpaceDE/>
+        <w:autoSpaceDN/>
+      </w:pPr>
+      <w:r>
+        <w:rPr>
+          <w:rFonts w:hint="eastAsia"/>
+        </w:rPr>
+        <w:t>{</w:t>
+      </w:r>
+    </w:p>
+    <w:p>
+      <w:pPr>
+        <w:widowControl/>
+        <w:wordWrap/>
+        <w:autoSpaceDE/>
+        <w:autoSpaceDN/>
+      </w:pPr>
+      <w:r>
+        <w:tab/>
+      </w:r>
+      <w:r>
+        <w:t xml:space="preserve">unsigned </w:t>
+      </w:r>
+      <w:proofErr w:type="gramStart"/>
+      <w:r>
+        <w:t>char  size</w:t>
+      </w:r>
+      <w:proofErr w:type="gramEnd"/>
+      <w:r>
+        <w:t>;</w:t>
+      </w:r>
+    </w:p>
+    <w:p>
+      <w:pPr>
+        <w:widowControl/>
+        <w:wordWrap/>
+        <w:autoSpaceDE/>
+        <w:autoSpaceDN/>
+      </w:pPr>
+      <w:r>
+        <w:tab/>
+      </w:r>
+      <w:proofErr w:type="gramStart"/>
+      <w:r>
+        <w:t>char  type</w:t>
+      </w:r>
+      <w:proofErr w:type="gramEnd"/>
+      <w:r>
+        <w:t>;</w:t>
+      </w:r>
+    </w:p>
+    <w:p>
+      <w:pPr>
+        <w:widowControl/>
+        <w:wordWrap/>
+        <w:autoSpaceDE/>
+        <w:autoSpaceDN/>
+      </w:pPr>
+      <w:r>
+        <w:tab/>
+      </w:r>
+      <w:r>
         <w:rPr>
           <w:rFonts w:hint="eastAsia"/>
         </w:rPr>
@@ -4979,6 +8091,7 @@
         <w:rPr>
           <w:rFonts w:hint="eastAsia"/>
         </w:rPr>
+        <w:lastRenderedPageBreak/>
         <w:t>S2</w:t>
       </w:r>
       <w:proofErr w:type="gramStart"/>
@@ -5228,7 +8341,6 @@
         <w:ind w:firstLine="800"/>
       </w:pPr>
       <w:r>
-        <w:lastRenderedPageBreak/>
         <w:t xml:space="preserve">unsigned </w:t>
       </w:r>
       <w:proofErr w:type="gramStart"/>
@@ -5449,6 +8561,7 @@
         <w:rPr>
           <w:rFonts w:hint="eastAsia"/>
         </w:rPr>
+        <w:lastRenderedPageBreak/>
         <w:t>S2C_Move_Packet</w:t>
       </w:r>
     </w:p>
@@ -5736,195 +8849,195 @@
         <w:rPr>
           <w:rFonts w:hint="eastAsia"/>
         </w:rPr>
+        <w:t xml:space="preserve">char </w:t>
+      </w:r>
+      <w:proofErr w:type="gramStart"/>
+      <w:r>
+        <w:rPr>
+          <w:rFonts w:hint="eastAsia"/>
+        </w:rPr>
+        <w:t>name[</w:t>
+      </w:r>
+      <w:proofErr w:type="gramEnd"/>
+      <w:r>
+        <w:rPr>
+          <w:rFonts w:hint="eastAsia"/>
+        </w:rPr>
+        <w:t>NAME_SIZE]</w:t>
+      </w:r>
+    </w:p>
+    <w:p>
+      <w:pPr>
+        <w:widowControl/>
+        <w:wordWrap/>
+        <w:autoSpaceDE/>
+        <w:autoSpaceDN/>
+      </w:pPr>
+      <w:r>
+        <w:rPr>
+          <w:rFonts w:hint="eastAsia"/>
+        </w:rPr>
+        <w:t>}</w:t>
+      </w:r>
+    </w:p>
+    <w:p>
+      <w:pPr>
+        <w:widowControl/>
+        <w:wordWrap/>
+        <w:autoSpaceDE/>
+        <w:autoSpaceDN/>
+      </w:pPr>
+      <w:r>
+        <w:rPr>
+          <w:rFonts w:hint="eastAsia"/>
+        </w:rPr>
+        <w:t>S2C_Rank_</w:t>
+      </w:r>
+      <w:proofErr w:type="gramStart"/>
+      <w:r>
+        <w:rPr>
+          <w:rFonts w:hint="eastAsia"/>
+        </w:rPr>
+        <w:t>Packet /</w:t>
+      </w:r>
+      <w:proofErr w:type="gramEnd"/>
+      <w:r>
+        <w:rPr>
+          <w:rFonts w:hint="eastAsia"/>
+        </w:rPr>
+        <w:t>/ 자기 자신에 대한 등수만 알기</w:t>
+      </w:r>
+    </w:p>
+    <w:p>
+      <w:pPr>
+        <w:widowControl/>
+        <w:wordWrap/>
+        <w:autoSpaceDE/>
+        <w:autoSpaceDN/>
+      </w:pPr>
+      <w:r>
+        <w:rPr>
+          <w:rFonts w:hint="eastAsia"/>
+        </w:rPr>
+        <w:t>{</w:t>
+      </w:r>
+    </w:p>
+    <w:p>
+      <w:pPr>
+        <w:widowControl/>
+        <w:wordWrap/>
+        <w:autoSpaceDE/>
+        <w:autoSpaceDN/>
+        <w:ind w:firstLine="800"/>
+      </w:pPr>
+      <w:r>
+        <w:t xml:space="preserve">unsigned </w:t>
+      </w:r>
+      <w:proofErr w:type="gramStart"/>
+      <w:r>
+        <w:t>char  size</w:t>
+      </w:r>
+      <w:proofErr w:type="gramEnd"/>
+      <w:r>
+        <w:t>;</w:t>
+      </w:r>
+    </w:p>
+    <w:p>
+      <w:pPr>
+        <w:widowControl/>
+        <w:wordWrap/>
+        <w:autoSpaceDE/>
+        <w:autoSpaceDN/>
+      </w:pPr>
+      <w:r>
+        <w:tab/>
+      </w:r>
+      <w:proofErr w:type="gramStart"/>
+      <w:r>
+        <w:t>char  type</w:t>
+      </w:r>
+      <w:proofErr w:type="gramEnd"/>
+      <w:r>
+        <w:t>;</w:t>
+      </w:r>
+    </w:p>
+    <w:p>
+      <w:pPr>
+        <w:widowControl/>
+        <w:wordWrap/>
+        <w:autoSpaceDE/>
+        <w:autoSpaceDN/>
+      </w:pPr>
+      <w:r>
+        <w:tab/>
+      </w:r>
+      <w:r>
+        <w:rPr>
+          <w:rFonts w:hint="eastAsia"/>
+        </w:rPr>
+        <w:t xml:space="preserve">char </w:t>
+      </w:r>
+      <w:proofErr w:type="gramStart"/>
+      <w:r>
+        <w:rPr>
+          <w:rFonts w:hint="eastAsia"/>
+        </w:rPr>
+        <w:t>rank;</w:t>
+      </w:r>
+      <w:proofErr w:type="gramEnd"/>
+    </w:p>
+    <w:p>
+      <w:pPr>
+        <w:widowControl/>
+        <w:wordWrap/>
+        <w:autoSpaceDE/>
+        <w:autoSpaceDN/>
+      </w:pPr>
+      <w:r>
+        <w:rPr>
+          <w:rFonts w:hint="eastAsia"/>
+        </w:rPr>
+        <w:t>}</w:t>
+      </w:r>
+    </w:p>
+    <w:p>
+      <w:pPr>
+        <w:widowControl/>
+        <w:wordWrap/>
+        <w:autoSpaceDE/>
+        <w:autoSpaceDN/>
+      </w:pPr>
+      <w:r>
+        <w:rPr>
+          <w:rFonts w:hint="eastAsia"/>
+        </w:rPr>
+        <w:t>S2C_Finish_Packet</w:t>
+      </w:r>
+    </w:p>
+    <w:p>
+      <w:pPr>
+        <w:widowControl/>
+        <w:wordWrap/>
+        <w:autoSpaceDE/>
+        <w:autoSpaceDN/>
+      </w:pPr>
+      <w:r>
+        <w:rPr>
+          <w:rFonts w:hint="eastAsia"/>
+        </w:rPr>
+        <w:t>{</w:t>
+      </w:r>
+    </w:p>
+    <w:p>
+      <w:pPr>
+        <w:widowControl/>
+        <w:wordWrap/>
+        <w:autoSpaceDE/>
+        <w:autoSpaceDN/>
+        <w:ind w:firstLine="800"/>
+      </w:pPr>
+      <w:r>
         <w:lastRenderedPageBreak/>
-        <w:t xml:space="preserve">char </w:t>
-      </w:r>
-      <w:proofErr w:type="gramStart"/>
-      <w:r>
-        <w:rPr>
-          <w:rFonts w:hint="eastAsia"/>
-        </w:rPr>
-        <w:t>name[</w:t>
-      </w:r>
-      <w:proofErr w:type="gramEnd"/>
-      <w:r>
-        <w:rPr>
-          <w:rFonts w:hint="eastAsia"/>
-        </w:rPr>
-        <w:t>NAME_SIZE]</w:t>
-      </w:r>
-    </w:p>
-    <w:p>
-      <w:pPr>
-        <w:widowControl/>
-        <w:wordWrap/>
-        <w:autoSpaceDE/>
-        <w:autoSpaceDN/>
-      </w:pPr>
-      <w:r>
-        <w:rPr>
-          <w:rFonts w:hint="eastAsia"/>
-        </w:rPr>
-        <w:t>}</w:t>
-      </w:r>
-    </w:p>
-    <w:p>
-      <w:pPr>
-        <w:widowControl/>
-        <w:wordWrap/>
-        <w:autoSpaceDE/>
-        <w:autoSpaceDN/>
-      </w:pPr>
-      <w:r>
-        <w:rPr>
-          <w:rFonts w:hint="eastAsia"/>
-        </w:rPr>
-        <w:t>S2C_Rank_</w:t>
-      </w:r>
-      <w:proofErr w:type="gramStart"/>
-      <w:r>
-        <w:rPr>
-          <w:rFonts w:hint="eastAsia"/>
-        </w:rPr>
-        <w:t>Packet /</w:t>
-      </w:r>
-      <w:proofErr w:type="gramEnd"/>
-      <w:r>
-        <w:rPr>
-          <w:rFonts w:hint="eastAsia"/>
-        </w:rPr>
-        <w:t>/ 자기 자신에 대한 등수만 알기</w:t>
-      </w:r>
-    </w:p>
-    <w:p>
-      <w:pPr>
-        <w:widowControl/>
-        <w:wordWrap/>
-        <w:autoSpaceDE/>
-        <w:autoSpaceDN/>
-      </w:pPr>
-      <w:r>
-        <w:rPr>
-          <w:rFonts w:hint="eastAsia"/>
-        </w:rPr>
-        <w:t>{</w:t>
-      </w:r>
-    </w:p>
-    <w:p>
-      <w:pPr>
-        <w:widowControl/>
-        <w:wordWrap/>
-        <w:autoSpaceDE/>
-        <w:autoSpaceDN/>
-        <w:ind w:firstLine="800"/>
-      </w:pPr>
-      <w:r>
-        <w:t xml:space="preserve">unsigned </w:t>
-      </w:r>
-      <w:proofErr w:type="gramStart"/>
-      <w:r>
-        <w:t>char  size</w:t>
-      </w:r>
-      <w:proofErr w:type="gramEnd"/>
-      <w:r>
-        <w:t>;</w:t>
-      </w:r>
-    </w:p>
-    <w:p>
-      <w:pPr>
-        <w:widowControl/>
-        <w:wordWrap/>
-        <w:autoSpaceDE/>
-        <w:autoSpaceDN/>
-      </w:pPr>
-      <w:r>
-        <w:tab/>
-      </w:r>
-      <w:proofErr w:type="gramStart"/>
-      <w:r>
-        <w:t>char  type</w:t>
-      </w:r>
-      <w:proofErr w:type="gramEnd"/>
-      <w:r>
-        <w:t>;</w:t>
-      </w:r>
-    </w:p>
-    <w:p>
-      <w:pPr>
-        <w:widowControl/>
-        <w:wordWrap/>
-        <w:autoSpaceDE/>
-        <w:autoSpaceDN/>
-      </w:pPr>
-      <w:r>
-        <w:tab/>
-      </w:r>
-      <w:r>
-        <w:rPr>
-          <w:rFonts w:hint="eastAsia"/>
-        </w:rPr>
-        <w:t xml:space="preserve">char </w:t>
-      </w:r>
-      <w:proofErr w:type="gramStart"/>
-      <w:r>
-        <w:rPr>
-          <w:rFonts w:hint="eastAsia"/>
-        </w:rPr>
-        <w:t>rank;</w:t>
-      </w:r>
-      <w:proofErr w:type="gramEnd"/>
-    </w:p>
-    <w:p>
-      <w:pPr>
-        <w:widowControl/>
-        <w:wordWrap/>
-        <w:autoSpaceDE/>
-        <w:autoSpaceDN/>
-      </w:pPr>
-      <w:r>
-        <w:rPr>
-          <w:rFonts w:hint="eastAsia"/>
-        </w:rPr>
-        <w:t>}</w:t>
-      </w:r>
-    </w:p>
-    <w:p>
-      <w:pPr>
-        <w:widowControl/>
-        <w:wordWrap/>
-        <w:autoSpaceDE/>
-        <w:autoSpaceDN/>
-      </w:pPr>
-      <w:r>
-        <w:rPr>
-          <w:rFonts w:hint="eastAsia"/>
-        </w:rPr>
-        <w:t>S2C_Finish_Packet</w:t>
-      </w:r>
-    </w:p>
-    <w:p>
-      <w:pPr>
-        <w:widowControl/>
-        <w:wordWrap/>
-        <w:autoSpaceDE/>
-        <w:autoSpaceDN/>
-      </w:pPr>
-      <w:r>
-        <w:rPr>
-          <w:rFonts w:hint="eastAsia"/>
-        </w:rPr>
-        <w:t>{</w:t>
-      </w:r>
-    </w:p>
-    <w:p>
-      <w:pPr>
-        <w:widowControl/>
-        <w:wordWrap/>
-        <w:autoSpaceDE/>
-        <w:autoSpaceDN/>
-        <w:ind w:firstLine="800"/>
-      </w:pPr>
-      <w:r>
         <w:t xml:space="preserve">unsigned </w:t>
       </w:r>
       <w:proofErr w:type="gramStart"/>
@@ -10404,7 +13517,7 @@
       </w:pPr>
     </w:p>
     <w:sectPr>
-      <w:footerReference w:type="default" r:id="rId19"/>
+      <w:footerReference w:type="default" r:id="rId21"/>
       <w:pgSz w:w="11906" w:h="16838"/>
       <w:pgMar w:top="1701" w:right="1440" w:bottom="1440" w:left="1440" w:header="397" w:footer="964" w:gutter="0"/>
       <w:cols w:space="425"/>
@@ -10601,6 +13714,95 @@
     </w:lvl>
   </w:abstractNum>
   <w:abstractNum w:abstractNumId="1" w15:restartNumberingAfterBreak="0">
+    <w:nsid w:val="06482598"/>
+    <w:multiLevelType w:val="hybridMultilevel"/>
+    <w:tmpl w:val="341A4D18"/>
+    <w:lvl w:ilvl="0" w:tplc="92E8470E">
+      <w:start w:val="1"/>
+      <w:numFmt w:val="decimal"/>
+      <w:lvlText w:val="%1."/>
+      <w:lvlJc w:val="left"/>
+      <w:pPr>
+        <w:ind w:left="800" w:hanging="360"/>
+      </w:pPr>
+      <w:rPr>
+        <w:rFonts w:hint="default"/>
+      </w:rPr>
+    </w:lvl>
+    <w:lvl w:ilvl="1" w:tplc="04090019" w:tentative="1">
+      <w:start w:val="1"/>
+      <w:numFmt w:val="upperLetter"/>
+      <w:lvlText w:val="%2."/>
+      <w:lvlJc w:val="left"/>
+      <w:pPr>
+        <w:ind w:left="1320" w:hanging="440"/>
+      </w:pPr>
+    </w:lvl>
+    <w:lvl w:ilvl="2" w:tplc="0409001B" w:tentative="1">
+      <w:start w:val="1"/>
+      <w:numFmt w:val="lowerRoman"/>
+      <w:lvlText w:val="%3."/>
+      <w:lvlJc w:val="right"/>
+      <w:pPr>
+        <w:ind w:left="1760" w:hanging="440"/>
+      </w:pPr>
+    </w:lvl>
+    <w:lvl w:ilvl="3" w:tplc="0409000F" w:tentative="1">
+      <w:start w:val="1"/>
+      <w:numFmt w:val="decimal"/>
+      <w:lvlText w:val="%4."/>
+      <w:lvlJc w:val="left"/>
+      <w:pPr>
+        <w:ind w:left="2200" w:hanging="440"/>
+      </w:pPr>
+    </w:lvl>
+    <w:lvl w:ilvl="4" w:tplc="04090019" w:tentative="1">
+      <w:start w:val="1"/>
+      <w:numFmt w:val="upperLetter"/>
+      <w:lvlText w:val="%5."/>
+      <w:lvlJc w:val="left"/>
+      <w:pPr>
+        <w:ind w:left="2640" w:hanging="440"/>
+      </w:pPr>
+    </w:lvl>
+    <w:lvl w:ilvl="5" w:tplc="0409001B" w:tentative="1">
+      <w:start w:val="1"/>
+      <w:numFmt w:val="lowerRoman"/>
+      <w:lvlText w:val="%6."/>
+      <w:lvlJc w:val="right"/>
+      <w:pPr>
+        <w:ind w:left="3080" w:hanging="440"/>
+      </w:pPr>
+    </w:lvl>
+    <w:lvl w:ilvl="6" w:tplc="0409000F" w:tentative="1">
+      <w:start w:val="1"/>
+      <w:numFmt w:val="decimal"/>
+      <w:lvlText w:val="%7."/>
+      <w:lvlJc w:val="left"/>
+      <w:pPr>
+        <w:ind w:left="3520" w:hanging="440"/>
+      </w:pPr>
+    </w:lvl>
+    <w:lvl w:ilvl="7" w:tplc="04090019" w:tentative="1">
+      <w:start w:val="1"/>
+      <w:numFmt w:val="upperLetter"/>
+      <w:lvlText w:val="%8."/>
+      <w:lvlJc w:val="left"/>
+      <w:pPr>
+        <w:ind w:left="3960" w:hanging="440"/>
+      </w:pPr>
+    </w:lvl>
+    <w:lvl w:ilvl="8" w:tplc="0409001B" w:tentative="1">
+      <w:start w:val="1"/>
+      <w:numFmt w:val="lowerRoman"/>
+      <w:lvlText w:val="%9."/>
+      <w:lvlJc w:val="right"/>
+      <w:pPr>
+        <w:ind w:left="4400" w:hanging="440"/>
+      </w:pPr>
+    </w:lvl>
+  </w:abstractNum>
+  <w:abstractNum w:abstractNumId="2" w15:restartNumberingAfterBreak="0">
     <w:nsid w:val="07382245"/>
     <w:multiLevelType w:val="hybridMultilevel"/>
     <w:tmpl w:val="153C0CB4"/>
@@ -10713,7 +13915,7 @@
       </w:rPr>
     </w:lvl>
   </w:abstractNum>
-  <w:abstractNum w:abstractNumId="2" w15:restartNumberingAfterBreak="0">
+  <w:abstractNum w:abstractNumId="3" w15:restartNumberingAfterBreak="0">
     <w:nsid w:val="09455025"/>
     <w:multiLevelType w:val="hybridMultilevel"/>
     <w:tmpl w:val="48400D1A"/>
@@ -10802,7 +14004,7 @@
       </w:pPr>
     </w:lvl>
   </w:abstractNum>
-  <w:abstractNum w:abstractNumId="3" w15:restartNumberingAfterBreak="0">
+  <w:abstractNum w:abstractNumId="4" w15:restartNumberingAfterBreak="0">
     <w:nsid w:val="0A157D83"/>
     <w:multiLevelType w:val="hybridMultilevel"/>
     <w:tmpl w:val="A75ACE3A"/>
@@ -10914,7 +14116,7 @@
       </w:rPr>
     </w:lvl>
   </w:abstractNum>
-  <w:abstractNum w:abstractNumId="4" w15:restartNumberingAfterBreak="0">
+  <w:abstractNum w:abstractNumId="5" w15:restartNumberingAfterBreak="0">
     <w:nsid w:val="0BC40CBD"/>
     <w:multiLevelType w:val="hybridMultilevel"/>
     <w:tmpl w:val="E048E60E"/>
@@ -11026,7 +14228,7 @@
       </w:rPr>
     </w:lvl>
   </w:abstractNum>
-  <w:abstractNum w:abstractNumId="5" w15:restartNumberingAfterBreak="0">
+  <w:abstractNum w:abstractNumId="6" w15:restartNumberingAfterBreak="0">
     <w:nsid w:val="0CD04668"/>
     <w:multiLevelType w:val="hybridMultilevel"/>
     <w:tmpl w:val="AE22F0D2"/>
@@ -11138,7 +14340,7 @@
       </w:rPr>
     </w:lvl>
   </w:abstractNum>
-  <w:abstractNum w:abstractNumId="6" w15:restartNumberingAfterBreak="0">
+  <w:abstractNum w:abstractNumId="7" w15:restartNumberingAfterBreak="0">
     <w:nsid w:val="0D150649"/>
     <w:multiLevelType w:val="multilevel"/>
     <w:tmpl w:val="7FF0BCB0"/>
@@ -11251,7 +14453,7 @@
       </w:pPr>
     </w:lvl>
   </w:abstractNum>
-  <w:abstractNum w:abstractNumId="7" w15:restartNumberingAfterBreak="0">
+  <w:abstractNum w:abstractNumId="8" w15:restartNumberingAfterBreak="0">
     <w:nsid w:val="0E411079"/>
     <w:multiLevelType w:val="hybridMultilevel"/>
     <w:tmpl w:val="DEE0C2CC"/>
@@ -11340,7 +14542,7 @@
       </w:pPr>
     </w:lvl>
   </w:abstractNum>
-  <w:abstractNum w:abstractNumId="8" w15:restartNumberingAfterBreak="0">
+  <w:abstractNum w:abstractNumId="9" w15:restartNumberingAfterBreak="0">
     <w:nsid w:val="0EE47D00"/>
     <w:multiLevelType w:val="hybridMultilevel"/>
     <w:tmpl w:val="939EBA94"/>
@@ -11451,7 +14653,7 @@
       </w:rPr>
     </w:lvl>
   </w:abstractNum>
-  <w:abstractNum w:abstractNumId="9" w15:restartNumberingAfterBreak="0">
+  <w:abstractNum w:abstractNumId="10" w15:restartNumberingAfterBreak="0">
     <w:nsid w:val="0FC52817"/>
     <w:multiLevelType w:val="hybridMultilevel"/>
     <w:tmpl w:val="6680C558"/>
@@ -11564,7 +14766,7 @@
       </w:rPr>
     </w:lvl>
   </w:abstractNum>
-  <w:abstractNum w:abstractNumId="10" w15:restartNumberingAfterBreak="0">
+  <w:abstractNum w:abstractNumId="11" w15:restartNumberingAfterBreak="0">
     <w:nsid w:val="118C653F"/>
     <w:multiLevelType w:val="hybridMultilevel"/>
     <w:tmpl w:val="441EC088"/>
@@ -11677,7 +14879,7 @@
       </w:rPr>
     </w:lvl>
   </w:abstractNum>
-  <w:abstractNum w:abstractNumId="11" w15:restartNumberingAfterBreak="0">
+  <w:abstractNum w:abstractNumId="12" w15:restartNumberingAfterBreak="0">
     <w:nsid w:val="1997611D"/>
     <w:multiLevelType w:val="hybridMultilevel"/>
     <w:tmpl w:val="E80E0E04"/>
@@ -11789,7 +14991,120 @@
       </w:rPr>
     </w:lvl>
   </w:abstractNum>
-  <w:abstractNum w:abstractNumId="12" w15:restartNumberingAfterBreak="0">
+  <w:abstractNum w:abstractNumId="13" w15:restartNumberingAfterBreak="0">
+    <w:nsid w:val="1A474642"/>
+    <w:multiLevelType w:val="hybridMultilevel"/>
+    <w:tmpl w:val="13D2D160"/>
+    <w:lvl w:ilvl="0" w:tplc="582C190E">
+      <w:start w:val="2"/>
+      <w:numFmt w:val="bullet"/>
+      <w:lvlText w:val="-"/>
+      <w:lvlJc w:val="left"/>
+      <w:pPr>
+        <w:ind w:left="880" w:hanging="440"/>
+      </w:pPr>
+      <w:rPr>
+        <w:rFonts w:ascii="맑은 고딕" w:eastAsia="맑은 고딕" w:hAnsi="맑은 고딕" w:cstheme="minorBidi" w:hint="eastAsia"/>
+      </w:rPr>
+    </w:lvl>
+    <w:lvl w:ilvl="1" w:tplc="04090003" w:tentative="1">
+      <w:start w:val="1"/>
+      <w:numFmt w:val="bullet"/>
+      <w:lvlText w:val=""/>
+      <w:lvlJc w:val="left"/>
+      <w:pPr>
+        <w:ind w:left="1320" w:hanging="440"/>
+      </w:pPr>
+      <w:rPr>
+        <w:rFonts w:ascii="Wingdings" w:hAnsi="Wingdings" w:hint="default"/>
+      </w:rPr>
+    </w:lvl>
+    <w:lvl w:ilvl="2" w:tplc="04090005" w:tentative="1">
+      <w:start w:val="1"/>
+      <w:numFmt w:val="bullet"/>
+      <w:lvlText w:val=""/>
+      <w:lvlJc w:val="left"/>
+      <w:pPr>
+        <w:ind w:left="1760" w:hanging="440"/>
+      </w:pPr>
+      <w:rPr>
+        <w:rFonts w:ascii="Wingdings" w:hAnsi="Wingdings" w:hint="default"/>
+      </w:rPr>
+    </w:lvl>
+    <w:lvl w:ilvl="3" w:tplc="04090001" w:tentative="1">
+      <w:start w:val="1"/>
+      <w:numFmt w:val="bullet"/>
+      <w:lvlText w:val=""/>
+      <w:lvlJc w:val="left"/>
+      <w:pPr>
+        <w:ind w:left="2200" w:hanging="440"/>
+      </w:pPr>
+      <w:rPr>
+        <w:rFonts w:ascii="Wingdings" w:hAnsi="Wingdings" w:hint="default"/>
+      </w:rPr>
+    </w:lvl>
+    <w:lvl w:ilvl="4" w:tplc="04090003" w:tentative="1">
+      <w:start w:val="1"/>
+      <w:numFmt w:val="bullet"/>
+      <w:lvlText w:val=""/>
+      <w:lvlJc w:val="left"/>
+      <w:pPr>
+        <w:ind w:left="2640" w:hanging="440"/>
+      </w:pPr>
+      <w:rPr>
+        <w:rFonts w:ascii="Wingdings" w:hAnsi="Wingdings" w:hint="default"/>
+      </w:rPr>
+    </w:lvl>
+    <w:lvl w:ilvl="5" w:tplc="04090005" w:tentative="1">
+      <w:start w:val="1"/>
+      <w:numFmt w:val="bullet"/>
+      <w:lvlText w:val=""/>
+      <w:lvlJc w:val="left"/>
+      <w:pPr>
+        <w:ind w:left="3080" w:hanging="440"/>
+      </w:pPr>
+      <w:rPr>
+        <w:rFonts w:ascii="Wingdings" w:hAnsi="Wingdings" w:hint="default"/>
+      </w:rPr>
+    </w:lvl>
+    <w:lvl w:ilvl="6" w:tplc="04090001" w:tentative="1">
+      <w:start w:val="1"/>
+      <w:numFmt w:val="bullet"/>
+      <w:lvlText w:val=""/>
+      <w:lvlJc w:val="left"/>
+      <w:pPr>
+        <w:ind w:left="3520" w:hanging="440"/>
+      </w:pPr>
+      <w:rPr>
+        <w:rFonts w:ascii="Wingdings" w:hAnsi="Wingdings" w:hint="default"/>
+      </w:rPr>
+    </w:lvl>
+    <w:lvl w:ilvl="7" w:tplc="04090003" w:tentative="1">
+      <w:start w:val="1"/>
+      <w:numFmt w:val="bullet"/>
+      <w:lvlText w:val=""/>
+      <w:lvlJc w:val="left"/>
+      <w:pPr>
+        <w:ind w:left="3960" w:hanging="440"/>
+      </w:pPr>
+      <w:rPr>
+        <w:rFonts w:ascii="Wingdings" w:hAnsi="Wingdings" w:hint="default"/>
+      </w:rPr>
+    </w:lvl>
+    <w:lvl w:ilvl="8" w:tplc="04090005" w:tentative="1">
+      <w:start w:val="1"/>
+      <w:numFmt w:val="bullet"/>
+      <w:lvlText w:val=""/>
+      <w:lvlJc w:val="left"/>
+      <w:pPr>
+        <w:ind w:left="4400" w:hanging="440"/>
+      </w:pPr>
+      <w:rPr>
+        <w:rFonts w:ascii="Wingdings" w:hAnsi="Wingdings" w:hint="default"/>
+      </w:rPr>
+    </w:lvl>
+  </w:abstractNum>
+  <w:abstractNum w:abstractNumId="14" w15:restartNumberingAfterBreak="0">
     <w:nsid w:val="1DB86318"/>
     <w:multiLevelType w:val="hybridMultilevel"/>
     <w:tmpl w:val="DA8E34AC"/>
@@ -11902,7 +15217,120 @@
       </w:rPr>
     </w:lvl>
   </w:abstractNum>
-  <w:abstractNum w:abstractNumId="13" w15:restartNumberingAfterBreak="0">
+  <w:abstractNum w:abstractNumId="15" w15:restartNumberingAfterBreak="0">
+    <w:nsid w:val="1EE4471E"/>
+    <w:multiLevelType w:val="hybridMultilevel"/>
+    <w:tmpl w:val="256AC808"/>
+    <w:lvl w:ilvl="0" w:tplc="582C190E">
+      <w:start w:val="2"/>
+      <w:numFmt w:val="bullet"/>
+      <w:lvlText w:val="-"/>
+      <w:lvlJc w:val="left"/>
+      <w:pPr>
+        <w:ind w:left="880" w:hanging="440"/>
+      </w:pPr>
+      <w:rPr>
+        <w:rFonts w:ascii="맑은 고딕" w:eastAsia="맑은 고딕" w:hAnsi="맑은 고딕" w:cstheme="minorBidi" w:hint="eastAsia"/>
+      </w:rPr>
+    </w:lvl>
+    <w:lvl w:ilvl="1" w:tplc="04090003" w:tentative="1">
+      <w:start w:val="1"/>
+      <w:numFmt w:val="bullet"/>
+      <w:lvlText w:val=""/>
+      <w:lvlJc w:val="left"/>
+      <w:pPr>
+        <w:ind w:left="1320" w:hanging="440"/>
+      </w:pPr>
+      <w:rPr>
+        <w:rFonts w:ascii="Wingdings" w:hAnsi="Wingdings" w:hint="default"/>
+      </w:rPr>
+    </w:lvl>
+    <w:lvl w:ilvl="2" w:tplc="04090005" w:tentative="1">
+      <w:start w:val="1"/>
+      <w:numFmt w:val="bullet"/>
+      <w:lvlText w:val=""/>
+      <w:lvlJc w:val="left"/>
+      <w:pPr>
+        <w:ind w:left="1760" w:hanging="440"/>
+      </w:pPr>
+      <w:rPr>
+        <w:rFonts w:ascii="Wingdings" w:hAnsi="Wingdings" w:hint="default"/>
+      </w:rPr>
+    </w:lvl>
+    <w:lvl w:ilvl="3" w:tplc="04090001" w:tentative="1">
+      <w:start w:val="1"/>
+      <w:numFmt w:val="bullet"/>
+      <w:lvlText w:val=""/>
+      <w:lvlJc w:val="left"/>
+      <w:pPr>
+        <w:ind w:left="2200" w:hanging="440"/>
+      </w:pPr>
+      <w:rPr>
+        <w:rFonts w:ascii="Wingdings" w:hAnsi="Wingdings" w:hint="default"/>
+      </w:rPr>
+    </w:lvl>
+    <w:lvl w:ilvl="4" w:tplc="04090003" w:tentative="1">
+      <w:start w:val="1"/>
+      <w:numFmt w:val="bullet"/>
+      <w:lvlText w:val=""/>
+      <w:lvlJc w:val="left"/>
+      <w:pPr>
+        <w:ind w:left="2640" w:hanging="440"/>
+      </w:pPr>
+      <w:rPr>
+        <w:rFonts w:ascii="Wingdings" w:hAnsi="Wingdings" w:hint="default"/>
+      </w:rPr>
+    </w:lvl>
+    <w:lvl w:ilvl="5" w:tplc="04090005" w:tentative="1">
+      <w:start w:val="1"/>
+      <w:numFmt w:val="bullet"/>
+      <w:lvlText w:val=""/>
+      <w:lvlJc w:val="left"/>
+      <w:pPr>
+        <w:ind w:left="3080" w:hanging="440"/>
+      </w:pPr>
+      <w:rPr>
+        <w:rFonts w:ascii="Wingdings" w:hAnsi="Wingdings" w:hint="default"/>
+      </w:rPr>
+    </w:lvl>
+    <w:lvl w:ilvl="6" w:tplc="04090001" w:tentative="1">
+      <w:start w:val="1"/>
+      <w:numFmt w:val="bullet"/>
+      <w:lvlText w:val=""/>
+      <w:lvlJc w:val="left"/>
+      <w:pPr>
+        <w:ind w:left="3520" w:hanging="440"/>
+      </w:pPr>
+      <w:rPr>
+        <w:rFonts w:ascii="Wingdings" w:hAnsi="Wingdings" w:hint="default"/>
+      </w:rPr>
+    </w:lvl>
+    <w:lvl w:ilvl="7" w:tplc="04090003" w:tentative="1">
+      <w:start w:val="1"/>
+      <w:numFmt w:val="bullet"/>
+      <w:lvlText w:val=""/>
+      <w:lvlJc w:val="left"/>
+      <w:pPr>
+        <w:ind w:left="3960" w:hanging="440"/>
+      </w:pPr>
+      <w:rPr>
+        <w:rFonts w:ascii="Wingdings" w:hAnsi="Wingdings" w:hint="default"/>
+      </w:rPr>
+    </w:lvl>
+    <w:lvl w:ilvl="8" w:tplc="04090005" w:tentative="1">
+      <w:start w:val="1"/>
+      <w:numFmt w:val="bullet"/>
+      <w:lvlText w:val=""/>
+      <w:lvlJc w:val="left"/>
+      <w:pPr>
+        <w:ind w:left="4400" w:hanging="440"/>
+      </w:pPr>
+      <w:rPr>
+        <w:rFonts w:ascii="Wingdings" w:hAnsi="Wingdings" w:hint="default"/>
+      </w:rPr>
+    </w:lvl>
+  </w:abstractNum>
+  <w:abstractNum w:abstractNumId="16" w15:restartNumberingAfterBreak="0">
     <w:nsid w:val="1F8030F7"/>
     <w:multiLevelType w:val="hybridMultilevel"/>
     <w:tmpl w:val="6BF03BF6"/>
@@ -12015,7 +15443,7 @@
       </w:rPr>
     </w:lvl>
   </w:abstractNum>
-  <w:abstractNum w:abstractNumId="14" w15:restartNumberingAfterBreak="0">
+  <w:abstractNum w:abstractNumId="17" w15:restartNumberingAfterBreak="0">
     <w:nsid w:val="1FF07550"/>
     <w:multiLevelType w:val="hybridMultilevel"/>
     <w:tmpl w:val="C03C6A08"/>
@@ -12104,7 +15532,7 @@
       </w:pPr>
     </w:lvl>
   </w:abstractNum>
-  <w:abstractNum w:abstractNumId="15" w15:restartNumberingAfterBreak="0">
+  <w:abstractNum w:abstractNumId="18" w15:restartNumberingAfterBreak="0">
     <w:nsid w:val="20DD72DA"/>
     <w:multiLevelType w:val="hybridMultilevel"/>
     <w:tmpl w:val="356CD860"/>
@@ -12193,7 +15621,7 @@
       </w:pPr>
     </w:lvl>
   </w:abstractNum>
-  <w:abstractNum w:abstractNumId="16" w15:restartNumberingAfterBreak="0">
+  <w:abstractNum w:abstractNumId="19" w15:restartNumberingAfterBreak="0">
     <w:nsid w:val="22B068EB"/>
     <w:multiLevelType w:val="hybridMultilevel"/>
     <w:tmpl w:val="21C62ECC"/>
@@ -12306,7 +15734,322 @@
       </w:rPr>
     </w:lvl>
   </w:abstractNum>
-  <w:abstractNum w:abstractNumId="17" w15:restartNumberingAfterBreak="0">
+  <w:abstractNum w:abstractNumId="20" w15:restartNumberingAfterBreak="0">
+    <w:nsid w:val="233B357C"/>
+    <w:multiLevelType w:val="hybridMultilevel"/>
+    <w:tmpl w:val="4314C034"/>
+    <w:lvl w:ilvl="0" w:tplc="582C190E">
+      <w:start w:val="2"/>
+      <w:numFmt w:val="bullet"/>
+      <w:lvlText w:val="-"/>
+      <w:lvlJc w:val="left"/>
+      <w:pPr>
+        <w:ind w:left="880" w:hanging="440"/>
+      </w:pPr>
+      <w:rPr>
+        <w:rFonts w:ascii="맑은 고딕" w:eastAsia="맑은 고딕" w:hAnsi="맑은 고딕" w:cstheme="minorBidi" w:hint="eastAsia"/>
+      </w:rPr>
+    </w:lvl>
+    <w:lvl w:ilvl="1" w:tplc="04090003" w:tentative="1">
+      <w:start w:val="1"/>
+      <w:numFmt w:val="bullet"/>
+      <w:lvlText w:val=""/>
+      <w:lvlJc w:val="left"/>
+      <w:pPr>
+        <w:ind w:left="1320" w:hanging="440"/>
+      </w:pPr>
+      <w:rPr>
+        <w:rFonts w:ascii="Wingdings" w:hAnsi="Wingdings" w:hint="default"/>
+      </w:rPr>
+    </w:lvl>
+    <w:lvl w:ilvl="2" w:tplc="04090005" w:tentative="1">
+      <w:start w:val="1"/>
+      <w:numFmt w:val="bullet"/>
+      <w:lvlText w:val=""/>
+      <w:lvlJc w:val="left"/>
+      <w:pPr>
+        <w:ind w:left="1760" w:hanging="440"/>
+      </w:pPr>
+      <w:rPr>
+        <w:rFonts w:ascii="Wingdings" w:hAnsi="Wingdings" w:hint="default"/>
+      </w:rPr>
+    </w:lvl>
+    <w:lvl w:ilvl="3" w:tplc="04090001" w:tentative="1">
+      <w:start w:val="1"/>
+      <w:numFmt w:val="bullet"/>
+      <w:lvlText w:val=""/>
+      <w:lvlJc w:val="left"/>
+      <w:pPr>
+        <w:ind w:left="2200" w:hanging="440"/>
+      </w:pPr>
+      <w:rPr>
+        <w:rFonts w:ascii="Wingdings" w:hAnsi="Wingdings" w:hint="default"/>
+      </w:rPr>
+    </w:lvl>
+    <w:lvl w:ilvl="4" w:tplc="04090003" w:tentative="1">
+      <w:start w:val="1"/>
+      <w:numFmt w:val="bullet"/>
+      <w:lvlText w:val=""/>
+      <w:lvlJc w:val="left"/>
+      <w:pPr>
+        <w:ind w:left="2640" w:hanging="440"/>
+      </w:pPr>
+      <w:rPr>
+        <w:rFonts w:ascii="Wingdings" w:hAnsi="Wingdings" w:hint="default"/>
+      </w:rPr>
+    </w:lvl>
+    <w:lvl w:ilvl="5" w:tplc="04090005" w:tentative="1">
+      <w:start w:val="1"/>
+      <w:numFmt w:val="bullet"/>
+      <w:lvlText w:val=""/>
+      <w:lvlJc w:val="left"/>
+      <w:pPr>
+        <w:ind w:left="3080" w:hanging="440"/>
+      </w:pPr>
+      <w:rPr>
+        <w:rFonts w:ascii="Wingdings" w:hAnsi="Wingdings" w:hint="default"/>
+      </w:rPr>
+    </w:lvl>
+    <w:lvl w:ilvl="6" w:tplc="04090001" w:tentative="1">
+      <w:start w:val="1"/>
+      <w:numFmt w:val="bullet"/>
+      <w:lvlText w:val=""/>
+      <w:lvlJc w:val="left"/>
+      <w:pPr>
+        <w:ind w:left="3520" w:hanging="440"/>
+      </w:pPr>
+      <w:rPr>
+        <w:rFonts w:ascii="Wingdings" w:hAnsi="Wingdings" w:hint="default"/>
+      </w:rPr>
+    </w:lvl>
+    <w:lvl w:ilvl="7" w:tplc="04090003" w:tentative="1">
+      <w:start w:val="1"/>
+      <w:numFmt w:val="bullet"/>
+      <w:lvlText w:val=""/>
+      <w:lvlJc w:val="left"/>
+      <w:pPr>
+        <w:ind w:left="3960" w:hanging="440"/>
+      </w:pPr>
+      <w:rPr>
+        <w:rFonts w:ascii="Wingdings" w:hAnsi="Wingdings" w:hint="default"/>
+      </w:rPr>
+    </w:lvl>
+    <w:lvl w:ilvl="8" w:tplc="04090005" w:tentative="1">
+      <w:start w:val="1"/>
+      <w:numFmt w:val="bullet"/>
+      <w:lvlText w:val=""/>
+      <w:lvlJc w:val="left"/>
+      <w:pPr>
+        <w:ind w:left="4400" w:hanging="440"/>
+      </w:pPr>
+      <w:rPr>
+        <w:rFonts w:ascii="Wingdings" w:hAnsi="Wingdings" w:hint="default"/>
+      </w:rPr>
+    </w:lvl>
+  </w:abstractNum>
+  <w:abstractNum w:abstractNumId="21" w15:restartNumberingAfterBreak="0">
+    <w:nsid w:val="24B86F0E"/>
+    <w:multiLevelType w:val="hybridMultilevel"/>
+    <w:tmpl w:val="CF6262A6"/>
+    <w:lvl w:ilvl="0" w:tplc="61A45E52">
+      <w:start w:val="1"/>
+      <w:numFmt w:val="decimal"/>
+      <w:lvlText w:val="%1."/>
+      <w:lvlJc w:val="left"/>
+      <w:pPr>
+        <w:ind w:left="800" w:hanging="360"/>
+      </w:pPr>
+      <w:rPr>
+        <w:rFonts w:hint="default"/>
+      </w:rPr>
+    </w:lvl>
+    <w:lvl w:ilvl="1" w:tplc="04090019">
+      <w:start w:val="1"/>
+      <w:numFmt w:val="upperLetter"/>
+      <w:lvlText w:val="%2."/>
+      <w:lvlJc w:val="left"/>
+      <w:pPr>
+        <w:ind w:left="1320" w:hanging="440"/>
+      </w:pPr>
+    </w:lvl>
+    <w:lvl w:ilvl="2" w:tplc="0409001B" w:tentative="1">
+      <w:start w:val="1"/>
+      <w:numFmt w:val="lowerRoman"/>
+      <w:lvlText w:val="%3."/>
+      <w:lvlJc w:val="right"/>
+      <w:pPr>
+        <w:ind w:left="1760" w:hanging="440"/>
+      </w:pPr>
+    </w:lvl>
+    <w:lvl w:ilvl="3" w:tplc="0409000F" w:tentative="1">
+      <w:start w:val="1"/>
+      <w:numFmt w:val="decimal"/>
+      <w:lvlText w:val="%4."/>
+      <w:lvlJc w:val="left"/>
+      <w:pPr>
+        <w:ind w:left="2200" w:hanging="440"/>
+      </w:pPr>
+    </w:lvl>
+    <w:lvl w:ilvl="4" w:tplc="04090019" w:tentative="1">
+      <w:start w:val="1"/>
+      <w:numFmt w:val="upperLetter"/>
+      <w:lvlText w:val="%5."/>
+      <w:lvlJc w:val="left"/>
+      <w:pPr>
+        <w:ind w:left="2640" w:hanging="440"/>
+      </w:pPr>
+    </w:lvl>
+    <w:lvl w:ilvl="5" w:tplc="0409001B" w:tentative="1">
+      <w:start w:val="1"/>
+      <w:numFmt w:val="lowerRoman"/>
+      <w:lvlText w:val="%6."/>
+      <w:lvlJc w:val="right"/>
+      <w:pPr>
+        <w:ind w:left="3080" w:hanging="440"/>
+      </w:pPr>
+    </w:lvl>
+    <w:lvl w:ilvl="6" w:tplc="0409000F" w:tentative="1">
+      <w:start w:val="1"/>
+      <w:numFmt w:val="decimal"/>
+      <w:lvlText w:val="%7."/>
+      <w:lvlJc w:val="left"/>
+      <w:pPr>
+        <w:ind w:left="3520" w:hanging="440"/>
+      </w:pPr>
+    </w:lvl>
+    <w:lvl w:ilvl="7" w:tplc="04090019" w:tentative="1">
+      <w:start w:val="1"/>
+      <w:numFmt w:val="upperLetter"/>
+      <w:lvlText w:val="%8."/>
+      <w:lvlJc w:val="left"/>
+      <w:pPr>
+        <w:ind w:left="3960" w:hanging="440"/>
+      </w:pPr>
+    </w:lvl>
+    <w:lvl w:ilvl="8" w:tplc="0409001B" w:tentative="1">
+      <w:start w:val="1"/>
+      <w:numFmt w:val="lowerRoman"/>
+      <w:lvlText w:val="%9."/>
+      <w:lvlJc w:val="right"/>
+      <w:pPr>
+        <w:ind w:left="4400" w:hanging="440"/>
+      </w:pPr>
+    </w:lvl>
+  </w:abstractNum>
+  <w:abstractNum w:abstractNumId="22" w15:restartNumberingAfterBreak="0">
+    <w:nsid w:val="27285A0F"/>
+    <w:multiLevelType w:val="hybridMultilevel"/>
+    <w:tmpl w:val="7B0AA8A2"/>
+    <w:lvl w:ilvl="0" w:tplc="582C190E">
+      <w:start w:val="2"/>
+      <w:numFmt w:val="bullet"/>
+      <w:lvlText w:val="-"/>
+      <w:lvlJc w:val="left"/>
+      <w:pPr>
+        <w:ind w:left="880" w:hanging="440"/>
+      </w:pPr>
+      <w:rPr>
+        <w:rFonts w:ascii="맑은 고딕" w:eastAsia="맑은 고딕" w:hAnsi="맑은 고딕" w:cstheme="minorBidi" w:hint="eastAsia"/>
+      </w:rPr>
+    </w:lvl>
+    <w:lvl w:ilvl="1" w:tplc="04090003" w:tentative="1">
+      <w:start w:val="1"/>
+      <w:numFmt w:val="bullet"/>
+      <w:lvlText w:val=""/>
+      <w:lvlJc w:val="left"/>
+      <w:pPr>
+        <w:ind w:left="1320" w:hanging="440"/>
+      </w:pPr>
+      <w:rPr>
+        <w:rFonts w:ascii="Wingdings" w:hAnsi="Wingdings" w:hint="default"/>
+      </w:rPr>
+    </w:lvl>
+    <w:lvl w:ilvl="2" w:tplc="04090005" w:tentative="1">
+      <w:start w:val="1"/>
+      <w:numFmt w:val="bullet"/>
+      <w:lvlText w:val=""/>
+      <w:lvlJc w:val="left"/>
+      <w:pPr>
+        <w:ind w:left="1760" w:hanging="440"/>
+      </w:pPr>
+      <w:rPr>
+        <w:rFonts w:ascii="Wingdings" w:hAnsi="Wingdings" w:hint="default"/>
+      </w:rPr>
+    </w:lvl>
+    <w:lvl w:ilvl="3" w:tplc="04090001" w:tentative="1">
+      <w:start w:val="1"/>
+      <w:numFmt w:val="bullet"/>
+      <w:lvlText w:val=""/>
+      <w:lvlJc w:val="left"/>
+      <w:pPr>
+        <w:ind w:left="2200" w:hanging="440"/>
+      </w:pPr>
+      <w:rPr>
+        <w:rFonts w:ascii="Wingdings" w:hAnsi="Wingdings" w:hint="default"/>
+      </w:rPr>
+    </w:lvl>
+    <w:lvl w:ilvl="4" w:tplc="04090003" w:tentative="1">
+      <w:start w:val="1"/>
+      <w:numFmt w:val="bullet"/>
+      <w:lvlText w:val=""/>
+      <w:lvlJc w:val="left"/>
+      <w:pPr>
+        <w:ind w:left="2640" w:hanging="440"/>
+      </w:pPr>
+      <w:rPr>
+        <w:rFonts w:ascii="Wingdings" w:hAnsi="Wingdings" w:hint="default"/>
+      </w:rPr>
+    </w:lvl>
+    <w:lvl w:ilvl="5" w:tplc="04090005" w:tentative="1">
+      <w:start w:val="1"/>
+      <w:numFmt w:val="bullet"/>
+      <w:lvlText w:val=""/>
+      <w:lvlJc w:val="left"/>
+      <w:pPr>
+        <w:ind w:left="3080" w:hanging="440"/>
+      </w:pPr>
+      <w:rPr>
+        <w:rFonts w:ascii="Wingdings" w:hAnsi="Wingdings" w:hint="default"/>
+      </w:rPr>
+    </w:lvl>
+    <w:lvl w:ilvl="6" w:tplc="04090001" w:tentative="1">
+      <w:start w:val="1"/>
+      <w:numFmt w:val="bullet"/>
+      <w:lvlText w:val=""/>
+      <w:lvlJc w:val="left"/>
+      <w:pPr>
+        <w:ind w:left="3520" w:hanging="440"/>
+      </w:pPr>
+      <w:rPr>
+        <w:rFonts w:ascii="Wingdings" w:hAnsi="Wingdings" w:hint="default"/>
+      </w:rPr>
+    </w:lvl>
+    <w:lvl w:ilvl="7" w:tplc="04090003" w:tentative="1">
+      <w:start w:val="1"/>
+      <w:numFmt w:val="bullet"/>
+      <w:lvlText w:val=""/>
+      <w:lvlJc w:val="left"/>
+      <w:pPr>
+        <w:ind w:left="3960" w:hanging="440"/>
+      </w:pPr>
+      <w:rPr>
+        <w:rFonts w:ascii="Wingdings" w:hAnsi="Wingdings" w:hint="default"/>
+      </w:rPr>
+    </w:lvl>
+    <w:lvl w:ilvl="8" w:tplc="04090005" w:tentative="1">
+      <w:start w:val="1"/>
+      <w:numFmt w:val="bullet"/>
+      <w:lvlText w:val=""/>
+      <w:lvlJc w:val="left"/>
+      <w:pPr>
+        <w:ind w:left="4400" w:hanging="440"/>
+      </w:pPr>
+      <w:rPr>
+        <w:rFonts w:ascii="Wingdings" w:hAnsi="Wingdings" w:hint="default"/>
+      </w:rPr>
+    </w:lvl>
+  </w:abstractNum>
+  <w:abstractNum w:abstractNumId="23" w15:restartNumberingAfterBreak="0">
     <w:nsid w:val="29D350D9"/>
     <w:multiLevelType w:val="hybridMultilevel"/>
     <w:tmpl w:val="534622CE"/>
@@ -12395,7 +16138,7 @@
       </w:pPr>
     </w:lvl>
   </w:abstractNum>
-  <w:abstractNum w:abstractNumId="18" w15:restartNumberingAfterBreak="0">
+  <w:abstractNum w:abstractNumId="24" w15:restartNumberingAfterBreak="0">
     <w:nsid w:val="2C544377"/>
     <w:multiLevelType w:val="hybridMultilevel"/>
     <w:tmpl w:val="985C8B98"/>
@@ -12507,7 +16250,7 @@
       </w:rPr>
     </w:lvl>
   </w:abstractNum>
-  <w:abstractNum w:abstractNumId="19" w15:restartNumberingAfterBreak="0">
+  <w:abstractNum w:abstractNumId="25" w15:restartNumberingAfterBreak="0">
     <w:nsid w:val="2C642AAE"/>
     <w:multiLevelType w:val="hybridMultilevel"/>
     <w:tmpl w:val="BDBEC0CC"/>
@@ -12619,7 +16362,120 @@
       </w:rPr>
     </w:lvl>
   </w:abstractNum>
-  <w:abstractNum w:abstractNumId="20" w15:restartNumberingAfterBreak="0">
+  <w:abstractNum w:abstractNumId="26" w15:restartNumberingAfterBreak="0">
+    <w:nsid w:val="2E0653BA"/>
+    <w:multiLevelType w:val="hybridMultilevel"/>
+    <w:tmpl w:val="999C5E56"/>
+    <w:lvl w:ilvl="0" w:tplc="582C190E">
+      <w:start w:val="2"/>
+      <w:numFmt w:val="bullet"/>
+      <w:lvlText w:val="-"/>
+      <w:lvlJc w:val="left"/>
+      <w:pPr>
+        <w:ind w:left="880" w:hanging="440"/>
+      </w:pPr>
+      <w:rPr>
+        <w:rFonts w:ascii="맑은 고딕" w:eastAsia="맑은 고딕" w:hAnsi="맑은 고딕" w:cstheme="minorBidi" w:hint="eastAsia"/>
+      </w:rPr>
+    </w:lvl>
+    <w:lvl w:ilvl="1" w:tplc="04090003" w:tentative="1">
+      <w:start w:val="1"/>
+      <w:numFmt w:val="bullet"/>
+      <w:lvlText w:val=""/>
+      <w:lvlJc w:val="left"/>
+      <w:pPr>
+        <w:ind w:left="1320" w:hanging="440"/>
+      </w:pPr>
+      <w:rPr>
+        <w:rFonts w:ascii="Wingdings" w:hAnsi="Wingdings" w:hint="default"/>
+      </w:rPr>
+    </w:lvl>
+    <w:lvl w:ilvl="2" w:tplc="04090005" w:tentative="1">
+      <w:start w:val="1"/>
+      <w:numFmt w:val="bullet"/>
+      <w:lvlText w:val=""/>
+      <w:lvlJc w:val="left"/>
+      <w:pPr>
+        <w:ind w:left="1760" w:hanging="440"/>
+      </w:pPr>
+      <w:rPr>
+        <w:rFonts w:ascii="Wingdings" w:hAnsi="Wingdings" w:hint="default"/>
+      </w:rPr>
+    </w:lvl>
+    <w:lvl w:ilvl="3" w:tplc="04090001" w:tentative="1">
+      <w:start w:val="1"/>
+      <w:numFmt w:val="bullet"/>
+      <w:lvlText w:val=""/>
+      <w:lvlJc w:val="left"/>
+      <w:pPr>
+        <w:ind w:left="2200" w:hanging="440"/>
+      </w:pPr>
+      <w:rPr>
+        <w:rFonts w:ascii="Wingdings" w:hAnsi="Wingdings" w:hint="default"/>
+      </w:rPr>
+    </w:lvl>
+    <w:lvl w:ilvl="4" w:tplc="04090003" w:tentative="1">
+      <w:start w:val="1"/>
+      <w:numFmt w:val="bullet"/>
+      <w:lvlText w:val=""/>
+      <w:lvlJc w:val="left"/>
+      <w:pPr>
+        <w:ind w:left="2640" w:hanging="440"/>
+      </w:pPr>
+      <w:rPr>
+        <w:rFonts w:ascii="Wingdings" w:hAnsi="Wingdings" w:hint="default"/>
+      </w:rPr>
+    </w:lvl>
+    <w:lvl w:ilvl="5" w:tplc="04090005" w:tentative="1">
+      <w:start w:val="1"/>
+      <w:numFmt w:val="bullet"/>
+      <w:lvlText w:val=""/>
+      <w:lvlJc w:val="left"/>
+      <w:pPr>
+        <w:ind w:left="3080" w:hanging="440"/>
+      </w:pPr>
+      <w:rPr>
+        <w:rFonts w:ascii="Wingdings" w:hAnsi="Wingdings" w:hint="default"/>
+      </w:rPr>
+    </w:lvl>
+    <w:lvl w:ilvl="6" w:tplc="04090001" w:tentative="1">
+      <w:start w:val="1"/>
+      <w:numFmt w:val="bullet"/>
+      <w:lvlText w:val=""/>
+      <w:lvlJc w:val="left"/>
+      <w:pPr>
+        <w:ind w:left="3520" w:hanging="440"/>
+      </w:pPr>
+      <w:rPr>
+        <w:rFonts w:ascii="Wingdings" w:hAnsi="Wingdings" w:hint="default"/>
+      </w:rPr>
+    </w:lvl>
+    <w:lvl w:ilvl="7" w:tplc="04090003" w:tentative="1">
+      <w:start w:val="1"/>
+      <w:numFmt w:val="bullet"/>
+      <w:lvlText w:val=""/>
+      <w:lvlJc w:val="left"/>
+      <w:pPr>
+        <w:ind w:left="3960" w:hanging="440"/>
+      </w:pPr>
+      <w:rPr>
+        <w:rFonts w:ascii="Wingdings" w:hAnsi="Wingdings" w:hint="default"/>
+      </w:rPr>
+    </w:lvl>
+    <w:lvl w:ilvl="8" w:tplc="04090005" w:tentative="1">
+      <w:start w:val="1"/>
+      <w:numFmt w:val="bullet"/>
+      <w:lvlText w:val=""/>
+      <w:lvlJc w:val="left"/>
+      <w:pPr>
+        <w:ind w:left="4400" w:hanging="440"/>
+      </w:pPr>
+      <w:rPr>
+        <w:rFonts w:ascii="Wingdings" w:hAnsi="Wingdings" w:hint="default"/>
+      </w:rPr>
+    </w:lvl>
+  </w:abstractNum>
+  <w:abstractNum w:abstractNumId="27" w15:restartNumberingAfterBreak="0">
     <w:nsid w:val="389B526B"/>
     <w:multiLevelType w:val="hybridMultilevel"/>
     <w:tmpl w:val="038A3AC6"/>
@@ -12708,7 +16564,7 @@
       </w:pPr>
     </w:lvl>
   </w:abstractNum>
-  <w:abstractNum w:abstractNumId="21" w15:restartNumberingAfterBreak="0">
+  <w:abstractNum w:abstractNumId="28" w15:restartNumberingAfterBreak="0">
     <w:nsid w:val="395520E8"/>
     <w:multiLevelType w:val="hybridMultilevel"/>
     <w:tmpl w:val="D79AD7C8"/>
@@ -12797,7 +16653,96 @@
       </w:pPr>
     </w:lvl>
   </w:abstractNum>
-  <w:abstractNum w:abstractNumId="22" w15:restartNumberingAfterBreak="0">
+  <w:abstractNum w:abstractNumId="29" w15:restartNumberingAfterBreak="0">
+    <w:nsid w:val="3B6F4170"/>
+    <w:multiLevelType w:val="hybridMultilevel"/>
+    <w:tmpl w:val="DA1CFF2A"/>
+    <w:lvl w:ilvl="0" w:tplc="3F1C73CC">
+      <w:start w:val="1"/>
+      <w:numFmt w:val="decimal"/>
+      <w:lvlText w:val="%1."/>
+      <w:lvlJc w:val="left"/>
+      <w:pPr>
+        <w:ind w:left="800" w:hanging="360"/>
+      </w:pPr>
+      <w:rPr>
+        <w:rFonts w:hint="default"/>
+      </w:rPr>
+    </w:lvl>
+    <w:lvl w:ilvl="1" w:tplc="04090019" w:tentative="1">
+      <w:start w:val="1"/>
+      <w:numFmt w:val="upperLetter"/>
+      <w:lvlText w:val="%2."/>
+      <w:lvlJc w:val="left"/>
+      <w:pPr>
+        <w:ind w:left="1320" w:hanging="440"/>
+      </w:pPr>
+    </w:lvl>
+    <w:lvl w:ilvl="2" w:tplc="0409001B" w:tentative="1">
+      <w:start w:val="1"/>
+      <w:numFmt w:val="lowerRoman"/>
+      <w:lvlText w:val="%3."/>
+      <w:lvlJc w:val="right"/>
+      <w:pPr>
+        <w:ind w:left="1760" w:hanging="440"/>
+      </w:pPr>
+    </w:lvl>
+    <w:lvl w:ilvl="3" w:tplc="0409000F" w:tentative="1">
+      <w:start w:val="1"/>
+      <w:numFmt w:val="decimal"/>
+      <w:lvlText w:val="%4."/>
+      <w:lvlJc w:val="left"/>
+      <w:pPr>
+        <w:ind w:left="2200" w:hanging="440"/>
+      </w:pPr>
+    </w:lvl>
+    <w:lvl w:ilvl="4" w:tplc="04090019" w:tentative="1">
+      <w:start w:val="1"/>
+      <w:numFmt w:val="upperLetter"/>
+      <w:lvlText w:val="%5."/>
+      <w:lvlJc w:val="left"/>
+      <w:pPr>
+        <w:ind w:left="2640" w:hanging="440"/>
+      </w:pPr>
+    </w:lvl>
+    <w:lvl w:ilvl="5" w:tplc="0409001B" w:tentative="1">
+      <w:start w:val="1"/>
+      <w:numFmt w:val="lowerRoman"/>
+      <w:lvlText w:val="%6."/>
+      <w:lvlJc w:val="right"/>
+      <w:pPr>
+        <w:ind w:left="3080" w:hanging="440"/>
+      </w:pPr>
+    </w:lvl>
+    <w:lvl w:ilvl="6" w:tplc="0409000F" w:tentative="1">
+      <w:start w:val="1"/>
+      <w:numFmt w:val="decimal"/>
+      <w:lvlText w:val="%7."/>
+      <w:lvlJc w:val="left"/>
+      <w:pPr>
+        <w:ind w:left="3520" w:hanging="440"/>
+      </w:pPr>
+    </w:lvl>
+    <w:lvl w:ilvl="7" w:tplc="04090019" w:tentative="1">
+      <w:start w:val="1"/>
+      <w:numFmt w:val="upperLetter"/>
+      <w:lvlText w:val="%8."/>
+      <w:lvlJc w:val="left"/>
+      <w:pPr>
+        <w:ind w:left="3960" w:hanging="440"/>
+      </w:pPr>
+    </w:lvl>
+    <w:lvl w:ilvl="8" w:tplc="0409001B" w:tentative="1">
+      <w:start w:val="1"/>
+      <w:numFmt w:val="lowerRoman"/>
+      <w:lvlText w:val="%9."/>
+      <w:lvlJc w:val="right"/>
+      <w:pPr>
+        <w:ind w:left="4400" w:hanging="440"/>
+      </w:pPr>
+    </w:lvl>
+  </w:abstractNum>
+  <w:abstractNum w:abstractNumId="30" w15:restartNumberingAfterBreak="0">
     <w:nsid w:val="3EE170EB"/>
     <w:multiLevelType w:val="hybridMultilevel"/>
     <w:tmpl w:val="BCC8D3AE"/>
@@ -12909,7 +16854,7 @@
       </w:rPr>
     </w:lvl>
   </w:abstractNum>
-  <w:abstractNum w:abstractNumId="23" w15:restartNumberingAfterBreak="0">
+  <w:abstractNum w:abstractNumId="31" w15:restartNumberingAfterBreak="0">
     <w:nsid w:val="41E77577"/>
     <w:multiLevelType w:val="hybridMultilevel"/>
     <w:tmpl w:val="3FDE9294"/>
@@ -13021,7 +16966,209 @@
       </w:rPr>
     </w:lvl>
   </w:abstractNum>
-  <w:abstractNum w:abstractNumId="24" w15:restartNumberingAfterBreak="0">
+  <w:abstractNum w:abstractNumId="32" w15:restartNumberingAfterBreak="0">
+    <w:nsid w:val="43F66807"/>
+    <w:multiLevelType w:val="hybridMultilevel"/>
+    <w:tmpl w:val="46ACB866"/>
+    <w:lvl w:ilvl="0" w:tplc="582C190E">
+      <w:start w:val="2"/>
+      <w:numFmt w:val="bullet"/>
+      <w:lvlText w:val="-"/>
+      <w:lvlJc w:val="left"/>
+      <w:pPr>
+        <w:ind w:left="880" w:hanging="440"/>
+      </w:pPr>
+      <w:rPr>
+        <w:rFonts w:ascii="맑은 고딕" w:eastAsia="맑은 고딕" w:hAnsi="맑은 고딕" w:cstheme="minorBidi" w:hint="eastAsia"/>
+      </w:rPr>
+    </w:lvl>
+    <w:lvl w:ilvl="1" w:tplc="04090003" w:tentative="1">
+      <w:start w:val="1"/>
+      <w:numFmt w:val="bullet"/>
+      <w:lvlText w:val=""/>
+      <w:lvlJc w:val="left"/>
+      <w:pPr>
+        <w:ind w:left="1320" w:hanging="440"/>
+      </w:pPr>
+      <w:rPr>
+        <w:rFonts w:ascii="Wingdings" w:hAnsi="Wingdings" w:hint="default"/>
+      </w:rPr>
+    </w:lvl>
+    <w:lvl w:ilvl="2" w:tplc="04090005" w:tentative="1">
+      <w:start w:val="1"/>
+      <w:numFmt w:val="bullet"/>
+      <w:lvlText w:val=""/>
+      <w:lvlJc w:val="left"/>
+      <w:pPr>
+        <w:ind w:left="1760" w:hanging="440"/>
+      </w:pPr>
+      <w:rPr>
+        <w:rFonts w:ascii="Wingdings" w:hAnsi="Wingdings" w:hint="default"/>
+      </w:rPr>
+    </w:lvl>
+    <w:lvl w:ilvl="3" w:tplc="04090001" w:tentative="1">
+      <w:start w:val="1"/>
+      <w:numFmt w:val="bullet"/>
+      <w:lvlText w:val=""/>
+      <w:lvlJc w:val="left"/>
+      <w:pPr>
+        <w:ind w:left="2200" w:hanging="440"/>
+      </w:pPr>
+      <w:rPr>
+        <w:rFonts w:ascii="Wingdings" w:hAnsi="Wingdings" w:hint="default"/>
+      </w:rPr>
+    </w:lvl>
+    <w:lvl w:ilvl="4" w:tplc="04090003" w:tentative="1">
+      <w:start w:val="1"/>
+      <w:numFmt w:val="bullet"/>
+      <w:lvlText w:val=""/>
+      <w:lvlJc w:val="left"/>
+      <w:pPr>
+        <w:ind w:left="2640" w:hanging="440"/>
+      </w:pPr>
+      <w:rPr>
+        <w:rFonts w:ascii="Wingdings" w:hAnsi="Wingdings" w:hint="default"/>
+      </w:rPr>
+    </w:lvl>
+    <w:lvl w:ilvl="5" w:tplc="04090005" w:tentative="1">
+      <w:start w:val="1"/>
+      <w:numFmt w:val="bullet"/>
+      <w:lvlText w:val=""/>
+      <w:lvlJc w:val="left"/>
+      <w:pPr>
+        <w:ind w:left="3080" w:hanging="440"/>
+      </w:pPr>
+      <w:rPr>
+        <w:rFonts w:ascii="Wingdings" w:hAnsi="Wingdings" w:hint="default"/>
+      </w:rPr>
+    </w:lvl>
+    <w:lvl w:ilvl="6" w:tplc="04090001" w:tentative="1">
+      <w:start w:val="1"/>
+      <w:numFmt w:val="bullet"/>
+      <w:lvlText w:val=""/>
+      <w:lvlJc w:val="left"/>
+      <w:pPr>
+        <w:ind w:left="3520" w:hanging="440"/>
+      </w:pPr>
+      <w:rPr>
+        <w:rFonts w:ascii="Wingdings" w:hAnsi="Wingdings" w:hint="default"/>
+      </w:rPr>
+    </w:lvl>
+    <w:lvl w:ilvl="7" w:tplc="04090003" w:tentative="1">
+      <w:start w:val="1"/>
+      <w:numFmt w:val="bullet"/>
+      <w:lvlText w:val=""/>
+      <w:lvlJc w:val="left"/>
+      <w:pPr>
+        <w:ind w:left="3960" w:hanging="440"/>
+      </w:pPr>
+      <w:rPr>
+        <w:rFonts w:ascii="Wingdings" w:hAnsi="Wingdings" w:hint="default"/>
+      </w:rPr>
+    </w:lvl>
+    <w:lvl w:ilvl="8" w:tplc="04090005" w:tentative="1">
+      <w:start w:val="1"/>
+      <w:numFmt w:val="bullet"/>
+      <w:lvlText w:val=""/>
+      <w:lvlJc w:val="left"/>
+      <w:pPr>
+        <w:ind w:left="4400" w:hanging="440"/>
+      </w:pPr>
+      <w:rPr>
+        <w:rFonts w:ascii="Wingdings" w:hAnsi="Wingdings" w:hint="default"/>
+      </w:rPr>
+    </w:lvl>
+  </w:abstractNum>
+  <w:abstractNum w:abstractNumId="33" w15:restartNumberingAfterBreak="0">
+    <w:nsid w:val="43F711F2"/>
+    <w:multiLevelType w:val="hybridMultilevel"/>
+    <w:tmpl w:val="2D1AC7CE"/>
+    <w:lvl w:ilvl="0" w:tplc="2F70553C">
+      <w:start w:val="1"/>
+      <w:numFmt w:val="decimal"/>
+      <w:lvlText w:val="%1)"/>
+      <w:lvlJc w:val="left"/>
+      <w:pPr>
+        <w:ind w:left="880" w:hanging="440"/>
+      </w:pPr>
+      <w:rPr>
+        <w:rFonts w:hint="default"/>
+      </w:rPr>
+    </w:lvl>
+    <w:lvl w:ilvl="1" w:tplc="04090019">
+      <w:start w:val="1"/>
+      <w:numFmt w:val="upperLetter"/>
+      <w:lvlText w:val="%2."/>
+      <w:lvlJc w:val="left"/>
+      <w:pPr>
+        <w:ind w:left="1320" w:hanging="440"/>
+      </w:pPr>
+    </w:lvl>
+    <w:lvl w:ilvl="2" w:tplc="0409001B" w:tentative="1">
+      <w:start w:val="1"/>
+      <w:numFmt w:val="lowerRoman"/>
+      <w:lvlText w:val="%3."/>
+      <w:lvlJc w:val="right"/>
+      <w:pPr>
+        <w:ind w:left="1760" w:hanging="440"/>
+      </w:pPr>
+    </w:lvl>
+    <w:lvl w:ilvl="3" w:tplc="0409000F" w:tentative="1">
+      <w:start w:val="1"/>
+      <w:numFmt w:val="decimal"/>
+      <w:lvlText w:val="%4."/>
+      <w:lvlJc w:val="left"/>
+      <w:pPr>
+        <w:ind w:left="2200" w:hanging="440"/>
+      </w:pPr>
+    </w:lvl>
+    <w:lvl w:ilvl="4" w:tplc="04090019" w:tentative="1">
+      <w:start w:val="1"/>
+      <w:numFmt w:val="upperLetter"/>
+      <w:lvlText w:val="%5."/>
+      <w:lvlJc w:val="left"/>
+      <w:pPr>
+        <w:ind w:left="2640" w:hanging="440"/>
+      </w:pPr>
+    </w:lvl>
+    <w:lvl w:ilvl="5" w:tplc="0409001B" w:tentative="1">
+      <w:start w:val="1"/>
+      <w:numFmt w:val="lowerRoman"/>
+      <w:lvlText w:val="%6."/>
+      <w:lvlJc w:val="right"/>
+      <w:pPr>
+        <w:ind w:left="3080" w:hanging="440"/>
+      </w:pPr>
+    </w:lvl>
+    <w:lvl w:ilvl="6" w:tplc="0409000F" w:tentative="1">
+      <w:start w:val="1"/>
+      <w:numFmt w:val="decimal"/>
+      <w:lvlText w:val="%7."/>
+      <w:lvlJc w:val="left"/>
+      <w:pPr>
+        <w:ind w:left="3520" w:hanging="440"/>
+      </w:pPr>
+    </w:lvl>
+    <w:lvl w:ilvl="7" w:tplc="04090019" w:tentative="1">
+      <w:start w:val="1"/>
+      <w:numFmt w:val="upperLetter"/>
+      <w:lvlText w:val="%8."/>
+      <w:lvlJc w:val="left"/>
+      <w:pPr>
+        <w:ind w:left="3960" w:hanging="440"/>
+      </w:pPr>
+    </w:lvl>
+    <w:lvl w:ilvl="8" w:tplc="0409001B" w:tentative="1">
+      <w:start w:val="1"/>
+      <w:numFmt w:val="lowerRoman"/>
+      <w:lvlText w:val="%9."/>
+      <w:lvlJc w:val="right"/>
+      <w:pPr>
+        <w:ind w:left="4400" w:hanging="440"/>
+      </w:pPr>
+    </w:lvl>
+  </w:abstractNum>
+  <w:abstractNum w:abstractNumId="34" w15:restartNumberingAfterBreak="0">
     <w:nsid w:val="44B6339E"/>
     <w:multiLevelType w:val="hybridMultilevel"/>
     <w:tmpl w:val="F980482A"/>
@@ -13134,7 +17281,7 @@
       </w:rPr>
     </w:lvl>
   </w:abstractNum>
-  <w:abstractNum w:abstractNumId="25" w15:restartNumberingAfterBreak="0">
+  <w:abstractNum w:abstractNumId="35" w15:restartNumberingAfterBreak="0">
     <w:nsid w:val="49377FBD"/>
     <w:multiLevelType w:val="hybridMultilevel"/>
     <w:tmpl w:val="013CD264"/>
@@ -13246,7 +17393,7 @@
       </w:rPr>
     </w:lvl>
   </w:abstractNum>
-  <w:abstractNum w:abstractNumId="26" w15:restartNumberingAfterBreak="0">
+  <w:abstractNum w:abstractNumId="36" w15:restartNumberingAfterBreak="0">
     <w:nsid w:val="4F180F6F"/>
     <w:multiLevelType w:val="hybridMultilevel"/>
     <w:tmpl w:val="93F82A5C"/>
@@ -13335,7 +17482,7 @@
       </w:pPr>
     </w:lvl>
   </w:abstractNum>
-  <w:abstractNum w:abstractNumId="27" w15:restartNumberingAfterBreak="0">
+  <w:abstractNum w:abstractNumId="37" w15:restartNumberingAfterBreak="0">
     <w:nsid w:val="52F0014A"/>
     <w:multiLevelType w:val="hybridMultilevel"/>
     <w:tmpl w:val="2F2AB3AA"/>
@@ -13448,7 +17595,7 @@
       </w:rPr>
     </w:lvl>
   </w:abstractNum>
-  <w:abstractNum w:abstractNumId="28" w15:restartNumberingAfterBreak="0">
+  <w:abstractNum w:abstractNumId="38" w15:restartNumberingAfterBreak="0">
     <w:nsid w:val="53F36118"/>
     <w:multiLevelType w:val="hybridMultilevel"/>
     <w:tmpl w:val="37E832C6"/>
@@ -13561,7 +17708,7 @@
       </w:rPr>
     </w:lvl>
   </w:abstractNum>
-  <w:abstractNum w:abstractNumId="29" w15:restartNumberingAfterBreak="0">
+  <w:abstractNum w:abstractNumId="39" w15:restartNumberingAfterBreak="0">
     <w:nsid w:val="54C72DF9"/>
     <w:multiLevelType w:val="hybridMultilevel"/>
     <w:tmpl w:val="BF42BDD8"/>
@@ -13674,7 +17821,7 @@
       </w:rPr>
     </w:lvl>
   </w:abstractNum>
-  <w:abstractNum w:abstractNumId="30" w15:restartNumberingAfterBreak="0">
+  <w:abstractNum w:abstractNumId="40" w15:restartNumberingAfterBreak="0">
     <w:nsid w:val="54F456F9"/>
     <w:multiLevelType w:val="hybridMultilevel"/>
     <w:tmpl w:val="65EA1D54"/>
@@ -13763,7 +17910,7 @@
       </w:pPr>
     </w:lvl>
   </w:abstractNum>
-  <w:abstractNum w:abstractNumId="31" w15:restartNumberingAfterBreak="0">
+  <w:abstractNum w:abstractNumId="41" w15:restartNumberingAfterBreak="0">
     <w:nsid w:val="5D746711"/>
     <w:multiLevelType w:val="hybridMultilevel"/>
     <w:tmpl w:val="9CC0F8CA"/>
@@ -13875,7 +18022,7 @@
       </w:rPr>
     </w:lvl>
   </w:abstractNum>
-  <w:abstractNum w:abstractNumId="32" w15:restartNumberingAfterBreak="0">
+  <w:abstractNum w:abstractNumId="42" w15:restartNumberingAfterBreak="0">
     <w:nsid w:val="5F213CCD"/>
     <w:multiLevelType w:val="hybridMultilevel"/>
     <w:tmpl w:val="87C2C0A6"/>
@@ -13988,7 +18135,7 @@
       </w:rPr>
     </w:lvl>
   </w:abstractNum>
-  <w:abstractNum w:abstractNumId="33" w15:restartNumberingAfterBreak="0">
+  <w:abstractNum w:abstractNumId="43" w15:restartNumberingAfterBreak="0">
     <w:nsid w:val="5F8C4CB9"/>
     <w:multiLevelType w:val="hybridMultilevel"/>
     <w:tmpl w:val="B6F0BFFE"/>
@@ -14077,7 +18224,7 @@
       </w:pPr>
     </w:lvl>
   </w:abstractNum>
-  <w:abstractNum w:abstractNumId="34" w15:restartNumberingAfterBreak="0">
+  <w:abstractNum w:abstractNumId="44" w15:restartNumberingAfterBreak="0">
     <w:nsid w:val="6A5479B1"/>
     <w:multiLevelType w:val="hybridMultilevel"/>
     <w:tmpl w:val="7AD257A6"/>
@@ -14190,7 +18337,96 @@
       </w:rPr>
     </w:lvl>
   </w:abstractNum>
-  <w:abstractNum w:abstractNumId="35" w15:restartNumberingAfterBreak="0">
+  <w:abstractNum w:abstractNumId="45" w15:restartNumberingAfterBreak="0">
+    <w:nsid w:val="6CE4479F"/>
+    <w:multiLevelType w:val="hybridMultilevel"/>
+    <w:tmpl w:val="DB806ECE"/>
+    <w:lvl w:ilvl="0" w:tplc="765C385E">
+      <w:start w:val="1"/>
+      <w:numFmt w:val="decimal"/>
+      <w:lvlText w:val="%1."/>
+      <w:lvlJc w:val="left"/>
+      <w:pPr>
+        <w:ind w:left="880" w:hanging="440"/>
+      </w:pPr>
+      <w:rPr>
+        <w:rFonts w:hint="default"/>
+      </w:rPr>
+    </w:lvl>
+    <w:lvl w:ilvl="1" w:tplc="04090019">
+      <w:start w:val="1"/>
+      <w:numFmt w:val="upperLetter"/>
+      <w:lvlText w:val="%2."/>
+      <w:lvlJc w:val="left"/>
+      <w:pPr>
+        <w:ind w:left="1320" w:hanging="440"/>
+      </w:pPr>
+    </w:lvl>
+    <w:lvl w:ilvl="2" w:tplc="0409001B" w:tentative="1">
+      <w:start w:val="1"/>
+      <w:numFmt w:val="lowerRoman"/>
+      <w:lvlText w:val="%3."/>
+      <w:lvlJc w:val="right"/>
+      <w:pPr>
+        <w:ind w:left="1760" w:hanging="440"/>
+      </w:pPr>
+    </w:lvl>
+    <w:lvl w:ilvl="3" w:tplc="0409000F" w:tentative="1">
+      <w:start w:val="1"/>
+      <w:numFmt w:val="decimal"/>
+      <w:lvlText w:val="%4."/>
+      <w:lvlJc w:val="left"/>
+      <w:pPr>
+        <w:ind w:left="2200" w:hanging="440"/>
+      </w:pPr>
+    </w:lvl>
+    <w:lvl w:ilvl="4" w:tplc="04090019" w:tentative="1">
+      <w:start w:val="1"/>
+      <w:numFmt w:val="upperLetter"/>
+      <w:lvlText w:val="%5."/>
+      <w:lvlJc w:val="left"/>
+      <w:pPr>
+        <w:ind w:left="2640" w:hanging="440"/>
+      </w:pPr>
+    </w:lvl>
+    <w:lvl w:ilvl="5" w:tplc="0409001B" w:tentative="1">
+      <w:start w:val="1"/>
+      <w:numFmt w:val="lowerRoman"/>
+      <w:lvlText w:val="%6."/>
+      <w:lvlJc w:val="right"/>
+      <w:pPr>
+        <w:ind w:left="3080" w:hanging="440"/>
+      </w:pPr>
+    </w:lvl>
+    <w:lvl w:ilvl="6" w:tplc="0409000F" w:tentative="1">
+      <w:start w:val="1"/>
+      <w:numFmt w:val="decimal"/>
+      <w:lvlText w:val="%7."/>
+      <w:lvlJc w:val="left"/>
+      <w:pPr>
+        <w:ind w:left="3520" w:hanging="440"/>
+      </w:pPr>
+    </w:lvl>
+    <w:lvl w:ilvl="7" w:tplc="04090019" w:tentative="1">
+      <w:start w:val="1"/>
+      <w:numFmt w:val="upperLetter"/>
+      <w:lvlText w:val="%8."/>
+      <w:lvlJc w:val="left"/>
+      <w:pPr>
+        <w:ind w:left="3960" w:hanging="440"/>
+      </w:pPr>
+    </w:lvl>
+    <w:lvl w:ilvl="8" w:tplc="0409001B" w:tentative="1">
+      <w:start w:val="1"/>
+      <w:numFmt w:val="lowerRoman"/>
+      <w:lvlText w:val="%9."/>
+      <w:lvlJc w:val="right"/>
+      <w:pPr>
+        <w:ind w:left="4400" w:hanging="440"/>
+      </w:pPr>
+    </w:lvl>
+  </w:abstractNum>
+  <w:abstractNum w:abstractNumId="46" w15:restartNumberingAfterBreak="0">
     <w:nsid w:val="70CE66E9"/>
     <w:multiLevelType w:val="hybridMultilevel"/>
     <w:tmpl w:val="AA4838BE"/>
@@ -14303,7 +18539,7 @@
       </w:rPr>
     </w:lvl>
   </w:abstractNum>
-  <w:abstractNum w:abstractNumId="36" w15:restartNumberingAfterBreak="0">
+  <w:abstractNum w:abstractNumId="47" w15:restartNumberingAfterBreak="0">
     <w:nsid w:val="72423199"/>
     <w:multiLevelType w:val="hybridMultilevel"/>
     <w:tmpl w:val="015A4FE4"/>
@@ -14416,7 +18652,7 @@
       </w:rPr>
     </w:lvl>
   </w:abstractNum>
-  <w:abstractNum w:abstractNumId="37" w15:restartNumberingAfterBreak="0">
+  <w:abstractNum w:abstractNumId="48" w15:restartNumberingAfterBreak="0">
     <w:nsid w:val="74DD0364"/>
     <w:multiLevelType w:val="hybridMultilevel"/>
     <w:tmpl w:val="E662CAA0"/>
@@ -14529,7 +18765,7 @@
       </w:rPr>
     </w:lvl>
   </w:abstractNum>
-  <w:abstractNum w:abstractNumId="38" w15:restartNumberingAfterBreak="0">
+  <w:abstractNum w:abstractNumId="49" w15:restartNumberingAfterBreak="0">
     <w:nsid w:val="74FA7D0F"/>
     <w:multiLevelType w:val="hybridMultilevel"/>
     <w:tmpl w:val="D8DE5152"/>
@@ -14642,7 +18878,7 @@
       </w:rPr>
     </w:lvl>
   </w:abstractNum>
-  <w:abstractNum w:abstractNumId="39" w15:restartNumberingAfterBreak="0">
+  <w:abstractNum w:abstractNumId="50" w15:restartNumberingAfterBreak="0">
     <w:nsid w:val="7F361EC1"/>
     <w:multiLevelType w:val="hybridMultilevel"/>
     <w:tmpl w:val="FB9E6AA2"/>
@@ -14732,123 +18968,156 @@
     </w:lvl>
   </w:abstractNum>
   <w:num w:numId="1" w16cid:durableId="405882579">
+    <w:abstractNumId w:val="35"/>
+  </w:num>
+  <w:num w:numId="2" w16cid:durableId="1247494628">
+    <w:abstractNumId w:val="11"/>
+  </w:num>
+  <w:num w:numId="3" w16cid:durableId="933171544">
+    <w:abstractNumId w:val="48"/>
+  </w:num>
+  <w:num w:numId="4" w16cid:durableId="1987857871">
+    <w:abstractNumId w:val="4"/>
+  </w:num>
+  <w:num w:numId="5" w16cid:durableId="1437823454">
+    <w:abstractNumId w:val="43"/>
+  </w:num>
+  <w:num w:numId="6" w16cid:durableId="400836253">
+    <w:abstractNumId w:val="50"/>
+  </w:num>
+  <w:num w:numId="7" w16cid:durableId="749734018">
+    <w:abstractNumId w:val="23"/>
+  </w:num>
+  <w:num w:numId="8" w16cid:durableId="2004813195">
+    <w:abstractNumId w:val="17"/>
+  </w:num>
+  <w:num w:numId="9" w16cid:durableId="156919640">
+    <w:abstractNumId w:val="8"/>
+  </w:num>
+  <w:num w:numId="10" w16cid:durableId="294532521">
+    <w:abstractNumId w:val="36"/>
+  </w:num>
+  <w:num w:numId="11" w16cid:durableId="2131506476">
+    <w:abstractNumId w:val="18"/>
+  </w:num>
+  <w:num w:numId="12" w16cid:durableId="1722366546">
+    <w:abstractNumId w:val="3"/>
+  </w:num>
+  <w:num w:numId="13" w16cid:durableId="1805004876">
+    <w:abstractNumId w:val="27"/>
+  </w:num>
+  <w:num w:numId="14" w16cid:durableId="1845825582">
+    <w:abstractNumId w:val="39"/>
+  </w:num>
+  <w:num w:numId="15" w16cid:durableId="50815299">
     <w:abstractNumId w:val="25"/>
   </w:num>
-  <w:num w:numId="2" w16cid:durableId="1247494628">
+  <w:num w:numId="16" w16cid:durableId="2141068806">
+    <w:abstractNumId w:val="5"/>
+  </w:num>
+  <w:num w:numId="17" w16cid:durableId="1487744089">
+    <w:abstractNumId w:val="19"/>
+  </w:num>
+  <w:num w:numId="18" w16cid:durableId="1657538606">
+    <w:abstractNumId w:val="24"/>
+  </w:num>
+  <w:num w:numId="19" w16cid:durableId="1128161050">
+    <w:abstractNumId w:val="44"/>
+  </w:num>
+  <w:num w:numId="20" w16cid:durableId="957878167">
+    <w:abstractNumId w:val="9"/>
+  </w:num>
+  <w:num w:numId="21" w16cid:durableId="1820338365">
+    <w:abstractNumId w:val="6"/>
+  </w:num>
+  <w:num w:numId="22" w16cid:durableId="1332560538">
+    <w:abstractNumId w:val="34"/>
+  </w:num>
+  <w:num w:numId="23" w16cid:durableId="592125069">
     <w:abstractNumId w:val="10"/>
   </w:num>
-  <w:num w:numId="3" w16cid:durableId="933171544">
+  <w:num w:numId="24" w16cid:durableId="1827939949">
+    <w:abstractNumId w:val="42"/>
+  </w:num>
+  <w:num w:numId="25" w16cid:durableId="664282069">
+    <w:abstractNumId w:val="38"/>
+  </w:num>
+  <w:num w:numId="26" w16cid:durableId="1031222928">
+    <w:abstractNumId w:val="47"/>
+  </w:num>
+  <w:num w:numId="27" w16cid:durableId="931205607">
+    <w:abstractNumId w:val="46"/>
+  </w:num>
+  <w:num w:numId="28" w16cid:durableId="1565214633">
     <w:abstractNumId w:val="37"/>
   </w:num>
-  <w:num w:numId="4" w16cid:durableId="1987857871">
-    <w:abstractNumId w:val="3"/>
-  </w:num>
-  <w:num w:numId="5" w16cid:durableId="1437823454">
-    <w:abstractNumId w:val="33"/>
-  </w:num>
-  <w:num w:numId="6" w16cid:durableId="400836253">
-    <w:abstractNumId w:val="39"/>
-  </w:num>
-  <w:num w:numId="7" w16cid:durableId="749734018">
-    <w:abstractNumId w:val="17"/>
-  </w:num>
-  <w:num w:numId="8" w16cid:durableId="2004813195">
-    <w:abstractNumId w:val="14"/>
-  </w:num>
-  <w:num w:numId="9" w16cid:durableId="156919640">
-    <w:abstractNumId w:val="7"/>
-  </w:num>
-  <w:num w:numId="10" w16cid:durableId="294532521">
-    <w:abstractNumId w:val="26"/>
-  </w:num>
-  <w:num w:numId="11" w16cid:durableId="2131506476">
-    <w:abstractNumId w:val="15"/>
-  </w:num>
-  <w:num w:numId="12" w16cid:durableId="1722366546">
-    <w:abstractNumId w:val="2"/>
-  </w:num>
-  <w:num w:numId="13" w16cid:durableId="1805004876">
-    <w:abstractNumId w:val="20"/>
-  </w:num>
-  <w:num w:numId="14" w16cid:durableId="1845825582">
-    <w:abstractNumId w:val="29"/>
-  </w:num>
-  <w:num w:numId="15" w16cid:durableId="50815299">
-    <w:abstractNumId w:val="19"/>
-  </w:num>
-  <w:num w:numId="16" w16cid:durableId="2141068806">
-    <w:abstractNumId w:val="4"/>
-  </w:num>
-  <w:num w:numId="17" w16cid:durableId="1487744089">
-    <w:abstractNumId w:val="16"/>
-  </w:num>
-  <w:num w:numId="18" w16cid:durableId="1657538606">
-    <w:abstractNumId w:val="18"/>
-  </w:num>
-  <w:num w:numId="19" w16cid:durableId="1128161050">
-    <w:abstractNumId w:val="34"/>
-  </w:num>
-  <w:num w:numId="20" w16cid:durableId="957878167">
-    <w:abstractNumId w:val="8"/>
-  </w:num>
-  <w:num w:numId="21" w16cid:durableId="1820338365">
-    <w:abstractNumId w:val="5"/>
-  </w:num>
-  <w:num w:numId="22" w16cid:durableId="1332560538">
-    <w:abstractNumId w:val="24"/>
-  </w:num>
-  <w:num w:numId="23" w16cid:durableId="592125069">
-    <w:abstractNumId w:val="9"/>
-  </w:num>
-  <w:num w:numId="24" w16cid:durableId="1827939949">
-    <w:abstractNumId w:val="32"/>
-  </w:num>
-  <w:num w:numId="25" w16cid:durableId="664282069">
-    <w:abstractNumId w:val="28"/>
-  </w:num>
-  <w:num w:numId="26" w16cid:durableId="1031222928">
-    <w:abstractNumId w:val="36"/>
-  </w:num>
-  <w:num w:numId="27" w16cid:durableId="931205607">
-    <w:abstractNumId w:val="35"/>
-  </w:num>
-  <w:num w:numId="28" w16cid:durableId="1565214633">
-    <w:abstractNumId w:val="27"/>
-  </w:num>
   <w:num w:numId="29" w16cid:durableId="1958563982">
-    <w:abstractNumId w:val="11"/>
+    <w:abstractNumId w:val="12"/>
   </w:num>
   <w:num w:numId="30" w16cid:durableId="1151679313">
-    <w:abstractNumId w:val="23"/>
+    <w:abstractNumId w:val="31"/>
   </w:num>
   <w:num w:numId="31" w16cid:durableId="2064599330">
-    <w:abstractNumId w:val="31"/>
+    <w:abstractNumId w:val="41"/>
   </w:num>
   <w:num w:numId="32" w16cid:durableId="866941131">
-    <w:abstractNumId w:val="22"/>
+    <w:abstractNumId w:val="30"/>
   </w:num>
   <w:num w:numId="33" w16cid:durableId="388379851">
-    <w:abstractNumId w:val="6"/>
+    <w:abstractNumId w:val="7"/>
   </w:num>
   <w:num w:numId="34" w16cid:durableId="1819808818">
     <w:abstractNumId w:val="0"/>
   </w:num>
   <w:num w:numId="35" w16cid:durableId="444153581">
-    <w:abstractNumId w:val="30"/>
+    <w:abstractNumId w:val="40"/>
   </w:num>
   <w:num w:numId="36" w16cid:durableId="1044644941">
+    <w:abstractNumId w:val="28"/>
+  </w:num>
+  <w:num w:numId="37" w16cid:durableId="10641960">
+    <w:abstractNumId w:val="49"/>
+  </w:num>
+  <w:num w:numId="38" w16cid:durableId="562066857">
+    <w:abstractNumId w:val="14"/>
+  </w:num>
+  <w:num w:numId="39" w16cid:durableId="1855877778">
+    <w:abstractNumId w:val="16"/>
+  </w:num>
+  <w:num w:numId="40" w16cid:durableId="1733770824">
+    <w:abstractNumId w:val="2"/>
+  </w:num>
+  <w:num w:numId="41" w16cid:durableId="750391094">
+    <w:abstractNumId w:val="33"/>
+  </w:num>
+  <w:num w:numId="42" w16cid:durableId="985160205">
+    <w:abstractNumId w:val="45"/>
+  </w:num>
+  <w:num w:numId="43" w16cid:durableId="1246455081">
     <w:abstractNumId w:val="21"/>
   </w:num>
-  <w:num w:numId="37" w16cid:durableId="10641960">
-    <w:abstractNumId w:val="38"/>
+  <w:num w:numId="44" w16cid:durableId="1837914962">
+    <w:abstractNumId w:val="15"/>
   </w:num>
-  <w:num w:numId="38" w16cid:durableId="562066857">
-    <w:abstractNumId w:val="12"/>
-  </w:num>
-  <w:num w:numId="39" w16cid:durableId="1855877778">
+  <w:num w:numId="45" w16cid:durableId="1664967630">
     <w:abstractNumId w:val="13"/>
   </w:num>
-  <w:num w:numId="40" w16cid:durableId="1733770824">
+  <w:num w:numId="46" w16cid:durableId="1422412229">
+    <w:abstractNumId w:val="32"/>
+  </w:num>
+  <w:num w:numId="47" w16cid:durableId="2132285535">
+    <w:abstractNumId w:val="29"/>
+  </w:num>
+  <w:num w:numId="48" w16cid:durableId="1973973964">
+    <w:abstractNumId w:val="22"/>
+  </w:num>
+  <w:num w:numId="49" w16cid:durableId="1223323285">
+    <w:abstractNumId w:val="20"/>
+  </w:num>
+  <w:num w:numId="50" w16cid:durableId="1626816246">
+    <w:abstractNumId w:val="26"/>
+  </w:num>
+  <w:num w:numId="51" w16cid:durableId="805124898">
     <w:abstractNumId w:val="1"/>
   </w:num>
 </w:numbering>
@@ -15461,7 +19730,6 @@
   <w:style w:type="character" w:default="1" w:styleId="a0">
     <w:name w:val="Default Paragraph Font"/>
     <w:uiPriority w:val="1"/>
-    <w:semiHidden/>
     <w:unhideWhenUsed/>
   </w:style>
   <w:style w:type="table" w:default="1" w:styleId="a1">
@@ -15943,6 +20211,19 @@
       </w:tcPr>
     </w:tblStylePr>
   </w:style>
+  <w:style w:type="character" w:styleId="HTML">
+    <w:name w:val="HTML Code"/>
+    <w:basedOn w:val="a0"/>
+    <w:uiPriority w:val="99"/>
+    <w:semiHidden/>
+    <w:unhideWhenUsed/>
+    <w:rsid w:val="002815C6"/>
+    <w:rPr>
+      <w:rFonts w:ascii="굴림체" w:eastAsia="굴림체" w:hAnsi="굴림체" w:cs="굴림체"/>
+      <w:sz w:val="24"/>
+      <w:szCs w:val="24"/>
+    </w:rPr>
+  </w:style>
 </w:styles>
 </file>
 

--- a/넷겜플기획서.docx
+++ b/넷겜플기획서.docx
@@ -95,7 +95,7 @@
           <w:noProof/>
         </w:rPr>
         <w:drawing>
-          <wp:inline distT="0" distB="0" distL="0" distR="0" wp14:anchorId="0FB90FA1" wp14:editId="09AF9872">
+          <wp:inline distT="0" distB="0" distL="0" distR="0" wp14:anchorId="0FB90FA1" wp14:editId="24E916D3">
             <wp:extent cx="3438525" cy="3438525"/>
             <wp:effectExtent l="0" t="0" r="9525" b="9525"/>
             <wp:docPr id="679827792" name="그림 10" descr="원, 상징, 로고, 폰트이(가) 표시된 사진&#10;&#10;AI 생성 콘텐츠는 정확하지 않을 수 있습니다."/>
@@ -217,18 +217,8 @@
           <w:b/>
           <w:bCs/>
         </w:rPr>
-        <w:t xml:space="preserve">2022180024 </w:t>
-      </w:r>
-      <w:proofErr w:type="spellStart"/>
-      <w:r>
-        <w:rPr>
-          <w:rFonts w:hint="eastAsia"/>
-          <w:b/>
-          <w:bCs/>
-        </w:rPr>
-        <w:t>유영빈</w:t>
-      </w:r>
-      <w:proofErr w:type="spellEnd"/>
+        <w:t>2022180024 유영빈</w:t>
+      </w:r>
     </w:p>
     <w:p>
       <w:pPr>
@@ -1774,21 +1764,7 @@
         <w:rPr>
           <w:rFonts w:hint="eastAsia"/>
         </w:rPr>
-        <w:t xml:space="preserve">팀원 </w:t>
-      </w:r>
-      <w:proofErr w:type="spellStart"/>
-      <w:r>
-        <w:rPr>
-          <w:rFonts w:hint="eastAsia"/>
-        </w:rPr>
-        <w:t>유영빈</w:t>
-      </w:r>
-      <w:proofErr w:type="spellEnd"/>
-      <w:r>
-        <w:rPr>
-          <w:rFonts w:hint="eastAsia"/>
-        </w:rPr>
-        <w:t xml:space="preserve">, 이소민의 컴퓨터 그래픽스 프로젝트 </w:t>
+        <w:t xml:space="preserve">팀원 유영빈, 이소민의 컴퓨터 그래픽스 프로젝트 </w:t>
       </w:r>
       <w:r>
         <w:t>“</w:t>
@@ -3515,7 +3491,7 @@
         <w:autoSpaceDE/>
         <w:autoSpaceDN/>
         <w:rPr>
-          <w:rFonts w:asciiTheme="majorEastAsia" w:eastAsiaTheme="majorEastAsia" w:hAnsiTheme="majorEastAsia" w:hint="eastAsia"/>
+          <w:rFonts w:asciiTheme="majorEastAsia" w:eastAsiaTheme="majorEastAsia" w:hAnsiTheme="majorEastAsia"/>
           <w:szCs w:val="22"/>
         </w:rPr>
       </w:pPr>
@@ -3550,7 +3526,7 @@
         <w:autoSpaceDE/>
         <w:autoSpaceDN/>
         <w:rPr>
-          <w:rFonts w:asciiTheme="majorEastAsia" w:eastAsiaTheme="majorEastAsia" w:hAnsiTheme="majorEastAsia" w:hint="eastAsia"/>
+          <w:rFonts w:asciiTheme="majorEastAsia" w:eastAsiaTheme="majorEastAsia" w:hAnsiTheme="majorEastAsia"/>
           <w:szCs w:val="22"/>
         </w:rPr>
       </w:pPr>
@@ -3963,7 +3939,7 @@
         <w:autoSpaceDE/>
         <w:autoSpaceDN/>
         <w:rPr>
-          <w:rFonts w:asciiTheme="majorEastAsia" w:eastAsiaTheme="majorEastAsia" w:hAnsiTheme="majorEastAsia" w:hint="eastAsia"/>
+          <w:rFonts w:asciiTheme="majorEastAsia" w:eastAsiaTheme="majorEastAsia" w:hAnsiTheme="majorEastAsia"/>
           <w:szCs w:val="22"/>
         </w:rPr>
       </w:pPr>
@@ -4202,7 +4178,7 @@
         <w:autoSpaceDE/>
         <w:autoSpaceDN/>
         <w:rPr>
-          <w:rFonts w:asciiTheme="majorEastAsia" w:eastAsiaTheme="majorEastAsia" w:hAnsiTheme="majorEastAsia" w:hint="eastAsia"/>
+          <w:rFonts w:asciiTheme="majorEastAsia" w:eastAsiaTheme="majorEastAsia" w:hAnsiTheme="majorEastAsia"/>
           <w:szCs w:val="22"/>
         </w:rPr>
       </w:pPr>
@@ -4869,7 +4845,7 @@
         <w:autoSpaceDE/>
         <w:autoSpaceDN/>
         <w:rPr>
-          <w:rFonts w:asciiTheme="majorEastAsia" w:eastAsiaTheme="majorEastAsia" w:hAnsiTheme="majorEastAsia" w:hint="eastAsia"/>
+          <w:rFonts w:asciiTheme="majorEastAsia" w:eastAsiaTheme="majorEastAsia" w:hAnsiTheme="majorEastAsia"/>
           <w:szCs w:val="22"/>
         </w:rPr>
       </w:pPr>
@@ -5116,7 +5092,7 @@
         <w:autoSpaceDE/>
         <w:autoSpaceDN/>
         <w:rPr>
-          <w:rFonts w:eastAsiaTheme="minorHAnsi" w:hint="eastAsia"/>
+          <w:rFonts w:eastAsiaTheme="minorHAnsi"/>
           <w:szCs w:val="22"/>
         </w:rPr>
       </w:pPr>
@@ -5941,7 +5917,6 @@
           <w:szCs w:val="22"/>
         </w:rPr>
       </w:pPr>
-      <w:proofErr w:type="spellStart"/>
       <w:r>
         <w:rPr>
           <w:rStyle w:val="HTML"/>
@@ -5949,17 +5924,7 @@
           <w:sz w:val="22"/>
           <w:szCs w:val="22"/>
         </w:rPr>
-        <w:t>SetCollision</w:t>
-      </w:r>
-      <w:proofErr w:type="spellEnd"/>
-      <w:r>
-        <w:rPr>
-          <w:rStyle w:val="HTML"/>
-          <w:rFonts w:asciiTheme="minorHAnsi" w:eastAsiaTheme="minorHAnsi" w:hAnsiTheme="minorHAnsi"/>
-          <w:sz w:val="22"/>
-          <w:szCs w:val="22"/>
-        </w:rPr>
-        <w:t>()</w:t>
+        <w:t>SetCollision()</w:t>
       </w:r>
       <w:r>
         <w:rPr>
@@ -6030,7 +5995,7 @@
         <w:autoSpaceDE/>
         <w:autoSpaceDN/>
         <w:rPr>
-          <w:rFonts w:eastAsiaTheme="minorHAnsi" w:hint="eastAsia"/>
+          <w:rFonts w:eastAsiaTheme="minorHAnsi"/>
           <w:szCs w:val="22"/>
         </w:rPr>
       </w:pPr>
@@ -6111,7 +6076,7 @@
         <w:autoSpaceDE/>
         <w:autoSpaceDN/>
         <w:rPr>
-          <w:rFonts w:eastAsiaTheme="minorHAnsi" w:hint="eastAsia"/>
+          <w:rFonts w:eastAsiaTheme="minorHAnsi"/>
           <w:szCs w:val="22"/>
         </w:rPr>
       </w:pPr>
@@ -6566,7 +6531,7 @@
         <w:autoSpaceDE/>
         <w:autoSpaceDN/>
         <w:rPr>
-          <w:rFonts w:eastAsiaTheme="minorHAnsi" w:hint="eastAsia"/>
+          <w:rFonts w:eastAsiaTheme="minorHAnsi"/>
           <w:szCs w:val="22"/>
         </w:rPr>
       </w:pPr>
@@ -6615,7 +6580,7 @@
         <w:autoSpaceDE/>
         <w:autoSpaceDN/>
         <w:rPr>
-          <w:rFonts w:eastAsiaTheme="minorHAnsi" w:hint="eastAsia"/>
+          <w:rFonts w:eastAsiaTheme="minorHAnsi"/>
           <w:szCs w:val="22"/>
         </w:rPr>
       </w:pPr>
@@ -6664,7 +6629,7 @@
         <w:autoSpaceDE/>
         <w:autoSpaceDN/>
         <w:rPr>
-          <w:rFonts w:eastAsiaTheme="minorHAnsi" w:hint="eastAsia"/>
+          <w:rFonts w:eastAsiaTheme="minorHAnsi"/>
           <w:szCs w:val="22"/>
         </w:rPr>
       </w:pPr>
@@ -6848,7 +6813,7 @@
         <w:autoSpaceDN/>
         <w:ind w:left="880"/>
         <w:rPr>
-          <w:rFonts w:asciiTheme="majorEastAsia" w:eastAsiaTheme="majorEastAsia" w:hAnsiTheme="majorEastAsia" w:hint="eastAsia"/>
+          <w:rFonts w:asciiTheme="majorEastAsia" w:eastAsiaTheme="majorEastAsia" w:hAnsiTheme="majorEastAsia"/>
           <w:szCs w:val="22"/>
         </w:rPr>
       </w:pPr>
@@ -6860,12 +6825,45 @@
         <w:autoSpaceDE/>
         <w:autoSpaceDN/>
         <w:rPr>
+          <w:rFonts w:asciiTheme="majorEastAsia" w:eastAsiaTheme="majorEastAsia" w:hAnsiTheme="majorEastAsia"/>
+          <w:b/>
+          <w:bCs/>
+          <w:sz w:val="24"/>
+        </w:rPr>
+      </w:pPr>
+    </w:p>
+    <w:p>
+      <w:pPr>
+        <w:widowControl/>
+        <w:wordWrap/>
+        <w:autoSpaceDE/>
+        <w:autoSpaceDN/>
+        <w:rPr>
+          <w:rFonts w:asciiTheme="majorEastAsia" w:eastAsiaTheme="majorEastAsia" w:hAnsiTheme="majorEastAsia"/>
+          <w:b/>
+          <w:bCs/>
+          <w:sz w:val="24"/>
+        </w:rPr>
+      </w:pPr>
+      <w:r>
+        <w:rPr>
           <w:rFonts w:asciiTheme="majorEastAsia" w:eastAsiaTheme="majorEastAsia" w:hAnsiTheme="majorEastAsia" w:hint="eastAsia"/>
           <w:b/>
           <w:bCs/>
           <w:sz w:val="24"/>
         </w:rPr>
-      </w:pPr>
+        <w:lastRenderedPageBreak/>
+        <w:t xml:space="preserve">4) </w:t>
+      </w:r>
+      <w:r>
+        <w:rPr>
+          <w:rFonts w:asciiTheme="majorEastAsia" w:eastAsiaTheme="majorEastAsia" w:hAnsiTheme="majorEastAsia"/>
+          <w:b/>
+          <w:bCs/>
+          <w:sz w:val="24"/>
+        </w:rPr>
+        <w:t>Server/Client Thread</w:t>
+      </w:r>
     </w:p>
     <w:p>
       <w:pPr>
@@ -6873,42 +6871,6 @@
         <w:wordWrap/>
         <w:autoSpaceDE/>
         <w:autoSpaceDN/>
-        <w:rPr>
-          <w:rFonts w:asciiTheme="majorEastAsia" w:eastAsiaTheme="majorEastAsia" w:hAnsiTheme="majorEastAsia"/>
-          <w:b/>
-          <w:bCs/>
-          <w:sz w:val="24"/>
-        </w:rPr>
-      </w:pPr>
-      <w:r>
-        <w:rPr>
-          <w:rFonts w:asciiTheme="majorEastAsia" w:eastAsiaTheme="majorEastAsia" w:hAnsiTheme="majorEastAsia" w:hint="eastAsia"/>
-          <w:b/>
-          <w:bCs/>
-          <w:sz w:val="24"/>
-        </w:rPr>
-        <w:lastRenderedPageBreak/>
-        <w:t xml:space="preserve">4) </w:t>
-      </w:r>
-      <w:r>
-        <w:rPr>
-          <w:rFonts w:asciiTheme="majorEastAsia" w:eastAsiaTheme="majorEastAsia" w:hAnsiTheme="majorEastAsia"/>
-          <w:b/>
-          <w:bCs/>
-          <w:sz w:val="24"/>
-        </w:rPr>
-        <w:t>Server/Client Thread</w:t>
-      </w:r>
-    </w:p>
-    <w:p>
-      <w:pPr>
-        <w:widowControl/>
-        <w:wordWrap/>
-        <w:autoSpaceDE/>
-        <w:autoSpaceDN/>
-        <w:rPr>
-          <w:rFonts w:hint="eastAsia"/>
-        </w:rPr>
       </w:pPr>
       <w:r>
         <w:rPr>
@@ -7060,9 +7022,6 @@
         <w:autoSpaceDE/>
         <w:autoSpaceDN/>
         <w:ind w:left="880"/>
-        <w:rPr>
-          <w:rFonts w:hint="eastAsia"/>
-        </w:rPr>
       </w:pPr>
       <w:r>
         <w:t>일정 주기마다 모든 Player 위치와 상태를 계산.</w:t>
@@ -7210,7 +7169,7 @@
         <w:autoSpaceDN/>
         <w:ind w:left="800"/>
         <w:rPr>
-          <w:rFonts w:eastAsiaTheme="minorHAnsi" w:hint="eastAsia"/>
+          <w:rFonts w:eastAsiaTheme="minorHAnsi"/>
           <w:szCs w:val="22"/>
         </w:rPr>
       </w:pPr>
@@ -7264,7 +7223,7 @@
         <w:autoSpaceDN/>
         <w:ind w:left="800"/>
         <w:rPr>
-          <w:rFonts w:eastAsiaTheme="minorHAnsi" w:hint="eastAsia"/>
+          <w:rFonts w:eastAsiaTheme="minorHAnsi"/>
           <w:szCs w:val="22"/>
         </w:rPr>
       </w:pPr>
@@ -7347,21 +7306,12 @@
       </w:pPr>
       <w:r>
         <w:rPr>
-          <w:rFonts w:asciiTheme="majorEastAsia" w:eastAsiaTheme="majorEastAsia" w:hAnsiTheme="majorEastAsia" w:hint="eastAsia"/>
-          <w:b/>
-          <w:bCs/>
-          <w:szCs w:val="22"/>
-        </w:rPr>
-        <w:t xml:space="preserve">5) </w:t>
-      </w:r>
-      <w:r>
-        <w:rPr>
           <w:rFonts w:asciiTheme="majorEastAsia" w:eastAsiaTheme="majorEastAsia" w:hAnsiTheme="majorEastAsia"/>
           <w:b/>
           <w:bCs/>
           <w:szCs w:val="22"/>
         </w:rPr>
-        <w:t>패킷</w:t>
+        <w:br w:type="page"/>
       </w:r>
     </w:p>
     <w:p>
@@ -7370,7 +7320,32 @@
         <w:wordWrap/>
         <w:autoSpaceDE/>
         <w:autoSpaceDN/>
-      </w:pPr>
+        <w:rPr>
+          <w:rFonts w:asciiTheme="majorEastAsia" w:eastAsiaTheme="majorEastAsia" w:hAnsiTheme="majorEastAsia" w:hint="eastAsia"/>
+          <w:b/>
+          <w:bCs/>
+          <w:szCs w:val="22"/>
+        </w:rPr>
+      </w:pPr>
+      <w:r>
+        <w:rPr>
+          <w:rFonts w:asciiTheme="majorEastAsia" w:eastAsiaTheme="majorEastAsia" w:hAnsiTheme="majorEastAsia" w:hint="eastAsia"/>
+          <w:b/>
+          <w:bCs/>
+          <w:szCs w:val="22"/>
+        </w:rPr>
+        <w:lastRenderedPageBreak/>
+        <w:t xml:space="preserve">5) </w:t>
+      </w:r>
+      <w:r>
+        <w:rPr>
+          <w:rFonts w:asciiTheme="majorEastAsia" w:eastAsiaTheme="majorEastAsia" w:hAnsiTheme="majorEastAsia"/>
+          <w:b/>
+          <w:bCs/>
+          <w:szCs w:val="22"/>
+        </w:rPr>
+        <w:t>패킷</w:t>
+      </w:r>
     </w:p>
     <w:p>
       <w:pPr>
@@ -7378,25 +7353,63 @@
         <w:wordWrap/>
         <w:autoSpaceDE/>
         <w:autoSpaceDN/>
-      </w:pPr>
-    </w:p>
-    <w:p>
-      <w:pPr>
-        <w:pStyle w:val="a6"/>
-        <w:widowControl/>
-        <w:numPr>
-          <w:ilvl w:val="0"/>
-          <w:numId w:val="4"/>
-        </w:numPr>
-        <w:wordWrap/>
-        <w:autoSpaceDE/>
-        <w:autoSpaceDN/>
-      </w:pPr>
-      <w:r>
         <w:rPr>
           <w:rFonts w:hint="eastAsia"/>
         </w:rPr>
-        <w:t>프로토콜</w:t>
+      </w:pPr>
+      <w:r>
+        <w:rPr>
+          <w:rFonts w:hint="eastAsia"/>
+          <w:noProof/>
+        </w:rPr>
+        <w:drawing>
+          <wp:inline distT="0" distB="0" distL="0" distR="0" wp14:anchorId="4D4CEDC5" wp14:editId="4CC395C6">
+            <wp:extent cx="5732780" cy="6026785"/>
+            <wp:effectExtent l="0" t="0" r="1270" b="0"/>
+            <wp:docPr id="1182411550" name="그림 4"/>
+            <wp:cNvGraphicFramePr>
+              <a:graphicFrameLocks xmlns:a="http://schemas.openxmlformats.org/drawingml/2006/main" noChangeAspect="1"/>
+            </wp:cNvGraphicFramePr>
+            <a:graphic xmlns:a="http://schemas.openxmlformats.org/drawingml/2006/main">
+              <a:graphicData uri="http://schemas.openxmlformats.org/drawingml/2006/picture">
+                <pic:pic xmlns:pic="http://schemas.openxmlformats.org/drawingml/2006/picture">
+                  <pic:nvPicPr>
+                    <pic:cNvPr id="0" name="Picture 3"/>
+                    <pic:cNvPicPr>
+                      <a:picLocks noChangeAspect="1" noChangeArrowheads="1"/>
+                    </pic:cNvPicPr>
+                  </pic:nvPicPr>
+                  <pic:blipFill>
+                    <a:blip r:embed="rId21">
+                      <a:extLst>
+                        <a:ext uri="{28A0092B-C50C-407E-A947-70E740481C1C}">
+                          <a14:useLocalDpi xmlns:a14="http://schemas.microsoft.com/office/drawing/2010/main" val="0"/>
+                        </a:ext>
+                      </a:extLst>
+                    </a:blip>
+                    <a:srcRect/>
+                    <a:stretch>
+                      <a:fillRect/>
+                    </a:stretch>
+                  </pic:blipFill>
+                  <pic:spPr bwMode="auto">
+                    <a:xfrm>
+                      <a:off x="0" y="0"/>
+                      <a:ext cx="5732780" cy="6026785"/>
+                    </a:xfrm>
+                    <a:prstGeom prst="rect">
+                      <a:avLst/>
+                    </a:prstGeom>
+                    <a:noFill/>
+                    <a:ln>
+                      <a:noFill/>
+                    </a:ln>
+                  </pic:spPr>
+                </pic:pic>
+              </a:graphicData>
+            </a:graphic>
+          </wp:inline>
+        </w:drawing>
       </w:r>
     </w:p>
     <w:p>
@@ -7405,26 +7418,66 @@
         <w:wordWrap/>
         <w:autoSpaceDE/>
         <w:autoSpaceDN/>
-      </w:pPr>
-      <w:r>
         <w:rPr>
           <w:rFonts w:hint="eastAsia"/>
         </w:rPr>
-        <w:t>C2</w:t>
-      </w:r>
-      <w:proofErr w:type="gramStart"/>
-      <w:r>
-        <w:rPr>
-          <w:rFonts w:hint="eastAsia"/>
-        </w:rPr>
-        <w:t>S :</w:t>
-      </w:r>
-      <w:proofErr w:type="gramEnd"/>
-      <w:r>
-        <w:rPr>
-          <w:rFonts w:hint="eastAsia"/>
-        </w:rPr>
-        <w:t xml:space="preserve"> </w:t>
+      </w:pPr>
+      <w:r>
+        <w:br w:type="page"/>
+      </w:r>
+      <w:r>
+        <w:rPr>
+          <w:noProof/>
+        </w:rPr>
+        <w:lastRenderedPageBreak/>
+        <w:drawing>
+          <wp:inline distT="0" distB="0" distL="0" distR="0" wp14:anchorId="2BB1CC86" wp14:editId="1A105ED6">
+            <wp:extent cx="5732780" cy="7649210"/>
+            <wp:effectExtent l="0" t="0" r="1270" b="8890"/>
+            <wp:docPr id="235668739" name="그림 6"/>
+            <wp:cNvGraphicFramePr>
+              <a:graphicFrameLocks xmlns:a="http://schemas.openxmlformats.org/drawingml/2006/main" noChangeAspect="1"/>
+            </wp:cNvGraphicFramePr>
+            <a:graphic xmlns:a="http://schemas.openxmlformats.org/drawingml/2006/main">
+              <a:graphicData uri="http://schemas.openxmlformats.org/drawingml/2006/picture">
+                <pic:pic xmlns:pic="http://schemas.openxmlformats.org/drawingml/2006/picture">
+                  <pic:nvPicPr>
+                    <pic:cNvPr id="0" name="Picture 5"/>
+                    <pic:cNvPicPr>
+                      <a:picLocks noChangeAspect="1" noChangeArrowheads="1"/>
+                    </pic:cNvPicPr>
+                  </pic:nvPicPr>
+                  <pic:blipFill>
+                    <a:blip r:embed="rId22">
+                      <a:extLst>
+                        <a:ext uri="{28A0092B-C50C-407E-A947-70E740481C1C}">
+                          <a14:useLocalDpi xmlns:a14="http://schemas.microsoft.com/office/drawing/2010/main" val="0"/>
+                        </a:ext>
+                      </a:extLst>
+                    </a:blip>
+                    <a:srcRect/>
+                    <a:stretch>
+                      <a:fillRect/>
+                    </a:stretch>
+                  </pic:blipFill>
+                  <pic:spPr bwMode="auto">
+                    <a:xfrm>
+                      <a:off x="0" y="0"/>
+                      <a:ext cx="5732780" cy="7649210"/>
+                    </a:xfrm>
+                    <a:prstGeom prst="rect">
+                      <a:avLst/>
+                    </a:prstGeom>
+                    <a:noFill/>
+                    <a:ln>
+                      <a:noFill/>
+                    </a:ln>
+                  </pic:spPr>
+                </pic:pic>
+              </a:graphicData>
+            </a:graphic>
+          </wp:inline>
+        </w:drawing>
       </w:r>
     </w:p>
     <w:p>
@@ -7433,1702 +7486,22 @@
         <w:wordWrap/>
         <w:autoSpaceDE/>
         <w:autoSpaceDN/>
-      </w:pPr>
-      <w:r>
-        <w:rPr>
-          <w:rFonts w:hint="eastAsia"/>
-        </w:rPr>
-        <w:t>C2S_Login_Packet</w:t>
-      </w:r>
-    </w:p>
-    <w:p>
-      <w:pPr>
-        <w:widowControl/>
-        <w:wordWrap/>
-        <w:autoSpaceDE/>
-        <w:autoSpaceDN/>
-      </w:pPr>
-      <w:r>
-        <w:rPr>
-          <w:rFonts w:hint="eastAsia"/>
-        </w:rPr>
-        <w:t>{</w:t>
-      </w:r>
-    </w:p>
-    <w:p>
-      <w:pPr>
-        <w:widowControl/>
-        <w:wordWrap/>
-        <w:autoSpaceDE/>
-        <w:autoSpaceDN/>
-      </w:pPr>
-      <w:r>
-        <w:tab/>
-        <w:t xml:space="preserve">unsigned char </w:t>
-      </w:r>
-      <w:proofErr w:type="gramStart"/>
-      <w:r>
-        <w:t>size;</w:t>
-      </w:r>
-      <w:proofErr w:type="gramEnd"/>
-    </w:p>
-    <w:p>
-      <w:pPr>
-        <w:widowControl/>
-        <w:wordWrap/>
-        <w:autoSpaceDE/>
-        <w:autoSpaceDN/>
-      </w:pPr>
-      <w:r>
-        <w:tab/>
-        <w:t xml:space="preserve">char </w:t>
-      </w:r>
-      <w:proofErr w:type="gramStart"/>
-      <w:r>
-        <w:t>type;</w:t>
-      </w:r>
-      <w:proofErr w:type="gramEnd"/>
-    </w:p>
-    <w:p>
-      <w:pPr>
-        <w:widowControl/>
-        <w:wordWrap/>
-        <w:autoSpaceDE/>
-        <w:autoSpaceDN/>
-      </w:pPr>
-      <w:r>
-        <w:tab/>
-      </w:r>
-      <w:r>
-        <w:rPr>
-          <w:rFonts w:hint="eastAsia"/>
-        </w:rPr>
-        <w:t>char</w:t>
-      </w:r>
-      <w:r>
-        <w:t xml:space="preserve"> </w:t>
-      </w:r>
-      <w:proofErr w:type="gramStart"/>
-      <w:r>
-        <w:rPr>
-          <w:rFonts w:hint="eastAsia"/>
-        </w:rPr>
-        <w:t>name[</w:t>
-      </w:r>
-      <w:proofErr w:type="gramEnd"/>
-      <w:r>
-        <w:rPr>
-          <w:rFonts w:hint="eastAsia"/>
-        </w:rPr>
-        <w:t>NAME_SIZE</w:t>
-      </w:r>
-      <w:proofErr w:type="gramStart"/>
-      <w:r>
-        <w:rPr>
-          <w:rFonts w:hint="eastAsia"/>
-        </w:rPr>
-        <w:t>]</w:t>
-      </w:r>
-      <w:r>
-        <w:t>;</w:t>
-      </w:r>
-      <w:proofErr w:type="gramEnd"/>
-    </w:p>
-    <w:p>
-      <w:pPr>
-        <w:widowControl/>
-        <w:wordWrap/>
-        <w:autoSpaceDE/>
-        <w:autoSpaceDN/>
-      </w:pPr>
-      <w:r>
-        <w:rPr>
-          <w:rFonts w:hint="eastAsia"/>
-        </w:rPr>
-        <w:t xml:space="preserve">}, </w:t>
-      </w:r>
-    </w:p>
-    <w:p>
-      <w:pPr>
-        <w:widowControl/>
-        <w:wordWrap/>
-        <w:autoSpaceDE/>
-        <w:autoSpaceDN/>
-      </w:pPr>
-      <w:r>
-        <w:rPr>
-          <w:rFonts w:hint="eastAsia"/>
-        </w:rPr>
-        <w:t>C2S_EnterRoom_Packet</w:t>
-      </w:r>
-    </w:p>
-    <w:p>
-      <w:pPr>
-        <w:widowControl/>
-        <w:wordWrap/>
-        <w:autoSpaceDE/>
-        <w:autoSpaceDN/>
-      </w:pPr>
-      <w:r>
-        <w:rPr>
-          <w:rFonts w:hint="eastAsia"/>
-        </w:rPr>
-        <w:t>{</w:t>
-      </w:r>
-    </w:p>
-    <w:p>
-      <w:pPr>
-        <w:widowControl/>
-        <w:wordWrap/>
-        <w:autoSpaceDE/>
-        <w:autoSpaceDN/>
-      </w:pPr>
-      <w:r>
-        <w:lastRenderedPageBreak/>
-        <w:tab/>
-      </w:r>
-      <w:r>
-        <w:t xml:space="preserve">unsigned </w:t>
-      </w:r>
-      <w:proofErr w:type="gramStart"/>
-      <w:r>
-        <w:t>char  size</w:t>
-      </w:r>
-      <w:proofErr w:type="gramEnd"/>
-      <w:r>
-        <w:t>;</w:t>
-      </w:r>
-    </w:p>
-    <w:p>
-      <w:pPr>
-        <w:widowControl/>
-        <w:wordWrap/>
-        <w:autoSpaceDE/>
-        <w:autoSpaceDN/>
-      </w:pPr>
-      <w:r>
-        <w:tab/>
-      </w:r>
-      <w:proofErr w:type="gramStart"/>
-      <w:r>
-        <w:t>char  type</w:t>
-      </w:r>
-      <w:proofErr w:type="gramEnd"/>
-      <w:r>
-        <w:t>;</w:t>
-      </w:r>
-    </w:p>
-    <w:p>
-      <w:pPr>
-        <w:widowControl/>
-        <w:wordWrap/>
-        <w:autoSpaceDE/>
-        <w:autoSpaceDN/>
-      </w:pPr>
-      <w:r>
-        <w:tab/>
-      </w:r>
-      <w:r>
-        <w:rPr>
-          <w:rFonts w:hint="eastAsia"/>
-        </w:rPr>
-        <w:t xml:space="preserve">char </w:t>
-      </w:r>
-      <w:proofErr w:type="spellStart"/>
-      <w:r>
-        <w:rPr>
-          <w:rFonts w:hint="eastAsia"/>
-        </w:rPr>
-        <w:t>map_</w:t>
-      </w:r>
-      <w:proofErr w:type="gramStart"/>
-      <w:r>
-        <w:rPr>
-          <w:rFonts w:hint="eastAsia"/>
-        </w:rPr>
-        <w:t>num</w:t>
-      </w:r>
-      <w:proofErr w:type="spellEnd"/>
-      <w:r>
-        <w:rPr>
-          <w:rFonts w:hint="eastAsia"/>
-        </w:rPr>
-        <w:t>;</w:t>
-      </w:r>
-      <w:proofErr w:type="gramEnd"/>
-    </w:p>
-    <w:p>
-      <w:pPr>
-        <w:widowControl/>
-        <w:wordWrap/>
-        <w:autoSpaceDE/>
-        <w:autoSpaceDN/>
-      </w:pPr>
-      <w:r>
-        <w:rPr>
-          <w:rFonts w:hint="eastAsia"/>
-        </w:rPr>
-        <w:t>},</w:t>
-      </w:r>
-    </w:p>
-    <w:p>
-      <w:pPr>
-        <w:widowControl/>
-        <w:wordWrap/>
-        <w:autoSpaceDE/>
-        <w:autoSpaceDN/>
-      </w:pPr>
-      <w:r>
-        <w:rPr>
-          <w:rFonts w:hint="eastAsia"/>
-        </w:rPr>
-        <w:t xml:space="preserve">C2S_Change_Ready_Packet, </w:t>
-      </w:r>
-    </w:p>
-    <w:p>
-      <w:pPr>
-        <w:widowControl/>
-        <w:wordWrap/>
-        <w:autoSpaceDE/>
-        <w:autoSpaceDN/>
-      </w:pPr>
-      <w:r>
-        <w:rPr>
-          <w:rFonts w:hint="eastAsia"/>
-        </w:rPr>
-        <w:t>{</w:t>
-      </w:r>
-    </w:p>
-    <w:p>
-      <w:pPr>
-        <w:widowControl/>
-        <w:wordWrap/>
-        <w:autoSpaceDE/>
-        <w:autoSpaceDN/>
-      </w:pPr>
-      <w:r>
-        <w:tab/>
-      </w:r>
-      <w:r>
-        <w:t xml:space="preserve">unsigned </w:t>
-      </w:r>
-      <w:proofErr w:type="gramStart"/>
-      <w:r>
-        <w:t>char  size</w:t>
-      </w:r>
-      <w:proofErr w:type="gramEnd"/>
-      <w:r>
-        <w:t>;</w:t>
-      </w:r>
-    </w:p>
-    <w:p>
-      <w:pPr>
-        <w:widowControl/>
-        <w:wordWrap/>
-        <w:autoSpaceDE/>
-        <w:autoSpaceDN/>
-      </w:pPr>
-      <w:r>
-        <w:tab/>
-      </w:r>
-      <w:proofErr w:type="gramStart"/>
-      <w:r>
-        <w:t>char  type</w:t>
-      </w:r>
-      <w:proofErr w:type="gramEnd"/>
-      <w:r>
-        <w:t>;</w:t>
-      </w:r>
-    </w:p>
-    <w:p>
-      <w:pPr>
-        <w:widowControl/>
-        <w:wordWrap/>
-        <w:autoSpaceDE/>
-        <w:autoSpaceDN/>
-      </w:pPr>
-      <w:r>
-        <w:tab/>
-      </w:r>
-      <w:r>
-        <w:rPr>
-          <w:rFonts w:hint="eastAsia"/>
-        </w:rPr>
-        <w:t xml:space="preserve">bool </w:t>
-      </w:r>
-      <w:proofErr w:type="spellStart"/>
-      <w:r>
-        <w:rPr>
-          <w:rFonts w:hint="eastAsia"/>
-        </w:rPr>
-        <w:t>Is_</w:t>
-      </w:r>
-      <w:proofErr w:type="gramStart"/>
-      <w:r>
-        <w:rPr>
-          <w:rFonts w:hint="eastAsia"/>
-        </w:rPr>
-        <w:t>ready</w:t>
-      </w:r>
-      <w:proofErr w:type="spellEnd"/>
-      <w:r>
-        <w:rPr>
-          <w:rFonts w:hint="eastAsia"/>
-        </w:rPr>
-        <w:t>;</w:t>
-      </w:r>
-      <w:proofErr w:type="gramEnd"/>
-    </w:p>
-    <w:p>
-      <w:pPr>
-        <w:widowControl/>
-        <w:wordWrap/>
-        <w:autoSpaceDE/>
-        <w:autoSpaceDN/>
-      </w:pPr>
-      <w:r>
-        <w:rPr>
-          <w:rFonts w:hint="eastAsia"/>
-        </w:rPr>
-        <w:t>}</w:t>
-      </w:r>
-    </w:p>
-    <w:p>
-      <w:pPr>
-        <w:widowControl/>
-        <w:wordWrap/>
-        <w:autoSpaceDE/>
-        <w:autoSpaceDN/>
-      </w:pPr>
-      <w:r>
-        <w:rPr>
-          <w:rFonts w:hint="eastAsia"/>
-        </w:rPr>
-        <w:t xml:space="preserve">C2S_Move_Packet, </w:t>
-      </w:r>
-    </w:p>
-    <w:p>
-      <w:pPr>
-        <w:widowControl/>
-        <w:wordWrap/>
-        <w:autoSpaceDE/>
-        <w:autoSpaceDN/>
-      </w:pPr>
-      <w:r>
-        <w:rPr>
-          <w:rFonts w:hint="eastAsia"/>
-        </w:rPr>
-        <w:t>{</w:t>
-      </w:r>
-    </w:p>
-    <w:p>
-      <w:pPr>
-        <w:widowControl/>
-        <w:wordWrap/>
-        <w:autoSpaceDE/>
-        <w:autoSpaceDN/>
-      </w:pPr>
-      <w:r>
-        <w:tab/>
-      </w:r>
-      <w:r>
-        <w:t xml:space="preserve">unsigned </w:t>
-      </w:r>
-      <w:proofErr w:type="gramStart"/>
-      <w:r>
-        <w:t>char  size</w:t>
-      </w:r>
-      <w:proofErr w:type="gramEnd"/>
-      <w:r>
-        <w:t>;</w:t>
-      </w:r>
-    </w:p>
-    <w:p>
-      <w:pPr>
-        <w:widowControl/>
-        <w:wordWrap/>
-        <w:autoSpaceDE/>
-        <w:autoSpaceDN/>
-      </w:pPr>
-      <w:r>
-        <w:tab/>
-      </w:r>
-      <w:proofErr w:type="gramStart"/>
-      <w:r>
-        <w:t>char  type</w:t>
-      </w:r>
-      <w:proofErr w:type="gramEnd"/>
-      <w:r>
-        <w:t>;</w:t>
-      </w:r>
-    </w:p>
-    <w:p>
-      <w:pPr>
-        <w:widowControl/>
-        <w:wordWrap/>
-        <w:autoSpaceDE/>
-        <w:autoSpaceDN/>
-      </w:pPr>
-      <w:r>
-        <w:tab/>
-      </w:r>
-      <w:r>
-        <w:rPr>
-          <w:rFonts w:hint="eastAsia"/>
-        </w:rPr>
-        <w:t xml:space="preserve">float </w:t>
-      </w:r>
-      <w:proofErr w:type="gramStart"/>
-      <w:r>
-        <w:rPr>
-          <w:rFonts w:hint="eastAsia"/>
-        </w:rPr>
-        <w:t>x;</w:t>
-      </w:r>
-      <w:proofErr w:type="gramEnd"/>
-    </w:p>
-    <w:p>
-      <w:pPr>
-        <w:widowControl/>
-        <w:wordWrap/>
-        <w:autoSpaceDE/>
-        <w:autoSpaceDN/>
-        <w:ind w:firstLine="800"/>
-      </w:pPr>
-      <w:r>
-        <w:rPr>
-          <w:rFonts w:hint="eastAsia"/>
-        </w:rPr>
-        <w:t xml:space="preserve">float </w:t>
-      </w:r>
-      <w:proofErr w:type="gramStart"/>
-      <w:r>
-        <w:rPr>
-          <w:rFonts w:hint="eastAsia"/>
-        </w:rPr>
-        <w:t>y;</w:t>
-      </w:r>
-      <w:proofErr w:type="gramEnd"/>
-    </w:p>
-    <w:p>
-      <w:pPr>
-        <w:widowControl/>
-        <w:wordWrap/>
-        <w:autoSpaceDE/>
-        <w:autoSpaceDN/>
-        <w:ind w:firstLine="800"/>
-      </w:pPr>
-      <w:r>
-        <w:rPr>
-          <w:rFonts w:hint="eastAsia"/>
-        </w:rPr>
-        <w:t xml:space="preserve">float </w:t>
-      </w:r>
-      <w:proofErr w:type="gramStart"/>
-      <w:r>
-        <w:rPr>
-          <w:rFonts w:hint="eastAsia"/>
-        </w:rPr>
-        <w:t>z;</w:t>
-      </w:r>
-      <w:proofErr w:type="gramEnd"/>
-    </w:p>
-    <w:p>
-      <w:pPr>
-        <w:widowControl/>
-        <w:wordWrap/>
-        <w:autoSpaceDE/>
-        <w:autoSpaceDN/>
-        <w:ind w:left="720"/>
-      </w:pPr>
-      <w:proofErr w:type="spellStart"/>
-      <w:r>
-        <w:rPr>
-          <w:rFonts w:hint="eastAsia"/>
-        </w:rPr>
-        <w:t>btRigidBody</w:t>
-      </w:r>
-      <w:proofErr w:type="spellEnd"/>
-      <w:r>
-        <w:rPr>
-          <w:rFonts w:hint="eastAsia"/>
-        </w:rPr>
-        <w:t xml:space="preserve"> </w:t>
-      </w:r>
-      <w:proofErr w:type="spellStart"/>
-      <w:r>
-        <w:t>rigidBody</w:t>
-      </w:r>
-      <w:proofErr w:type="spellEnd"/>
-      <w:proofErr w:type="gramStart"/>
-      <w:r>
-        <w:rPr>
-          <w:rFonts w:hint="eastAsia"/>
-        </w:rPr>
-        <w:t>; /</w:t>
-      </w:r>
-      <w:proofErr w:type="gramEnd"/>
-      <w:r>
-        <w:rPr>
-          <w:rFonts w:hint="eastAsia"/>
-        </w:rPr>
-        <w:t xml:space="preserve">/ </w:t>
-      </w:r>
-      <w:proofErr w:type="spellStart"/>
-      <w:r>
-        <w:rPr>
-          <w:rFonts w:hint="eastAsia"/>
-        </w:rPr>
-        <w:t>콜리전박스</w:t>
-      </w:r>
-      <w:proofErr w:type="spellEnd"/>
-    </w:p>
-    <w:p>
-      <w:pPr>
-        <w:widowControl/>
-        <w:wordWrap/>
-        <w:autoSpaceDE/>
-        <w:autoSpaceDN/>
-      </w:pPr>
-      <w:r>
-        <w:rPr>
-          <w:rFonts w:hint="eastAsia"/>
-        </w:rPr>
-        <w:t>}</w:t>
-      </w:r>
-    </w:p>
-    <w:p>
-      <w:pPr>
-        <w:widowControl/>
-        <w:wordWrap/>
-        <w:autoSpaceDE/>
-        <w:autoSpaceDN/>
-      </w:pPr>
-      <w:r>
-        <w:rPr>
-          <w:rFonts w:hint="eastAsia"/>
-        </w:rPr>
-        <w:t>C2S_Booster_Packet</w:t>
-      </w:r>
-    </w:p>
-    <w:p>
-      <w:pPr>
-        <w:widowControl/>
-        <w:wordWrap/>
-        <w:autoSpaceDE/>
-        <w:autoSpaceDN/>
-      </w:pPr>
-      <w:r>
-        <w:rPr>
-          <w:rFonts w:hint="eastAsia"/>
-        </w:rPr>
-        <w:t>{</w:t>
-      </w:r>
-    </w:p>
-    <w:p>
-      <w:pPr>
-        <w:widowControl/>
-        <w:wordWrap/>
-        <w:autoSpaceDE/>
-        <w:autoSpaceDN/>
-      </w:pPr>
-      <w:r>
-        <w:tab/>
-      </w:r>
-      <w:r>
-        <w:t xml:space="preserve">unsigned </w:t>
-      </w:r>
-      <w:proofErr w:type="gramStart"/>
-      <w:r>
-        <w:t>char  size</w:t>
-      </w:r>
-      <w:proofErr w:type="gramEnd"/>
-      <w:r>
-        <w:t>;</w:t>
-      </w:r>
-    </w:p>
-    <w:p>
-      <w:pPr>
-        <w:widowControl/>
-        <w:wordWrap/>
-        <w:autoSpaceDE/>
-        <w:autoSpaceDN/>
-      </w:pPr>
-      <w:r>
-        <w:tab/>
-      </w:r>
-      <w:proofErr w:type="gramStart"/>
-      <w:r>
-        <w:t>char  type</w:t>
-      </w:r>
-      <w:proofErr w:type="gramEnd"/>
-      <w:r>
-        <w:t>;</w:t>
-      </w:r>
-    </w:p>
-    <w:p>
-      <w:pPr>
-        <w:widowControl/>
-        <w:wordWrap/>
-        <w:autoSpaceDE/>
-        <w:autoSpaceDN/>
-      </w:pPr>
-      <w:r>
-        <w:rPr>
-          <w:rFonts w:hint="eastAsia"/>
-        </w:rPr>
-        <w:t>},</w:t>
-      </w:r>
-    </w:p>
-    <w:p>
-      <w:pPr>
-        <w:widowControl/>
-        <w:wordWrap/>
-        <w:autoSpaceDE/>
-        <w:autoSpaceDN/>
-      </w:pPr>
-      <w:r>
-        <w:rPr>
-          <w:rFonts w:hint="eastAsia"/>
-        </w:rPr>
-        <w:lastRenderedPageBreak/>
-        <w:t>S2</w:t>
-      </w:r>
-      <w:proofErr w:type="gramStart"/>
-      <w:r>
-        <w:rPr>
-          <w:rFonts w:hint="eastAsia"/>
-        </w:rPr>
-        <w:t>C :</w:t>
-      </w:r>
-      <w:proofErr w:type="gramEnd"/>
-    </w:p>
-    <w:p>
-      <w:pPr>
-        <w:widowControl/>
-        <w:wordWrap/>
-        <w:autoSpaceDE/>
-        <w:autoSpaceDN/>
-      </w:pPr>
-      <w:bookmarkStart w:id="0" w:name="_Hlk212060264"/>
-      <w:r>
-        <w:rPr>
-          <w:rFonts w:hint="eastAsia"/>
-        </w:rPr>
-        <w:t>S2C_</w:t>
-      </w:r>
-      <w:bookmarkEnd w:id="0"/>
-      <w:r>
-        <w:rPr>
-          <w:rFonts w:hint="eastAsia"/>
-        </w:rPr>
-        <w:t>PlayerInfo_Packet</w:t>
-      </w:r>
-    </w:p>
-    <w:p>
-      <w:pPr>
-        <w:widowControl/>
-        <w:wordWrap/>
-        <w:autoSpaceDE/>
-        <w:autoSpaceDN/>
-      </w:pPr>
-      <w:r>
-        <w:rPr>
-          <w:rFonts w:hint="eastAsia"/>
-        </w:rPr>
-        <w:t>{</w:t>
-      </w:r>
-    </w:p>
-    <w:p>
-      <w:pPr>
-        <w:widowControl/>
-        <w:wordWrap/>
-        <w:autoSpaceDE/>
-        <w:autoSpaceDN/>
-        <w:ind w:firstLine="800"/>
-      </w:pPr>
-      <w:r>
-        <w:t xml:space="preserve">unsigned </w:t>
-      </w:r>
-      <w:proofErr w:type="gramStart"/>
-      <w:r>
-        <w:t>char  size</w:t>
-      </w:r>
-      <w:proofErr w:type="gramEnd"/>
-      <w:r>
-        <w:t>;</w:t>
-      </w:r>
-    </w:p>
-    <w:p>
-      <w:pPr>
-        <w:widowControl/>
-        <w:wordWrap/>
-        <w:autoSpaceDE/>
-        <w:autoSpaceDN/>
-      </w:pPr>
-      <w:r>
-        <w:tab/>
-      </w:r>
-      <w:proofErr w:type="gramStart"/>
-      <w:r>
-        <w:t>char  type</w:t>
-      </w:r>
-      <w:proofErr w:type="gramEnd"/>
-      <w:r>
-        <w:t>;</w:t>
-      </w:r>
-    </w:p>
-    <w:p>
-      <w:pPr>
-        <w:widowControl/>
-        <w:wordWrap/>
-        <w:autoSpaceDE/>
-        <w:autoSpaceDN/>
-      </w:pPr>
-      <w:r>
-        <w:rPr>
-          <w:rFonts w:hint="eastAsia"/>
-        </w:rPr>
-        <w:t>}</w:t>
-      </w:r>
-    </w:p>
-    <w:p>
-      <w:pPr>
-        <w:widowControl/>
-        <w:wordWrap/>
-        <w:autoSpaceDE/>
-        <w:autoSpaceDN/>
-      </w:pPr>
-      <w:r>
-        <w:rPr>
-          <w:rFonts w:hint="eastAsia"/>
-        </w:rPr>
-        <w:t>S2C_EnterRoom_Packet</w:t>
-      </w:r>
-    </w:p>
-    <w:p>
-      <w:pPr>
-        <w:widowControl/>
-        <w:wordWrap/>
-        <w:autoSpaceDE/>
-        <w:autoSpaceDN/>
-      </w:pPr>
-      <w:r>
-        <w:rPr>
-          <w:rFonts w:hint="eastAsia"/>
-        </w:rPr>
-        <w:t>{</w:t>
-      </w:r>
-    </w:p>
-    <w:p>
-      <w:pPr>
-        <w:widowControl/>
-        <w:wordWrap/>
-        <w:autoSpaceDE/>
-        <w:autoSpaceDN/>
-        <w:ind w:firstLine="800"/>
-      </w:pPr>
-      <w:r>
-        <w:t xml:space="preserve">unsigned </w:t>
-      </w:r>
-      <w:proofErr w:type="gramStart"/>
-      <w:r>
-        <w:t>char  size</w:t>
-      </w:r>
-      <w:proofErr w:type="gramEnd"/>
-      <w:r>
-        <w:t>;</w:t>
-      </w:r>
-    </w:p>
-    <w:p>
-      <w:pPr>
-        <w:widowControl/>
-        <w:wordWrap/>
-        <w:autoSpaceDE/>
-        <w:autoSpaceDN/>
-      </w:pPr>
-      <w:r>
-        <w:tab/>
-      </w:r>
-      <w:proofErr w:type="gramStart"/>
-      <w:r>
-        <w:t>char  type</w:t>
-      </w:r>
-      <w:proofErr w:type="gramEnd"/>
-      <w:r>
-        <w:t>;</w:t>
-      </w:r>
-    </w:p>
-    <w:p>
-      <w:pPr>
-        <w:widowControl/>
-        <w:wordWrap/>
-        <w:autoSpaceDE/>
-        <w:autoSpaceDN/>
-      </w:pPr>
-      <w:r>
-        <w:tab/>
-      </w:r>
-      <w:r>
-        <w:rPr>
-          <w:rFonts w:hint="eastAsia"/>
-        </w:rPr>
-        <w:t xml:space="preserve">char </w:t>
-      </w:r>
-      <w:proofErr w:type="gramStart"/>
-      <w:r>
-        <w:rPr>
-          <w:rFonts w:hint="eastAsia"/>
-        </w:rPr>
-        <w:t>name[</w:t>
-      </w:r>
-      <w:proofErr w:type="gramEnd"/>
-      <w:r>
-        <w:rPr>
-          <w:rFonts w:hint="eastAsia"/>
-        </w:rPr>
-        <w:t>NAME_SIZE]</w:t>
-      </w:r>
-    </w:p>
-    <w:p>
-      <w:pPr>
-        <w:widowControl/>
-        <w:wordWrap/>
-        <w:autoSpaceDE/>
-        <w:autoSpaceDN/>
-      </w:pPr>
-      <w:r>
-        <w:rPr>
-          <w:rFonts w:hint="eastAsia"/>
-        </w:rPr>
-        <w:t>}</w:t>
-      </w:r>
-    </w:p>
-    <w:p>
-      <w:pPr>
-        <w:widowControl/>
-        <w:wordWrap/>
-        <w:autoSpaceDE/>
-        <w:autoSpaceDN/>
-      </w:pPr>
-      <w:r>
-        <w:rPr>
-          <w:rFonts w:hint="eastAsia"/>
-        </w:rPr>
-        <w:t>S2C_Ready_Packet</w:t>
-      </w:r>
-    </w:p>
-    <w:p>
-      <w:pPr>
-        <w:widowControl/>
-        <w:wordWrap/>
-        <w:autoSpaceDE/>
-        <w:autoSpaceDN/>
-      </w:pPr>
-      <w:r>
-        <w:rPr>
-          <w:rFonts w:hint="eastAsia"/>
-        </w:rPr>
-        <w:t>{</w:t>
-      </w:r>
-    </w:p>
-    <w:p>
-      <w:pPr>
-        <w:widowControl/>
-        <w:wordWrap/>
-        <w:autoSpaceDE/>
-        <w:autoSpaceDN/>
-        <w:ind w:firstLine="800"/>
-      </w:pPr>
-      <w:r>
-        <w:t xml:space="preserve">unsigned </w:t>
-      </w:r>
-      <w:proofErr w:type="gramStart"/>
-      <w:r>
-        <w:t>char  size</w:t>
-      </w:r>
-      <w:proofErr w:type="gramEnd"/>
-      <w:r>
-        <w:t>;</w:t>
-      </w:r>
-    </w:p>
-    <w:p>
-      <w:pPr>
-        <w:widowControl/>
-        <w:wordWrap/>
-        <w:autoSpaceDE/>
-        <w:autoSpaceDN/>
-      </w:pPr>
-      <w:r>
-        <w:tab/>
-      </w:r>
-      <w:proofErr w:type="gramStart"/>
-      <w:r>
-        <w:t>char  type</w:t>
-      </w:r>
-      <w:proofErr w:type="gramEnd"/>
-      <w:r>
-        <w:t>;</w:t>
-      </w:r>
-    </w:p>
-    <w:p>
-      <w:pPr>
-        <w:widowControl/>
-        <w:wordWrap/>
-        <w:autoSpaceDE/>
-        <w:autoSpaceDN/>
-      </w:pPr>
-      <w:r>
-        <w:tab/>
-      </w:r>
-      <w:r>
-        <w:rPr>
-          <w:rFonts w:hint="eastAsia"/>
-        </w:rPr>
-        <w:t xml:space="preserve">char </w:t>
-      </w:r>
-      <w:proofErr w:type="gramStart"/>
-      <w:r>
-        <w:rPr>
-          <w:rFonts w:hint="eastAsia"/>
-        </w:rPr>
-        <w:t>name[</w:t>
-      </w:r>
-      <w:proofErr w:type="gramEnd"/>
-      <w:r>
-        <w:rPr>
-          <w:rFonts w:hint="eastAsia"/>
-        </w:rPr>
-        <w:t>NAME_SIZE]</w:t>
-      </w:r>
-    </w:p>
-    <w:p>
-      <w:pPr>
-        <w:widowControl/>
-        <w:wordWrap/>
-        <w:autoSpaceDE/>
-        <w:autoSpaceDN/>
-      </w:pPr>
-      <w:r>
-        <w:tab/>
-      </w:r>
-      <w:proofErr w:type="gramStart"/>
-      <w:r>
-        <w:rPr>
-          <w:rFonts w:hint="eastAsia"/>
-        </w:rPr>
-        <w:t>bool</w:t>
-      </w:r>
-      <w:proofErr w:type="gramEnd"/>
-      <w:r>
-        <w:rPr>
-          <w:rFonts w:hint="eastAsia"/>
-        </w:rPr>
-        <w:t xml:space="preserve"> </w:t>
-      </w:r>
-      <w:proofErr w:type="spellStart"/>
-      <w:r>
-        <w:rPr>
-          <w:rFonts w:hint="eastAsia"/>
-        </w:rPr>
-        <w:t>is_</w:t>
-      </w:r>
-      <w:proofErr w:type="gramStart"/>
-      <w:r>
-        <w:rPr>
-          <w:rFonts w:hint="eastAsia"/>
-        </w:rPr>
-        <w:t>ready</w:t>
-      </w:r>
-      <w:proofErr w:type="spellEnd"/>
-      <w:r>
-        <w:rPr>
-          <w:rFonts w:hint="eastAsia"/>
-        </w:rPr>
-        <w:t>;</w:t>
-      </w:r>
-      <w:proofErr w:type="gramEnd"/>
-    </w:p>
-    <w:p>
-      <w:pPr>
-        <w:widowControl/>
-        <w:wordWrap/>
-        <w:autoSpaceDE/>
-        <w:autoSpaceDN/>
-      </w:pPr>
-      <w:r>
-        <w:rPr>
-          <w:rFonts w:hint="eastAsia"/>
-        </w:rPr>
-        <w:t>}</w:t>
-      </w:r>
-    </w:p>
-    <w:p>
-      <w:pPr>
-        <w:widowControl/>
-        <w:wordWrap/>
-        <w:autoSpaceDE/>
-        <w:autoSpaceDN/>
-      </w:pPr>
-      <w:r>
-        <w:rPr>
-          <w:rFonts w:hint="eastAsia"/>
-        </w:rPr>
-        <w:t>S2C_GameStart_Packet</w:t>
-      </w:r>
-    </w:p>
-    <w:p>
-      <w:pPr>
-        <w:widowControl/>
-        <w:wordWrap/>
-        <w:autoSpaceDE/>
-        <w:autoSpaceDN/>
-      </w:pPr>
-      <w:r>
-        <w:rPr>
-          <w:rFonts w:hint="eastAsia"/>
-        </w:rPr>
-        <w:t>{</w:t>
-      </w:r>
-    </w:p>
-    <w:p>
-      <w:pPr>
-        <w:widowControl/>
-        <w:wordWrap/>
-        <w:autoSpaceDE/>
-        <w:autoSpaceDN/>
-        <w:ind w:firstLine="800"/>
-      </w:pPr>
-      <w:r>
-        <w:t xml:space="preserve">unsigned </w:t>
-      </w:r>
-      <w:proofErr w:type="gramStart"/>
-      <w:r>
-        <w:t>char  size</w:t>
-      </w:r>
-      <w:proofErr w:type="gramEnd"/>
-      <w:r>
-        <w:t>;</w:t>
-      </w:r>
-    </w:p>
-    <w:p>
-      <w:pPr>
-        <w:widowControl/>
-        <w:wordWrap/>
-        <w:autoSpaceDE/>
-        <w:autoSpaceDN/>
-      </w:pPr>
-      <w:r>
-        <w:tab/>
-      </w:r>
-      <w:proofErr w:type="gramStart"/>
-      <w:r>
-        <w:t>char  type</w:t>
-      </w:r>
-      <w:proofErr w:type="gramEnd"/>
-      <w:r>
-        <w:t>;</w:t>
-      </w:r>
-    </w:p>
-    <w:p>
-      <w:pPr>
-        <w:widowControl/>
-        <w:wordWrap/>
-        <w:autoSpaceDE/>
-        <w:autoSpaceDN/>
-        <w:rPr>
+        <w:rPr>
+          <w:rFonts w:asciiTheme="majorEastAsia" w:eastAsiaTheme="majorEastAsia" w:hAnsiTheme="majorEastAsia"/>
           <w:b/>
           <w:bCs/>
-        </w:rPr>
-      </w:pPr>
-      <w:r>
-        <w:rPr>
-          <w:rFonts w:hint="eastAsia"/>
+          <w:sz w:val="28"/>
+          <w:szCs w:val="28"/>
+        </w:rPr>
+      </w:pPr>
+      <w:r>
+        <w:rPr>
+          <w:rFonts w:asciiTheme="majorEastAsia" w:eastAsiaTheme="majorEastAsia" w:hAnsiTheme="majorEastAsia"/>
           <w:b/>
           <w:bCs/>
-        </w:rPr>
-        <w:t>}</w:t>
-      </w:r>
-    </w:p>
-    <w:p>
-      <w:pPr>
-        <w:widowControl/>
-        <w:wordWrap/>
-        <w:autoSpaceDE/>
-        <w:autoSpaceDN/>
-      </w:pPr>
-      <w:r>
-        <w:rPr>
-          <w:rFonts w:hint="eastAsia"/>
-        </w:rPr>
-        <w:lastRenderedPageBreak/>
-        <w:t>S2C_Move_Packet</w:t>
-      </w:r>
-    </w:p>
-    <w:p>
-      <w:pPr>
-        <w:widowControl/>
-        <w:wordWrap/>
-        <w:autoSpaceDE/>
-        <w:autoSpaceDN/>
-      </w:pPr>
-      <w:r>
-        <w:rPr>
-          <w:rFonts w:hint="eastAsia"/>
-        </w:rPr>
-        <w:t>{</w:t>
-      </w:r>
-    </w:p>
-    <w:p>
-      <w:pPr>
-        <w:widowControl/>
-        <w:wordWrap/>
-        <w:autoSpaceDE/>
-        <w:autoSpaceDN/>
-        <w:ind w:firstLine="800"/>
-      </w:pPr>
-      <w:r>
-        <w:t xml:space="preserve">unsigned </w:t>
-      </w:r>
-      <w:proofErr w:type="gramStart"/>
-      <w:r>
-        <w:t>char  size</w:t>
-      </w:r>
-      <w:proofErr w:type="gramEnd"/>
-      <w:r>
-        <w:t>;</w:t>
-      </w:r>
-    </w:p>
-    <w:p>
-      <w:pPr>
-        <w:widowControl/>
-        <w:wordWrap/>
-        <w:autoSpaceDE/>
-        <w:autoSpaceDN/>
-      </w:pPr>
-      <w:r>
-        <w:tab/>
-      </w:r>
-      <w:proofErr w:type="gramStart"/>
-      <w:r>
-        <w:t>char  type</w:t>
-      </w:r>
-      <w:proofErr w:type="gramEnd"/>
-      <w:r>
-        <w:t>;</w:t>
-      </w:r>
-    </w:p>
-    <w:p>
-      <w:pPr>
-        <w:widowControl/>
-        <w:wordWrap/>
-        <w:autoSpaceDE/>
-        <w:autoSpaceDN/>
-      </w:pPr>
-      <w:r>
-        <w:tab/>
-      </w:r>
-      <w:r>
-        <w:rPr>
-          <w:rFonts w:hint="eastAsia"/>
-        </w:rPr>
-        <w:t xml:space="preserve">char </w:t>
-      </w:r>
-      <w:proofErr w:type="gramStart"/>
-      <w:r>
-        <w:rPr>
-          <w:rFonts w:hint="eastAsia"/>
-        </w:rPr>
-        <w:t>name[</w:t>
-      </w:r>
-      <w:proofErr w:type="gramEnd"/>
-      <w:r>
-        <w:rPr>
-          <w:rFonts w:hint="eastAsia"/>
-        </w:rPr>
-        <w:t>NAME_SIZE]</w:t>
-      </w:r>
-    </w:p>
-    <w:p>
-      <w:pPr>
-        <w:widowControl/>
-        <w:wordWrap/>
-        <w:autoSpaceDE/>
-        <w:autoSpaceDN/>
-      </w:pPr>
-      <w:r>
-        <w:tab/>
-      </w:r>
-      <w:r>
-        <w:rPr>
-          <w:rFonts w:hint="eastAsia"/>
-        </w:rPr>
-        <w:t xml:space="preserve">float </w:t>
-      </w:r>
-      <w:proofErr w:type="gramStart"/>
-      <w:r>
-        <w:rPr>
-          <w:rFonts w:hint="eastAsia"/>
-        </w:rPr>
-        <w:t>x;</w:t>
-      </w:r>
-      <w:proofErr w:type="gramEnd"/>
-    </w:p>
-    <w:p>
-      <w:pPr>
-        <w:widowControl/>
-        <w:wordWrap/>
-        <w:autoSpaceDE/>
-        <w:autoSpaceDN/>
-        <w:ind w:firstLine="800"/>
-      </w:pPr>
-      <w:r>
-        <w:rPr>
-          <w:rFonts w:hint="eastAsia"/>
-        </w:rPr>
-        <w:t xml:space="preserve">float </w:t>
-      </w:r>
-      <w:proofErr w:type="gramStart"/>
-      <w:r>
-        <w:rPr>
-          <w:rFonts w:hint="eastAsia"/>
-        </w:rPr>
-        <w:t>y;</w:t>
-      </w:r>
-      <w:proofErr w:type="gramEnd"/>
-    </w:p>
-    <w:p>
-      <w:pPr>
-        <w:widowControl/>
-        <w:wordWrap/>
-        <w:autoSpaceDE/>
-        <w:autoSpaceDN/>
-        <w:ind w:firstLine="800"/>
-      </w:pPr>
-      <w:r>
-        <w:rPr>
-          <w:rFonts w:hint="eastAsia"/>
-        </w:rPr>
-        <w:t xml:space="preserve">float </w:t>
-      </w:r>
-      <w:proofErr w:type="gramStart"/>
-      <w:r>
-        <w:rPr>
-          <w:rFonts w:hint="eastAsia"/>
-        </w:rPr>
-        <w:t>z;</w:t>
-      </w:r>
-      <w:proofErr w:type="gramEnd"/>
-    </w:p>
-    <w:p>
-      <w:pPr>
-        <w:widowControl/>
-        <w:wordWrap/>
-        <w:autoSpaceDE/>
-        <w:autoSpaceDN/>
-        <w:ind w:firstLine="800"/>
-      </w:pPr>
-      <w:proofErr w:type="spellStart"/>
-      <w:r>
-        <w:rPr>
-          <w:rFonts w:hint="eastAsia"/>
-        </w:rPr>
-        <w:t>btRigidBody</w:t>
-      </w:r>
-      <w:proofErr w:type="spellEnd"/>
-      <w:r>
-        <w:rPr>
-          <w:rFonts w:hint="eastAsia"/>
-        </w:rPr>
-        <w:t xml:space="preserve"> </w:t>
-      </w:r>
-      <w:proofErr w:type="spellStart"/>
-      <w:proofErr w:type="gramStart"/>
-      <w:r>
-        <w:t>rigidBody</w:t>
-      </w:r>
-      <w:proofErr w:type="spellEnd"/>
-      <w:r>
-        <w:rPr>
-          <w:rFonts w:hint="eastAsia"/>
-        </w:rPr>
-        <w:t>;</w:t>
-      </w:r>
-      <w:proofErr w:type="gramEnd"/>
-    </w:p>
-    <w:p>
-      <w:pPr>
-        <w:widowControl/>
-        <w:wordWrap/>
-        <w:autoSpaceDE/>
-        <w:autoSpaceDN/>
-      </w:pPr>
-      <w:r>
-        <w:rPr>
-          <w:rFonts w:hint="eastAsia"/>
-        </w:rPr>
-        <w:t>}</w:t>
-      </w:r>
-    </w:p>
-    <w:p>
-      <w:pPr>
-        <w:widowControl/>
-        <w:wordWrap/>
-        <w:autoSpaceDE/>
-        <w:autoSpaceDN/>
-      </w:pPr>
-      <w:r>
-        <w:rPr>
-          <w:rFonts w:hint="eastAsia"/>
-        </w:rPr>
-        <w:t>S2C_Booster_Packet</w:t>
-      </w:r>
-    </w:p>
-    <w:p>
-      <w:pPr>
-        <w:widowControl/>
-        <w:wordWrap/>
-        <w:autoSpaceDE/>
-        <w:autoSpaceDN/>
-      </w:pPr>
-      <w:r>
-        <w:rPr>
-          <w:rFonts w:hint="eastAsia"/>
-        </w:rPr>
-        <w:t>{</w:t>
-      </w:r>
-    </w:p>
-    <w:p>
-      <w:pPr>
-        <w:widowControl/>
-        <w:wordWrap/>
-        <w:autoSpaceDE/>
-        <w:autoSpaceDN/>
-        <w:ind w:firstLine="800"/>
-      </w:pPr>
-      <w:r>
-        <w:t xml:space="preserve">unsigned </w:t>
-      </w:r>
-      <w:proofErr w:type="gramStart"/>
-      <w:r>
-        <w:t>char  size</w:t>
-      </w:r>
-      <w:proofErr w:type="gramEnd"/>
-      <w:r>
-        <w:t>;</w:t>
-      </w:r>
-    </w:p>
-    <w:p>
-      <w:pPr>
-        <w:widowControl/>
-        <w:wordWrap/>
-        <w:autoSpaceDE/>
-        <w:autoSpaceDN/>
-      </w:pPr>
-      <w:r>
-        <w:tab/>
-      </w:r>
-      <w:proofErr w:type="gramStart"/>
-      <w:r>
-        <w:t>char  type</w:t>
-      </w:r>
-      <w:proofErr w:type="gramEnd"/>
-      <w:r>
-        <w:t>;</w:t>
-      </w:r>
-    </w:p>
-    <w:p>
-      <w:pPr>
-        <w:widowControl/>
-        <w:wordWrap/>
-        <w:autoSpaceDE/>
-        <w:autoSpaceDN/>
-        <w:ind w:firstLine="800"/>
-      </w:pPr>
-      <w:r>
-        <w:rPr>
-          <w:rFonts w:hint="eastAsia"/>
-        </w:rPr>
-        <w:t xml:space="preserve">char </w:t>
-      </w:r>
-      <w:proofErr w:type="gramStart"/>
-      <w:r>
-        <w:rPr>
-          <w:rFonts w:hint="eastAsia"/>
-        </w:rPr>
-        <w:t>name[</w:t>
-      </w:r>
-      <w:proofErr w:type="gramEnd"/>
-      <w:r>
-        <w:rPr>
-          <w:rFonts w:hint="eastAsia"/>
-        </w:rPr>
-        <w:t>NAME_SIZE]</w:t>
-      </w:r>
-    </w:p>
-    <w:p>
-      <w:pPr>
-        <w:widowControl/>
-        <w:wordWrap/>
-        <w:autoSpaceDE/>
-        <w:autoSpaceDN/>
-      </w:pPr>
-      <w:r>
-        <w:rPr>
-          <w:rFonts w:hint="eastAsia"/>
-        </w:rPr>
-        <w:t>}</w:t>
-      </w:r>
-    </w:p>
-    <w:p>
-      <w:pPr>
-        <w:widowControl/>
-        <w:wordWrap/>
-        <w:autoSpaceDE/>
-        <w:autoSpaceDN/>
-      </w:pPr>
-      <w:r>
-        <w:rPr>
-          <w:rFonts w:hint="eastAsia"/>
-        </w:rPr>
-        <w:t>S2C_Rank_</w:t>
-      </w:r>
-      <w:proofErr w:type="gramStart"/>
-      <w:r>
-        <w:rPr>
-          <w:rFonts w:hint="eastAsia"/>
-        </w:rPr>
-        <w:t>Packet /</w:t>
-      </w:r>
-      <w:proofErr w:type="gramEnd"/>
-      <w:r>
-        <w:rPr>
-          <w:rFonts w:hint="eastAsia"/>
-        </w:rPr>
-        <w:t>/ 자기 자신에 대한 등수만 알기</w:t>
-      </w:r>
-    </w:p>
-    <w:p>
-      <w:pPr>
-        <w:widowControl/>
-        <w:wordWrap/>
-        <w:autoSpaceDE/>
-        <w:autoSpaceDN/>
-      </w:pPr>
-      <w:r>
-        <w:rPr>
-          <w:rFonts w:hint="eastAsia"/>
-        </w:rPr>
-        <w:t>{</w:t>
-      </w:r>
-    </w:p>
-    <w:p>
-      <w:pPr>
-        <w:widowControl/>
-        <w:wordWrap/>
-        <w:autoSpaceDE/>
-        <w:autoSpaceDN/>
-        <w:ind w:firstLine="800"/>
-      </w:pPr>
-      <w:r>
-        <w:t xml:space="preserve">unsigned </w:t>
-      </w:r>
-      <w:proofErr w:type="gramStart"/>
-      <w:r>
-        <w:t>char  size</w:t>
-      </w:r>
-      <w:proofErr w:type="gramEnd"/>
-      <w:r>
-        <w:t>;</w:t>
-      </w:r>
-    </w:p>
-    <w:p>
-      <w:pPr>
-        <w:widowControl/>
-        <w:wordWrap/>
-        <w:autoSpaceDE/>
-        <w:autoSpaceDN/>
-      </w:pPr>
-      <w:r>
-        <w:tab/>
-      </w:r>
-      <w:proofErr w:type="gramStart"/>
-      <w:r>
-        <w:t>char  type</w:t>
-      </w:r>
-      <w:proofErr w:type="gramEnd"/>
-      <w:r>
-        <w:t>;</w:t>
-      </w:r>
-    </w:p>
-    <w:p>
-      <w:pPr>
-        <w:widowControl/>
-        <w:wordWrap/>
-        <w:autoSpaceDE/>
-        <w:autoSpaceDN/>
-      </w:pPr>
-      <w:r>
-        <w:tab/>
-      </w:r>
-      <w:r>
-        <w:rPr>
-          <w:rFonts w:hint="eastAsia"/>
-        </w:rPr>
-        <w:t xml:space="preserve">char </w:t>
-      </w:r>
-      <w:proofErr w:type="gramStart"/>
-      <w:r>
-        <w:rPr>
-          <w:rFonts w:hint="eastAsia"/>
-        </w:rPr>
-        <w:t>rank;</w:t>
-      </w:r>
-      <w:proofErr w:type="gramEnd"/>
-    </w:p>
-    <w:p>
-      <w:pPr>
-        <w:widowControl/>
-        <w:wordWrap/>
-        <w:autoSpaceDE/>
-        <w:autoSpaceDN/>
-      </w:pPr>
-      <w:r>
-        <w:rPr>
-          <w:rFonts w:hint="eastAsia"/>
-        </w:rPr>
-        <w:t>}</w:t>
-      </w:r>
-    </w:p>
-    <w:p>
-      <w:pPr>
-        <w:widowControl/>
-        <w:wordWrap/>
-        <w:autoSpaceDE/>
-        <w:autoSpaceDN/>
-      </w:pPr>
-      <w:r>
-        <w:rPr>
-          <w:rFonts w:hint="eastAsia"/>
-        </w:rPr>
-        <w:t>S2C_Finish_Packet</w:t>
-      </w:r>
-    </w:p>
-    <w:p>
-      <w:pPr>
-        <w:widowControl/>
-        <w:wordWrap/>
-        <w:autoSpaceDE/>
-        <w:autoSpaceDN/>
-      </w:pPr>
-      <w:r>
-        <w:rPr>
-          <w:rFonts w:hint="eastAsia"/>
-        </w:rPr>
-        <w:t>{</w:t>
-      </w:r>
-    </w:p>
-    <w:p>
-      <w:pPr>
-        <w:widowControl/>
-        <w:wordWrap/>
-        <w:autoSpaceDE/>
-        <w:autoSpaceDN/>
-        <w:ind w:firstLine="800"/>
-      </w:pPr>
-      <w:r>
-        <w:lastRenderedPageBreak/>
-        <w:t xml:space="preserve">unsigned </w:t>
-      </w:r>
-      <w:proofErr w:type="gramStart"/>
-      <w:r>
-        <w:t>char  size</w:t>
-      </w:r>
-      <w:proofErr w:type="gramEnd"/>
-      <w:r>
-        <w:t>;</w:t>
-      </w:r>
-    </w:p>
-    <w:p>
-      <w:pPr>
-        <w:widowControl/>
-        <w:wordWrap/>
-        <w:autoSpaceDE/>
-        <w:autoSpaceDN/>
-      </w:pPr>
-      <w:r>
-        <w:tab/>
-      </w:r>
-      <w:proofErr w:type="gramStart"/>
-      <w:r>
-        <w:t>char  type</w:t>
-      </w:r>
-      <w:proofErr w:type="gramEnd"/>
-      <w:r>
-        <w:t>;</w:t>
-      </w:r>
-    </w:p>
-    <w:p>
-      <w:pPr>
-        <w:widowControl/>
-        <w:wordWrap/>
-        <w:autoSpaceDE/>
-        <w:autoSpaceDN/>
-      </w:pPr>
-      <w:r>
-        <w:tab/>
-      </w:r>
-      <w:r>
-        <w:rPr>
-          <w:rFonts w:hint="eastAsia"/>
-        </w:rPr>
-        <w:t>char[3] rank</w:t>
-      </w:r>
-      <w:proofErr w:type="gramStart"/>
-      <w:r>
-        <w:rPr>
-          <w:rFonts w:hint="eastAsia"/>
-        </w:rPr>
-        <w:t>; /</w:t>
-      </w:r>
-      <w:proofErr w:type="gramEnd"/>
-      <w:r>
-        <w:rPr>
-          <w:rFonts w:hint="eastAsia"/>
-        </w:rPr>
-        <w:t>/ 배열에 저장된 순서대로 1,2,3 등</w:t>
-      </w:r>
-    </w:p>
-    <w:p>
-      <w:pPr>
-        <w:widowControl/>
-        <w:wordWrap/>
-        <w:autoSpaceDE/>
-        <w:autoSpaceDN/>
-      </w:pPr>
-      <w:r>
-        <w:rPr>
-          <w:rFonts w:hint="eastAsia"/>
-        </w:rPr>
-        <w:t>}</w:t>
-      </w:r>
-    </w:p>
-    <w:p>
-      <w:pPr>
-        <w:widowControl/>
-        <w:wordWrap/>
-        <w:autoSpaceDE/>
-        <w:autoSpaceDN/>
-      </w:pPr>
-    </w:p>
-    <w:p>
-      <w:pPr>
-        <w:widowControl/>
-        <w:wordWrap/>
-        <w:autoSpaceDE/>
-        <w:autoSpaceDN/>
-      </w:pPr>
-      <w:r>
+          <w:sz w:val="28"/>
+          <w:szCs w:val="28"/>
+        </w:rPr>
         <w:br w:type="page"/>
       </w:r>
     </w:p>
@@ -11046,7 +9419,6 @@
         <w:autoSpaceDE/>
         <w:autoSpaceDN/>
       </w:pPr>
-      <w:proofErr w:type="spellStart"/>
       <w:r>
         <w:rPr>
           <w:rFonts w:hint="eastAsia"/>
@@ -11054,7 +9426,6 @@
         <w:lastRenderedPageBreak/>
         <w:t>유영빈</w:t>
       </w:r>
-      <w:proofErr w:type="spellEnd"/>
     </w:p>
     <w:tbl>
       <w:tblPr>
@@ -12298,7 +10669,6 @@
         <w:rPr>
           <w:rFonts w:hint="eastAsia"/>
         </w:rPr>
-        <w:lastRenderedPageBreak/>
         <w:t>양현서</w:t>
       </w:r>
     </w:p>
@@ -13517,7 +11887,7 @@
       </w:pPr>
     </w:p>
     <w:sectPr>
-      <w:footerReference w:type="default" r:id="rId21"/>
+      <w:footerReference w:type="default" r:id="rId23"/>
       <w:pgSz w:w="11906" w:h="16838"/>
       <w:pgMar w:top="1701" w:right="1440" w:bottom="1440" w:left="1440" w:header="397" w:footer="964" w:gutter="0"/>
       <w:cols w:space="425"/>
@@ -19730,6 +18100,7 @@
   <w:style w:type="character" w:default="1" w:styleId="a0">
     <w:name w:val="Default Paragraph Font"/>
     <w:uiPriority w:val="1"/>
+    <w:semiHidden/>
     <w:unhideWhenUsed/>
   </w:style>
   <w:style w:type="table" w:default="1" w:styleId="a1">

--- a/넷겜플기획서.docx
+++ b/넷겜플기획서.docx
@@ -95,7 +95,7 @@
           <w:noProof/>
         </w:rPr>
         <w:drawing>
-          <wp:inline distT="0" distB="0" distL="0" distR="0" wp14:anchorId="0FB90FA1" wp14:editId="24E916D3">
+          <wp:inline distT="0" distB="0" distL="0" distR="0" wp14:anchorId="0FB90FA1" wp14:editId="4F2B5FA5">
             <wp:extent cx="3438525" cy="3438525"/>
             <wp:effectExtent l="0" t="0" r="9525" b="9525"/>
             <wp:docPr id="679827792" name="그림 10" descr="원, 상징, 로고, 폰트이(가) 표시된 사진&#10;&#10;AI 생성 콘텐츠는 정확하지 않을 수 있습니다."/>
@@ -7321,7 +7321,7 @@
         <w:autoSpaceDE/>
         <w:autoSpaceDN/>
         <w:rPr>
-          <w:rFonts w:asciiTheme="majorEastAsia" w:eastAsiaTheme="majorEastAsia" w:hAnsiTheme="majorEastAsia" w:hint="eastAsia"/>
+          <w:rFonts w:asciiTheme="majorEastAsia" w:eastAsiaTheme="majorEastAsia" w:hAnsiTheme="majorEastAsia"/>
           <w:b/>
           <w:bCs/>
           <w:szCs w:val="22"/>
@@ -7353,9 +7353,6 @@
         <w:wordWrap/>
         <w:autoSpaceDE/>
         <w:autoSpaceDN/>
-        <w:rPr>
-          <w:rFonts w:hint="eastAsia"/>
-        </w:rPr>
       </w:pPr>
       <w:r>
         <w:rPr>
@@ -7363,10 +7360,10 @@
           <w:noProof/>
         </w:rPr>
         <w:drawing>
-          <wp:inline distT="0" distB="0" distL="0" distR="0" wp14:anchorId="4D4CEDC5" wp14:editId="4CC395C6">
+          <wp:inline distT="0" distB="0" distL="0" distR="0" wp14:anchorId="04692FA4" wp14:editId="00E6A1E2">
             <wp:extent cx="5732780" cy="6026785"/>
             <wp:effectExtent l="0" t="0" r="1270" b="0"/>
-            <wp:docPr id="1182411550" name="그림 4"/>
+            <wp:docPr id="51295144" name="그림 2"/>
             <wp:cNvGraphicFramePr>
               <a:graphicFrameLocks xmlns:a="http://schemas.openxmlformats.org/drawingml/2006/main" noChangeAspect="1"/>
             </wp:cNvGraphicFramePr>
@@ -7374,7 +7371,7 @@
               <a:graphicData uri="http://schemas.openxmlformats.org/drawingml/2006/picture">
                 <pic:pic xmlns:pic="http://schemas.openxmlformats.org/drawingml/2006/picture">
                   <pic:nvPicPr>
-                    <pic:cNvPr id="0" name="Picture 3"/>
+                    <pic:cNvPr id="0" name="Picture 1"/>
                     <pic:cNvPicPr>
                       <a:picLocks noChangeAspect="1" noChangeArrowheads="1"/>
                     </pic:cNvPicPr>
@@ -7418,9 +7415,6 @@
         <w:wordWrap/>
         <w:autoSpaceDE/>
         <w:autoSpaceDN/>
-        <w:rPr>
-          <w:rFonts w:hint="eastAsia"/>
-        </w:rPr>
       </w:pPr>
       <w:r>
         <w:br w:type="page"/>
@@ -7431,10 +7425,10 @@
         </w:rPr>
         <w:lastRenderedPageBreak/>
         <w:drawing>
-          <wp:inline distT="0" distB="0" distL="0" distR="0" wp14:anchorId="2BB1CC86" wp14:editId="1A105ED6">
+          <wp:inline distT="0" distB="0" distL="0" distR="0" wp14:anchorId="5FADA9C9" wp14:editId="0430BA98">
             <wp:extent cx="5732780" cy="7649210"/>
             <wp:effectExtent l="0" t="0" r="1270" b="8890"/>
-            <wp:docPr id="235668739" name="그림 6"/>
+            <wp:docPr id="2054562939" name="그림 3"/>
             <wp:cNvGraphicFramePr>
               <a:graphicFrameLocks xmlns:a="http://schemas.openxmlformats.org/drawingml/2006/main" noChangeAspect="1"/>
             </wp:cNvGraphicFramePr>
@@ -7442,7 +7436,7 @@
               <a:graphicData uri="http://schemas.openxmlformats.org/drawingml/2006/picture">
                 <pic:pic xmlns:pic="http://schemas.openxmlformats.org/drawingml/2006/picture">
                   <pic:nvPicPr>
-                    <pic:cNvPr id="0" name="Picture 5"/>
+                    <pic:cNvPr id="0" name="Picture 2"/>
                     <pic:cNvPicPr>
                       <a:picLocks noChangeAspect="1" noChangeArrowheads="1"/>
                     </pic:cNvPicPr>
@@ -10669,6 +10663,7 @@
         <w:rPr>
           <w:rFonts w:hint="eastAsia"/>
         </w:rPr>
+        <w:lastRenderedPageBreak/>
         <w:t>양현서</w:t>
       </w:r>
     </w:p>

--- a/넷겜플기획서.docx
+++ b/넷겜플기획서.docx
@@ -95,7 +95,7 @@
           <w:noProof/>
         </w:rPr>
         <w:drawing>
-          <wp:inline distT="0" distB="0" distL="0" distR="0" wp14:anchorId="0FB90FA1" wp14:editId="4F2B5FA5">
+          <wp:inline distT="0" distB="0" distL="0" distR="0" wp14:anchorId="0FB90FA1" wp14:editId="34EF55F5">
             <wp:extent cx="3438525" cy="3438525"/>
             <wp:effectExtent l="0" t="0" r="9525" b="9525"/>
             <wp:docPr id="679827792" name="그림 10" descr="원, 상징, 로고, 폰트이(가) 표시된 사진&#10;&#10;AI 생성 콘텐츠는 정확하지 않을 수 있습니다."/>
@@ -7360,10 +7360,10 @@
           <w:noProof/>
         </w:rPr>
         <w:drawing>
-          <wp:inline distT="0" distB="0" distL="0" distR="0" wp14:anchorId="04692FA4" wp14:editId="00E6A1E2">
-            <wp:extent cx="5732780" cy="6026785"/>
-            <wp:effectExtent l="0" t="0" r="1270" b="0"/>
-            <wp:docPr id="51295144" name="그림 2"/>
+          <wp:inline distT="0" distB="0" distL="0" distR="0" wp14:anchorId="3EE263C9" wp14:editId="4A5F251D">
+            <wp:extent cx="5724525" cy="4419600"/>
+            <wp:effectExtent l="0" t="0" r="9525" b="0"/>
+            <wp:docPr id="650609090" name="그림 2"/>
             <wp:cNvGraphicFramePr>
               <a:graphicFrameLocks xmlns:a="http://schemas.openxmlformats.org/drawingml/2006/main" noChangeAspect="1"/>
             </wp:cNvGraphicFramePr>
@@ -7392,7 +7392,7 @@
                   <pic:spPr bwMode="auto">
                     <a:xfrm>
                       <a:off x="0" y="0"/>
-                      <a:ext cx="5732780" cy="6026785"/>
+                      <a:ext cx="5724525" cy="4419600"/>
                     </a:xfrm>
                     <a:prstGeom prst="rect">
                       <a:avLst/>
@@ -7425,10 +7425,10 @@
         </w:rPr>
         <w:lastRenderedPageBreak/>
         <w:drawing>
-          <wp:inline distT="0" distB="0" distL="0" distR="0" wp14:anchorId="5FADA9C9" wp14:editId="0430BA98">
-            <wp:extent cx="5732780" cy="7649210"/>
-            <wp:effectExtent l="0" t="0" r="1270" b="8890"/>
-            <wp:docPr id="2054562939" name="그림 3"/>
+          <wp:inline distT="0" distB="0" distL="0" distR="0" wp14:anchorId="52776871" wp14:editId="4BC6D976">
+            <wp:extent cx="5724525" cy="7467600"/>
+            <wp:effectExtent l="0" t="0" r="9525" b="0"/>
+            <wp:docPr id="147339094" name="그림 3"/>
             <wp:cNvGraphicFramePr>
               <a:graphicFrameLocks xmlns:a="http://schemas.openxmlformats.org/drawingml/2006/main" noChangeAspect="1"/>
             </wp:cNvGraphicFramePr>
@@ -7457,7 +7457,7 @@
                   <pic:spPr bwMode="auto">
                     <a:xfrm>
                       <a:off x="0" y="0"/>
-                      <a:ext cx="5732780" cy="7649210"/>
+                      <a:ext cx="5724525" cy="7467600"/>
                     </a:xfrm>
                     <a:prstGeom prst="rect">
                       <a:avLst/>

--- a/넷겜플기획서.docx
+++ b/넷겜플기획서.docx
@@ -95,7 +95,7 @@
           <w:noProof/>
         </w:rPr>
         <w:drawing>
-          <wp:inline distT="0" distB="0" distL="0" distR="0" wp14:anchorId="0FB90FA1" wp14:editId="3A64C43F">
+          <wp:inline distT="0" distB="0" distL="0" distR="0" wp14:anchorId="0FB90FA1" wp14:editId="147DF121">
             <wp:extent cx="3438525" cy="3438525"/>
             <wp:effectExtent l="0" t="0" r="9525" b="9525"/>
             <wp:docPr id="679827792" name="그림 10" descr="원, 상징, 로고, 폰트이(가) 표시된 사진&#10;&#10;AI 생성 콘텐츠는 정확하지 않을 수 있습니다."/>
@@ -199,7 +199,6 @@
         <w:autoSpaceDE/>
         <w:autoSpaceDN/>
         <w:rPr>
-          <w:rFonts w:hint="eastAsia"/>
           <w:b/>
           <w:bCs/>
         </w:rPr>
@@ -425,7 +424,7 @@
               </wp:anchor>
             </w:drawing>
           </mc:Choice>
-          <mc:Fallback xmlns:w16sdtfl="http://schemas.microsoft.com/office/word/2024/wordml/sdtformatlock" xmlns:w16du="http://schemas.microsoft.com/office/word/2023/wordml/word16du">
+          <mc:Fallback xmlns:w16du="http://schemas.microsoft.com/office/word/2023/wordml/word16du" xmlns:w16sdtfl="http://schemas.microsoft.com/office/word/2024/wordml/sdtformatlock">
             <w:pict>
               <v:rect w14:anchorId="243A5AAA" id="shape1028" o:spid="_x0000_s1026" style="position:absolute;margin-left:0;margin-top:.5pt;width:441.25pt;height:4.35pt;z-index:251659264;visibility:visible;mso-wrap-style:square;mso-wrap-distance-left:9pt;mso-wrap-distance-top:0;mso-wrap-distance-right:9pt;mso-wrap-distance-bottom:0;mso-position-horizontal:absolute;mso-position-horizontal-relative:margin;mso-position-vertical:absolute;mso-position-vertical-relative:text;v-text-anchor:middle" o:gfxdata="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" fillcolor="#b4c6e7 [1300]" strokecolor="#b4c6e7 [1300]" strokeweight="1pt">
                 <v:path arrowok="t"/>
@@ -942,6 +941,60 @@
       <w:pPr>
         <w:pStyle w:val="aa"/>
         <w:rPr>
+          <w:rFonts w:asciiTheme="majorEastAsia" w:eastAsiaTheme="majorEastAsia" w:hAnsiTheme="majorEastAsia" w:hint="eastAsia"/>
+          <w:b/>
+          <w:bCs/>
+          <w:sz w:val="28"/>
+          <w:szCs w:val="28"/>
+        </w:rPr>
+      </w:pPr>
+      <w:r>
+        <w:rPr>
+          <w:rFonts w:asciiTheme="majorEastAsia" w:eastAsiaTheme="majorEastAsia" w:hAnsiTheme="majorEastAsia" w:hint="eastAsia"/>
+          <w:b/>
+          <w:bCs/>
+          <w:sz w:val="28"/>
+          <w:szCs w:val="28"/>
+        </w:rPr>
+        <w:lastRenderedPageBreak/>
+        <w:t>1.</w:t>
+      </w:r>
+      <w:r>
+        <w:rPr>
+          <w:rFonts w:asciiTheme="majorEastAsia" w:eastAsiaTheme="majorEastAsia" w:hAnsiTheme="majorEastAsia" w:hint="eastAsia"/>
+          <w:b/>
+          <w:bCs/>
+          <w:sz w:val="28"/>
+          <w:szCs w:val="28"/>
+        </w:rPr>
+        <w:t xml:space="preserve"> </w:t>
+      </w:r>
+      <w:r>
+        <w:rPr>
+          <w:rFonts w:asciiTheme="majorEastAsia" w:eastAsiaTheme="majorEastAsia" w:hAnsiTheme="majorEastAsia" w:hint="eastAsia"/>
+          <w:b/>
+          <w:bCs/>
+          <w:sz w:val="28"/>
+          <w:szCs w:val="28"/>
+        </w:rPr>
+        <w:t>애플리케이션 기</w:t>
+      </w:r>
+      <w:r>
+        <w:rPr>
+          <w:rFonts w:asciiTheme="majorEastAsia" w:eastAsiaTheme="majorEastAsia" w:hAnsiTheme="majorEastAsia" w:hint="eastAsia"/>
+          <w:b/>
+          <w:bCs/>
+          <w:sz w:val="28"/>
+          <w:szCs w:val="28"/>
+        </w:rPr>
+        <w:t>획</w:t>
+      </w:r>
+    </w:p>
+    <w:p>
+      <w:pPr>
+        <w:pStyle w:val="aa"/>
+        <w:ind w:firstLineChars="100" w:firstLine="220"/>
+        <w:rPr>
           <w:rFonts w:asciiTheme="majorEastAsia" w:eastAsiaTheme="majorEastAsia" w:hAnsiTheme="majorEastAsia"/>
           <w:b/>
           <w:bCs/>
@@ -954,72 +1007,6 @@
           <w:rFonts w:asciiTheme="majorEastAsia" w:eastAsiaTheme="majorEastAsia" w:hAnsiTheme="majorEastAsia" w:hint="eastAsia"/>
           <w:b/>
           <w:bCs/>
-          <w:sz w:val="28"/>
-          <w:szCs w:val="28"/>
-        </w:rPr>
-        <w:lastRenderedPageBreak/>
-        <w:t>1.</w:t>
-      </w:r>
-      <w:r>
-        <w:rPr>
-          <w:rFonts w:asciiTheme="majorEastAsia" w:eastAsiaTheme="majorEastAsia" w:hAnsiTheme="majorEastAsia" w:hint="eastAsia"/>
-          <w:b/>
-          <w:bCs/>
-          <w:sz w:val="28"/>
-          <w:szCs w:val="28"/>
-        </w:rPr>
-        <w:t xml:space="preserve"> </w:t>
-      </w:r>
-      <w:r>
-        <w:rPr>
-          <w:rFonts w:asciiTheme="majorEastAsia" w:eastAsiaTheme="majorEastAsia" w:hAnsiTheme="majorEastAsia" w:hint="eastAsia"/>
-          <w:b/>
-          <w:bCs/>
-          <w:sz w:val="28"/>
-          <w:szCs w:val="28"/>
-        </w:rPr>
-        <w:t>애플리케이션 기</w:t>
-      </w:r>
-      <w:r>
-        <w:rPr>
-          <w:rFonts w:asciiTheme="majorEastAsia" w:eastAsiaTheme="majorEastAsia" w:hAnsiTheme="majorEastAsia" w:hint="eastAsia"/>
-          <w:b/>
-          <w:bCs/>
-          <w:sz w:val="28"/>
-          <w:szCs w:val="28"/>
-        </w:rPr>
-        <w:t>획</w:t>
-      </w:r>
-    </w:p>
-    <w:p>
-      <w:pPr>
-        <w:pStyle w:val="aa"/>
-        <w:rPr>
-          <w:rFonts w:asciiTheme="majorEastAsia" w:eastAsiaTheme="majorEastAsia" w:hAnsiTheme="majorEastAsia"/>
-          <w:b/>
-          <w:bCs/>
-          <w:sz w:val="16"/>
-          <w:szCs w:val="16"/>
-        </w:rPr>
-      </w:pPr>
-    </w:p>
-    <w:p>
-      <w:pPr>
-        <w:pStyle w:val="aa"/>
-        <w:ind w:firstLineChars="100" w:firstLine="220"/>
-        <w:rPr>
-          <w:rFonts w:asciiTheme="majorEastAsia" w:eastAsiaTheme="majorEastAsia" w:hAnsiTheme="majorEastAsia"/>
-          <w:b/>
-          <w:bCs/>
-          <w:sz w:val="28"/>
-          <w:szCs w:val="28"/>
-        </w:rPr>
-      </w:pPr>
-      <w:r>
-        <w:rPr>
-          <w:rFonts w:asciiTheme="majorEastAsia" w:eastAsiaTheme="majorEastAsia" w:hAnsiTheme="majorEastAsia" w:hint="eastAsia"/>
-          <w:b/>
-          <w:bCs/>
           <w:szCs w:val="22"/>
         </w:rPr>
         <w:t xml:space="preserve">1) </w:t>
@@ -1095,11 +1082,14 @@
           <w:ilvl w:val="0"/>
           <w:numId w:val="3"/>
         </w:numPr>
-      </w:pPr>
-      <w:r>
         <w:rPr>
           <w:rFonts w:hint="eastAsia"/>
         </w:rPr>
+      </w:pPr>
+      <w:r>
+        <w:rPr>
+          <w:rFonts w:hint="eastAsia"/>
+        </w:rPr>
         <w:t>게임 방식</w:t>
       </w:r>
       <w:r>
@@ -1126,15 +1116,6 @@
         </w:rPr>
         <w:t xml:space="preserve"> 것이 목적.</w:t>
       </w:r>
-    </w:p>
-    <w:p>
-      <w:pPr>
-        <w:pStyle w:val="aa"/>
-        <w:rPr>
-          <w:sz w:val="16"/>
-          <w:szCs w:val="16"/>
-        </w:rPr>
-      </w:pPr>
     </w:p>
     <w:p>
       <w:pPr>
@@ -1183,19 +1164,33 @@
         <w:rPr>
           <w:rFonts w:hint="eastAsia"/>
         </w:rPr>
-        <w:t xml:space="preserve">기본 흐름 : </w:t>
-      </w:r>
+        <w:t xml:space="preserve">기본 </w:t>
+      </w:r>
+      <w:proofErr w:type="gramStart"/>
       <w:r>
         <w:rPr>
           <w:rFonts w:hint="eastAsia"/>
         </w:rPr>
-        <w:t>시작</w:t>
-      </w:r>
+        <w:t>흐름 :</w:t>
+      </w:r>
+      <w:proofErr w:type="gramEnd"/>
       <w:r>
         <w:rPr>
           <w:rFonts w:hint="eastAsia"/>
         </w:rPr>
-        <w:t xml:space="preserve"> 화면 </w:t>
+        <w:t xml:space="preserve"> </w:t>
+      </w:r>
+      <w:r>
+        <w:rPr>
+          <w:rFonts w:hint="eastAsia"/>
+        </w:rPr>
+        <w:t>로그인 화면 -&gt; 로비 화면 -&gt; 대기 화면</w:t>
+      </w:r>
+      <w:r>
+        <w:rPr>
+          <w:rFonts w:hint="eastAsia"/>
+        </w:rPr>
+        <w:t xml:space="preserve"> </w:t>
       </w:r>
       <w:r>
         <w:rPr>
@@ -1225,7 +1220,7 @@
     <w:tbl>
       <w:tblPr>
         <w:tblStyle w:val="ab"/>
-        <w:tblW w:w="9640" w:type="dxa"/>
+        <w:tblW w:w="9163" w:type="dxa"/>
         <w:tblInd w:w="-147" w:type="dxa"/>
         <w:tblBorders>
           <w:top w:val="single" w:sz="4" w:space="0" w:color="808080" w:themeColor="background1" w:themeShade="80"/>
@@ -1239,16 +1234,17 @@
         <w:tblLook w:val="04A0" w:firstRow="1" w:lastRow="0" w:firstColumn="1" w:lastColumn="0" w:noHBand="0" w:noVBand="1"/>
       </w:tblPr>
       <w:tblGrid>
-        <w:gridCol w:w="1843"/>
-        <w:gridCol w:w="7797"/>
+        <w:gridCol w:w="3576"/>
+        <w:gridCol w:w="2870"/>
+        <w:gridCol w:w="2717"/>
       </w:tblGrid>
       <w:tr>
         <w:trPr>
-          <w:trHeight w:val="516"/>
+          <w:trHeight w:val="353"/>
         </w:trPr>
         <w:tc>
           <w:tcPr>
-            <w:tcW w:w="1843" w:type="dxa"/>
+            <w:tcW w:w="3313" w:type="dxa"/>
             <w:shd w:val="clear" w:color="auto" w:fill="FFFFFF" w:themeFill="background1"/>
           </w:tcPr>
           <w:p>
@@ -1257,18 +1253,19 @@
               <w:wordWrap/>
               <w:autoSpaceDE/>
               <w:autoSpaceDN/>
-            </w:pPr>
-            <w:r>
-              <w:rPr>
-                <w:rFonts w:hint="eastAsia"/>
-              </w:rPr>
-              <w:t>화면</w:t>
-            </w:r>
-          </w:p>
-        </w:tc>
-        <w:tc>
-          <w:tcPr>
-            <w:tcW w:w="7797" w:type="dxa"/>
+              <w:jc w:val="center"/>
+            </w:pPr>
+            <w:r>
+              <w:rPr>
+                <w:rFonts w:hint="eastAsia"/>
+              </w:rPr>
+              <w:t>예상 로비 화면</w:t>
+            </w:r>
+          </w:p>
+        </w:tc>
+        <w:tc>
+          <w:tcPr>
+            <w:tcW w:w="2705" w:type="dxa"/>
             <w:shd w:val="clear" w:color="auto" w:fill="FFFFFF" w:themeFill="background1"/>
           </w:tcPr>
           <w:p>
@@ -1277,23 +1274,56 @@
               <w:wordWrap/>
               <w:autoSpaceDE/>
               <w:autoSpaceDN/>
-            </w:pPr>
-            <w:r>
-              <w:rPr>
-                <w:rFonts w:hint="eastAsia"/>
-              </w:rPr>
-              <w:t>설명</w:t>
+              <w:jc w:val="center"/>
+            </w:pPr>
+            <w:r>
+              <w:rPr>
+                <w:rFonts w:hint="eastAsia"/>
+              </w:rPr>
+              <w:t>대기 화면</w:t>
+            </w:r>
+          </w:p>
+        </w:tc>
+        <w:tc>
+          <w:tcPr>
+            <w:tcW w:w="3145" w:type="dxa"/>
+            <w:shd w:val="clear" w:color="auto" w:fill="FFFFFF" w:themeFill="background1"/>
+          </w:tcPr>
+          <w:p>
+            <w:pPr>
+              <w:widowControl/>
+              <w:wordWrap/>
+              <w:autoSpaceDE/>
+              <w:autoSpaceDN/>
+              <w:jc w:val="center"/>
+              <w:rPr>
+                <w:rFonts w:hint="eastAsia"/>
+              </w:rPr>
+            </w:pPr>
+            <w:proofErr w:type="spellStart"/>
+            <w:r>
+              <w:rPr>
+                <w:rFonts w:hint="eastAsia"/>
+              </w:rPr>
+              <w:t>인게임</w:t>
+            </w:r>
+            <w:proofErr w:type="spellEnd"/>
+            <w:r>
+              <w:rPr>
+                <w:rFonts w:hint="eastAsia"/>
+              </w:rPr>
+              <w:t xml:space="preserve"> 화면</w:t>
             </w:r>
           </w:p>
         </w:tc>
       </w:tr>
       <w:tr>
         <w:trPr>
-          <w:trHeight w:val="2826"/>
+          <w:trHeight w:val="353"/>
         </w:trPr>
         <w:tc>
           <w:tcPr>
-            <w:tcW w:w="1843" w:type="dxa"/>
+            <w:tcW w:w="3313" w:type="dxa"/>
             <w:shd w:val="clear" w:color="auto" w:fill="FFFFFF" w:themeFill="background1"/>
           </w:tcPr>
           <w:p>
@@ -1303,142 +1333,6 @@
               <w:autoSpaceDE/>
               <w:autoSpaceDN/>
               <w:jc w:val="center"/>
-            </w:pPr>
-          </w:p>
-          <w:p>
-            <w:pPr>
-              <w:widowControl/>
-              <w:wordWrap/>
-              <w:autoSpaceDE/>
-              <w:autoSpaceDN/>
-              <w:jc w:val="center"/>
-            </w:pPr>
-          </w:p>
-          <w:p>
-            <w:pPr>
-              <w:widowControl/>
-              <w:wordWrap/>
-              <w:autoSpaceDE/>
-              <w:autoSpaceDN/>
-              <w:jc w:val="center"/>
-            </w:pPr>
-          </w:p>
-          <w:p>
-            <w:pPr>
-              <w:widowControl/>
-              <w:wordWrap/>
-              <w:autoSpaceDE/>
-              <w:autoSpaceDN/>
-              <w:jc w:val="center"/>
-            </w:pPr>
-          </w:p>
-          <w:p>
-            <w:pPr>
-              <w:widowControl/>
-              <w:wordWrap/>
-              <w:autoSpaceDE/>
-              <w:autoSpaceDN/>
-              <w:jc w:val="center"/>
-              <w:rPr>
-                <w:sz w:val="20"/>
-                <w:szCs w:val="20"/>
-              </w:rPr>
-            </w:pPr>
-            <w:r>
-              <w:rPr>
-                <w:rFonts w:hint="eastAsia"/>
-                <w:sz w:val="20"/>
-                <w:szCs w:val="20"/>
-              </w:rPr>
-              <w:t>예상 로비 화면</w:t>
-            </w:r>
-          </w:p>
-        </w:tc>
-        <w:tc>
-          <w:tcPr>
-            <w:tcW w:w="7797" w:type="dxa"/>
-            <w:shd w:val="clear" w:color="auto" w:fill="FFFFFF" w:themeFill="background1"/>
-          </w:tcPr>
-          <w:p>
-            <w:pPr>
-              <w:widowControl/>
-              <w:wordWrap/>
-              <w:autoSpaceDE/>
-              <w:autoSpaceDN/>
-            </w:pPr>
-            <w:r>
-              <w:rPr>
-                <w:rFonts w:hint="eastAsia"/>
-              </w:rPr>
-              <w:t>서버</w:t>
-            </w:r>
-            <w:proofErr w:type="spellStart"/>
-            <w:r>
-              <w:rPr>
-                <w:rFonts w:hint="eastAsia"/>
-              </w:rPr>
-              <w:t>ip</w:t>
-            </w:r>
-            <w:proofErr w:type="spellEnd"/>
-            <w:r>
-              <w:rPr>
-                <w:rFonts w:hint="eastAsia"/>
-              </w:rPr>
-              <w:t>주소를 입력한다.</w:t>
-            </w:r>
-          </w:p>
-          <w:p>
-            <w:pPr>
-              <w:widowControl/>
-              <w:wordWrap/>
-              <w:autoSpaceDE/>
-              <w:autoSpaceDN/>
-            </w:pPr>
-            <w:r>
-              <w:rPr>
-                <w:rFonts w:hint="eastAsia"/>
-              </w:rPr>
-              <w:t>서버에 접속한 플레이어들의 프로필과 닉네임이 나타난다.</w:t>
-            </w:r>
-          </w:p>
-          <w:p>
-            <w:pPr>
-              <w:widowControl/>
-              <w:wordWrap/>
-              <w:autoSpaceDE/>
-              <w:autoSpaceDN/>
-            </w:pPr>
-            <w:r>
-              <w:rPr>
-                <w:rFonts w:hint="eastAsia"/>
-              </w:rPr>
-              <w:t>접속한 모든 플레이어가 준비 완료 상태</w:t>
-            </w:r>
-            <w:r>
-              <w:rPr>
-                <w:rFonts w:hint="eastAsia"/>
-              </w:rPr>
-              <w:t>이면</w:t>
-            </w:r>
-            <w:r>
-              <w:rPr>
-                <w:rFonts w:hint="eastAsia"/>
-              </w:rPr>
-              <w:t xml:space="preserve"> 방장은</w:t>
-            </w:r>
-            <w:r>
-              <w:rPr>
-                <w:rFonts w:hint="eastAsia"/>
-              </w:rPr>
-              <w:t xml:space="preserve"> 게임을 시작할 수 있다.</w:t>
-            </w:r>
-          </w:p>
-          <w:p>
-            <w:pPr>
-              <w:widowControl/>
-              <w:wordWrap/>
-              <w:autoSpaceDE/>
-              <w:autoSpaceDN/>
               <w:rPr>
                 <w:rFonts w:hint="eastAsia"/>
               </w:rPr>
@@ -1448,9 +1342,9 @@
                 <w:noProof/>
               </w:rPr>
               <w:drawing>
-                <wp:inline distT="0" distB="0" distL="0" distR="0" wp14:anchorId="3C4B5096" wp14:editId="19639467">
-                  <wp:extent cx="2628430" cy="1478455"/>
-                  <wp:effectExtent l="0" t="0" r="635" b="7620"/>
+                <wp:inline distT="0" distB="0" distL="0" distR="0" wp14:anchorId="4F508081" wp14:editId="19838589">
+                  <wp:extent cx="2131730" cy="1199068"/>
+                  <wp:effectExtent l="0" t="0" r="1905" b="1270"/>
                   <wp:docPr id="418802911" name="그림 1"/>
                   <wp:cNvGraphicFramePr>
                     <a:graphicFrameLocks xmlns:a="http://schemas.openxmlformats.org/drawingml/2006/main" noChangeAspect="1"/>
@@ -1471,7 +1365,7 @@
                         <pic:spPr>
                           <a:xfrm>
                             <a:off x="0" y="0"/>
-                            <a:ext cx="2651312" cy="1491326"/>
+                            <a:ext cx="2165585" cy="1218111"/>
                           </a:xfrm>
                           <a:prstGeom prst="rect">
                             <a:avLst/>
@@ -1483,14 +1377,32 @@
                 </wp:inline>
               </w:drawing>
             </w:r>
+          </w:p>
+        </w:tc>
+        <w:tc>
+          <w:tcPr>
+            <w:tcW w:w="2705" w:type="dxa"/>
+            <w:shd w:val="clear" w:color="auto" w:fill="FFFFFF" w:themeFill="background1"/>
+          </w:tcPr>
+          <w:p>
+            <w:pPr>
+              <w:widowControl/>
+              <w:wordWrap/>
+              <w:autoSpaceDE/>
+              <w:autoSpaceDN/>
+              <w:jc w:val="center"/>
+              <w:rPr>
+                <w:rFonts w:hint="eastAsia"/>
+              </w:rPr>
+            </w:pPr>
             <w:r>
               <w:rPr>
                 <w:noProof/>
               </w:rPr>
               <w:drawing>
-                <wp:inline distT="0" distB="0" distL="0" distR="0" wp14:anchorId="1E208B5E" wp14:editId="189AA62D">
-                  <wp:extent cx="2146852" cy="1550372"/>
-                  <wp:effectExtent l="0" t="0" r="6350" b="0"/>
+                <wp:inline distT="0" distB="0" distL="0" distR="0" wp14:anchorId="5B162423" wp14:editId="3FED7A69">
+                  <wp:extent cx="1685678" cy="1217330"/>
+                  <wp:effectExtent l="0" t="0" r="0" b="1905"/>
                   <wp:docPr id="4" name="그림 4"/>
                   <wp:cNvGraphicFramePr>
                     <a:graphicFrameLocks xmlns:a="http://schemas.openxmlformats.org/drawingml/2006/main" noChangeAspect="1"/>
@@ -1520,7 +1432,7 @@
                         <pic:spPr bwMode="auto">
                           <a:xfrm>
                             <a:off x="0" y="0"/>
-                            <a:ext cx="2163948" cy="1562718"/>
+                            <a:ext cx="1714857" cy="1238402"/>
                           </a:xfrm>
                           <a:prstGeom prst="rect">
                             <a:avLst/>
@@ -1538,14 +1450,9 @@
             </w:r>
           </w:p>
         </w:tc>
-      </w:tr>
-      <w:tr>
-        <w:trPr>
-          <w:trHeight w:val="3392"/>
-        </w:trPr>
-        <w:tc>
-          <w:tcPr>
-            <w:tcW w:w="1843" w:type="dxa"/>
+        <w:tc>
+          <w:tcPr>
+            <w:tcW w:w="3145" w:type="dxa"/>
             <w:shd w:val="clear" w:color="auto" w:fill="FFFFFF" w:themeFill="background1"/>
           </w:tcPr>
           <w:p>
@@ -1555,59 +1462,6 @@
               <w:autoSpaceDE/>
               <w:autoSpaceDN/>
               <w:jc w:val="center"/>
-            </w:pPr>
-          </w:p>
-          <w:p>
-            <w:pPr>
-              <w:widowControl/>
-              <w:wordWrap/>
-              <w:autoSpaceDE/>
-              <w:autoSpaceDN/>
-              <w:jc w:val="center"/>
-            </w:pPr>
-          </w:p>
-          <w:p>
-            <w:pPr>
-              <w:widowControl/>
-              <w:wordWrap/>
-              <w:autoSpaceDE/>
-              <w:autoSpaceDN/>
-              <w:jc w:val="center"/>
-            </w:pPr>
-          </w:p>
-          <w:p>
-            <w:pPr>
-              <w:widowControl/>
-              <w:wordWrap/>
-              <w:autoSpaceDE/>
-              <w:autoSpaceDN/>
-              <w:jc w:val="center"/>
-              <w:rPr>
-                <w:sz w:val="20"/>
-                <w:szCs w:val="20"/>
-              </w:rPr>
-            </w:pPr>
-            <w:r>
-              <w:rPr>
-                <w:rFonts w:hint="eastAsia"/>
-                <w:sz w:val="20"/>
-                <w:szCs w:val="20"/>
-              </w:rPr>
-              <w:t>게임 플레이 화면</w:t>
-            </w:r>
-          </w:p>
-        </w:tc>
-        <w:tc>
-          <w:tcPr>
-            <w:tcW w:w="7797" w:type="dxa"/>
-            <w:shd w:val="clear" w:color="auto" w:fill="FFFFFF" w:themeFill="background1"/>
-          </w:tcPr>
-          <w:p>
-            <w:pPr>
-              <w:widowControl/>
-              <w:wordWrap/>
-              <w:autoSpaceDE/>
-              <w:autoSpaceDN/>
               <w:rPr>
                 <w:rFonts w:hint="eastAsia"/>
               </w:rPr>
@@ -1617,10 +1471,10 @@
                 <w:noProof/>
               </w:rPr>
               <w:drawing>
-                <wp:inline distT="0" distB="0" distL="0" distR="0" wp14:anchorId="0ED6A395" wp14:editId="5B4E43EC">
-                  <wp:extent cx="2528888" cy="2060150"/>
-                  <wp:effectExtent l="0" t="0" r="5080" b="0"/>
-                  <wp:docPr id="435523074" name="그림 1"/>
+                <wp:inline distT="0" distB="0" distL="0" distR="0" wp14:anchorId="0C780EE7" wp14:editId="75B08826">
+                  <wp:extent cx="1486602" cy="1211055"/>
+                  <wp:effectExtent l="0" t="0" r="0" b="8255"/>
+                  <wp:docPr id="2" name="그림 1"/>
                   <wp:cNvGraphicFramePr>
                     <a:graphicFrameLocks xmlns:a="http://schemas.openxmlformats.org/drawingml/2006/main" noChangeAspect="1"/>
                   </wp:cNvGraphicFramePr>
@@ -1640,7 +1494,7 @@
                         <pic:spPr>
                           <a:xfrm>
                             <a:off x="0" y="0"/>
-                            <a:ext cx="2530970" cy="2061846"/>
+                            <a:ext cx="1503144" cy="1224531"/>
                           </a:xfrm>
                           <a:prstGeom prst="rect">
                             <a:avLst/>
@@ -1652,12 +1506,6 @@
                 </wp:inline>
               </w:drawing>
             </w:r>
-            <w:r>
-              <w:rPr>
-                <w:rFonts w:hint="eastAsia"/>
-              </w:rPr>
-              <w:t xml:space="preserve"> </w:t>
-            </w:r>
           </w:p>
         </w:tc>
       </w:tr>
@@ -1712,11 +1560,19 @@
         </w:rPr>
         <w:t xml:space="preserve">좌/우 </w:t>
       </w:r>
+      <w:proofErr w:type="gramStart"/>
       <w:r>
         <w:rPr>
           <w:rFonts w:hint="eastAsia"/>
         </w:rPr>
-        <w:t>방향키 : 맵 선택</w:t>
+        <w:t>방향키 :</w:t>
+      </w:r>
+      <w:proofErr w:type="gramEnd"/>
+      <w:r>
+        <w:rPr>
+          <w:rFonts w:hint="eastAsia"/>
+        </w:rPr>
+        <w:t xml:space="preserve"> 맵 선택</w:t>
       </w:r>
     </w:p>
     <w:p>
@@ -1727,11 +1583,19 @@
           <w:numId w:val="6"/>
         </w:numPr>
       </w:pPr>
+      <w:proofErr w:type="gramStart"/>
       <w:r>
         <w:rPr>
           <w:rFonts w:hint="eastAsia"/>
         </w:rPr>
-        <w:t>Enter : 맵 선택 확정</w:t>
+        <w:t>Enter :</w:t>
+      </w:r>
+      <w:proofErr w:type="gramEnd"/>
+      <w:r>
+        <w:rPr>
+          <w:rFonts w:hint="eastAsia"/>
+        </w:rPr>
+        <w:t xml:space="preserve"> 맵 선택 확정</w:t>
       </w:r>
     </w:p>
     <w:p>
@@ -1763,11 +1627,19 @@
         </w:rPr>
         <w:t xml:space="preserve">상/하 </w:t>
       </w:r>
+      <w:proofErr w:type="gramStart"/>
       <w:r>
         <w:rPr>
           <w:rFonts w:hint="eastAsia"/>
         </w:rPr>
-        <w:t>방향키 : 카트 전진 및 후진</w:t>
+        <w:t>방향키 :</w:t>
+      </w:r>
+      <w:proofErr w:type="gramEnd"/>
+      <w:r>
+        <w:rPr>
+          <w:rFonts w:hint="eastAsia"/>
+        </w:rPr>
+        <w:t xml:space="preserve"> 카트 전진 및 후진</w:t>
       </w:r>
     </w:p>
     <w:p>
@@ -1782,14 +1654,21 @@
         <w:rPr>
           <w:rFonts w:hint="eastAsia"/>
         </w:rPr>
-        <w:lastRenderedPageBreak/>
         <w:t xml:space="preserve">좌/우 </w:t>
       </w:r>
+      <w:proofErr w:type="gramStart"/>
       <w:r>
         <w:rPr>
           <w:rFonts w:hint="eastAsia"/>
         </w:rPr>
-        <w:t>방향키 : 카트 회전</w:t>
+        <w:t>방향키 :</w:t>
+      </w:r>
+      <w:proofErr w:type="gramEnd"/>
+      <w:r>
+        <w:rPr>
+          <w:rFonts w:hint="eastAsia"/>
+        </w:rPr>
+        <w:t xml:space="preserve"> 카트 회전</w:t>
       </w:r>
     </w:p>
     <w:p>
@@ -1800,11 +1679,19 @@
           <w:numId w:val="6"/>
         </w:numPr>
       </w:pPr>
+      <w:proofErr w:type="gramStart"/>
       <w:r>
         <w:rPr>
           <w:rFonts w:hint="eastAsia"/>
         </w:rPr>
-        <w:t xml:space="preserve">Ctrl : </w:t>
+        <w:t>Ctrl :</w:t>
+      </w:r>
+      <w:proofErr w:type="gramEnd"/>
+      <w:r>
+        <w:rPr>
+          <w:rFonts w:hint="eastAsia"/>
+        </w:rPr>
+        <w:t xml:space="preserve"> </w:t>
       </w:r>
       <w:proofErr w:type="spellStart"/>
       <w:r>
@@ -1829,11 +1716,19 @@
           <w:numId w:val="6"/>
         </w:numPr>
       </w:pPr>
+      <w:proofErr w:type="gramStart"/>
       <w:r>
         <w:rPr>
           <w:rFonts w:hint="eastAsia"/>
         </w:rPr>
-        <w:t>Esc : 일시정지(다시 시작, 맵 선택 화면(마우스로 클릭))</w:t>
+        <w:t>Esc :</w:t>
+      </w:r>
+      <w:proofErr w:type="gramEnd"/>
+      <w:r>
+        <w:rPr>
+          <w:rFonts w:hint="eastAsia"/>
+        </w:rPr>
+        <w:t xml:space="preserve"> 일시정지(다시 시작, 맵 선택 화면(마우스로 클릭))</w:t>
       </w:r>
     </w:p>
     <w:p>
@@ -1844,11 +1739,19 @@
           <w:numId w:val="6"/>
         </w:numPr>
       </w:pPr>
+      <w:proofErr w:type="gramStart"/>
       <w:r>
         <w:rPr>
           <w:rFonts w:hint="eastAsia"/>
         </w:rPr>
-        <w:t>p : 맵 선택 모드로 이동</w:t>
+        <w:t>p :</w:t>
+      </w:r>
+      <w:proofErr w:type="gramEnd"/>
+      <w:r>
+        <w:rPr>
+          <w:rFonts w:hint="eastAsia"/>
+        </w:rPr>
+        <w:t xml:space="preserve"> 맵 선택 모드로 이동</w:t>
       </w:r>
     </w:p>
     <w:p>
@@ -1922,7 +1825,21 @@
         <w:rPr>
           <w:rFonts w:hint="eastAsia"/>
         </w:rPr>
-        <w:t>필드 맵 : 일자형 직선 주행 코스</w:t>
+        <w:t xml:space="preserve">필드 </w:t>
+      </w:r>
+      <w:proofErr w:type="gramStart"/>
+      <w:r>
+        <w:rPr>
+          <w:rFonts w:hint="eastAsia"/>
+        </w:rPr>
+        <w:t>맵 :</w:t>
+      </w:r>
+      <w:proofErr w:type="gramEnd"/>
+      <w:r>
+        <w:rPr>
+          <w:rFonts w:hint="eastAsia"/>
+        </w:rPr>
+        <w:t xml:space="preserve"> 일자형 직선 주행 코스</w:t>
       </w:r>
     </w:p>
     <w:p>
@@ -1937,7 +1854,21 @@
         <w:rPr>
           <w:rFonts w:hint="eastAsia"/>
         </w:rPr>
-        <w:t>사각형 맵 : 네 모서리를 도는 사각형 구조의 주행 코스</w:t>
+        <w:t xml:space="preserve">사각형 </w:t>
+      </w:r>
+      <w:proofErr w:type="gramStart"/>
+      <w:r>
+        <w:rPr>
+          <w:rFonts w:hint="eastAsia"/>
+        </w:rPr>
+        <w:t>맵 :</w:t>
+      </w:r>
+      <w:proofErr w:type="gramEnd"/>
+      <w:r>
+        <w:rPr>
+          <w:rFonts w:hint="eastAsia"/>
+        </w:rPr>
+        <w:t xml:space="preserve"> 네 모서리를 도는 사각형 구조의 주행 코스</w:t>
       </w:r>
     </w:p>
     <w:p>
@@ -1951,11 +1882,14 @@
         <w:wordWrap/>
         <w:autoSpaceDE/>
         <w:autoSpaceDN/>
-      </w:pPr>
-      <w:r>
         <w:rPr>
           <w:rFonts w:hint="eastAsia"/>
         </w:rPr>
+      </w:pPr>
+      <w:r>
+        <w:rPr>
+          <w:rFonts w:hint="eastAsia"/>
+        </w:rPr>
         <w:t>아이템</w:t>
       </w:r>
       <w:r>
@@ -1964,18 +1898,6 @@
         </w:rPr>
         <w:t xml:space="preserve"> - 부스터</w:t>
       </w:r>
-    </w:p>
-    <w:p>
-      <w:pPr>
-        <w:widowControl/>
-        <w:wordWrap/>
-        <w:autoSpaceDE/>
-        <w:autoSpaceDN/>
-        <w:rPr>
-          <w:sz w:val="16"/>
-          <w:szCs w:val="16"/>
-        </w:rPr>
-      </w:pPr>
     </w:p>
     <w:p>
       <w:pPr>
@@ -2109,9 +2031,6 @@
         <w:autoSpaceDE/>
         <w:autoSpaceDN/>
         <w:ind w:left="880"/>
-        <w:rPr>
-          <w:rFonts w:hint="eastAsia"/>
-        </w:rPr>
       </w:pPr>
       <w:r>
         <w:rPr>
@@ -2153,9 +2072,6 @@
         <w:autoSpaceDE/>
         <w:autoSpaceDN/>
         <w:ind w:left="880"/>
-        <w:rPr>
-          <w:rFonts w:hint="eastAsia"/>
-        </w:rPr>
       </w:pPr>
       <w:r>
         <w:t>Visual Studio 2022</w:t>
@@ -2189,36 +2105,6 @@
         <w:autoSpaceDN/>
         <w:ind w:left="880"/>
         <w:rPr>
-          <w:rFonts w:hint="eastAsia"/>
-        </w:rPr>
-      </w:pPr>
-      <w:r>
-        <w:rPr>
-          <w:rFonts w:hint="eastAsia"/>
-        </w:rPr>
-        <w:t>GitHub</w:t>
-      </w:r>
-    </w:p>
-    <w:p>
-      <w:pPr>
-        <w:pStyle w:val="a6"/>
-        <w:widowControl/>
-        <w:wordWrap/>
-        <w:autoSpaceDE/>
-        <w:autoSpaceDN/>
-        <w:ind w:left="1760"/>
-        <w:rPr>
-          <w:rFonts w:hint="eastAsia"/>
-        </w:rPr>
-      </w:pPr>
-    </w:p>
-    <w:p>
-      <w:pPr>
-        <w:widowControl/>
-        <w:wordWrap/>
-        <w:autoSpaceDE/>
-        <w:autoSpaceDN/>
-        <w:rPr>
           <w:rFonts w:asciiTheme="majorEastAsia" w:eastAsiaTheme="majorEastAsia" w:hAnsiTheme="majorEastAsia"/>
           <w:b/>
           <w:bCs/>
@@ -2228,6 +2114,12 @@
       </w:pPr>
       <w:r>
         <w:rPr>
+          <w:rFonts w:hint="eastAsia"/>
+        </w:rPr>
+        <w:t>GitHub</w:t>
+      </w:r>
+      <w:r>
+        <w:rPr>
           <w:rFonts w:asciiTheme="majorEastAsia" w:eastAsiaTheme="majorEastAsia" w:hAnsiTheme="majorEastAsia"/>
           <w:b/>
           <w:bCs/>
@@ -2279,13 +2171,6 @@
         <w:wordWrap/>
         <w:autoSpaceDE/>
         <w:autoSpaceDN/>
-        <w:rPr>
-          <w:rFonts w:asciiTheme="majorEastAsia" w:eastAsiaTheme="majorEastAsia" w:hAnsiTheme="majorEastAsia"/>
-          <w:b/>
-          <w:bCs/>
-          <w:sz w:val="28"/>
-          <w:szCs w:val="28"/>
-        </w:rPr>
       </w:pPr>
       <w:r>
         <w:rPr>
@@ -2301,13 +2186,14 @@
       </w:r>
       <w:r>
         <w:rPr>
+          <w:rFonts w:asciiTheme="majorHAnsi" w:eastAsiaTheme="majorHAnsi" w:hAnsiTheme="majorHAnsi"/>
           <w:noProof/>
         </w:rPr>
         <w:drawing>
-          <wp:inline distT="0" distB="0" distL="0" distR="0" wp14:anchorId="708F2EA1" wp14:editId="6068738B">
-            <wp:extent cx="5731510" cy="7635240"/>
-            <wp:effectExtent l="0" t="0" r="2540" b="3810"/>
-            <wp:docPr id="6" name="그림 6" descr="텍스트, 스크린샷, 폰트, 도표이(가) 표시된 사진&#10;&#10;AI 생성 콘텐츠는 정확하지 않을 수 있습니다."/>
+          <wp:inline distT="0" distB="0" distL="0" distR="0" wp14:anchorId="17ED445D" wp14:editId="05B0A0A8">
+            <wp:extent cx="6642100" cy="8857615"/>
+            <wp:effectExtent l="0" t="0" r="6350" b="635"/>
+            <wp:docPr id="7" name="그림 7"/>
             <wp:cNvGraphicFramePr>
               <a:graphicFrameLocks xmlns:a="http://schemas.openxmlformats.org/drawingml/2006/main" noChangeAspect="1"/>
             </wp:cNvGraphicFramePr>
@@ -2315,7 +2201,7 @@
               <a:graphicData uri="http://schemas.openxmlformats.org/drawingml/2006/picture">
                 <pic:pic xmlns:pic="http://schemas.openxmlformats.org/drawingml/2006/picture">
                   <pic:nvPicPr>
-                    <pic:cNvPr id="6" name="그림 6" descr="텍스트, 스크린샷, 폰트, 도표이(가) 표시된 사진&#10;&#10;AI 생성 콘텐츠는 정확하지 않을 수 있습니다."/>
+                    <pic:cNvPr id="0" name="Picture 2"/>
                     <pic:cNvPicPr>
                       <a:picLocks noChangeAspect="1" noChangeArrowheads="1"/>
                     </pic:cNvPicPr>
@@ -2336,7 +2222,7 @@
                   <pic:spPr bwMode="auto">
                     <a:xfrm>
                       <a:off x="0" y="0"/>
-                      <a:ext cx="5731510" cy="7635240"/>
+                      <a:ext cx="6642100" cy="8857615"/>
                     </a:xfrm>
                     <a:prstGeom prst="rect">
                       <a:avLst/>
@@ -2352,14 +2238,6 @@
           </wp:inline>
         </w:drawing>
       </w:r>
-    </w:p>
-    <w:p>
-      <w:pPr>
-        <w:widowControl/>
-        <w:wordWrap/>
-        <w:autoSpaceDE/>
-        <w:autoSpaceDN/>
-      </w:pPr>
       <w:r>
         <w:br w:type="page"/>
       </w:r>
@@ -2652,6 +2530,7 @@
           <w:rFonts w:asciiTheme="majorEastAsia" w:eastAsiaTheme="majorEastAsia" w:hAnsiTheme="majorEastAsia"/>
           <w:b/>
           <w:bCs/>
+          <w:noProof/>
           <w:sz w:val="24"/>
         </w:rPr>
         <w:drawing>
@@ -2744,7 +2623,23 @@
           <w:rFonts w:asciiTheme="majorEastAsia" w:eastAsiaTheme="majorEastAsia" w:hAnsiTheme="majorEastAsia" w:hint="eastAsia"/>
           <w:szCs w:val="22"/>
         </w:rPr>
-        <w:t>NAME_SIZE : 로그인 시 이름 길이</w:t>
+        <w:t>NAME_</w:t>
+      </w:r>
+      <w:proofErr w:type="gramStart"/>
+      <w:r>
+        <w:rPr>
+          <w:rFonts w:asciiTheme="majorEastAsia" w:eastAsiaTheme="majorEastAsia" w:hAnsiTheme="majorEastAsia" w:hint="eastAsia"/>
+          <w:szCs w:val="22"/>
+        </w:rPr>
+        <w:t>SIZE :</w:t>
+      </w:r>
+      <w:proofErr w:type="gramEnd"/>
+      <w:r>
+        <w:rPr>
+          <w:rFonts w:asciiTheme="majorEastAsia" w:eastAsiaTheme="majorEastAsia" w:hAnsiTheme="majorEastAsia" w:hint="eastAsia"/>
+          <w:szCs w:val="22"/>
+        </w:rPr>
+        <w:t xml:space="preserve"> 로그인 시 이름 길이</w:t>
       </w:r>
     </w:p>
     <w:p>
@@ -2768,7 +2663,23 @@
           <w:rFonts w:asciiTheme="majorEastAsia" w:eastAsiaTheme="majorEastAsia" w:hAnsiTheme="majorEastAsia" w:hint="eastAsia"/>
           <w:szCs w:val="22"/>
         </w:rPr>
-        <w:t>BUF_SIZE : 패킷을 받을 배열의 길이</w:t>
+        <w:t>BUF_</w:t>
+      </w:r>
+      <w:proofErr w:type="gramStart"/>
+      <w:r>
+        <w:rPr>
+          <w:rFonts w:asciiTheme="majorEastAsia" w:eastAsiaTheme="majorEastAsia" w:hAnsiTheme="majorEastAsia" w:hint="eastAsia"/>
+          <w:szCs w:val="22"/>
+        </w:rPr>
+        <w:t>SIZE :</w:t>
+      </w:r>
+      <w:proofErr w:type="gramEnd"/>
+      <w:r>
+        <w:rPr>
+          <w:rFonts w:asciiTheme="majorEastAsia" w:eastAsiaTheme="majorEastAsia" w:hAnsiTheme="majorEastAsia" w:hint="eastAsia"/>
+          <w:szCs w:val="22"/>
+        </w:rPr>
+        <w:t xml:space="preserve"> 패킷을 받을 배열의 길이</w:t>
       </w:r>
     </w:p>
     <w:p>
@@ -2792,7 +2703,23 @@
           <w:rFonts w:asciiTheme="majorEastAsia" w:eastAsiaTheme="majorEastAsia" w:hAnsiTheme="majorEastAsia" w:hint="eastAsia"/>
           <w:szCs w:val="22"/>
         </w:rPr>
-        <w:t>SERVER_PORT : 서버의 포트 번호</w:t>
+        <w:t>SERVER_</w:t>
+      </w:r>
+      <w:proofErr w:type="gramStart"/>
+      <w:r>
+        <w:rPr>
+          <w:rFonts w:asciiTheme="majorEastAsia" w:eastAsiaTheme="majorEastAsia" w:hAnsiTheme="majorEastAsia" w:hint="eastAsia"/>
+          <w:szCs w:val="22"/>
+        </w:rPr>
+        <w:t>PORT :</w:t>
+      </w:r>
+      <w:proofErr w:type="gramEnd"/>
+      <w:r>
+        <w:rPr>
+          <w:rFonts w:asciiTheme="majorEastAsia" w:eastAsiaTheme="majorEastAsia" w:hAnsiTheme="majorEastAsia" w:hint="eastAsia"/>
+          <w:szCs w:val="22"/>
+        </w:rPr>
+        <w:t xml:space="preserve"> 서버의 포트 번호</w:t>
       </w:r>
     </w:p>
     <w:p>
@@ -2864,14 +2791,30 @@
           <w:rFonts w:asciiTheme="majorEastAsia" w:eastAsiaTheme="majorEastAsia" w:hAnsiTheme="majorEastAsia" w:hint="eastAsia"/>
           <w:szCs w:val="22"/>
         </w:rPr>
-        <w:t>PLAYER_SPEED</w:t>
-      </w:r>
+        <w:t>PLAYER_</w:t>
+      </w:r>
+      <w:proofErr w:type="gramStart"/>
       <w:r>
         <w:rPr>
           <w:rFonts w:asciiTheme="majorEastAsia" w:eastAsiaTheme="majorEastAsia" w:hAnsiTheme="majorEastAsia" w:hint="eastAsia"/>
           <w:szCs w:val="22"/>
         </w:rPr>
-        <w:t xml:space="preserve"> : 기본 속도</w:t>
+        <w:t>SPEED</w:t>
+      </w:r>
+      <w:r>
+        <w:rPr>
+          <w:rFonts w:asciiTheme="majorEastAsia" w:eastAsiaTheme="majorEastAsia" w:hAnsiTheme="majorEastAsia" w:hint="eastAsia"/>
+          <w:szCs w:val="22"/>
+        </w:rPr>
+        <w:t xml:space="preserve"> :</w:t>
+      </w:r>
+      <w:proofErr w:type="gramEnd"/>
+      <w:r>
+        <w:rPr>
+          <w:rFonts w:asciiTheme="majorEastAsia" w:eastAsiaTheme="majorEastAsia" w:hAnsiTheme="majorEastAsia" w:hint="eastAsia"/>
+          <w:szCs w:val="22"/>
+        </w:rPr>
+        <w:t xml:space="preserve"> 기본 속도</w:t>
       </w:r>
     </w:p>
     <w:p>
@@ -2895,14 +2838,30 @@
           <w:rFonts w:asciiTheme="majorEastAsia" w:eastAsiaTheme="majorEastAsia" w:hAnsiTheme="majorEastAsia" w:hint="eastAsia"/>
           <w:szCs w:val="22"/>
         </w:rPr>
-        <w:t>BOOSTER_SPEED</w:t>
-      </w:r>
+        <w:t>BOOSTER_</w:t>
+      </w:r>
+      <w:proofErr w:type="gramStart"/>
       <w:r>
         <w:rPr>
           <w:rFonts w:asciiTheme="majorEastAsia" w:eastAsiaTheme="majorEastAsia" w:hAnsiTheme="majorEastAsia" w:hint="eastAsia"/>
           <w:szCs w:val="22"/>
         </w:rPr>
-        <w:t xml:space="preserve"> : 부스터 사용 시의 속도</w:t>
+        <w:t>SPEED</w:t>
+      </w:r>
+      <w:r>
+        <w:rPr>
+          <w:rFonts w:asciiTheme="majorEastAsia" w:eastAsiaTheme="majorEastAsia" w:hAnsiTheme="majorEastAsia" w:hint="eastAsia"/>
+          <w:szCs w:val="22"/>
+        </w:rPr>
+        <w:t xml:space="preserve"> :</w:t>
+      </w:r>
+      <w:proofErr w:type="gramEnd"/>
+      <w:r>
+        <w:rPr>
+          <w:rFonts w:asciiTheme="majorEastAsia" w:eastAsiaTheme="majorEastAsia" w:hAnsiTheme="majorEastAsia" w:hint="eastAsia"/>
+          <w:szCs w:val="22"/>
+        </w:rPr>
+        <w:t xml:space="preserve"> 부스터 사용 시의 속도</w:t>
       </w:r>
     </w:p>
     <w:p>
@@ -2926,7 +2885,23 @@
           <w:rFonts w:asciiTheme="majorEastAsia" w:eastAsiaTheme="majorEastAsia" w:hAnsiTheme="majorEastAsia" w:hint="eastAsia"/>
           <w:szCs w:val="22"/>
         </w:rPr>
-        <w:t>WINDOW_WIDTH : 윈도우 창의 가로 길이</w:t>
+        <w:t>WINDOW_</w:t>
+      </w:r>
+      <w:proofErr w:type="gramStart"/>
+      <w:r>
+        <w:rPr>
+          <w:rFonts w:asciiTheme="majorEastAsia" w:eastAsiaTheme="majorEastAsia" w:hAnsiTheme="majorEastAsia" w:hint="eastAsia"/>
+          <w:szCs w:val="22"/>
+        </w:rPr>
+        <w:t>WIDTH :</w:t>
+      </w:r>
+      <w:proofErr w:type="gramEnd"/>
+      <w:r>
+        <w:rPr>
+          <w:rFonts w:asciiTheme="majorEastAsia" w:eastAsiaTheme="majorEastAsia" w:hAnsiTheme="majorEastAsia" w:hint="eastAsia"/>
+          <w:szCs w:val="22"/>
+        </w:rPr>
+        <w:t xml:space="preserve"> 윈도우 창의 가로 길이</w:t>
       </w:r>
     </w:p>
     <w:p>
@@ -2946,7 +2921,23 @@
           <w:rFonts w:asciiTheme="majorEastAsia" w:eastAsiaTheme="majorEastAsia" w:hAnsiTheme="majorEastAsia"/>
           <w:szCs w:val="22"/>
         </w:rPr>
-        <w:t>WINDOW_WIDTH : 윈도우 창의 가로 길이</w:t>
+        <w:t>WINDOW_</w:t>
+      </w:r>
+      <w:proofErr w:type="gramStart"/>
+      <w:r>
+        <w:rPr>
+          <w:rFonts w:asciiTheme="majorEastAsia" w:eastAsiaTheme="majorEastAsia" w:hAnsiTheme="majorEastAsia"/>
+          <w:szCs w:val="22"/>
+        </w:rPr>
+        <w:t>WIDTH :</w:t>
+      </w:r>
+      <w:proofErr w:type="gramEnd"/>
+      <w:r>
+        <w:rPr>
+          <w:rFonts w:asciiTheme="majorEastAsia" w:eastAsiaTheme="majorEastAsia" w:hAnsiTheme="majorEastAsia"/>
+          <w:szCs w:val="22"/>
+        </w:rPr>
+        <w:t xml:space="preserve"> 윈도우 창의 가로 길이</w:t>
       </w:r>
     </w:p>
     <w:p>
@@ -2970,7 +2961,23 @@
           <w:rFonts w:asciiTheme="majorEastAsia" w:eastAsiaTheme="majorEastAsia" w:hAnsiTheme="majorEastAsia" w:hint="eastAsia"/>
           <w:szCs w:val="22"/>
         </w:rPr>
-        <w:t>MAX_USER : 최대 플레이어 수</w:t>
+        <w:t>MAX_</w:t>
+      </w:r>
+      <w:proofErr w:type="gramStart"/>
+      <w:r>
+        <w:rPr>
+          <w:rFonts w:asciiTheme="majorEastAsia" w:eastAsiaTheme="majorEastAsia" w:hAnsiTheme="majorEastAsia" w:hint="eastAsia"/>
+          <w:szCs w:val="22"/>
+        </w:rPr>
+        <w:t>USER :</w:t>
+      </w:r>
+      <w:proofErr w:type="gramEnd"/>
+      <w:r>
+        <w:rPr>
+          <w:rFonts w:asciiTheme="majorEastAsia" w:eastAsiaTheme="majorEastAsia" w:hAnsiTheme="majorEastAsia" w:hint="eastAsia"/>
+          <w:szCs w:val="22"/>
+        </w:rPr>
+        <w:t xml:space="preserve"> 최대 플레이어 수</w:t>
       </w:r>
     </w:p>
     <w:p>
@@ -3024,12 +3031,21 @@
           <w:szCs w:val="22"/>
         </w:rPr>
       </w:pPr>
+      <w:proofErr w:type="gramStart"/>
       <w:r>
         <w:rPr>
           <w:rFonts w:asciiTheme="majorEastAsia" w:eastAsiaTheme="majorEastAsia" w:hAnsiTheme="majorEastAsia" w:hint="eastAsia"/>
           <w:szCs w:val="22"/>
         </w:rPr>
-        <w:t>CS : Client To Server 패킷</w:t>
+        <w:t>CS :</w:t>
+      </w:r>
+      <w:proofErr w:type="gramEnd"/>
+      <w:r>
+        <w:rPr>
+          <w:rFonts w:asciiTheme="majorEastAsia" w:eastAsiaTheme="majorEastAsia" w:hAnsiTheme="majorEastAsia" w:hint="eastAsia"/>
+          <w:szCs w:val="22"/>
+        </w:rPr>
+        <w:t xml:space="preserve"> Client To Server 패킷</w:t>
       </w:r>
     </w:p>
     <w:p>
@@ -3048,12 +3064,21 @@
           <w:szCs w:val="22"/>
         </w:rPr>
       </w:pPr>
+      <w:proofErr w:type="gramStart"/>
       <w:r>
         <w:rPr>
           <w:rFonts w:asciiTheme="majorEastAsia" w:eastAsiaTheme="majorEastAsia" w:hAnsiTheme="majorEastAsia" w:hint="eastAsia"/>
           <w:szCs w:val="22"/>
         </w:rPr>
-        <w:t>SC : Server To Client 패킷</w:t>
+        <w:t>SC :</w:t>
+      </w:r>
+      <w:proofErr w:type="gramEnd"/>
+      <w:r>
+        <w:rPr>
+          <w:rFonts w:asciiTheme="majorEastAsia" w:eastAsiaTheme="majorEastAsia" w:hAnsiTheme="majorEastAsia" w:hint="eastAsia"/>
+          <w:szCs w:val="22"/>
+        </w:rPr>
+        <w:t xml:space="preserve"> Server To Client 패킷</w:t>
       </w:r>
     </w:p>
     <w:p>
@@ -3105,7 +3130,23 @@
           <w:rFonts w:asciiTheme="majorEastAsia" w:eastAsiaTheme="majorEastAsia" w:hAnsiTheme="majorEastAsia" w:hint="eastAsia"/>
           <w:szCs w:val="22"/>
         </w:rPr>
-        <w:t xml:space="preserve">MAP_TYPE : </w:t>
+        <w:t>MAP_</w:t>
+      </w:r>
+      <w:proofErr w:type="gramStart"/>
+      <w:r>
+        <w:rPr>
+          <w:rFonts w:asciiTheme="majorEastAsia" w:eastAsiaTheme="majorEastAsia" w:hAnsiTheme="majorEastAsia" w:hint="eastAsia"/>
+          <w:szCs w:val="22"/>
+        </w:rPr>
+        <w:t>TYPE :</w:t>
+      </w:r>
+      <w:proofErr w:type="gramEnd"/>
+      <w:r>
+        <w:rPr>
+          <w:rFonts w:asciiTheme="majorEastAsia" w:eastAsiaTheme="majorEastAsia" w:hAnsiTheme="majorEastAsia" w:hint="eastAsia"/>
+          <w:szCs w:val="22"/>
+        </w:rPr>
+        <w:t xml:space="preserve"> </w:t>
       </w:r>
       <w:proofErr w:type="spellStart"/>
       <w:r>
@@ -3136,17 +3177,26 @@
         <w:autoSpaceDE/>
         <w:autoSpaceDN/>
         <w:rPr>
+          <w:rFonts w:asciiTheme="majorEastAsia" w:eastAsiaTheme="majorEastAsia" w:hAnsiTheme="majorEastAsia"/>
+          <w:szCs w:val="22"/>
+        </w:rPr>
+      </w:pPr>
+      <w:r>
+        <w:rPr>
           <w:rFonts w:asciiTheme="majorEastAsia" w:eastAsiaTheme="majorEastAsia" w:hAnsiTheme="majorEastAsia" w:hint="eastAsia"/>
           <w:szCs w:val="22"/>
         </w:rPr>
-      </w:pPr>
+        <w:t>DATA_</w:t>
+      </w:r>
+      <w:proofErr w:type="gramStart"/>
       <w:r>
         <w:rPr>
           <w:rFonts w:asciiTheme="majorEastAsia" w:eastAsiaTheme="majorEastAsia" w:hAnsiTheme="majorEastAsia" w:hint="eastAsia"/>
           <w:szCs w:val="22"/>
         </w:rPr>
-        <w:t>DATA_TYPE :</w:t>
-      </w:r>
+        <w:t>TYPE :</w:t>
+      </w:r>
+      <w:proofErr w:type="gramEnd"/>
       <w:r>
         <w:rPr>
           <w:rFonts w:asciiTheme="majorEastAsia" w:eastAsiaTheme="majorEastAsia" w:hAnsiTheme="majorEastAsia" w:hint="eastAsia"/>
@@ -3218,7 +3268,7 @@
         <w:autoSpaceDE/>
         <w:autoSpaceDN/>
         <w:rPr>
-          <w:rFonts w:asciiTheme="majorEastAsia" w:eastAsiaTheme="majorEastAsia" w:hAnsiTheme="majorEastAsia" w:hint="eastAsia"/>
+          <w:rFonts w:asciiTheme="majorEastAsia" w:eastAsiaTheme="majorEastAsia" w:hAnsiTheme="majorEastAsia"/>
           <w:b/>
           <w:bCs/>
           <w:sz w:val="24"/>
@@ -3229,6 +3279,7 @@
           <w:rFonts w:asciiTheme="majorEastAsia" w:eastAsiaTheme="majorEastAsia" w:hAnsiTheme="majorEastAsia"/>
           <w:b/>
           <w:bCs/>
+          <w:noProof/>
           <w:sz w:val="24"/>
         </w:rPr>
         <w:drawing>
@@ -3332,12 +3383,21 @@
           <w:szCs w:val="22"/>
         </w:rPr>
       </w:pPr>
+      <w:proofErr w:type="gramStart"/>
       <w:r>
         <w:rPr>
           <w:rFonts w:asciiTheme="majorEastAsia" w:eastAsiaTheme="majorEastAsia" w:hAnsiTheme="majorEastAsia" w:hint="eastAsia"/>
           <w:szCs w:val="22"/>
         </w:rPr>
-        <w:t xml:space="preserve">역할 : 각 플레이어의 게임 내 상태 저장. </w:t>
+        <w:t>역할 :</w:t>
+      </w:r>
+      <w:proofErr w:type="gramEnd"/>
+      <w:r>
+        <w:rPr>
+          <w:rFonts w:asciiTheme="majorEastAsia" w:eastAsiaTheme="majorEastAsia" w:hAnsiTheme="majorEastAsia" w:hint="eastAsia"/>
+          <w:szCs w:val="22"/>
+        </w:rPr>
+        <w:t xml:space="preserve"> 각 플레이어의 게임 내 상태 저장. </w:t>
       </w:r>
     </w:p>
     <w:p>
@@ -3356,12 +3416,21 @@
           <w:szCs w:val="22"/>
         </w:rPr>
       </w:pPr>
+      <w:proofErr w:type="gramStart"/>
       <w:r>
         <w:rPr>
           <w:rFonts w:asciiTheme="majorEastAsia" w:eastAsiaTheme="majorEastAsia" w:hAnsiTheme="majorEastAsia" w:hint="eastAsia"/>
           <w:szCs w:val="22"/>
         </w:rPr>
-        <w:t xml:space="preserve">id : 서버로부터 </w:t>
+        <w:t>id :</w:t>
+      </w:r>
+      <w:proofErr w:type="gramEnd"/>
+      <w:r>
+        <w:rPr>
+          <w:rFonts w:asciiTheme="majorEastAsia" w:eastAsiaTheme="majorEastAsia" w:hAnsiTheme="majorEastAsia" w:hint="eastAsia"/>
+          <w:szCs w:val="22"/>
+        </w:rPr>
+        <w:t xml:space="preserve"> 서버로부터 </w:t>
       </w:r>
       <w:proofErr w:type="spellStart"/>
       <w:r>
@@ -3396,6 +3465,7 @@
           <w:szCs w:val="22"/>
         </w:rPr>
       </w:pPr>
+      <w:proofErr w:type="gramStart"/>
       <w:r>
         <w:rPr>
           <w:rFonts w:asciiTheme="majorEastAsia" w:eastAsiaTheme="majorEastAsia" w:hAnsiTheme="majorEastAsia" w:hint="eastAsia"/>
@@ -3408,7 +3478,15 @@
           <w:rFonts w:asciiTheme="majorEastAsia" w:eastAsiaTheme="majorEastAsia" w:hAnsiTheme="majorEastAsia" w:hint="eastAsia"/>
           <w:szCs w:val="22"/>
         </w:rPr>
-        <w:t xml:space="preserve">: </w:t>
+        <w:t>:</w:t>
+      </w:r>
+      <w:proofErr w:type="gramEnd"/>
+      <w:r>
+        <w:rPr>
+          <w:rFonts w:asciiTheme="majorEastAsia" w:eastAsiaTheme="majorEastAsia" w:hAnsiTheme="majorEastAsia" w:hint="eastAsia"/>
+          <w:szCs w:val="22"/>
+        </w:rPr>
+        <w:t xml:space="preserve"> </w:t>
       </w:r>
       <w:r>
         <w:rPr>
@@ -3439,7 +3517,23 @@
           <w:rFonts w:asciiTheme="majorEastAsia" w:eastAsiaTheme="majorEastAsia" w:hAnsiTheme="majorEastAsia" w:hint="eastAsia"/>
           <w:szCs w:val="22"/>
         </w:rPr>
-        <w:t>x, y, z : 플레이어의 현재 위치 좌표</w:t>
+        <w:t xml:space="preserve">x, y, </w:t>
+      </w:r>
+      <w:proofErr w:type="gramStart"/>
+      <w:r>
+        <w:rPr>
+          <w:rFonts w:asciiTheme="majorEastAsia" w:eastAsiaTheme="majorEastAsia" w:hAnsiTheme="majorEastAsia" w:hint="eastAsia"/>
+          <w:szCs w:val="22"/>
+        </w:rPr>
+        <w:t>z :</w:t>
+      </w:r>
+      <w:proofErr w:type="gramEnd"/>
+      <w:r>
+        <w:rPr>
+          <w:rFonts w:asciiTheme="majorEastAsia" w:eastAsiaTheme="majorEastAsia" w:hAnsiTheme="majorEastAsia" w:hint="eastAsia"/>
+          <w:szCs w:val="22"/>
+        </w:rPr>
+        <w:t xml:space="preserve"> 플레이어의 현재 위치 좌표</w:t>
       </w:r>
     </w:p>
     <w:p>
@@ -3464,7 +3558,15 @@
           <w:rFonts w:asciiTheme="majorEastAsia" w:eastAsiaTheme="majorEastAsia" w:hAnsiTheme="majorEastAsia" w:hint="eastAsia"/>
           <w:szCs w:val="22"/>
         </w:rPr>
-        <w:t>booster_cnt</w:t>
+        <w:t>booster_</w:t>
+      </w:r>
+      <w:proofErr w:type="gramStart"/>
+      <w:r>
+        <w:rPr>
+          <w:rFonts w:asciiTheme="majorEastAsia" w:eastAsiaTheme="majorEastAsia" w:hAnsiTheme="majorEastAsia" w:hint="eastAsia"/>
+          <w:szCs w:val="22"/>
+        </w:rPr>
+        <w:t>cnt</w:t>
       </w:r>
       <w:proofErr w:type="spellEnd"/>
       <w:r>
@@ -3472,7 +3574,15 @@
           <w:rFonts w:asciiTheme="majorEastAsia" w:eastAsiaTheme="majorEastAsia" w:hAnsiTheme="majorEastAsia" w:hint="eastAsia"/>
           <w:szCs w:val="22"/>
         </w:rPr>
-        <w:t xml:space="preserve"> : 부스터 아이템 개수</w:t>
+        <w:t xml:space="preserve"> :</w:t>
+      </w:r>
+      <w:proofErr w:type="gramEnd"/>
+      <w:r>
+        <w:rPr>
+          <w:rFonts w:asciiTheme="majorEastAsia" w:eastAsiaTheme="majorEastAsia" w:hAnsiTheme="majorEastAsia" w:hint="eastAsia"/>
+          <w:szCs w:val="22"/>
+        </w:rPr>
+        <w:t xml:space="preserve"> 부스터 아이템 개수</w:t>
       </w:r>
     </w:p>
     <w:p>
@@ -3491,12 +3601,21 @@
           <w:szCs w:val="22"/>
         </w:rPr>
       </w:pPr>
+      <w:proofErr w:type="gramStart"/>
       <w:r>
         <w:rPr>
           <w:rFonts w:asciiTheme="majorEastAsia" w:eastAsiaTheme="majorEastAsia" w:hAnsiTheme="majorEastAsia" w:hint="eastAsia"/>
           <w:szCs w:val="22"/>
         </w:rPr>
-        <w:t>speed : 이동 속도</w:t>
+        <w:t>speed :</w:t>
+      </w:r>
+      <w:proofErr w:type="gramEnd"/>
+      <w:r>
+        <w:rPr>
+          <w:rFonts w:asciiTheme="majorEastAsia" w:eastAsiaTheme="majorEastAsia" w:hAnsiTheme="majorEastAsia" w:hint="eastAsia"/>
+          <w:szCs w:val="22"/>
+        </w:rPr>
+        <w:t xml:space="preserve"> 이동 속도</w:t>
       </w:r>
     </w:p>
     <w:p>
@@ -3550,12 +3669,21 @@
           <w:szCs w:val="22"/>
         </w:rPr>
       </w:pPr>
+      <w:proofErr w:type="gramStart"/>
       <w:r>
         <w:rPr>
           <w:rFonts w:asciiTheme="majorEastAsia" w:eastAsiaTheme="majorEastAsia" w:hAnsiTheme="majorEastAsia" w:hint="eastAsia"/>
           <w:szCs w:val="22"/>
         </w:rPr>
-        <w:t xml:space="preserve">역할 : </w:t>
+        <w:t>역할 :</w:t>
+      </w:r>
+      <w:proofErr w:type="gramEnd"/>
+      <w:r>
+        <w:rPr>
+          <w:rFonts w:asciiTheme="majorEastAsia" w:eastAsiaTheme="majorEastAsia" w:hAnsiTheme="majorEastAsia" w:hint="eastAsia"/>
+          <w:szCs w:val="22"/>
+        </w:rPr>
+        <w:t xml:space="preserve"> </w:t>
       </w:r>
       <w:proofErr w:type="spellStart"/>
       <w:r>
@@ -3595,7 +3723,23 @@
           <w:rFonts w:asciiTheme="majorEastAsia" w:eastAsiaTheme="majorEastAsia" w:hAnsiTheme="majorEastAsia" w:hint="eastAsia"/>
           <w:szCs w:val="22"/>
         </w:rPr>
-        <w:t>Initialize() : 서버 접속 및 소켓 설정 초기화</w:t>
+        <w:t>Initialize(</w:t>
+      </w:r>
+      <w:proofErr w:type="gramStart"/>
+      <w:r>
+        <w:rPr>
+          <w:rFonts w:asciiTheme="majorEastAsia" w:eastAsiaTheme="majorEastAsia" w:hAnsiTheme="majorEastAsia" w:hint="eastAsia"/>
+          <w:szCs w:val="22"/>
+        </w:rPr>
+        <w:t>) :</w:t>
+      </w:r>
+      <w:proofErr w:type="gramEnd"/>
+      <w:r>
+        <w:rPr>
+          <w:rFonts w:asciiTheme="majorEastAsia" w:eastAsiaTheme="majorEastAsia" w:hAnsiTheme="majorEastAsia" w:hint="eastAsia"/>
+          <w:szCs w:val="22"/>
+        </w:rPr>
+        <w:t xml:space="preserve"> 서버 접속 및 소켓 설정 초기화</w:t>
       </w:r>
     </w:p>
     <w:p>
@@ -3628,7 +3772,23 @@
           <w:rFonts w:asciiTheme="majorEastAsia" w:eastAsiaTheme="majorEastAsia" w:hAnsiTheme="majorEastAsia" w:hint="eastAsia"/>
           <w:szCs w:val="22"/>
         </w:rPr>
-        <w:t>() : 서버로 패킷 전송</w:t>
+        <w:t>(</w:t>
+      </w:r>
+      <w:proofErr w:type="gramStart"/>
+      <w:r>
+        <w:rPr>
+          <w:rFonts w:asciiTheme="majorEastAsia" w:eastAsiaTheme="majorEastAsia" w:hAnsiTheme="majorEastAsia" w:hint="eastAsia"/>
+          <w:szCs w:val="22"/>
+        </w:rPr>
+        <w:t>) :</w:t>
+      </w:r>
+      <w:proofErr w:type="gramEnd"/>
+      <w:r>
+        <w:rPr>
+          <w:rFonts w:asciiTheme="majorEastAsia" w:eastAsiaTheme="majorEastAsia" w:hAnsiTheme="majorEastAsia" w:hint="eastAsia"/>
+          <w:szCs w:val="22"/>
+        </w:rPr>
+        <w:t xml:space="preserve"> 서버로 패킷 전송</w:t>
       </w:r>
     </w:p>
     <w:p>
@@ -3652,7 +3812,23 @@
           <w:rFonts w:asciiTheme="majorEastAsia" w:eastAsiaTheme="majorEastAsia" w:hAnsiTheme="majorEastAsia" w:hint="eastAsia"/>
           <w:szCs w:val="22"/>
         </w:rPr>
-        <w:t>Socket sock : 서버와 연결된 소켓 핸들</w:t>
+        <w:t xml:space="preserve">Socket </w:t>
+      </w:r>
+      <w:proofErr w:type="gramStart"/>
+      <w:r>
+        <w:rPr>
+          <w:rFonts w:asciiTheme="majorEastAsia" w:eastAsiaTheme="majorEastAsia" w:hAnsiTheme="majorEastAsia" w:hint="eastAsia"/>
+          <w:szCs w:val="22"/>
+        </w:rPr>
+        <w:t>sock :</w:t>
+      </w:r>
+      <w:proofErr w:type="gramEnd"/>
+      <w:r>
+        <w:rPr>
+          <w:rFonts w:asciiTheme="majorEastAsia" w:eastAsiaTheme="majorEastAsia" w:hAnsiTheme="majorEastAsia" w:hint="eastAsia"/>
+          <w:szCs w:val="22"/>
+        </w:rPr>
+        <w:t xml:space="preserve"> 서버와 연결된 소켓 핸들</w:t>
       </w:r>
     </w:p>
     <w:p>
@@ -3700,13 +3876,23 @@
           <w:szCs w:val="20"/>
         </w:rPr>
       </w:pPr>
+      <w:proofErr w:type="gramStart"/>
       <w:r>
         <w:rPr>
           <w:rFonts w:asciiTheme="majorEastAsia" w:eastAsiaTheme="majorEastAsia" w:hAnsiTheme="majorEastAsia" w:hint="eastAsia"/>
           <w:sz w:val="20"/>
           <w:szCs w:val="20"/>
         </w:rPr>
-        <w:t xml:space="preserve">역할 : 클라이언트 프로그램의 메인 스레드. </w:t>
+        <w:t>역할 :</w:t>
+      </w:r>
+      <w:proofErr w:type="gramEnd"/>
+      <w:r>
+        <w:rPr>
+          <w:rFonts w:asciiTheme="majorEastAsia" w:eastAsiaTheme="majorEastAsia" w:hAnsiTheme="majorEastAsia" w:hint="eastAsia"/>
+          <w:sz w:val="20"/>
+          <w:szCs w:val="20"/>
+        </w:rPr>
+        <w:t xml:space="preserve"> 클라이언트 프로그램의 메인 스레드. </w:t>
       </w:r>
     </w:p>
     <w:p>
@@ -3769,7 +3955,6 @@
           <w:rFonts w:asciiTheme="majorEastAsia" w:eastAsiaTheme="majorEastAsia" w:hAnsiTheme="majorEastAsia"/>
           <w:szCs w:val="22"/>
         </w:rPr>
-        <w:lastRenderedPageBreak/>
         <w:t>enum</w:t>
       </w:r>
       <w:proofErr w:type="spellEnd"/>
@@ -3794,14 +3979,30 @@
           <w:rFonts w:asciiTheme="majorEastAsia" w:eastAsiaTheme="majorEastAsia" w:hAnsiTheme="majorEastAsia"/>
           <w:szCs w:val="22"/>
         </w:rPr>
-        <w:t>{READY, INGAME, END}</w:t>
+        <w:t>{READY, INGAME, END</w:t>
+      </w:r>
+      <w:proofErr w:type="gramStart"/>
+      <w:r>
+        <w:rPr>
+          <w:rFonts w:asciiTheme="majorEastAsia" w:eastAsiaTheme="majorEastAsia" w:hAnsiTheme="majorEastAsia"/>
+          <w:szCs w:val="22"/>
+        </w:rPr>
+        <w:t>}</w:t>
       </w:r>
       <w:r>
         <w:rPr>
           <w:rFonts w:asciiTheme="majorEastAsia" w:eastAsiaTheme="majorEastAsia" w:hAnsiTheme="majorEastAsia" w:hint="eastAsia"/>
           <w:szCs w:val="22"/>
         </w:rPr>
-        <w:t xml:space="preserve"> : 현재 게임 상태</w:t>
+        <w:t xml:space="preserve"> :</w:t>
+      </w:r>
+      <w:proofErr w:type="gramEnd"/>
+      <w:r>
+        <w:rPr>
+          <w:rFonts w:asciiTheme="majorEastAsia" w:eastAsiaTheme="majorEastAsia" w:hAnsiTheme="majorEastAsia" w:hint="eastAsia"/>
+          <w:szCs w:val="22"/>
+        </w:rPr>
+        <w:t xml:space="preserve"> 현재 게임 상태</w:t>
       </w:r>
     </w:p>
     <w:p>
@@ -3837,6 +4038,7 @@
         <w:t xml:space="preserve"> </w:t>
       </w:r>
       <w:proofErr w:type="spellStart"/>
+      <w:proofErr w:type="gramStart"/>
       <w:r>
         <w:rPr>
           <w:rFonts w:asciiTheme="majorEastAsia" w:eastAsiaTheme="majorEastAsia" w:hAnsiTheme="majorEastAsia"/>
@@ -3850,7 +4052,15 @@
           <w:rFonts w:asciiTheme="majorEastAsia" w:eastAsiaTheme="majorEastAsia" w:hAnsiTheme="majorEastAsia"/>
           <w:szCs w:val="22"/>
         </w:rPr>
-        <w:t xml:space="preserve"> : 네트워크 매니저 인스턴스</w:t>
+        <w:t xml:space="preserve"> :</w:t>
+      </w:r>
+      <w:proofErr w:type="gramEnd"/>
+      <w:r>
+        <w:rPr>
+          <w:rFonts w:asciiTheme="majorEastAsia" w:eastAsiaTheme="majorEastAsia" w:hAnsiTheme="majorEastAsia"/>
+          <w:szCs w:val="22"/>
+        </w:rPr>
+        <w:t xml:space="preserve"> 네트워크 매니저 인스턴스</w:t>
       </w:r>
     </w:p>
     <w:p>
@@ -3869,12 +4079,21 @@
           <w:szCs w:val="22"/>
         </w:rPr>
       </w:pPr>
+      <w:proofErr w:type="gramStart"/>
       <w:r>
         <w:rPr>
           <w:rFonts w:asciiTheme="majorEastAsia" w:eastAsiaTheme="majorEastAsia" w:hAnsiTheme="majorEastAsia"/>
           <w:szCs w:val="22"/>
         </w:rPr>
-        <w:t>std::array&lt;</w:t>
+        <w:t>std::</w:t>
+      </w:r>
+      <w:proofErr w:type="gramEnd"/>
+      <w:r>
+        <w:rPr>
+          <w:rFonts w:asciiTheme="majorEastAsia" w:eastAsiaTheme="majorEastAsia" w:hAnsiTheme="majorEastAsia"/>
+          <w:szCs w:val="22"/>
+        </w:rPr>
+        <w:t>array&lt;</w:t>
       </w:r>
       <w:proofErr w:type="spellStart"/>
       <w:r>
@@ -3939,7 +4158,23 @@
           <w:rFonts w:asciiTheme="majorEastAsia" w:eastAsiaTheme="majorEastAsia" w:hAnsiTheme="majorEastAsia"/>
           <w:szCs w:val="22"/>
         </w:rPr>
-        <w:t>() : 서버 수신 전용 스레드</w:t>
+        <w:t>(</w:t>
+      </w:r>
+      <w:proofErr w:type="gramStart"/>
+      <w:r>
+        <w:rPr>
+          <w:rFonts w:asciiTheme="majorEastAsia" w:eastAsiaTheme="majorEastAsia" w:hAnsiTheme="majorEastAsia"/>
+          <w:szCs w:val="22"/>
+        </w:rPr>
+        <w:t>) :</w:t>
+      </w:r>
+      <w:proofErr w:type="gramEnd"/>
+      <w:r>
+        <w:rPr>
+          <w:rFonts w:asciiTheme="majorEastAsia" w:eastAsiaTheme="majorEastAsia" w:hAnsiTheme="majorEastAsia"/>
+          <w:szCs w:val="22"/>
+        </w:rPr>
+        <w:t xml:space="preserve"> 서버 수신 전용 스레드</w:t>
       </w:r>
     </w:p>
     <w:p>
@@ -3964,6 +4199,7 @@
           <w:rFonts w:asciiTheme="majorEastAsia" w:eastAsiaTheme="majorEastAsia" w:hAnsiTheme="majorEastAsia"/>
           <w:szCs w:val="22"/>
         </w:rPr>
+        <w:lastRenderedPageBreak/>
         <w:t>InitBuffer</w:t>
       </w:r>
       <w:proofErr w:type="spellEnd"/>
@@ -3972,7 +4208,23 @@
           <w:rFonts w:asciiTheme="majorEastAsia" w:eastAsiaTheme="majorEastAsia" w:hAnsiTheme="majorEastAsia"/>
           <w:szCs w:val="22"/>
         </w:rPr>
-        <w:t>() : OpenGL 버퍼 초기화</w:t>
+        <w:t>(</w:t>
+      </w:r>
+      <w:proofErr w:type="gramStart"/>
+      <w:r>
+        <w:rPr>
+          <w:rFonts w:asciiTheme="majorEastAsia" w:eastAsiaTheme="majorEastAsia" w:hAnsiTheme="majorEastAsia"/>
+          <w:szCs w:val="22"/>
+        </w:rPr>
+        <w:t>) :</w:t>
+      </w:r>
+      <w:proofErr w:type="gramEnd"/>
+      <w:r>
+        <w:rPr>
+          <w:rFonts w:asciiTheme="majorEastAsia" w:eastAsiaTheme="majorEastAsia" w:hAnsiTheme="majorEastAsia"/>
+          <w:szCs w:val="22"/>
+        </w:rPr>
+        <w:t xml:space="preserve"> OpenGL 버퍼 초기화</w:t>
       </w:r>
     </w:p>
     <w:p>
@@ -4005,7 +4257,23 @@
           <w:rFonts w:asciiTheme="majorEastAsia" w:eastAsiaTheme="majorEastAsia" w:hAnsiTheme="majorEastAsia"/>
           <w:szCs w:val="22"/>
         </w:rPr>
-        <w:t>() : 물리 관련 초기 설정</w:t>
+        <w:t>(</w:t>
+      </w:r>
+      <w:proofErr w:type="gramStart"/>
+      <w:r>
+        <w:rPr>
+          <w:rFonts w:asciiTheme="majorEastAsia" w:eastAsiaTheme="majorEastAsia" w:hAnsiTheme="majorEastAsia"/>
+          <w:szCs w:val="22"/>
+        </w:rPr>
+        <w:t>) :</w:t>
+      </w:r>
+      <w:proofErr w:type="gramEnd"/>
+      <w:r>
+        <w:rPr>
+          <w:rFonts w:asciiTheme="majorEastAsia" w:eastAsiaTheme="majorEastAsia" w:hAnsiTheme="majorEastAsia"/>
+          <w:szCs w:val="22"/>
+        </w:rPr>
+        <w:t xml:space="preserve"> 물리 관련 초기 설정</w:t>
       </w:r>
     </w:p>
     <w:p>
@@ -4038,7 +4306,23 @@
           <w:rFonts w:asciiTheme="majorEastAsia" w:eastAsiaTheme="majorEastAsia" w:hAnsiTheme="majorEastAsia"/>
           <w:szCs w:val="22"/>
         </w:rPr>
-        <w:t>() : 화면 렌더링</w:t>
+        <w:t>(</w:t>
+      </w:r>
+      <w:proofErr w:type="gramStart"/>
+      <w:r>
+        <w:rPr>
+          <w:rFonts w:asciiTheme="majorEastAsia" w:eastAsiaTheme="majorEastAsia" w:hAnsiTheme="majorEastAsia"/>
+          <w:szCs w:val="22"/>
+        </w:rPr>
+        <w:t>) :</w:t>
+      </w:r>
+      <w:proofErr w:type="gramEnd"/>
+      <w:r>
+        <w:rPr>
+          <w:rFonts w:asciiTheme="majorEastAsia" w:eastAsiaTheme="majorEastAsia" w:hAnsiTheme="majorEastAsia"/>
+          <w:szCs w:val="22"/>
+        </w:rPr>
+        <w:t xml:space="preserve"> 화면 렌더링</w:t>
       </w:r>
     </w:p>
     <w:p>
@@ -4062,7 +4346,23 @@
           <w:rFonts w:asciiTheme="majorEastAsia" w:eastAsiaTheme="majorEastAsia" w:hAnsiTheme="majorEastAsia"/>
           <w:szCs w:val="22"/>
         </w:rPr>
-        <w:t>Reshape() : 윈도우 크기 조정 대응</w:t>
+        <w:t>Reshape(</w:t>
+      </w:r>
+      <w:proofErr w:type="gramStart"/>
+      <w:r>
+        <w:rPr>
+          <w:rFonts w:asciiTheme="majorEastAsia" w:eastAsiaTheme="majorEastAsia" w:hAnsiTheme="majorEastAsia"/>
+          <w:szCs w:val="22"/>
+        </w:rPr>
+        <w:t>) :</w:t>
+      </w:r>
+      <w:proofErr w:type="gramEnd"/>
+      <w:r>
+        <w:rPr>
+          <w:rFonts w:asciiTheme="majorEastAsia" w:eastAsiaTheme="majorEastAsia" w:hAnsiTheme="majorEastAsia"/>
+          <w:szCs w:val="22"/>
+        </w:rPr>
+        <w:t xml:space="preserve"> 윈도우 크기 조정 대응</w:t>
       </w:r>
     </w:p>
     <w:p>
@@ -4128,7 +4428,7 @@
         <w:autoSpaceDE/>
         <w:autoSpaceDN/>
         <w:rPr>
-          <w:rFonts w:asciiTheme="majorEastAsia" w:eastAsiaTheme="majorEastAsia" w:hAnsiTheme="majorEastAsia" w:hint="eastAsia"/>
+          <w:rFonts w:asciiTheme="majorEastAsia" w:eastAsiaTheme="majorEastAsia" w:hAnsiTheme="majorEastAsia"/>
           <w:b/>
           <w:bCs/>
           <w:sz w:val="24"/>
@@ -4139,6 +4439,7 @@
           <w:rFonts w:asciiTheme="majorEastAsia" w:eastAsiaTheme="majorEastAsia" w:hAnsiTheme="majorEastAsia"/>
           <w:b/>
           <w:bCs/>
+          <w:noProof/>
           <w:sz w:val="24"/>
         </w:rPr>
         <w:drawing>
@@ -4220,149 +4521,190 @@
     <w:p>
       <w:pPr>
         <w:pStyle w:val="aa"/>
+      </w:pPr>
+      <w:r>
+        <w:t xml:space="preserve">-   SOCKET </w:t>
+      </w:r>
+      <w:proofErr w:type="spellStart"/>
+      <w:proofErr w:type="gramStart"/>
+      <w:r>
+        <w:t>socket</w:t>
+      </w:r>
+      <w:proofErr w:type="spellEnd"/>
+      <w:r>
         <w:rPr>
           <w:rFonts w:hint="eastAsia"/>
         </w:rPr>
-      </w:pPr>
-      <w:r>
-        <w:t xml:space="preserve">-   SOCKET </w:t>
+        <w:t xml:space="preserve"> :</w:t>
+      </w:r>
+      <w:proofErr w:type="gramEnd"/>
+      <w:r>
+        <w:rPr>
+          <w:rFonts w:hint="eastAsia"/>
+        </w:rPr>
+        <w:t xml:space="preserve"> 소켓 구조체</w:t>
+      </w:r>
+    </w:p>
+    <w:p>
+      <w:pPr>
+        <w:pStyle w:val="aa"/>
+      </w:pPr>
+      <w:r>
+        <w:t>-   int id</w:t>
+      </w:r>
+      <w:proofErr w:type="gramStart"/>
+      <w:r>
+        <w:t>;</w:t>
+      </w:r>
+      <w:r>
+        <w:rPr>
+          <w:rFonts w:hint="eastAsia"/>
+        </w:rPr>
+        <w:t xml:space="preserve"> :</w:t>
+      </w:r>
+      <w:proofErr w:type="gramEnd"/>
+      <w:r>
+        <w:rPr>
+          <w:rFonts w:hint="eastAsia"/>
+        </w:rPr>
+        <w:t xml:space="preserve"> 클라이언트 식별키</w:t>
+      </w:r>
+    </w:p>
+    <w:p>
+      <w:pPr>
+        <w:pStyle w:val="aa"/>
+      </w:pPr>
+      <w:r>
+        <w:t>-   char name[NAME_SIZE]</w:t>
+      </w:r>
+      <w:proofErr w:type="gramStart"/>
+      <w:r>
+        <w:t>;</w:t>
+      </w:r>
+      <w:r>
+        <w:rPr>
+          <w:rFonts w:hint="eastAsia"/>
+        </w:rPr>
+        <w:t xml:space="preserve"> :</w:t>
+      </w:r>
+      <w:proofErr w:type="gramEnd"/>
+      <w:r>
+        <w:rPr>
+          <w:rFonts w:hint="eastAsia"/>
+        </w:rPr>
+        <w:t xml:space="preserve"> 이름</w:t>
+      </w:r>
+    </w:p>
+    <w:p>
+      <w:pPr>
+        <w:pStyle w:val="aa"/>
+      </w:pPr>
+      <w:r>
+        <w:t xml:space="preserve">-   float x, </w:t>
       </w:r>
       <w:proofErr w:type="spellStart"/>
-      <w:r>
-        <w:t>socket</w:t>
+      <w:proofErr w:type="gramStart"/>
+      <w:r>
+        <w:t>y,z</w:t>
       </w:r>
       <w:proofErr w:type="spellEnd"/>
+      <w:proofErr w:type="gramEnd"/>
+      <w:r>
+        <w:t>;</w:t>
+      </w:r>
       <w:r>
         <w:rPr>
           <w:rFonts w:hint="eastAsia"/>
         </w:rPr>
-        <w:t xml:space="preserve"> : 소켓 구조체</w:t>
+        <w:t xml:space="preserve"> : 위치</w:t>
       </w:r>
     </w:p>
     <w:p>
       <w:pPr>
         <w:pStyle w:val="aa"/>
+      </w:pPr>
+      <w:r>
+        <w:t>-   float speed</w:t>
+      </w:r>
+      <w:proofErr w:type="gramStart"/>
+      <w:r>
+        <w:t>;</w:t>
+      </w:r>
+      <w:r>
         <w:rPr>
           <w:rFonts w:hint="eastAsia"/>
         </w:rPr>
-      </w:pPr>
-      <w:r>
-        <w:t>-   int id;</w:t>
-      </w:r>
+        <w:t xml:space="preserve"> :</w:t>
+      </w:r>
+      <w:proofErr w:type="gramEnd"/>
       <w:r>
         <w:rPr>
           <w:rFonts w:hint="eastAsia"/>
         </w:rPr>
-        <w:t xml:space="preserve"> : 클라이언트 식별키</w:t>
+        <w:t xml:space="preserve"> 속도</w:t>
       </w:r>
     </w:p>
     <w:p>
       <w:pPr>
         <w:pStyle w:val="aa"/>
+      </w:pPr>
+      <w:r>
+        <w:t xml:space="preserve">-   bool </w:t>
+      </w:r>
+      <w:proofErr w:type="spellStart"/>
+      <w:r>
+        <w:t>is_booster</w:t>
+      </w:r>
+      <w:proofErr w:type="spellEnd"/>
+      <w:proofErr w:type="gramStart"/>
+      <w:r>
+        <w:t>;</w:t>
+      </w:r>
+      <w:r>
         <w:rPr>
           <w:rFonts w:hint="eastAsia"/>
         </w:rPr>
-      </w:pPr>
-      <w:r>
-        <w:t>-   char name[NAME_SIZE];</w:t>
-      </w:r>
+        <w:t xml:space="preserve"> :</w:t>
+      </w:r>
+      <w:proofErr w:type="gramEnd"/>
       <w:r>
         <w:rPr>
           <w:rFonts w:hint="eastAsia"/>
         </w:rPr>
-        <w:t xml:space="preserve"> : 이름</w:t>
+        <w:t xml:space="preserve"> 부스터 사용 여부</w:t>
       </w:r>
     </w:p>
     <w:p>
       <w:pPr>
         <w:pStyle w:val="aa"/>
+      </w:pPr>
+      <w:r>
+        <w:t xml:space="preserve">-   </w:t>
+      </w:r>
+      <w:proofErr w:type="spellStart"/>
+      <w:r>
+        <w:t>btRigidBody</w:t>
+      </w:r>
+      <w:proofErr w:type="spellEnd"/>
+      <w:r>
+        <w:t xml:space="preserve"> body</w:t>
+      </w:r>
+      <w:proofErr w:type="gramStart"/>
+      <w:r>
+        <w:t>;</w:t>
+      </w:r>
+      <w:r>
         <w:rPr>
           <w:rFonts w:hint="eastAsia"/>
         </w:rPr>
-      </w:pPr>
-      <w:r>
-        <w:t xml:space="preserve">-   float x, </w:t>
-      </w:r>
-      <w:proofErr w:type="spellStart"/>
-      <w:r>
-        <w:t>y,z</w:t>
-      </w:r>
-      <w:proofErr w:type="spellEnd"/>
-      <w:r>
-        <w:t>;</w:t>
-      </w:r>
+        <w:t xml:space="preserve"> :</w:t>
+      </w:r>
+      <w:proofErr w:type="gramEnd"/>
       <w:r>
         <w:rPr>
           <w:rFonts w:hint="eastAsia"/>
         </w:rPr>
-        <w:t xml:space="preserve"> : 위치</w:t>
-      </w:r>
-    </w:p>
-    <w:p>
-      <w:pPr>
-        <w:pStyle w:val="aa"/>
-        <w:rPr>
-          <w:rFonts w:hint="eastAsia"/>
-        </w:rPr>
-      </w:pPr>
-      <w:r>
-        <w:t>-   float speed;</w:t>
-      </w:r>
-      <w:r>
-        <w:rPr>
-          <w:rFonts w:hint="eastAsia"/>
-        </w:rPr>
-        <w:t xml:space="preserve"> : 속도</w:t>
-      </w:r>
-    </w:p>
-    <w:p>
-      <w:pPr>
-        <w:pStyle w:val="aa"/>
-        <w:rPr>
-          <w:rFonts w:hint="eastAsia"/>
-        </w:rPr>
-      </w:pPr>
-      <w:r>
-        <w:t xml:space="preserve">-   bool </w:t>
-      </w:r>
-      <w:proofErr w:type="spellStart"/>
-      <w:r>
-        <w:t>is_booster</w:t>
-      </w:r>
-      <w:proofErr w:type="spellEnd"/>
-      <w:r>
-        <w:t>;</w:t>
-      </w:r>
-      <w:r>
-        <w:rPr>
-          <w:rFonts w:hint="eastAsia"/>
-        </w:rPr>
-        <w:t xml:space="preserve"> : 부스터 사용 여부</w:t>
-      </w:r>
-    </w:p>
-    <w:p>
-      <w:pPr>
-        <w:pStyle w:val="aa"/>
-        <w:rPr>
-          <w:rFonts w:hint="eastAsia"/>
-        </w:rPr>
-      </w:pPr>
-      <w:r>
-        <w:t xml:space="preserve">-   </w:t>
-      </w:r>
-      <w:proofErr w:type="spellStart"/>
-      <w:r>
-        <w:t>btRigidBody</w:t>
-      </w:r>
-      <w:proofErr w:type="spellEnd"/>
-      <w:r>
-        <w:t xml:space="preserve"> body;</w:t>
-      </w:r>
-      <w:r>
-        <w:rPr>
-          <w:rFonts w:hint="eastAsia"/>
-        </w:rPr>
-        <w:t xml:space="preserve"> : 충돌 처리 </w:t>
+        <w:t xml:space="preserve"> 충돌 처리 </w:t>
       </w:r>
       <w:proofErr w:type="spellStart"/>
       <w:r>
@@ -4380,7 +4722,7 @@
         <w:autoSpaceDE/>
         <w:autoSpaceDN/>
         <w:rPr>
-          <w:rFonts w:eastAsiaTheme="minorHAnsi" w:hint="eastAsia"/>
+          <w:rFonts w:eastAsiaTheme="minorHAnsi"/>
           <w:szCs w:val="22"/>
         </w:rPr>
       </w:pPr>
@@ -4438,14 +4780,30 @@
           <w:rFonts w:eastAsiaTheme="minorHAnsi"/>
           <w:szCs w:val="22"/>
         </w:rPr>
-        <w:t>, SOCKET s);</w:t>
+        <w:t>, SOCKET s)</w:t>
+      </w:r>
+      <w:proofErr w:type="gramStart"/>
+      <w:r>
+        <w:rPr>
+          <w:rFonts w:eastAsiaTheme="minorHAnsi"/>
+          <w:szCs w:val="22"/>
+        </w:rPr>
+        <w:t>;</w:t>
       </w:r>
       <w:r>
         <w:rPr>
           <w:rFonts w:eastAsiaTheme="minorHAnsi" w:hint="eastAsia"/>
           <w:szCs w:val="22"/>
         </w:rPr>
-        <w:t xml:space="preserve"> : 플레이어 객체 생성자</w:t>
+        <w:t xml:space="preserve"> :</w:t>
+      </w:r>
+      <w:proofErr w:type="gramEnd"/>
+      <w:r>
+        <w:rPr>
+          <w:rFonts w:eastAsiaTheme="minorHAnsi" w:hint="eastAsia"/>
+          <w:szCs w:val="22"/>
+        </w:rPr>
+        <w:t xml:space="preserve"> 플레이어 객체 생성자</w:t>
       </w:r>
       <w:r>
         <w:rPr>
@@ -4467,39 +4825,55 @@
         <w:autoSpaceDE/>
         <w:autoSpaceDN/>
         <w:rPr>
+          <w:rFonts w:eastAsiaTheme="minorHAnsi"/>
+          <w:szCs w:val="22"/>
+        </w:rPr>
+      </w:pPr>
+      <w:r>
+        <w:rPr>
+          <w:rFonts w:eastAsiaTheme="minorHAnsi"/>
+          <w:szCs w:val="22"/>
+        </w:rPr>
+        <w:t xml:space="preserve">void </w:t>
+      </w:r>
+      <w:proofErr w:type="spellStart"/>
+      <w:r>
+        <w:rPr>
+          <w:rFonts w:eastAsiaTheme="minorHAnsi"/>
+          <w:szCs w:val="22"/>
+        </w:rPr>
+        <w:t>recv_packet</w:t>
+      </w:r>
+      <w:proofErr w:type="spellEnd"/>
+      <w:r>
+        <w:rPr>
+          <w:rFonts w:eastAsiaTheme="minorHAnsi"/>
+          <w:szCs w:val="22"/>
+        </w:rPr>
+        <w:t>()</w:t>
+      </w:r>
+      <w:proofErr w:type="gramStart"/>
+      <w:r>
+        <w:rPr>
+          <w:rFonts w:eastAsiaTheme="minorHAnsi"/>
+          <w:szCs w:val="22"/>
+        </w:rPr>
+        <w:t>;</w:t>
+      </w:r>
+      <w:r>
+        <w:rPr>
           <w:rFonts w:eastAsiaTheme="minorHAnsi" w:hint="eastAsia"/>
           <w:szCs w:val="22"/>
         </w:rPr>
-      </w:pPr>
-      <w:r>
-        <w:rPr>
-          <w:rFonts w:eastAsiaTheme="minorHAnsi"/>
-          <w:szCs w:val="22"/>
-        </w:rPr>
-        <w:t xml:space="preserve">void </w:t>
-      </w:r>
-      <w:proofErr w:type="spellStart"/>
-      <w:r>
-        <w:rPr>
-          <w:rFonts w:eastAsiaTheme="minorHAnsi"/>
-          <w:szCs w:val="22"/>
-        </w:rPr>
-        <w:t>recv_packet</w:t>
-      </w:r>
-      <w:proofErr w:type="spellEnd"/>
-      <w:r>
-        <w:rPr>
-          <w:rFonts w:eastAsiaTheme="minorHAnsi"/>
-          <w:szCs w:val="22"/>
-        </w:rPr>
-        <w:t>();</w:t>
-      </w:r>
+        <w:t xml:space="preserve"> :</w:t>
+      </w:r>
+      <w:proofErr w:type="gramEnd"/>
       <w:r>
         <w:rPr>
           <w:rFonts w:eastAsiaTheme="minorHAnsi" w:hint="eastAsia"/>
           <w:szCs w:val="22"/>
         </w:rPr>
-        <w:t xml:space="preserve"> : 패킷 받는 함수</w:t>
+        <w:t xml:space="preserve"> 패킷 받는 함수</w:t>
       </w:r>
     </w:p>
     <w:p>
@@ -4514,39 +4888,55 @@
         <w:autoSpaceDE/>
         <w:autoSpaceDN/>
         <w:rPr>
+          <w:rFonts w:eastAsiaTheme="minorHAnsi"/>
+          <w:szCs w:val="22"/>
+        </w:rPr>
+      </w:pPr>
+      <w:r>
+        <w:rPr>
+          <w:rFonts w:eastAsiaTheme="minorHAnsi"/>
+          <w:szCs w:val="22"/>
+        </w:rPr>
+        <w:t xml:space="preserve">void </w:t>
+      </w:r>
+      <w:proofErr w:type="spellStart"/>
+      <w:r>
+        <w:rPr>
+          <w:rFonts w:eastAsiaTheme="minorHAnsi"/>
+          <w:szCs w:val="22"/>
+        </w:rPr>
+        <w:t>process_packet</w:t>
+      </w:r>
+      <w:proofErr w:type="spellEnd"/>
+      <w:r>
+        <w:rPr>
+          <w:rFonts w:eastAsiaTheme="minorHAnsi"/>
+          <w:szCs w:val="22"/>
+        </w:rPr>
+        <w:t>(unsigned char* p)</w:t>
+      </w:r>
+      <w:proofErr w:type="gramStart"/>
+      <w:r>
+        <w:rPr>
+          <w:rFonts w:eastAsiaTheme="minorHAnsi"/>
+          <w:szCs w:val="22"/>
+        </w:rPr>
+        <w:t>;</w:t>
+      </w:r>
+      <w:r>
+        <w:rPr>
           <w:rFonts w:eastAsiaTheme="minorHAnsi" w:hint="eastAsia"/>
           <w:szCs w:val="22"/>
         </w:rPr>
-      </w:pPr>
-      <w:r>
-        <w:rPr>
-          <w:rFonts w:eastAsiaTheme="minorHAnsi"/>
-          <w:szCs w:val="22"/>
-        </w:rPr>
-        <w:t xml:space="preserve">void </w:t>
-      </w:r>
-      <w:proofErr w:type="spellStart"/>
-      <w:r>
-        <w:rPr>
-          <w:rFonts w:eastAsiaTheme="minorHAnsi"/>
-          <w:szCs w:val="22"/>
-        </w:rPr>
-        <w:t>process_packet</w:t>
-      </w:r>
-      <w:proofErr w:type="spellEnd"/>
-      <w:r>
-        <w:rPr>
-          <w:rFonts w:eastAsiaTheme="minorHAnsi"/>
-          <w:szCs w:val="22"/>
-        </w:rPr>
-        <w:t>(unsigned char* p);</w:t>
-      </w:r>
+        <w:t xml:space="preserve"> :</w:t>
+      </w:r>
+      <w:proofErr w:type="gramEnd"/>
       <w:r>
         <w:rPr>
           <w:rFonts w:eastAsiaTheme="minorHAnsi" w:hint="eastAsia"/>
           <w:szCs w:val="22"/>
         </w:rPr>
-        <w:t xml:space="preserve"> : 패킷 종류에 따라 작업하는 함수</w:t>
+        <w:t xml:space="preserve"> 패킷 종류에 따라 작업하는 함수</w:t>
       </w:r>
     </w:p>
     <w:p>
@@ -4586,14 +4976,30 @@
           <w:rFonts w:eastAsiaTheme="minorHAnsi"/>
           <w:szCs w:val="22"/>
         </w:rPr>
-        <w:t>(void* packet);</w:t>
+        <w:t>(void* packet)</w:t>
+      </w:r>
+      <w:proofErr w:type="gramStart"/>
+      <w:r>
+        <w:rPr>
+          <w:rFonts w:eastAsiaTheme="minorHAnsi"/>
+          <w:szCs w:val="22"/>
+        </w:rPr>
+        <w:t>;</w:t>
       </w:r>
       <w:r>
         <w:rPr>
           <w:rFonts w:eastAsiaTheme="minorHAnsi" w:hint="eastAsia"/>
           <w:szCs w:val="22"/>
         </w:rPr>
-        <w:t xml:space="preserve"> : 패킷 전송 함수</w:t>
+        <w:t xml:space="preserve"> :</w:t>
+      </w:r>
+      <w:proofErr w:type="gramEnd"/>
+      <w:r>
+        <w:rPr>
+          <w:rFonts w:eastAsiaTheme="minorHAnsi" w:hint="eastAsia"/>
+          <w:szCs w:val="22"/>
+        </w:rPr>
+        <w:t xml:space="preserve"> 패킷 전송 함수</w:t>
       </w:r>
     </w:p>
     <w:p>
@@ -4625,7 +5031,15 @@
           <w:rFonts w:eastAsiaTheme="minorHAnsi"/>
           <w:szCs w:val="22"/>
         </w:rPr>
-        <w:t>send_playerInfo_info_packet</w:t>
+        <w:t>send_playerInfo_info_</w:t>
+      </w:r>
+      <w:proofErr w:type="gramStart"/>
+      <w:r>
+        <w:rPr>
+          <w:rFonts w:eastAsiaTheme="minorHAnsi"/>
+          <w:szCs w:val="22"/>
+        </w:rPr>
+        <w:t>packet</w:t>
       </w:r>
       <w:proofErr w:type="spellEnd"/>
       <w:r>
@@ -4633,7 +5047,15 @@
           <w:rFonts w:eastAsiaTheme="minorHAnsi"/>
           <w:szCs w:val="22"/>
         </w:rPr>
-        <w:t>();</w:t>
+        <w:t>(</w:t>
+      </w:r>
+      <w:proofErr w:type="gramEnd"/>
+      <w:r>
+        <w:rPr>
+          <w:rFonts w:eastAsiaTheme="minorHAnsi"/>
+          <w:szCs w:val="22"/>
+        </w:rPr>
+        <w:t>);</w:t>
       </w:r>
     </w:p>
     <w:p>
@@ -4665,7 +5087,15 @@
           <w:rFonts w:eastAsiaTheme="minorHAnsi"/>
           <w:szCs w:val="22"/>
         </w:rPr>
-        <w:t>send_login_fail_packet</w:t>
+        <w:t>send_login_fail_</w:t>
+      </w:r>
+      <w:proofErr w:type="gramStart"/>
+      <w:r>
+        <w:rPr>
+          <w:rFonts w:eastAsiaTheme="minorHAnsi"/>
+          <w:szCs w:val="22"/>
+        </w:rPr>
+        <w:t>packet</w:t>
       </w:r>
       <w:proofErr w:type="spellEnd"/>
       <w:r>
@@ -4673,7 +5103,15 @@
           <w:rFonts w:eastAsiaTheme="minorHAnsi"/>
           <w:szCs w:val="22"/>
         </w:rPr>
-        <w:t>();</w:t>
+        <w:t>(</w:t>
+      </w:r>
+      <w:proofErr w:type="gramEnd"/>
+      <w:r>
+        <w:rPr>
+          <w:rFonts w:eastAsiaTheme="minorHAnsi"/>
+          <w:szCs w:val="22"/>
+        </w:rPr>
+        <w:t>);</w:t>
       </w:r>
     </w:p>
     <w:p>
@@ -4705,7 +5143,15 @@
           <w:rFonts w:eastAsiaTheme="minorHAnsi"/>
           <w:szCs w:val="22"/>
         </w:rPr>
-        <w:t>send_enter_room_packet</w:t>
+        <w:t>send_enter_room_</w:t>
+      </w:r>
+      <w:proofErr w:type="gramStart"/>
+      <w:r>
+        <w:rPr>
+          <w:rFonts w:eastAsiaTheme="minorHAnsi"/>
+          <w:szCs w:val="22"/>
+        </w:rPr>
+        <w:t>packet</w:t>
       </w:r>
       <w:proofErr w:type="spellEnd"/>
       <w:r>
@@ -4713,7 +5159,15 @@
           <w:rFonts w:eastAsiaTheme="minorHAnsi"/>
           <w:szCs w:val="22"/>
         </w:rPr>
-        <w:t xml:space="preserve">(int </w:t>
+        <w:t>(</w:t>
+      </w:r>
+      <w:proofErr w:type="gramEnd"/>
+      <w:r>
+        <w:rPr>
+          <w:rFonts w:eastAsiaTheme="minorHAnsi"/>
+          <w:szCs w:val="22"/>
+        </w:rPr>
+        <w:t xml:space="preserve">int </w:t>
       </w:r>
       <w:proofErr w:type="spellStart"/>
       <w:r>
@@ -4809,7 +5263,6 @@
           <w:rFonts w:eastAsiaTheme="minorHAnsi"/>
           <w:szCs w:val="22"/>
         </w:rPr>
-        <w:lastRenderedPageBreak/>
         <w:t xml:space="preserve">void </w:t>
       </w:r>
       <w:proofErr w:type="spellStart"/>
@@ -4986,7 +5439,15 @@
           <w:rFonts w:eastAsiaTheme="minorHAnsi"/>
           <w:szCs w:val="22"/>
         </w:rPr>
-        <w:t>send_world_update_packet</w:t>
+        <w:t>send_world_update_</w:t>
+      </w:r>
+      <w:proofErr w:type="gramStart"/>
+      <w:r>
+        <w:rPr>
+          <w:rFonts w:eastAsiaTheme="minorHAnsi"/>
+          <w:szCs w:val="22"/>
+        </w:rPr>
+        <w:t>packet</w:t>
       </w:r>
       <w:proofErr w:type="spellEnd"/>
       <w:r>
@@ -4994,7 +5455,15 @@
           <w:rFonts w:eastAsiaTheme="minorHAnsi"/>
           <w:szCs w:val="22"/>
         </w:rPr>
-        <w:t xml:space="preserve">(int </w:t>
+        <w:t>(</w:t>
+      </w:r>
+      <w:proofErr w:type="gramEnd"/>
+      <w:r>
+        <w:rPr>
+          <w:rFonts w:eastAsiaTheme="minorHAnsi"/>
+          <w:szCs w:val="22"/>
+        </w:rPr>
+        <w:t xml:space="preserve">int </w:t>
       </w:r>
       <w:proofErr w:type="spellStart"/>
       <w:r>
@@ -5034,6 +5503,7 @@
           <w:rFonts w:eastAsiaTheme="minorHAnsi"/>
           <w:szCs w:val="22"/>
         </w:rPr>
+        <w:lastRenderedPageBreak/>
         <w:t xml:space="preserve">void </w:t>
       </w:r>
       <w:proofErr w:type="spellStart"/>
@@ -5042,7 +5512,15 @@
           <w:rFonts w:eastAsiaTheme="minorHAnsi"/>
           <w:szCs w:val="22"/>
         </w:rPr>
-        <w:t>send_rank_packet</w:t>
+        <w:t>send_rank_</w:t>
+      </w:r>
+      <w:proofErr w:type="gramStart"/>
+      <w:r>
+        <w:rPr>
+          <w:rFonts w:eastAsiaTheme="minorHAnsi"/>
+          <w:szCs w:val="22"/>
+        </w:rPr>
+        <w:t>packet</w:t>
       </w:r>
       <w:proofErr w:type="spellEnd"/>
       <w:r>
@@ -5050,7 +5528,15 @@
           <w:rFonts w:eastAsiaTheme="minorHAnsi"/>
           <w:szCs w:val="22"/>
         </w:rPr>
-        <w:t xml:space="preserve">(int </w:t>
+        <w:t>(</w:t>
+      </w:r>
+      <w:proofErr w:type="gramEnd"/>
+      <w:r>
+        <w:rPr>
+          <w:rFonts w:eastAsiaTheme="minorHAnsi"/>
+          <w:szCs w:val="22"/>
+        </w:rPr>
+        <w:t xml:space="preserve">int </w:t>
       </w:r>
       <w:proofErr w:type="spellStart"/>
       <w:r>
@@ -5098,7 +5584,15 @@
           <w:rFonts w:eastAsiaTheme="minorHAnsi"/>
           <w:szCs w:val="22"/>
         </w:rPr>
-        <w:t>send_logout_packet</w:t>
+        <w:t>send_logout_</w:t>
+      </w:r>
+      <w:proofErr w:type="gramStart"/>
+      <w:r>
+        <w:rPr>
+          <w:rFonts w:eastAsiaTheme="minorHAnsi"/>
+          <w:szCs w:val="22"/>
+        </w:rPr>
+        <w:t>packet</w:t>
       </w:r>
       <w:proofErr w:type="spellEnd"/>
       <w:r>
@@ -5106,7 +5600,15 @@
           <w:rFonts w:eastAsiaTheme="minorHAnsi"/>
           <w:szCs w:val="22"/>
         </w:rPr>
-        <w:t xml:space="preserve">(int </w:t>
+        <w:t>(</w:t>
+      </w:r>
+      <w:proofErr w:type="gramEnd"/>
+      <w:r>
+        <w:rPr>
+          <w:rFonts w:eastAsiaTheme="minorHAnsi"/>
+          <w:szCs w:val="22"/>
+        </w:rPr>
+        <w:t xml:space="preserve">int </w:t>
       </w:r>
       <w:proofErr w:type="spellStart"/>
       <w:r>
@@ -5189,7 +5691,7 @@
         <w:autoSpaceDN/>
         <w:jc w:val="center"/>
         <w:rPr>
-          <w:rFonts w:asciiTheme="majorEastAsia" w:eastAsiaTheme="majorEastAsia" w:hAnsiTheme="majorEastAsia" w:hint="eastAsia"/>
+          <w:rFonts w:asciiTheme="majorEastAsia" w:eastAsiaTheme="majorEastAsia" w:hAnsiTheme="majorEastAsia"/>
           <w:b/>
           <w:bCs/>
           <w:sz w:val="24"/>
@@ -5200,6 +5702,7 @@
           <w:rFonts w:asciiTheme="majorEastAsia" w:eastAsiaTheme="majorEastAsia" w:hAnsiTheme="majorEastAsia"/>
           <w:b/>
           <w:bCs/>
+          <w:noProof/>
           <w:sz w:val="24"/>
         </w:rPr>
         <w:drawing>
@@ -5683,9 +6186,6 @@
         <w:autoSpaceDE/>
         <w:autoSpaceDN/>
         <w:jc w:val="center"/>
-        <w:rPr>
-          <w:rFonts w:hint="eastAsia"/>
-        </w:rPr>
       </w:pPr>
       <w:r>
         <w:rPr>
@@ -5820,7 +6320,6 @@
           <w:sz w:val="28"/>
           <w:szCs w:val="28"/>
         </w:rPr>
-        <w:lastRenderedPageBreak/>
         <w:t xml:space="preserve">4. </w:t>
       </w:r>
       <w:r>
@@ -6046,7 +6545,6 @@
               <w:autoSpaceDE/>
               <w:autoSpaceDN/>
               <w:rPr>
-                <w:rFonts w:hint="eastAsia"/>
                 <w:sz w:val="18"/>
                 <w:szCs w:val="18"/>
               </w:rPr>
@@ -6181,7 +6679,6 @@
               <w:autoSpaceDE/>
               <w:autoSpaceDN/>
               <w:rPr>
-                <w:rFonts w:hint="eastAsia"/>
                 <w:sz w:val="18"/>
                 <w:szCs w:val="18"/>
               </w:rPr>
@@ -6324,7 +6821,6 @@
               <w:autoSpaceDE/>
               <w:autoSpaceDN/>
               <w:rPr>
-                <w:rFonts w:hint="eastAsia"/>
                 <w:sz w:val="18"/>
                 <w:szCs w:val="18"/>
               </w:rPr>
@@ -6409,7 +6905,6 @@
               <w:autoSpaceDE/>
               <w:autoSpaceDN/>
               <w:rPr>
-                <w:rFonts w:hint="eastAsia"/>
                 <w:sz w:val="18"/>
                 <w:szCs w:val="18"/>
               </w:rPr>
@@ -6631,9 +7126,6 @@
     <w:p>
       <w:pPr>
         <w:pStyle w:val="aa"/>
-        <w:rPr>
-          <w:rFonts w:hint="eastAsia"/>
-        </w:rPr>
       </w:pPr>
       <w:r>
         <w:rPr>
@@ -6714,9 +7206,6 @@
               <w:wordWrap/>
               <w:autoSpaceDE/>
               <w:autoSpaceDN/>
-              <w:rPr>
-                <w:rFonts w:hint="eastAsia"/>
-              </w:rPr>
             </w:pPr>
             <w:r>
               <w:rPr>
@@ -6728,7 +7217,6 @@
           <w:p>
             <w:pPr>
               <w:rPr>
-                <w:rFonts w:hint="eastAsia"/>
                 <w:sz w:val="18"/>
                 <w:szCs w:val="18"/>
               </w:rPr>
@@ -7073,9 +7561,6 @@
               <w:wordWrap/>
               <w:autoSpaceDE/>
               <w:autoSpaceDN/>
-              <w:rPr>
-                <w:rFonts w:hint="eastAsia"/>
-              </w:rPr>
             </w:pPr>
             <w:r>
               <w:rPr>
@@ -7229,9 +7714,6 @@
               <w:wordWrap/>
               <w:autoSpaceDE/>
               <w:autoSpaceDN/>
-              <w:rPr>
-                <w:rFonts w:hint="eastAsia"/>
-              </w:rPr>
             </w:pPr>
             <w:proofErr w:type="spellStart"/>
             <w:r>
@@ -7399,9 +7881,6 @@
               <w:wordWrap/>
               <w:autoSpaceDE/>
               <w:autoSpaceDN/>
-              <w:rPr>
-                <w:rFonts w:hint="eastAsia"/>
-              </w:rPr>
             </w:pPr>
             <w:proofErr w:type="spellStart"/>
             <w:r>
@@ -7596,9 +8075,6 @@
               <w:wordWrap/>
               <w:autoSpaceDE/>
               <w:autoSpaceDN/>
-              <w:rPr>
-                <w:rFonts w:hint="eastAsia"/>
-              </w:rPr>
             </w:pPr>
             <w:r>
               <w:rPr>
@@ -7752,9 +8228,6 @@
               <w:wordWrap/>
               <w:autoSpaceDE/>
               <w:autoSpaceDN/>
-              <w:rPr>
-                <w:rFonts w:hint="eastAsia"/>
-              </w:rPr>
             </w:pPr>
             <w:r>
               <w:rPr>
@@ -7902,7 +8375,6 @@
           <w:sz w:val="28"/>
           <w:szCs w:val="28"/>
         </w:rPr>
-        <w:lastRenderedPageBreak/>
         <w:t xml:space="preserve">5. </w:t>
       </w:r>
       <w:r>
@@ -8141,6 +8613,7 @@
               <w:rPr>
                 <w:rFonts w:hint="eastAsia"/>
               </w:rPr>
+              <w:lastRenderedPageBreak/>
               <w:t>26</w:t>
             </w:r>
           </w:p>
@@ -9149,9 +9622,6 @@
         <w:autoSpaceDE/>
         <w:autoSpaceDN/>
         <w:ind w:left="800"/>
-        <w:rPr>
-          <w:rFonts w:hint="eastAsia"/>
-        </w:rPr>
       </w:pPr>
     </w:p>
     <w:p>
@@ -11650,7 +12120,7 @@
     <w:sectPr>
       <w:footerReference w:type="default" r:id="rId22"/>
       <w:pgSz w:w="11906" w:h="16838"/>
-      <w:pgMar w:top="1701" w:right="1440" w:bottom="1440" w:left="1440" w:header="397" w:footer="227" w:gutter="0"/>
+      <w:pgMar w:top="567" w:right="720" w:bottom="720" w:left="720" w:header="397" w:footer="0" w:gutter="0"/>
       <w:cols w:space="425"/>
       <w:docGrid w:linePitch="360"/>
     </w:sectPr>
@@ -14285,6 +14755,7 @@
   <w:style w:type="character" w:default="1" w:styleId="a0">
     <w:name w:val="Default Paragraph Font"/>
     <w:uiPriority w:val="1"/>
+    <w:semiHidden/>
     <w:unhideWhenUsed/>
   </w:style>
   <w:style w:type="table" w:default="1" w:styleId="a1">

--- a/넷겜플기획서.docx
+++ b/넷겜플기획서.docx
@@ -1179,7 +1179,23 @@
           <w:sz w:val="20"/>
           <w:szCs w:val="20"/>
         </w:rPr>
-        <w:t>예상 로비 화면</w:t>
+        <w:t xml:space="preserve">예상 </w:t>
+      </w:r>
+      <w:r>
+        <w:rPr>
+          <w:rFonts w:hint="eastAsia"/>
+          <w:sz w:val="20"/>
+          <w:szCs w:val="20"/>
+        </w:rPr>
+        <w:t xml:space="preserve">로그인 </w:t>
+      </w:r>
+      <w:r>
+        <w:rPr>
+          <w:rFonts w:hint="eastAsia"/>
+          <w:sz w:val="20"/>
+          <w:szCs w:val="20"/>
+        </w:rPr>
+        <w:t>화면</w:t>
       </w:r>
     </w:p>
     <w:p>
@@ -1268,10 +1284,10 @@
           <w:szCs w:val="20"/>
         </w:rPr>
         <w:drawing>
-          <wp:inline distT="0" distB="0" distL="0" distR="0" wp14:anchorId="38C7E57B" wp14:editId="0AFEC6A2">
-            <wp:extent cx="3648253" cy="2636614"/>
-            <wp:effectExtent l="0" t="0" r="9525" b="0"/>
-            <wp:docPr id="6" name="그림 6"/>
+          <wp:inline distT="0" distB="0" distL="0" distR="0" wp14:anchorId="323288C7" wp14:editId="4709DBF4">
+            <wp:extent cx="3644055" cy="2630384"/>
+            <wp:effectExtent l="0" t="0" r="0" b="0"/>
+            <wp:docPr id="5" name="그림 5"/>
             <wp:cNvGraphicFramePr>
               <a:graphicFrameLocks xmlns:a="http://schemas.openxmlformats.org/drawingml/2006/main" noChangeAspect="1"/>
             </wp:cNvGraphicFramePr>
@@ -1279,7 +1295,7 @@
               <a:graphicData uri="http://schemas.openxmlformats.org/drawingml/2006/picture">
                 <pic:pic xmlns:pic="http://schemas.openxmlformats.org/drawingml/2006/picture">
                   <pic:nvPicPr>
-                    <pic:cNvPr id="0" name="Picture 2"/>
+                    <pic:cNvPr id="0" name="Picture 1"/>
                     <pic:cNvPicPr>
                       <a:picLocks noChangeAspect="1" noChangeArrowheads="1"/>
                     </pic:cNvPicPr>
@@ -1300,7 +1316,7 @@
                   <pic:spPr bwMode="auto">
                     <a:xfrm>
                       <a:off x="0" y="0"/>
-                      <a:ext cx="3675073" cy="2655997"/>
+                      <a:ext cx="3679710" cy="2656121"/>
                     </a:xfrm>
                     <a:prstGeom prst="rect">
                       <a:avLst/>
@@ -3493,7 +3509,7 @@
           <w:sz w:val="24"/>
         </w:rPr>
         <w:drawing>
-          <wp:inline distT="0" distB="0" distL="0" distR="0" wp14:anchorId="33ADE314" wp14:editId="12E32BD1">
+          <wp:inline distT="0" distB="0" distL="0" distR="0" wp14:anchorId="33ADE314" wp14:editId="50E32A46">
             <wp:extent cx="5339599" cy="3354242"/>
             <wp:effectExtent l="0" t="0" r="0" b="0"/>
             <wp:docPr id="19" name="그림 19"/>
@@ -5625,7 +5641,7 @@
         <w:autoSpaceDE/>
         <w:autoSpaceDN/>
         <w:rPr>
-          <w:rFonts w:eastAsiaTheme="minorHAnsi" w:hint="eastAsia"/>
+          <w:rFonts w:eastAsiaTheme="minorHAnsi"/>
           <w:sz w:val="20"/>
           <w:szCs w:val="20"/>
         </w:rPr>
@@ -5909,7 +5925,7 @@
         <w:autoSpaceDE/>
         <w:autoSpaceDN/>
         <w:rPr>
-          <w:rFonts w:eastAsiaTheme="minorHAnsi" w:hint="eastAsia"/>
+          <w:rFonts w:eastAsiaTheme="minorHAnsi"/>
           <w:sz w:val="20"/>
           <w:szCs w:val="20"/>
         </w:rPr>
@@ -8036,52 +8052,43 @@
         <w:autoSpaceDE/>
         <w:autoSpaceDN/>
         <w:rPr>
+          <w:sz w:val="20"/>
+          <w:szCs w:val="20"/>
+        </w:rPr>
+      </w:pPr>
+      <w:r>
+        <w:rPr>
           <w:rFonts w:hint="eastAsia"/>
           <w:sz w:val="20"/>
           <w:szCs w:val="20"/>
         </w:rPr>
-      </w:pPr>
+        <w:t>S2C_Ready_</w:t>
+      </w:r>
+      <w:proofErr w:type="gramStart"/>
       <w:r>
         <w:rPr>
           <w:rFonts w:hint="eastAsia"/>
           <w:sz w:val="20"/>
           <w:szCs w:val="20"/>
         </w:rPr>
-        <w:t>S2C_Ready_</w:t>
-      </w:r>
-      <w:proofErr w:type="gramStart"/>
+        <w:t>Packet :</w:t>
+      </w:r>
+      <w:proofErr w:type="gramEnd"/>
       <w:r>
         <w:rPr>
           <w:rFonts w:hint="eastAsia"/>
           <w:sz w:val="20"/>
           <w:szCs w:val="20"/>
         </w:rPr>
-        <w:t>Packet :</w:t>
-      </w:r>
-      <w:proofErr w:type="gramEnd"/>
+        <w:t xml:space="preserve"> </w:t>
+      </w:r>
       <w:r>
         <w:rPr>
           <w:rFonts w:hint="eastAsia"/>
           <w:sz w:val="20"/>
           <w:szCs w:val="20"/>
         </w:rPr>
-        <w:t xml:space="preserve"> </w:t>
-      </w:r>
-      <w:r>
-        <w:rPr>
-          <w:rFonts w:hint="eastAsia"/>
-          <w:sz w:val="20"/>
-          <w:szCs w:val="20"/>
-        </w:rPr>
-        <w:t>준비</w:t>
-      </w:r>
-      <w:r>
-        <w:rPr>
-          <w:rFonts w:hint="eastAsia"/>
-          <w:sz w:val="20"/>
-          <w:szCs w:val="20"/>
-        </w:rPr>
-        <w:t xml:space="preserve"> 시 전송</w:t>
+        <w:t>준비 시 전송</w:t>
       </w:r>
     </w:p>
     <w:p>
@@ -8431,7 +8438,6 @@
       <w:pPr>
         <w:pStyle w:val="aa"/>
         <w:rPr>
-          <w:rFonts w:hint="eastAsia"/>
           <w:sz w:val="18"/>
           <w:szCs w:val="18"/>
         </w:rPr>
@@ -8626,15 +8632,7 @@
                 <w:sz w:val="20"/>
                 <w:szCs w:val="20"/>
               </w:rPr>
-              <w:t xml:space="preserve">Player 클래스 </w:t>
-            </w:r>
-            <w:r>
-              <w:rPr>
-                <w:rFonts w:hint="eastAsia"/>
-                <w:sz w:val="20"/>
-                <w:szCs w:val="20"/>
-              </w:rPr>
-              <w:t>생성</w:t>
+              <w:t>프로토콜 정의</w:t>
             </w:r>
           </w:p>
         </w:tc>
@@ -8649,25 +8647,35 @@
               <w:autoSpaceDE/>
               <w:autoSpaceDN/>
               <w:rPr>
-                <w:sz w:val="20"/>
-                <w:szCs w:val="20"/>
-              </w:rPr>
-            </w:pPr>
-            <w:r>
-              <w:rPr>
-                <w:rFonts w:hint="eastAsia"/>
-                <w:sz w:val="20"/>
-                <w:szCs w:val="20"/>
-              </w:rPr>
-              <w:t>Player Class</w:t>
-            </w:r>
-            <w:r>
-              <w:rPr>
-                <w:rFonts w:hint="eastAsia"/>
-                <w:sz w:val="20"/>
-                <w:szCs w:val="20"/>
-              </w:rPr>
-              <w:t xml:space="preserve"> 생성</w:t>
+                <w:rFonts w:hint="eastAsia"/>
+                <w:sz w:val="20"/>
+                <w:szCs w:val="20"/>
+              </w:rPr>
+            </w:pPr>
+            <w:proofErr w:type="spellStart"/>
+            <w:r>
+              <w:rPr>
+                <w:sz w:val="20"/>
+                <w:szCs w:val="20"/>
+              </w:rPr>
+              <w:t>P</w:t>
+            </w:r>
+            <w:r>
+              <w:rPr>
+                <w:rFonts w:hint="eastAsia"/>
+                <w:sz w:val="20"/>
+                <w:szCs w:val="20"/>
+              </w:rPr>
+              <w:t>rotocol.h</w:t>
+            </w:r>
+            <w:proofErr w:type="spellEnd"/>
+            <w:r>
+              <w:rPr>
+                <w:rFonts w:hint="eastAsia"/>
+                <w:sz w:val="20"/>
+                <w:szCs w:val="20"/>
+              </w:rPr>
+              <w:t xml:space="preserve"> 파일 생성</w:t>
             </w:r>
           </w:p>
         </w:tc>
@@ -8710,6 +8718,11 @@
               <w:wordWrap/>
               <w:autoSpaceDE/>
               <w:autoSpaceDN/>
+              <w:rPr>
+                <w:rFonts w:hint="eastAsia"/>
+                <w:b/>
+                <w:bCs/>
+              </w:rPr>
             </w:pPr>
           </w:p>
         </w:tc>
@@ -8725,6 +8738,116 @@
               <w:autoSpaceDN/>
               <w:rPr>
                 <w:rFonts w:hint="eastAsia"/>
+                <w:sz w:val="20"/>
+                <w:szCs w:val="20"/>
+              </w:rPr>
+            </w:pPr>
+            <w:r>
+              <w:rPr>
+                <w:rFonts w:hint="eastAsia"/>
+                <w:sz w:val="20"/>
+                <w:szCs w:val="20"/>
+              </w:rPr>
+              <w:t xml:space="preserve">Player 클래스 </w:t>
+            </w:r>
+            <w:r>
+              <w:rPr>
+                <w:rFonts w:hint="eastAsia"/>
+                <w:sz w:val="20"/>
+                <w:szCs w:val="20"/>
+              </w:rPr>
+              <w:t>생성</w:t>
+            </w:r>
+          </w:p>
+        </w:tc>
+        <w:tc>
+          <w:tcPr>
+            <w:tcW w:w="5214" w:type="dxa"/>
+          </w:tcPr>
+          <w:p>
+            <w:pPr>
+              <w:widowControl/>
+              <w:wordWrap/>
+              <w:autoSpaceDE/>
+              <w:autoSpaceDN/>
+              <w:rPr>
+                <w:rFonts w:hint="eastAsia"/>
+                <w:sz w:val="20"/>
+                <w:szCs w:val="20"/>
+              </w:rPr>
+            </w:pPr>
+            <w:r>
+              <w:rPr>
+                <w:rFonts w:hint="eastAsia"/>
+                <w:sz w:val="20"/>
+                <w:szCs w:val="20"/>
+              </w:rPr>
+              <w:t>Player Class</w:t>
+            </w:r>
+            <w:r>
+              <w:rPr>
+                <w:rFonts w:hint="eastAsia"/>
+                <w:sz w:val="20"/>
+                <w:szCs w:val="20"/>
+              </w:rPr>
+              <w:t xml:space="preserve"> 생성</w:t>
+            </w:r>
+          </w:p>
+        </w:tc>
+        <w:tc>
+          <w:tcPr>
+            <w:tcW w:w="876" w:type="dxa"/>
+          </w:tcPr>
+          <w:p>
+            <w:pPr>
+              <w:widowControl/>
+              <w:wordWrap/>
+              <w:autoSpaceDE/>
+              <w:autoSpaceDN/>
+              <w:rPr>
+                <w:rFonts w:hint="eastAsia"/>
+                <w:sz w:val="20"/>
+                <w:szCs w:val="20"/>
+              </w:rPr>
+            </w:pPr>
+            <w:r>
+              <w:rPr>
+                <w:rFonts w:hint="eastAsia"/>
+                <w:sz w:val="20"/>
+                <w:szCs w:val="20"/>
+              </w:rPr>
+              <w:t>이소민</w:t>
+            </w:r>
+          </w:p>
+        </w:tc>
+      </w:tr>
+      <w:tr>
+        <w:tc>
+          <w:tcPr>
+            <w:tcW w:w="1125" w:type="dxa"/>
+            <w:vMerge/>
+            <w:shd w:val="clear" w:color="auto" w:fill="E7E6E6" w:themeFill="background2"/>
+          </w:tcPr>
+          <w:p>
+            <w:pPr>
+              <w:widowControl/>
+              <w:wordWrap/>
+              <w:autoSpaceDE/>
+              <w:autoSpaceDN/>
+            </w:pPr>
+          </w:p>
+        </w:tc>
+        <w:tc>
+          <w:tcPr>
+            <w:tcW w:w="3241" w:type="dxa"/>
+          </w:tcPr>
+          <w:p>
+            <w:pPr>
+              <w:widowControl/>
+              <w:wordWrap/>
+              <w:autoSpaceDE/>
+              <w:autoSpaceDN/>
+              <w:rPr>
                 <w:sz w:val="20"/>
                 <w:szCs w:val="20"/>
               </w:rPr>
@@ -9151,17 +9274,17 @@
               <w:autoSpaceDE/>
               <w:autoSpaceDN/>
               <w:rPr>
-                <w:rFonts w:eastAsiaTheme="minorHAnsi" w:hint="eastAsia"/>
-                <w:sz w:val="20"/>
-                <w:szCs w:val="20"/>
-              </w:rPr>
-            </w:pPr>
-            <w:r>
-              <w:rPr>
                 <w:rFonts w:eastAsiaTheme="minorHAnsi"/>
                 <w:sz w:val="20"/>
                 <w:szCs w:val="20"/>
               </w:rPr>
+            </w:pPr>
+            <w:r>
+              <w:rPr>
+                <w:rFonts w:eastAsiaTheme="minorHAnsi"/>
+                <w:sz w:val="20"/>
+                <w:szCs w:val="20"/>
+              </w:rPr>
               <w:t xml:space="preserve">void </w:t>
             </w:r>
             <w:proofErr w:type="spellStart"/>
@@ -9217,16 +9340,14 @@
                 <w:szCs w:val="20"/>
               </w:rPr>
             </w:pPr>
-            <w:proofErr w:type="spellStart"/>
-            <w:r>
-              <w:rPr>
-                <w:rFonts w:hint="eastAsia"/>
-                <w:sz w:val="20"/>
-                <w:szCs w:val="20"/>
-              </w:rPr>
-              <w:t>유영빈</w:t>
-            </w:r>
-            <w:proofErr w:type="spellEnd"/>
+            <w:r>
+              <w:rPr>
+                <w:rFonts w:hint="eastAsia"/>
+                <w:sz w:val="20"/>
+                <w:szCs w:val="20"/>
+              </w:rPr>
+              <w:t>양현서</w:t>
+            </w:r>
           </w:p>
         </w:tc>
       </w:tr>
@@ -9261,7 +9382,6 @@
               <w:autoSpaceDE/>
               <w:autoSpaceDN/>
               <w:rPr>
-                <w:rFonts w:hint="eastAsia"/>
                 <w:sz w:val="20"/>
                 <w:szCs w:val="20"/>
               </w:rPr>
@@ -9374,7 +9494,7 @@
                 <w:sz w:val="20"/>
                 <w:szCs w:val="20"/>
               </w:rPr>
-              <w:t>send_is_ready_packet</w:t>
+              <w:t>send_ready_packet</w:t>
             </w:r>
             <w:proofErr w:type="spellEnd"/>
             <w:r>
@@ -9416,7 +9536,6 @@
               <w:autoSpaceDE/>
               <w:autoSpaceDN/>
               <w:rPr>
-                <w:rFonts w:hint="eastAsia"/>
                 <w:sz w:val="20"/>
                 <w:szCs w:val="20"/>
               </w:rPr>
@@ -9484,7 +9603,7 @@
               <w:autoSpaceDE/>
               <w:autoSpaceDN/>
               <w:rPr>
-                <w:rFonts w:eastAsiaTheme="minorHAnsi" w:hint="eastAsia"/>
+                <w:rFonts w:eastAsiaTheme="minorHAnsi"/>
                 <w:sz w:val="20"/>
                 <w:szCs w:val="20"/>
               </w:rPr>
@@ -9592,59 +9711,93 @@
                 <w:szCs w:val="20"/>
               </w:rPr>
             </w:pPr>
+            <w:r>
+              <w:rPr>
+                <w:rFonts w:hint="eastAsia"/>
+                <w:sz w:val="20"/>
+                <w:szCs w:val="20"/>
+              </w:rPr>
+              <w:t>순위출력</w:t>
+            </w:r>
+          </w:p>
+        </w:tc>
+        <w:tc>
+          <w:tcPr>
+            <w:tcW w:w="5214" w:type="dxa"/>
+          </w:tcPr>
+          <w:p>
+            <w:pPr>
+              <w:widowControl/>
+              <w:wordWrap/>
+              <w:autoSpaceDE/>
+              <w:autoSpaceDN/>
+              <w:rPr>
+                <w:sz w:val="20"/>
+                <w:szCs w:val="20"/>
+              </w:rPr>
+            </w:pPr>
+            <w:r>
+              <w:rPr>
+                <w:rFonts w:eastAsiaTheme="minorHAnsi"/>
+                <w:sz w:val="20"/>
+                <w:szCs w:val="20"/>
+              </w:rPr>
+              <w:t xml:space="preserve">void </w:t>
+            </w:r>
             <w:proofErr w:type="spellStart"/>
             <w:r>
               <w:rPr>
-                <w:rFonts w:hint="eastAsia"/>
-                <w:sz w:val="20"/>
-                <w:szCs w:val="20"/>
-              </w:rPr>
-              <w:t>클라에서</w:t>
+                <w:rFonts w:eastAsiaTheme="minorHAnsi"/>
+                <w:sz w:val="20"/>
+                <w:szCs w:val="20"/>
+              </w:rPr>
+              <w:t>send_rank_</w:t>
+            </w:r>
+            <w:proofErr w:type="gramStart"/>
+            <w:r>
+              <w:rPr>
+                <w:rFonts w:eastAsiaTheme="minorHAnsi"/>
+                <w:sz w:val="20"/>
+                <w:szCs w:val="20"/>
+              </w:rPr>
+              <w:t>packet</w:t>
             </w:r>
             <w:proofErr w:type="spellEnd"/>
             <w:r>
               <w:rPr>
-                <w:rFonts w:hint="eastAsia"/>
-                <w:sz w:val="20"/>
-                <w:szCs w:val="20"/>
-              </w:rPr>
-              <w:t xml:space="preserve"> 받은</w:t>
-            </w:r>
-            <w:r>
-              <w:rPr>
-                <w:rFonts w:hint="eastAsia"/>
-                <w:sz w:val="20"/>
-                <w:szCs w:val="20"/>
-              </w:rPr>
-              <w:t xml:space="preserve"> 패킷 처리</w:t>
-            </w:r>
-          </w:p>
-        </w:tc>
-        <w:tc>
-          <w:tcPr>
-            <w:tcW w:w="5214" w:type="dxa"/>
-          </w:tcPr>
-          <w:p>
-            <w:pPr>
-              <w:widowControl/>
-              <w:wordWrap/>
-              <w:autoSpaceDE/>
-              <w:autoSpaceDN/>
-              <w:rPr>
-                <w:sz w:val="20"/>
-                <w:szCs w:val="20"/>
-              </w:rPr>
-            </w:pPr>
+                <w:rFonts w:eastAsiaTheme="minorHAnsi"/>
+                <w:sz w:val="20"/>
+                <w:szCs w:val="20"/>
+              </w:rPr>
+              <w:t>(</w:t>
+            </w:r>
+            <w:proofErr w:type="gramEnd"/>
+            <w:r>
+              <w:rPr>
+                <w:rFonts w:eastAsiaTheme="minorHAnsi"/>
+                <w:sz w:val="20"/>
+                <w:szCs w:val="20"/>
+              </w:rPr>
+              <w:t xml:space="preserve">int </w:t>
+            </w:r>
             <w:proofErr w:type="spellStart"/>
             <w:r>
               <w:rPr>
-                <w:rFonts w:hint="eastAsia"/>
-                <w:sz w:val="20"/>
-                <w:szCs w:val="20"/>
-              </w:rPr>
-              <w:t>ClientThread</w:t>
+                <w:rFonts w:eastAsiaTheme="minorHAnsi"/>
+                <w:sz w:val="20"/>
+                <w:szCs w:val="20"/>
+              </w:rPr>
+              <w:t>target_id</w:t>
             </w:r>
             <w:proofErr w:type="spellEnd"/>
+            <w:r>
+              <w:rPr>
+                <w:rFonts w:eastAsiaTheme="minorHAnsi"/>
+                <w:sz w:val="20"/>
+                <w:szCs w:val="20"/>
+              </w:rPr>
+              <w:t>);</w:t>
+            </w:r>
           </w:p>
         </w:tc>
         <w:tc>
@@ -9668,7 +9821,7 @@
                 <w:sz w:val="20"/>
                 <w:szCs w:val="20"/>
               </w:rPr>
-              <w:t>이소민</w:t>
+              <w:t>양현서</w:t>
             </w:r>
           </w:p>
         </w:tc>
@@ -9700,18 +9853,35 @@
               <w:autoSpaceDE/>
               <w:autoSpaceDN/>
               <w:rPr>
-                <w:rFonts w:hint="eastAsia"/>
-                <w:sz w:val="20"/>
-                <w:szCs w:val="20"/>
-              </w:rPr>
-            </w:pPr>
-            <w:r>
-              <w:rPr>
-                <w:rFonts w:hint="eastAsia"/>
-                <w:sz w:val="20"/>
-                <w:szCs w:val="20"/>
-              </w:rPr>
-              <w:t>순위출력</w:t>
+                <w:sz w:val="20"/>
+                <w:szCs w:val="20"/>
+              </w:rPr>
+            </w:pPr>
+            <w:r>
+              <w:rPr>
+                <w:rFonts w:hint="eastAsia"/>
+                <w:sz w:val="20"/>
+                <w:szCs w:val="20"/>
+              </w:rPr>
+              <w:t xml:space="preserve">게임 </w:t>
+            </w:r>
+            <w:proofErr w:type="gramStart"/>
+            <w:r>
+              <w:rPr>
+                <w:rFonts w:hint="eastAsia"/>
+                <w:sz w:val="20"/>
+                <w:szCs w:val="20"/>
+              </w:rPr>
+              <w:t>시작.게임</w:t>
+            </w:r>
+            <w:proofErr w:type="gramEnd"/>
+            <w:r>
+              <w:rPr>
+                <w:rFonts w:hint="eastAsia"/>
+                <w:sz w:val="20"/>
+                <w:szCs w:val="20"/>
+              </w:rPr>
+              <w:t xml:space="preserve"> 종료</w:t>
             </w:r>
           </w:p>
         </w:tc>
@@ -9726,17 +9896,99 @@
               <w:autoSpaceDE/>
               <w:autoSpaceDN/>
               <w:rPr>
-                <w:rFonts w:hint="eastAsia"/>
-                <w:sz w:val="20"/>
-                <w:szCs w:val="20"/>
-              </w:rPr>
-            </w:pPr>
-            <w:r>
-              <w:rPr>
                 <w:rFonts w:eastAsiaTheme="minorHAnsi"/>
                 <w:sz w:val="20"/>
                 <w:szCs w:val="20"/>
               </w:rPr>
+            </w:pPr>
+            <w:r>
+              <w:rPr>
+                <w:rFonts w:eastAsiaTheme="minorHAnsi"/>
+                <w:sz w:val="20"/>
+                <w:szCs w:val="20"/>
+              </w:rPr>
+              <w:t>V</w:t>
+            </w:r>
+            <w:r>
+              <w:rPr>
+                <w:rFonts w:eastAsiaTheme="minorHAnsi" w:hint="eastAsia"/>
+                <w:sz w:val="20"/>
+                <w:szCs w:val="20"/>
+              </w:rPr>
+              <w:t xml:space="preserve">oid </w:t>
+            </w:r>
+            <w:proofErr w:type="spellStart"/>
+            <w:r>
+              <w:rPr>
+                <w:rFonts w:eastAsiaTheme="minorHAnsi" w:hint="eastAsia"/>
+                <w:sz w:val="20"/>
+                <w:szCs w:val="20"/>
+              </w:rPr>
+              <w:t>send_Game_Start_</w:t>
+            </w:r>
+            <w:proofErr w:type="gramStart"/>
+            <w:r>
+              <w:rPr>
+                <w:rFonts w:eastAsiaTheme="minorHAnsi" w:hint="eastAsia"/>
+                <w:sz w:val="20"/>
+                <w:szCs w:val="20"/>
+              </w:rPr>
+              <w:t>Packet</w:t>
+            </w:r>
+            <w:proofErr w:type="spellEnd"/>
+            <w:r>
+              <w:rPr>
+                <w:rFonts w:eastAsiaTheme="minorHAnsi" w:hint="eastAsia"/>
+                <w:sz w:val="20"/>
+                <w:szCs w:val="20"/>
+              </w:rPr>
+              <w:t>(</w:t>
+            </w:r>
+            <w:proofErr w:type="gramEnd"/>
+            <w:r>
+              <w:rPr>
+                <w:rFonts w:eastAsiaTheme="minorHAnsi" w:hint="eastAsia"/>
+                <w:sz w:val="20"/>
+                <w:szCs w:val="20"/>
+              </w:rPr>
+              <w:t xml:space="preserve">int </w:t>
+            </w:r>
+            <w:proofErr w:type="spellStart"/>
+            <w:r>
+              <w:rPr>
+                <w:rFonts w:eastAsiaTheme="minorHAnsi" w:hint="eastAsia"/>
+                <w:sz w:val="20"/>
+                <w:szCs w:val="20"/>
+              </w:rPr>
+              <w:t>target_id</w:t>
+            </w:r>
+            <w:proofErr w:type="spellEnd"/>
+            <w:r>
+              <w:rPr>
+                <w:rFonts w:eastAsiaTheme="minorHAnsi" w:hint="eastAsia"/>
+                <w:sz w:val="20"/>
+                <w:szCs w:val="20"/>
+              </w:rPr>
+              <w:t>)</w:t>
+            </w:r>
+          </w:p>
+          <w:p>
+            <w:pPr>
+              <w:widowControl/>
+              <w:wordWrap/>
+              <w:autoSpaceDE/>
+              <w:autoSpaceDN/>
+              <w:rPr>
+                <w:sz w:val="20"/>
+                <w:szCs w:val="20"/>
+              </w:rPr>
+            </w:pPr>
+            <w:r>
+              <w:rPr>
+                <w:rFonts w:eastAsiaTheme="minorHAnsi"/>
+                <w:sz w:val="20"/>
+                <w:szCs w:val="20"/>
+              </w:rPr>
               <w:t xml:space="preserve">void </w:t>
             </w:r>
             <w:proofErr w:type="spellStart"/>
@@ -9746,7 +9998,23 @@
                 <w:sz w:val="20"/>
                 <w:szCs w:val="20"/>
               </w:rPr>
-              <w:t>send_rank_</w:t>
+              <w:t>send_</w:t>
+            </w:r>
+            <w:r>
+              <w:rPr>
+                <w:rFonts w:eastAsiaTheme="minorHAnsi" w:hint="eastAsia"/>
+                <w:sz w:val="20"/>
+                <w:szCs w:val="20"/>
+              </w:rPr>
+              <w:t>Finish</w:t>
+            </w:r>
+            <w:r>
+              <w:rPr>
+                <w:rFonts w:eastAsiaTheme="minorHAnsi"/>
+                <w:sz w:val="20"/>
+                <w:szCs w:val="20"/>
+              </w:rPr>
+              <w:t>_</w:t>
             </w:r>
             <w:proofErr w:type="gramStart"/>
             <w:r>
@@ -9806,21 +10074,18 @@
               <w:autoSpaceDE/>
               <w:autoSpaceDN/>
               <w:rPr>
-                <w:rFonts w:hint="eastAsia"/>
-                <w:sz w:val="20"/>
-                <w:szCs w:val="20"/>
-              </w:rPr>
-            </w:pPr>
-            <w:proofErr w:type="spellStart"/>
-            <w:r>
-              <w:rPr>
-                <w:rFonts w:hint="eastAsia"/>
-                <w:sz w:val="20"/>
-                <w:szCs w:val="20"/>
-              </w:rPr>
-              <w:t>유영빈</w:t>
-            </w:r>
-            <w:proofErr w:type="spellEnd"/>
+                <w:sz w:val="20"/>
+                <w:szCs w:val="20"/>
+              </w:rPr>
+            </w:pPr>
+            <w:r>
+              <w:rPr>
+                <w:rFonts w:hint="eastAsia"/>
+                <w:sz w:val="20"/>
+                <w:szCs w:val="20"/>
+              </w:rPr>
+              <w:t>양현서</w:t>
+            </w:r>
           </w:p>
         </w:tc>
       </w:tr>
@@ -9861,25 +10126,7 @@
                 <w:sz w:val="20"/>
                 <w:szCs w:val="20"/>
               </w:rPr>
-              <w:t xml:space="preserve">게임 </w:t>
-            </w:r>
-            <w:proofErr w:type="gramStart"/>
-            <w:r>
-              <w:rPr>
-                <w:rFonts w:hint="eastAsia"/>
-                <w:sz w:val="20"/>
-                <w:szCs w:val="20"/>
-              </w:rPr>
-              <w:t>시작.게임</w:t>
-            </w:r>
-            <w:proofErr w:type="gramEnd"/>
-            <w:r>
-              <w:rPr>
-                <w:rFonts w:hint="eastAsia"/>
-                <w:sz w:val="20"/>
-                <w:szCs w:val="20"/>
-              </w:rPr>
-              <w:t xml:space="preserve"> 종료</w:t>
+              <w:t>클라이언트 움직임 처리</w:t>
             </w:r>
           </w:p>
         </w:tc>
@@ -9894,67 +10141,80 @@
               <w:autoSpaceDE/>
               <w:autoSpaceDN/>
               <w:rPr>
-                <w:rFonts w:eastAsiaTheme="minorHAnsi" w:hint="eastAsia"/>
-                <w:sz w:val="20"/>
-                <w:szCs w:val="20"/>
-              </w:rPr>
-            </w:pPr>
-            <w:r>
-              <w:rPr>
                 <w:rFonts w:eastAsiaTheme="minorHAnsi"/>
                 <w:sz w:val="20"/>
                 <w:szCs w:val="20"/>
               </w:rPr>
-              <w:t>V</w:t>
-            </w:r>
-            <w:r>
-              <w:rPr>
-                <w:rFonts w:eastAsiaTheme="minorHAnsi" w:hint="eastAsia"/>
-                <w:sz w:val="20"/>
-                <w:szCs w:val="20"/>
-              </w:rPr>
-              <w:t xml:space="preserve">oid </w:t>
-            </w:r>
+            </w:pPr>
             <w:proofErr w:type="spellStart"/>
             <w:r>
               <w:rPr>
-                <w:rFonts w:eastAsiaTheme="minorHAnsi" w:hint="eastAsia"/>
-                <w:sz w:val="20"/>
-                <w:szCs w:val="20"/>
-              </w:rPr>
-              <w:t>send_Game_Start_</w:t>
-            </w:r>
-            <w:proofErr w:type="gramStart"/>
-            <w:r>
-              <w:rPr>
-                <w:rFonts w:eastAsiaTheme="minorHAnsi" w:hint="eastAsia"/>
-                <w:sz w:val="20"/>
-                <w:szCs w:val="20"/>
-              </w:rPr>
-              <w:t>Packet</w:t>
+                <w:rFonts w:hint="eastAsia"/>
+                <w:sz w:val="20"/>
+                <w:szCs w:val="20"/>
+              </w:rPr>
+              <w:t>UpdatePosition</w:t>
             </w:r>
             <w:proofErr w:type="spellEnd"/>
             <w:r>
               <w:rPr>
-                <w:rFonts w:eastAsiaTheme="minorHAnsi" w:hint="eastAsia"/>
+                <w:rFonts w:hint="eastAsia"/>
+                <w:sz w:val="20"/>
+                <w:szCs w:val="20"/>
+              </w:rPr>
+              <w:t xml:space="preserve"> Thread</w:t>
+            </w:r>
+            <w:r>
+              <w:rPr>
+                <w:rFonts w:eastAsiaTheme="minorHAnsi"/>
+                <w:sz w:val="20"/>
+                <w:szCs w:val="20"/>
+              </w:rPr>
+              <w:t xml:space="preserve"> </w:t>
+            </w:r>
+          </w:p>
+          <w:p>
+            <w:pPr>
+              <w:widowControl/>
+              <w:wordWrap/>
+              <w:autoSpaceDE/>
+              <w:autoSpaceDN/>
+              <w:rPr>
+                <w:rFonts w:eastAsiaTheme="minorHAnsi"/>
+                <w:sz w:val="20"/>
+                <w:szCs w:val="20"/>
+              </w:rPr>
+            </w:pPr>
+            <w:r>
+              <w:rPr>
+                <w:rFonts w:eastAsiaTheme="minorHAnsi"/>
+                <w:sz w:val="20"/>
+                <w:szCs w:val="20"/>
+              </w:rPr>
+              <w:t xml:space="preserve">void </w:t>
+            </w:r>
+            <w:proofErr w:type="spellStart"/>
+            <w:r>
+              <w:rPr>
+                <w:rFonts w:eastAsiaTheme="minorHAnsi"/>
+                <w:sz w:val="20"/>
+                <w:szCs w:val="20"/>
+              </w:rPr>
+              <w:t>send_move_packet</w:t>
+            </w:r>
+            <w:proofErr w:type="spellEnd"/>
+            <w:r>
+              <w:rPr>
+                <w:rFonts w:eastAsiaTheme="minorHAnsi"/>
                 <w:sz w:val="20"/>
                 <w:szCs w:val="20"/>
               </w:rPr>
               <w:t>(</w:t>
             </w:r>
-            <w:proofErr w:type="gramEnd"/>
-            <w:r>
-              <w:rPr>
-                <w:rFonts w:eastAsiaTheme="minorHAnsi" w:hint="eastAsia"/>
-                <w:sz w:val="20"/>
-                <w:szCs w:val="20"/>
-              </w:rPr>
-              <w:t xml:space="preserve">int </w:t>
-            </w:r>
             <w:proofErr w:type="spellStart"/>
             <w:r>
               <w:rPr>
-                <w:rFonts w:eastAsiaTheme="minorHAnsi" w:hint="eastAsia"/>
+                <w:rFonts w:eastAsiaTheme="minorHAnsi"/>
                 <w:sz w:val="20"/>
                 <w:szCs w:val="20"/>
               </w:rPr>
@@ -9963,101 +10223,10 @@
             <w:proofErr w:type="spellEnd"/>
             <w:r>
               <w:rPr>
-                <w:rFonts w:eastAsiaTheme="minorHAnsi" w:hint="eastAsia"/>
-                <w:sz w:val="20"/>
-                <w:szCs w:val="20"/>
-              </w:rPr>
-              <w:t>)</w:t>
-            </w:r>
-          </w:p>
-          <w:p>
-            <w:pPr>
-              <w:widowControl/>
-              <w:wordWrap/>
-              <w:autoSpaceDE/>
-              <w:autoSpaceDN/>
-              <w:rPr>
-                <w:rFonts w:eastAsiaTheme="minorHAnsi" w:hint="eastAsia"/>
-                <w:sz w:val="20"/>
-                <w:szCs w:val="20"/>
-              </w:rPr>
-            </w:pPr>
-            <w:r>
-              <w:rPr>
                 <w:rFonts w:eastAsiaTheme="minorHAnsi"/>
                 <w:sz w:val="20"/>
                 <w:szCs w:val="20"/>
               </w:rPr>
-              <w:t xml:space="preserve">void </w:t>
-            </w:r>
-            <w:proofErr w:type="spellStart"/>
-            <w:r>
-              <w:rPr>
-                <w:rFonts w:eastAsiaTheme="minorHAnsi"/>
-                <w:sz w:val="20"/>
-                <w:szCs w:val="20"/>
-              </w:rPr>
-              <w:t>send_</w:t>
-            </w:r>
-            <w:r>
-              <w:rPr>
-                <w:rFonts w:eastAsiaTheme="minorHAnsi" w:hint="eastAsia"/>
-                <w:sz w:val="20"/>
-                <w:szCs w:val="20"/>
-              </w:rPr>
-              <w:t>Finish</w:t>
-            </w:r>
-            <w:r>
-              <w:rPr>
-                <w:rFonts w:eastAsiaTheme="minorHAnsi"/>
-                <w:sz w:val="20"/>
-                <w:szCs w:val="20"/>
-              </w:rPr>
-              <w:t>_</w:t>
-            </w:r>
-            <w:proofErr w:type="gramStart"/>
-            <w:r>
-              <w:rPr>
-                <w:rFonts w:eastAsiaTheme="minorHAnsi"/>
-                <w:sz w:val="20"/>
-                <w:szCs w:val="20"/>
-              </w:rPr>
-              <w:t>packet</w:t>
-            </w:r>
-            <w:proofErr w:type="spellEnd"/>
-            <w:r>
-              <w:rPr>
-                <w:rFonts w:eastAsiaTheme="minorHAnsi"/>
-                <w:sz w:val="20"/>
-                <w:szCs w:val="20"/>
-              </w:rPr>
-              <w:t>(</w:t>
-            </w:r>
-            <w:proofErr w:type="gramEnd"/>
-            <w:r>
-              <w:rPr>
-                <w:rFonts w:eastAsiaTheme="minorHAnsi"/>
-                <w:sz w:val="20"/>
-                <w:szCs w:val="20"/>
-              </w:rPr>
-              <w:t xml:space="preserve">int </w:t>
-            </w:r>
-            <w:proofErr w:type="spellStart"/>
-            <w:r>
-              <w:rPr>
-                <w:rFonts w:eastAsiaTheme="minorHAnsi"/>
-                <w:sz w:val="20"/>
-                <w:szCs w:val="20"/>
-              </w:rPr>
-              <w:t>target_id</w:t>
-            </w:r>
-            <w:proofErr w:type="spellEnd"/>
-            <w:r>
-              <w:rPr>
-                <w:rFonts w:eastAsiaTheme="minorHAnsi"/>
-                <w:sz w:val="20"/>
-                <w:szCs w:val="20"/>
-              </w:rPr>
               <w:t>);</w:t>
             </w:r>
           </w:p>
@@ -10073,7 +10242,6 @@
               <w:autoSpaceDE/>
               <w:autoSpaceDN/>
               <w:rPr>
-                <w:rFonts w:hint="eastAsia"/>
                 <w:sz w:val="20"/>
                 <w:szCs w:val="20"/>
               </w:rPr>
@@ -10116,18 +10284,25 @@
               <w:autoSpaceDE/>
               <w:autoSpaceDN/>
               <w:rPr>
-                <w:rFonts w:hint="eastAsia"/>
-                <w:sz w:val="20"/>
-                <w:szCs w:val="20"/>
-              </w:rPr>
-            </w:pPr>
-            <w:r>
-              <w:rPr>
-                <w:rFonts w:hint="eastAsia"/>
-                <w:sz w:val="20"/>
-                <w:szCs w:val="20"/>
-              </w:rPr>
-              <w:t>클라이언트 움직임 처리</w:t>
+                <w:sz w:val="20"/>
+                <w:szCs w:val="20"/>
+              </w:rPr>
+            </w:pPr>
+            <w:r>
+              <w:rPr>
+                <w:rFonts w:hint="eastAsia"/>
+                <w:sz w:val="20"/>
+                <w:szCs w:val="20"/>
+              </w:rPr>
+              <w:t xml:space="preserve">플레이어 </w:t>
+            </w:r>
+            <w:r>
+              <w:rPr>
+                <w:rFonts w:hint="eastAsia"/>
+                <w:sz w:val="20"/>
+                <w:szCs w:val="20"/>
+              </w:rPr>
+              <w:t>충돌처리</w:t>
             </w:r>
           </w:p>
         </w:tc>
@@ -10147,61 +10322,72 @@
                 <w:szCs w:val="20"/>
               </w:rPr>
             </w:pPr>
+            <w:r>
+              <w:rPr>
+                <w:rFonts w:eastAsiaTheme="minorHAnsi"/>
+                <w:sz w:val="20"/>
+                <w:szCs w:val="20"/>
+              </w:rPr>
+              <w:t xml:space="preserve">bool </w:t>
+            </w:r>
             <w:proofErr w:type="spellStart"/>
-            <w:r>
-              <w:rPr>
-                <w:rFonts w:hint="eastAsia"/>
-                <w:sz w:val="20"/>
-                <w:szCs w:val="20"/>
-              </w:rPr>
-              <w:t>UpdatePosition</w:t>
+            <w:proofErr w:type="gramStart"/>
+            <w:r>
+              <w:rPr>
+                <w:rFonts w:eastAsiaTheme="minorHAnsi"/>
+                <w:sz w:val="20"/>
+                <w:szCs w:val="20"/>
+              </w:rPr>
+              <w:t>CollisionCheck</w:t>
             </w:r>
             <w:proofErr w:type="spellEnd"/>
             <w:r>
               <w:rPr>
-                <w:rFonts w:hint="eastAsia"/>
-                <w:sz w:val="20"/>
-                <w:szCs w:val="20"/>
-              </w:rPr>
-              <w:t xml:space="preserve"> Thread</w:t>
-            </w:r>
-            <w:r>
-              <w:rPr>
                 <w:rFonts w:eastAsiaTheme="minorHAnsi"/>
                 <w:sz w:val="20"/>
                 <w:szCs w:val="20"/>
               </w:rPr>
-              <w:t xml:space="preserve"> </w:t>
-            </w:r>
-          </w:p>
-          <w:p>
-            <w:pPr>
-              <w:widowControl/>
-              <w:wordWrap/>
-              <w:autoSpaceDE/>
-              <w:autoSpaceDN/>
+              <w:t>(</w:t>
+            </w:r>
+            <w:proofErr w:type="gramEnd"/>
+            <w:r>
               <w:rPr>
                 <w:rFonts w:eastAsiaTheme="minorHAnsi"/>
                 <w:sz w:val="20"/>
                 <w:szCs w:val="20"/>
               </w:rPr>
-            </w:pPr>
-            <w:r>
+              <w:t>)</w:t>
+            </w:r>
+          </w:p>
+          <w:p>
+            <w:pPr>
+              <w:widowControl/>
+              <w:wordWrap/>
+              <w:autoSpaceDE/>
+              <w:autoSpaceDN/>
               <w:rPr>
                 <w:rFonts w:eastAsiaTheme="minorHAnsi"/>
                 <w:sz w:val="20"/>
                 <w:szCs w:val="20"/>
               </w:rPr>
+            </w:pPr>
+            <w:r>
+              <w:rPr>
+                <w:rFonts w:eastAsiaTheme="minorHAnsi"/>
+                <w:sz w:val="20"/>
+                <w:szCs w:val="20"/>
+              </w:rPr>
               <w:t xml:space="preserve">void </w:t>
             </w:r>
             <w:proofErr w:type="spellStart"/>
+            <w:proofErr w:type="gramStart"/>
             <w:r>
               <w:rPr>
                 <w:rFonts w:eastAsiaTheme="minorHAnsi"/>
                 <w:sz w:val="20"/>
                 <w:szCs w:val="20"/>
               </w:rPr>
-              <w:t>send_move_packet</w:t>
+              <w:t>PlayerCollisionCheck</w:t>
             </w:r>
             <w:proofErr w:type="spellEnd"/>
             <w:r>
@@ -10212,50 +10398,42 @@
               </w:rPr>
               <w:t>(</w:t>
             </w:r>
+            <w:proofErr w:type="gramEnd"/>
+            <w:r>
+              <w:rPr>
+                <w:rFonts w:eastAsiaTheme="minorHAnsi"/>
+                <w:sz w:val="20"/>
+                <w:szCs w:val="20"/>
+              </w:rPr>
+              <w:t>)</w:t>
+            </w:r>
+          </w:p>
+        </w:tc>
+        <w:tc>
+          <w:tcPr>
+            <w:tcW w:w="876" w:type="dxa"/>
+          </w:tcPr>
+          <w:p>
+            <w:pPr>
+              <w:widowControl/>
+              <w:wordWrap/>
+              <w:autoSpaceDE/>
+              <w:autoSpaceDN/>
+              <w:rPr>
+                <w:sz w:val="20"/>
+                <w:szCs w:val="20"/>
+              </w:rPr>
+            </w:pPr>
             <w:proofErr w:type="spellStart"/>
             <w:r>
               <w:rPr>
-                <w:rFonts w:eastAsiaTheme="minorHAnsi"/>
-                <w:sz w:val="20"/>
-                <w:szCs w:val="20"/>
-              </w:rPr>
-              <w:t>target_id</w:t>
+                <w:rFonts w:hint="eastAsia"/>
+                <w:sz w:val="20"/>
+                <w:szCs w:val="20"/>
+              </w:rPr>
+              <w:t>유영빈</w:t>
             </w:r>
             <w:proofErr w:type="spellEnd"/>
-            <w:r>
-              <w:rPr>
-                <w:rFonts w:eastAsiaTheme="minorHAnsi"/>
-                <w:sz w:val="20"/>
-                <w:szCs w:val="20"/>
-              </w:rPr>
-              <w:t>);</w:t>
-            </w:r>
-          </w:p>
-        </w:tc>
-        <w:tc>
-          <w:tcPr>
-            <w:tcW w:w="876" w:type="dxa"/>
-          </w:tcPr>
-          <w:p>
-            <w:pPr>
-              <w:widowControl/>
-              <w:wordWrap/>
-              <w:autoSpaceDE/>
-              <w:autoSpaceDN/>
-              <w:rPr>
-                <w:rFonts w:hint="eastAsia"/>
-                <w:sz w:val="20"/>
-                <w:szCs w:val="20"/>
-              </w:rPr>
-            </w:pPr>
-            <w:r>
-              <w:rPr>
-                <w:rFonts w:hint="eastAsia"/>
-                <w:sz w:val="20"/>
-                <w:szCs w:val="20"/>
-              </w:rPr>
-              <w:t>양현서</w:t>
-            </w:r>
           </w:p>
         </w:tc>
       </w:tr>
@@ -10286,26 +10464,17 @@
               <w:autoSpaceDE/>
               <w:autoSpaceDN/>
               <w:rPr>
-                <w:rFonts w:hint="eastAsia"/>
-                <w:sz w:val="20"/>
-                <w:szCs w:val="20"/>
-              </w:rPr>
-            </w:pPr>
-            <w:r>
-              <w:rPr>
-                <w:rFonts w:hint="eastAsia"/>
-                <w:sz w:val="20"/>
-                <w:szCs w:val="20"/>
-              </w:rPr>
-              <w:t xml:space="preserve">플레이어 </w:t>
-            </w:r>
-            <w:r>
-              <w:rPr>
-                <w:rFonts w:hint="eastAsia"/>
-                <w:sz w:val="20"/>
-                <w:szCs w:val="20"/>
-              </w:rPr>
-              <w:t>충돌처리</w:t>
+                <w:sz w:val="20"/>
+                <w:szCs w:val="20"/>
+              </w:rPr>
+            </w:pPr>
+            <w:r>
+              <w:rPr>
+                <w:rFonts w:hint="eastAsia"/>
+                <w:sz w:val="20"/>
+                <w:szCs w:val="20"/>
+              </w:rPr>
+              <w:t>맵 충돌처리</w:t>
             </w:r>
           </w:p>
         </w:tc>
@@ -10331,7 +10500,7 @@
                 <w:sz w:val="20"/>
                 <w:szCs w:val="20"/>
               </w:rPr>
-              <w:t xml:space="preserve">bool </w:t>
+              <w:t xml:space="preserve">void </w:t>
             </w:r>
             <w:proofErr w:type="spellStart"/>
             <w:proofErr w:type="gramStart"/>
@@ -10341,7 +10510,7 @@
                 <w:sz w:val="20"/>
                 <w:szCs w:val="20"/>
               </w:rPr>
-              <w:t>CollisionCheck</w:t>
+              <w:t>WallCollisionCheck</w:t>
             </w:r>
             <w:proofErr w:type="spellEnd"/>
             <w:r>
@@ -10361,54 +10530,12 @@
               </w:rPr>
               <w:t>)</w:t>
             </w:r>
-          </w:p>
-          <w:p>
-            <w:pPr>
-              <w:widowControl/>
-              <w:wordWrap/>
-              <w:autoSpaceDE/>
-              <w:autoSpaceDN/>
-              <w:rPr>
-                <w:rFonts w:eastAsiaTheme="minorHAnsi" w:hint="eastAsia"/>
-                <w:sz w:val="20"/>
-                <w:szCs w:val="20"/>
-              </w:rPr>
-            </w:pPr>
             <w:r>
               <w:rPr>
                 <w:rFonts w:eastAsiaTheme="minorHAnsi"/>
-                <w:sz w:val="20"/>
-                <w:szCs w:val="20"/>
-              </w:rPr>
-              <w:t xml:space="preserve">void </w:t>
-            </w:r>
-            <w:proofErr w:type="spellStart"/>
-            <w:proofErr w:type="gramStart"/>
-            <w:r>
-              <w:rPr>
-                <w:rFonts w:eastAsiaTheme="minorHAnsi"/>
-                <w:sz w:val="20"/>
-                <w:szCs w:val="20"/>
-              </w:rPr>
-              <w:t>PlayerCollisionCheck</w:t>
-            </w:r>
-            <w:proofErr w:type="spellEnd"/>
-            <w:r>
-              <w:rPr>
-                <w:rFonts w:eastAsiaTheme="minorHAnsi"/>
-                <w:sz w:val="20"/>
-                <w:szCs w:val="20"/>
-              </w:rPr>
-              <w:t>(</w:t>
-            </w:r>
-            <w:proofErr w:type="gramEnd"/>
-            <w:r>
-              <w:rPr>
-                <w:rFonts w:eastAsiaTheme="minorHAnsi"/>
-                <w:sz w:val="20"/>
-                <w:szCs w:val="20"/>
-              </w:rPr>
-              <w:t>)</w:t>
+                <w:szCs w:val="22"/>
+              </w:rPr>
+              <w:t> </w:t>
             </w:r>
           </w:p>
         </w:tc>
@@ -10423,7 +10550,6 @@
               <w:autoSpaceDE/>
               <w:autoSpaceDN/>
               <w:rPr>
-                <w:rFonts w:hint="eastAsia"/>
                 <w:sz w:val="20"/>
                 <w:szCs w:val="20"/>
               </w:rPr>
@@ -10468,18 +10594,35 @@
               <w:autoSpaceDE/>
               <w:autoSpaceDN/>
               <w:rPr>
-                <w:rFonts w:hint="eastAsia"/>
-                <w:sz w:val="20"/>
-                <w:szCs w:val="20"/>
-              </w:rPr>
-            </w:pPr>
-            <w:r>
-              <w:rPr>
-                <w:rFonts w:hint="eastAsia"/>
-                <w:sz w:val="20"/>
-                <w:szCs w:val="20"/>
-              </w:rPr>
-              <w:t>맵 충돌처리</w:t>
+                <w:sz w:val="20"/>
+                <w:szCs w:val="20"/>
+              </w:rPr>
+            </w:pPr>
+            <w:proofErr w:type="spellStart"/>
+            <w:r>
+              <w:rPr>
+                <w:rFonts w:hint="eastAsia"/>
+                <w:sz w:val="20"/>
+                <w:szCs w:val="20"/>
+              </w:rPr>
+              <w:t>클라에서</w:t>
+            </w:r>
+            <w:proofErr w:type="spellEnd"/>
+            <w:r>
+              <w:rPr>
+                <w:rFonts w:hint="eastAsia"/>
+                <w:sz w:val="20"/>
+                <w:szCs w:val="20"/>
+              </w:rPr>
+              <w:t xml:space="preserve"> 받은</w:t>
+            </w:r>
+            <w:r>
+              <w:rPr>
+                <w:rFonts w:hint="eastAsia"/>
+                <w:sz w:val="20"/>
+                <w:szCs w:val="20"/>
+              </w:rPr>
+              <w:t xml:space="preserve"> 패킷 처리</w:t>
             </w:r>
           </w:p>
         </w:tc>
@@ -10499,49 +10642,120 @@
                 <w:szCs w:val="20"/>
               </w:rPr>
             </w:pPr>
+            <w:proofErr w:type="spellStart"/>
+            <w:r>
+              <w:rPr>
+                <w:rFonts w:hint="eastAsia"/>
+                <w:sz w:val="20"/>
+                <w:szCs w:val="20"/>
+              </w:rPr>
+              <w:t>ClientThread</w:t>
+            </w:r>
+            <w:proofErr w:type="spellEnd"/>
+          </w:p>
+        </w:tc>
+        <w:tc>
+          <w:tcPr>
+            <w:tcW w:w="876" w:type="dxa"/>
+          </w:tcPr>
+          <w:p>
+            <w:pPr>
+              <w:widowControl/>
+              <w:wordWrap/>
+              <w:autoSpaceDE/>
+              <w:autoSpaceDN/>
+              <w:rPr>
+                <w:sz w:val="20"/>
+                <w:szCs w:val="20"/>
+              </w:rPr>
+            </w:pPr>
+            <w:r>
+              <w:rPr>
+                <w:rFonts w:hint="eastAsia"/>
+                <w:sz w:val="20"/>
+                <w:szCs w:val="20"/>
+              </w:rPr>
+              <w:t>이소민</w:t>
+            </w:r>
+          </w:p>
+        </w:tc>
+      </w:tr>
+      <w:tr>
+        <w:tc>
+          <w:tcPr>
+            <w:tcW w:w="1125" w:type="dxa"/>
+            <w:vMerge/>
+            <w:shd w:val="clear" w:color="auto" w:fill="E7E6E6" w:themeFill="background2"/>
+          </w:tcPr>
+          <w:p>
+            <w:pPr>
+              <w:widowControl/>
+              <w:wordWrap/>
+              <w:autoSpaceDE/>
+              <w:autoSpaceDN/>
+            </w:pPr>
+          </w:p>
+        </w:tc>
+        <w:tc>
+          <w:tcPr>
+            <w:tcW w:w="3241" w:type="dxa"/>
+          </w:tcPr>
+          <w:p>
+            <w:pPr>
+              <w:widowControl/>
+              <w:wordWrap/>
+              <w:autoSpaceDE/>
+              <w:autoSpaceDN/>
+              <w:rPr>
+                <w:rFonts w:hint="eastAsia"/>
+                <w:sz w:val="20"/>
+                <w:szCs w:val="20"/>
+              </w:rPr>
+            </w:pPr>
+            <w:r>
+              <w:rPr>
+                <w:rFonts w:hint="eastAsia"/>
+                <w:sz w:val="20"/>
+                <w:szCs w:val="20"/>
+              </w:rPr>
+              <w:t>패킷 처리 로직</w:t>
+            </w:r>
+          </w:p>
+        </w:tc>
+        <w:tc>
+          <w:tcPr>
+            <w:tcW w:w="5214" w:type="dxa"/>
+          </w:tcPr>
+          <w:p>
+            <w:pPr>
+              <w:widowControl/>
+              <w:wordWrap/>
+              <w:autoSpaceDE/>
+              <w:autoSpaceDN/>
+              <w:rPr>
+                <w:rFonts w:eastAsiaTheme="minorHAnsi" w:hint="eastAsia"/>
+                <w:sz w:val="20"/>
+                <w:szCs w:val="20"/>
+              </w:rPr>
+            </w:pPr>
+            <w:proofErr w:type="spellStart"/>
             <w:r>
               <w:rPr>
                 <w:rFonts w:eastAsiaTheme="minorHAnsi"/>
                 <w:sz w:val="20"/>
                 <w:szCs w:val="20"/>
               </w:rPr>
-              <w:t xml:space="preserve">void </w:t>
-            </w:r>
-            <w:proofErr w:type="spellStart"/>
-            <w:proofErr w:type="gramStart"/>
-            <w:r>
-              <w:rPr>
-                <w:rFonts w:eastAsiaTheme="minorHAnsi"/>
-                <w:sz w:val="20"/>
-                <w:szCs w:val="20"/>
-              </w:rPr>
-              <w:t>WallCollisionCheck</w:t>
+              <w:t>P</w:t>
+            </w:r>
+            <w:r>
+              <w:rPr>
+                <w:rFonts w:eastAsiaTheme="minorHAnsi" w:hint="eastAsia"/>
+                <w:sz w:val="20"/>
+                <w:szCs w:val="20"/>
+              </w:rPr>
+              <w:t>rocess_packet</w:t>
             </w:r>
             <w:proofErr w:type="spellEnd"/>
-            <w:r>
-              <w:rPr>
-                <w:rFonts w:eastAsiaTheme="minorHAnsi"/>
-                <w:sz w:val="20"/>
-                <w:szCs w:val="20"/>
-              </w:rPr>
-              <w:t>(</w:t>
-            </w:r>
-            <w:proofErr w:type="gramEnd"/>
-            <w:r>
-              <w:rPr>
-                <w:rFonts w:eastAsiaTheme="minorHAnsi"/>
-                <w:sz w:val="20"/>
-                <w:szCs w:val="20"/>
-              </w:rPr>
-              <w:t>)</w:t>
-            </w:r>
-            <w:r>
-              <w:rPr>
-                <w:rFonts w:eastAsiaTheme="minorHAnsi"/>
-                <w:szCs w:val="22"/>
-              </w:rPr>
-              <w:t> </w:t>
-            </w:r>
           </w:p>
         </w:tc>
         <w:tc>
@@ -10560,16 +10774,14 @@
                 <w:szCs w:val="20"/>
               </w:rPr>
             </w:pPr>
-            <w:proofErr w:type="spellStart"/>
-            <w:r>
-              <w:rPr>
-                <w:rFonts w:hint="eastAsia"/>
-                <w:sz w:val="20"/>
-                <w:szCs w:val="20"/>
-              </w:rPr>
-              <w:t>유영빈</w:t>
-            </w:r>
-            <w:proofErr w:type="spellEnd"/>
+            <w:r>
+              <w:rPr>
+                <w:rFonts w:hint="eastAsia"/>
+                <w:sz w:val="20"/>
+                <w:szCs w:val="20"/>
+              </w:rPr>
+              <w:t>이소민</w:t>
+            </w:r>
           </w:p>
         </w:tc>
       </w:tr>
@@ -10938,18 +11150,25 @@
               <w:autoSpaceDE/>
               <w:autoSpaceDN/>
               <w:rPr>
-                <w:rFonts w:hint="eastAsia"/>
-                <w:sz w:val="20"/>
-                <w:szCs w:val="20"/>
-              </w:rPr>
-            </w:pPr>
-            <w:r>
-              <w:rPr>
-                <w:rFonts w:hint="eastAsia"/>
-                <w:sz w:val="20"/>
-                <w:szCs w:val="20"/>
-              </w:rPr>
-              <w:t>로비 및 대기실 구현</w:t>
+                <w:sz w:val="20"/>
+                <w:szCs w:val="20"/>
+              </w:rPr>
+            </w:pPr>
+            <w:r>
+              <w:rPr>
+                <w:rFonts w:hint="eastAsia"/>
+                <w:sz w:val="20"/>
+                <w:szCs w:val="20"/>
+              </w:rPr>
+              <w:t xml:space="preserve">로그인 및 </w:t>
+            </w:r>
+            <w:r>
+              <w:rPr>
+                <w:rFonts w:hint="eastAsia"/>
+                <w:sz w:val="20"/>
+                <w:szCs w:val="20"/>
+              </w:rPr>
+              <w:t>로비 및</w:t>
             </w:r>
           </w:p>
         </w:tc>
@@ -10974,9 +11193,78 @@
                 <w:sz w:val="20"/>
                 <w:szCs w:val="20"/>
               </w:rPr>
+              <w:t>로그인 화면 구현</w:t>
+            </w:r>
+          </w:p>
+          <w:p>
+            <w:pPr>
+              <w:widowControl/>
+              <w:wordWrap/>
+              <w:autoSpaceDE/>
+              <w:autoSpaceDN/>
+              <w:rPr>
+                <w:rFonts w:hint="eastAsia"/>
+                <w:sz w:val="20"/>
+                <w:szCs w:val="20"/>
+              </w:rPr>
+            </w:pPr>
+            <w:r>
+              <w:rPr>
+                <w:rFonts w:hint="eastAsia"/>
+                <w:sz w:val="20"/>
+                <w:szCs w:val="20"/>
+              </w:rPr>
               <w:t>로비 구현</w:t>
             </w:r>
           </w:p>
+        </w:tc>
+        <w:tc>
+          <w:tcPr>
+            <w:tcW w:w="876" w:type="dxa"/>
+          </w:tcPr>
+          <w:p>
+            <w:pPr>
+              <w:widowControl/>
+              <w:wordWrap/>
+              <w:autoSpaceDE/>
+              <w:autoSpaceDN/>
+              <w:rPr>
+                <w:sz w:val="20"/>
+                <w:szCs w:val="20"/>
+              </w:rPr>
+            </w:pPr>
+            <w:proofErr w:type="spellStart"/>
+            <w:r>
+              <w:rPr>
+                <w:rFonts w:hint="eastAsia"/>
+                <w:sz w:val="20"/>
+                <w:szCs w:val="20"/>
+              </w:rPr>
+              <w:t>유영빈</w:t>
+            </w:r>
+            <w:proofErr w:type="spellEnd"/>
+          </w:p>
+        </w:tc>
+      </w:tr>
+      <w:tr>
+        <w:tc>
+          <w:tcPr>
+            <w:tcW w:w="1125" w:type="dxa"/>
+            <w:vMerge/>
+          </w:tcPr>
+          <w:p>
+            <w:pPr>
+              <w:widowControl/>
+              <w:wordWrap/>
+              <w:autoSpaceDE/>
+              <w:autoSpaceDN/>
+            </w:pPr>
+          </w:p>
+        </w:tc>
+        <w:tc>
+          <w:tcPr>
+            <w:tcW w:w="3241" w:type="dxa"/>
+          </w:tcPr>
           <w:p>
             <w:pPr>
               <w:widowControl/>
@@ -11001,6 +11289,32 @@
         </w:tc>
         <w:tc>
           <w:tcPr>
+            <w:tcW w:w="5214" w:type="dxa"/>
+          </w:tcPr>
+          <w:p>
+            <w:pPr>
+              <w:widowControl/>
+              <w:wordWrap/>
+              <w:autoSpaceDE/>
+              <w:autoSpaceDN/>
+              <w:rPr>
+                <w:rFonts w:hint="eastAsia"/>
+                <w:sz w:val="20"/>
+                <w:szCs w:val="20"/>
+              </w:rPr>
+            </w:pPr>
+            <w:r>
+              <w:rPr>
+                <w:rFonts w:hint="eastAsia"/>
+                <w:sz w:val="20"/>
+                <w:szCs w:val="20"/>
+              </w:rPr>
+              <w:t>대기실 구현</w:t>
+            </w:r>
+          </w:p>
+        </w:tc>
+        <w:tc>
+          <w:tcPr>
             <w:tcW w:w="876" w:type="dxa"/>
           </w:tcPr>
           <w:p>
@@ -11015,14 +11329,16 @@
                 <w:szCs w:val="20"/>
               </w:rPr>
             </w:pPr>
-            <w:r>
-              <w:rPr>
-                <w:rFonts w:hint="eastAsia"/>
-                <w:sz w:val="20"/>
-                <w:szCs w:val="20"/>
-              </w:rPr>
-              <w:t>양현서</w:t>
-            </w:r>
+            <w:proofErr w:type="spellStart"/>
+            <w:r>
+              <w:rPr>
+                <w:rFonts w:hint="eastAsia"/>
+                <w:sz w:val="20"/>
+                <w:szCs w:val="20"/>
+              </w:rPr>
+              <w:t>유영빈</w:t>
+            </w:r>
+            <w:proofErr w:type="spellEnd"/>
           </w:p>
         </w:tc>
       </w:tr>
@@ -11205,7 +11521,7 @@
       </w:tblGrid>
       <w:tr>
         <w:trPr>
-          <w:trHeight w:val="284"/>
+          <w:trHeight w:val="187"/>
           <w:jc w:val="center"/>
         </w:trPr>
         <w:tc>
@@ -11274,15 +11590,7 @@
                 <w:sz w:val="18"/>
                 <w:szCs w:val="18"/>
               </w:rPr>
-              <w:t>프레임워크작성, 로그인</w:t>
-            </w:r>
-            <w:r>
-              <w:rPr>
-                <w:rFonts w:hint="eastAsia"/>
-                <w:sz w:val="18"/>
-                <w:szCs w:val="18"/>
-              </w:rPr>
-              <w:t xml:space="preserve"> 구현까지</w:t>
+              <w:t>프레임워크작성</w:t>
             </w:r>
           </w:p>
         </w:tc>
@@ -11464,7 +11772,34 @@
               <w:wordWrap/>
               <w:autoSpaceDE/>
               <w:autoSpaceDN/>
-            </w:pPr>
+              <w:rPr>
+                <w:rFonts w:hint="eastAsia"/>
+              </w:rPr>
+            </w:pPr>
+            <w:r>
+              <w:rPr>
+                <w:rFonts w:hint="eastAsia"/>
+                <w:sz w:val="18"/>
+                <w:szCs w:val="18"/>
+              </w:rPr>
+              <w:t>로그인</w:t>
+            </w:r>
+            <w:r>
+              <w:rPr>
+                <w:rFonts w:hint="eastAsia"/>
+                <w:sz w:val="18"/>
+                <w:szCs w:val="18"/>
+              </w:rPr>
+              <w:t xml:space="preserve"> 구현</w:t>
+            </w:r>
+            <w:r>
+              <w:rPr>
+                <w:rFonts w:hint="eastAsia"/>
+                <w:sz w:val="18"/>
+                <w:szCs w:val="18"/>
+              </w:rPr>
+              <w:t xml:space="preserve">, </w:t>
+            </w:r>
             <w:r>
               <w:rPr>
                 <w:rFonts w:hint="eastAsia"/>
@@ -11475,7 +11810,13 @@
               <w:rPr>
                 <w:rFonts w:hint="eastAsia"/>
               </w:rPr>
-              <w:t xml:space="preserve"> 입장 후 룸 입장까지</w:t>
+              <w:t xml:space="preserve"> 입장</w:t>
+            </w:r>
+            <w:r>
+              <w:rPr>
+                <w:rFonts w:hint="eastAsia"/>
+              </w:rPr>
+              <w:t>,</w:t>
             </w:r>
           </w:p>
         </w:tc>
@@ -11630,7 +11971,13 @@
               <w:rPr>
                 <w:rFonts w:hint="eastAsia"/>
               </w:rPr>
-              <w:t>룸 입장 후 채팅, 준비, 맵 선택, 게임 시작까지</w:t>
+              <w:t>룸 입장</w:t>
+            </w:r>
+            <w:r>
+              <w:rPr>
+                <w:rFonts w:hint="eastAsia"/>
+              </w:rPr>
+              <w:t>, 준비, 맵 선택, 게임 시작까지</w:t>
             </w:r>
           </w:p>
         </w:tc>
@@ -12526,26 +12873,27 @@
     <w:tbl>
       <w:tblPr>
         <w:tblStyle w:val="ab"/>
-        <w:tblW w:w="0" w:type="auto"/>
-        <w:tblInd w:w="440" w:type="dxa"/>
+        <w:tblW w:w="10916" w:type="dxa"/>
+        <w:jc w:val="center"/>
         <w:tblLook w:val="04A0" w:firstRow="1" w:lastRow="0" w:firstColumn="1" w:lastColumn="0" w:noHBand="0" w:noVBand="1"/>
       </w:tblPr>
       <w:tblGrid>
-        <w:gridCol w:w="1226"/>
-        <w:gridCol w:w="1225"/>
-        <w:gridCol w:w="1225"/>
-        <w:gridCol w:w="1225"/>
-        <w:gridCol w:w="1225"/>
-        <w:gridCol w:w="1225"/>
-        <w:gridCol w:w="1225"/>
+        <w:gridCol w:w="1560"/>
+        <w:gridCol w:w="1560"/>
+        <w:gridCol w:w="1559"/>
+        <w:gridCol w:w="1559"/>
+        <w:gridCol w:w="1559"/>
+        <w:gridCol w:w="1560"/>
+        <w:gridCol w:w="1559"/>
       </w:tblGrid>
       <w:tr>
         <w:trPr>
           <w:trHeight w:val="284"/>
+          <w:jc w:val="center"/>
         </w:trPr>
         <w:tc>
           <w:tcPr>
-            <w:tcW w:w="1226" w:type="dxa"/>
+            <w:tcW w:w="1560" w:type="dxa"/>
           </w:tcPr>
           <w:p>
             <w:pPr>
@@ -12565,7 +12913,7 @@
         </w:tc>
         <w:tc>
           <w:tcPr>
-            <w:tcW w:w="1225" w:type="dxa"/>
+            <w:tcW w:w="1560" w:type="dxa"/>
           </w:tcPr>
           <w:p>
             <w:pPr>
@@ -12585,7 +12933,7 @@
         </w:tc>
         <w:tc>
           <w:tcPr>
-            <w:tcW w:w="1225" w:type="dxa"/>
+            <w:tcW w:w="1559" w:type="dxa"/>
           </w:tcPr>
           <w:p>
             <w:pPr>
@@ -12605,7 +12953,7 @@
         </w:tc>
         <w:tc>
           <w:tcPr>
-            <w:tcW w:w="1225" w:type="dxa"/>
+            <w:tcW w:w="1559" w:type="dxa"/>
           </w:tcPr>
           <w:p>
             <w:pPr>
@@ -12625,7 +12973,7 @@
         </w:tc>
         <w:tc>
           <w:tcPr>
-            <w:tcW w:w="1225" w:type="dxa"/>
+            <w:tcW w:w="1559" w:type="dxa"/>
           </w:tcPr>
           <w:p>
             <w:pPr>
@@ -12645,7 +12993,7 @@
         </w:tc>
         <w:tc>
           <w:tcPr>
-            <w:tcW w:w="1225" w:type="dxa"/>
+            <w:tcW w:w="1560" w:type="dxa"/>
           </w:tcPr>
           <w:p>
             <w:pPr>
@@ -12665,7 +13013,7 @@
         </w:tc>
         <w:tc>
           <w:tcPr>
-            <w:tcW w:w="1225" w:type="dxa"/>
+            <w:tcW w:w="1559" w:type="dxa"/>
           </w:tcPr>
           <w:p>
             <w:pPr>
@@ -12687,10 +13035,11 @@
       <w:tr>
         <w:trPr>
           <w:trHeight w:val="284"/>
+          <w:jc w:val="center"/>
         </w:trPr>
         <w:tc>
           <w:tcPr>
-            <w:tcW w:w="8576" w:type="dxa"/>
+            <w:tcW w:w="10916" w:type="dxa"/>
             <w:gridSpan w:val="7"/>
           </w:tcPr>
           <w:p>
@@ -12713,10 +13062,11 @@
       <w:tr>
         <w:trPr>
           <w:trHeight w:val="1418"/>
+          <w:jc w:val="center"/>
         </w:trPr>
         <w:tc>
           <w:tcPr>
-            <w:tcW w:w="1226" w:type="dxa"/>
+            <w:tcW w:w="1560" w:type="dxa"/>
           </w:tcPr>
           <w:p>
             <w:pPr>
@@ -12735,7 +13085,7 @@
         </w:tc>
         <w:tc>
           <w:tcPr>
-            <w:tcW w:w="1225" w:type="dxa"/>
+            <w:tcW w:w="1560" w:type="dxa"/>
           </w:tcPr>
           <w:p>
             <w:pPr>
@@ -12754,7 +13104,7 @@
         </w:tc>
         <w:tc>
           <w:tcPr>
-            <w:tcW w:w="1225" w:type="dxa"/>
+            <w:tcW w:w="1559" w:type="dxa"/>
           </w:tcPr>
           <w:p>
             <w:pPr>
@@ -12773,7 +13123,7 @@
         </w:tc>
         <w:tc>
           <w:tcPr>
-            <w:tcW w:w="1225" w:type="dxa"/>
+            <w:tcW w:w="1559" w:type="dxa"/>
           </w:tcPr>
           <w:p>
             <w:pPr>
@@ -12789,10 +13139,18 @@
               <w:t>29</w:t>
             </w:r>
           </w:p>
-        </w:tc>
-        <w:tc>
-          <w:tcPr>
-            <w:tcW w:w="1225" w:type="dxa"/>
+          <w:p>
+            <w:pPr>
+              <w:widowControl/>
+              <w:wordWrap/>
+              <w:autoSpaceDE/>
+              <w:autoSpaceDN/>
+            </w:pPr>
+          </w:p>
+        </w:tc>
+        <w:tc>
+          <w:tcPr>
+            <w:tcW w:w="1559" w:type="dxa"/>
           </w:tcPr>
           <w:p>
             <w:pPr>
@@ -12808,10 +13166,47 @@
               <w:t>30</w:t>
             </w:r>
           </w:p>
-        </w:tc>
-        <w:tc>
-          <w:tcPr>
-            <w:tcW w:w="1225" w:type="dxa"/>
+          <w:p>
+            <w:pPr>
+              <w:widowControl/>
+              <w:wordWrap/>
+              <w:autoSpaceDE/>
+              <w:autoSpaceDN/>
+              <w:rPr>
+                <w:sz w:val="20"/>
+                <w:szCs w:val="20"/>
+              </w:rPr>
+            </w:pPr>
+            <w:proofErr w:type="spellStart"/>
+            <w:r>
+              <w:rPr>
+                <w:sz w:val="20"/>
+                <w:szCs w:val="20"/>
+              </w:rPr>
+              <w:t>P</w:t>
+            </w:r>
+            <w:r>
+              <w:rPr>
+                <w:rFonts w:hint="eastAsia"/>
+                <w:sz w:val="20"/>
+                <w:szCs w:val="20"/>
+              </w:rPr>
+              <w:t>rotocol.h</w:t>
+            </w:r>
+            <w:proofErr w:type="spellEnd"/>
+            <w:r>
+              <w:rPr>
+                <w:rFonts w:hint="eastAsia"/>
+                <w:sz w:val="20"/>
+                <w:szCs w:val="20"/>
+              </w:rPr>
+              <w:t xml:space="preserve"> 작성</w:t>
+            </w:r>
+          </w:p>
+        </w:tc>
+        <w:tc>
+          <w:tcPr>
+            <w:tcW w:w="1560" w:type="dxa"/>
           </w:tcPr>
           <w:p>
             <w:pPr>
@@ -12827,23 +13222,37 @@
               <w:t>31</w:t>
             </w:r>
           </w:p>
-        </w:tc>
-        <w:tc>
-          <w:tcPr>
-            <w:tcW w:w="1225" w:type="dxa"/>
-          </w:tcPr>
-          <w:p>
-            <w:pPr>
-              <w:widowControl/>
-              <w:wordWrap/>
-              <w:autoSpaceDE/>
-              <w:autoSpaceDN/>
+          <w:p>
+            <w:pPr>
+              <w:widowControl/>
+              <w:wordWrap/>
+              <w:autoSpaceDE/>
+              <w:autoSpaceDN/>
+            </w:pPr>
+          </w:p>
+        </w:tc>
+        <w:tc>
+          <w:tcPr>
+            <w:tcW w:w="1559" w:type="dxa"/>
+          </w:tcPr>
+          <w:p>
+            <w:pPr>
+              <w:widowControl/>
+              <w:wordWrap/>
+              <w:autoSpaceDE/>
+              <w:autoSpaceDN/>
+              <w:rPr>
+                <w:rFonts w:hint="eastAsia"/>
+              </w:rPr>
             </w:pPr>
             <w:r>
               <w:rPr>
                 <w:rFonts w:hint="eastAsia"/>
               </w:rPr>
               <w:t>11/1</w:t>
+            </w:r>
+            <w:r>
+              <w:br/>
             </w:r>
           </w:p>
         </w:tc>
@@ -12851,10 +13260,11 @@
       <w:tr>
         <w:trPr>
           <w:trHeight w:val="284"/>
+          <w:jc w:val="center"/>
         </w:trPr>
         <w:tc>
           <w:tcPr>
-            <w:tcW w:w="8576" w:type="dxa"/>
+            <w:tcW w:w="10916" w:type="dxa"/>
             <w:gridSpan w:val="7"/>
           </w:tcPr>
           <w:p>
@@ -12877,10 +13287,11 @@
       <w:tr>
         <w:trPr>
           <w:trHeight w:val="1418"/>
+          <w:jc w:val="center"/>
         </w:trPr>
         <w:tc>
           <w:tcPr>
-            <w:tcW w:w="1226" w:type="dxa"/>
+            <w:tcW w:w="1560" w:type="dxa"/>
           </w:tcPr>
           <w:p>
             <w:pPr>
@@ -12895,11 +13306,25 @@
               </w:rPr>
               <w:t>2</w:t>
             </w:r>
-          </w:p>
-        </w:tc>
-        <w:tc>
-          <w:tcPr>
-            <w:tcW w:w="1225" w:type="dxa"/>
+            <w:r>
+              <w:br/>
+            </w:r>
+          </w:p>
+          <w:p>
+            <w:pPr>
+              <w:widowControl/>
+              <w:wordWrap/>
+              <w:autoSpaceDE/>
+              <w:autoSpaceDN/>
+              <w:rPr>
+                <w:rFonts w:hint="eastAsia"/>
+              </w:rPr>
+            </w:pPr>
+          </w:p>
+        </w:tc>
+        <w:tc>
+          <w:tcPr>
+            <w:tcW w:w="1560" w:type="dxa"/>
           </w:tcPr>
           <w:p>
             <w:pPr>
@@ -12915,10 +13340,80 @@
               <w:t>3</w:t>
             </w:r>
           </w:p>
-        </w:tc>
-        <w:tc>
-          <w:tcPr>
-            <w:tcW w:w="1225" w:type="dxa"/>
+          <w:p>
+            <w:pPr>
+              <w:widowControl/>
+              <w:wordWrap/>
+              <w:autoSpaceDE/>
+              <w:autoSpaceDN/>
+            </w:pPr>
+            <w:r>
+              <w:t>P</w:t>
+            </w:r>
+            <w:r>
+              <w:rPr>
+                <w:rFonts w:hint="eastAsia"/>
+              </w:rPr>
+              <w:t>layer class 생성</w:t>
+            </w:r>
+          </w:p>
+          <w:p>
+            <w:pPr>
+              <w:widowControl/>
+              <w:wordWrap/>
+              <w:autoSpaceDE/>
+              <w:autoSpaceDN/>
+            </w:pPr>
+            <w:proofErr w:type="gramStart"/>
+            <w:r>
+              <w:rPr>
+                <w:rFonts w:hint="eastAsia"/>
+              </w:rPr>
+              <w:t>Player(</w:t>
+            </w:r>
+            <w:proofErr w:type="gramEnd"/>
+            <w:r>
+              <w:rPr>
+                <w:rFonts w:hint="eastAsia"/>
+              </w:rPr>
+              <w:t>)</w:t>
+            </w:r>
+          </w:p>
+          <w:p>
+            <w:pPr>
+              <w:widowControl/>
+              <w:wordWrap/>
+              <w:autoSpaceDE/>
+              <w:autoSpaceDN/>
+              <w:rPr>
+                <w:rFonts w:hint="eastAsia"/>
+              </w:rPr>
+            </w:pPr>
+            <w:r>
+              <w:rPr>
+                <w:rFonts w:hint="eastAsia"/>
+              </w:rPr>
+              <w:t>~</w:t>
+            </w:r>
+            <w:proofErr w:type="gramStart"/>
+            <w:r>
+              <w:rPr>
+                <w:rFonts w:hint="eastAsia"/>
+              </w:rPr>
+              <w:t>Player(</w:t>
+            </w:r>
+            <w:proofErr w:type="gramEnd"/>
+            <w:r>
+              <w:rPr>
+                <w:rFonts w:hint="eastAsia"/>
+              </w:rPr>
+              <w:t>)</w:t>
+            </w:r>
+          </w:p>
+        </w:tc>
+        <w:tc>
+          <w:tcPr>
+            <w:tcW w:w="1559" w:type="dxa"/>
           </w:tcPr>
           <w:p>
             <w:pPr>
@@ -12934,17 +13429,42 @@
               <w:t>4</w:t>
             </w:r>
           </w:p>
-        </w:tc>
-        <w:tc>
-          <w:tcPr>
-            <w:tcW w:w="1225" w:type="dxa"/>
-          </w:tcPr>
-          <w:p>
-            <w:pPr>
-              <w:widowControl/>
-              <w:wordWrap/>
-              <w:autoSpaceDE/>
-              <w:autoSpaceDN/>
+          <w:p>
+            <w:pPr>
+              <w:widowControl/>
+              <w:wordWrap/>
+              <w:autoSpaceDE/>
+              <w:autoSpaceDN/>
+              <w:rPr>
+                <w:rFonts w:hint="eastAsia"/>
+              </w:rPr>
+            </w:pPr>
+            <w:r>
+              <w:t>S</w:t>
+            </w:r>
+            <w:r>
+              <w:rPr>
+                <w:rFonts w:hint="eastAsia"/>
+              </w:rPr>
+              <w:t>erver main</w:t>
+            </w:r>
+          </w:p>
+        </w:tc>
+        <w:tc>
+          <w:tcPr>
+            <w:tcW w:w="1559" w:type="dxa"/>
+          </w:tcPr>
+          <w:p>
+            <w:pPr>
+              <w:widowControl/>
+              <w:wordWrap/>
+              <w:autoSpaceDE/>
+              <w:autoSpaceDN/>
+              <w:rPr>
+                <w:color w:val="960000"/>
+                <w:sz w:val="14"/>
+                <w:szCs w:val="14"/>
+              </w:rPr>
             </w:pPr>
             <w:r>
               <w:rPr>
@@ -12953,10 +13473,57 @@
               <w:t>5</w:t>
             </w:r>
           </w:p>
-        </w:tc>
-        <w:tc>
-          <w:tcPr>
-            <w:tcW w:w="1225" w:type="dxa"/>
+          <w:p>
+            <w:pPr>
+              <w:widowControl/>
+              <w:wordWrap/>
+              <w:autoSpaceDE/>
+              <w:autoSpaceDN/>
+              <w:rPr>
+                <w:color w:val="960000"/>
+                <w:sz w:val="16"/>
+                <w:szCs w:val="16"/>
+              </w:rPr>
+            </w:pPr>
+            <w:proofErr w:type="spellStart"/>
+            <w:r>
+              <w:rPr>
+                <w:rFonts w:hint="eastAsia"/>
+                <w:color w:val="960000"/>
+                <w:sz w:val="16"/>
+                <w:szCs w:val="16"/>
+              </w:rPr>
+              <w:t>패킷테스트</w:t>
+            </w:r>
+            <w:proofErr w:type="spellEnd"/>
+          </w:p>
+          <w:p>
+            <w:pPr>
+              <w:widowControl/>
+              <w:wordWrap/>
+              <w:autoSpaceDE/>
+              <w:autoSpaceDN/>
+              <w:rPr>
+                <w:rFonts w:hint="eastAsia"/>
+                <w:color w:val="960000"/>
+                <w:sz w:val="16"/>
+                <w:szCs w:val="16"/>
+              </w:rPr>
+            </w:pPr>
+            <w:r>
+              <w:rPr>
+                <w:rFonts w:hint="eastAsia"/>
+                <w:color w:val="960000"/>
+                <w:sz w:val="16"/>
+                <w:szCs w:val="16"/>
+              </w:rPr>
+              <w:t>진행 보고 및 회의</w:t>
+            </w:r>
+          </w:p>
+        </w:tc>
+        <w:tc>
+          <w:tcPr>
+            <w:tcW w:w="1559" w:type="dxa"/>
           </w:tcPr>
           <w:p>
             <w:pPr>
@@ -12972,10 +13539,21 @@
               <w:t>6</w:t>
             </w:r>
           </w:p>
-        </w:tc>
-        <w:tc>
-          <w:tcPr>
-            <w:tcW w:w="1225" w:type="dxa"/>
+          <w:p>
+            <w:pPr>
+              <w:widowControl/>
+              <w:wordWrap/>
+              <w:autoSpaceDE/>
+              <w:autoSpaceDN/>
+              <w:rPr>
+                <w:rFonts w:hint="eastAsia"/>
+              </w:rPr>
+            </w:pPr>
+          </w:p>
+        </w:tc>
+        <w:tc>
+          <w:tcPr>
+            <w:tcW w:w="1560" w:type="dxa"/>
           </w:tcPr>
           <w:p>
             <w:pPr>
@@ -12991,10 +13569,18 @@
               <w:t>7</w:t>
             </w:r>
           </w:p>
-        </w:tc>
-        <w:tc>
-          <w:tcPr>
-            <w:tcW w:w="1225" w:type="dxa"/>
+          <w:p>
+            <w:pPr>
+              <w:widowControl/>
+              <w:wordWrap/>
+              <w:autoSpaceDE/>
+              <w:autoSpaceDN/>
+            </w:pPr>
+          </w:p>
+        </w:tc>
+        <w:tc>
+          <w:tcPr>
+            <w:tcW w:w="1559" w:type="dxa"/>
           </w:tcPr>
           <w:p>
             <w:pPr>
@@ -13009,16 +13595,25 @@
               </w:rPr>
               <w:t>8</w:t>
             </w:r>
+          </w:p>
+          <w:p>
+            <w:pPr>
+              <w:widowControl/>
+              <w:wordWrap/>
+              <w:autoSpaceDE/>
+              <w:autoSpaceDN/>
+            </w:pPr>
           </w:p>
         </w:tc>
       </w:tr>
       <w:tr>
         <w:trPr>
           <w:trHeight w:val="1418"/>
+          <w:jc w:val="center"/>
         </w:trPr>
         <w:tc>
           <w:tcPr>
-            <w:tcW w:w="1226" w:type="dxa"/>
+            <w:tcW w:w="1560" w:type="dxa"/>
           </w:tcPr>
           <w:p>
             <w:pPr>
@@ -13034,10 +13629,21 @@
               <w:t>9</w:t>
             </w:r>
           </w:p>
-        </w:tc>
-        <w:tc>
-          <w:tcPr>
-            <w:tcW w:w="1225" w:type="dxa"/>
+          <w:p>
+            <w:pPr>
+              <w:widowControl/>
+              <w:wordWrap/>
+              <w:autoSpaceDE/>
+              <w:autoSpaceDN/>
+              <w:rPr>
+                <w:rFonts w:hint="eastAsia"/>
+              </w:rPr>
+            </w:pPr>
+          </w:p>
+        </w:tc>
+        <w:tc>
+          <w:tcPr>
+            <w:tcW w:w="1560" w:type="dxa"/>
           </w:tcPr>
           <w:p>
             <w:pPr>
@@ -13056,7 +13662,7 @@
         </w:tc>
         <w:tc>
           <w:tcPr>
-            <w:tcW w:w="1225" w:type="dxa"/>
+            <w:tcW w:w="1559" w:type="dxa"/>
           </w:tcPr>
           <w:p>
             <w:pPr>
@@ -13075,14 +13681,19 @@
         </w:tc>
         <w:tc>
           <w:tcPr>
-            <w:tcW w:w="1225" w:type="dxa"/>
-          </w:tcPr>
-          <w:p>
-            <w:pPr>
-              <w:widowControl/>
-              <w:wordWrap/>
-              <w:autoSpaceDE/>
-              <w:autoSpaceDN/>
+            <w:tcW w:w="1559" w:type="dxa"/>
+          </w:tcPr>
+          <w:p>
+            <w:pPr>
+              <w:widowControl/>
+              <w:wordWrap/>
+              <w:autoSpaceDE/>
+              <w:autoSpaceDN/>
+              <w:rPr>
+                <w:color w:val="960000"/>
+                <w:sz w:val="14"/>
+                <w:szCs w:val="14"/>
+              </w:rPr>
             </w:pPr>
             <w:r>
               <w:rPr>
@@ -13091,10 +13702,51 @@
               <w:t>12</w:t>
             </w:r>
           </w:p>
-        </w:tc>
-        <w:tc>
-          <w:tcPr>
-            <w:tcW w:w="1225" w:type="dxa"/>
+          <w:p>
+            <w:pPr>
+              <w:widowControl/>
+              <w:wordWrap/>
+              <w:autoSpaceDE/>
+              <w:autoSpaceDN/>
+              <w:rPr>
+                <w:color w:val="960000"/>
+                <w:sz w:val="16"/>
+                <w:szCs w:val="16"/>
+              </w:rPr>
+            </w:pPr>
+            <w:proofErr w:type="spellStart"/>
+            <w:r>
+              <w:rPr>
+                <w:rFonts w:hint="eastAsia"/>
+                <w:color w:val="960000"/>
+                <w:sz w:val="16"/>
+                <w:szCs w:val="16"/>
+              </w:rPr>
+              <w:t>패킷테스트</w:t>
+            </w:r>
+            <w:proofErr w:type="spellEnd"/>
+          </w:p>
+          <w:p>
+            <w:pPr>
+              <w:widowControl/>
+              <w:wordWrap/>
+              <w:autoSpaceDE/>
+              <w:autoSpaceDN/>
+            </w:pPr>
+            <w:r>
+              <w:rPr>
+                <w:rFonts w:hint="eastAsia"/>
+                <w:color w:val="960000"/>
+                <w:sz w:val="16"/>
+                <w:szCs w:val="16"/>
+              </w:rPr>
+              <w:t>진행 보고 및 회의</w:t>
+            </w:r>
+          </w:p>
+        </w:tc>
+        <w:tc>
+          <w:tcPr>
+            <w:tcW w:w="1559" w:type="dxa"/>
           </w:tcPr>
           <w:p>
             <w:pPr>
@@ -13113,7 +13765,7 @@
         </w:tc>
         <w:tc>
           <w:tcPr>
-            <w:tcW w:w="1225" w:type="dxa"/>
+            <w:tcW w:w="1560" w:type="dxa"/>
           </w:tcPr>
           <w:p>
             <w:pPr>
@@ -13129,10 +13781,21 @@
               <w:t>14</w:t>
             </w:r>
           </w:p>
-        </w:tc>
-        <w:tc>
-          <w:tcPr>
-            <w:tcW w:w="1225" w:type="dxa"/>
+          <w:p>
+            <w:pPr>
+              <w:widowControl/>
+              <w:wordWrap/>
+              <w:autoSpaceDE/>
+              <w:autoSpaceDN/>
+              <w:rPr>
+                <w:rFonts w:hint="eastAsia"/>
+              </w:rPr>
+            </w:pPr>
+          </w:p>
+        </w:tc>
+        <w:tc>
+          <w:tcPr>
+            <w:tcW w:w="1559" w:type="dxa"/>
           </w:tcPr>
           <w:p>
             <w:pPr>
@@ -13153,10 +13816,11 @@
       <w:tr>
         <w:trPr>
           <w:trHeight w:val="1418"/>
+          <w:jc w:val="center"/>
         </w:trPr>
         <w:tc>
           <w:tcPr>
-            <w:tcW w:w="1226" w:type="dxa"/>
+            <w:tcW w:w="1560" w:type="dxa"/>
           </w:tcPr>
           <w:p>
             <w:pPr>
@@ -13175,7 +13839,7 @@
         </w:tc>
         <w:tc>
           <w:tcPr>
-            <w:tcW w:w="1225" w:type="dxa"/>
+            <w:tcW w:w="1560" w:type="dxa"/>
           </w:tcPr>
           <w:p>
             <w:pPr>
@@ -13194,7 +13858,7 @@
         </w:tc>
         <w:tc>
           <w:tcPr>
-            <w:tcW w:w="1225" w:type="dxa"/>
+            <w:tcW w:w="1559" w:type="dxa"/>
           </w:tcPr>
           <w:p>
             <w:pPr>
@@ -13213,14 +13877,19 @@
         </w:tc>
         <w:tc>
           <w:tcPr>
-            <w:tcW w:w="1225" w:type="dxa"/>
-          </w:tcPr>
-          <w:p>
-            <w:pPr>
-              <w:widowControl/>
-              <w:wordWrap/>
-              <w:autoSpaceDE/>
-              <w:autoSpaceDN/>
+            <w:tcW w:w="1559" w:type="dxa"/>
+          </w:tcPr>
+          <w:p>
+            <w:pPr>
+              <w:widowControl/>
+              <w:wordWrap/>
+              <w:autoSpaceDE/>
+              <w:autoSpaceDN/>
+              <w:rPr>
+                <w:color w:val="960000"/>
+                <w:sz w:val="14"/>
+                <w:szCs w:val="14"/>
+              </w:rPr>
             </w:pPr>
             <w:r>
               <w:rPr>
@@ -13229,10 +13898,51 @@
               <w:t>19</w:t>
             </w:r>
           </w:p>
-        </w:tc>
-        <w:tc>
-          <w:tcPr>
-            <w:tcW w:w="1225" w:type="dxa"/>
+          <w:p>
+            <w:pPr>
+              <w:widowControl/>
+              <w:wordWrap/>
+              <w:autoSpaceDE/>
+              <w:autoSpaceDN/>
+              <w:rPr>
+                <w:color w:val="960000"/>
+                <w:sz w:val="16"/>
+                <w:szCs w:val="16"/>
+              </w:rPr>
+            </w:pPr>
+            <w:proofErr w:type="spellStart"/>
+            <w:r>
+              <w:rPr>
+                <w:rFonts w:hint="eastAsia"/>
+                <w:color w:val="960000"/>
+                <w:sz w:val="16"/>
+                <w:szCs w:val="16"/>
+              </w:rPr>
+              <w:t>패킷테스트</w:t>
+            </w:r>
+            <w:proofErr w:type="spellEnd"/>
+          </w:p>
+          <w:p>
+            <w:pPr>
+              <w:widowControl/>
+              <w:wordWrap/>
+              <w:autoSpaceDE/>
+              <w:autoSpaceDN/>
+            </w:pPr>
+            <w:r>
+              <w:rPr>
+                <w:rFonts w:hint="eastAsia"/>
+                <w:color w:val="960000"/>
+                <w:sz w:val="16"/>
+                <w:szCs w:val="16"/>
+              </w:rPr>
+              <w:t>진행 보고 및 회의</w:t>
+            </w:r>
+          </w:p>
+        </w:tc>
+        <w:tc>
+          <w:tcPr>
+            <w:tcW w:w="1559" w:type="dxa"/>
           </w:tcPr>
           <w:p>
             <w:pPr>
@@ -13251,7 +13961,7 @@
         </w:tc>
         <w:tc>
           <w:tcPr>
-            <w:tcW w:w="1225" w:type="dxa"/>
+            <w:tcW w:w="1560" w:type="dxa"/>
           </w:tcPr>
           <w:p>
             <w:pPr>
@@ -13270,7 +13980,7 @@
         </w:tc>
         <w:tc>
           <w:tcPr>
-            <w:tcW w:w="1225" w:type="dxa"/>
+            <w:tcW w:w="1559" w:type="dxa"/>
           </w:tcPr>
           <w:p>
             <w:pPr>
@@ -13291,10 +14001,11 @@
       <w:tr>
         <w:trPr>
           <w:trHeight w:val="1418"/>
+          <w:jc w:val="center"/>
         </w:trPr>
         <w:tc>
           <w:tcPr>
-            <w:tcW w:w="1226" w:type="dxa"/>
+            <w:tcW w:w="1560" w:type="dxa"/>
           </w:tcPr>
           <w:p>
             <w:pPr>
@@ -13313,7 +14024,7 @@
         </w:tc>
         <w:tc>
           <w:tcPr>
-            <w:tcW w:w="1225" w:type="dxa"/>
+            <w:tcW w:w="1560" w:type="dxa"/>
           </w:tcPr>
           <w:p>
             <w:pPr>
@@ -13332,7 +14043,7 @@
         </w:tc>
         <w:tc>
           <w:tcPr>
-            <w:tcW w:w="1225" w:type="dxa"/>
+            <w:tcW w:w="1559" w:type="dxa"/>
           </w:tcPr>
           <w:p>
             <w:pPr>
@@ -13351,14 +14062,19 @@
         </w:tc>
         <w:tc>
           <w:tcPr>
-            <w:tcW w:w="1225" w:type="dxa"/>
-          </w:tcPr>
-          <w:p>
-            <w:pPr>
-              <w:widowControl/>
-              <w:wordWrap/>
-              <w:autoSpaceDE/>
-              <w:autoSpaceDN/>
+            <w:tcW w:w="1559" w:type="dxa"/>
+          </w:tcPr>
+          <w:p>
+            <w:pPr>
+              <w:widowControl/>
+              <w:wordWrap/>
+              <w:autoSpaceDE/>
+              <w:autoSpaceDN/>
+              <w:rPr>
+                <w:color w:val="960000"/>
+                <w:sz w:val="14"/>
+                <w:szCs w:val="14"/>
+              </w:rPr>
             </w:pPr>
             <w:r>
               <w:rPr>
@@ -13367,10 +14083,51 @@
               <w:t>26</w:t>
             </w:r>
           </w:p>
-        </w:tc>
-        <w:tc>
-          <w:tcPr>
-            <w:tcW w:w="1225" w:type="dxa"/>
+          <w:p>
+            <w:pPr>
+              <w:widowControl/>
+              <w:wordWrap/>
+              <w:autoSpaceDE/>
+              <w:autoSpaceDN/>
+              <w:rPr>
+                <w:color w:val="960000"/>
+                <w:sz w:val="16"/>
+                <w:szCs w:val="16"/>
+              </w:rPr>
+            </w:pPr>
+            <w:proofErr w:type="spellStart"/>
+            <w:r>
+              <w:rPr>
+                <w:rFonts w:hint="eastAsia"/>
+                <w:color w:val="960000"/>
+                <w:sz w:val="16"/>
+                <w:szCs w:val="16"/>
+              </w:rPr>
+              <w:t>패킷테스트</w:t>
+            </w:r>
+            <w:proofErr w:type="spellEnd"/>
+          </w:p>
+          <w:p>
+            <w:pPr>
+              <w:widowControl/>
+              <w:wordWrap/>
+              <w:autoSpaceDE/>
+              <w:autoSpaceDN/>
+            </w:pPr>
+            <w:r>
+              <w:rPr>
+                <w:rFonts w:hint="eastAsia"/>
+                <w:color w:val="960000"/>
+                <w:sz w:val="16"/>
+                <w:szCs w:val="16"/>
+              </w:rPr>
+              <w:t>진행 보고 및 회의</w:t>
+            </w:r>
+          </w:p>
+        </w:tc>
+        <w:tc>
+          <w:tcPr>
+            <w:tcW w:w="1559" w:type="dxa"/>
           </w:tcPr>
           <w:p>
             <w:pPr>
@@ -13389,7 +14146,7 @@
         </w:tc>
         <w:tc>
           <w:tcPr>
-            <w:tcW w:w="1225" w:type="dxa"/>
+            <w:tcW w:w="1560" w:type="dxa"/>
           </w:tcPr>
           <w:p>
             <w:pPr>
@@ -13408,7 +14165,7 @@
         </w:tc>
         <w:tc>
           <w:tcPr>
-            <w:tcW w:w="1225" w:type="dxa"/>
+            <w:tcW w:w="1559" w:type="dxa"/>
           </w:tcPr>
           <w:p>
             <w:pPr>
@@ -13429,10 +14186,11 @@
       <w:tr>
         <w:trPr>
           <w:trHeight w:val="284"/>
+          <w:jc w:val="center"/>
         </w:trPr>
         <w:tc>
           <w:tcPr>
-            <w:tcW w:w="8576" w:type="dxa"/>
+            <w:tcW w:w="10916" w:type="dxa"/>
             <w:gridSpan w:val="7"/>
           </w:tcPr>
           <w:p>
@@ -13455,10 +14213,11 @@
       <w:tr>
         <w:trPr>
           <w:trHeight w:val="1418"/>
+          <w:jc w:val="center"/>
         </w:trPr>
         <w:tc>
           <w:tcPr>
-            <w:tcW w:w="1226" w:type="dxa"/>
+            <w:tcW w:w="1560" w:type="dxa"/>
           </w:tcPr>
           <w:p>
             <w:pPr>
@@ -13477,7 +14236,7 @@
         </w:tc>
         <w:tc>
           <w:tcPr>
-            <w:tcW w:w="1225" w:type="dxa"/>
+            <w:tcW w:w="1560" w:type="dxa"/>
           </w:tcPr>
           <w:p>
             <w:pPr>
@@ -13496,7 +14255,7 @@
         </w:tc>
         <w:tc>
           <w:tcPr>
-            <w:tcW w:w="1225" w:type="dxa"/>
+            <w:tcW w:w="1559" w:type="dxa"/>
           </w:tcPr>
           <w:p>
             <w:pPr>
@@ -13515,14 +14274,19 @@
         </w:tc>
         <w:tc>
           <w:tcPr>
-            <w:tcW w:w="1225" w:type="dxa"/>
-          </w:tcPr>
-          <w:p>
-            <w:pPr>
-              <w:widowControl/>
-              <w:wordWrap/>
-              <w:autoSpaceDE/>
-              <w:autoSpaceDN/>
+            <w:tcW w:w="1559" w:type="dxa"/>
+          </w:tcPr>
+          <w:p>
+            <w:pPr>
+              <w:widowControl/>
+              <w:wordWrap/>
+              <w:autoSpaceDE/>
+              <w:autoSpaceDN/>
+              <w:rPr>
+                <w:color w:val="960000"/>
+                <w:sz w:val="14"/>
+                <w:szCs w:val="14"/>
+              </w:rPr>
             </w:pPr>
             <w:r>
               <w:rPr>
@@ -13531,10 +14295,51 @@
               <w:t>3</w:t>
             </w:r>
           </w:p>
-        </w:tc>
-        <w:tc>
-          <w:tcPr>
-            <w:tcW w:w="1225" w:type="dxa"/>
+          <w:p>
+            <w:pPr>
+              <w:widowControl/>
+              <w:wordWrap/>
+              <w:autoSpaceDE/>
+              <w:autoSpaceDN/>
+              <w:rPr>
+                <w:color w:val="960000"/>
+                <w:sz w:val="16"/>
+                <w:szCs w:val="16"/>
+              </w:rPr>
+            </w:pPr>
+            <w:proofErr w:type="spellStart"/>
+            <w:r>
+              <w:rPr>
+                <w:rFonts w:hint="eastAsia"/>
+                <w:color w:val="960000"/>
+                <w:sz w:val="16"/>
+                <w:szCs w:val="16"/>
+              </w:rPr>
+              <w:t>패킷테스트</w:t>
+            </w:r>
+            <w:proofErr w:type="spellEnd"/>
+          </w:p>
+          <w:p>
+            <w:pPr>
+              <w:widowControl/>
+              <w:wordWrap/>
+              <w:autoSpaceDE/>
+              <w:autoSpaceDN/>
+            </w:pPr>
+            <w:r>
+              <w:rPr>
+                <w:rFonts w:hint="eastAsia"/>
+                <w:color w:val="960000"/>
+                <w:sz w:val="16"/>
+                <w:szCs w:val="16"/>
+              </w:rPr>
+              <w:t>진행 보고 및 회의</w:t>
+            </w:r>
+          </w:p>
+        </w:tc>
+        <w:tc>
+          <w:tcPr>
+            <w:tcW w:w="1559" w:type="dxa"/>
           </w:tcPr>
           <w:p>
             <w:pPr>
@@ -13553,7 +14358,7 @@
         </w:tc>
         <w:tc>
           <w:tcPr>
-            <w:tcW w:w="1225" w:type="dxa"/>
+            <w:tcW w:w="1560" w:type="dxa"/>
           </w:tcPr>
           <w:p>
             <w:pPr>
@@ -13572,7 +14377,7 @@
         </w:tc>
         <w:tc>
           <w:tcPr>
-            <w:tcW w:w="1225" w:type="dxa"/>
+            <w:tcW w:w="1559" w:type="dxa"/>
           </w:tcPr>
           <w:p>
             <w:pPr>
@@ -13593,10 +14398,11 @@
       <w:tr>
         <w:trPr>
           <w:trHeight w:val="1418"/>
+          <w:jc w:val="center"/>
         </w:trPr>
         <w:tc>
           <w:tcPr>
-            <w:tcW w:w="1226" w:type="dxa"/>
+            <w:tcW w:w="1560" w:type="dxa"/>
           </w:tcPr>
           <w:p>
             <w:pPr>
@@ -13615,7 +14421,7 @@
         </w:tc>
         <w:tc>
           <w:tcPr>
-            <w:tcW w:w="1225" w:type="dxa"/>
+            <w:tcW w:w="1560" w:type="dxa"/>
           </w:tcPr>
           <w:p>
             <w:pPr>
@@ -13634,7 +14440,7 @@
         </w:tc>
         <w:tc>
           <w:tcPr>
-            <w:tcW w:w="1225" w:type="dxa"/>
+            <w:tcW w:w="1559" w:type="dxa"/>
           </w:tcPr>
           <w:p>
             <w:pPr>
@@ -13653,14 +14459,19 @@
         </w:tc>
         <w:tc>
           <w:tcPr>
-            <w:tcW w:w="1225" w:type="dxa"/>
-          </w:tcPr>
-          <w:p>
-            <w:pPr>
-              <w:widowControl/>
-              <w:wordWrap/>
-              <w:autoSpaceDE/>
-              <w:autoSpaceDN/>
+            <w:tcW w:w="1559" w:type="dxa"/>
+          </w:tcPr>
+          <w:p>
+            <w:pPr>
+              <w:widowControl/>
+              <w:wordWrap/>
+              <w:autoSpaceDE/>
+              <w:autoSpaceDN/>
+              <w:rPr>
+                <w:color w:val="960000"/>
+                <w:sz w:val="14"/>
+                <w:szCs w:val="14"/>
+              </w:rPr>
             </w:pPr>
             <w:r>
               <w:rPr>
@@ -13669,10 +14480,51 @@
               <w:t>10</w:t>
             </w:r>
           </w:p>
-        </w:tc>
-        <w:tc>
-          <w:tcPr>
-            <w:tcW w:w="1225" w:type="dxa"/>
+          <w:p>
+            <w:pPr>
+              <w:widowControl/>
+              <w:wordWrap/>
+              <w:autoSpaceDE/>
+              <w:autoSpaceDN/>
+              <w:rPr>
+                <w:color w:val="960000"/>
+                <w:sz w:val="16"/>
+                <w:szCs w:val="16"/>
+              </w:rPr>
+            </w:pPr>
+            <w:proofErr w:type="spellStart"/>
+            <w:r>
+              <w:rPr>
+                <w:rFonts w:hint="eastAsia"/>
+                <w:color w:val="960000"/>
+                <w:sz w:val="16"/>
+                <w:szCs w:val="16"/>
+              </w:rPr>
+              <w:t>패킷테스트</w:t>
+            </w:r>
+            <w:proofErr w:type="spellEnd"/>
+          </w:p>
+          <w:p>
+            <w:pPr>
+              <w:widowControl/>
+              <w:wordWrap/>
+              <w:autoSpaceDE/>
+              <w:autoSpaceDN/>
+            </w:pPr>
+            <w:r>
+              <w:rPr>
+                <w:rFonts w:hint="eastAsia"/>
+                <w:color w:val="960000"/>
+                <w:sz w:val="16"/>
+                <w:szCs w:val="16"/>
+              </w:rPr>
+              <w:t>진행 보고 및 회의</w:t>
+            </w:r>
+          </w:p>
+        </w:tc>
+        <w:tc>
+          <w:tcPr>
+            <w:tcW w:w="1559" w:type="dxa"/>
           </w:tcPr>
           <w:p>
             <w:pPr>
@@ -13691,7 +14543,7 @@
         </w:tc>
         <w:tc>
           <w:tcPr>
-            <w:tcW w:w="1225" w:type="dxa"/>
+            <w:tcW w:w="1560" w:type="dxa"/>
           </w:tcPr>
           <w:p>
             <w:pPr>
@@ -13710,7 +14562,7 @@
         </w:tc>
         <w:tc>
           <w:tcPr>
-            <w:tcW w:w="1225" w:type="dxa"/>
+            <w:tcW w:w="1559" w:type="dxa"/>
           </w:tcPr>
           <w:p>
             <w:pPr>
@@ -13775,26 +14627,27 @@
     <w:tbl>
       <w:tblPr>
         <w:tblStyle w:val="ab"/>
-        <w:tblW w:w="0" w:type="auto"/>
-        <w:tblInd w:w="440" w:type="dxa"/>
+        <w:tblW w:w="10916" w:type="dxa"/>
+        <w:jc w:val="center"/>
         <w:tblLook w:val="04A0" w:firstRow="1" w:lastRow="0" w:firstColumn="1" w:lastColumn="0" w:noHBand="0" w:noVBand="1"/>
       </w:tblPr>
       <w:tblGrid>
-        <w:gridCol w:w="1226"/>
-        <w:gridCol w:w="1225"/>
-        <w:gridCol w:w="1225"/>
-        <w:gridCol w:w="1225"/>
-        <w:gridCol w:w="1225"/>
-        <w:gridCol w:w="1225"/>
-        <w:gridCol w:w="1225"/>
+        <w:gridCol w:w="1560"/>
+        <w:gridCol w:w="1560"/>
+        <w:gridCol w:w="1559"/>
+        <w:gridCol w:w="1559"/>
+        <w:gridCol w:w="1559"/>
+        <w:gridCol w:w="1560"/>
+        <w:gridCol w:w="1559"/>
       </w:tblGrid>
       <w:tr>
         <w:trPr>
           <w:trHeight w:val="284"/>
+          <w:jc w:val="center"/>
         </w:trPr>
         <w:tc>
           <w:tcPr>
-            <w:tcW w:w="1226" w:type="dxa"/>
+            <w:tcW w:w="1560" w:type="dxa"/>
           </w:tcPr>
           <w:p>
             <w:pPr>
@@ -13814,7 +14667,7 @@
         </w:tc>
         <w:tc>
           <w:tcPr>
-            <w:tcW w:w="1225" w:type="dxa"/>
+            <w:tcW w:w="1560" w:type="dxa"/>
           </w:tcPr>
           <w:p>
             <w:pPr>
@@ -13834,7 +14687,7 @@
         </w:tc>
         <w:tc>
           <w:tcPr>
-            <w:tcW w:w="1225" w:type="dxa"/>
+            <w:tcW w:w="1559" w:type="dxa"/>
           </w:tcPr>
           <w:p>
             <w:pPr>
@@ -13854,7 +14707,7 @@
         </w:tc>
         <w:tc>
           <w:tcPr>
-            <w:tcW w:w="1225" w:type="dxa"/>
+            <w:tcW w:w="1559" w:type="dxa"/>
           </w:tcPr>
           <w:p>
             <w:pPr>
@@ -13874,7 +14727,7 @@
         </w:tc>
         <w:tc>
           <w:tcPr>
-            <w:tcW w:w="1225" w:type="dxa"/>
+            <w:tcW w:w="1559" w:type="dxa"/>
           </w:tcPr>
           <w:p>
             <w:pPr>
@@ -13894,7 +14747,7 @@
         </w:tc>
         <w:tc>
           <w:tcPr>
-            <w:tcW w:w="1225" w:type="dxa"/>
+            <w:tcW w:w="1560" w:type="dxa"/>
           </w:tcPr>
           <w:p>
             <w:pPr>
@@ -13914,7 +14767,7 @@
         </w:tc>
         <w:tc>
           <w:tcPr>
-            <w:tcW w:w="1225" w:type="dxa"/>
+            <w:tcW w:w="1559" w:type="dxa"/>
           </w:tcPr>
           <w:p>
             <w:pPr>
@@ -13936,10 +14789,11 @@
       <w:tr>
         <w:trPr>
           <w:trHeight w:val="284"/>
+          <w:jc w:val="center"/>
         </w:trPr>
         <w:tc>
           <w:tcPr>
-            <w:tcW w:w="8576" w:type="dxa"/>
+            <w:tcW w:w="10916" w:type="dxa"/>
             <w:gridSpan w:val="7"/>
           </w:tcPr>
           <w:p>
@@ -13962,10 +14816,11 @@
       <w:tr>
         <w:trPr>
           <w:trHeight w:val="1418"/>
+          <w:jc w:val="center"/>
         </w:trPr>
         <w:tc>
           <w:tcPr>
-            <w:tcW w:w="1226" w:type="dxa"/>
+            <w:tcW w:w="1560" w:type="dxa"/>
           </w:tcPr>
           <w:p>
             <w:pPr>
@@ -13984,7 +14839,7 @@
         </w:tc>
         <w:tc>
           <w:tcPr>
-            <w:tcW w:w="1225" w:type="dxa"/>
+            <w:tcW w:w="1560" w:type="dxa"/>
           </w:tcPr>
           <w:p>
             <w:pPr>
@@ -14003,7 +14858,7 @@
         </w:tc>
         <w:tc>
           <w:tcPr>
-            <w:tcW w:w="1225" w:type="dxa"/>
+            <w:tcW w:w="1559" w:type="dxa"/>
           </w:tcPr>
           <w:p>
             <w:pPr>
@@ -14022,7 +14877,7 @@
         </w:tc>
         <w:tc>
           <w:tcPr>
-            <w:tcW w:w="1225" w:type="dxa"/>
+            <w:tcW w:w="1559" w:type="dxa"/>
           </w:tcPr>
           <w:p>
             <w:pPr>
@@ -14038,10 +14893,18 @@
               <w:t>29</w:t>
             </w:r>
           </w:p>
-        </w:tc>
-        <w:tc>
-          <w:tcPr>
-            <w:tcW w:w="1225" w:type="dxa"/>
+          <w:p>
+            <w:pPr>
+              <w:widowControl/>
+              <w:wordWrap/>
+              <w:autoSpaceDE/>
+              <w:autoSpaceDN/>
+            </w:pPr>
+          </w:p>
+        </w:tc>
+        <w:tc>
+          <w:tcPr>
+            <w:tcW w:w="1559" w:type="dxa"/>
           </w:tcPr>
           <w:p>
             <w:pPr>
@@ -14057,10 +14920,22 @@
               <w:t>30</w:t>
             </w:r>
           </w:p>
-        </w:tc>
-        <w:tc>
-          <w:tcPr>
-            <w:tcW w:w="1225" w:type="dxa"/>
+          <w:p>
+            <w:pPr>
+              <w:widowControl/>
+              <w:wordWrap/>
+              <w:autoSpaceDE/>
+              <w:autoSpaceDN/>
+              <w:rPr>
+                <w:sz w:val="20"/>
+                <w:szCs w:val="20"/>
+              </w:rPr>
+            </w:pPr>
+          </w:p>
+        </w:tc>
+        <w:tc>
+          <w:tcPr>
+            <w:tcW w:w="1560" w:type="dxa"/>
           </w:tcPr>
           <w:p>
             <w:pPr>
@@ -14076,23 +14951,37 @@
               <w:t>31</w:t>
             </w:r>
           </w:p>
-        </w:tc>
-        <w:tc>
-          <w:tcPr>
-            <w:tcW w:w="1225" w:type="dxa"/>
-          </w:tcPr>
-          <w:p>
-            <w:pPr>
-              <w:widowControl/>
-              <w:wordWrap/>
-              <w:autoSpaceDE/>
-              <w:autoSpaceDN/>
+          <w:p>
+            <w:pPr>
+              <w:widowControl/>
+              <w:wordWrap/>
+              <w:autoSpaceDE/>
+              <w:autoSpaceDN/>
+            </w:pPr>
+          </w:p>
+        </w:tc>
+        <w:tc>
+          <w:tcPr>
+            <w:tcW w:w="1559" w:type="dxa"/>
+          </w:tcPr>
+          <w:p>
+            <w:pPr>
+              <w:widowControl/>
+              <w:wordWrap/>
+              <w:autoSpaceDE/>
+              <w:autoSpaceDN/>
+              <w:rPr>
+                <w:rFonts w:hint="eastAsia"/>
+              </w:rPr>
             </w:pPr>
             <w:r>
               <w:rPr>
                 <w:rFonts w:hint="eastAsia"/>
               </w:rPr>
               <w:t>11/1</w:t>
+            </w:r>
+            <w:r>
+              <w:br/>
             </w:r>
           </w:p>
         </w:tc>
@@ -14100,10 +14989,11 @@
       <w:tr>
         <w:trPr>
           <w:trHeight w:val="284"/>
+          <w:jc w:val="center"/>
         </w:trPr>
         <w:tc>
           <w:tcPr>
-            <w:tcW w:w="8576" w:type="dxa"/>
+            <w:tcW w:w="10916" w:type="dxa"/>
             <w:gridSpan w:val="7"/>
           </w:tcPr>
           <w:p>
@@ -14126,10 +15016,11 @@
       <w:tr>
         <w:trPr>
           <w:trHeight w:val="1418"/>
+          <w:jc w:val="center"/>
         </w:trPr>
         <w:tc>
           <w:tcPr>
-            <w:tcW w:w="1226" w:type="dxa"/>
+            <w:tcW w:w="1560" w:type="dxa"/>
           </w:tcPr>
           <w:p>
             <w:pPr>
@@ -14144,11 +15035,25 @@
               </w:rPr>
               <w:t>2</w:t>
             </w:r>
-          </w:p>
-        </w:tc>
-        <w:tc>
-          <w:tcPr>
-            <w:tcW w:w="1225" w:type="dxa"/>
+            <w:r>
+              <w:br/>
+            </w:r>
+          </w:p>
+          <w:p>
+            <w:pPr>
+              <w:widowControl/>
+              <w:wordWrap/>
+              <w:autoSpaceDE/>
+              <w:autoSpaceDN/>
+              <w:rPr>
+                <w:rFonts w:hint="eastAsia"/>
+              </w:rPr>
+            </w:pPr>
+          </w:p>
+        </w:tc>
+        <w:tc>
+          <w:tcPr>
+            <w:tcW w:w="1560" w:type="dxa"/>
           </w:tcPr>
           <w:p>
             <w:pPr>
@@ -14164,10 +15069,21 @@
               <w:t>3</w:t>
             </w:r>
           </w:p>
-        </w:tc>
-        <w:tc>
-          <w:tcPr>
-            <w:tcW w:w="1225" w:type="dxa"/>
+          <w:p>
+            <w:pPr>
+              <w:widowControl/>
+              <w:wordWrap/>
+              <w:autoSpaceDE/>
+              <w:autoSpaceDN/>
+              <w:rPr>
+                <w:rFonts w:hint="eastAsia"/>
+              </w:rPr>
+            </w:pPr>
+          </w:p>
+        </w:tc>
+        <w:tc>
+          <w:tcPr>
+            <w:tcW w:w="1559" w:type="dxa"/>
           </w:tcPr>
           <w:p>
             <w:pPr>
@@ -14183,17 +15099,33 @@
               <w:t>4</w:t>
             </w:r>
           </w:p>
-        </w:tc>
-        <w:tc>
-          <w:tcPr>
-            <w:tcW w:w="1225" w:type="dxa"/>
-          </w:tcPr>
-          <w:p>
-            <w:pPr>
-              <w:widowControl/>
-              <w:wordWrap/>
-              <w:autoSpaceDE/>
-              <w:autoSpaceDN/>
+          <w:p>
+            <w:pPr>
+              <w:widowControl/>
+              <w:wordWrap/>
+              <w:autoSpaceDE/>
+              <w:autoSpaceDN/>
+              <w:rPr>
+                <w:rFonts w:hint="eastAsia"/>
+              </w:rPr>
+            </w:pPr>
+          </w:p>
+        </w:tc>
+        <w:tc>
+          <w:tcPr>
+            <w:tcW w:w="1559" w:type="dxa"/>
+          </w:tcPr>
+          <w:p>
+            <w:pPr>
+              <w:widowControl/>
+              <w:wordWrap/>
+              <w:autoSpaceDE/>
+              <w:autoSpaceDN/>
+              <w:rPr>
+                <w:color w:val="960000"/>
+                <w:sz w:val="14"/>
+                <w:szCs w:val="14"/>
+              </w:rPr>
             </w:pPr>
             <w:r>
               <w:rPr>
@@ -14202,10 +15134,57 @@
               <w:t>5</w:t>
             </w:r>
           </w:p>
-        </w:tc>
-        <w:tc>
-          <w:tcPr>
-            <w:tcW w:w="1225" w:type="dxa"/>
+          <w:p>
+            <w:pPr>
+              <w:widowControl/>
+              <w:wordWrap/>
+              <w:autoSpaceDE/>
+              <w:autoSpaceDN/>
+              <w:rPr>
+                <w:color w:val="960000"/>
+                <w:sz w:val="16"/>
+                <w:szCs w:val="16"/>
+              </w:rPr>
+            </w:pPr>
+            <w:proofErr w:type="spellStart"/>
+            <w:r>
+              <w:rPr>
+                <w:rFonts w:hint="eastAsia"/>
+                <w:color w:val="960000"/>
+                <w:sz w:val="16"/>
+                <w:szCs w:val="16"/>
+              </w:rPr>
+              <w:t>패킷테스트</w:t>
+            </w:r>
+            <w:proofErr w:type="spellEnd"/>
+          </w:p>
+          <w:p>
+            <w:pPr>
+              <w:widowControl/>
+              <w:wordWrap/>
+              <w:autoSpaceDE/>
+              <w:autoSpaceDN/>
+              <w:rPr>
+                <w:rFonts w:hint="eastAsia"/>
+                <w:color w:val="960000"/>
+                <w:sz w:val="16"/>
+                <w:szCs w:val="16"/>
+              </w:rPr>
+            </w:pPr>
+            <w:r>
+              <w:rPr>
+                <w:rFonts w:hint="eastAsia"/>
+                <w:color w:val="960000"/>
+                <w:sz w:val="16"/>
+                <w:szCs w:val="16"/>
+              </w:rPr>
+              <w:t>진행 보고 및 회의</w:t>
+            </w:r>
+          </w:p>
+        </w:tc>
+        <w:tc>
+          <w:tcPr>
+            <w:tcW w:w="1559" w:type="dxa"/>
           </w:tcPr>
           <w:p>
             <w:pPr>
@@ -14221,10 +15200,21 @@
               <w:t>6</w:t>
             </w:r>
           </w:p>
-        </w:tc>
-        <w:tc>
-          <w:tcPr>
-            <w:tcW w:w="1225" w:type="dxa"/>
+          <w:p>
+            <w:pPr>
+              <w:widowControl/>
+              <w:wordWrap/>
+              <w:autoSpaceDE/>
+              <w:autoSpaceDN/>
+              <w:rPr>
+                <w:rFonts w:hint="eastAsia"/>
+              </w:rPr>
+            </w:pPr>
+          </w:p>
+        </w:tc>
+        <w:tc>
+          <w:tcPr>
+            <w:tcW w:w="1560" w:type="dxa"/>
           </w:tcPr>
           <w:p>
             <w:pPr>
@@ -14240,10 +15230,18 @@
               <w:t>7</w:t>
             </w:r>
           </w:p>
-        </w:tc>
-        <w:tc>
-          <w:tcPr>
-            <w:tcW w:w="1225" w:type="dxa"/>
+          <w:p>
+            <w:pPr>
+              <w:widowControl/>
+              <w:wordWrap/>
+              <w:autoSpaceDE/>
+              <w:autoSpaceDN/>
+            </w:pPr>
+          </w:p>
+        </w:tc>
+        <w:tc>
+          <w:tcPr>
+            <w:tcW w:w="1559" w:type="dxa"/>
           </w:tcPr>
           <w:p>
             <w:pPr>
@@ -14258,16 +15256,25 @@
               </w:rPr>
               <w:t>8</w:t>
             </w:r>
+          </w:p>
+          <w:p>
+            <w:pPr>
+              <w:widowControl/>
+              <w:wordWrap/>
+              <w:autoSpaceDE/>
+              <w:autoSpaceDN/>
+            </w:pPr>
           </w:p>
         </w:tc>
       </w:tr>
       <w:tr>
         <w:trPr>
           <w:trHeight w:val="1418"/>
+          <w:jc w:val="center"/>
         </w:trPr>
         <w:tc>
           <w:tcPr>
-            <w:tcW w:w="1226" w:type="dxa"/>
+            <w:tcW w:w="1560" w:type="dxa"/>
           </w:tcPr>
           <w:p>
             <w:pPr>
@@ -14283,10 +15290,21 @@
               <w:t>9</w:t>
             </w:r>
           </w:p>
-        </w:tc>
-        <w:tc>
-          <w:tcPr>
-            <w:tcW w:w="1225" w:type="dxa"/>
+          <w:p>
+            <w:pPr>
+              <w:widowControl/>
+              <w:wordWrap/>
+              <w:autoSpaceDE/>
+              <w:autoSpaceDN/>
+              <w:rPr>
+                <w:rFonts w:hint="eastAsia"/>
+              </w:rPr>
+            </w:pPr>
+          </w:p>
+        </w:tc>
+        <w:tc>
+          <w:tcPr>
+            <w:tcW w:w="1560" w:type="dxa"/>
           </w:tcPr>
           <w:p>
             <w:pPr>
@@ -14305,7 +15323,7 @@
         </w:tc>
         <w:tc>
           <w:tcPr>
-            <w:tcW w:w="1225" w:type="dxa"/>
+            <w:tcW w:w="1559" w:type="dxa"/>
           </w:tcPr>
           <w:p>
             <w:pPr>
@@ -14324,14 +15342,19 @@
         </w:tc>
         <w:tc>
           <w:tcPr>
-            <w:tcW w:w="1225" w:type="dxa"/>
-          </w:tcPr>
-          <w:p>
-            <w:pPr>
-              <w:widowControl/>
-              <w:wordWrap/>
-              <w:autoSpaceDE/>
-              <w:autoSpaceDN/>
+            <w:tcW w:w="1559" w:type="dxa"/>
+          </w:tcPr>
+          <w:p>
+            <w:pPr>
+              <w:widowControl/>
+              <w:wordWrap/>
+              <w:autoSpaceDE/>
+              <w:autoSpaceDN/>
+              <w:rPr>
+                <w:color w:val="960000"/>
+                <w:sz w:val="14"/>
+                <w:szCs w:val="14"/>
+              </w:rPr>
             </w:pPr>
             <w:r>
               <w:rPr>
@@ -14340,10 +15363,51 @@
               <w:t>12</w:t>
             </w:r>
           </w:p>
-        </w:tc>
-        <w:tc>
-          <w:tcPr>
-            <w:tcW w:w="1225" w:type="dxa"/>
+          <w:p>
+            <w:pPr>
+              <w:widowControl/>
+              <w:wordWrap/>
+              <w:autoSpaceDE/>
+              <w:autoSpaceDN/>
+              <w:rPr>
+                <w:color w:val="960000"/>
+                <w:sz w:val="16"/>
+                <w:szCs w:val="16"/>
+              </w:rPr>
+            </w:pPr>
+            <w:proofErr w:type="spellStart"/>
+            <w:r>
+              <w:rPr>
+                <w:rFonts w:hint="eastAsia"/>
+                <w:color w:val="960000"/>
+                <w:sz w:val="16"/>
+                <w:szCs w:val="16"/>
+              </w:rPr>
+              <w:t>패킷테스트</w:t>
+            </w:r>
+            <w:proofErr w:type="spellEnd"/>
+          </w:p>
+          <w:p>
+            <w:pPr>
+              <w:widowControl/>
+              <w:wordWrap/>
+              <w:autoSpaceDE/>
+              <w:autoSpaceDN/>
+            </w:pPr>
+            <w:r>
+              <w:rPr>
+                <w:rFonts w:hint="eastAsia"/>
+                <w:color w:val="960000"/>
+                <w:sz w:val="16"/>
+                <w:szCs w:val="16"/>
+              </w:rPr>
+              <w:t>진행 보고 및 회의</w:t>
+            </w:r>
+          </w:p>
+        </w:tc>
+        <w:tc>
+          <w:tcPr>
+            <w:tcW w:w="1559" w:type="dxa"/>
           </w:tcPr>
           <w:p>
             <w:pPr>
@@ -14362,7 +15426,7 @@
         </w:tc>
         <w:tc>
           <w:tcPr>
-            <w:tcW w:w="1225" w:type="dxa"/>
+            <w:tcW w:w="1560" w:type="dxa"/>
           </w:tcPr>
           <w:p>
             <w:pPr>
@@ -14378,10 +15442,21 @@
               <w:t>14</w:t>
             </w:r>
           </w:p>
-        </w:tc>
-        <w:tc>
-          <w:tcPr>
-            <w:tcW w:w="1225" w:type="dxa"/>
+          <w:p>
+            <w:pPr>
+              <w:widowControl/>
+              <w:wordWrap/>
+              <w:autoSpaceDE/>
+              <w:autoSpaceDN/>
+              <w:rPr>
+                <w:rFonts w:hint="eastAsia"/>
+              </w:rPr>
+            </w:pPr>
+          </w:p>
+        </w:tc>
+        <w:tc>
+          <w:tcPr>
+            <w:tcW w:w="1559" w:type="dxa"/>
           </w:tcPr>
           <w:p>
             <w:pPr>
@@ -14402,10 +15477,11 @@
       <w:tr>
         <w:trPr>
           <w:trHeight w:val="1418"/>
+          <w:jc w:val="center"/>
         </w:trPr>
         <w:tc>
           <w:tcPr>
-            <w:tcW w:w="1226" w:type="dxa"/>
+            <w:tcW w:w="1560" w:type="dxa"/>
           </w:tcPr>
           <w:p>
             <w:pPr>
@@ -14424,7 +15500,7 @@
         </w:tc>
         <w:tc>
           <w:tcPr>
-            <w:tcW w:w="1225" w:type="dxa"/>
+            <w:tcW w:w="1560" w:type="dxa"/>
           </w:tcPr>
           <w:p>
             <w:pPr>
@@ -14443,7 +15519,7 @@
         </w:tc>
         <w:tc>
           <w:tcPr>
-            <w:tcW w:w="1225" w:type="dxa"/>
+            <w:tcW w:w="1559" w:type="dxa"/>
           </w:tcPr>
           <w:p>
             <w:pPr>
@@ -14462,14 +15538,19 @@
         </w:tc>
         <w:tc>
           <w:tcPr>
-            <w:tcW w:w="1225" w:type="dxa"/>
-          </w:tcPr>
-          <w:p>
-            <w:pPr>
-              <w:widowControl/>
-              <w:wordWrap/>
-              <w:autoSpaceDE/>
-              <w:autoSpaceDN/>
+            <w:tcW w:w="1559" w:type="dxa"/>
+          </w:tcPr>
+          <w:p>
+            <w:pPr>
+              <w:widowControl/>
+              <w:wordWrap/>
+              <w:autoSpaceDE/>
+              <w:autoSpaceDN/>
+              <w:rPr>
+                <w:color w:val="960000"/>
+                <w:sz w:val="14"/>
+                <w:szCs w:val="14"/>
+              </w:rPr>
             </w:pPr>
             <w:r>
               <w:rPr>
@@ -14478,10 +15559,51 @@
               <w:t>19</w:t>
             </w:r>
           </w:p>
-        </w:tc>
-        <w:tc>
-          <w:tcPr>
-            <w:tcW w:w="1225" w:type="dxa"/>
+          <w:p>
+            <w:pPr>
+              <w:widowControl/>
+              <w:wordWrap/>
+              <w:autoSpaceDE/>
+              <w:autoSpaceDN/>
+              <w:rPr>
+                <w:color w:val="960000"/>
+                <w:sz w:val="16"/>
+                <w:szCs w:val="16"/>
+              </w:rPr>
+            </w:pPr>
+            <w:proofErr w:type="spellStart"/>
+            <w:r>
+              <w:rPr>
+                <w:rFonts w:hint="eastAsia"/>
+                <w:color w:val="960000"/>
+                <w:sz w:val="16"/>
+                <w:szCs w:val="16"/>
+              </w:rPr>
+              <w:t>패킷테스트</w:t>
+            </w:r>
+            <w:proofErr w:type="spellEnd"/>
+          </w:p>
+          <w:p>
+            <w:pPr>
+              <w:widowControl/>
+              <w:wordWrap/>
+              <w:autoSpaceDE/>
+              <w:autoSpaceDN/>
+            </w:pPr>
+            <w:r>
+              <w:rPr>
+                <w:rFonts w:hint="eastAsia"/>
+                <w:color w:val="960000"/>
+                <w:sz w:val="16"/>
+                <w:szCs w:val="16"/>
+              </w:rPr>
+              <w:t>진행 보고 및 회의</w:t>
+            </w:r>
+          </w:p>
+        </w:tc>
+        <w:tc>
+          <w:tcPr>
+            <w:tcW w:w="1559" w:type="dxa"/>
           </w:tcPr>
           <w:p>
             <w:pPr>
@@ -14500,7 +15622,7 @@
         </w:tc>
         <w:tc>
           <w:tcPr>
-            <w:tcW w:w="1225" w:type="dxa"/>
+            <w:tcW w:w="1560" w:type="dxa"/>
           </w:tcPr>
           <w:p>
             <w:pPr>
@@ -14519,7 +15641,7 @@
         </w:tc>
         <w:tc>
           <w:tcPr>
-            <w:tcW w:w="1225" w:type="dxa"/>
+            <w:tcW w:w="1559" w:type="dxa"/>
           </w:tcPr>
           <w:p>
             <w:pPr>
@@ -14540,10 +15662,11 @@
       <w:tr>
         <w:trPr>
           <w:trHeight w:val="1418"/>
+          <w:jc w:val="center"/>
         </w:trPr>
         <w:tc>
           <w:tcPr>
-            <w:tcW w:w="1226" w:type="dxa"/>
+            <w:tcW w:w="1560" w:type="dxa"/>
           </w:tcPr>
           <w:p>
             <w:pPr>
@@ -14562,7 +15685,7 @@
         </w:tc>
         <w:tc>
           <w:tcPr>
-            <w:tcW w:w="1225" w:type="dxa"/>
+            <w:tcW w:w="1560" w:type="dxa"/>
           </w:tcPr>
           <w:p>
             <w:pPr>
@@ -14581,7 +15704,7 @@
         </w:tc>
         <w:tc>
           <w:tcPr>
-            <w:tcW w:w="1225" w:type="dxa"/>
+            <w:tcW w:w="1559" w:type="dxa"/>
           </w:tcPr>
           <w:p>
             <w:pPr>
@@ -14600,14 +15723,19 @@
         </w:tc>
         <w:tc>
           <w:tcPr>
-            <w:tcW w:w="1225" w:type="dxa"/>
-          </w:tcPr>
-          <w:p>
-            <w:pPr>
-              <w:widowControl/>
-              <w:wordWrap/>
-              <w:autoSpaceDE/>
-              <w:autoSpaceDN/>
+            <w:tcW w:w="1559" w:type="dxa"/>
+          </w:tcPr>
+          <w:p>
+            <w:pPr>
+              <w:widowControl/>
+              <w:wordWrap/>
+              <w:autoSpaceDE/>
+              <w:autoSpaceDN/>
+              <w:rPr>
+                <w:color w:val="960000"/>
+                <w:sz w:val="14"/>
+                <w:szCs w:val="14"/>
+              </w:rPr>
             </w:pPr>
             <w:r>
               <w:rPr>
@@ -14616,10 +15744,51 @@
               <w:t>26</w:t>
             </w:r>
           </w:p>
-        </w:tc>
-        <w:tc>
-          <w:tcPr>
-            <w:tcW w:w="1225" w:type="dxa"/>
+          <w:p>
+            <w:pPr>
+              <w:widowControl/>
+              <w:wordWrap/>
+              <w:autoSpaceDE/>
+              <w:autoSpaceDN/>
+              <w:rPr>
+                <w:color w:val="960000"/>
+                <w:sz w:val="16"/>
+                <w:szCs w:val="16"/>
+              </w:rPr>
+            </w:pPr>
+            <w:proofErr w:type="spellStart"/>
+            <w:r>
+              <w:rPr>
+                <w:rFonts w:hint="eastAsia"/>
+                <w:color w:val="960000"/>
+                <w:sz w:val="16"/>
+                <w:szCs w:val="16"/>
+              </w:rPr>
+              <w:t>패킷테스트</w:t>
+            </w:r>
+            <w:proofErr w:type="spellEnd"/>
+          </w:p>
+          <w:p>
+            <w:pPr>
+              <w:widowControl/>
+              <w:wordWrap/>
+              <w:autoSpaceDE/>
+              <w:autoSpaceDN/>
+            </w:pPr>
+            <w:r>
+              <w:rPr>
+                <w:rFonts w:hint="eastAsia"/>
+                <w:color w:val="960000"/>
+                <w:sz w:val="16"/>
+                <w:szCs w:val="16"/>
+              </w:rPr>
+              <w:t>진행 보고 및 회의</w:t>
+            </w:r>
+          </w:p>
+        </w:tc>
+        <w:tc>
+          <w:tcPr>
+            <w:tcW w:w="1559" w:type="dxa"/>
           </w:tcPr>
           <w:p>
             <w:pPr>
@@ -14638,7 +15807,7 @@
         </w:tc>
         <w:tc>
           <w:tcPr>
-            <w:tcW w:w="1225" w:type="dxa"/>
+            <w:tcW w:w="1560" w:type="dxa"/>
           </w:tcPr>
           <w:p>
             <w:pPr>
@@ -14657,7 +15826,7 @@
         </w:tc>
         <w:tc>
           <w:tcPr>
-            <w:tcW w:w="1225" w:type="dxa"/>
+            <w:tcW w:w="1559" w:type="dxa"/>
           </w:tcPr>
           <w:p>
             <w:pPr>
@@ -14678,10 +15847,11 @@
       <w:tr>
         <w:trPr>
           <w:trHeight w:val="284"/>
+          <w:jc w:val="center"/>
         </w:trPr>
         <w:tc>
           <w:tcPr>
-            <w:tcW w:w="8576" w:type="dxa"/>
+            <w:tcW w:w="10916" w:type="dxa"/>
             <w:gridSpan w:val="7"/>
           </w:tcPr>
           <w:p>
@@ -14704,10 +15874,11 @@
       <w:tr>
         <w:trPr>
           <w:trHeight w:val="1418"/>
+          <w:jc w:val="center"/>
         </w:trPr>
         <w:tc>
           <w:tcPr>
-            <w:tcW w:w="1226" w:type="dxa"/>
+            <w:tcW w:w="1560" w:type="dxa"/>
           </w:tcPr>
           <w:p>
             <w:pPr>
@@ -14726,7 +15897,7 @@
         </w:tc>
         <w:tc>
           <w:tcPr>
-            <w:tcW w:w="1225" w:type="dxa"/>
+            <w:tcW w:w="1560" w:type="dxa"/>
           </w:tcPr>
           <w:p>
             <w:pPr>
@@ -14745,7 +15916,7 @@
         </w:tc>
         <w:tc>
           <w:tcPr>
-            <w:tcW w:w="1225" w:type="dxa"/>
+            <w:tcW w:w="1559" w:type="dxa"/>
           </w:tcPr>
           <w:p>
             <w:pPr>
@@ -14764,14 +15935,19 @@
         </w:tc>
         <w:tc>
           <w:tcPr>
-            <w:tcW w:w="1225" w:type="dxa"/>
-          </w:tcPr>
-          <w:p>
-            <w:pPr>
-              <w:widowControl/>
-              <w:wordWrap/>
-              <w:autoSpaceDE/>
-              <w:autoSpaceDN/>
+            <w:tcW w:w="1559" w:type="dxa"/>
+          </w:tcPr>
+          <w:p>
+            <w:pPr>
+              <w:widowControl/>
+              <w:wordWrap/>
+              <w:autoSpaceDE/>
+              <w:autoSpaceDN/>
+              <w:rPr>
+                <w:color w:val="960000"/>
+                <w:sz w:val="14"/>
+                <w:szCs w:val="14"/>
+              </w:rPr>
             </w:pPr>
             <w:r>
               <w:rPr>
@@ -14780,10 +15956,51 @@
               <w:t>3</w:t>
             </w:r>
           </w:p>
-        </w:tc>
-        <w:tc>
-          <w:tcPr>
-            <w:tcW w:w="1225" w:type="dxa"/>
+          <w:p>
+            <w:pPr>
+              <w:widowControl/>
+              <w:wordWrap/>
+              <w:autoSpaceDE/>
+              <w:autoSpaceDN/>
+              <w:rPr>
+                <w:color w:val="960000"/>
+                <w:sz w:val="16"/>
+                <w:szCs w:val="16"/>
+              </w:rPr>
+            </w:pPr>
+            <w:proofErr w:type="spellStart"/>
+            <w:r>
+              <w:rPr>
+                <w:rFonts w:hint="eastAsia"/>
+                <w:color w:val="960000"/>
+                <w:sz w:val="16"/>
+                <w:szCs w:val="16"/>
+              </w:rPr>
+              <w:t>패킷테스트</w:t>
+            </w:r>
+            <w:proofErr w:type="spellEnd"/>
+          </w:p>
+          <w:p>
+            <w:pPr>
+              <w:widowControl/>
+              <w:wordWrap/>
+              <w:autoSpaceDE/>
+              <w:autoSpaceDN/>
+            </w:pPr>
+            <w:r>
+              <w:rPr>
+                <w:rFonts w:hint="eastAsia"/>
+                <w:color w:val="960000"/>
+                <w:sz w:val="16"/>
+                <w:szCs w:val="16"/>
+              </w:rPr>
+              <w:t>진행 보고 및 회의</w:t>
+            </w:r>
+          </w:p>
+        </w:tc>
+        <w:tc>
+          <w:tcPr>
+            <w:tcW w:w="1559" w:type="dxa"/>
           </w:tcPr>
           <w:p>
             <w:pPr>
@@ -14802,7 +16019,7 @@
         </w:tc>
         <w:tc>
           <w:tcPr>
-            <w:tcW w:w="1225" w:type="dxa"/>
+            <w:tcW w:w="1560" w:type="dxa"/>
           </w:tcPr>
           <w:p>
             <w:pPr>
@@ -14821,7 +16038,7 @@
         </w:tc>
         <w:tc>
           <w:tcPr>
-            <w:tcW w:w="1225" w:type="dxa"/>
+            <w:tcW w:w="1559" w:type="dxa"/>
           </w:tcPr>
           <w:p>
             <w:pPr>
@@ -14842,10 +16059,11 @@
       <w:tr>
         <w:trPr>
           <w:trHeight w:val="1418"/>
+          <w:jc w:val="center"/>
         </w:trPr>
         <w:tc>
           <w:tcPr>
-            <w:tcW w:w="1226" w:type="dxa"/>
+            <w:tcW w:w="1560" w:type="dxa"/>
           </w:tcPr>
           <w:p>
             <w:pPr>
@@ -14864,7 +16082,7 @@
         </w:tc>
         <w:tc>
           <w:tcPr>
-            <w:tcW w:w="1225" w:type="dxa"/>
+            <w:tcW w:w="1560" w:type="dxa"/>
           </w:tcPr>
           <w:p>
             <w:pPr>
@@ -14883,7 +16101,7 @@
         </w:tc>
         <w:tc>
           <w:tcPr>
-            <w:tcW w:w="1225" w:type="dxa"/>
+            <w:tcW w:w="1559" w:type="dxa"/>
           </w:tcPr>
           <w:p>
             <w:pPr>
@@ -14902,14 +16120,19 @@
         </w:tc>
         <w:tc>
           <w:tcPr>
-            <w:tcW w:w="1225" w:type="dxa"/>
-          </w:tcPr>
-          <w:p>
-            <w:pPr>
-              <w:widowControl/>
-              <w:wordWrap/>
-              <w:autoSpaceDE/>
-              <w:autoSpaceDN/>
+            <w:tcW w:w="1559" w:type="dxa"/>
+          </w:tcPr>
+          <w:p>
+            <w:pPr>
+              <w:widowControl/>
+              <w:wordWrap/>
+              <w:autoSpaceDE/>
+              <w:autoSpaceDN/>
+              <w:rPr>
+                <w:color w:val="960000"/>
+                <w:sz w:val="14"/>
+                <w:szCs w:val="14"/>
+              </w:rPr>
             </w:pPr>
             <w:r>
               <w:rPr>
@@ -14918,10 +16141,51 @@
               <w:t>10</w:t>
             </w:r>
           </w:p>
-        </w:tc>
-        <w:tc>
-          <w:tcPr>
-            <w:tcW w:w="1225" w:type="dxa"/>
+          <w:p>
+            <w:pPr>
+              <w:widowControl/>
+              <w:wordWrap/>
+              <w:autoSpaceDE/>
+              <w:autoSpaceDN/>
+              <w:rPr>
+                <w:color w:val="960000"/>
+                <w:sz w:val="16"/>
+                <w:szCs w:val="16"/>
+              </w:rPr>
+            </w:pPr>
+            <w:proofErr w:type="spellStart"/>
+            <w:r>
+              <w:rPr>
+                <w:rFonts w:hint="eastAsia"/>
+                <w:color w:val="960000"/>
+                <w:sz w:val="16"/>
+                <w:szCs w:val="16"/>
+              </w:rPr>
+              <w:t>패킷테스트</w:t>
+            </w:r>
+            <w:proofErr w:type="spellEnd"/>
+          </w:p>
+          <w:p>
+            <w:pPr>
+              <w:widowControl/>
+              <w:wordWrap/>
+              <w:autoSpaceDE/>
+              <w:autoSpaceDN/>
+            </w:pPr>
+            <w:r>
+              <w:rPr>
+                <w:rFonts w:hint="eastAsia"/>
+                <w:color w:val="960000"/>
+                <w:sz w:val="16"/>
+                <w:szCs w:val="16"/>
+              </w:rPr>
+              <w:t>진행 보고 및 회의</w:t>
+            </w:r>
+          </w:p>
+        </w:tc>
+        <w:tc>
+          <w:tcPr>
+            <w:tcW w:w="1559" w:type="dxa"/>
           </w:tcPr>
           <w:p>
             <w:pPr>
@@ -14940,7 +16204,7 @@
         </w:tc>
         <w:tc>
           <w:tcPr>
-            <w:tcW w:w="1225" w:type="dxa"/>
+            <w:tcW w:w="1560" w:type="dxa"/>
           </w:tcPr>
           <w:p>
             <w:pPr>
@@ -14959,7 +16223,7 @@
         </w:tc>
         <w:tc>
           <w:tcPr>
-            <w:tcW w:w="1225" w:type="dxa"/>
+            <w:tcW w:w="1559" w:type="dxa"/>
           </w:tcPr>
           <w:p>
             <w:pPr>
@@ -15021,26 +16285,27 @@
     <w:tbl>
       <w:tblPr>
         <w:tblStyle w:val="ab"/>
-        <w:tblW w:w="0" w:type="auto"/>
-        <w:tblInd w:w="440" w:type="dxa"/>
+        <w:tblW w:w="10916" w:type="dxa"/>
+        <w:jc w:val="center"/>
         <w:tblLook w:val="04A0" w:firstRow="1" w:lastRow="0" w:firstColumn="1" w:lastColumn="0" w:noHBand="0" w:noVBand="1"/>
       </w:tblPr>
       <w:tblGrid>
-        <w:gridCol w:w="1226"/>
-        <w:gridCol w:w="1225"/>
-        <w:gridCol w:w="1225"/>
-        <w:gridCol w:w="1225"/>
-        <w:gridCol w:w="1225"/>
-        <w:gridCol w:w="1225"/>
-        <w:gridCol w:w="1225"/>
+        <w:gridCol w:w="1560"/>
+        <w:gridCol w:w="1560"/>
+        <w:gridCol w:w="1559"/>
+        <w:gridCol w:w="1559"/>
+        <w:gridCol w:w="1559"/>
+        <w:gridCol w:w="1560"/>
+        <w:gridCol w:w="1559"/>
       </w:tblGrid>
       <w:tr>
         <w:trPr>
           <w:trHeight w:val="284"/>
+          <w:jc w:val="center"/>
         </w:trPr>
         <w:tc>
           <w:tcPr>
-            <w:tcW w:w="1226" w:type="dxa"/>
+            <w:tcW w:w="1560" w:type="dxa"/>
           </w:tcPr>
           <w:p>
             <w:pPr>
@@ -15060,7 +16325,7 @@
         </w:tc>
         <w:tc>
           <w:tcPr>
-            <w:tcW w:w="1225" w:type="dxa"/>
+            <w:tcW w:w="1560" w:type="dxa"/>
           </w:tcPr>
           <w:p>
             <w:pPr>
@@ -15080,7 +16345,7 @@
         </w:tc>
         <w:tc>
           <w:tcPr>
-            <w:tcW w:w="1225" w:type="dxa"/>
+            <w:tcW w:w="1559" w:type="dxa"/>
           </w:tcPr>
           <w:p>
             <w:pPr>
@@ -15100,7 +16365,7 @@
         </w:tc>
         <w:tc>
           <w:tcPr>
-            <w:tcW w:w="1225" w:type="dxa"/>
+            <w:tcW w:w="1559" w:type="dxa"/>
           </w:tcPr>
           <w:p>
             <w:pPr>
@@ -15120,7 +16385,7 @@
         </w:tc>
         <w:tc>
           <w:tcPr>
-            <w:tcW w:w="1225" w:type="dxa"/>
+            <w:tcW w:w="1559" w:type="dxa"/>
           </w:tcPr>
           <w:p>
             <w:pPr>
@@ -15140,7 +16405,7 @@
         </w:tc>
         <w:tc>
           <w:tcPr>
-            <w:tcW w:w="1225" w:type="dxa"/>
+            <w:tcW w:w="1560" w:type="dxa"/>
           </w:tcPr>
           <w:p>
             <w:pPr>
@@ -15160,7 +16425,7 @@
         </w:tc>
         <w:tc>
           <w:tcPr>
-            <w:tcW w:w="1225" w:type="dxa"/>
+            <w:tcW w:w="1559" w:type="dxa"/>
           </w:tcPr>
           <w:p>
             <w:pPr>
@@ -15182,10 +16447,11 @@
       <w:tr>
         <w:trPr>
           <w:trHeight w:val="284"/>
+          <w:jc w:val="center"/>
         </w:trPr>
         <w:tc>
           <w:tcPr>
-            <w:tcW w:w="8576" w:type="dxa"/>
+            <w:tcW w:w="10916" w:type="dxa"/>
             <w:gridSpan w:val="7"/>
           </w:tcPr>
           <w:p>
@@ -15208,10 +16474,11 @@
       <w:tr>
         <w:trPr>
           <w:trHeight w:val="1418"/>
+          <w:jc w:val="center"/>
         </w:trPr>
         <w:tc>
           <w:tcPr>
-            <w:tcW w:w="1226" w:type="dxa"/>
+            <w:tcW w:w="1560" w:type="dxa"/>
           </w:tcPr>
           <w:p>
             <w:pPr>
@@ -15230,7 +16497,7 @@
         </w:tc>
         <w:tc>
           <w:tcPr>
-            <w:tcW w:w="1225" w:type="dxa"/>
+            <w:tcW w:w="1560" w:type="dxa"/>
           </w:tcPr>
           <w:p>
             <w:pPr>
@@ -15249,7 +16516,7 @@
         </w:tc>
         <w:tc>
           <w:tcPr>
-            <w:tcW w:w="1225" w:type="dxa"/>
+            <w:tcW w:w="1559" w:type="dxa"/>
           </w:tcPr>
           <w:p>
             <w:pPr>
@@ -15268,7 +16535,7 @@
         </w:tc>
         <w:tc>
           <w:tcPr>
-            <w:tcW w:w="1225" w:type="dxa"/>
+            <w:tcW w:w="1559" w:type="dxa"/>
           </w:tcPr>
           <w:p>
             <w:pPr>
@@ -15284,10 +16551,18 @@
               <w:t>29</w:t>
             </w:r>
           </w:p>
-        </w:tc>
-        <w:tc>
-          <w:tcPr>
-            <w:tcW w:w="1225" w:type="dxa"/>
+          <w:p>
+            <w:pPr>
+              <w:widowControl/>
+              <w:wordWrap/>
+              <w:autoSpaceDE/>
+              <w:autoSpaceDN/>
+            </w:pPr>
+          </w:p>
+        </w:tc>
+        <w:tc>
+          <w:tcPr>
+            <w:tcW w:w="1559" w:type="dxa"/>
           </w:tcPr>
           <w:p>
             <w:pPr>
@@ -15303,10 +16578,22 @@
               <w:t>30</w:t>
             </w:r>
           </w:p>
-        </w:tc>
-        <w:tc>
-          <w:tcPr>
-            <w:tcW w:w="1225" w:type="dxa"/>
+          <w:p>
+            <w:pPr>
+              <w:widowControl/>
+              <w:wordWrap/>
+              <w:autoSpaceDE/>
+              <w:autoSpaceDN/>
+              <w:rPr>
+                <w:sz w:val="20"/>
+                <w:szCs w:val="20"/>
+              </w:rPr>
+            </w:pPr>
+          </w:p>
+        </w:tc>
+        <w:tc>
+          <w:tcPr>
+            <w:tcW w:w="1560" w:type="dxa"/>
           </w:tcPr>
           <w:p>
             <w:pPr>
@@ -15322,23 +16609,37 @@
               <w:t>31</w:t>
             </w:r>
           </w:p>
-        </w:tc>
-        <w:tc>
-          <w:tcPr>
-            <w:tcW w:w="1225" w:type="dxa"/>
-          </w:tcPr>
-          <w:p>
-            <w:pPr>
-              <w:widowControl/>
-              <w:wordWrap/>
-              <w:autoSpaceDE/>
-              <w:autoSpaceDN/>
+          <w:p>
+            <w:pPr>
+              <w:widowControl/>
+              <w:wordWrap/>
+              <w:autoSpaceDE/>
+              <w:autoSpaceDN/>
+            </w:pPr>
+          </w:p>
+        </w:tc>
+        <w:tc>
+          <w:tcPr>
+            <w:tcW w:w="1559" w:type="dxa"/>
+          </w:tcPr>
+          <w:p>
+            <w:pPr>
+              <w:widowControl/>
+              <w:wordWrap/>
+              <w:autoSpaceDE/>
+              <w:autoSpaceDN/>
+              <w:rPr>
+                <w:rFonts w:hint="eastAsia"/>
+              </w:rPr>
             </w:pPr>
             <w:r>
               <w:rPr>
                 <w:rFonts w:hint="eastAsia"/>
               </w:rPr>
               <w:t>11/1</w:t>
+            </w:r>
+            <w:r>
+              <w:br/>
             </w:r>
           </w:p>
         </w:tc>
@@ -15346,10 +16647,11 @@
       <w:tr>
         <w:trPr>
           <w:trHeight w:val="284"/>
+          <w:jc w:val="center"/>
         </w:trPr>
         <w:tc>
           <w:tcPr>
-            <w:tcW w:w="8576" w:type="dxa"/>
+            <w:tcW w:w="10916" w:type="dxa"/>
             <w:gridSpan w:val="7"/>
           </w:tcPr>
           <w:p>
@@ -15372,10 +16674,11 @@
       <w:tr>
         <w:trPr>
           <w:trHeight w:val="1418"/>
+          <w:jc w:val="center"/>
         </w:trPr>
         <w:tc>
           <w:tcPr>
-            <w:tcW w:w="1226" w:type="dxa"/>
+            <w:tcW w:w="1560" w:type="dxa"/>
           </w:tcPr>
           <w:p>
             <w:pPr>
@@ -15390,11 +16693,25 @@
               </w:rPr>
               <w:t>2</w:t>
             </w:r>
-          </w:p>
-        </w:tc>
-        <w:tc>
-          <w:tcPr>
-            <w:tcW w:w="1225" w:type="dxa"/>
+            <w:r>
+              <w:br/>
+            </w:r>
+          </w:p>
+          <w:p>
+            <w:pPr>
+              <w:widowControl/>
+              <w:wordWrap/>
+              <w:autoSpaceDE/>
+              <w:autoSpaceDN/>
+              <w:rPr>
+                <w:rFonts w:hint="eastAsia"/>
+              </w:rPr>
+            </w:pPr>
+          </w:p>
+        </w:tc>
+        <w:tc>
+          <w:tcPr>
+            <w:tcW w:w="1560" w:type="dxa"/>
           </w:tcPr>
           <w:p>
             <w:pPr>
@@ -15410,10 +16727,21 @@
               <w:t>3</w:t>
             </w:r>
           </w:p>
-        </w:tc>
-        <w:tc>
-          <w:tcPr>
-            <w:tcW w:w="1225" w:type="dxa"/>
+          <w:p>
+            <w:pPr>
+              <w:widowControl/>
+              <w:wordWrap/>
+              <w:autoSpaceDE/>
+              <w:autoSpaceDN/>
+              <w:rPr>
+                <w:rFonts w:hint="eastAsia"/>
+              </w:rPr>
+            </w:pPr>
+          </w:p>
+        </w:tc>
+        <w:tc>
+          <w:tcPr>
+            <w:tcW w:w="1559" w:type="dxa"/>
           </w:tcPr>
           <w:p>
             <w:pPr>
@@ -15429,17 +16757,33 @@
               <w:t>4</w:t>
             </w:r>
           </w:p>
-        </w:tc>
-        <w:tc>
-          <w:tcPr>
-            <w:tcW w:w="1225" w:type="dxa"/>
-          </w:tcPr>
-          <w:p>
-            <w:pPr>
-              <w:widowControl/>
-              <w:wordWrap/>
-              <w:autoSpaceDE/>
-              <w:autoSpaceDN/>
+          <w:p>
+            <w:pPr>
+              <w:widowControl/>
+              <w:wordWrap/>
+              <w:autoSpaceDE/>
+              <w:autoSpaceDN/>
+              <w:rPr>
+                <w:rFonts w:hint="eastAsia"/>
+              </w:rPr>
+            </w:pPr>
+          </w:p>
+        </w:tc>
+        <w:tc>
+          <w:tcPr>
+            <w:tcW w:w="1559" w:type="dxa"/>
+          </w:tcPr>
+          <w:p>
+            <w:pPr>
+              <w:widowControl/>
+              <w:wordWrap/>
+              <w:autoSpaceDE/>
+              <w:autoSpaceDN/>
+              <w:rPr>
+                <w:color w:val="960000"/>
+                <w:sz w:val="14"/>
+                <w:szCs w:val="14"/>
+              </w:rPr>
             </w:pPr>
             <w:r>
               <w:rPr>
@@ -15448,10 +16792,57 @@
               <w:t>5</w:t>
             </w:r>
           </w:p>
-        </w:tc>
-        <w:tc>
-          <w:tcPr>
-            <w:tcW w:w="1225" w:type="dxa"/>
+          <w:p>
+            <w:pPr>
+              <w:widowControl/>
+              <w:wordWrap/>
+              <w:autoSpaceDE/>
+              <w:autoSpaceDN/>
+              <w:rPr>
+                <w:color w:val="960000"/>
+                <w:sz w:val="16"/>
+                <w:szCs w:val="16"/>
+              </w:rPr>
+            </w:pPr>
+            <w:proofErr w:type="spellStart"/>
+            <w:r>
+              <w:rPr>
+                <w:rFonts w:hint="eastAsia"/>
+                <w:color w:val="960000"/>
+                <w:sz w:val="16"/>
+                <w:szCs w:val="16"/>
+              </w:rPr>
+              <w:t>패킷테스트</w:t>
+            </w:r>
+            <w:proofErr w:type="spellEnd"/>
+          </w:p>
+          <w:p>
+            <w:pPr>
+              <w:widowControl/>
+              <w:wordWrap/>
+              <w:autoSpaceDE/>
+              <w:autoSpaceDN/>
+              <w:rPr>
+                <w:rFonts w:hint="eastAsia"/>
+                <w:color w:val="960000"/>
+                <w:sz w:val="16"/>
+                <w:szCs w:val="16"/>
+              </w:rPr>
+            </w:pPr>
+            <w:r>
+              <w:rPr>
+                <w:rFonts w:hint="eastAsia"/>
+                <w:color w:val="960000"/>
+                <w:sz w:val="16"/>
+                <w:szCs w:val="16"/>
+              </w:rPr>
+              <w:t>진행 보고 및 회의</w:t>
+            </w:r>
+          </w:p>
+        </w:tc>
+        <w:tc>
+          <w:tcPr>
+            <w:tcW w:w="1559" w:type="dxa"/>
           </w:tcPr>
           <w:p>
             <w:pPr>
@@ -15467,10 +16858,21 @@
               <w:t>6</w:t>
             </w:r>
           </w:p>
-        </w:tc>
-        <w:tc>
-          <w:tcPr>
-            <w:tcW w:w="1225" w:type="dxa"/>
+          <w:p>
+            <w:pPr>
+              <w:widowControl/>
+              <w:wordWrap/>
+              <w:autoSpaceDE/>
+              <w:autoSpaceDN/>
+              <w:rPr>
+                <w:rFonts w:hint="eastAsia"/>
+              </w:rPr>
+            </w:pPr>
+          </w:p>
+        </w:tc>
+        <w:tc>
+          <w:tcPr>
+            <w:tcW w:w="1560" w:type="dxa"/>
           </w:tcPr>
           <w:p>
             <w:pPr>
@@ -15486,10 +16888,18 @@
               <w:t>7</w:t>
             </w:r>
           </w:p>
-        </w:tc>
-        <w:tc>
-          <w:tcPr>
-            <w:tcW w:w="1225" w:type="dxa"/>
+          <w:p>
+            <w:pPr>
+              <w:widowControl/>
+              <w:wordWrap/>
+              <w:autoSpaceDE/>
+              <w:autoSpaceDN/>
+            </w:pPr>
+          </w:p>
+        </w:tc>
+        <w:tc>
+          <w:tcPr>
+            <w:tcW w:w="1559" w:type="dxa"/>
           </w:tcPr>
           <w:p>
             <w:pPr>
@@ -15504,16 +16914,25 @@
               </w:rPr>
               <w:t>8</w:t>
             </w:r>
+          </w:p>
+          <w:p>
+            <w:pPr>
+              <w:widowControl/>
+              <w:wordWrap/>
+              <w:autoSpaceDE/>
+              <w:autoSpaceDN/>
+            </w:pPr>
           </w:p>
         </w:tc>
       </w:tr>
       <w:tr>
         <w:trPr>
           <w:trHeight w:val="1418"/>
+          <w:jc w:val="center"/>
         </w:trPr>
         <w:tc>
           <w:tcPr>
-            <w:tcW w:w="1226" w:type="dxa"/>
+            <w:tcW w:w="1560" w:type="dxa"/>
           </w:tcPr>
           <w:p>
             <w:pPr>
@@ -15529,10 +16948,21 @@
               <w:t>9</w:t>
             </w:r>
           </w:p>
-        </w:tc>
-        <w:tc>
-          <w:tcPr>
-            <w:tcW w:w="1225" w:type="dxa"/>
+          <w:p>
+            <w:pPr>
+              <w:widowControl/>
+              <w:wordWrap/>
+              <w:autoSpaceDE/>
+              <w:autoSpaceDN/>
+              <w:rPr>
+                <w:rFonts w:hint="eastAsia"/>
+              </w:rPr>
+            </w:pPr>
+          </w:p>
+        </w:tc>
+        <w:tc>
+          <w:tcPr>
+            <w:tcW w:w="1560" w:type="dxa"/>
           </w:tcPr>
           <w:p>
             <w:pPr>
@@ -15551,7 +16981,7 @@
         </w:tc>
         <w:tc>
           <w:tcPr>
-            <w:tcW w:w="1225" w:type="dxa"/>
+            <w:tcW w:w="1559" w:type="dxa"/>
           </w:tcPr>
           <w:p>
             <w:pPr>
@@ -15570,14 +17000,19 @@
         </w:tc>
         <w:tc>
           <w:tcPr>
-            <w:tcW w:w="1225" w:type="dxa"/>
-          </w:tcPr>
-          <w:p>
-            <w:pPr>
-              <w:widowControl/>
-              <w:wordWrap/>
-              <w:autoSpaceDE/>
-              <w:autoSpaceDN/>
+            <w:tcW w:w="1559" w:type="dxa"/>
+          </w:tcPr>
+          <w:p>
+            <w:pPr>
+              <w:widowControl/>
+              <w:wordWrap/>
+              <w:autoSpaceDE/>
+              <w:autoSpaceDN/>
+              <w:rPr>
+                <w:color w:val="960000"/>
+                <w:sz w:val="14"/>
+                <w:szCs w:val="14"/>
+              </w:rPr>
             </w:pPr>
             <w:r>
               <w:rPr>
@@ -15586,10 +17021,51 @@
               <w:t>12</w:t>
             </w:r>
           </w:p>
-        </w:tc>
-        <w:tc>
-          <w:tcPr>
-            <w:tcW w:w="1225" w:type="dxa"/>
+          <w:p>
+            <w:pPr>
+              <w:widowControl/>
+              <w:wordWrap/>
+              <w:autoSpaceDE/>
+              <w:autoSpaceDN/>
+              <w:rPr>
+                <w:color w:val="960000"/>
+                <w:sz w:val="16"/>
+                <w:szCs w:val="16"/>
+              </w:rPr>
+            </w:pPr>
+            <w:proofErr w:type="spellStart"/>
+            <w:r>
+              <w:rPr>
+                <w:rFonts w:hint="eastAsia"/>
+                <w:color w:val="960000"/>
+                <w:sz w:val="16"/>
+                <w:szCs w:val="16"/>
+              </w:rPr>
+              <w:t>패킷테스트</w:t>
+            </w:r>
+            <w:proofErr w:type="spellEnd"/>
+          </w:p>
+          <w:p>
+            <w:pPr>
+              <w:widowControl/>
+              <w:wordWrap/>
+              <w:autoSpaceDE/>
+              <w:autoSpaceDN/>
+            </w:pPr>
+            <w:r>
+              <w:rPr>
+                <w:rFonts w:hint="eastAsia"/>
+                <w:color w:val="960000"/>
+                <w:sz w:val="16"/>
+                <w:szCs w:val="16"/>
+              </w:rPr>
+              <w:t>진행 보고 및 회의</w:t>
+            </w:r>
+          </w:p>
+        </w:tc>
+        <w:tc>
+          <w:tcPr>
+            <w:tcW w:w="1559" w:type="dxa"/>
           </w:tcPr>
           <w:p>
             <w:pPr>
@@ -15608,7 +17084,7 @@
         </w:tc>
         <w:tc>
           <w:tcPr>
-            <w:tcW w:w="1225" w:type="dxa"/>
+            <w:tcW w:w="1560" w:type="dxa"/>
           </w:tcPr>
           <w:p>
             <w:pPr>
@@ -15624,10 +17100,21 @@
               <w:t>14</w:t>
             </w:r>
           </w:p>
-        </w:tc>
-        <w:tc>
-          <w:tcPr>
-            <w:tcW w:w="1225" w:type="dxa"/>
+          <w:p>
+            <w:pPr>
+              <w:widowControl/>
+              <w:wordWrap/>
+              <w:autoSpaceDE/>
+              <w:autoSpaceDN/>
+              <w:rPr>
+                <w:rFonts w:hint="eastAsia"/>
+              </w:rPr>
+            </w:pPr>
+          </w:p>
+        </w:tc>
+        <w:tc>
+          <w:tcPr>
+            <w:tcW w:w="1559" w:type="dxa"/>
           </w:tcPr>
           <w:p>
             <w:pPr>
@@ -15648,10 +17135,11 @@
       <w:tr>
         <w:trPr>
           <w:trHeight w:val="1418"/>
+          <w:jc w:val="center"/>
         </w:trPr>
         <w:tc>
           <w:tcPr>
-            <w:tcW w:w="1226" w:type="dxa"/>
+            <w:tcW w:w="1560" w:type="dxa"/>
           </w:tcPr>
           <w:p>
             <w:pPr>
@@ -15670,7 +17158,7 @@
         </w:tc>
         <w:tc>
           <w:tcPr>
-            <w:tcW w:w="1225" w:type="dxa"/>
+            <w:tcW w:w="1560" w:type="dxa"/>
           </w:tcPr>
           <w:p>
             <w:pPr>
@@ -15689,7 +17177,7 @@
         </w:tc>
         <w:tc>
           <w:tcPr>
-            <w:tcW w:w="1225" w:type="dxa"/>
+            <w:tcW w:w="1559" w:type="dxa"/>
           </w:tcPr>
           <w:p>
             <w:pPr>
@@ -15708,14 +17196,19 @@
         </w:tc>
         <w:tc>
           <w:tcPr>
-            <w:tcW w:w="1225" w:type="dxa"/>
-          </w:tcPr>
-          <w:p>
-            <w:pPr>
-              <w:widowControl/>
-              <w:wordWrap/>
-              <w:autoSpaceDE/>
-              <w:autoSpaceDN/>
+            <w:tcW w:w="1559" w:type="dxa"/>
+          </w:tcPr>
+          <w:p>
+            <w:pPr>
+              <w:widowControl/>
+              <w:wordWrap/>
+              <w:autoSpaceDE/>
+              <w:autoSpaceDN/>
+              <w:rPr>
+                <w:color w:val="960000"/>
+                <w:sz w:val="14"/>
+                <w:szCs w:val="14"/>
+              </w:rPr>
             </w:pPr>
             <w:r>
               <w:rPr>
@@ -15724,10 +17217,51 @@
               <w:t>19</w:t>
             </w:r>
           </w:p>
-        </w:tc>
-        <w:tc>
-          <w:tcPr>
-            <w:tcW w:w="1225" w:type="dxa"/>
+          <w:p>
+            <w:pPr>
+              <w:widowControl/>
+              <w:wordWrap/>
+              <w:autoSpaceDE/>
+              <w:autoSpaceDN/>
+              <w:rPr>
+                <w:color w:val="960000"/>
+                <w:sz w:val="16"/>
+                <w:szCs w:val="16"/>
+              </w:rPr>
+            </w:pPr>
+            <w:proofErr w:type="spellStart"/>
+            <w:r>
+              <w:rPr>
+                <w:rFonts w:hint="eastAsia"/>
+                <w:color w:val="960000"/>
+                <w:sz w:val="16"/>
+                <w:szCs w:val="16"/>
+              </w:rPr>
+              <w:t>패킷테스트</w:t>
+            </w:r>
+            <w:proofErr w:type="spellEnd"/>
+          </w:p>
+          <w:p>
+            <w:pPr>
+              <w:widowControl/>
+              <w:wordWrap/>
+              <w:autoSpaceDE/>
+              <w:autoSpaceDN/>
+            </w:pPr>
+            <w:r>
+              <w:rPr>
+                <w:rFonts w:hint="eastAsia"/>
+                <w:color w:val="960000"/>
+                <w:sz w:val="16"/>
+                <w:szCs w:val="16"/>
+              </w:rPr>
+              <w:t>진행 보고 및 회의</w:t>
+            </w:r>
+          </w:p>
+        </w:tc>
+        <w:tc>
+          <w:tcPr>
+            <w:tcW w:w="1559" w:type="dxa"/>
           </w:tcPr>
           <w:p>
             <w:pPr>
@@ -15746,7 +17280,7 @@
         </w:tc>
         <w:tc>
           <w:tcPr>
-            <w:tcW w:w="1225" w:type="dxa"/>
+            <w:tcW w:w="1560" w:type="dxa"/>
           </w:tcPr>
           <w:p>
             <w:pPr>
@@ -15765,7 +17299,7 @@
         </w:tc>
         <w:tc>
           <w:tcPr>
-            <w:tcW w:w="1225" w:type="dxa"/>
+            <w:tcW w:w="1559" w:type="dxa"/>
           </w:tcPr>
           <w:p>
             <w:pPr>
@@ -15786,10 +17320,11 @@
       <w:tr>
         <w:trPr>
           <w:trHeight w:val="1418"/>
+          <w:jc w:val="center"/>
         </w:trPr>
         <w:tc>
           <w:tcPr>
-            <w:tcW w:w="1226" w:type="dxa"/>
+            <w:tcW w:w="1560" w:type="dxa"/>
           </w:tcPr>
           <w:p>
             <w:pPr>
@@ -15808,7 +17343,7 @@
         </w:tc>
         <w:tc>
           <w:tcPr>
-            <w:tcW w:w="1225" w:type="dxa"/>
+            <w:tcW w:w="1560" w:type="dxa"/>
           </w:tcPr>
           <w:p>
             <w:pPr>
@@ -15827,7 +17362,7 @@
         </w:tc>
         <w:tc>
           <w:tcPr>
-            <w:tcW w:w="1225" w:type="dxa"/>
+            <w:tcW w:w="1559" w:type="dxa"/>
           </w:tcPr>
           <w:p>
             <w:pPr>
@@ -15846,14 +17381,19 @@
         </w:tc>
         <w:tc>
           <w:tcPr>
-            <w:tcW w:w="1225" w:type="dxa"/>
-          </w:tcPr>
-          <w:p>
-            <w:pPr>
-              <w:widowControl/>
-              <w:wordWrap/>
-              <w:autoSpaceDE/>
-              <w:autoSpaceDN/>
+            <w:tcW w:w="1559" w:type="dxa"/>
+          </w:tcPr>
+          <w:p>
+            <w:pPr>
+              <w:widowControl/>
+              <w:wordWrap/>
+              <w:autoSpaceDE/>
+              <w:autoSpaceDN/>
+              <w:rPr>
+                <w:color w:val="960000"/>
+                <w:sz w:val="14"/>
+                <w:szCs w:val="14"/>
+              </w:rPr>
             </w:pPr>
             <w:r>
               <w:rPr>
@@ -15862,10 +17402,51 @@
               <w:t>26</w:t>
             </w:r>
           </w:p>
-        </w:tc>
-        <w:tc>
-          <w:tcPr>
-            <w:tcW w:w="1225" w:type="dxa"/>
+          <w:p>
+            <w:pPr>
+              <w:widowControl/>
+              <w:wordWrap/>
+              <w:autoSpaceDE/>
+              <w:autoSpaceDN/>
+              <w:rPr>
+                <w:color w:val="960000"/>
+                <w:sz w:val="16"/>
+                <w:szCs w:val="16"/>
+              </w:rPr>
+            </w:pPr>
+            <w:proofErr w:type="spellStart"/>
+            <w:r>
+              <w:rPr>
+                <w:rFonts w:hint="eastAsia"/>
+                <w:color w:val="960000"/>
+                <w:sz w:val="16"/>
+                <w:szCs w:val="16"/>
+              </w:rPr>
+              <w:t>패킷테스트</w:t>
+            </w:r>
+            <w:proofErr w:type="spellEnd"/>
+          </w:p>
+          <w:p>
+            <w:pPr>
+              <w:widowControl/>
+              <w:wordWrap/>
+              <w:autoSpaceDE/>
+              <w:autoSpaceDN/>
+            </w:pPr>
+            <w:r>
+              <w:rPr>
+                <w:rFonts w:hint="eastAsia"/>
+                <w:color w:val="960000"/>
+                <w:sz w:val="16"/>
+                <w:szCs w:val="16"/>
+              </w:rPr>
+              <w:t>진행 보고 및 회의</w:t>
+            </w:r>
+          </w:p>
+        </w:tc>
+        <w:tc>
+          <w:tcPr>
+            <w:tcW w:w="1559" w:type="dxa"/>
           </w:tcPr>
           <w:p>
             <w:pPr>
@@ -15884,7 +17465,7 @@
         </w:tc>
         <w:tc>
           <w:tcPr>
-            <w:tcW w:w="1225" w:type="dxa"/>
+            <w:tcW w:w="1560" w:type="dxa"/>
           </w:tcPr>
           <w:p>
             <w:pPr>
@@ -15903,7 +17484,7 @@
         </w:tc>
         <w:tc>
           <w:tcPr>
-            <w:tcW w:w="1225" w:type="dxa"/>
+            <w:tcW w:w="1559" w:type="dxa"/>
           </w:tcPr>
           <w:p>
             <w:pPr>
@@ -15924,10 +17505,11 @@
       <w:tr>
         <w:trPr>
           <w:trHeight w:val="284"/>
+          <w:jc w:val="center"/>
         </w:trPr>
         <w:tc>
           <w:tcPr>
-            <w:tcW w:w="8576" w:type="dxa"/>
+            <w:tcW w:w="10916" w:type="dxa"/>
             <w:gridSpan w:val="7"/>
           </w:tcPr>
           <w:p>
@@ -15950,10 +17532,11 @@
       <w:tr>
         <w:trPr>
           <w:trHeight w:val="1418"/>
+          <w:jc w:val="center"/>
         </w:trPr>
         <w:tc>
           <w:tcPr>
-            <w:tcW w:w="1226" w:type="dxa"/>
+            <w:tcW w:w="1560" w:type="dxa"/>
           </w:tcPr>
           <w:p>
             <w:pPr>
@@ -15972,7 +17555,7 @@
         </w:tc>
         <w:tc>
           <w:tcPr>
-            <w:tcW w:w="1225" w:type="dxa"/>
+            <w:tcW w:w="1560" w:type="dxa"/>
           </w:tcPr>
           <w:p>
             <w:pPr>
@@ -15991,7 +17574,7 @@
         </w:tc>
         <w:tc>
           <w:tcPr>
-            <w:tcW w:w="1225" w:type="dxa"/>
+            <w:tcW w:w="1559" w:type="dxa"/>
           </w:tcPr>
           <w:p>
             <w:pPr>
@@ -16010,14 +17593,19 @@
         </w:tc>
         <w:tc>
           <w:tcPr>
-            <w:tcW w:w="1225" w:type="dxa"/>
-          </w:tcPr>
-          <w:p>
-            <w:pPr>
-              <w:widowControl/>
-              <w:wordWrap/>
-              <w:autoSpaceDE/>
-              <w:autoSpaceDN/>
+            <w:tcW w:w="1559" w:type="dxa"/>
+          </w:tcPr>
+          <w:p>
+            <w:pPr>
+              <w:widowControl/>
+              <w:wordWrap/>
+              <w:autoSpaceDE/>
+              <w:autoSpaceDN/>
+              <w:rPr>
+                <w:color w:val="960000"/>
+                <w:sz w:val="14"/>
+                <w:szCs w:val="14"/>
+              </w:rPr>
             </w:pPr>
             <w:r>
               <w:rPr>
@@ -16026,10 +17614,51 @@
               <w:t>3</w:t>
             </w:r>
           </w:p>
-        </w:tc>
-        <w:tc>
-          <w:tcPr>
-            <w:tcW w:w="1225" w:type="dxa"/>
+          <w:p>
+            <w:pPr>
+              <w:widowControl/>
+              <w:wordWrap/>
+              <w:autoSpaceDE/>
+              <w:autoSpaceDN/>
+              <w:rPr>
+                <w:color w:val="960000"/>
+                <w:sz w:val="16"/>
+                <w:szCs w:val="16"/>
+              </w:rPr>
+            </w:pPr>
+            <w:proofErr w:type="spellStart"/>
+            <w:r>
+              <w:rPr>
+                <w:rFonts w:hint="eastAsia"/>
+                <w:color w:val="960000"/>
+                <w:sz w:val="16"/>
+                <w:szCs w:val="16"/>
+              </w:rPr>
+              <w:t>패킷테스트</w:t>
+            </w:r>
+            <w:proofErr w:type="spellEnd"/>
+          </w:p>
+          <w:p>
+            <w:pPr>
+              <w:widowControl/>
+              <w:wordWrap/>
+              <w:autoSpaceDE/>
+              <w:autoSpaceDN/>
+            </w:pPr>
+            <w:r>
+              <w:rPr>
+                <w:rFonts w:hint="eastAsia"/>
+                <w:color w:val="960000"/>
+                <w:sz w:val="16"/>
+                <w:szCs w:val="16"/>
+              </w:rPr>
+              <w:t>진행 보고 및 회의</w:t>
+            </w:r>
+          </w:p>
+        </w:tc>
+        <w:tc>
+          <w:tcPr>
+            <w:tcW w:w="1559" w:type="dxa"/>
           </w:tcPr>
           <w:p>
             <w:pPr>
@@ -16048,7 +17677,7 @@
         </w:tc>
         <w:tc>
           <w:tcPr>
-            <w:tcW w:w="1225" w:type="dxa"/>
+            <w:tcW w:w="1560" w:type="dxa"/>
           </w:tcPr>
           <w:p>
             <w:pPr>
@@ -16067,7 +17696,7 @@
         </w:tc>
         <w:tc>
           <w:tcPr>
-            <w:tcW w:w="1225" w:type="dxa"/>
+            <w:tcW w:w="1559" w:type="dxa"/>
           </w:tcPr>
           <w:p>
             <w:pPr>
@@ -16088,10 +17717,11 @@
       <w:tr>
         <w:trPr>
           <w:trHeight w:val="1418"/>
+          <w:jc w:val="center"/>
         </w:trPr>
         <w:tc>
           <w:tcPr>
-            <w:tcW w:w="1226" w:type="dxa"/>
+            <w:tcW w:w="1560" w:type="dxa"/>
           </w:tcPr>
           <w:p>
             <w:pPr>
@@ -16110,7 +17740,7 @@
         </w:tc>
         <w:tc>
           <w:tcPr>
-            <w:tcW w:w="1225" w:type="dxa"/>
+            <w:tcW w:w="1560" w:type="dxa"/>
           </w:tcPr>
           <w:p>
             <w:pPr>
@@ -16129,7 +17759,7 @@
         </w:tc>
         <w:tc>
           <w:tcPr>
-            <w:tcW w:w="1225" w:type="dxa"/>
+            <w:tcW w:w="1559" w:type="dxa"/>
           </w:tcPr>
           <w:p>
             <w:pPr>
@@ -16148,14 +17778,19 @@
         </w:tc>
         <w:tc>
           <w:tcPr>
-            <w:tcW w:w="1225" w:type="dxa"/>
-          </w:tcPr>
-          <w:p>
-            <w:pPr>
-              <w:widowControl/>
-              <w:wordWrap/>
-              <w:autoSpaceDE/>
-              <w:autoSpaceDN/>
+            <w:tcW w:w="1559" w:type="dxa"/>
+          </w:tcPr>
+          <w:p>
+            <w:pPr>
+              <w:widowControl/>
+              <w:wordWrap/>
+              <w:autoSpaceDE/>
+              <w:autoSpaceDN/>
+              <w:rPr>
+                <w:color w:val="960000"/>
+                <w:sz w:val="14"/>
+                <w:szCs w:val="14"/>
+              </w:rPr>
             </w:pPr>
             <w:r>
               <w:rPr>
@@ -16164,10 +17799,51 @@
               <w:t>10</w:t>
             </w:r>
           </w:p>
-        </w:tc>
-        <w:tc>
-          <w:tcPr>
-            <w:tcW w:w="1225" w:type="dxa"/>
+          <w:p>
+            <w:pPr>
+              <w:widowControl/>
+              <w:wordWrap/>
+              <w:autoSpaceDE/>
+              <w:autoSpaceDN/>
+              <w:rPr>
+                <w:color w:val="960000"/>
+                <w:sz w:val="16"/>
+                <w:szCs w:val="16"/>
+              </w:rPr>
+            </w:pPr>
+            <w:proofErr w:type="spellStart"/>
+            <w:r>
+              <w:rPr>
+                <w:rFonts w:hint="eastAsia"/>
+                <w:color w:val="960000"/>
+                <w:sz w:val="16"/>
+                <w:szCs w:val="16"/>
+              </w:rPr>
+              <w:t>패킷테스트</w:t>
+            </w:r>
+            <w:proofErr w:type="spellEnd"/>
+          </w:p>
+          <w:p>
+            <w:pPr>
+              <w:widowControl/>
+              <w:wordWrap/>
+              <w:autoSpaceDE/>
+              <w:autoSpaceDN/>
+            </w:pPr>
+            <w:r>
+              <w:rPr>
+                <w:rFonts w:hint="eastAsia"/>
+                <w:color w:val="960000"/>
+                <w:sz w:val="16"/>
+                <w:szCs w:val="16"/>
+              </w:rPr>
+              <w:t>진행 보고 및 회의</w:t>
+            </w:r>
+          </w:p>
+        </w:tc>
+        <w:tc>
+          <w:tcPr>
+            <w:tcW w:w="1559" w:type="dxa"/>
           </w:tcPr>
           <w:p>
             <w:pPr>
@@ -16186,7 +17862,7 @@
         </w:tc>
         <w:tc>
           <w:tcPr>
-            <w:tcW w:w="1225" w:type="dxa"/>
+            <w:tcW w:w="1560" w:type="dxa"/>
           </w:tcPr>
           <w:p>
             <w:pPr>
@@ -16205,7 +17881,7 @@
         </w:tc>
         <w:tc>
           <w:tcPr>
-            <w:tcW w:w="1225" w:type="dxa"/>
+            <w:tcW w:w="1559" w:type="dxa"/>
           </w:tcPr>
           <w:p>
             <w:pPr>
@@ -16230,9 +17906,6 @@
         <w:wordWrap/>
         <w:autoSpaceDE/>
         <w:autoSpaceDN/>
-        <w:rPr>
-          <w:rFonts w:hint="eastAsia"/>
-        </w:rPr>
       </w:pPr>
     </w:p>
     <w:sectPr>

--- a/넷겜플기획서.docx
+++ b/넷겜플기획서.docx
@@ -1,6 +1,6 @@
 
 <file path=word/document.xml><?xml version="1.0" encoding="utf-8"?>
-<w:document xmlns:wpc="http://schemas.microsoft.com/office/word/2010/wordprocessingCanvas" xmlns:cx="http://schemas.microsoft.com/office/drawing/2014/chartex" xmlns:cx1="http://schemas.microsoft.com/office/drawing/2015/9/8/chartex" xmlns:cx2="http://schemas.microsoft.com/office/drawing/2015/10/21/chartex" xmlns:cx3="http://schemas.microsoft.com/office/drawing/2016/5/9/chartex" xmlns:cx4="http://schemas.microsoft.com/office/drawing/2016/5/10/chartex" xmlns:cx5="http://schemas.microsoft.com/office/drawing/2016/5/11/chartex" xmlns:cx6="http://schemas.microsoft.com/office/drawing/2016/5/12/chartex" xmlns:cx7="http://schemas.microsoft.com/office/drawing/2016/5/13/chartex" xmlns:cx8="http://schemas.microsoft.com/office/drawing/2016/5/14/chartex" xmlns:mc="http://schemas.openxmlformats.org/markup-compatibility/2006" xmlns:aink="http://schemas.microsoft.com/office/drawing/2016/ink" xmlns:am3d="http://schemas.microsoft.com/office/drawing/2017/model3d" xmlns:o="urn:schemas-microsoft-com:office:office" xmlns:oel="http://schemas.microsoft.com/office/2019/extlst" xmlns:r="http://schemas.openxmlformats.org/officeDocument/2006/relationships" xmlns:m="http://schemas.openxmlformats.org/officeDocument/2006/math" xmlns:v="urn:schemas-microsoft-com:vml" xmlns:wp14="http://schemas.microsoft.com/office/word/2010/wordprocessingDrawing" xmlns:wp="http://schemas.openxmlformats.org/drawingml/2006/wordprocessingDrawing" xmlns:w10="urn:schemas-microsoft-com:office:word" xmlns:w="http://schemas.openxmlformats.org/wordprocessingml/2006/main" xmlns:w14="http://schemas.microsoft.com/office/word/2010/wordml" xmlns:w15="http://schemas.microsoft.com/office/word/2012/wordml" xmlns:w16cex="http://schemas.microsoft.com/office/word/2018/wordml/cex" xmlns:w16cid="http://schemas.microsoft.com/office/word/2016/wordml/cid" xmlns:w16="http://schemas.microsoft.com/office/word/2018/wordml" xmlns:w16sdtdh="http://schemas.microsoft.com/office/word/2020/wordml/sdtdatahash" xmlns:w16se="http://schemas.microsoft.com/office/word/2015/wordml/symex" xmlns:wpg="http://schemas.microsoft.com/office/word/2010/wordprocessingGroup" xmlns:wpi="http://schemas.microsoft.com/office/word/2010/wordprocessingInk" xmlns:wne="http://schemas.microsoft.com/office/word/2006/wordml" xmlns:wps="http://schemas.microsoft.com/office/word/2010/wordprocessingShape" mc:Ignorable="w14 w15 w16se w16cid w16 w16cex w16sdtdh wp14">
+<w:document xmlns:wpc="http://schemas.microsoft.com/office/word/2010/wordprocessingCanvas" xmlns:cx="http://schemas.microsoft.com/office/drawing/2014/chartex" xmlns:cx1="http://schemas.microsoft.com/office/drawing/2015/9/8/chartex" xmlns:cx2="http://schemas.microsoft.com/office/drawing/2015/10/21/chartex" xmlns:cx3="http://schemas.microsoft.com/office/drawing/2016/5/9/chartex" xmlns:cx4="http://schemas.microsoft.com/office/drawing/2016/5/10/chartex" xmlns:cx5="http://schemas.microsoft.com/office/drawing/2016/5/11/chartex" xmlns:cx6="http://schemas.microsoft.com/office/drawing/2016/5/12/chartex" xmlns:cx7="http://schemas.microsoft.com/office/drawing/2016/5/13/chartex" xmlns:cx8="http://schemas.microsoft.com/office/drawing/2016/5/14/chartex" xmlns:mc="http://schemas.openxmlformats.org/markup-compatibility/2006" xmlns:aink="http://schemas.microsoft.com/office/drawing/2016/ink" xmlns:am3d="http://schemas.microsoft.com/office/drawing/2017/model3d" xmlns:o="urn:schemas-microsoft-com:office:office" xmlns:oel="http://schemas.microsoft.com/office/2019/extlst" xmlns:r="http://schemas.openxmlformats.org/officeDocument/2006/relationships" xmlns:m="http://schemas.openxmlformats.org/officeDocument/2006/math" xmlns:v="urn:schemas-microsoft-com:vml" xmlns:wp14="http://schemas.microsoft.com/office/word/2010/wordprocessingDrawing" xmlns:wp="http://schemas.openxmlformats.org/drawingml/2006/wordprocessingDrawing" xmlns:w10="urn:schemas-microsoft-com:office:word" xmlns:w="http://schemas.openxmlformats.org/wordprocessingml/2006/main" xmlns:w14="http://schemas.microsoft.com/office/word/2010/wordml" xmlns:w15="http://schemas.microsoft.com/office/word/2012/wordml" xmlns:w16cex="http://schemas.microsoft.com/office/word/2018/wordml/cex" xmlns:w16cid="http://schemas.microsoft.com/office/word/2016/wordml/cid" xmlns:w16="http://schemas.microsoft.com/office/word/2018/wordml" xmlns:w16du="http://schemas.microsoft.com/office/word/2023/wordml/word16du" xmlns:w16sdtdh="http://schemas.microsoft.com/office/word/2020/wordml/sdtdatahash" xmlns:w16sdtfl="http://schemas.microsoft.com/office/word/2024/wordml/sdtformatlock" xmlns:w16se="http://schemas.microsoft.com/office/word/2015/wordml/symex" xmlns:wpg="http://schemas.microsoft.com/office/word/2010/wordprocessingGroup" xmlns:wpi="http://schemas.microsoft.com/office/word/2010/wordprocessingInk" xmlns:wne="http://schemas.microsoft.com/office/word/2006/wordml" xmlns:wps="http://schemas.microsoft.com/office/word/2010/wordprocessingShape" mc:Ignorable="w14 w15 w16se w16cid w16 w16cex w16sdtdh w16sdtfl w16du wp14">
   <w:body>
     <w:p>
       <w:pPr>
@@ -1068,7 +1068,25 @@
           <w:sz w:val="20"/>
           <w:szCs w:val="20"/>
         </w:rPr>
-        <w:t xml:space="preserve">기본 흐름 : </w:t>
+        <w:t xml:space="preserve">기본 </w:t>
+      </w:r>
+      <w:proofErr w:type="gramStart"/>
+      <w:r>
+        <w:rPr>
+          <w:rFonts w:hint="eastAsia"/>
+          <w:sz w:val="20"/>
+          <w:szCs w:val="20"/>
+        </w:rPr>
+        <w:t>흐름 :</w:t>
+      </w:r>
+      <w:proofErr w:type="gramEnd"/>
+      <w:r>
+        <w:rPr>
+          <w:rFonts w:hint="eastAsia"/>
+          <w:sz w:val="20"/>
+          <w:szCs w:val="20"/>
+        </w:rPr>
+        <w:t xml:space="preserve"> </w:t>
       </w:r>
       <w:r>
         <w:rPr>
@@ -1313,13 +1331,23 @@
           <w:szCs w:val="20"/>
         </w:rPr>
       </w:pPr>
+      <w:proofErr w:type="spellStart"/>
       <w:r>
         <w:rPr>
           <w:rFonts w:hint="eastAsia"/>
           <w:sz w:val="20"/>
           <w:szCs w:val="20"/>
         </w:rPr>
-        <w:t>인게임 화면</w:t>
+        <w:t>인게임</w:t>
+      </w:r>
+      <w:proofErr w:type="spellEnd"/>
+      <w:r>
+        <w:rPr>
+          <w:rFonts w:hint="eastAsia"/>
+          <w:sz w:val="20"/>
+          <w:szCs w:val="20"/>
+        </w:rPr>
+        <w:t xml:space="preserve"> 화면</w:t>
       </w:r>
     </w:p>
     <w:p>
@@ -1449,13 +1477,23 @@
         </w:rPr>
         <w:t xml:space="preserve">좌/우 </w:t>
       </w:r>
+      <w:proofErr w:type="gramStart"/>
       <w:r>
         <w:rPr>
           <w:rFonts w:hint="eastAsia"/>
           <w:sz w:val="20"/>
           <w:szCs w:val="20"/>
         </w:rPr>
-        <w:t>방향키 : 맵 선택</w:t>
+        <w:t>방향키 :</w:t>
+      </w:r>
+      <w:proofErr w:type="gramEnd"/>
+      <w:r>
+        <w:rPr>
+          <w:rFonts w:hint="eastAsia"/>
+          <w:sz w:val="20"/>
+          <w:szCs w:val="20"/>
+        </w:rPr>
+        <w:t xml:space="preserve"> 맵 선택</w:t>
       </w:r>
     </w:p>
     <w:p>
@@ -1470,13 +1508,23 @@
           <w:szCs w:val="20"/>
         </w:rPr>
       </w:pPr>
+      <w:proofErr w:type="gramStart"/>
       <w:r>
         <w:rPr>
           <w:rFonts w:hint="eastAsia"/>
           <w:sz w:val="20"/>
           <w:szCs w:val="20"/>
         </w:rPr>
-        <w:t>Enter : 맵 선택 확정</w:t>
+        <w:t>Enter :</w:t>
+      </w:r>
+      <w:proofErr w:type="gramEnd"/>
+      <w:r>
+        <w:rPr>
+          <w:rFonts w:hint="eastAsia"/>
+          <w:sz w:val="20"/>
+          <w:szCs w:val="20"/>
+        </w:rPr>
+        <w:t xml:space="preserve"> 맵 선택 확정</w:t>
       </w:r>
     </w:p>
     <w:p>
@@ -1517,13 +1565,23 @@
         </w:rPr>
         <w:t xml:space="preserve">상/하 </w:t>
       </w:r>
+      <w:proofErr w:type="gramStart"/>
       <w:r>
         <w:rPr>
           <w:rFonts w:hint="eastAsia"/>
           <w:sz w:val="20"/>
           <w:szCs w:val="20"/>
         </w:rPr>
-        <w:t>방향키 : 카트 전진 및 후진</w:t>
+        <w:t>방향키 :</w:t>
+      </w:r>
+      <w:proofErr w:type="gramEnd"/>
+      <w:r>
+        <w:rPr>
+          <w:rFonts w:hint="eastAsia"/>
+          <w:sz w:val="20"/>
+          <w:szCs w:val="20"/>
+        </w:rPr>
+        <w:t xml:space="preserve"> 카트 전진 및 후진</w:t>
       </w:r>
     </w:p>
     <w:p>
@@ -1546,13 +1604,23 @@
         </w:rPr>
         <w:t xml:space="preserve">좌/우 </w:t>
       </w:r>
+      <w:proofErr w:type="gramStart"/>
       <w:r>
         <w:rPr>
           <w:rFonts w:hint="eastAsia"/>
           <w:sz w:val="20"/>
           <w:szCs w:val="20"/>
         </w:rPr>
-        <w:t>방향키 : 카트 회전</w:t>
+        <w:t>방향키 :</w:t>
+      </w:r>
+      <w:proofErr w:type="gramEnd"/>
+      <w:r>
+        <w:rPr>
+          <w:rFonts w:hint="eastAsia"/>
+          <w:sz w:val="20"/>
+          <w:szCs w:val="20"/>
+        </w:rPr>
+        <w:t xml:space="preserve"> 카트 회전</w:t>
       </w:r>
     </w:p>
     <w:p>
@@ -1567,13 +1635,41 @@
           <w:szCs w:val="20"/>
         </w:rPr>
       </w:pPr>
+      <w:proofErr w:type="gramStart"/>
       <w:r>
         <w:rPr>
           <w:rFonts w:hint="eastAsia"/>
           <w:sz w:val="20"/>
           <w:szCs w:val="20"/>
         </w:rPr>
-        <w:t xml:space="preserve">Ctrl : 부스트 </w:t>
+        <w:t>Ctrl :</w:t>
+      </w:r>
+      <w:proofErr w:type="gramEnd"/>
+      <w:r>
+        <w:rPr>
+          <w:rFonts w:hint="eastAsia"/>
+          <w:sz w:val="20"/>
+          <w:szCs w:val="20"/>
+        </w:rPr>
+        <w:t xml:space="preserve"> </w:t>
+      </w:r>
+      <w:proofErr w:type="spellStart"/>
+      <w:r>
+        <w:rPr>
+          <w:rFonts w:hint="eastAsia"/>
+          <w:sz w:val="20"/>
+          <w:szCs w:val="20"/>
+        </w:rPr>
+        <w:t>부스트</w:t>
+      </w:r>
+      <w:proofErr w:type="spellEnd"/>
+      <w:r>
+        <w:rPr>
+          <w:rFonts w:hint="eastAsia"/>
+          <w:sz w:val="20"/>
+          <w:szCs w:val="20"/>
+        </w:rPr>
+        <w:t xml:space="preserve"> </w:t>
       </w:r>
     </w:p>
     <w:p>
@@ -1588,13 +1684,23 @@
           <w:szCs w:val="20"/>
         </w:rPr>
       </w:pPr>
+      <w:proofErr w:type="gramStart"/>
       <w:r>
         <w:rPr>
           <w:rFonts w:hint="eastAsia"/>
           <w:sz w:val="20"/>
           <w:szCs w:val="20"/>
         </w:rPr>
-        <w:t>Esc : 일시정지(다시 시작, 맵 선택 화면(마우스로 클릭))</w:t>
+        <w:t>Esc :</w:t>
+      </w:r>
+      <w:proofErr w:type="gramEnd"/>
+      <w:r>
+        <w:rPr>
+          <w:rFonts w:hint="eastAsia"/>
+          <w:sz w:val="20"/>
+          <w:szCs w:val="20"/>
+        </w:rPr>
+        <w:t xml:space="preserve"> 일시정지(다시 시작, 맵 선택 화면(마우스로 클릭))</w:t>
       </w:r>
     </w:p>
     <w:p>
@@ -1609,13 +1715,23 @@
           <w:szCs w:val="20"/>
         </w:rPr>
       </w:pPr>
+      <w:proofErr w:type="gramStart"/>
       <w:r>
         <w:rPr>
           <w:rFonts w:hint="eastAsia"/>
           <w:sz w:val="20"/>
           <w:szCs w:val="20"/>
         </w:rPr>
-        <w:t>p : 맵 선택 모드로 이동</w:t>
+        <w:t>p :</w:t>
+      </w:r>
+      <w:proofErr w:type="gramEnd"/>
+      <w:r>
+        <w:rPr>
+          <w:rFonts w:hint="eastAsia"/>
+          <w:sz w:val="20"/>
+          <w:szCs w:val="20"/>
+        </w:rPr>
+        <w:t xml:space="preserve"> 맵 선택 모드로 이동</w:t>
       </w:r>
     </w:p>
     <w:p>
@@ -1636,7 +1752,25 @@
           <w:sz w:val="20"/>
           <w:szCs w:val="20"/>
         </w:rPr>
-        <w:t>b: 바운딩박스 켜기/끄기</w:t>
+        <w:t xml:space="preserve">b: </w:t>
+      </w:r>
+      <w:proofErr w:type="spellStart"/>
+      <w:r>
+        <w:rPr>
+          <w:rFonts w:hint="eastAsia"/>
+          <w:sz w:val="20"/>
+          <w:szCs w:val="20"/>
+        </w:rPr>
+        <w:t>바운딩박스</w:t>
+      </w:r>
+      <w:proofErr w:type="spellEnd"/>
+      <w:r>
+        <w:rPr>
+          <w:rFonts w:hint="eastAsia"/>
+          <w:sz w:val="20"/>
+          <w:szCs w:val="20"/>
+        </w:rPr>
+        <w:t xml:space="preserve"> 켜기/끄기</w:t>
       </w:r>
     </w:p>
     <w:p>
@@ -1696,7 +1830,25 @@
           <w:sz w:val="20"/>
           <w:szCs w:val="20"/>
         </w:rPr>
-        <w:t>필드 맵 : 일자형 직선 주행 코스</w:t>
+        <w:t xml:space="preserve">필드 </w:t>
+      </w:r>
+      <w:proofErr w:type="gramStart"/>
+      <w:r>
+        <w:rPr>
+          <w:rFonts w:hint="eastAsia"/>
+          <w:sz w:val="20"/>
+          <w:szCs w:val="20"/>
+        </w:rPr>
+        <w:t>맵 :</w:t>
+      </w:r>
+      <w:proofErr w:type="gramEnd"/>
+      <w:r>
+        <w:rPr>
+          <w:rFonts w:hint="eastAsia"/>
+          <w:sz w:val="20"/>
+          <w:szCs w:val="20"/>
+        </w:rPr>
+        <w:t xml:space="preserve"> 일자형 직선 주행 코스</w:t>
       </w:r>
     </w:p>
     <w:p>
@@ -1714,7 +1866,25 @@
           <w:sz w:val="20"/>
           <w:szCs w:val="20"/>
         </w:rPr>
-        <w:t>사각형 맵 : 네 모서리를 도는 사각형 구조의 주행 코스</w:t>
+        <w:t xml:space="preserve">사각형 </w:t>
+      </w:r>
+      <w:proofErr w:type="gramStart"/>
+      <w:r>
+        <w:rPr>
+          <w:rFonts w:hint="eastAsia"/>
+          <w:sz w:val="20"/>
+          <w:szCs w:val="20"/>
+        </w:rPr>
+        <w:t>맵 :</w:t>
+      </w:r>
+      <w:proofErr w:type="gramEnd"/>
+      <w:r>
+        <w:rPr>
+          <w:rFonts w:hint="eastAsia"/>
+          <w:sz w:val="20"/>
+          <w:szCs w:val="20"/>
+        </w:rPr>
+        <w:t xml:space="preserve"> 네 모서리를 도는 사각형 구조의 주행 코스</w:t>
       </w:r>
     </w:p>
     <w:p>
@@ -1848,8 +2018,18 @@
           <w:sz w:val="20"/>
           <w:szCs w:val="20"/>
         </w:rPr>
-        <w:t>Kart-KartRider</w:t>
-      </w:r>
+        <w:t>Kart-</w:t>
+      </w:r>
+      <w:proofErr w:type="spellStart"/>
+      <w:r>
+        <w:rPr>
+          <w:rFonts w:hint="eastAsia"/>
+          <w:sz w:val="20"/>
+          <w:szCs w:val="20"/>
+        </w:rPr>
+        <w:t>KartRider</w:t>
+      </w:r>
+      <w:proofErr w:type="spellEnd"/>
       <w:r>
         <w:rPr>
           <w:sz w:val="20"/>
@@ -2272,13 +2452,23 @@
         <w:lastRenderedPageBreak/>
         <w:t xml:space="preserve">3) </w:t>
       </w:r>
+      <w:proofErr w:type="spellStart"/>
       <w:r>
         <w:rPr>
           <w:rFonts w:hint="eastAsia"/>
           <w:sz w:val="20"/>
           <w:szCs w:val="20"/>
         </w:rPr>
-        <w:t>인게임 흐름도</w:t>
+        <w:t>인게임</w:t>
+      </w:r>
+      <w:proofErr w:type="spellEnd"/>
+      <w:r>
+        <w:rPr>
+          <w:rFonts w:hint="eastAsia"/>
+          <w:sz w:val="20"/>
+          <w:szCs w:val="20"/>
+        </w:rPr>
+        <w:t xml:space="preserve"> 흐름도</w:t>
       </w:r>
     </w:p>
     <w:p>
@@ -2544,7 +2734,25 @@
           <w:sz w:val="20"/>
           <w:szCs w:val="20"/>
         </w:rPr>
-        <w:t>NAME_SIZE : 로그인 시 이름 길이</w:t>
+        <w:t>NAME_</w:t>
+      </w:r>
+      <w:proofErr w:type="gramStart"/>
+      <w:r>
+        <w:rPr>
+          <w:rFonts w:asciiTheme="majorEastAsia" w:eastAsiaTheme="majorEastAsia" w:hAnsiTheme="majorEastAsia" w:hint="eastAsia"/>
+          <w:sz w:val="20"/>
+          <w:szCs w:val="20"/>
+        </w:rPr>
+        <w:t>SIZE :</w:t>
+      </w:r>
+      <w:proofErr w:type="gramEnd"/>
+      <w:r>
+        <w:rPr>
+          <w:rFonts w:asciiTheme="majorEastAsia" w:eastAsiaTheme="majorEastAsia" w:hAnsiTheme="majorEastAsia" w:hint="eastAsia"/>
+          <w:sz w:val="20"/>
+          <w:szCs w:val="20"/>
+        </w:rPr>
+        <w:t xml:space="preserve"> 로그인 시 이름 길이</w:t>
       </w:r>
     </w:p>
     <w:p>
@@ -2570,7 +2778,25 @@
           <w:sz w:val="20"/>
           <w:szCs w:val="20"/>
         </w:rPr>
-        <w:t>BUF_SIZE : 패킷을 받을 배열의 길이</w:t>
+        <w:t>BUF_</w:t>
+      </w:r>
+      <w:proofErr w:type="gramStart"/>
+      <w:r>
+        <w:rPr>
+          <w:rFonts w:asciiTheme="majorEastAsia" w:eastAsiaTheme="majorEastAsia" w:hAnsiTheme="majorEastAsia" w:hint="eastAsia"/>
+          <w:sz w:val="20"/>
+          <w:szCs w:val="20"/>
+        </w:rPr>
+        <w:t>SIZE :</w:t>
+      </w:r>
+      <w:proofErr w:type="gramEnd"/>
+      <w:r>
+        <w:rPr>
+          <w:rFonts w:asciiTheme="majorEastAsia" w:eastAsiaTheme="majorEastAsia" w:hAnsiTheme="majorEastAsia" w:hint="eastAsia"/>
+          <w:sz w:val="20"/>
+          <w:szCs w:val="20"/>
+        </w:rPr>
+        <w:t xml:space="preserve"> 패킷을 받을 배열의 길이</w:t>
       </w:r>
     </w:p>
     <w:p>
@@ -2596,7 +2822,25 @@
           <w:sz w:val="20"/>
           <w:szCs w:val="20"/>
         </w:rPr>
-        <w:t>SERVER_PORT : 서버의 포트 번호</w:t>
+        <w:t>SERVER_</w:t>
+      </w:r>
+      <w:proofErr w:type="gramStart"/>
+      <w:r>
+        <w:rPr>
+          <w:rFonts w:asciiTheme="majorEastAsia" w:eastAsiaTheme="majorEastAsia" w:hAnsiTheme="majorEastAsia" w:hint="eastAsia"/>
+          <w:sz w:val="20"/>
+          <w:szCs w:val="20"/>
+        </w:rPr>
+        <w:t>PORT :</w:t>
+      </w:r>
+      <w:proofErr w:type="gramEnd"/>
+      <w:r>
+        <w:rPr>
+          <w:rFonts w:asciiTheme="majorEastAsia" w:eastAsiaTheme="majorEastAsia" w:hAnsiTheme="majorEastAsia" w:hint="eastAsia"/>
+          <w:sz w:val="20"/>
+          <w:szCs w:val="20"/>
+        </w:rPr>
+        <w:t xml:space="preserve"> 서버의 포트 번호</w:t>
       </w:r>
     </w:p>
     <w:p>
@@ -2622,15 +2866,33 @@
           <w:sz w:val="20"/>
           <w:szCs w:val="20"/>
         </w:rPr>
-        <w:t>TIME_PER_ACTION</w:t>
-      </w:r>
+        <w:t>TIME_PER_</w:t>
+      </w:r>
+      <w:proofErr w:type="gramStart"/>
       <w:r>
         <w:rPr>
           <w:rFonts w:asciiTheme="majorEastAsia" w:eastAsiaTheme="majorEastAsia" w:hAnsiTheme="majorEastAsia" w:hint="eastAsia"/>
           <w:sz w:val="20"/>
           <w:szCs w:val="20"/>
         </w:rPr>
-        <w:t xml:space="preserve"> : 프레임</w:t>
+        <w:t>ACTION</w:t>
+      </w:r>
+      <w:r>
+        <w:rPr>
+          <w:rFonts w:asciiTheme="majorEastAsia" w:eastAsiaTheme="majorEastAsia" w:hAnsiTheme="majorEastAsia" w:hint="eastAsia"/>
+          <w:sz w:val="20"/>
+          <w:szCs w:val="20"/>
+        </w:rPr>
+        <w:t xml:space="preserve"> :</w:t>
+      </w:r>
+      <w:proofErr w:type="gramEnd"/>
+      <w:r>
+        <w:rPr>
+          <w:rFonts w:asciiTheme="majorEastAsia" w:eastAsiaTheme="majorEastAsia" w:hAnsiTheme="majorEastAsia" w:hint="eastAsia"/>
+          <w:sz w:val="20"/>
+          <w:szCs w:val="20"/>
+        </w:rPr>
+        <w:t xml:space="preserve"> 프레임</w:t>
       </w:r>
     </w:p>
     <w:p>
@@ -2682,15 +2944,33 @@
           <w:sz w:val="20"/>
           <w:szCs w:val="20"/>
         </w:rPr>
-        <w:t>PLAYER_SPEED</w:t>
-      </w:r>
+        <w:t>PLAYER_</w:t>
+      </w:r>
+      <w:proofErr w:type="gramStart"/>
       <w:r>
         <w:rPr>
           <w:rFonts w:asciiTheme="majorEastAsia" w:eastAsiaTheme="majorEastAsia" w:hAnsiTheme="majorEastAsia" w:hint="eastAsia"/>
           <w:sz w:val="20"/>
           <w:szCs w:val="20"/>
         </w:rPr>
-        <w:t xml:space="preserve"> : 기본 </w:t>
+        <w:t>SPEED</w:t>
+      </w:r>
+      <w:r>
+        <w:rPr>
+          <w:rFonts w:asciiTheme="majorEastAsia" w:eastAsiaTheme="majorEastAsia" w:hAnsiTheme="majorEastAsia" w:hint="eastAsia"/>
+          <w:sz w:val="20"/>
+          <w:szCs w:val="20"/>
+        </w:rPr>
+        <w:t xml:space="preserve"> :</w:t>
+      </w:r>
+      <w:proofErr w:type="gramEnd"/>
+      <w:r>
+        <w:rPr>
+          <w:rFonts w:asciiTheme="majorEastAsia" w:eastAsiaTheme="majorEastAsia" w:hAnsiTheme="majorEastAsia" w:hint="eastAsia"/>
+          <w:sz w:val="20"/>
+          <w:szCs w:val="20"/>
+        </w:rPr>
+        <w:t xml:space="preserve"> 기본 </w:t>
       </w:r>
       <w:r>
         <w:rPr>
@@ -2732,15 +3012,33 @@
           <w:sz w:val="20"/>
           <w:szCs w:val="20"/>
         </w:rPr>
-        <w:t>BOOSTER_SPEED</w:t>
-      </w:r>
+        <w:t>BOOSTER_</w:t>
+      </w:r>
+      <w:proofErr w:type="gramStart"/>
       <w:r>
         <w:rPr>
           <w:rFonts w:asciiTheme="majorEastAsia" w:eastAsiaTheme="majorEastAsia" w:hAnsiTheme="majorEastAsia" w:hint="eastAsia"/>
           <w:sz w:val="20"/>
           <w:szCs w:val="20"/>
         </w:rPr>
-        <w:t xml:space="preserve"> : 부스터 사용 시의 속도</w:t>
+        <w:t>SPEED</w:t>
+      </w:r>
+      <w:r>
+        <w:rPr>
+          <w:rFonts w:asciiTheme="majorEastAsia" w:eastAsiaTheme="majorEastAsia" w:hAnsiTheme="majorEastAsia" w:hint="eastAsia"/>
+          <w:sz w:val="20"/>
+          <w:szCs w:val="20"/>
+        </w:rPr>
+        <w:t xml:space="preserve"> :</w:t>
+      </w:r>
+      <w:proofErr w:type="gramEnd"/>
+      <w:r>
+        <w:rPr>
+          <w:rFonts w:asciiTheme="majorEastAsia" w:eastAsiaTheme="majorEastAsia" w:hAnsiTheme="majorEastAsia" w:hint="eastAsia"/>
+          <w:sz w:val="20"/>
+          <w:szCs w:val="20"/>
+        </w:rPr>
+        <w:t xml:space="preserve"> 부스터 사용 시의 속도</w:t>
       </w:r>
     </w:p>
     <w:p>
@@ -2766,7 +3064,25 @@
           <w:sz w:val="20"/>
           <w:szCs w:val="20"/>
         </w:rPr>
-        <w:t>WINDOW_WIDTH : 윈도우 창의 가로 길이</w:t>
+        <w:t>WINDOW_</w:t>
+      </w:r>
+      <w:proofErr w:type="gramStart"/>
+      <w:r>
+        <w:rPr>
+          <w:rFonts w:asciiTheme="majorEastAsia" w:eastAsiaTheme="majorEastAsia" w:hAnsiTheme="majorEastAsia" w:hint="eastAsia"/>
+          <w:sz w:val="20"/>
+          <w:szCs w:val="20"/>
+        </w:rPr>
+        <w:t>WIDTH :</w:t>
+      </w:r>
+      <w:proofErr w:type="gramEnd"/>
+      <w:r>
+        <w:rPr>
+          <w:rFonts w:asciiTheme="majorEastAsia" w:eastAsiaTheme="majorEastAsia" w:hAnsiTheme="majorEastAsia" w:hint="eastAsia"/>
+          <w:sz w:val="20"/>
+          <w:szCs w:val="20"/>
+        </w:rPr>
+        <w:t xml:space="preserve"> 윈도우 창의 가로 길이</w:t>
       </w:r>
     </w:p>
     <w:p>
@@ -2788,7 +3104,25 @@
           <w:sz w:val="20"/>
           <w:szCs w:val="20"/>
         </w:rPr>
-        <w:t>WINDOW_WIDTH : 윈도우 창의 가로 길이</w:t>
+        <w:t>WINDOW_</w:t>
+      </w:r>
+      <w:proofErr w:type="gramStart"/>
+      <w:r>
+        <w:rPr>
+          <w:rFonts w:asciiTheme="majorEastAsia" w:eastAsiaTheme="majorEastAsia" w:hAnsiTheme="majorEastAsia"/>
+          <w:sz w:val="20"/>
+          <w:szCs w:val="20"/>
+        </w:rPr>
+        <w:t>WIDTH :</w:t>
+      </w:r>
+      <w:proofErr w:type="gramEnd"/>
+      <w:r>
+        <w:rPr>
+          <w:rFonts w:asciiTheme="majorEastAsia" w:eastAsiaTheme="majorEastAsia" w:hAnsiTheme="majorEastAsia"/>
+          <w:sz w:val="20"/>
+          <w:szCs w:val="20"/>
+        </w:rPr>
+        <w:t xml:space="preserve"> 윈도우 창의 가로 길이</w:t>
       </w:r>
     </w:p>
     <w:p>
@@ -2814,7 +3148,25 @@
           <w:sz w:val="20"/>
           <w:szCs w:val="20"/>
         </w:rPr>
-        <w:t>MAX_USER : 최대 플레이어 수</w:t>
+        <w:t>MAX_</w:t>
+      </w:r>
+      <w:proofErr w:type="gramStart"/>
+      <w:r>
+        <w:rPr>
+          <w:rFonts w:asciiTheme="majorEastAsia" w:eastAsiaTheme="majorEastAsia" w:hAnsiTheme="majorEastAsia" w:hint="eastAsia"/>
+          <w:sz w:val="20"/>
+          <w:szCs w:val="20"/>
+        </w:rPr>
+        <w:t>USER :</w:t>
+      </w:r>
+      <w:proofErr w:type="gramEnd"/>
+      <w:r>
+        <w:rPr>
+          <w:rFonts w:asciiTheme="majorEastAsia" w:eastAsiaTheme="majorEastAsia" w:hAnsiTheme="majorEastAsia" w:hint="eastAsia"/>
+          <w:sz w:val="20"/>
+          <w:szCs w:val="20"/>
+        </w:rPr>
+        <w:t xml:space="preserve"> 최대 플레이어 수</w:t>
       </w:r>
     </w:p>
     <w:p>
@@ -2829,13 +3181,23 @@
           <w:szCs w:val="20"/>
         </w:rPr>
       </w:pPr>
+      <w:proofErr w:type="spellStart"/>
       <w:r>
         <w:rPr>
           <w:rFonts w:asciiTheme="majorEastAsia" w:eastAsiaTheme="majorEastAsia" w:hAnsiTheme="majorEastAsia" w:hint="eastAsia"/>
           <w:sz w:val="20"/>
           <w:szCs w:val="20"/>
         </w:rPr>
-        <w:t>constexpr char</w:t>
+        <w:t>constexpr</w:t>
+      </w:r>
+      <w:proofErr w:type="spellEnd"/>
+      <w:r>
+        <w:rPr>
+          <w:rFonts w:asciiTheme="majorEastAsia" w:eastAsiaTheme="majorEastAsia" w:hAnsiTheme="majorEastAsia" w:hint="eastAsia"/>
+          <w:sz w:val="20"/>
+          <w:szCs w:val="20"/>
+        </w:rPr>
+        <w:t xml:space="preserve"> char</w:t>
       </w:r>
     </w:p>
     <w:p>
@@ -2855,13 +3217,23 @@
           <w:szCs w:val="20"/>
         </w:rPr>
       </w:pPr>
+      <w:proofErr w:type="gramStart"/>
       <w:r>
         <w:rPr>
           <w:rFonts w:asciiTheme="majorEastAsia" w:eastAsiaTheme="majorEastAsia" w:hAnsiTheme="majorEastAsia" w:hint="eastAsia"/>
           <w:sz w:val="20"/>
           <w:szCs w:val="20"/>
         </w:rPr>
-        <w:t>CS : Client To Server 패킷</w:t>
+        <w:t>CS :</w:t>
+      </w:r>
+      <w:proofErr w:type="gramEnd"/>
+      <w:r>
+        <w:rPr>
+          <w:rFonts w:asciiTheme="majorEastAsia" w:eastAsiaTheme="majorEastAsia" w:hAnsiTheme="majorEastAsia" w:hint="eastAsia"/>
+          <w:sz w:val="20"/>
+          <w:szCs w:val="20"/>
+        </w:rPr>
+        <w:t xml:space="preserve"> Client To Server 패킷</w:t>
       </w:r>
     </w:p>
     <w:p>
@@ -2881,13 +3253,23 @@
           <w:szCs w:val="20"/>
         </w:rPr>
       </w:pPr>
+      <w:proofErr w:type="gramStart"/>
       <w:r>
         <w:rPr>
           <w:rFonts w:asciiTheme="majorEastAsia" w:eastAsiaTheme="majorEastAsia" w:hAnsiTheme="majorEastAsia" w:hint="eastAsia"/>
           <w:sz w:val="20"/>
           <w:szCs w:val="20"/>
         </w:rPr>
-        <w:t>SC : Server To Client 패킷</w:t>
+        <w:t>SC :</w:t>
+      </w:r>
+      <w:proofErr w:type="gramEnd"/>
+      <w:r>
+        <w:rPr>
+          <w:rFonts w:asciiTheme="majorEastAsia" w:eastAsiaTheme="majorEastAsia" w:hAnsiTheme="majorEastAsia" w:hint="eastAsia"/>
+          <w:sz w:val="20"/>
+          <w:szCs w:val="20"/>
+        </w:rPr>
+        <w:t xml:space="preserve"> Server To Client 패킷</w:t>
       </w:r>
     </w:p>
     <w:p>
@@ -2902,6 +3284,7 @@
           <w:szCs w:val="20"/>
         </w:rPr>
       </w:pPr>
+      <w:proofErr w:type="spellStart"/>
       <w:r>
         <w:rPr>
           <w:rFonts w:asciiTheme="majorEastAsia" w:eastAsiaTheme="majorEastAsia" w:hAnsiTheme="majorEastAsia" w:hint="eastAsia"/>
@@ -2910,6 +3293,7 @@
         </w:rPr>
         <w:t>enum</w:t>
       </w:r>
+      <w:proofErr w:type="spellEnd"/>
     </w:p>
     <w:p>
       <w:pPr>
@@ -2934,7 +3318,43 @@
           <w:sz w:val="20"/>
           <w:szCs w:val="20"/>
         </w:rPr>
-        <w:t>MAP_TYPE : 맵의 종류</w:t>
+        <w:t>MAP_</w:t>
+      </w:r>
+      <w:proofErr w:type="gramStart"/>
+      <w:r>
+        <w:rPr>
+          <w:rFonts w:asciiTheme="majorEastAsia" w:eastAsiaTheme="majorEastAsia" w:hAnsiTheme="majorEastAsia" w:hint="eastAsia"/>
+          <w:sz w:val="20"/>
+          <w:szCs w:val="20"/>
+        </w:rPr>
+        <w:t>TYPE :</w:t>
+      </w:r>
+      <w:proofErr w:type="gramEnd"/>
+      <w:r>
+        <w:rPr>
+          <w:rFonts w:asciiTheme="majorEastAsia" w:eastAsiaTheme="majorEastAsia" w:hAnsiTheme="majorEastAsia" w:hint="eastAsia"/>
+          <w:sz w:val="20"/>
+          <w:szCs w:val="20"/>
+        </w:rPr>
+        <w:t xml:space="preserve"> </w:t>
+      </w:r>
+      <w:proofErr w:type="spellStart"/>
+      <w:r>
+        <w:rPr>
+          <w:rFonts w:asciiTheme="majorEastAsia" w:eastAsiaTheme="majorEastAsia" w:hAnsiTheme="majorEastAsia" w:hint="eastAsia"/>
+          <w:sz w:val="20"/>
+          <w:szCs w:val="20"/>
+        </w:rPr>
+        <w:t>맵의</w:t>
+      </w:r>
+      <w:proofErr w:type="spellEnd"/>
+      <w:r>
+        <w:rPr>
+          <w:rFonts w:asciiTheme="majorEastAsia" w:eastAsiaTheme="majorEastAsia" w:hAnsiTheme="majorEastAsia" w:hint="eastAsia"/>
+          <w:sz w:val="20"/>
+          <w:szCs w:val="20"/>
+        </w:rPr>
+        <w:t xml:space="preserve"> 종류</w:t>
       </w:r>
     </w:p>
     <w:p>
@@ -2960,8 +3380,18 @@
           <w:sz w:val="20"/>
           <w:szCs w:val="20"/>
         </w:rPr>
-        <w:t>DATA_TYPE :</w:t>
-      </w:r>
+        <w:t>DATA_</w:t>
+      </w:r>
+      <w:proofErr w:type="gramStart"/>
+      <w:r>
+        <w:rPr>
+          <w:rFonts w:asciiTheme="majorEastAsia" w:eastAsiaTheme="majorEastAsia" w:hAnsiTheme="majorEastAsia" w:hint="eastAsia"/>
+          <w:sz w:val="20"/>
+          <w:szCs w:val="20"/>
+        </w:rPr>
+        <w:t>TYPE :</w:t>
+      </w:r>
+      <w:proofErr w:type="gramEnd"/>
       <w:r>
         <w:rPr>
           <w:rFonts w:asciiTheme="majorEastAsia" w:eastAsiaTheme="majorEastAsia" w:hAnsiTheme="majorEastAsia" w:hint="eastAsia"/>
@@ -3119,13 +3549,23 @@
           <w:szCs w:val="20"/>
         </w:rPr>
       </w:pPr>
+      <w:proofErr w:type="spellStart"/>
       <w:r>
         <w:rPr>
           <w:rFonts w:asciiTheme="majorEastAsia" w:eastAsiaTheme="majorEastAsia" w:hAnsiTheme="majorEastAsia" w:hint="eastAsia"/>
           <w:sz w:val="20"/>
           <w:szCs w:val="20"/>
         </w:rPr>
-        <w:t>PlayerKart 구조체</w:t>
+        <w:t>PlayerKart</w:t>
+      </w:r>
+      <w:proofErr w:type="spellEnd"/>
+      <w:r>
+        <w:rPr>
+          <w:rFonts w:asciiTheme="majorEastAsia" w:eastAsiaTheme="majorEastAsia" w:hAnsiTheme="majorEastAsia" w:hint="eastAsia"/>
+          <w:sz w:val="20"/>
+          <w:szCs w:val="20"/>
+        </w:rPr>
+        <w:t xml:space="preserve"> 구조체</w:t>
       </w:r>
     </w:p>
     <w:p>
@@ -3145,13 +3585,23 @@
           <w:szCs w:val="20"/>
         </w:rPr>
       </w:pPr>
+      <w:proofErr w:type="gramStart"/>
       <w:r>
         <w:rPr>
           <w:rFonts w:asciiTheme="majorEastAsia" w:eastAsiaTheme="majorEastAsia" w:hAnsiTheme="majorEastAsia" w:hint="eastAsia"/>
           <w:sz w:val="20"/>
           <w:szCs w:val="20"/>
         </w:rPr>
-        <w:t xml:space="preserve">역할 : 각 플레이어의 게임 내 상태 저장. </w:t>
+        <w:t>역할 :</w:t>
+      </w:r>
+      <w:proofErr w:type="gramEnd"/>
+      <w:r>
+        <w:rPr>
+          <w:rFonts w:asciiTheme="majorEastAsia" w:eastAsiaTheme="majorEastAsia" w:hAnsiTheme="majorEastAsia" w:hint="eastAsia"/>
+          <w:sz w:val="20"/>
+          <w:szCs w:val="20"/>
+        </w:rPr>
+        <w:t xml:space="preserve"> 각 플레이어의 게임 내 상태 저장. </w:t>
       </w:r>
     </w:p>
     <w:p>
@@ -3171,13 +3621,41 @@
           <w:szCs w:val="20"/>
         </w:rPr>
       </w:pPr>
+      <w:proofErr w:type="gramStart"/>
       <w:r>
         <w:rPr>
           <w:rFonts w:asciiTheme="majorEastAsia" w:eastAsiaTheme="majorEastAsia" w:hAnsiTheme="majorEastAsia" w:hint="eastAsia"/>
           <w:sz w:val="20"/>
           <w:szCs w:val="20"/>
         </w:rPr>
-        <w:t>id : 서버로부터 부여받은 고유 식별자</w:t>
+        <w:t>id :</w:t>
+      </w:r>
+      <w:proofErr w:type="gramEnd"/>
+      <w:r>
+        <w:rPr>
+          <w:rFonts w:asciiTheme="majorEastAsia" w:eastAsiaTheme="majorEastAsia" w:hAnsiTheme="majorEastAsia" w:hint="eastAsia"/>
+          <w:sz w:val="20"/>
+          <w:szCs w:val="20"/>
+        </w:rPr>
+        <w:t xml:space="preserve"> 서버로부터 </w:t>
+      </w:r>
+      <w:proofErr w:type="spellStart"/>
+      <w:r>
+        <w:rPr>
+          <w:rFonts w:asciiTheme="majorEastAsia" w:eastAsiaTheme="majorEastAsia" w:hAnsiTheme="majorEastAsia" w:hint="eastAsia"/>
+          <w:sz w:val="20"/>
+          <w:szCs w:val="20"/>
+        </w:rPr>
+        <w:t>부여받은</w:t>
+      </w:r>
+      <w:proofErr w:type="spellEnd"/>
+      <w:r>
+        <w:rPr>
+          <w:rFonts w:asciiTheme="majorEastAsia" w:eastAsiaTheme="majorEastAsia" w:hAnsiTheme="majorEastAsia" w:hint="eastAsia"/>
+          <w:sz w:val="20"/>
+          <w:szCs w:val="20"/>
+        </w:rPr>
+        <w:t xml:space="preserve"> 고유 식별자</w:t>
       </w:r>
     </w:p>
     <w:p>
@@ -3197,13 +3675,23 @@
           <w:szCs w:val="20"/>
         </w:rPr>
       </w:pPr>
+      <w:proofErr w:type="gramStart"/>
       <w:r>
         <w:rPr>
           <w:rFonts w:asciiTheme="majorEastAsia" w:eastAsiaTheme="majorEastAsia" w:hAnsiTheme="majorEastAsia" w:hint="eastAsia"/>
           <w:sz w:val="20"/>
           <w:szCs w:val="20"/>
         </w:rPr>
-        <w:t>name : 플레이어 이름</w:t>
+        <w:t>name :</w:t>
+      </w:r>
+      <w:proofErr w:type="gramEnd"/>
+      <w:r>
+        <w:rPr>
+          <w:rFonts w:asciiTheme="majorEastAsia" w:eastAsiaTheme="majorEastAsia" w:hAnsiTheme="majorEastAsia" w:hint="eastAsia"/>
+          <w:sz w:val="20"/>
+          <w:szCs w:val="20"/>
+        </w:rPr>
+        <w:t xml:space="preserve"> 플레이어 이름</w:t>
       </w:r>
     </w:p>
     <w:p>
@@ -3229,7 +3717,25 @@
           <w:sz w:val="20"/>
           <w:szCs w:val="20"/>
         </w:rPr>
-        <w:t>x, y, z : 플레이어의 현재 위치 좌표</w:t>
+        <w:t xml:space="preserve">x, y, </w:t>
+      </w:r>
+      <w:proofErr w:type="gramStart"/>
+      <w:r>
+        <w:rPr>
+          <w:rFonts w:asciiTheme="majorEastAsia" w:eastAsiaTheme="majorEastAsia" w:hAnsiTheme="majorEastAsia" w:hint="eastAsia"/>
+          <w:sz w:val="20"/>
+          <w:szCs w:val="20"/>
+        </w:rPr>
+        <w:t>z :</w:t>
+      </w:r>
+      <w:proofErr w:type="gramEnd"/>
+      <w:r>
+        <w:rPr>
+          <w:rFonts w:asciiTheme="majorEastAsia" w:eastAsiaTheme="majorEastAsia" w:hAnsiTheme="majorEastAsia" w:hint="eastAsia"/>
+          <w:sz w:val="20"/>
+          <w:szCs w:val="20"/>
+        </w:rPr>
+        <w:t xml:space="preserve"> 플레이어의 현재 위치 좌표</w:t>
       </w:r>
     </w:p>
     <w:p>
@@ -3249,13 +3755,41 @@
           <w:szCs w:val="20"/>
         </w:rPr>
       </w:pPr>
+      <w:proofErr w:type="spellStart"/>
       <w:r>
         <w:rPr>
           <w:rFonts w:asciiTheme="majorEastAsia" w:eastAsiaTheme="majorEastAsia" w:hAnsiTheme="majorEastAsia" w:hint="eastAsia"/>
           <w:sz w:val="20"/>
           <w:szCs w:val="20"/>
         </w:rPr>
-        <w:t>booster_cnt : 부스터 아이템 개수</w:t>
+        <w:t>booster_</w:t>
+      </w:r>
+      <w:proofErr w:type="gramStart"/>
+      <w:r>
+        <w:rPr>
+          <w:rFonts w:asciiTheme="majorEastAsia" w:eastAsiaTheme="majorEastAsia" w:hAnsiTheme="majorEastAsia" w:hint="eastAsia"/>
+          <w:sz w:val="20"/>
+          <w:szCs w:val="20"/>
+        </w:rPr>
+        <w:t>cnt</w:t>
+      </w:r>
+      <w:proofErr w:type="spellEnd"/>
+      <w:r>
+        <w:rPr>
+          <w:rFonts w:asciiTheme="majorEastAsia" w:eastAsiaTheme="majorEastAsia" w:hAnsiTheme="majorEastAsia" w:hint="eastAsia"/>
+          <w:sz w:val="20"/>
+          <w:szCs w:val="20"/>
+        </w:rPr>
+        <w:t xml:space="preserve"> :</w:t>
+      </w:r>
+      <w:proofErr w:type="gramEnd"/>
+      <w:r>
+        <w:rPr>
+          <w:rFonts w:asciiTheme="majorEastAsia" w:eastAsiaTheme="majorEastAsia" w:hAnsiTheme="majorEastAsia" w:hint="eastAsia"/>
+          <w:sz w:val="20"/>
+          <w:szCs w:val="20"/>
+        </w:rPr>
+        <w:t xml:space="preserve"> 부스터 아이템 개수</w:t>
       </w:r>
     </w:p>
     <w:p>
@@ -3275,13 +3809,23 @@
           <w:szCs w:val="20"/>
         </w:rPr>
       </w:pPr>
+      <w:proofErr w:type="gramStart"/>
       <w:r>
         <w:rPr>
           <w:rFonts w:asciiTheme="majorEastAsia" w:eastAsiaTheme="majorEastAsia" w:hAnsiTheme="majorEastAsia" w:hint="eastAsia"/>
           <w:sz w:val="20"/>
           <w:szCs w:val="20"/>
         </w:rPr>
-        <w:t>speed : 이동 속도</w:t>
+        <w:t>speed :</w:t>
+      </w:r>
+      <w:proofErr w:type="gramEnd"/>
+      <w:r>
+        <w:rPr>
+          <w:rFonts w:asciiTheme="majorEastAsia" w:eastAsiaTheme="majorEastAsia" w:hAnsiTheme="majorEastAsia" w:hint="eastAsia"/>
+          <w:sz w:val="20"/>
+          <w:szCs w:val="20"/>
+        </w:rPr>
+        <w:t xml:space="preserve"> 이동 속도</w:t>
       </w:r>
     </w:p>
     <w:p>
@@ -3296,13 +3840,23 @@
           <w:szCs w:val="20"/>
         </w:rPr>
       </w:pPr>
+      <w:proofErr w:type="spellStart"/>
       <w:r>
         <w:rPr>
           <w:rFonts w:asciiTheme="majorEastAsia" w:eastAsiaTheme="majorEastAsia" w:hAnsiTheme="majorEastAsia" w:hint="eastAsia"/>
           <w:sz w:val="20"/>
           <w:szCs w:val="20"/>
         </w:rPr>
-        <w:t>NetworkMgr 클래스</w:t>
+        <w:t>NetworkMgr</w:t>
+      </w:r>
+      <w:proofErr w:type="spellEnd"/>
+      <w:r>
+        <w:rPr>
+          <w:rFonts w:asciiTheme="majorEastAsia" w:eastAsiaTheme="majorEastAsia" w:hAnsiTheme="majorEastAsia" w:hint="eastAsia"/>
+          <w:sz w:val="20"/>
+          <w:szCs w:val="20"/>
+        </w:rPr>
+        <w:t xml:space="preserve"> 클래스</w:t>
       </w:r>
     </w:p>
     <w:p>
@@ -3322,13 +3876,41 @@
           <w:szCs w:val="20"/>
         </w:rPr>
       </w:pPr>
+      <w:proofErr w:type="gramStart"/>
       <w:r>
         <w:rPr>
           <w:rFonts w:asciiTheme="majorEastAsia" w:eastAsiaTheme="majorEastAsia" w:hAnsiTheme="majorEastAsia" w:hint="eastAsia"/>
           <w:sz w:val="20"/>
           <w:szCs w:val="20"/>
         </w:rPr>
-        <w:t>역할 : 네크워크 연결을 관리하는 클래스.</w:t>
+        <w:t>역할 :</w:t>
+      </w:r>
+      <w:proofErr w:type="gramEnd"/>
+      <w:r>
+        <w:rPr>
+          <w:rFonts w:asciiTheme="majorEastAsia" w:eastAsiaTheme="majorEastAsia" w:hAnsiTheme="majorEastAsia" w:hint="eastAsia"/>
+          <w:sz w:val="20"/>
+          <w:szCs w:val="20"/>
+        </w:rPr>
+        <w:t xml:space="preserve"> </w:t>
+      </w:r>
+      <w:proofErr w:type="spellStart"/>
+      <w:r>
+        <w:rPr>
+          <w:rFonts w:asciiTheme="majorEastAsia" w:eastAsiaTheme="majorEastAsia" w:hAnsiTheme="majorEastAsia" w:hint="eastAsia"/>
+          <w:sz w:val="20"/>
+          <w:szCs w:val="20"/>
+        </w:rPr>
+        <w:t>네크워크</w:t>
+      </w:r>
+      <w:proofErr w:type="spellEnd"/>
+      <w:r>
+        <w:rPr>
+          <w:rFonts w:asciiTheme="majorEastAsia" w:eastAsiaTheme="majorEastAsia" w:hAnsiTheme="majorEastAsia" w:hint="eastAsia"/>
+          <w:sz w:val="20"/>
+          <w:szCs w:val="20"/>
+        </w:rPr>
+        <w:t xml:space="preserve"> 연결을 관리하는 클래스.</w:t>
       </w:r>
     </w:p>
     <w:p>
@@ -3354,7 +3936,25 @@
           <w:sz w:val="20"/>
           <w:szCs w:val="20"/>
         </w:rPr>
-        <w:t>Initialize() : 서버 접속 및 소켓 설정 초기화</w:t>
+        <w:t>Initialize(</w:t>
+      </w:r>
+      <w:proofErr w:type="gramStart"/>
+      <w:r>
+        <w:rPr>
+          <w:rFonts w:asciiTheme="majorEastAsia" w:eastAsiaTheme="majorEastAsia" w:hAnsiTheme="majorEastAsia" w:hint="eastAsia"/>
+          <w:sz w:val="20"/>
+          <w:szCs w:val="20"/>
+        </w:rPr>
+        <w:t>) :</w:t>
+      </w:r>
+      <w:proofErr w:type="gramEnd"/>
+      <w:r>
+        <w:rPr>
+          <w:rFonts w:asciiTheme="majorEastAsia" w:eastAsiaTheme="majorEastAsia" w:hAnsiTheme="majorEastAsia" w:hint="eastAsia"/>
+          <w:sz w:val="20"/>
+          <w:szCs w:val="20"/>
+        </w:rPr>
+        <w:t xml:space="preserve"> 서버 접속 및 소켓 설정 초기화</w:t>
       </w:r>
     </w:p>
     <w:p>
@@ -3374,13 +3974,41 @@
           <w:szCs w:val="20"/>
         </w:rPr>
       </w:pPr>
+      <w:proofErr w:type="spellStart"/>
       <w:r>
         <w:rPr>
           <w:rFonts w:asciiTheme="majorEastAsia" w:eastAsiaTheme="majorEastAsia" w:hAnsiTheme="majorEastAsia" w:hint="eastAsia"/>
           <w:sz w:val="20"/>
           <w:szCs w:val="20"/>
         </w:rPr>
-        <w:t>SendPacket() : 서버로 패킷 전송</w:t>
+        <w:t>SendPacket</w:t>
+      </w:r>
+      <w:proofErr w:type="spellEnd"/>
+      <w:r>
+        <w:rPr>
+          <w:rFonts w:asciiTheme="majorEastAsia" w:eastAsiaTheme="majorEastAsia" w:hAnsiTheme="majorEastAsia" w:hint="eastAsia"/>
+          <w:sz w:val="20"/>
+          <w:szCs w:val="20"/>
+        </w:rPr>
+        <w:t>(</w:t>
+      </w:r>
+      <w:proofErr w:type="gramStart"/>
+      <w:r>
+        <w:rPr>
+          <w:rFonts w:asciiTheme="majorEastAsia" w:eastAsiaTheme="majorEastAsia" w:hAnsiTheme="majorEastAsia" w:hint="eastAsia"/>
+          <w:sz w:val="20"/>
+          <w:szCs w:val="20"/>
+        </w:rPr>
+        <w:t>) :</w:t>
+      </w:r>
+      <w:proofErr w:type="gramEnd"/>
+      <w:r>
+        <w:rPr>
+          <w:rFonts w:asciiTheme="majorEastAsia" w:eastAsiaTheme="majorEastAsia" w:hAnsiTheme="majorEastAsia" w:hint="eastAsia"/>
+          <w:sz w:val="20"/>
+          <w:szCs w:val="20"/>
+        </w:rPr>
+        <w:t xml:space="preserve"> 서버로 패킷 전송</w:t>
       </w:r>
     </w:p>
     <w:p>
@@ -3406,7 +4034,25 @@
           <w:sz w:val="20"/>
           <w:szCs w:val="20"/>
         </w:rPr>
-        <w:t>Socket sock : 서버와 연결된 소켓 핸들</w:t>
+        <w:t xml:space="preserve">Socket </w:t>
+      </w:r>
+      <w:proofErr w:type="gramStart"/>
+      <w:r>
+        <w:rPr>
+          <w:rFonts w:asciiTheme="majorEastAsia" w:eastAsiaTheme="majorEastAsia" w:hAnsiTheme="majorEastAsia" w:hint="eastAsia"/>
+          <w:sz w:val="20"/>
+          <w:szCs w:val="20"/>
+        </w:rPr>
+        <w:t>sock :</w:t>
+      </w:r>
+      <w:proofErr w:type="gramEnd"/>
+      <w:r>
+        <w:rPr>
+          <w:rFonts w:asciiTheme="majorEastAsia" w:eastAsiaTheme="majorEastAsia" w:hAnsiTheme="majorEastAsia" w:hint="eastAsia"/>
+          <w:sz w:val="20"/>
+          <w:szCs w:val="20"/>
+        </w:rPr>
+        <w:t xml:space="preserve"> 서버와 연결된 소켓 핸들</w:t>
       </w:r>
     </w:p>
     <w:p>
@@ -3421,6 +4067,7 @@
           <w:szCs w:val="20"/>
         </w:rPr>
       </w:pPr>
+      <w:proofErr w:type="spellStart"/>
       <w:r>
         <w:rPr>
           <w:rFonts w:asciiTheme="majorEastAsia" w:eastAsiaTheme="majorEastAsia" w:hAnsiTheme="majorEastAsia" w:hint="eastAsia"/>
@@ -3429,6 +4076,7 @@
         </w:rPr>
         <w:t>ClientMain</w:t>
       </w:r>
+      <w:proofErr w:type="spellEnd"/>
     </w:p>
     <w:p>
       <w:pPr>
@@ -3447,13 +4095,23 @@
           <w:szCs w:val="20"/>
         </w:rPr>
       </w:pPr>
+      <w:proofErr w:type="gramStart"/>
       <w:r>
         <w:rPr>
           <w:rFonts w:asciiTheme="majorEastAsia" w:eastAsiaTheme="majorEastAsia" w:hAnsiTheme="majorEastAsia" w:hint="eastAsia"/>
           <w:sz w:val="20"/>
           <w:szCs w:val="20"/>
         </w:rPr>
-        <w:t xml:space="preserve">역할 : </w:t>
+        <w:t>역할 :</w:t>
+      </w:r>
+      <w:proofErr w:type="gramEnd"/>
+      <w:r>
+        <w:rPr>
+          <w:rFonts w:asciiTheme="majorEastAsia" w:eastAsiaTheme="majorEastAsia" w:hAnsiTheme="majorEastAsia" w:hint="eastAsia"/>
+          <w:sz w:val="20"/>
+          <w:szCs w:val="20"/>
+        </w:rPr>
+        <w:t xml:space="preserve"> </w:t>
       </w:r>
       <w:r>
         <w:rPr>
@@ -3497,13 +4155,50 @@
           <w:szCs w:val="20"/>
         </w:rPr>
       </w:pPr>
+      <w:proofErr w:type="spellStart"/>
       <w:r>
         <w:rPr>
           <w:rFonts w:asciiTheme="majorEastAsia" w:eastAsiaTheme="majorEastAsia" w:hAnsiTheme="majorEastAsia"/>
           <w:sz w:val="20"/>
           <w:szCs w:val="20"/>
         </w:rPr>
-        <w:t>enum game_state{READY, INGAME, END}</w:t>
+        <w:t>enum</w:t>
+      </w:r>
+      <w:proofErr w:type="spellEnd"/>
+      <w:r>
+        <w:rPr>
+          <w:rFonts w:asciiTheme="majorEastAsia" w:eastAsiaTheme="majorEastAsia" w:hAnsiTheme="majorEastAsia"/>
+          <w:sz w:val="20"/>
+          <w:szCs w:val="20"/>
+        </w:rPr>
+        <w:t xml:space="preserve"> </w:t>
+      </w:r>
+      <w:proofErr w:type="spellStart"/>
+      <w:r>
+        <w:rPr>
+          <w:rFonts w:asciiTheme="majorEastAsia" w:eastAsiaTheme="majorEastAsia" w:hAnsiTheme="majorEastAsia"/>
+          <w:sz w:val="20"/>
+          <w:szCs w:val="20"/>
+        </w:rPr>
+        <w:t>game_state</w:t>
+      </w:r>
+      <w:proofErr w:type="spellEnd"/>
+      <w:r>
+        <w:rPr>
+          <w:rFonts w:asciiTheme="majorEastAsia" w:eastAsiaTheme="majorEastAsia" w:hAnsiTheme="majorEastAsia"/>
+          <w:sz w:val="20"/>
+          <w:szCs w:val="20"/>
+        </w:rPr>
+        <w:t>{READY, INGAME, END</w:t>
+      </w:r>
+      <w:proofErr w:type="gramStart"/>
+      <w:r>
+        <w:rPr>
+          <w:rFonts w:asciiTheme="majorEastAsia" w:eastAsiaTheme="majorEastAsia" w:hAnsiTheme="majorEastAsia"/>
+          <w:sz w:val="20"/>
+          <w:szCs w:val="20"/>
+        </w:rPr>
+        <w:t>}</w:t>
       </w:r>
       <w:r>
         <w:rPr>
@@ -3511,7 +4206,16 @@
           <w:sz w:val="20"/>
           <w:szCs w:val="20"/>
         </w:rPr>
-        <w:t xml:space="preserve"> : 현재 게임 상태</w:t>
+        <w:t xml:space="preserve"> :</w:t>
+      </w:r>
+      <w:proofErr w:type="gramEnd"/>
+      <w:r>
+        <w:rPr>
+          <w:rFonts w:asciiTheme="majorEastAsia" w:eastAsiaTheme="majorEastAsia" w:hAnsiTheme="majorEastAsia" w:hint="eastAsia"/>
+          <w:sz w:val="20"/>
+          <w:szCs w:val="20"/>
+        </w:rPr>
+        <w:t xml:space="preserve"> 현재 게임 상태</w:t>
       </w:r>
     </w:p>
     <w:p>
@@ -3531,13 +4235,51 @@
           <w:szCs w:val="20"/>
         </w:rPr>
       </w:pPr>
+      <w:proofErr w:type="spellStart"/>
       <w:r>
         <w:rPr>
           <w:rFonts w:asciiTheme="majorEastAsia" w:eastAsiaTheme="majorEastAsia" w:hAnsiTheme="majorEastAsia"/>
           <w:sz w:val="20"/>
           <w:szCs w:val="20"/>
         </w:rPr>
-        <w:t>NetworkMgr networkmgr : 네트워크 매니저 인스턴스</w:t>
+        <w:t>NetworkMgr</w:t>
+      </w:r>
+      <w:proofErr w:type="spellEnd"/>
+      <w:r>
+        <w:rPr>
+          <w:rFonts w:asciiTheme="majorEastAsia" w:eastAsiaTheme="majorEastAsia" w:hAnsiTheme="majorEastAsia"/>
+          <w:sz w:val="20"/>
+          <w:szCs w:val="20"/>
+        </w:rPr>
+        <w:t xml:space="preserve"> </w:t>
+      </w:r>
+      <w:proofErr w:type="spellStart"/>
+      <w:proofErr w:type="gramStart"/>
+      <w:r>
+        <w:rPr>
+          <w:rFonts w:asciiTheme="majorEastAsia" w:eastAsiaTheme="majorEastAsia" w:hAnsiTheme="majorEastAsia"/>
+          <w:sz w:val="20"/>
+          <w:szCs w:val="20"/>
+        </w:rPr>
+        <w:t>networkmgr</w:t>
+      </w:r>
+      <w:proofErr w:type="spellEnd"/>
+      <w:r>
+        <w:rPr>
+          <w:rFonts w:asciiTheme="majorEastAsia" w:eastAsiaTheme="majorEastAsia" w:hAnsiTheme="majorEastAsia"/>
+          <w:sz w:val="20"/>
+          <w:szCs w:val="20"/>
+        </w:rPr>
+        <w:t xml:space="preserve"> :</w:t>
+      </w:r>
+      <w:proofErr w:type="gramEnd"/>
+      <w:r>
+        <w:rPr>
+          <w:rFonts w:asciiTheme="majorEastAsia" w:eastAsiaTheme="majorEastAsia" w:hAnsiTheme="majorEastAsia"/>
+          <w:sz w:val="20"/>
+          <w:szCs w:val="20"/>
+        </w:rPr>
+        <w:t xml:space="preserve"> 네트워크 매니저 인스턴스</w:t>
       </w:r>
     </w:p>
     <w:p>
@@ -3557,13 +4299,77 @@
           <w:szCs w:val="20"/>
         </w:rPr>
       </w:pPr>
+      <w:proofErr w:type="gramStart"/>
       <w:r>
         <w:rPr>
           <w:rFonts w:asciiTheme="majorEastAsia" w:eastAsiaTheme="majorEastAsia" w:hAnsiTheme="majorEastAsia"/>
           <w:sz w:val="20"/>
           <w:szCs w:val="20"/>
         </w:rPr>
-        <w:t>std::array&lt;PlayerKart, MAX_USER&gt; g_players : 플레이어 데이터 배열</w:t>
+        <w:t>std::</w:t>
+      </w:r>
+      <w:proofErr w:type="gramEnd"/>
+      <w:r>
+        <w:rPr>
+          <w:rFonts w:asciiTheme="majorEastAsia" w:eastAsiaTheme="majorEastAsia" w:hAnsiTheme="majorEastAsia"/>
+          <w:sz w:val="20"/>
+          <w:szCs w:val="20"/>
+        </w:rPr>
+        <w:t>array&lt;</w:t>
+      </w:r>
+      <w:proofErr w:type="spellStart"/>
+      <w:r>
+        <w:rPr>
+          <w:rFonts w:asciiTheme="majorEastAsia" w:eastAsiaTheme="majorEastAsia" w:hAnsiTheme="majorEastAsia"/>
+          <w:sz w:val="20"/>
+          <w:szCs w:val="20"/>
+        </w:rPr>
+        <w:t>PlayerKart</w:t>
+      </w:r>
+      <w:proofErr w:type="spellEnd"/>
+      <w:r>
+        <w:rPr>
+          <w:rFonts w:asciiTheme="majorEastAsia" w:eastAsiaTheme="majorEastAsia" w:hAnsiTheme="majorEastAsia"/>
+          <w:sz w:val="20"/>
+          <w:szCs w:val="20"/>
+        </w:rPr>
+        <w:t xml:space="preserve">, MAX_USER&gt; </w:t>
+      </w:r>
+      <w:proofErr w:type="spellStart"/>
+      <w:r>
+        <w:rPr>
+          <w:rFonts w:asciiTheme="majorEastAsia" w:eastAsiaTheme="majorEastAsia" w:hAnsiTheme="majorEastAsia"/>
+          <w:sz w:val="20"/>
+          <w:szCs w:val="20"/>
+        </w:rPr>
+        <w:t>g_</w:t>
+      </w:r>
+      <w:proofErr w:type="gramStart"/>
+      <w:r>
+        <w:rPr>
+          <w:rFonts w:asciiTheme="majorEastAsia" w:eastAsiaTheme="majorEastAsia" w:hAnsiTheme="majorEastAsia"/>
+          <w:sz w:val="20"/>
+          <w:szCs w:val="20"/>
+        </w:rPr>
+        <w:t>players</w:t>
+      </w:r>
+      <w:proofErr w:type="spellEnd"/>
+      <w:r>
+        <w:rPr>
+          <w:rFonts w:asciiTheme="majorEastAsia" w:eastAsiaTheme="majorEastAsia" w:hAnsiTheme="majorEastAsia"/>
+          <w:sz w:val="20"/>
+          <w:szCs w:val="20"/>
+        </w:rPr>
+        <w:t xml:space="preserve"> :</w:t>
+      </w:r>
+      <w:proofErr w:type="gramEnd"/>
+      <w:r>
+        <w:rPr>
+          <w:rFonts w:asciiTheme="majorEastAsia" w:eastAsiaTheme="majorEastAsia" w:hAnsiTheme="majorEastAsia"/>
+          <w:sz w:val="20"/>
+          <w:szCs w:val="20"/>
+        </w:rPr>
+        <w:t xml:space="preserve"> 플레이어 데이터 배열</w:t>
       </w:r>
     </w:p>
     <w:p>
@@ -3583,13 +4389,41 @@
           <w:szCs w:val="20"/>
         </w:rPr>
       </w:pPr>
+      <w:proofErr w:type="spellStart"/>
       <w:r>
         <w:rPr>
           <w:rFonts w:asciiTheme="majorEastAsia" w:eastAsiaTheme="majorEastAsia" w:hAnsiTheme="majorEastAsia"/>
           <w:sz w:val="20"/>
           <w:szCs w:val="20"/>
         </w:rPr>
-        <w:t>RecvThread() : 서버 수신 전용 스레드</w:t>
+        <w:t>RecvThread</w:t>
+      </w:r>
+      <w:proofErr w:type="spellEnd"/>
+      <w:r>
+        <w:rPr>
+          <w:rFonts w:asciiTheme="majorEastAsia" w:eastAsiaTheme="majorEastAsia" w:hAnsiTheme="majorEastAsia"/>
+          <w:sz w:val="20"/>
+          <w:szCs w:val="20"/>
+        </w:rPr>
+        <w:t>(</w:t>
+      </w:r>
+      <w:proofErr w:type="gramStart"/>
+      <w:r>
+        <w:rPr>
+          <w:rFonts w:asciiTheme="majorEastAsia" w:eastAsiaTheme="majorEastAsia" w:hAnsiTheme="majorEastAsia"/>
+          <w:sz w:val="20"/>
+          <w:szCs w:val="20"/>
+        </w:rPr>
+        <w:t>) :</w:t>
+      </w:r>
+      <w:proofErr w:type="gramEnd"/>
+      <w:r>
+        <w:rPr>
+          <w:rFonts w:asciiTheme="majorEastAsia" w:eastAsiaTheme="majorEastAsia" w:hAnsiTheme="majorEastAsia"/>
+          <w:sz w:val="20"/>
+          <w:szCs w:val="20"/>
+        </w:rPr>
+        <w:t xml:space="preserve"> 서버 수신 전용 스레드</w:t>
       </w:r>
     </w:p>
     <w:p>
@@ -3609,13 +4443,51 @@
           <w:szCs w:val="20"/>
         </w:rPr>
       </w:pPr>
+      <w:proofErr w:type="spellStart"/>
+      <w:proofErr w:type="gramStart"/>
       <w:r>
         <w:rPr>
           <w:rFonts w:asciiTheme="majorEastAsia" w:eastAsiaTheme="majorEastAsia" w:hAnsiTheme="majorEastAsia" w:hint="eastAsia"/>
           <w:sz w:val="20"/>
           <w:szCs w:val="20"/>
         </w:rPr>
-        <w:t>ProcessPacket : 전송받은 패킷 처리</w:t>
+        <w:t>ProcessPacket</w:t>
+      </w:r>
+      <w:proofErr w:type="spellEnd"/>
+      <w:r>
+        <w:rPr>
+          <w:rFonts w:asciiTheme="majorEastAsia" w:eastAsiaTheme="majorEastAsia" w:hAnsiTheme="majorEastAsia" w:hint="eastAsia"/>
+          <w:sz w:val="20"/>
+          <w:szCs w:val="20"/>
+        </w:rPr>
+        <w:t xml:space="preserve"> :</w:t>
+      </w:r>
+      <w:proofErr w:type="gramEnd"/>
+      <w:r>
+        <w:rPr>
+          <w:rFonts w:asciiTheme="majorEastAsia" w:eastAsiaTheme="majorEastAsia" w:hAnsiTheme="majorEastAsia" w:hint="eastAsia"/>
+          <w:sz w:val="20"/>
+          <w:szCs w:val="20"/>
+        </w:rPr>
+        <w:t xml:space="preserve"> </w:t>
+      </w:r>
+      <w:proofErr w:type="spellStart"/>
+      <w:r>
+        <w:rPr>
+          <w:rFonts w:asciiTheme="majorEastAsia" w:eastAsiaTheme="majorEastAsia" w:hAnsiTheme="majorEastAsia" w:hint="eastAsia"/>
+          <w:sz w:val="20"/>
+          <w:szCs w:val="20"/>
+        </w:rPr>
+        <w:t>전송받은</w:t>
+      </w:r>
+      <w:proofErr w:type="spellEnd"/>
+      <w:r>
+        <w:rPr>
+          <w:rFonts w:asciiTheme="majorEastAsia" w:eastAsiaTheme="majorEastAsia" w:hAnsiTheme="majorEastAsia" w:hint="eastAsia"/>
+          <w:sz w:val="20"/>
+          <w:szCs w:val="20"/>
+        </w:rPr>
+        <w:t xml:space="preserve"> 패킷 처리</w:t>
       </w:r>
     </w:p>
     <w:p>
@@ -3635,13 +4507,41 @@
           <w:szCs w:val="20"/>
         </w:rPr>
       </w:pPr>
+      <w:proofErr w:type="spellStart"/>
       <w:r>
         <w:rPr>
           <w:rFonts w:asciiTheme="majorEastAsia" w:eastAsiaTheme="majorEastAsia" w:hAnsiTheme="majorEastAsia"/>
           <w:sz w:val="20"/>
           <w:szCs w:val="20"/>
         </w:rPr>
-        <w:t>InitBuffer() : OpenGL 버퍼 초기화</w:t>
+        <w:t>InitBuffer</w:t>
+      </w:r>
+      <w:proofErr w:type="spellEnd"/>
+      <w:r>
+        <w:rPr>
+          <w:rFonts w:asciiTheme="majorEastAsia" w:eastAsiaTheme="majorEastAsia" w:hAnsiTheme="majorEastAsia"/>
+          <w:sz w:val="20"/>
+          <w:szCs w:val="20"/>
+        </w:rPr>
+        <w:t>(</w:t>
+      </w:r>
+      <w:proofErr w:type="gramStart"/>
+      <w:r>
+        <w:rPr>
+          <w:rFonts w:asciiTheme="majorEastAsia" w:eastAsiaTheme="majorEastAsia" w:hAnsiTheme="majorEastAsia"/>
+          <w:sz w:val="20"/>
+          <w:szCs w:val="20"/>
+        </w:rPr>
+        <w:t>) :</w:t>
+      </w:r>
+      <w:proofErr w:type="gramEnd"/>
+      <w:r>
+        <w:rPr>
+          <w:rFonts w:asciiTheme="majorEastAsia" w:eastAsiaTheme="majorEastAsia" w:hAnsiTheme="majorEastAsia"/>
+          <w:sz w:val="20"/>
+          <w:szCs w:val="20"/>
+        </w:rPr>
+        <w:t xml:space="preserve"> OpenGL 버퍼 초기화</w:t>
       </w:r>
     </w:p>
     <w:p>
@@ -3661,13 +4561,41 @@
           <w:szCs w:val="20"/>
         </w:rPr>
       </w:pPr>
+      <w:proofErr w:type="spellStart"/>
       <w:r>
         <w:rPr>
           <w:rFonts w:asciiTheme="majorEastAsia" w:eastAsiaTheme="majorEastAsia" w:hAnsiTheme="majorEastAsia"/>
           <w:sz w:val="20"/>
           <w:szCs w:val="20"/>
         </w:rPr>
-        <w:t>InitPhysics() : 물리 관련 초기 설정</w:t>
+        <w:t>InitPhysics</w:t>
+      </w:r>
+      <w:proofErr w:type="spellEnd"/>
+      <w:r>
+        <w:rPr>
+          <w:rFonts w:asciiTheme="majorEastAsia" w:eastAsiaTheme="majorEastAsia" w:hAnsiTheme="majorEastAsia"/>
+          <w:sz w:val="20"/>
+          <w:szCs w:val="20"/>
+        </w:rPr>
+        <w:t>(</w:t>
+      </w:r>
+      <w:proofErr w:type="gramStart"/>
+      <w:r>
+        <w:rPr>
+          <w:rFonts w:asciiTheme="majorEastAsia" w:eastAsiaTheme="majorEastAsia" w:hAnsiTheme="majorEastAsia"/>
+          <w:sz w:val="20"/>
+          <w:szCs w:val="20"/>
+        </w:rPr>
+        <w:t>) :</w:t>
+      </w:r>
+      <w:proofErr w:type="gramEnd"/>
+      <w:r>
+        <w:rPr>
+          <w:rFonts w:asciiTheme="majorEastAsia" w:eastAsiaTheme="majorEastAsia" w:hAnsiTheme="majorEastAsia"/>
+          <w:sz w:val="20"/>
+          <w:szCs w:val="20"/>
+        </w:rPr>
+        <w:t xml:space="preserve"> 물리 관련 초기 설정</w:t>
       </w:r>
     </w:p>
     <w:p>
@@ -3687,13 +4615,41 @@
           <w:szCs w:val="20"/>
         </w:rPr>
       </w:pPr>
+      <w:proofErr w:type="spellStart"/>
       <w:r>
         <w:rPr>
           <w:rFonts w:asciiTheme="majorEastAsia" w:eastAsiaTheme="majorEastAsia" w:hAnsiTheme="majorEastAsia"/>
           <w:sz w:val="20"/>
           <w:szCs w:val="20"/>
         </w:rPr>
-        <w:t>drawScene() : 화면 렌더링</w:t>
+        <w:t>drawScene</w:t>
+      </w:r>
+      <w:proofErr w:type="spellEnd"/>
+      <w:r>
+        <w:rPr>
+          <w:rFonts w:asciiTheme="majorEastAsia" w:eastAsiaTheme="majorEastAsia" w:hAnsiTheme="majorEastAsia"/>
+          <w:sz w:val="20"/>
+          <w:szCs w:val="20"/>
+        </w:rPr>
+        <w:t>(</w:t>
+      </w:r>
+      <w:proofErr w:type="gramStart"/>
+      <w:r>
+        <w:rPr>
+          <w:rFonts w:asciiTheme="majorEastAsia" w:eastAsiaTheme="majorEastAsia" w:hAnsiTheme="majorEastAsia"/>
+          <w:sz w:val="20"/>
+          <w:szCs w:val="20"/>
+        </w:rPr>
+        <w:t>) :</w:t>
+      </w:r>
+      <w:proofErr w:type="gramEnd"/>
+      <w:r>
+        <w:rPr>
+          <w:rFonts w:asciiTheme="majorEastAsia" w:eastAsiaTheme="majorEastAsia" w:hAnsiTheme="majorEastAsia"/>
+          <w:sz w:val="20"/>
+          <w:szCs w:val="20"/>
+        </w:rPr>
+        <w:t xml:space="preserve"> 화면 렌더링</w:t>
       </w:r>
     </w:p>
     <w:p>
@@ -3720,7 +4676,25 @@
           <w:sz w:val="20"/>
           <w:szCs w:val="20"/>
         </w:rPr>
-        <w:t>Reshape() : 윈도우 크기 조정 대응</w:t>
+        <w:t>Reshape(</w:t>
+      </w:r>
+      <w:proofErr w:type="gramStart"/>
+      <w:r>
+        <w:rPr>
+          <w:rFonts w:asciiTheme="majorEastAsia" w:eastAsiaTheme="majorEastAsia" w:hAnsiTheme="majorEastAsia"/>
+          <w:sz w:val="20"/>
+          <w:szCs w:val="20"/>
+        </w:rPr>
+        <w:t>) :</w:t>
+      </w:r>
+      <w:proofErr w:type="gramEnd"/>
+      <w:r>
+        <w:rPr>
+          <w:rFonts w:asciiTheme="majorEastAsia" w:eastAsiaTheme="majorEastAsia" w:hAnsiTheme="majorEastAsia"/>
+          <w:sz w:val="20"/>
+          <w:szCs w:val="20"/>
+        </w:rPr>
+        <w:t xml:space="preserve"> 윈도우 크기 조정 대응</w:t>
       </w:r>
       <w:r>
         <w:rPr>
@@ -3880,15 +4854,34 @@
           <w:sz w:val="20"/>
           <w:szCs w:val="20"/>
         </w:rPr>
-        <w:t>SOCKET socket</w:t>
-      </w:r>
+        <w:t xml:space="preserve">SOCKET </w:t>
+      </w:r>
+      <w:proofErr w:type="spellStart"/>
+      <w:proofErr w:type="gramStart"/>
+      <w:r>
+        <w:rPr>
+          <w:sz w:val="20"/>
+          <w:szCs w:val="20"/>
+        </w:rPr>
+        <w:t>socket</w:t>
+      </w:r>
+      <w:proofErr w:type="spellEnd"/>
       <w:r>
         <w:rPr>
           <w:rFonts w:hint="eastAsia"/>
           <w:sz w:val="20"/>
           <w:szCs w:val="20"/>
         </w:rPr>
-        <w:t xml:space="preserve"> : 소켓 구조체</w:t>
+        <w:t xml:space="preserve"> :</w:t>
+      </w:r>
+      <w:proofErr w:type="gramEnd"/>
+      <w:r>
+        <w:rPr>
+          <w:rFonts w:hint="eastAsia"/>
+          <w:sz w:val="20"/>
+          <w:szCs w:val="20"/>
+        </w:rPr>
+        <w:t xml:space="preserve"> 소켓 구조체</w:t>
       </w:r>
     </w:p>
     <w:p>
@@ -3913,7 +4906,15 @@
           <w:sz w:val="20"/>
           <w:szCs w:val="20"/>
         </w:rPr>
-        <w:t>int id;</w:t>
+        <w:t>int id</w:t>
+      </w:r>
+      <w:proofErr w:type="gramStart"/>
+      <w:r>
+        <w:rPr>
+          <w:sz w:val="20"/>
+          <w:szCs w:val="20"/>
+        </w:rPr>
+        <w:t>;</w:t>
       </w:r>
       <w:r>
         <w:rPr>
@@ -3921,7 +4922,16 @@
           <w:sz w:val="20"/>
           <w:szCs w:val="20"/>
         </w:rPr>
-        <w:t xml:space="preserve"> : 클라이언트 식별키</w:t>
+        <w:t xml:space="preserve"> :</w:t>
+      </w:r>
+      <w:proofErr w:type="gramEnd"/>
+      <w:r>
+        <w:rPr>
+          <w:rFonts w:hint="eastAsia"/>
+          <w:sz w:val="20"/>
+          <w:szCs w:val="20"/>
+        </w:rPr>
+        <w:t xml:space="preserve"> 클라이언트 식별키</w:t>
       </w:r>
     </w:p>
     <w:p>
@@ -3946,7 +4956,15 @@
           <w:sz w:val="20"/>
           <w:szCs w:val="20"/>
         </w:rPr>
-        <w:t>char name[NAME_SIZE];</w:t>
+        <w:t>char name[NAME_SIZE]</w:t>
+      </w:r>
+      <w:proofErr w:type="gramStart"/>
+      <w:r>
+        <w:rPr>
+          <w:sz w:val="20"/>
+          <w:szCs w:val="20"/>
+        </w:rPr>
+        <w:t>;</w:t>
       </w:r>
       <w:r>
         <w:rPr>
@@ -3954,7 +4972,16 @@
           <w:sz w:val="20"/>
           <w:szCs w:val="20"/>
         </w:rPr>
-        <w:t xml:space="preserve"> : 이름</w:t>
+        <w:t xml:space="preserve"> :</w:t>
+      </w:r>
+      <w:proofErr w:type="gramEnd"/>
+      <w:r>
+        <w:rPr>
+          <w:rFonts w:hint="eastAsia"/>
+          <w:sz w:val="20"/>
+          <w:szCs w:val="20"/>
+        </w:rPr>
+        <w:t xml:space="preserve"> 이름</w:t>
       </w:r>
     </w:p>
     <w:p>
@@ -3979,7 +5006,24 @@
           <w:sz w:val="20"/>
           <w:szCs w:val="20"/>
         </w:rPr>
-        <w:t>float x, y,z;</w:t>
+        <w:t xml:space="preserve">float x, </w:t>
+      </w:r>
+      <w:proofErr w:type="spellStart"/>
+      <w:proofErr w:type="gramStart"/>
+      <w:r>
+        <w:rPr>
+          <w:sz w:val="20"/>
+          <w:szCs w:val="20"/>
+        </w:rPr>
+        <w:t>y,z</w:t>
+      </w:r>
+      <w:proofErr w:type="spellEnd"/>
+      <w:r>
+        <w:rPr>
+          <w:sz w:val="20"/>
+          <w:szCs w:val="20"/>
+        </w:rPr>
+        <w:t>;</w:t>
       </w:r>
       <w:r>
         <w:rPr>
@@ -3987,7 +5031,16 @@
           <w:sz w:val="20"/>
           <w:szCs w:val="20"/>
         </w:rPr>
-        <w:t xml:space="preserve"> : 위치</w:t>
+        <w:t xml:space="preserve"> :</w:t>
+      </w:r>
+      <w:proofErr w:type="gramEnd"/>
+      <w:r>
+        <w:rPr>
+          <w:rFonts w:hint="eastAsia"/>
+          <w:sz w:val="20"/>
+          <w:szCs w:val="20"/>
+        </w:rPr>
+        <w:t xml:space="preserve"> 위치</w:t>
       </w:r>
     </w:p>
     <w:p>
@@ -4012,7 +5065,15 @@
           <w:sz w:val="20"/>
           <w:szCs w:val="20"/>
         </w:rPr>
-        <w:t>float speed;</w:t>
+        <w:t>float speed</w:t>
+      </w:r>
+      <w:proofErr w:type="gramStart"/>
+      <w:r>
+        <w:rPr>
+          <w:sz w:val="20"/>
+          <w:szCs w:val="20"/>
+        </w:rPr>
+        <w:t>;</w:t>
       </w:r>
       <w:r>
         <w:rPr>
@@ -4020,7 +5081,16 @@
           <w:sz w:val="20"/>
           <w:szCs w:val="20"/>
         </w:rPr>
-        <w:t xml:space="preserve"> : 속도</w:t>
+        <w:t xml:space="preserve"> :</w:t>
+      </w:r>
+      <w:proofErr w:type="gramEnd"/>
+      <w:r>
+        <w:rPr>
+          <w:rFonts w:hint="eastAsia"/>
+          <w:sz w:val="20"/>
+          <w:szCs w:val="20"/>
+        </w:rPr>
+        <w:t xml:space="preserve"> 속도</w:t>
       </w:r>
     </w:p>
     <w:p>
@@ -4045,7 +5115,24 @@
           <w:sz w:val="20"/>
           <w:szCs w:val="20"/>
         </w:rPr>
-        <w:t>bool is_booster;</w:t>
+        <w:t xml:space="preserve">bool </w:t>
+      </w:r>
+      <w:proofErr w:type="spellStart"/>
+      <w:r>
+        <w:rPr>
+          <w:sz w:val="20"/>
+          <w:szCs w:val="20"/>
+        </w:rPr>
+        <w:t>is_booster</w:t>
+      </w:r>
+      <w:proofErr w:type="spellEnd"/>
+      <w:proofErr w:type="gramStart"/>
+      <w:r>
+        <w:rPr>
+          <w:sz w:val="20"/>
+          <w:szCs w:val="20"/>
+        </w:rPr>
+        <w:t>;</w:t>
       </w:r>
       <w:r>
         <w:rPr>
@@ -4053,7 +5140,16 @@
           <w:sz w:val="20"/>
           <w:szCs w:val="20"/>
         </w:rPr>
-        <w:t xml:space="preserve"> : 부스터 사용 여부</w:t>
+        <w:t xml:space="preserve"> :</w:t>
+      </w:r>
+      <w:proofErr w:type="gramEnd"/>
+      <w:r>
+        <w:rPr>
+          <w:rFonts w:hint="eastAsia"/>
+          <w:sz w:val="20"/>
+          <w:szCs w:val="20"/>
+        </w:rPr>
+        <w:t xml:space="preserve"> 부스터 사용 여부</w:t>
       </w:r>
     </w:p>
     <w:p>
@@ -4073,12 +5169,29 @@
           <w:szCs w:val="20"/>
         </w:rPr>
       </w:pPr>
-      <w:r>
-        <w:rPr>
-          <w:sz w:val="20"/>
-          <w:szCs w:val="20"/>
-        </w:rPr>
-        <w:t>btRigidBody body;</w:t>
+      <w:proofErr w:type="spellStart"/>
+      <w:r>
+        <w:rPr>
+          <w:sz w:val="20"/>
+          <w:szCs w:val="20"/>
+        </w:rPr>
+        <w:t>btRigidBody</w:t>
+      </w:r>
+      <w:proofErr w:type="spellEnd"/>
+      <w:r>
+        <w:rPr>
+          <w:sz w:val="20"/>
+          <w:szCs w:val="20"/>
+        </w:rPr>
+        <w:t xml:space="preserve"> body</w:t>
+      </w:r>
+      <w:proofErr w:type="gramStart"/>
+      <w:r>
+        <w:rPr>
+          <w:sz w:val="20"/>
+          <w:szCs w:val="20"/>
+        </w:rPr>
+        <w:t>;</w:t>
       </w:r>
       <w:r>
         <w:rPr>
@@ -4086,8 +5199,27 @@
           <w:sz w:val="20"/>
           <w:szCs w:val="20"/>
         </w:rPr>
-        <w:t xml:space="preserve"> : 충돌 처리 바운딩박스</w:t>
-      </w:r>
+        <w:t xml:space="preserve"> :</w:t>
+      </w:r>
+      <w:proofErr w:type="gramEnd"/>
+      <w:r>
+        <w:rPr>
+          <w:rFonts w:hint="eastAsia"/>
+          <w:sz w:val="20"/>
+          <w:szCs w:val="20"/>
+        </w:rPr>
+        <w:t xml:space="preserve"> 충돌 처리 </w:t>
+      </w:r>
+      <w:proofErr w:type="spellStart"/>
+      <w:r>
+        <w:rPr>
+          <w:rFonts w:hint="eastAsia"/>
+          <w:sz w:val="20"/>
+          <w:szCs w:val="20"/>
+        </w:rPr>
+        <w:t>바운딩박스</w:t>
+      </w:r>
+      <w:proofErr w:type="spellEnd"/>
     </w:p>
     <w:p>
       <w:pPr>
@@ -4112,7 +5244,34 @@
           <w:sz w:val="20"/>
           <w:szCs w:val="20"/>
         </w:rPr>
-        <w:t>Player(int player_id, SOCKET s);</w:t>
+        <w:t xml:space="preserve">Player(int </w:t>
+      </w:r>
+      <w:proofErr w:type="spellStart"/>
+      <w:r>
+        <w:rPr>
+          <w:rFonts w:eastAsiaTheme="minorHAnsi"/>
+          <w:sz w:val="20"/>
+          <w:szCs w:val="20"/>
+        </w:rPr>
+        <w:t>player_id</w:t>
+      </w:r>
+      <w:proofErr w:type="spellEnd"/>
+      <w:r>
+        <w:rPr>
+          <w:rFonts w:eastAsiaTheme="minorHAnsi"/>
+          <w:sz w:val="20"/>
+          <w:szCs w:val="20"/>
+        </w:rPr>
+        <w:t>, SOCKET s)</w:t>
+      </w:r>
+      <w:proofErr w:type="gramStart"/>
+      <w:r>
+        <w:rPr>
+          <w:rFonts w:eastAsiaTheme="minorHAnsi"/>
+          <w:sz w:val="20"/>
+          <w:szCs w:val="20"/>
+        </w:rPr>
+        <w:t>;</w:t>
       </w:r>
       <w:r>
         <w:rPr>
@@ -4120,7 +5279,16 @@
           <w:sz w:val="20"/>
           <w:szCs w:val="20"/>
         </w:rPr>
-        <w:t xml:space="preserve"> : 플레이어 객체 생성자</w:t>
+        <w:t xml:space="preserve"> :</w:t>
+      </w:r>
+      <w:proofErr w:type="gramEnd"/>
+      <w:r>
+        <w:rPr>
+          <w:rFonts w:eastAsiaTheme="minorHAnsi" w:hint="eastAsia"/>
+          <w:sz w:val="20"/>
+          <w:szCs w:val="20"/>
+        </w:rPr>
+        <w:t xml:space="preserve"> 플레이어 객체 생성자</w:t>
       </w:r>
       <w:r>
         <w:rPr>
@@ -4154,7 +5322,34 @@
           <w:sz w:val="20"/>
           <w:szCs w:val="20"/>
         </w:rPr>
-        <w:t>void recv_packet();</w:t>
+        <w:t xml:space="preserve">void </w:t>
+      </w:r>
+      <w:proofErr w:type="spellStart"/>
+      <w:r>
+        <w:rPr>
+          <w:rFonts w:eastAsiaTheme="minorHAnsi"/>
+          <w:sz w:val="20"/>
+          <w:szCs w:val="20"/>
+        </w:rPr>
+        <w:t>recv_packet</w:t>
+      </w:r>
+      <w:proofErr w:type="spellEnd"/>
+      <w:r>
+        <w:rPr>
+          <w:rFonts w:eastAsiaTheme="minorHAnsi"/>
+          <w:sz w:val="20"/>
+          <w:szCs w:val="20"/>
+        </w:rPr>
+        <w:t>()</w:t>
+      </w:r>
+      <w:proofErr w:type="gramStart"/>
+      <w:r>
+        <w:rPr>
+          <w:rFonts w:eastAsiaTheme="minorHAnsi"/>
+          <w:sz w:val="20"/>
+          <w:szCs w:val="20"/>
+        </w:rPr>
+        <w:t>;</w:t>
       </w:r>
       <w:r>
         <w:rPr>
@@ -4162,7 +5357,16 @@
           <w:sz w:val="20"/>
           <w:szCs w:val="20"/>
         </w:rPr>
-        <w:t xml:space="preserve"> : 패킷 받는 함수</w:t>
+        <w:t xml:space="preserve"> :</w:t>
+      </w:r>
+      <w:proofErr w:type="gramEnd"/>
+      <w:r>
+        <w:rPr>
+          <w:rFonts w:eastAsiaTheme="minorHAnsi" w:hint="eastAsia"/>
+          <w:sz w:val="20"/>
+          <w:szCs w:val="20"/>
+        </w:rPr>
+        <w:t xml:space="preserve"> 패킷 받는 함수</w:t>
       </w:r>
     </w:p>
     <w:p>
@@ -4188,7 +5392,34 @@
           <w:sz w:val="20"/>
           <w:szCs w:val="20"/>
         </w:rPr>
-        <w:t>void process_packet(unsigned char* p);</w:t>
+        <w:t xml:space="preserve">void </w:t>
+      </w:r>
+      <w:proofErr w:type="spellStart"/>
+      <w:r>
+        <w:rPr>
+          <w:rFonts w:eastAsiaTheme="minorHAnsi"/>
+          <w:sz w:val="20"/>
+          <w:szCs w:val="20"/>
+        </w:rPr>
+        <w:t>process_packet</w:t>
+      </w:r>
+      <w:proofErr w:type="spellEnd"/>
+      <w:r>
+        <w:rPr>
+          <w:rFonts w:eastAsiaTheme="minorHAnsi"/>
+          <w:sz w:val="20"/>
+          <w:szCs w:val="20"/>
+        </w:rPr>
+        <w:t>(unsigned char* p)</w:t>
+      </w:r>
+      <w:proofErr w:type="gramStart"/>
+      <w:r>
+        <w:rPr>
+          <w:rFonts w:eastAsiaTheme="minorHAnsi"/>
+          <w:sz w:val="20"/>
+          <w:szCs w:val="20"/>
+        </w:rPr>
+        <w:t>;</w:t>
       </w:r>
       <w:r>
         <w:rPr>
@@ -4196,7 +5427,16 @@
           <w:sz w:val="20"/>
           <w:szCs w:val="20"/>
         </w:rPr>
-        <w:t xml:space="preserve"> : 패킷 종류에 따라 작업하는 함수</w:t>
+        <w:t xml:space="preserve"> :</w:t>
+      </w:r>
+      <w:proofErr w:type="gramEnd"/>
+      <w:r>
+        <w:rPr>
+          <w:rFonts w:eastAsiaTheme="minorHAnsi" w:hint="eastAsia"/>
+          <w:sz w:val="20"/>
+          <w:szCs w:val="20"/>
+        </w:rPr>
+        <w:t xml:space="preserve"> 패킷 종류에 따라 작업하는 함수</w:t>
       </w:r>
     </w:p>
     <w:p>
@@ -4222,7 +5462,34 @@
           <w:sz w:val="20"/>
           <w:szCs w:val="20"/>
         </w:rPr>
-        <w:t>void send_packet(void* packet);</w:t>
+        <w:t xml:space="preserve">void </w:t>
+      </w:r>
+      <w:proofErr w:type="spellStart"/>
+      <w:r>
+        <w:rPr>
+          <w:rFonts w:eastAsiaTheme="minorHAnsi"/>
+          <w:sz w:val="20"/>
+          <w:szCs w:val="20"/>
+        </w:rPr>
+        <w:t>send_packet</w:t>
+      </w:r>
+      <w:proofErr w:type="spellEnd"/>
+      <w:r>
+        <w:rPr>
+          <w:rFonts w:eastAsiaTheme="minorHAnsi"/>
+          <w:sz w:val="20"/>
+          <w:szCs w:val="20"/>
+        </w:rPr>
+        <w:t>(void* packet)</w:t>
+      </w:r>
+      <w:proofErr w:type="gramStart"/>
+      <w:r>
+        <w:rPr>
+          <w:rFonts w:eastAsiaTheme="minorHAnsi"/>
+          <w:sz w:val="20"/>
+          <w:szCs w:val="20"/>
+        </w:rPr>
+        <w:t>;</w:t>
       </w:r>
       <w:r>
         <w:rPr>
@@ -4230,7 +5497,16 @@
           <w:sz w:val="20"/>
           <w:szCs w:val="20"/>
         </w:rPr>
-        <w:t xml:space="preserve"> : 패킷 전송 함수</w:t>
+        <w:t xml:space="preserve"> :</w:t>
+      </w:r>
+      <w:proofErr w:type="gramEnd"/>
+      <w:r>
+        <w:rPr>
+          <w:rFonts w:eastAsiaTheme="minorHAnsi" w:hint="eastAsia"/>
+          <w:sz w:val="20"/>
+          <w:szCs w:val="20"/>
+        </w:rPr>
+        <w:t xml:space="preserve"> 패킷 전송 함수</w:t>
       </w:r>
     </w:p>
     <w:p>
@@ -4256,8 +5532,36 @@
           <w:sz w:val="20"/>
           <w:szCs w:val="20"/>
         </w:rPr>
-        <w:t>void send_playerInfo_info_packet();</w:t>
-      </w:r>
+        <w:t xml:space="preserve">void </w:t>
+      </w:r>
+      <w:proofErr w:type="spellStart"/>
+      <w:r>
+        <w:rPr>
+          <w:rFonts w:eastAsiaTheme="minorHAnsi"/>
+          <w:sz w:val="20"/>
+          <w:szCs w:val="20"/>
+        </w:rPr>
+        <w:t>send_playerInfo_info_</w:t>
+      </w:r>
+      <w:proofErr w:type="gramStart"/>
+      <w:r>
+        <w:rPr>
+          <w:rFonts w:eastAsiaTheme="minorHAnsi"/>
+          <w:sz w:val="20"/>
+          <w:szCs w:val="20"/>
+        </w:rPr>
+        <w:t>packet</w:t>
+      </w:r>
+      <w:proofErr w:type="spellEnd"/>
+      <w:r>
+        <w:rPr>
+          <w:rFonts w:eastAsiaTheme="minorHAnsi"/>
+          <w:sz w:val="20"/>
+          <w:szCs w:val="20"/>
+        </w:rPr>
+        <w:t>();</w:t>
+      </w:r>
+      <w:proofErr w:type="gramEnd"/>
     </w:p>
     <w:p>
       <w:pPr>
@@ -4282,8 +5586,36 @@
           <w:sz w:val="20"/>
           <w:szCs w:val="20"/>
         </w:rPr>
-        <w:t>void send_login_fail_packet();</w:t>
-      </w:r>
+        <w:t xml:space="preserve">void </w:t>
+      </w:r>
+      <w:proofErr w:type="spellStart"/>
+      <w:r>
+        <w:rPr>
+          <w:rFonts w:eastAsiaTheme="minorHAnsi"/>
+          <w:sz w:val="20"/>
+          <w:szCs w:val="20"/>
+        </w:rPr>
+        <w:t>send_login_fail_</w:t>
+      </w:r>
+      <w:proofErr w:type="gramStart"/>
+      <w:r>
+        <w:rPr>
+          <w:rFonts w:eastAsiaTheme="minorHAnsi"/>
+          <w:sz w:val="20"/>
+          <w:szCs w:val="20"/>
+        </w:rPr>
+        <w:t>packet</w:t>
+      </w:r>
+      <w:proofErr w:type="spellEnd"/>
+      <w:r>
+        <w:rPr>
+          <w:rFonts w:eastAsiaTheme="minorHAnsi"/>
+          <w:sz w:val="20"/>
+          <w:szCs w:val="20"/>
+        </w:rPr>
+        <w:t>();</w:t>
+      </w:r>
+      <w:proofErr w:type="gramEnd"/>
     </w:p>
     <w:p>
       <w:pPr>
@@ -4308,8 +5640,46 @@
           <w:sz w:val="20"/>
           <w:szCs w:val="20"/>
         </w:rPr>
-        <w:t>void send_booster_packet(target_id);</w:t>
-      </w:r>
+        <w:t xml:space="preserve">void </w:t>
+      </w:r>
+      <w:proofErr w:type="spellStart"/>
+      <w:r>
+        <w:rPr>
+          <w:rFonts w:eastAsiaTheme="minorHAnsi"/>
+          <w:sz w:val="20"/>
+          <w:szCs w:val="20"/>
+        </w:rPr>
+        <w:t>send_booster_packet</w:t>
+      </w:r>
+      <w:proofErr w:type="spellEnd"/>
+      <w:r>
+        <w:rPr>
+          <w:rFonts w:eastAsiaTheme="minorHAnsi"/>
+          <w:sz w:val="20"/>
+          <w:szCs w:val="20"/>
+        </w:rPr>
+        <w:t>(</w:t>
+      </w:r>
+      <w:proofErr w:type="spellStart"/>
+      <w:r>
+        <w:rPr>
+          <w:rFonts w:eastAsiaTheme="minorHAnsi"/>
+          <w:sz w:val="20"/>
+          <w:szCs w:val="20"/>
+        </w:rPr>
+        <w:t>target_id</w:t>
+      </w:r>
+      <w:proofErr w:type="spellEnd"/>
+      <w:proofErr w:type="gramStart"/>
+      <w:r>
+        <w:rPr>
+          <w:rFonts w:eastAsiaTheme="minorHAnsi"/>
+          <w:sz w:val="20"/>
+          <w:szCs w:val="20"/>
+        </w:rPr>
+        <w:t>);</w:t>
+      </w:r>
+      <w:proofErr w:type="gramEnd"/>
     </w:p>
     <w:p>
       <w:pPr>
@@ -4334,8 +5704,64 @@
           <w:sz w:val="20"/>
           <w:szCs w:val="20"/>
         </w:rPr>
-        <w:t>void send_rank_packet(int target_id);</w:t>
-      </w:r>
+        <w:t xml:space="preserve">void </w:t>
+      </w:r>
+      <w:proofErr w:type="spellStart"/>
+      <w:r>
+        <w:rPr>
+          <w:rFonts w:eastAsiaTheme="minorHAnsi"/>
+          <w:sz w:val="20"/>
+          <w:szCs w:val="20"/>
+        </w:rPr>
+        <w:t>send_rank_</w:t>
+      </w:r>
+      <w:proofErr w:type="gramStart"/>
+      <w:r>
+        <w:rPr>
+          <w:rFonts w:eastAsiaTheme="minorHAnsi"/>
+          <w:sz w:val="20"/>
+          <w:szCs w:val="20"/>
+        </w:rPr>
+        <w:t>packet</w:t>
+      </w:r>
+      <w:proofErr w:type="spellEnd"/>
+      <w:r>
+        <w:rPr>
+          <w:rFonts w:eastAsiaTheme="minorHAnsi"/>
+          <w:sz w:val="20"/>
+          <w:szCs w:val="20"/>
+        </w:rPr>
+        <w:t>(</w:t>
+      </w:r>
+      <w:proofErr w:type="gramEnd"/>
+      <w:r>
+        <w:rPr>
+          <w:rFonts w:eastAsiaTheme="minorHAnsi"/>
+          <w:sz w:val="20"/>
+          <w:szCs w:val="20"/>
+        </w:rPr>
+        <w:t xml:space="preserve">int </w:t>
+      </w:r>
+      <w:proofErr w:type="spellStart"/>
+      <w:r>
+        <w:rPr>
+          <w:rFonts w:eastAsiaTheme="minorHAnsi"/>
+          <w:sz w:val="20"/>
+          <w:szCs w:val="20"/>
+        </w:rPr>
+        <w:t>target_id</w:t>
+      </w:r>
+      <w:proofErr w:type="spellEnd"/>
+      <w:proofErr w:type="gramStart"/>
+      <w:r>
+        <w:rPr>
+          <w:rFonts w:eastAsiaTheme="minorHAnsi"/>
+          <w:sz w:val="20"/>
+          <w:szCs w:val="20"/>
+        </w:rPr>
+        <w:t>);</w:t>
+      </w:r>
+      <w:proofErr w:type="gramEnd"/>
     </w:p>
     <w:p>
       <w:pPr>
@@ -4360,8 +5786,64 @@
           <w:sz w:val="20"/>
           <w:szCs w:val="20"/>
         </w:rPr>
-        <w:t>void send_enter_room_packet(int target_id);</w:t>
-      </w:r>
+        <w:t xml:space="preserve">void </w:t>
+      </w:r>
+      <w:proofErr w:type="spellStart"/>
+      <w:r>
+        <w:rPr>
+          <w:rFonts w:eastAsiaTheme="minorHAnsi"/>
+          <w:sz w:val="20"/>
+          <w:szCs w:val="20"/>
+        </w:rPr>
+        <w:t>send_enter_room_</w:t>
+      </w:r>
+      <w:proofErr w:type="gramStart"/>
+      <w:r>
+        <w:rPr>
+          <w:rFonts w:eastAsiaTheme="minorHAnsi"/>
+          <w:sz w:val="20"/>
+          <w:szCs w:val="20"/>
+        </w:rPr>
+        <w:t>packet</w:t>
+      </w:r>
+      <w:proofErr w:type="spellEnd"/>
+      <w:r>
+        <w:rPr>
+          <w:rFonts w:eastAsiaTheme="minorHAnsi"/>
+          <w:sz w:val="20"/>
+          <w:szCs w:val="20"/>
+        </w:rPr>
+        <w:t>(</w:t>
+      </w:r>
+      <w:proofErr w:type="gramEnd"/>
+      <w:r>
+        <w:rPr>
+          <w:rFonts w:eastAsiaTheme="minorHAnsi"/>
+          <w:sz w:val="20"/>
+          <w:szCs w:val="20"/>
+        </w:rPr>
+        <w:t xml:space="preserve">int </w:t>
+      </w:r>
+      <w:proofErr w:type="spellStart"/>
+      <w:r>
+        <w:rPr>
+          <w:rFonts w:eastAsiaTheme="minorHAnsi"/>
+          <w:sz w:val="20"/>
+          <w:szCs w:val="20"/>
+        </w:rPr>
+        <w:t>target_id</w:t>
+      </w:r>
+      <w:proofErr w:type="spellEnd"/>
+      <w:proofErr w:type="gramStart"/>
+      <w:r>
+        <w:rPr>
+          <w:rFonts w:eastAsiaTheme="minorHAnsi"/>
+          <w:sz w:val="20"/>
+          <w:szCs w:val="20"/>
+        </w:rPr>
+        <w:t>);</w:t>
+      </w:r>
+      <w:proofErr w:type="gramEnd"/>
     </w:p>
     <w:p>
       <w:pPr>
@@ -4386,8 +5868,46 @@
           <w:sz w:val="20"/>
           <w:szCs w:val="20"/>
         </w:rPr>
-        <w:t>void send_game_start_packet(target_id);</w:t>
-      </w:r>
+        <w:t xml:space="preserve">void </w:t>
+      </w:r>
+      <w:proofErr w:type="spellStart"/>
+      <w:r>
+        <w:rPr>
+          <w:rFonts w:eastAsiaTheme="minorHAnsi"/>
+          <w:sz w:val="20"/>
+          <w:szCs w:val="20"/>
+        </w:rPr>
+        <w:t>send_game_start_packet</w:t>
+      </w:r>
+      <w:proofErr w:type="spellEnd"/>
+      <w:r>
+        <w:rPr>
+          <w:rFonts w:eastAsiaTheme="minorHAnsi"/>
+          <w:sz w:val="20"/>
+          <w:szCs w:val="20"/>
+        </w:rPr>
+        <w:t>(</w:t>
+      </w:r>
+      <w:proofErr w:type="spellStart"/>
+      <w:r>
+        <w:rPr>
+          <w:rFonts w:eastAsiaTheme="minorHAnsi"/>
+          <w:sz w:val="20"/>
+          <w:szCs w:val="20"/>
+        </w:rPr>
+        <w:t>target_id</w:t>
+      </w:r>
+      <w:proofErr w:type="spellEnd"/>
+      <w:proofErr w:type="gramStart"/>
+      <w:r>
+        <w:rPr>
+          <w:rFonts w:eastAsiaTheme="minorHAnsi"/>
+          <w:sz w:val="20"/>
+          <w:szCs w:val="20"/>
+        </w:rPr>
+        <w:t>);</w:t>
+      </w:r>
+      <w:proofErr w:type="gramEnd"/>
     </w:p>
     <w:p>
       <w:pPr>
@@ -4412,8 +5932,46 @@
           <w:sz w:val="20"/>
           <w:szCs w:val="20"/>
         </w:rPr>
-        <w:t>void send_move_packet(target_id);</w:t>
-      </w:r>
+        <w:t xml:space="preserve">void </w:t>
+      </w:r>
+      <w:proofErr w:type="spellStart"/>
+      <w:r>
+        <w:rPr>
+          <w:rFonts w:eastAsiaTheme="minorHAnsi"/>
+          <w:sz w:val="20"/>
+          <w:szCs w:val="20"/>
+        </w:rPr>
+        <w:t>send_move_packet</w:t>
+      </w:r>
+      <w:proofErr w:type="spellEnd"/>
+      <w:r>
+        <w:rPr>
+          <w:rFonts w:eastAsiaTheme="minorHAnsi"/>
+          <w:sz w:val="20"/>
+          <w:szCs w:val="20"/>
+        </w:rPr>
+        <w:t>(</w:t>
+      </w:r>
+      <w:proofErr w:type="spellStart"/>
+      <w:r>
+        <w:rPr>
+          <w:rFonts w:eastAsiaTheme="minorHAnsi"/>
+          <w:sz w:val="20"/>
+          <w:szCs w:val="20"/>
+        </w:rPr>
+        <w:t>target_id</w:t>
+      </w:r>
+      <w:proofErr w:type="spellEnd"/>
+      <w:proofErr w:type="gramStart"/>
+      <w:r>
+        <w:rPr>
+          <w:rFonts w:eastAsiaTheme="minorHAnsi"/>
+          <w:sz w:val="20"/>
+          <w:szCs w:val="20"/>
+        </w:rPr>
+        <w:t>);</w:t>
+      </w:r>
+      <w:proofErr w:type="gramEnd"/>
     </w:p>
     <w:p>
       <w:pPr>
@@ -4438,8 +5996,56 @@
           <w:sz w:val="20"/>
           <w:szCs w:val="20"/>
         </w:rPr>
-        <w:t>void send_ready_packet(target_id);</w:t>
-      </w:r>
+        <w:t xml:space="preserve">void </w:t>
+      </w:r>
+      <w:proofErr w:type="spellStart"/>
+      <w:r>
+        <w:rPr>
+          <w:rFonts w:eastAsiaTheme="minorHAnsi"/>
+          <w:sz w:val="20"/>
+          <w:szCs w:val="20"/>
+        </w:rPr>
+        <w:t>send_ready_packet</w:t>
+      </w:r>
+      <w:proofErr w:type="spellEnd"/>
+      <w:r>
+        <w:rPr>
+          <w:rFonts w:eastAsiaTheme="minorHAnsi"/>
+          <w:sz w:val="20"/>
+          <w:szCs w:val="20"/>
+        </w:rPr>
+        <w:t>(</w:t>
+      </w:r>
+      <w:proofErr w:type="spellStart"/>
+      <w:proofErr w:type="gramStart"/>
+      <w:r>
+        <w:rPr>
+          <w:rFonts w:eastAsiaTheme="minorHAnsi"/>
+          <w:sz w:val="20"/>
+          <w:szCs w:val="20"/>
+        </w:rPr>
+        <w:t>target</w:t>
+      </w:r>
+      <w:proofErr w:type="gramEnd"/>
+      <w:r>
+        <w:rPr>
+          <w:rFonts w:eastAsiaTheme="minorHAnsi"/>
+          <w:sz w:val="20"/>
+          <w:szCs w:val="20"/>
+        </w:rPr>
+        <w:t>_id</w:t>
+      </w:r>
+      <w:proofErr w:type="spellEnd"/>
+      <w:proofErr w:type="gramStart"/>
+      <w:r>
+        <w:rPr>
+          <w:rFonts w:eastAsiaTheme="minorHAnsi"/>
+          <w:sz w:val="20"/>
+          <w:szCs w:val="20"/>
+        </w:rPr>
+        <w:t>);</w:t>
+      </w:r>
+      <w:proofErr w:type="gramEnd"/>
     </w:p>
     <w:p>
       <w:pPr>
@@ -4464,7 +6070,61 @@
           <w:sz w:val="20"/>
           <w:szCs w:val="20"/>
         </w:rPr>
-        <w:t>void send_logout_packet(int target_id);</w:t>
+        <w:t xml:space="preserve">void </w:t>
+      </w:r>
+      <w:proofErr w:type="spellStart"/>
+      <w:r>
+        <w:rPr>
+          <w:rFonts w:eastAsiaTheme="minorHAnsi"/>
+          <w:sz w:val="20"/>
+          <w:szCs w:val="20"/>
+        </w:rPr>
+        <w:t>send_logout_</w:t>
+      </w:r>
+      <w:proofErr w:type="gramStart"/>
+      <w:r>
+        <w:rPr>
+          <w:rFonts w:eastAsiaTheme="minorHAnsi"/>
+          <w:sz w:val="20"/>
+          <w:szCs w:val="20"/>
+        </w:rPr>
+        <w:t>packet</w:t>
+      </w:r>
+      <w:proofErr w:type="spellEnd"/>
+      <w:r>
+        <w:rPr>
+          <w:rFonts w:eastAsiaTheme="minorHAnsi"/>
+          <w:sz w:val="20"/>
+          <w:szCs w:val="20"/>
+        </w:rPr>
+        <w:t>(</w:t>
+      </w:r>
+      <w:proofErr w:type="gramEnd"/>
+      <w:r>
+        <w:rPr>
+          <w:rFonts w:eastAsiaTheme="minorHAnsi"/>
+          <w:sz w:val="20"/>
+          <w:szCs w:val="20"/>
+        </w:rPr>
+        <w:t xml:space="preserve">int </w:t>
+      </w:r>
+      <w:proofErr w:type="spellStart"/>
+      <w:r>
+        <w:rPr>
+          <w:rFonts w:eastAsiaTheme="minorHAnsi"/>
+          <w:sz w:val="20"/>
+          <w:szCs w:val="20"/>
+        </w:rPr>
+        <w:t>target_id</w:t>
+      </w:r>
+      <w:proofErr w:type="spellEnd"/>
+      <w:r>
+        <w:rPr>
+          <w:rFonts w:eastAsiaTheme="minorHAnsi"/>
+          <w:sz w:val="20"/>
+          <w:szCs w:val="20"/>
+        </w:rPr>
+        <w:t>);</w:t>
       </w:r>
       <w:r>
         <w:rPr>
@@ -4487,6 +6147,7 @@
           <w:szCs w:val="20"/>
         </w:rPr>
       </w:pPr>
+      <w:proofErr w:type="spellStart"/>
       <w:r>
         <w:rPr>
           <w:rFonts w:eastAsiaTheme="minorHAnsi" w:hint="eastAsia"/>
@@ -4496,6 +6157,7 @@
         <w:lastRenderedPageBreak/>
         <w:t>ServerMain</w:t>
       </w:r>
+      <w:proofErr w:type="spellEnd"/>
     </w:p>
     <w:p>
       <w:pPr>
@@ -4513,13 +6175,31 @@
           <w:szCs w:val="22"/>
         </w:rPr>
       </w:pPr>
+      <w:proofErr w:type="gramStart"/>
       <w:r>
         <w:rPr>
           <w:rFonts w:eastAsiaTheme="minorHAnsi"/>
           <w:szCs w:val="22"/>
         </w:rPr>
-        <w:t>std::array&lt;Player, MAX_USER&gt; g_players</w:t>
-      </w:r>
+        <w:t>std::</w:t>
+      </w:r>
+      <w:proofErr w:type="gramEnd"/>
+      <w:r>
+        <w:rPr>
+          <w:rFonts w:eastAsiaTheme="minorHAnsi"/>
+          <w:szCs w:val="22"/>
+        </w:rPr>
+        <w:t xml:space="preserve">array&lt;Player, MAX_USER&gt; </w:t>
+      </w:r>
+      <w:proofErr w:type="spellStart"/>
+      <w:r>
+        <w:rPr>
+          <w:rFonts w:eastAsiaTheme="minorHAnsi"/>
+          <w:szCs w:val="22"/>
+        </w:rPr>
+        <w:t>g_players</w:t>
+      </w:r>
+      <w:proofErr w:type="spellEnd"/>
     </w:p>
     <w:p>
       <w:pPr>
@@ -4537,13 +6217,31 @@
           <w:szCs w:val="22"/>
         </w:rPr>
       </w:pPr>
+      <w:proofErr w:type="spellStart"/>
       <w:r>
         <w:rPr>
           <w:rFonts w:eastAsiaTheme="minorHAnsi" w:hint="eastAsia"/>
           <w:szCs w:val="22"/>
         </w:rPr>
-        <w:t>enum game_state</w:t>
-      </w:r>
+        <w:t>enum</w:t>
+      </w:r>
+      <w:proofErr w:type="spellEnd"/>
+      <w:r>
+        <w:rPr>
+          <w:rFonts w:eastAsiaTheme="minorHAnsi" w:hint="eastAsia"/>
+          <w:szCs w:val="22"/>
+        </w:rPr>
+        <w:t xml:space="preserve"> </w:t>
+      </w:r>
+      <w:proofErr w:type="spellStart"/>
+      <w:r>
+        <w:rPr>
+          <w:rFonts w:eastAsiaTheme="minorHAnsi" w:hint="eastAsia"/>
+          <w:szCs w:val="22"/>
+        </w:rPr>
+        <w:t>game_state</w:t>
+      </w:r>
+      <w:proofErr w:type="spellEnd"/>
       <w:r>
         <w:rPr>
           <w:rFonts w:eastAsiaTheme="minorHAnsi" w:hint="eastAsia"/>
@@ -4573,8 +6271,17 @@
           <w:rFonts w:eastAsiaTheme="minorHAnsi"/>
           <w:szCs w:val="22"/>
         </w:rPr>
-        <w:t>CRITICAL_SECTION g_CS</w:t>
-      </w:r>
+        <w:t>CRITICAL_SECTION </w:t>
+      </w:r>
+      <w:proofErr w:type="spellStart"/>
+      <w:r>
+        <w:rPr>
+          <w:rFonts w:eastAsiaTheme="minorHAnsi"/>
+          <w:szCs w:val="22"/>
+        </w:rPr>
+        <w:t>g_CS</w:t>
+      </w:r>
+      <w:proofErr w:type="spellEnd"/>
       <w:r>
         <w:rPr>
           <w:rFonts w:eastAsiaTheme="minorHAnsi" w:hint="eastAsia"/>
@@ -4604,8 +6311,17 @@
           <w:rFonts w:eastAsiaTheme="minorHAnsi"/>
           <w:szCs w:val="22"/>
         </w:rPr>
-        <w:t>float g_ElapsedTime</w:t>
-      </w:r>
+        <w:t>float </w:t>
+      </w:r>
+      <w:proofErr w:type="spellStart"/>
+      <w:r>
+        <w:rPr>
+          <w:rFonts w:eastAsiaTheme="minorHAnsi"/>
+          <w:szCs w:val="22"/>
+        </w:rPr>
+        <w:t>g_ElapsedTime</w:t>
+      </w:r>
+      <w:proofErr w:type="spellEnd"/>
     </w:p>
     <w:p>
       <w:pPr>
@@ -4648,7 +6364,32 @@
           <w:rFonts w:eastAsiaTheme="minorHAnsi"/>
           <w:szCs w:val="22"/>
         </w:rPr>
-        <w:t>bool CollisionCheck()</w:t>
+        <w:t xml:space="preserve">bool </w:t>
+      </w:r>
+      <w:proofErr w:type="spellStart"/>
+      <w:proofErr w:type="gramStart"/>
+      <w:r>
+        <w:rPr>
+          <w:rFonts w:eastAsiaTheme="minorHAnsi"/>
+          <w:szCs w:val="22"/>
+        </w:rPr>
+        <w:t>CollisionCheck</w:t>
+      </w:r>
+      <w:proofErr w:type="spellEnd"/>
+      <w:r>
+        <w:rPr>
+          <w:rFonts w:eastAsiaTheme="minorHAnsi"/>
+          <w:szCs w:val="22"/>
+        </w:rPr>
+        <w:t>(</w:t>
+      </w:r>
+      <w:proofErr w:type="gramEnd"/>
+      <w:r>
+        <w:rPr>
+          <w:rFonts w:eastAsiaTheme="minorHAnsi"/>
+          <w:szCs w:val="22"/>
+        </w:rPr>
+        <w:t>)</w:t>
       </w:r>
     </w:p>
     <w:p>
@@ -4672,7 +6413,32 @@
           <w:rFonts w:eastAsiaTheme="minorHAnsi"/>
           <w:szCs w:val="22"/>
         </w:rPr>
-        <w:t>void PlayerCollisionCheck()</w:t>
+        <w:t xml:space="preserve">void </w:t>
+      </w:r>
+      <w:proofErr w:type="spellStart"/>
+      <w:proofErr w:type="gramStart"/>
+      <w:r>
+        <w:rPr>
+          <w:rFonts w:eastAsiaTheme="minorHAnsi"/>
+          <w:szCs w:val="22"/>
+        </w:rPr>
+        <w:t>PlayerCollisionCheck</w:t>
+      </w:r>
+      <w:proofErr w:type="spellEnd"/>
+      <w:r>
+        <w:rPr>
+          <w:rFonts w:eastAsiaTheme="minorHAnsi"/>
+          <w:szCs w:val="22"/>
+        </w:rPr>
+        <w:t>(</w:t>
+      </w:r>
+      <w:proofErr w:type="gramEnd"/>
+      <w:r>
+        <w:rPr>
+          <w:rFonts w:eastAsiaTheme="minorHAnsi"/>
+          <w:szCs w:val="22"/>
+        </w:rPr>
+        <w:t>)</w:t>
       </w:r>
     </w:p>
     <w:p>
@@ -4696,7 +6462,32 @@
           <w:rFonts w:eastAsiaTheme="minorHAnsi"/>
           <w:szCs w:val="22"/>
         </w:rPr>
-        <w:t>void WallCollisionCheck() </w:t>
+        <w:t xml:space="preserve">void </w:t>
+      </w:r>
+      <w:proofErr w:type="spellStart"/>
+      <w:proofErr w:type="gramStart"/>
+      <w:r>
+        <w:rPr>
+          <w:rFonts w:eastAsiaTheme="minorHAnsi"/>
+          <w:szCs w:val="22"/>
+        </w:rPr>
+        <w:t>WallCollisionCheck</w:t>
+      </w:r>
+      <w:proofErr w:type="spellEnd"/>
+      <w:r>
+        <w:rPr>
+          <w:rFonts w:eastAsiaTheme="minorHAnsi"/>
+          <w:szCs w:val="22"/>
+        </w:rPr>
+        <w:t>(</w:t>
+      </w:r>
+      <w:proofErr w:type="gramEnd"/>
+      <w:r>
+        <w:rPr>
+          <w:rFonts w:eastAsiaTheme="minorHAnsi"/>
+          <w:szCs w:val="22"/>
+        </w:rPr>
+        <w:t>) </w:t>
       </w:r>
     </w:p>
     <w:p>
@@ -4740,7 +6531,32 @@
           <w:rFonts w:eastAsiaTheme="minorHAnsi"/>
           <w:szCs w:val="22"/>
         </w:rPr>
-        <w:t>DWORD WINAPI ClientThread(LPVOID socket)</w:t>
+        <w:t xml:space="preserve">DWORD WINAPI </w:t>
+      </w:r>
+      <w:proofErr w:type="spellStart"/>
+      <w:proofErr w:type="gramStart"/>
+      <w:r>
+        <w:rPr>
+          <w:rFonts w:eastAsiaTheme="minorHAnsi"/>
+          <w:szCs w:val="22"/>
+        </w:rPr>
+        <w:t>ClientThread</w:t>
+      </w:r>
+      <w:proofErr w:type="spellEnd"/>
+      <w:r>
+        <w:rPr>
+          <w:rFonts w:eastAsiaTheme="minorHAnsi"/>
+          <w:szCs w:val="22"/>
+        </w:rPr>
+        <w:t>(</w:t>
+      </w:r>
+      <w:proofErr w:type="gramEnd"/>
+      <w:r>
+        <w:rPr>
+          <w:rFonts w:eastAsiaTheme="minorHAnsi"/>
+          <w:szCs w:val="22"/>
+        </w:rPr>
+        <w:t>LPVOID socket)</w:t>
       </w:r>
     </w:p>
     <w:p>
@@ -4766,6 +6582,8 @@
         </w:rPr>
         <w:t xml:space="preserve">DWORD WINAPI </w:t>
       </w:r>
+      <w:proofErr w:type="spellStart"/>
+      <w:proofErr w:type="gramStart"/>
       <w:r>
         <w:rPr>
           <w:rFonts w:eastAsiaTheme="minorHAnsi" w:hint="eastAsia"/>
@@ -4773,12 +6591,21 @@
         </w:rPr>
         <w:t>MainThread</w:t>
       </w:r>
+      <w:proofErr w:type="spellEnd"/>
       <w:r>
         <w:rPr>
           <w:rFonts w:eastAsiaTheme="minorHAnsi"/>
           <w:szCs w:val="22"/>
         </w:rPr>
-        <w:t>(LPVOID socket)</w:t>
+        <w:t>(</w:t>
+      </w:r>
+      <w:proofErr w:type="gramEnd"/>
+      <w:r>
+        <w:rPr>
+          <w:rFonts w:eastAsiaTheme="minorHAnsi"/>
+          <w:szCs w:val="22"/>
+        </w:rPr>
+        <w:t>LPVOID socket)</w:t>
       </w:r>
     </w:p>
     <w:p>
@@ -4802,7 +6629,48 @@
           <w:rFonts w:eastAsiaTheme="minorHAnsi"/>
           <w:szCs w:val="22"/>
         </w:rPr>
-        <w:t>DWORD WINAPI UpdatePosition(LPVOID lpParam)</w:t>
+        <w:t xml:space="preserve">DWORD WINAPI </w:t>
+      </w:r>
+      <w:proofErr w:type="spellStart"/>
+      <w:proofErr w:type="gramStart"/>
+      <w:r>
+        <w:rPr>
+          <w:rFonts w:eastAsiaTheme="minorHAnsi"/>
+          <w:szCs w:val="22"/>
+        </w:rPr>
+        <w:t>UpdatePosition</w:t>
+      </w:r>
+      <w:proofErr w:type="spellEnd"/>
+      <w:r>
+        <w:rPr>
+          <w:rFonts w:eastAsiaTheme="minorHAnsi"/>
+          <w:szCs w:val="22"/>
+        </w:rPr>
+        <w:t>(</w:t>
+      </w:r>
+      <w:proofErr w:type="gramEnd"/>
+      <w:r>
+        <w:rPr>
+          <w:rFonts w:eastAsiaTheme="minorHAnsi"/>
+          <w:szCs w:val="22"/>
+        </w:rPr>
+        <w:t xml:space="preserve">LPVOID </w:t>
+      </w:r>
+      <w:proofErr w:type="spellStart"/>
+      <w:r>
+        <w:rPr>
+          <w:rFonts w:eastAsiaTheme="minorHAnsi"/>
+          <w:szCs w:val="22"/>
+        </w:rPr>
+        <w:t>lpParam</w:t>
+      </w:r>
+      <w:proofErr w:type="spellEnd"/>
+      <w:r>
+        <w:rPr>
+          <w:rFonts w:eastAsiaTheme="minorHAnsi"/>
+          <w:szCs w:val="22"/>
+        </w:rPr>
+        <w:t>)</w:t>
       </w:r>
     </w:p>
     <w:p>
@@ -5055,6 +6923,8 @@
           <w:szCs w:val="20"/>
         </w:rPr>
       </w:pPr>
+      <w:proofErr w:type="spellStart"/>
+      <w:proofErr w:type="gramStart"/>
       <w:r>
         <w:rPr>
           <w:rFonts w:hint="eastAsia"/>
@@ -5070,6 +6940,7 @@
         </w:rPr>
         <w:t>ecv</w:t>
       </w:r>
+      <w:proofErr w:type="spellEnd"/>
       <w:r>
         <w:rPr>
           <w:rFonts w:hint="eastAsia"/>
@@ -5078,6 +6949,7 @@
         </w:rPr>
         <w:t xml:space="preserve"> :</w:t>
       </w:r>
+      <w:proofErr w:type="gramEnd"/>
       <w:r>
         <w:rPr>
           <w:sz w:val="20"/>
@@ -5106,6 +6978,7 @@
           <w:szCs w:val="20"/>
         </w:rPr>
       </w:pPr>
+      <w:proofErr w:type="gramStart"/>
       <w:r>
         <w:rPr>
           <w:sz w:val="20"/>
@@ -5119,7 +6992,16 @@
           <w:sz w:val="20"/>
           <w:szCs w:val="20"/>
         </w:rPr>
-        <w:t xml:space="preserve"> : </w:t>
+        <w:t xml:space="preserve"> :</w:t>
+      </w:r>
+      <w:proofErr w:type="gramEnd"/>
+      <w:r>
+        <w:rPr>
+          <w:rFonts w:hint="eastAsia"/>
+          <w:sz w:val="20"/>
+          <w:szCs w:val="20"/>
+        </w:rPr>
+        <w:t xml:space="preserve"> </w:t>
       </w:r>
       <w:r>
         <w:rPr>
@@ -5188,13 +7070,23 @@
           <w:szCs w:val="20"/>
         </w:rPr>
       </w:pPr>
+      <w:proofErr w:type="spellStart"/>
       <w:r>
         <w:rPr>
           <w:rFonts w:hint="eastAsia"/>
           <w:sz w:val="20"/>
           <w:szCs w:val="20"/>
         </w:rPr>
-        <w:t>ServerMain에서 받은 작업을 패킷별로 처리한다.</w:t>
+        <w:t>ServerMain</w:t>
+      </w:r>
+      <w:proofErr w:type="spellEnd"/>
+      <w:r>
+        <w:rPr>
+          <w:rFonts w:hint="eastAsia"/>
+          <w:sz w:val="20"/>
+          <w:szCs w:val="20"/>
+        </w:rPr>
+        <w:t>에서 받은 작업을 패킷별로 처리한다.</w:t>
       </w:r>
     </w:p>
     <w:p>
@@ -5209,6 +7101,7 @@
           <w:szCs w:val="20"/>
         </w:rPr>
       </w:pPr>
+      <w:proofErr w:type="spellStart"/>
       <w:r>
         <w:rPr>
           <w:rFonts w:hint="eastAsia"/>
@@ -5217,6 +7110,7 @@
         </w:rPr>
         <w:t>UpdatePosition</w:t>
       </w:r>
+      <w:proofErr w:type="spellEnd"/>
     </w:p>
     <w:p>
       <w:pPr>
@@ -5492,6 +7386,7 @@
           <w:szCs w:val="20"/>
         </w:rPr>
       </w:pPr>
+      <w:proofErr w:type="spellStart"/>
       <w:r>
         <w:rPr>
           <w:rFonts w:eastAsiaTheme="minorHAnsi" w:hint="eastAsia"/>
@@ -5500,6 +7395,7 @@
         </w:rPr>
         <w:t>RecvThread</w:t>
       </w:r>
+      <w:proofErr w:type="spellEnd"/>
     </w:p>
     <w:p>
       <w:pPr>
@@ -5558,6 +7454,7 @@
         </w:rPr>
         <w:t xml:space="preserve"> 패킷을 받아 </w:t>
       </w:r>
+      <w:proofErr w:type="spellStart"/>
       <w:r>
         <w:rPr>
           <w:rStyle w:val="HTML"/>
@@ -5567,6 +7464,7 @@
         </w:rPr>
         <w:t>g_players</w:t>
       </w:r>
+      <w:proofErr w:type="spellEnd"/>
       <w:r>
         <w:rPr>
           <w:rFonts w:eastAsiaTheme="minorHAnsi"/>
@@ -5708,7 +7606,25 @@
           <w:sz w:val="20"/>
           <w:szCs w:val="20"/>
         </w:rPr>
-        <w:t xml:space="preserve">C2S_Login_Packet : </w:t>
+        <w:t>C2S_Login_</w:t>
+      </w:r>
+      <w:proofErr w:type="gramStart"/>
+      <w:r>
+        <w:rPr>
+          <w:rFonts w:hint="eastAsia"/>
+          <w:sz w:val="20"/>
+          <w:szCs w:val="20"/>
+        </w:rPr>
+        <w:t>Packet :</w:t>
+      </w:r>
+      <w:proofErr w:type="gramEnd"/>
+      <w:r>
+        <w:rPr>
+          <w:rFonts w:hint="eastAsia"/>
+          <w:sz w:val="20"/>
+          <w:szCs w:val="20"/>
+        </w:rPr>
+        <w:t xml:space="preserve"> </w:t>
       </w:r>
       <w:r>
         <w:rPr>
@@ -5736,7 +7652,25 @@
           <w:sz w:val="20"/>
           <w:szCs w:val="20"/>
         </w:rPr>
-        <w:t xml:space="preserve">C2S_Change_Ready_Packet : </w:t>
+        <w:t>C2S_Change_Ready_</w:t>
+      </w:r>
+      <w:proofErr w:type="gramStart"/>
+      <w:r>
+        <w:rPr>
+          <w:rFonts w:hint="eastAsia"/>
+          <w:sz w:val="20"/>
+          <w:szCs w:val="20"/>
+        </w:rPr>
+        <w:t>Packet :</w:t>
+      </w:r>
+      <w:proofErr w:type="gramEnd"/>
+      <w:r>
+        <w:rPr>
+          <w:rFonts w:hint="eastAsia"/>
+          <w:sz w:val="20"/>
+          <w:szCs w:val="20"/>
+        </w:rPr>
+        <w:t xml:space="preserve"> </w:t>
       </w:r>
       <w:r>
         <w:rPr>
@@ -5772,7 +7706,25 @@
           <w:sz w:val="20"/>
           <w:szCs w:val="20"/>
         </w:rPr>
-        <w:t xml:space="preserve">C2S_Change_Booster_Packet : </w:t>
+        <w:t>C2S_Change_Booster_</w:t>
+      </w:r>
+      <w:proofErr w:type="gramStart"/>
+      <w:r>
+        <w:rPr>
+          <w:rFonts w:hint="eastAsia"/>
+          <w:sz w:val="20"/>
+          <w:szCs w:val="20"/>
+        </w:rPr>
+        <w:t>Packet :</w:t>
+      </w:r>
+      <w:proofErr w:type="gramEnd"/>
+      <w:r>
+        <w:rPr>
+          <w:rFonts w:hint="eastAsia"/>
+          <w:sz w:val="20"/>
+          <w:szCs w:val="20"/>
+        </w:rPr>
+        <w:t xml:space="preserve"> </w:t>
       </w:r>
       <w:r>
         <w:rPr>
@@ -5816,7 +7768,25 @@
           <w:sz w:val="20"/>
           <w:szCs w:val="20"/>
         </w:rPr>
-        <w:t xml:space="preserve">_Packet : </w:t>
+        <w:t>_</w:t>
+      </w:r>
+      <w:proofErr w:type="gramStart"/>
+      <w:r>
+        <w:rPr>
+          <w:rFonts w:hint="eastAsia"/>
+          <w:sz w:val="20"/>
+          <w:szCs w:val="20"/>
+        </w:rPr>
+        <w:t>Packet :</w:t>
+      </w:r>
+      <w:proofErr w:type="gramEnd"/>
+      <w:r>
+        <w:rPr>
+          <w:rFonts w:hint="eastAsia"/>
+          <w:sz w:val="20"/>
+          <w:szCs w:val="20"/>
+        </w:rPr>
+        <w:t xml:space="preserve"> </w:t>
       </w:r>
       <w:r>
         <w:rPr>
@@ -5844,7 +7814,25 @@
           <w:sz w:val="20"/>
           <w:szCs w:val="20"/>
         </w:rPr>
-        <w:t xml:space="preserve">C2S_Enter_Room_Packet : </w:t>
+        <w:t>C2S_Enter_Room_</w:t>
+      </w:r>
+      <w:proofErr w:type="gramStart"/>
+      <w:r>
+        <w:rPr>
+          <w:rFonts w:hint="eastAsia"/>
+          <w:sz w:val="20"/>
+          <w:szCs w:val="20"/>
+        </w:rPr>
+        <w:t>Packet :</w:t>
+      </w:r>
+      <w:proofErr w:type="gramEnd"/>
+      <w:r>
+        <w:rPr>
+          <w:rFonts w:hint="eastAsia"/>
+          <w:sz w:val="20"/>
+          <w:szCs w:val="20"/>
+        </w:rPr>
+        <w:t xml:space="preserve"> </w:t>
       </w:r>
       <w:r>
         <w:rPr>
@@ -5896,7 +7884,25 @@
           <w:sz w:val="20"/>
           <w:szCs w:val="20"/>
         </w:rPr>
-        <w:t xml:space="preserve">_Packet : </w:t>
+        <w:t>_</w:t>
+      </w:r>
+      <w:proofErr w:type="gramStart"/>
+      <w:r>
+        <w:rPr>
+          <w:rFonts w:hint="eastAsia"/>
+          <w:sz w:val="20"/>
+          <w:szCs w:val="20"/>
+        </w:rPr>
+        <w:t>Packet :</w:t>
+      </w:r>
+      <w:proofErr w:type="gramEnd"/>
+      <w:r>
+        <w:rPr>
+          <w:rFonts w:hint="eastAsia"/>
+          <w:sz w:val="20"/>
+          <w:szCs w:val="20"/>
+        </w:rPr>
+        <w:t xml:space="preserve"> </w:t>
       </w:r>
       <w:r>
         <w:rPr>
@@ -6002,7 +8008,25 @@
           <w:sz w:val="20"/>
           <w:szCs w:val="20"/>
         </w:rPr>
-        <w:t xml:space="preserve">S2C_PlayerInfo_Packet : </w:t>
+        <w:t>S2C_PlayerInfo_</w:t>
+      </w:r>
+      <w:proofErr w:type="gramStart"/>
+      <w:r>
+        <w:rPr>
+          <w:rFonts w:hint="eastAsia"/>
+          <w:sz w:val="20"/>
+          <w:szCs w:val="20"/>
+        </w:rPr>
+        <w:t>Packet :</w:t>
+      </w:r>
+      <w:proofErr w:type="gramEnd"/>
+      <w:r>
+        <w:rPr>
+          <w:rFonts w:hint="eastAsia"/>
+          <w:sz w:val="20"/>
+          <w:szCs w:val="20"/>
+        </w:rPr>
+        <w:t xml:space="preserve"> </w:t>
       </w:r>
       <w:r>
         <w:rPr>
@@ -6046,7 +8070,25 @@
           <w:sz w:val="20"/>
           <w:szCs w:val="20"/>
         </w:rPr>
-        <w:t xml:space="preserve">_Packet : </w:t>
+        <w:t>_</w:t>
+      </w:r>
+      <w:proofErr w:type="gramStart"/>
+      <w:r>
+        <w:rPr>
+          <w:rFonts w:hint="eastAsia"/>
+          <w:sz w:val="20"/>
+          <w:szCs w:val="20"/>
+        </w:rPr>
+        <w:t>Packet :</w:t>
+      </w:r>
+      <w:proofErr w:type="gramEnd"/>
+      <w:r>
+        <w:rPr>
+          <w:rFonts w:hint="eastAsia"/>
+          <w:sz w:val="20"/>
+          <w:szCs w:val="20"/>
+        </w:rPr>
+        <w:t xml:space="preserve"> </w:t>
       </w:r>
       <w:r>
         <w:rPr>
@@ -6074,7 +8116,25 @@
           <w:sz w:val="20"/>
           <w:szCs w:val="20"/>
         </w:rPr>
-        <w:t xml:space="preserve">S2C_Ready_Packet : </w:t>
+        <w:t>S2C_Ready_</w:t>
+      </w:r>
+      <w:proofErr w:type="gramStart"/>
+      <w:r>
+        <w:rPr>
+          <w:rFonts w:hint="eastAsia"/>
+          <w:sz w:val="20"/>
+          <w:szCs w:val="20"/>
+        </w:rPr>
+        <w:t>Packet :</w:t>
+      </w:r>
+      <w:proofErr w:type="gramEnd"/>
+      <w:r>
+        <w:rPr>
+          <w:rFonts w:hint="eastAsia"/>
+          <w:sz w:val="20"/>
+          <w:szCs w:val="20"/>
+        </w:rPr>
+        <w:t xml:space="preserve"> </w:t>
       </w:r>
       <w:r>
         <w:rPr>
@@ -6102,7 +8162,25 @@
           <w:sz w:val="20"/>
           <w:szCs w:val="20"/>
         </w:rPr>
-        <w:t xml:space="preserve">S2C_Booster_Packet : </w:t>
+        <w:t>S2C_Booster_</w:t>
+      </w:r>
+      <w:proofErr w:type="gramStart"/>
+      <w:r>
+        <w:rPr>
+          <w:rFonts w:hint="eastAsia"/>
+          <w:sz w:val="20"/>
+          <w:szCs w:val="20"/>
+        </w:rPr>
+        <w:t>Packet :</w:t>
+      </w:r>
+      <w:proofErr w:type="gramEnd"/>
+      <w:r>
+        <w:rPr>
+          <w:rFonts w:hint="eastAsia"/>
+          <w:sz w:val="20"/>
+          <w:szCs w:val="20"/>
+        </w:rPr>
+        <w:t xml:space="preserve"> </w:t>
       </w:r>
       <w:r>
         <w:rPr>
@@ -6130,7 +8208,25 @@
           <w:sz w:val="20"/>
           <w:szCs w:val="20"/>
         </w:rPr>
-        <w:t xml:space="preserve">S2C_Rank_Packet : </w:t>
+        <w:t>S2C_Rank_</w:t>
+      </w:r>
+      <w:proofErr w:type="gramStart"/>
+      <w:r>
+        <w:rPr>
+          <w:rFonts w:hint="eastAsia"/>
+          <w:sz w:val="20"/>
+          <w:szCs w:val="20"/>
+        </w:rPr>
+        <w:t>Packet :</w:t>
+      </w:r>
+      <w:proofErr w:type="gramEnd"/>
+      <w:r>
+        <w:rPr>
+          <w:rFonts w:hint="eastAsia"/>
+          <w:sz w:val="20"/>
+          <w:szCs w:val="20"/>
+        </w:rPr>
+        <w:t xml:space="preserve"> </w:t>
       </w:r>
       <w:r>
         <w:rPr>
@@ -6166,7 +8262,25 @@
           <w:sz w:val="20"/>
           <w:szCs w:val="20"/>
         </w:rPr>
-        <w:t xml:space="preserve">S2C_EnterRoom_Packet : </w:t>
+        <w:t>S2C_EnterRoom_</w:t>
+      </w:r>
+      <w:proofErr w:type="gramStart"/>
+      <w:r>
+        <w:rPr>
+          <w:rFonts w:hint="eastAsia"/>
+          <w:sz w:val="20"/>
+          <w:szCs w:val="20"/>
+        </w:rPr>
+        <w:t>Packet :</w:t>
+      </w:r>
+      <w:proofErr w:type="gramEnd"/>
+      <w:r>
+        <w:rPr>
+          <w:rFonts w:hint="eastAsia"/>
+          <w:sz w:val="20"/>
+          <w:szCs w:val="20"/>
+        </w:rPr>
+        <w:t xml:space="preserve"> </w:t>
       </w:r>
       <w:r>
         <w:rPr>
@@ -6194,7 +8308,25 @@
           <w:sz w:val="20"/>
           <w:szCs w:val="20"/>
         </w:rPr>
-        <w:t xml:space="preserve">S2C_GameStart _Packet : </w:t>
+        <w:t>S2C_GameStart _</w:t>
+      </w:r>
+      <w:proofErr w:type="gramStart"/>
+      <w:r>
+        <w:rPr>
+          <w:rFonts w:hint="eastAsia"/>
+          <w:sz w:val="20"/>
+          <w:szCs w:val="20"/>
+        </w:rPr>
+        <w:t>Packet :</w:t>
+      </w:r>
+      <w:proofErr w:type="gramEnd"/>
+      <w:r>
+        <w:rPr>
+          <w:rFonts w:hint="eastAsia"/>
+          <w:sz w:val="20"/>
+          <w:szCs w:val="20"/>
+        </w:rPr>
+        <w:t xml:space="preserve"> </w:t>
       </w:r>
       <w:r>
         <w:rPr>
@@ -6222,7 +8354,25 @@
           <w:sz w:val="20"/>
           <w:szCs w:val="20"/>
         </w:rPr>
-        <w:t xml:space="preserve">S2C_Move_Packet : </w:t>
+        <w:t>S2C_Move_</w:t>
+      </w:r>
+      <w:proofErr w:type="gramStart"/>
+      <w:r>
+        <w:rPr>
+          <w:rFonts w:hint="eastAsia"/>
+          <w:sz w:val="20"/>
+          <w:szCs w:val="20"/>
+        </w:rPr>
+        <w:t>Packet :</w:t>
+      </w:r>
+      <w:proofErr w:type="gramEnd"/>
+      <w:r>
+        <w:rPr>
+          <w:rFonts w:hint="eastAsia"/>
+          <w:sz w:val="20"/>
+          <w:szCs w:val="20"/>
+        </w:rPr>
+        <w:t xml:space="preserve"> </w:t>
       </w:r>
       <w:r>
         <w:rPr>
@@ -6250,7 +8400,25 @@
           <w:sz w:val="20"/>
           <w:szCs w:val="20"/>
         </w:rPr>
-        <w:t xml:space="preserve">S2C_Ready_Packet : </w:t>
+        <w:t>S2C_Ready_</w:t>
+      </w:r>
+      <w:proofErr w:type="gramStart"/>
+      <w:r>
+        <w:rPr>
+          <w:rFonts w:hint="eastAsia"/>
+          <w:sz w:val="20"/>
+          <w:szCs w:val="20"/>
+        </w:rPr>
+        <w:t>Packet :</w:t>
+      </w:r>
+      <w:proofErr w:type="gramEnd"/>
+      <w:r>
+        <w:rPr>
+          <w:rFonts w:hint="eastAsia"/>
+          <w:sz w:val="20"/>
+          <w:szCs w:val="20"/>
+        </w:rPr>
+        <w:t xml:space="preserve"> </w:t>
       </w:r>
       <w:r>
         <w:rPr>
@@ -6281,7 +8449,25 @@
           <w:sz w:val="20"/>
           <w:szCs w:val="20"/>
         </w:rPr>
-        <w:t xml:space="preserve">S2C_Finish_Packet : </w:t>
+        <w:t>S2C_Finish_</w:t>
+      </w:r>
+      <w:proofErr w:type="gramStart"/>
+      <w:r>
+        <w:rPr>
+          <w:rFonts w:hint="eastAsia"/>
+          <w:sz w:val="20"/>
+          <w:szCs w:val="20"/>
+        </w:rPr>
+        <w:t>Packet :</w:t>
+      </w:r>
+      <w:proofErr w:type="gramEnd"/>
+      <w:r>
+        <w:rPr>
+          <w:rFonts w:hint="eastAsia"/>
+          <w:sz w:val="20"/>
+          <w:szCs w:val="20"/>
+        </w:rPr>
+        <w:t xml:space="preserve"> </w:t>
       </w:r>
       <w:r>
         <w:rPr>
@@ -6519,6 +8705,7 @@
                 <w:szCs w:val="20"/>
               </w:rPr>
             </w:pPr>
+            <w:proofErr w:type="spellStart"/>
             <w:r>
               <w:rPr>
                 <w:sz w:val="20"/>
@@ -6532,7 +8719,16 @@
                 <w:sz w:val="20"/>
                 <w:szCs w:val="20"/>
               </w:rPr>
-              <w:t>rotocol.h 파일 생성</w:t>
+              <w:t>rotocol.h</w:t>
+            </w:r>
+            <w:proofErr w:type="spellEnd"/>
+            <w:r>
+              <w:rPr>
+                <w:rFonts w:hint="eastAsia"/>
+                <w:sz w:val="20"/>
+                <w:szCs w:val="20"/>
+              </w:rPr>
+              <w:t xml:space="preserve"> 파일 생성</w:t>
             </w:r>
           </w:p>
         </w:tc>
@@ -6711,7 +8907,25 @@
                 <w:sz w:val="20"/>
                 <w:szCs w:val="20"/>
               </w:rPr>
-              <w:t>메인 함수 및 메인쓰레드 생성</w:t>
+              <w:t xml:space="preserve">메인 함수 및 </w:t>
+            </w:r>
+            <w:proofErr w:type="spellStart"/>
+            <w:r>
+              <w:rPr>
+                <w:rFonts w:hint="eastAsia"/>
+                <w:sz w:val="20"/>
+                <w:szCs w:val="20"/>
+              </w:rPr>
+              <w:t>메인쓰레드</w:t>
+            </w:r>
+            <w:proofErr w:type="spellEnd"/>
+            <w:r>
+              <w:rPr>
+                <w:rFonts w:hint="eastAsia"/>
+                <w:sz w:val="20"/>
+                <w:szCs w:val="20"/>
+              </w:rPr>
+              <w:t xml:space="preserve"> 생성</w:t>
             </w:r>
           </w:p>
         </w:tc>
@@ -6730,6 +8944,7 @@
                 <w:szCs w:val="20"/>
               </w:rPr>
             </w:pPr>
+            <w:proofErr w:type="spellStart"/>
             <w:r>
               <w:rPr>
                 <w:rFonts w:hint="eastAsia"/>
@@ -6738,6 +8953,7 @@
               </w:rPr>
               <w:t>ServerMain</w:t>
             </w:r>
+            <w:proofErr w:type="spellEnd"/>
           </w:p>
         </w:tc>
         <w:tc>
@@ -6822,6 +9038,7 @@
                 <w:szCs w:val="20"/>
               </w:rPr>
             </w:pPr>
+            <w:proofErr w:type="gramStart"/>
             <w:r>
               <w:rPr>
                 <w:rFonts w:hint="eastAsia"/>
@@ -6830,12 +9047,38 @@
               </w:rPr>
               <w:t>Player::</w:t>
             </w:r>
-            <w:r>
-              <w:rPr>
-                <w:sz w:val="20"/>
-                <w:szCs w:val="20"/>
-              </w:rPr>
-              <w:t>recv_packet();</w:t>
+            <w:proofErr w:type="spellStart"/>
+            <w:proofErr w:type="gramEnd"/>
+            <w:r>
+              <w:rPr>
+                <w:sz w:val="20"/>
+                <w:szCs w:val="20"/>
+              </w:rPr>
+              <w:t>recv_</w:t>
+            </w:r>
+            <w:proofErr w:type="gramStart"/>
+            <w:r>
+              <w:rPr>
+                <w:sz w:val="20"/>
+                <w:szCs w:val="20"/>
+              </w:rPr>
+              <w:t>packet</w:t>
+            </w:r>
+            <w:proofErr w:type="spellEnd"/>
+            <w:r>
+              <w:rPr>
+                <w:sz w:val="20"/>
+                <w:szCs w:val="20"/>
+              </w:rPr>
+              <w:t>(</w:t>
+            </w:r>
+            <w:proofErr w:type="gramEnd"/>
+            <w:r>
+              <w:rPr>
+                <w:sz w:val="20"/>
+                <w:szCs w:val="20"/>
+              </w:rPr>
+              <w:t>);</w:t>
             </w:r>
           </w:p>
         </w:tc>
@@ -6921,20 +9164,55 @@
                 <w:szCs w:val="20"/>
               </w:rPr>
             </w:pPr>
-            <w:r>
-              <w:rPr>
-                <w:rFonts w:hint="eastAsia"/>
-                <w:sz w:val="20"/>
-                <w:szCs w:val="20"/>
-              </w:rPr>
-              <w:t>Player::send</w:t>
-            </w:r>
-            <w:r>
-              <w:rPr>
-                <w:sz w:val="20"/>
-                <w:szCs w:val="20"/>
-              </w:rPr>
-              <w:t>_packet();</w:t>
+            <w:proofErr w:type="gramStart"/>
+            <w:r>
+              <w:rPr>
+                <w:rFonts w:hint="eastAsia"/>
+                <w:sz w:val="20"/>
+                <w:szCs w:val="20"/>
+              </w:rPr>
+              <w:t>Player::</w:t>
+            </w:r>
+            <w:proofErr w:type="spellStart"/>
+            <w:proofErr w:type="gramEnd"/>
+            <w:r>
+              <w:rPr>
+                <w:rFonts w:hint="eastAsia"/>
+                <w:sz w:val="20"/>
+                <w:szCs w:val="20"/>
+              </w:rPr>
+              <w:t>send</w:t>
+            </w:r>
+            <w:r>
+              <w:rPr>
+                <w:sz w:val="20"/>
+                <w:szCs w:val="20"/>
+              </w:rPr>
+              <w:t>_</w:t>
+            </w:r>
+            <w:proofErr w:type="gramStart"/>
+            <w:r>
+              <w:rPr>
+                <w:sz w:val="20"/>
+                <w:szCs w:val="20"/>
+              </w:rPr>
+              <w:t>packet</w:t>
+            </w:r>
+            <w:proofErr w:type="spellEnd"/>
+            <w:r>
+              <w:rPr>
+                <w:sz w:val="20"/>
+                <w:szCs w:val="20"/>
+              </w:rPr>
+              <w:t>(</w:t>
+            </w:r>
+            <w:proofErr w:type="gramEnd"/>
+            <w:r>
+              <w:rPr>
+                <w:sz w:val="20"/>
+                <w:szCs w:val="20"/>
+              </w:rPr>
+              <w:t>);</w:t>
             </w:r>
           </w:p>
         </w:tc>
@@ -7031,28 +9309,92 @@
                 <w:sz w:val="20"/>
                 <w:szCs w:val="20"/>
               </w:rPr>
-              <w:t>void send_playerInfo_packet();</w:t>
-            </w:r>
-          </w:p>
-          <w:p>
-            <w:pPr>
-              <w:widowControl/>
-              <w:wordWrap/>
-              <w:autoSpaceDE/>
-              <w:autoSpaceDN/>
+              <w:t xml:space="preserve">void </w:t>
+            </w:r>
+            <w:proofErr w:type="spellStart"/>
+            <w:r>
               <w:rPr>
                 <w:rFonts w:eastAsiaTheme="minorHAnsi"/>
                 <w:sz w:val="20"/>
                 <w:szCs w:val="20"/>
               </w:rPr>
-            </w:pPr>
+              <w:t>send_playerInfo_</w:t>
+            </w:r>
+            <w:proofErr w:type="gramStart"/>
             <w:r>
               <w:rPr>
                 <w:rFonts w:eastAsiaTheme="minorHAnsi"/>
                 <w:sz w:val="20"/>
                 <w:szCs w:val="20"/>
               </w:rPr>
-              <w:t>void send_login_fail_packet();</w:t>
+              <w:t>packet</w:t>
+            </w:r>
+            <w:proofErr w:type="spellEnd"/>
+            <w:r>
+              <w:rPr>
+                <w:rFonts w:eastAsiaTheme="minorHAnsi"/>
+                <w:sz w:val="20"/>
+                <w:szCs w:val="20"/>
+              </w:rPr>
+              <w:t>();</w:t>
+            </w:r>
+            <w:proofErr w:type="gramEnd"/>
+          </w:p>
+          <w:p>
+            <w:pPr>
+              <w:widowControl/>
+              <w:wordWrap/>
+              <w:autoSpaceDE/>
+              <w:autoSpaceDN/>
+              <w:rPr>
+                <w:rFonts w:eastAsiaTheme="minorHAnsi"/>
+                <w:sz w:val="20"/>
+                <w:szCs w:val="20"/>
+              </w:rPr>
+            </w:pPr>
+            <w:r>
+              <w:rPr>
+                <w:rFonts w:eastAsiaTheme="minorHAnsi"/>
+                <w:sz w:val="20"/>
+                <w:szCs w:val="20"/>
+              </w:rPr>
+              <w:t xml:space="preserve">void </w:t>
+            </w:r>
+            <w:proofErr w:type="spellStart"/>
+            <w:r>
+              <w:rPr>
+                <w:rFonts w:eastAsiaTheme="minorHAnsi"/>
+                <w:sz w:val="20"/>
+                <w:szCs w:val="20"/>
+              </w:rPr>
+              <w:t>send_login_fail_</w:t>
+            </w:r>
+            <w:proofErr w:type="gramStart"/>
+            <w:r>
+              <w:rPr>
+                <w:rFonts w:eastAsiaTheme="minorHAnsi"/>
+                <w:sz w:val="20"/>
+                <w:szCs w:val="20"/>
+              </w:rPr>
+              <w:t>packet</w:t>
+            </w:r>
+            <w:proofErr w:type="spellEnd"/>
+            <w:r>
+              <w:rPr>
+                <w:rFonts w:eastAsiaTheme="minorHAnsi"/>
+                <w:sz w:val="20"/>
+                <w:szCs w:val="20"/>
+              </w:rPr>
+              <w:t>(</w:t>
+            </w:r>
+            <w:proofErr w:type="gramEnd"/>
+            <w:r>
+              <w:rPr>
+                <w:rFonts w:eastAsiaTheme="minorHAnsi"/>
+                <w:sz w:val="20"/>
+                <w:szCs w:val="20"/>
+              </w:rPr>
+              <w:t>);</w:t>
             </w:r>
           </w:p>
         </w:tc>
@@ -7141,28 +9483,130 @@
                 <w:sz w:val="20"/>
                 <w:szCs w:val="20"/>
               </w:rPr>
-              <w:t>void send_enter_room_packet(int target_id);</w:t>
-            </w:r>
-          </w:p>
-          <w:p>
-            <w:pPr>
-              <w:widowControl/>
-              <w:wordWrap/>
-              <w:autoSpaceDE/>
-              <w:autoSpaceDN/>
+              <w:t xml:space="preserve">void </w:t>
+            </w:r>
+            <w:proofErr w:type="spellStart"/>
+            <w:r>
               <w:rPr>
                 <w:rFonts w:eastAsiaTheme="minorHAnsi"/>
                 <w:sz w:val="20"/>
                 <w:szCs w:val="20"/>
               </w:rPr>
-            </w:pPr>
+              <w:t>send_enter_room_</w:t>
+            </w:r>
+            <w:proofErr w:type="gramStart"/>
             <w:r>
               <w:rPr>
                 <w:rFonts w:eastAsiaTheme="minorHAnsi"/>
                 <w:sz w:val="20"/>
                 <w:szCs w:val="20"/>
               </w:rPr>
-              <w:t>void send_ready_packet(target_id);</w:t>
+              <w:t>packet</w:t>
+            </w:r>
+            <w:proofErr w:type="spellEnd"/>
+            <w:r>
+              <w:rPr>
+                <w:rFonts w:eastAsiaTheme="minorHAnsi"/>
+                <w:sz w:val="20"/>
+                <w:szCs w:val="20"/>
+              </w:rPr>
+              <w:t>(</w:t>
+            </w:r>
+            <w:proofErr w:type="gramEnd"/>
+            <w:r>
+              <w:rPr>
+                <w:rFonts w:eastAsiaTheme="minorHAnsi"/>
+                <w:sz w:val="20"/>
+                <w:szCs w:val="20"/>
+              </w:rPr>
+              <w:t xml:space="preserve">int </w:t>
+            </w:r>
+            <w:proofErr w:type="spellStart"/>
+            <w:r>
+              <w:rPr>
+                <w:rFonts w:eastAsiaTheme="minorHAnsi"/>
+                <w:sz w:val="20"/>
+                <w:szCs w:val="20"/>
+              </w:rPr>
+              <w:t>target_id</w:t>
+            </w:r>
+            <w:proofErr w:type="spellEnd"/>
+            <w:proofErr w:type="gramStart"/>
+            <w:r>
+              <w:rPr>
+                <w:rFonts w:eastAsiaTheme="minorHAnsi"/>
+                <w:sz w:val="20"/>
+                <w:szCs w:val="20"/>
+              </w:rPr>
+              <w:t>);</w:t>
+            </w:r>
+            <w:proofErr w:type="gramEnd"/>
+          </w:p>
+          <w:p>
+            <w:pPr>
+              <w:widowControl/>
+              <w:wordWrap/>
+              <w:autoSpaceDE/>
+              <w:autoSpaceDN/>
+              <w:rPr>
+                <w:rFonts w:eastAsiaTheme="minorHAnsi"/>
+                <w:sz w:val="20"/>
+                <w:szCs w:val="20"/>
+              </w:rPr>
+            </w:pPr>
+            <w:r>
+              <w:rPr>
+                <w:rFonts w:eastAsiaTheme="minorHAnsi"/>
+                <w:sz w:val="20"/>
+                <w:szCs w:val="20"/>
+              </w:rPr>
+              <w:t xml:space="preserve">void </w:t>
+            </w:r>
+            <w:proofErr w:type="spellStart"/>
+            <w:r>
+              <w:rPr>
+                <w:rFonts w:eastAsiaTheme="minorHAnsi"/>
+                <w:sz w:val="20"/>
+                <w:szCs w:val="20"/>
+              </w:rPr>
+              <w:t>send_ready_packet</w:t>
+            </w:r>
+            <w:proofErr w:type="spellEnd"/>
+            <w:r>
+              <w:rPr>
+                <w:rFonts w:eastAsiaTheme="minorHAnsi"/>
+                <w:sz w:val="20"/>
+                <w:szCs w:val="20"/>
+              </w:rPr>
+              <w:t>(</w:t>
+            </w:r>
+            <w:proofErr w:type="spellStart"/>
+            <w:proofErr w:type="gramStart"/>
+            <w:r>
+              <w:rPr>
+                <w:rFonts w:eastAsiaTheme="minorHAnsi"/>
+                <w:sz w:val="20"/>
+                <w:szCs w:val="20"/>
+              </w:rPr>
+              <w:t>target</w:t>
+            </w:r>
+            <w:proofErr w:type="gramEnd"/>
+            <w:r>
+              <w:rPr>
+                <w:rFonts w:eastAsiaTheme="minorHAnsi"/>
+                <w:sz w:val="20"/>
+                <w:szCs w:val="20"/>
+              </w:rPr>
+              <w:t>_id</w:t>
+            </w:r>
+            <w:proofErr w:type="spellEnd"/>
+            <w:r>
+              <w:rPr>
+                <w:rFonts w:eastAsiaTheme="minorHAnsi"/>
+                <w:sz w:val="20"/>
+                <w:szCs w:val="20"/>
+              </w:rPr>
+              <w:t>);</w:t>
             </w:r>
           </w:p>
         </w:tc>
@@ -7255,7 +9699,43 @@
                 <w:sz w:val="20"/>
                 <w:szCs w:val="20"/>
               </w:rPr>
-              <w:t>void send_booster_packet(target_id);</w:t>
+              <w:t xml:space="preserve">void </w:t>
+            </w:r>
+            <w:proofErr w:type="spellStart"/>
+            <w:r>
+              <w:rPr>
+                <w:rFonts w:eastAsiaTheme="minorHAnsi"/>
+                <w:sz w:val="20"/>
+                <w:szCs w:val="20"/>
+              </w:rPr>
+              <w:t>send_booster_packet</w:t>
+            </w:r>
+            <w:proofErr w:type="spellEnd"/>
+            <w:r>
+              <w:rPr>
+                <w:rFonts w:eastAsiaTheme="minorHAnsi"/>
+                <w:sz w:val="20"/>
+                <w:szCs w:val="20"/>
+              </w:rPr>
+              <w:t>(</w:t>
+            </w:r>
+            <w:proofErr w:type="spellStart"/>
+            <w:r>
+              <w:rPr>
+                <w:rFonts w:eastAsiaTheme="minorHAnsi"/>
+                <w:sz w:val="20"/>
+                <w:szCs w:val="20"/>
+              </w:rPr>
+              <w:t>target_id</w:t>
+            </w:r>
+            <w:proofErr w:type="spellEnd"/>
+            <w:r>
+              <w:rPr>
+                <w:rFonts w:eastAsiaTheme="minorHAnsi"/>
+                <w:sz w:val="20"/>
+                <w:szCs w:val="20"/>
+              </w:rPr>
+              <w:t>);</w:t>
             </w:r>
           </w:p>
         </w:tc>
@@ -7347,7 +9827,61 @@
                 <w:sz w:val="20"/>
                 <w:szCs w:val="20"/>
               </w:rPr>
-              <w:t>void send_rank_packet(int target_id);</w:t>
+              <w:t xml:space="preserve">void </w:t>
+            </w:r>
+            <w:proofErr w:type="spellStart"/>
+            <w:r>
+              <w:rPr>
+                <w:rFonts w:eastAsiaTheme="minorHAnsi"/>
+                <w:sz w:val="20"/>
+                <w:szCs w:val="20"/>
+              </w:rPr>
+              <w:t>send_rank_</w:t>
+            </w:r>
+            <w:proofErr w:type="gramStart"/>
+            <w:r>
+              <w:rPr>
+                <w:rFonts w:eastAsiaTheme="minorHAnsi"/>
+                <w:sz w:val="20"/>
+                <w:szCs w:val="20"/>
+              </w:rPr>
+              <w:t>packet</w:t>
+            </w:r>
+            <w:proofErr w:type="spellEnd"/>
+            <w:r>
+              <w:rPr>
+                <w:rFonts w:eastAsiaTheme="minorHAnsi"/>
+                <w:sz w:val="20"/>
+                <w:szCs w:val="20"/>
+              </w:rPr>
+              <w:t>(</w:t>
+            </w:r>
+            <w:proofErr w:type="gramEnd"/>
+            <w:r>
+              <w:rPr>
+                <w:rFonts w:eastAsiaTheme="minorHAnsi"/>
+                <w:sz w:val="20"/>
+                <w:szCs w:val="20"/>
+              </w:rPr>
+              <w:t xml:space="preserve">int </w:t>
+            </w:r>
+            <w:proofErr w:type="spellStart"/>
+            <w:r>
+              <w:rPr>
+                <w:rFonts w:eastAsiaTheme="minorHAnsi"/>
+                <w:sz w:val="20"/>
+                <w:szCs w:val="20"/>
+              </w:rPr>
+              <w:t>target_id</w:t>
+            </w:r>
+            <w:proofErr w:type="spellEnd"/>
+            <w:r>
+              <w:rPr>
+                <w:rFonts w:eastAsiaTheme="minorHAnsi"/>
+                <w:sz w:val="20"/>
+                <w:szCs w:val="20"/>
+              </w:rPr>
+              <w:t>);</w:t>
             </w:r>
           </w:p>
         </w:tc>
@@ -7414,7 +9948,25 @@
                 <w:sz w:val="20"/>
                 <w:szCs w:val="20"/>
               </w:rPr>
-              <w:t>게임 시작.게임 종료</w:t>
+              <w:t xml:space="preserve">게임 </w:t>
+            </w:r>
+            <w:proofErr w:type="gramStart"/>
+            <w:r>
+              <w:rPr>
+                <w:rFonts w:hint="eastAsia"/>
+                <w:sz w:val="20"/>
+                <w:szCs w:val="20"/>
+              </w:rPr>
+              <w:t>시작.게임</w:t>
+            </w:r>
+            <w:proofErr w:type="gramEnd"/>
+            <w:r>
+              <w:rPr>
+                <w:rFonts w:hint="eastAsia"/>
+                <w:sz w:val="20"/>
+                <w:szCs w:val="20"/>
+              </w:rPr>
+              <w:t xml:space="preserve"> 종료</w:t>
             </w:r>
           </w:p>
         </w:tc>
@@ -7448,7 +10000,61 @@
                 <w:sz w:val="20"/>
                 <w:szCs w:val="20"/>
               </w:rPr>
-              <w:t>oid send_Game_Start_Packet(int target_id)</w:t>
+              <w:t xml:space="preserve">oid </w:t>
+            </w:r>
+            <w:proofErr w:type="spellStart"/>
+            <w:r>
+              <w:rPr>
+                <w:rFonts w:eastAsiaTheme="minorHAnsi" w:hint="eastAsia"/>
+                <w:sz w:val="20"/>
+                <w:szCs w:val="20"/>
+              </w:rPr>
+              <w:t>send_Game_Start_</w:t>
+            </w:r>
+            <w:proofErr w:type="gramStart"/>
+            <w:r>
+              <w:rPr>
+                <w:rFonts w:eastAsiaTheme="minorHAnsi" w:hint="eastAsia"/>
+                <w:sz w:val="20"/>
+                <w:szCs w:val="20"/>
+              </w:rPr>
+              <w:t>Packet</w:t>
+            </w:r>
+            <w:proofErr w:type="spellEnd"/>
+            <w:r>
+              <w:rPr>
+                <w:rFonts w:eastAsiaTheme="minorHAnsi" w:hint="eastAsia"/>
+                <w:sz w:val="20"/>
+                <w:szCs w:val="20"/>
+              </w:rPr>
+              <w:t>(</w:t>
+            </w:r>
+            <w:proofErr w:type="gramEnd"/>
+            <w:r>
+              <w:rPr>
+                <w:rFonts w:eastAsiaTheme="minorHAnsi" w:hint="eastAsia"/>
+                <w:sz w:val="20"/>
+                <w:szCs w:val="20"/>
+              </w:rPr>
+              <w:t xml:space="preserve">int </w:t>
+            </w:r>
+            <w:proofErr w:type="spellStart"/>
+            <w:r>
+              <w:rPr>
+                <w:rFonts w:eastAsiaTheme="minorHAnsi" w:hint="eastAsia"/>
+                <w:sz w:val="20"/>
+                <w:szCs w:val="20"/>
+              </w:rPr>
+              <w:t>target_id</w:t>
+            </w:r>
+            <w:proofErr w:type="spellEnd"/>
+            <w:r>
+              <w:rPr>
+                <w:rFonts w:eastAsiaTheme="minorHAnsi" w:hint="eastAsia"/>
+                <w:sz w:val="20"/>
+                <w:szCs w:val="20"/>
+              </w:rPr>
+              <w:t>)</w:t>
             </w:r>
           </w:p>
           <w:p>
@@ -7468,7 +10074,16 @@
                 <w:sz w:val="20"/>
                 <w:szCs w:val="20"/>
               </w:rPr>
-              <w:t>void send_</w:t>
+              <w:t xml:space="preserve">void </w:t>
+            </w:r>
+            <w:proofErr w:type="spellStart"/>
+            <w:r>
+              <w:rPr>
+                <w:rFonts w:eastAsiaTheme="minorHAnsi"/>
+                <w:sz w:val="20"/>
+                <w:szCs w:val="20"/>
+              </w:rPr>
+              <w:t>send_</w:t>
             </w:r>
             <w:r>
               <w:rPr>
@@ -7484,7 +10099,52 @@
                 <w:sz w:val="20"/>
                 <w:szCs w:val="20"/>
               </w:rPr>
-              <w:t>_packet(int target_id);</w:t>
+              <w:t>_</w:t>
+            </w:r>
+            <w:proofErr w:type="gramStart"/>
+            <w:r>
+              <w:rPr>
+                <w:rFonts w:eastAsiaTheme="minorHAnsi"/>
+                <w:sz w:val="20"/>
+                <w:szCs w:val="20"/>
+              </w:rPr>
+              <w:t>packet</w:t>
+            </w:r>
+            <w:proofErr w:type="spellEnd"/>
+            <w:r>
+              <w:rPr>
+                <w:rFonts w:eastAsiaTheme="minorHAnsi"/>
+                <w:sz w:val="20"/>
+                <w:szCs w:val="20"/>
+              </w:rPr>
+              <w:t>(</w:t>
+            </w:r>
+            <w:proofErr w:type="gramEnd"/>
+            <w:r>
+              <w:rPr>
+                <w:rFonts w:eastAsiaTheme="minorHAnsi"/>
+                <w:sz w:val="20"/>
+                <w:szCs w:val="20"/>
+              </w:rPr>
+              <w:t xml:space="preserve">int </w:t>
+            </w:r>
+            <w:proofErr w:type="spellStart"/>
+            <w:r>
+              <w:rPr>
+                <w:rFonts w:eastAsiaTheme="minorHAnsi"/>
+                <w:sz w:val="20"/>
+                <w:szCs w:val="20"/>
+              </w:rPr>
+              <w:t>target_id</w:t>
+            </w:r>
+            <w:proofErr w:type="spellEnd"/>
+            <w:r>
+              <w:rPr>
+                <w:rFonts w:eastAsiaTheme="minorHAnsi"/>
+                <w:sz w:val="20"/>
+                <w:szCs w:val="20"/>
+              </w:rPr>
+              <w:t>);</w:t>
             </w:r>
           </w:p>
         </w:tc>
@@ -7571,13 +10231,23 @@
                 <w:szCs w:val="20"/>
               </w:rPr>
             </w:pPr>
-            <w:r>
-              <w:rPr>
-                <w:rFonts w:hint="eastAsia"/>
-                <w:sz w:val="20"/>
-                <w:szCs w:val="20"/>
-              </w:rPr>
-              <w:t>UpdatePosition Thread</w:t>
+            <w:proofErr w:type="spellStart"/>
+            <w:r>
+              <w:rPr>
+                <w:rFonts w:hint="eastAsia"/>
+                <w:sz w:val="20"/>
+                <w:szCs w:val="20"/>
+              </w:rPr>
+              <w:t>UpdatePosition</w:t>
+            </w:r>
+            <w:proofErr w:type="spellEnd"/>
+            <w:r>
+              <w:rPr>
+                <w:rFonts w:hint="eastAsia"/>
+                <w:sz w:val="20"/>
+                <w:szCs w:val="20"/>
+              </w:rPr>
+              <w:t xml:space="preserve"> Thread</w:t>
             </w:r>
             <w:r>
               <w:rPr>
@@ -7606,7 +10276,43 @@
                 <w:sz w:val="20"/>
                 <w:szCs w:val="20"/>
               </w:rPr>
-              <w:t>void send_move_packet(target_id);</w:t>
+              <w:t xml:space="preserve">void </w:t>
+            </w:r>
+            <w:proofErr w:type="spellStart"/>
+            <w:r>
+              <w:rPr>
+                <w:rFonts w:eastAsiaTheme="minorHAnsi"/>
+                <w:sz w:val="20"/>
+                <w:szCs w:val="20"/>
+              </w:rPr>
+              <w:t>send_move_packet</w:t>
+            </w:r>
+            <w:proofErr w:type="spellEnd"/>
+            <w:r>
+              <w:rPr>
+                <w:rFonts w:eastAsiaTheme="minorHAnsi"/>
+                <w:sz w:val="20"/>
+                <w:szCs w:val="20"/>
+              </w:rPr>
+              <w:t>(</w:t>
+            </w:r>
+            <w:proofErr w:type="spellStart"/>
+            <w:r>
+              <w:rPr>
+                <w:rFonts w:eastAsiaTheme="minorHAnsi"/>
+                <w:sz w:val="20"/>
+                <w:szCs w:val="20"/>
+              </w:rPr>
+              <w:t>target_id</w:t>
+            </w:r>
+            <w:proofErr w:type="spellEnd"/>
+            <w:r>
+              <w:rPr>
+                <w:rFonts w:eastAsiaTheme="minorHAnsi"/>
+                <w:sz w:val="20"/>
+                <w:szCs w:val="20"/>
+              </w:rPr>
+              <w:t>);</w:t>
             </w:r>
           </w:p>
         </w:tc>
@@ -7707,28 +10413,84 @@
                 <w:sz w:val="20"/>
                 <w:szCs w:val="20"/>
               </w:rPr>
-              <w:t>bool CollisionCheck()</w:t>
-            </w:r>
-          </w:p>
-          <w:p>
-            <w:pPr>
-              <w:widowControl/>
-              <w:wordWrap/>
-              <w:autoSpaceDE/>
-              <w:autoSpaceDN/>
+              <w:t xml:space="preserve">bool </w:t>
+            </w:r>
+            <w:proofErr w:type="spellStart"/>
+            <w:proofErr w:type="gramStart"/>
+            <w:r>
               <w:rPr>
                 <w:rFonts w:eastAsiaTheme="minorHAnsi"/>
                 <w:sz w:val="20"/>
                 <w:szCs w:val="20"/>
               </w:rPr>
-            </w:pPr>
+              <w:t>CollisionCheck</w:t>
+            </w:r>
+            <w:proofErr w:type="spellEnd"/>
             <w:r>
               <w:rPr>
                 <w:rFonts w:eastAsiaTheme="minorHAnsi"/>
                 <w:sz w:val="20"/>
                 <w:szCs w:val="20"/>
               </w:rPr>
-              <w:t>void PlayerCollisionCheck()</w:t>
+              <w:t>(</w:t>
+            </w:r>
+            <w:proofErr w:type="gramEnd"/>
+            <w:r>
+              <w:rPr>
+                <w:rFonts w:eastAsiaTheme="minorHAnsi"/>
+                <w:sz w:val="20"/>
+                <w:szCs w:val="20"/>
+              </w:rPr>
+              <w:t>)</w:t>
+            </w:r>
+          </w:p>
+          <w:p>
+            <w:pPr>
+              <w:widowControl/>
+              <w:wordWrap/>
+              <w:autoSpaceDE/>
+              <w:autoSpaceDN/>
+              <w:rPr>
+                <w:rFonts w:eastAsiaTheme="minorHAnsi"/>
+                <w:sz w:val="20"/>
+                <w:szCs w:val="20"/>
+              </w:rPr>
+            </w:pPr>
+            <w:r>
+              <w:rPr>
+                <w:rFonts w:eastAsiaTheme="minorHAnsi"/>
+                <w:sz w:val="20"/>
+                <w:szCs w:val="20"/>
+              </w:rPr>
+              <w:t xml:space="preserve">void </w:t>
+            </w:r>
+            <w:proofErr w:type="spellStart"/>
+            <w:proofErr w:type="gramStart"/>
+            <w:r>
+              <w:rPr>
+                <w:rFonts w:eastAsiaTheme="minorHAnsi"/>
+                <w:sz w:val="20"/>
+                <w:szCs w:val="20"/>
+              </w:rPr>
+              <w:t>PlayerCollisionCheck</w:t>
+            </w:r>
+            <w:proofErr w:type="spellEnd"/>
+            <w:r>
+              <w:rPr>
+                <w:rFonts w:eastAsiaTheme="minorHAnsi"/>
+                <w:sz w:val="20"/>
+                <w:szCs w:val="20"/>
+              </w:rPr>
+              <w:t>(</w:t>
+            </w:r>
+            <w:proofErr w:type="gramEnd"/>
+            <w:r>
+              <w:rPr>
+                <w:rFonts w:eastAsiaTheme="minorHAnsi"/>
+                <w:sz w:val="20"/>
+                <w:szCs w:val="20"/>
+              </w:rPr>
+              <w:t>)</w:t>
             </w:r>
           </w:p>
         </w:tc>
@@ -7821,7 +10583,35 @@
                 <w:sz w:val="20"/>
                 <w:szCs w:val="20"/>
               </w:rPr>
-              <w:t>void WallCollisionCheck()</w:t>
+              <w:t xml:space="preserve">void </w:t>
+            </w:r>
+            <w:proofErr w:type="spellStart"/>
+            <w:proofErr w:type="gramStart"/>
+            <w:r>
+              <w:rPr>
+                <w:rFonts w:eastAsiaTheme="minorHAnsi"/>
+                <w:sz w:val="20"/>
+                <w:szCs w:val="20"/>
+              </w:rPr>
+              <w:t>WallCollisionCheck</w:t>
+            </w:r>
+            <w:proofErr w:type="spellEnd"/>
+            <w:r>
+              <w:rPr>
+                <w:rFonts w:eastAsiaTheme="minorHAnsi"/>
+                <w:sz w:val="20"/>
+                <w:szCs w:val="20"/>
+              </w:rPr>
+              <w:t>(</w:t>
+            </w:r>
+            <w:proofErr w:type="gramEnd"/>
+            <w:r>
+              <w:rPr>
+                <w:rFonts w:eastAsiaTheme="minorHAnsi"/>
+                <w:sz w:val="20"/>
+                <w:szCs w:val="20"/>
+              </w:rPr>
+              <w:t>)</w:t>
             </w:r>
             <w:r>
               <w:rPr>
@@ -7889,13 +10679,23 @@
                 <w:szCs w:val="20"/>
               </w:rPr>
             </w:pPr>
-            <w:r>
-              <w:rPr>
-                <w:rFonts w:hint="eastAsia"/>
-                <w:sz w:val="20"/>
-                <w:szCs w:val="20"/>
-              </w:rPr>
-              <w:t>클라에서 받은</w:t>
+            <w:proofErr w:type="spellStart"/>
+            <w:r>
+              <w:rPr>
+                <w:rFonts w:hint="eastAsia"/>
+                <w:sz w:val="20"/>
+                <w:szCs w:val="20"/>
+              </w:rPr>
+              <w:t>클라에서</w:t>
+            </w:r>
+            <w:proofErr w:type="spellEnd"/>
+            <w:r>
+              <w:rPr>
+                <w:rFonts w:hint="eastAsia"/>
+                <w:sz w:val="20"/>
+                <w:szCs w:val="20"/>
+              </w:rPr>
+              <w:t xml:space="preserve"> 받은</w:t>
             </w:r>
             <w:r>
               <w:rPr>
@@ -7923,6 +10723,7 @@
                 <w:szCs w:val="20"/>
               </w:rPr>
             </w:pPr>
+            <w:proofErr w:type="spellStart"/>
             <w:r>
               <w:rPr>
                 <w:rFonts w:hint="eastAsia"/>
@@ -7931,6 +10732,7 @@
               </w:rPr>
               <w:t>ClientThread</w:t>
             </w:r>
+            <w:proofErr w:type="spellEnd"/>
           </w:p>
         </w:tc>
         <w:tc>
@@ -8016,6 +10818,7 @@
                 <w:szCs w:val="20"/>
               </w:rPr>
             </w:pPr>
+            <w:proofErr w:type="spellStart"/>
             <w:r>
               <w:rPr>
                 <w:rFonts w:eastAsiaTheme="minorHAnsi"/>
@@ -8032,6 +10835,7 @@
               </w:rPr>
               <w:t>rocess_packet</w:t>
             </w:r>
+            <w:proofErr w:type="spellEnd"/>
           </w:p>
         </w:tc>
         <w:tc>
@@ -8253,6 +11057,7 @@
               </w:rPr>
               <w:t xml:space="preserve">lass </w:t>
             </w:r>
+            <w:proofErr w:type="spellStart"/>
             <w:r>
               <w:rPr>
                 <w:rFonts w:asciiTheme="majorEastAsia" w:eastAsiaTheme="majorEastAsia" w:hAnsiTheme="majorEastAsia" w:hint="eastAsia"/>
@@ -8261,6 +11066,7 @@
               </w:rPr>
               <w:t>NetworkMgr</w:t>
             </w:r>
+            <w:proofErr w:type="spellEnd"/>
             <w:r>
               <w:rPr>
                 <w:rFonts w:asciiTheme="majorEastAsia" w:eastAsiaTheme="majorEastAsia" w:hAnsiTheme="majorEastAsia" w:hint="eastAsia"/>
@@ -8286,26 +11092,85 @@
                 <w:sz w:val="20"/>
                 <w:szCs w:val="20"/>
               </w:rPr>
-              <w:t>bool NetworkMgr::Init()</w:t>
-            </w:r>
-          </w:p>
-          <w:p>
-            <w:pPr>
-              <w:widowControl/>
-              <w:wordWrap/>
-              <w:autoSpaceDE/>
-              <w:autoSpaceDN/>
-              <w:rPr>
-                <w:sz w:val="20"/>
-                <w:szCs w:val="20"/>
-              </w:rPr>
-            </w:pPr>
-            <w:r>
-              <w:rPr>
-                <w:sz w:val="20"/>
-                <w:szCs w:val="20"/>
-              </w:rPr>
-              <w:t>NetworkMgr::SendPacket()</w:t>
+              <w:t xml:space="preserve">bool </w:t>
+            </w:r>
+            <w:proofErr w:type="spellStart"/>
+            <w:proofErr w:type="gramStart"/>
+            <w:r>
+              <w:rPr>
+                <w:sz w:val="20"/>
+                <w:szCs w:val="20"/>
+              </w:rPr>
+              <w:t>NetworkMgr</w:t>
+            </w:r>
+            <w:proofErr w:type="spellEnd"/>
+            <w:r>
+              <w:rPr>
+                <w:sz w:val="20"/>
+                <w:szCs w:val="20"/>
+              </w:rPr>
+              <w:t>::Init(</w:t>
+            </w:r>
+            <w:proofErr w:type="gramEnd"/>
+            <w:r>
+              <w:rPr>
+                <w:sz w:val="20"/>
+                <w:szCs w:val="20"/>
+              </w:rPr>
+              <w:t>)</w:t>
+            </w:r>
+          </w:p>
+          <w:p>
+            <w:pPr>
+              <w:widowControl/>
+              <w:wordWrap/>
+              <w:autoSpaceDE/>
+              <w:autoSpaceDN/>
+              <w:rPr>
+                <w:sz w:val="20"/>
+                <w:szCs w:val="20"/>
+              </w:rPr>
+            </w:pPr>
+            <w:proofErr w:type="spellStart"/>
+            <w:proofErr w:type="gramStart"/>
+            <w:r>
+              <w:rPr>
+                <w:sz w:val="20"/>
+                <w:szCs w:val="20"/>
+              </w:rPr>
+              <w:t>NetworkMgr</w:t>
+            </w:r>
+            <w:proofErr w:type="spellEnd"/>
+            <w:r>
+              <w:rPr>
+                <w:sz w:val="20"/>
+                <w:szCs w:val="20"/>
+              </w:rPr>
+              <w:t>::</w:t>
+            </w:r>
+            <w:proofErr w:type="spellStart"/>
+            <w:r>
+              <w:rPr>
+                <w:sz w:val="20"/>
+                <w:szCs w:val="20"/>
+              </w:rPr>
+              <w:t>SendPacket</w:t>
+            </w:r>
+            <w:proofErr w:type="spellEnd"/>
+            <w:r>
+              <w:rPr>
+                <w:sz w:val="20"/>
+                <w:szCs w:val="20"/>
+              </w:rPr>
+              <w:t>(</w:t>
+            </w:r>
+            <w:proofErr w:type="gramEnd"/>
+            <w:r>
+              <w:rPr>
+                <w:sz w:val="20"/>
+                <w:szCs w:val="20"/>
+              </w:rPr>
+              <w:t>)</w:t>
             </w:r>
           </w:p>
         </w:tc>
@@ -8601,6 +11466,7 @@
                 <w:szCs w:val="20"/>
               </w:rPr>
             </w:pPr>
+            <w:proofErr w:type="spellStart"/>
             <w:r>
               <w:rPr>
                 <w:rFonts w:asciiTheme="majorEastAsia" w:eastAsiaTheme="majorEastAsia" w:hAnsiTheme="majorEastAsia"/>
@@ -8609,27 +11475,30 @@
               </w:rPr>
               <w:t>RecvThread</w:t>
             </w:r>
-          </w:p>
-          <w:p>
-            <w:pPr>
-              <w:widowControl/>
-              <w:wordWrap/>
-              <w:autoSpaceDE/>
-              <w:autoSpaceDN/>
+            <w:proofErr w:type="spellEnd"/>
+          </w:p>
+          <w:p>
+            <w:pPr>
+              <w:widowControl/>
+              <w:wordWrap/>
+              <w:autoSpaceDE/>
+              <w:autoSpaceDN/>
+              <w:rPr>
+                <w:rFonts w:asciiTheme="majorEastAsia" w:eastAsiaTheme="majorEastAsia" w:hAnsiTheme="majorEastAsia"/>
+                <w:sz w:val="20"/>
+                <w:szCs w:val="20"/>
+              </w:rPr>
+            </w:pPr>
+            <w:proofErr w:type="spellStart"/>
+            <w:r>
               <w:rPr>
                 <w:rFonts w:asciiTheme="majorEastAsia" w:eastAsiaTheme="majorEastAsia" w:hAnsiTheme="majorEastAsia" w:hint="eastAsia"/>
                 <w:sz w:val="20"/>
                 <w:szCs w:val="20"/>
               </w:rPr>
-            </w:pPr>
-            <w:r>
-              <w:rPr>
-                <w:rFonts w:asciiTheme="majorEastAsia" w:eastAsiaTheme="majorEastAsia" w:hAnsiTheme="majorEastAsia" w:hint="eastAsia"/>
-                <w:sz w:val="20"/>
-                <w:szCs w:val="20"/>
-              </w:rPr>
               <w:t>ProcessPacket</w:t>
             </w:r>
+            <w:proofErr w:type="spellEnd"/>
           </w:p>
         </w:tc>
         <w:tc>
@@ -8684,7 +11553,6 @@
               <w:autoSpaceDE/>
               <w:autoSpaceDN/>
               <w:rPr>
-                <w:rFonts w:hint="eastAsia"/>
                 <w:sz w:val="20"/>
                 <w:szCs w:val="20"/>
               </w:rPr>
@@ -8731,17 +11599,17 @@
               <w:autoSpaceDE/>
               <w:autoSpaceDN/>
               <w:rPr>
+                <w:rFonts w:asciiTheme="majorEastAsia" w:eastAsiaTheme="majorEastAsia" w:hAnsiTheme="majorEastAsia"/>
+                <w:sz w:val="20"/>
+                <w:szCs w:val="20"/>
+              </w:rPr>
+            </w:pPr>
+            <w:r>
+              <w:rPr>
                 <w:rFonts w:asciiTheme="majorEastAsia" w:eastAsiaTheme="majorEastAsia" w:hAnsiTheme="majorEastAsia" w:hint="eastAsia"/>
                 <w:sz w:val="20"/>
                 <w:szCs w:val="20"/>
               </w:rPr>
-            </w:pPr>
-            <w:r>
-              <w:rPr>
-                <w:rFonts w:asciiTheme="majorEastAsia" w:eastAsiaTheme="majorEastAsia" w:hAnsiTheme="majorEastAsia" w:hint="eastAsia"/>
-                <w:sz w:val="20"/>
-                <w:szCs w:val="20"/>
-              </w:rPr>
               <w:t>전체 순위 화면 구현</w:t>
             </w:r>
           </w:p>
@@ -8757,7 +11625,6 @@
               <w:autoSpaceDE/>
               <w:autoSpaceDN/>
               <w:rPr>
-                <w:rFonts w:hint="eastAsia"/>
                 <w:sz w:val="20"/>
                 <w:szCs w:val="20"/>
               </w:rPr>
@@ -8799,8 +11666,16 @@
           <w:rFonts w:hint="eastAsia"/>
         </w:rPr>
         <w:lastRenderedPageBreak/>
-        <w:t>임시 스케쥴링</w:t>
-      </w:r>
+        <w:t xml:space="preserve">임시 </w:t>
+      </w:r>
+      <w:proofErr w:type="spellStart"/>
+      <w:r>
+        <w:rPr>
+          <w:rFonts w:hint="eastAsia"/>
+        </w:rPr>
+        <w:t>스케쥴링</w:t>
+      </w:r>
+      <w:proofErr w:type="spellEnd"/>
     </w:p>
     <w:tbl>
       <w:tblPr>
@@ -9419,12 +12294,14 @@
               <w:autoSpaceDE/>
               <w:autoSpaceDN/>
             </w:pPr>
+            <w:proofErr w:type="spellStart"/>
             <w:r>
               <w:rPr>
                 <w:rFonts w:hint="eastAsia"/>
               </w:rPr>
               <w:t>인게임</w:t>
             </w:r>
+            <w:proofErr w:type="spellEnd"/>
             <w:r>
               <w:rPr>
                 <w:rFonts w:hint="eastAsia"/>
@@ -9580,17 +12457,41 @@
               <w:autoSpaceDE/>
               <w:autoSpaceDN/>
             </w:pPr>
-            <w:r>
-              <w:rPr>
-                <w:rFonts w:hint="eastAsia"/>
-              </w:rPr>
-              <w:t xml:space="preserve">인게임 </w:t>
-            </w:r>
-            <w:r>
-              <w:rPr>
-                <w:rFonts w:hint="eastAsia"/>
-              </w:rPr>
-              <w:t>플레이어끼리/ 벽이랑 충돌 정보 처리</w:t>
+            <w:proofErr w:type="spellStart"/>
+            <w:r>
+              <w:rPr>
+                <w:rFonts w:hint="eastAsia"/>
+              </w:rPr>
+              <w:t>인게임</w:t>
+            </w:r>
+            <w:proofErr w:type="spellEnd"/>
+            <w:r>
+              <w:rPr>
+                <w:rFonts w:hint="eastAsia"/>
+              </w:rPr>
+              <w:t xml:space="preserve"> </w:t>
+            </w:r>
+            <w:proofErr w:type="gramStart"/>
+            <w:r>
+              <w:rPr>
+                <w:rFonts w:hint="eastAsia"/>
+              </w:rPr>
+              <w:t xml:space="preserve">플레이어끼리/ </w:t>
+            </w:r>
+            <w:proofErr w:type="spellStart"/>
+            <w:r>
+              <w:rPr>
+                <w:rFonts w:hint="eastAsia"/>
+              </w:rPr>
+              <w:t>벽이랑</w:t>
+            </w:r>
+            <w:proofErr w:type="spellEnd"/>
+            <w:proofErr w:type="gramEnd"/>
+            <w:r>
+              <w:rPr>
+                <w:rFonts w:hint="eastAsia"/>
+              </w:rPr>
+              <w:t xml:space="preserve"> 충돌 정보 처리</w:t>
             </w:r>
           </w:p>
         </w:tc>
@@ -10442,6 +13343,7 @@
                 <w:szCs w:val="20"/>
               </w:rPr>
             </w:pPr>
+            <w:proofErr w:type="spellStart"/>
             <w:r>
               <w:rPr>
                 <w:sz w:val="20"/>
@@ -10457,6 +13359,7 @@
               </w:rPr>
               <w:t>rotocol.h</w:t>
             </w:r>
+            <w:proofErr w:type="spellEnd"/>
             <w:r>
               <w:rPr>
                 <w:rFonts w:hint="eastAsia"/>
@@ -10481,7 +13384,6 @@
               <w:autoSpaceDE/>
               <w:autoSpaceDN/>
               <w:rPr>
-                <w:rFonts w:hint="eastAsia"/>
                 <w:sz w:val="20"/>
                 <w:szCs w:val="20"/>
               </w:rPr>
@@ -10544,34 +13446,61 @@
                 <w:szCs w:val="18"/>
               </w:rPr>
             </w:pPr>
+            <w:proofErr w:type="gramStart"/>
             <w:r>
               <w:rPr>
                 <w:rFonts w:hint="eastAsia"/>
                 <w:sz w:val="18"/>
                 <w:szCs w:val="18"/>
               </w:rPr>
-              <w:t>Player()</w:t>
-            </w:r>
-          </w:p>
-          <w:p>
-            <w:pPr>
-              <w:widowControl/>
-              <w:wordWrap/>
-              <w:autoSpaceDE/>
-              <w:autoSpaceDN/>
+              <w:t>Player(</w:t>
+            </w:r>
+            <w:proofErr w:type="gramEnd"/>
+            <w:r>
               <w:rPr>
                 <w:rFonts w:hint="eastAsia"/>
                 <w:sz w:val="18"/>
                 <w:szCs w:val="18"/>
               </w:rPr>
-            </w:pPr>
-            <w:r>
-              <w:rPr>
-                <w:rFonts w:hint="eastAsia"/>
+              <w:t>)</w:t>
+            </w:r>
+          </w:p>
+          <w:p>
+            <w:pPr>
+              <w:widowControl/>
+              <w:wordWrap/>
+              <w:autoSpaceDE/>
+              <w:autoSpaceDN/>
+              <w:rPr>
                 <w:sz w:val="18"/>
                 <w:szCs w:val="18"/>
               </w:rPr>
-              <w:t>~Player()</w:t>
+            </w:pPr>
+            <w:r>
+              <w:rPr>
+                <w:rFonts w:hint="eastAsia"/>
+                <w:sz w:val="18"/>
+                <w:szCs w:val="18"/>
+              </w:rPr>
+              <w:t>~</w:t>
+            </w:r>
+            <w:proofErr w:type="gramStart"/>
+            <w:r>
+              <w:rPr>
+                <w:rFonts w:hint="eastAsia"/>
+                <w:sz w:val="18"/>
+                <w:szCs w:val="18"/>
+              </w:rPr>
+              <w:t>Player(</w:t>
+            </w:r>
+            <w:proofErr w:type="gramEnd"/>
+            <w:r>
+              <w:rPr>
+                <w:rFonts w:hint="eastAsia"/>
+                <w:sz w:val="18"/>
+                <w:szCs w:val="18"/>
+              </w:rPr>
+              <w:t>)</w:t>
             </w:r>
           </w:p>
         </w:tc>
@@ -10640,9 +13569,6 @@
               <w:wordWrap/>
               <w:autoSpaceDE/>
               <w:autoSpaceDN/>
-              <w:rPr>
-                <w:rFonts w:hint="eastAsia"/>
-              </w:rPr>
             </w:pPr>
             <w:r>
               <w:rPr>
@@ -10693,6 +13619,7 @@
                 <w:szCs w:val="18"/>
               </w:rPr>
             </w:pPr>
+            <w:proofErr w:type="gramStart"/>
             <w:r>
               <w:rPr>
                 <w:rFonts w:hint="eastAsia"/>
@@ -10701,102 +13628,165 @@
               </w:rPr>
               <w:t>Player::</w:t>
             </w:r>
+            <w:proofErr w:type="spellStart"/>
+            <w:proofErr w:type="gramEnd"/>
             <w:r>
               <w:rPr>
                 <w:sz w:val="18"/>
                 <w:szCs w:val="18"/>
               </w:rPr>
-              <w:t>recv_packet();</w:t>
-            </w:r>
-          </w:p>
-          <w:p>
-            <w:pPr>
-              <w:widowControl/>
-              <w:wordWrap/>
-              <w:autoSpaceDE/>
-              <w:autoSpaceDN/>
+              <w:t>recv_</w:t>
+            </w:r>
+            <w:proofErr w:type="gramStart"/>
+            <w:r>
               <w:rPr>
                 <w:sz w:val="18"/>
                 <w:szCs w:val="18"/>
               </w:rPr>
-            </w:pPr>
-            <w:r>
-              <w:rPr>
-                <w:rFonts w:hint="eastAsia"/>
+              <w:t>packet</w:t>
+            </w:r>
+            <w:proofErr w:type="spellEnd"/>
+            <w:r>
+              <w:rPr>
                 <w:sz w:val="18"/>
                 <w:szCs w:val="18"/>
               </w:rPr>
-              <w:t>Player::</w:t>
-            </w:r>
-            <w:r>
-              <w:rPr>
-                <w:rFonts w:hint="eastAsia"/>
+              <w:t>();</w:t>
+            </w:r>
+            <w:proofErr w:type="gramEnd"/>
+          </w:p>
+          <w:p>
+            <w:pPr>
+              <w:widowControl/>
+              <w:wordWrap/>
+              <w:autoSpaceDE/>
+              <w:autoSpaceDN/>
+              <w:rPr>
                 <w:sz w:val="18"/>
                 <w:szCs w:val="18"/>
               </w:rPr>
-              <w:t>send</w:t>
-            </w:r>
-            <w:r>
-              <w:rPr>
+            </w:pPr>
+            <w:proofErr w:type="gramStart"/>
+            <w:r>
+              <w:rPr>
+                <w:rFonts w:hint="eastAsia"/>
                 <w:sz w:val="18"/>
                 <w:szCs w:val="18"/>
               </w:rPr>
-              <w:t>_packet();</w:t>
-            </w:r>
-          </w:p>
-        </w:tc>
-        <w:tc>
-          <w:tcPr>
-            <w:tcW w:w="1559" w:type="dxa"/>
-          </w:tcPr>
-          <w:p>
-            <w:pPr>
-              <w:widowControl/>
-              <w:wordWrap/>
-              <w:autoSpaceDE/>
-              <w:autoSpaceDN/>
-            </w:pPr>
-            <w:r>
-              <w:rPr>
-                <w:rFonts w:hint="eastAsia"/>
-              </w:rPr>
-              <w:t>4</w:t>
-            </w:r>
-          </w:p>
-          <w:p>
-            <w:pPr>
-              <w:widowControl/>
-              <w:wordWrap/>
-              <w:autoSpaceDE/>
-              <w:autoSpaceDN/>
+              <w:t>Player::</w:t>
+            </w:r>
+            <w:proofErr w:type="spellStart"/>
+            <w:proofErr w:type="gramEnd"/>
+            <w:r>
               <w:rPr>
                 <w:rFonts w:hint="eastAsia"/>
                 <w:sz w:val="18"/>
                 <w:szCs w:val="18"/>
               </w:rPr>
-            </w:pPr>
+              <w:t>send</w:t>
+            </w:r>
             <w:r>
               <w:rPr>
                 <w:sz w:val="18"/>
                 <w:szCs w:val="18"/>
               </w:rPr>
-              <w:t>S</w:t>
-            </w:r>
-            <w:r>
-              <w:rPr>
-                <w:rFonts w:hint="eastAsia"/>
+              <w:t>_</w:t>
+            </w:r>
+            <w:proofErr w:type="gramStart"/>
+            <w:r>
+              <w:rPr>
                 <w:sz w:val="18"/>
                 <w:szCs w:val="18"/>
               </w:rPr>
-              <w:t>erver main</w:t>
-            </w:r>
-            <w:r>
-              <w:rPr>
-                <w:rFonts w:hint="eastAsia"/>
+              <w:t>packet</w:t>
+            </w:r>
+            <w:proofErr w:type="spellEnd"/>
+            <w:r>
+              <w:rPr>
                 <w:sz w:val="18"/>
                 <w:szCs w:val="18"/>
               </w:rPr>
-              <w:t>()</w:t>
+              <w:t>(</w:t>
+            </w:r>
+            <w:proofErr w:type="gramEnd"/>
+            <w:r>
+              <w:rPr>
+                <w:sz w:val="18"/>
+                <w:szCs w:val="18"/>
+              </w:rPr>
+              <w:t>);</w:t>
+            </w:r>
+          </w:p>
+        </w:tc>
+        <w:tc>
+          <w:tcPr>
+            <w:tcW w:w="1559" w:type="dxa"/>
+          </w:tcPr>
+          <w:p>
+            <w:pPr>
+              <w:widowControl/>
+              <w:wordWrap/>
+              <w:autoSpaceDE/>
+              <w:autoSpaceDN/>
+            </w:pPr>
+            <w:r>
+              <w:rPr>
+                <w:rFonts w:hint="eastAsia"/>
+              </w:rPr>
+              <w:t>4</w:t>
+            </w:r>
+          </w:p>
+          <w:p>
+            <w:pPr>
+              <w:widowControl/>
+              <w:wordWrap/>
+              <w:autoSpaceDE/>
+              <w:autoSpaceDN/>
+              <w:rPr>
+                <w:sz w:val="18"/>
+                <w:szCs w:val="18"/>
+              </w:rPr>
+            </w:pPr>
+            <w:r>
+              <w:rPr>
+                <w:sz w:val="18"/>
+                <w:szCs w:val="18"/>
+              </w:rPr>
+              <w:t>S</w:t>
+            </w:r>
+            <w:r>
+              <w:rPr>
+                <w:rFonts w:hint="eastAsia"/>
+                <w:sz w:val="18"/>
+                <w:szCs w:val="18"/>
+              </w:rPr>
+              <w:t xml:space="preserve">erver </w:t>
+            </w:r>
+            <w:proofErr w:type="gramStart"/>
+            <w:r>
+              <w:rPr>
+                <w:rFonts w:hint="eastAsia"/>
+                <w:sz w:val="18"/>
+                <w:szCs w:val="18"/>
+              </w:rPr>
+              <w:t>main</w:t>
+            </w:r>
+            <w:r>
+              <w:rPr>
+                <w:rFonts w:hint="eastAsia"/>
+                <w:sz w:val="18"/>
+                <w:szCs w:val="18"/>
+              </w:rPr>
+              <w:t>(</w:t>
+            </w:r>
+            <w:proofErr w:type="gramEnd"/>
+            <w:r>
+              <w:rPr>
+                <w:rFonts w:hint="eastAsia"/>
+                <w:sz w:val="18"/>
+                <w:szCs w:val="18"/>
+              </w:rPr>
+              <w:t>)</w:t>
             </w:r>
           </w:p>
         </w:tc>
@@ -10835,6 +13825,7 @@
                 <w:szCs w:val="16"/>
               </w:rPr>
             </w:pPr>
+            <w:proofErr w:type="spellStart"/>
             <w:r>
               <w:rPr>
                 <w:rFonts w:hint="eastAsia"/>
@@ -10844,6 +13835,7 @@
               </w:rPr>
               <w:t>패킷테스트</w:t>
             </w:r>
+            <w:proofErr w:type="spellEnd"/>
           </w:p>
           <w:p>
             <w:pPr>
@@ -10920,7 +13912,6 @@
               <w:autoSpaceDE/>
               <w:autoSpaceDN/>
               <w:rPr>
-                <w:rFonts w:hint="eastAsia"/>
                 <w:sz w:val="16"/>
                 <w:szCs w:val="16"/>
               </w:rPr>
@@ -10941,6 +13932,7 @@
               </w:rPr>
               <w:t xml:space="preserve">erver </w:t>
             </w:r>
+            <w:proofErr w:type="spellStart"/>
             <w:r>
               <w:rPr>
                 <w:rFonts w:eastAsiaTheme="minorHAnsi"/>
@@ -10957,6 +13949,7 @@
               </w:rPr>
               <w:t>rocess_packet</w:t>
             </w:r>
+            <w:proofErr w:type="spellEnd"/>
             <w:r>
               <w:rPr>
                 <w:rFonts w:eastAsiaTheme="minorHAnsi" w:hint="eastAsia"/>
@@ -11094,14 +14087,62 @@
                 <w:szCs w:val="16"/>
               </w:rPr>
             </w:pPr>
+            <w:proofErr w:type="spellStart"/>
             <w:r>
               <w:rPr>
                 <w:rFonts w:eastAsiaTheme="minorHAnsi"/>
                 <w:sz w:val="16"/>
                 <w:szCs w:val="16"/>
               </w:rPr>
-              <w:t>send_enter_room_packet(int target_id);</w:t>
-            </w:r>
+              <w:t>send_enter_room_</w:t>
+            </w:r>
+            <w:proofErr w:type="gramStart"/>
+            <w:r>
+              <w:rPr>
+                <w:rFonts w:eastAsiaTheme="minorHAnsi"/>
+                <w:sz w:val="16"/>
+                <w:szCs w:val="16"/>
+              </w:rPr>
+              <w:t>packet</w:t>
+            </w:r>
+            <w:proofErr w:type="spellEnd"/>
+            <w:r>
+              <w:rPr>
+                <w:rFonts w:eastAsiaTheme="minorHAnsi"/>
+                <w:sz w:val="16"/>
+                <w:szCs w:val="16"/>
+              </w:rPr>
+              <w:t>(</w:t>
+            </w:r>
+            <w:proofErr w:type="gramEnd"/>
+            <w:r>
+              <w:rPr>
+                <w:rFonts w:eastAsiaTheme="minorHAnsi"/>
+                <w:sz w:val="16"/>
+                <w:szCs w:val="16"/>
+              </w:rPr>
+              <w:t xml:space="preserve">int </w:t>
+            </w:r>
+            <w:proofErr w:type="spellStart"/>
+            <w:r>
+              <w:rPr>
+                <w:rFonts w:eastAsiaTheme="minorHAnsi"/>
+                <w:sz w:val="16"/>
+                <w:szCs w:val="16"/>
+              </w:rPr>
+              <w:t>target_id</w:t>
+            </w:r>
+            <w:proofErr w:type="spellEnd"/>
+            <w:proofErr w:type="gramStart"/>
+            <w:r>
+              <w:rPr>
+                <w:rFonts w:eastAsiaTheme="minorHAnsi"/>
+                <w:sz w:val="16"/>
+                <w:szCs w:val="16"/>
+              </w:rPr>
+              <w:t>);</w:t>
+            </w:r>
+            <w:proofErr w:type="gramEnd"/>
           </w:p>
           <w:p>
             <w:pPr>
@@ -11166,6 +14207,7 @@
                 <w:szCs w:val="16"/>
               </w:rPr>
             </w:pPr>
+            <w:proofErr w:type="spellStart"/>
             <w:r>
               <w:rPr>
                 <w:rFonts w:hint="eastAsia"/>
@@ -11175,6 +14217,7 @@
               </w:rPr>
               <w:t>패킷테스트</w:t>
             </w:r>
+            <w:proofErr w:type="spellEnd"/>
           </w:p>
           <w:p>
             <w:pPr>
@@ -11224,32 +14267,60 @@
                 <w:szCs w:val="16"/>
               </w:rPr>
             </w:pPr>
+            <w:proofErr w:type="spellStart"/>
             <w:r>
               <w:rPr>
                 <w:rFonts w:eastAsiaTheme="minorHAnsi"/>
                 <w:sz w:val="16"/>
                 <w:szCs w:val="16"/>
               </w:rPr>
-              <w:t>send_ready_packet(target_id)</w:t>
-            </w:r>
-          </w:p>
-          <w:p>
-            <w:pPr>
-              <w:widowControl/>
-              <w:wordWrap/>
-              <w:autoSpaceDE/>
-              <w:autoSpaceDN/>
-              <w:rPr>
-                <w:sz w:val="16"/>
-                <w:szCs w:val="16"/>
-              </w:rPr>
-            </w:pPr>
+              <w:t>send_ready_packet</w:t>
+            </w:r>
+            <w:proofErr w:type="spellEnd"/>
             <w:r>
               <w:rPr>
                 <w:rFonts w:eastAsiaTheme="minorHAnsi"/>
                 <w:sz w:val="16"/>
                 <w:szCs w:val="16"/>
               </w:rPr>
+              <w:t>(</w:t>
+            </w:r>
+            <w:proofErr w:type="spellStart"/>
+            <w:r>
+              <w:rPr>
+                <w:rFonts w:eastAsiaTheme="minorHAnsi"/>
+                <w:sz w:val="16"/>
+                <w:szCs w:val="16"/>
+              </w:rPr>
+              <w:t>target_id</w:t>
+            </w:r>
+            <w:proofErr w:type="spellEnd"/>
+            <w:r>
+              <w:rPr>
+                <w:rFonts w:eastAsiaTheme="minorHAnsi"/>
+                <w:sz w:val="16"/>
+                <w:szCs w:val="16"/>
+              </w:rPr>
+              <w:t>)</w:t>
+            </w:r>
+          </w:p>
+          <w:p>
+            <w:pPr>
+              <w:widowControl/>
+              <w:wordWrap/>
+              <w:autoSpaceDE/>
+              <w:autoSpaceDN/>
+              <w:rPr>
+                <w:sz w:val="16"/>
+                <w:szCs w:val="16"/>
+              </w:rPr>
+            </w:pPr>
+            <w:r>
+              <w:rPr>
+                <w:rFonts w:eastAsiaTheme="minorHAnsi"/>
+                <w:sz w:val="16"/>
+                <w:szCs w:val="16"/>
+              </w:rPr>
               <w:t>S</w:t>
             </w:r>
             <w:r>
@@ -11260,6 +14331,7 @@
               </w:rPr>
               <w:t xml:space="preserve">erver </w:t>
             </w:r>
+            <w:proofErr w:type="spellStart"/>
             <w:r>
               <w:rPr>
                 <w:rFonts w:eastAsiaTheme="minorHAnsi"/>
@@ -11274,7 +14346,16 @@
                 <w:sz w:val="16"/>
                 <w:szCs w:val="16"/>
               </w:rPr>
-              <w:t>rocess_packet()</w:t>
+              <w:t>rocess_packet</w:t>
+            </w:r>
+            <w:proofErr w:type="spellEnd"/>
+            <w:r>
+              <w:rPr>
+                <w:rFonts w:eastAsiaTheme="minorHAnsi" w:hint="eastAsia"/>
+                <w:sz w:val="16"/>
+                <w:szCs w:val="16"/>
+              </w:rPr>
+              <w:t>()</w:t>
             </w:r>
             <w:r>
               <w:rPr>
@@ -11473,6 +14554,7 @@
                 <w:szCs w:val="16"/>
               </w:rPr>
             </w:pPr>
+            <w:proofErr w:type="spellStart"/>
             <w:r>
               <w:rPr>
                 <w:rFonts w:hint="eastAsia"/>
@@ -11482,6 +14564,7 @@
               </w:rPr>
               <w:t>패킷테스트</w:t>
             </w:r>
+            <w:proofErr w:type="spellEnd"/>
           </w:p>
           <w:p>
             <w:pPr>
@@ -11542,6 +14625,7 @@
               </w:rPr>
               <w:t xml:space="preserve">erver </w:t>
             </w:r>
+            <w:proofErr w:type="spellStart"/>
             <w:r>
               <w:rPr>
                 <w:rFonts w:eastAsiaTheme="minorHAnsi"/>
@@ -11556,7 +14640,16 @@
                 <w:sz w:val="16"/>
                 <w:szCs w:val="16"/>
               </w:rPr>
-              <w:t>rocess_packet()</w:t>
+              <w:t>rocess_packet</w:t>
+            </w:r>
+            <w:proofErr w:type="spellEnd"/>
+            <w:r>
+              <w:rPr>
+                <w:rFonts w:eastAsiaTheme="minorHAnsi" w:hint="eastAsia"/>
+                <w:sz w:val="16"/>
+                <w:szCs w:val="16"/>
+              </w:rPr>
+              <w:t>()</w:t>
             </w:r>
             <w:r>
               <w:rPr>
@@ -11671,7 +14764,6 @@
               <w:autoSpaceDE/>
               <w:autoSpaceDN/>
               <w:rPr>
-                <w:rFonts w:hint="eastAsia"/>
                 <w:sz w:val="18"/>
                 <w:szCs w:val="18"/>
               </w:rPr>
@@ -11740,6 +14832,7 @@
                 <w:szCs w:val="16"/>
               </w:rPr>
             </w:pPr>
+            <w:proofErr w:type="spellStart"/>
             <w:r>
               <w:rPr>
                 <w:rFonts w:hint="eastAsia"/>
@@ -11749,6 +14842,7 @@
               </w:rPr>
               <w:t>패킷테스트</w:t>
             </w:r>
+            <w:proofErr w:type="spellEnd"/>
           </w:p>
           <w:p>
             <w:pPr>
@@ -11809,6 +14903,7 @@
               </w:rPr>
               <w:t xml:space="preserve">erver </w:t>
             </w:r>
+            <w:proofErr w:type="spellStart"/>
             <w:r>
               <w:rPr>
                 <w:rFonts w:eastAsiaTheme="minorHAnsi"/>
@@ -11823,7 +14918,16 @@
                 <w:sz w:val="16"/>
                 <w:szCs w:val="16"/>
               </w:rPr>
-              <w:t>rocess_packet()</w:t>
+              <w:t>rocess_packet</w:t>
+            </w:r>
+            <w:proofErr w:type="spellEnd"/>
+            <w:r>
+              <w:rPr>
+                <w:rFonts w:eastAsiaTheme="minorHAnsi" w:hint="eastAsia"/>
+                <w:sz w:val="16"/>
+                <w:szCs w:val="16"/>
+              </w:rPr>
+              <w:t>()</w:t>
             </w:r>
             <w:r>
               <w:rPr>
@@ -11965,7 +15069,6 @@
               <w:autoSpaceDE/>
               <w:autoSpaceDN/>
               <w:rPr>
-                <w:rFonts w:hint="eastAsia"/>
                 <w:sz w:val="18"/>
                 <w:szCs w:val="18"/>
               </w:rPr>
@@ -12034,6 +15137,7 @@
                 <w:szCs w:val="16"/>
               </w:rPr>
             </w:pPr>
+            <w:proofErr w:type="spellStart"/>
             <w:r>
               <w:rPr>
                 <w:rFonts w:hint="eastAsia"/>
@@ -12043,6 +15147,7 @@
               </w:rPr>
               <w:t>패킷테스트</w:t>
             </w:r>
+            <w:proofErr w:type="spellEnd"/>
           </w:p>
           <w:p>
             <w:pPr>
@@ -12103,6 +15208,7 @@
               </w:rPr>
               <w:t xml:space="preserve">erver </w:t>
             </w:r>
+            <w:proofErr w:type="spellStart"/>
             <w:r>
               <w:rPr>
                 <w:rFonts w:eastAsiaTheme="minorHAnsi"/>
@@ -12117,7 +15223,16 @@
                 <w:sz w:val="16"/>
                 <w:szCs w:val="16"/>
               </w:rPr>
-              <w:t>rocess_packet()</w:t>
+              <w:t>rocess_packet</w:t>
+            </w:r>
+            <w:proofErr w:type="spellEnd"/>
+            <w:r>
+              <w:rPr>
+                <w:rFonts w:eastAsiaTheme="minorHAnsi" w:hint="eastAsia"/>
+                <w:sz w:val="16"/>
+                <w:szCs w:val="16"/>
+              </w:rPr>
+              <w:t>()</w:t>
             </w:r>
             <w:r>
               <w:rPr>
@@ -12223,6 +15338,7 @@
                 <w:szCs w:val="16"/>
               </w:rPr>
             </w:pPr>
+            <w:proofErr w:type="spellStart"/>
             <w:r>
               <w:rPr>
                 <w:rFonts w:hint="eastAsia"/>
@@ -12232,16 +15348,14 @@
               </w:rPr>
               <w:t>패킷테스트</w:t>
             </w:r>
-          </w:p>
-          <w:p>
-            <w:pPr>
-              <w:widowControl/>
-              <w:wordWrap/>
-              <w:autoSpaceDE/>
-              <w:autoSpaceDN/>
-              <w:rPr>
-                <w:rFonts w:hint="eastAsia"/>
-              </w:rPr>
+            <w:proofErr w:type="spellEnd"/>
+          </w:p>
+          <w:p>
+            <w:pPr>
+              <w:widowControl/>
+              <w:wordWrap/>
+              <w:autoSpaceDE/>
+              <w:autoSpaceDN/>
             </w:pPr>
             <w:r>
               <w:rPr>
@@ -12339,7 +15453,6 @@
               <w:autoSpaceDE/>
               <w:autoSpaceDN/>
               <w:rPr>
-                <w:rFonts w:hint="eastAsia"/>
                 <w:color w:val="960000"/>
                 <w:sz w:val="16"/>
                 <w:szCs w:val="16"/>
@@ -12462,6 +15575,1898 @@
         </w:rPr>
         <w:lastRenderedPageBreak/>
         <w:t>유영빈</w:t>
+      </w:r>
+    </w:p>
+    <w:tbl>
+      <w:tblPr>
+        <w:tblStyle w:val="ab"/>
+        <w:tblW w:w="10916" w:type="dxa"/>
+        <w:jc w:val="center"/>
+        <w:tblLook w:val="04A0" w:firstRow="1" w:lastRow="0" w:firstColumn="1" w:lastColumn="0" w:noHBand="0" w:noVBand="1"/>
+      </w:tblPr>
+      <w:tblGrid>
+        <w:gridCol w:w="1304"/>
+        <w:gridCol w:w="2120"/>
+        <w:gridCol w:w="1195"/>
+        <w:gridCol w:w="1379"/>
+        <w:gridCol w:w="2193"/>
+        <w:gridCol w:w="1461"/>
+        <w:gridCol w:w="1264"/>
+      </w:tblGrid>
+      <w:tr>
+        <w:trPr>
+          <w:trHeight w:val="284"/>
+          <w:jc w:val="center"/>
+        </w:trPr>
+        <w:tc>
+          <w:tcPr>
+            <w:tcW w:w="1560" w:type="dxa"/>
+          </w:tcPr>
+          <w:p>
+            <w:pPr>
+              <w:widowControl/>
+              <w:wordWrap/>
+              <w:autoSpaceDE/>
+              <w:autoSpaceDN/>
+              <w:jc w:val="center"/>
+            </w:pPr>
+            <w:r>
+              <w:rPr>
+                <w:rFonts w:hint="eastAsia"/>
+              </w:rPr>
+              <w:t>일</w:t>
+            </w:r>
+          </w:p>
+        </w:tc>
+        <w:tc>
+          <w:tcPr>
+            <w:tcW w:w="1560" w:type="dxa"/>
+          </w:tcPr>
+          <w:p>
+            <w:pPr>
+              <w:widowControl/>
+              <w:wordWrap/>
+              <w:autoSpaceDE/>
+              <w:autoSpaceDN/>
+              <w:jc w:val="center"/>
+            </w:pPr>
+            <w:r>
+              <w:rPr>
+                <w:rFonts w:hint="eastAsia"/>
+              </w:rPr>
+              <w:t>월</w:t>
+            </w:r>
+          </w:p>
+        </w:tc>
+        <w:tc>
+          <w:tcPr>
+            <w:tcW w:w="1559" w:type="dxa"/>
+          </w:tcPr>
+          <w:p>
+            <w:pPr>
+              <w:widowControl/>
+              <w:wordWrap/>
+              <w:autoSpaceDE/>
+              <w:autoSpaceDN/>
+              <w:jc w:val="center"/>
+            </w:pPr>
+            <w:r>
+              <w:rPr>
+                <w:rFonts w:hint="eastAsia"/>
+              </w:rPr>
+              <w:t>화</w:t>
+            </w:r>
+          </w:p>
+        </w:tc>
+        <w:tc>
+          <w:tcPr>
+            <w:tcW w:w="1559" w:type="dxa"/>
+          </w:tcPr>
+          <w:p>
+            <w:pPr>
+              <w:widowControl/>
+              <w:wordWrap/>
+              <w:autoSpaceDE/>
+              <w:autoSpaceDN/>
+              <w:jc w:val="center"/>
+            </w:pPr>
+            <w:r>
+              <w:rPr>
+                <w:rFonts w:hint="eastAsia"/>
+              </w:rPr>
+              <w:t>수</w:t>
+            </w:r>
+          </w:p>
+        </w:tc>
+        <w:tc>
+          <w:tcPr>
+            <w:tcW w:w="1559" w:type="dxa"/>
+          </w:tcPr>
+          <w:p>
+            <w:pPr>
+              <w:widowControl/>
+              <w:wordWrap/>
+              <w:autoSpaceDE/>
+              <w:autoSpaceDN/>
+              <w:jc w:val="center"/>
+            </w:pPr>
+            <w:r>
+              <w:rPr>
+                <w:rFonts w:hint="eastAsia"/>
+              </w:rPr>
+              <w:t>목</w:t>
+            </w:r>
+          </w:p>
+        </w:tc>
+        <w:tc>
+          <w:tcPr>
+            <w:tcW w:w="1560" w:type="dxa"/>
+          </w:tcPr>
+          <w:p>
+            <w:pPr>
+              <w:widowControl/>
+              <w:wordWrap/>
+              <w:autoSpaceDE/>
+              <w:autoSpaceDN/>
+              <w:jc w:val="center"/>
+            </w:pPr>
+            <w:r>
+              <w:rPr>
+                <w:rFonts w:hint="eastAsia"/>
+              </w:rPr>
+              <w:t>금</w:t>
+            </w:r>
+          </w:p>
+        </w:tc>
+        <w:tc>
+          <w:tcPr>
+            <w:tcW w:w="1559" w:type="dxa"/>
+          </w:tcPr>
+          <w:p>
+            <w:pPr>
+              <w:widowControl/>
+              <w:wordWrap/>
+              <w:autoSpaceDE/>
+              <w:autoSpaceDN/>
+              <w:jc w:val="center"/>
+            </w:pPr>
+            <w:r>
+              <w:rPr>
+                <w:rFonts w:hint="eastAsia"/>
+              </w:rPr>
+              <w:t>토</w:t>
+            </w:r>
+          </w:p>
+        </w:tc>
+      </w:tr>
+      <w:tr>
+        <w:trPr>
+          <w:trHeight w:val="284"/>
+          <w:jc w:val="center"/>
+        </w:trPr>
+        <w:tc>
+          <w:tcPr>
+            <w:tcW w:w="10916" w:type="dxa"/>
+            <w:gridSpan w:val="7"/>
+          </w:tcPr>
+          <w:p>
+            <w:pPr>
+              <w:widowControl/>
+              <w:wordWrap/>
+              <w:autoSpaceDE/>
+              <w:autoSpaceDN/>
+              <w:jc w:val="center"/>
+            </w:pPr>
+            <w:r>
+              <w:rPr>
+                <w:rFonts w:hint="eastAsia"/>
+              </w:rPr>
+              <w:t>10</w:t>
+            </w:r>
+          </w:p>
+        </w:tc>
+      </w:tr>
+      <w:tr>
+        <w:trPr>
+          <w:trHeight w:val="1418"/>
+          <w:jc w:val="center"/>
+        </w:trPr>
+        <w:tc>
+          <w:tcPr>
+            <w:tcW w:w="1560" w:type="dxa"/>
+          </w:tcPr>
+          <w:p>
+            <w:pPr>
+              <w:widowControl/>
+              <w:wordWrap/>
+              <w:autoSpaceDE/>
+              <w:autoSpaceDN/>
+            </w:pPr>
+            <w:r>
+              <w:rPr>
+                <w:rFonts w:hint="eastAsia"/>
+              </w:rPr>
+              <w:t>26</w:t>
+            </w:r>
+          </w:p>
+        </w:tc>
+        <w:tc>
+          <w:tcPr>
+            <w:tcW w:w="1560" w:type="dxa"/>
+          </w:tcPr>
+          <w:p>
+            <w:pPr>
+              <w:widowControl/>
+              <w:wordWrap/>
+              <w:autoSpaceDE/>
+              <w:autoSpaceDN/>
+            </w:pPr>
+            <w:r>
+              <w:rPr>
+                <w:rFonts w:hint="eastAsia"/>
+              </w:rPr>
+              <w:t>27</w:t>
+            </w:r>
+          </w:p>
+        </w:tc>
+        <w:tc>
+          <w:tcPr>
+            <w:tcW w:w="1559" w:type="dxa"/>
+          </w:tcPr>
+          <w:p>
+            <w:pPr>
+              <w:widowControl/>
+              <w:wordWrap/>
+              <w:autoSpaceDE/>
+              <w:autoSpaceDN/>
+            </w:pPr>
+            <w:r>
+              <w:rPr>
+                <w:rFonts w:hint="eastAsia"/>
+              </w:rPr>
+              <w:t>28</w:t>
+            </w:r>
+          </w:p>
+        </w:tc>
+        <w:tc>
+          <w:tcPr>
+            <w:tcW w:w="1559" w:type="dxa"/>
+          </w:tcPr>
+          <w:p>
+            <w:pPr>
+              <w:widowControl/>
+              <w:wordWrap/>
+              <w:autoSpaceDE/>
+              <w:autoSpaceDN/>
+            </w:pPr>
+            <w:r>
+              <w:rPr>
+                <w:rFonts w:hint="eastAsia"/>
+              </w:rPr>
+              <w:t>29</w:t>
+            </w:r>
+          </w:p>
+          <w:p>
+            <w:pPr>
+              <w:widowControl/>
+              <w:wordWrap/>
+              <w:autoSpaceDE/>
+              <w:autoSpaceDN/>
+            </w:pPr>
+          </w:p>
+        </w:tc>
+        <w:tc>
+          <w:tcPr>
+            <w:tcW w:w="1559" w:type="dxa"/>
+          </w:tcPr>
+          <w:p>
+            <w:pPr>
+              <w:widowControl/>
+              <w:wordWrap/>
+              <w:autoSpaceDE/>
+              <w:autoSpaceDN/>
+            </w:pPr>
+            <w:r>
+              <w:rPr>
+                <w:rFonts w:hint="eastAsia"/>
+              </w:rPr>
+              <w:t>30</w:t>
+            </w:r>
+          </w:p>
+          <w:p>
+            <w:pPr>
+              <w:widowControl/>
+              <w:wordWrap/>
+              <w:autoSpaceDE/>
+              <w:autoSpaceDN/>
+              <w:rPr>
+                <w:sz w:val="20"/>
+                <w:szCs w:val="20"/>
+              </w:rPr>
+            </w:pPr>
+          </w:p>
+        </w:tc>
+        <w:tc>
+          <w:tcPr>
+            <w:tcW w:w="1560" w:type="dxa"/>
+          </w:tcPr>
+          <w:p>
+            <w:pPr>
+              <w:widowControl/>
+              <w:wordWrap/>
+              <w:autoSpaceDE/>
+              <w:autoSpaceDN/>
+            </w:pPr>
+            <w:r>
+              <w:rPr>
+                <w:rFonts w:hint="eastAsia"/>
+              </w:rPr>
+              <w:t>31</w:t>
+            </w:r>
+          </w:p>
+          <w:p>
+            <w:pPr>
+              <w:widowControl/>
+              <w:wordWrap/>
+              <w:autoSpaceDE/>
+              <w:autoSpaceDN/>
+              <w:rPr>
+                <w:rFonts w:eastAsiaTheme="minorHAnsi"/>
+                <w:sz w:val="20"/>
+                <w:szCs w:val="20"/>
+              </w:rPr>
+            </w:pPr>
+            <w:r>
+              <w:t xml:space="preserve">client </w:t>
+            </w:r>
+            <w:proofErr w:type="spellStart"/>
+            <w:r>
+              <w:rPr>
+                <w:rFonts w:eastAsiaTheme="minorHAnsi" w:hint="eastAsia"/>
+                <w:sz w:val="20"/>
+                <w:szCs w:val="20"/>
+              </w:rPr>
+              <w:t>RecvThread</w:t>
+            </w:r>
+            <w:proofErr w:type="spellEnd"/>
+          </w:p>
+          <w:p>
+            <w:pPr>
+              <w:widowControl/>
+              <w:wordWrap/>
+              <w:autoSpaceDE/>
+              <w:autoSpaceDN/>
+            </w:pPr>
+            <w:r>
+              <w:t>생성</w:t>
+            </w:r>
+          </w:p>
+        </w:tc>
+        <w:tc>
+          <w:tcPr>
+            <w:tcW w:w="1559" w:type="dxa"/>
+          </w:tcPr>
+          <w:p>
+            <w:pPr>
+              <w:widowControl/>
+              <w:wordWrap/>
+              <w:autoSpaceDE/>
+              <w:autoSpaceDN/>
+            </w:pPr>
+            <w:r>
+              <w:rPr>
+                <w:rFonts w:hint="eastAsia"/>
+              </w:rPr>
+              <w:t>11/1</w:t>
+            </w:r>
+            <w:r>
+              <w:br/>
+            </w:r>
+          </w:p>
+        </w:tc>
+      </w:tr>
+      <w:tr>
+        <w:trPr>
+          <w:trHeight w:val="284"/>
+          <w:jc w:val="center"/>
+        </w:trPr>
+        <w:tc>
+          <w:tcPr>
+            <w:tcW w:w="10916" w:type="dxa"/>
+            <w:gridSpan w:val="7"/>
+          </w:tcPr>
+          <w:p>
+            <w:pPr>
+              <w:widowControl/>
+              <w:wordWrap/>
+              <w:autoSpaceDE/>
+              <w:autoSpaceDN/>
+              <w:jc w:val="center"/>
+            </w:pPr>
+            <w:r>
+              <w:rPr>
+                <w:rFonts w:hint="eastAsia"/>
+              </w:rPr>
+              <w:t>11</w:t>
+            </w:r>
+          </w:p>
+        </w:tc>
+      </w:tr>
+      <w:tr>
+        <w:trPr>
+          <w:trHeight w:val="1418"/>
+          <w:jc w:val="center"/>
+        </w:trPr>
+        <w:tc>
+          <w:tcPr>
+            <w:tcW w:w="1560" w:type="dxa"/>
+          </w:tcPr>
+          <w:p>
+            <w:pPr>
+              <w:widowControl/>
+              <w:wordWrap/>
+              <w:autoSpaceDE/>
+              <w:autoSpaceDN/>
+            </w:pPr>
+            <w:r>
+              <w:rPr>
+                <w:rFonts w:hint="eastAsia"/>
+              </w:rPr>
+              <w:t>2</w:t>
+            </w:r>
+            <w:r>
+              <w:br/>
+            </w:r>
+          </w:p>
+          <w:p>
+            <w:pPr>
+              <w:widowControl/>
+              <w:wordWrap/>
+              <w:autoSpaceDE/>
+              <w:autoSpaceDN/>
+            </w:pPr>
+          </w:p>
+        </w:tc>
+        <w:tc>
+          <w:tcPr>
+            <w:tcW w:w="1560" w:type="dxa"/>
+          </w:tcPr>
+          <w:p>
+            <w:pPr>
+              <w:widowControl/>
+              <w:wordWrap/>
+              <w:autoSpaceDE/>
+              <w:autoSpaceDN/>
+            </w:pPr>
+            <w:r>
+              <w:rPr>
+                <w:rFonts w:hint="eastAsia"/>
+              </w:rPr>
+              <w:t>3</w:t>
+            </w:r>
+          </w:p>
+          <w:p>
+            <w:pPr>
+              <w:widowControl/>
+              <w:wordWrap/>
+              <w:autoSpaceDE/>
+              <w:autoSpaceDN/>
+              <w:rPr>
+                <w:sz w:val="20"/>
+                <w:szCs w:val="20"/>
+              </w:rPr>
+            </w:pPr>
+            <w:r>
+              <w:rPr>
+                <w:rFonts w:hint="eastAsia"/>
+                <w:sz w:val="20"/>
+                <w:szCs w:val="20"/>
+              </w:rPr>
+              <w:t xml:space="preserve">로그인 </w:t>
+            </w:r>
+            <w:r>
+              <w:rPr>
+                <w:rFonts w:hint="eastAsia"/>
+                <w:sz w:val="20"/>
+                <w:szCs w:val="20"/>
+              </w:rPr>
+              <w:t>화면 구현</w:t>
+            </w:r>
+          </w:p>
+          <w:p>
+            <w:pPr>
+              <w:widowControl/>
+              <w:wordWrap/>
+              <w:autoSpaceDE/>
+              <w:autoSpaceDN/>
+            </w:pPr>
+          </w:p>
+        </w:tc>
+        <w:tc>
+          <w:tcPr>
+            <w:tcW w:w="1559" w:type="dxa"/>
+          </w:tcPr>
+          <w:p>
+            <w:pPr>
+              <w:widowControl/>
+              <w:wordWrap/>
+              <w:autoSpaceDE/>
+              <w:autoSpaceDN/>
+            </w:pPr>
+            <w:r>
+              <w:rPr>
+                <w:rFonts w:hint="eastAsia"/>
+              </w:rPr>
+              <w:t>4</w:t>
+            </w:r>
+          </w:p>
+          <w:p>
+            <w:pPr>
+              <w:widowControl/>
+              <w:wordWrap/>
+              <w:autoSpaceDE/>
+              <w:autoSpaceDN/>
+            </w:pPr>
+          </w:p>
+        </w:tc>
+        <w:tc>
+          <w:tcPr>
+            <w:tcW w:w="1559" w:type="dxa"/>
+          </w:tcPr>
+          <w:p>
+            <w:pPr>
+              <w:widowControl/>
+              <w:wordWrap/>
+              <w:autoSpaceDE/>
+              <w:autoSpaceDN/>
+              <w:rPr>
+                <w:color w:val="960000"/>
+                <w:sz w:val="14"/>
+                <w:szCs w:val="14"/>
+              </w:rPr>
+            </w:pPr>
+            <w:r>
+              <w:rPr>
+                <w:rFonts w:hint="eastAsia"/>
+              </w:rPr>
+              <w:t>5</w:t>
+            </w:r>
+          </w:p>
+          <w:p>
+            <w:pPr>
+              <w:widowControl/>
+              <w:wordWrap/>
+              <w:autoSpaceDE/>
+              <w:autoSpaceDN/>
+              <w:rPr>
+                <w:color w:val="960000"/>
+                <w:sz w:val="16"/>
+                <w:szCs w:val="16"/>
+              </w:rPr>
+            </w:pPr>
+            <w:proofErr w:type="spellStart"/>
+            <w:r>
+              <w:rPr>
+                <w:rFonts w:hint="eastAsia"/>
+                <w:color w:val="960000"/>
+                <w:sz w:val="16"/>
+                <w:szCs w:val="16"/>
+              </w:rPr>
+              <w:t>패킷테스트</w:t>
+            </w:r>
+            <w:proofErr w:type="spellEnd"/>
+          </w:p>
+          <w:p>
+            <w:pPr>
+              <w:widowControl/>
+              <w:wordWrap/>
+              <w:autoSpaceDE/>
+              <w:autoSpaceDN/>
+              <w:rPr>
+                <w:color w:val="960000"/>
+                <w:sz w:val="16"/>
+                <w:szCs w:val="16"/>
+              </w:rPr>
+            </w:pPr>
+            <w:r>
+              <w:rPr>
+                <w:rFonts w:hint="eastAsia"/>
+                <w:color w:val="960000"/>
+                <w:sz w:val="16"/>
+                <w:szCs w:val="16"/>
+              </w:rPr>
+              <w:t>진행 보고 및 회의</w:t>
+            </w:r>
+          </w:p>
+        </w:tc>
+        <w:tc>
+          <w:tcPr>
+            <w:tcW w:w="1559" w:type="dxa"/>
+          </w:tcPr>
+          <w:p>
+            <w:pPr>
+              <w:widowControl/>
+              <w:wordWrap/>
+              <w:autoSpaceDE/>
+              <w:autoSpaceDN/>
+            </w:pPr>
+            <w:r>
+              <w:rPr>
+                <w:rFonts w:hint="eastAsia"/>
+              </w:rPr>
+              <w:t>6</w:t>
+            </w:r>
+          </w:p>
+          <w:p>
+            <w:pPr>
+              <w:widowControl/>
+              <w:wordWrap/>
+              <w:autoSpaceDE/>
+              <w:autoSpaceDN/>
+            </w:pPr>
+            <w:r>
+              <w:rPr>
+                <w:rFonts w:hint="eastAsia"/>
+              </w:rPr>
+              <w:t>로비 화면 구현</w:t>
+            </w:r>
+          </w:p>
+        </w:tc>
+        <w:tc>
+          <w:tcPr>
+            <w:tcW w:w="1560" w:type="dxa"/>
+          </w:tcPr>
+          <w:p>
+            <w:pPr>
+              <w:widowControl/>
+              <w:wordWrap/>
+              <w:autoSpaceDE/>
+              <w:autoSpaceDN/>
+            </w:pPr>
+            <w:r>
+              <w:rPr>
+                <w:rFonts w:hint="eastAsia"/>
+              </w:rPr>
+              <w:t>7</w:t>
+            </w:r>
+          </w:p>
+          <w:p>
+            <w:pPr>
+              <w:widowControl/>
+              <w:wordWrap/>
+              <w:autoSpaceDE/>
+              <w:autoSpaceDN/>
+            </w:pPr>
+          </w:p>
+        </w:tc>
+        <w:tc>
+          <w:tcPr>
+            <w:tcW w:w="1559" w:type="dxa"/>
+          </w:tcPr>
+          <w:p>
+            <w:pPr>
+              <w:widowControl/>
+              <w:wordWrap/>
+              <w:autoSpaceDE/>
+              <w:autoSpaceDN/>
+            </w:pPr>
+            <w:r>
+              <w:rPr>
+                <w:rFonts w:hint="eastAsia"/>
+              </w:rPr>
+              <w:t>8</w:t>
+            </w:r>
+          </w:p>
+          <w:p>
+            <w:pPr>
+              <w:widowControl/>
+              <w:wordWrap/>
+              <w:autoSpaceDE/>
+              <w:autoSpaceDN/>
+            </w:pPr>
+          </w:p>
+        </w:tc>
+      </w:tr>
+      <w:tr>
+        <w:trPr>
+          <w:trHeight w:val="1418"/>
+          <w:jc w:val="center"/>
+        </w:trPr>
+        <w:tc>
+          <w:tcPr>
+            <w:tcW w:w="1560" w:type="dxa"/>
+          </w:tcPr>
+          <w:p>
+            <w:pPr>
+              <w:widowControl/>
+              <w:wordWrap/>
+              <w:autoSpaceDE/>
+              <w:autoSpaceDN/>
+            </w:pPr>
+            <w:r>
+              <w:rPr>
+                <w:rFonts w:hint="eastAsia"/>
+              </w:rPr>
+              <w:t>9</w:t>
+            </w:r>
+          </w:p>
+          <w:p>
+            <w:pPr>
+              <w:widowControl/>
+              <w:wordWrap/>
+              <w:autoSpaceDE/>
+              <w:autoSpaceDN/>
+            </w:pPr>
+          </w:p>
+        </w:tc>
+        <w:tc>
+          <w:tcPr>
+            <w:tcW w:w="1560" w:type="dxa"/>
+          </w:tcPr>
+          <w:p>
+            <w:pPr>
+              <w:widowControl/>
+              <w:wordWrap/>
+              <w:autoSpaceDE/>
+              <w:autoSpaceDN/>
+            </w:pPr>
+            <w:r>
+              <w:rPr>
+                <w:rFonts w:hint="eastAsia"/>
+              </w:rPr>
+              <w:t>10</w:t>
+            </w:r>
+          </w:p>
+          <w:p>
+            <w:pPr>
+              <w:widowControl/>
+              <w:wordWrap/>
+              <w:autoSpaceDE/>
+              <w:autoSpaceDN/>
+            </w:pPr>
+            <w:r>
+              <w:rPr>
+                <w:rFonts w:hint="eastAsia"/>
+              </w:rPr>
+              <w:t>대기실 화면 구현</w:t>
+            </w:r>
+          </w:p>
+        </w:tc>
+        <w:tc>
+          <w:tcPr>
+            <w:tcW w:w="1559" w:type="dxa"/>
+          </w:tcPr>
+          <w:p>
+            <w:pPr>
+              <w:widowControl/>
+              <w:wordWrap/>
+              <w:autoSpaceDE/>
+              <w:autoSpaceDN/>
+            </w:pPr>
+            <w:r>
+              <w:rPr>
+                <w:rFonts w:hint="eastAsia"/>
+              </w:rPr>
+              <w:t>11</w:t>
+            </w:r>
+          </w:p>
+        </w:tc>
+        <w:tc>
+          <w:tcPr>
+            <w:tcW w:w="1559" w:type="dxa"/>
+          </w:tcPr>
+          <w:p>
+            <w:pPr>
+              <w:widowControl/>
+              <w:wordWrap/>
+              <w:autoSpaceDE/>
+              <w:autoSpaceDN/>
+              <w:rPr>
+                <w:color w:val="960000"/>
+                <w:sz w:val="14"/>
+                <w:szCs w:val="14"/>
+              </w:rPr>
+            </w:pPr>
+            <w:r>
+              <w:rPr>
+                <w:rFonts w:hint="eastAsia"/>
+              </w:rPr>
+              <w:t>12</w:t>
+            </w:r>
+          </w:p>
+          <w:p>
+            <w:pPr>
+              <w:widowControl/>
+              <w:wordWrap/>
+              <w:autoSpaceDE/>
+              <w:autoSpaceDN/>
+              <w:rPr>
+                <w:color w:val="960000"/>
+                <w:sz w:val="16"/>
+                <w:szCs w:val="16"/>
+              </w:rPr>
+            </w:pPr>
+            <w:proofErr w:type="spellStart"/>
+            <w:r>
+              <w:rPr>
+                <w:rFonts w:hint="eastAsia"/>
+                <w:color w:val="960000"/>
+                <w:sz w:val="16"/>
+                <w:szCs w:val="16"/>
+              </w:rPr>
+              <w:t>패킷테스트</w:t>
+            </w:r>
+            <w:proofErr w:type="spellEnd"/>
+          </w:p>
+          <w:p>
+            <w:pPr>
+              <w:widowControl/>
+              <w:wordWrap/>
+              <w:autoSpaceDE/>
+              <w:autoSpaceDN/>
+            </w:pPr>
+            <w:r>
+              <w:rPr>
+                <w:rFonts w:hint="eastAsia"/>
+                <w:color w:val="960000"/>
+                <w:sz w:val="16"/>
+                <w:szCs w:val="16"/>
+              </w:rPr>
+              <w:t>진행 보고 및 회의</w:t>
+            </w:r>
+          </w:p>
+        </w:tc>
+        <w:tc>
+          <w:tcPr>
+            <w:tcW w:w="1559" w:type="dxa"/>
+          </w:tcPr>
+          <w:p>
+            <w:pPr>
+              <w:widowControl/>
+              <w:wordWrap/>
+              <w:autoSpaceDE/>
+              <w:autoSpaceDN/>
+            </w:pPr>
+            <w:r>
+              <w:rPr>
+                <w:rFonts w:hint="eastAsia"/>
+              </w:rPr>
+              <w:t>13</w:t>
+            </w:r>
+          </w:p>
+        </w:tc>
+        <w:tc>
+          <w:tcPr>
+            <w:tcW w:w="1560" w:type="dxa"/>
+          </w:tcPr>
+          <w:p>
+            <w:pPr>
+              <w:widowControl/>
+              <w:wordWrap/>
+              <w:autoSpaceDE/>
+              <w:autoSpaceDN/>
+            </w:pPr>
+            <w:r>
+              <w:rPr>
+                <w:rFonts w:hint="eastAsia"/>
+              </w:rPr>
+              <w:t>14</w:t>
+            </w:r>
+          </w:p>
+          <w:p>
+            <w:pPr>
+              <w:widowControl/>
+              <w:wordWrap/>
+              <w:autoSpaceDE/>
+              <w:autoSpaceDN/>
+            </w:pPr>
+          </w:p>
+        </w:tc>
+        <w:tc>
+          <w:tcPr>
+            <w:tcW w:w="1559" w:type="dxa"/>
+          </w:tcPr>
+          <w:p>
+            <w:pPr>
+              <w:widowControl/>
+              <w:wordWrap/>
+              <w:autoSpaceDE/>
+              <w:autoSpaceDN/>
+            </w:pPr>
+            <w:r>
+              <w:rPr>
+                <w:rFonts w:hint="eastAsia"/>
+              </w:rPr>
+              <w:t>15</w:t>
+            </w:r>
+          </w:p>
+        </w:tc>
+      </w:tr>
+      <w:tr>
+        <w:trPr>
+          <w:trHeight w:val="1418"/>
+          <w:jc w:val="center"/>
+        </w:trPr>
+        <w:tc>
+          <w:tcPr>
+            <w:tcW w:w="1560" w:type="dxa"/>
+          </w:tcPr>
+          <w:p>
+            <w:pPr>
+              <w:widowControl/>
+              <w:wordWrap/>
+              <w:autoSpaceDE/>
+              <w:autoSpaceDN/>
+            </w:pPr>
+            <w:r>
+              <w:rPr>
+                <w:rFonts w:hint="eastAsia"/>
+              </w:rPr>
+              <w:t>16</w:t>
+            </w:r>
+          </w:p>
+        </w:tc>
+        <w:tc>
+          <w:tcPr>
+            <w:tcW w:w="1560" w:type="dxa"/>
+          </w:tcPr>
+          <w:p>
+            <w:pPr>
+              <w:widowControl/>
+              <w:wordWrap/>
+              <w:autoSpaceDE/>
+              <w:autoSpaceDN/>
+            </w:pPr>
+            <w:r>
+              <w:rPr>
+                <w:rFonts w:hint="eastAsia"/>
+              </w:rPr>
+              <w:t>17</w:t>
+            </w:r>
+          </w:p>
+          <w:p>
+            <w:pPr>
+              <w:widowControl/>
+              <w:wordWrap/>
+              <w:autoSpaceDE/>
+              <w:autoSpaceDN/>
+            </w:pPr>
+            <w:proofErr w:type="spellStart"/>
+            <w:proofErr w:type="gramStart"/>
+            <w:r>
+              <w:rPr>
+                <w:rFonts w:eastAsiaTheme="minorHAnsi"/>
+                <w:sz w:val="20"/>
+                <w:szCs w:val="20"/>
+              </w:rPr>
+              <w:t>WallCollisionCheck</w:t>
+            </w:r>
+            <w:proofErr w:type="spellEnd"/>
+            <w:r>
+              <w:rPr>
+                <w:rFonts w:eastAsiaTheme="minorHAnsi"/>
+                <w:sz w:val="20"/>
+                <w:szCs w:val="20"/>
+              </w:rPr>
+              <w:t>(</w:t>
+            </w:r>
+            <w:proofErr w:type="gramEnd"/>
+            <w:r>
+              <w:rPr>
+                <w:rFonts w:eastAsiaTheme="minorHAnsi"/>
+                <w:sz w:val="20"/>
+                <w:szCs w:val="20"/>
+              </w:rPr>
+              <w:t>)</w:t>
+            </w:r>
+            <w:r>
+              <w:rPr>
+                <w:rFonts w:eastAsiaTheme="minorHAnsi"/>
+                <w:szCs w:val="22"/>
+              </w:rPr>
+              <w:t> </w:t>
+            </w:r>
+          </w:p>
+        </w:tc>
+        <w:tc>
+          <w:tcPr>
+            <w:tcW w:w="1559" w:type="dxa"/>
+          </w:tcPr>
+          <w:p>
+            <w:pPr>
+              <w:widowControl/>
+              <w:wordWrap/>
+              <w:autoSpaceDE/>
+              <w:autoSpaceDN/>
+            </w:pPr>
+            <w:r>
+              <w:rPr>
+                <w:rFonts w:hint="eastAsia"/>
+              </w:rPr>
+              <w:t>18</w:t>
+            </w:r>
+          </w:p>
+        </w:tc>
+        <w:tc>
+          <w:tcPr>
+            <w:tcW w:w="1559" w:type="dxa"/>
+          </w:tcPr>
+          <w:p>
+            <w:pPr>
+              <w:widowControl/>
+              <w:wordWrap/>
+              <w:autoSpaceDE/>
+              <w:autoSpaceDN/>
+              <w:rPr>
+                <w:color w:val="960000"/>
+                <w:sz w:val="14"/>
+                <w:szCs w:val="14"/>
+              </w:rPr>
+            </w:pPr>
+            <w:r>
+              <w:rPr>
+                <w:rFonts w:hint="eastAsia"/>
+              </w:rPr>
+              <w:t>19</w:t>
+            </w:r>
+          </w:p>
+          <w:p>
+            <w:pPr>
+              <w:widowControl/>
+              <w:wordWrap/>
+              <w:autoSpaceDE/>
+              <w:autoSpaceDN/>
+              <w:rPr>
+                <w:color w:val="960000"/>
+                <w:sz w:val="16"/>
+                <w:szCs w:val="16"/>
+              </w:rPr>
+            </w:pPr>
+            <w:proofErr w:type="spellStart"/>
+            <w:r>
+              <w:rPr>
+                <w:rFonts w:hint="eastAsia"/>
+                <w:color w:val="960000"/>
+                <w:sz w:val="16"/>
+                <w:szCs w:val="16"/>
+              </w:rPr>
+              <w:t>패킷테스트</w:t>
+            </w:r>
+            <w:proofErr w:type="spellEnd"/>
+          </w:p>
+          <w:p>
+            <w:pPr>
+              <w:widowControl/>
+              <w:wordWrap/>
+              <w:autoSpaceDE/>
+              <w:autoSpaceDN/>
+            </w:pPr>
+            <w:r>
+              <w:rPr>
+                <w:rFonts w:hint="eastAsia"/>
+                <w:color w:val="960000"/>
+                <w:sz w:val="16"/>
+                <w:szCs w:val="16"/>
+              </w:rPr>
+              <w:t>진행 보고 및 회의</w:t>
+            </w:r>
+          </w:p>
+        </w:tc>
+        <w:tc>
+          <w:tcPr>
+            <w:tcW w:w="1559" w:type="dxa"/>
+          </w:tcPr>
+          <w:p>
+            <w:pPr>
+              <w:widowControl/>
+              <w:wordWrap/>
+              <w:autoSpaceDE/>
+              <w:autoSpaceDN/>
+              <w:rPr>
+                <w:rFonts w:hint="eastAsia"/>
+              </w:rPr>
+            </w:pPr>
+            <w:r>
+              <w:rPr>
+                <w:rFonts w:hint="eastAsia"/>
+              </w:rPr>
+              <w:t>20</w:t>
+            </w:r>
+          </w:p>
+          <w:p>
+            <w:pPr>
+              <w:widowControl/>
+              <w:wordWrap/>
+              <w:autoSpaceDE/>
+              <w:autoSpaceDN/>
+              <w:rPr>
+                <w:sz w:val="18"/>
+                <w:szCs w:val="18"/>
+              </w:rPr>
+            </w:pPr>
+            <w:r>
+              <w:rPr>
+                <w:sz w:val="18"/>
+                <w:szCs w:val="18"/>
+              </w:rPr>
+              <w:t>client process packet</w:t>
+            </w:r>
+            <w:r>
+              <w:rPr>
+                <w:rFonts w:hint="eastAsia"/>
+                <w:sz w:val="18"/>
+                <w:szCs w:val="18"/>
+              </w:rPr>
+              <w:t>() 업데이트</w:t>
+            </w:r>
+          </w:p>
+        </w:tc>
+        <w:tc>
+          <w:tcPr>
+            <w:tcW w:w="1560" w:type="dxa"/>
+          </w:tcPr>
+          <w:p>
+            <w:pPr>
+              <w:widowControl/>
+              <w:wordWrap/>
+              <w:autoSpaceDE/>
+              <w:autoSpaceDN/>
+            </w:pPr>
+            <w:r>
+              <w:rPr>
+                <w:rFonts w:hint="eastAsia"/>
+              </w:rPr>
+              <w:t>21</w:t>
+            </w:r>
+          </w:p>
+        </w:tc>
+        <w:tc>
+          <w:tcPr>
+            <w:tcW w:w="1559" w:type="dxa"/>
+          </w:tcPr>
+          <w:p>
+            <w:pPr>
+              <w:widowControl/>
+              <w:wordWrap/>
+              <w:autoSpaceDE/>
+              <w:autoSpaceDN/>
+            </w:pPr>
+            <w:r>
+              <w:rPr>
+                <w:rFonts w:hint="eastAsia"/>
+              </w:rPr>
+              <w:t>22</w:t>
+            </w:r>
+          </w:p>
+        </w:tc>
+      </w:tr>
+      <w:tr>
+        <w:trPr>
+          <w:trHeight w:val="1418"/>
+          <w:jc w:val="center"/>
+        </w:trPr>
+        <w:tc>
+          <w:tcPr>
+            <w:tcW w:w="1560" w:type="dxa"/>
+          </w:tcPr>
+          <w:p>
+            <w:pPr>
+              <w:widowControl/>
+              <w:wordWrap/>
+              <w:autoSpaceDE/>
+              <w:autoSpaceDN/>
+            </w:pPr>
+            <w:r>
+              <w:rPr>
+                <w:rFonts w:hint="eastAsia"/>
+              </w:rPr>
+              <w:t>23</w:t>
+            </w:r>
+          </w:p>
+        </w:tc>
+        <w:tc>
+          <w:tcPr>
+            <w:tcW w:w="1560" w:type="dxa"/>
+          </w:tcPr>
+          <w:p>
+            <w:pPr>
+              <w:widowControl/>
+              <w:wordWrap/>
+              <w:autoSpaceDE/>
+              <w:autoSpaceDN/>
+            </w:pPr>
+            <w:r>
+              <w:rPr>
+                <w:rFonts w:hint="eastAsia"/>
+              </w:rPr>
+              <w:t>24</w:t>
+            </w:r>
+          </w:p>
+          <w:p>
+            <w:pPr>
+              <w:widowControl/>
+              <w:wordWrap/>
+              <w:autoSpaceDE/>
+              <w:autoSpaceDN/>
+              <w:rPr>
+                <w:rFonts w:eastAsiaTheme="minorHAnsi"/>
+                <w:sz w:val="20"/>
+                <w:szCs w:val="20"/>
+              </w:rPr>
+            </w:pPr>
+            <w:proofErr w:type="spellStart"/>
+            <w:proofErr w:type="gramStart"/>
+            <w:r>
+              <w:rPr>
+                <w:rFonts w:eastAsiaTheme="minorHAnsi"/>
+                <w:sz w:val="20"/>
+                <w:szCs w:val="20"/>
+              </w:rPr>
+              <w:t>CollisionCheck</w:t>
+            </w:r>
+            <w:proofErr w:type="spellEnd"/>
+            <w:r>
+              <w:rPr>
+                <w:rFonts w:eastAsiaTheme="minorHAnsi"/>
+                <w:sz w:val="20"/>
+                <w:szCs w:val="20"/>
+              </w:rPr>
+              <w:t>(</w:t>
+            </w:r>
+            <w:proofErr w:type="gramEnd"/>
+            <w:r>
+              <w:rPr>
+                <w:rFonts w:eastAsiaTheme="minorHAnsi"/>
+                <w:sz w:val="20"/>
+                <w:szCs w:val="20"/>
+              </w:rPr>
+              <w:t>)</w:t>
+            </w:r>
+          </w:p>
+          <w:p>
+            <w:pPr>
+              <w:widowControl/>
+              <w:wordWrap/>
+              <w:autoSpaceDE/>
+              <w:autoSpaceDN/>
+            </w:pPr>
+          </w:p>
+        </w:tc>
+        <w:tc>
+          <w:tcPr>
+            <w:tcW w:w="1559" w:type="dxa"/>
+          </w:tcPr>
+          <w:p>
+            <w:pPr>
+              <w:widowControl/>
+              <w:wordWrap/>
+              <w:autoSpaceDE/>
+              <w:autoSpaceDN/>
+            </w:pPr>
+            <w:r>
+              <w:rPr>
+                <w:rFonts w:hint="eastAsia"/>
+              </w:rPr>
+              <w:t>25</w:t>
+            </w:r>
+          </w:p>
+        </w:tc>
+        <w:tc>
+          <w:tcPr>
+            <w:tcW w:w="1559" w:type="dxa"/>
+          </w:tcPr>
+          <w:p>
+            <w:pPr>
+              <w:widowControl/>
+              <w:wordWrap/>
+              <w:autoSpaceDE/>
+              <w:autoSpaceDN/>
+              <w:rPr>
+                <w:color w:val="960000"/>
+                <w:sz w:val="14"/>
+                <w:szCs w:val="14"/>
+              </w:rPr>
+            </w:pPr>
+            <w:r>
+              <w:rPr>
+                <w:rFonts w:hint="eastAsia"/>
+              </w:rPr>
+              <w:t>26</w:t>
+            </w:r>
+          </w:p>
+          <w:p>
+            <w:pPr>
+              <w:widowControl/>
+              <w:wordWrap/>
+              <w:autoSpaceDE/>
+              <w:autoSpaceDN/>
+              <w:rPr>
+                <w:color w:val="960000"/>
+                <w:sz w:val="16"/>
+                <w:szCs w:val="16"/>
+              </w:rPr>
+            </w:pPr>
+            <w:proofErr w:type="spellStart"/>
+            <w:r>
+              <w:rPr>
+                <w:rFonts w:hint="eastAsia"/>
+                <w:color w:val="960000"/>
+                <w:sz w:val="16"/>
+                <w:szCs w:val="16"/>
+              </w:rPr>
+              <w:t>패킷테스트</w:t>
+            </w:r>
+            <w:proofErr w:type="spellEnd"/>
+          </w:p>
+          <w:p>
+            <w:pPr>
+              <w:widowControl/>
+              <w:wordWrap/>
+              <w:autoSpaceDE/>
+              <w:autoSpaceDN/>
+            </w:pPr>
+            <w:r>
+              <w:rPr>
+                <w:rFonts w:hint="eastAsia"/>
+                <w:color w:val="960000"/>
+                <w:sz w:val="16"/>
+                <w:szCs w:val="16"/>
+              </w:rPr>
+              <w:t>진행 보고 및 회의</w:t>
+            </w:r>
+          </w:p>
+        </w:tc>
+        <w:tc>
+          <w:tcPr>
+            <w:tcW w:w="1559" w:type="dxa"/>
+          </w:tcPr>
+          <w:p>
+            <w:pPr>
+              <w:widowControl/>
+              <w:wordWrap/>
+              <w:autoSpaceDE/>
+              <w:autoSpaceDN/>
+            </w:pPr>
+            <w:r>
+              <w:rPr>
+                <w:rFonts w:hint="eastAsia"/>
+              </w:rPr>
+              <w:t>27</w:t>
+            </w:r>
+          </w:p>
+          <w:p>
+            <w:pPr>
+              <w:widowControl/>
+              <w:wordWrap/>
+              <w:autoSpaceDE/>
+              <w:autoSpaceDN/>
+              <w:rPr>
+                <w:rFonts w:eastAsiaTheme="minorHAnsi"/>
+                <w:sz w:val="20"/>
+                <w:szCs w:val="20"/>
+              </w:rPr>
+            </w:pPr>
+            <w:proofErr w:type="spellStart"/>
+            <w:proofErr w:type="gramStart"/>
+            <w:r>
+              <w:rPr>
+                <w:rFonts w:eastAsiaTheme="minorHAnsi"/>
+                <w:sz w:val="20"/>
+                <w:szCs w:val="20"/>
+              </w:rPr>
+              <w:t>PlayerCollisionCheck</w:t>
+            </w:r>
+            <w:proofErr w:type="spellEnd"/>
+            <w:r>
+              <w:rPr>
+                <w:rFonts w:eastAsiaTheme="minorHAnsi"/>
+                <w:sz w:val="20"/>
+                <w:szCs w:val="20"/>
+              </w:rPr>
+              <w:t>(</w:t>
+            </w:r>
+            <w:proofErr w:type="gramEnd"/>
+            <w:r>
+              <w:rPr>
+                <w:rFonts w:eastAsiaTheme="minorHAnsi"/>
+                <w:sz w:val="20"/>
+                <w:szCs w:val="20"/>
+              </w:rPr>
+              <w:t>)</w:t>
+            </w:r>
+          </w:p>
+          <w:p>
+            <w:pPr>
+              <w:widowControl/>
+              <w:wordWrap/>
+              <w:autoSpaceDE/>
+              <w:autoSpaceDN/>
+            </w:pPr>
+            <w:r>
+              <w:rPr>
+                <w:sz w:val="18"/>
+                <w:szCs w:val="18"/>
+              </w:rPr>
+              <w:t>client process packet</w:t>
+            </w:r>
+            <w:r>
+              <w:rPr>
+                <w:rFonts w:hint="eastAsia"/>
+                <w:sz w:val="18"/>
+                <w:szCs w:val="18"/>
+              </w:rPr>
+              <w:t>() 업데이트</w:t>
+            </w:r>
+          </w:p>
+        </w:tc>
+        <w:tc>
+          <w:tcPr>
+            <w:tcW w:w="1560" w:type="dxa"/>
+          </w:tcPr>
+          <w:p>
+            <w:pPr>
+              <w:widowControl/>
+              <w:wordWrap/>
+              <w:autoSpaceDE/>
+              <w:autoSpaceDN/>
+            </w:pPr>
+            <w:r>
+              <w:rPr>
+                <w:rFonts w:hint="eastAsia"/>
+              </w:rPr>
+              <w:t>28</w:t>
+            </w:r>
+          </w:p>
+        </w:tc>
+        <w:tc>
+          <w:tcPr>
+            <w:tcW w:w="1559" w:type="dxa"/>
+          </w:tcPr>
+          <w:p>
+            <w:pPr>
+              <w:widowControl/>
+              <w:wordWrap/>
+              <w:autoSpaceDE/>
+              <w:autoSpaceDN/>
+            </w:pPr>
+            <w:r>
+              <w:rPr>
+                <w:rFonts w:hint="eastAsia"/>
+              </w:rPr>
+              <w:t>29</w:t>
+            </w:r>
+          </w:p>
+        </w:tc>
+      </w:tr>
+      <w:tr>
+        <w:trPr>
+          <w:trHeight w:val="284"/>
+          <w:jc w:val="center"/>
+        </w:trPr>
+        <w:tc>
+          <w:tcPr>
+            <w:tcW w:w="10916" w:type="dxa"/>
+            <w:gridSpan w:val="7"/>
+          </w:tcPr>
+          <w:p>
+            <w:pPr>
+              <w:widowControl/>
+              <w:wordWrap/>
+              <w:autoSpaceDE/>
+              <w:autoSpaceDN/>
+              <w:jc w:val="center"/>
+            </w:pPr>
+            <w:r>
+              <w:rPr>
+                <w:rFonts w:hint="eastAsia"/>
+              </w:rPr>
+              <w:t>12</w:t>
+            </w:r>
+          </w:p>
+        </w:tc>
+      </w:tr>
+      <w:tr>
+        <w:trPr>
+          <w:trHeight w:val="1418"/>
+          <w:jc w:val="center"/>
+        </w:trPr>
+        <w:tc>
+          <w:tcPr>
+            <w:tcW w:w="1560" w:type="dxa"/>
+          </w:tcPr>
+          <w:p>
+            <w:pPr>
+              <w:widowControl/>
+              <w:wordWrap/>
+              <w:autoSpaceDE/>
+              <w:autoSpaceDN/>
+            </w:pPr>
+            <w:r>
+              <w:rPr>
+                <w:rFonts w:hint="eastAsia"/>
+              </w:rPr>
+              <w:t>11/30</w:t>
+            </w:r>
+          </w:p>
+        </w:tc>
+        <w:tc>
+          <w:tcPr>
+            <w:tcW w:w="1560" w:type="dxa"/>
+          </w:tcPr>
+          <w:p>
+            <w:pPr>
+              <w:widowControl/>
+              <w:wordWrap/>
+              <w:autoSpaceDE/>
+              <w:autoSpaceDN/>
+            </w:pPr>
+            <w:r>
+              <w:rPr>
+                <w:rFonts w:hint="eastAsia"/>
+              </w:rPr>
+              <w:t>1</w:t>
+            </w:r>
+          </w:p>
+        </w:tc>
+        <w:tc>
+          <w:tcPr>
+            <w:tcW w:w="1559" w:type="dxa"/>
+          </w:tcPr>
+          <w:p>
+            <w:pPr>
+              <w:widowControl/>
+              <w:wordWrap/>
+              <w:autoSpaceDE/>
+              <w:autoSpaceDN/>
+            </w:pPr>
+            <w:r>
+              <w:rPr>
+                <w:rFonts w:hint="eastAsia"/>
+              </w:rPr>
+              <w:t>2</w:t>
+            </w:r>
+          </w:p>
+        </w:tc>
+        <w:tc>
+          <w:tcPr>
+            <w:tcW w:w="1559" w:type="dxa"/>
+          </w:tcPr>
+          <w:p>
+            <w:pPr>
+              <w:widowControl/>
+              <w:wordWrap/>
+              <w:autoSpaceDE/>
+              <w:autoSpaceDN/>
+              <w:rPr>
+                <w:color w:val="960000"/>
+                <w:sz w:val="14"/>
+                <w:szCs w:val="14"/>
+              </w:rPr>
+            </w:pPr>
+            <w:r>
+              <w:rPr>
+                <w:rFonts w:hint="eastAsia"/>
+              </w:rPr>
+              <w:t>3</w:t>
+            </w:r>
+          </w:p>
+          <w:p>
+            <w:pPr>
+              <w:widowControl/>
+              <w:wordWrap/>
+              <w:autoSpaceDE/>
+              <w:autoSpaceDN/>
+              <w:rPr>
+                <w:color w:val="960000"/>
+                <w:sz w:val="16"/>
+                <w:szCs w:val="16"/>
+              </w:rPr>
+            </w:pPr>
+            <w:proofErr w:type="spellStart"/>
+            <w:r>
+              <w:rPr>
+                <w:rFonts w:hint="eastAsia"/>
+                <w:color w:val="960000"/>
+                <w:sz w:val="16"/>
+                <w:szCs w:val="16"/>
+              </w:rPr>
+              <w:t>패킷테스트</w:t>
+            </w:r>
+            <w:proofErr w:type="spellEnd"/>
+          </w:p>
+          <w:p>
+            <w:pPr>
+              <w:widowControl/>
+              <w:wordWrap/>
+              <w:autoSpaceDE/>
+              <w:autoSpaceDN/>
+            </w:pPr>
+            <w:r>
+              <w:rPr>
+                <w:rFonts w:hint="eastAsia"/>
+                <w:color w:val="960000"/>
+                <w:sz w:val="16"/>
+                <w:szCs w:val="16"/>
+              </w:rPr>
+              <w:t>진행 보고 및 회의</w:t>
+            </w:r>
+          </w:p>
+        </w:tc>
+        <w:tc>
+          <w:tcPr>
+            <w:tcW w:w="1559" w:type="dxa"/>
+          </w:tcPr>
+          <w:p>
+            <w:pPr>
+              <w:widowControl/>
+              <w:wordWrap/>
+              <w:autoSpaceDE/>
+              <w:autoSpaceDN/>
+            </w:pPr>
+            <w:r>
+              <w:rPr>
+                <w:rFonts w:hint="eastAsia"/>
+              </w:rPr>
+              <w:t>4</w:t>
+            </w:r>
+          </w:p>
+        </w:tc>
+        <w:tc>
+          <w:tcPr>
+            <w:tcW w:w="1560" w:type="dxa"/>
+          </w:tcPr>
+          <w:p>
+            <w:pPr>
+              <w:widowControl/>
+              <w:wordWrap/>
+              <w:autoSpaceDE/>
+              <w:autoSpaceDN/>
+            </w:pPr>
+            <w:r>
+              <w:rPr>
+                <w:rFonts w:hint="eastAsia"/>
+              </w:rPr>
+              <w:t>5</w:t>
+            </w:r>
+          </w:p>
+        </w:tc>
+        <w:tc>
+          <w:tcPr>
+            <w:tcW w:w="1559" w:type="dxa"/>
+          </w:tcPr>
+          <w:p>
+            <w:pPr>
+              <w:widowControl/>
+              <w:wordWrap/>
+              <w:autoSpaceDE/>
+              <w:autoSpaceDN/>
+            </w:pPr>
+            <w:r>
+              <w:rPr>
+                <w:rFonts w:hint="eastAsia"/>
+              </w:rPr>
+              <w:t>6</w:t>
+            </w:r>
+          </w:p>
+        </w:tc>
+      </w:tr>
+      <w:tr>
+        <w:trPr>
+          <w:trHeight w:val="1418"/>
+          <w:jc w:val="center"/>
+        </w:trPr>
+        <w:tc>
+          <w:tcPr>
+            <w:tcW w:w="1560" w:type="dxa"/>
+          </w:tcPr>
+          <w:p>
+            <w:pPr>
+              <w:widowControl/>
+              <w:wordWrap/>
+              <w:autoSpaceDE/>
+              <w:autoSpaceDN/>
+            </w:pPr>
+            <w:r>
+              <w:rPr>
+                <w:rFonts w:hint="eastAsia"/>
+              </w:rPr>
+              <w:t>7</w:t>
+            </w:r>
+          </w:p>
+        </w:tc>
+        <w:tc>
+          <w:tcPr>
+            <w:tcW w:w="1560" w:type="dxa"/>
+          </w:tcPr>
+          <w:p>
+            <w:pPr>
+              <w:widowControl/>
+              <w:wordWrap/>
+              <w:autoSpaceDE/>
+              <w:autoSpaceDN/>
+            </w:pPr>
+            <w:r>
+              <w:rPr>
+                <w:rFonts w:hint="eastAsia"/>
+              </w:rPr>
+              <w:t>8</w:t>
+            </w:r>
+          </w:p>
+          <w:p>
+            <w:pPr>
+              <w:widowControl/>
+              <w:wordWrap/>
+              <w:autoSpaceDE/>
+              <w:autoSpaceDN/>
+            </w:pPr>
+            <w:r>
+              <w:rPr>
+                <w:rFonts w:hint="eastAsia"/>
+                <w:color w:val="960000"/>
+                <w:sz w:val="16"/>
+                <w:szCs w:val="16"/>
+              </w:rPr>
+              <w:t>최종 보고서 작성</w:t>
+            </w:r>
+          </w:p>
+        </w:tc>
+        <w:tc>
+          <w:tcPr>
+            <w:tcW w:w="1559" w:type="dxa"/>
+          </w:tcPr>
+          <w:p>
+            <w:pPr>
+              <w:widowControl/>
+              <w:wordWrap/>
+              <w:autoSpaceDE/>
+              <w:autoSpaceDN/>
+            </w:pPr>
+            <w:r>
+              <w:rPr>
+                <w:rFonts w:hint="eastAsia"/>
+              </w:rPr>
+              <w:t>9</w:t>
+            </w:r>
+          </w:p>
+        </w:tc>
+        <w:tc>
+          <w:tcPr>
+            <w:tcW w:w="1559" w:type="dxa"/>
+          </w:tcPr>
+          <w:p>
+            <w:pPr>
+              <w:widowControl/>
+              <w:wordWrap/>
+              <w:autoSpaceDE/>
+              <w:autoSpaceDN/>
+              <w:rPr>
+                <w:color w:val="960000"/>
+                <w:sz w:val="14"/>
+                <w:szCs w:val="14"/>
+              </w:rPr>
+            </w:pPr>
+            <w:r>
+              <w:rPr>
+                <w:rFonts w:hint="eastAsia"/>
+              </w:rPr>
+              <w:t>10</w:t>
+            </w:r>
+          </w:p>
+          <w:p>
+            <w:pPr>
+              <w:widowControl/>
+              <w:wordWrap/>
+              <w:autoSpaceDE/>
+              <w:autoSpaceDN/>
+            </w:pPr>
+            <w:r>
+              <w:rPr>
+                <w:rFonts w:hint="eastAsia"/>
+                <w:color w:val="960000"/>
+                <w:sz w:val="16"/>
+                <w:szCs w:val="16"/>
+              </w:rPr>
+              <w:t>최종 보고서 작성</w:t>
+            </w:r>
+          </w:p>
+        </w:tc>
+        <w:tc>
+          <w:tcPr>
+            <w:tcW w:w="1559" w:type="dxa"/>
+          </w:tcPr>
+          <w:p>
+            <w:pPr>
+              <w:widowControl/>
+              <w:wordWrap/>
+              <w:autoSpaceDE/>
+              <w:autoSpaceDN/>
+            </w:pPr>
+            <w:r>
+              <w:rPr>
+                <w:rFonts w:hint="eastAsia"/>
+              </w:rPr>
+              <w:t>11</w:t>
+            </w:r>
+          </w:p>
+        </w:tc>
+        <w:tc>
+          <w:tcPr>
+            <w:tcW w:w="1560" w:type="dxa"/>
+          </w:tcPr>
+          <w:p>
+            <w:pPr>
+              <w:widowControl/>
+              <w:wordWrap/>
+              <w:autoSpaceDE/>
+              <w:autoSpaceDN/>
+            </w:pPr>
+            <w:r>
+              <w:rPr>
+                <w:rFonts w:hint="eastAsia"/>
+              </w:rPr>
+              <w:t>12</w:t>
+            </w:r>
+          </w:p>
+        </w:tc>
+        <w:tc>
+          <w:tcPr>
+            <w:tcW w:w="1559" w:type="dxa"/>
+          </w:tcPr>
+          <w:p>
+            <w:pPr>
+              <w:widowControl/>
+              <w:wordWrap/>
+              <w:autoSpaceDE/>
+              <w:autoSpaceDN/>
+            </w:pPr>
+            <w:r>
+              <w:rPr>
+                <w:rFonts w:hint="eastAsia"/>
+              </w:rPr>
+              <w:t>13</w:t>
+            </w:r>
+          </w:p>
+        </w:tc>
+      </w:tr>
+    </w:tbl>
+    <w:p>
+      <w:pPr>
+        <w:widowControl/>
+        <w:wordWrap/>
+        <w:autoSpaceDE/>
+        <w:autoSpaceDN/>
+        <w:ind w:left="440"/>
+      </w:pPr>
+    </w:p>
+    <w:p>
+      <w:pPr>
+        <w:widowControl/>
+        <w:wordWrap/>
+        <w:autoSpaceDE/>
+        <w:autoSpaceDN/>
+      </w:pPr>
+      <w:r>
+        <w:br w:type="page"/>
+      </w:r>
+    </w:p>
+    <w:p>
+      <w:pPr>
+        <w:pStyle w:val="a6"/>
+        <w:widowControl/>
+        <w:numPr>
+          <w:ilvl w:val="0"/>
+          <w:numId w:val="2"/>
+        </w:numPr>
+        <w:wordWrap/>
+        <w:autoSpaceDE/>
+        <w:autoSpaceDN/>
+      </w:pPr>
+      <w:r>
+        <w:rPr>
+          <w:rFonts w:hint="eastAsia"/>
+        </w:rPr>
+        <w:lastRenderedPageBreak/>
+        <w:t>양현서</w:t>
       </w:r>
     </w:p>
     <w:tbl>
@@ -12974,6 +17979,7 @@
                 <w:szCs w:val="16"/>
               </w:rPr>
             </w:pPr>
+            <w:proofErr w:type="spellStart"/>
             <w:r>
               <w:rPr>
                 <w:rFonts w:hint="eastAsia"/>
@@ -12983,6 +17989,7 @@
               </w:rPr>
               <w:t>패킷테스트</w:t>
             </w:r>
+            <w:proofErr w:type="spellEnd"/>
           </w:p>
           <w:p>
             <w:pPr>
@@ -13194,6 +18201,7 @@
                 <w:szCs w:val="16"/>
               </w:rPr>
             </w:pPr>
+            <w:proofErr w:type="spellStart"/>
             <w:r>
               <w:rPr>
                 <w:rFonts w:hint="eastAsia"/>
@@ -13203,6 +18211,7 @@
               </w:rPr>
               <w:t>패킷테스트</w:t>
             </w:r>
+            <w:proofErr w:type="spellEnd"/>
           </w:p>
           <w:p>
             <w:pPr>
@@ -13385,6 +18394,7 @@
                 <w:szCs w:val="16"/>
               </w:rPr>
             </w:pPr>
+            <w:proofErr w:type="spellStart"/>
             <w:r>
               <w:rPr>
                 <w:rFonts w:hint="eastAsia"/>
@@ -13394,6 +18404,7 @@
               </w:rPr>
               <w:t>패킷테스트</w:t>
             </w:r>
+            <w:proofErr w:type="spellEnd"/>
           </w:p>
           <w:p>
             <w:pPr>
@@ -13568,6 +18579,7 @@
                 <w:szCs w:val="16"/>
               </w:rPr>
             </w:pPr>
+            <w:proofErr w:type="spellStart"/>
             <w:r>
               <w:rPr>
                 <w:rFonts w:hint="eastAsia"/>
@@ -13577,6 +18589,7 @@
               </w:rPr>
               <w:t>패킷테스트</w:t>
             </w:r>
+            <w:proofErr w:type="spellEnd"/>
           </w:p>
           <w:p>
             <w:pPr>
@@ -13778,6 +18791,7 @@
                 <w:szCs w:val="16"/>
               </w:rPr>
             </w:pPr>
+            <w:proofErr w:type="spellStart"/>
             <w:r>
               <w:rPr>
                 <w:rFonts w:hint="eastAsia"/>
@@ -13787,6 +18801,7 @@
               </w:rPr>
               <w:t>패킷테스트</w:t>
             </w:r>
+            <w:proofErr w:type="spellEnd"/>
           </w:p>
           <w:p>
             <w:pPr>
@@ -13961,6 +18976,7 @@
                 <w:szCs w:val="16"/>
               </w:rPr>
             </w:pPr>
+            <w:proofErr w:type="spellStart"/>
             <w:r>
               <w:rPr>
                 <w:rFonts w:hint="eastAsia"/>
@@ -13970,1630 +18986,7 @@
               </w:rPr>
               <w:t>패킷테스트</w:t>
             </w:r>
-          </w:p>
-          <w:p>
-            <w:pPr>
-              <w:widowControl/>
-              <w:wordWrap/>
-              <w:autoSpaceDE/>
-              <w:autoSpaceDN/>
-            </w:pPr>
-            <w:r>
-              <w:rPr>
-                <w:rFonts w:hint="eastAsia"/>
-                <w:color w:val="960000"/>
-                <w:sz w:val="16"/>
-                <w:szCs w:val="16"/>
-              </w:rPr>
-              <w:t>진행 보고 및 회의</w:t>
-            </w:r>
-          </w:p>
-        </w:tc>
-        <w:tc>
-          <w:tcPr>
-            <w:tcW w:w="1559" w:type="dxa"/>
-          </w:tcPr>
-          <w:p>
-            <w:pPr>
-              <w:widowControl/>
-              <w:wordWrap/>
-              <w:autoSpaceDE/>
-              <w:autoSpaceDN/>
-            </w:pPr>
-            <w:r>
-              <w:rPr>
-                <w:rFonts w:hint="eastAsia"/>
-              </w:rPr>
-              <w:t>11</w:t>
-            </w:r>
-          </w:p>
-        </w:tc>
-        <w:tc>
-          <w:tcPr>
-            <w:tcW w:w="1560" w:type="dxa"/>
-          </w:tcPr>
-          <w:p>
-            <w:pPr>
-              <w:widowControl/>
-              <w:wordWrap/>
-              <w:autoSpaceDE/>
-              <w:autoSpaceDN/>
-            </w:pPr>
-            <w:r>
-              <w:rPr>
-                <w:rFonts w:hint="eastAsia"/>
-              </w:rPr>
-              <w:t>12</w:t>
-            </w:r>
-          </w:p>
-        </w:tc>
-        <w:tc>
-          <w:tcPr>
-            <w:tcW w:w="1559" w:type="dxa"/>
-          </w:tcPr>
-          <w:p>
-            <w:pPr>
-              <w:widowControl/>
-              <w:wordWrap/>
-              <w:autoSpaceDE/>
-              <w:autoSpaceDN/>
-            </w:pPr>
-            <w:r>
-              <w:rPr>
-                <w:rFonts w:hint="eastAsia"/>
-              </w:rPr>
-              <w:t>13</w:t>
-            </w:r>
-          </w:p>
-        </w:tc>
-      </w:tr>
-    </w:tbl>
-    <w:p>
-      <w:pPr>
-        <w:widowControl/>
-        <w:wordWrap/>
-        <w:autoSpaceDE/>
-        <w:autoSpaceDN/>
-        <w:ind w:left="440"/>
-      </w:pPr>
-    </w:p>
-    <w:p>
-      <w:pPr>
-        <w:widowControl/>
-        <w:wordWrap/>
-        <w:autoSpaceDE/>
-        <w:autoSpaceDN/>
-      </w:pPr>
-      <w:r>
-        <w:br w:type="page"/>
-      </w:r>
-    </w:p>
-    <w:p>
-      <w:pPr>
-        <w:pStyle w:val="a6"/>
-        <w:widowControl/>
-        <w:numPr>
-          <w:ilvl w:val="0"/>
-          <w:numId w:val="2"/>
-        </w:numPr>
-        <w:wordWrap/>
-        <w:autoSpaceDE/>
-        <w:autoSpaceDN/>
-      </w:pPr>
-      <w:r>
-        <w:rPr>
-          <w:rFonts w:hint="eastAsia"/>
-        </w:rPr>
-        <w:lastRenderedPageBreak/>
-        <w:t>양현서</w:t>
-      </w:r>
-    </w:p>
-    <w:tbl>
-      <w:tblPr>
-        <w:tblStyle w:val="ab"/>
-        <w:tblW w:w="10916" w:type="dxa"/>
-        <w:jc w:val="center"/>
-        <w:tblLook w:val="04A0" w:firstRow="1" w:lastRow="0" w:firstColumn="1" w:lastColumn="0" w:noHBand="0" w:noVBand="1"/>
-      </w:tblPr>
-      <w:tblGrid>
-        <w:gridCol w:w="1560"/>
-        <w:gridCol w:w="1560"/>
-        <w:gridCol w:w="1559"/>
-        <w:gridCol w:w="1559"/>
-        <w:gridCol w:w="1559"/>
-        <w:gridCol w:w="1560"/>
-        <w:gridCol w:w="1559"/>
-      </w:tblGrid>
-      <w:tr>
-        <w:trPr>
-          <w:trHeight w:val="284"/>
-          <w:jc w:val="center"/>
-        </w:trPr>
-        <w:tc>
-          <w:tcPr>
-            <w:tcW w:w="1560" w:type="dxa"/>
-          </w:tcPr>
-          <w:p>
-            <w:pPr>
-              <w:widowControl/>
-              <w:wordWrap/>
-              <w:autoSpaceDE/>
-              <w:autoSpaceDN/>
-              <w:jc w:val="center"/>
-            </w:pPr>
-            <w:r>
-              <w:rPr>
-                <w:rFonts w:hint="eastAsia"/>
-              </w:rPr>
-              <w:t>일</w:t>
-            </w:r>
-          </w:p>
-        </w:tc>
-        <w:tc>
-          <w:tcPr>
-            <w:tcW w:w="1560" w:type="dxa"/>
-          </w:tcPr>
-          <w:p>
-            <w:pPr>
-              <w:widowControl/>
-              <w:wordWrap/>
-              <w:autoSpaceDE/>
-              <w:autoSpaceDN/>
-              <w:jc w:val="center"/>
-            </w:pPr>
-            <w:r>
-              <w:rPr>
-                <w:rFonts w:hint="eastAsia"/>
-              </w:rPr>
-              <w:t>월</w:t>
-            </w:r>
-          </w:p>
-        </w:tc>
-        <w:tc>
-          <w:tcPr>
-            <w:tcW w:w="1559" w:type="dxa"/>
-          </w:tcPr>
-          <w:p>
-            <w:pPr>
-              <w:widowControl/>
-              <w:wordWrap/>
-              <w:autoSpaceDE/>
-              <w:autoSpaceDN/>
-              <w:jc w:val="center"/>
-            </w:pPr>
-            <w:r>
-              <w:rPr>
-                <w:rFonts w:hint="eastAsia"/>
-              </w:rPr>
-              <w:t>화</w:t>
-            </w:r>
-          </w:p>
-        </w:tc>
-        <w:tc>
-          <w:tcPr>
-            <w:tcW w:w="1559" w:type="dxa"/>
-          </w:tcPr>
-          <w:p>
-            <w:pPr>
-              <w:widowControl/>
-              <w:wordWrap/>
-              <w:autoSpaceDE/>
-              <w:autoSpaceDN/>
-              <w:jc w:val="center"/>
-            </w:pPr>
-            <w:r>
-              <w:rPr>
-                <w:rFonts w:hint="eastAsia"/>
-              </w:rPr>
-              <w:t>수</w:t>
-            </w:r>
-          </w:p>
-        </w:tc>
-        <w:tc>
-          <w:tcPr>
-            <w:tcW w:w="1559" w:type="dxa"/>
-          </w:tcPr>
-          <w:p>
-            <w:pPr>
-              <w:widowControl/>
-              <w:wordWrap/>
-              <w:autoSpaceDE/>
-              <w:autoSpaceDN/>
-              <w:jc w:val="center"/>
-            </w:pPr>
-            <w:r>
-              <w:rPr>
-                <w:rFonts w:hint="eastAsia"/>
-              </w:rPr>
-              <w:t>목</w:t>
-            </w:r>
-          </w:p>
-        </w:tc>
-        <w:tc>
-          <w:tcPr>
-            <w:tcW w:w="1560" w:type="dxa"/>
-          </w:tcPr>
-          <w:p>
-            <w:pPr>
-              <w:widowControl/>
-              <w:wordWrap/>
-              <w:autoSpaceDE/>
-              <w:autoSpaceDN/>
-              <w:jc w:val="center"/>
-            </w:pPr>
-            <w:r>
-              <w:rPr>
-                <w:rFonts w:hint="eastAsia"/>
-              </w:rPr>
-              <w:t>금</w:t>
-            </w:r>
-          </w:p>
-        </w:tc>
-        <w:tc>
-          <w:tcPr>
-            <w:tcW w:w="1559" w:type="dxa"/>
-          </w:tcPr>
-          <w:p>
-            <w:pPr>
-              <w:widowControl/>
-              <w:wordWrap/>
-              <w:autoSpaceDE/>
-              <w:autoSpaceDN/>
-              <w:jc w:val="center"/>
-            </w:pPr>
-            <w:r>
-              <w:rPr>
-                <w:rFonts w:hint="eastAsia"/>
-              </w:rPr>
-              <w:t>토</w:t>
-            </w:r>
-          </w:p>
-        </w:tc>
-      </w:tr>
-      <w:tr>
-        <w:trPr>
-          <w:trHeight w:val="284"/>
-          <w:jc w:val="center"/>
-        </w:trPr>
-        <w:tc>
-          <w:tcPr>
-            <w:tcW w:w="10916" w:type="dxa"/>
-            <w:gridSpan w:val="7"/>
-          </w:tcPr>
-          <w:p>
-            <w:pPr>
-              <w:widowControl/>
-              <w:wordWrap/>
-              <w:autoSpaceDE/>
-              <w:autoSpaceDN/>
-              <w:jc w:val="center"/>
-            </w:pPr>
-            <w:r>
-              <w:rPr>
-                <w:rFonts w:hint="eastAsia"/>
-              </w:rPr>
-              <w:t>10</w:t>
-            </w:r>
-          </w:p>
-        </w:tc>
-      </w:tr>
-      <w:tr>
-        <w:trPr>
-          <w:trHeight w:val="1418"/>
-          <w:jc w:val="center"/>
-        </w:trPr>
-        <w:tc>
-          <w:tcPr>
-            <w:tcW w:w="1560" w:type="dxa"/>
-          </w:tcPr>
-          <w:p>
-            <w:pPr>
-              <w:widowControl/>
-              <w:wordWrap/>
-              <w:autoSpaceDE/>
-              <w:autoSpaceDN/>
-            </w:pPr>
-            <w:r>
-              <w:rPr>
-                <w:rFonts w:hint="eastAsia"/>
-              </w:rPr>
-              <w:t>26</w:t>
-            </w:r>
-          </w:p>
-        </w:tc>
-        <w:tc>
-          <w:tcPr>
-            <w:tcW w:w="1560" w:type="dxa"/>
-          </w:tcPr>
-          <w:p>
-            <w:pPr>
-              <w:widowControl/>
-              <w:wordWrap/>
-              <w:autoSpaceDE/>
-              <w:autoSpaceDN/>
-            </w:pPr>
-            <w:r>
-              <w:rPr>
-                <w:rFonts w:hint="eastAsia"/>
-              </w:rPr>
-              <w:t>27</w:t>
-            </w:r>
-          </w:p>
-        </w:tc>
-        <w:tc>
-          <w:tcPr>
-            <w:tcW w:w="1559" w:type="dxa"/>
-          </w:tcPr>
-          <w:p>
-            <w:pPr>
-              <w:widowControl/>
-              <w:wordWrap/>
-              <w:autoSpaceDE/>
-              <w:autoSpaceDN/>
-            </w:pPr>
-            <w:r>
-              <w:rPr>
-                <w:rFonts w:hint="eastAsia"/>
-              </w:rPr>
-              <w:t>28</w:t>
-            </w:r>
-          </w:p>
-        </w:tc>
-        <w:tc>
-          <w:tcPr>
-            <w:tcW w:w="1559" w:type="dxa"/>
-          </w:tcPr>
-          <w:p>
-            <w:pPr>
-              <w:widowControl/>
-              <w:wordWrap/>
-              <w:autoSpaceDE/>
-              <w:autoSpaceDN/>
-            </w:pPr>
-            <w:r>
-              <w:rPr>
-                <w:rFonts w:hint="eastAsia"/>
-              </w:rPr>
-              <w:t>29</w:t>
-            </w:r>
-          </w:p>
-          <w:p>
-            <w:pPr>
-              <w:widowControl/>
-              <w:wordWrap/>
-              <w:autoSpaceDE/>
-              <w:autoSpaceDN/>
-            </w:pPr>
-          </w:p>
-        </w:tc>
-        <w:tc>
-          <w:tcPr>
-            <w:tcW w:w="1559" w:type="dxa"/>
-          </w:tcPr>
-          <w:p>
-            <w:pPr>
-              <w:widowControl/>
-              <w:wordWrap/>
-              <w:autoSpaceDE/>
-              <w:autoSpaceDN/>
-            </w:pPr>
-            <w:r>
-              <w:rPr>
-                <w:rFonts w:hint="eastAsia"/>
-              </w:rPr>
-              <w:t>30</w:t>
-            </w:r>
-          </w:p>
-          <w:p>
-            <w:pPr>
-              <w:widowControl/>
-              <w:wordWrap/>
-              <w:autoSpaceDE/>
-              <w:autoSpaceDN/>
-              <w:rPr>
-                <w:sz w:val="20"/>
-                <w:szCs w:val="20"/>
-              </w:rPr>
-            </w:pPr>
-          </w:p>
-        </w:tc>
-        <w:tc>
-          <w:tcPr>
-            <w:tcW w:w="1560" w:type="dxa"/>
-          </w:tcPr>
-          <w:p>
-            <w:pPr>
-              <w:widowControl/>
-              <w:wordWrap/>
-              <w:autoSpaceDE/>
-              <w:autoSpaceDN/>
-            </w:pPr>
-            <w:r>
-              <w:rPr>
-                <w:rFonts w:hint="eastAsia"/>
-              </w:rPr>
-              <w:t>31</w:t>
-            </w:r>
-          </w:p>
-          <w:p>
-            <w:pPr>
-              <w:widowControl/>
-              <w:wordWrap/>
-              <w:autoSpaceDE/>
-              <w:autoSpaceDN/>
-            </w:pPr>
-          </w:p>
-        </w:tc>
-        <w:tc>
-          <w:tcPr>
-            <w:tcW w:w="1559" w:type="dxa"/>
-          </w:tcPr>
-          <w:p>
-            <w:pPr>
-              <w:widowControl/>
-              <w:wordWrap/>
-              <w:autoSpaceDE/>
-              <w:autoSpaceDN/>
-            </w:pPr>
-            <w:r>
-              <w:rPr>
-                <w:rFonts w:hint="eastAsia"/>
-              </w:rPr>
-              <w:t>11/1</w:t>
-            </w:r>
-            <w:r>
-              <w:br/>
-            </w:r>
-          </w:p>
-        </w:tc>
-      </w:tr>
-      <w:tr>
-        <w:trPr>
-          <w:trHeight w:val="284"/>
-          <w:jc w:val="center"/>
-        </w:trPr>
-        <w:tc>
-          <w:tcPr>
-            <w:tcW w:w="10916" w:type="dxa"/>
-            <w:gridSpan w:val="7"/>
-          </w:tcPr>
-          <w:p>
-            <w:pPr>
-              <w:widowControl/>
-              <w:wordWrap/>
-              <w:autoSpaceDE/>
-              <w:autoSpaceDN/>
-              <w:jc w:val="center"/>
-            </w:pPr>
-            <w:r>
-              <w:rPr>
-                <w:rFonts w:hint="eastAsia"/>
-              </w:rPr>
-              <w:t>11</w:t>
-            </w:r>
-          </w:p>
-        </w:tc>
-      </w:tr>
-      <w:tr>
-        <w:trPr>
-          <w:trHeight w:val="1418"/>
-          <w:jc w:val="center"/>
-        </w:trPr>
-        <w:tc>
-          <w:tcPr>
-            <w:tcW w:w="1560" w:type="dxa"/>
-          </w:tcPr>
-          <w:p>
-            <w:pPr>
-              <w:widowControl/>
-              <w:wordWrap/>
-              <w:autoSpaceDE/>
-              <w:autoSpaceDN/>
-            </w:pPr>
-            <w:r>
-              <w:rPr>
-                <w:rFonts w:hint="eastAsia"/>
-              </w:rPr>
-              <w:t>2</w:t>
-            </w:r>
-            <w:r>
-              <w:br/>
-            </w:r>
-          </w:p>
-          <w:p>
-            <w:pPr>
-              <w:widowControl/>
-              <w:wordWrap/>
-              <w:autoSpaceDE/>
-              <w:autoSpaceDN/>
-            </w:pPr>
-          </w:p>
-        </w:tc>
-        <w:tc>
-          <w:tcPr>
-            <w:tcW w:w="1560" w:type="dxa"/>
-          </w:tcPr>
-          <w:p>
-            <w:pPr>
-              <w:widowControl/>
-              <w:wordWrap/>
-              <w:autoSpaceDE/>
-              <w:autoSpaceDN/>
-            </w:pPr>
-            <w:r>
-              <w:rPr>
-                <w:rFonts w:hint="eastAsia"/>
-              </w:rPr>
-              <w:t>3</w:t>
-            </w:r>
-          </w:p>
-          <w:p>
-            <w:pPr>
-              <w:widowControl/>
-              <w:wordWrap/>
-              <w:autoSpaceDE/>
-              <w:autoSpaceDN/>
-            </w:pPr>
-          </w:p>
-        </w:tc>
-        <w:tc>
-          <w:tcPr>
-            <w:tcW w:w="1559" w:type="dxa"/>
-          </w:tcPr>
-          <w:p>
-            <w:pPr>
-              <w:widowControl/>
-              <w:wordWrap/>
-              <w:autoSpaceDE/>
-              <w:autoSpaceDN/>
-            </w:pPr>
-            <w:r>
-              <w:rPr>
-                <w:rFonts w:hint="eastAsia"/>
-              </w:rPr>
-              <w:t>4</w:t>
-            </w:r>
-          </w:p>
-          <w:p>
-            <w:pPr>
-              <w:widowControl/>
-              <w:wordWrap/>
-              <w:autoSpaceDE/>
-              <w:autoSpaceDN/>
-            </w:pPr>
-          </w:p>
-        </w:tc>
-        <w:tc>
-          <w:tcPr>
-            <w:tcW w:w="1559" w:type="dxa"/>
-          </w:tcPr>
-          <w:p>
-            <w:pPr>
-              <w:widowControl/>
-              <w:wordWrap/>
-              <w:autoSpaceDE/>
-              <w:autoSpaceDN/>
-              <w:rPr>
-                <w:color w:val="960000"/>
-                <w:sz w:val="14"/>
-                <w:szCs w:val="14"/>
-              </w:rPr>
-            </w:pPr>
-            <w:r>
-              <w:rPr>
-                <w:rFonts w:hint="eastAsia"/>
-              </w:rPr>
-              <w:t>5</w:t>
-            </w:r>
-          </w:p>
-          <w:p>
-            <w:pPr>
-              <w:widowControl/>
-              <w:wordWrap/>
-              <w:autoSpaceDE/>
-              <w:autoSpaceDN/>
-              <w:rPr>
-                <w:color w:val="960000"/>
-                <w:sz w:val="16"/>
-                <w:szCs w:val="16"/>
-              </w:rPr>
-            </w:pPr>
-            <w:r>
-              <w:rPr>
-                <w:rFonts w:hint="eastAsia"/>
-                <w:color w:val="960000"/>
-                <w:sz w:val="16"/>
-                <w:szCs w:val="16"/>
-              </w:rPr>
-              <w:t>패킷테스트</w:t>
-            </w:r>
-          </w:p>
-          <w:p>
-            <w:pPr>
-              <w:widowControl/>
-              <w:wordWrap/>
-              <w:autoSpaceDE/>
-              <w:autoSpaceDN/>
-              <w:rPr>
-                <w:color w:val="960000"/>
-                <w:sz w:val="16"/>
-                <w:szCs w:val="16"/>
-              </w:rPr>
-            </w:pPr>
-            <w:r>
-              <w:rPr>
-                <w:rFonts w:hint="eastAsia"/>
-                <w:color w:val="960000"/>
-                <w:sz w:val="16"/>
-                <w:szCs w:val="16"/>
-              </w:rPr>
-              <w:t>진행 보고 및 회의</w:t>
-            </w:r>
-          </w:p>
-        </w:tc>
-        <w:tc>
-          <w:tcPr>
-            <w:tcW w:w="1559" w:type="dxa"/>
-          </w:tcPr>
-          <w:p>
-            <w:pPr>
-              <w:widowControl/>
-              <w:wordWrap/>
-              <w:autoSpaceDE/>
-              <w:autoSpaceDN/>
-            </w:pPr>
-            <w:r>
-              <w:rPr>
-                <w:rFonts w:hint="eastAsia"/>
-              </w:rPr>
-              <w:t>6</w:t>
-            </w:r>
-          </w:p>
-          <w:p>
-            <w:pPr>
-              <w:widowControl/>
-              <w:wordWrap/>
-              <w:autoSpaceDE/>
-              <w:autoSpaceDN/>
-            </w:pPr>
-          </w:p>
-        </w:tc>
-        <w:tc>
-          <w:tcPr>
-            <w:tcW w:w="1560" w:type="dxa"/>
-          </w:tcPr>
-          <w:p>
-            <w:pPr>
-              <w:widowControl/>
-              <w:wordWrap/>
-              <w:autoSpaceDE/>
-              <w:autoSpaceDN/>
-            </w:pPr>
-            <w:r>
-              <w:rPr>
-                <w:rFonts w:hint="eastAsia"/>
-              </w:rPr>
-              <w:t>7</w:t>
-            </w:r>
-          </w:p>
-          <w:p>
-            <w:pPr>
-              <w:widowControl/>
-              <w:wordWrap/>
-              <w:autoSpaceDE/>
-              <w:autoSpaceDN/>
-            </w:pPr>
-          </w:p>
-        </w:tc>
-        <w:tc>
-          <w:tcPr>
-            <w:tcW w:w="1559" w:type="dxa"/>
-          </w:tcPr>
-          <w:p>
-            <w:pPr>
-              <w:widowControl/>
-              <w:wordWrap/>
-              <w:autoSpaceDE/>
-              <w:autoSpaceDN/>
-            </w:pPr>
-            <w:r>
-              <w:rPr>
-                <w:rFonts w:hint="eastAsia"/>
-              </w:rPr>
-              <w:t>8</w:t>
-            </w:r>
-          </w:p>
-          <w:p>
-            <w:pPr>
-              <w:widowControl/>
-              <w:wordWrap/>
-              <w:autoSpaceDE/>
-              <w:autoSpaceDN/>
-            </w:pPr>
-          </w:p>
-        </w:tc>
-      </w:tr>
-      <w:tr>
-        <w:trPr>
-          <w:trHeight w:val="1418"/>
-          <w:jc w:val="center"/>
-        </w:trPr>
-        <w:tc>
-          <w:tcPr>
-            <w:tcW w:w="1560" w:type="dxa"/>
-          </w:tcPr>
-          <w:p>
-            <w:pPr>
-              <w:widowControl/>
-              <w:wordWrap/>
-              <w:autoSpaceDE/>
-              <w:autoSpaceDN/>
-            </w:pPr>
-            <w:r>
-              <w:rPr>
-                <w:rFonts w:hint="eastAsia"/>
-              </w:rPr>
-              <w:t>9</w:t>
-            </w:r>
-          </w:p>
-          <w:p>
-            <w:pPr>
-              <w:widowControl/>
-              <w:wordWrap/>
-              <w:autoSpaceDE/>
-              <w:autoSpaceDN/>
-            </w:pPr>
-          </w:p>
-        </w:tc>
-        <w:tc>
-          <w:tcPr>
-            <w:tcW w:w="1560" w:type="dxa"/>
-          </w:tcPr>
-          <w:p>
-            <w:pPr>
-              <w:widowControl/>
-              <w:wordWrap/>
-              <w:autoSpaceDE/>
-              <w:autoSpaceDN/>
-            </w:pPr>
-            <w:r>
-              <w:rPr>
-                <w:rFonts w:hint="eastAsia"/>
-              </w:rPr>
-              <w:t>10</w:t>
-            </w:r>
-          </w:p>
-        </w:tc>
-        <w:tc>
-          <w:tcPr>
-            <w:tcW w:w="1559" w:type="dxa"/>
-          </w:tcPr>
-          <w:p>
-            <w:pPr>
-              <w:widowControl/>
-              <w:wordWrap/>
-              <w:autoSpaceDE/>
-              <w:autoSpaceDN/>
-            </w:pPr>
-            <w:r>
-              <w:rPr>
-                <w:rFonts w:hint="eastAsia"/>
-              </w:rPr>
-              <w:t>11</w:t>
-            </w:r>
-          </w:p>
-        </w:tc>
-        <w:tc>
-          <w:tcPr>
-            <w:tcW w:w="1559" w:type="dxa"/>
-          </w:tcPr>
-          <w:p>
-            <w:pPr>
-              <w:widowControl/>
-              <w:wordWrap/>
-              <w:autoSpaceDE/>
-              <w:autoSpaceDN/>
-              <w:rPr>
-                <w:color w:val="960000"/>
-                <w:sz w:val="14"/>
-                <w:szCs w:val="14"/>
-              </w:rPr>
-            </w:pPr>
-            <w:r>
-              <w:rPr>
-                <w:rFonts w:hint="eastAsia"/>
-              </w:rPr>
-              <w:t>12</w:t>
-            </w:r>
-          </w:p>
-          <w:p>
-            <w:pPr>
-              <w:widowControl/>
-              <w:wordWrap/>
-              <w:autoSpaceDE/>
-              <w:autoSpaceDN/>
-              <w:rPr>
-                <w:color w:val="960000"/>
-                <w:sz w:val="16"/>
-                <w:szCs w:val="16"/>
-              </w:rPr>
-            </w:pPr>
-            <w:r>
-              <w:rPr>
-                <w:rFonts w:hint="eastAsia"/>
-                <w:color w:val="960000"/>
-                <w:sz w:val="16"/>
-                <w:szCs w:val="16"/>
-              </w:rPr>
-              <w:t>패킷테스트</w:t>
-            </w:r>
-          </w:p>
-          <w:p>
-            <w:pPr>
-              <w:widowControl/>
-              <w:wordWrap/>
-              <w:autoSpaceDE/>
-              <w:autoSpaceDN/>
-            </w:pPr>
-            <w:r>
-              <w:rPr>
-                <w:rFonts w:hint="eastAsia"/>
-                <w:color w:val="960000"/>
-                <w:sz w:val="16"/>
-                <w:szCs w:val="16"/>
-              </w:rPr>
-              <w:t>진행 보고 및 회의</w:t>
-            </w:r>
-          </w:p>
-        </w:tc>
-        <w:tc>
-          <w:tcPr>
-            <w:tcW w:w="1559" w:type="dxa"/>
-          </w:tcPr>
-          <w:p>
-            <w:pPr>
-              <w:widowControl/>
-              <w:wordWrap/>
-              <w:autoSpaceDE/>
-              <w:autoSpaceDN/>
-            </w:pPr>
-            <w:r>
-              <w:rPr>
-                <w:rFonts w:hint="eastAsia"/>
-              </w:rPr>
-              <w:t>13</w:t>
-            </w:r>
-          </w:p>
-        </w:tc>
-        <w:tc>
-          <w:tcPr>
-            <w:tcW w:w="1560" w:type="dxa"/>
-          </w:tcPr>
-          <w:p>
-            <w:pPr>
-              <w:widowControl/>
-              <w:wordWrap/>
-              <w:autoSpaceDE/>
-              <w:autoSpaceDN/>
-            </w:pPr>
-            <w:r>
-              <w:rPr>
-                <w:rFonts w:hint="eastAsia"/>
-              </w:rPr>
-              <w:t>14</w:t>
-            </w:r>
-          </w:p>
-          <w:p>
-            <w:pPr>
-              <w:widowControl/>
-              <w:wordWrap/>
-              <w:autoSpaceDE/>
-              <w:autoSpaceDN/>
-            </w:pPr>
-          </w:p>
-        </w:tc>
-        <w:tc>
-          <w:tcPr>
-            <w:tcW w:w="1559" w:type="dxa"/>
-          </w:tcPr>
-          <w:p>
-            <w:pPr>
-              <w:widowControl/>
-              <w:wordWrap/>
-              <w:autoSpaceDE/>
-              <w:autoSpaceDN/>
-            </w:pPr>
-            <w:r>
-              <w:rPr>
-                <w:rFonts w:hint="eastAsia"/>
-              </w:rPr>
-              <w:t>15</w:t>
-            </w:r>
-          </w:p>
-        </w:tc>
-      </w:tr>
-      <w:tr>
-        <w:trPr>
-          <w:trHeight w:val="1418"/>
-          <w:jc w:val="center"/>
-        </w:trPr>
-        <w:tc>
-          <w:tcPr>
-            <w:tcW w:w="1560" w:type="dxa"/>
-          </w:tcPr>
-          <w:p>
-            <w:pPr>
-              <w:widowControl/>
-              <w:wordWrap/>
-              <w:autoSpaceDE/>
-              <w:autoSpaceDN/>
-            </w:pPr>
-            <w:r>
-              <w:rPr>
-                <w:rFonts w:hint="eastAsia"/>
-              </w:rPr>
-              <w:t>16</w:t>
-            </w:r>
-          </w:p>
-        </w:tc>
-        <w:tc>
-          <w:tcPr>
-            <w:tcW w:w="1560" w:type="dxa"/>
-          </w:tcPr>
-          <w:p>
-            <w:pPr>
-              <w:widowControl/>
-              <w:wordWrap/>
-              <w:autoSpaceDE/>
-              <w:autoSpaceDN/>
-            </w:pPr>
-            <w:r>
-              <w:rPr>
-                <w:rFonts w:hint="eastAsia"/>
-              </w:rPr>
-              <w:t>17</w:t>
-            </w:r>
-          </w:p>
-        </w:tc>
-        <w:tc>
-          <w:tcPr>
-            <w:tcW w:w="1559" w:type="dxa"/>
-          </w:tcPr>
-          <w:p>
-            <w:pPr>
-              <w:widowControl/>
-              <w:wordWrap/>
-              <w:autoSpaceDE/>
-              <w:autoSpaceDN/>
-            </w:pPr>
-            <w:r>
-              <w:rPr>
-                <w:rFonts w:hint="eastAsia"/>
-              </w:rPr>
-              <w:t>18</w:t>
-            </w:r>
-          </w:p>
-        </w:tc>
-        <w:tc>
-          <w:tcPr>
-            <w:tcW w:w="1559" w:type="dxa"/>
-          </w:tcPr>
-          <w:p>
-            <w:pPr>
-              <w:widowControl/>
-              <w:wordWrap/>
-              <w:autoSpaceDE/>
-              <w:autoSpaceDN/>
-              <w:rPr>
-                <w:color w:val="960000"/>
-                <w:sz w:val="14"/>
-                <w:szCs w:val="14"/>
-              </w:rPr>
-            </w:pPr>
-            <w:r>
-              <w:rPr>
-                <w:rFonts w:hint="eastAsia"/>
-              </w:rPr>
-              <w:t>19</w:t>
-            </w:r>
-          </w:p>
-          <w:p>
-            <w:pPr>
-              <w:widowControl/>
-              <w:wordWrap/>
-              <w:autoSpaceDE/>
-              <w:autoSpaceDN/>
-              <w:rPr>
-                <w:color w:val="960000"/>
-                <w:sz w:val="16"/>
-                <w:szCs w:val="16"/>
-              </w:rPr>
-            </w:pPr>
-            <w:r>
-              <w:rPr>
-                <w:rFonts w:hint="eastAsia"/>
-                <w:color w:val="960000"/>
-                <w:sz w:val="16"/>
-                <w:szCs w:val="16"/>
-              </w:rPr>
-              <w:t>패킷테스트</w:t>
-            </w:r>
-          </w:p>
-          <w:p>
-            <w:pPr>
-              <w:widowControl/>
-              <w:wordWrap/>
-              <w:autoSpaceDE/>
-              <w:autoSpaceDN/>
-            </w:pPr>
-            <w:r>
-              <w:rPr>
-                <w:rFonts w:hint="eastAsia"/>
-                <w:color w:val="960000"/>
-                <w:sz w:val="16"/>
-                <w:szCs w:val="16"/>
-              </w:rPr>
-              <w:t>진행 보고 및 회의</w:t>
-            </w:r>
-          </w:p>
-        </w:tc>
-        <w:tc>
-          <w:tcPr>
-            <w:tcW w:w="1559" w:type="dxa"/>
-          </w:tcPr>
-          <w:p>
-            <w:pPr>
-              <w:widowControl/>
-              <w:wordWrap/>
-              <w:autoSpaceDE/>
-              <w:autoSpaceDN/>
-            </w:pPr>
-            <w:r>
-              <w:rPr>
-                <w:rFonts w:hint="eastAsia"/>
-              </w:rPr>
-              <w:t>20</w:t>
-            </w:r>
-          </w:p>
-        </w:tc>
-        <w:tc>
-          <w:tcPr>
-            <w:tcW w:w="1560" w:type="dxa"/>
-          </w:tcPr>
-          <w:p>
-            <w:pPr>
-              <w:widowControl/>
-              <w:wordWrap/>
-              <w:autoSpaceDE/>
-              <w:autoSpaceDN/>
-            </w:pPr>
-            <w:r>
-              <w:rPr>
-                <w:rFonts w:hint="eastAsia"/>
-              </w:rPr>
-              <w:t>21</w:t>
-            </w:r>
-          </w:p>
-        </w:tc>
-        <w:tc>
-          <w:tcPr>
-            <w:tcW w:w="1559" w:type="dxa"/>
-          </w:tcPr>
-          <w:p>
-            <w:pPr>
-              <w:widowControl/>
-              <w:wordWrap/>
-              <w:autoSpaceDE/>
-              <w:autoSpaceDN/>
-            </w:pPr>
-            <w:r>
-              <w:rPr>
-                <w:rFonts w:hint="eastAsia"/>
-              </w:rPr>
-              <w:t>22</w:t>
-            </w:r>
-          </w:p>
-        </w:tc>
-      </w:tr>
-      <w:tr>
-        <w:trPr>
-          <w:trHeight w:val="1418"/>
-          <w:jc w:val="center"/>
-        </w:trPr>
-        <w:tc>
-          <w:tcPr>
-            <w:tcW w:w="1560" w:type="dxa"/>
-          </w:tcPr>
-          <w:p>
-            <w:pPr>
-              <w:widowControl/>
-              <w:wordWrap/>
-              <w:autoSpaceDE/>
-              <w:autoSpaceDN/>
-            </w:pPr>
-            <w:r>
-              <w:rPr>
-                <w:rFonts w:hint="eastAsia"/>
-              </w:rPr>
-              <w:t>23</w:t>
-            </w:r>
-          </w:p>
-        </w:tc>
-        <w:tc>
-          <w:tcPr>
-            <w:tcW w:w="1560" w:type="dxa"/>
-          </w:tcPr>
-          <w:p>
-            <w:pPr>
-              <w:widowControl/>
-              <w:wordWrap/>
-              <w:autoSpaceDE/>
-              <w:autoSpaceDN/>
-            </w:pPr>
-            <w:r>
-              <w:rPr>
-                <w:rFonts w:hint="eastAsia"/>
-              </w:rPr>
-              <w:t>24</w:t>
-            </w:r>
-          </w:p>
-        </w:tc>
-        <w:tc>
-          <w:tcPr>
-            <w:tcW w:w="1559" w:type="dxa"/>
-          </w:tcPr>
-          <w:p>
-            <w:pPr>
-              <w:widowControl/>
-              <w:wordWrap/>
-              <w:autoSpaceDE/>
-              <w:autoSpaceDN/>
-            </w:pPr>
-            <w:r>
-              <w:rPr>
-                <w:rFonts w:hint="eastAsia"/>
-              </w:rPr>
-              <w:t>25</w:t>
-            </w:r>
-          </w:p>
-        </w:tc>
-        <w:tc>
-          <w:tcPr>
-            <w:tcW w:w="1559" w:type="dxa"/>
-          </w:tcPr>
-          <w:p>
-            <w:pPr>
-              <w:widowControl/>
-              <w:wordWrap/>
-              <w:autoSpaceDE/>
-              <w:autoSpaceDN/>
-              <w:rPr>
-                <w:color w:val="960000"/>
-                <w:sz w:val="14"/>
-                <w:szCs w:val="14"/>
-              </w:rPr>
-            </w:pPr>
-            <w:r>
-              <w:rPr>
-                <w:rFonts w:hint="eastAsia"/>
-              </w:rPr>
-              <w:t>26</w:t>
-            </w:r>
-          </w:p>
-          <w:p>
-            <w:pPr>
-              <w:widowControl/>
-              <w:wordWrap/>
-              <w:autoSpaceDE/>
-              <w:autoSpaceDN/>
-              <w:rPr>
-                <w:color w:val="960000"/>
-                <w:sz w:val="16"/>
-                <w:szCs w:val="16"/>
-              </w:rPr>
-            </w:pPr>
-            <w:r>
-              <w:rPr>
-                <w:rFonts w:hint="eastAsia"/>
-                <w:color w:val="960000"/>
-                <w:sz w:val="16"/>
-                <w:szCs w:val="16"/>
-              </w:rPr>
-              <w:t>패킷테스트</w:t>
-            </w:r>
-          </w:p>
-          <w:p>
-            <w:pPr>
-              <w:widowControl/>
-              <w:wordWrap/>
-              <w:autoSpaceDE/>
-              <w:autoSpaceDN/>
-            </w:pPr>
-            <w:r>
-              <w:rPr>
-                <w:rFonts w:hint="eastAsia"/>
-                <w:color w:val="960000"/>
-                <w:sz w:val="16"/>
-                <w:szCs w:val="16"/>
-              </w:rPr>
-              <w:t>진행 보고 및 회의</w:t>
-            </w:r>
-          </w:p>
-        </w:tc>
-        <w:tc>
-          <w:tcPr>
-            <w:tcW w:w="1559" w:type="dxa"/>
-          </w:tcPr>
-          <w:p>
-            <w:pPr>
-              <w:widowControl/>
-              <w:wordWrap/>
-              <w:autoSpaceDE/>
-              <w:autoSpaceDN/>
-            </w:pPr>
-            <w:r>
-              <w:rPr>
-                <w:rFonts w:hint="eastAsia"/>
-              </w:rPr>
-              <w:t>27</w:t>
-            </w:r>
-          </w:p>
-        </w:tc>
-        <w:tc>
-          <w:tcPr>
-            <w:tcW w:w="1560" w:type="dxa"/>
-          </w:tcPr>
-          <w:p>
-            <w:pPr>
-              <w:widowControl/>
-              <w:wordWrap/>
-              <w:autoSpaceDE/>
-              <w:autoSpaceDN/>
-            </w:pPr>
-            <w:r>
-              <w:rPr>
-                <w:rFonts w:hint="eastAsia"/>
-              </w:rPr>
-              <w:t>28</w:t>
-            </w:r>
-          </w:p>
-        </w:tc>
-        <w:tc>
-          <w:tcPr>
-            <w:tcW w:w="1559" w:type="dxa"/>
-          </w:tcPr>
-          <w:p>
-            <w:pPr>
-              <w:widowControl/>
-              <w:wordWrap/>
-              <w:autoSpaceDE/>
-              <w:autoSpaceDN/>
-            </w:pPr>
-            <w:r>
-              <w:rPr>
-                <w:rFonts w:hint="eastAsia"/>
-              </w:rPr>
-              <w:t>29</w:t>
-            </w:r>
-          </w:p>
-        </w:tc>
-      </w:tr>
-      <w:tr>
-        <w:trPr>
-          <w:trHeight w:val="284"/>
-          <w:jc w:val="center"/>
-        </w:trPr>
-        <w:tc>
-          <w:tcPr>
-            <w:tcW w:w="10916" w:type="dxa"/>
-            <w:gridSpan w:val="7"/>
-          </w:tcPr>
-          <w:p>
-            <w:pPr>
-              <w:widowControl/>
-              <w:wordWrap/>
-              <w:autoSpaceDE/>
-              <w:autoSpaceDN/>
-              <w:jc w:val="center"/>
-            </w:pPr>
-            <w:r>
-              <w:rPr>
-                <w:rFonts w:hint="eastAsia"/>
-              </w:rPr>
-              <w:t>12</w:t>
-            </w:r>
-          </w:p>
-        </w:tc>
-      </w:tr>
-      <w:tr>
-        <w:trPr>
-          <w:trHeight w:val="1418"/>
-          <w:jc w:val="center"/>
-        </w:trPr>
-        <w:tc>
-          <w:tcPr>
-            <w:tcW w:w="1560" w:type="dxa"/>
-          </w:tcPr>
-          <w:p>
-            <w:pPr>
-              <w:widowControl/>
-              <w:wordWrap/>
-              <w:autoSpaceDE/>
-              <w:autoSpaceDN/>
-            </w:pPr>
-            <w:r>
-              <w:rPr>
-                <w:rFonts w:hint="eastAsia"/>
-              </w:rPr>
-              <w:t>11/30</w:t>
-            </w:r>
-          </w:p>
-        </w:tc>
-        <w:tc>
-          <w:tcPr>
-            <w:tcW w:w="1560" w:type="dxa"/>
-          </w:tcPr>
-          <w:p>
-            <w:pPr>
-              <w:widowControl/>
-              <w:wordWrap/>
-              <w:autoSpaceDE/>
-              <w:autoSpaceDN/>
-            </w:pPr>
-            <w:r>
-              <w:rPr>
-                <w:rFonts w:hint="eastAsia"/>
-              </w:rPr>
-              <w:t>1</w:t>
-            </w:r>
-          </w:p>
-        </w:tc>
-        <w:tc>
-          <w:tcPr>
-            <w:tcW w:w="1559" w:type="dxa"/>
-          </w:tcPr>
-          <w:p>
-            <w:pPr>
-              <w:widowControl/>
-              <w:wordWrap/>
-              <w:autoSpaceDE/>
-              <w:autoSpaceDN/>
-            </w:pPr>
-            <w:r>
-              <w:rPr>
-                <w:rFonts w:hint="eastAsia"/>
-              </w:rPr>
-              <w:t>2</w:t>
-            </w:r>
-          </w:p>
-        </w:tc>
-        <w:tc>
-          <w:tcPr>
-            <w:tcW w:w="1559" w:type="dxa"/>
-          </w:tcPr>
-          <w:p>
-            <w:pPr>
-              <w:widowControl/>
-              <w:wordWrap/>
-              <w:autoSpaceDE/>
-              <w:autoSpaceDN/>
-              <w:rPr>
-                <w:color w:val="960000"/>
-                <w:sz w:val="14"/>
-                <w:szCs w:val="14"/>
-              </w:rPr>
-            </w:pPr>
-            <w:r>
-              <w:rPr>
-                <w:rFonts w:hint="eastAsia"/>
-              </w:rPr>
-              <w:t>3</w:t>
-            </w:r>
-          </w:p>
-          <w:p>
-            <w:pPr>
-              <w:widowControl/>
-              <w:wordWrap/>
-              <w:autoSpaceDE/>
-              <w:autoSpaceDN/>
-              <w:rPr>
-                <w:color w:val="960000"/>
-                <w:sz w:val="16"/>
-                <w:szCs w:val="16"/>
-              </w:rPr>
-            </w:pPr>
-            <w:r>
-              <w:rPr>
-                <w:rFonts w:hint="eastAsia"/>
-                <w:color w:val="960000"/>
-                <w:sz w:val="16"/>
-                <w:szCs w:val="16"/>
-              </w:rPr>
-              <w:t>패킷테스트</w:t>
-            </w:r>
-          </w:p>
-          <w:p>
-            <w:pPr>
-              <w:widowControl/>
-              <w:wordWrap/>
-              <w:autoSpaceDE/>
-              <w:autoSpaceDN/>
-            </w:pPr>
-            <w:r>
-              <w:rPr>
-                <w:rFonts w:hint="eastAsia"/>
-                <w:color w:val="960000"/>
-                <w:sz w:val="16"/>
-                <w:szCs w:val="16"/>
-              </w:rPr>
-              <w:t>진행 보고 및 회의</w:t>
-            </w:r>
-          </w:p>
-        </w:tc>
-        <w:tc>
-          <w:tcPr>
-            <w:tcW w:w="1559" w:type="dxa"/>
-          </w:tcPr>
-          <w:p>
-            <w:pPr>
-              <w:widowControl/>
-              <w:wordWrap/>
-              <w:autoSpaceDE/>
-              <w:autoSpaceDN/>
-            </w:pPr>
-            <w:r>
-              <w:rPr>
-                <w:rFonts w:hint="eastAsia"/>
-              </w:rPr>
-              <w:t>4</w:t>
-            </w:r>
-          </w:p>
-        </w:tc>
-        <w:tc>
-          <w:tcPr>
-            <w:tcW w:w="1560" w:type="dxa"/>
-          </w:tcPr>
-          <w:p>
-            <w:pPr>
-              <w:widowControl/>
-              <w:wordWrap/>
-              <w:autoSpaceDE/>
-              <w:autoSpaceDN/>
-            </w:pPr>
-            <w:r>
-              <w:rPr>
-                <w:rFonts w:hint="eastAsia"/>
-              </w:rPr>
-              <w:t>5</w:t>
-            </w:r>
-          </w:p>
-        </w:tc>
-        <w:tc>
-          <w:tcPr>
-            <w:tcW w:w="1559" w:type="dxa"/>
-          </w:tcPr>
-          <w:p>
-            <w:pPr>
-              <w:widowControl/>
-              <w:wordWrap/>
-              <w:autoSpaceDE/>
-              <w:autoSpaceDN/>
-            </w:pPr>
-            <w:r>
-              <w:rPr>
-                <w:rFonts w:hint="eastAsia"/>
-              </w:rPr>
-              <w:t>6</w:t>
-            </w:r>
-          </w:p>
-        </w:tc>
-      </w:tr>
-      <w:tr>
-        <w:trPr>
-          <w:trHeight w:val="1418"/>
-          <w:jc w:val="center"/>
-        </w:trPr>
-        <w:tc>
-          <w:tcPr>
-            <w:tcW w:w="1560" w:type="dxa"/>
-          </w:tcPr>
-          <w:p>
-            <w:pPr>
-              <w:widowControl/>
-              <w:wordWrap/>
-              <w:autoSpaceDE/>
-              <w:autoSpaceDN/>
-            </w:pPr>
-            <w:r>
-              <w:rPr>
-                <w:rFonts w:hint="eastAsia"/>
-              </w:rPr>
-              <w:t>7</w:t>
-            </w:r>
-          </w:p>
-        </w:tc>
-        <w:tc>
-          <w:tcPr>
-            <w:tcW w:w="1560" w:type="dxa"/>
-          </w:tcPr>
-          <w:p>
-            <w:pPr>
-              <w:widowControl/>
-              <w:wordWrap/>
-              <w:autoSpaceDE/>
-              <w:autoSpaceDN/>
-            </w:pPr>
-            <w:r>
-              <w:rPr>
-                <w:rFonts w:hint="eastAsia"/>
-              </w:rPr>
-              <w:t>8</w:t>
-            </w:r>
-          </w:p>
-        </w:tc>
-        <w:tc>
-          <w:tcPr>
-            <w:tcW w:w="1559" w:type="dxa"/>
-          </w:tcPr>
-          <w:p>
-            <w:pPr>
-              <w:widowControl/>
-              <w:wordWrap/>
-              <w:autoSpaceDE/>
-              <w:autoSpaceDN/>
-            </w:pPr>
-            <w:r>
-              <w:rPr>
-                <w:rFonts w:hint="eastAsia"/>
-              </w:rPr>
-              <w:t>9</w:t>
-            </w:r>
-          </w:p>
-        </w:tc>
-        <w:tc>
-          <w:tcPr>
-            <w:tcW w:w="1559" w:type="dxa"/>
-          </w:tcPr>
-          <w:p>
-            <w:pPr>
-              <w:widowControl/>
-              <w:wordWrap/>
-              <w:autoSpaceDE/>
-              <w:autoSpaceDN/>
-              <w:rPr>
-                <w:color w:val="960000"/>
-                <w:sz w:val="14"/>
-                <w:szCs w:val="14"/>
-              </w:rPr>
-            </w:pPr>
-            <w:r>
-              <w:rPr>
-                <w:rFonts w:hint="eastAsia"/>
-              </w:rPr>
-              <w:t>10</w:t>
-            </w:r>
-          </w:p>
-          <w:p>
-            <w:pPr>
-              <w:widowControl/>
-              <w:wordWrap/>
-              <w:autoSpaceDE/>
-              <w:autoSpaceDN/>
-              <w:rPr>
-                <w:color w:val="960000"/>
-                <w:sz w:val="16"/>
-                <w:szCs w:val="16"/>
-              </w:rPr>
-            </w:pPr>
-            <w:r>
-              <w:rPr>
-                <w:rFonts w:hint="eastAsia"/>
-                <w:color w:val="960000"/>
-                <w:sz w:val="16"/>
-                <w:szCs w:val="16"/>
-              </w:rPr>
-              <w:t>패킷테스트</w:t>
-            </w:r>
+            <w:proofErr w:type="spellEnd"/>
           </w:p>
           <w:p>
             <w:pPr>
@@ -15692,7 +19085,7 @@
 </file>
 
 <file path=word/endnotes.xml><?xml version="1.0" encoding="utf-8"?>
-<w:endnotes xmlns:wpc="http://schemas.microsoft.com/office/word/2010/wordprocessingCanvas" xmlns:cx="http://schemas.microsoft.com/office/drawing/2014/chartex" xmlns:cx1="http://schemas.microsoft.com/office/drawing/2015/9/8/chartex" xmlns:cx2="http://schemas.microsoft.com/office/drawing/2015/10/21/chartex" xmlns:cx3="http://schemas.microsoft.com/office/drawing/2016/5/9/chartex" xmlns:cx4="http://schemas.microsoft.com/office/drawing/2016/5/10/chartex" xmlns:cx5="http://schemas.microsoft.com/office/drawing/2016/5/11/chartex" xmlns:cx6="http://schemas.microsoft.com/office/drawing/2016/5/12/chartex" xmlns:cx7="http://schemas.microsoft.com/office/drawing/2016/5/13/chartex" xmlns:cx8="http://schemas.microsoft.com/office/drawing/2016/5/14/chartex" xmlns:mc="http://schemas.openxmlformats.org/markup-compatibility/2006" xmlns:aink="http://schemas.microsoft.com/office/drawing/2016/ink" xmlns:am3d="http://schemas.microsoft.com/office/drawing/2017/model3d" xmlns:o="urn:schemas-microsoft-com:office:office" xmlns:oel="http://schemas.microsoft.com/office/2019/extlst" xmlns:r="http://schemas.openxmlformats.org/officeDocument/2006/relationships" xmlns:m="http://schemas.openxmlformats.org/officeDocument/2006/math" xmlns:v="urn:schemas-microsoft-com:vml" xmlns:wp14="http://schemas.microsoft.com/office/word/2010/wordprocessingDrawing" xmlns:wp="http://schemas.openxmlformats.org/drawingml/2006/wordprocessingDrawing" xmlns:w10="urn:schemas-microsoft-com:office:word" xmlns:w="http://schemas.openxmlformats.org/wordprocessingml/2006/main" xmlns:w14="http://schemas.microsoft.com/office/word/2010/wordml" xmlns:w15="http://schemas.microsoft.com/office/word/2012/wordml" xmlns:w16cex="http://schemas.microsoft.com/office/word/2018/wordml/cex" xmlns:w16cid="http://schemas.microsoft.com/office/word/2016/wordml/cid" xmlns:w16="http://schemas.microsoft.com/office/word/2018/wordml" xmlns:w16sdtdh="http://schemas.microsoft.com/office/word/2020/wordml/sdtdatahash" xmlns:w16se="http://schemas.microsoft.com/office/word/2015/wordml/symex" xmlns:wpg="http://schemas.microsoft.com/office/word/2010/wordprocessingGroup" xmlns:wpi="http://schemas.microsoft.com/office/word/2010/wordprocessingInk" xmlns:wne="http://schemas.microsoft.com/office/word/2006/wordml" xmlns:wps="http://schemas.microsoft.com/office/word/2010/wordprocessingShape" mc:Ignorable="w14 w15 w16se w16cid w16 w16cex w16sdtdh wp14">
+<w:endnotes xmlns:wpc="http://schemas.microsoft.com/office/word/2010/wordprocessingCanvas" xmlns:cx="http://schemas.microsoft.com/office/drawing/2014/chartex" xmlns:cx1="http://schemas.microsoft.com/office/drawing/2015/9/8/chartex" xmlns:cx2="http://schemas.microsoft.com/office/drawing/2015/10/21/chartex" xmlns:cx3="http://schemas.microsoft.com/office/drawing/2016/5/9/chartex" xmlns:cx4="http://schemas.microsoft.com/office/drawing/2016/5/10/chartex" xmlns:cx5="http://schemas.microsoft.com/office/drawing/2016/5/11/chartex" xmlns:cx6="http://schemas.microsoft.com/office/drawing/2016/5/12/chartex" xmlns:cx7="http://schemas.microsoft.com/office/drawing/2016/5/13/chartex" xmlns:cx8="http://schemas.microsoft.com/office/drawing/2016/5/14/chartex" xmlns:mc="http://schemas.openxmlformats.org/markup-compatibility/2006" xmlns:aink="http://schemas.microsoft.com/office/drawing/2016/ink" xmlns:am3d="http://schemas.microsoft.com/office/drawing/2017/model3d" xmlns:o="urn:schemas-microsoft-com:office:office" xmlns:oel="http://schemas.microsoft.com/office/2019/extlst" xmlns:r="http://schemas.openxmlformats.org/officeDocument/2006/relationships" xmlns:m="http://schemas.openxmlformats.org/officeDocument/2006/math" xmlns:v="urn:schemas-microsoft-com:vml" xmlns:wp14="http://schemas.microsoft.com/office/word/2010/wordprocessingDrawing" xmlns:wp="http://schemas.openxmlformats.org/drawingml/2006/wordprocessingDrawing" xmlns:w10="urn:schemas-microsoft-com:office:word" xmlns:w="http://schemas.openxmlformats.org/wordprocessingml/2006/main" xmlns:w14="http://schemas.microsoft.com/office/word/2010/wordml" xmlns:w15="http://schemas.microsoft.com/office/word/2012/wordml" xmlns:w16cex="http://schemas.microsoft.com/office/word/2018/wordml/cex" xmlns:w16cid="http://schemas.microsoft.com/office/word/2016/wordml/cid" xmlns:w16="http://schemas.microsoft.com/office/word/2018/wordml" xmlns:w16du="http://schemas.microsoft.com/office/word/2023/wordml/word16du" xmlns:w16sdtdh="http://schemas.microsoft.com/office/word/2020/wordml/sdtdatahash" xmlns:w16sdtfl="http://schemas.microsoft.com/office/word/2024/wordml/sdtformatlock" xmlns:w16se="http://schemas.microsoft.com/office/word/2015/wordml/symex" xmlns:wpg="http://schemas.microsoft.com/office/word/2010/wordprocessingGroup" xmlns:wpi="http://schemas.microsoft.com/office/word/2010/wordprocessingInk" xmlns:wne="http://schemas.microsoft.com/office/word/2006/wordml" xmlns:wps="http://schemas.microsoft.com/office/word/2010/wordprocessingShape" mc:Ignorable="w14 w15 w16se w16cid w16 w16cex w16sdtdh w16sdtfl w16du wp14">
   <w:endnote w:type="separator" w:id="-1">
     <w:p>
       <w:pPr>
@@ -15717,7 +19110,7 @@
 </file>
 
 <file path=word/footer1.xml><?xml version="1.0" encoding="utf-8"?>
-<w:ftr xmlns:wpc="http://schemas.microsoft.com/office/word/2010/wordprocessingCanvas" xmlns:cx="http://schemas.microsoft.com/office/drawing/2014/chartex" xmlns:cx1="http://schemas.microsoft.com/office/drawing/2015/9/8/chartex" xmlns:cx2="http://schemas.microsoft.com/office/drawing/2015/10/21/chartex" xmlns:cx3="http://schemas.microsoft.com/office/drawing/2016/5/9/chartex" xmlns:cx4="http://schemas.microsoft.com/office/drawing/2016/5/10/chartex" xmlns:cx5="http://schemas.microsoft.com/office/drawing/2016/5/11/chartex" xmlns:cx6="http://schemas.microsoft.com/office/drawing/2016/5/12/chartex" xmlns:cx7="http://schemas.microsoft.com/office/drawing/2016/5/13/chartex" xmlns:cx8="http://schemas.microsoft.com/office/drawing/2016/5/14/chartex" xmlns:mc="http://schemas.openxmlformats.org/markup-compatibility/2006" xmlns:aink="http://schemas.microsoft.com/office/drawing/2016/ink" xmlns:am3d="http://schemas.microsoft.com/office/drawing/2017/model3d" xmlns:o="urn:schemas-microsoft-com:office:office" xmlns:oel="http://schemas.microsoft.com/office/2019/extlst" xmlns:r="http://schemas.openxmlformats.org/officeDocument/2006/relationships" xmlns:m="http://schemas.openxmlformats.org/officeDocument/2006/math" xmlns:v="urn:schemas-microsoft-com:vml" xmlns:wp14="http://schemas.microsoft.com/office/word/2010/wordprocessingDrawing" xmlns:wp="http://schemas.openxmlformats.org/drawingml/2006/wordprocessingDrawing" xmlns:w10="urn:schemas-microsoft-com:office:word" xmlns:w="http://schemas.openxmlformats.org/wordprocessingml/2006/main" xmlns:w14="http://schemas.microsoft.com/office/word/2010/wordml" xmlns:w15="http://schemas.microsoft.com/office/word/2012/wordml" xmlns:w16cex="http://schemas.microsoft.com/office/word/2018/wordml/cex" xmlns:w16cid="http://schemas.microsoft.com/office/word/2016/wordml/cid" xmlns:w16="http://schemas.microsoft.com/office/word/2018/wordml" xmlns:w16sdtdh="http://schemas.microsoft.com/office/word/2020/wordml/sdtdatahash" xmlns:w16se="http://schemas.microsoft.com/office/word/2015/wordml/symex" xmlns:wpg="http://schemas.microsoft.com/office/word/2010/wordprocessingGroup" xmlns:wpi="http://schemas.microsoft.com/office/word/2010/wordprocessingInk" xmlns:wne="http://schemas.microsoft.com/office/word/2006/wordml" xmlns:wps="http://schemas.microsoft.com/office/word/2010/wordprocessingShape" mc:Ignorable="w14 w15 w16se w16cid w16 w16cex w16sdtdh wp14">
+<w:ftr xmlns:wpc="http://schemas.microsoft.com/office/word/2010/wordprocessingCanvas" xmlns:cx="http://schemas.microsoft.com/office/drawing/2014/chartex" xmlns:cx1="http://schemas.microsoft.com/office/drawing/2015/9/8/chartex" xmlns:cx2="http://schemas.microsoft.com/office/drawing/2015/10/21/chartex" xmlns:cx3="http://schemas.microsoft.com/office/drawing/2016/5/9/chartex" xmlns:cx4="http://schemas.microsoft.com/office/drawing/2016/5/10/chartex" xmlns:cx5="http://schemas.microsoft.com/office/drawing/2016/5/11/chartex" xmlns:cx6="http://schemas.microsoft.com/office/drawing/2016/5/12/chartex" xmlns:cx7="http://schemas.microsoft.com/office/drawing/2016/5/13/chartex" xmlns:cx8="http://schemas.microsoft.com/office/drawing/2016/5/14/chartex" xmlns:mc="http://schemas.openxmlformats.org/markup-compatibility/2006" xmlns:aink="http://schemas.microsoft.com/office/drawing/2016/ink" xmlns:am3d="http://schemas.microsoft.com/office/drawing/2017/model3d" xmlns:o="urn:schemas-microsoft-com:office:office" xmlns:oel="http://schemas.microsoft.com/office/2019/extlst" xmlns:r="http://schemas.openxmlformats.org/officeDocument/2006/relationships" xmlns:m="http://schemas.openxmlformats.org/officeDocument/2006/math" xmlns:v="urn:schemas-microsoft-com:vml" xmlns:wp14="http://schemas.microsoft.com/office/word/2010/wordprocessingDrawing" xmlns:wp="http://schemas.openxmlformats.org/drawingml/2006/wordprocessingDrawing" xmlns:w10="urn:schemas-microsoft-com:office:word" xmlns:w="http://schemas.openxmlformats.org/wordprocessingml/2006/main" xmlns:w14="http://schemas.microsoft.com/office/word/2010/wordml" xmlns:w15="http://schemas.microsoft.com/office/word/2012/wordml" xmlns:w16cex="http://schemas.microsoft.com/office/word/2018/wordml/cex" xmlns:w16cid="http://schemas.microsoft.com/office/word/2016/wordml/cid" xmlns:w16="http://schemas.microsoft.com/office/word/2018/wordml" xmlns:w16du="http://schemas.microsoft.com/office/word/2023/wordml/word16du" xmlns:w16sdtdh="http://schemas.microsoft.com/office/word/2020/wordml/sdtdatahash" xmlns:w16sdtfl="http://schemas.microsoft.com/office/word/2024/wordml/sdtformatlock" xmlns:w16se="http://schemas.microsoft.com/office/word/2015/wordml/symex" xmlns:wpg="http://schemas.microsoft.com/office/word/2010/wordprocessingGroup" xmlns:wpi="http://schemas.microsoft.com/office/word/2010/wordprocessingInk" xmlns:wne="http://schemas.microsoft.com/office/word/2006/wordml" xmlns:wps="http://schemas.microsoft.com/office/word/2010/wordprocessingShape" mc:Ignorable="w14 w15 w16se w16cid w16 w16cex w16sdtdh w16sdtfl w16du wp14">
   <w:sdt>
     <w:sdtPr>
       <w:id w:val="1471174885"/>
@@ -15762,7 +19155,7 @@
 </file>
 
 <file path=word/footnotes.xml><?xml version="1.0" encoding="utf-8"?>
-<w:footnotes xmlns:wpc="http://schemas.microsoft.com/office/word/2010/wordprocessingCanvas" xmlns:cx="http://schemas.microsoft.com/office/drawing/2014/chartex" xmlns:cx1="http://schemas.microsoft.com/office/drawing/2015/9/8/chartex" xmlns:cx2="http://schemas.microsoft.com/office/drawing/2015/10/21/chartex" xmlns:cx3="http://schemas.microsoft.com/office/drawing/2016/5/9/chartex" xmlns:cx4="http://schemas.microsoft.com/office/drawing/2016/5/10/chartex" xmlns:cx5="http://schemas.microsoft.com/office/drawing/2016/5/11/chartex" xmlns:cx6="http://schemas.microsoft.com/office/drawing/2016/5/12/chartex" xmlns:cx7="http://schemas.microsoft.com/office/drawing/2016/5/13/chartex" xmlns:cx8="http://schemas.microsoft.com/office/drawing/2016/5/14/chartex" xmlns:mc="http://schemas.openxmlformats.org/markup-compatibility/2006" xmlns:aink="http://schemas.microsoft.com/office/drawing/2016/ink" xmlns:am3d="http://schemas.microsoft.com/office/drawing/2017/model3d" xmlns:o="urn:schemas-microsoft-com:office:office" xmlns:oel="http://schemas.microsoft.com/office/2019/extlst" xmlns:r="http://schemas.openxmlformats.org/officeDocument/2006/relationships" xmlns:m="http://schemas.openxmlformats.org/officeDocument/2006/math" xmlns:v="urn:schemas-microsoft-com:vml" xmlns:wp14="http://schemas.microsoft.com/office/word/2010/wordprocessingDrawing" xmlns:wp="http://schemas.openxmlformats.org/drawingml/2006/wordprocessingDrawing" xmlns:w10="urn:schemas-microsoft-com:office:word" xmlns:w="http://schemas.openxmlformats.org/wordprocessingml/2006/main" xmlns:w14="http://schemas.microsoft.com/office/word/2010/wordml" xmlns:w15="http://schemas.microsoft.com/office/word/2012/wordml" xmlns:w16cex="http://schemas.microsoft.com/office/word/2018/wordml/cex" xmlns:w16cid="http://schemas.microsoft.com/office/word/2016/wordml/cid" xmlns:w16="http://schemas.microsoft.com/office/word/2018/wordml" xmlns:w16sdtdh="http://schemas.microsoft.com/office/word/2020/wordml/sdtdatahash" xmlns:w16se="http://schemas.microsoft.com/office/word/2015/wordml/symex" xmlns:wpg="http://schemas.microsoft.com/office/word/2010/wordprocessingGroup" xmlns:wpi="http://schemas.microsoft.com/office/word/2010/wordprocessingInk" xmlns:wne="http://schemas.microsoft.com/office/word/2006/wordml" xmlns:wps="http://schemas.microsoft.com/office/word/2010/wordprocessingShape" mc:Ignorable="w14 w15 w16se w16cid w16 w16cex w16sdtdh wp14">
+<w:footnotes xmlns:wpc="http://schemas.microsoft.com/office/word/2010/wordprocessingCanvas" xmlns:cx="http://schemas.microsoft.com/office/drawing/2014/chartex" xmlns:cx1="http://schemas.microsoft.com/office/drawing/2015/9/8/chartex" xmlns:cx2="http://schemas.microsoft.com/office/drawing/2015/10/21/chartex" xmlns:cx3="http://schemas.microsoft.com/office/drawing/2016/5/9/chartex" xmlns:cx4="http://schemas.microsoft.com/office/drawing/2016/5/10/chartex" xmlns:cx5="http://schemas.microsoft.com/office/drawing/2016/5/11/chartex" xmlns:cx6="http://schemas.microsoft.com/office/drawing/2016/5/12/chartex" xmlns:cx7="http://schemas.microsoft.com/office/drawing/2016/5/13/chartex" xmlns:cx8="http://schemas.microsoft.com/office/drawing/2016/5/14/chartex" xmlns:mc="http://schemas.openxmlformats.org/markup-compatibility/2006" xmlns:aink="http://schemas.microsoft.com/office/drawing/2016/ink" xmlns:am3d="http://schemas.microsoft.com/office/drawing/2017/model3d" xmlns:o="urn:schemas-microsoft-com:office:office" xmlns:oel="http://schemas.microsoft.com/office/2019/extlst" xmlns:r="http://schemas.openxmlformats.org/officeDocument/2006/relationships" xmlns:m="http://schemas.openxmlformats.org/officeDocument/2006/math" xmlns:v="urn:schemas-microsoft-com:vml" xmlns:wp14="http://schemas.microsoft.com/office/word/2010/wordprocessingDrawing" xmlns:wp="http://schemas.openxmlformats.org/drawingml/2006/wordprocessingDrawing" xmlns:w10="urn:schemas-microsoft-com:office:word" xmlns:w="http://schemas.openxmlformats.org/wordprocessingml/2006/main" xmlns:w14="http://schemas.microsoft.com/office/word/2010/wordml" xmlns:w15="http://schemas.microsoft.com/office/word/2012/wordml" xmlns:w16cex="http://schemas.microsoft.com/office/word/2018/wordml/cex" xmlns:w16cid="http://schemas.microsoft.com/office/word/2016/wordml/cid" xmlns:w16="http://schemas.microsoft.com/office/word/2018/wordml" xmlns:w16du="http://schemas.microsoft.com/office/word/2023/wordml/word16du" xmlns:w16sdtdh="http://schemas.microsoft.com/office/word/2020/wordml/sdtdatahash" xmlns:w16sdtfl="http://schemas.microsoft.com/office/word/2024/wordml/sdtformatlock" xmlns:w16se="http://schemas.microsoft.com/office/word/2015/wordml/symex" xmlns:wpg="http://schemas.microsoft.com/office/word/2010/wordprocessingGroup" xmlns:wpi="http://schemas.microsoft.com/office/word/2010/wordprocessingInk" xmlns:wne="http://schemas.microsoft.com/office/word/2006/wordml" xmlns:wps="http://schemas.microsoft.com/office/word/2010/wordprocessingShape" mc:Ignorable="w14 w15 w16se w16cid w16 w16cex w16sdtdh w16sdtfl w16du wp14">
   <w:footnote w:type="separator" w:id="-1">
     <w:p>
       <w:pPr>
@@ -15787,7 +19180,7 @@
 </file>
 
 <file path=word/numbering.xml><?xml version="1.0" encoding="utf-8"?>
-<w:numbering xmlns:wpc="http://schemas.microsoft.com/office/word/2010/wordprocessingCanvas" xmlns:cx="http://schemas.microsoft.com/office/drawing/2014/chartex" xmlns:cx1="http://schemas.microsoft.com/office/drawing/2015/9/8/chartex" xmlns:cx2="http://schemas.microsoft.com/office/drawing/2015/10/21/chartex" xmlns:cx3="http://schemas.microsoft.com/office/drawing/2016/5/9/chartex" xmlns:cx4="http://schemas.microsoft.com/office/drawing/2016/5/10/chartex" xmlns:cx5="http://schemas.microsoft.com/office/drawing/2016/5/11/chartex" xmlns:cx6="http://schemas.microsoft.com/office/drawing/2016/5/12/chartex" xmlns:cx7="http://schemas.microsoft.com/office/drawing/2016/5/13/chartex" xmlns:cx8="http://schemas.microsoft.com/office/drawing/2016/5/14/chartex" xmlns:mc="http://schemas.openxmlformats.org/markup-compatibility/2006" xmlns:aink="http://schemas.microsoft.com/office/drawing/2016/ink" xmlns:am3d="http://schemas.microsoft.com/office/drawing/2017/model3d" xmlns:o="urn:schemas-microsoft-com:office:office" xmlns:oel="http://schemas.microsoft.com/office/2019/extlst" xmlns:r="http://schemas.openxmlformats.org/officeDocument/2006/relationships" xmlns:m="http://schemas.openxmlformats.org/officeDocument/2006/math" xmlns:v="urn:schemas-microsoft-com:vml" xmlns:wp14="http://schemas.microsoft.com/office/word/2010/wordprocessingDrawing" xmlns:wp="http://schemas.openxmlformats.org/drawingml/2006/wordprocessingDrawing" xmlns:w10="urn:schemas-microsoft-com:office:word" xmlns:w="http://schemas.openxmlformats.org/wordprocessingml/2006/main" xmlns:w14="http://schemas.microsoft.com/office/word/2010/wordml" xmlns:w15="http://schemas.microsoft.com/office/word/2012/wordml" xmlns:w16cex="http://schemas.microsoft.com/office/word/2018/wordml/cex" xmlns:w16cid="http://schemas.microsoft.com/office/word/2016/wordml/cid" xmlns:w16="http://schemas.microsoft.com/office/word/2018/wordml" xmlns:w16sdtdh="http://schemas.microsoft.com/office/word/2020/wordml/sdtdatahash" xmlns:w16se="http://schemas.microsoft.com/office/word/2015/wordml/symex" xmlns:wpg="http://schemas.microsoft.com/office/word/2010/wordprocessingGroup" xmlns:wpi="http://schemas.microsoft.com/office/word/2010/wordprocessingInk" xmlns:wne="http://schemas.microsoft.com/office/word/2006/wordml" xmlns:wps="http://schemas.microsoft.com/office/word/2010/wordprocessingShape" mc:Ignorable="w14 w15 w16se w16cid w16 w16cex w16sdtdh wp14">
+<w:numbering xmlns:wpc="http://schemas.microsoft.com/office/word/2010/wordprocessingCanvas" xmlns:cx="http://schemas.microsoft.com/office/drawing/2014/chartex" xmlns:cx1="http://schemas.microsoft.com/office/drawing/2015/9/8/chartex" xmlns:cx2="http://schemas.microsoft.com/office/drawing/2015/10/21/chartex" xmlns:cx3="http://schemas.microsoft.com/office/drawing/2016/5/9/chartex" xmlns:cx4="http://schemas.microsoft.com/office/drawing/2016/5/10/chartex" xmlns:cx5="http://schemas.microsoft.com/office/drawing/2016/5/11/chartex" xmlns:cx6="http://schemas.microsoft.com/office/drawing/2016/5/12/chartex" xmlns:cx7="http://schemas.microsoft.com/office/drawing/2016/5/13/chartex" xmlns:cx8="http://schemas.microsoft.com/office/drawing/2016/5/14/chartex" xmlns:mc="http://schemas.openxmlformats.org/markup-compatibility/2006" xmlns:aink="http://schemas.microsoft.com/office/drawing/2016/ink" xmlns:am3d="http://schemas.microsoft.com/office/drawing/2017/model3d" xmlns:o="urn:schemas-microsoft-com:office:office" xmlns:oel="http://schemas.microsoft.com/office/2019/extlst" xmlns:r="http://schemas.openxmlformats.org/officeDocument/2006/relationships" xmlns:m="http://schemas.openxmlformats.org/officeDocument/2006/math" xmlns:v="urn:schemas-microsoft-com:vml" xmlns:wp14="http://schemas.microsoft.com/office/word/2010/wordprocessingDrawing" xmlns:wp="http://schemas.openxmlformats.org/drawingml/2006/wordprocessingDrawing" xmlns:w10="urn:schemas-microsoft-com:office:word" xmlns:w="http://schemas.openxmlformats.org/wordprocessingml/2006/main" xmlns:w14="http://schemas.microsoft.com/office/word/2010/wordml" xmlns:w15="http://schemas.microsoft.com/office/word/2012/wordml" xmlns:w16cex="http://schemas.microsoft.com/office/word/2018/wordml/cex" xmlns:w16cid="http://schemas.microsoft.com/office/word/2016/wordml/cid" xmlns:w16="http://schemas.microsoft.com/office/word/2018/wordml" xmlns:w16du="http://schemas.microsoft.com/office/word/2023/wordml/word16du" xmlns:w16sdtdh="http://schemas.microsoft.com/office/word/2020/wordml/sdtdatahash" xmlns:w16sdtfl="http://schemas.microsoft.com/office/word/2024/wordml/sdtformatlock" xmlns:w16se="http://schemas.microsoft.com/office/word/2015/wordml/symex" xmlns:wpg="http://schemas.microsoft.com/office/word/2010/wordprocessingGroup" xmlns:wpi="http://schemas.microsoft.com/office/word/2010/wordprocessingInk" xmlns:wne="http://schemas.microsoft.com/office/word/2006/wordml" xmlns:wps="http://schemas.microsoft.com/office/word/2010/wordprocessingShape" mc:Ignorable="w14 w15 w16se w16cid w16 w16cex w16sdtdh w16sdtfl w16du wp14">
   <w:abstractNum w:abstractNumId="0" w15:restartNumberingAfterBreak="0">
     <w:nsid w:val="05E96921"/>
     <w:multiLevelType w:val="hybridMultilevel"/>
@@ -18012,7 +21405,7 @@
 </file>
 
 <file path=word/styles.xml><?xml version="1.0" encoding="utf-8"?>
-<w:styles xmlns:mc="http://schemas.openxmlformats.org/markup-compatibility/2006" xmlns:r="http://schemas.openxmlformats.org/officeDocument/2006/relationships" xmlns:w="http://schemas.openxmlformats.org/wordprocessingml/2006/main" xmlns:w14="http://schemas.microsoft.com/office/word/2010/wordml" xmlns:w15="http://schemas.microsoft.com/office/word/2012/wordml" xmlns:w16cex="http://schemas.microsoft.com/office/word/2018/wordml/cex" xmlns:w16cid="http://schemas.microsoft.com/office/word/2016/wordml/cid" xmlns:w16="http://schemas.microsoft.com/office/word/2018/wordml" xmlns:w16sdtdh="http://schemas.microsoft.com/office/word/2020/wordml/sdtdatahash" xmlns:w16se="http://schemas.microsoft.com/office/word/2015/wordml/symex" mc:Ignorable="w14 w15 w16se w16cid w16 w16cex w16sdtdh">
+<w:styles xmlns:mc="http://schemas.openxmlformats.org/markup-compatibility/2006" xmlns:r="http://schemas.openxmlformats.org/officeDocument/2006/relationships" xmlns:w="http://schemas.openxmlformats.org/wordprocessingml/2006/main" xmlns:w14="http://schemas.microsoft.com/office/word/2010/wordml" xmlns:w15="http://schemas.microsoft.com/office/word/2012/wordml" xmlns:w16cex="http://schemas.microsoft.com/office/word/2018/wordml/cex" xmlns:w16cid="http://schemas.microsoft.com/office/word/2016/wordml/cid" xmlns:w16="http://schemas.microsoft.com/office/word/2018/wordml" xmlns:w16du="http://schemas.microsoft.com/office/word/2023/wordml/word16du" xmlns:w16sdtdh="http://schemas.microsoft.com/office/word/2020/wordml/sdtdatahash" xmlns:w16sdtfl="http://schemas.microsoft.com/office/word/2024/wordml/sdtformatlock" xmlns:w16se="http://schemas.microsoft.com/office/word/2015/wordml/symex" mc:Ignorable="w14 w15 w16se w16cid w16 w16cex w16sdtdh w16sdtfl w16du">
   <w:docDefaults>
     <w:rPrDefault>
       <w:rPr>

--- a/넷겜플기획서.docx
+++ b/넷겜플기획서.docx
@@ -1981,13 +1981,23 @@
         </w:rPr>
         <w:t>(</w:t>
       </w:r>
+      <w:proofErr w:type="spellStart"/>
       <w:r>
         <w:rPr>
           <w:rFonts w:hint="eastAsia"/>
           <w:sz w:val="20"/>
           <w:szCs w:val="20"/>
         </w:rPr>
-        <w:t>유영빈, 이소민</w:t>
+        <w:t>유영빈</w:t>
+      </w:r>
+      <w:proofErr w:type="spellEnd"/>
+      <w:r>
+        <w:rPr>
+          <w:rFonts w:hint="eastAsia"/>
+          <w:sz w:val="20"/>
+          <w:szCs w:val="20"/>
+        </w:rPr>
+        <w:t>, 이소민</w:t>
       </w:r>
       <w:r>
         <w:rPr>
@@ -7086,7 +7096,25 @@
           <w:sz w:val="20"/>
           <w:szCs w:val="20"/>
         </w:rPr>
-        <w:t>에서 받은 작업을 패킷별로 처리한다.</w:t>
+        <w:t xml:space="preserve">에서 받은 작업을 </w:t>
+      </w:r>
+      <w:proofErr w:type="spellStart"/>
+      <w:r>
+        <w:rPr>
+          <w:rFonts w:hint="eastAsia"/>
+          <w:sz w:val="20"/>
+          <w:szCs w:val="20"/>
+        </w:rPr>
+        <w:t>패킷별로</w:t>
+      </w:r>
+      <w:proofErr w:type="spellEnd"/>
+      <w:r>
+        <w:rPr>
+          <w:rFonts w:hint="eastAsia"/>
+          <w:sz w:val="20"/>
+          <w:szCs w:val="20"/>
+        </w:rPr>
+        <w:t xml:space="preserve"> 처리한다.</w:t>
       </w:r>
     </w:p>
     <w:p>
@@ -16062,15 +16090,7 @@
                 <w:sz w:val="20"/>
                 <w:szCs w:val="20"/>
               </w:rPr>
-              <w:t xml:space="preserve">로그인 </w:t>
-            </w:r>
-            <w:r>
-              <w:rPr>
-                <w:rFonts w:hint="eastAsia"/>
-                <w:sz w:val="20"/>
-                <w:szCs w:val="20"/>
-              </w:rPr>
-              <w:t>화면 구현</w:t>
+              <w:t>로그인 화면 구현</w:t>
             </w:r>
           </w:p>
           <w:p>
@@ -16662,9 +16682,6 @@
               <w:wordWrap/>
               <w:autoSpaceDE/>
               <w:autoSpaceDN/>
-              <w:rPr>
-                <w:rFonts w:hint="eastAsia"/>
-              </w:rPr>
             </w:pPr>
             <w:r>
               <w:rPr>
@@ -17477,13 +17494,13 @@
         <w:tblLook w:val="04A0" w:firstRow="1" w:lastRow="0" w:firstColumn="1" w:lastColumn="0" w:noHBand="0" w:noVBand="1"/>
       </w:tblPr>
       <w:tblGrid>
-        <w:gridCol w:w="1560"/>
-        <w:gridCol w:w="1560"/>
-        <w:gridCol w:w="1559"/>
-        <w:gridCol w:w="1559"/>
-        <w:gridCol w:w="1559"/>
-        <w:gridCol w:w="1560"/>
-        <w:gridCol w:w="1559"/>
+        <w:gridCol w:w="1553"/>
+        <w:gridCol w:w="1614"/>
+        <w:gridCol w:w="1601"/>
+        <w:gridCol w:w="1498"/>
+        <w:gridCol w:w="1634"/>
+        <w:gridCol w:w="1557"/>
+        <w:gridCol w:w="1459"/>
       </w:tblGrid>
       <w:tr>
         <w:trPr>
@@ -17493,13 +17510,19 @@
         <w:tc>
           <w:tcPr>
             <w:tcW w:w="1560" w:type="dxa"/>
-          </w:tcPr>
-          <w:p>
-            <w:pPr>
-              <w:widowControl/>
-              <w:wordWrap/>
-              <w:autoSpaceDE/>
-              <w:autoSpaceDN/>
+            <w:tcBorders>
+              <w:top w:val="single" w:sz="4" w:space="0" w:color="auto"/>
+              <w:left w:val="single" w:sz="4" w:space="0" w:color="auto"/>
+              <w:bottom w:val="single" w:sz="4" w:space="0" w:color="auto"/>
+              <w:right w:val="single" w:sz="4" w:space="0" w:color="auto"/>
+            </w:tcBorders>
+            <w:hideMark/>
+          </w:tcPr>
+          <w:p>
+            <w:pPr>
+              <w:widowControl/>
+              <w:wordWrap/>
+              <w:autoSpaceDE/>
               <w:jc w:val="center"/>
             </w:pPr>
             <w:r>
@@ -17513,14 +17536,23 @@
         <w:tc>
           <w:tcPr>
             <w:tcW w:w="1560" w:type="dxa"/>
-          </w:tcPr>
-          <w:p>
-            <w:pPr>
-              <w:widowControl/>
-              <w:wordWrap/>
-              <w:autoSpaceDE/>
-              <w:autoSpaceDN/>
+            <w:tcBorders>
+              <w:top w:val="single" w:sz="4" w:space="0" w:color="auto"/>
+              <w:left w:val="single" w:sz="4" w:space="0" w:color="auto"/>
+              <w:bottom w:val="single" w:sz="4" w:space="0" w:color="auto"/>
+              <w:right w:val="single" w:sz="4" w:space="0" w:color="auto"/>
+            </w:tcBorders>
+            <w:hideMark/>
+          </w:tcPr>
+          <w:p>
+            <w:pPr>
+              <w:widowControl/>
+              <w:wordWrap/>
+              <w:autoSpaceDE/>
               <w:jc w:val="center"/>
+              <w:rPr>
+                <w:rFonts w:hint="eastAsia"/>
+              </w:rPr>
             </w:pPr>
             <w:r>
               <w:rPr>
@@ -17533,14 +17565,23 @@
         <w:tc>
           <w:tcPr>
             <w:tcW w:w="1559" w:type="dxa"/>
-          </w:tcPr>
-          <w:p>
-            <w:pPr>
-              <w:widowControl/>
-              <w:wordWrap/>
-              <w:autoSpaceDE/>
-              <w:autoSpaceDN/>
+            <w:tcBorders>
+              <w:top w:val="single" w:sz="4" w:space="0" w:color="auto"/>
+              <w:left w:val="single" w:sz="4" w:space="0" w:color="auto"/>
+              <w:bottom w:val="single" w:sz="4" w:space="0" w:color="auto"/>
+              <w:right w:val="single" w:sz="4" w:space="0" w:color="auto"/>
+            </w:tcBorders>
+            <w:hideMark/>
+          </w:tcPr>
+          <w:p>
+            <w:pPr>
+              <w:widowControl/>
+              <w:wordWrap/>
+              <w:autoSpaceDE/>
               <w:jc w:val="center"/>
+              <w:rPr>
+                <w:rFonts w:hint="eastAsia"/>
+              </w:rPr>
             </w:pPr>
             <w:r>
               <w:rPr>
@@ -17553,14 +17594,23 @@
         <w:tc>
           <w:tcPr>
             <w:tcW w:w="1559" w:type="dxa"/>
-          </w:tcPr>
-          <w:p>
-            <w:pPr>
-              <w:widowControl/>
-              <w:wordWrap/>
-              <w:autoSpaceDE/>
-              <w:autoSpaceDN/>
+            <w:tcBorders>
+              <w:top w:val="single" w:sz="4" w:space="0" w:color="auto"/>
+              <w:left w:val="single" w:sz="4" w:space="0" w:color="auto"/>
+              <w:bottom w:val="single" w:sz="4" w:space="0" w:color="auto"/>
+              <w:right w:val="single" w:sz="4" w:space="0" w:color="auto"/>
+            </w:tcBorders>
+            <w:hideMark/>
+          </w:tcPr>
+          <w:p>
+            <w:pPr>
+              <w:widowControl/>
+              <w:wordWrap/>
+              <w:autoSpaceDE/>
               <w:jc w:val="center"/>
+              <w:rPr>
+                <w:rFonts w:hint="eastAsia"/>
+              </w:rPr>
             </w:pPr>
             <w:r>
               <w:rPr>
@@ -17573,14 +17623,23 @@
         <w:tc>
           <w:tcPr>
             <w:tcW w:w="1559" w:type="dxa"/>
-          </w:tcPr>
-          <w:p>
-            <w:pPr>
-              <w:widowControl/>
-              <w:wordWrap/>
-              <w:autoSpaceDE/>
-              <w:autoSpaceDN/>
+            <w:tcBorders>
+              <w:top w:val="single" w:sz="4" w:space="0" w:color="auto"/>
+              <w:left w:val="single" w:sz="4" w:space="0" w:color="auto"/>
+              <w:bottom w:val="single" w:sz="4" w:space="0" w:color="auto"/>
+              <w:right w:val="single" w:sz="4" w:space="0" w:color="auto"/>
+            </w:tcBorders>
+            <w:hideMark/>
+          </w:tcPr>
+          <w:p>
+            <w:pPr>
+              <w:widowControl/>
+              <w:wordWrap/>
+              <w:autoSpaceDE/>
               <w:jc w:val="center"/>
+              <w:rPr>
+                <w:rFonts w:hint="eastAsia"/>
+              </w:rPr>
             </w:pPr>
             <w:r>
               <w:rPr>
@@ -17593,14 +17652,23 @@
         <w:tc>
           <w:tcPr>
             <w:tcW w:w="1560" w:type="dxa"/>
-          </w:tcPr>
-          <w:p>
-            <w:pPr>
-              <w:widowControl/>
-              <w:wordWrap/>
-              <w:autoSpaceDE/>
-              <w:autoSpaceDN/>
+            <w:tcBorders>
+              <w:top w:val="single" w:sz="4" w:space="0" w:color="auto"/>
+              <w:left w:val="single" w:sz="4" w:space="0" w:color="auto"/>
+              <w:bottom w:val="single" w:sz="4" w:space="0" w:color="auto"/>
+              <w:right w:val="single" w:sz="4" w:space="0" w:color="auto"/>
+            </w:tcBorders>
+            <w:hideMark/>
+          </w:tcPr>
+          <w:p>
+            <w:pPr>
+              <w:widowControl/>
+              <w:wordWrap/>
+              <w:autoSpaceDE/>
               <w:jc w:val="center"/>
+              <w:rPr>
+                <w:rFonts w:hint="eastAsia"/>
+              </w:rPr>
             </w:pPr>
             <w:r>
               <w:rPr>
@@ -17613,14 +17681,23 @@
         <w:tc>
           <w:tcPr>
             <w:tcW w:w="1559" w:type="dxa"/>
-          </w:tcPr>
-          <w:p>
-            <w:pPr>
-              <w:widowControl/>
-              <w:wordWrap/>
-              <w:autoSpaceDE/>
-              <w:autoSpaceDN/>
+            <w:tcBorders>
+              <w:top w:val="single" w:sz="4" w:space="0" w:color="auto"/>
+              <w:left w:val="single" w:sz="4" w:space="0" w:color="auto"/>
+              <w:bottom w:val="single" w:sz="4" w:space="0" w:color="auto"/>
+              <w:right w:val="single" w:sz="4" w:space="0" w:color="auto"/>
+            </w:tcBorders>
+            <w:hideMark/>
+          </w:tcPr>
+          <w:p>
+            <w:pPr>
+              <w:widowControl/>
+              <w:wordWrap/>
+              <w:autoSpaceDE/>
               <w:jc w:val="center"/>
+              <w:rPr>
+                <w:rFonts w:hint="eastAsia"/>
+              </w:rPr>
             </w:pPr>
             <w:r>
               <w:rPr>
@@ -17640,14 +17717,23 @@
           <w:tcPr>
             <w:tcW w:w="10916" w:type="dxa"/>
             <w:gridSpan w:val="7"/>
-          </w:tcPr>
-          <w:p>
-            <w:pPr>
-              <w:widowControl/>
-              <w:wordWrap/>
-              <w:autoSpaceDE/>
-              <w:autoSpaceDN/>
+            <w:tcBorders>
+              <w:top w:val="single" w:sz="4" w:space="0" w:color="auto"/>
+              <w:left w:val="single" w:sz="4" w:space="0" w:color="auto"/>
+              <w:bottom w:val="single" w:sz="4" w:space="0" w:color="auto"/>
+              <w:right w:val="single" w:sz="4" w:space="0" w:color="auto"/>
+            </w:tcBorders>
+            <w:hideMark/>
+          </w:tcPr>
+          <w:p>
+            <w:pPr>
+              <w:widowControl/>
+              <w:wordWrap/>
+              <w:autoSpaceDE/>
               <w:jc w:val="center"/>
+              <w:rPr>
+                <w:rFonts w:hint="eastAsia"/>
+              </w:rPr>
             </w:pPr>
             <w:r>
               <w:rPr>
@@ -17666,13 +17752,22 @@
         <w:tc>
           <w:tcPr>
             <w:tcW w:w="1560" w:type="dxa"/>
-          </w:tcPr>
-          <w:p>
-            <w:pPr>
-              <w:widowControl/>
-              <w:wordWrap/>
-              <w:autoSpaceDE/>
-              <w:autoSpaceDN/>
+            <w:tcBorders>
+              <w:top w:val="single" w:sz="4" w:space="0" w:color="auto"/>
+              <w:left w:val="single" w:sz="4" w:space="0" w:color="auto"/>
+              <w:bottom w:val="single" w:sz="4" w:space="0" w:color="auto"/>
+              <w:right w:val="single" w:sz="4" w:space="0" w:color="auto"/>
+            </w:tcBorders>
+            <w:hideMark/>
+          </w:tcPr>
+          <w:p>
+            <w:pPr>
+              <w:widowControl/>
+              <w:wordWrap/>
+              <w:autoSpaceDE/>
+              <w:rPr>
+                <w:rFonts w:hint="eastAsia"/>
+              </w:rPr>
             </w:pPr>
             <w:r>
               <w:rPr>
@@ -17685,13 +17780,22 @@
         <w:tc>
           <w:tcPr>
             <w:tcW w:w="1560" w:type="dxa"/>
-          </w:tcPr>
-          <w:p>
-            <w:pPr>
-              <w:widowControl/>
-              <w:wordWrap/>
-              <w:autoSpaceDE/>
-              <w:autoSpaceDN/>
+            <w:tcBorders>
+              <w:top w:val="single" w:sz="4" w:space="0" w:color="auto"/>
+              <w:left w:val="single" w:sz="4" w:space="0" w:color="auto"/>
+              <w:bottom w:val="single" w:sz="4" w:space="0" w:color="auto"/>
+              <w:right w:val="single" w:sz="4" w:space="0" w:color="auto"/>
+            </w:tcBorders>
+            <w:hideMark/>
+          </w:tcPr>
+          <w:p>
+            <w:pPr>
+              <w:widowControl/>
+              <w:wordWrap/>
+              <w:autoSpaceDE/>
+              <w:rPr>
+                <w:rFonts w:hint="eastAsia"/>
+              </w:rPr>
             </w:pPr>
             <w:r>
               <w:rPr>
@@ -17704,13 +17808,22 @@
         <w:tc>
           <w:tcPr>
             <w:tcW w:w="1559" w:type="dxa"/>
-          </w:tcPr>
-          <w:p>
-            <w:pPr>
-              <w:widowControl/>
-              <w:wordWrap/>
-              <w:autoSpaceDE/>
-              <w:autoSpaceDN/>
+            <w:tcBorders>
+              <w:top w:val="single" w:sz="4" w:space="0" w:color="auto"/>
+              <w:left w:val="single" w:sz="4" w:space="0" w:color="auto"/>
+              <w:bottom w:val="single" w:sz="4" w:space="0" w:color="auto"/>
+              <w:right w:val="single" w:sz="4" w:space="0" w:color="auto"/>
+            </w:tcBorders>
+            <w:hideMark/>
+          </w:tcPr>
+          <w:p>
+            <w:pPr>
+              <w:widowControl/>
+              <w:wordWrap/>
+              <w:autoSpaceDE/>
+              <w:rPr>
+                <w:rFonts w:hint="eastAsia"/>
+              </w:rPr>
             </w:pPr>
             <w:r>
               <w:rPr>
@@ -17723,13 +17836,21 @@
         <w:tc>
           <w:tcPr>
             <w:tcW w:w="1559" w:type="dxa"/>
-          </w:tcPr>
-          <w:p>
-            <w:pPr>
-              <w:widowControl/>
-              <w:wordWrap/>
-              <w:autoSpaceDE/>
-              <w:autoSpaceDN/>
+            <w:tcBorders>
+              <w:top w:val="single" w:sz="4" w:space="0" w:color="auto"/>
+              <w:left w:val="single" w:sz="4" w:space="0" w:color="auto"/>
+              <w:bottom w:val="single" w:sz="4" w:space="0" w:color="auto"/>
+              <w:right w:val="single" w:sz="4" w:space="0" w:color="auto"/>
+            </w:tcBorders>
+          </w:tcPr>
+          <w:p>
+            <w:pPr>
+              <w:widowControl/>
+              <w:wordWrap/>
+              <w:autoSpaceDE/>
+              <w:rPr>
+                <w:rFonts w:hint="eastAsia"/>
+              </w:rPr>
             </w:pPr>
             <w:r>
               <w:rPr>
@@ -17743,20 +17864,31 @@
               <w:widowControl/>
               <w:wordWrap/>
               <w:autoSpaceDE/>
-              <w:autoSpaceDN/>
+              <w:rPr>
+                <w:rFonts w:hint="eastAsia"/>
+              </w:rPr>
             </w:pPr>
           </w:p>
         </w:tc>
         <w:tc>
           <w:tcPr>
             <w:tcW w:w="1559" w:type="dxa"/>
-          </w:tcPr>
-          <w:p>
-            <w:pPr>
-              <w:widowControl/>
-              <w:wordWrap/>
-              <w:autoSpaceDE/>
-              <w:autoSpaceDN/>
+            <w:tcBorders>
+              <w:top w:val="single" w:sz="4" w:space="0" w:color="auto"/>
+              <w:left w:val="single" w:sz="4" w:space="0" w:color="auto"/>
+              <w:bottom w:val="single" w:sz="4" w:space="0" w:color="auto"/>
+              <w:right w:val="single" w:sz="4" w:space="0" w:color="auto"/>
+            </w:tcBorders>
+            <w:hideMark/>
+          </w:tcPr>
+          <w:p>
+            <w:pPr>
+              <w:widowControl/>
+              <w:wordWrap/>
+              <w:autoSpaceDE/>
+              <w:rPr>
+                <w:rFonts w:hint="eastAsia"/>
+              </w:rPr>
             </w:pPr>
             <w:r>
               <w:rPr>
@@ -17770,24 +17902,93 @@
               <w:widowControl/>
               <w:wordWrap/>
               <w:autoSpaceDE/>
-              <w:autoSpaceDN/>
-              <w:rPr>
-                <w:sz w:val="20"/>
-                <w:szCs w:val="20"/>
-              </w:rPr>
-            </w:pPr>
+              <w:rPr>
+                <w:rFonts w:hint="eastAsia"/>
+                <w:sz w:val="20"/>
+                <w:szCs w:val="20"/>
+              </w:rPr>
+            </w:pPr>
+            <w:r>
+              <w:rPr>
+                <w:rFonts w:hint="eastAsia"/>
+                <w:sz w:val="20"/>
+                <w:szCs w:val="20"/>
+              </w:rPr>
+              <w:t>클라이언트</w:t>
+            </w:r>
+          </w:p>
+          <w:p>
+            <w:pPr>
+              <w:widowControl/>
+              <w:wordWrap/>
+              <w:autoSpaceDE/>
+              <w:rPr>
+                <w:rFonts w:hint="eastAsia"/>
+                <w:sz w:val="20"/>
+                <w:szCs w:val="20"/>
+              </w:rPr>
+            </w:pPr>
+            <w:proofErr w:type="spellStart"/>
+            <w:r>
+              <w:rPr>
+                <w:rFonts w:hint="eastAsia"/>
+                <w:sz w:val="20"/>
+                <w:szCs w:val="20"/>
+              </w:rPr>
+              <w:t>NetworkMgr</w:t>
+            </w:r>
+            <w:proofErr w:type="spellEnd"/>
+          </w:p>
+          <w:p>
+            <w:pPr>
+              <w:widowControl/>
+              <w:wordWrap/>
+              <w:autoSpaceDE/>
+              <w:rPr>
+                <w:rFonts w:hint="eastAsia"/>
+                <w:sz w:val="20"/>
+                <w:szCs w:val="20"/>
+              </w:rPr>
+            </w:pPr>
+            <w:proofErr w:type="gramStart"/>
+            <w:r>
+              <w:rPr>
+                <w:rFonts w:hint="eastAsia"/>
+                <w:sz w:val="20"/>
+                <w:szCs w:val="20"/>
+              </w:rPr>
+              <w:t>::Init(</w:t>
+            </w:r>
+            <w:proofErr w:type="gramEnd"/>
+            <w:r>
+              <w:rPr>
+                <w:rFonts w:hint="eastAsia"/>
+                <w:sz w:val="20"/>
+                <w:szCs w:val="20"/>
+              </w:rPr>
+              <w:t>)</w:t>
+            </w:r>
           </w:p>
         </w:tc>
         <w:tc>
           <w:tcPr>
             <w:tcW w:w="1560" w:type="dxa"/>
-          </w:tcPr>
-          <w:p>
-            <w:pPr>
-              <w:widowControl/>
-              <w:wordWrap/>
-              <w:autoSpaceDE/>
-              <w:autoSpaceDN/>
+            <w:tcBorders>
+              <w:top w:val="single" w:sz="4" w:space="0" w:color="auto"/>
+              <w:left w:val="single" w:sz="4" w:space="0" w:color="auto"/>
+              <w:bottom w:val="single" w:sz="4" w:space="0" w:color="auto"/>
+              <w:right w:val="single" w:sz="4" w:space="0" w:color="auto"/>
+            </w:tcBorders>
+            <w:hideMark/>
+          </w:tcPr>
+          <w:p>
+            <w:pPr>
+              <w:widowControl/>
+              <w:wordWrap/>
+              <w:autoSpaceDE/>
+              <w:rPr>
+                <w:rFonts w:hint="eastAsia"/>
+              </w:rPr>
             </w:pPr>
             <w:r>
               <w:rPr>
@@ -17801,20 +18002,109 @@
               <w:widowControl/>
               <w:wordWrap/>
               <w:autoSpaceDE/>
-              <w:autoSpaceDN/>
-            </w:pPr>
+              <w:rPr>
+                <w:rFonts w:hint="eastAsia"/>
+                <w:sz w:val="20"/>
+                <w:szCs w:val="20"/>
+              </w:rPr>
+            </w:pPr>
+            <w:r>
+              <w:rPr>
+                <w:rFonts w:hint="eastAsia"/>
+                <w:sz w:val="20"/>
+                <w:szCs w:val="20"/>
+              </w:rPr>
+              <w:t>클라이언트</w:t>
+            </w:r>
+          </w:p>
+          <w:p>
+            <w:pPr>
+              <w:widowControl/>
+              <w:wordWrap/>
+              <w:autoSpaceDE/>
+              <w:rPr>
+                <w:rFonts w:hint="eastAsia"/>
+                <w:sz w:val="20"/>
+                <w:szCs w:val="20"/>
+              </w:rPr>
+            </w:pPr>
+            <w:proofErr w:type="spellStart"/>
+            <w:r>
+              <w:rPr>
+                <w:rFonts w:hint="eastAsia"/>
+                <w:sz w:val="20"/>
+                <w:szCs w:val="20"/>
+              </w:rPr>
+              <w:t>NetworkMgr</w:t>
+            </w:r>
+            <w:proofErr w:type="spellEnd"/>
+          </w:p>
+          <w:p>
+            <w:pPr>
+              <w:widowControl/>
+              <w:wordWrap/>
+              <w:autoSpaceDE/>
+              <w:rPr>
+                <w:rFonts w:hint="eastAsia"/>
+              </w:rPr>
+            </w:pPr>
+            <w:proofErr w:type="gramStart"/>
+            <w:r>
+              <w:rPr>
+                <w:rFonts w:hint="eastAsia"/>
+                <w:sz w:val="20"/>
+                <w:szCs w:val="20"/>
+              </w:rPr>
+              <w:t>::</w:t>
+            </w:r>
+            <w:proofErr w:type="spellStart"/>
+            <w:r>
+              <w:rPr>
+                <w:rFonts w:hint="eastAsia"/>
+                <w:sz w:val="20"/>
+                <w:szCs w:val="20"/>
+              </w:rPr>
+              <w:t>SendPacket</w:t>
+            </w:r>
+            <w:proofErr w:type="spellEnd"/>
+            <w:r>
+              <w:rPr>
+                <w:rFonts w:hint="eastAsia"/>
+                <w:sz w:val="20"/>
+                <w:szCs w:val="20"/>
+              </w:rPr>
+              <w:t>(</w:t>
+            </w:r>
+            <w:proofErr w:type="gramEnd"/>
+            <w:r>
+              <w:rPr>
+                <w:rFonts w:hint="eastAsia"/>
+                <w:sz w:val="20"/>
+                <w:szCs w:val="20"/>
+              </w:rPr>
+              <w:t>)</w:t>
+            </w:r>
           </w:p>
         </w:tc>
         <w:tc>
           <w:tcPr>
             <w:tcW w:w="1559" w:type="dxa"/>
-          </w:tcPr>
-          <w:p>
-            <w:pPr>
-              <w:widowControl/>
-              <w:wordWrap/>
-              <w:autoSpaceDE/>
-              <w:autoSpaceDN/>
+            <w:tcBorders>
+              <w:top w:val="single" w:sz="4" w:space="0" w:color="auto"/>
+              <w:left w:val="single" w:sz="4" w:space="0" w:color="auto"/>
+              <w:bottom w:val="single" w:sz="4" w:space="0" w:color="auto"/>
+              <w:right w:val="single" w:sz="4" w:space="0" w:color="auto"/>
+            </w:tcBorders>
+            <w:hideMark/>
+          </w:tcPr>
+          <w:p>
+            <w:pPr>
+              <w:widowControl/>
+              <w:wordWrap/>
+              <w:autoSpaceDE/>
+              <w:rPr>
+                <w:rFonts w:hint="eastAsia"/>
+              </w:rPr>
             </w:pPr>
             <w:r>
               <w:rPr>
@@ -17823,6 +18113,9 @@
               <w:t>11/1</w:t>
             </w:r>
             <w:r>
+              <w:rPr>
+                <w:rFonts w:hint="eastAsia"/>
+              </w:rPr>
               <w:br/>
             </w:r>
           </w:p>
@@ -17837,14 +18130,23 @@
           <w:tcPr>
             <w:tcW w:w="10916" w:type="dxa"/>
             <w:gridSpan w:val="7"/>
-          </w:tcPr>
-          <w:p>
-            <w:pPr>
-              <w:widowControl/>
-              <w:wordWrap/>
-              <w:autoSpaceDE/>
-              <w:autoSpaceDN/>
+            <w:tcBorders>
+              <w:top w:val="single" w:sz="4" w:space="0" w:color="auto"/>
+              <w:left w:val="single" w:sz="4" w:space="0" w:color="auto"/>
+              <w:bottom w:val="single" w:sz="4" w:space="0" w:color="auto"/>
+              <w:right w:val="single" w:sz="4" w:space="0" w:color="auto"/>
+            </w:tcBorders>
+            <w:hideMark/>
+          </w:tcPr>
+          <w:p>
+            <w:pPr>
+              <w:widowControl/>
+              <w:wordWrap/>
+              <w:autoSpaceDE/>
               <w:jc w:val="center"/>
+              <w:rPr>
+                <w:rFonts w:hint="eastAsia"/>
+              </w:rPr>
             </w:pPr>
             <w:r>
               <w:rPr>
@@ -17863,13 +18165,23 @@
         <w:tc>
           <w:tcPr>
             <w:tcW w:w="1560" w:type="dxa"/>
-          </w:tcPr>
-          <w:p>
-            <w:pPr>
-              <w:widowControl/>
-              <w:wordWrap/>
-              <w:autoSpaceDE/>
-              <w:autoSpaceDN/>
+            <w:tcBorders>
+              <w:top w:val="single" w:sz="4" w:space="0" w:color="auto"/>
+              <w:left w:val="single" w:sz="4" w:space="0" w:color="auto"/>
+              <w:bottom w:val="single" w:sz="4" w:space="0" w:color="auto"/>
+              <w:right w:val="single" w:sz="4" w:space="0" w:color="auto"/>
+            </w:tcBorders>
+          </w:tcPr>
+          <w:p>
+            <w:pPr>
+              <w:widowControl/>
+              <w:wordWrap/>
+              <w:autoSpaceDE/>
+              <w:rPr>
+                <w:rFonts w:hint="eastAsia"/>
+                <w:sz w:val="20"/>
+                <w:szCs w:val="20"/>
+              </w:rPr>
             </w:pPr>
             <w:r>
               <w:rPr>
@@ -17878,28 +18190,90 @@
               <w:t>2</w:t>
             </w:r>
             <w:r>
+              <w:rPr>
+                <w:rFonts w:hint="eastAsia"/>
+              </w:rPr>
               <w:br/>
             </w:r>
-          </w:p>
-          <w:p>
-            <w:pPr>
-              <w:widowControl/>
-              <w:wordWrap/>
-              <w:autoSpaceDE/>
-              <w:autoSpaceDN/>
+            <w:r>
+              <w:rPr>
+                <w:rFonts w:hint="eastAsia"/>
+                <w:sz w:val="20"/>
+                <w:szCs w:val="20"/>
+              </w:rPr>
+              <w:t>클라이언트</w:t>
+            </w:r>
+          </w:p>
+          <w:p>
+            <w:pPr>
+              <w:widowControl/>
+              <w:wordWrap/>
+              <w:autoSpaceDE/>
+              <w:rPr>
+                <w:rFonts w:hint="eastAsia"/>
+                <w:sz w:val="20"/>
+                <w:szCs w:val="20"/>
+              </w:rPr>
+            </w:pPr>
+            <w:r>
+              <w:rPr>
+                <w:rFonts w:hint="eastAsia"/>
+                <w:sz w:val="20"/>
+                <w:szCs w:val="20"/>
+              </w:rPr>
+              <w:t>프레임워크에</w:t>
+            </w:r>
+          </w:p>
+          <w:p>
+            <w:pPr>
+              <w:widowControl/>
+              <w:wordWrap/>
+              <w:autoSpaceDE/>
+              <w:rPr>
+                <w:rFonts w:hint="eastAsia"/>
+                <w:sz w:val="20"/>
+                <w:szCs w:val="20"/>
+              </w:rPr>
+            </w:pPr>
+            <w:r>
+              <w:rPr>
+                <w:rFonts w:hint="eastAsia"/>
+                <w:sz w:val="20"/>
+                <w:szCs w:val="20"/>
+              </w:rPr>
+              <w:t>스레드 반영</w:t>
+            </w:r>
+          </w:p>
+          <w:p>
+            <w:pPr>
+              <w:widowControl/>
+              <w:wordWrap/>
+              <w:autoSpaceDE/>
+              <w:rPr>
+                <w:rFonts w:hint="eastAsia"/>
+              </w:rPr>
             </w:pPr>
           </w:p>
         </w:tc>
         <w:tc>
           <w:tcPr>
             <w:tcW w:w="1560" w:type="dxa"/>
-          </w:tcPr>
-          <w:p>
-            <w:pPr>
-              <w:widowControl/>
-              <w:wordWrap/>
-              <w:autoSpaceDE/>
-              <w:autoSpaceDN/>
+            <w:tcBorders>
+              <w:top w:val="single" w:sz="4" w:space="0" w:color="auto"/>
+              <w:left w:val="single" w:sz="4" w:space="0" w:color="auto"/>
+              <w:bottom w:val="single" w:sz="4" w:space="0" w:color="auto"/>
+              <w:right w:val="single" w:sz="4" w:space="0" w:color="auto"/>
+            </w:tcBorders>
+            <w:hideMark/>
+          </w:tcPr>
+          <w:p>
+            <w:pPr>
+              <w:widowControl/>
+              <w:wordWrap/>
+              <w:autoSpaceDE/>
+              <w:rPr>
+                <w:rFonts w:hint="eastAsia"/>
+              </w:rPr>
             </w:pPr>
             <w:r>
               <w:rPr>
@@ -17913,20 +18287,138 @@
               <w:widowControl/>
               <w:wordWrap/>
               <w:autoSpaceDE/>
-              <w:autoSpaceDN/>
-            </w:pPr>
+              <w:rPr>
+                <w:rFonts w:hint="eastAsia"/>
+                <w:sz w:val="20"/>
+                <w:szCs w:val="20"/>
+              </w:rPr>
+            </w:pPr>
+            <w:r>
+              <w:rPr>
+                <w:rFonts w:hint="eastAsia"/>
+                <w:sz w:val="20"/>
+                <w:szCs w:val="20"/>
+              </w:rPr>
+              <w:t>클라이언트</w:t>
+            </w:r>
+          </w:p>
+          <w:p>
+            <w:pPr>
+              <w:widowControl/>
+              <w:wordWrap/>
+              <w:autoSpaceDE/>
+              <w:rPr>
+                <w:rFonts w:asciiTheme="majorEastAsia" w:eastAsiaTheme="majorEastAsia" w:hAnsiTheme="majorEastAsia" w:hint="eastAsia"/>
+                <w:sz w:val="20"/>
+                <w:szCs w:val="20"/>
+              </w:rPr>
+            </w:pPr>
+            <w:proofErr w:type="spellStart"/>
+            <w:proofErr w:type="gramStart"/>
+            <w:r>
+              <w:rPr>
+                <w:rFonts w:asciiTheme="majorEastAsia" w:eastAsiaTheme="majorEastAsia" w:hAnsiTheme="majorEastAsia" w:hint="eastAsia"/>
+                <w:sz w:val="20"/>
+                <w:szCs w:val="20"/>
+              </w:rPr>
+              <w:t>RecvThread</w:t>
+            </w:r>
+            <w:proofErr w:type="spellEnd"/>
+            <w:r>
+              <w:rPr>
+                <w:rFonts w:asciiTheme="majorEastAsia" w:eastAsiaTheme="majorEastAsia" w:hAnsiTheme="majorEastAsia" w:hint="eastAsia"/>
+                <w:sz w:val="20"/>
+                <w:szCs w:val="20"/>
+              </w:rPr>
+              <w:t>(</w:t>
+            </w:r>
+            <w:proofErr w:type="gramEnd"/>
+            <w:r>
+              <w:rPr>
+                <w:rFonts w:asciiTheme="majorEastAsia" w:eastAsiaTheme="majorEastAsia" w:hAnsiTheme="majorEastAsia" w:hint="eastAsia"/>
+                <w:sz w:val="20"/>
+                <w:szCs w:val="20"/>
+              </w:rPr>
+              <w:t xml:space="preserve">), </w:t>
+            </w:r>
+          </w:p>
+          <w:p>
+            <w:pPr>
+              <w:widowControl/>
+              <w:wordWrap/>
+              <w:autoSpaceDE/>
+              <w:rPr>
+                <w:rFonts w:asciiTheme="majorEastAsia" w:eastAsiaTheme="majorEastAsia" w:hAnsiTheme="majorEastAsia" w:hint="eastAsia"/>
+                <w:sz w:val="20"/>
+                <w:szCs w:val="20"/>
+              </w:rPr>
+            </w:pPr>
+            <w:proofErr w:type="spellStart"/>
+            <w:proofErr w:type="gramStart"/>
+            <w:r>
+              <w:rPr>
+                <w:rFonts w:asciiTheme="majorEastAsia" w:eastAsiaTheme="majorEastAsia" w:hAnsiTheme="majorEastAsia" w:hint="eastAsia"/>
+                <w:sz w:val="20"/>
+                <w:szCs w:val="20"/>
+              </w:rPr>
+              <w:t>Processpacket</w:t>
+            </w:r>
+            <w:proofErr w:type="spellEnd"/>
+            <w:r>
+              <w:rPr>
+                <w:rFonts w:asciiTheme="majorEastAsia" w:eastAsiaTheme="majorEastAsia" w:hAnsiTheme="majorEastAsia" w:hint="eastAsia"/>
+                <w:sz w:val="20"/>
+                <w:szCs w:val="20"/>
+              </w:rPr>
+              <w:t>(</w:t>
+            </w:r>
+            <w:proofErr w:type="gramEnd"/>
+            <w:r>
+              <w:rPr>
+                <w:rFonts w:asciiTheme="majorEastAsia" w:eastAsiaTheme="majorEastAsia" w:hAnsiTheme="majorEastAsia" w:hint="eastAsia"/>
+                <w:sz w:val="20"/>
+                <w:szCs w:val="20"/>
+              </w:rPr>
+              <w:t>)</w:t>
+            </w:r>
+          </w:p>
+          <w:p>
+            <w:pPr>
+              <w:widowControl/>
+              <w:wordWrap/>
+              <w:autoSpaceDE/>
+              <w:rPr>
+                <w:rFonts w:hint="eastAsia"/>
+              </w:rPr>
+            </w:pPr>
+            <w:r>
+              <w:rPr>
+                <w:rFonts w:asciiTheme="majorEastAsia" w:eastAsiaTheme="majorEastAsia" w:hAnsiTheme="majorEastAsia" w:hint="eastAsia"/>
+                <w:sz w:val="20"/>
+                <w:szCs w:val="20"/>
+              </w:rPr>
+              <w:t>구현 시작</w:t>
+            </w:r>
           </w:p>
         </w:tc>
         <w:tc>
           <w:tcPr>
             <w:tcW w:w="1559" w:type="dxa"/>
-          </w:tcPr>
-          <w:p>
-            <w:pPr>
-              <w:widowControl/>
-              <w:wordWrap/>
-              <w:autoSpaceDE/>
-              <w:autoSpaceDN/>
+            <w:tcBorders>
+              <w:top w:val="single" w:sz="4" w:space="0" w:color="auto"/>
+              <w:left w:val="single" w:sz="4" w:space="0" w:color="auto"/>
+              <w:bottom w:val="single" w:sz="4" w:space="0" w:color="auto"/>
+              <w:right w:val="single" w:sz="4" w:space="0" w:color="auto"/>
+            </w:tcBorders>
+          </w:tcPr>
+          <w:p>
+            <w:pPr>
+              <w:widowControl/>
+              <w:wordWrap/>
+              <w:autoSpaceDE/>
+              <w:rPr>
+                <w:rFonts w:hint="eastAsia"/>
+              </w:rPr>
             </w:pPr>
             <w:r>
               <w:rPr>
@@ -17940,21 +18432,30 @@
               <w:widowControl/>
               <w:wordWrap/>
               <w:autoSpaceDE/>
-              <w:autoSpaceDN/>
+              <w:rPr>
+                <w:rFonts w:hint="eastAsia"/>
+              </w:rPr>
             </w:pPr>
           </w:p>
         </w:tc>
         <w:tc>
           <w:tcPr>
             <w:tcW w:w="1559" w:type="dxa"/>
-          </w:tcPr>
-          <w:p>
-            <w:pPr>
-              <w:widowControl/>
-              <w:wordWrap/>
-              <w:autoSpaceDE/>
-              <w:autoSpaceDN/>
-              <w:rPr>
+            <w:tcBorders>
+              <w:top w:val="single" w:sz="4" w:space="0" w:color="auto"/>
+              <w:left w:val="single" w:sz="4" w:space="0" w:color="auto"/>
+              <w:bottom w:val="single" w:sz="4" w:space="0" w:color="auto"/>
+              <w:right w:val="single" w:sz="4" w:space="0" w:color="auto"/>
+            </w:tcBorders>
+            <w:hideMark/>
+          </w:tcPr>
+          <w:p>
+            <w:pPr>
+              <w:widowControl/>
+              <w:wordWrap/>
+              <w:autoSpaceDE/>
+              <w:rPr>
+                <w:rFonts w:hint="eastAsia"/>
                 <w:color w:val="960000"/>
                 <w:sz w:val="14"/>
                 <w:szCs w:val="14"/>
@@ -17972,8 +18473,8 @@
               <w:widowControl/>
               <w:wordWrap/>
               <w:autoSpaceDE/>
-              <w:autoSpaceDN/>
-              <w:rPr>
+              <w:rPr>
+                <w:rFonts w:hint="eastAsia"/>
                 <w:color w:val="960000"/>
                 <w:sz w:val="16"/>
                 <w:szCs w:val="16"/>
@@ -17996,8 +18497,8 @@
               <w:widowControl/>
               <w:wordWrap/>
               <w:autoSpaceDE/>
-              <w:autoSpaceDN/>
-              <w:rPr>
+              <w:rPr>
+                <w:rFonts w:hint="eastAsia"/>
                 <w:color w:val="960000"/>
                 <w:sz w:val="16"/>
                 <w:szCs w:val="16"/>
@@ -18017,13 +18518,22 @@
         <w:tc>
           <w:tcPr>
             <w:tcW w:w="1559" w:type="dxa"/>
-          </w:tcPr>
-          <w:p>
-            <w:pPr>
-              <w:widowControl/>
-              <w:wordWrap/>
-              <w:autoSpaceDE/>
-              <w:autoSpaceDN/>
+            <w:tcBorders>
+              <w:top w:val="single" w:sz="4" w:space="0" w:color="auto"/>
+              <w:left w:val="single" w:sz="4" w:space="0" w:color="auto"/>
+              <w:bottom w:val="single" w:sz="4" w:space="0" w:color="auto"/>
+              <w:right w:val="single" w:sz="4" w:space="0" w:color="auto"/>
+            </w:tcBorders>
+            <w:hideMark/>
+          </w:tcPr>
+          <w:p>
+            <w:pPr>
+              <w:widowControl/>
+              <w:wordWrap/>
+              <w:autoSpaceDE/>
+              <w:rPr>
+                <w:rFonts w:hint="eastAsia"/>
+              </w:rPr>
             </w:pPr>
             <w:r>
               <w:rPr>
@@ -18037,20 +18547,99 @@
               <w:widowControl/>
               <w:wordWrap/>
               <w:autoSpaceDE/>
-              <w:autoSpaceDN/>
-            </w:pPr>
+              <w:rPr>
+                <w:rFonts w:hint="eastAsia"/>
+                <w:sz w:val="20"/>
+                <w:szCs w:val="20"/>
+              </w:rPr>
+            </w:pPr>
+            <w:proofErr w:type="spellStart"/>
+            <w:r>
+              <w:rPr>
+                <w:rFonts w:hint="eastAsia"/>
+                <w:sz w:val="20"/>
+                <w:szCs w:val="20"/>
+              </w:rPr>
+              <w:t>send_playerInfo</w:t>
+            </w:r>
+            <w:proofErr w:type="spellEnd"/>
+          </w:p>
+          <w:p>
+            <w:pPr>
+              <w:widowControl/>
+              <w:wordWrap/>
+              <w:autoSpaceDE/>
+              <w:rPr>
+                <w:rFonts w:hint="eastAsia"/>
+                <w:sz w:val="20"/>
+                <w:szCs w:val="20"/>
+              </w:rPr>
+            </w:pPr>
+            <w:r>
+              <w:rPr>
+                <w:rFonts w:hint="eastAsia"/>
+                <w:sz w:val="20"/>
+                <w:szCs w:val="20"/>
+              </w:rPr>
+              <w:t>_</w:t>
+            </w:r>
+            <w:proofErr w:type="gramStart"/>
+            <w:r>
+              <w:rPr>
+                <w:rFonts w:hint="eastAsia"/>
+                <w:sz w:val="20"/>
+                <w:szCs w:val="20"/>
+              </w:rPr>
+              <w:t>packet(</w:t>
+            </w:r>
+            <w:proofErr w:type="gramEnd"/>
+            <w:r>
+              <w:rPr>
+                <w:rFonts w:hint="eastAsia"/>
+                <w:sz w:val="20"/>
+                <w:szCs w:val="20"/>
+              </w:rPr>
+              <w:t>)</w:t>
+            </w:r>
+          </w:p>
+          <w:p>
+            <w:pPr>
+              <w:widowControl/>
+              <w:wordWrap/>
+              <w:autoSpaceDE/>
+              <w:rPr>
+                <w:rFonts w:hint="eastAsia"/>
+              </w:rPr>
+            </w:pPr>
+            <w:r>
+              <w:rPr>
+                <w:rFonts w:hint="eastAsia"/>
+                <w:sz w:val="20"/>
+                <w:szCs w:val="20"/>
+              </w:rPr>
+              <w:t>함수 작성</w:t>
+            </w:r>
           </w:p>
         </w:tc>
         <w:tc>
           <w:tcPr>
             <w:tcW w:w="1560" w:type="dxa"/>
-          </w:tcPr>
-          <w:p>
-            <w:pPr>
-              <w:widowControl/>
-              <w:wordWrap/>
-              <w:autoSpaceDE/>
-              <w:autoSpaceDN/>
+            <w:tcBorders>
+              <w:top w:val="single" w:sz="4" w:space="0" w:color="auto"/>
+              <w:left w:val="single" w:sz="4" w:space="0" w:color="auto"/>
+              <w:bottom w:val="single" w:sz="4" w:space="0" w:color="auto"/>
+              <w:right w:val="single" w:sz="4" w:space="0" w:color="auto"/>
+            </w:tcBorders>
+            <w:hideMark/>
+          </w:tcPr>
+          <w:p>
+            <w:pPr>
+              <w:widowControl/>
+              <w:wordWrap/>
+              <w:autoSpaceDE/>
+              <w:rPr>
+                <w:rFonts w:hint="eastAsia"/>
+              </w:rPr>
             </w:pPr>
             <w:r>
               <w:rPr>
@@ -18064,20 +18653,108 @@
               <w:widowControl/>
               <w:wordWrap/>
               <w:autoSpaceDE/>
-              <w:autoSpaceDN/>
-            </w:pPr>
+              <w:rPr>
+                <w:rFonts w:hint="eastAsia"/>
+                <w:sz w:val="20"/>
+                <w:szCs w:val="20"/>
+              </w:rPr>
+            </w:pPr>
+            <w:proofErr w:type="spellStart"/>
+            <w:r>
+              <w:rPr>
+                <w:rFonts w:hint="eastAsia"/>
+                <w:sz w:val="20"/>
+                <w:szCs w:val="20"/>
+              </w:rPr>
+              <w:t>send_login</w:t>
+            </w:r>
+            <w:proofErr w:type="spellEnd"/>
+          </w:p>
+          <w:p>
+            <w:pPr>
+              <w:widowControl/>
+              <w:wordWrap/>
+              <w:autoSpaceDE/>
+              <w:rPr>
+                <w:rFonts w:hint="eastAsia"/>
+                <w:sz w:val="20"/>
+                <w:szCs w:val="20"/>
+              </w:rPr>
+            </w:pPr>
+            <w:r>
+              <w:rPr>
+                <w:rFonts w:hint="eastAsia"/>
+                <w:sz w:val="20"/>
+                <w:szCs w:val="20"/>
+              </w:rPr>
+              <w:t>_</w:t>
+            </w:r>
+            <w:proofErr w:type="spellStart"/>
+            <w:r>
+              <w:rPr>
+                <w:rFonts w:hint="eastAsia"/>
+                <w:sz w:val="20"/>
+                <w:szCs w:val="20"/>
+              </w:rPr>
+              <w:t>fail_</w:t>
+            </w:r>
+            <w:proofErr w:type="gramStart"/>
+            <w:r>
+              <w:rPr>
+                <w:rFonts w:hint="eastAsia"/>
+                <w:sz w:val="20"/>
+                <w:szCs w:val="20"/>
+              </w:rPr>
+              <w:t>packet</w:t>
+            </w:r>
+            <w:proofErr w:type="spellEnd"/>
+            <w:r>
+              <w:rPr>
+                <w:rFonts w:hint="eastAsia"/>
+                <w:sz w:val="20"/>
+                <w:szCs w:val="20"/>
+              </w:rPr>
+              <w:t>();</w:t>
+            </w:r>
+            <w:proofErr w:type="gramEnd"/>
+          </w:p>
+          <w:p>
+            <w:pPr>
+              <w:widowControl/>
+              <w:wordWrap/>
+              <w:autoSpaceDE/>
+              <w:rPr>
+                <w:rFonts w:hint="eastAsia"/>
+              </w:rPr>
+            </w:pPr>
+            <w:r>
+              <w:rPr>
+                <w:rFonts w:hint="eastAsia"/>
+                <w:sz w:val="20"/>
+                <w:szCs w:val="20"/>
+              </w:rPr>
+              <w:t>함수 작성</w:t>
+            </w:r>
           </w:p>
         </w:tc>
         <w:tc>
           <w:tcPr>
             <w:tcW w:w="1559" w:type="dxa"/>
-          </w:tcPr>
-          <w:p>
-            <w:pPr>
-              <w:widowControl/>
-              <w:wordWrap/>
-              <w:autoSpaceDE/>
-              <w:autoSpaceDN/>
+            <w:tcBorders>
+              <w:top w:val="single" w:sz="4" w:space="0" w:color="auto"/>
+              <w:left w:val="single" w:sz="4" w:space="0" w:color="auto"/>
+              <w:bottom w:val="single" w:sz="4" w:space="0" w:color="auto"/>
+              <w:right w:val="single" w:sz="4" w:space="0" w:color="auto"/>
+            </w:tcBorders>
+          </w:tcPr>
+          <w:p>
+            <w:pPr>
+              <w:widowControl/>
+              <w:wordWrap/>
+              <w:autoSpaceDE/>
+              <w:rPr>
+                <w:rFonts w:hint="eastAsia"/>
+              </w:rPr>
             </w:pPr>
             <w:r>
               <w:rPr>
@@ -18091,7 +18768,9 @@
               <w:widowControl/>
               <w:wordWrap/>
               <w:autoSpaceDE/>
-              <w:autoSpaceDN/>
+              <w:rPr>
+                <w:rFonts w:hint="eastAsia"/>
+              </w:rPr>
             </w:pPr>
           </w:p>
         </w:tc>
@@ -18104,13 +18783,22 @@
         <w:tc>
           <w:tcPr>
             <w:tcW w:w="1560" w:type="dxa"/>
-          </w:tcPr>
-          <w:p>
-            <w:pPr>
-              <w:widowControl/>
-              <w:wordWrap/>
-              <w:autoSpaceDE/>
-              <w:autoSpaceDN/>
+            <w:tcBorders>
+              <w:top w:val="single" w:sz="4" w:space="0" w:color="auto"/>
+              <w:left w:val="single" w:sz="4" w:space="0" w:color="auto"/>
+              <w:bottom w:val="single" w:sz="4" w:space="0" w:color="auto"/>
+              <w:right w:val="single" w:sz="4" w:space="0" w:color="auto"/>
+            </w:tcBorders>
+            <w:hideMark/>
+          </w:tcPr>
+          <w:p>
+            <w:pPr>
+              <w:widowControl/>
+              <w:wordWrap/>
+              <w:autoSpaceDE/>
+              <w:rPr>
+                <w:rFonts w:hint="eastAsia"/>
+              </w:rPr>
             </w:pPr>
             <w:r>
               <w:rPr>
@@ -18124,20 +18812,81 @@
               <w:widowControl/>
               <w:wordWrap/>
               <w:autoSpaceDE/>
-              <w:autoSpaceDN/>
-            </w:pPr>
+              <w:rPr>
+                <w:rFonts w:hint="eastAsia"/>
+                <w:sz w:val="20"/>
+                <w:szCs w:val="20"/>
+              </w:rPr>
+            </w:pPr>
+            <w:r>
+              <w:rPr>
+                <w:rFonts w:hint="eastAsia"/>
+                <w:sz w:val="20"/>
+                <w:szCs w:val="20"/>
+              </w:rPr>
+              <w:t>클라이언트</w:t>
+            </w:r>
+          </w:p>
+          <w:p>
+            <w:pPr>
+              <w:widowControl/>
+              <w:wordWrap/>
+              <w:autoSpaceDE/>
+              <w:rPr>
+                <w:rFonts w:asciiTheme="majorEastAsia" w:eastAsiaTheme="majorEastAsia" w:hAnsiTheme="majorEastAsia" w:hint="eastAsia"/>
+                <w:sz w:val="20"/>
+                <w:szCs w:val="20"/>
+              </w:rPr>
+            </w:pPr>
+            <w:proofErr w:type="spellStart"/>
+            <w:r>
+              <w:rPr>
+                <w:rFonts w:asciiTheme="majorEastAsia" w:eastAsiaTheme="majorEastAsia" w:hAnsiTheme="majorEastAsia" w:hint="eastAsia"/>
+                <w:sz w:val="20"/>
+                <w:szCs w:val="20"/>
+              </w:rPr>
+              <w:t>Processpacket</w:t>
+            </w:r>
+            <w:proofErr w:type="spellEnd"/>
+          </w:p>
+          <w:p>
+            <w:pPr>
+              <w:widowControl/>
+              <w:wordWrap/>
+              <w:autoSpaceDE/>
+              <w:rPr>
+                <w:rFonts w:hint="eastAsia"/>
+              </w:rPr>
+            </w:pPr>
+            <w:r>
+              <w:rPr>
+                <w:rFonts w:hint="eastAsia"/>
+                <w:sz w:val="20"/>
+                <w:szCs w:val="20"/>
+              </w:rPr>
+              <w:t>업데이트</w:t>
+            </w:r>
           </w:p>
         </w:tc>
         <w:tc>
           <w:tcPr>
             <w:tcW w:w="1560" w:type="dxa"/>
-          </w:tcPr>
-          <w:p>
-            <w:pPr>
-              <w:widowControl/>
-              <w:wordWrap/>
-              <w:autoSpaceDE/>
-              <w:autoSpaceDN/>
+            <w:tcBorders>
+              <w:top w:val="single" w:sz="4" w:space="0" w:color="auto"/>
+              <w:left w:val="single" w:sz="4" w:space="0" w:color="auto"/>
+              <w:bottom w:val="single" w:sz="4" w:space="0" w:color="auto"/>
+              <w:right w:val="single" w:sz="4" w:space="0" w:color="auto"/>
+            </w:tcBorders>
+            <w:hideMark/>
+          </w:tcPr>
+          <w:p>
+            <w:pPr>
+              <w:widowControl/>
+              <w:wordWrap/>
+              <w:autoSpaceDE/>
+              <w:rPr>
+                <w:rFonts w:hint="eastAsia"/>
+              </w:rPr>
             </w:pPr>
             <w:r>
               <w:rPr>
@@ -18146,17 +18895,42 @@
               <w:t>10</w:t>
             </w:r>
           </w:p>
+          <w:p>
+            <w:pPr>
+              <w:widowControl/>
+              <w:wordWrap/>
+              <w:autoSpaceDE/>
+              <w:rPr>
+                <w:rFonts w:hint="eastAsia"/>
+              </w:rPr>
+            </w:pPr>
+            <w:r>
+              <w:rPr>
+                <w:rFonts w:hint="eastAsia"/>
+              </w:rPr>
+              <w:t xml:space="preserve"> </w:t>
+            </w:r>
+          </w:p>
         </w:tc>
         <w:tc>
           <w:tcPr>
             <w:tcW w:w="1559" w:type="dxa"/>
-          </w:tcPr>
-          <w:p>
-            <w:pPr>
-              <w:widowControl/>
-              <w:wordWrap/>
-              <w:autoSpaceDE/>
-              <w:autoSpaceDN/>
+            <w:tcBorders>
+              <w:top w:val="single" w:sz="4" w:space="0" w:color="auto"/>
+              <w:left w:val="single" w:sz="4" w:space="0" w:color="auto"/>
+              <w:bottom w:val="single" w:sz="4" w:space="0" w:color="auto"/>
+              <w:right w:val="single" w:sz="4" w:space="0" w:color="auto"/>
+            </w:tcBorders>
+            <w:hideMark/>
+          </w:tcPr>
+          <w:p>
+            <w:pPr>
+              <w:widowControl/>
+              <w:wordWrap/>
+              <w:autoSpaceDE/>
+              <w:rPr>
+                <w:rFonts w:hint="eastAsia"/>
+              </w:rPr>
             </w:pPr>
             <w:r>
               <w:rPr>
@@ -18165,18 +18939,85 @@
               <w:t>11</w:t>
             </w:r>
           </w:p>
+          <w:p>
+            <w:pPr>
+              <w:widowControl/>
+              <w:wordWrap/>
+              <w:autoSpaceDE/>
+              <w:rPr>
+                <w:rFonts w:hint="eastAsia"/>
+                <w:sz w:val="20"/>
+                <w:szCs w:val="20"/>
+              </w:rPr>
+            </w:pPr>
+            <w:r>
+              <w:rPr>
+                <w:rFonts w:hint="eastAsia"/>
+                <w:sz w:val="20"/>
+                <w:szCs w:val="20"/>
+              </w:rPr>
+              <w:t>클라이언트</w:t>
+            </w:r>
+          </w:p>
+          <w:p>
+            <w:pPr>
+              <w:widowControl/>
+              <w:wordWrap/>
+              <w:autoSpaceDE/>
+              <w:rPr>
+                <w:rFonts w:hint="eastAsia"/>
+                <w:sz w:val="20"/>
+                <w:szCs w:val="20"/>
+              </w:rPr>
+            </w:pPr>
+            <w:proofErr w:type="spellStart"/>
+            <w:r>
+              <w:rPr>
+                <w:rFonts w:hint="eastAsia"/>
+                <w:sz w:val="20"/>
+                <w:szCs w:val="20"/>
+              </w:rPr>
+              <w:t>UpdatePosition</w:t>
+            </w:r>
+            <w:proofErr w:type="spellEnd"/>
+          </w:p>
+          <w:p>
+            <w:pPr>
+              <w:widowControl/>
+              <w:wordWrap/>
+              <w:autoSpaceDE/>
+              <w:rPr>
+                <w:rFonts w:hint="eastAsia"/>
+              </w:rPr>
+            </w:pPr>
+            <w:r>
+              <w:rPr>
+                <w:rFonts w:hint="eastAsia"/>
+                <w:sz w:val="20"/>
+                <w:szCs w:val="20"/>
+              </w:rPr>
+              <w:t>스레드 구현</w:t>
+            </w:r>
+          </w:p>
         </w:tc>
         <w:tc>
           <w:tcPr>
             <w:tcW w:w="1559" w:type="dxa"/>
-          </w:tcPr>
-          <w:p>
-            <w:pPr>
-              <w:widowControl/>
-              <w:wordWrap/>
-              <w:autoSpaceDE/>
-              <w:autoSpaceDN/>
-              <w:rPr>
+            <w:tcBorders>
+              <w:top w:val="single" w:sz="4" w:space="0" w:color="auto"/>
+              <w:left w:val="single" w:sz="4" w:space="0" w:color="auto"/>
+              <w:bottom w:val="single" w:sz="4" w:space="0" w:color="auto"/>
+              <w:right w:val="single" w:sz="4" w:space="0" w:color="auto"/>
+            </w:tcBorders>
+            <w:hideMark/>
+          </w:tcPr>
+          <w:p>
+            <w:pPr>
+              <w:widowControl/>
+              <w:wordWrap/>
+              <w:autoSpaceDE/>
+              <w:rPr>
+                <w:rFonts w:hint="eastAsia"/>
                 <w:color w:val="960000"/>
                 <w:sz w:val="14"/>
                 <w:szCs w:val="14"/>
@@ -18194,8 +19035,8 @@
               <w:widowControl/>
               <w:wordWrap/>
               <w:autoSpaceDE/>
-              <w:autoSpaceDN/>
-              <w:rPr>
+              <w:rPr>
+                <w:rFonts w:hint="eastAsia"/>
                 <w:color w:val="960000"/>
                 <w:sz w:val="16"/>
                 <w:szCs w:val="16"/>
@@ -18218,7 +19059,9 @@
               <w:widowControl/>
               <w:wordWrap/>
               <w:autoSpaceDE/>
-              <w:autoSpaceDN/>
+              <w:rPr>
+                <w:rFonts w:hint="eastAsia"/>
+              </w:rPr>
             </w:pPr>
             <w:r>
               <w:rPr>
@@ -18234,13 +19077,22 @@
         <w:tc>
           <w:tcPr>
             <w:tcW w:w="1559" w:type="dxa"/>
-          </w:tcPr>
-          <w:p>
-            <w:pPr>
-              <w:widowControl/>
-              <w:wordWrap/>
-              <w:autoSpaceDE/>
-              <w:autoSpaceDN/>
+            <w:tcBorders>
+              <w:top w:val="single" w:sz="4" w:space="0" w:color="auto"/>
+              <w:left w:val="single" w:sz="4" w:space="0" w:color="auto"/>
+              <w:bottom w:val="single" w:sz="4" w:space="0" w:color="auto"/>
+              <w:right w:val="single" w:sz="4" w:space="0" w:color="auto"/>
+            </w:tcBorders>
+            <w:hideMark/>
+          </w:tcPr>
+          <w:p>
+            <w:pPr>
+              <w:widowControl/>
+              <w:wordWrap/>
+              <w:autoSpaceDE/>
+              <w:rPr>
+                <w:rFonts w:hint="eastAsia"/>
+              </w:rPr>
             </w:pPr>
             <w:r>
               <w:rPr>
@@ -18253,13 +19105,22 @@
         <w:tc>
           <w:tcPr>
             <w:tcW w:w="1560" w:type="dxa"/>
-          </w:tcPr>
-          <w:p>
-            <w:pPr>
-              <w:widowControl/>
-              <w:wordWrap/>
-              <w:autoSpaceDE/>
-              <w:autoSpaceDN/>
+            <w:tcBorders>
+              <w:top w:val="single" w:sz="4" w:space="0" w:color="auto"/>
+              <w:left w:val="single" w:sz="4" w:space="0" w:color="auto"/>
+              <w:bottom w:val="single" w:sz="4" w:space="0" w:color="auto"/>
+              <w:right w:val="single" w:sz="4" w:space="0" w:color="auto"/>
+            </w:tcBorders>
+            <w:hideMark/>
+          </w:tcPr>
+          <w:p>
+            <w:pPr>
+              <w:widowControl/>
+              <w:wordWrap/>
+              <w:autoSpaceDE/>
+              <w:rPr>
+                <w:rFonts w:hint="eastAsia"/>
+              </w:rPr>
             </w:pPr>
             <w:r>
               <w:rPr>
@@ -18273,20 +19134,117 @@
               <w:widowControl/>
               <w:wordWrap/>
               <w:autoSpaceDE/>
-              <w:autoSpaceDN/>
-            </w:pPr>
+              <w:rPr>
+                <w:rFonts w:hint="eastAsia"/>
+                <w:sz w:val="20"/>
+                <w:szCs w:val="20"/>
+              </w:rPr>
+            </w:pPr>
+            <w:proofErr w:type="spellStart"/>
+            <w:r>
+              <w:rPr>
+                <w:rFonts w:hint="eastAsia"/>
+                <w:sz w:val="20"/>
+                <w:szCs w:val="20"/>
+              </w:rPr>
+              <w:t>send_Game</w:t>
+            </w:r>
+            <w:proofErr w:type="spellEnd"/>
+          </w:p>
+          <w:p>
+            <w:pPr>
+              <w:widowControl/>
+              <w:wordWrap/>
+              <w:autoSpaceDE/>
+              <w:rPr>
+                <w:rFonts w:hint="eastAsia"/>
+                <w:sz w:val="20"/>
+                <w:szCs w:val="20"/>
+              </w:rPr>
+            </w:pPr>
+            <w:r>
+              <w:rPr>
+                <w:rFonts w:hint="eastAsia"/>
+                <w:sz w:val="20"/>
+                <w:szCs w:val="20"/>
+              </w:rPr>
+              <w:t>_</w:t>
+            </w:r>
+            <w:proofErr w:type="spellStart"/>
+            <w:r>
+              <w:rPr>
+                <w:rFonts w:hint="eastAsia"/>
+                <w:sz w:val="20"/>
+                <w:szCs w:val="20"/>
+              </w:rPr>
+              <w:t>Start_</w:t>
+            </w:r>
+            <w:proofErr w:type="gramStart"/>
+            <w:r>
+              <w:rPr>
+                <w:rFonts w:hint="eastAsia"/>
+                <w:sz w:val="20"/>
+                <w:szCs w:val="20"/>
+              </w:rPr>
+              <w:t>Packet</w:t>
+            </w:r>
+            <w:proofErr w:type="spellEnd"/>
+            <w:r>
+              <w:rPr>
+                <w:rFonts w:hint="eastAsia"/>
+                <w:sz w:val="20"/>
+                <w:szCs w:val="20"/>
+              </w:rPr>
+              <w:t>(</w:t>
+            </w:r>
+            <w:proofErr w:type="gramEnd"/>
+            <w:r>
+              <w:rPr>
+                <w:rFonts w:hint="eastAsia"/>
+                <w:sz w:val="20"/>
+                <w:szCs w:val="20"/>
+              </w:rPr>
+              <w:t>)</w:t>
+            </w:r>
+          </w:p>
+          <w:p>
+            <w:pPr>
+              <w:widowControl/>
+              <w:wordWrap/>
+              <w:autoSpaceDE/>
+              <w:rPr>
+                <w:rFonts w:hint="eastAsia"/>
+              </w:rPr>
+            </w:pPr>
+            <w:r>
+              <w:rPr>
+                <w:rFonts w:hint="eastAsia"/>
+                <w:sz w:val="20"/>
+                <w:szCs w:val="20"/>
+              </w:rPr>
+              <w:t>구현</w:t>
+            </w:r>
           </w:p>
         </w:tc>
         <w:tc>
           <w:tcPr>
             <w:tcW w:w="1559" w:type="dxa"/>
-          </w:tcPr>
-          <w:p>
-            <w:pPr>
-              <w:widowControl/>
-              <w:wordWrap/>
-              <w:autoSpaceDE/>
-              <w:autoSpaceDN/>
+            <w:tcBorders>
+              <w:top w:val="single" w:sz="4" w:space="0" w:color="auto"/>
+              <w:left w:val="single" w:sz="4" w:space="0" w:color="auto"/>
+              <w:bottom w:val="single" w:sz="4" w:space="0" w:color="auto"/>
+              <w:right w:val="single" w:sz="4" w:space="0" w:color="auto"/>
+            </w:tcBorders>
+            <w:hideMark/>
+          </w:tcPr>
+          <w:p>
+            <w:pPr>
+              <w:widowControl/>
+              <w:wordWrap/>
+              <w:autoSpaceDE/>
+              <w:rPr>
+                <w:rFonts w:hint="eastAsia"/>
+              </w:rPr>
             </w:pPr>
             <w:r>
               <w:rPr>
@@ -18305,13 +19263,22 @@
         <w:tc>
           <w:tcPr>
             <w:tcW w:w="1560" w:type="dxa"/>
-          </w:tcPr>
-          <w:p>
-            <w:pPr>
-              <w:widowControl/>
-              <w:wordWrap/>
-              <w:autoSpaceDE/>
-              <w:autoSpaceDN/>
+            <w:tcBorders>
+              <w:top w:val="single" w:sz="4" w:space="0" w:color="auto"/>
+              <w:left w:val="single" w:sz="4" w:space="0" w:color="auto"/>
+              <w:bottom w:val="single" w:sz="4" w:space="0" w:color="auto"/>
+              <w:right w:val="single" w:sz="4" w:space="0" w:color="auto"/>
+            </w:tcBorders>
+            <w:hideMark/>
+          </w:tcPr>
+          <w:p>
+            <w:pPr>
+              <w:widowControl/>
+              <w:wordWrap/>
+              <w:autoSpaceDE/>
+              <w:rPr>
+                <w:rFonts w:hint="eastAsia"/>
+              </w:rPr>
             </w:pPr>
             <w:r>
               <w:rPr>
@@ -18320,17 +19287,86 @@
               <w:t>16</w:t>
             </w:r>
           </w:p>
+          <w:p>
+            <w:pPr>
+              <w:widowControl/>
+              <w:wordWrap/>
+              <w:autoSpaceDE/>
+              <w:rPr>
+                <w:rFonts w:hint="eastAsia"/>
+                <w:sz w:val="20"/>
+                <w:szCs w:val="20"/>
+              </w:rPr>
+            </w:pPr>
+            <w:r>
+              <w:rPr>
+                <w:rFonts w:hint="eastAsia"/>
+                <w:sz w:val="20"/>
+                <w:szCs w:val="20"/>
+              </w:rPr>
+              <w:t>클라이언트</w:t>
+            </w:r>
+          </w:p>
+          <w:p>
+            <w:pPr>
+              <w:widowControl/>
+              <w:wordWrap/>
+              <w:autoSpaceDE/>
+              <w:rPr>
+                <w:rFonts w:asciiTheme="majorEastAsia" w:eastAsiaTheme="majorEastAsia" w:hAnsiTheme="majorEastAsia" w:hint="eastAsia"/>
+                <w:sz w:val="20"/>
+                <w:szCs w:val="20"/>
+              </w:rPr>
+            </w:pPr>
+            <w:proofErr w:type="spellStart"/>
+            <w:r>
+              <w:rPr>
+                <w:rFonts w:asciiTheme="majorEastAsia" w:eastAsiaTheme="majorEastAsia" w:hAnsiTheme="majorEastAsia" w:hint="eastAsia"/>
+                <w:sz w:val="20"/>
+                <w:szCs w:val="20"/>
+              </w:rPr>
+              <w:t>Processpacket</w:t>
+            </w:r>
+            <w:proofErr w:type="spellEnd"/>
+          </w:p>
+          <w:p>
+            <w:pPr>
+              <w:widowControl/>
+              <w:wordWrap/>
+              <w:autoSpaceDE/>
+              <w:rPr>
+                <w:rFonts w:hint="eastAsia"/>
+              </w:rPr>
+            </w:pPr>
+            <w:r>
+              <w:rPr>
+                <w:rFonts w:hint="eastAsia"/>
+                <w:sz w:val="20"/>
+                <w:szCs w:val="20"/>
+              </w:rPr>
+              <w:t>업데이트</w:t>
+            </w:r>
+          </w:p>
         </w:tc>
         <w:tc>
           <w:tcPr>
             <w:tcW w:w="1560" w:type="dxa"/>
-          </w:tcPr>
-          <w:p>
-            <w:pPr>
-              <w:widowControl/>
-              <w:wordWrap/>
-              <w:autoSpaceDE/>
-              <w:autoSpaceDN/>
+            <w:tcBorders>
+              <w:top w:val="single" w:sz="4" w:space="0" w:color="auto"/>
+              <w:left w:val="single" w:sz="4" w:space="0" w:color="auto"/>
+              <w:bottom w:val="single" w:sz="4" w:space="0" w:color="auto"/>
+              <w:right w:val="single" w:sz="4" w:space="0" w:color="auto"/>
+            </w:tcBorders>
+            <w:hideMark/>
+          </w:tcPr>
+          <w:p>
+            <w:pPr>
+              <w:widowControl/>
+              <w:wordWrap/>
+              <w:autoSpaceDE/>
+              <w:rPr>
+                <w:rFonts w:hint="eastAsia"/>
+              </w:rPr>
             </w:pPr>
             <w:r>
               <w:rPr>
@@ -18339,17 +19375,90 @@
               <w:t>17</w:t>
             </w:r>
           </w:p>
+          <w:p>
+            <w:pPr>
+              <w:widowControl/>
+              <w:wordWrap/>
+              <w:autoSpaceDE/>
+              <w:rPr>
+                <w:rFonts w:hint="eastAsia"/>
+              </w:rPr>
+            </w:pPr>
+            <w:proofErr w:type="spellStart"/>
+            <w:r>
+              <w:rPr>
+                <w:rFonts w:hint="eastAsia"/>
+              </w:rPr>
+              <w:t>send_move</w:t>
+            </w:r>
+            <w:proofErr w:type="spellEnd"/>
+          </w:p>
+          <w:p>
+            <w:pPr>
+              <w:widowControl/>
+              <w:wordWrap/>
+              <w:autoSpaceDE/>
+              <w:rPr>
+                <w:rFonts w:hint="eastAsia"/>
+              </w:rPr>
+            </w:pPr>
+            <w:r>
+              <w:rPr>
+                <w:rFonts w:hint="eastAsia"/>
+              </w:rPr>
+              <w:t>_</w:t>
+            </w:r>
+            <w:proofErr w:type="gramStart"/>
+            <w:r>
+              <w:rPr>
+                <w:rFonts w:hint="eastAsia"/>
+              </w:rPr>
+              <w:t>packet(</w:t>
+            </w:r>
+            <w:proofErr w:type="gramEnd"/>
+            <w:r>
+              <w:rPr>
+                <w:rFonts w:hint="eastAsia"/>
+              </w:rPr>
+              <w:t>)</w:t>
+            </w:r>
+          </w:p>
+          <w:p>
+            <w:pPr>
+              <w:widowControl/>
+              <w:wordWrap/>
+              <w:autoSpaceDE/>
+              <w:rPr>
+                <w:rFonts w:hint="eastAsia"/>
+              </w:rPr>
+            </w:pPr>
+            <w:r>
+              <w:rPr>
+                <w:rFonts w:hint="eastAsia"/>
+              </w:rPr>
+              <w:t>구현</w:t>
+            </w:r>
+          </w:p>
         </w:tc>
         <w:tc>
           <w:tcPr>
             <w:tcW w:w="1559" w:type="dxa"/>
-          </w:tcPr>
-          <w:p>
-            <w:pPr>
-              <w:widowControl/>
-              <w:wordWrap/>
-              <w:autoSpaceDE/>
-              <w:autoSpaceDN/>
+            <w:tcBorders>
+              <w:top w:val="single" w:sz="4" w:space="0" w:color="auto"/>
+              <w:left w:val="single" w:sz="4" w:space="0" w:color="auto"/>
+              <w:bottom w:val="single" w:sz="4" w:space="0" w:color="auto"/>
+              <w:right w:val="single" w:sz="4" w:space="0" w:color="auto"/>
+            </w:tcBorders>
+            <w:hideMark/>
+          </w:tcPr>
+          <w:p>
+            <w:pPr>
+              <w:widowControl/>
+              <w:wordWrap/>
+              <w:autoSpaceDE/>
+              <w:rPr>
+                <w:rFonts w:hint="eastAsia"/>
+              </w:rPr>
             </w:pPr>
             <w:r>
               <w:rPr>
@@ -18362,14 +19471,21 @@
         <w:tc>
           <w:tcPr>
             <w:tcW w:w="1559" w:type="dxa"/>
-          </w:tcPr>
-          <w:p>
-            <w:pPr>
-              <w:widowControl/>
-              <w:wordWrap/>
-              <w:autoSpaceDE/>
-              <w:autoSpaceDN/>
-              <w:rPr>
+            <w:tcBorders>
+              <w:top w:val="single" w:sz="4" w:space="0" w:color="auto"/>
+              <w:left w:val="single" w:sz="4" w:space="0" w:color="auto"/>
+              <w:bottom w:val="single" w:sz="4" w:space="0" w:color="auto"/>
+              <w:right w:val="single" w:sz="4" w:space="0" w:color="auto"/>
+            </w:tcBorders>
+            <w:hideMark/>
+          </w:tcPr>
+          <w:p>
+            <w:pPr>
+              <w:widowControl/>
+              <w:wordWrap/>
+              <w:autoSpaceDE/>
+              <w:rPr>
+                <w:rFonts w:hint="eastAsia"/>
                 <w:color w:val="960000"/>
                 <w:sz w:val="14"/>
                 <w:szCs w:val="14"/>
@@ -18387,8 +19503,8 @@
               <w:widowControl/>
               <w:wordWrap/>
               <w:autoSpaceDE/>
-              <w:autoSpaceDN/>
-              <w:rPr>
+              <w:rPr>
+                <w:rFonts w:hint="eastAsia"/>
                 <w:color w:val="960000"/>
                 <w:sz w:val="16"/>
                 <w:szCs w:val="16"/>
@@ -18411,7 +19527,9 @@
               <w:widowControl/>
               <w:wordWrap/>
               <w:autoSpaceDE/>
-              <w:autoSpaceDN/>
+              <w:rPr>
+                <w:rFonts w:hint="eastAsia"/>
+              </w:rPr>
             </w:pPr>
             <w:r>
               <w:rPr>
@@ -18427,13 +19545,22 @@
         <w:tc>
           <w:tcPr>
             <w:tcW w:w="1559" w:type="dxa"/>
-          </w:tcPr>
-          <w:p>
-            <w:pPr>
-              <w:widowControl/>
-              <w:wordWrap/>
-              <w:autoSpaceDE/>
-              <w:autoSpaceDN/>
+            <w:tcBorders>
+              <w:top w:val="single" w:sz="4" w:space="0" w:color="auto"/>
+              <w:left w:val="single" w:sz="4" w:space="0" w:color="auto"/>
+              <w:bottom w:val="single" w:sz="4" w:space="0" w:color="auto"/>
+              <w:right w:val="single" w:sz="4" w:space="0" w:color="auto"/>
+            </w:tcBorders>
+            <w:hideMark/>
+          </w:tcPr>
+          <w:p>
+            <w:pPr>
+              <w:widowControl/>
+              <w:wordWrap/>
+              <w:autoSpaceDE/>
+              <w:rPr>
+                <w:rFonts w:hint="eastAsia"/>
+              </w:rPr>
             </w:pPr>
             <w:r>
               <w:rPr>
@@ -18442,17 +19569,84 @@
               <w:t>20</w:t>
             </w:r>
           </w:p>
+          <w:p>
+            <w:pPr>
+              <w:widowControl/>
+              <w:wordWrap/>
+              <w:autoSpaceDE/>
+              <w:rPr>
+                <w:rFonts w:hint="eastAsia"/>
+                <w:sz w:val="20"/>
+                <w:szCs w:val="20"/>
+              </w:rPr>
+            </w:pPr>
+            <w:r>
+              <w:rPr>
+                <w:rFonts w:hint="eastAsia"/>
+                <w:sz w:val="20"/>
+                <w:szCs w:val="20"/>
+              </w:rPr>
+              <w:t>send_</w:t>
+            </w:r>
+          </w:p>
+          <w:p>
+            <w:pPr>
+              <w:widowControl/>
+              <w:wordWrap/>
+              <w:autoSpaceDE/>
+              <w:rPr>
+                <w:rFonts w:hint="eastAsia"/>
+                <w:sz w:val="20"/>
+                <w:szCs w:val="20"/>
+              </w:rPr>
+            </w:pPr>
+            <w:r>
+              <w:rPr>
+                <w:rFonts w:hint="eastAsia"/>
+                <w:sz w:val="20"/>
+                <w:szCs w:val="20"/>
+              </w:rPr>
+              <w:t>booster</w:t>
+            </w:r>
+          </w:p>
+          <w:p>
+            <w:pPr>
+              <w:widowControl/>
+              <w:wordWrap/>
+              <w:autoSpaceDE/>
+              <w:rPr>
+                <w:rFonts w:hint="eastAsia"/>
+              </w:rPr>
+            </w:pPr>
+            <w:r>
+              <w:rPr>
+                <w:rFonts w:hint="eastAsia"/>
+                <w:sz w:val="20"/>
+                <w:szCs w:val="20"/>
+              </w:rPr>
+              <w:t>_packet() 구현</w:t>
+            </w:r>
+          </w:p>
         </w:tc>
         <w:tc>
           <w:tcPr>
             <w:tcW w:w="1560" w:type="dxa"/>
-          </w:tcPr>
-          <w:p>
-            <w:pPr>
-              <w:widowControl/>
-              <w:wordWrap/>
-              <w:autoSpaceDE/>
-              <w:autoSpaceDN/>
+            <w:tcBorders>
+              <w:top w:val="single" w:sz="4" w:space="0" w:color="auto"/>
+              <w:left w:val="single" w:sz="4" w:space="0" w:color="auto"/>
+              <w:bottom w:val="single" w:sz="4" w:space="0" w:color="auto"/>
+              <w:right w:val="single" w:sz="4" w:space="0" w:color="auto"/>
+            </w:tcBorders>
+            <w:hideMark/>
+          </w:tcPr>
+          <w:p>
+            <w:pPr>
+              <w:widowControl/>
+              <w:wordWrap/>
+              <w:autoSpaceDE/>
+              <w:rPr>
+                <w:rFonts w:hint="eastAsia"/>
+              </w:rPr>
             </w:pPr>
             <w:r>
               <w:rPr>
@@ -18461,17 +19655,112 @@
               <w:t>21</w:t>
             </w:r>
           </w:p>
+          <w:p>
+            <w:pPr>
+              <w:widowControl/>
+              <w:wordWrap/>
+              <w:autoSpaceDE/>
+              <w:rPr>
+                <w:rFonts w:hint="eastAsia"/>
+                <w:sz w:val="20"/>
+                <w:szCs w:val="20"/>
+              </w:rPr>
+            </w:pPr>
+            <w:r>
+              <w:rPr>
+                <w:rFonts w:hint="eastAsia"/>
+                <w:sz w:val="20"/>
+                <w:szCs w:val="20"/>
+              </w:rPr>
+              <w:t>send_</w:t>
+            </w:r>
+          </w:p>
+          <w:p>
+            <w:pPr>
+              <w:widowControl/>
+              <w:wordWrap/>
+              <w:autoSpaceDE/>
+              <w:rPr>
+                <w:rFonts w:hint="eastAsia"/>
+                <w:sz w:val="20"/>
+                <w:szCs w:val="20"/>
+              </w:rPr>
+            </w:pPr>
+            <w:proofErr w:type="spellStart"/>
+            <w:r>
+              <w:rPr>
+                <w:rFonts w:hint="eastAsia"/>
+                <w:sz w:val="20"/>
+                <w:szCs w:val="20"/>
+              </w:rPr>
+              <w:t>Finish_</w:t>
+            </w:r>
+            <w:proofErr w:type="gramStart"/>
+            <w:r>
+              <w:rPr>
+                <w:rFonts w:hint="eastAsia"/>
+                <w:sz w:val="20"/>
+                <w:szCs w:val="20"/>
+              </w:rPr>
+              <w:t>packet</w:t>
+            </w:r>
+            <w:proofErr w:type="spellEnd"/>
+            <w:r>
+              <w:rPr>
+                <w:rFonts w:hint="eastAsia"/>
+                <w:sz w:val="20"/>
+                <w:szCs w:val="20"/>
+              </w:rPr>
+              <w:t>(</w:t>
+            </w:r>
+            <w:proofErr w:type="gramEnd"/>
+            <w:r>
+              <w:rPr>
+                <w:rFonts w:hint="eastAsia"/>
+                <w:sz w:val="20"/>
+                <w:szCs w:val="20"/>
+              </w:rPr>
+              <w:t>)</w:t>
+            </w:r>
+          </w:p>
+          <w:p>
+            <w:pPr>
+              <w:widowControl/>
+              <w:wordWrap/>
+              <w:autoSpaceDE/>
+              <w:rPr>
+                <w:rFonts w:hint="eastAsia"/>
+              </w:rPr>
+            </w:pPr>
+            <w:r>
+              <w:rPr>
+                <w:rFonts w:hint="eastAsia"/>
+                <w:sz w:val="20"/>
+                <w:szCs w:val="20"/>
+              </w:rPr>
+              <w:t>구현</w:t>
+            </w:r>
+          </w:p>
         </w:tc>
         <w:tc>
           <w:tcPr>
             <w:tcW w:w="1559" w:type="dxa"/>
-          </w:tcPr>
-          <w:p>
-            <w:pPr>
-              <w:widowControl/>
-              <w:wordWrap/>
-              <w:autoSpaceDE/>
-              <w:autoSpaceDN/>
+            <w:tcBorders>
+              <w:top w:val="single" w:sz="4" w:space="0" w:color="auto"/>
+              <w:left w:val="single" w:sz="4" w:space="0" w:color="auto"/>
+              <w:bottom w:val="single" w:sz="4" w:space="0" w:color="auto"/>
+              <w:right w:val="single" w:sz="4" w:space="0" w:color="auto"/>
+            </w:tcBorders>
+            <w:hideMark/>
+          </w:tcPr>
+          <w:p>
+            <w:pPr>
+              <w:widowControl/>
+              <w:wordWrap/>
+              <w:autoSpaceDE/>
+              <w:rPr>
+                <w:rFonts w:hint="eastAsia"/>
+              </w:rPr>
             </w:pPr>
             <w:r>
               <w:rPr>
@@ -18490,13 +19779,22 @@
         <w:tc>
           <w:tcPr>
             <w:tcW w:w="1560" w:type="dxa"/>
-          </w:tcPr>
-          <w:p>
-            <w:pPr>
-              <w:widowControl/>
-              <w:wordWrap/>
-              <w:autoSpaceDE/>
-              <w:autoSpaceDN/>
+            <w:tcBorders>
+              <w:top w:val="single" w:sz="4" w:space="0" w:color="auto"/>
+              <w:left w:val="single" w:sz="4" w:space="0" w:color="auto"/>
+              <w:bottom w:val="single" w:sz="4" w:space="0" w:color="auto"/>
+              <w:right w:val="single" w:sz="4" w:space="0" w:color="auto"/>
+            </w:tcBorders>
+            <w:hideMark/>
+          </w:tcPr>
+          <w:p>
+            <w:pPr>
+              <w:widowControl/>
+              <w:wordWrap/>
+              <w:autoSpaceDE/>
+              <w:rPr>
+                <w:rFonts w:hint="eastAsia"/>
+              </w:rPr>
             </w:pPr>
             <w:r>
               <w:rPr>
@@ -18505,17 +19803,85 @@
               <w:t>23</w:t>
             </w:r>
           </w:p>
+          <w:p>
+            <w:pPr>
+              <w:widowControl/>
+              <w:wordWrap/>
+              <w:autoSpaceDE/>
+              <w:rPr>
+                <w:rFonts w:hint="eastAsia"/>
+                <w:sz w:val="20"/>
+                <w:szCs w:val="20"/>
+              </w:rPr>
+            </w:pPr>
+            <w:r>
+              <w:rPr>
+                <w:rFonts w:hint="eastAsia"/>
+                <w:sz w:val="20"/>
+                <w:szCs w:val="20"/>
+              </w:rPr>
+              <w:t>클라이언트</w:t>
+            </w:r>
+          </w:p>
+          <w:p>
+            <w:pPr>
+              <w:widowControl/>
+              <w:wordWrap/>
+              <w:autoSpaceDE/>
+              <w:rPr>
+                <w:rFonts w:asciiTheme="majorEastAsia" w:eastAsiaTheme="majorEastAsia" w:hAnsiTheme="majorEastAsia" w:hint="eastAsia"/>
+                <w:sz w:val="20"/>
+                <w:szCs w:val="20"/>
+              </w:rPr>
+            </w:pPr>
+            <w:proofErr w:type="spellStart"/>
+            <w:r>
+              <w:rPr>
+                <w:rFonts w:asciiTheme="majorEastAsia" w:eastAsiaTheme="majorEastAsia" w:hAnsiTheme="majorEastAsia" w:hint="eastAsia"/>
+                <w:sz w:val="20"/>
+                <w:szCs w:val="20"/>
+              </w:rPr>
+              <w:t>Processpacket</w:t>
+            </w:r>
+            <w:proofErr w:type="spellEnd"/>
+          </w:p>
+          <w:p>
+            <w:pPr>
+              <w:widowControl/>
+              <w:wordWrap/>
+              <w:autoSpaceDE/>
+              <w:rPr>
+                <w:rFonts w:hint="eastAsia"/>
+              </w:rPr>
+            </w:pPr>
+            <w:r>
+              <w:rPr>
+                <w:rFonts w:hint="eastAsia"/>
+                <w:sz w:val="20"/>
+                <w:szCs w:val="20"/>
+              </w:rPr>
+              <w:t>업데이트</w:t>
+            </w:r>
+          </w:p>
         </w:tc>
         <w:tc>
           <w:tcPr>
             <w:tcW w:w="1560" w:type="dxa"/>
-          </w:tcPr>
-          <w:p>
-            <w:pPr>
-              <w:widowControl/>
-              <w:wordWrap/>
-              <w:autoSpaceDE/>
-              <w:autoSpaceDN/>
+            <w:tcBorders>
+              <w:top w:val="single" w:sz="4" w:space="0" w:color="auto"/>
+              <w:left w:val="single" w:sz="4" w:space="0" w:color="auto"/>
+              <w:bottom w:val="single" w:sz="4" w:space="0" w:color="auto"/>
+              <w:right w:val="single" w:sz="4" w:space="0" w:color="auto"/>
+            </w:tcBorders>
+          </w:tcPr>
+          <w:p>
+            <w:pPr>
+              <w:widowControl/>
+              <w:wordWrap/>
+              <w:autoSpaceDE/>
+              <w:rPr>
+                <w:rFonts w:hint="eastAsia"/>
+              </w:rPr>
             </w:pPr>
             <w:r>
               <w:rPr>
@@ -18524,17 +19890,36 @@
               <w:t>24</w:t>
             </w:r>
           </w:p>
+          <w:p>
+            <w:pPr>
+              <w:widowControl/>
+              <w:wordWrap/>
+              <w:autoSpaceDE/>
+              <w:rPr>
+                <w:rFonts w:hint="eastAsia"/>
+              </w:rPr>
+            </w:pPr>
+          </w:p>
         </w:tc>
         <w:tc>
           <w:tcPr>
             <w:tcW w:w="1559" w:type="dxa"/>
-          </w:tcPr>
-          <w:p>
-            <w:pPr>
-              <w:widowControl/>
-              <w:wordWrap/>
-              <w:autoSpaceDE/>
-              <w:autoSpaceDN/>
+            <w:tcBorders>
+              <w:top w:val="single" w:sz="4" w:space="0" w:color="auto"/>
+              <w:left w:val="single" w:sz="4" w:space="0" w:color="auto"/>
+              <w:bottom w:val="single" w:sz="4" w:space="0" w:color="auto"/>
+              <w:right w:val="single" w:sz="4" w:space="0" w:color="auto"/>
+            </w:tcBorders>
+            <w:hideMark/>
+          </w:tcPr>
+          <w:p>
+            <w:pPr>
+              <w:widowControl/>
+              <w:wordWrap/>
+              <w:autoSpaceDE/>
+              <w:rPr>
+                <w:rFonts w:hint="eastAsia"/>
+              </w:rPr>
             </w:pPr>
             <w:r>
               <w:rPr>
@@ -18547,14 +19932,21 @@
         <w:tc>
           <w:tcPr>
             <w:tcW w:w="1559" w:type="dxa"/>
-          </w:tcPr>
-          <w:p>
-            <w:pPr>
-              <w:widowControl/>
-              <w:wordWrap/>
-              <w:autoSpaceDE/>
-              <w:autoSpaceDN/>
-              <w:rPr>
+            <w:tcBorders>
+              <w:top w:val="single" w:sz="4" w:space="0" w:color="auto"/>
+              <w:left w:val="single" w:sz="4" w:space="0" w:color="auto"/>
+              <w:bottom w:val="single" w:sz="4" w:space="0" w:color="auto"/>
+              <w:right w:val="single" w:sz="4" w:space="0" w:color="auto"/>
+            </w:tcBorders>
+            <w:hideMark/>
+          </w:tcPr>
+          <w:p>
+            <w:pPr>
+              <w:widowControl/>
+              <w:wordWrap/>
+              <w:autoSpaceDE/>
+              <w:rPr>
+                <w:rFonts w:hint="eastAsia"/>
                 <w:color w:val="960000"/>
                 <w:sz w:val="14"/>
                 <w:szCs w:val="14"/>
@@ -18572,8 +19964,8 @@
               <w:widowControl/>
               <w:wordWrap/>
               <w:autoSpaceDE/>
-              <w:autoSpaceDN/>
-              <w:rPr>
+              <w:rPr>
+                <w:rFonts w:hint="eastAsia"/>
                 <w:color w:val="960000"/>
                 <w:sz w:val="16"/>
                 <w:szCs w:val="16"/>
@@ -18596,7 +19988,9 @@
               <w:widowControl/>
               <w:wordWrap/>
               <w:autoSpaceDE/>
-              <w:autoSpaceDN/>
+              <w:rPr>
+                <w:rFonts w:hint="eastAsia"/>
+              </w:rPr>
             </w:pPr>
             <w:r>
               <w:rPr>
@@ -18612,13 +20006,22 @@
         <w:tc>
           <w:tcPr>
             <w:tcW w:w="1559" w:type="dxa"/>
-          </w:tcPr>
-          <w:p>
-            <w:pPr>
-              <w:widowControl/>
-              <w:wordWrap/>
-              <w:autoSpaceDE/>
-              <w:autoSpaceDN/>
+            <w:tcBorders>
+              <w:top w:val="single" w:sz="4" w:space="0" w:color="auto"/>
+              <w:left w:val="single" w:sz="4" w:space="0" w:color="auto"/>
+              <w:bottom w:val="single" w:sz="4" w:space="0" w:color="auto"/>
+              <w:right w:val="single" w:sz="4" w:space="0" w:color="auto"/>
+            </w:tcBorders>
+            <w:hideMark/>
+          </w:tcPr>
+          <w:p>
+            <w:pPr>
+              <w:widowControl/>
+              <w:wordWrap/>
+              <w:autoSpaceDE/>
+              <w:rPr>
+                <w:rFonts w:hint="eastAsia"/>
+              </w:rPr>
             </w:pPr>
             <w:r>
               <w:rPr>
@@ -18631,13 +20034,22 @@
         <w:tc>
           <w:tcPr>
             <w:tcW w:w="1560" w:type="dxa"/>
-          </w:tcPr>
-          <w:p>
-            <w:pPr>
-              <w:widowControl/>
-              <w:wordWrap/>
-              <w:autoSpaceDE/>
-              <w:autoSpaceDN/>
+            <w:tcBorders>
+              <w:top w:val="single" w:sz="4" w:space="0" w:color="auto"/>
+              <w:left w:val="single" w:sz="4" w:space="0" w:color="auto"/>
+              <w:bottom w:val="single" w:sz="4" w:space="0" w:color="auto"/>
+              <w:right w:val="single" w:sz="4" w:space="0" w:color="auto"/>
+            </w:tcBorders>
+            <w:hideMark/>
+          </w:tcPr>
+          <w:p>
+            <w:pPr>
+              <w:widowControl/>
+              <w:wordWrap/>
+              <w:autoSpaceDE/>
+              <w:rPr>
+                <w:rFonts w:hint="eastAsia"/>
+              </w:rPr>
             </w:pPr>
             <w:r>
               <w:rPr>
@@ -18646,17 +20058,74 @@
               <w:t>28</w:t>
             </w:r>
           </w:p>
+          <w:p>
+            <w:pPr>
+              <w:widowControl/>
+              <w:wordWrap/>
+              <w:autoSpaceDE/>
+              <w:rPr>
+                <w:rFonts w:hint="eastAsia"/>
+                <w:sz w:val="20"/>
+                <w:szCs w:val="20"/>
+              </w:rPr>
+            </w:pPr>
+            <w:proofErr w:type="spellStart"/>
+            <w:r>
+              <w:rPr>
+                <w:rFonts w:hint="eastAsia"/>
+                <w:sz w:val="20"/>
+                <w:szCs w:val="20"/>
+              </w:rPr>
+              <w:t>send_rank</w:t>
+            </w:r>
+            <w:proofErr w:type="spellEnd"/>
+          </w:p>
+          <w:p>
+            <w:pPr>
+              <w:widowControl/>
+              <w:wordWrap/>
+              <w:autoSpaceDE/>
+              <w:rPr>
+                <w:rFonts w:hint="eastAsia"/>
+              </w:rPr>
+            </w:pPr>
+            <w:r>
+              <w:rPr>
+                <w:rFonts w:hint="eastAsia"/>
+                <w:sz w:val="20"/>
+                <w:szCs w:val="20"/>
+              </w:rPr>
+              <w:t>_packet()</w:t>
+            </w:r>
+            <w:r>
+              <w:rPr>
+                <w:rFonts w:hint="eastAsia"/>
+                <w:sz w:val="20"/>
+                <w:szCs w:val="20"/>
+              </w:rPr>
+              <w:t xml:space="preserve"> 구현</w:t>
+            </w:r>
+          </w:p>
         </w:tc>
         <w:tc>
           <w:tcPr>
             <w:tcW w:w="1559" w:type="dxa"/>
-          </w:tcPr>
-          <w:p>
-            <w:pPr>
-              <w:widowControl/>
-              <w:wordWrap/>
-              <w:autoSpaceDE/>
-              <w:autoSpaceDN/>
+            <w:tcBorders>
+              <w:top w:val="single" w:sz="4" w:space="0" w:color="auto"/>
+              <w:left w:val="single" w:sz="4" w:space="0" w:color="auto"/>
+              <w:bottom w:val="single" w:sz="4" w:space="0" w:color="auto"/>
+              <w:right w:val="single" w:sz="4" w:space="0" w:color="auto"/>
+            </w:tcBorders>
+            <w:hideMark/>
+          </w:tcPr>
+          <w:p>
+            <w:pPr>
+              <w:widowControl/>
+              <w:wordWrap/>
+              <w:autoSpaceDE/>
+              <w:rPr>
+                <w:rFonts w:hint="eastAsia"/>
+              </w:rPr>
             </w:pPr>
             <w:r>
               <w:rPr>
@@ -18676,14 +20145,23 @@
           <w:tcPr>
             <w:tcW w:w="10916" w:type="dxa"/>
             <w:gridSpan w:val="7"/>
-          </w:tcPr>
-          <w:p>
-            <w:pPr>
-              <w:widowControl/>
-              <w:wordWrap/>
-              <w:autoSpaceDE/>
-              <w:autoSpaceDN/>
+            <w:tcBorders>
+              <w:top w:val="single" w:sz="4" w:space="0" w:color="auto"/>
+              <w:left w:val="single" w:sz="4" w:space="0" w:color="auto"/>
+              <w:bottom w:val="single" w:sz="4" w:space="0" w:color="auto"/>
+              <w:right w:val="single" w:sz="4" w:space="0" w:color="auto"/>
+            </w:tcBorders>
+            <w:hideMark/>
+          </w:tcPr>
+          <w:p>
+            <w:pPr>
+              <w:widowControl/>
+              <w:wordWrap/>
+              <w:autoSpaceDE/>
               <w:jc w:val="center"/>
+              <w:rPr>
+                <w:rFonts w:hint="eastAsia"/>
+              </w:rPr>
             </w:pPr>
             <w:r>
               <w:rPr>
@@ -18702,13 +20180,22 @@
         <w:tc>
           <w:tcPr>
             <w:tcW w:w="1560" w:type="dxa"/>
-          </w:tcPr>
-          <w:p>
-            <w:pPr>
-              <w:widowControl/>
-              <w:wordWrap/>
-              <w:autoSpaceDE/>
-              <w:autoSpaceDN/>
+            <w:tcBorders>
+              <w:top w:val="single" w:sz="4" w:space="0" w:color="auto"/>
+              <w:left w:val="single" w:sz="4" w:space="0" w:color="auto"/>
+              <w:bottom w:val="single" w:sz="4" w:space="0" w:color="auto"/>
+              <w:right w:val="single" w:sz="4" w:space="0" w:color="auto"/>
+            </w:tcBorders>
+            <w:hideMark/>
+          </w:tcPr>
+          <w:p>
+            <w:pPr>
+              <w:widowControl/>
+              <w:wordWrap/>
+              <w:autoSpaceDE/>
+              <w:rPr>
+                <w:rFonts w:hint="eastAsia"/>
+              </w:rPr>
             </w:pPr>
             <w:r>
               <w:rPr>
@@ -18717,17 +20204,85 @@
               <w:t>11/30</w:t>
             </w:r>
           </w:p>
+          <w:p>
+            <w:pPr>
+              <w:widowControl/>
+              <w:wordWrap/>
+              <w:autoSpaceDE/>
+              <w:rPr>
+                <w:rFonts w:hint="eastAsia"/>
+                <w:sz w:val="20"/>
+                <w:szCs w:val="20"/>
+              </w:rPr>
+            </w:pPr>
+            <w:r>
+              <w:rPr>
+                <w:rFonts w:hint="eastAsia"/>
+                <w:sz w:val="20"/>
+                <w:szCs w:val="20"/>
+              </w:rPr>
+              <w:t>클라이언트</w:t>
+            </w:r>
+          </w:p>
+          <w:p>
+            <w:pPr>
+              <w:widowControl/>
+              <w:wordWrap/>
+              <w:autoSpaceDE/>
+              <w:rPr>
+                <w:rFonts w:asciiTheme="majorEastAsia" w:eastAsiaTheme="majorEastAsia" w:hAnsiTheme="majorEastAsia" w:hint="eastAsia"/>
+                <w:sz w:val="20"/>
+                <w:szCs w:val="20"/>
+              </w:rPr>
+            </w:pPr>
+            <w:proofErr w:type="spellStart"/>
+            <w:r>
+              <w:rPr>
+                <w:rFonts w:asciiTheme="majorEastAsia" w:eastAsiaTheme="majorEastAsia" w:hAnsiTheme="majorEastAsia" w:hint="eastAsia"/>
+                <w:sz w:val="20"/>
+                <w:szCs w:val="20"/>
+              </w:rPr>
+              <w:t>Processpacket</w:t>
+            </w:r>
+            <w:proofErr w:type="spellEnd"/>
+          </w:p>
+          <w:p>
+            <w:pPr>
+              <w:widowControl/>
+              <w:wordWrap/>
+              <w:autoSpaceDE/>
+              <w:rPr>
+                <w:rFonts w:hint="eastAsia"/>
+              </w:rPr>
+            </w:pPr>
+            <w:r>
+              <w:rPr>
+                <w:rFonts w:hint="eastAsia"/>
+                <w:sz w:val="20"/>
+                <w:szCs w:val="20"/>
+              </w:rPr>
+              <w:t>업데이트</w:t>
+            </w:r>
+          </w:p>
         </w:tc>
         <w:tc>
           <w:tcPr>
             <w:tcW w:w="1560" w:type="dxa"/>
-          </w:tcPr>
-          <w:p>
-            <w:pPr>
-              <w:widowControl/>
-              <w:wordWrap/>
-              <w:autoSpaceDE/>
-              <w:autoSpaceDN/>
+            <w:tcBorders>
+              <w:top w:val="single" w:sz="4" w:space="0" w:color="auto"/>
+              <w:left w:val="single" w:sz="4" w:space="0" w:color="auto"/>
+              <w:bottom w:val="single" w:sz="4" w:space="0" w:color="auto"/>
+              <w:right w:val="single" w:sz="4" w:space="0" w:color="auto"/>
+            </w:tcBorders>
+          </w:tcPr>
+          <w:p>
+            <w:pPr>
+              <w:widowControl/>
+              <w:wordWrap/>
+              <w:autoSpaceDE/>
+              <w:rPr>
+                <w:rFonts w:hint="eastAsia"/>
+              </w:rPr>
             </w:pPr>
             <w:r>
               <w:rPr>
@@ -18736,17 +20291,36 @@
               <w:t>1</w:t>
             </w:r>
           </w:p>
+          <w:p>
+            <w:pPr>
+              <w:widowControl/>
+              <w:wordWrap/>
+              <w:autoSpaceDE/>
+              <w:rPr>
+                <w:rFonts w:hint="eastAsia"/>
+              </w:rPr>
+            </w:pPr>
+          </w:p>
         </w:tc>
         <w:tc>
           <w:tcPr>
             <w:tcW w:w="1559" w:type="dxa"/>
-          </w:tcPr>
-          <w:p>
-            <w:pPr>
-              <w:widowControl/>
-              <w:wordWrap/>
-              <w:autoSpaceDE/>
-              <w:autoSpaceDN/>
+            <w:tcBorders>
+              <w:top w:val="single" w:sz="4" w:space="0" w:color="auto"/>
+              <w:left w:val="single" w:sz="4" w:space="0" w:color="auto"/>
+              <w:bottom w:val="single" w:sz="4" w:space="0" w:color="auto"/>
+              <w:right w:val="single" w:sz="4" w:space="0" w:color="auto"/>
+            </w:tcBorders>
+            <w:hideMark/>
+          </w:tcPr>
+          <w:p>
+            <w:pPr>
+              <w:widowControl/>
+              <w:wordWrap/>
+              <w:autoSpaceDE/>
+              <w:rPr>
+                <w:rFonts w:hint="eastAsia"/>
+              </w:rPr>
             </w:pPr>
             <w:r>
               <w:rPr>
@@ -18759,14 +20333,21 @@
         <w:tc>
           <w:tcPr>
             <w:tcW w:w="1559" w:type="dxa"/>
-          </w:tcPr>
-          <w:p>
-            <w:pPr>
-              <w:widowControl/>
-              <w:wordWrap/>
-              <w:autoSpaceDE/>
-              <w:autoSpaceDN/>
-              <w:rPr>
+            <w:tcBorders>
+              <w:top w:val="single" w:sz="4" w:space="0" w:color="auto"/>
+              <w:left w:val="single" w:sz="4" w:space="0" w:color="auto"/>
+              <w:bottom w:val="single" w:sz="4" w:space="0" w:color="auto"/>
+              <w:right w:val="single" w:sz="4" w:space="0" w:color="auto"/>
+            </w:tcBorders>
+            <w:hideMark/>
+          </w:tcPr>
+          <w:p>
+            <w:pPr>
+              <w:widowControl/>
+              <w:wordWrap/>
+              <w:autoSpaceDE/>
+              <w:rPr>
+                <w:rFonts w:hint="eastAsia"/>
                 <w:color w:val="960000"/>
                 <w:sz w:val="14"/>
                 <w:szCs w:val="14"/>
@@ -18784,8 +20365,8 @@
               <w:widowControl/>
               <w:wordWrap/>
               <w:autoSpaceDE/>
-              <w:autoSpaceDN/>
-              <w:rPr>
+              <w:rPr>
+                <w:rFonts w:hint="eastAsia"/>
                 <w:color w:val="960000"/>
                 <w:sz w:val="16"/>
                 <w:szCs w:val="16"/>
@@ -18808,7 +20389,9 @@
               <w:widowControl/>
               <w:wordWrap/>
               <w:autoSpaceDE/>
-              <w:autoSpaceDN/>
+              <w:rPr>
+                <w:rFonts w:hint="eastAsia"/>
+              </w:rPr>
             </w:pPr>
             <w:r>
               <w:rPr>
@@ -18824,13 +20407,22 @@
         <w:tc>
           <w:tcPr>
             <w:tcW w:w="1559" w:type="dxa"/>
-          </w:tcPr>
-          <w:p>
-            <w:pPr>
-              <w:widowControl/>
-              <w:wordWrap/>
-              <w:autoSpaceDE/>
-              <w:autoSpaceDN/>
+            <w:tcBorders>
+              <w:top w:val="single" w:sz="4" w:space="0" w:color="auto"/>
+              <w:left w:val="single" w:sz="4" w:space="0" w:color="auto"/>
+              <w:bottom w:val="single" w:sz="4" w:space="0" w:color="auto"/>
+              <w:right w:val="single" w:sz="4" w:space="0" w:color="auto"/>
+            </w:tcBorders>
+            <w:hideMark/>
+          </w:tcPr>
+          <w:p>
+            <w:pPr>
+              <w:widowControl/>
+              <w:wordWrap/>
+              <w:autoSpaceDE/>
+              <w:rPr>
+                <w:rFonts w:hint="eastAsia"/>
+              </w:rPr>
             </w:pPr>
             <w:r>
               <w:rPr>
@@ -18843,13 +20435,22 @@
         <w:tc>
           <w:tcPr>
             <w:tcW w:w="1560" w:type="dxa"/>
-          </w:tcPr>
-          <w:p>
-            <w:pPr>
-              <w:widowControl/>
-              <w:wordWrap/>
-              <w:autoSpaceDE/>
-              <w:autoSpaceDN/>
+            <w:tcBorders>
+              <w:top w:val="single" w:sz="4" w:space="0" w:color="auto"/>
+              <w:left w:val="single" w:sz="4" w:space="0" w:color="auto"/>
+              <w:bottom w:val="single" w:sz="4" w:space="0" w:color="auto"/>
+              <w:right w:val="single" w:sz="4" w:space="0" w:color="auto"/>
+            </w:tcBorders>
+            <w:hideMark/>
+          </w:tcPr>
+          <w:p>
+            <w:pPr>
+              <w:widowControl/>
+              <w:wordWrap/>
+              <w:autoSpaceDE/>
+              <w:rPr>
+                <w:rFonts w:hint="eastAsia"/>
+              </w:rPr>
             </w:pPr>
             <w:r>
               <w:rPr>
@@ -18862,13 +20463,22 @@
         <w:tc>
           <w:tcPr>
             <w:tcW w:w="1559" w:type="dxa"/>
-          </w:tcPr>
-          <w:p>
-            <w:pPr>
-              <w:widowControl/>
-              <w:wordWrap/>
-              <w:autoSpaceDE/>
-              <w:autoSpaceDN/>
+            <w:tcBorders>
+              <w:top w:val="single" w:sz="4" w:space="0" w:color="auto"/>
+              <w:left w:val="single" w:sz="4" w:space="0" w:color="auto"/>
+              <w:bottom w:val="single" w:sz="4" w:space="0" w:color="auto"/>
+              <w:right w:val="single" w:sz="4" w:space="0" w:color="auto"/>
+            </w:tcBorders>
+            <w:hideMark/>
+          </w:tcPr>
+          <w:p>
+            <w:pPr>
+              <w:widowControl/>
+              <w:wordWrap/>
+              <w:autoSpaceDE/>
+              <w:rPr>
+                <w:rFonts w:hint="eastAsia"/>
+              </w:rPr>
             </w:pPr>
             <w:r>
               <w:rPr>
@@ -18887,13 +20497,22 @@
         <w:tc>
           <w:tcPr>
             <w:tcW w:w="1560" w:type="dxa"/>
-          </w:tcPr>
-          <w:p>
-            <w:pPr>
-              <w:widowControl/>
-              <w:wordWrap/>
-              <w:autoSpaceDE/>
-              <w:autoSpaceDN/>
+            <w:tcBorders>
+              <w:top w:val="single" w:sz="4" w:space="0" w:color="auto"/>
+              <w:left w:val="single" w:sz="4" w:space="0" w:color="auto"/>
+              <w:bottom w:val="single" w:sz="4" w:space="0" w:color="auto"/>
+              <w:right w:val="single" w:sz="4" w:space="0" w:color="auto"/>
+            </w:tcBorders>
+            <w:hideMark/>
+          </w:tcPr>
+          <w:p>
+            <w:pPr>
+              <w:widowControl/>
+              <w:wordWrap/>
+              <w:autoSpaceDE/>
+              <w:rPr>
+                <w:rFonts w:hint="eastAsia"/>
+              </w:rPr>
             </w:pPr>
             <w:r>
               <w:rPr>
@@ -18906,13 +20525,22 @@
         <w:tc>
           <w:tcPr>
             <w:tcW w:w="1560" w:type="dxa"/>
-          </w:tcPr>
-          <w:p>
-            <w:pPr>
-              <w:widowControl/>
-              <w:wordWrap/>
-              <w:autoSpaceDE/>
-              <w:autoSpaceDN/>
+            <w:tcBorders>
+              <w:top w:val="single" w:sz="4" w:space="0" w:color="auto"/>
+              <w:left w:val="single" w:sz="4" w:space="0" w:color="auto"/>
+              <w:bottom w:val="single" w:sz="4" w:space="0" w:color="auto"/>
+              <w:right w:val="single" w:sz="4" w:space="0" w:color="auto"/>
+            </w:tcBorders>
+            <w:hideMark/>
+          </w:tcPr>
+          <w:p>
+            <w:pPr>
+              <w:widowControl/>
+              <w:wordWrap/>
+              <w:autoSpaceDE/>
+              <w:rPr>
+                <w:rFonts w:hint="eastAsia"/>
+              </w:rPr>
             </w:pPr>
             <w:r>
               <w:rPr>
@@ -18925,13 +20553,22 @@
         <w:tc>
           <w:tcPr>
             <w:tcW w:w="1559" w:type="dxa"/>
-          </w:tcPr>
-          <w:p>
-            <w:pPr>
-              <w:widowControl/>
-              <w:wordWrap/>
-              <w:autoSpaceDE/>
-              <w:autoSpaceDN/>
+            <w:tcBorders>
+              <w:top w:val="single" w:sz="4" w:space="0" w:color="auto"/>
+              <w:left w:val="single" w:sz="4" w:space="0" w:color="auto"/>
+              <w:bottom w:val="single" w:sz="4" w:space="0" w:color="auto"/>
+              <w:right w:val="single" w:sz="4" w:space="0" w:color="auto"/>
+            </w:tcBorders>
+            <w:hideMark/>
+          </w:tcPr>
+          <w:p>
+            <w:pPr>
+              <w:widowControl/>
+              <w:wordWrap/>
+              <w:autoSpaceDE/>
+              <w:rPr>
+                <w:rFonts w:hint="eastAsia"/>
+              </w:rPr>
             </w:pPr>
             <w:r>
               <w:rPr>
@@ -18944,14 +20581,21 @@
         <w:tc>
           <w:tcPr>
             <w:tcW w:w="1559" w:type="dxa"/>
-          </w:tcPr>
-          <w:p>
-            <w:pPr>
-              <w:widowControl/>
-              <w:wordWrap/>
-              <w:autoSpaceDE/>
-              <w:autoSpaceDN/>
-              <w:rPr>
+            <w:tcBorders>
+              <w:top w:val="single" w:sz="4" w:space="0" w:color="auto"/>
+              <w:left w:val="single" w:sz="4" w:space="0" w:color="auto"/>
+              <w:bottom w:val="single" w:sz="4" w:space="0" w:color="auto"/>
+              <w:right w:val="single" w:sz="4" w:space="0" w:color="auto"/>
+            </w:tcBorders>
+            <w:hideMark/>
+          </w:tcPr>
+          <w:p>
+            <w:pPr>
+              <w:widowControl/>
+              <w:wordWrap/>
+              <w:autoSpaceDE/>
+              <w:rPr>
+                <w:rFonts w:hint="eastAsia"/>
                 <w:color w:val="960000"/>
                 <w:sz w:val="14"/>
                 <w:szCs w:val="14"/>
@@ -18969,8 +20613,8 @@
               <w:widowControl/>
               <w:wordWrap/>
               <w:autoSpaceDE/>
-              <w:autoSpaceDN/>
-              <w:rPr>
+              <w:rPr>
+                <w:rFonts w:hint="eastAsia"/>
                 <w:color w:val="960000"/>
                 <w:sz w:val="16"/>
                 <w:szCs w:val="16"/>
@@ -18993,7 +20637,9 @@
               <w:widowControl/>
               <w:wordWrap/>
               <w:autoSpaceDE/>
-              <w:autoSpaceDN/>
+              <w:rPr>
+                <w:rFonts w:hint="eastAsia"/>
+              </w:rPr>
             </w:pPr>
             <w:r>
               <w:rPr>
@@ -19009,13 +20655,22 @@
         <w:tc>
           <w:tcPr>
             <w:tcW w:w="1559" w:type="dxa"/>
-          </w:tcPr>
-          <w:p>
-            <w:pPr>
-              <w:widowControl/>
-              <w:wordWrap/>
-              <w:autoSpaceDE/>
-              <w:autoSpaceDN/>
+            <w:tcBorders>
+              <w:top w:val="single" w:sz="4" w:space="0" w:color="auto"/>
+              <w:left w:val="single" w:sz="4" w:space="0" w:color="auto"/>
+              <w:bottom w:val="single" w:sz="4" w:space="0" w:color="auto"/>
+              <w:right w:val="single" w:sz="4" w:space="0" w:color="auto"/>
+            </w:tcBorders>
+            <w:hideMark/>
+          </w:tcPr>
+          <w:p>
+            <w:pPr>
+              <w:widowControl/>
+              <w:wordWrap/>
+              <w:autoSpaceDE/>
+              <w:rPr>
+                <w:rFonts w:hint="eastAsia"/>
+              </w:rPr>
             </w:pPr>
             <w:r>
               <w:rPr>
@@ -19028,13 +20683,22 @@
         <w:tc>
           <w:tcPr>
             <w:tcW w:w="1560" w:type="dxa"/>
-          </w:tcPr>
-          <w:p>
-            <w:pPr>
-              <w:widowControl/>
-              <w:wordWrap/>
-              <w:autoSpaceDE/>
-              <w:autoSpaceDN/>
+            <w:tcBorders>
+              <w:top w:val="single" w:sz="4" w:space="0" w:color="auto"/>
+              <w:left w:val="single" w:sz="4" w:space="0" w:color="auto"/>
+              <w:bottom w:val="single" w:sz="4" w:space="0" w:color="auto"/>
+              <w:right w:val="single" w:sz="4" w:space="0" w:color="auto"/>
+            </w:tcBorders>
+            <w:hideMark/>
+          </w:tcPr>
+          <w:p>
+            <w:pPr>
+              <w:widowControl/>
+              <w:wordWrap/>
+              <w:autoSpaceDE/>
+              <w:rPr>
+                <w:rFonts w:hint="eastAsia"/>
+              </w:rPr>
             </w:pPr>
             <w:r>
               <w:rPr>
@@ -19047,13 +20711,22 @@
         <w:tc>
           <w:tcPr>
             <w:tcW w:w="1559" w:type="dxa"/>
-          </w:tcPr>
-          <w:p>
-            <w:pPr>
-              <w:widowControl/>
-              <w:wordWrap/>
-              <w:autoSpaceDE/>
-              <w:autoSpaceDN/>
+            <w:tcBorders>
+              <w:top w:val="single" w:sz="4" w:space="0" w:color="auto"/>
+              <w:left w:val="single" w:sz="4" w:space="0" w:color="auto"/>
+              <w:bottom w:val="single" w:sz="4" w:space="0" w:color="auto"/>
+              <w:right w:val="single" w:sz="4" w:space="0" w:color="auto"/>
+            </w:tcBorders>
+            <w:hideMark/>
+          </w:tcPr>
+          <w:p>
+            <w:pPr>
+              <w:widowControl/>
+              <w:wordWrap/>
+              <w:autoSpaceDE/>
+              <w:rPr>
+                <w:rFonts w:hint="eastAsia"/>
+              </w:rPr>
             </w:pPr>
             <w:r>
               <w:rPr>
@@ -22011,7 +23684,6 @@
   <w:style w:type="character" w:default="1" w:styleId="a0">
     <w:name w:val="Default Paragraph Font"/>
     <w:uiPriority w:val="1"/>
-    <w:semiHidden/>
     <w:unhideWhenUsed/>
   </w:style>
   <w:style w:type="table" w:default="1" w:styleId="a1">

--- a/넷겜플기획서.docx
+++ b/넷겜플기획서.docx
@@ -1,6 +1,6 @@
 
 <file path=word/document.xml><?xml version="1.0" encoding="utf-8"?>
-<w:document xmlns:wpc="http://schemas.microsoft.com/office/word/2010/wordprocessingCanvas" xmlns:cx="http://schemas.microsoft.com/office/drawing/2014/chartex" xmlns:cx1="http://schemas.microsoft.com/office/drawing/2015/9/8/chartex" xmlns:cx2="http://schemas.microsoft.com/office/drawing/2015/10/21/chartex" xmlns:cx3="http://schemas.microsoft.com/office/drawing/2016/5/9/chartex" xmlns:cx4="http://schemas.microsoft.com/office/drawing/2016/5/10/chartex" xmlns:cx5="http://schemas.microsoft.com/office/drawing/2016/5/11/chartex" xmlns:cx6="http://schemas.microsoft.com/office/drawing/2016/5/12/chartex" xmlns:cx7="http://schemas.microsoft.com/office/drawing/2016/5/13/chartex" xmlns:cx8="http://schemas.microsoft.com/office/drawing/2016/5/14/chartex" xmlns:mc="http://schemas.openxmlformats.org/markup-compatibility/2006" xmlns:aink="http://schemas.microsoft.com/office/drawing/2016/ink" xmlns:am3d="http://schemas.microsoft.com/office/drawing/2017/model3d" xmlns:o="urn:schemas-microsoft-com:office:office" xmlns:oel="http://schemas.microsoft.com/office/2019/extlst" xmlns:r="http://schemas.openxmlformats.org/officeDocument/2006/relationships" xmlns:m="http://schemas.openxmlformats.org/officeDocument/2006/math" xmlns:v="urn:schemas-microsoft-com:vml" xmlns:wp14="http://schemas.microsoft.com/office/word/2010/wordprocessingDrawing" xmlns:wp="http://schemas.openxmlformats.org/drawingml/2006/wordprocessingDrawing" xmlns:w10="urn:schemas-microsoft-com:office:word" xmlns:w="http://schemas.openxmlformats.org/wordprocessingml/2006/main" xmlns:w14="http://schemas.microsoft.com/office/word/2010/wordml" xmlns:w15="http://schemas.microsoft.com/office/word/2012/wordml" xmlns:w16cex="http://schemas.microsoft.com/office/word/2018/wordml/cex" xmlns:w16cid="http://schemas.microsoft.com/office/word/2016/wordml/cid" xmlns:w16="http://schemas.microsoft.com/office/word/2018/wordml" xmlns:w16du="http://schemas.microsoft.com/office/word/2023/wordml/word16du" xmlns:w16sdtdh="http://schemas.microsoft.com/office/word/2020/wordml/sdtdatahash" xmlns:w16sdtfl="http://schemas.microsoft.com/office/word/2024/wordml/sdtformatlock" xmlns:w16se="http://schemas.microsoft.com/office/word/2015/wordml/symex" xmlns:wpg="http://schemas.microsoft.com/office/word/2010/wordprocessingGroup" xmlns:wpi="http://schemas.microsoft.com/office/word/2010/wordprocessingInk" xmlns:wne="http://schemas.microsoft.com/office/word/2006/wordml" xmlns:wps="http://schemas.microsoft.com/office/word/2010/wordprocessingShape" mc:Ignorable="w14 w15 w16se w16cid w16 w16cex w16sdtdh w16sdtfl w16du wp14">
+<w:document xmlns:wpc="http://schemas.microsoft.com/office/word/2010/wordprocessingCanvas" xmlns:cx="http://schemas.microsoft.com/office/drawing/2014/chartex" xmlns:cx1="http://schemas.microsoft.com/office/drawing/2015/9/8/chartex" xmlns:cx2="http://schemas.microsoft.com/office/drawing/2015/10/21/chartex" xmlns:cx3="http://schemas.microsoft.com/office/drawing/2016/5/9/chartex" xmlns:cx4="http://schemas.microsoft.com/office/drawing/2016/5/10/chartex" xmlns:cx5="http://schemas.microsoft.com/office/drawing/2016/5/11/chartex" xmlns:cx6="http://schemas.microsoft.com/office/drawing/2016/5/12/chartex" xmlns:cx7="http://schemas.microsoft.com/office/drawing/2016/5/13/chartex" xmlns:cx8="http://schemas.microsoft.com/office/drawing/2016/5/14/chartex" xmlns:mc="http://schemas.openxmlformats.org/markup-compatibility/2006" xmlns:aink="http://schemas.microsoft.com/office/drawing/2016/ink" xmlns:am3d="http://schemas.microsoft.com/office/drawing/2017/model3d" xmlns:o="urn:schemas-microsoft-com:office:office" xmlns:oel="http://schemas.microsoft.com/office/2019/extlst" xmlns:r="http://schemas.openxmlformats.org/officeDocument/2006/relationships" xmlns:m="http://schemas.openxmlformats.org/officeDocument/2006/math" xmlns:v="urn:schemas-microsoft-com:vml" xmlns:wp14="http://schemas.microsoft.com/office/word/2010/wordprocessingDrawing" xmlns:wp="http://schemas.openxmlformats.org/drawingml/2006/wordprocessingDrawing" xmlns:w10="urn:schemas-microsoft-com:office:word" xmlns:w="http://schemas.openxmlformats.org/wordprocessingml/2006/main" xmlns:w14="http://schemas.microsoft.com/office/word/2010/wordml" xmlns:w15="http://schemas.microsoft.com/office/word/2012/wordml" xmlns:w16cex="http://schemas.microsoft.com/office/word/2018/wordml/cex" xmlns:w16cid="http://schemas.microsoft.com/office/word/2016/wordml/cid" xmlns:w16="http://schemas.microsoft.com/office/word/2018/wordml" xmlns:w16sdtdh="http://schemas.microsoft.com/office/word/2020/wordml/sdtdatahash" xmlns:w16se="http://schemas.microsoft.com/office/word/2015/wordml/symex" xmlns:wpg="http://schemas.microsoft.com/office/word/2010/wordprocessingGroup" xmlns:wpi="http://schemas.microsoft.com/office/word/2010/wordprocessingInk" xmlns:wne="http://schemas.microsoft.com/office/word/2006/wordml" xmlns:wps="http://schemas.microsoft.com/office/word/2010/wordprocessingShape" mc:Ignorable="w14 w15 w16se w16cid w16 w16cex w16sdtdh wp14">
   <w:body>
     <w:p>
       <w:pPr>
@@ -4352,34 +4352,16 @@
           <w:sz w:val="20"/>
           <w:szCs w:val="20"/>
         </w:rPr>
-        <w:t>g_</w:t>
-      </w:r>
-      <w:proofErr w:type="gramStart"/>
+        <w:t>g_players</w:t>
+      </w:r>
+      <w:proofErr w:type="spellEnd"/>
       <w:r>
         <w:rPr>
           <w:rFonts w:asciiTheme="majorEastAsia" w:eastAsiaTheme="majorEastAsia" w:hAnsiTheme="majorEastAsia"/>
           <w:sz w:val="20"/>
           <w:szCs w:val="20"/>
         </w:rPr>
-        <w:t>players</w:t>
-      </w:r>
-      <w:proofErr w:type="spellEnd"/>
-      <w:r>
-        <w:rPr>
-          <w:rFonts w:asciiTheme="majorEastAsia" w:eastAsiaTheme="majorEastAsia" w:hAnsiTheme="majorEastAsia"/>
-          <w:sz w:val="20"/>
-          <w:szCs w:val="20"/>
-        </w:rPr>
-        <w:t xml:space="preserve"> :</w:t>
-      </w:r>
-      <w:proofErr w:type="gramEnd"/>
-      <w:r>
-        <w:rPr>
-          <w:rFonts w:asciiTheme="majorEastAsia" w:eastAsiaTheme="majorEastAsia" w:hAnsiTheme="majorEastAsia"/>
-          <w:sz w:val="20"/>
-          <w:szCs w:val="20"/>
-        </w:rPr>
-        <w:t xml:space="preserve"> 플레이어 데이터 배열</w:t>
+        <w:t xml:space="preserve"> : 플레이어 데이터 배열</w:t>
       </w:r>
     </w:p>
     <w:p>
@@ -5028,6 +5010,7 @@
         <w:t>y,z</w:t>
       </w:r>
       <w:proofErr w:type="spellEnd"/>
+      <w:proofErr w:type="gramEnd"/>
       <w:r>
         <w:rPr>
           <w:sz w:val="20"/>
@@ -5041,16 +5024,7 @@
           <w:sz w:val="20"/>
           <w:szCs w:val="20"/>
         </w:rPr>
-        <w:t xml:space="preserve"> :</w:t>
-      </w:r>
-      <w:proofErr w:type="gramEnd"/>
-      <w:r>
-        <w:rPr>
-          <w:rFonts w:hint="eastAsia"/>
-          <w:sz w:val="20"/>
-          <w:szCs w:val="20"/>
-        </w:rPr>
-        <w:t xml:space="preserve"> 위치</w:t>
+        <w:t xml:space="preserve"> : 위치</w:t>
       </w:r>
     </w:p>
     <w:p>
@@ -5569,9 +5543,17 @@
           <w:sz w:val="20"/>
           <w:szCs w:val="20"/>
         </w:rPr>
-        <w:t>();</w:t>
+        <w:t>(</w:t>
       </w:r>
       <w:proofErr w:type="gramEnd"/>
+      <w:r>
+        <w:rPr>
+          <w:rFonts w:eastAsiaTheme="minorHAnsi"/>
+          <w:sz w:val="20"/>
+          <w:szCs w:val="20"/>
+        </w:rPr>
+        <w:t>);</w:t>
+      </w:r>
     </w:p>
     <w:p>
       <w:pPr>
@@ -5623,9 +5605,17 @@
           <w:sz w:val="20"/>
           <w:szCs w:val="20"/>
         </w:rPr>
-        <w:t>();</w:t>
+        <w:t>(</w:t>
       </w:r>
       <w:proofErr w:type="gramEnd"/>
+      <w:r>
+        <w:rPr>
+          <w:rFonts w:eastAsiaTheme="minorHAnsi"/>
+          <w:sz w:val="20"/>
+          <w:szCs w:val="20"/>
+        </w:rPr>
+        <w:t>);</w:t>
+      </w:r>
     </w:p>
     <w:p>
       <w:pPr>
@@ -5680,7 +5670,6 @@
         <w:t>target_id</w:t>
       </w:r>
       <w:proofErr w:type="spellEnd"/>
-      <w:proofErr w:type="gramStart"/>
       <w:r>
         <w:rPr>
           <w:rFonts w:eastAsiaTheme="minorHAnsi"/>
@@ -5689,7 +5678,6 @@
         </w:rPr>
         <w:t>);</w:t>
       </w:r>
-      <w:proofErr w:type="gramEnd"/>
     </w:p>
     <w:p>
       <w:pPr>
@@ -5762,7 +5750,6 @@
         <w:t>target_id</w:t>
       </w:r>
       <w:proofErr w:type="spellEnd"/>
-      <w:proofErr w:type="gramStart"/>
       <w:r>
         <w:rPr>
           <w:rFonts w:eastAsiaTheme="minorHAnsi"/>
@@ -5771,7 +5758,6 @@
         </w:rPr>
         <w:t>);</w:t>
       </w:r>
-      <w:proofErr w:type="gramEnd"/>
     </w:p>
     <w:p>
       <w:pPr>
@@ -5844,7 +5830,6 @@
         <w:t>target_id</w:t>
       </w:r>
       <w:proofErr w:type="spellEnd"/>
-      <w:proofErr w:type="gramStart"/>
       <w:r>
         <w:rPr>
           <w:rFonts w:eastAsiaTheme="minorHAnsi"/>
@@ -5853,7 +5838,6 @@
         </w:rPr>
         <w:t>);</w:t>
       </w:r>
-      <w:proofErr w:type="gramEnd"/>
     </w:p>
     <w:p>
       <w:pPr>
@@ -5908,7 +5892,6 @@
         <w:t>target_id</w:t>
       </w:r>
       <w:proofErr w:type="spellEnd"/>
-      <w:proofErr w:type="gramStart"/>
       <w:r>
         <w:rPr>
           <w:rFonts w:eastAsiaTheme="minorHAnsi"/>
@@ -5917,7 +5900,6 @@
         </w:rPr>
         <w:t>);</w:t>
       </w:r>
-      <w:proofErr w:type="gramEnd"/>
     </w:p>
     <w:p>
       <w:pPr>
@@ -5972,7 +5954,6 @@
         <w:t>target_id</w:t>
       </w:r>
       <w:proofErr w:type="spellEnd"/>
-      <w:proofErr w:type="gramStart"/>
       <w:r>
         <w:rPr>
           <w:rFonts w:eastAsiaTheme="minorHAnsi"/>
@@ -5981,7 +5962,6 @@
         </w:rPr>
         <w:t>);</w:t>
       </w:r>
-      <w:proofErr w:type="gramEnd"/>
     </w:p>
     <w:p>
       <w:pPr>
@@ -6027,35 +6007,23 @@
         <w:t>(</w:t>
       </w:r>
       <w:proofErr w:type="spellStart"/>
-      <w:proofErr w:type="gramStart"/>
       <w:r>
         <w:rPr>
           <w:rFonts w:eastAsiaTheme="minorHAnsi"/>
           <w:sz w:val="20"/>
           <w:szCs w:val="20"/>
         </w:rPr>
-        <w:t>target</w:t>
-      </w:r>
-      <w:proofErr w:type="gramEnd"/>
+        <w:t>target_id</w:t>
+      </w:r>
+      <w:proofErr w:type="spellEnd"/>
       <w:r>
         <w:rPr>
           <w:rFonts w:eastAsiaTheme="minorHAnsi"/>
           <w:sz w:val="20"/>
           <w:szCs w:val="20"/>
         </w:rPr>
-        <w:t>_id</w:t>
-      </w:r>
-      <w:proofErr w:type="spellEnd"/>
-      <w:proofErr w:type="gramStart"/>
-      <w:r>
-        <w:rPr>
-          <w:rFonts w:eastAsiaTheme="minorHAnsi"/>
-          <w:sz w:val="20"/>
-          <w:szCs w:val="20"/>
-        </w:rPr>
         <w:t>);</w:t>
       </w:r>
-      <w:proofErr w:type="gramEnd"/>
     </w:p>
     <w:p>
       <w:pPr>
@@ -9082,15 +9050,7 @@
                 <w:sz w:val="20"/>
                 <w:szCs w:val="20"/>
               </w:rPr>
-              <w:t>recv_</w:t>
-            </w:r>
-            <w:proofErr w:type="gramStart"/>
-            <w:r>
-              <w:rPr>
-                <w:sz w:val="20"/>
-                <w:szCs w:val="20"/>
-              </w:rPr>
-              <w:t>packet</w:t>
+              <w:t>recv_packet</w:t>
             </w:r>
             <w:proofErr w:type="spellEnd"/>
             <w:r>
@@ -9098,15 +9058,7 @@
                 <w:sz w:val="20"/>
                 <w:szCs w:val="20"/>
               </w:rPr>
-              <w:t>(</w:t>
-            </w:r>
-            <w:proofErr w:type="gramEnd"/>
-            <w:r>
-              <w:rPr>
-                <w:sz w:val="20"/>
-                <w:szCs w:val="20"/>
-              </w:rPr>
-              <w:t>);</w:t>
+              <w:t>();</w:t>
             </w:r>
           </w:p>
         </w:tc>
@@ -9216,15 +9168,7 @@
                 <w:sz w:val="20"/>
                 <w:szCs w:val="20"/>
               </w:rPr>
-              <w:t>_</w:t>
-            </w:r>
-            <w:proofErr w:type="gramStart"/>
-            <w:r>
-              <w:rPr>
-                <w:sz w:val="20"/>
-                <w:szCs w:val="20"/>
-              </w:rPr>
-              <w:t>packet</w:t>
+              <w:t>_packet</w:t>
             </w:r>
             <w:proofErr w:type="spellEnd"/>
             <w:r>
@@ -9232,15 +9176,7 @@
                 <w:sz w:val="20"/>
                 <w:szCs w:val="20"/>
               </w:rPr>
-              <w:t>(</w:t>
-            </w:r>
-            <w:proofErr w:type="gramEnd"/>
-            <w:r>
-              <w:rPr>
-                <w:sz w:val="20"/>
-                <w:szCs w:val="20"/>
-              </w:rPr>
-              <w:t>);</w:t>
+              <w:t>();</w:t>
             </w:r>
           </w:p>
         </w:tc>
@@ -9364,9 +9300,17 @@
                 <w:sz w:val="20"/>
                 <w:szCs w:val="20"/>
               </w:rPr>
-              <w:t>();</w:t>
+              <w:t>(</w:t>
             </w:r>
             <w:proofErr w:type="gramEnd"/>
+            <w:r>
+              <w:rPr>
+                <w:rFonts w:eastAsiaTheme="minorHAnsi"/>
+                <w:sz w:val="20"/>
+                <w:szCs w:val="20"/>
+              </w:rPr>
+              <w:t>);</w:t>
+            </w:r>
           </w:p>
           <w:p>
             <w:pPr>
@@ -9559,7 +9503,6 @@
               <w:t>target_id</w:t>
             </w:r>
             <w:proofErr w:type="spellEnd"/>
-            <w:proofErr w:type="gramStart"/>
             <w:r>
               <w:rPr>
                 <w:rFonts w:eastAsiaTheme="minorHAnsi"/>
@@ -9568,7 +9511,6 @@
               </w:rPr>
               <w:t>);</w:t>
             </w:r>
-            <w:proofErr w:type="gramEnd"/>
           </w:p>
           <w:p>
             <w:pPr>
@@ -9609,23 +9551,13 @@
               <w:t>(</w:t>
             </w:r>
             <w:proofErr w:type="spellStart"/>
-            <w:proofErr w:type="gramStart"/>
             <w:r>
               <w:rPr>
                 <w:rFonts w:eastAsiaTheme="minorHAnsi"/>
                 <w:sz w:val="20"/>
                 <w:szCs w:val="20"/>
               </w:rPr>
-              <w:t>target</w:t>
-            </w:r>
-            <w:proofErr w:type="gramEnd"/>
-            <w:r>
-              <w:rPr>
-                <w:rFonts w:eastAsiaTheme="minorHAnsi"/>
-                <w:sz w:val="20"/>
-                <w:szCs w:val="20"/>
-              </w:rPr>
-              <w:t>_id</w:t>
+              <w:t>target_id</w:t>
             </w:r>
             <w:proofErr w:type="spellEnd"/>
             <w:r>
@@ -11137,7 +11069,7 @@
                 <w:sz w:val="20"/>
                 <w:szCs w:val="20"/>
               </w:rPr>
-              <w:t>::Init(</w:t>
+              <w:t>::</w:t>
             </w:r>
             <w:proofErr w:type="gramEnd"/>
             <w:r>
@@ -11145,7 +11077,7 @@
                 <w:sz w:val="20"/>
                 <w:szCs w:val="20"/>
               </w:rPr>
-              <w:t>)</w:t>
+              <w:t>Init()</w:t>
             </w:r>
           </w:p>
           <w:p>
@@ -11177,6 +11109,7 @@
               <w:t>::</w:t>
             </w:r>
             <w:proofErr w:type="spellStart"/>
+            <w:proofErr w:type="gramEnd"/>
             <w:r>
               <w:rPr>
                 <w:sz w:val="20"/>
@@ -11190,15 +11123,7 @@
                 <w:sz w:val="20"/>
                 <w:szCs w:val="20"/>
               </w:rPr>
-              <w:t>(</w:t>
-            </w:r>
-            <w:proofErr w:type="gramEnd"/>
-            <w:r>
-              <w:rPr>
-                <w:sz w:val="20"/>
-                <w:szCs w:val="20"/>
-              </w:rPr>
-              <w:t>)</w:t>
+              <w:t>()</w:t>
             </w:r>
           </w:p>
         </w:tc>
@@ -13072,13 +12997,13 @@
         <w:tblLook w:val="04A0" w:firstRow="1" w:lastRow="0" w:firstColumn="1" w:lastColumn="0" w:noHBand="0" w:noVBand="1"/>
       </w:tblPr>
       <w:tblGrid>
+        <w:gridCol w:w="1407"/>
+        <w:gridCol w:w="2377"/>
+        <w:gridCol w:w="1444"/>
+        <w:gridCol w:w="1016"/>
+        <w:gridCol w:w="2632"/>
         <w:gridCol w:w="1333"/>
-        <w:gridCol w:w="2242"/>
-        <w:gridCol w:w="1212"/>
-        <w:gridCol w:w="1333"/>
-        <w:gridCol w:w="2307"/>
-        <w:gridCol w:w="1302"/>
-        <w:gridCol w:w="1187"/>
+        <w:gridCol w:w="707"/>
       </w:tblGrid>
       <w:tr>
         <w:trPr>
@@ -13087,7 +13012,7 @@
         </w:trPr>
         <w:tc>
           <w:tcPr>
-            <w:tcW w:w="1560" w:type="dxa"/>
+            <w:tcW w:w="1407" w:type="dxa"/>
           </w:tcPr>
           <w:p>
             <w:pPr>
@@ -13107,7 +13032,7 @@
         </w:tc>
         <w:tc>
           <w:tcPr>
-            <w:tcW w:w="1560" w:type="dxa"/>
+            <w:tcW w:w="2377" w:type="dxa"/>
           </w:tcPr>
           <w:p>
             <w:pPr>
@@ -13127,7 +13052,7 @@
         </w:tc>
         <w:tc>
           <w:tcPr>
-            <w:tcW w:w="1559" w:type="dxa"/>
+            <w:tcW w:w="1444" w:type="dxa"/>
           </w:tcPr>
           <w:p>
             <w:pPr>
@@ -13147,7 +13072,7 @@
         </w:tc>
         <w:tc>
           <w:tcPr>
-            <w:tcW w:w="1559" w:type="dxa"/>
+            <w:tcW w:w="1016" w:type="dxa"/>
           </w:tcPr>
           <w:p>
             <w:pPr>
@@ -13167,7 +13092,7 @@
         </w:tc>
         <w:tc>
           <w:tcPr>
-            <w:tcW w:w="1559" w:type="dxa"/>
+            <w:tcW w:w="2632" w:type="dxa"/>
           </w:tcPr>
           <w:p>
             <w:pPr>
@@ -13187,7 +13112,7 @@
         </w:tc>
         <w:tc>
           <w:tcPr>
-            <w:tcW w:w="1560" w:type="dxa"/>
+            <w:tcW w:w="1333" w:type="dxa"/>
           </w:tcPr>
           <w:p>
             <w:pPr>
@@ -13207,7 +13132,7 @@
         </w:tc>
         <w:tc>
           <w:tcPr>
-            <w:tcW w:w="1559" w:type="dxa"/>
+            <w:tcW w:w="707" w:type="dxa"/>
           </w:tcPr>
           <w:p>
             <w:pPr>
@@ -13260,7 +13185,7 @@
         </w:trPr>
         <w:tc>
           <w:tcPr>
-            <w:tcW w:w="1560" w:type="dxa"/>
+            <w:tcW w:w="1407" w:type="dxa"/>
           </w:tcPr>
           <w:p>
             <w:pPr>
@@ -13279,7 +13204,7 @@
         </w:tc>
         <w:tc>
           <w:tcPr>
-            <w:tcW w:w="1560" w:type="dxa"/>
+            <w:tcW w:w="2377" w:type="dxa"/>
           </w:tcPr>
           <w:p>
             <w:pPr>
@@ -13298,7 +13223,7 @@
         </w:tc>
         <w:tc>
           <w:tcPr>
-            <w:tcW w:w="1559" w:type="dxa"/>
+            <w:tcW w:w="1444" w:type="dxa"/>
           </w:tcPr>
           <w:p>
             <w:pPr>
@@ -13317,7 +13242,7 @@
         </w:tc>
         <w:tc>
           <w:tcPr>
-            <w:tcW w:w="1559" w:type="dxa"/>
+            <w:tcW w:w="1016" w:type="dxa"/>
           </w:tcPr>
           <w:p>
             <w:pPr>
@@ -13344,7 +13269,7 @@
         </w:tc>
         <w:tc>
           <w:tcPr>
-            <w:tcW w:w="1559" w:type="dxa"/>
+            <w:tcW w:w="2632" w:type="dxa"/>
           </w:tcPr>
           <w:p>
             <w:pPr>
@@ -13367,23 +13292,23 @@
               <w:autoSpaceDE/>
               <w:autoSpaceDN/>
               <w:rPr>
-                <w:sz w:val="20"/>
-                <w:szCs w:val="20"/>
+                <w:sz w:val="16"/>
+                <w:szCs w:val="16"/>
               </w:rPr>
             </w:pPr>
             <w:proofErr w:type="spellStart"/>
             <w:r>
               <w:rPr>
-                <w:sz w:val="20"/>
-                <w:szCs w:val="20"/>
+                <w:sz w:val="16"/>
+                <w:szCs w:val="16"/>
               </w:rPr>
               <w:t>P</w:t>
             </w:r>
             <w:r>
               <w:rPr>
                 <w:rFonts w:hint="eastAsia"/>
-                <w:sz w:val="20"/>
-                <w:szCs w:val="20"/>
+                <w:sz w:val="16"/>
+                <w:szCs w:val="16"/>
               </w:rPr>
               <w:t>rotocol.h</w:t>
             </w:r>
@@ -13391,16 +13316,16 @@
             <w:r>
               <w:rPr>
                 <w:rFonts w:hint="eastAsia"/>
-                <w:sz w:val="20"/>
-                <w:szCs w:val="20"/>
+                <w:sz w:val="16"/>
+                <w:szCs w:val="16"/>
               </w:rPr>
               <w:t xml:space="preserve"> 작</w:t>
             </w:r>
             <w:r>
               <w:rPr>
                 <w:rFonts w:hint="eastAsia"/>
-                <w:sz w:val="20"/>
-                <w:szCs w:val="20"/>
+                <w:sz w:val="16"/>
+                <w:szCs w:val="16"/>
               </w:rPr>
               <w:t>성</w:t>
             </w:r>
@@ -13420,7 +13345,7 @@
         </w:tc>
         <w:tc>
           <w:tcPr>
-            <w:tcW w:w="1560" w:type="dxa"/>
+            <w:tcW w:w="1333" w:type="dxa"/>
           </w:tcPr>
           <w:p>
             <w:pPr>
@@ -13434,6 +13359,79 @@
                 <w:rFonts w:hint="eastAsia"/>
               </w:rPr>
               <w:t>31</w:t>
+            </w:r>
+          </w:p>
+          <w:p>
+            <w:pPr>
+              <w:widowControl/>
+              <w:wordWrap/>
+              <w:autoSpaceDE/>
+              <w:autoSpaceDN/>
+              <w:rPr>
+                <w:sz w:val="16"/>
+                <w:szCs w:val="16"/>
+              </w:rPr>
+            </w:pPr>
+            <w:r>
+              <w:rPr>
+                <w:sz w:val="16"/>
+                <w:szCs w:val="16"/>
+              </w:rPr>
+              <w:t>P</w:t>
+            </w:r>
+            <w:r>
+              <w:rPr>
+                <w:rFonts w:hint="eastAsia"/>
+                <w:sz w:val="16"/>
+                <w:szCs w:val="16"/>
+              </w:rPr>
+              <w:t>layer clas</w:t>
+            </w:r>
+            <w:r>
+              <w:rPr>
+                <w:rFonts w:hint="eastAsia"/>
+                <w:sz w:val="16"/>
+                <w:szCs w:val="16"/>
+              </w:rPr>
+              <w:t>s</w:t>
+            </w:r>
+            <w:r>
+              <w:rPr>
+                <w:rFonts w:hint="eastAsia"/>
+                <w:sz w:val="16"/>
+                <w:szCs w:val="16"/>
+              </w:rPr>
+              <w:t>생성</w:t>
+            </w:r>
+          </w:p>
+          <w:p>
+            <w:pPr>
+              <w:widowControl/>
+              <w:wordWrap/>
+              <w:autoSpaceDE/>
+              <w:autoSpaceDN/>
+              <w:rPr>
+                <w:sz w:val="16"/>
+                <w:szCs w:val="16"/>
+              </w:rPr>
+            </w:pPr>
+            <w:proofErr w:type="gramStart"/>
+            <w:r>
+              <w:rPr>
+                <w:rFonts w:hint="eastAsia"/>
+                <w:sz w:val="16"/>
+                <w:szCs w:val="16"/>
+              </w:rPr>
+              <w:t>Player(</w:t>
+            </w:r>
+            <w:proofErr w:type="gramEnd"/>
+            <w:r>
+              <w:rPr>
+                <w:rFonts w:hint="eastAsia"/>
+                <w:sz w:val="16"/>
+                <w:szCs w:val="16"/>
+              </w:rPr>
+              <w:t>)</w:t>
             </w:r>
           </w:p>
           <w:p>
@@ -13449,37 +13447,18 @@
             </w:pPr>
             <w:r>
               <w:rPr>
-                <w:sz w:val="18"/>
-                <w:szCs w:val="18"/>
-              </w:rPr>
-              <w:t>P</w:t>
-            </w:r>
-            <w:r>
-              <w:rPr>
-                <w:rFonts w:hint="eastAsia"/>
-                <w:sz w:val="18"/>
-                <w:szCs w:val="18"/>
-              </w:rPr>
-              <w:t>layer class 생성</w:t>
-            </w:r>
-          </w:p>
-          <w:p>
-            <w:pPr>
-              <w:widowControl/>
-              <w:wordWrap/>
-              <w:autoSpaceDE/>
-              <w:autoSpaceDN/>
-              <w:rPr>
-                <w:sz w:val="18"/>
-                <w:szCs w:val="18"/>
-              </w:rPr>
-            </w:pPr>
+                <w:rFonts w:hint="eastAsia"/>
+                <w:sz w:val="16"/>
+                <w:szCs w:val="16"/>
+              </w:rPr>
+              <w:t>~</w:t>
+            </w:r>
             <w:proofErr w:type="gramStart"/>
             <w:r>
               <w:rPr>
                 <w:rFonts w:hint="eastAsia"/>
-                <w:sz w:val="18"/>
-                <w:szCs w:val="18"/>
+                <w:sz w:val="16"/>
+                <w:szCs w:val="16"/>
               </w:rPr>
               <w:t>Player(</w:t>
             </w:r>
@@ -13487,54 +13466,16 @@
             <w:r>
               <w:rPr>
                 <w:rFonts w:hint="eastAsia"/>
-                <w:sz w:val="18"/>
-                <w:szCs w:val="18"/>
+                <w:sz w:val="16"/>
+                <w:szCs w:val="16"/>
               </w:rPr>
               <w:t>)</w:t>
             </w:r>
           </w:p>
-          <w:p>
-            <w:pPr>
-              <w:widowControl/>
-              <w:wordWrap/>
-              <w:autoSpaceDE/>
-              <w:autoSpaceDN/>
-              <w:rPr>
-                <w:sz w:val="18"/>
-                <w:szCs w:val="18"/>
-              </w:rPr>
-            </w:pPr>
-            <w:r>
-              <w:rPr>
-                <w:rFonts w:hint="eastAsia"/>
-                <w:sz w:val="18"/>
-                <w:szCs w:val="18"/>
-              </w:rPr>
-              <w:t>~</w:t>
-            </w:r>
-            <w:proofErr w:type="gramStart"/>
-            <w:r>
-              <w:rPr>
-                <w:rFonts w:hint="eastAsia"/>
-                <w:sz w:val="18"/>
-                <w:szCs w:val="18"/>
-              </w:rPr>
-              <w:t>Player(</w:t>
-            </w:r>
-            <w:proofErr w:type="gramEnd"/>
-            <w:r>
-              <w:rPr>
-                <w:rFonts w:hint="eastAsia"/>
-                <w:sz w:val="18"/>
-                <w:szCs w:val="18"/>
-              </w:rPr>
-              <w:t>)</w:t>
-            </w:r>
-          </w:p>
-        </w:tc>
-        <w:tc>
-          <w:tcPr>
-            <w:tcW w:w="1559" w:type="dxa"/>
+        </w:tc>
+        <w:tc>
+          <w:tcPr>
+            <w:tcW w:w="707" w:type="dxa"/>
           </w:tcPr>
           <w:p>
             <w:pPr>
@@ -13589,7 +13530,7 @@
         </w:trPr>
         <w:tc>
           <w:tcPr>
-            <w:tcW w:w="1560" w:type="dxa"/>
+            <w:tcW w:w="1407" w:type="dxa"/>
           </w:tcPr>
           <w:p>
             <w:pPr>
@@ -13611,67 +13552,105 @@
               <w:rPr>
                 <w:rFonts w:hint="eastAsia"/>
                 <w:color w:val="8E0000"/>
+                <w:sz w:val="16"/>
+                <w:szCs w:val="16"/>
+              </w:rPr>
+              <w:t>개발 진척 확인</w:t>
+            </w:r>
+          </w:p>
+        </w:tc>
+        <w:tc>
+          <w:tcPr>
+            <w:tcW w:w="2377" w:type="dxa"/>
+          </w:tcPr>
+          <w:p>
+            <w:pPr>
+              <w:widowControl/>
+              <w:wordWrap/>
+              <w:autoSpaceDE/>
+              <w:autoSpaceDN/>
+            </w:pPr>
+            <w:r>
+              <w:rPr>
+                <w:rFonts w:hint="eastAsia"/>
+              </w:rPr>
+              <w:t>3</w:t>
+            </w:r>
+          </w:p>
+          <w:p>
+            <w:pPr>
+              <w:widowControl/>
+              <w:wordWrap/>
+              <w:autoSpaceDE/>
+              <w:autoSpaceDN/>
+              <w:rPr>
                 <w:sz w:val="18"/>
                 <w:szCs w:val="18"/>
               </w:rPr>
-              <w:t>개발 진척 확인</w:t>
-            </w:r>
-          </w:p>
-        </w:tc>
-        <w:tc>
-          <w:tcPr>
-            <w:tcW w:w="1560" w:type="dxa"/>
-          </w:tcPr>
-          <w:p>
-            <w:pPr>
-              <w:widowControl/>
-              <w:wordWrap/>
-              <w:autoSpaceDE/>
-              <w:autoSpaceDN/>
-            </w:pPr>
-            <w:r>
-              <w:rPr>
-                <w:rFonts w:hint="eastAsia"/>
-              </w:rPr>
-              <w:t>3</w:t>
-            </w:r>
-          </w:p>
-          <w:p>
-            <w:pPr>
-              <w:widowControl/>
-              <w:wordWrap/>
-              <w:autoSpaceDE/>
-              <w:autoSpaceDN/>
-              <w:rPr>
+            </w:pPr>
+            <w:proofErr w:type="gramStart"/>
+            <w:r>
+              <w:rPr>
+                <w:rFonts w:hint="eastAsia"/>
                 <w:sz w:val="18"/>
                 <w:szCs w:val="18"/>
               </w:rPr>
-            </w:pPr>
-            <w:proofErr w:type="gramStart"/>
-            <w:r>
-              <w:rPr>
-                <w:rFonts w:hint="eastAsia"/>
+              <w:t>Player::</w:t>
+            </w:r>
+            <w:proofErr w:type="spellStart"/>
+            <w:proofErr w:type="gramEnd"/>
+            <w:r>
+              <w:rPr>
                 <w:sz w:val="18"/>
                 <w:szCs w:val="18"/>
               </w:rPr>
+              <w:t>recv_packet</w:t>
+            </w:r>
+            <w:proofErr w:type="spellEnd"/>
+            <w:r>
+              <w:rPr>
+                <w:sz w:val="18"/>
+                <w:szCs w:val="18"/>
+              </w:rPr>
+              <w:t>();</w:t>
+            </w:r>
+          </w:p>
+          <w:p>
+            <w:pPr>
+              <w:widowControl/>
+              <w:wordWrap/>
+              <w:autoSpaceDE/>
+              <w:autoSpaceDN/>
+              <w:rPr>
+                <w:sz w:val="18"/>
+                <w:szCs w:val="18"/>
+              </w:rPr>
+            </w:pPr>
+            <w:proofErr w:type="gramStart"/>
+            <w:r>
+              <w:rPr>
+                <w:rFonts w:hint="eastAsia"/>
+                <w:sz w:val="18"/>
+                <w:szCs w:val="18"/>
+              </w:rPr>
               <w:t>Player::</w:t>
             </w:r>
             <w:proofErr w:type="spellStart"/>
             <w:proofErr w:type="gramEnd"/>
             <w:r>
               <w:rPr>
+                <w:rFonts w:hint="eastAsia"/>
                 <w:sz w:val="18"/>
                 <w:szCs w:val="18"/>
               </w:rPr>
-              <w:t>recv_</w:t>
-            </w:r>
-            <w:proofErr w:type="gramStart"/>
+              <w:t>send</w:t>
+            </w:r>
             <w:r>
               <w:rPr>
                 <w:sz w:val="18"/>
                 <w:szCs w:val="18"/>
               </w:rPr>
-              <w:t>packet</w:t>
+              <w:t>_packet</w:t>
             </w:r>
             <w:proofErr w:type="spellEnd"/>
             <w:r>
@@ -13681,7 +13660,25 @@
               </w:rPr>
               <w:t>();</w:t>
             </w:r>
-            <w:proofErr w:type="gramEnd"/>
+          </w:p>
+        </w:tc>
+        <w:tc>
+          <w:tcPr>
+            <w:tcW w:w="1444" w:type="dxa"/>
+          </w:tcPr>
+          <w:p>
+            <w:pPr>
+              <w:widowControl/>
+              <w:wordWrap/>
+              <w:autoSpaceDE/>
+              <w:autoSpaceDN/>
+            </w:pPr>
+            <w:r>
+              <w:rPr>
+                <w:rFonts w:hint="eastAsia"/>
+              </w:rPr>
+              <w:t>4</w:t>
+            </w:r>
           </w:p>
           <w:p>
             <w:pPr>
@@ -13694,133 +13691,52 @@
                 <w:szCs w:val="18"/>
               </w:rPr>
             </w:pPr>
-            <w:proofErr w:type="gramStart"/>
-            <w:r>
-              <w:rPr>
-                <w:rFonts w:hint="eastAsia"/>
+            <w:r>
+              <w:rPr>
                 <w:sz w:val="18"/>
                 <w:szCs w:val="18"/>
               </w:rPr>
-              <w:t>Player::</w:t>
-            </w:r>
-            <w:proofErr w:type="spellStart"/>
-            <w:proofErr w:type="gramEnd"/>
+              <w:t>S</w:t>
+            </w:r>
             <w:r>
               <w:rPr>
                 <w:rFonts w:hint="eastAsia"/>
                 <w:sz w:val="18"/>
                 <w:szCs w:val="18"/>
               </w:rPr>
-              <w:t>send</w:t>
-            </w:r>
-            <w:r>
-              <w:rPr>
+              <w:t xml:space="preserve">erver </w:t>
+            </w:r>
+            <w:proofErr w:type="gramStart"/>
+            <w:r>
+              <w:rPr>
+                <w:rFonts w:hint="eastAsia"/>
                 <w:sz w:val="18"/>
                 <w:szCs w:val="18"/>
               </w:rPr>
-              <w:t>_</w:t>
-            </w:r>
-            <w:proofErr w:type="gramStart"/>
-            <w:r>
-              <w:rPr>
+              <w:t>main</w:t>
+            </w:r>
+            <w:r>
+              <w:rPr>
+                <w:rFonts w:hint="eastAsia"/>
                 <w:sz w:val="18"/>
                 <w:szCs w:val="18"/>
               </w:rPr>
-              <w:t>packet</w:t>
-            </w:r>
-            <w:proofErr w:type="spellEnd"/>
-            <w:r>
-              <w:rPr>
+              <w:t>(</w:t>
+            </w:r>
+            <w:proofErr w:type="gramEnd"/>
+            <w:r>
+              <w:rPr>
+                <w:rFonts w:hint="eastAsia"/>
                 <w:sz w:val="18"/>
                 <w:szCs w:val="18"/>
               </w:rPr>
-              <w:t>(</w:t>
-            </w:r>
-            <w:proofErr w:type="gramEnd"/>
-            <w:r>
-              <w:rPr>
-                <w:sz w:val="18"/>
-                <w:szCs w:val="18"/>
-              </w:rPr>
-              <w:t>);</w:t>
-            </w:r>
-          </w:p>
-        </w:tc>
-        <w:tc>
-          <w:tcPr>
-            <w:tcW w:w="1559" w:type="dxa"/>
-          </w:tcPr>
-          <w:p>
-            <w:pPr>
-              <w:widowControl/>
-              <w:wordWrap/>
-              <w:autoSpaceDE/>
-              <w:autoSpaceDN/>
-            </w:pPr>
-            <w:r>
-              <w:rPr>
-                <w:rFonts w:hint="eastAsia"/>
-              </w:rPr>
-              <w:t>4</w:t>
-            </w:r>
-          </w:p>
-          <w:p>
-            <w:pPr>
-              <w:widowControl/>
-              <w:wordWrap/>
-              <w:autoSpaceDE/>
-              <w:autoSpaceDN/>
-              <w:rPr>
-                <w:sz w:val="18"/>
-                <w:szCs w:val="18"/>
-              </w:rPr>
-            </w:pPr>
-            <w:r>
-              <w:rPr>
-                <w:sz w:val="18"/>
-                <w:szCs w:val="18"/>
-              </w:rPr>
-              <w:t>S</w:t>
-            </w:r>
-            <w:r>
-              <w:rPr>
-                <w:rFonts w:hint="eastAsia"/>
-                <w:sz w:val="18"/>
-                <w:szCs w:val="18"/>
-              </w:rPr>
-              <w:t xml:space="preserve">erver </w:t>
-            </w:r>
-            <w:proofErr w:type="gramStart"/>
-            <w:r>
-              <w:rPr>
-                <w:rFonts w:hint="eastAsia"/>
-                <w:sz w:val="18"/>
-                <w:szCs w:val="18"/>
-              </w:rPr>
-              <w:t>main</w:t>
-            </w:r>
-            <w:r>
-              <w:rPr>
-                <w:rFonts w:hint="eastAsia"/>
-                <w:sz w:val="18"/>
-                <w:szCs w:val="18"/>
-              </w:rPr>
-              <w:t>(</w:t>
-            </w:r>
-            <w:proofErr w:type="gramEnd"/>
-            <w:r>
-              <w:rPr>
-                <w:rFonts w:hint="eastAsia"/>
-                <w:sz w:val="18"/>
-                <w:szCs w:val="18"/>
-              </w:rPr>
               <w:t>)</w:t>
             </w:r>
           </w:p>
         </w:tc>
         <w:tc>
           <w:tcPr>
-            <w:tcW w:w="1559" w:type="dxa"/>
+            <w:tcW w:w="1016" w:type="dxa"/>
           </w:tcPr>
           <w:p>
             <w:pPr>
@@ -13884,13 +13800,13 @@
                 <w:sz w:val="16"/>
                 <w:szCs w:val="16"/>
               </w:rPr>
-              <w:t>진행 보고 및 회의</w:t>
-            </w:r>
-          </w:p>
-        </w:tc>
-        <w:tc>
-          <w:tcPr>
-            <w:tcW w:w="1559" w:type="dxa"/>
+              <w:t>진행 보고</w:t>
+            </w:r>
+          </w:p>
+        </w:tc>
+        <w:tc>
+          <w:tcPr>
+            <w:tcW w:w="2632" w:type="dxa"/>
           </w:tcPr>
           <w:p>
             <w:pPr>
@@ -13990,7 +13906,7 @@
         </w:tc>
         <w:tc>
           <w:tcPr>
-            <w:tcW w:w="1560" w:type="dxa"/>
+            <w:tcW w:w="1333" w:type="dxa"/>
           </w:tcPr>
           <w:p>
             <w:pPr>
@@ -14017,7 +13933,7 @@
         </w:tc>
         <w:tc>
           <w:tcPr>
-            <w:tcW w:w="1559" w:type="dxa"/>
+            <w:tcW w:w="707" w:type="dxa"/>
           </w:tcPr>
           <w:p>
             <w:pPr>
@@ -14050,7 +13966,7 @@
         </w:trPr>
         <w:tc>
           <w:tcPr>
-            <w:tcW w:w="1560" w:type="dxa"/>
+            <w:tcW w:w="1407" w:type="dxa"/>
           </w:tcPr>
           <w:p>
             <w:pPr>
@@ -14075,19 +13991,16 @@
               <w:rPr>
                 <w:rFonts w:hint="eastAsia"/>
                 <w:color w:val="8E0000"/>
-                <w:sz w:val="18"/>
-                <w:szCs w:val="18"/>
+                <w:sz w:val="16"/>
+                <w:szCs w:val="16"/>
               </w:rPr>
               <w:t>개발 진척 확인</w:t>
             </w:r>
-            <w:r>
-              <w:t xml:space="preserve"> </w:t>
-            </w:r>
-          </w:p>
-        </w:tc>
-        <w:tc>
-          <w:tcPr>
-            <w:tcW w:w="1560" w:type="dxa"/>
+          </w:p>
+        </w:tc>
+        <w:tc>
+          <w:tcPr>
+            <w:tcW w:w="2377" w:type="dxa"/>
           </w:tcPr>
           <w:p>
             <w:pPr>
@@ -14161,7 +14074,6 @@
               <w:t>target_id</w:t>
             </w:r>
             <w:proofErr w:type="spellEnd"/>
-            <w:proofErr w:type="gramStart"/>
             <w:r>
               <w:rPr>
                 <w:rFonts w:eastAsiaTheme="minorHAnsi"/>
@@ -14170,20 +14082,19 @@
               </w:rPr>
               <w:t>);</w:t>
             </w:r>
-            <w:proofErr w:type="gramEnd"/>
-          </w:p>
-          <w:p>
-            <w:pPr>
-              <w:widowControl/>
-              <w:wordWrap/>
-              <w:autoSpaceDE/>
-              <w:autoSpaceDN/>
-            </w:pPr>
-          </w:p>
-        </w:tc>
-        <w:tc>
-          <w:tcPr>
-            <w:tcW w:w="1559" w:type="dxa"/>
+          </w:p>
+          <w:p>
+            <w:pPr>
+              <w:widowControl/>
+              <w:wordWrap/>
+              <w:autoSpaceDE/>
+              <w:autoSpaceDN/>
+            </w:pPr>
+          </w:p>
+        </w:tc>
+        <w:tc>
+          <w:tcPr>
+            <w:tcW w:w="1444" w:type="dxa"/>
           </w:tcPr>
           <w:p>
             <w:pPr>
@@ -14202,7 +14113,7 @@
         </w:tc>
         <w:tc>
           <w:tcPr>
-            <w:tcW w:w="1559" w:type="dxa"/>
+            <w:tcW w:w="1016" w:type="dxa"/>
           </w:tcPr>
           <w:p>
             <w:pPr>
@@ -14261,13 +14172,13 @@
                 <w:sz w:val="16"/>
                 <w:szCs w:val="16"/>
               </w:rPr>
-              <w:t>진행 보고 및 회의</w:t>
-            </w:r>
-          </w:p>
-        </w:tc>
-        <w:tc>
-          <w:tcPr>
-            <w:tcW w:w="1559" w:type="dxa"/>
+              <w:t>진행 보고</w:t>
+            </w:r>
+          </w:p>
+        </w:tc>
+        <w:tc>
+          <w:tcPr>
+            <w:tcW w:w="2632" w:type="dxa"/>
           </w:tcPr>
           <w:p>
             <w:pPr>
@@ -14405,7 +14316,7 @@
         </w:tc>
         <w:tc>
           <w:tcPr>
-            <w:tcW w:w="1560" w:type="dxa"/>
+            <w:tcW w:w="1333" w:type="dxa"/>
           </w:tcPr>
           <w:p>
             <w:pPr>
@@ -14432,7 +14343,7 @@
         </w:tc>
         <w:tc>
           <w:tcPr>
-            <w:tcW w:w="1559" w:type="dxa"/>
+            <w:tcW w:w="707" w:type="dxa"/>
           </w:tcPr>
           <w:p>
             <w:pPr>
@@ -14457,7 +14368,7 @@
         </w:trPr>
         <w:tc>
           <w:tcPr>
-            <w:tcW w:w="1560" w:type="dxa"/>
+            <w:tcW w:w="1407" w:type="dxa"/>
           </w:tcPr>
           <w:p>
             <w:pPr>
@@ -14482,55 +14393,76 @@
               <w:rPr>
                 <w:rFonts w:hint="eastAsia"/>
                 <w:color w:val="8E0000"/>
+                <w:sz w:val="16"/>
+                <w:szCs w:val="16"/>
+              </w:rPr>
+              <w:t>개발 진척 확인</w:t>
+            </w:r>
+          </w:p>
+        </w:tc>
+        <w:tc>
+          <w:tcPr>
+            <w:tcW w:w="2377" w:type="dxa"/>
+          </w:tcPr>
+          <w:p>
+            <w:pPr>
+              <w:widowControl/>
+              <w:wordWrap/>
+              <w:autoSpaceDE/>
+              <w:autoSpaceDN/>
+            </w:pPr>
+            <w:r>
+              <w:rPr>
+                <w:rFonts w:hint="eastAsia"/>
+              </w:rPr>
+              <w:t>17</w:t>
+            </w:r>
+          </w:p>
+          <w:p>
+            <w:pPr>
+              <w:widowControl/>
+              <w:wordWrap/>
+              <w:autoSpaceDE/>
+              <w:autoSpaceDN/>
+              <w:rPr>
                 <w:sz w:val="18"/>
                 <w:szCs w:val="18"/>
               </w:rPr>
-              <w:t>개발 진척 확인</w:t>
-            </w:r>
-          </w:p>
-        </w:tc>
-        <w:tc>
-          <w:tcPr>
-            <w:tcW w:w="1560" w:type="dxa"/>
-          </w:tcPr>
-          <w:p>
-            <w:pPr>
-              <w:widowControl/>
-              <w:wordWrap/>
-              <w:autoSpaceDE/>
-              <w:autoSpaceDN/>
-            </w:pPr>
-            <w:r>
-              <w:rPr>
-                <w:rFonts w:hint="eastAsia"/>
-              </w:rPr>
-              <w:t>17</w:t>
-            </w:r>
-          </w:p>
-          <w:p>
-            <w:pPr>
-              <w:widowControl/>
-              <w:wordWrap/>
-              <w:autoSpaceDE/>
-              <w:autoSpaceDN/>
-              <w:rPr>
+            </w:pPr>
+            <w:r>
+              <w:rPr>
+                <w:rFonts w:hint="eastAsia"/>
                 <w:sz w:val="18"/>
                 <w:szCs w:val="18"/>
               </w:rPr>
-            </w:pPr>
-            <w:r>
+              <w:t>개인 순위 화면 구현</w:t>
+            </w:r>
+          </w:p>
+          <w:p>
+            <w:pPr>
+              <w:widowControl/>
+              <w:wordWrap/>
+              <w:autoSpaceDE/>
+              <w:autoSpaceDN/>
               <w:rPr>
                 <w:rFonts w:hint="eastAsia"/>
                 <w:sz w:val="18"/>
                 <w:szCs w:val="18"/>
               </w:rPr>
-              <w:t>개인 순위 화면 구현</w:t>
-            </w:r>
-          </w:p>
-        </w:tc>
-        <w:tc>
-          <w:tcPr>
-            <w:tcW w:w="1559" w:type="dxa"/>
+            </w:pPr>
+            <w:r>
+              <w:rPr>
+                <w:rFonts w:hint="eastAsia"/>
+                <w:sz w:val="18"/>
+                <w:szCs w:val="18"/>
+              </w:rPr>
+              <w:t>전체 순위 화면 구현</w:t>
+            </w:r>
+          </w:p>
+        </w:tc>
+        <w:tc>
+          <w:tcPr>
+            <w:tcW w:w="1444" w:type="dxa"/>
           </w:tcPr>
           <w:p>
             <w:pPr>
@@ -14549,7 +14481,7 @@
         </w:tc>
         <w:tc>
           <w:tcPr>
-            <w:tcW w:w="1559" w:type="dxa"/>
+            <w:tcW w:w="1016" w:type="dxa"/>
           </w:tcPr>
           <w:p>
             <w:pPr>
@@ -14608,13 +14540,13 @@
                 <w:sz w:val="16"/>
                 <w:szCs w:val="16"/>
               </w:rPr>
-              <w:t>진행 보고 및 회의</w:t>
-            </w:r>
-          </w:p>
-        </w:tc>
-        <w:tc>
-          <w:tcPr>
-            <w:tcW w:w="1559" w:type="dxa"/>
+              <w:t>진행 보고</w:t>
+            </w:r>
+          </w:p>
+        </w:tc>
+        <w:tc>
+          <w:tcPr>
+            <w:tcW w:w="2632" w:type="dxa"/>
           </w:tcPr>
           <w:p>
             <w:pPr>
@@ -14691,7 +14623,7 @@
         </w:tc>
         <w:tc>
           <w:tcPr>
-            <w:tcW w:w="1560" w:type="dxa"/>
+            <w:tcW w:w="1333" w:type="dxa"/>
           </w:tcPr>
           <w:p>
             <w:pPr>
@@ -14710,7 +14642,7 @@
         </w:tc>
         <w:tc>
           <w:tcPr>
-            <w:tcW w:w="1559" w:type="dxa"/>
+            <w:tcW w:w="707" w:type="dxa"/>
           </w:tcPr>
           <w:p>
             <w:pPr>
@@ -14735,7 +14667,7 @@
         </w:trPr>
         <w:tc>
           <w:tcPr>
-            <w:tcW w:w="1560" w:type="dxa"/>
+            <w:tcW w:w="1407" w:type="dxa"/>
           </w:tcPr>
           <w:p>
             <w:pPr>
@@ -14760,55 +14692,87 @@
               <w:rPr>
                 <w:rFonts w:hint="eastAsia"/>
                 <w:color w:val="8E0000"/>
+                <w:sz w:val="16"/>
+                <w:szCs w:val="16"/>
+              </w:rPr>
+              <w:t>개발 진척 확인</w:t>
+            </w:r>
+          </w:p>
+        </w:tc>
+        <w:tc>
+          <w:tcPr>
+            <w:tcW w:w="2377" w:type="dxa"/>
+          </w:tcPr>
+          <w:p>
+            <w:pPr>
+              <w:widowControl/>
+              <w:wordWrap/>
+              <w:autoSpaceDE/>
+              <w:autoSpaceDN/>
+            </w:pPr>
+            <w:r>
+              <w:rPr>
+                <w:rFonts w:hint="eastAsia"/>
+              </w:rPr>
+              <w:t>24</w:t>
+            </w:r>
+          </w:p>
+          <w:p>
+            <w:pPr>
+              <w:widowControl/>
+              <w:wordWrap/>
+              <w:autoSpaceDE/>
+              <w:autoSpaceDN/>
+              <w:rPr>
                 <w:sz w:val="18"/>
                 <w:szCs w:val="18"/>
               </w:rPr>
-              <w:t>개발 진척 확인</w:t>
-            </w:r>
-          </w:p>
-        </w:tc>
-        <w:tc>
-          <w:tcPr>
-            <w:tcW w:w="1560" w:type="dxa"/>
-          </w:tcPr>
-          <w:p>
-            <w:pPr>
-              <w:widowControl/>
-              <w:wordWrap/>
-              <w:autoSpaceDE/>
-              <w:autoSpaceDN/>
-            </w:pPr>
-            <w:r>
-              <w:rPr>
-                <w:rFonts w:hint="eastAsia"/>
-              </w:rPr>
-              <w:t>24</w:t>
-            </w:r>
-          </w:p>
-          <w:p>
-            <w:pPr>
-              <w:widowControl/>
-              <w:wordWrap/>
-              <w:autoSpaceDE/>
-              <w:autoSpaceDN/>
-              <w:rPr>
+            </w:pPr>
+            <w:r>
+              <w:rPr>
+                <w:rFonts w:hint="eastAsia"/>
                 <w:sz w:val="18"/>
                 <w:szCs w:val="18"/>
               </w:rPr>
-            </w:pPr>
+              <w:t>개인</w:t>
+            </w:r>
             <w:r>
               <w:rPr>
                 <w:rFonts w:hint="eastAsia"/>
                 <w:sz w:val="18"/>
                 <w:szCs w:val="18"/>
               </w:rPr>
-              <w:t>전체 순위 화면 구현</w:t>
-            </w:r>
-          </w:p>
-        </w:tc>
-        <w:tc>
-          <w:tcPr>
-            <w:tcW w:w="1559" w:type="dxa"/>
+              <w:t>/</w:t>
+            </w:r>
+            <w:r>
+              <w:rPr>
+                <w:rFonts w:hint="eastAsia"/>
+                <w:sz w:val="18"/>
+                <w:szCs w:val="18"/>
+              </w:rPr>
+              <w:t>전체 순위 화면</w:t>
+            </w:r>
+            <w:r>
+              <w:rPr>
+                <w:rFonts w:hint="eastAsia"/>
+                <w:sz w:val="18"/>
+                <w:szCs w:val="18"/>
+              </w:rPr>
+              <w:t xml:space="preserve"> </w:t>
+            </w:r>
+            <w:r>
+              <w:rPr>
+                <w:rFonts w:hint="eastAsia"/>
+                <w:sz w:val="18"/>
+                <w:szCs w:val="18"/>
+              </w:rPr>
+              <w:t>렌더링</w:t>
+            </w:r>
+          </w:p>
+        </w:tc>
+        <w:tc>
+          <w:tcPr>
+            <w:tcW w:w="1444" w:type="dxa"/>
           </w:tcPr>
           <w:p>
             <w:pPr>
@@ -14827,7 +14791,7 @@
         </w:tc>
         <w:tc>
           <w:tcPr>
-            <w:tcW w:w="1559" w:type="dxa"/>
+            <w:tcW w:w="1016" w:type="dxa"/>
           </w:tcPr>
           <w:p>
             <w:pPr>
@@ -14886,13 +14850,13 @@
                 <w:sz w:val="16"/>
                 <w:szCs w:val="16"/>
               </w:rPr>
-              <w:t>진행 보고 및 회의</w:t>
-            </w:r>
-          </w:p>
-        </w:tc>
-        <w:tc>
-          <w:tcPr>
-            <w:tcW w:w="1559" w:type="dxa"/>
+              <w:t>진행 보고</w:t>
+            </w:r>
+          </w:p>
+        </w:tc>
+        <w:tc>
+          <w:tcPr>
+            <w:tcW w:w="2632" w:type="dxa"/>
           </w:tcPr>
           <w:p>
             <w:pPr>
@@ -14969,7 +14933,7 @@
         </w:tc>
         <w:tc>
           <w:tcPr>
-            <w:tcW w:w="1560" w:type="dxa"/>
+            <w:tcW w:w="1333" w:type="dxa"/>
           </w:tcPr>
           <w:p>
             <w:pPr>
@@ -14988,7 +14952,7 @@
         </w:tc>
         <w:tc>
           <w:tcPr>
-            <w:tcW w:w="1559" w:type="dxa"/>
+            <w:tcW w:w="707" w:type="dxa"/>
           </w:tcPr>
           <w:p>
             <w:pPr>
@@ -15040,7 +15004,7 @@
         </w:trPr>
         <w:tc>
           <w:tcPr>
-            <w:tcW w:w="1560" w:type="dxa"/>
+            <w:tcW w:w="1407" w:type="dxa"/>
           </w:tcPr>
           <w:p>
             <w:pPr>
@@ -15064,56 +15028,103 @@
             <w:r>
               <w:rPr>
                 <w:rFonts w:hint="eastAsia"/>
+                <w:color w:val="8E0000"/>
+                <w:sz w:val="16"/>
+                <w:szCs w:val="16"/>
+              </w:rPr>
+              <w:t>개발 진척 확인</w:t>
+            </w:r>
+          </w:p>
+        </w:tc>
+        <w:tc>
+          <w:tcPr>
+            <w:tcW w:w="2377" w:type="dxa"/>
+          </w:tcPr>
+          <w:p>
+            <w:pPr>
+              <w:widowControl/>
+              <w:wordWrap/>
+              <w:autoSpaceDE/>
+              <w:autoSpaceDN/>
+            </w:pPr>
+            <w:r>
+              <w:rPr>
+                <w:rFonts w:hint="eastAsia"/>
+              </w:rPr>
+              <w:t>1</w:t>
+            </w:r>
+          </w:p>
+          <w:p>
+            <w:pPr>
+              <w:widowControl/>
+              <w:wordWrap/>
+              <w:autoSpaceDE/>
+              <w:autoSpaceDN/>
+              <w:rPr>
                 <w:color w:val="8E0000"/>
                 <w:sz w:val="18"/>
                 <w:szCs w:val="18"/>
               </w:rPr>
-              <w:t>개발 진척 확인</w:t>
-            </w:r>
-          </w:p>
-        </w:tc>
-        <w:tc>
-          <w:tcPr>
-            <w:tcW w:w="1560" w:type="dxa"/>
-          </w:tcPr>
-          <w:p>
-            <w:pPr>
-              <w:widowControl/>
-              <w:wordWrap/>
-              <w:autoSpaceDE/>
-              <w:autoSpaceDN/>
-            </w:pPr>
-            <w:r>
-              <w:rPr>
-                <w:rFonts w:hint="eastAsia"/>
-              </w:rPr>
-              <w:t>1</w:t>
-            </w:r>
-          </w:p>
-          <w:p>
-            <w:pPr>
-              <w:widowControl/>
-              <w:wordWrap/>
-              <w:autoSpaceDE/>
-              <w:autoSpaceDN/>
-              <w:rPr>
+            </w:pPr>
+            <w:r>
+              <w:rPr>
+                <w:rFonts w:hint="eastAsia"/>
+                <w:color w:val="8E0000"/>
                 <w:sz w:val="18"/>
                 <w:szCs w:val="18"/>
               </w:rPr>
-            </w:pPr>
-            <w:r>
-              <w:rPr>
-                <w:rFonts w:hint="eastAsia"/>
+              <w:t>개발 진척 확인</w:t>
+            </w:r>
+          </w:p>
+          <w:p>
+            <w:pPr>
+              <w:widowControl/>
+              <w:wordWrap/>
+              <w:autoSpaceDE/>
+              <w:autoSpaceDN/>
+              <w:rPr>
+                <w:color w:val="960000"/>
+                <w:sz w:val="16"/>
+                <w:szCs w:val="16"/>
+              </w:rPr>
+            </w:pPr>
+            <w:proofErr w:type="spellStart"/>
+            <w:r>
+              <w:rPr>
+                <w:rFonts w:hint="eastAsia"/>
+                <w:color w:val="960000"/>
+                <w:sz w:val="16"/>
+                <w:szCs w:val="16"/>
+              </w:rPr>
+              <w:t>패킷테스트</w:t>
+            </w:r>
+            <w:proofErr w:type="spellEnd"/>
+          </w:p>
+          <w:p>
+            <w:pPr>
+              <w:widowControl/>
+              <w:wordWrap/>
+              <w:autoSpaceDE/>
+              <w:autoSpaceDN/>
+              <w:rPr>
                 <w:sz w:val="18"/>
                 <w:szCs w:val="18"/>
               </w:rPr>
-              <w:t>개인 및 전체 순위 화면 렌더링</w:t>
-            </w:r>
-          </w:p>
-        </w:tc>
-        <w:tc>
-          <w:tcPr>
-            <w:tcW w:w="1559" w:type="dxa"/>
+            </w:pPr>
+            <w:r>
+              <w:rPr>
+                <w:rFonts w:hint="eastAsia"/>
+                <w:color w:val="960000"/>
+                <w:sz w:val="16"/>
+                <w:szCs w:val="16"/>
+              </w:rPr>
+              <w:t>진행 보고 및 회의</w:t>
+            </w:r>
+          </w:p>
+        </w:tc>
+        <w:tc>
+          <w:tcPr>
+            <w:tcW w:w="1444" w:type="dxa"/>
           </w:tcPr>
           <w:p>
             <w:pPr>
@@ -15129,10 +15140,27 @@
               <w:t>2</w:t>
             </w:r>
           </w:p>
-        </w:tc>
-        <w:tc>
-          <w:tcPr>
-            <w:tcW w:w="1559" w:type="dxa"/>
+          <w:p>
+            <w:pPr>
+              <w:widowControl/>
+              <w:wordWrap/>
+              <w:autoSpaceDE/>
+              <w:autoSpaceDN/>
+            </w:pPr>
+            <w:r>
+              <w:rPr>
+                <w:rFonts w:hint="eastAsia"/>
+                <w:color w:val="960000"/>
+                <w:sz w:val="16"/>
+                <w:szCs w:val="16"/>
+              </w:rPr>
+              <w:t>최종 보고서 작성</w:t>
+            </w:r>
+          </w:p>
+        </w:tc>
+        <w:tc>
+          <w:tcPr>
+            <w:tcW w:w="1016" w:type="dxa"/>
           </w:tcPr>
           <w:p>
             <w:pPr>
@@ -15159,45 +15187,21 @@
               <w:wordWrap/>
               <w:autoSpaceDE/>
               <w:autoSpaceDN/>
-              <w:rPr>
+            </w:pPr>
+            <w:r>
+              <w:rPr>
+                <w:rFonts w:hint="eastAsia"/>
                 <w:color w:val="960000"/>
                 <w:sz w:val="16"/>
                 <w:szCs w:val="16"/>
               </w:rPr>
-            </w:pPr>
-            <w:proofErr w:type="spellStart"/>
-            <w:r>
-              <w:rPr>
-                <w:rFonts w:hint="eastAsia"/>
-                <w:color w:val="960000"/>
-                <w:sz w:val="16"/>
-                <w:szCs w:val="16"/>
-              </w:rPr>
-              <w:t>패킷테스트</w:t>
-            </w:r>
-            <w:proofErr w:type="spellEnd"/>
-          </w:p>
-          <w:p>
-            <w:pPr>
-              <w:widowControl/>
-              <w:wordWrap/>
-              <w:autoSpaceDE/>
-              <w:autoSpaceDN/>
-            </w:pPr>
-            <w:r>
-              <w:rPr>
-                <w:rFonts w:hint="eastAsia"/>
-                <w:color w:val="960000"/>
-                <w:sz w:val="16"/>
-                <w:szCs w:val="16"/>
-              </w:rPr>
-              <w:t>진행 보고 및 회의</w:t>
-            </w:r>
-          </w:p>
-        </w:tc>
-        <w:tc>
-          <w:tcPr>
-            <w:tcW w:w="1559" w:type="dxa"/>
+              <w:t>최종 보고서 작성</w:t>
+            </w:r>
+          </w:p>
+        </w:tc>
+        <w:tc>
+          <w:tcPr>
+            <w:tcW w:w="2632" w:type="dxa"/>
           </w:tcPr>
           <w:p>
             <w:pPr>
@@ -15220,61 +15224,11 @@
               <w:autoSpaceDE/>
               <w:autoSpaceDN/>
             </w:pPr>
-            <w:r>
-              <w:rPr>
-                <w:rFonts w:eastAsiaTheme="minorHAnsi"/>
-                <w:sz w:val="16"/>
-                <w:szCs w:val="16"/>
-              </w:rPr>
-              <w:t>S</w:t>
-            </w:r>
-            <w:r>
-              <w:rPr>
-                <w:rFonts w:eastAsiaTheme="minorHAnsi" w:hint="eastAsia"/>
-                <w:sz w:val="16"/>
-                <w:szCs w:val="16"/>
-              </w:rPr>
-              <w:t xml:space="preserve">erver </w:t>
-            </w:r>
-            <w:proofErr w:type="spellStart"/>
-            <w:r>
-              <w:rPr>
-                <w:rFonts w:eastAsiaTheme="minorHAnsi"/>
-                <w:sz w:val="16"/>
-                <w:szCs w:val="16"/>
-              </w:rPr>
-              <w:t>P</w:t>
-            </w:r>
-            <w:r>
-              <w:rPr>
-                <w:rFonts w:eastAsiaTheme="minorHAnsi" w:hint="eastAsia"/>
-                <w:sz w:val="16"/>
-                <w:szCs w:val="16"/>
-              </w:rPr>
-              <w:t>rocess_packet</w:t>
-            </w:r>
-            <w:proofErr w:type="spellEnd"/>
-            <w:r>
-              <w:rPr>
-                <w:rFonts w:eastAsiaTheme="minorHAnsi" w:hint="eastAsia"/>
-                <w:sz w:val="16"/>
-                <w:szCs w:val="16"/>
-              </w:rPr>
-              <w:t>()</w:t>
-            </w:r>
-            <w:r>
-              <w:rPr>
-                <w:rFonts w:eastAsiaTheme="minorHAnsi" w:hint="eastAsia"/>
-                <w:sz w:val="16"/>
-                <w:szCs w:val="16"/>
-              </w:rPr>
-              <w:t xml:space="preserve"> 업데이트</w:t>
-            </w:r>
-          </w:p>
-        </w:tc>
-        <w:tc>
-          <w:tcPr>
-            <w:tcW w:w="1560" w:type="dxa"/>
+          </w:p>
+        </w:tc>
+        <w:tc>
+          <w:tcPr>
+            <w:tcW w:w="1333" w:type="dxa"/>
           </w:tcPr>
           <w:p>
             <w:pPr>
@@ -15293,7 +15247,7 @@
         </w:tc>
         <w:tc>
           <w:tcPr>
-            <w:tcW w:w="1559" w:type="dxa"/>
+            <w:tcW w:w="707" w:type="dxa"/>
           </w:tcPr>
           <w:p>
             <w:pPr>
@@ -15318,19 +15272,14 @@
         </w:trPr>
         <w:tc>
           <w:tcPr>
-            <w:tcW w:w="1560" w:type="dxa"/>
-          </w:tcPr>
-          <w:p>
-            <w:pPr>
-              <w:widowControl/>
-              <w:wordWrap/>
-              <w:autoSpaceDE/>
-              <w:autoSpaceDN/>
-              <w:rPr>
-                <w:color w:val="8E0000"/>
-                <w:sz w:val="18"/>
-                <w:szCs w:val="18"/>
-              </w:rPr>
+            <w:tcW w:w="1407" w:type="dxa"/>
+          </w:tcPr>
+          <w:p>
+            <w:pPr>
+              <w:widowControl/>
+              <w:wordWrap/>
+              <w:autoSpaceDE/>
+              <w:autoSpaceDN/>
             </w:pPr>
             <w:r>
               <w:rPr>
@@ -15344,14 +15293,91 @@
             <w:r>
               <w:br/>
             </w:r>
-            <w:r>
-              <w:rPr>
-                <w:rFonts w:hint="eastAsia"/>
-                <w:color w:val="8E0000"/>
-                <w:sz w:val="18"/>
-                <w:szCs w:val="18"/>
-              </w:rPr>
-              <w:t>개발 진척 확인</w:t>
+          </w:p>
+          <w:p>
+            <w:pPr>
+              <w:widowControl/>
+              <w:wordWrap/>
+              <w:autoSpaceDE/>
+              <w:autoSpaceDN/>
+            </w:pPr>
+          </w:p>
+        </w:tc>
+        <w:tc>
+          <w:tcPr>
+            <w:tcW w:w="2377" w:type="dxa"/>
+          </w:tcPr>
+          <w:p>
+            <w:pPr>
+              <w:widowControl/>
+              <w:wordWrap/>
+              <w:autoSpaceDE/>
+              <w:autoSpaceDN/>
+            </w:pPr>
+            <w:r>
+              <w:rPr>
+                <w:rFonts w:hint="eastAsia"/>
+              </w:rPr>
+              <w:t>8</w:t>
+            </w:r>
+          </w:p>
+          <w:p>
+            <w:pPr>
+              <w:widowControl/>
+              <w:wordWrap/>
+              <w:autoSpaceDE/>
+              <w:autoSpaceDN/>
+            </w:pPr>
+          </w:p>
+        </w:tc>
+        <w:tc>
+          <w:tcPr>
+            <w:tcW w:w="1444" w:type="dxa"/>
+          </w:tcPr>
+          <w:p>
+            <w:pPr>
+              <w:widowControl/>
+              <w:wordWrap/>
+              <w:autoSpaceDE/>
+              <w:autoSpaceDN/>
+            </w:pPr>
+            <w:r>
+              <w:rPr>
+                <w:rFonts w:hint="eastAsia"/>
+              </w:rPr>
+              <w:t>9</w:t>
+            </w:r>
+          </w:p>
+          <w:p>
+            <w:pPr>
+              <w:widowControl/>
+              <w:wordWrap/>
+              <w:autoSpaceDE/>
+              <w:autoSpaceDN/>
+            </w:pPr>
+          </w:p>
+        </w:tc>
+        <w:tc>
+          <w:tcPr>
+            <w:tcW w:w="1016" w:type="dxa"/>
+          </w:tcPr>
+          <w:p>
+            <w:pPr>
+              <w:widowControl/>
+              <w:wordWrap/>
+              <w:autoSpaceDE/>
+              <w:autoSpaceDN/>
+              <w:rPr>
+                <w:color w:val="960000"/>
+                <w:sz w:val="14"/>
+                <w:szCs w:val="14"/>
+              </w:rPr>
+            </w:pPr>
+            <w:r>
+              <w:rPr>
+                <w:rFonts w:hint="eastAsia"/>
+              </w:rPr>
+              <w:t>10</w:t>
             </w:r>
           </w:p>
           <w:p>
@@ -15366,140 +15392,11 @@
                 <w:szCs w:val="16"/>
               </w:rPr>
             </w:pPr>
-            <w:proofErr w:type="spellStart"/>
-            <w:r>
-              <w:rPr>
-                <w:rFonts w:hint="eastAsia"/>
-                <w:color w:val="960000"/>
-                <w:sz w:val="16"/>
-                <w:szCs w:val="16"/>
-              </w:rPr>
-              <w:t>패킷테스트</w:t>
-            </w:r>
-            <w:proofErr w:type="spellEnd"/>
-          </w:p>
-          <w:p>
-            <w:pPr>
-              <w:widowControl/>
-              <w:wordWrap/>
-              <w:autoSpaceDE/>
-              <w:autoSpaceDN/>
-            </w:pPr>
-            <w:r>
-              <w:rPr>
-                <w:rFonts w:hint="eastAsia"/>
-                <w:color w:val="960000"/>
-                <w:sz w:val="16"/>
-                <w:szCs w:val="16"/>
-              </w:rPr>
-              <w:t>진행 보고 및 회의</w:t>
-            </w:r>
-          </w:p>
-        </w:tc>
-        <w:tc>
-          <w:tcPr>
-            <w:tcW w:w="1560" w:type="dxa"/>
-          </w:tcPr>
-          <w:p>
-            <w:pPr>
-              <w:widowControl/>
-              <w:wordWrap/>
-              <w:autoSpaceDE/>
-              <w:autoSpaceDN/>
-            </w:pPr>
-            <w:r>
-              <w:rPr>
-                <w:rFonts w:hint="eastAsia"/>
-              </w:rPr>
-              <w:t>8</w:t>
-            </w:r>
-          </w:p>
-          <w:p>
-            <w:pPr>
-              <w:widowControl/>
-              <w:wordWrap/>
-              <w:autoSpaceDE/>
-              <w:autoSpaceDN/>
-            </w:pPr>
-            <w:r>
-              <w:rPr>
-                <w:rFonts w:hint="eastAsia"/>
-                <w:color w:val="960000"/>
-                <w:sz w:val="16"/>
-                <w:szCs w:val="16"/>
-              </w:rPr>
-              <w:t>최종 보고서 작성</w:t>
-            </w:r>
-          </w:p>
-        </w:tc>
-        <w:tc>
-          <w:tcPr>
-            <w:tcW w:w="1559" w:type="dxa"/>
-          </w:tcPr>
-          <w:p>
-            <w:pPr>
-              <w:widowControl/>
-              <w:wordWrap/>
-              <w:autoSpaceDE/>
-              <w:autoSpaceDN/>
-            </w:pPr>
-            <w:r>
-              <w:rPr>
-                <w:rFonts w:hint="eastAsia"/>
-              </w:rPr>
-              <w:t>9</w:t>
-            </w:r>
-          </w:p>
-        </w:tc>
-        <w:tc>
-          <w:tcPr>
-            <w:tcW w:w="1559" w:type="dxa"/>
-          </w:tcPr>
-          <w:p>
-            <w:pPr>
-              <w:widowControl/>
-              <w:wordWrap/>
-              <w:autoSpaceDE/>
-              <w:autoSpaceDN/>
-              <w:rPr>
-                <w:color w:val="960000"/>
-                <w:sz w:val="14"/>
-                <w:szCs w:val="14"/>
-              </w:rPr>
-            </w:pPr>
-            <w:r>
-              <w:rPr>
-                <w:rFonts w:hint="eastAsia"/>
-              </w:rPr>
-              <w:t>10</w:t>
-            </w:r>
-          </w:p>
-          <w:p>
-            <w:pPr>
-              <w:widowControl/>
-              <w:wordWrap/>
-              <w:autoSpaceDE/>
-              <w:autoSpaceDN/>
-              <w:rPr>
-                <w:color w:val="960000"/>
-                <w:sz w:val="16"/>
-                <w:szCs w:val="16"/>
-              </w:rPr>
-            </w:pPr>
-            <w:r>
-              <w:rPr>
-                <w:rFonts w:hint="eastAsia"/>
-                <w:color w:val="960000"/>
-                <w:sz w:val="16"/>
-                <w:szCs w:val="16"/>
-              </w:rPr>
-              <w:t>최종 보고서 작성</w:t>
-            </w:r>
-          </w:p>
-        </w:tc>
-        <w:tc>
-          <w:tcPr>
-            <w:tcW w:w="1559" w:type="dxa"/>
+          </w:p>
+        </w:tc>
+        <w:tc>
+          <w:tcPr>
+            <w:tcW w:w="2632" w:type="dxa"/>
           </w:tcPr>
           <w:p>
             <w:pPr>
@@ -15526,7 +15423,7 @@
         </w:tc>
         <w:tc>
           <w:tcPr>
-            <w:tcW w:w="1560" w:type="dxa"/>
+            <w:tcW w:w="1333" w:type="dxa"/>
           </w:tcPr>
           <w:p>
             <w:pPr>
@@ -15545,7 +15442,7 @@
         </w:tc>
         <w:tc>
           <w:tcPr>
-            <w:tcW w:w="1559" w:type="dxa"/>
+            <w:tcW w:w="707" w:type="dxa"/>
           </w:tcPr>
           <w:p>
             <w:pPr>
@@ -15584,6 +15481,21 @@
       <w:r>
         <w:br w:type="page"/>
       </w:r>
+    </w:p>
+    <w:p>
+      <w:pPr>
+        <w:pStyle w:val="a6"/>
+        <w:widowControl/>
+        <w:wordWrap/>
+        <w:autoSpaceDE/>
+        <w:autoSpaceDN/>
+        <w:ind w:left="800"/>
+        <w:rPr>
+          <w:rFonts w:hint="eastAsia"/>
+          <w:sz w:val="28"/>
+          <w:szCs w:val="28"/>
+        </w:rPr>
+      </w:pPr>
     </w:p>
     <w:p>
       <w:pPr>
@@ -15597,13 +15509,14 @@
         <w:autoSpaceDE/>
         <w:autoSpaceDN/>
       </w:pPr>
+      <w:proofErr w:type="spellStart"/>
       <w:r>
         <w:rPr>
           <w:rFonts w:hint="eastAsia"/>
         </w:rPr>
-        <w:lastRenderedPageBreak/>
         <w:t>유영빈</w:t>
       </w:r>
+      <w:proofErr w:type="spellEnd"/>
     </w:p>
     <w:tbl>
       <w:tblPr>
@@ -15613,13 +15526,13 @@
         <w:tblLook w:val="04A0" w:firstRow="1" w:lastRow="0" w:firstColumn="1" w:lastColumn="0" w:noHBand="0" w:noVBand="1"/>
       </w:tblPr>
       <w:tblGrid>
-        <w:gridCol w:w="1304"/>
+        <w:gridCol w:w="1287"/>
         <w:gridCol w:w="2120"/>
-        <w:gridCol w:w="1195"/>
-        <w:gridCol w:w="1379"/>
+        <w:gridCol w:w="1253"/>
+        <w:gridCol w:w="1366"/>
         <w:gridCol w:w="2193"/>
-        <w:gridCol w:w="1461"/>
-        <w:gridCol w:w="1264"/>
+        <w:gridCol w:w="1454"/>
+        <w:gridCol w:w="1243"/>
       </w:tblGrid>
       <w:tr>
         <w:trPr>
@@ -17315,34 +17228,97 @@
               <w:wordWrap/>
               <w:autoSpaceDE/>
               <w:autoSpaceDN/>
-            </w:pPr>
-            <w:r>
-              <w:rPr>
-                <w:rFonts w:hint="eastAsia"/>
+              <w:rPr>
+                <w:color w:val="8E0000"/>
+                <w:sz w:val="18"/>
+                <w:szCs w:val="18"/>
+              </w:rPr>
+            </w:pPr>
+            <w:r>
+              <w:rPr>
+                <w:rFonts w:hint="eastAsia"/>
+                <w:color w:val="8E0000"/>
+                <w:sz w:val="18"/>
+                <w:szCs w:val="18"/>
+              </w:rPr>
+              <w:t>개발 진척 확인</w:t>
+            </w:r>
+          </w:p>
+          <w:p>
+            <w:pPr>
+              <w:widowControl/>
+              <w:wordWrap/>
+              <w:autoSpaceDE/>
+              <w:autoSpaceDN/>
+              <w:rPr>
                 <w:color w:val="960000"/>
                 <w:sz w:val="16"/>
                 <w:szCs w:val="16"/>
               </w:rPr>
+            </w:pPr>
+            <w:proofErr w:type="spellStart"/>
+            <w:r>
+              <w:rPr>
+                <w:rFonts w:hint="eastAsia"/>
+                <w:color w:val="960000"/>
+                <w:sz w:val="16"/>
+                <w:szCs w:val="16"/>
+              </w:rPr>
+              <w:t>패킷테스트</w:t>
+            </w:r>
+            <w:proofErr w:type="spellEnd"/>
+          </w:p>
+          <w:p>
+            <w:pPr>
+              <w:widowControl/>
+              <w:wordWrap/>
+              <w:autoSpaceDE/>
+              <w:autoSpaceDN/>
+            </w:pPr>
+            <w:r>
+              <w:rPr>
+                <w:rFonts w:hint="eastAsia"/>
+                <w:color w:val="960000"/>
+                <w:sz w:val="16"/>
+                <w:szCs w:val="16"/>
+              </w:rPr>
+              <w:t>진행 보고 및 회의</w:t>
+            </w:r>
+          </w:p>
+        </w:tc>
+        <w:tc>
+          <w:tcPr>
+            <w:tcW w:w="1559" w:type="dxa"/>
+          </w:tcPr>
+          <w:p>
+            <w:pPr>
+              <w:widowControl/>
+              <w:wordWrap/>
+              <w:autoSpaceDE/>
+              <w:autoSpaceDN/>
+            </w:pPr>
+            <w:r>
+              <w:rPr>
+                <w:rFonts w:hint="eastAsia"/>
+              </w:rPr>
+              <w:t>9</w:t>
+            </w:r>
+          </w:p>
+          <w:p>
+            <w:pPr>
+              <w:widowControl/>
+              <w:wordWrap/>
+              <w:autoSpaceDE/>
+              <w:autoSpaceDN/>
+            </w:pPr>
+            <w:r>
+              <w:rPr>
+                <w:rFonts w:hint="eastAsia"/>
+                <w:color w:val="960000"/>
+                <w:sz w:val="16"/>
+                <w:szCs w:val="16"/>
+              </w:rPr>
               <w:t>최종 보고서 작성</w:t>
-            </w:r>
-          </w:p>
-        </w:tc>
-        <w:tc>
-          <w:tcPr>
-            <w:tcW w:w="1559" w:type="dxa"/>
-          </w:tcPr>
-          <w:p>
-            <w:pPr>
-              <w:widowControl/>
-              <w:wordWrap/>
-              <w:autoSpaceDE/>
-              <w:autoSpaceDN/>
-            </w:pPr>
-            <w:r>
-              <w:rPr>
-                <w:rFonts w:hint="eastAsia"/>
-              </w:rPr>
-              <w:t>9</w:t>
             </w:r>
           </w:p>
         </w:tc>
@@ -17465,6 +17441,21 @@
       <w:r>
         <w:br w:type="page"/>
       </w:r>
+    </w:p>
+    <w:p>
+      <w:pPr>
+        <w:pStyle w:val="a6"/>
+        <w:widowControl/>
+        <w:wordWrap/>
+        <w:autoSpaceDE/>
+        <w:autoSpaceDN/>
+        <w:ind w:left="800"/>
+        <w:rPr>
+          <w:rFonts w:hint="eastAsia"/>
+          <w:sz w:val="28"/>
+          <w:szCs w:val="28"/>
+        </w:rPr>
+      </w:pPr>
     </w:p>
     <w:p>
       <w:pPr>
@@ -17482,7 +17473,6 @@
         <w:rPr>
           <w:rFonts w:hint="eastAsia"/>
         </w:rPr>
-        <w:lastRenderedPageBreak/>
         <w:t>양현서</w:t>
       </w:r>
     </w:p>
@@ -17550,9 +17540,6 @@
               <w:wordWrap/>
               <w:autoSpaceDE/>
               <w:jc w:val="center"/>
-              <w:rPr>
-                <w:rFonts w:hint="eastAsia"/>
-              </w:rPr>
             </w:pPr>
             <w:r>
               <w:rPr>
@@ -17579,9 +17566,6 @@
               <w:wordWrap/>
               <w:autoSpaceDE/>
               <w:jc w:val="center"/>
-              <w:rPr>
-                <w:rFonts w:hint="eastAsia"/>
-              </w:rPr>
             </w:pPr>
             <w:r>
               <w:rPr>
@@ -17608,9 +17592,6 @@
               <w:wordWrap/>
               <w:autoSpaceDE/>
               <w:jc w:val="center"/>
-              <w:rPr>
-                <w:rFonts w:hint="eastAsia"/>
-              </w:rPr>
             </w:pPr>
             <w:r>
               <w:rPr>
@@ -17637,9 +17618,6 @@
               <w:wordWrap/>
               <w:autoSpaceDE/>
               <w:jc w:val="center"/>
-              <w:rPr>
-                <w:rFonts w:hint="eastAsia"/>
-              </w:rPr>
             </w:pPr>
             <w:r>
               <w:rPr>
@@ -17666,9 +17644,6 @@
               <w:wordWrap/>
               <w:autoSpaceDE/>
               <w:jc w:val="center"/>
-              <w:rPr>
-                <w:rFonts w:hint="eastAsia"/>
-              </w:rPr>
             </w:pPr>
             <w:r>
               <w:rPr>
@@ -17695,9 +17670,6 @@
               <w:wordWrap/>
               <w:autoSpaceDE/>
               <w:jc w:val="center"/>
-              <w:rPr>
-                <w:rFonts w:hint="eastAsia"/>
-              </w:rPr>
             </w:pPr>
             <w:r>
               <w:rPr>
@@ -17731,9 +17703,6 @@
               <w:wordWrap/>
               <w:autoSpaceDE/>
               <w:jc w:val="center"/>
-              <w:rPr>
-                <w:rFonts w:hint="eastAsia"/>
-              </w:rPr>
             </w:pPr>
             <w:r>
               <w:rPr>
@@ -17765,9 +17734,6 @@
               <w:widowControl/>
               <w:wordWrap/>
               <w:autoSpaceDE/>
-              <w:rPr>
-                <w:rFonts w:hint="eastAsia"/>
-              </w:rPr>
             </w:pPr>
             <w:r>
               <w:rPr>
@@ -17793,9 +17759,6 @@
               <w:widowControl/>
               <w:wordWrap/>
               <w:autoSpaceDE/>
-              <w:rPr>
-                <w:rFonts w:hint="eastAsia"/>
-              </w:rPr>
             </w:pPr>
             <w:r>
               <w:rPr>
@@ -17821,9 +17784,6 @@
               <w:widowControl/>
               <w:wordWrap/>
               <w:autoSpaceDE/>
-              <w:rPr>
-                <w:rFonts w:hint="eastAsia"/>
-              </w:rPr>
             </w:pPr>
             <w:r>
               <w:rPr>
@@ -17848,9 +17808,6 @@
               <w:widowControl/>
               <w:wordWrap/>
               <w:autoSpaceDE/>
-              <w:rPr>
-                <w:rFonts w:hint="eastAsia"/>
-              </w:rPr>
             </w:pPr>
             <w:r>
               <w:rPr>
@@ -17864,9 +17821,6 @@
               <w:widowControl/>
               <w:wordWrap/>
               <w:autoSpaceDE/>
-              <w:rPr>
-                <w:rFonts w:hint="eastAsia"/>
-              </w:rPr>
             </w:pPr>
           </w:p>
         </w:tc>
@@ -17886,9 +17840,6 @@
               <w:widowControl/>
               <w:wordWrap/>
               <w:autoSpaceDE/>
-              <w:rPr>
-                <w:rFonts w:hint="eastAsia"/>
-              </w:rPr>
             </w:pPr>
             <w:r>
               <w:rPr>
@@ -17903,7 +17854,6 @@
               <w:wordWrap/>
               <w:autoSpaceDE/>
               <w:rPr>
-                <w:rFonts w:hint="eastAsia"/>
                 <w:sz w:val="20"/>
                 <w:szCs w:val="20"/>
               </w:rPr>
@@ -17938,14 +17888,42 @@
               <w:t>NetworkMgr</w:t>
             </w:r>
             <w:proofErr w:type="spellEnd"/>
-          </w:p>
-          <w:p>
-            <w:pPr>
-              <w:widowControl/>
-              <w:wordWrap/>
-              <w:autoSpaceDE/>
-              <w:rPr>
-                <w:rFonts w:hint="eastAsia"/>
+            <w:r>
+              <w:rPr>
+                <w:rFonts w:hint="eastAsia"/>
+                <w:sz w:val="20"/>
+                <w:szCs w:val="20"/>
+              </w:rPr>
+              <w:t xml:space="preserve"> 생성</w:t>
+            </w:r>
+          </w:p>
+          <w:p>
+            <w:pPr>
+              <w:widowControl/>
+              <w:wordWrap/>
+              <w:autoSpaceDE/>
+              <w:rPr>
+                <w:sz w:val="20"/>
+                <w:szCs w:val="20"/>
+              </w:rPr>
+            </w:pPr>
+            <w:proofErr w:type="spellStart"/>
+            <w:r>
+              <w:rPr>
+                <w:rFonts w:hint="eastAsia"/>
+                <w:sz w:val="20"/>
+                <w:szCs w:val="20"/>
+              </w:rPr>
+              <w:t>NetworkMgr</w:t>
+            </w:r>
+            <w:proofErr w:type="spellEnd"/>
+          </w:p>
+          <w:p>
+            <w:pPr>
+              <w:widowControl/>
+              <w:wordWrap/>
+              <w:autoSpaceDE/>
+              <w:rPr>
                 <w:sz w:val="20"/>
                 <w:szCs w:val="20"/>
               </w:rPr>
@@ -17957,7 +17935,7 @@
                 <w:sz w:val="20"/>
                 <w:szCs w:val="20"/>
               </w:rPr>
-              <w:t>::Init(</w:t>
+              <w:t>::</w:t>
             </w:r>
             <w:proofErr w:type="gramEnd"/>
             <w:r>
@@ -17966,7 +17944,7 @@
                 <w:sz w:val="20"/>
                 <w:szCs w:val="20"/>
               </w:rPr>
-              <w:t>)</w:t>
+              <w:t>Init()</w:t>
             </w:r>
           </w:p>
         </w:tc>
@@ -17986,9 +17964,6 @@
               <w:widowControl/>
               <w:wordWrap/>
               <w:autoSpaceDE/>
-              <w:rPr>
-                <w:rFonts w:hint="eastAsia"/>
-              </w:rPr>
             </w:pPr>
             <w:r>
               <w:rPr>
@@ -18003,7 +17978,6 @@
               <w:wordWrap/>
               <w:autoSpaceDE/>
               <w:rPr>
-                <w:rFonts w:hint="eastAsia"/>
                 <w:sz w:val="20"/>
                 <w:szCs w:val="20"/>
               </w:rPr>
@@ -18023,7 +17997,6 @@
               <w:wordWrap/>
               <w:autoSpaceDE/>
               <w:rPr>
-                <w:rFonts w:hint="eastAsia"/>
                 <w:sz w:val="20"/>
                 <w:szCs w:val="20"/>
               </w:rPr>
@@ -18044,9 +18017,6 @@
               <w:widowControl/>
               <w:wordWrap/>
               <w:autoSpaceDE/>
-              <w:rPr>
-                <w:rFonts w:hint="eastAsia"/>
-              </w:rPr>
             </w:pPr>
             <w:proofErr w:type="gramStart"/>
             <w:r>
@@ -18058,6 +18028,7 @@
               <w:t>::</w:t>
             </w:r>
             <w:proofErr w:type="spellStart"/>
+            <w:proofErr w:type="gramEnd"/>
             <w:r>
               <w:rPr>
                 <w:rFonts w:hint="eastAsia"/>
@@ -18073,16 +18044,7 @@
                 <w:sz w:val="20"/>
                 <w:szCs w:val="20"/>
               </w:rPr>
-              <w:t>(</w:t>
-            </w:r>
-            <w:proofErr w:type="gramEnd"/>
-            <w:r>
-              <w:rPr>
-                <w:rFonts w:hint="eastAsia"/>
-                <w:sz w:val="20"/>
-                <w:szCs w:val="20"/>
-              </w:rPr>
-              <w:t>)</w:t>
+              <w:t>()</w:t>
             </w:r>
           </w:p>
         </w:tc>
@@ -18102,9 +18064,6 @@
               <w:widowControl/>
               <w:wordWrap/>
               <w:autoSpaceDE/>
-              <w:rPr>
-                <w:rFonts w:hint="eastAsia"/>
-              </w:rPr>
             </w:pPr>
             <w:r>
               <w:rPr>
@@ -18144,9 +18103,6 @@
               <w:wordWrap/>
               <w:autoSpaceDE/>
               <w:jc w:val="center"/>
-              <w:rPr>
-                <w:rFonts w:hint="eastAsia"/>
-              </w:rPr>
             </w:pPr>
             <w:r>
               <w:rPr>
@@ -18178,7 +18134,6 @@
               <w:wordWrap/>
               <w:autoSpaceDE/>
               <w:rPr>
-                <w:rFonts w:hint="eastAsia"/>
                 <w:sz w:val="20"/>
                 <w:szCs w:val="20"/>
               </w:rPr>
@@ -18210,7 +18165,6 @@
               <w:wordWrap/>
               <w:autoSpaceDE/>
               <w:rPr>
-                <w:rFonts w:hint="eastAsia"/>
                 <w:sz w:val="20"/>
                 <w:szCs w:val="20"/>
               </w:rPr>
@@ -18230,7 +18184,6 @@
               <w:wordWrap/>
               <w:autoSpaceDE/>
               <w:rPr>
-                <w:rFonts w:hint="eastAsia"/>
                 <w:sz w:val="20"/>
                 <w:szCs w:val="20"/>
               </w:rPr>
@@ -18249,9 +18202,6 @@
               <w:widowControl/>
               <w:wordWrap/>
               <w:autoSpaceDE/>
-              <w:rPr>
-                <w:rFonts w:hint="eastAsia"/>
-              </w:rPr>
             </w:pPr>
           </w:p>
         </w:tc>
@@ -18271,9 +18221,6 @@
               <w:widowControl/>
               <w:wordWrap/>
               <w:autoSpaceDE/>
-              <w:rPr>
-                <w:rFonts w:hint="eastAsia"/>
-              </w:rPr>
             </w:pPr>
             <w:r>
               <w:rPr>
@@ -18288,7 +18235,6 @@
               <w:wordWrap/>
               <w:autoSpaceDE/>
               <w:rPr>
-                <w:rFonts w:hint="eastAsia"/>
                 <w:sz w:val="20"/>
                 <w:szCs w:val="20"/>
               </w:rPr>
@@ -18308,7 +18254,7 @@
               <w:wordWrap/>
               <w:autoSpaceDE/>
               <w:rPr>
-                <w:rFonts w:asciiTheme="majorEastAsia" w:eastAsiaTheme="majorEastAsia" w:hAnsiTheme="majorEastAsia" w:hint="eastAsia"/>
+                <w:rFonts w:asciiTheme="majorEastAsia" w:eastAsiaTheme="majorEastAsia" w:hAnsiTheme="majorEastAsia"/>
                 <w:sz w:val="20"/>
                 <w:szCs w:val="20"/>
               </w:rPr>
@@ -18348,7 +18294,7 @@
               <w:wordWrap/>
               <w:autoSpaceDE/>
               <w:rPr>
-                <w:rFonts w:asciiTheme="majorEastAsia" w:eastAsiaTheme="majorEastAsia" w:hAnsiTheme="majorEastAsia" w:hint="eastAsia"/>
+                <w:rFonts w:asciiTheme="majorEastAsia" w:eastAsiaTheme="majorEastAsia" w:hAnsiTheme="majorEastAsia"/>
                 <w:sz w:val="20"/>
                 <w:szCs w:val="20"/>
               </w:rPr>
@@ -18387,9 +18333,6 @@
               <w:widowControl/>
               <w:wordWrap/>
               <w:autoSpaceDE/>
-              <w:rPr>
-                <w:rFonts w:hint="eastAsia"/>
-              </w:rPr>
             </w:pPr>
             <w:r>
               <w:rPr>
@@ -18416,9 +18359,6 @@
               <w:widowControl/>
               <w:wordWrap/>
               <w:autoSpaceDE/>
-              <w:rPr>
-                <w:rFonts w:hint="eastAsia"/>
-              </w:rPr>
             </w:pPr>
             <w:r>
               <w:rPr>
@@ -18432,9 +18372,6 @@
               <w:widowControl/>
               <w:wordWrap/>
               <w:autoSpaceDE/>
-              <w:rPr>
-                <w:rFonts w:hint="eastAsia"/>
-              </w:rPr>
             </w:pPr>
           </w:p>
         </w:tc>
@@ -18455,7 +18392,6 @@
               <w:wordWrap/>
               <w:autoSpaceDE/>
               <w:rPr>
-                <w:rFonts w:hint="eastAsia"/>
                 <w:color w:val="960000"/>
                 <w:sz w:val="14"/>
                 <w:szCs w:val="14"/>
@@ -18474,7 +18410,6 @@
               <w:wordWrap/>
               <w:autoSpaceDE/>
               <w:rPr>
-                <w:rFonts w:hint="eastAsia"/>
                 <w:color w:val="960000"/>
                 <w:sz w:val="16"/>
                 <w:szCs w:val="16"/>
@@ -18498,7 +18433,6 @@
               <w:wordWrap/>
               <w:autoSpaceDE/>
               <w:rPr>
-                <w:rFonts w:hint="eastAsia"/>
                 <w:color w:val="960000"/>
                 <w:sz w:val="16"/>
                 <w:szCs w:val="16"/>
@@ -18531,9 +18465,6 @@
               <w:widowControl/>
               <w:wordWrap/>
               <w:autoSpaceDE/>
-              <w:rPr>
-                <w:rFonts w:hint="eastAsia"/>
-              </w:rPr>
             </w:pPr>
             <w:r>
               <w:rPr>
@@ -18548,7 +18479,6 @@
               <w:wordWrap/>
               <w:autoSpaceDE/>
               <w:rPr>
-                <w:rFonts w:hint="eastAsia"/>
                 <w:sz w:val="20"/>
                 <w:szCs w:val="20"/>
               </w:rPr>
@@ -18570,7 +18500,6 @@
               <w:wordWrap/>
               <w:autoSpaceDE/>
               <w:rPr>
-                <w:rFonts w:hint="eastAsia"/>
                 <w:sz w:val="20"/>
                 <w:szCs w:val="20"/>
               </w:rPr>
@@ -18607,9 +18536,6 @@
               <w:widowControl/>
               <w:wordWrap/>
               <w:autoSpaceDE/>
-              <w:rPr>
-                <w:rFonts w:hint="eastAsia"/>
-              </w:rPr>
             </w:pPr>
             <w:r>
               <w:rPr>
@@ -18637,9 +18563,6 @@
               <w:widowControl/>
               <w:wordWrap/>
               <w:autoSpaceDE/>
-              <w:rPr>
-                <w:rFonts w:hint="eastAsia"/>
-              </w:rPr>
             </w:pPr>
             <w:r>
               <w:rPr>
@@ -18654,7 +18577,6 @@
               <w:wordWrap/>
               <w:autoSpaceDE/>
               <w:rPr>
-                <w:rFonts w:hint="eastAsia"/>
                 <w:sz w:val="20"/>
                 <w:szCs w:val="20"/>
               </w:rPr>
@@ -18676,7 +18598,6 @@
               <w:wordWrap/>
               <w:autoSpaceDE/>
               <w:rPr>
-                <w:rFonts w:hint="eastAsia"/>
                 <w:sz w:val="20"/>
                 <w:szCs w:val="20"/>
               </w:rPr>
@@ -18714,18 +18635,23 @@
                 <w:sz w:val="20"/>
                 <w:szCs w:val="20"/>
               </w:rPr>
-              <w:t>();</w:t>
+              <w:t>(</w:t>
             </w:r>
             <w:proofErr w:type="gramEnd"/>
-          </w:p>
-          <w:p>
-            <w:pPr>
-              <w:widowControl/>
-              <w:wordWrap/>
-              <w:autoSpaceDE/>
-              <w:rPr>
-                <w:rFonts w:hint="eastAsia"/>
-              </w:rPr>
+            <w:r>
+              <w:rPr>
+                <w:rFonts w:hint="eastAsia"/>
+                <w:sz w:val="20"/>
+                <w:szCs w:val="20"/>
+              </w:rPr>
+              <w:t>);</w:t>
+            </w:r>
+          </w:p>
+          <w:p>
+            <w:pPr>
+              <w:widowControl/>
+              <w:wordWrap/>
+              <w:autoSpaceDE/>
             </w:pPr>
             <w:r>
               <w:rPr>
@@ -18752,9 +18678,6 @@
               <w:widowControl/>
               <w:wordWrap/>
               <w:autoSpaceDE/>
-              <w:rPr>
-                <w:rFonts w:hint="eastAsia"/>
-              </w:rPr>
             </w:pPr>
             <w:r>
               <w:rPr>
@@ -18768,9 +18691,6 @@
               <w:widowControl/>
               <w:wordWrap/>
               <w:autoSpaceDE/>
-              <w:rPr>
-                <w:rFonts w:hint="eastAsia"/>
-              </w:rPr>
             </w:pPr>
           </w:p>
         </w:tc>
@@ -18796,9 +18716,6 @@
               <w:widowControl/>
               <w:wordWrap/>
               <w:autoSpaceDE/>
-              <w:rPr>
-                <w:rFonts w:hint="eastAsia"/>
-              </w:rPr>
             </w:pPr>
             <w:r>
               <w:rPr>
@@ -18813,7 +18730,6 @@
               <w:wordWrap/>
               <w:autoSpaceDE/>
               <w:rPr>
-                <w:rFonts w:hint="eastAsia"/>
                 <w:sz w:val="20"/>
                 <w:szCs w:val="20"/>
               </w:rPr>
@@ -18833,18 +18749,18 @@
               <w:wordWrap/>
               <w:autoSpaceDE/>
               <w:rPr>
+                <w:rFonts w:asciiTheme="majorEastAsia" w:eastAsiaTheme="majorEastAsia" w:hAnsiTheme="majorEastAsia"/>
+                <w:sz w:val="20"/>
+                <w:szCs w:val="20"/>
+              </w:rPr>
+            </w:pPr>
+            <w:proofErr w:type="spellStart"/>
+            <w:r>
+              <w:rPr>
                 <w:rFonts w:asciiTheme="majorEastAsia" w:eastAsiaTheme="majorEastAsia" w:hAnsiTheme="majorEastAsia" w:hint="eastAsia"/>
                 <w:sz w:val="20"/>
                 <w:szCs w:val="20"/>
               </w:rPr>
-            </w:pPr>
-            <w:proofErr w:type="spellStart"/>
-            <w:r>
-              <w:rPr>
-                <w:rFonts w:asciiTheme="majorEastAsia" w:eastAsiaTheme="majorEastAsia" w:hAnsiTheme="majorEastAsia" w:hint="eastAsia"/>
-                <w:sz w:val="20"/>
-                <w:szCs w:val="20"/>
-              </w:rPr>
               <w:t>Processpacket</w:t>
             </w:r>
             <w:proofErr w:type="spellEnd"/>
@@ -18854,9 +18770,6 @@
               <w:widowControl/>
               <w:wordWrap/>
               <w:autoSpaceDE/>
-              <w:rPr>
-                <w:rFonts w:hint="eastAsia"/>
-              </w:rPr>
             </w:pPr>
             <w:r>
               <w:rPr>
@@ -18884,9 +18797,6 @@
               <w:widowControl/>
               <w:wordWrap/>
               <w:autoSpaceDE/>
-              <w:rPr>
-                <w:rFonts w:hint="eastAsia"/>
-              </w:rPr>
             </w:pPr>
             <w:r>
               <w:rPr>
@@ -18900,9 +18810,6 @@
               <w:widowControl/>
               <w:wordWrap/>
               <w:autoSpaceDE/>
-              <w:rPr>
-                <w:rFonts w:hint="eastAsia"/>
-              </w:rPr>
             </w:pPr>
             <w:r>
               <w:rPr>
@@ -18928,9 +18835,6 @@
               <w:widowControl/>
               <w:wordWrap/>
               <w:autoSpaceDE/>
-              <w:rPr>
-                <w:rFonts w:hint="eastAsia"/>
-              </w:rPr>
             </w:pPr>
             <w:r>
               <w:rPr>
@@ -18945,7 +18849,6 @@
               <w:wordWrap/>
               <w:autoSpaceDE/>
               <w:rPr>
-                <w:rFonts w:hint="eastAsia"/>
                 <w:sz w:val="20"/>
                 <w:szCs w:val="20"/>
               </w:rPr>
@@ -18965,7 +18868,6 @@
               <w:wordWrap/>
               <w:autoSpaceDE/>
               <w:rPr>
-                <w:rFonts w:hint="eastAsia"/>
                 <w:sz w:val="20"/>
                 <w:szCs w:val="20"/>
               </w:rPr>
@@ -18986,9 +18888,6 @@
               <w:widowControl/>
               <w:wordWrap/>
               <w:autoSpaceDE/>
-              <w:rPr>
-                <w:rFonts w:hint="eastAsia"/>
-              </w:rPr>
             </w:pPr>
             <w:r>
               <w:rPr>
@@ -19017,7 +18916,6 @@
               <w:wordWrap/>
               <w:autoSpaceDE/>
               <w:rPr>
-                <w:rFonts w:hint="eastAsia"/>
                 <w:color w:val="960000"/>
                 <w:sz w:val="14"/>
                 <w:szCs w:val="14"/>
@@ -19036,7 +18934,6 @@
               <w:wordWrap/>
               <w:autoSpaceDE/>
               <w:rPr>
-                <w:rFonts w:hint="eastAsia"/>
                 <w:color w:val="960000"/>
                 <w:sz w:val="16"/>
                 <w:szCs w:val="16"/>
@@ -19059,9 +18956,6 @@
               <w:widowControl/>
               <w:wordWrap/>
               <w:autoSpaceDE/>
-              <w:rPr>
-                <w:rFonts w:hint="eastAsia"/>
-              </w:rPr>
             </w:pPr>
             <w:r>
               <w:rPr>
@@ -19090,9 +18984,6 @@
               <w:widowControl/>
               <w:wordWrap/>
               <w:autoSpaceDE/>
-              <w:rPr>
-                <w:rFonts w:hint="eastAsia"/>
-              </w:rPr>
             </w:pPr>
             <w:r>
               <w:rPr>
@@ -19118,9 +19009,6 @@
               <w:widowControl/>
               <w:wordWrap/>
               <w:autoSpaceDE/>
-              <w:rPr>
-                <w:rFonts w:hint="eastAsia"/>
-              </w:rPr>
             </w:pPr>
             <w:r>
               <w:rPr>
@@ -19135,7 +19023,6 @@
               <w:wordWrap/>
               <w:autoSpaceDE/>
               <w:rPr>
-                <w:rFonts w:hint="eastAsia"/>
                 <w:sz w:val="20"/>
                 <w:szCs w:val="20"/>
               </w:rPr>
@@ -19157,7 +19044,6 @@
               <w:wordWrap/>
               <w:autoSpaceDE/>
               <w:rPr>
-                <w:rFonts w:hint="eastAsia"/>
                 <w:sz w:val="20"/>
                 <w:szCs w:val="20"/>
               </w:rPr>
@@ -19212,9 +19098,6 @@
               <w:widowControl/>
               <w:wordWrap/>
               <w:autoSpaceDE/>
-              <w:rPr>
-                <w:rFonts w:hint="eastAsia"/>
-              </w:rPr>
             </w:pPr>
             <w:r>
               <w:rPr>
@@ -19242,9 +19125,6 @@
               <w:widowControl/>
               <w:wordWrap/>
               <w:autoSpaceDE/>
-              <w:rPr>
-                <w:rFonts w:hint="eastAsia"/>
-              </w:rPr>
             </w:pPr>
             <w:r>
               <w:rPr>
@@ -19276,9 +19156,6 @@
               <w:widowControl/>
               <w:wordWrap/>
               <w:autoSpaceDE/>
-              <w:rPr>
-                <w:rFonts w:hint="eastAsia"/>
-              </w:rPr>
             </w:pPr>
             <w:r>
               <w:rPr>
@@ -19293,7 +19170,6 @@
               <w:wordWrap/>
               <w:autoSpaceDE/>
               <w:rPr>
-                <w:rFonts w:hint="eastAsia"/>
                 <w:sz w:val="20"/>
                 <w:szCs w:val="20"/>
               </w:rPr>
@@ -19313,18 +19189,18 @@
               <w:wordWrap/>
               <w:autoSpaceDE/>
               <w:rPr>
+                <w:rFonts w:asciiTheme="majorEastAsia" w:eastAsiaTheme="majorEastAsia" w:hAnsiTheme="majorEastAsia"/>
+                <w:sz w:val="20"/>
+                <w:szCs w:val="20"/>
+              </w:rPr>
+            </w:pPr>
+            <w:proofErr w:type="spellStart"/>
+            <w:r>
+              <w:rPr>
                 <w:rFonts w:asciiTheme="majorEastAsia" w:eastAsiaTheme="majorEastAsia" w:hAnsiTheme="majorEastAsia" w:hint="eastAsia"/>
                 <w:sz w:val="20"/>
                 <w:szCs w:val="20"/>
               </w:rPr>
-            </w:pPr>
-            <w:proofErr w:type="spellStart"/>
-            <w:r>
-              <w:rPr>
-                <w:rFonts w:asciiTheme="majorEastAsia" w:eastAsiaTheme="majorEastAsia" w:hAnsiTheme="majorEastAsia" w:hint="eastAsia"/>
-                <w:sz w:val="20"/>
-                <w:szCs w:val="20"/>
-              </w:rPr>
               <w:t>Processpacket</w:t>
             </w:r>
             <w:proofErr w:type="spellEnd"/>
@@ -19334,9 +19210,6 @@
               <w:widowControl/>
               <w:wordWrap/>
               <w:autoSpaceDE/>
-              <w:rPr>
-                <w:rFonts w:hint="eastAsia"/>
-              </w:rPr>
             </w:pPr>
             <w:r>
               <w:rPr>
@@ -19364,9 +19237,6 @@
               <w:widowControl/>
               <w:wordWrap/>
               <w:autoSpaceDE/>
-              <w:rPr>
-                <w:rFonts w:hint="eastAsia"/>
-              </w:rPr>
             </w:pPr>
             <w:r>
               <w:rPr>
@@ -19380,9 +19250,6 @@
               <w:widowControl/>
               <w:wordWrap/>
               <w:autoSpaceDE/>
-              <w:rPr>
-                <w:rFonts w:hint="eastAsia"/>
-              </w:rPr>
             </w:pPr>
             <w:proofErr w:type="spellStart"/>
             <w:r>
@@ -19398,9 +19265,6 @@
               <w:widowControl/>
               <w:wordWrap/>
               <w:autoSpaceDE/>
-              <w:rPr>
-                <w:rFonts w:hint="eastAsia"/>
-              </w:rPr>
             </w:pPr>
             <w:r>
               <w:rPr>
@@ -19428,9 +19292,6 @@
               <w:widowControl/>
               <w:wordWrap/>
               <w:autoSpaceDE/>
-              <w:rPr>
-                <w:rFonts w:hint="eastAsia"/>
-              </w:rPr>
             </w:pPr>
             <w:r>
               <w:rPr>
@@ -19456,9 +19317,6 @@
               <w:widowControl/>
               <w:wordWrap/>
               <w:autoSpaceDE/>
-              <w:rPr>
-                <w:rFonts w:hint="eastAsia"/>
-              </w:rPr>
             </w:pPr>
             <w:r>
               <w:rPr>
@@ -19485,7 +19343,6 @@
               <w:wordWrap/>
               <w:autoSpaceDE/>
               <w:rPr>
-                <w:rFonts w:hint="eastAsia"/>
                 <w:color w:val="960000"/>
                 <w:sz w:val="14"/>
                 <w:szCs w:val="14"/>
@@ -19504,7 +19361,6 @@
               <w:wordWrap/>
               <w:autoSpaceDE/>
               <w:rPr>
-                <w:rFonts w:hint="eastAsia"/>
                 <w:color w:val="960000"/>
                 <w:sz w:val="16"/>
                 <w:szCs w:val="16"/>
@@ -19527,9 +19383,6 @@
               <w:widowControl/>
               <w:wordWrap/>
               <w:autoSpaceDE/>
-              <w:rPr>
-                <w:rFonts w:hint="eastAsia"/>
-              </w:rPr>
             </w:pPr>
             <w:r>
               <w:rPr>
@@ -19558,9 +19411,6 @@
               <w:widowControl/>
               <w:wordWrap/>
               <w:autoSpaceDE/>
-              <w:rPr>
-                <w:rFonts w:hint="eastAsia"/>
-              </w:rPr>
             </w:pPr>
             <w:r>
               <w:rPr>
@@ -19575,7 +19425,6 @@
               <w:wordWrap/>
               <w:autoSpaceDE/>
               <w:rPr>
-                <w:rFonts w:hint="eastAsia"/>
                 <w:sz w:val="20"/>
                 <w:szCs w:val="20"/>
               </w:rPr>
@@ -19595,7 +19444,6 @@
               <w:wordWrap/>
               <w:autoSpaceDE/>
               <w:rPr>
-                <w:rFonts w:hint="eastAsia"/>
                 <w:sz w:val="20"/>
                 <w:szCs w:val="20"/>
               </w:rPr>
@@ -19614,9 +19462,6 @@
               <w:widowControl/>
               <w:wordWrap/>
               <w:autoSpaceDE/>
-              <w:rPr>
-                <w:rFonts w:hint="eastAsia"/>
-              </w:rPr>
             </w:pPr>
             <w:r>
               <w:rPr>
@@ -19644,9 +19489,6 @@
               <w:widowControl/>
               <w:wordWrap/>
               <w:autoSpaceDE/>
-              <w:rPr>
-                <w:rFonts w:hint="eastAsia"/>
-              </w:rPr>
             </w:pPr>
             <w:r>
               <w:rPr>
@@ -19661,7 +19503,6 @@
               <w:wordWrap/>
               <w:autoSpaceDE/>
               <w:rPr>
-                <w:rFonts w:hint="eastAsia"/>
                 <w:sz w:val="20"/>
                 <w:szCs w:val="20"/>
               </w:rPr>
@@ -19681,7 +19522,6 @@
               <w:wordWrap/>
               <w:autoSpaceDE/>
               <w:rPr>
-                <w:rFonts w:hint="eastAsia"/>
                 <w:sz w:val="20"/>
                 <w:szCs w:val="20"/>
               </w:rPr>
@@ -19728,9 +19568,6 @@
               <w:widowControl/>
               <w:wordWrap/>
               <w:autoSpaceDE/>
-              <w:rPr>
-                <w:rFonts w:hint="eastAsia"/>
-              </w:rPr>
             </w:pPr>
             <w:r>
               <w:rPr>
@@ -19758,9 +19595,6 @@
               <w:widowControl/>
               <w:wordWrap/>
               <w:autoSpaceDE/>
-              <w:rPr>
-                <w:rFonts w:hint="eastAsia"/>
-              </w:rPr>
             </w:pPr>
             <w:r>
               <w:rPr>
@@ -19792,9 +19626,6 @@
               <w:widowControl/>
               <w:wordWrap/>
               <w:autoSpaceDE/>
-              <w:rPr>
-                <w:rFonts w:hint="eastAsia"/>
-              </w:rPr>
             </w:pPr>
             <w:r>
               <w:rPr>
@@ -19809,7 +19640,6 @@
               <w:wordWrap/>
               <w:autoSpaceDE/>
               <w:rPr>
-                <w:rFonts w:hint="eastAsia"/>
                 <w:sz w:val="20"/>
                 <w:szCs w:val="20"/>
               </w:rPr>
@@ -19829,18 +19659,18 @@
               <w:wordWrap/>
               <w:autoSpaceDE/>
               <w:rPr>
+                <w:rFonts w:asciiTheme="majorEastAsia" w:eastAsiaTheme="majorEastAsia" w:hAnsiTheme="majorEastAsia"/>
+                <w:sz w:val="20"/>
+                <w:szCs w:val="20"/>
+              </w:rPr>
+            </w:pPr>
+            <w:proofErr w:type="spellStart"/>
+            <w:r>
+              <w:rPr>
                 <w:rFonts w:asciiTheme="majorEastAsia" w:eastAsiaTheme="majorEastAsia" w:hAnsiTheme="majorEastAsia" w:hint="eastAsia"/>
                 <w:sz w:val="20"/>
                 <w:szCs w:val="20"/>
               </w:rPr>
-            </w:pPr>
-            <w:proofErr w:type="spellStart"/>
-            <w:r>
-              <w:rPr>
-                <w:rFonts w:asciiTheme="majorEastAsia" w:eastAsiaTheme="majorEastAsia" w:hAnsiTheme="majorEastAsia" w:hint="eastAsia"/>
-                <w:sz w:val="20"/>
-                <w:szCs w:val="20"/>
-              </w:rPr>
               <w:t>Processpacket</w:t>
             </w:r>
             <w:proofErr w:type="spellEnd"/>
@@ -19850,9 +19680,6 @@
               <w:widowControl/>
               <w:wordWrap/>
               <w:autoSpaceDE/>
-              <w:rPr>
-                <w:rFonts w:hint="eastAsia"/>
-              </w:rPr>
             </w:pPr>
             <w:r>
               <w:rPr>
@@ -19879,9 +19706,6 @@
               <w:widowControl/>
               <w:wordWrap/>
               <w:autoSpaceDE/>
-              <w:rPr>
-                <w:rFonts w:hint="eastAsia"/>
-              </w:rPr>
             </w:pPr>
             <w:r>
               <w:rPr>
@@ -19895,9 +19719,6 @@
               <w:widowControl/>
               <w:wordWrap/>
               <w:autoSpaceDE/>
-              <w:rPr>
-                <w:rFonts w:hint="eastAsia"/>
-              </w:rPr>
             </w:pPr>
           </w:p>
         </w:tc>
@@ -19917,9 +19738,6 @@
               <w:widowControl/>
               <w:wordWrap/>
               <w:autoSpaceDE/>
-              <w:rPr>
-                <w:rFonts w:hint="eastAsia"/>
-              </w:rPr>
             </w:pPr>
             <w:r>
               <w:rPr>
@@ -19946,7 +19764,6 @@
               <w:wordWrap/>
               <w:autoSpaceDE/>
               <w:rPr>
-                <w:rFonts w:hint="eastAsia"/>
                 <w:color w:val="960000"/>
                 <w:sz w:val="14"/>
                 <w:szCs w:val="14"/>
@@ -19965,7 +19782,6 @@
               <w:wordWrap/>
               <w:autoSpaceDE/>
               <w:rPr>
-                <w:rFonts w:hint="eastAsia"/>
                 <w:color w:val="960000"/>
                 <w:sz w:val="16"/>
                 <w:szCs w:val="16"/>
@@ -19988,9 +19804,6 @@
               <w:widowControl/>
               <w:wordWrap/>
               <w:autoSpaceDE/>
-              <w:rPr>
-                <w:rFonts w:hint="eastAsia"/>
-              </w:rPr>
             </w:pPr>
             <w:r>
               <w:rPr>
@@ -20019,9 +19832,6 @@
               <w:widowControl/>
               <w:wordWrap/>
               <w:autoSpaceDE/>
-              <w:rPr>
-                <w:rFonts w:hint="eastAsia"/>
-              </w:rPr>
             </w:pPr>
             <w:r>
               <w:rPr>
@@ -20047,9 +19857,6 @@
               <w:widowControl/>
               <w:wordWrap/>
               <w:autoSpaceDE/>
-              <w:rPr>
-                <w:rFonts w:hint="eastAsia"/>
-              </w:rPr>
             </w:pPr>
             <w:r>
               <w:rPr>
@@ -20064,7 +19871,6 @@
               <w:wordWrap/>
               <w:autoSpaceDE/>
               <w:rPr>
-                <w:rFonts w:hint="eastAsia"/>
                 <w:sz w:val="20"/>
                 <w:szCs w:val="20"/>
               </w:rPr>
@@ -20085,9 +19891,6 @@
               <w:widowControl/>
               <w:wordWrap/>
               <w:autoSpaceDE/>
-              <w:rPr>
-                <w:rFonts w:hint="eastAsia"/>
-              </w:rPr>
             </w:pPr>
             <w:r>
               <w:rPr>
@@ -20123,9 +19926,6 @@
               <w:widowControl/>
               <w:wordWrap/>
               <w:autoSpaceDE/>
-              <w:rPr>
-                <w:rFonts w:hint="eastAsia"/>
-              </w:rPr>
             </w:pPr>
             <w:r>
               <w:rPr>
@@ -20159,9 +19959,6 @@
               <w:wordWrap/>
               <w:autoSpaceDE/>
               <w:jc w:val="center"/>
-              <w:rPr>
-                <w:rFonts w:hint="eastAsia"/>
-              </w:rPr>
             </w:pPr>
             <w:r>
               <w:rPr>
@@ -20193,9 +19990,6 @@
               <w:widowControl/>
               <w:wordWrap/>
               <w:autoSpaceDE/>
-              <w:rPr>
-                <w:rFonts w:hint="eastAsia"/>
-              </w:rPr>
             </w:pPr>
             <w:r>
               <w:rPr>
@@ -20210,7 +20004,6 @@
               <w:wordWrap/>
               <w:autoSpaceDE/>
               <w:rPr>
-                <w:rFonts w:hint="eastAsia"/>
                 <w:sz w:val="20"/>
                 <w:szCs w:val="20"/>
               </w:rPr>
@@ -20230,18 +20023,18 @@
               <w:wordWrap/>
               <w:autoSpaceDE/>
               <w:rPr>
+                <w:rFonts w:asciiTheme="majorEastAsia" w:eastAsiaTheme="majorEastAsia" w:hAnsiTheme="majorEastAsia"/>
+                <w:sz w:val="20"/>
+                <w:szCs w:val="20"/>
+              </w:rPr>
+            </w:pPr>
+            <w:proofErr w:type="spellStart"/>
+            <w:r>
+              <w:rPr>
                 <w:rFonts w:asciiTheme="majorEastAsia" w:eastAsiaTheme="majorEastAsia" w:hAnsiTheme="majorEastAsia" w:hint="eastAsia"/>
                 <w:sz w:val="20"/>
                 <w:szCs w:val="20"/>
               </w:rPr>
-            </w:pPr>
-            <w:proofErr w:type="spellStart"/>
-            <w:r>
-              <w:rPr>
-                <w:rFonts w:asciiTheme="majorEastAsia" w:eastAsiaTheme="majorEastAsia" w:hAnsiTheme="majorEastAsia" w:hint="eastAsia"/>
-                <w:sz w:val="20"/>
-                <w:szCs w:val="20"/>
-              </w:rPr>
               <w:t>Processpacket</w:t>
             </w:r>
             <w:proofErr w:type="spellEnd"/>
@@ -20251,9 +20044,6 @@
               <w:widowControl/>
               <w:wordWrap/>
               <w:autoSpaceDE/>
-              <w:rPr>
-                <w:rFonts w:hint="eastAsia"/>
-              </w:rPr>
             </w:pPr>
             <w:r>
               <w:rPr>
@@ -20280,9 +20070,6 @@
               <w:widowControl/>
               <w:wordWrap/>
               <w:autoSpaceDE/>
-              <w:rPr>
-                <w:rFonts w:hint="eastAsia"/>
-              </w:rPr>
             </w:pPr>
             <w:r>
               <w:rPr>
@@ -20296,9 +20083,6 @@
               <w:widowControl/>
               <w:wordWrap/>
               <w:autoSpaceDE/>
-              <w:rPr>
-                <w:rFonts w:hint="eastAsia"/>
-              </w:rPr>
             </w:pPr>
           </w:p>
         </w:tc>
@@ -20318,9 +20102,6 @@
               <w:widowControl/>
               <w:wordWrap/>
               <w:autoSpaceDE/>
-              <w:rPr>
-                <w:rFonts w:hint="eastAsia"/>
-              </w:rPr>
             </w:pPr>
             <w:r>
               <w:rPr>
@@ -20347,7 +20128,6 @@
               <w:wordWrap/>
               <w:autoSpaceDE/>
               <w:rPr>
-                <w:rFonts w:hint="eastAsia"/>
                 <w:color w:val="960000"/>
                 <w:sz w:val="14"/>
                 <w:szCs w:val="14"/>
@@ -20366,7 +20146,6 @@
               <w:wordWrap/>
               <w:autoSpaceDE/>
               <w:rPr>
-                <w:rFonts w:hint="eastAsia"/>
                 <w:color w:val="960000"/>
                 <w:sz w:val="16"/>
                 <w:szCs w:val="16"/>
@@ -20389,9 +20168,6 @@
               <w:widowControl/>
               <w:wordWrap/>
               <w:autoSpaceDE/>
-              <w:rPr>
-                <w:rFonts w:hint="eastAsia"/>
-              </w:rPr>
             </w:pPr>
             <w:r>
               <w:rPr>
@@ -20420,9 +20196,6 @@
               <w:widowControl/>
               <w:wordWrap/>
               <w:autoSpaceDE/>
-              <w:rPr>
-                <w:rFonts w:hint="eastAsia"/>
-              </w:rPr>
             </w:pPr>
             <w:r>
               <w:rPr>
@@ -20448,9 +20221,6 @@
               <w:widowControl/>
               <w:wordWrap/>
               <w:autoSpaceDE/>
-              <w:rPr>
-                <w:rFonts w:hint="eastAsia"/>
-              </w:rPr>
             </w:pPr>
             <w:r>
               <w:rPr>
@@ -20476,9 +20246,6 @@
               <w:widowControl/>
               <w:wordWrap/>
               <w:autoSpaceDE/>
-              <w:rPr>
-                <w:rFonts w:hint="eastAsia"/>
-              </w:rPr>
             </w:pPr>
             <w:r>
               <w:rPr>
@@ -20510,9 +20277,6 @@
               <w:widowControl/>
               <w:wordWrap/>
               <w:autoSpaceDE/>
-              <w:rPr>
-                <w:rFonts w:hint="eastAsia"/>
-              </w:rPr>
             </w:pPr>
             <w:r>
               <w:rPr>
@@ -20538,15 +20302,74 @@
               <w:widowControl/>
               <w:wordWrap/>
               <w:autoSpaceDE/>
-              <w:rPr>
-                <w:rFonts w:hint="eastAsia"/>
-              </w:rPr>
             </w:pPr>
             <w:r>
               <w:rPr>
                 <w:rFonts w:hint="eastAsia"/>
               </w:rPr>
               <w:t>8</w:t>
+            </w:r>
+          </w:p>
+          <w:p>
+            <w:pPr>
+              <w:widowControl/>
+              <w:wordWrap/>
+              <w:autoSpaceDE/>
+              <w:autoSpaceDN/>
+              <w:rPr>
+                <w:color w:val="8E0000"/>
+                <w:sz w:val="18"/>
+                <w:szCs w:val="18"/>
+              </w:rPr>
+            </w:pPr>
+            <w:r>
+              <w:rPr>
+                <w:rFonts w:hint="eastAsia"/>
+                <w:color w:val="8E0000"/>
+                <w:sz w:val="18"/>
+                <w:szCs w:val="18"/>
+              </w:rPr>
+              <w:t>개발 진척 확인</w:t>
+            </w:r>
+          </w:p>
+          <w:p>
+            <w:pPr>
+              <w:widowControl/>
+              <w:wordWrap/>
+              <w:autoSpaceDE/>
+              <w:autoSpaceDN/>
+              <w:rPr>
+                <w:color w:val="960000"/>
+                <w:sz w:val="16"/>
+                <w:szCs w:val="16"/>
+              </w:rPr>
+            </w:pPr>
+            <w:proofErr w:type="spellStart"/>
+            <w:r>
+              <w:rPr>
+                <w:rFonts w:hint="eastAsia"/>
+                <w:color w:val="960000"/>
+                <w:sz w:val="16"/>
+                <w:szCs w:val="16"/>
+              </w:rPr>
+              <w:t>패킷테스트</w:t>
+            </w:r>
+            <w:proofErr w:type="spellEnd"/>
+          </w:p>
+          <w:p>
+            <w:pPr>
+              <w:widowControl/>
+              <w:wordWrap/>
+              <w:autoSpaceDE/>
+            </w:pPr>
+            <w:r>
+              <w:rPr>
+                <w:rFonts w:hint="eastAsia"/>
+                <w:color w:val="960000"/>
+                <w:sz w:val="16"/>
+                <w:szCs w:val="16"/>
+              </w:rPr>
+              <w:t>진행 보고 및 회의</w:t>
             </w:r>
           </w:p>
         </w:tc>
@@ -20566,15 +20389,28 @@
               <w:widowControl/>
               <w:wordWrap/>
               <w:autoSpaceDE/>
-              <w:rPr>
-                <w:rFonts w:hint="eastAsia"/>
-              </w:rPr>
             </w:pPr>
             <w:r>
               <w:rPr>
                 <w:rFonts w:hint="eastAsia"/>
               </w:rPr>
               <w:t>9</w:t>
+            </w:r>
+          </w:p>
+          <w:p>
+            <w:pPr>
+              <w:widowControl/>
+              <w:wordWrap/>
+              <w:autoSpaceDE/>
+            </w:pPr>
+            <w:r>
+              <w:rPr>
+                <w:rFonts w:hint="eastAsia"/>
+                <w:color w:val="960000"/>
+                <w:sz w:val="16"/>
+                <w:szCs w:val="16"/>
+              </w:rPr>
+              <w:t>최종 보고서 작성</w:t>
             </w:r>
           </w:p>
         </w:tc>
@@ -20595,7 +20431,6 @@
               <w:wordWrap/>
               <w:autoSpaceDE/>
               <w:rPr>
-                <w:rFonts w:hint="eastAsia"/>
                 <w:color w:val="960000"/>
                 <w:sz w:val="14"/>
                 <w:szCs w:val="14"/>
@@ -20614,7 +20449,6 @@
               <w:wordWrap/>
               <w:autoSpaceDE/>
               <w:rPr>
-                <w:rFonts w:hint="eastAsia"/>
                 <w:color w:val="960000"/>
                 <w:sz w:val="16"/>
                 <w:szCs w:val="16"/>
@@ -20637,9 +20471,6 @@
               <w:widowControl/>
               <w:wordWrap/>
               <w:autoSpaceDE/>
-              <w:rPr>
-                <w:rFonts w:hint="eastAsia"/>
-              </w:rPr>
             </w:pPr>
             <w:r>
               <w:rPr>
@@ -20668,9 +20499,6 @@
               <w:widowControl/>
               <w:wordWrap/>
               <w:autoSpaceDE/>
-              <w:rPr>
-                <w:rFonts w:hint="eastAsia"/>
-              </w:rPr>
             </w:pPr>
             <w:r>
               <w:rPr>
@@ -20696,9 +20524,6 @@
               <w:widowControl/>
               <w:wordWrap/>
               <w:autoSpaceDE/>
-              <w:rPr>
-                <w:rFonts w:hint="eastAsia"/>
-              </w:rPr>
             </w:pPr>
             <w:r>
               <w:rPr>
@@ -20724,9 +20549,6 @@
               <w:widowControl/>
               <w:wordWrap/>
               <w:autoSpaceDE/>
-              <w:rPr>
-                <w:rFonts w:hint="eastAsia"/>
-              </w:rPr>
             </w:pPr>
             <w:r>
               <w:rPr>
@@ -20758,7 +20580,7 @@
 </file>
 
 <file path=word/endnotes.xml><?xml version="1.0" encoding="utf-8"?>
-<w:endnotes xmlns:wpc="http://schemas.microsoft.com/office/word/2010/wordprocessingCanvas" xmlns:cx="http://schemas.microsoft.com/office/drawing/2014/chartex" xmlns:cx1="http://schemas.microsoft.com/office/drawing/2015/9/8/chartex" xmlns:cx2="http://schemas.microsoft.com/office/drawing/2015/10/21/chartex" xmlns:cx3="http://schemas.microsoft.com/office/drawing/2016/5/9/chartex" xmlns:cx4="http://schemas.microsoft.com/office/drawing/2016/5/10/chartex" xmlns:cx5="http://schemas.microsoft.com/office/drawing/2016/5/11/chartex" xmlns:cx6="http://schemas.microsoft.com/office/drawing/2016/5/12/chartex" xmlns:cx7="http://schemas.microsoft.com/office/drawing/2016/5/13/chartex" xmlns:cx8="http://schemas.microsoft.com/office/drawing/2016/5/14/chartex" xmlns:mc="http://schemas.openxmlformats.org/markup-compatibility/2006" xmlns:aink="http://schemas.microsoft.com/office/drawing/2016/ink" xmlns:am3d="http://schemas.microsoft.com/office/drawing/2017/model3d" xmlns:o="urn:schemas-microsoft-com:office:office" xmlns:oel="http://schemas.microsoft.com/office/2019/extlst" xmlns:r="http://schemas.openxmlformats.org/officeDocument/2006/relationships" xmlns:m="http://schemas.openxmlformats.org/officeDocument/2006/math" xmlns:v="urn:schemas-microsoft-com:vml" xmlns:wp14="http://schemas.microsoft.com/office/word/2010/wordprocessingDrawing" xmlns:wp="http://schemas.openxmlformats.org/drawingml/2006/wordprocessingDrawing" xmlns:w10="urn:schemas-microsoft-com:office:word" xmlns:w="http://schemas.openxmlformats.org/wordprocessingml/2006/main" xmlns:w14="http://schemas.microsoft.com/office/word/2010/wordml" xmlns:w15="http://schemas.microsoft.com/office/word/2012/wordml" xmlns:w16cex="http://schemas.microsoft.com/office/word/2018/wordml/cex" xmlns:w16cid="http://schemas.microsoft.com/office/word/2016/wordml/cid" xmlns:w16="http://schemas.microsoft.com/office/word/2018/wordml" xmlns:w16du="http://schemas.microsoft.com/office/word/2023/wordml/word16du" xmlns:w16sdtdh="http://schemas.microsoft.com/office/word/2020/wordml/sdtdatahash" xmlns:w16sdtfl="http://schemas.microsoft.com/office/word/2024/wordml/sdtformatlock" xmlns:w16se="http://schemas.microsoft.com/office/word/2015/wordml/symex" xmlns:wpg="http://schemas.microsoft.com/office/word/2010/wordprocessingGroup" xmlns:wpi="http://schemas.microsoft.com/office/word/2010/wordprocessingInk" xmlns:wne="http://schemas.microsoft.com/office/word/2006/wordml" xmlns:wps="http://schemas.microsoft.com/office/word/2010/wordprocessingShape" mc:Ignorable="w14 w15 w16se w16cid w16 w16cex w16sdtdh w16sdtfl w16du wp14">
+<w:endnotes xmlns:wpc="http://schemas.microsoft.com/office/word/2010/wordprocessingCanvas" xmlns:cx="http://schemas.microsoft.com/office/drawing/2014/chartex" xmlns:cx1="http://schemas.microsoft.com/office/drawing/2015/9/8/chartex" xmlns:cx2="http://schemas.microsoft.com/office/drawing/2015/10/21/chartex" xmlns:cx3="http://schemas.microsoft.com/office/drawing/2016/5/9/chartex" xmlns:cx4="http://schemas.microsoft.com/office/drawing/2016/5/10/chartex" xmlns:cx5="http://schemas.microsoft.com/office/drawing/2016/5/11/chartex" xmlns:cx6="http://schemas.microsoft.com/office/drawing/2016/5/12/chartex" xmlns:cx7="http://schemas.microsoft.com/office/drawing/2016/5/13/chartex" xmlns:cx8="http://schemas.microsoft.com/office/drawing/2016/5/14/chartex" xmlns:mc="http://schemas.openxmlformats.org/markup-compatibility/2006" xmlns:aink="http://schemas.microsoft.com/office/drawing/2016/ink" xmlns:am3d="http://schemas.microsoft.com/office/drawing/2017/model3d" xmlns:o="urn:schemas-microsoft-com:office:office" xmlns:oel="http://schemas.microsoft.com/office/2019/extlst" xmlns:r="http://schemas.openxmlformats.org/officeDocument/2006/relationships" xmlns:m="http://schemas.openxmlformats.org/officeDocument/2006/math" xmlns:v="urn:schemas-microsoft-com:vml" xmlns:wp14="http://schemas.microsoft.com/office/word/2010/wordprocessingDrawing" xmlns:wp="http://schemas.openxmlformats.org/drawingml/2006/wordprocessingDrawing" xmlns:w10="urn:schemas-microsoft-com:office:word" xmlns:w="http://schemas.openxmlformats.org/wordprocessingml/2006/main" xmlns:w14="http://schemas.microsoft.com/office/word/2010/wordml" xmlns:w15="http://schemas.microsoft.com/office/word/2012/wordml" xmlns:w16cex="http://schemas.microsoft.com/office/word/2018/wordml/cex" xmlns:w16cid="http://schemas.microsoft.com/office/word/2016/wordml/cid" xmlns:w16="http://schemas.microsoft.com/office/word/2018/wordml" xmlns:w16sdtdh="http://schemas.microsoft.com/office/word/2020/wordml/sdtdatahash" xmlns:w16se="http://schemas.microsoft.com/office/word/2015/wordml/symex" xmlns:wpg="http://schemas.microsoft.com/office/word/2010/wordprocessingGroup" xmlns:wpi="http://schemas.microsoft.com/office/word/2010/wordprocessingInk" xmlns:wne="http://schemas.microsoft.com/office/word/2006/wordml" xmlns:wps="http://schemas.microsoft.com/office/word/2010/wordprocessingShape" mc:Ignorable="w14 w15 w16se w16cid w16 w16cex w16sdtdh wp14">
   <w:endnote w:type="separator" w:id="-1">
     <w:p>
       <w:pPr>
@@ -20783,7 +20605,7 @@
 </file>
 
 <file path=word/footer1.xml><?xml version="1.0" encoding="utf-8"?>
-<w:ftr xmlns:wpc="http://schemas.microsoft.com/office/word/2010/wordprocessingCanvas" xmlns:cx="http://schemas.microsoft.com/office/drawing/2014/chartex" xmlns:cx1="http://schemas.microsoft.com/office/drawing/2015/9/8/chartex" xmlns:cx2="http://schemas.microsoft.com/office/drawing/2015/10/21/chartex" xmlns:cx3="http://schemas.microsoft.com/office/drawing/2016/5/9/chartex" xmlns:cx4="http://schemas.microsoft.com/office/drawing/2016/5/10/chartex" xmlns:cx5="http://schemas.microsoft.com/office/drawing/2016/5/11/chartex" xmlns:cx6="http://schemas.microsoft.com/office/drawing/2016/5/12/chartex" xmlns:cx7="http://schemas.microsoft.com/office/drawing/2016/5/13/chartex" xmlns:cx8="http://schemas.microsoft.com/office/drawing/2016/5/14/chartex" xmlns:mc="http://schemas.openxmlformats.org/markup-compatibility/2006" xmlns:aink="http://schemas.microsoft.com/office/drawing/2016/ink" xmlns:am3d="http://schemas.microsoft.com/office/drawing/2017/model3d" xmlns:o="urn:schemas-microsoft-com:office:office" xmlns:oel="http://schemas.microsoft.com/office/2019/extlst" xmlns:r="http://schemas.openxmlformats.org/officeDocument/2006/relationships" xmlns:m="http://schemas.openxmlformats.org/officeDocument/2006/math" xmlns:v="urn:schemas-microsoft-com:vml" xmlns:wp14="http://schemas.microsoft.com/office/word/2010/wordprocessingDrawing" xmlns:wp="http://schemas.openxmlformats.org/drawingml/2006/wordprocessingDrawing" xmlns:w10="urn:schemas-microsoft-com:office:word" xmlns:w="http://schemas.openxmlformats.org/wordprocessingml/2006/main" xmlns:w14="http://schemas.microsoft.com/office/word/2010/wordml" xmlns:w15="http://schemas.microsoft.com/office/word/2012/wordml" xmlns:w16cex="http://schemas.microsoft.com/office/word/2018/wordml/cex" xmlns:w16cid="http://schemas.microsoft.com/office/word/2016/wordml/cid" xmlns:w16="http://schemas.microsoft.com/office/word/2018/wordml" xmlns:w16du="http://schemas.microsoft.com/office/word/2023/wordml/word16du" xmlns:w16sdtdh="http://schemas.microsoft.com/office/word/2020/wordml/sdtdatahash" xmlns:w16sdtfl="http://schemas.microsoft.com/office/word/2024/wordml/sdtformatlock" xmlns:w16se="http://schemas.microsoft.com/office/word/2015/wordml/symex" xmlns:wpg="http://schemas.microsoft.com/office/word/2010/wordprocessingGroup" xmlns:wpi="http://schemas.microsoft.com/office/word/2010/wordprocessingInk" xmlns:wne="http://schemas.microsoft.com/office/word/2006/wordml" xmlns:wps="http://schemas.microsoft.com/office/word/2010/wordprocessingShape" mc:Ignorable="w14 w15 w16se w16cid w16 w16cex w16sdtdh w16sdtfl w16du wp14">
+<w:ftr xmlns:wpc="http://schemas.microsoft.com/office/word/2010/wordprocessingCanvas" xmlns:cx="http://schemas.microsoft.com/office/drawing/2014/chartex" xmlns:cx1="http://schemas.microsoft.com/office/drawing/2015/9/8/chartex" xmlns:cx2="http://schemas.microsoft.com/office/drawing/2015/10/21/chartex" xmlns:cx3="http://schemas.microsoft.com/office/drawing/2016/5/9/chartex" xmlns:cx4="http://schemas.microsoft.com/office/drawing/2016/5/10/chartex" xmlns:cx5="http://schemas.microsoft.com/office/drawing/2016/5/11/chartex" xmlns:cx6="http://schemas.microsoft.com/office/drawing/2016/5/12/chartex" xmlns:cx7="http://schemas.microsoft.com/office/drawing/2016/5/13/chartex" xmlns:cx8="http://schemas.microsoft.com/office/drawing/2016/5/14/chartex" xmlns:mc="http://schemas.openxmlformats.org/markup-compatibility/2006" xmlns:aink="http://schemas.microsoft.com/office/drawing/2016/ink" xmlns:am3d="http://schemas.microsoft.com/office/drawing/2017/model3d" xmlns:o="urn:schemas-microsoft-com:office:office" xmlns:oel="http://schemas.microsoft.com/office/2019/extlst" xmlns:r="http://schemas.openxmlformats.org/officeDocument/2006/relationships" xmlns:m="http://schemas.openxmlformats.org/officeDocument/2006/math" xmlns:v="urn:schemas-microsoft-com:vml" xmlns:wp14="http://schemas.microsoft.com/office/word/2010/wordprocessingDrawing" xmlns:wp="http://schemas.openxmlformats.org/drawingml/2006/wordprocessingDrawing" xmlns:w10="urn:schemas-microsoft-com:office:word" xmlns:w="http://schemas.openxmlformats.org/wordprocessingml/2006/main" xmlns:w14="http://schemas.microsoft.com/office/word/2010/wordml" xmlns:w15="http://schemas.microsoft.com/office/word/2012/wordml" xmlns:w16cex="http://schemas.microsoft.com/office/word/2018/wordml/cex" xmlns:w16cid="http://schemas.microsoft.com/office/word/2016/wordml/cid" xmlns:w16="http://schemas.microsoft.com/office/word/2018/wordml" xmlns:w16sdtdh="http://schemas.microsoft.com/office/word/2020/wordml/sdtdatahash" xmlns:w16se="http://schemas.microsoft.com/office/word/2015/wordml/symex" xmlns:wpg="http://schemas.microsoft.com/office/word/2010/wordprocessingGroup" xmlns:wpi="http://schemas.microsoft.com/office/word/2010/wordprocessingInk" xmlns:wne="http://schemas.microsoft.com/office/word/2006/wordml" xmlns:wps="http://schemas.microsoft.com/office/word/2010/wordprocessingShape" mc:Ignorable="w14 w15 w16se w16cid w16 w16cex w16sdtdh wp14">
   <w:sdt>
     <w:sdtPr>
       <w:id w:val="1471174885"/>
@@ -20828,7 +20650,7 @@
 </file>
 
 <file path=word/footnotes.xml><?xml version="1.0" encoding="utf-8"?>
-<w:footnotes xmlns:wpc="http://schemas.microsoft.com/office/word/2010/wordprocessingCanvas" xmlns:cx="http://schemas.microsoft.com/office/drawing/2014/chartex" xmlns:cx1="http://schemas.microsoft.com/office/drawing/2015/9/8/chartex" xmlns:cx2="http://schemas.microsoft.com/office/drawing/2015/10/21/chartex" xmlns:cx3="http://schemas.microsoft.com/office/drawing/2016/5/9/chartex" xmlns:cx4="http://schemas.microsoft.com/office/drawing/2016/5/10/chartex" xmlns:cx5="http://schemas.microsoft.com/office/drawing/2016/5/11/chartex" xmlns:cx6="http://schemas.microsoft.com/office/drawing/2016/5/12/chartex" xmlns:cx7="http://schemas.microsoft.com/office/drawing/2016/5/13/chartex" xmlns:cx8="http://schemas.microsoft.com/office/drawing/2016/5/14/chartex" xmlns:mc="http://schemas.openxmlformats.org/markup-compatibility/2006" xmlns:aink="http://schemas.microsoft.com/office/drawing/2016/ink" xmlns:am3d="http://schemas.microsoft.com/office/drawing/2017/model3d" xmlns:o="urn:schemas-microsoft-com:office:office" xmlns:oel="http://schemas.microsoft.com/office/2019/extlst" xmlns:r="http://schemas.openxmlformats.org/officeDocument/2006/relationships" xmlns:m="http://schemas.openxmlformats.org/officeDocument/2006/math" xmlns:v="urn:schemas-microsoft-com:vml" xmlns:wp14="http://schemas.microsoft.com/office/word/2010/wordprocessingDrawing" xmlns:wp="http://schemas.openxmlformats.org/drawingml/2006/wordprocessingDrawing" xmlns:w10="urn:schemas-microsoft-com:office:word" xmlns:w="http://schemas.openxmlformats.org/wordprocessingml/2006/main" xmlns:w14="http://schemas.microsoft.com/office/word/2010/wordml" xmlns:w15="http://schemas.microsoft.com/office/word/2012/wordml" xmlns:w16cex="http://schemas.microsoft.com/office/word/2018/wordml/cex" xmlns:w16cid="http://schemas.microsoft.com/office/word/2016/wordml/cid" xmlns:w16="http://schemas.microsoft.com/office/word/2018/wordml" xmlns:w16du="http://schemas.microsoft.com/office/word/2023/wordml/word16du" xmlns:w16sdtdh="http://schemas.microsoft.com/office/word/2020/wordml/sdtdatahash" xmlns:w16sdtfl="http://schemas.microsoft.com/office/word/2024/wordml/sdtformatlock" xmlns:w16se="http://schemas.microsoft.com/office/word/2015/wordml/symex" xmlns:wpg="http://schemas.microsoft.com/office/word/2010/wordprocessingGroup" xmlns:wpi="http://schemas.microsoft.com/office/word/2010/wordprocessingInk" xmlns:wne="http://schemas.microsoft.com/office/word/2006/wordml" xmlns:wps="http://schemas.microsoft.com/office/word/2010/wordprocessingShape" mc:Ignorable="w14 w15 w16se w16cid w16 w16cex w16sdtdh w16sdtfl w16du wp14">
+<w:footnotes xmlns:wpc="http://schemas.microsoft.com/office/word/2010/wordprocessingCanvas" xmlns:cx="http://schemas.microsoft.com/office/drawing/2014/chartex" xmlns:cx1="http://schemas.microsoft.com/office/drawing/2015/9/8/chartex" xmlns:cx2="http://schemas.microsoft.com/office/drawing/2015/10/21/chartex" xmlns:cx3="http://schemas.microsoft.com/office/drawing/2016/5/9/chartex" xmlns:cx4="http://schemas.microsoft.com/office/drawing/2016/5/10/chartex" xmlns:cx5="http://schemas.microsoft.com/office/drawing/2016/5/11/chartex" xmlns:cx6="http://schemas.microsoft.com/office/drawing/2016/5/12/chartex" xmlns:cx7="http://schemas.microsoft.com/office/drawing/2016/5/13/chartex" xmlns:cx8="http://schemas.microsoft.com/office/drawing/2016/5/14/chartex" xmlns:mc="http://schemas.openxmlformats.org/markup-compatibility/2006" xmlns:aink="http://schemas.microsoft.com/office/drawing/2016/ink" xmlns:am3d="http://schemas.microsoft.com/office/drawing/2017/model3d" xmlns:o="urn:schemas-microsoft-com:office:office" xmlns:oel="http://schemas.microsoft.com/office/2019/extlst" xmlns:r="http://schemas.openxmlformats.org/officeDocument/2006/relationships" xmlns:m="http://schemas.openxmlformats.org/officeDocument/2006/math" xmlns:v="urn:schemas-microsoft-com:vml" xmlns:wp14="http://schemas.microsoft.com/office/word/2010/wordprocessingDrawing" xmlns:wp="http://schemas.openxmlformats.org/drawingml/2006/wordprocessingDrawing" xmlns:w10="urn:schemas-microsoft-com:office:word" xmlns:w="http://schemas.openxmlformats.org/wordprocessingml/2006/main" xmlns:w14="http://schemas.microsoft.com/office/word/2010/wordml" xmlns:w15="http://schemas.microsoft.com/office/word/2012/wordml" xmlns:w16cex="http://schemas.microsoft.com/office/word/2018/wordml/cex" xmlns:w16cid="http://schemas.microsoft.com/office/word/2016/wordml/cid" xmlns:w16="http://schemas.microsoft.com/office/word/2018/wordml" xmlns:w16sdtdh="http://schemas.microsoft.com/office/word/2020/wordml/sdtdatahash" xmlns:w16se="http://schemas.microsoft.com/office/word/2015/wordml/symex" xmlns:wpg="http://schemas.microsoft.com/office/word/2010/wordprocessingGroup" xmlns:wpi="http://schemas.microsoft.com/office/word/2010/wordprocessingInk" xmlns:wne="http://schemas.microsoft.com/office/word/2006/wordml" xmlns:wps="http://schemas.microsoft.com/office/word/2010/wordprocessingShape" mc:Ignorable="w14 w15 w16se w16cid w16 w16cex w16sdtdh wp14">
   <w:footnote w:type="separator" w:id="-1">
     <w:p>
       <w:pPr>
@@ -20853,7 +20675,7 @@
 </file>
 
 <file path=word/numbering.xml><?xml version="1.0" encoding="utf-8"?>
-<w:numbering xmlns:wpc="http://schemas.microsoft.com/office/word/2010/wordprocessingCanvas" xmlns:cx="http://schemas.microsoft.com/office/drawing/2014/chartex" xmlns:cx1="http://schemas.microsoft.com/office/drawing/2015/9/8/chartex" xmlns:cx2="http://schemas.microsoft.com/office/drawing/2015/10/21/chartex" xmlns:cx3="http://schemas.microsoft.com/office/drawing/2016/5/9/chartex" xmlns:cx4="http://schemas.microsoft.com/office/drawing/2016/5/10/chartex" xmlns:cx5="http://schemas.microsoft.com/office/drawing/2016/5/11/chartex" xmlns:cx6="http://schemas.microsoft.com/office/drawing/2016/5/12/chartex" xmlns:cx7="http://schemas.microsoft.com/office/drawing/2016/5/13/chartex" xmlns:cx8="http://schemas.microsoft.com/office/drawing/2016/5/14/chartex" xmlns:mc="http://schemas.openxmlformats.org/markup-compatibility/2006" xmlns:aink="http://schemas.microsoft.com/office/drawing/2016/ink" xmlns:am3d="http://schemas.microsoft.com/office/drawing/2017/model3d" xmlns:o="urn:schemas-microsoft-com:office:office" xmlns:oel="http://schemas.microsoft.com/office/2019/extlst" xmlns:r="http://schemas.openxmlformats.org/officeDocument/2006/relationships" xmlns:m="http://schemas.openxmlformats.org/officeDocument/2006/math" xmlns:v="urn:schemas-microsoft-com:vml" xmlns:wp14="http://schemas.microsoft.com/office/word/2010/wordprocessingDrawing" xmlns:wp="http://schemas.openxmlformats.org/drawingml/2006/wordprocessingDrawing" xmlns:w10="urn:schemas-microsoft-com:office:word" xmlns:w="http://schemas.openxmlformats.org/wordprocessingml/2006/main" xmlns:w14="http://schemas.microsoft.com/office/word/2010/wordml" xmlns:w15="http://schemas.microsoft.com/office/word/2012/wordml" xmlns:w16cex="http://schemas.microsoft.com/office/word/2018/wordml/cex" xmlns:w16cid="http://schemas.microsoft.com/office/word/2016/wordml/cid" xmlns:w16="http://schemas.microsoft.com/office/word/2018/wordml" xmlns:w16du="http://schemas.microsoft.com/office/word/2023/wordml/word16du" xmlns:w16sdtdh="http://schemas.microsoft.com/office/word/2020/wordml/sdtdatahash" xmlns:w16sdtfl="http://schemas.microsoft.com/office/word/2024/wordml/sdtformatlock" xmlns:w16se="http://schemas.microsoft.com/office/word/2015/wordml/symex" xmlns:wpg="http://schemas.microsoft.com/office/word/2010/wordprocessingGroup" xmlns:wpi="http://schemas.microsoft.com/office/word/2010/wordprocessingInk" xmlns:wne="http://schemas.microsoft.com/office/word/2006/wordml" xmlns:wps="http://schemas.microsoft.com/office/word/2010/wordprocessingShape" mc:Ignorable="w14 w15 w16se w16cid w16 w16cex w16sdtdh w16sdtfl w16du wp14">
+<w:numbering xmlns:wpc="http://schemas.microsoft.com/office/word/2010/wordprocessingCanvas" xmlns:cx="http://schemas.microsoft.com/office/drawing/2014/chartex" xmlns:cx1="http://schemas.microsoft.com/office/drawing/2015/9/8/chartex" xmlns:cx2="http://schemas.microsoft.com/office/drawing/2015/10/21/chartex" xmlns:cx3="http://schemas.microsoft.com/office/drawing/2016/5/9/chartex" xmlns:cx4="http://schemas.microsoft.com/office/drawing/2016/5/10/chartex" xmlns:cx5="http://schemas.microsoft.com/office/drawing/2016/5/11/chartex" xmlns:cx6="http://schemas.microsoft.com/office/drawing/2016/5/12/chartex" xmlns:cx7="http://schemas.microsoft.com/office/drawing/2016/5/13/chartex" xmlns:cx8="http://schemas.microsoft.com/office/drawing/2016/5/14/chartex" xmlns:mc="http://schemas.openxmlformats.org/markup-compatibility/2006" xmlns:aink="http://schemas.microsoft.com/office/drawing/2016/ink" xmlns:am3d="http://schemas.microsoft.com/office/drawing/2017/model3d" xmlns:o="urn:schemas-microsoft-com:office:office" xmlns:oel="http://schemas.microsoft.com/office/2019/extlst" xmlns:r="http://schemas.openxmlformats.org/officeDocument/2006/relationships" xmlns:m="http://schemas.openxmlformats.org/officeDocument/2006/math" xmlns:v="urn:schemas-microsoft-com:vml" xmlns:wp14="http://schemas.microsoft.com/office/word/2010/wordprocessingDrawing" xmlns:wp="http://schemas.openxmlformats.org/drawingml/2006/wordprocessingDrawing" xmlns:w10="urn:schemas-microsoft-com:office:word" xmlns:w="http://schemas.openxmlformats.org/wordprocessingml/2006/main" xmlns:w14="http://schemas.microsoft.com/office/word/2010/wordml" xmlns:w15="http://schemas.microsoft.com/office/word/2012/wordml" xmlns:w16cex="http://schemas.microsoft.com/office/word/2018/wordml/cex" xmlns:w16cid="http://schemas.microsoft.com/office/word/2016/wordml/cid" xmlns:w16="http://schemas.microsoft.com/office/word/2018/wordml" xmlns:w16sdtdh="http://schemas.microsoft.com/office/word/2020/wordml/sdtdatahash" xmlns:w16se="http://schemas.microsoft.com/office/word/2015/wordml/symex" xmlns:wpg="http://schemas.microsoft.com/office/word/2010/wordprocessingGroup" xmlns:wpi="http://schemas.microsoft.com/office/word/2010/wordprocessingInk" xmlns:wne="http://schemas.microsoft.com/office/word/2006/wordml" xmlns:wps="http://schemas.microsoft.com/office/word/2010/wordprocessingShape" mc:Ignorable="w14 w15 w16se w16cid w16 w16cex w16sdtdh wp14">
   <w:abstractNum w:abstractNumId="0" w15:restartNumberingAfterBreak="0">
     <w:nsid w:val="05E96921"/>
     <w:multiLevelType w:val="hybridMultilevel"/>
@@ -23078,7 +22900,7 @@
 </file>
 
 <file path=word/styles.xml><?xml version="1.0" encoding="utf-8"?>
-<w:styles xmlns:mc="http://schemas.openxmlformats.org/markup-compatibility/2006" xmlns:r="http://schemas.openxmlformats.org/officeDocument/2006/relationships" xmlns:w="http://schemas.openxmlformats.org/wordprocessingml/2006/main" xmlns:w14="http://schemas.microsoft.com/office/word/2010/wordml" xmlns:w15="http://schemas.microsoft.com/office/word/2012/wordml" xmlns:w16cex="http://schemas.microsoft.com/office/word/2018/wordml/cex" xmlns:w16cid="http://schemas.microsoft.com/office/word/2016/wordml/cid" xmlns:w16="http://schemas.microsoft.com/office/word/2018/wordml" xmlns:w16du="http://schemas.microsoft.com/office/word/2023/wordml/word16du" xmlns:w16sdtdh="http://schemas.microsoft.com/office/word/2020/wordml/sdtdatahash" xmlns:w16sdtfl="http://schemas.microsoft.com/office/word/2024/wordml/sdtformatlock" xmlns:w16se="http://schemas.microsoft.com/office/word/2015/wordml/symex" mc:Ignorable="w14 w15 w16se w16cid w16 w16cex w16sdtdh w16sdtfl w16du">
+<w:styles xmlns:mc="http://schemas.openxmlformats.org/markup-compatibility/2006" xmlns:r="http://schemas.openxmlformats.org/officeDocument/2006/relationships" xmlns:w="http://schemas.openxmlformats.org/wordprocessingml/2006/main" xmlns:w14="http://schemas.microsoft.com/office/word/2010/wordml" xmlns:w15="http://schemas.microsoft.com/office/word/2012/wordml" xmlns:w16cex="http://schemas.microsoft.com/office/word/2018/wordml/cex" xmlns:w16cid="http://schemas.microsoft.com/office/word/2016/wordml/cid" xmlns:w16="http://schemas.microsoft.com/office/word/2018/wordml" xmlns:w16sdtdh="http://schemas.microsoft.com/office/word/2020/wordml/sdtdatahash" xmlns:w16se="http://schemas.microsoft.com/office/word/2015/wordml/symex" mc:Ignorable="w14 w15 w16se w16cid w16 w16cex w16sdtdh">
   <w:docDefaults>
     <w:rPrDefault>
       <w:rPr>
@@ -23684,6 +23506,7 @@
   <w:style w:type="character" w:default="1" w:styleId="a0">
     <w:name w:val="Default Paragraph Font"/>
     <w:uiPriority w:val="1"/>
+    <w:semiHidden/>
     <w:unhideWhenUsed/>
   </w:style>
   <w:style w:type="table" w:default="1" w:styleId="a1">

--- a/넷겜플기획서.docx
+++ b/넷겜플기획서.docx
@@ -1981,23 +1981,13 @@
         </w:rPr>
         <w:t>(</w:t>
       </w:r>
-      <w:proofErr w:type="spellStart"/>
       <w:r>
         <w:rPr>
           <w:rFonts w:hint="eastAsia"/>
           <w:sz w:val="20"/>
           <w:szCs w:val="20"/>
         </w:rPr>
-        <w:t>유영빈</w:t>
-      </w:r>
-      <w:proofErr w:type="spellEnd"/>
-      <w:r>
-        <w:rPr>
-          <w:rFonts w:hint="eastAsia"/>
-          <w:sz w:val="20"/>
-          <w:szCs w:val="20"/>
-        </w:rPr>
-        <w:t>, 이소민</w:t>
+        <w:t>유영빈, 이소민</w:t>
       </w:r>
       <w:r>
         <w:rPr>
@@ -7096,25 +7086,7 @@
           <w:sz w:val="20"/>
           <w:szCs w:val="20"/>
         </w:rPr>
-        <w:t xml:space="preserve">에서 받은 작업을 </w:t>
-      </w:r>
-      <w:proofErr w:type="spellStart"/>
-      <w:r>
-        <w:rPr>
-          <w:rFonts w:hint="eastAsia"/>
-          <w:sz w:val="20"/>
-          <w:szCs w:val="20"/>
-        </w:rPr>
-        <w:t>패킷별로</w:t>
-      </w:r>
-      <w:proofErr w:type="spellEnd"/>
-      <w:r>
-        <w:rPr>
-          <w:rFonts w:hint="eastAsia"/>
-          <w:sz w:val="20"/>
-          <w:szCs w:val="20"/>
-        </w:rPr>
-        <w:t xml:space="preserve"> 처리한다.</w:t>
+        <w:t>에서 받은 작업을 패킷별로 처리한다.</w:t>
       </w:r>
     </w:p>
     <w:p>
@@ -15613,13 +15585,13 @@
         <w:tblLook w:val="04A0" w:firstRow="1" w:lastRow="0" w:firstColumn="1" w:lastColumn="0" w:noHBand="0" w:noVBand="1"/>
       </w:tblPr>
       <w:tblGrid>
-        <w:gridCol w:w="1304"/>
+        <w:gridCol w:w="1333"/>
+        <w:gridCol w:w="1650"/>
         <w:gridCol w:w="2120"/>
-        <w:gridCol w:w="1195"/>
-        <w:gridCol w:w="1379"/>
+        <w:gridCol w:w="1228"/>
         <w:gridCol w:w="2193"/>
-        <w:gridCol w:w="1461"/>
-        <w:gridCol w:w="1264"/>
+        <w:gridCol w:w="1378"/>
+        <w:gridCol w:w="1014"/>
       </w:tblGrid>
       <w:tr>
         <w:trPr>
@@ -15980,6 +15952,9 @@
               <w:wordWrap/>
               <w:autoSpaceDE/>
               <w:autoSpaceDN/>
+              <w:rPr>
+                <w:rFonts w:hint="eastAsia"/>
+              </w:rPr>
             </w:pPr>
             <w:r>
               <w:rPr>
@@ -16035,6 +16010,9 @@
               <w:wordWrap/>
               <w:autoSpaceDE/>
               <w:autoSpaceDN/>
+              <w:rPr>
+                <w:rFonts w:hint="eastAsia"/>
+              </w:rPr>
             </w:pPr>
             <w:r>
               <w:rPr>
@@ -16045,14 +16023,48 @@
             <w:r>
               <w:br/>
             </w:r>
-          </w:p>
-          <w:p>
-            <w:pPr>
-              <w:widowControl/>
-              <w:wordWrap/>
-              <w:autoSpaceDE/>
-              <w:autoSpaceDN/>
-            </w:pPr>
+            <w:r>
+              <w:rPr>
+                <w:rFonts w:hint="eastAsia"/>
+                <w:sz w:val="18"/>
+                <w:szCs w:val="18"/>
+              </w:rPr>
+              <w:t>로그인</w:t>
+            </w:r>
+            <w:r>
+              <w:rPr>
+                <w:rFonts w:hint="eastAsia"/>
+                <w:sz w:val="18"/>
+                <w:szCs w:val="18"/>
+              </w:rPr>
+              <w:t>/로비</w:t>
+            </w:r>
+            <w:r>
+              <w:rPr>
+                <w:rFonts w:hint="eastAsia"/>
+                <w:sz w:val="18"/>
+                <w:szCs w:val="18"/>
+              </w:rPr>
+              <w:t xml:space="preserve"> 화면 </w:t>
+            </w:r>
+            <w:proofErr w:type="spellStart"/>
+            <w:r>
+              <w:rPr>
+                <w:rFonts w:hint="eastAsia"/>
+                <w:sz w:val="18"/>
+                <w:szCs w:val="18"/>
+              </w:rPr>
+              <w:t>ui</w:t>
+            </w:r>
+            <w:proofErr w:type="spellEnd"/>
+            <w:r>
+              <w:rPr>
+                <w:rFonts w:hint="eastAsia"/>
+                <w:sz w:val="18"/>
+                <w:szCs w:val="18"/>
+              </w:rPr>
+              <w:t xml:space="preserve"> 구현</w:t>
+            </w:r>
           </w:p>
         </w:tc>
         <w:tc>
@@ -16080,15 +16092,15 @@
               <w:autoSpaceDE/>
               <w:autoSpaceDN/>
               <w:rPr>
-                <w:sz w:val="20"/>
-                <w:szCs w:val="20"/>
-              </w:rPr>
-            </w:pPr>
-            <w:r>
-              <w:rPr>
-                <w:rFonts w:hint="eastAsia"/>
-                <w:sz w:val="20"/>
-                <w:szCs w:val="20"/>
+                <w:sz w:val="18"/>
+                <w:szCs w:val="18"/>
+              </w:rPr>
+            </w:pPr>
+            <w:r>
+              <w:rPr>
+                <w:rFonts w:hint="eastAsia"/>
+                <w:sz w:val="18"/>
+                <w:szCs w:val="18"/>
               </w:rPr>
               <w:t>로그인 화면 구현</w:t>
             </w:r>
@@ -16126,6 +16138,10 @@
               <w:wordWrap/>
               <w:autoSpaceDE/>
               <w:autoSpaceDN/>
+              <w:rPr>
+                <w:sz w:val="20"/>
+                <w:szCs w:val="20"/>
+              </w:rPr>
             </w:pPr>
           </w:p>
         </w:tc>
@@ -16227,6 +16243,8 @@
             <w:r>
               <w:rPr>
                 <w:rFonts w:hint="eastAsia"/>
+                <w:sz w:val="18"/>
+                <w:szCs w:val="20"/>
               </w:rPr>
               <w:t>로비 화면 구현</w:t>
             </w:r>
@@ -16257,6 +16275,21 @@
               <w:autoSpaceDE/>
               <w:autoSpaceDN/>
             </w:pPr>
+            <w:r>
+              <w:rPr>
+                <w:sz w:val="18"/>
+                <w:szCs w:val="18"/>
+              </w:rPr>
+              <w:t>client process packet</w:t>
+            </w:r>
+            <w:r>
+              <w:rPr>
+                <w:rFonts w:hint="eastAsia"/>
+                <w:sz w:val="18"/>
+                <w:szCs w:val="18"/>
+              </w:rPr>
+              <w:t>() 업데이트</w:t>
+            </w:r>
           </w:p>
         </w:tc>
         <w:tc>
@@ -16316,7 +16349,36 @@
               <w:wordWrap/>
               <w:autoSpaceDE/>
               <w:autoSpaceDN/>
-            </w:pPr>
+              <w:rPr>
+                <w:rFonts w:hint="eastAsia"/>
+              </w:rPr>
+            </w:pPr>
+            <w:r>
+              <w:rPr>
+                <w:rFonts w:hint="eastAsia"/>
+                <w:sz w:val="18"/>
+                <w:szCs w:val="20"/>
+              </w:rPr>
+              <w:t xml:space="preserve">대기실 화면 </w:t>
+            </w:r>
+            <w:proofErr w:type="spellStart"/>
+            <w:r>
+              <w:rPr>
+                <w:rFonts w:hint="eastAsia"/>
+                <w:sz w:val="18"/>
+                <w:szCs w:val="20"/>
+              </w:rPr>
+              <w:t>ui</w:t>
+            </w:r>
+            <w:proofErr w:type="spellEnd"/>
+            <w:r>
+              <w:rPr>
+                <w:rFonts w:hint="eastAsia"/>
+                <w:sz w:val="18"/>
+                <w:szCs w:val="20"/>
+              </w:rPr>
+              <w:t xml:space="preserve"> 구현</w:t>
+            </w:r>
           </w:p>
         </w:tc>
         <w:tc>
@@ -16347,6 +16409,8 @@
             <w:r>
               <w:rPr>
                 <w:rFonts w:hint="eastAsia"/>
+                <w:sz w:val="18"/>
+                <w:szCs w:val="20"/>
               </w:rPr>
               <w:t>대기실 화면 구현</w:t>
             </w:r>
@@ -16480,6 +16544,21 @@
               <w:autoSpaceDE/>
               <w:autoSpaceDN/>
             </w:pPr>
+            <w:r>
+              <w:rPr>
+                <w:sz w:val="18"/>
+                <w:szCs w:val="18"/>
+              </w:rPr>
+              <w:t>client process packet</w:t>
+            </w:r>
+            <w:r>
+              <w:rPr>
+                <w:rFonts w:hint="eastAsia"/>
+                <w:sz w:val="18"/>
+                <w:szCs w:val="18"/>
+              </w:rPr>
+              <w:t>() 업데이트</w:t>
+            </w:r>
           </w:p>
         </w:tc>
         <w:tc>
@@ -16550,41 +16629,37 @@
               <w:wordWrap/>
               <w:autoSpaceDE/>
               <w:autoSpaceDN/>
-            </w:pPr>
-            <w:proofErr w:type="spellStart"/>
-            <w:proofErr w:type="gramStart"/>
-            <w:r>
-              <w:rPr>
-                <w:rFonts w:eastAsiaTheme="minorHAnsi"/>
-                <w:sz w:val="20"/>
-                <w:szCs w:val="20"/>
-              </w:rPr>
-              <w:t>WallCollisionCheck</w:t>
-            </w:r>
-            <w:proofErr w:type="spellEnd"/>
-            <w:r>
-              <w:rPr>
-                <w:rFonts w:eastAsiaTheme="minorHAnsi"/>
-                <w:sz w:val="20"/>
-                <w:szCs w:val="20"/>
-              </w:rPr>
-              <w:t>(</w:t>
-            </w:r>
-            <w:proofErr w:type="gramEnd"/>
-            <w:r>
-              <w:rPr>
-                <w:rFonts w:eastAsiaTheme="minorHAnsi"/>
-                <w:sz w:val="20"/>
-                <w:szCs w:val="20"/>
-              </w:rPr>
-              <w:t>)</w:t>
-            </w:r>
-            <w:r>
-              <w:rPr>
-                <w:rFonts w:eastAsiaTheme="minorHAnsi"/>
-                <w:szCs w:val="22"/>
-              </w:rPr>
-              <w:t> </w:t>
+              <w:rPr>
+                <w:sz w:val="18"/>
+                <w:szCs w:val="20"/>
+              </w:rPr>
+            </w:pPr>
+            <w:r>
+              <w:rPr>
+                <w:rFonts w:hint="eastAsia"/>
+                <w:sz w:val="18"/>
+                <w:szCs w:val="20"/>
+              </w:rPr>
+              <w:t>충돌 물리 수정</w:t>
+            </w:r>
+          </w:p>
+          <w:p>
+            <w:pPr>
+              <w:widowControl/>
+              <w:wordWrap/>
+              <w:autoSpaceDE/>
+              <w:autoSpaceDN/>
+              <w:rPr>
+                <w:rFonts w:hint="eastAsia"/>
+              </w:rPr>
+            </w:pPr>
+            <w:r>
+              <w:rPr>
+                <w:rFonts w:hint="eastAsia"/>
+                <w:sz w:val="18"/>
+                <w:szCs w:val="20"/>
+              </w:rPr>
+              <w:t>(멀티를 위해서 기존 충돌 처리 수정 필요)</w:t>
             </w:r>
           </w:p>
         </w:tc>
@@ -16701,6 +16776,28 @@
                 <w:szCs w:val="18"/>
               </w:rPr>
             </w:pPr>
+          </w:p>
+        </w:tc>
+        <w:tc>
+          <w:tcPr>
+            <w:tcW w:w="1560" w:type="dxa"/>
+          </w:tcPr>
+          <w:p>
+            <w:pPr>
+              <w:widowControl/>
+              <w:wordWrap/>
+              <w:autoSpaceDE/>
+              <w:autoSpaceDN/>
+            </w:pPr>
+            <w:r>
+              <w:rPr>
+                <w:rFonts w:hint="eastAsia"/>
+              </w:rPr>
+              <w:t>21</w:t>
+            </w:r>
+            <w:r>
+              <w:br/>
+            </w:r>
             <w:r>
               <w:rPr>
                 <w:sz w:val="18"/>
@@ -16715,25 +16812,6 @@
                 <w:szCs w:val="18"/>
               </w:rPr>
               <w:t>() 업데이트</w:t>
-            </w:r>
-          </w:p>
-        </w:tc>
-        <w:tc>
-          <w:tcPr>
-            <w:tcW w:w="1560" w:type="dxa"/>
-          </w:tcPr>
-          <w:p>
-            <w:pPr>
-              <w:widowControl/>
-              <w:wordWrap/>
-              <w:autoSpaceDE/>
-              <w:autoSpaceDN/>
-            </w:pPr>
-            <w:r>
-              <w:rPr>
-                <w:rFonts w:hint="eastAsia"/>
-              </w:rPr>
-              <w:t>21</w:t>
             </w:r>
           </w:p>
         </w:tc>
@@ -16867,6 +16945,49 @@
               <w:t>25</w:t>
             </w:r>
           </w:p>
+          <w:p>
+            <w:pPr>
+              <w:widowControl/>
+              <w:wordWrap/>
+              <w:autoSpaceDE/>
+              <w:autoSpaceDN/>
+            </w:pPr>
+            <w:proofErr w:type="spellStart"/>
+            <w:proofErr w:type="gramStart"/>
+            <w:r>
+              <w:rPr>
+                <w:rFonts w:eastAsiaTheme="minorHAnsi"/>
+                <w:sz w:val="20"/>
+                <w:szCs w:val="20"/>
+              </w:rPr>
+              <w:t>WallCollisionCheck</w:t>
+            </w:r>
+            <w:proofErr w:type="spellEnd"/>
+            <w:r>
+              <w:rPr>
+                <w:rFonts w:eastAsiaTheme="minorHAnsi"/>
+                <w:sz w:val="20"/>
+                <w:szCs w:val="20"/>
+              </w:rPr>
+              <w:t>(</w:t>
+            </w:r>
+            <w:proofErr w:type="gramEnd"/>
+            <w:r>
+              <w:rPr>
+                <w:rFonts w:eastAsiaTheme="minorHAnsi"/>
+                <w:sz w:val="20"/>
+                <w:szCs w:val="20"/>
+              </w:rPr>
+              <w:t>)</w:t>
+            </w:r>
+            <w:r>
+              <w:rPr>
+                <w:rFonts w:eastAsiaTheme="minorHAnsi"/>
+                <w:szCs w:val="22"/>
+              </w:rPr>
+              <w:t> </w:t>
+            </w:r>
+          </w:p>
         </w:tc>
         <w:tc>
           <w:tcPr>
@@ -16999,6 +17120,33 @@
               <w:autoSpaceDE/>
               <w:autoSpaceDN/>
             </w:pPr>
+          </w:p>
+        </w:tc>
+        <w:tc>
+          <w:tcPr>
+            <w:tcW w:w="1560" w:type="dxa"/>
+          </w:tcPr>
+          <w:p>
+            <w:pPr>
+              <w:widowControl/>
+              <w:wordWrap/>
+              <w:autoSpaceDE/>
+              <w:autoSpaceDN/>
+            </w:pPr>
+            <w:r>
+              <w:rPr>
+                <w:rFonts w:hint="eastAsia"/>
+              </w:rPr>
+              <w:t>28</w:t>
+            </w:r>
+          </w:p>
+          <w:p>
+            <w:pPr>
+              <w:widowControl/>
+              <w:wordWrap/>
+              <w:autoSpaceDE/>
+              <w:autoSpaceDN/>
+            </w:pPr>
             <w:r>
               <w:rPr>
                 <w:sz w:val="18"/>
@@ -17013,25 +17161,6 @@
                 <w:szCs w:val="18"/>
               </w:rPr>
               <w:t>() 업데이트</w:t>
-            </w:r>
-          </w:p>
-        </w:tc>
-        <w:tc>
-          <w:tcPr>
-            <w:tcW w:w="1560" w:type="dxa"/>
-          </w:tcPr>
-          <w:p>
-            <w:pPr>
-              <w:widowControl/>
-              <w:wordWrap/>
-              <w:autoSpaceDE/>
-              <w:autoSpaceDN/>
-            </w:pPr>
-            <w:r>
-              <w:rPr>
-                <w:rFonts w:hint="eastAsia"/>
-              </w:rPr>
-              <w:t>28</w:t>
             </w:r>
           </w:p>
         </w:tc>
@@ -17550,9 +17679,6 @@
               <w:wordWrap/>
               <w:autoSpaceDE/>
               <w:jc w:val="center"/>
-              <w:rPr>
-                <w:rFonts w:hint="eastAsia"/>
-              </w:rPr>
             </w:pPr>
             <w:r>
               <w:rPr>
@@ -17579,9 +17705,6 @@
               <w:wordWrap/>
               <w:autoSpaceDE/>
               <w:jc w:val="center"/>
-              <w:rPr>
-                <w:rFonts w:hint="eastAsia"/>
-              </w:rPr>
             </w:pPr>
             <w:r>
               <w:rPr>
@@ -17608,9 +17731,6 @@
               <w:wordWrap/>
               <w:autoSpaceDE/>
               <w:jc w:val="center"/>
-              <w:rPr>
-                <w:rFonts w:hint="eastAsia"/>
-              </w:rPr>
             </w:pPr>
             <w:r>
               <w:rPr>
@@ -17637,9 +17757,6 @@
               <w:wordWrap/>
               <w:autoSpaceDE/>
               <w:jc w:val="center"/>
-              <w:rPr>
-                <w:rFonts w:hint="eastAsia"/>
-              </w:rPr>
             </w:pPr>
             <w:r>
               <w:rPr>
@@ -17666,9 +17783,6 @@
               <w:wordWrap/>
               <w:autoSpaceDE/>
               <w:jc w:val="center"/>
-              <w:rPr>
-                <w:rFonts w:hint="eastAsia"/>
-              </w:rPr>
             </w:pPr>
             <w:r>
               <w:rPr>
@@ -17695,9 +17809,6 @@
               <w:wordWrap/>
               <w:autoSpaceDE/>
               <w:jc w:val="center"/>
-              <w:rPr>
-                <w:rFonts w:hint="eastAsia"/>
-              </w:rPr>
             </w:pPr>
             <w:r>
               <w:rPr>
@@ -17731,9 +17842,6 @@
               <w:wordWrap/>
               <w:autoSpaceDE/>
               <w:jc w:val="center"/>
-              <w:rPr>
-                <w:rFonts w:hint="eastAsia"/>
-              </w:rPr>
             </w:pPr>
             <w:r>
               <w:rPr>
@@ -17765,9 +17873,6 @@
               <w:widowControl/>
               <w:wordWrap/>
               <w:autoSpaceDE/>
-              <w:rPr>
-                <w:rFonts w:hint="eastAsia"/>
-              </w:rPr>
             </w:pPr>
             <w:r>
               <w:rPr>
@@ -17793,9 +17898,6 @@
               <w:widowControl/>
               <w:wordWrap/>
               <w:autoSpaceDE/>
-              <w:rPr>
-                <w:rFonts w:hint="eastAsia"/>
-              </w:rPr>
             </w:pPr>
             <w:r>
               <w:rPr>
@@ -17821,9 +17923,6 @@
               <w:widowControl/>
               <w:wordWrap/>
               <w:autoSpaceDE/>
-              <w:rPr>
-                <w:rFonts w:hint="eastAsia"/>
-              </w:rPr>
             </w:pPr>
             <w:r>
               <w:rPr>
@@ -17848,9 +17947,6 @@
               <w:widowControl/>
               <w:wordWrap/>
               <w:autoSpaceDE/>
-              <w:rPr>
-                <w:rFonts w:hint="eastAsia"/>
-              </w:rPr>
             </w:pPr>
             <w:r>
               <w:rPr>
@@ -17864,9 +17960,6 @@
               <w:widowControl/>
               <w:wordWrap/>
               <w:autoSpaceDE/>
-              <w:rPr>
-                <w:rFonts w:hint="eastAsia"/>
-              </w:rPr>
             </w:pPr>
           </w:p>
         </w:tc>
@@ -17886,9 +17979,6 @@
               <w:widowControl/>
               <w:wordWrap/>
               <w:autoSpaceDE/>
-              <w:rPr>
-                <w:rFonts w:hint="eastAsia"/>
-              </w:rPr>
             </w:pPr>
             <w:r>
               <w:rPr>
@@ -17903,7 +17993,6 @@
               <w:wordWrap/>
               <w:autoSpaceDE/>
               <w:rPr>
-                <w:rFonts w:hint="eastAsia"/>
                 <w:sz w:val="20"/>
                 <w:szCs w:val="20"/>
               </w:rPr>
@@ -17923,7 +18012,6 @@
               <w:wordWrap/>
               <w:autoSpaceDE/>
               <w:rPr>
-                <w:rFonts w:hint="eastAsia"/>
                 <w:sz w:val="20"/>
                 <w:szCs w:val="20"/>
               </w:rPr>
@@ -17945,7 +18033,6 @@
               <w:wordWrap/>
               <w:autoSpaceDE/>
               <w:rPr>
-                <w:rFonts w:hint="eastAsia"/>
                 <w:sz w:val="20"/>
                 <w:szCs w:val="20"/>
               </w:rPr>
@@ -17986,9 +18073,6 @@
               <w:widowControl/>
               <w:wordWrap/>
               <w:autoSpaceDE/>
-              <w:rPr>
-                <w:rFonts w:hint="eastAsia"/>
-              </w:rPr>
             </w:pPr>
             <w:r>
               <w:rPr>
@@ -18003,7 +18087,6 @@
               <w:wordWrap/>
               <w:autoSpaceDE/>
               <w:rPr>
-                <w:rFonts w:hint="eastAsia"/>
                 <w:sz w:val="20"/>
                 <w:szCs w:val="20"/>
               </w:rPr>
@@ -18023,7 +18106,6 @@
               <w:wordWrap/>
               <w:autoSpaceDE/>
               <w:rPr>
-                <w:rFonts w:hint="eastAsia"/>
                 <w:sz w:val="20"/>
                 <w:szCs w:val="20"/>
               </w:rPr>
@@ -18044,9 +18126,6 @@
               <w:widowControl/>
               <w:wordWrap/>
               <w:autoSpaceDE/>
-              <w:rPr>
-                <w:rFonts w:hint="eastAsia"/>
-              </w:rPr>
             </w:pPr>
             <w:proofErr w:type="gramStart"/>
             <w:r>
@@ -18102,9 +18181,6 @@
               <w:widowControl/>
               <w:wordWrap/>
               <w:autoSpaceDE/>
-              <w:rPr>
-                <w:rFonts w:hint="eastAsia"/>
-              </w:rPr>
             </w:pPr>
             <w:r>
               <w:rPr>
@@ -18144,9 +18220,6 @@
               <w:wordWrap/>
               <w:autoSpaceDE/>
               <w:jc w:val="center"/>
-              <w:rPr>
-                <w:rFonts w:hint="eastAsia"/>
-              </w:rPr>
             </w:pPr>
             <w:r>
               <w:rPr>
@@ -18178,7 +18251,6 @@
               <w:wordWrap/>
               <w:autoSpaceDE/>
               <w:rPr>
-                <w:rFonts w:hint="eastAsia"/>
                 <w:sz w:val="20"/>
                 <w:szCs w:val="20"/>
               </w:rPr>
@@ -18210,7 +18282,6 @@
               <w:wordWrap/>
               <w:autoSpaceDE/>
               <w:rPr>
-                <w:rFonts w:hint="eastAsia"/>
                 <w:sz w:val="20"/>
                 <w:szCs w:val="20"/>
               </w:rPr>
@@ -18230,7 +18301,6 @@
               <w:wordWrap/>
               <w:autoSpaceDE/>
               <w:rPr>
-                <w:rFonts w:hint="eastAsia"/>
                 <w:sz w:val="20"/>
                 <w:szCs w:val="20"/>
               </w:rPr>
@@ -18249,9 +18319,6 @@
               <w:widowControl/>
               <w:wordWrap/>
               <w:autoSpaceDE/>
-              <w:rPr>
-                <w:rFonts w:hint="eastAsia"/>
-              </w:rPr>
             </w:pPr>
           </w:p>
         </w:tc>
@@ -18271,9 +18338,6 @@
               <w:widowControl/>
               <w:wordWrap/>
               <w:autoSpaceDE/>
-              <w:rPr>
-                <w:rFonts w:hint="eastAsia"/>
-              </w:rPr>
             </w:pPr>
             <w:r>
               <w:rPr>
@@ -18288,7 +18352,6 @@
               <w:wordWrap/>
               <w:autoSpaceDE/>
               <w:rPr>
-                <w:rFonts w:hint="eastAsia"/>
                 <w:sz w:val="20"/>
                 <w:szCs w:val="20"/>
               </w:rPr>
@@ -18308,7 +18371,7 @@
               <w:wordWrap/>
               <w:autoSpaceDE/>
               <w:rPr>
-                <w:rFonts w:asciiTheme="majorEastAsia" w:eastAsiaTheme="majorEastAsia" w:hAnsiTheme="majorEastAsia" w:hint="eastAsia"/>
+                <w:rFonts w:asciiTheme="majorEastAsia" w:eastAsiaTheme="majorEastAsia" w:hAnsiTheme="majorEastAsia"/>
                 <w:sz w:val="20"/>
                 <w:szCs w:val="20"/>
               </w:rPr>
@@ -18348,7 +18411,7 @@
               <w:wordWrap/>
               <w:autoSpaceDE/>
               <w:rPr>
-                <w:rFonts w:asciiTheme="majorEastAsia" w:eastAsiaTheme="majorEastAsia" w:hAnsiTheme="majorEastAsia" w:hint="eastAsia"/>
+                <w:rFonts w:asciiTheme="majorEastAsia" w:eastAsiaTheme="majorEastAsia" w:hAnsiTheme="majorEastAsia"/>
                 <w:sz w:val="20"/>
                 <w:szCs w:val="20"/>
               </w:rPr>
@@ -18387,9 +18450,6 @@
               <w:widowControl/>
               <w:wordWrap/>
               <w:autoSpaceDE/>
-              <w:rPr>
-                <w:rFonts w:hint="eastAsia"/>
-              </w:rPr>
             </w:pPr>
             <w:r>
               <w:rPr>
@@ -18416,9 +18476,6 @@
               <w:widowControl/>
               <w:wordWrap/>
               <w:autoSpaceDE/>
-              <w:rPr>
-                <w:rFonts w:hint="eastAsia"/>
-              </w:rPr>
             </w:pPr>
             <w:r>
               <w:rPr>
@@ -18432,9 +18489,6 @@
               <w:widowControl/>
               <w:wordWrap/>
               <w:autoSpaceDE/>
-              <w:rPr>
-                <w:rFonts w:hint="eastAsia"/>
-              </w:rPr>
             </w:pPr>
           </w:p>
         </w:tc>
@@ -18455,7 +18509,6 @@
               <w:wordWrap/>
               <w:autoSpaceDE/>
               <w:rPr>
-                <w:rFonts w:hint="eastAsia"/>
                 <w:color w:val="960000"/>
                 <w:sz w:val="14"/>
                 <w:szCs w:val="14"/>
@@ -18474,7 +18527,6 @@
               <w:wordWrap/>
               <w:autoSpaceDE/>
               <w:rPr>
-                <w:rFonts w:hint="eastAsia"/>
                 <w:color w:val="960000"/>
                 <w:sz w:val="16"/>
                 <w:szCs w:val="16"/>
@@ -18498,7 +18550,6 @@
               <w:wordWrap/>
               <w:autoSpaceDE/>
               <w:rPr>
-                <w:rFonts w:hint="eastAsia"/>
                 <w:color w:val="960000"/>
                 <w:sz w:val="16"/>
                 <w:szCs w:val="16"/>
@@ -18531,9 +18582,6 @@
               <w:widowControl/>
               <w:wordWrap/>
               <w:autoSpaceDE/>
-              <w:rPr>
-                <w:rFonts w:hint="eastAsia"/>
-              </w:rPr>
             </w:pPr>
             <w:r>
               <w:rPr>
@@ -18548,7 +18596,6 @@
               <w:wordWrap/>
               <w:autoSpaceDE/>
               <w:rPr>
-                <w:rFonts w:hint="eastAsia"/>
                 <w:sz w:val="20"/>
                 <w:szCs w:val="20"/>
               </w:rPr>
@@ -18570,7 +18617,6 @@
               <w:wordWrap/>
               <w:autoSpaceDE/>
               <w:rPr>
-                <w:rFonts w:hint="eastAsia"/>
                 <w:sz w:val="20"/>
                 <w:szCs w:val="20"/>
               </w:rPr>
@@ -18607,9 +18653,6 @@
               <w:widowControl/>
               <w:wordWrap/>
               <w:autoSpaceDE/>
-              <w:rPr>
-                <w:rFonts w:hint="eastAsia"/>
-              </w:rPr>
             </w:pPr>
             <w:r>
               <w:rPr>
@@ -18637,9 +18680,6 @@
               <w:widowControl/>
               <w:wordWrap/>
               <w:autoSpaceDE/>
-              <w:rPr>
-                <w:rFonts w:hint="eastAsia"/>
-              </w:rPr>
             </w:pPr>
             <w:r>
               <w:rPr>
@@ -18654,7 +18694,6 @@
               <w:wordWrap/>
               <w:autoSpaceDE/>
               <w:rPr>
-                <w:rFonts w:hint="eastAsia"/>
                 <w:sz w:val="20"/>
                 <w:szCs w:val="20"/>
               </w:rPr>
@@ -18676,7 +18715,6 @@
               <w:wordWrap/>
               <w:autoSpaceDE/>
               <w:rPr>
-                <w:rFonts w:hint="eastAsia"/>
                 <w:sz w:val="20"/>
                 <w:szCs w:val="20"/>
               </w:rPr>
@@ -18723,9 +18761,6 @@
               <w:widowControl/>
               <w:wordWrap/>
               <w:autoSpaceDE/>
-              <w:rPr>
-                <w:rFonts w:hint="eastAsia"/>
-              </w:rPr>
             </w:pPr>
             <w:r>
               <w:rPr>
@@ -18752,9 +18787,6 @@
               <w:widowControl/>
               <w:wordWrap/>
               <w:autoSpaceDE/>
-              <w:rPr>
-                <w:rFonts w:hint="eastAsia"/>
-              </w:rPr>
             </w:pPr>
             <w:r>
               <w:rPr>
@@ -18768,9 +18800,6 @@
               <w:widowControl/>
               <w:wordWrap/>
               <w:autoSpaceDE/>
-              <w:rPr>
-                <w:rFonts w:hint="eastAsia"/>
-              </w:rPr>
             </w:pPr>
           </w:p>
         </w:tc>
@@ -18796,9 +18825,6 @@
               <w:widowControl/>
               <w:wordWrap/>
               <w:autoSpaceDE/>
-              <w:rPr>
-                <w:rFonts w:hint="eastAsia"/>
-              </w:rPr>
             </w:pPr>
             <w:r>
               <w:rPr>
@@ -18813,7 +18839,6 @@
               <w:wordWrap/>
               <w:autoSpaceDE/>
               <w:rPr>
-                <w:rFonts w:hint="eastAsia"/>
                 <w:sz w:val="20"/>
                 <w:szCs w:val="20"/>
               </w:rPr>
@@ -18833,18 +18858,18 @@
               <w:wordWrap/>
               <w:autoSpaceDE/>
               <w:rPr>
+                <w:rFonts w:asciiTheme="majorEastAsia" w:eastAsiaTheme="majorEastAsia" w:hAnsiTheme="majorEastAsia"/>
+                <w:sz w:val="20"/>
+                <w:szCs w:val="20"/>
+              </w:rPr>
+            </w:pPr>
+            <w:proofErr w:type="spellStart"/>
+            <w:r>
+              <w:rPr>
                 <w:rFonts w:asciiTheme="majorEastAsia" w:eastAsiaTheme="majorEastAsia" w:hAnsiTheme="majorEastAsia" w:hint="eastAsia"/>
                 <w:sz w:val="20"/>
                 <w:szCs w:val="20"/>
               </w:rPr>
-            </w:pPr>
-            <w:proofErr w:type="spellStart"/>
-            <w:r>
-              <w:rPr>
-                <w:rFonts w:asciiTheme="majorEastAsia" w:eastAsiaTheme="majorEastAsia" w:hAnsiTheme="majorEastAsia" w:hint="eastAsia"/>
-                <w:sz w:val="20"/>
-                <w:szCs w:val="20"/>
-              </w:rPr>
               <w:t>Processpacket</w:t>
             </w:r>
             <w:proofErr w:type="spellEnd"/>
@@ -18854,9 +18879,6 @@
               <w:widowControl/>
               <w:wordWrap/>
               <w:autoSpaceDE/>
-              <w:rPr>
-                <w:rFonts w:hint="eastAsia"/>
-              </w:rPr>
             </w:pPr>
             <w:r>
               <w:rPr>
@@ -18884,9 +18906,6 @@
               <w:widowControl/>
               <w:wordWrap/>
               <w:autoSpaceDE/>
-              <w:rPr>
-                <w:rFonts w:hint="eastAsia"/>
-              </w:rPr>
             </w:pPr>
             <w:r>
               <w:rPr>
@@ -18900,9 +18919,6 @@
               <w:widowControl/>
               <w:wordWrap/>
               <w:autoSpaceDE/>
-              <w:rPr>
-                <w:rFonts w:hint="eastAsia"/>
-              </w:rPr>
             </w:pPr>
             <w:r>
               <w:rPr>
@@ -18928,9 +18944,6 @@
               <w:widowControl/>
               <w:wordWrap/>
               <w:autoSpaceDE/>
-              <w:rPr>
-                <w:rFonts w:hint="eastAsia"/>
-              </w:rPr>
             </w:pPr>
             <w:r>
               <w:rPr>
@@ -18945,7 +18958,6 @@
               <w:wordWrap/>
               <w:autoSpaceDE/>
               <w:rPr>
-                <w:rFonts w:hint="eastAsia"/>
                 <w:sz w:val="20"/>
                 <w:szCs w:val="20"/>
               </w:rPr>
@@ -18965,7 +18977,6 @@
               <w:wordWrap/>
               <w:autoSpaceDE/>
               <w:rPr>
-                <w:rFonts w:hint="eastAsia"/>
                 <w:sz w:val="20"/>
                 <w:szCs w:val="20"/>
               </w:rPr>
@@ -18986,9 +18997,6 @@
               <w:widowControl/>
               <w:wordWrap/>
               <w:autoSpaceDE/>
-              <w:rPr>
-                <w:rFonts w:hint="eastAsia"/>
-              </w:rPr>
             </w:pPr>
             <w:r>
               <w:rPr>
@@ -19017,7 +19025,6 @@
               <w:wordWrap/>
               <w:autoSpaceDE/>
               <w:rPr>
-                <w:rFonts w:hint="eastAsia"/>
                 <w:color w:val="960000"/>
                 <w:sz w:val="14"/>
                 <w:szCs w:val="14"/>
@@ -19036,7 +19043,6 @@
               <w:wordWrap/>
               <w:autoSpaceDE/>
               <w:rPr>
-                <w:rFonts w:hint="eastAsia"/>
                 <w:color w:val="960000"/>
                 <w:sz w:val="16"/>
                 <w:szCs w:val="16"/>
@@ -19059,9 +19065,6 @@
               <w:widowControl/>
               <w:wordWrap/>
               <w:autoSpaceDE/>
-              <w:rPr>
-                <w:rFonts w:hint="eastAsia"/>
-              </w:rPr>
             </w:pPr>
             <w:r>
               <w:rPr>
@@ -19090,9 +19093,6 @@
               <w:widowControl/>
               <w:wordWrap/>
               <w:autoSpaceDE/>
-              <w:rPr>
-                <w:rFonts w:hint="eastAsia"/>
-              </w:rPr>
             </w:pPr>
             <w:r>
               <w:rPr>
@@ -19118,9 +19118,6 @@
               <w:widowControl/>
               <w:wordWrap/>
               <w:autoSpaceDE/>
-              <w:rPr>
-                <w:rFonts w:hint="eastAsia"/>
-              </w:rPr>
             </w:pPr>
             <w:r>
               <w:rPr>
@@ -19135,7 +19132,6 @@
               <w:wordWrap/>
               <w:autoSpaceDE/>
               <w:rPr>
-                <w:rFonts w:hint="eastAsia"/>
                 <w:sz w:val="20"/>
                 <w:szCs w:val="20"/>
               </w:rPr>
@@ -19157,7 +19153,6 @@
               <w:wordWrap/>
               <w:autoSpaceDE/>
               <w:rPr>
-                <w:rFonts w:hint="eastAsia"/>
                 <w:sz w:val="20"/>
                 <w:szCs w:val="20"/>
               </w:rPr>
@@ -19212,9 +19207,6 @@
               <w:widowControl/>
               <w:wordWrap/>
               <w:autoSpaceDE/>
-              <w:rPr>
-                <w:rFonts w:hint="eastAsia"/>
-              </w:rPr>
             </w:pPr>
             <w:r>
               <w:rPr>
@@ -19242,9 +19234,6 @@
               <w:widowControl/>
               <w:wordWrap/>
               <w:autoSpaceDE/>
-              <w:rPr>
-                <w:rFonts w:hint="eastAsia"/>
-              </w:rPr>
             </w:pPr>
             <w:r>
               <w:rPr>
@@ -19276,9 +19265,6 @@
               <w:widowControl/>
               <w:wordWrap/>
               <w:autoSpaceDE/>
-              <w:rPr>
-                <w:rFonts w:hint="eastAsia"/>
-              </w:rPr>
             </w:pPr>
             <w:r>
               <w:rPr>
@@ -19293,7 +19279,6 @@
               <w:wordWrap/>
               <w:autoSpaceDE/>
               <w:rPr>
-                <w:rFonts w:hint="eastAsia"/>
                 <w:sz w:val="20"/>
                 <w:szCs w:val="20"/>
               </w:rPr>
@@ -19313,18 +19298,18 @@
               <w:wordWrap/>
               <w:autoSpaceDE/>
               <w:rPr>
+                <w:rFonts w:asciiTheme="majorEastAsia" w:eastAsiaTheme="majorEastAsia" w:hAnsiTheme="majorEastAsia"/>
+                <w:sz w:val="20"/>
+                <w:szCs w:val="20"/>
+              </w:rPr>
+            </w:pPr>
+            <w:proofErr w:type="spellStart"/>
+            <w:r>
+              <w:rPr>
                 <w:rFonts w:asciiTheme="majorEastAsia" w:eastAsiaTheme="majorEastAsia" w:hAnsiTheme="majorEastAsia" w:hint="eastAsia"/>
                 <w:sz w:val="20"/>
                 <w:szCs w:val="20"/>
               </w:rPr>
-            </w:pPr>
-            <w:proofErr w:type="spellStart"/>
-            <w:r>
-              <w:rPr>
-                <w:rFonts w:asciiTheme="majorEastAsia" w:eastAsiaTheme="majorEastAsia" w:hAnsiTheme="majorEastAsia" w:hint="eastAsia"/>
-                <w:sz w:val="20"/>
-                <w:szCs w:val="20"/>
-              </w:rPr>
               <w:t>Processpacket</w:t>
             </w:r>
             <w:proofErr w:type="spellEnd"/>
@@ -19334,9 +19319,6 @@
               <w:widowControl/>
               <w:wordWrap/>
               <w:autoSpaceDE/>
-              <w:rPr>
-                <w:rFonts w:hint="eastAsia"/>
-              </w:rPr>
             </w:pPr>
             <w:r>
               <w:rPr>
@@ -19364,9 +19346,6 @@
               <w:widowControl/>
               <w:wordWrap/>
               <w:autoSpaceDE/>
-              <w:rPr>
-                <w:rFonts w:hint="eastAsia"/>
-              </w:rPr>
             </w:pPr>
             <w:r>
               <w:rPr>
@@ -19380,9 +19359,6 @@
               <w:widowControl/>
               <w:wordWrap/>
               <w:autoSpaceDE/>
-              <w:rPr>
-                <w:rFonts w:hint="eastAsia"/>
-              </w:rPr>
             </w:pPr>
             <w:proofErr w:type="spellStart"/>
             <w:r>
@@ -19398,9 +19374,6 @@
               <w:widowControl/>
               <w:wordWrap/>
               <w:autoSpaceDE/>
-              <w:rPr>
-                <w:rFonts w:hint="eastAsia"/>
-              </w:rPr>
             </w:pPr>
             <w:r>
               <w:rPr>
@@ -19428,9 +19401,6 @@
               <w:widowControl/>
               <w:wordWrap/>
               <w:autoSpaceDE/>
-              <w:rPr>
-                <w:rFonts w:hint="eastAsia"/>
-              </w:rPr>
             </w:pPr>
             <w:r>
               <w:rPr>
@@ -19456,9 +19426,6 @@
               <w:widowControl/>
               <w:wordWrap/>
               <w:autoSpaceDE/>
-              <w:rPr>
-                <w:rFonts w:hint="eastAsia"/>
-              </w:rPr>
             </w:pPr>
             <w:r>
               <w:rPr>
@@ -19485,7 +19452,6 @@
               <w:wordWrap/>
               <w:autoSpaceDE/>
               <w:rPr>
-                <w:rFonts w:hint="eastAsia"/>
                 <w:color w:val="960000"/>
                 <w:sz w:val="14"/>
                 <w:szCs w:val="14"/>
@@ -19504,7 +19470,6 @@
               <w:wordWrap/>
               <w:autoSpaceDE/>
               <w:rPr>
-                <w:rFonts w:hint="eastAsia"/>
                 <w:color w:val="960000"/>
                 <w:sz w:val="16"/>
                 <w:szCs w:val="16"/>
@@ -19527,9 +19492,6 @@
               <w:widowControl/>
               <w:wordWrap/>
               <w:autoSpaceDE/>
-              <w:rPr>
-                <w:rFonts w:hint="eastAsia"/>
-              </w:rPr>
             </w:pPr>
             <w:r>
               <w:rPr>
@@ -19558,9 +19520,6 @@
               <w:widowControl/>
               <w:wordWrap/>
               <w:autoSpaceDE/>
-              <w:rPr>
-                <w:rFonts w:hint="eastAsia"/>
-              </w:rPr>
             </w:pPr>
             <w:r>
               <w:rPr>
@@ -19575,7 +19534,6 @@
               <w:wordWrap/>
               <w:autoSpaceDE/>
               <w:rPr>
-                <w:rFonts w:hint="eastAsia"/>
                 <w:sz w:val="20"/>
                 <w:szCs w:val="20"/>
               </w:rPr>
@@ -19595,7 +19553,6 @@
               <w:wordWrap/>
               <w:autoSpaceDE/>
               <w:rPr>
-                <w:rFonts w:hint="eastAsia"/>
                 <w:sz w:val="20"/>
                 <w:szCs w:val="20"/>
               </w:rPr>
@@ -19614,9 +19571,6 @@
               <w:widowControl/>
               <w:wordWrap/>
               <w:autoSpaceDE/>
-              <w:rPr>
-                <w:rFonts w:hint="eastAsia"/>
-              </w:rPr>
             </w:pPr>
             <w:r>
               <w:rPr>
@@ -19644,9 +19598,6 @@
               <w:widowControl/>
               <w:wordWrap/>
               <w:autoSpaceDE/>
-              <w:rPr>
-                <w:rFonts w:hint="eastAsia"/>
-              </w:rPr>
             </w:pPr>
             <w:r>
               <w:rPr>
@@ -19661,7 +19612,6 @@
               <w:wordWrap/>
               <w:autoSpaceDE/>
               <w:rPr>
-                <w:rFonts w:hint="eastAsia"/>
                 <w:sz w:val="20"/>
                 <w:szCs w:val="20"/>
               </w:rPr>
@@ -19681,7 +19631,6 @@
               <w:wordWrap/>
               <w:autoSpaceDE/>
               <w:rPr>
-                <w:rFonts w:hint="eastAsia"/>
                 <w:sz w:val="20"/>
                 <w:szCs w:val="20"/>
               </w:rPr>
@@ -19728,9 +19677,6 @@
               <w:widowControl/>
               <w:wordWrap/>
               <w:autoSpaceDE/>
-              <w:rPr>
-                <w:rFonts w:hint="eastAsia"/>
-              </w:rPr>
             </w:pPr>
             <w:r>
               <w:rPr>
@@ -19758,9 +19704,6 @@
               <w:widowControl/>
               <w:wordWrap/>
               <w:autoSpaceDE/>
-              <w:rPr>
-                <w:rFonts w:hint="eastAsia"/>
-              </w:rPr>
             </w:pPr>
             <w:r>
               <w:rPr>
@@ -19792,9 +19735,6 @@
               <w:widowControl/>
               <w:wordWrap/>
               <w:autoSpaceDE/>
-              <w:rPr>
-                <w:rFonts w:hint="eastAsia"/>
-              </w:rPr>
             </w:pPr>
             <w:r>
               <w:rPr>
@@ -19809,7 +19749,6 @@
               <w:wordWrap/>
               <w:autoSpaceDE/>
               <w:rPr>
-                <w:rFonts w:hint="eastAsia"/>
                 <w:sz w:val="20"/>
                 <w:szCs w:val="20"/>
               </w:rPr>
@@ -19829,18 +19768,18 @@
               <w:wordWrap/>
               <w:autoSpaceDE/>
               <w:rPr>
+                <w:rFonts w:asciiTheme="majorEastAsia" w:eastAsiaTheme="majorEastAsia" w:hAnsiTheme="majorEastAsia"/>
+                <w:sz w:val="20"/>
+                <w:szCs w:val="20"/>
+              </w:rPr>
+            </w:pPr>
+            <w:proofErr w:type="spellStart"/>
+            <w:r>
+              <w:rPr>
                 <w:rFonts w:asciiTheme="majorEastAsia" w:eastAsiaTheme="majorEastAsia" w:hAnsiTheme="majorEastAsia" w:hint="eastAsia"/>
                 <w:sz w:val="20"/>
                 <w:szCs w:val="20"/>
               </w:rPr>
-            </w:pPr>
-            <w:proofErr w:type="spellStart"/>
-            <w:r>
-              <w:rPr>
-                <w:rFonts w:asciiTheme="majorEastAsia" w:eastAsiaTheme="majorEastAsia" w:hAnsiTheme="majorEastAsia" w:hint="eastAsia"/>
-                <w:sz w:val="20"/>
-                <w:szCs w:val="20"/>
-              </w:rPr>
               <w:t>Processpacket</w:t>
             </w:r>
             <w:proofErr w:type="spellEnd"/>
@@ -19850,9 +19789,6 @@
               <w:widowControl/>
               <w:wordWrap/>
               <w:autoSpaceDE/>
-              <w:rPr>
-                <w:rFonts w:hint="eastAsia"/>
-              </w:rPr>
             </w:pPr>
             <w:r>
               <w:rPr>
@@ -19879,9 +19815,6 @@
               <w:widowControl/>
               <w:wordWrap/>
               <w:autoSpaceDE/>
-              <w:rPr>
-                <w:rFonts w:hint="eastAsia"/>
-              </w:rPr>
             </w:pPr>
             <w:r>
               <w:rPr>
@@ -19895,9 +19828,6 @@
               <w:widowControl/>
               <w:wordWrap/>
               <w:autoSpaceDE/>
-              <w:rPr>
-                <w:rFonts w:hint="eastAsia"/>
-              </w:rPr>
             </w:pPr>
           </w:p>
         </w:tc>
@@ -19917,9 +19847,6 @@
               <w:widowControl/>
               <w:wordWrap/>
               <w:autoSpaceDE/>
-              <w:rPr>
-                <w:rFonts w:hint="eastAsia"/>
-              </w:rPr>
             </w:pPr>
             <w:r>
               <w:rPr>
@@ -19946,7 +19873,6 @@
               <w:wordWrap/>
               <w:autoSpaceDE/>
               <w:rPr>
-                <w:rFonts w:hint="eastAsia"/>
                 <w:color w:val="960000"/>
                 <w:sz w:val="14"/>
                 <w:szCs w:val="14"/>
@@ -19965,7 +19891,6 @@
               <w:wordWrap/>
               <w:autoSpaceDE/>
               <w:rPr>
-                <w:rFonts w:hint="eastAsia"/>
                 <w:color w:val="960000"/>
                 <w:sz w:val="16"/>
                 <w:szCs w:val="16"/>
@@ -19988,9 +19913,6 @@
               <w:widowControl/>
               <w:wordWrap/>
               <w:autoSpaceDE/>
-              <w:rPr>
-                <w:rFonts w:hint="eastAsia"/>
-              </w:rPr>
             </w:pPr>
             <w:r>
               <w:rPr>
@@ -20019,9 +19941,6 @@
               <w:widowControl/>
               <w:wordWrap/>
               <w:autoSpaceDE/>
-              <w:rPr>
-                <w:rFonts w:hint="eastAsia"/>
-              </w:rPr>
             </w:pPr>
             <w:r>
               <w:rPr>
@@ -20047,9 +19966,6 @@
               <w:widowControl/>
               <w:wordWrap/>
               <w:autoSpaceDE/>
-              <w:rPr>
-                <w:rFonts w:hint="eastAsia"/>
-              </w:rPr>
             </w:pPr>
             <w:r>
               <w:rPr>
@@ -20064,7 +19980,6 @@
               <w:wordWrap/>
               <w:autoSpaceDE/>
               <w:rPr>
-                <w:rFonts w:hint="eastAsia"/>
                 <w:sz w:val="20"/>
                 <w:szCs w:val="20"/>
               </w:rPr>
@@ -20085,9 +20000,6 @@
               <w:widowControl/>
               <w:wordWrap/>
               <w:autoSpaceDE/>
-              <w:rPr>
-                <w:rFonts w:hint="eastAsia"/>
-              </w:rPr>
             </w:pPr>
             <w:r>
               <w:rPr>
@@ -20123,9 +20035,6 @@
               <w:widowControl/>
               <w:wordWrap/>
               <w:autoSpaceDE/>
-              <w:rPr>
-                <w:rFonts w:hint="eastAsia"/>
-              </w:rPr>
             </w:pPr>
             <w:r>
               <w:rPr>
@@ -20159,9 +20068,6 @@
               <w:wordWrap/>
               <w:autoSpaceDE/>
               <w:jc w:val="center"/>
-              <w:rPr>
-                <w:rFonts w:hint="eastAsia"/>
-              </w:rPr>
             </w:pPr>
             <w:r>
               <w:rPr>
@@ -20193,9 +20099,6 @@
               <w:widowControl/>
               <w:wordWrap/>
               <w:autoSpaceDE/>
-              <w:rPr>
-                <w:rFonts w:hint="eastAsia"/>
-              </w:rPr>
             </w:pPr>
             <w:r>
               <w:rPr>
@@ -20210,7 +20113,6 @@
               <w:wordWrap/>
               <w:autoSpaceDE/>
               <w:rPr>
-                <w:rFonts w:hint="eastAsia"/>
                 <w:sz w:val="20"/>
                 <w:szCs w:val="20"/>
               </w:rPr>
@@ -20230,18 +20132,18 @@
               <w:wordWrap/>
               <w:autoSpaceDE/>
               <w:rPr>
+                <w:rFonts w:asciiTheme="majorEastAsia" w:eastAsiaTheme="majorEastAsia" w:hAnsiTheme="majorEastAsia"/>
+                <w:sz w:val="20"/>
+                <w:szCs w:val="20"/>
+              </w:rPr>
+            </w:pPr>
+            <w:proofErr w:type="spellStart"/>
+            <w:r>
+              <w:rPr>
                 <w:rFonts w:asciiTheme="majorEastAsia" w:eastAsiaTheme="majorEastAsia" w:hAnsiTheme="majorEastAsia" w:hint="eastAsia"/>
                 <w:sz w:val="20"/>
                 <w:szCs w:val="20"/>
               </w:rPr>
-            </w:pPr>
-            <w:proofErr w:type="spellStart"/>
-            <w:r>
-              <w:rPr>
-                <w:rFonts w:asciiTheme="majorEastAsia" w:eastAsiaTheme="majorEastAsia" w:hAnsiTheme="majorEastAsia" w:hint="eastAsia"/>
-                <w:sz w:val="20"/>
-                <w:szCs w:val="20"/>
-              </w:rPr>
               <w:t>Processpacket</w:t>
             </w:r>
             <w:proofErr w:type="spellEnd"/>
@@ -20251,9 +20153,6 @@
               <w:widowControl/>
               <w:wordWrap/>
               <w:autoSpaceDE/>
-              <w:rPr>
-                <w:rFonts w:hint="eastAsia"/>
-              </w:rPr>
             </w:pPr>
             <w:r>
               <w:rPr>
@@ -20280,9 +20179,6 @@
               <w:widowControl/>
               <w:wordWrap/>
               <w:autoSpaceDE/>
-              <w:rPr>
-                <w:rFonts w:hint="eastAsia"/>
-              </w:rPr>
             </w:pPr>
             <w:r>
               <w:rPr>
@@ -20296,9 +20192,6 @@
               <w:widowControl/>
               <w:wordWrap/>
               <w:autoSpaceDE/>
-              <w:rPr>
-                <w:rFonts w:hint="eastAsia"/>
-              </w:rPr>
             </w:pPr>
           </w:p>
         </w:tc>
@@ -20318,9 +20211,6 @@
               <w:widowControl/>
               <w:wordWrap/>
               <w:autoSpaceDE/>
-              <w:rPr>
-                <w:rFonts w:hint="eastAsia"/>
-              </w:rPr>
             </w:pPr>
             <w:r>
               <w:rPr>
@@ -20347,7 +20237,6 @@
               <w:wordWrap/>
               <w:autoSpaceDE/>
               <w:rPr>
-                <w:rFonts w:hint="eastAsia"/>
                 <w:color w:val="960000"/>
                 <w:sz w:val="14"/>
                 <w:szCs w:val="14"/>
@@ -20366,7 +20255,6 @@
               <w:wordWrap/>
               <w:autoSpaceDE/>
               <w:rPr>
-                <w:rFonts w:hint="eastAsia"/>
                 <w:color w:val="960000"/>
                 <w:sz w:val="16"/>
                 <w:szCs w:val="16"/>
@@ -20389,9 +20277,6 @@
               <w:widowControl/>
               <w:wordWrap/>
               <w:autoSpaceDE/>
-              <w:rPr>
-                <w:rFonts w:hint="eastAsia"/>
-              </w:rPr>
             </w:pPr>
             <w:r>
               <w:rPr>
@@ -20420,9 +20305,6 @@
               <w:widowControl/>
               <w:wordWrap/>
               <w:autoSpaceDE/>
-              <w:rPr>
-                <w:rFonts w:hint="eastAsia"/>
-              </w:rPr>
             </w:pPr>
             <w:r>
               <w:rPr>
@@ -20448,9 +20330,6 @@
               <w:widowControl/>
               <w:wordWrap/>
               <w:autoSpaceDE/>
-              <w:rPr>
-                <w:rFonts w:hint="eastAsia"/>
-              </w:rPr>
             </w:pPr>
             <w:r>
               <w:rPr>
@@ -20476,9 +20355,6 @@
               <w:widowControl/>
               <w:wordWrap/>
               <w:autoSpaceDE/>
-              <w:rPr>
-                <w:rFonts w:hint="eastAsia"/>
-              </w:rPr>
             </w:pPr>
             <w:r>
               <w:rPr>
@@ -20510,9 +20386,6 @@
               <w:widowControl/>
               <w:wordWrap/>
               <w:autoSpaceDE/>
-              <w:rPr>
-                <w:rFonts w:hint="eastAsia"/>
-              </w:rPr>
             </w:pPr>
             <w:r>
               <w:rPr>
@@ -20538,9 +20411,6 @@
               <w:widowControl/>
               <w:wordWrap/>
               <w:autoSpaceDE/>
-              <w:rPr>
-                <w:rFonts w:hint="eastAsia"/>
-              </w:rPr>
             </w:pPr>
             <w:r>
               <w:rPr>
@@ -20566,9 +20436,6 @@
               <w:widowControl/>
               <w:wordWrap/>
               <w:autoSpaceDE/>
-              <w:rPr>
-                <w:rFonts w:hint="eastAsia"/>
-              </w:rPr>
             </w:pPr>
             <w:r>
               <w:rPr>
@@ -20595,7 +20462,6 @@
               <w:wordWrap/>
               <w:autoSpaceDE/>
               <w:rPr>
-                <w:rFonts w:hint="eastAsia"/>
                 <w:color w:val="960000"/>
                 <w:sz w:val="14"/>
                 <w:szCs w:val="14"/>
@@ -20614,7 +20480,6 @@
               <w:wordWrap/>
               <w:autoSpaceDE/>
               <w:rPr>
-                <w:rFonts w:hint="eastAsia"/>
                 <w:color w:val="960000"/>
                 <w:sz w:val="16"/>
                 <w:szCs w:val="16"/>
@@ -20637,9 +20502,6 @@
               <w:widowControl/>
               <w:wordWrap/>
               <w:autoSpaceDE/>
-              <w:rPr>
-                <w:rFonts w:hint="eastAsia"/>
-              </w:rPr>
             </w:pPr>
             <w:r>
               <w:rPr>
@@ -20668,9 +20530,6 @@
               <w:widowControl/>
               <w:wordWrap/>
               <w:autoSpaceDE/>
-              <w:rPr>
-                <w:rFonts w:hint="eastAsia"/>
-              </w:rPr>
             </w:pPr>
             <w:r>
               <w:rPr>
@@ -20696,9 +20555,6 @@
               <w:widowControl/>
               <w:wordWrap/>
               <w:autoSpaceDE/>
-              <w:rPr>
-                <w:rFonts w:hint="eastAsia"/>
-              </w:rPr>
             </w:pPr>
             <w:r>
               <w:rPr>
@@ -20724,9 +20580,6 @@
               <w:widowControl/>
               <w:wordWrap/>
               <w:autoSpaceDE/>
-              <w:rPr>
-                <w:rFonts w:hint="eastAsia"/>
-              </w:rPr>
             </w:pPr>
             <w:r>
               <w:rPr>
@@ -23684,6 +23537,7 @@
   <w:style w:type="character" w:default="1" w:styleId="a0">
     <w:name w:val="Default Paragraph Font"/>
     <w:uiPriority w:val="1"/>
+    <w:semiHidden/>
     <w:unhideWhenUsed/>
   </w:style>
   <w:style w:type="table" w:default="1" w:styleId="a1">
